--- a/report/7COM1079_Group_A104_Report.docx
+++ b/report/7COM1079_Group_A104_Report.docx
@@ -408,75 +408,8 @@
         <w:pStyle w:val="ListParagraph"/>
         <w:rPr>
           <w:rFonts w:ascii="Times New Roman" w:eastAsia="Times New Roman" w:hAnsi="Times New Roman" w:cs="Times New Roman"/>
-          <w:i/>
-          <w:highlight w:val="yellow"/>
-        </w:rPr>
-      </w:pPr>
-      <w:r>
-        <w:rPr>
-          <w:rStyle w:val="Strong"/>
-          <w:rFonts w:ascii="Times New Roman" w:eastAsia="Times New Roman" w:hAnsi="Times New Roman" w:cs="Times New Roman"/>
-          <w:i/>
-          <w:highlight w:val="yellow"/>
-        </w:rPr>
-        <w:t>Please make sure</w:t>
-      </w:r>
-      <w:r>
-        <w:rPr>
-          <w:rFonts w:ascii="Times New Roman" w:eastAsia="Times New Roman" w:hAnsi="Times New Roman" w:cs="Times New Roman"/>
-          <w:i/>
-          <w:highlight w:val="yellow"/>
-        </w:rPr>
-        <w:t xml:space="preserve"> the document spelled correctly (including image labels, section headings, and table of contents</w:t>
-      </w:r>
-      <w:r>
-        <w:rPr>
-          <w:rFonts w:ascii="Times New Roman" w:eastAsia="Times New Roman" w:hAnsi="Times New Roman" w:cs="Times New Roman"/>
-          <w:i/>
-          <w:highlight w:val="yellow"/>
-        </w:rPr>
-        <w:t>)</w:t>
-      </w:r>
-      <w:r>
-        <w:rPr>
-          <w:rFonts w:ascii="Times New Roman" w:eastAsia="Times New Roman" w:hAnsi="Times New Roman" w:cs="Times New Roman"/>
-          <w:i/>
-          <w:highlight w:val="yellow"/>
-        </w:rPr>
-        <w:t>.</w:t>
-      </w:r>
-      <w:r>
-        <w:rPr>
-          <w:rFonts w:ascii="Times New Roman" w:eastAsia="Times New Roman" w:hAnsi="Times New Roman" w:cs="Times New Roman"/>
-          <w:i/>
-          <w:highlight w:val="yellow"/>
-        </w:rPr>
-        <w:t xml:space="preserve"> Please use correct punctuation.</w:t>
-      </w:r>
-    </w:p>
-    <w:p>
-      <w:pPr>
-        <w:pStyle w:val="ListParagraph"/>
-        <w:rPr>
-          <w:rFonts w:ascii="Times New Roman" w:eastAsia="Times New Roman" w:hAnsi="Times New Roman" w:cs="Times New Roman"/>
-        </w:rPr>
-      </w:pPr>
-      <w:r>
-        <w:rPr>
-          <w:rFonts w:ascii="Times New Roman" w:eastAsia="Times New Roman" w:hAnsi="Times New Roman" w:cs="Times New Roman"/>
-          <w:i/>
-          <w:highlight w:val="yellow"/>
-        </w:rPr>
-        <w:t>Make sure your report is grammatically correct</w:t>
-      </w:r>
-      <w:r>
-        <w:rPr>
-          <w:rFonts w:ascii="Times New Roman" w:eastAsia="Times New Roman" w:hAnsi="Times New Roman" w:cs="Times New Roman"/>
-          <w:i/>
-          <w:highlight w:val="yellow"/>
-        </w:rPr>
-        <w:t>.</w:t>
-      </w:r>
+        </w:rPr>
+      </w:pPr>
       <w:r>
         <w:rPr>
           <w:rFonts w:ascii="Times New Roman" w:eastAsia="Times New Roman" w:hAnsi="Times New Roman" w:cs="Times New Roman"/>
@@ -512,6 +445,134 @@
           <w:rFonts w:ascii="Times New Roman" w:eastAsia="Times New Roman" w:hAnsi="Times New Roman" w:cs="Times New Roman"/>
         </w:rPr>
       </w:pPr>
+    </w:p>
+    <w:p>
+      <w:pPr>
+        <w:jc w:val="center"/>
+        <w:rPr>
+          <w:rFonts w:ascii="Times New Roman" w:eastAsia="Times New Roman" w:hAnsi="Times New Roman" w:cs="Times New Roman"/>
+        </w:rPr>
+      </w:pPr>
+    </w:p>
+    <w:p>
+      <w:pPr>
+        <w:jc w:val="center"/>
+        <w:rPr>
+          <w:rFonts w:ascii="Times New Roman" w:eastAsia="Times New Roman" w:hAnsi="Times New Roman" w:cs="Times New Roman"/>
+        </w:rPr>
+      </w:pPr>
+    </w:p>
+    <w:p>
+      <w:pPr>
+        <w:jc w:val="center"/>
+        <w:rPr>
+          <w:rFonts w:ascii="Times New Roman" w:eastAsia="Times New Roman" w:hAnsi="Times New Roman" w:cs="Times New Roman"/>
+        </w:rPr>
+      </w:pPr>
+    </w:p>
+    <w:p>
+      <w:pPr>
+        <w:jc w:val="center"/>
+        <w:rPr>
+          <w:rFonts w:ascii="Times New Roman" w:eastAsia="Times New Roman" w:hAnsi="Times New Roman" w:cs="Times New Roman"/>
+        </w:rPr>
+      </w:pPr>
+    </w:p>
+    <w:p>
+      <w:pPr>
+        <w:jc w:val="center"/>
+        <w:rPr>
+          <w:rFonts w:ascii="Times New Roman" w:eastAsia="Times New Roman" w:hAnsi="Times New Roman" w:cs="Times New Roman"/>
+        </w:rPr>
+      </w:pPr>
+    </w:p>
+    <w:p>
+      <w:pPr>
+        <w:jc w:val="center"/>
+        <w:rPr>
+          <w:rFonts w:ascii="Times New Roman" w:eastAsia="Times New Roman" w:hAnsi="Times New Roman" w:cs="Times New Roman"/>
+        </w:rPr>
+      </w:pPr>
+    </w:p>
+    <w:p>
+      <w:pPr>
+        <w:jc w:val="center"/>
+        <w:rPr>
+          <w:rFonts w:ascii="Times New Roman" w:eastAsia="Times New Roman" w:hAnsi="Times New Roman" w:cs="Times New Roman"/>
+        </w:rPr>
+      </w:pPr>
+    </w:p>
+    <w:p>
+      <w:pPr>
+        <w:jc w:val="center"/>
+        <w:rPr>
+          <w:rFonts w:ascii="Times New Roman" w:eastAsia="Times New Roman" w:hAnsi="Times New Roman" w:cs="Times New Roman"/>
+        </w:rPr>
+      </w:pPr>
+    </w:p>
+    <w:p>
+      <w:pPr>
+        <w:jc w:val="center"/>
+        <w:rPr>
+          <w:rFonts w:ascii="Times New Roman" w:eastAsia="Times New Roman" w:hAnsi="Times New Roman" w:cs="Times New Roman"/>
+        </w:rPr>
+      </w:pPr>
+    </w:p>
+    <w:p>
+      <w:pPr>
+        <w:jc w:val="center"/>
+        <w:rPr>
+          <w:rFonts w:ascii="Times New Roman" w:eastAsia="Times New Roman" w:hAnsi="Times New Roman" w:cs="Times New Roman"/>
+        </w:rPr>
+      </w:pPr>
+    </w:p>
+    <w:p>
+      <w:pPr>
+        <w:jc w:val="center"/>
+        <w:rPr>
+          <w:rFonts w:ascii="Times New Roman" w:eastAsia="Times New Roman" w:hAnsi="Times New Roman" w:cs="Times New Roman"/>
+        </w:rPr>
+      </w:pPr>
+    </w:p>
+    <w:p>
+      <w:pPr>
+        <w:jc w:val="center"/>
+        <w:rPr>
+          <w:rFonts w:ascii="Times New Roman" w:eastAsia="Times New Roman" w:hAnsi="Times New Roman" w:cs="Times New Roman"/>
+        </w:rPr>
+      </w:pPr>
+    </w:p>
+    <w:p>
+      <w:pPr>
+        <w:jc w:val="center"/>
+        <w:rPr>
+          <w:rFonts w:ascii="Times New Roman" w:eastAsia="Times New Roman" w:hAnsi="Times New Roman" w:cs="Times New Roman"/>
+        </w:rPr>
+      </w:pPr>
+    </w:p>
+    <w:p>
+      <w:pPr>
+        <w:jc w:val="center"/>
+        <w:rPr>
+          <w:rFonts w:ascii="Times New Roman" w:eastAsia="Times New Roman" w:hAnsi="Times New Roman" w:cs="Times New Roman"/>
+        </w:rPr>
+      </w:pPr>
+    </w:p>
+    <w:p>
+      <w:pPr>
+        <w:jc w:val="center"/>
+        <w:rPr>
+          <w:rFonts w:ascii="Times New Roman" w:eastAsia="Times New Roman" w:hAnsi="Times New Roman" w:cs="Times New Roman"/>
+        </w:rPr>
+      </w:pPr>
+    </w:p>
+    <w:p>
+      <w:pPr>
+        <w:jc w:val="center"/>
+        <w:rPr>
+          <w:rFonts w:ascii="Times New Roman" w:eastAsia="Times New Roman" w:hAnsi="Times New Roman" w:cs="Times New Roman"/>
+        </w:rPr>
+      </w:pPr>
       <w:r>
         <w:rPr>
           <w:rFonts w:ascii="Times New Roman" w:eastAsia="Times New Roman" w:hAnsi="Times New Roman" w:cs="Times New Roman"/>
@@ -571,6 +632,8 @@
       <w:r>
         <w:rPr>
           <w:rFonts w:ascii="Times New Roman" w:eastAsia="Times New Roman" w:hAnsi="Times New Roman" w:cs="Times New Roman"/>
+          <w:b/>
+          <w:bCs/>
         </w:rPr>
         <w:t>Table of Contents</w:t>
       </w:r>
@@ -623,6 +686,9 @@
           <w:ilvl w:val="0"/>
           <w:numId w:val="33"/>
         </w:numPr>
+        <w:tabs>
+          <w:tab w:val="left" w:leader="dot" w:pos="8618"/>
+        </w:tabs>
         <w:rPr>
           <w:rFonts w:ascii="Times New Roman" w:eastAsia="Times New Roman" w:hAnsi="Times New Roman" w:cs="Times New Roman"/>
         </w:rPr>
@@ -632,6 +698,13 @@
           <w:rFonts w:ascii="Times New Roman" w:eastAsia="Times New Roman" w:hAnsi="Times New Roman" w:cs="Times New Roman"/>
         </w:rPr>
         <w:t xml:space="preserve">Introduction </w:t>
+      </w:r>
+      <w:r>
+        <w:rPr>
+          <w:rFonts w:ascii="Times New Roman" w:eastAsia="Times New Roman" w:hAnsi="Times New Roman" w:cs="Times New Roman"/>
+        </w:rPr>
+        <w:tab/>
+        <w:t>3</w:t>
       </w:r>
     </w:p>
     <w:p>
@@ -641,6 +714,9 @@
           <w:ilvl w:val="1"/>
           <w:numId w:val="33"/>
         </w:numPr>
+        <w:tabs>
+          <w:tab w:val="left" w:leader="dot" w:pos="8618"/>
+        </w:tabs>
         <w:ind w:hanging="720"/>
         <w:rPr>
           <w:rFonts w:ascii="Times New Roman" w:eastAsia="Times New Roman" w:hAnsi="Times New Roman" w:cs="Times New Roman"/>
@@ -651,6 +727,18 @@
           <w:rFonts w:ascii="Times New Roman" w:eastAsia="Times New Roman" w:hAnsi="Times New Roman" w:cs="Times New Roman"/>
         </w:rPr>
         <w:t>Problem statement and research motivation</w:t>
+      </w:r>
+      <w:r>
+        <w:rPr>
+          <w:rFonts w:ascii="Times New Roman" w:eastAsia="Times New Roman" w:hAnsi="Times New Roman" w:cs="Times New Roman"/>
+        </w:rPr>
+        <w:tab/>
+      </w:r>
+      <w:r>
+        <w:rPr>
+          <w:rFonts w:ascii="Times New Roman" w:eastAsia="Times New Roman" w:hAnsi="Times New Roman" w:cs="Times New Roman"/>
+        </w:rPr>
+        <w:t>3</w:t>
       </w:r>
     </w:p>
     <w:p>
@@ -660,6 +748,9 @@
           <w:ilvl w:val="1"/>
           <w:numId w:val="33"/>
         </w:numPr>
+        <w:tabs>
+          <w:tab w:val="left" w:leader="dot" w:pos="8618"/>
+        </w:tabs>
         <w:ind w:hanging="720"/>
         <w:rPr>
           <w:rFonts w:ascii="Times New Roman" w:eastAsia="Times New Roman" w:hAnsi="Times New Roman" w:cs="Times New Roman"/>
@@ -670,6 +761,18 @@
           <w:rFonts w:ascii="Times New Roman" w:eastAsia="Times New Roman" w:hAnsi="Times New Roman" w:cs="Times New Roman"/>
         </w:rPr>
         <w:t>The data set</w:t>
+      </w:r>
+      <w:r>
+        <w:rPr>
+          <w:rFonts w:ascii="Times New Roman" w:eastAsia="Times New Roman" w:hAnsi="Times New Roman" w:cs="Times New Roman"/>
+        </w:rPr>
+        <w:tab/>
+      </w:r>
+      <w:r>
+        <w:rPr>
+          <w:rFonts w:ascii="Times New Roman" w:eastAsia="Times New Roman" w:hAnsi="Times New Roman" w:cs="Times New Roman"/>
+        </w:rPr>
+        <w:t>3</w:t>
       </w:r>
     </w:p>
     <w:p>
@@ -679,6 +782,9 @@
           <w:ilvl w:val="1"/>
           <w:numId w:val="33"/>
         </w:numPr>
+        <w:tabs>
+          <w:tab w:val="left" w:leader="dot" w:pos="8618"/>
+        </w:tabs>
         <w:ind w:hanging="720"/>
         <w:rPr>
           <w:rFonts w:ascii="Times New Roman" w:eastAsia="Times New Roman" w:hAnsi="Times New Roman" w:cs="Times New Roman"/>
@@ -689,6 +795,18 @@
           <w:rFonts w:ascii="Times New Roman" w:eastAsia="Times New Roman" w:hAnsi="Times New Roman" w:cs="Times New Roman"/>
         </w:rPr>
         <w:t>Research question</w:t>
+      </w:r>
+      <w:r>
+        <w:rPr>
+          <w:rFonts w:ascii="Times New Roman" w:eastAsia="Times New Roman" w:hAnsi="Times New Roman" w:cs="Times New Roman"/>
+        </w:rPr>
+        <w:tab/>
+      </w:r>
+      <w:r>
+        <w:rPr>
+          <w:rFonts w:ascii="Times New Roman" w:eastAsia="Times New Roman" w:hAnsi="Times New Roman" w:cs="Times New Roman"/>
+        </w:rPr>
+        <w:t>3</w:t>
       </w:r>
     </w:p>
     <w:p>
@@ -698,6 +816,9 @@
           <w:ilvl w:val="1"/>
           <w:numId w:val="33"/>
         </w:numPr>
+        <w:tabs>
+          <w:tab w:val="left" w:leader="dot" w:pos="8618"/>
+        </w:tabs>
         <w:ind w:hanging="720"/>
         <w:rPr>
           <w:rFonts w:ascii="Times New Roman" w:eastAsia="Times New Roman" w:hAnsi="Times New Roman" w:cs="Times New Roman"/>
@@ -707,11 +828,26 @@
         <w:rPr>
           <w:rFonts w:ascii="Times New Roman" w:eastAsia="Times New Roman" w:hAnsi="Times New Roman" w:cs="Times New Roman"/>
         </w:rPr>
-        <w:t xml:space="preserve">Null hypothesis and alternative hypothesis (H0/H1) </w:t>
-      </w:r>
-    </w:p>
-    <w:p>
-      <w:pPr>
+        <w:t>Null hypothesis and alternative hypothesis (H0/H1)</w:t>
+      </w:r>
+      <w:r>
+        <w:rPr>
+          <w:rFonts w:ascii="Times New Roman" w:eastAsia="Times New Roman" w:hAnsi="Times New Roman" w:cs="Times New Roman"/>
+        </w:rPr>
+        <w:tab/>
+      </w:r>
+      <w:r>
+        <w:rPr>
+          <w:rFonts w:ascii="Times New Roman" w:eastAsia="Times New Roman" w:hAnsi="Times New Roman" w:cs="Times New Roman"/>
+        </w:rPr>
+        <w:t>3</w:t>
+      </w:r>
+    </w:p>
+    <w:p>
+      <w:pPr>
+        <w:tabs>
+          <w:tab w:val="left" w:leader="dot" w:pos="8618"/>
+        </w:tabs>
         <w:ind w:left="1440"/>
         <w:rPr>
           <w:rFonts w:ascii="Times New Roman" w:eastAsia="Times New Roman" w:hAnsi="Times New Roman" w:cs="Times New Roman"/>
@@ -731,6 +867,9 @@
           <w:ilvl w:val="0"/>
           <w:numId w:val="33"/>
         </w:numPr>
+        <w:tabs>
+          <w:tab w:val="left" w:leader="dot" w:pos="8618"/>
+        </w:tabs>
         <w:rPr>
           <w:rFonts w:ascii="Times New Roman" w:eastAsia="Times New Roman" w:hAnsi="Times New Roman" w:cs="Times New Roman"/>
         </w:rPr>
@@ -740,6 +879,12 @@
           <w:rFonts w:ascii="Times New Roman" w:eastAsia="Times New Roman" w:hAnsi="Times New Roman" w:cs="Times New Roman"/>
         </w:rPr>
         <w:t>Background research</w:t>
+      </w:r>
+      <w:r>
+        <w:rPr>
+          <w:rFonts w:ascii="Times New Roman" w:eastAsia="Times New Roman" w:hAnsi="Times New Roman" w:cs="Times New Roman"/>
+        </w:rPr>
+        <w:tab/>
       </w:r>
     </w:p>
     <w:p>
@@ -749,6 +894,9 @@
           <w:ilvl w:val="1"/>
           <w:numId w:val="33"/>
         </w:numPr>
+        <w:tabs>
+          <w:tab w:val="left" w:leader="dot" w:pos="8618"/>
+        </w:tabs>
         <w:ind w:hanging="720"/>
         <w:rPr>
           <w:rFonts w:ascii="Times New Roman" w:eastAsia="Times New Roman" w:hAnsi="Times New Roman" w:cs="Times New Roman"/>
@@ -759,6 +907,12 @@
           <w:rFonts w:ascii="Times New Roman" w:eastAsia="Times New Roman" w:hAnsi="Times New Roman" w:cs="Times New Roman"/>
         </w:rPr>
         <w:t>Research papers (at least 3 relevant to your topic / DS)</w:t>
+      </w:r>
+      <w:r>
+        <w:rPr>
+          <w:rFonts w:ascii="Times New Roman" w:eastAsia="Times New Roman" w:hAnsi="Times New Roman" w:cs="Times New Roman"/>
+        </w:rPr>
+        <w:tab/>
       </w:r>
     </w:p>
     <w:p>
@@ -768,6 +922,9 @@
           <w:ilvl w:val="1"/>
           <w:numId w:val="33"/>
         </w:numPr>
+        <w:tabs>
+          <w:tab w:val="left" w:leader="dot" w:pos="8618"/>
+        </w:tabs>
         <w:ind w:hanging="720"/>
         <w:rPr>
           <w:rFonts w:ascii="Times New Roman" w:eastAsia="Times New Roman" w:hAnsi="Times New Roman" w:cs="Times New Roman"/>
@@ -779,9 +936,18 @@
         </w:rPr>
         <w:t>Why RQ is of interest (research gap and future directions according to the literature)</w:t>
       </w:r>
-    </w:p>
-    <w:p>
-      <w:pPr>
+      <w:r>
+        <w:rPr>
+          <w:rFonts w:ascii="Times New Roman" w:eastAsia="Times New Roman" w:hAnsi="Times New Roman" w:cs="Times New Roman"/>
+        </w:rPr>
+        <w:tab/>
+      </w:r>
+    </w:p>
+    <w:p>
+      <w:pPr>
+        <w:tabs>
+          <w:tab w:val="left" w:leader="dot" w:pos="8618"/>
+        </w:tabs>
         <w:ind w:left="1440"/>
         <w:rPr>
           <w:rFonts w:ascii="Times New Roman" w:eastAsia="Times New Roman" w:hAnsi="Times New Roman" w:cs="Times New Roman"/>
@@ -801,6 +967,9 @@
           <w:ilvl w:val="0"/>
           <w:numId w:val="33"/>
         </w:numPr>
+        <w:tabs>
+          <w:tab w:val="left" w:leader="dot" w:pos="8618"/>
+        </w:tabs>
         <w:rPr>
           <w:rFonts w:ascii="Times New Roman" w:eastAsia="Times New Roman" w:hAnsi="Times New Roman" w:cs="Times New Roman"/>
         </w:rPr>
@@ -810,6 +979,12 @@
           <w:rFonts w:ascii="Times New Roman" w:eastAsia="Times New Roman" w:hAnsi="Times New Roman" w:cs="Times New Roman"/>
         </w:rPr>
         <w:t>Visualisation</w:t>
+      </w:r>
+      <w:r>
+        <w:rPr>
+          <w:rFonts w:ascii="Times New Roman" w:eastAsia="Times New Roman" w:hAnsi="Times New Roman" w:cs="Times New Roman"/>
+        </w:rPr>
+        <w:tab/>
       </w:r>
     </w:p>
     <w:p>
@@ -819,6 +994,9 @@
           <w:ilvl w:val="1"/>
           <w:numId w:val="33"/>
         </w:numPr>
+        <w:tabs>
+          <w:tab w:val="left" w:leader="dot" w:pos="8618"/>
+        </w:tabs>
         <w:ind w:hanging="720"/>
         <w:rPr>
           <w:rFonts w:ascii="Times New Roman" w:eastAsia="Times New Roman" w:hAnsi="Times New Roman" w:cs="Times New Roman"/>
@@ -887,6 +1065,13 @@
           <w:i/>
         </w:rPr>
         <w:t>)</w:t>
+      </w:r>
+      <w:r>
+        <w:rPr>
+          <w:rFonts w:ascii="Times New Roman" w:eastAsia="Times New Roman" w:hAnsi="Times New Roman" w:cs="Times New Roman"/>
+          <w:i/>
+        </w:rPr>
+        <w:tab/>
       </w:r>
     </w:p>
     <w:p>
@@ -896,6 +1081,9 @@
           <w:ilvl w:val="1"/>
           <w:numId w:val="33"/>
         </w:numPr>
+        <w:tabs>
+          <w:tab w:val="left" w:leader="dot" w:pos="8618"/>
+        </w:tabs>
         <w:ind w:hanging="720"/>
         <w:rPr>
           <w:rFonts w:ascii="Times New Roman" w:eastAsia="Times New Roman" w:hAnsi="Times New Roman" w:cs="Times New Roman"/>
@@ -954,6 +1142,14 @@
           <w:iCs/>
         </w:rPr>
         <w:t>)</w:t>
+      </w:r>
+      <w:r>
+        <w:rPr>
+          <w:rFonts w:ascii="Times New Roman" w:eastAsia="Times New Roman" w:hAnsi="Times New Roman" w:cs="Times New Roman"/>
+          <w:i/>
+          <w:iCs/>
+        </w:rPr>
+        <w:tab/>
       </w:r>
     </w:p>
     <w:p>
@@ -963,6 +1159,9 @@
           <w:ilvl w:val="1"/>
           <w:numId w:val="33"/>
         </w:numPr>
+        <w:tabs>
+          <w:tab w:val="left" w:leader="dot" w:pos="8618"/>
+        </w:tabs>
         <w:ind w:hanging="720"/>
         <w:rPr>
           <w:rFonts w:ascii="Times New Roman" w:eastAsia="Times New Roman" w:hAnsi="Times New Roman" w:cs="Times New Roman"/>
@@ -974,9 +1173,18 @@
         </w:rPr>
         <w:t>Useful information for the data understanding</w:t>
       </w:r>
-    </w:p>
-    <w:p>
-      <w:pPr>
+      <w:r>
+        <w:rPr>
+          <w:rFonts w:ascii="Times New Roman" w:eastAsia="Times New Roman" w:hAnsi="Times New Roman" w:cs="Times New Roman"/>
+        </w:rPr>
+        <w:tab/>
+      </w:r>
+    </w:p>
+    <w:p>
+      <w:pPr>
+        <w:tabs>
+          <w:tab w:val="left" w:leader="dot" w:pos="8618"/>
+        </w:tabs>
         <w:ind w:left="1440"/>
         <w:rPr>
           <w:rFonts w:ascii="Times New Roman" w:eastAsia="Times New Roman" w:hAnsi="Times New Roman" w:cs="Times New Roman"/>
@@ -996,6 +1204,9 @@
           <w:ilvl w:val="0"/>
           <w:numId w:val="33"/>
         </w:numPr>
+        <w:tabs>
+          <w:tab w:val="left" w:leader="dot" w:pos="8618"/>
+        </w:tabs>
         <w:rPr>
           <w:rFonts w:ascii="Times New Roman" w:eastAsia="Times New Roman" w:hAnsi="Times New Roman" w:cs="Times New Roman"/>
         </w:rPr>
@@ -1005,6 +1216,12 @@
           <w:rFonts w:ascii="Times New Roman" w:eastAsia="Times New Roman" w:hAnsi="Times New Roman" w:cs="Times New Roman"/>
         </w:rPr>
         <w:t>Analysis</w:t>
+      </w:r>
+      <w:r>
+        <w:rPr>
+          <w:rFonts w:ascii="Times New Roman" w:eastAsia="Times New Roman" w:hAnsi="Times New Roman" w:cs="Times New Roman"/>
+        </w:rPr>
+        <w:tab/>
       </w:r>
     </w:p>
     <w:p>
@@ -1014,6 +1231,9 @@
           <w:ilvl w:val="1"/>
           <w:numId w:val="33"/>
         </w:numPr>
+        <w:tabs>
+          <w:tab w:val="left" w:leader="dot" w:pos="8618"/>
+        </w:tabs>
         <w:ind w:hanging="720"/>
         <w:rPr>
           <w:rFonts w:ascii="Times New Roman" w:eastAsia="Times New Roman" w:hAnsi="Times New Roman" w:cs="Times New Roman"/>
@@ -1030,6 +1250,12 @@
           <w:rFonts w:ascii="Times New Roman" w:eastAsia="Times New Roman" w:hAnsi="Times New Roman" w:cs="Times New Roman"/>
         </w:rPr>
         <w:t xml:space="preserve"> and output</w:t>
+      </w:r>
+      <w:r>
+        <w:rPr>
+          <w:rFonts w:ascii="Times New Roman" w:eastAsia="Times New Roman" w:hAnsi="Times New Roman" w:cs="Times New Roman"/>
+        </w:rPr>
+        <w:tab/>
       </w:r>
     </w:p>
     <w:p>
@@ -1039,6 +1265,9 @@
           <w:ilvl w:val="1"/>
           <w:numId w:val="33"/>
         </w:numPr>
+        <w:tabs>
+          <w:tab w:val="left" w:leader="dot" w:pos="8618"/>
+        </w:tabs>
         <w:ind w:hanging="720"/>
         <w:rPr>
           <w:rFonts w:ascii="Times New Roman" w:eastAsia="Times New Roman" w:hAnsi="Times New Roman" w:cs="Times New Roman"/>
@@ -1072,6 +1301,18 @@
         </w:rPr>
         <w:t xml:space="preserve"> </w:t>
       </w:r>
+    </w:p>
+    <w:p>
+      <w:pPr>
+        <w:pStyle w:val="ListParagraph"/>
+        <w:tabs>
+          <w:tab w:val="left" w:leader="dot" w:pos="8618"/>
+        </w:tabs>
+        <w:ind w:left="1440"/>
+        <w:rPr>
+          <w:rFonts w:ascii="Times New Roman" w:eastAsia="Times New Roman" w:hAnsi="Times New Roman" w:cs="Times New Roman"/>
+        </w:rPr>
+      </w:pPr>
       <w:r>
         <w:rPr>
           <w:rFonts w:ascii="Times New Roman" w:eastAsia="Times New Roman" w:hAnsi="Times New Roman" w:cs="Times New Roman"/>
@@ -1082,11 +1323,14 @@
         <w:rPr>
           <w:rFonts w:ascii="Times New Roman" w:eastAsia="Times New Roman" w:hAnsi="Times New Roman" w:cs="Times New Roman"/>
         </w:rPr>
-        <w:t xml:space="preserve"> </w:t>
-      </w:r>
-    </w:p>
-    <w:p>
-      <w:pPr>
+        <w:tab/>
+      </w:r>
+    </w:p>
+    <w:p>
+      <w:pPr>
+        <w:tabs>
+          <w:tab w:val="left" w:leader="dot" w:pos="8618"/>
+        </w:tabs>
         <w:ind w:left="1440"/>
         <w:rPr>
           <w:rFonts w:ascii="Times New Roman" w:eastAsia="Times New Roman" w:hAnsi="Times New Roman" w:cs="Times New Roman"/>
@@ -1106,6 +1350,9 @@
           <w:ilvl w:val="0"/>
           <w:numId w:val="33"/>
         </w:numPr>
+        <w:tabs>
+          <w:tab w:val="left" w:leader="dot" w:pos="8618"/>
+        </w:tabs>
         <w:rPr>
           <w:rFonts w:ascii="Times New Roman" w:eastAsia="Times New Roman" w:hAnsi="Times New Roman" w:cs="Times New Roman"/>
         </w:rPr>
@@ -1115,6 +1362,12 @@
           <w:rFonts w:ascii="Times New Roman" w:eastAsia="Times New Roman" w:hAnsi="Times New Roman" w:cs="Times New Roman"/>
         </w:rPr>
         <w:t>Evaluation – group’s experience at 7COM1079</w:t>
+      </w:r>
+      <w:r>
+        <w:rPr>
+          <w:rFonts w:ascii="Times New Roman" w:eastAsia="Times New Roman" w:hAnsi="Times New Roman" w:cs="Times New Roman"/>
+        </w:rPr>
+        <w:tab/>
       </w:r>
     </w:p>
     <w:p>
@@ -1124,6 +1377,9 @@
           <w:ilvl w:val="1"/>
           <w:numId w:val="33"/>
         </w:numPr>
+        <w:tabs>
+          <w:tab w:val="left" w:leader="dot" w:pos="8618"/>
+        </w:tabs>
         <w:ind w:hanging="720"/>
         <w:rPr>
           <w:rFonts w:ascii="Times New Roman" w:eastAsia="Times New Roman" w:hAnsi="Times New Roman" w:cs="Times New Roman"/>
@@ -1134,6 +1390,12 @@
           <w:rFonts w:ascii="Times New Roman" w:eastAsia="Times New Roman" w:hAnsi="Times New Roman" w:cs="Times New Roman"/>
         </w:rPr>
         <w:t>What went well</w:t>
+      </w:r>
+      <w:r>
+        <w:rPr>
+          <w:rFonts w:ascii="Times New Roman" w:eastAsia="Times New Roman" w:hAnsi="Times New Roman" w:cs="Times New Roman"/>
+        </w:rPr>
+        <w:tab/>
       </w:r>
     </w:p>
     <w:p>
@@ -1143,6 +1405,9 @@
           <w:ilvl w:val="1"/>
           <w:numId w:val="33"/>
         </w:numPr>
+        <w:tabs>
+          <w:tab w:val="left" w:leader="dot" w:pos="8618"/>
+        </w:tabs>
         <w:ind w:hanging="720"/>
         <w:rPr>
           <w:rFonts w:ascii="Times New Roman" w:eastAsia="Times New Roman" w:hAnsi="Times New Roman" w:cs="Times New Roman"/>
@@ -1171,6 +1436,12 @@
           <w:rFonts w:ascii="Times New Roman" w:eastAsia="Times New Roman" w:hAnsi="Times New Roman" w:cs="Times New Roman"/>
         </w:rPr>
         <w:t>improvement</w:t>
+      </w:r>
+      <w:r>
+        <w:rPr>
+          <w:rFonts w:ascii="Times New Roman" w:eastAsia="Times New Roman" w:hAnsi="Times New Roman" w:cs="Times New Roman"/>
+        </w:rPr>
+        <w:tab/>
       </w:r>
     </w:p>
     <w:p>
@@ -1180,6 +1451,9 @@
           <w:ilvl w:val="1"/>
           <w:numId w:val="33"/>
         </w:numPr>
+        <w:tabs>
+          <w:tab w:val="left" w:leader="dot" w:pos="8618"/>
+        </w:tabs>
         <w:ind w:hanging="720"/>
         <w:rPr>
           <w:rFonts w:ascii="Times New Roman" w:eastAsia="Times New Roman" w:hAnsi="Times New Roman" w:cs="Times New Roman"/>
@@ -1190,6 +1464,12 @@
           <w:rFonts w:ascii="Times New Roman" w:eastAsia="Times New Roman" w:hAnsi="Times New Roman" w:cs="Times New Roman"/>
         </w:rPr>
         <w:t>Group’s time management</w:t>
+      </w:r>
+      <w:r>
+        <w:rPr>
+          <w:rFonts w:ascii="Times New Roman" w:eastAsia="Times New Roman" w:hAnsi="Times New Roman" w:cs="Times New Roman"/>
+        </w:rPr>
+        <w:tab/>
       </w:r>
     </w:p>
     <w:p>
@@ -1199,6 +1479,9 @@
           <w:ilvl w:val="1"/>
           <w:numId w:val="33"/>
         </w:numPr>
+        <w:tabs>
+          <w:tab w:val="left" w:leader="dot" w:pos="8618"/>
+        </w:tabs>
         <w:ind w:hanging="720"/>
         <w:rPr>
           <w:rFonts w:ascii="Times New Roman" w:eastAsia="Times New Roman" w:hAnsi="Times New Roman" w:cs="Times New Roman"/>
@@ -1209,6 +1492,12 @@
           <w:rFonts w:ascii="Times New Roman" w:eastAsia="Times New Roman" w:hAnsi="Times New Roman" w:cs="Times New Roman"/>
         </w:rPr>
         <w:t>Project’s overall judgement</w:t>
+      </w:r>
+      <w:r>
+        <w:rPr>
+          <w:rFonts w:ascii="Times New Roman" w:eastAsia="Times New Roman" w:hAnsi="Times New Roman" w:cs="Times New Roman"/>
+        </w:rPr>
+        <w:tab/>
       </w:r>
     </w:p>
     <w:p>
@@ -1218,6 +1507,9 @@
           <w:ilvl w:val="1"/>
           <w:numId w:val="33"/>
         </w:numPr>
+        <w:tabs>
+          <w:tab w:val="left" w:leader="dot" w:pos="8618"/>
+        </w:tabs>
         <w:ind w:hanging="720"/>
         <w:rPr>
           <w:rFonts w:ascii="Times New Roman" w:eastAsia="Times New Roman" w:hAnsi="Times New Roman" w:cs="Times New Roman"/>
@@ -1229,20 +1521,24 @@
         </w:rPr>
         <w:t>Comment on GitHub log output</w:t>
       </w:r>
-    </w:p>
-    <w:p>
-      <w:pPr>
+      <w:r>
+        <w:rPr>
+          <w:rFonts w:ascii="Times New Roman" w:eastAsia="Times New Roman" w:hAnsi="Times New Roman" w:cs="Times New Roman"/>
+        </w:rPr>
+        <w:tab/>
+      </w:r>
+    </w:p>
+    <w:p>
+      <w:pPr>
+        <w:pStyle w:val="ListParagraph"/>
+        <w:tabs>
+          <w:tab w:val="left" w:leader="dot" w:pos="8618"/>
+        </w:tabs>
         <w:ind w:left="1440"/>
         <w:rPr>
           <w:rFonts w:ascii="Times New Roman" w:eastAsia="Times New Roman" w:hAnsi="Times New Roman" w:cs="Times New Roman"/>
         </w:rPr>
       </w:pPr>
-      <w:r>
-        <w:rPr>
-          <w:rFonts w:ascii="Times New Roman" w:eastAsia="Times New Roman" w:hAnsi="Times New Roman" w:cs="Times New Roman"/>
-        </w:rPr>
-        <w:t xml:space="preserve"> </w:t>
-      </w:r>
     </w:p>
     <w:p>
       <w:pPr>
@@ -1251,6 +1547,9 @@
           <w:ilvl w:val="0"/>
           <w:numId w:val="33"/>
         </w:numPr>
+        <w:tabs>
+          <w:tab w:val="left" w:leader="dot" w:pos="8618"/>
+        </w:tabs>
         <w:rPr>
           <w:rFonts w:ascii="Times New Roman" w:eastAsia="Times New Roman" w:hAnsi="Times New Roman" w:cs="Times New Roman"/>
         </w:rPr>
@@ -1260,6 +1559,12 @@
           <w:rFonts w:ascii="Times New Roman" w:eastAsia="Times New Roman" w:hAnsi="Times New Roman" w:cs="Times New Roman"/>
         </w:rPr>
         <w:t>Conclusions</w:t>
+      </w:r>
+      <w:r>
+        <w:rPr>
+          <w:rFonts w:ascii="Times New Roman" w:eastAsia="Times New Roman" w:hAnsi="Times New Roman" w:cs="Times New Roman"/>
+        </w:rPr>
+        <w:tab/>
       </w:r>
     </w:p>
     <w:p>
@@ -1269,6 +1574,9 @@
           <w:ilvl w:val="1"/>
           <w:numId w:val="33"/>
         </w:numPr>
+        <w:tabs>
+          <w:tab w:val="left" w:leader="dot" w:pos="8618"/>
+        </w:tabs>
         <w:ind w:hanging="720"/>
         <w:rPr>
           <w:rFonts w:ascii="Times New Roman" w:eastAsia="Times New Roman" w:hAnsi="Times New Roman" w:cs="Times New Roman"/>
@@ -1279,6 +1587,12 @@
           <w:rFonts w:ascii="Times New Roman" w:eastAsia="Times New Roman" w:hAnsi="Times New Roman" w:cs="Times New Roman"/>
         </w:rPr>
         <w:t xml:space="preserve">Results explained. </w:t>
+      </w:r>
+      <w:r>
+        <w:rPr>
+          <w:rFonts w:ascii="Times New Roman" w:eastAsia="Times New Roman" w:hAnsi="Times New Roman" w:cs="Times New Roman"/>
+        </w:rPr>
+        <w:tab/>
       </w:r>
     </w:p>
     <w:p>
@@ -1288,6 +1602,9 @@
           <w:ilvl w:val="1"/>
           <w:numId w:val="33"/>
         </w:numPr>
+        <w:tabs>
+          <w:tab w:val="left" w:leader="dot" w:pos="8618"/>
+        </w:tabs>
         <w:ind w:hanging="720"/>
         <w:rPr>
           <w:rFonts w:ascii="Times New Roman" w:eastAsia="Times New Roman" w:hAnsi="Times New Roman" w:cs="Times New Roman"/>
@@ -1298,6 +1615,12 @@
           <w:rFonts w:ascii="Times New Roman" w:eastAsia="Times New Roman" w:hAnsi="Times New Roman" w:cs="Times New Roman"/>
         </w:rPr>
         <w:t xml:space="preserve">Interpretation of the results </w:t>
+      </w:r>
+      <w:r>
+        <w:rPr>
+          <w:rFonts w:ascii="Times New Roman" w:eastAsia="Times New Roman" w:hAnsi="Times New Roman" w:cs="Times New Roman"/>
+        </w:rPr>
+        <w:tab/>
       </w:r>
     </w:p>
     <w:p>
@@ -1307,6 +1630,9 @@
           <w:ilvl w:val="1"/>
           <w:numId w:val="33"/>
         </w:numPr>
+        <w:tabs>
+          <w:tab w:val="left" w:leader="dot" w:pos="8618"/>
+        </w:tabs>
         <w:ind w:hanging="720"/>
         <w:rPr>
           <w:rFonts w:ascii="Times New Roman" w:eastAsia="Times New Roman" w:hAnsi="Times New Roman" w:cs="Times New Roman"/>
@@ -1318,9 +1644,18 @@
         </w:rPr>
         <w:t xml:space="preserve">Reasons and/or implications for future work, limitations </w:t>
       </w:r>
-    </w:p>
-    <w:p>
-      <w:pPr>
+      <w:r>
+        <w:rPr>
+          <w:rFonts w:ascii="Times New Roman" w:eastAsia="Times New Roman" w:hAnsi="Times New Roman" w:cs="Times New Roman"/>
+        </w:rPr>
+        <w:tab/>
+      </w:r>
+    </w:p>
+    <w:p>
+      <w:pPr>
+        <w:tabs>
+          <w:tab w:val="left" w:leader="dot" w:pos="8618"/>
+        </w:tabs>
         <w:ind w:left="1440"/>
         <w:rPr>
           <w:rFonts w:ascii="Times New Roman" w:eastAsia="Times New Roman" w:hAnsi="Times New Roman" w:cs="Times New Roman"/>
@@ -1340,6 +1675,9 @@
           <w:ilvl w:val="0"/>
           <w:numId w:val="33"/>
         </w:numPr>
+        <w:tabs>
+          <w:tab w:val="left" w:leader="dot" w:pos="8618"/>
+        </w:tabs>
         <w:rPr>
           <w:rFonts w:ascii="Times New Roman" w:eastAsia="Times New Roman" w:hAnsi="Times New Roman" w:cs="Times New Roman"/>
         </w:rPr>
@@ -1350,9 +1688,18 @@
         </w:rPr>
         <w:t>Reference list</w:t>
       </w:r>
-    </w:p>
-    <w:p>
-      <w:pPr>
+      <w:r>
+        <w:rPr>
+          <w:rFonts w:ascii="Times New Roman" w:eastAsia="Times New Roman" w:hAnsi="Times New Roman" w:cs="Times New Roman"/>
+        </w:rPr>
+        <w:tab/>
+      </w:r>
+    </w:p>
+    <w:p>
+      <w:pPr>
+        <w:tabs>
+          <w:tab w:val="left" w:leader="dot" w:pos="8618"/>
+        </w:tabs>
         <w:ind w:left="720"/>
         <w:rPr>
           <w:rFonts w:ascii="Times New Roman" w:eastAsia="Times New Roman" w:hAnsi="Times New Roman" w:cs="Times New Roman"/>
@@ -1392,6 +1739,9 @@
           <w:ilvl w:val="0"/>
           <w:numId w:val="33"/>
         </w:numPr>
+        <w:tabs>
+          <w:tab w:val="left" w:leader="dot" w:pos="8618"/>
+        </w:tabs>
         <w:rPr>
           <w:rFonts w:ascii="Times New Roman" w:eastAsia="Times New Roman" w:hAnsi="Times New Roman" w:cs="Times New Roman"/>
           <w:color w:val="333333"/>
@@ -1408,6 +1758,12 @@
           <w:rFonts w:ascii="Times New Roman" w:eastAsia="Times New Roman" w:hAnsi="Times New Roman" w:cs="Times New Roman"/>
         </w:rPr>
         <w:t xml:space="preserve">ces </w:t>
+      </w:r>
+      <w:r>
+        <w:rPr>
+          <w:rFonts w:ascii="Times New Roman" w:eastAsia="Times New Roman" w:hAnsi="Times New Roman" w:cs="Times New Roman"/>
+        </w:rPr>
+        <w:tab/>
       </w:r>
     </w:p>
     <w:p>
@@ -1417,6 +1773,9 @@
           <w:ilvl w:val="0"/>
           <w:numId w:val="5"/>
         </w:numPr>
+        <w:tabs>
+          <w:tab w:val="left" w:leader="dot" w:pos="8618"/>
+        </w:tabs>
         <w:rPr>
           <w:rFonts w:ascii="Times New Roman" w:eastAsia="Times New Roman" w:hAnsi="Times New Roman" w:cs="Times New Roman"/>
           <w:color w:val="333333"/>
@@ -1442,6 +1801,13 @@
           <w:color w:val="333333"/>
         </w:rPr>
         <w:t>used for analysis and visualisation.</w:t>
+      </w:r>
+      <w:r>
+        <w:rPr>
+          <w:rFonts w:ascii="Times New Roman" w:eastAsia="Times New Roman" w:hAnsi="Times New Roman" w:cs="Times New Roman"/>
+          <w:color w:val="333333"/>
+        </w:rPr>
+        <w:tab/>
       </w:r>
     </w:p>
     <w:p>
@@ -1451,6 +1817,9 @@
           <w:ilvl w:val="0"/>
           <w:numId w:val="5"/>
         </w:numPr>
+        <w:tabs>
+          <w:tab w:val="left" w:leader="dot" w:pos="8618"/>
+        </w:tabs>
         <w:rPr>
           <w:rFonts w:ascii="Times New Roman" w:eastAsia="Times New Roman" w:hAnsi="Times New Roman" w:cs="Times New Roman"/>
         </w:rPr>
@@ -1461,6 +1830,12 @@
         </w:rPr>
         <w:t>GitHub log output.</w:t>
       </w:r>
+      <w:r>
+        <w:rPr>
+          <w:rFonts w:ascii="Times New Roman" w:eastAsia="Times New Roman" w:hAnsi="Times New Roman" w:cs="Times New Roman"/>
+        </w:rPr>
+        <w:tab/>
+      </w:r>
     </w:p>
     <w:p>
       <w:pPr>
@@ -1525,20 +1900,22 @@
     </w:p>
     <w:p>
       <w:pPr>
-        <w:ind w:left="450"/>
-        <w:rPr>
-          <w:rFonts w:ascii="Times New Roman" w:eastAsia="Times New Roman" w:hAnsi="Times New Roman" w:cs="Times New Roman"/>
-        </w:rPr>
-      </w:pPr>
-      <w:r>
-        <w:rPr>
-          <w:rFonts w:ascii="Times New Roman" w:eastAsia="Times New Roman" w:hAnsi="Times New Roman" w:cs="Times New Roman"/>
-        </w:rPr>
-        <w:t xml:space="preserve">1. </w:t>
-      </w:r>
-      <w:r>
-        <w:rPr>
-          <w:rFonts w:ascii="Times New Roman" w:eastAsia="Times New Roman" w:hAnsi="Times New Roman" w:cs="Times New Roman"/>
+        <w:pStyle w:val="ListParagraph"/>
+        <w:numPr>
+          <w:ilvl w:val="0"/>
+          <w:numId w:val="32"/>
+        </w:numPr>
+        <w:rPr>
+          <w:rFonts w:ascii="Times New Roman" w:eastAsia="Times New Roman" w:hAnsi="Times New Roman" w:cs="Times New Roman"/>
+          <w:b/>
+          <w:bCs/>
+        </w:rPr>
+      </w:pPr>
+      <w:r>
+        <w:rPr>
+          <w:rFonts w:ascii="Times New Roman" w:eastAsia="Times New Roman" w:hAnsi="Times New Roman" w:cs="Times New Roman"/>
+          <w:b/>
+          <w:bCs/>
         </w:rPr>
         <w:t>Introduction</w:t>
       </w:r>
@@ -1546,22 +1923,8 @@
     <w:p>
       <w:pPr>
         <w:pStyle w:val="ListParagraph"/>
-        <w:ind w:left="1440" w:hanging="720"/>
-        <w:rPr>
-          <w:rFonts w:ascii="Times New Roman" w:eastAsia="Times New Roman" w:hAnsi="Times New Roman" w:cs="Times New Roman"/>
-          <w:i/>
-          <w:iCs/>
-          <w:highlight w:val="yellow"/>
-        </w:rPr>
-      </w:pPr>
-    </w:p>
-    <w:p>
-      <w:pPr>
-        <w:ind w:left="1440" w:hanging="720"/>
-        <w:rPr>
-          <w:rFonts w:ascii="Times New Roman" w:eastAsia="Times New Roman" w:hAnsi="Times New Roman" w:cs="Times New Roman"/>
-          <w:i/>
-          <w:iCs/>
+        <w:rPr>
+          <w:rFonts w:ascii="Times New Roman" w:eastAsia="Times New Roman" w:hAnsi="Times New Roman" w:cs="Times New Roman"/>
         </w:rPr>
       </w:pPr>
     </w:p>
@@ -1575,114 +1938,199 @@
         <w:ind w:hanging="720"/>
         <w:rPr>
           <w:rFonts w:ascii="Times New Roman" w:eastAsia="Times New Roman" w:hAnsi="Times New Roman" w:cs="Times New Roman"/>
-        </w:rPr>
-      </w:pPr>
-      <w:r>
-        <w:rPr>
-          <w:rFonts w:ascii="Times New Roman" w:eastAsia="Times New Roman" w:hAnsi="Times New Roman" w:cs="Times New Roman"/>
-        </w:rPr>
-        <w:t xml:space="preserve">Problem statement and research motivation </w:t>
-      </w:r>
-      <w:r>
-        <w:rPr>
-          <w:rFonts w:ascii="Times New Roman" w:eastAsia="Times New Roman" w:hAnsi="Times New Roman" w:cs="Times New Roman"/>
           <w:b/>
           <w:bCs/>
         </w:rPr>
-        <w:t>(100 words)</w:t>
-      </w:r>
-    </w:p>
-    <w:p>
-      <w:pPr>
-        <w:pStyle w:val="ListParagraph"/>
-        <w:numPr>
-          <w:ilvl w:val="0"/>
-          <w:numId w:val="31"/>
-        </w:numPr>
-        <w:ind w:left="2160"/>
-        <w:rPr>
-          <w:rFonts w:ascii="Times New Roman" w:eastAsia="Times New Roman" w:hAnsi="Times New Roman" w:cs="Times New Roman"/>
-          <w:i/>
-          <w:iCs/>
+      </w:pPr>
+      <w:r>
+        <w:rPr>
+          <w:rFonts w:ascii="Times New Roman" w:eastAsia="Times New Roman" w:hAnsi="Times New Roman" w:cs="Times New Roman"/>
+          <w:b/>
+          <w:bCs/>
+        </w:rPr>
+        <w:t>Problem statement and research motivation</w:t>
+      </w:r>
+      <w:r>
+        <w:rPr>
+          <w:rFonts w:ascii="Times New Roman" w:eastAsia="Times New Roman" w:hAnsi="Times New Roman" w:cs="Times New Roman"/>
+          <w:b/>
+          <w:bCs/>
+        </w:rPr>
+        <w:t xml:space="preserve"> (100 words)</w:t>
+      </w:r>
+    </w:p>
+    <w:p>
+      <w:pPr>
+        <w:pStyle w:val="ListParagraph"/>
+        <w:ind w:left="1440"/>
+        <w:rPr>
+          <w:rFonts w:ascii="Times New Roman" w:eastAsia="Times New Roman" w:hAnsi="Times New Roman" w:cs="Times New Roman"/>
+        </w:rPr>
+      </w:pPr>
+    </w:p>
+    <w:p>
+      <w:pPr>
+        <w:pStyle w:val="ListParagraph"/>
+        <w:ind w:left="1440"/>
+        <w:jc w:val="both"/>
+        <w:rPr>
+          <w:rFonts w:ascii="Times New Roman" w:eastAsia="Times New Roman" w:hAnsi="Times New Roman" w:cs="Times New Roman"/>
+        </w:rPr>
+      </w:pPr>
+      <w:r>
+        <w:rPr>
+          <w:rFonts w:ascii="Times New Roman" w:eastAsia="Times New Roman" w:hAnsi="Times New Roman" w:cs="Times New Roman"/>
+        </w:rPr>
+        <w:t>Th</w:t>
+      </w:r>
+      <w:r>
+        <w:rPr>
+          <w:rFonts w:ascii="Times New Roman" w:eastAsia="Times New Roman" w:hAnsi="Times New Roman" w:cs="Times New Roman"/>
+        </w:rPr>
+        <w:t>e purpose of this study is to determine</w:t>
+      </w:r>
+      <w:r>
+        <w:rPr>
+          <w:rFonts w:ascii="Times New Roman" w:eastAsia="Times New Roman" w:hAnsi="Times New Roman" w:cs="Times New Roman"/>
+        </w:rPr>
+        <w:t xml:space="preserve"> whether there is a difference in stress levels between doctors and engineers in the age</w:t>
+      </w:r>
+      <w:r>
+        <w:rPr>
+          <w:rFonts w:ascii="Times New Roman" w:eastAsia="Times New Roman" w:hAnsi="Times New Roman" w:cs="Times New Roman"/>
+        </w:rPr>
+        <w:t>d</w:t>
+      </w:r>
+      <w:r>
+        <w:rPr>
+          <w:rFonts w:ascii="Times New Roman" w:eastAsia="Times New Roman" w:hAnsi="Times New Roman" w:cs="Times New Roman"/>
+        </w:rPr>
+        <w:t xml:space="preserve"> </w:t>
+      </w:r>
+      <w:r>
+        <w:rPr>
+          <w:rFonts w:ascii="Times New Roman" w:eastAsia="Times New Roman" w:hAnsi="Times New Roman" w:cs="Times New Roman"/>
+        </w:rPr>
+        <w:t>between</w:t>
+      </w:r>
+      <w:r>
+        <w:rPr>
+          <w:rFonts w:ascii="Times New Roman" w:eastAsia="Times New Roman" w:hAnsi="Times New Roman" w:cs="Times New Roman"/>
+        </w:rPr>
+        <w:t xml:space="preserve"> 27 </w:t>
+      </w:r>
+      <w:r>
+        <w:rPr>
+          <w:rFonts w:ascii="Times New Roman" w:eastAsia="Times New Roman" w:hAnsi="Times New Roman" w:cs="Times New Roman"/>
+        </w:rPr>
+        <w:t>and</w:t>
+      </w:r>
+      <w:r>
+        <w:rPr>
+          <w:rFonts w:ascii="Times New Roman" w:eastAsia="Times New Roman" w:hAnsi="Times New Roman" w:cs="Times New Roman"/>
+        </w:rPr>
+        <w:t xml:space="preserve"> 59. </w:t>
+      </w:r>
+      <w:r>
+        <w:rPr>
+          <w:rFonts w:ascii="Times New Roman" w:eastAsia="Times New Roman" w:hAnsi="Times New Roman" w:cs="Times New Roman"/>
+        </w:rPr>
+        <w:t xml:space="preserve">In an article by </w:t>
+      </w:r>
+      <w:r>
+        <w:rPr>
+          <w:rFonts w:ascii="Times New Roman" w:eastAsia="Times New Roman" w:hAnsi="Times New Roman" w:cs="Times New Roman"/>
+        </w:rPr>
+        <w:t xml:space="preserve">Usman G. </w:t>
+      </w:r>
+      <w:r>
+        <w:rPr>
+          <w:rFonts w:ascii="Times New Roman" w:eastAsia="Times New Roman" w:hAnsi="Times New Roman" w:cs="Times New Roman"/>
+          <w:i/>
+          <w:iCs/>
+        </w:rPr>
+        <w:t>et al.</w:t>
+      </w:r>
+      <w:r>
+        <w:rPr>
+          <w:rFonts w:ascii="Times New Roman" w:eastAsia="Times New Roman" w:hAnsi="Times New Roman" w:cs="Times New Roman"/>
+        </w:rPr>
+        <w:t xml:space="preserve"> (2024)</w:t>
+      </w:r>
+      <w:r>
+        <w:rPr>
+          <w:rFonts w:ascii="Times New Roman" w:eastAsia="Times New Roman" w:hAnsi="Times New Roman" w:cs="Times New Roman"/>
+        </w:rPr>
+        <w:t>, different professions face high stress due to various occupational factors such as work environment which can lead to a decline in physical and mental health of the individual.</w:t>
+      </w:r>
+    </w:p>
+    <w:p>
+      <w:pPr>
+        <w:pStyle w:val="ListParagraph"/>
+        <w:ind w:left="1440"/>
+        <w:jc w:val="both"/>
+        <w:rPr>
+          <w:rFonts w:ascii="Times New Roman" w:eastAsia="Times New Roman" w:hAnsi="Times New Roman" w:cs="Times New Roman"/>
+        </w:rPr>
+      </w:pPr>
+    </w:p>
+    <w:p>
+      <w:pPr>
+        <w:pStyle w:val="ListParagraph"/>
+        <w:ind w:left="1440"/>
+        <w:jc w:val="both"/>
+        <w:rPr>
+          <w:rFonts w:ascii="Times New Roman" w:eastAsia="Times New Roman" w:hAnsi="Times New Roman" w:cs="Times New Roman"/>
+        </w:rPr>
+      </w:pPr>
+      <w:r>
+        <w:rPr>
+          <w:rFonts w:ascii="Times New Roman" w:eastAsia="Times New Roman" w:hAnsi="Times New Roman" w:cs="Times New Roman"/>
+        </w:rPr>
+        <w:t>B</w:t>
+      </w:r>
+      <w:r>
+        <w:rPr>
+          <w:rFonts w:ascii="Times New Roman" w:eastAsia="Times New Roman" w:hAnsi="Times New Roman" w:cs="Times New Roman"/>
+        </w:rPr>
+        <w:t>oth doctors and engineers contribute significantly to society, whether it is to</w:t>
+      </w:r>
+      <w:r>
+        <w:rPr>
+          <w:rFonts w:ascii="Times New Roman" w:eastAsia="Times New Roman" w:hAnsi="Times New Roman" w:cs="Times New Roman"/>
+        </w:rPr>
+        <w:t xml:space="preserve"> </w:t>
+      </w:r>
+      <w:r>
+        <w:rPr>
+          <w:rFonts w:ascii="Times New Roman" w:eastAsia="Times New Roman" w:hAnsi="Times New Roman" w:cs="Times New Roman"/>
+        </w:rPr>
+        <w:t xml:space="preserve">improve infrastructure or saving human lives. By carrying out this study, we hope to identify difference in work pressure among the two professions to </w:t>
+      </w:r>
+      <w:r>
+        <w:rPr>
+          <w:rFonts w:ascii="Times New Roman" w:eastAsia="Times New Roman" w:hAnsi="Times New Roman" w:cs="Times New Roman"/>
+        </w:rPr>
+        <w:t>help employers make</w:t>
+      </w:r>
+      <w:r>
+        <w:rPr>
+          <w:rFonts w:ascii="Times New Roman" w:eastAsia="Times New Roman" w:hAnsi="Times New Roman" w:cs="Times New Roman"/>
+        </w:rPr>
+        <w:t xml:space="preserve"> better informed decisions related to wellbeing of employees.</w:t>
+      </w:r>
+    </w:p>
+    <w:p>
+      <w:pPr>
+        <w:pStyle w:val="ListParagraph"/>
+        <w:ind w:left="1440"/>
+        <w:jc w:val="both"/>
+        <w:rPr>
+          <w:rFonts w:ascii="Times New Roman" w:eastAsia="Times New Roman" w:hAnsi="Times New Roman" w:cs="Times New Roman"/>
           <w:color w:val="000000" w:themeColor="text1"/>
           <w:highlight w:val="yellow"/>
         </w:rPr>
       </w:pPr>
-      <w:r>
-        <w:rPr>
-          <w:rFonts w:ascii="Times New Roman" w:eastAsia="Times New Roman" w:hAnsi="Times New Roman" w:cs="Times New Roman"/>
-          <w:i/>
-          <w:iCs/>
-          <w:color w:val="000000" w:themeColor="text1"/>
-          <w:highlight w:val="yellow"/>
-        </w:rPr>
-        <w:t xml:space="preserve">What is </w:t>
-      </w:r>
-      <w:r>
-        <w:rPr>
-          <w:rFonts w:ascii="Times New Roman" w:eastAsia="Times New Roman" w:hAnsi="Times New Roman" w:cs="Times New Roman"/>
-          <w:i/>
-          <w:iCs/>
-          <w:color w:val="000000" w:themeColor="text1"/>
-          <w:highlight w:val="yellow"/>
-        </w:rPr>
-        <w:t xml:space="preserve">the </w:t>
-      </w:r>
-      <w:r>
-        <w:rPr>
-          <w:rFonts w:ascii="Times New Roman" w:eastAsia="Times New Roman" w:hAnsi="Times New Roman" w:cs="Times New Roman"/>
-          <w:i/>
-          <w:iCs/>
-          <w:color w:val="000000" w:themeColor="text1"/>
-          <w:highlight w:val="yellow"/>
-        </w:rPr>
-        <w:t xml:space="preserve">problem in </w:t>
-      </w:r>
-      <w:r>
-        <w:rPr>
-          <w:rFonts w:ascii="Times New Roman" w:eastAsia="Times New Roman" w:hAnsi="Times New Roman" w:cs="Times New Roman"/>
-          <w:i/>
-          <w:iCs/>
-          <w:color w:val="000000" w:themeColor="text1"/>
-          <w:highlight w:val="yellow"/>
-        </w:rPr>
-        <w:t xml:space="preserve">the </w:t>
-      </w:r>
-      <w:r>
-        <w:rPr>
-          <w:rFonts w:ascii="Times New Roman" w:eastAsia="Times New Roman" w:hAnsi="Times New Roman" w:cs="Times New Roman"/>
-          <w:i/>
-          <w:iCs/>
-          <w:color w:val="000000" w:themeColor="text1"/>
-          <w:highlight w:val="yellow"/>
-        </w:rPr>
-        <w:t>area we want to learn more about (motivation for study).</w:t>
-      </w:r>
-    </w:p>
-    <w:p>
-      <w:pPr>
-        <w:pStyle w:val="ListParagraph"/>
-        <w:numPr>
-          <w:ilvl w:val="0"/>
-          <w:numId w:val="31"/>
-        </w:numPr>
-        <w:ind w:left="2160"/>
-        <w:rPr>
-          <w:rFonts w:ascii="Times New Roman" w:eastAsia="Times New Roman" w:hAnsi="Times New Roman" w:cs="Times New Roman"/>
-          <w:color w:val="000000" w:themeColor="text1"/>
-          <w:highlight w:val="yellow"/>
-        </w:rPr>
-      </w:pPr>
-      <w:r>
-        <w:rPr>
-          <w:rFonts w:ascii="Times New Roman" w:eastAsia="Times New Roman" w:hAnsi="Times New Roman" w:cs="Times New Roman"/>
-          <w:i/>
-          <w:iCs/>
-          <w:color w:val="000000" w:themeColor="text1"/>
-          <w:highlight w:val="yellow"/>
-        </w:rPr>
-        <w:t>Use at least one citation from related literature for top marks.</w:t>
-      </w:r>
       <w:r>
         <w:rPr>
           <w:rFonts w:ascii="Times New Roman" w:eastAsia="Times New Roman" w:hAnsi="Times New Roman" w:cs="Times New Roman"/>
@@ -1706,16 +2154,162 @@
       <w:r>
         <w:rPr>
           <w:rFonts w:ascii="Times New Roman" w:eastAsia="Times New Roman" w:hAnsi="Times New Roman" w:cs="Times New Roman"/>
-        </w:rPr>
-        <w:t xml:space="preserve">The data set </w:t>
-      </w:r>
-      <w:r>
-        <w:rPr>
-          <w:rFonts w:ascii="Times New Roman" w:eastAsia="Times New Roman" w:hAnsi="Times New Roman" w:cs="Times New Roman"/>
           <w:b/>
+          <w:bCs/>
+        </w:rPr>
+        <w:t>The data</w:t>
+      </w:r>
+      <w:r>
+        <w:rPr>
+          <w:rFonts w:ascii="Times New Roman" w:eastAsia="Times New Roman" w:hAnsi="Times New Roman" w:cs="Times New Roman"/>
+          <w:b/>
+          <w:bCs/>
+        </w:rPr>
+        <w:t xml:space="preserve"> </w:t>
+      </w:r>
+      <w:r>
+        <w:rPr>
+          <w:rFonts w:ascii="Times New Roman" w:eastAsia="Times New Roman" w:hAnsi="Times New Roman" w:cs="Times New Roman"/>
+          <w:b/>
+          <w:bCs/>
+        </w:rPr>
+        <w:t xml:space="preserve">set </w:t>
+      </w:r>
+      <w:r>
+        <w:rPr>
+          <w:rFonts w:ascii="Times New Roman" w:eastAsia="Times New Roman" w:hAnsi="Times New Roman" w:cs="Times New Roman"/>
+          <w:b/>
         </w:rPr>
         <w:t>(75 words)</w:t>
       </w:r>
+    </w:p>
+    <w:p>
+      <w:pPr>
+        <w:pStyle w:val="ListParagraph"/>
+        <w:ind w:left="1440"/>
+        <w:rPr>
+          <w:rFonts w:ascii="Times New Roman" w:eastAsia="Times New Roman" w:hAnsi="Times New Roman" w:cs="Times New Roman"/>
+        </w:rPr>
+      </w:pPr>
+    </w:p>
+    <w:p>
+      <w:pPr>
+        <w:pStyle w:val="ListParagraph"/>
+        <w:ind w:left="1440"/>
+        <w:jc w:val="both"/>
+        <w:rPr>
+          <w:rFonts w:ascii="Times New Roman" w:eastAsia="Times New Roman" w:hAnsi="Times New Roman" w:cs="Times New Roman"/>
+        </w:rPr>
+      </w:pPr>
+      <w:r>
+        <w:rPr>
+          <w:rFonts w:ascii="Times New Roman" w:eastAsia="Times New Roman" w:hAnsi="Times New Roman" w:cs="Times New Roman"/>
+        </w:rPr>
+        <w:t xml:space="preserve">The dataset </w:t>
+      </w:r>
+      <w:r>
+        <w:rPr>
+          <w:rFonts w:ascii="Times New Roman" w:eastAsia="Times New Roman" w:hAnsi="Times New Roman" w:cs="Times New Roman"/>
+          <w:i/>
+          <w:iCs/>
+        </w:rPr>
+        <w:t>DS 355 – Sleep_health_and_lifestyle_dataset.csv</w:t>
+      </w:r>
+      <w:r>
+        <w:rPr>
+          <w:rFonts w:ascii="Times New Roman" w:eastAsia="Times New Roman" w:hAnsi="Times New Roman" w:cs="Times New Roman"/>
+        </w:rPr>
+        <w:t xml:space="preserve"> </w:t>
+      </w:r>
+      <w:r>
+        <w:rPr>
+          <w:rFonts w:ascii="Times New Roman" w:eastAsia="Times New Roman" w:hAnsi="Times New Roman" w:cs="Times New Roman"/>
+        </w:rPr>
+        <w:t>has been used for this study</w:t>
+      </w:r>
+      <w:r>
+        <w:rPr>
+          <w:rFonts w:ascii="Times New Roman" w:eastAsia="Times New Roman" w:hAnsi="Times New Roman" w:cs="Times New Roman"/>
+        </w:rPr>
+        <w:t>. Each row describes a person’s occupation and sleep habits along with various health metrics such as physical activity, BMI and daily steps.</w:t>
+      </w:r>
+    </w:p>
+    <w:p>
+      <w:pPr>
+        <w:pStyle w:val="ListParagraph"/>
+        <w:ind w:left="1440"/>
+        <w:jc w:val="both"/>
+        <w:rPr>
+          <w:rFonts w:ascii="Times New Roman" w:eastAsia="Times New Roman" w:hAnsi="Times New Roman" w:cs="Times New Roman"/>
+        </w:rPr>
+      </w:pPr>
+    </w:p>
+    <w:p>
+      <w:pPr>
+        <w:pStyle w:val="ListParagraph"/>
+        <w:ind w:left="1440"/>
+        <w:jc w:val="both"/>
+        <w:rPr>
+          <w:rFonts w:ascii="Times New Roman" w:eastAsia="Times New Roman" w:hAnsi="Times New Roman" w:cs="Times New Roman"/>
+        </w:rPr>
+      </w:pPr>
+      <w:r>
+        <w:rPr>
+          <w:rFonts w:ascii="Times New Roman" w:eastAsia="Times New Roman" w:hAnsi="Times New Roman" w:cs="Times New Roman"/>
+        </w:rPr>
+        <w:t xml:space="preserve">This dataset is interesting to us because it </w:t>
+      </w:r>
+      <w:r>
+        <w:rPr>
+          <w:rFonts w:ascii="Times New Roman" w:eastAsia="Times New Roman" w:hAnsi="Times New Roman" w:cs="Times New Roman"/>
+        </w:rPr>
+        <w:t xml:space="preserve">shows </w:t>
+      </w:r>
+      <w:r>
+        <w:rPr>
+          <w:rFonts w:ascii="Times New Roman" w:eastAsia="Times New Roman" w:hAnsi="Times New Roman" w:cs="Times New Roman"/>
+        </w:rPr>
+        <w:t xml:space="preserve">how lifestyle habits can affect the well-being of people from various professional backgrounds. Since there are </w:t>
+      </w:r>
+      <w:r>
+        <w:rPr>
+          <w:rFonts w:ascii="Times New Roman" w:eastAsia="Times New Roman" w:hAnsi="Times New Roman" w:cs="Times New Roman"/>
+        </w:rPr>
+        <w:t>232 professions in the dataset</w:t>
+      </w:r>
+      <w:r>
+        <w:rPr>
+          <w:rFonts w:ascii="Times New Roman" w:eastAsia="Times New Roman" w:hAnsi="Times New Roman" w:cs="Times New Roman"/>
+        </w:rPr>
+        <w:t>,</w:t>
+      </w:r>
+      <w:r>
+        <w:rPr>
+          <w:rFonts w:ascii="Times New Roman" w:eastAsia="Times New Roman" w:hAnsi="Times New Roman" w:cs="Times New Roman"/>
+        </w:rPr>
+        <w:t xml:space="preserve"> only</w:t>
+      </w:r>
+      <w:r>
+        <w:rPr>
+          <w:rFonts w:ascii="Times New Roman" w:eastAsia="Times New Roman" w:hAnsi="Times New Roman" w:cs="Times New Roman"/>
+        </w:rPr>
+        <w:t xml:space="preserve"> two have been selec</w:t>
+      </w:r>
+      <w:r>
+        <w:rPr>
+          <w:rFonts w:ascii="Times New Roman" w:eastAsia="Times New Roman" w:hAnsi="Times New Roman" w:cs="Times New Roman"/>
+        </w:rPr>
+        <w:t>ted for the purpose of providing a better analysis. The dataset is artificial and does not reflect real-world data.</w:t>
+      </w:r>
+    </w:p>
+    <w:p>
+      <w:pPr>
+        <w:pStyle w:val="ListParagraph"/>
+        <w:ind w:left="1440"/>
+        <w:rPr>
+          <w:rFonts w:ascii="Times New Roman" w:eastAsia="Times New Roman" w:hAnsi="Times New Roman" w:cs="Times New Roman"/>
+        </w:rPr>
+      </w:pPr>
     </w:p>
     <w:p>
       <w:pPr>
@@ -1734,28 +2328,10 @@
       <w:r>
         <w:rPr>
           <w:rFonts w:ascii="Times New Roman" w:eastAsia="Times New Roman" w:hAnsi="Times New Roman" w:cs="Times New Roman"/>
-        </w:rPr>
-        <w:t>R</w:t>
-      </w:r>
-      <w:r>
-        <w:rPr>
-          <w:rFonts w:ascii="Times New Roman" w:eastAsia="Times New Roman" w:hAnsi="Times New Roman" w:cs="Times New Roman"/>
-        </w:rPr>
-        <w:t>esearch question</w:t>
-      </w:r>
-      <w:r>
-        <w:rPr>
-          <w:rFonts w:ascii="Times New Roman" w:eastAsia="Times New Roman" w:hAnsi="Times New Roman" w:cs="Times New Roman"/>
-        </w:rPr>
-        <w:t xml:space="preserve"> </w:t>
-      </w:r>
-      <w:r>
-        <w:rPr>
-          <w:rFonts w:ascii="Times New Roman" w:eastAsia="Times New Roman" w:hAnsi="Times New Roman" w:cs="Times New Roman"/>
           <w:b/>
           <w:bCs/>
         </w:rPr>
-        <w:t>(50 words)</w:t>
+        <w:t>R</w:t>
       </w:r>
       <w:r>
         <w:rPr>
@@ -1763,22 +2339,11 @@
           <w:b/>
           <w:bCs/>
         </w:rPr>
-        <w:t xml:space="preserve">. </w:t>
-      </w:r>
-      <w:r>
-        <w:rPr>
-          <w:rFonts w:ascii="Times New Roman" w:eastAsia="Times New Roman" w:hAnsi="Times New Roman" w:cs="Times New Roman"/>
-          <w:i/>
-          <w:iCs/>
-          <w:highlight w:val="yellow"/>
-        </w:rPr>
-        <w:t>State your RQ</w:t>
-      </w:r>
-      <w:r>
-        <w:rPr>
-          <w:rFonts w:ascii="Times New Roman" w:eastAsia="Times New Roman" w:hAnsi="Times New Roman" w:cs="Times New Roman"/>
-          <w:i/>
-          <w:iCs/>
+        <w:t>esearch question</w:t>
+      </w:r>
+      <w:r>
+        <w:rPr>
+          <w:rFonts w:ascii="Times New Roman" w:eastAsia="Times New Roman" w:hAnsi="Times New Roman" w:cs="Times New Roman"/>
         </w:rPr>
         <w:t xml:space="preserve"> </w:t>
       </w:r>
@@ -1790,6 +2355,70 @@
         </w:rPr>
         <w:t>(50 words)</w:t>
       </w:r>
+    </w:p>
+    <w:p>
+      <w:pPr>
+        <w:pStyle w:val="ListParagraph"/>
+        <w:ind w:left="1440"/>
+        <w:rPr>
+          <w:rFonts w:ascii="Times New Roman" w:eastAsia="Times New Roman" w:hAnsi="Times New Roman" w:cs="Times New Roman"/>
+          <w:b/>
+          <w:bCs/>
+        </w:rPr>
+      </w:pPr>
+    </w:p>
+    <w:p>
+      <w:pPr>
+        <w:pStyle w:val="ListParagraph"/>
+        <w:ind w:left="1440"/>
+        <w:jc w:val="both"/>
+        <w:rPr>
+          <w:rFonts w:ascii="Times New Roman" w:eastAsia="Times New Roman" w:hAnsi="Times New Roman" w:cs="Times New Roman"/>
+        </w:rPr>
+      </w:pPr>
+      <w:r>
+        <w:rPr>
+          <w:rFonts w:ascii="Times New Roman" w:eastAsia="Times New Roman" w:hAnsi="Times New Roman" w:cs="Times New Roman"/>
+        </w:rPr>
+        <w:t>The research question proposed by our group is as follows:</w:t>
+      </w:r>
+    </w:p>
+    <w:p>
+      <w:pPr>
+        <w:pStyle w:val="ListParagraph"/>
+        <w:ind w:left="1440"/>
+        <w:jc w:val="both"/>
+        <w:rPr>
+          <w:rFonts w:ascii="Times New Roman" w:eastAsia="Times New Roman" w:hAnsi="Times New Roman" w:cs="Times New Roman"/>
+        </w:rPr>
+      </w:pPr>
+    </w:p>
+    <w:p>
+      <w:pPr>
+        <w:pStyle w:val="ListParagraph"/>
+        <w:ind w:left="1440"/>
+        <w:jc w:val="both"/>
+        <w:rPr>
+          <w:rFonts w:ascii="Times New Roman" w:eastAsia="Times New Roman" w:hAnsi="Times New Roman" w:cs="Times New Roman"/>
+        </w:rPr>
+      </w:pPr>
+      <w:r>
+        <w:rPr>
+          <w:rFonts w:ascii="Times New Roman" w:eastAsia="Times New Roman" w:hAnsi="Times New Roman" w:cs="Times New Roman"/>
+        </w:rPr>
+        <w:t>Is there a difference in the median stress level between doctors and engineers in the 27 to 59 age group?</w:t>
+      </w:r>
+    </w:p>
+    <w:p>
+      <w:pPr>
+        <w:pStyle w:val="ListParagraph"/>
+        <w:ind w:left="1440"/>
+        <w:rPr>
+          <w:rFonts w:ascii="Times New Roman" w:eastAsia="Times New Roman" w:hAnsi="Times New Roman" w:cs="Times New Roman"/>
+          <w:b/>
+          <w:bCs/>
+        </w:rPr>
+      </w:pPr>
     </w:p>
     <w:p>
       <w:pPr>
@@ -1806,21 +2435,150 @@
       <w:r>
         <w:rPr>
           <w:rFonts w:ascii="Times New Roman" w:eastAsia="Times New Roman" w:hAnsi="Times New Roman" w:cs="Times New Roman"/>
-        </w:rPr>
-        <w:t xml:space="preserve">Null hypothesis and alternative hypothesis (H0/H1) </w:t>
-      </w:r>
-      <w:r>
-        <w:rPr>
-          <w:rFonts w:ascii="Times New Roman" w:eastAsia="Times New Roman" w:hAnsi="Times New Roman" w:cs="Times New Roman"/>
           <w:b/>
           <w:bCs/>
         </w:rPr>
+        <w:t>Null hypothesis and alternative hypothesis (H0/H1)</w:t>
+      </w:r>
+      <w:r>
+        <w:rPr>
+          <w:rFonts w:ascii="Times New Roman" w:eastAsia="Times New Roman" w:hAnsi="Times New Roman" w:cs="Times New Roman"/>
+        </w:rPr>
+        <w:t xml:space="preserve"> </w:t>
+      </w:r>
+      <w:r>
+        <w:rPr>
+          <w:rFonts w:ascii="Times New Roman" w:eastAsia="Times New Roman" w:hAnsi="Times New Roman" w:cs="Times New Roman"/>
+          <w:b/>
+          <w:bCs/>
+        </w:rPr>
         <w:t>(100 words)</w:t>
       </w:r>
     </w:p>
     <w:p>
       <w:pPr>
         <w:pStyle w:val="ListParagraph"/>
+        <w:ind w:left="1440"/>
+        <w:rPr>
+          <w:rFonts w:ascii="Times New Roman" w:eastAsia="Times New Roman" w:hAnsi="Times New Roman" w:cs="Times New Roman"/>
+          <w:b/>
+          <w:bCs/>
+        </w:rPr>
+      </w:pPr>
+    </w:p>
+    <w:p>
+      <w:pPr>
+        <w:pStyle w:val="ListParagraph"/>
+        <w:ind w:left="1440"/>
+        <w:jc w:val="both"/>
+        <w:rPr>
+          <w:rFonts w:ascii="Times New Roman" w:eastAsia="Times New Roman" w:hAnsi="Times New Roman" w:cs="Times New Roman"/>
+        </w:rPr>
+      </w:pPr>
+      <w:r>
+        <w:rPr>
+          <w:rFonts w:ascii="Times New Roman" w:eastAsia="Times New Roman" w:hAnsi="Times New Roman" w:cs="Times New Roman"/>
+          <w:b/>
+          <w:bCs/>
+        </w:rPr>
+        <w:t>Null hypothesis (H0):</w:t>
+      </w:r>
+      <w:r>
+        <w:rPr>
+          <w:rFonts w:ascii="Times New Roman" w:eastAsia="Times New Roman" w:hAnsi="Times New Roman" w:cs="Times New Roman"/>
+        </w:rPr>
+        <w:t xml:space="preserve">  There is no difference in the median stress level between</w:t>
+      </w:r>
+      <w:r>
+        <w:rPr>
+          <w:rFonts w:ascii="Times New Roman" w:eastAsia="Times New Roman" w:hAnsi="Times New Roman" w:cs="Times New Roman"/>
+        </w:rPr>
+        <w:t xml:space="preserve"> </w:t>
+      </w:r>
+      <w:r>
+        <w:rPr>
+          <w:rFonts w:ascii="Times New Roman" w:eastAsia="Times New Roman" w:hAnsi="Times New Roman" w:cs="Times New Roman"/>
+        </w:rPr>
+        <w:t>doctors and engineers in the 27 to 59 age group.</w:t>
+      </w:r>
+    </w:p>
+    <w:p>
+      <w:pPr>
+        <w:pStyle w:val="ListParagraph"/>
+        <w:ind w:left="1440"/>
+        <w:jc w:val="both"/>
+        <w:rPr>
+          <w:rFonts w:ascii="Times New Roman" w:eastAsia="Times New Roman" w:hAnsi="Times New Roman" w:cs="Times New Roman"/>
+        </w:rPr>
+      </w:pPr>
+    </w:p>
+    <w:p>
+      <w:pPr>
+        <w:pStyle w:val="ListParagraph"/>
+        <w:ind w:left="1440"/>
+        <w:jc w:val="both"/>
+        <w:rPr>
+          <w:rFonts w:ascii="Times New Roman" w:eastAsia="Times New Roman" w:hAnsi="Times New Roman" w:cs="Times New Roman"/>
+        </w:rPr>
+      </w:pPr>
+      <w:r>
+        <w:rPr>
+          <w:rFonts w:ascii="Times New Roman" w:eastAsia="Times New Roman" w:hAnsi="Times New Roman" w:cs="Times New Roman"/>
+          <w:b/>
+          <w:bCs/>
+        </w:rPr>
+        <w:t xml:space="preserve">Alternative hypothesis (H1): </w:t>
+      </w:r>
+      <w:r>
+        <w:rPr>
+          <w:rFonts w:ascii="Times New Roman" w:eastAsia="Times New Roman" w:hAnsi="Times New Roman" w:cs="Times New Roman"/>
+        </w:rPr>
+        <w:t>There is a difference in the median stress level</w:t>
+      </w:r>
+    </w:p>
+    <w:p>
+      <w:pPr>
+        <w:pStyle w:val="ListParagraph"/>
+        <w:ind w:left="1440"/>
+        <w:jc w:val="both"/>
+        <w:rPr>
+          <w:rFonts w:ascii="Times New Roman" w:eastAsia="Times New Roman" w:hAnsi="Times New Roman" w:cs="Times New Roman"/>
+        </w:rPr>
+      </w:pPr>
+      <w:r>
+        <w:rPr>
+          <w:rFonts w:ascii="Times New Roman" w:eastAsia="Times New Roman" w:hAnsi="Times New Roman" w:cs="Times New Roman"/>
+        </w:rPr>
+        <w:t>between doctors and engineers in the 27 to 59 age group.​</w:t>
+      </w:r>
+    </w:p>
+    <w:p>
+      <w:pPr>
+        <w:pStyle w:val="ListParagraph"/>
+        <w:rPr>
+          <w:rFonts w:ascii="Times New Roman" w:eastAsia="Times New Roman" w:hAnsi="Times New Roman" w:cs="Times New Roman"/>
+        </w:rPr>
+      </w:pPr>
+    </w:p>
+    <w:p>
+      <w:pPr>
+        <w:ind w:left="1440"/>
+        <w:rPr>
+          <w:rFonts w:ascii="Times New Roman" w:eastAsia="Times New Roman" w:hAnsi="Times New Roman" w:cs="Times New Roman"/>
+        </w:rPr>
+      </w:pPr>
+    </w:p>
+    <w:p>
+      <w:pPr>
+        <w:ind w:left="1440"/>
+        <w:rPr>
+          <w:rFonts w:ascii="Times New Roman" w:eastAsia="Times New Roman" w:hAnsi="Times New Roman" w:cs="Times New Roman"/>
+        </w:rPr>
+      </w:pPr>
+    </w:p>
+    <w:p>
+      <w:pPr>
+        <w:ind w:left="1440"/>
         <w:rPr>
           <w:rFonts w:ascii="Times New Roman" w:eastAsia="Times New Roman" w:hAnsi="Times New Roman" w:cs="Times New Roman"/>
         </w:rPr>
@@ -1849,12 +2607,17 @@
         </w:numPr>
         <w:rPr>
           <w:rFonts w:ascii="Times New Roman" w:eastAsia="Times New Roman" w:hAnsi="Times New Roman" w:cs="Times New Roman"/>
-        </w:rPr>
-      </w:pPr>
-      <w:r>
-        <w:rPr>
-          <w:rFonts w:ascii="Times New Roman" w:eastAsia="Times New Roman" w:hAnsi="Times New Roman" w:cs="Times New Roman"/>
-        </w:rPr>
+          <w:b/>
+          <w:bCs/>
+        </w:rPr>
+      </w:pPr>
+      <w:r>
+        <w:rPr>
+          <w:rFonts w:ascii="Times New Roman" w:eastAsia="Times New Roman" w:hAnsi="Times New Roman" w:cs="Times New Roman"/>
+          <w:b/>
+          <w:bCs/>
+        </w:rPr>
+        <w:lastRenderedPageBreak/>
         <w:t>Background research</w:t>
       </w:r>
     </w:p>
@@ -1967,7 +2730,7 @@
         </w:rPr>
         <w:t xml:space="preserve"> See </w:t>
       </w:r>
-      <w:hyperlink r:id="rId7" w:history="1">
+      <w:hyperlink r:id="rId8" w:history="1">
         <w:r>
           <w:rPr>
             <w:rStyle w:val="Hyperlink"/>
@@ -2065,11 +2828,15 @@
         </w:numPr>
         <w:rPr>
           <w:rFonts w:ascii="Times New Roman" w:eastAsia="Times New Roman" w:hAnsi="Times New Roman" w:cs="Times New Roman"/>
-        </w:rPr>
-      </w:pPr>
-      <w:r>
-        <w:rPr>
-          <w:rFonts w:ascii="Times New Roman" w:eastAsia="Times New Roman" w:hAnsi="Times New Roman" w:cs="Times New Roman"/>
+          <w:b/>
+          <w:bCs/>
+        </w:rPr>
+      </w:pPr>
+      <w:r>
+        <w:rPr>
+          <w:rFonts w:ascii="Times New Roman" w:eastAsia="Times New Roman" w:hAnsi="Times New Roman" w:cs="Times New Roman"/>
+          <w:b/>
+          <w:bCs/>
         </w:rPr>
         <w:t>Visualisation</w:t>
       </w:r>
@@ -2769,11 +3536,15 @@
         </w:numPr>
         <w:rPr>
           <w:rFonts w:ascii="Times New Roman" w:eastAsia="Times New Roman" w:hAnsi="Times New Roman" w:cs="Times New Roman"/>
-        </w:rPr>
-      </w:pPr>
-      <w:r>
-        <w:rPr>
-          <w:rFonts w:ascii="Times New Roman" w:eastAsia="Times New Roman" w:hAnsi="Times New Roman" w:cs="Times New Roman"/>
+          <w:b/>
+          <w:bCs/>
+        </w:rPr>
+      </w:pPr>
+      <w:r>
+        <w:rPr>
+          <w:rFonts w:ascii="Times New Roman" w:eastAsia="Times New Roman" w:hAnsi="Times New Roman" w:cs="Times New Roman"/>
+          <w:b/>
+          <w:bCs/>
         </w:rPr>
         <w:t>Analysis</w:t>
       </w:r>
@@ -2796,7 +3567,6 @@
         <w:rPr>
           <w:rFonts w:ascii="Times New Roman" w:eastAsia="Times New Roman" w:hAnsi="Times New Roman" w:cs="Times New Roman"/>
         </w:rPr>
-        <w:lastRenderedPageBreak/>
         <w:t>Statistical test used to test the hypotheses and output</w:t>
       </w:r>
       <w:r>
@@ -3003,11 +3773,15 @@
         </w:numPr>
         <w:rPr>
           <w:rFonts w:ascii="Times New Roman" w:eastAsia="Times New Roman" w:hAnsi="Times New Roman" w:cs="Times New Roman"/>
-        </w:rPr>
-      </w:pPr>
-      <w:r>
-        <w:rPr>
-          <w:rFonts w:ascii="Times New Roman" w:eastAsia="Times New Roman" w:hAnsi="Times New Roman" w:cs="Times New Roman"/>
+          <w:b/>
+          <w:bCs/>
+        </w:rPr>
+      </w:pPr>
+      <w:r>
+        <w:rPr>
+          <w:rFonts w:ascii="Times New Roman" w:eastAsia="Times New Roman" w:hAnsi="Times New Roman" w:cs="Times New Roman"/>
+          <w:b/>
+          <w:bCs/>
         </w:rPr>
         <w:t>Evaluation – group’s experience at 7COM1079</w:t>
       </w:r>
@@ -3297,6 +4071,7 @@
           <w:iCs/>
           <w:highlight w:val="yellow"/>
         </w:rPr>
+        <w:lastRenderedPageBreak/>
         <w:t>Please comment on the GitHub log output, and refer to it as being</w:t>
       </w:r>
       <w:r>
@@ -3554,11 +4329,15 @@
         </w:numPr>
         <w:rPr>
           <w:rFonts w:ascii="Times New Roman" w:eastAsia="Times New Roman" w:hAnsi="Times New Roman" w:cs="Times New Roman"/>
-        </w:rPr>
-      </w:pPr>
-      <w:r>
-        <w:rPr>
-          <w:rFonts w:ascii="Times New Roman" w:eastAsia="Times New Roman" w:hAnsi="Times New Roman" w:cs="Times New Roman"/>
+          <w:b/>
+          <w:bCs/>
+        </w:rPr>
+      </w:pPr>
+      <w:r>
+        <w:rPr>
+          <w:rFonts w:ascii="Times New Roman" w:eastAsia="Times New Roman" w:hAnsi="Times New Roman" w:cs="Times New Roman"/>
+          <w:b/>
+          <w:bCs/>
         </w:rPr>
         <w:t>Conclusions</w:t>
       </w:r>
@@ -3752,15 +4531,15 @@
         </w:numPr>
         <w:rPr>
           <w:rFonts w:ascii="Times New Roman" w:eastAsia="Times New Roman" w:hAnsi="Times New Roman" w:cs="Times New Roman"/>
+          <w:i/>
+          <w:iCs/>
+        </w:rPr>
+      </w:pPr>
+      <w:r>
+        <w:rPr>
+          <w:rFonts w:ascii="Times New Roman" w:eastAsia="Times New Roman" w:hAnsi="Times New Roman" w:cs="Times New Roman"/>
           <w:b/>
           <w:bCs/>
-          <w:i/>
-          <w:iCs/>
-        </w:rPr>
-      </w:pPr>
-      <w:r>
-        <w:rPr>
-          <w:rFonts w:ascii="Times New Roman" w:eastAsia="Times New Roman" w:hAnsi="Times New Roman" w:cs="Times New Roman"/>
         </w:rPr>
         <w:t>Reference list</w:t>
       </w:r>
@@ -3820,6 +4599,79 @@
         </w:rPr>
         <w:t xml:space="preserve"> count)</w:t>
       </w:r>
+    </w:p>
+    <w:p>
+      <w:pPr>
+        <w:pStyle w:val="ListParagraph"/>
+        <w:rPr>
+          <w:rFonts w:ascii="Times New Roman" w:eastAsia="Times New Roman" w:hAnsi="Times New Roman" w:cs="Times New Roman"/>
+          <w:b/>
+          <w:bCs/>
+          <w:i/>
+          <w:iCs/>
+        </w:rPr>
+      </w:pPr>
+    </w:p>
+    <w:p>
+      <w:pPr>
+        <w:pStyle w:val="ListParagraph"/>
+        <w:rPr>
+          <w:rFonts w:ascii="Times New Roman" w:eastAsia="Times New Roman" w:hAnsi="Times New Roman" w:cs="Times New Roman"/>
+        </w:rPr>
+      </w:pPr>
+      <w:r>
+        <w:rPr>
+          <w:rFonts w:ascii="Times New Roman" w:eastAsia="Times New Roman" w:hAnsi="Times New Roman" w:cs="Times New Roman"/>
+        </w:rPr>
+        <w:t xml:space="preserve">Usman G. </w:t>
+      </w:r>
+      <w:r>
+        <w:rPr>
+          <w:rFonts w:ascii="Times New Roman" w:eastAsia="Times New Roman" w:hAnsi="Times New Roman" w:cs="Times New Roman"/>
+          <w:i/>
+          <w:iCs/>
+        </w:rPr>
+        <w:t>et al.</w:t>
+      </w:r>
+      <w:r>
+        <w:rPr>
+          <w:rFonts w:ascii="Times New Roman" w:eastAsia="Times New Roman" w:hAnsi="Times New Roman" w:cs="Times New Roman"/>
+        </w:rPr>
+        <w:t xml:space="preserve"> (2024) “Frequency of Stressful Activities Amongst Doctors, Engineers and Teachers”, Pakistan Journal of Medicine and Dentistry, 3(4). Available at: </w:t>
+      </w:r>
+      <w:hyperlink r:id="rId9" w:history="1">
+        <w:r>
+          <w:rPr>
+            <w:rStyle w:val="Hyperlink"/>
+            <w:rFonts w:ascii="Times New Roman" w:eastAsia="Times New Roman" w:hAnsi="Times New Roman" w:cs="Times New Roman"/>
+          </w:rPr>
+          <w:t>https://ojs.zu.edu.pk/pjmd/article/view/2958</w:t>
+        </w:r>
+      </w:hyperlink>
+      <w:r>
+        <w:rPr>
+          <w:rFonts w:ascii="Times New Roman" w:eastAsia="Times New Roman" w:hAnsi="Times New Roman" w:cs="Times New Roman"/>
+        </w:rPr>
+        <w:t xml:space="preserve"> </w:t>
+      </w:r>
+      <w:r>
+        <w:rPr>
+          <w:rFonts w:ascii="Times New Roman" w:eastAsia="Times New Roman" w:hAnsi="Times New Roman" w:cs="Times New Roman"/>
+        </w:rPr>
+        <w:t>(Accessed: 6 December 2025).</w:t>
+      </w:r>
+    </w:p>
+    <w:p>
+      <w:pPr>
+        <w:pStyle w:val="ListParagraph"/>
+        <w:rPr>
+          <w:rFonts w:ascii="Times New Roman" w:eastAsia="Times New Roman" w:hAnsi="Times New Roman" w:cs="Times New Roman"/>
+          <w:b/>
+          <w:bCs/>
+          <w:i/>
+          <w:iCs/>
+        </w:rPr>
+      </w:pPr>
     </w:p>
     <w:p>
       <w:pPr>
@@ -3852,14 +4704,26 @@
         </w:numPr>
         <w:rPr>
           <w:rFonts w:ascii="Times New Roman" w:eastAsia="Times New Roman" w:hAnsi="Times New Roman" w:cs="Times New Roman"/>
+          <w:b/>
+          <w:bCs/>
           <w:color w:val="333333"/>
         </w:rPr>
       </w:pPr>
       <w:r>
         <w:rPr>
           <w:rFonts w:ascii="Times New Roman" w:eastAsia="Times New Roman" w:hAnsi="Times New Roman" w:cs="Times New Roman"/>
+          <w:b/>
+          <w:bCs/>
         </w:rPr>
         <w:t xml:space="preserve">Appendices </w:t>
+      </w:r>
+      <w:r>
+        <w:rPr>
+          <w:rFonts w:ascii="Times New Roman" w:eastAsia="Times New Roman" w:hAnsi="Times New Roman" w:cs="Times New Roman"/>
+          <w:b/>
+          <w:bCs/>
+        </w:rPr>
+        <w:t xml:space="preserve"> </w:t>
       </w:r>
     </w:p>
     <w:p>
@@ -3950,11 +4814,19 @@
           <w:rFonts w:ascii="Times New Roman" w:eastAsia="Times New Roman" w:hAnsi="Times New Roman" w:cs="Times New Roman"/>
         </w:rPr>
       </w:pPr>
-      <w:r>
-        <w:rPr>
-          <w:rFonts w:ascii="Times New Roman" w:eastAsia="Times New Roman" w:hAnsi="Times New Roman" w:cs="Times New Roman"/>
-        </w:rPr>
-        <w:t xml:space="preserve">Analysis.R code with the appropriate statistics to test the hypotheses. </w:t>
+      <w:proofErr w:type="spellStart"/>
+      <w:r>
+        <w:rPr>
+          <w:rFonts w:ascii="Times New Roman" w:eastAsia="Times New Roman" w:hAnsi="Times New Roman" w:cs="Times New Roman"/>
+        </w:rPr>
+        <w:t>Analysis.R</w:t>
+      </w:r>
+      <w:proofErr w:type="spellEnd"/>
+      <w:r>
+        <w:rPr>
+          <w:rFonts w:ascii="Times New Roman" w:eastAsia="Times New Roman" w:hAnsi="Times New Roman" w:cs="Times New Roman"/>
+        </w:rPr>
+        <w:t xml:space="preserve"> code with the appropriate statistics to test the hypotheses. </w:t>
       </w:r>
     </w:p>
     <w:p>
@@ -4087,8 +4959,8 @@
       </w:pPr>
     </w:p>
     <w:sectPr>
-      <w:footerReference w:type="even" r:id="rId8"/>
-      <w:footerReference w:type="default" r:id="rId9"/>
+      <w:footerReference w:type="even" r:id="rId10"/>
+      <w:footerReference w:type="default" r:id="rId11"/>
       <w:pgSz w:w="11906" w:h="16838"/>
       <w:pgMar w:top="1440" w:right="1440" w:bottom="1440" w:left="1440" w:header="708" w:footer="708" w:gutter="0"/>
       <w:cols w:space="708"/>
@@ -7479,7 +8351,7 @@
   <w:abstractNum w:abstractNumId="31" w15:restartNumberingAfterBreak="0">
     <w:nsid w:val="6989EEEE"/>
     <w:multiLevelType w:val="multilevel"/>
-    <w:tmpl w:val="FFFFFFFF"/>
+    <w:tmpl w:val="BC488E9C"/>
     <w:lvl w:ilvl="0">
       <w:start w:val="1"/>
       <w:numFmt w:val="decimal"/>
@@ -7488,6 +8360,10 @@
       <w:pPr>
         <w:ind w:left="720" w:hanging="360"/>
       </w:pPr>
+      <w:rPr>
+        <w:b/>
+        <w:bCs/>
+      </w:rPr>
     </w:lvl>
     <w:lvl w:ilvl="1">
       <w:start w:val="1"/>
@@ -7497,6 +8373,10 @@
       <w:pPr>
         <w:ind w:left="1440" w:hanging="360"/>
       </w:pPr>
+      <w:rPr>
+        <w:b/>
+        <w:bCs/>
+      </w:rPr>
     </w:lvl>
     <w:lvl w:ilvl="2">
       <w:start w:val="1"/>
@@ -9132,4 +10012,16 @@
     </a:ext>
   </a:extLst>
 </a:theme>
+</file>
+
+<file path=customXml/item1.xml><?xml version="1.0" encoding="utf-8"?>
+<b:Sources xmlns:b="http://schemas.openxmlformats.org/officeDocument/2006/bibliography" xmlns="http://schemas.openxmlformats.org/officeDocument/2006/bibliography" SelectedStyle="\APASixthEditionOfficeOnline.xsl" StyleName="APA" Version="6"/>
+</file>
+
+<file path=customXml/itemProps1.xml><?xml version="1.0" encoding="utf-8"?>
+<ds:datastoreItem xmlns:ds="http://schemas.openxmlformats.org/officeDocument/2006/customXml" ds:itemID="{0198B0F1-4777-4F47-9ECB-B4FFB4E53E7D}">
+  <ds:schemaRefs>
+    <ds:schemaRef ds:uri="http://schemas.openxmlformats.org/officeDocument/2006/bibliography"/>
+  </ds:schemaRefs>
+</ds:datastoreItem>
 </file>
--- a/report/7COM1079_Group_A104_Report.docx
+++ b/report/7COM1079_Group_A104_Report.docx
@@ -2035,13 +2035,7 @@
         <w:rPr>
           <w:rFonts w:ascii="Times New Roman" w:eastAsia="Times New Roman" w:hAnsi="Times New Roman" w:cs="Times New Roman"/>
         </w:rPr>
-        <w:t xml:space="preserve">In an article by </w:t>
-      </w:r>
-      <w:r>
-        <w:rPr>
-          <w:rFonts w:ascii="Times New Roman" w:eastAsia="Times New Roman" w:hAnsi="Times New Roman" w:cs="Times New Roman"/>
-        </w:rPr>
-        <w:t xml:space="preserve">Usman G. </w:t>
+        <w:t xml:space="preserve">In an article by Usman G. </w:t>
       </w:r>
       <w:r>
         <w:rPr>
@@ -2400,11 +2394,15 @@
         <w:jc w:val="both"/>
         <w:rPr>
           <w:rFonts w:ascii="Times New Roman" w:eastAsia="Times New Roman" w:hAnsi="Times New Roman" w:cs="Times New Roman"/>
-        </w:rPr>
-      </w:pPr>
-      <w:r>
-        <w:rPr>
-          <w:rFonts w:ascii="Times New Roman" w:eastAsia="Times New Roman" w:hAnsi="Times New Roman" w:cs="Times New Roman"/>
+          <w:i/>
+          <w:iCs/>
+        </w:rPr>
+      </w:pPr>
+      <w:r>
+        <w:rPr>
+          <w:rFonts w:ascii="Times New Roman" w:eastAsia="Times New Roman" w:hAnsi="Times New Roman" w:cs="Times New Roman"/>
+          <w:i/>
+          <w:iCs/>
         </w:rPr>
         <w:t>Is there a difference in the median stress level between doctors and engineers in the 27 to 59 age group?</w:t>
       </w:r>
@@ -2470,37 +2468,27 @@
       <w:pPr>
         <w:pStyle w:val="ListParagraph"/>
         <w:ind w:left="1440"/>
-        <w:jc w:val="both"/>
-        <w:rPr>
-          <w:rFonts w:ascii="Times New Roman" w:eastAsia="Times New Roman" w:hAnsi="Times New Roman" w:cs="Times New Roman"/>
-        </w:rPr>
-      </w:pPr>
-      <w:r>
+        <w:rPr>
+          <w:rFonts w:ascii="Times New Roman" w:eastAsia="Times New Roman" w:hAnsi="Times New Roman" w:cs="Times New Roman"/>
+        </w:rPr>
+      </w:pPr>
+      <w:r>
+        <w:rPr>
+          <w:rFonts w:ascii="Times New Roman" w:eastAsia="Times New Roman" w:hAnsi="Times New Roman" w:cs="Times New Roman"/>
+        </w:rPr>
+        <w:t>The following hypotheses can be formulated based on our research question:</w:t>
+      </w:r>
+    </w:p>
+    <w:p>
+      <w:pPr>
+        <w:pStyle w:val="ListParagraph"/>
+        <w:ind w:left="1440"/>
         <w:rPr>
           <w:rFonts w:ascii="Times New Roman" w:eastAsia="Times New Roman" w:hAnsi="Times New Roman" w:cs="Times New Roman"/>
           <w:b/>
           <w:bCs/>
         </w:rPr>
-        <w:t>Null hypothesis (H0):</w:t>
-      </w:r>
-      <w:r>
-        <w:rPr>
-          <w:rFonts w:ascii="Times New Roman" w:eastAsia="Times New Roman" w:hAnsi="Times New Roman" w:cs="Times New Roman"/>
-        </w:rPr>
-        <w:t xml:space="preserve">  There is no difference in the median stress level between</w:t>
-      </w:r>
-      <w:r>
-        <w:rPr>
-          <w:rFonts w:ascii="Times New Roman" w:eastAsia="Times New Roman" w:hAnsi="Times New Roman" w:cs="Times New Roman"/>
-        </w:rPr>
-        <w:t xml:space="preserve"> </w:t>
-      </w:r>
-      <w:r>
-        <w:rPr>
-          <w:rFonts w:ascii="Times New Roman" w:eastAsia="Times New Roman" w:hAnsi="Times New Roman" w:cs="Times New Roman"/>
-        </w:rPr>
-        <w:t>doctors and engineers in the 27 to 59 age group.</w:t>
-      </w:r>
+      </w:pPr>
     </w:p>
     <w:p>
       <w:pPr>
@@ -2511,6 +2499,32 @@
           <w:rFonts w:ascii="Times New Roman" w:eastAsia="Times New Roman" w:hAnsi="Times New Roman" w:cs="Times New Roman"/>
         </w:rPr>
       </w:pPr>
+      <w:r>
+        <w:rPr>
+          <w:rFonts w:ascii="Times New Roman" w:eastAsia="Times New Roman" w:hAnsi="Times New Roman" w:cs="Times New Roman"/>
+          <w:b/>
+          <w:bCs/>
+        </w:rPr>
+        <w:t>Null hypothesis (H0):</w:t>
+      </w:r>
+      <w:r>
+        <w:rPr>
+          <w:rFonts w:ascii="Times New Roman" w:eastAsia="Times New Roman" w:hAnsi="Times New Roman" w:cs="Times New Roman"/>
+        </w:rPr>
+        <w:t xml:space="preserve">  There is no difference in the median stress level between</w:t>
+      </w:r>
+      <w:r>
+        <w:rPr>
+          <w:rFonts w:ascii="Times New Roman" w:eastAsia="Times New Roman" w:hAnsi="Times New Roman" w:cs="Times New Roman"/>
+        </w:rPr>
+        <w:t xml:space="preserve"> </w:t>
+      </w:r>
+      <w:r>
+        <w:rPr>
+          <w:rFonts w:ascii="Times New Roman" w:eastAsia="Times New Roman" w:hAnsi="Times New Roman" w:cs="Times New Roman"/>
+        </w:rPr>
+        <w:t>doctors and engineers in the 27 to 59 age group.</w:t>
+      </w:r>
     </w:p>
     <w:p>
       <w:pPr>
@@ -2521,6 +2535,16 @@
           <w:rFonts w:ascii="Times New Roman" w:eastAsia="Times New Roman" w:hAnsi="Times New Roman" w:cs="Times New Roman"/>
         </w:rPr>
       </w:pPr>
+    </w:p>
+    <w:p>
+      <w:pPr>
+        <w:pStyle w:val="ListParagraph"/>
+        <w:ind w:left="1440"/>
+        <w:jc w:val="both"/>
+        <w:rPr>
+          <w:rFonts w:ascii="Times New Roman" w:eastAsia="Times New Roman" w:hAnsi="Times New Roman" w:cs="Times New Roman"/>
+        </w:rPr>
+      </w:pPr>
       <w:r>
         <w:rPr>
           <w:rFonts w:ascii="Times New Roman" w:eastAsia="Times New Roman" w:hAnsi="Times New Roman" w:cs="Times New Roman"/>
@@ -2555,22 +2579,6 @@
     <w:p>
       <w:pPr>
         <w:pStyle w:val="ListParagraph"/>
-        <w:rPr>
-          <w:rFonts w:ascii="Times New Roman" w:eastAsia="Times New Roman" w:hAnsi="Times New Roman" w:cs="Times New Roman"/>
-        </w:rPr>
-      </w:pPr>
-    </w:p>
-    <w:p>
-      <w:pPr>
-        <w:ind w:left="1440"/>
-        <w:rPr>
-          <w:rFonts w:ascii="Times New Roman" w:eastAsia="Times New Roman" w:hAnsi="Times New Roman" w:cs="Times New Roman"/>
-        </w:rPr>
-      </w:pPr>
-    </w:p>
-    <w:p>
-      <w:pPr>
-        <w:ind w:left="1440"/>
         <w:rPr>
           <w:rFonts w:ascii="Times New Roman" w:eastAsia="Times New Roman" w:hAnsi="Times New Roman" w:cs="Times New Roman"/>
         </w:rPr>
@@ -3552,6 +3560,16 @@
     <w:p>
       <w:pPr>
         <w:pStyle w:val="ListParagraph"/>
+        <w:rPr>
+          <w:rFonts w:ascii="Times New Roman" w:eastAsia="Times New Roman" w:hAnsi="Times New Roman" w:cs="Times New Roman"/>
+          <w:b/>
+          <w:bCs/>
+        </w:rPr>
+      </w:pPr>
+    </w:p>
+    <w:p>
+      <w:pPr>
+        <w:pStyle w:val="ListParagraph"/>
         <w:numPr>
           <w:ilvl w:val="1"/>
           <w:numId w:val="32"/>
@@ -3566,21 +3584,23 @@
       <w:r>
         <w:rPr>
           <w:rFonts w:ascii="Times New Roman" w:eastAsia="Times New Roman" w:hAnsi="Times New Roman" w:cs="Times New Roman"/>
-        </w:rPr>
-        <w:t>Statistical test used to test the hypotheses and output</w:t>
-      </w:r>
-      <w:r>
-        <w:rPr>
-          <w:rFonts w:ascii="Times New Roman" w:eastAsia="Times New Roman" w:hAnsi="Times New Roman" w:cs="Times New Roman"/>
-        </w:rPr>
-        <w:t xml:space="preserve"> (</w:t>
-      </w:r>
-      <w:r>
-        <w:rPr>
-          <w:rFonts w:ascii="Times New Roman" w:eastAsia="Times New Roman" w:hAnsi="Times New Roman" w:cs="Times New Roman"/>
           <w:b/>
           <w:bCs/>
         </w:rPr>
+        <w:t>Statistical test used to test the hypotheses and output</w:t>
+      </w:r>
+      <w:r>
+        <w:rPr>
+          <w:rFonts w:ascii="Times New Roman" w:eastAsia="Times New Roman" w:hAnsi="Times New Roman" w:cs="Times New Roman"/>
+        </w:rPr>
+        <w:t xml:space="preserve"> (</w:t>
+      </w:r>
+      <w:r>
+        <w:rPr>
+          <w:rFonts w:ascii="Times New Roman" w:eastAsia="Times New Roman" w:hAnsi="Times New Roman" w:cs="Times New Roman"/>
+          <w:b/>
+          <w:bCs/>
+        </w:rPr>
         <w:t>75 words)</w:t>
       </w:r>
       <w:r>
@@ -3589,73 +3609,65 @@
         </w:rPr>
         <w:t xml:space="preserve"> </w:t>
       </w:r>
+    </w:p>
+    <w:p>
+      <w:pPr>
+        <w:pStyle w:val="ListParagraph"/>
+        <w:ind w:left="1440"/>
+        <w:rPr>
+          <w:rFonts w:ascii="Times New Roman" w:eastAsia="Times New Roman" w:hAnsi="Times New Roman" w:cs="Times New Roman"/>
+        </w:rPr>
+      </w:pPr>
+    </w:p>
+    <w:p>
+      <w:pPr>
+        <w:pStyle w:val="ListParagraph"/>
+        <w:ind w:left="1440"/>
+        <w:jc w:val="both"/>
+        <w:rPr>
+          <w:rFonts w:ascii="Times New Roman" w:eastAsia="Times New Roman" w:hAnsi="Times New Roman" w:cs="Times New Roman"/>
+        </w:rPr>
+      </w:pPr>
+      <w:r>
+        <w:rPr>
+          <w:rFonts w:ascii="Times New Roman" w:eastAsia="Times New Roman" w:hAnsi="Times New Roman" w:cs="Times New Roman"/>
+        </w:rPr>
+        <w:t xml:space="preserve">The statistical test used to test our hypotheses was the Wilcoxon Rank-Sum Test, also known as Mann-Whitney U Test. </w:t>
+      </w:r>
+      <w:r>
+        <w:rPr>
+          <w:rFonts w:ascii="Times New Roman" w:eastAsia="Times New Roman" w:hAnsi="Times New Roman" w:cs="Times New Roman"/>
+        </w:rPr>
+        <w:t>This test was considered appropriate for the following reasons:</w:t>
+      </w:r>
+    </w:p>
+    <w:p>
+      <w:pPr>
+        <w:pStyle w:val="ListParagraph"/>
+        <w:ind w:left="1440"/>
+        <w:jc w:val="both"/>
+        <w:rPr>
+          <w:rFonts w:ascii="Times New Roman" w:eastAsia="Times New Roman" w:hAnsi="Times New Roman" w:cs="Times New Roman"/>
+        </w:rPr>
+      </w:pPr>
     </w:p>
     <w:p>
       <w:pPr>
         <w:pStyle w:val="ListParagraph"/>
         <w:numPr>
           <w:ilvl w:val="0"/>
-          <w:numId w:val="20"/>
+          <w:numId w:val="34"/>
         </w:numPr>
-        <w:rPr>
-          <w:rFonts w:ascii="Times New Roman" w:eastAsia="Times New Roman" w:hAnsi="Times New Roman" w:cs="Times New Roman"/>
-          <w:i/>
-          <w:iCs/>
-          <w:highlight w:val="yellow"/>
-        </w:rPr>
-      </w:pPr>
-      <w:r>
-        <w:rPr>
-          <w:rFonts w:ascii="Times New Roman" w:eastAsia="Times New Roman" w:hAnsi="Times New Roman" w:cs="Times New Roman"/>
-          <w:i/>
-          <w:iCs/>
-          <w:highlight w:val="yellow"/>
-        </w:rPr>
-        <w:t>E</w:t>
-      </w:r>
-      <w:r>
-        <w:rPr>
-          <w:rFonts w:ascii="Times New Roman" w:eastAsia="Times New Roman" w:hAnsi="Times New Roman" w:cs="Times New Roman"/>
-          <w:i/>
-          <w:iCs/>
-          <w:highlight w:val="yellow"/>
-        </w:rPr>
-        <w:t xml:space="preserve">xplain the choice of </w:t>
-      </w:r>
-      <w:r>
-        <w:rPr>
-          <w:rFonts w:ascii="Times New Roman" w:eastAsia="Times New Roman" w:hAnsi="Times New Roman" w:cs="Times New Roman"/>
-          <w:i/>
-          <w:iCs/>
-          <w:highlight w:val="yellow"/>
-        </w:rPr>
-        <w:t xml:space="preserve">the </w:t>
-      </w:r>
-      <w:r>
-        <w:rPr>
-          <w:rFonts w:ascii="Times New Roman" w:eastAsia="Times New Roman" w:hAnsi="Times New Roman" w:cs="Times New Roman"/>
-          <w:i/>
-          <w:iCs/>
-          <w:highlight w:val="yellow"/>
-        </w:rPr>
-        <w:t xml:space="preserve">statistical </w:t>
-      </w:r>
-      <w:r>
-        <w:rPr>
-          <w:rFonts w:ascii="Times New Roman" w:eastAsia="Times New Roman" w:hAnsi="Times New Roman" w:cs="Times New Roman"/>
-          <w:i/>
-          <w:iCs/>
-          <w:highlight w:val="yellow"/>
-        </w:rPr>
-        <w:t>test.</w:t>
-      </w:r>
-      <w:r>
-        <w:rPr>
-          <w:rFonts w:ascii="Times New Roman" w:eastAsia="Times New Roman" w:hAnsi="Times New Roman" w:cs="Times New Roman"/>
-          <w:i/>
-          <w:iCs/>
-        </w:rPr>
-        <w:t xml:space="preserve"> </w:t>
+        <w:jc w:val="both"/>
+        <w:rPr>
+          <w:rFonts w:ascii="Times New Roman" w:eastAsia="Times New Roman" w:hAnsi="Times New Roman" w:cs="Times New Roman"/>
+        </w:rPr>
+      </w:pPr>
+      <w:r>
+        <w:rPr>
+          <w:rFonts w:ascii="Times New Roman" w:eastAsia="Times New Roman" w:hAnsi="Times New Roman" w:cs="Times New Roman"/>
+        </w:rPr>
+        <w:t>The nature of the research question is difference in median.</w:t>
       </w:r>
     </w:p>
     <w:p>
@@ -3663,24 +3675,90 @@
         <w:pStyle w:val="ListParagraph"/>
         <w:numPr>
           <w:ilvl w:val="0"/>
-          <w:numId w:val="20"/>
+          <w:numId w:val="34"/>
         </w:numPr>
-        <w:rPr>
-          <w:rFonts w:ascii="Times New Roman" w:eastAsia="Times New Roman" w:hAnsi="Times New Roman" w:cs="Times New Roman"/>
-          <w:i/>
-          <w:iCs/>
-          <w:highlight w:val="yellow"/>
-        </w:rPr>
-      </w:pPr>
-      <w:r>
-        <w:rPr>
-          <w:rFonts w:ascii="Times New Roman" w:eastAsia="Times New Roman" w:hAnsi="Times New Roman" w:cs="Times New Roman"/>
-          <w:i/>
-          <w:iCs/>
-          <w:highlight w:val="yellow"/>
-        </w:rPr>
-        <w:t>Make sure the test is appropriate for the RQ and data.</w:t>
-      </w:r>
+        <w:jc w:val="both"/>
+        <w:rPr>
+          <w:rFonts w:ascii="Times New Roman" w:eastAsia="Times New Roman" w:hAnsi="Times New Roman" w:cs="Times New Roman"/>
+        </w:rPr>
+      </w:pPr>
+      <w:r>
+        <w:rPr>
+          <w:rFonts w:ascii="Times New Roman" w:eastAsia="Times New Roman" w:hAnsi="Times New Roman" w:cs="Times New Roman"/>
+        </w:rPr>
+        <w:t>Occupation, the independent variable, is a nominal datatype.</w:t>
+      </w:r>
+    </w:p>
+    <w:p>
+      <w:pPr>
+        <w:pStyle w:val="ListParagraph"/>
+        <w:numPr>
+          <w:ilvl w:val="0"/>
+          <w:numId w:val="34"/>
+        </w:numPr>
+        <w:jc w:val="both"/>
+        <w:rPr>
+          <w:rFonts w:ascii="Times New Roman" w:eastAsia="Times New Roman" w:hAnsi="Times New Roman" w:cs="Times New Roman"/>
+        </w:rPr>
+      </w:pPr>
+      <w:r>
+        <w:rPr>
+          <w:rFonts w:ascii="Times New Roman" w:eastAsia="Times New Roman" w:hAnsi="Times New Roman" w:cs="Times New Roman"/>
+        </w:rPr>
+        <w:t>Stress Level, the dependent variable, is an ordinal datatype with less than 8 unique values.</w:t>
+      </w:r>
+    </w:p>
+    <w:p>
+      <w:pPr>
+        <w:pStyle w:val="ListParagraph"/>
+        <w:numPr>
+          <w:ilvl w:val="0"/>
+          <w:numId w:val="34"/>
+        </w:numPr>
+        <w:jc w:val="both"/>
+        <w:rPr>
+          <w:rFonts w:ascii="Times New Roman" w:eastAsia="Times New Roman" w:hAnsi="Times New Roman" w:cs="Times New Roman"/>
+        </w:rPr>
+      </w:pPr>
+      <w:r>
+        <w:rPr>
+          <w:rFonts w:ascii="Times New Roman" w:eastAsia="Times New Roman" w:hAnsi="Times New Roman" w:cs="Times New Roman"/>
+        </w:rPr>
+        <w:t xml:space="preserve">The </w:t>
+      </w:r>
+      <w:r>
+        <w:rPr>
+          <w:rFonts w:ascii="Times New Roman" w:eastAsia="Times New Roman" w:hAnsi="Times New Roman" w:cs="Times New Roman"/>
+        </w:rPr>
+        <w:t xml:space="preserve">normality curve on the </w:t>
+      </w:r>
+      <w:r>
+        <w:rPr>
+          <w:rFonts w:ascii="Times New Roman" w:eastAsia="Times New Roman" w:hAnsi="Times New Roman" w:cs="Times New Roman"/>
+        </w:rPr>
+        <w:t>histogram</w:t>
+      </w:r>
+      <w:r>
+        <w:rPr>
+          <w:rFonts w:ascii="Times New Roman" w:eastAsia="Times New Roman" w:hAnsi="Times New Roman" w:cs="Times New Roman"/>
+        </w:rPr>
+        <w:t xml:space="preserve"> indicated that the data</w:t>
+      </w:r>
+      <w:r>
+        <w:rPr>
+          <w:rFonts w:ascii="Times New Roman" w:eastAsia="Times New Roman" w:hAnsi="Times New Roman" w:cs="Times New Roman"/>
+        </w:rPr>
+        <w:t xml:space="preserve"> was not normally distributed.</w:t>
+      </w:r>
+    </w:p>
+    <w:p>
+      <w:pPr>
+        <w:pStyle w:val="ListParagraph"/>
+        <w:ind w:left="1440" w:hanging="720"/>
+        <w:rPr>
+          <w:rFonts w:ascii="Times New Roman" w:eastAsia="Times New Roman" w:hAnsi="Times New Roman" w:cs="Times New Roman"/>
+        </w:rPr>
+      </w:pPr>
     </w:p>
     <w:p>
       <w:pPr>
@@ -3703,28 +3781,22 @@
           <w:rFonts w:ascii="Times New Roman" w:eastAsia="Times New Roman" w:hAnsi="Times New Roman" w:cs="Times New Roman"/>
           <w:i/>
           <w:iCs/>
-          <w:highlight w:val="yellow"/>
-        </w:rPr>
-      </w:pPr>
-      <w:r>
-        <w:rPr>
-          <w:rFonts w:ascii="Times New Roman" w:eastAsia="Times New Roman" w:hAnsi="Times New Roman" w:cs="Times New Roman"/>
-        </w:rPr>
-        <w:t>The null hypothesis is rejected /not rejected based on the p-value</w:t>
-      </w:r>
-      <w:r>
-        <w:rPr>
-          <w:rFonts w:ascii="Times New Roman" w:eastAsia="Times New Roman" w:hAnsi="Times New Roman" w:cs="Times New Roman"/>
-        </w:rPr>
-        <w:t xml:space="preserve"> (</w:t>
-      </w:r>
+        </w:rPr>
+      </w:pPr>
       <w:r>
         <w:rPr>
           <w:rFonts w:ascii="Times New Roman" w:eastAsia="Times New Roman" w:hAnsi="Times New Roman" w:cs="Times New Roman"/>
           <w:b/>
           <w:bCs/>
         </w:rPr>
-        <w:t>10</w:t>
+        <w:lastRenderedPageBreak/>
+        <w:t>The null hypothesis is rejected /not rejected based on the p-value</w:t>
+      </w:r>
+      <w:r>
+        <w:rPr>
+          <w:rFonts w:ascii="Times New Roman" w:eastAsia="Times New Roman" w:hAnsi="Times New Roman" w:cs="Times New Roman"/>
+        </w:rPr>
+        <w:t xml:space="preserve"> (</w:t>
       </w:r>
       <w:r>
         <w:rPr>
@@ -3732,23 +3804,16 @@
           <w:b/>
           <w:bCs/>
         </w:rPr>
+        <w:t>10</w:t>
+      </w:r>
+      <w:r>
+        <w:rPr>
+          <w:rFonts w:ascii="Times New Roman" w:eastAsia="Times New Roman" w:hAnsi="Times New Roman" w:cs="Times New Roman"/>
+          <w:b/>
+          <w:bCs/>
+        </w:rPr>
         <w:t>0 words)</w:t>
       </w:r>
-      <w:r>
-        <w:rPr>
-          <w:rFonts w:ascii="Times New Roman" w:eastAsia="Times New Roman" w:hAnsi="Times New Roman" w:cs="Times New Roman"/>
-        </w:rPr>
-        <w:t xml:space="preserve"> </w:t>
-      </w:r>
-      <w:r>
-        <w:rPr>
-          <w:rFonts w:ascii="Times New Roman" w:eastAsia="Times New Roman" w:hAnsi="Times New Roman" w:cs="Times New Roman"/>
-          <w:i/>
-          <w:iCs/>
-          <w:highlight w:val="yellow"/>
-        </w:rPr>
-        <w:t>(interpret the results)</w:t>
-      </w:r>
     </w:p>
     <w:p>
       <w:pPr>
@@ -3757,12 +3822,54 @@
           <w:rFonts w:ascii="Times New Roman" w:eastAsia="Times New Roman" w:hAnsi="Times New Roman" w:cs="Times New Roman"/>
         </w:rPr>
       </w:pPr>
-      <w:r>
-        <w:rPr>
-          <w:rFonts w:ascii="Times New Roman" w:eastAsia="Times New Roman" w:hAnsi="Times New Roman" w:cs="Times New Roman"/>
-        </w:rPr>
-        <w:t xml:space="preserve"> </w:t>
-      </w:r>
+    </w:p>
+    <w:p>
+      <w:pPr>
+        <w:ind w:left="1440"/>
+        <w:rPr>
+          <w:rFonts w:ascii="Times New Roman" w:eastAsia="Times New Roman" w:hAnsi="Times New Roman" w:cs="Times New Roman"/>
+        </w:rPr>
+      </w:pPr>
+      <w:r>
+        <w:rPr>
+          <w:rFonts w:ascii="Times New Roman" w:eastAsia="Times New Roman" w:hAnsi="Times New Roman" w:cs="Times New Roman"/>
+        </w:rPr>
+        <w:t>The p-value obtained from the Wilcoxon Rank-Sum Test was 2.2e-16, which is less than 0.05. This indicates that there is a significant difference between the stress levels of doctors and engineers in the 27 to 59 age group. Therefore, the null hypothesis, which states that there is no difference in the median stress levels of doctors and engineers, is rejected.</w:t>
+      </w:r>
+    </w:p>
+    <w:p>
+      <w:pPr>
+        <w:ind w:left="1440"/>
+        <w:rPr>
+          <w:rFonts w:ascii="Times New Roman" w:eastAsia="Times New Roman" w:hAnsi="Times New Roman" w:cs="Times New Roman"/>
+        </w:rPr>
+      </w:pPr>
+    </w:p>
+    <w:p>
+      <w:pPr>
+        <w:ind w:left="1440"/>
+        <w:rPr>
+          <w:rFonts w:ascii="Times New Roman" w:eastAsia="Times New Roman" w:hAnsi="Times New Roman" w:cs="Times New Roman"/>
+          <w:i/>
+          <w:iCs/>
+        </w:rPr>
+      </w:pPr>
+      <w:r>
+        <w:rPr>
+          <w:rFonts w:ascii="Times New Roman" w:eastAsia="Times New Roman" w:hAnsi="Times New Roman" w:cs="Times New Roman"/>
+          <w:i/>
+          <w:iCs/>
+        </w:rPr>
+        <w:t>Interpretation goes here</w:t>
+      </w:r>
+    </w:p>
+    <w:p>
+      <w:pPr>
+        <w:ind w:left="1440"/>
+        <w:rPr>
+          <w:rFonts w:ascii="Times New Roman" w:eastAsia="Times New Roman" w:hAnsi="Times New Roman" w:cs="Times New Roman"/>
+        </w:rPr>
+      </w:pPr>
     </w:p>
     <w:p>
       <w:pPr>
@@ -4071,7 +4178,6 @@
           <w:iCs/>
           <w:highlight w:val="yellow"/>
         </w:rPr>
-        <w:lastRenderedPageBreak/>
         <w:t>Please comment on the GitHub log output, and refer to it as being</w:t>
       </w:r>
       <w:r>
@@ -4715,6 +4821,7 @@
           <w:b/>
           <w:bCs/>
         </w:rPr>
+        <w:lastRenderedPageBreak/>
         <w:t xml:space="preserve">Appendices </w:t>
       </w:r>
       <w:r>
@@ -5982,6 +6089,95 @@
     </w:lvl>
   </w:abstractNum>
   <w:abstractNum w:abstractNumId="8" w15:restartNumberingAfterBreak="0">
+    <w:nsid w:val="190F7B86"/>
+    <w:multiLevelType w:val="hybridMultilevel"/>
+    <w:tmpl w:val="86C80E18"/>
+    <w:lvl w:ilvl="0" w:tplc="8D20AA7A">
+      <w:start w:val="1"/>
+      <w:numFmt w:val="lowerLetter"/>
+      <w:lvlText w:val="%1)"/>
+      <w:lvlJc w:val="left"/>
+      <w:pPr>
+        <w:ind w:left="1800" w:hanging="360"/>
+      </w:pPr>
+      <w:rPr>
+        <w:rFonts w:hint="default"/>
+      </w:rPr>
+    </w:lvl>
+    <w:lvl w:ilvl="1" w:tplc="08090019" w:tentative="1">
+      <w:start w:val="1"/>
+      <w:numFmt w:val="lowerLetter"/>
+      <w:lvlText w:val="%2."/>
+      <w:lvlJc w:val="left"/>
+      <w:pPr>
+        <w:ind w:left="2520" w:hanging="360"/>
+      </w:pPr>
+    </w:lvl>
+    <w:lvl w:ilvl="2" w:tplc="0809001B" w:tentative="1">
+      <w:start w:val="1"/>
+      <w:numFmt w:val="lowerRoman"/>
+      <w:lvlText w:val="%3."/>
+      <w:lvlJc w:val="right"/>
+      <w:pPr>
+        <w:ind w:left="3240" w:hanging="180"/>
+      </w:pPr>
+    </w:lvl>
+    <w:lvl w:ilvl="3" w:tplc="0809000F" w:tentative="1">
+      <w:start w:val="1"/>
+      <w:numFmt w:val="decimal"/>
+      <w:lvlText w:val="%4."/>
+      <w:lvlJc w:val="left"/>
+      <w:pPr>
+        <w:ind w:left="3960" w:hanging="360"/>
+      </w:pPr>
+    </w:lvl>
+    <w:lvl w:ilvl="4" w:tplc="08090019" w:tentative="1">
+      <w:start w:val="1"/>
+      <w:numFmt w:val="lowerLetter"/>
+      <w:lvlText w:val="%5."/>
+      <w:lvlJc w:val="left"/>
+      <w:pPr>
+        <w:ind w:left="4680" w:hanging="360"/>
+      </w:pPr>
+    </w:lvl>
+    <w:lvl w:ilvl="5" w:tplc="0809001B" w:tentative="1">
+      <w:start w:val="1"/>
+      <w:numFmt w:val="lowerRoman"/>
+      <w:lvlText w:val="%6."/>
+      <w:lvlJc w:val="right"/>
+      <w:pPr>
+        <w:ind w:left="5400" w:hanging="180"/>
+      </w:pPr>
+    </w:lvl>
+    <w:lvl w:ilvl="6" w:tplc="0809000F" w:tentative="1">
+      <w:start w:val="1"/>
+      <w:numFmt w:val="decimal"/>
+      <w:lvlText w:val="%7."/>
+      <w:lvlJc w:val="left"/>
+      <w:pPr>
+        <w:ind w:left="6120" w:hanging="360"/>
+      </w:pPr>
+    </w:lvl>
+    <w:lvl w:ilvl="7" w:tplc="08090019" w:tentative="1">
+      <w:start w:val="1"/>
+      <w:numFmt w:val="lowerLetter"/>
+      <w:lvlText w:val="%8."/>
+      <w:lvlJc w:val="left"/>
+      <w:pPr>
+        <w:ind w:left="6840" w:hanging="360"/>
+      </w:pPr>
+    </w:lvl>
+    <w:lvl w:ilvl="8" w:tplc="0809001B" w:tentative="1">
+      <w:start w:val="1"/>
+      <w:numFmt w:val="lowerRoman"/>
+      <w:lvlText w:val="%9."/>
+      <w:lvlJc w:val="right"/>
+      <w:pPr>
+        <w:ind w:left="7560" w:hanging="180"/>
+      </w:pPr>
+    </w:lvl>
+  </w:abstractNum>
+  <w:abstractNum w:abstractNumId="9" w15:restartNumberingAfterBreak="0">
     <w:nsid w:val="1B21B0F4"/>
     <w:multiLevelType w:val="hybridMultilevel"/>
     <w:tmpl w:val="72720076"/>
@@ -6094,7 +6290,7 @@
       </w:rPr>
     </w:lvl>
   </w:abstractNum>
-  <w:abstractNum w:abstractNumId="9" w15:restartNumberingAfterBreak="0">
+  <w:abstractNum w:abstractNumId="10" w15:restartNumberingAfterBreak="0">
     <w:nsid w:val="1C5D3AF2"/>
     <w:multiLevelType w:val="hybridMultilevel"/>
     <w:tmpl w:val="FFFFFFFF"/>
@@ -6207,7 +6403,7 @@
       </w:rPr>
     </w:lvl>
   </w:abstractNum>
-  <w:abstractNum w:abstractNumId="10" w15:restartNumberingAfterBreak="0">
+  <w:abstractNum w:abstractNumId="11" w15:restartNumberingAfterBreak="0">
     <w:nsid w:val="1CFC5493"/>
     <w:multiLevelType w:val="hybridMultilevel"/>
     <w:tmpl w:val="FFFFFFFF"/>
@@ -6293,7 +6489,7 @@
       </w:pPr>
     </w:lvl>
   </w:abstractNum>
-  <w:abstractNum w:abstractNumId="11" w15:restartNumberingAfterBreak="0">
+  <w:abstractNum w:abstractNumId="12" w15:restartNumberingAfterBreak="0">
     <w:nsid w:val="1E875941"/>
     <w:multiLevelType w:val="hybridMultilevel"/>
     <w:tmpl w:val="CD722D48"/>
@@ -6406,7 +6602,7 @@
       </w:rPr>
     </w:lvl>
   </w:abstractNum>
-  <w:abstractNum w:abstractNumId="12" w15:restartNumberingAfterBreak="0">
+  <w:abstractNum w:abstractNumId="13" w15:restartNumberingAfterBreak="0">
     <w:nsid w:val="215ED53B"/>
     <w:multiLevelType w:val="hybridMultilevel"/>
     <w:tmpl w:val="FFFFFFFF"/>
@@ -6519,7 +6715,7 @@
       </w:rPr>
     </w:lvl>
   </w:abstractNum>
-  <w:abstractNum w:abstractNumId="13" w15:restartNumberingAfterBreak="0">
+  <w:abstractNum w:abstractNumId="14" w15:restartNumberingAfterBreak="0">
     <w:nsid w:val="25481131"/>
     <w:multiLevelType w:val="hybridMultilevel"/>
     <w:tmpl w:val="FFFFFFFF"/>
@@ -6632,7 +6828,7 @@
       </w:rPr>
     </w:lvl>
   </w:abstractNum>
-  <w:abstractNum w:abstractNumId="14" w15:restartNumberingAfterBreak="0">
+  <w:abstractNum w:abstractNumId="15" w15:restartNumberingAfterBreak="0">
     <w:nsid w:val="2BEF301D"/>
     <w:multiLevelType w:val="hybridMultilevel"/>
     <w:tmpl w:val="2B3AA896"/>
@@ -6745,7 +6941,7 @@
       </w:rPr>
     </w:lvl>
   </w:abstractNum>
-  <w:abstractNum w:abstractNumId="15" w15:restartNumberingAfterBreak="0">
+  <w:abstractNum w:abstractNumId="16" w15:restartNumberingAfterBreak="0">
     <w:nsid w:val="360E79A9"/>
     <w:multiLevelType w:val="multilevel"/>
     <w:tmpl w:val="FFFFFFFF"/>
@@ -6858,7 +7054,7 @@
       </w:rPr>
     </w:lvl>
   </w:abstractNum>
-  <w:abstractNum w:abstractNumId="16" w15:restartNumberingAfterBreak="0">
+  <w:abstractNum w:abstractNumId="17" w15:restartNumberingAfterBreak="0">
     <w:nsid w:val="3AE77EFC"/>
     <w:multiLevelType w:val="hybridMultilevel"/>
     <w:tmpl w:val="BF34E8AA"/>
@@ -6971,7 +7167,7 @@
       </w:rPr>
     </w:lvl>
   </w:abstractNum>
-  <w:abstractNum w:abstractNumId="17" w15:restartNumberingAfterBreak="0">
+  <w:abstractNum w:abstractNumId="18" w15:restartNumberingAfterBreak="0">
     <w:nsid w:val="3BD0A676"/>
     <w:multiLevelType w:val="hybridMultilevel"/>
     <w:tmpl w:val="FFFFFFFF"/>
@@ -7084,7 +7280,7 @@
       </w:rPr>
     </w:lvl>
   </w:abstractNum>
-  <w:abstractNum w:abstractNumId="18" w15:restartNumberingAfterBreak="0">
+  <w:abstractNum w:abstractNumId="19" w15:restartNumberingAfterBreak="0">
     <w:nsid w:val="3CEA41A4"/>
     <w:multiLevelType w:val="hybridMultilevel"/>
     <w:tmpl w:val="FFFFFFFF"/>
@@ -7170,7 +7366,7 @@
       </w:pPr>
     </w:lvl>
   </w:abstractNum>
-  <w:abstractNum w:abstractNumId="19" w15:restartNumberingAfterBreak="0">
+  <w:abstractNum w:abstractNumId="20" w15:restartNumberingAfterBreak="0">
     <w:nsid w:val="3F9AADF4"/>
     <w:multiLevelType w:val="hybridMultilevel"/>
     <w:tmpl w:val="FFFFFFFF"/>
@@ -7256,7 +7452,7 @@
       </w:pPr>
     </w:lvl>
   </w:abstractNum>
-  <w:abstractNum w:abstractNumId="20" w15:restartNumberingAfterBreak="0">
+  <w:abstractNum w:abstractNumId="21" w15:restartNumberingAfterBreak="0">
     <w:nsid w:val="41A2DE95"/>
     <w:multiLevelType w:val="hybridMultilevel"/>
     <w:tmpl w:val="FFFFFFFF"/>
@@ -7369,7 +7565,7 @@
       </w:rPr>
     </w:lvl>
   </w:abstractNum>
-  <w:abstractNum w:abstractNumId="21" w15:restartNumberingAfterBreak="0">
+  <w:abstractNum w:abstractNumId="22" w15:restartNumberingAfterBreak="0">
     <w:nsid w:val="42202A9B"/>
     <w:multiLevelType w:val="hybridMultilevel"/>
     <w:tmpl w:val="FFFFFFFF"/>
@@ -7482,7 +7678,7 @@
       </w:rPr>
     </w:lvl>
   </w:abstractNum>
-  <w:abstractNum w:abstractNumId="22" w15:restartNumberingAfterBreak="0">
+  <w:abstractNum w:abstractNumId="23" w15:restartNumberingAfterBreak="0">
     <w:nsid w:val="43DCB8F2"/>
     <w:multiLevelType w:val="hybridMultilevel"/>
     <w:tmpl w:val="FFFFFFFF"/>
@@ -7595,7 +7791,7 @@
       </w:rPr>
     </w:lvl>
   </w:abstractNum>
-  <w:abstractNum w:abstractNumId="23" w15:restartNumberingAfterBreak="0">
+  <w:abstractNum w:abstractNumId="24" w15:restartNumberingAfterBreak="0">
     <w:nsid w:val="453E2DC6"/>
     <w:multiLevelType w:val="multilevel"/>
     <w:tmpl w:val="4DA4E65A"/>
@@ -7716,7 +7912,7 @@
       </w:rPr>
     </w:lvl>
   </w:abstractNum>
-  <w:abstractNum w:abstractNumId="24" w15:restartNumberingAfterBreak="0">
+  <w:abstractNum w:abstractNumId="25" w15:restartNumberingAfterBreak="0">
     <w:nsid w:val="4D557C4F"/>
     <w:multiLevelType w:val="hybridMultilevel"/>
     <w:tmpl w:val="E482CF54"/>
@@ -7805,7 +8001,7 @@
       </w:pPr>
     </w:lvl>
   </w:abstractNum>
-  <w:abstractNum w:abstractNumId="25" w15:restartNumberingAfterBreak="0">
+  <w:abstractNum w:abstractNumId="26" w15:restartNumberingAfterBreak="0">
     <w:nsid w:val="52DF187A"/>
     <w:multiLevelType w:val="hybridMultilevel"/>
     <w:tmpl w:val="FFFFFFFF"/>
@@ -7918,7 +8114,7 @@
       </w:rPr>
     </w:lvl>
   </w:abstractNum>
-  <w:abstractNum w:abstractNumId="26" w15:restartNumberingAfterBreak="0">
+  <w:abstractNum w:abstractNumId="27" w15:restartNumberingAfterBreak="0">
     <w:nsid w:val="573E3B79"/>
     <w:multiLevelType w:val="hybridMultilevel"/>
     <w:tmpl w:val="FFFFFFFF"/>
@@ -8004,7 +8200,7 @@
       </w:pPr>
     </w:lvl>
   </w:abstractNum>
-  <w:abstractNum w:abstractNumId="27" w15:restartNumberingAfterBreak="0">
+  <w:abstractNum w:abstractNumId="28" w15:restartNumberingAfterBreak="0">
     <w:nsid w:val="5A72411A"/>
     <w:multiLevelType w:val="hybridMultilevel"/>
     <w:tmpl w:val="C31A5862"/>
@@ -8090,7 +8286,7 @@
       </w:pPr>
     </w:lvl>
   </w:abstractNum>
-  <w:abstractNum w:abstractNumId="28" w15:restartNumberingAfterBreak="0">
+  <w:abstractNum w:abstractNumId="29" w15:restartNumberingAfterBreak="0">
     <w:nsid w:val="64424843"/>
     <w:multiLevelType w:val="hybridMultilevel"/>
     <w:tmpl w:val="FFFFFFFF"/>
@@ -8176,7 +8372,7 @@
       </w:pPr>
     </w:lvl>
   </w:abstractNum>
-  <w:abstractNum w:abstractNumId="29" w15:restartNumberingAfterBreak="0">
+  <w:abstractNum w:abstractNumId="30" w15:restartNumberingAfterBreak="0">
     <w:nsid w:val="64803963"/>
     <w:multiLevelType w:val="multilevel"/>
     <w:tmpl w:val="FFFFFFFF"/>
@@ -8262,7 +8458,7 @@
       </w:pPr>
     </w:lvl>
   </w:abstractNum>
-  <w:abstractNum w:abstractNumId="30" w15:restartNumberingAfterBreak="0">
+  <w:abstractNum w:abstractNumId="31" w15:restartNumberingAfterBreak="0">
     <w:nsid w:val="662D2694"/>
     <w:multiLevelType w:val="hybridMultilevel"/>
     <w:tmpl w:val="FFFFFFFF"/>
@@ -8348,7 +8544,7 @@
       </w:pPr>
     </w:lvl>
   </w:abstractNum>
-  <w:abstractNum w:abstractNumId="31" w15:restartNumberingAfterBreak="0">
+  <w:abstractNum w:abstractNumId="32" w15:restartNumberingAfterBreak="0">
     <w:nsid w:val="6989EEEE"/>
     <w:multiLevelType w:val="multilevel"/>
     <w:tmpl w:val="BC488E9C"/>
@@ -8442,7 +8638,7 @@
       </w:pPr>
     </w:lvl>
   </w:abstractNum>
-  <w:abstractNum w:abstractNumId="32" w15:restartNumberingAfterBreak="0">
+  <w:abstractNum w:abstractNumId="33" w15:restartNumberingAfterBreak="0">
     <w:nsid w:val="717456F8"/>
     <w:multiLevelType w:val="hybridMultilevel"/>
     <w:tmpl w:val="FFFFFFFF"/>
@@ -8556,52 +8752,52 @@
     </w:lvl>
   </w:abstractNum>
   <w:num w:numId="1" w16cid:durableId="193809708">
-    <w:abstractNumId w:val="27"/>
+    <w:abstractNumId w:val="28"/>
   </w:num>
   <w:num w:numId="2" w16cid:durableId="439304008">
     <w:abstractNumId w:val="0"/>
   </w:num>
   <w:num w:numId="3" w16cid:durableId="1814369601">
-    <w:abstractNumId w:val="8"/>
+    <w:abstractNumId w:val="9"/>
   </w:num>
   <w:num w:numId="4" w16cid:durableId="2006858979">
-    <w:abstractNumId w:val="28"/>
+    <w:abstractNumId w:val="29"/>
   </w:num>
   <w:num w:numId="5" w16cid:durableId="1839346339">
-    <w:abstractNumId w:val="18"/>
+    <w:abstractNumId w:val="19"/>
   </w:num>
   <w:num w:numId="6" w16cid:durableId="1380855808">
-    <w:abstractNumId w:val="10"/>
+    <w:abstractNumId w:val="11"/>
   </w:num>
   <w:num w:numId="7" w16cid:durableId="565338146">
-    <w:abstractNumId w:val="30"/>
+    <w:abstractNumId w:val="31"/>
   </w:num>
   <w:num w:numId="8" w16cid:durableId="522136554">
-    <w:abstractNumId w:val="19"/>
+    <w:abstractNumId w:val="20"/>
   </w:num>
   <w:num w:numId="9" w16cid:durableId="729496021">
-    <w:abstractNumId w:val="24"/>
+    <w:abstractNumId w:val="25"/>
   </w:num>
   <w:num w:numId="10" w16cid:durableId="417485858">
     <w:abstractNumId w:val="7"/>
   </w:num>
   <w:num w:numId="11" w16cid:durableId="1035351234">
-    <w:abstractNumId w:val="23"/>
+    <w:abstractNumId w:val="24"/>
   </w:num>
   <w:num w:numId="12" w16cid:durableId="837691969">
     <w:abstractNumId w:val="5"/>
   </w:num>
   <w:num w:numId="13" w16cid:durableId="979849249">
-    <w:abstractNumId w:val="16"/>
+    <w:abstractNumId w:val="17"/>
   </w:num>
   <w:num w:numId="14" w16cid:durableId="387188096">
-    <w:abstractNumId w:val="11"/>
+    <w:abstractNumId w:val="12"/>
   </w:num>
   <w:num w:numId="15" w16cid:durableId="1770663035">
-    <w:abstractNumId w:val="14"/>
+    <w:abstractNumId w:val="15"/>
   </w:num>
   <w:num w:numId="16" w16cid:durableId="642200228">
-    <w:abstractNumId w:val="15"/>
+    <w:abstractNumId w:val="16"/>
   </w:num>
   <w:num w:numId="17" w16cid:durableId="595553950">
     <w:abstractNumId w:val="6"/>
@@ -8610,49 +8806,52 @@
     <w:abstractNumId w:val="1"/>
   </w:num>
   <w:num w:numId="19" w16cid:durableId="1430350645">
-    <w:abstractNumId w:val="17"/>
+    <w:abstractNumId w:val="18"/>
   </w:num>
   <w:num w:numId="20" w16cid:durableId="609823634">
-    <w:abstractNumId w:val="9"/>
+    <w:abstractNumId w:val="10"/>
   </w:num>
   <w:num w:numId="21" w16cid:durableId="1595891774">
-    <w:abstractNumId w:val="13"/>
+    <w:abstractNumId w:val="14"/>
   </w:num>
   <w:num w:numId="22" w16cid:durableId="1857501887">
     <w:abstractNumId w:val="4"/>
   </w:num>
   <w:num w:numId="23" w16cid:durableId="1424566782">
-    <w:abstractNumId w:val="20"/>
+    <w:abstractNumId w:val="21"/>
   </w:num>
   <w:num w:numId="24" w16cid:durableId="983385615">
-    <w:abstractNumId w:val="22"/>
+    <w:abstractNumId w:val="23"/>
   </w:num>
   <w:num w:numId="25" w16cid:durableId="1303582182">
-    <w:abstractNumId w:val="25"/>
+    <w:abstractNumId w:val="26"/>
   </w:num>
   <w:num w:numId="26" w16cid:durableId="2138447778">
     <w:abstractNumId w:val="2"/>
   </w:num>
   <w:num w:numId="27" w16cid:durableId="715280916">
-    <w:abstractNumId w:val="12"/>
+    <w:abstractNumId w:val="13"/>
   </w:num>
   <w:num w:numId="28" w16cid:durableId="296570619">
-    <w:abstractNumId w:val="26"/>
+    <w:abstractNumId w:val="27"/>
   </w:num>
   <w:num w:numId="29" w16cid:durableId="266351746">
-    <w:abstractNumId w:val="32"/>
+    <w:abstractNumId w:val="33"/>
   </w:num>
   <w:num w:numId="30" w16cid:durableId="1027947511">
-    <w:abstractNumId w:val="29"/>
+    <w:abstractNumId w:val="30"/>
   </w:num>
   <w:num w:numId="31" w16cid:durableId="1358778646">
-    <w:abstractNumId w:val="21"/>
+    <w:abstractNumId w:val="22"/>
   </w:num>
   <w:num w:numId="32" w16cid:durableId="186406669">
-    <w:abstractNumId w:val="31"/>
+    <w:abstractNumId w:val="32"/>
   </w:num>
   <w:num w:numId="33" w16cid:durableId="364215154">
     <w:abstractNumId w:val="3"/>
+  </w:num>
+  <w:num w:numId="34" w16cid:durableId="782573751">
+    <w:abstractNumId w:val="8"/>
   </w:num>
 </w:numbering>
 </file>

--- a/report/7COM1079_Group_A104_Report.docx
+++ b/report/7COM1079_Group_A104_Report.docx
@@ -2035,13 +2035,7 @@
         <w:rPr>
           <w:rFonts w:ascii="Times New Roman" w:eastAsia="Times New Roman" w:hAnsi="Times New Roman" w:cs="Times New Roman"/>
         </w:rPr>
-        <w:t xml:space="preserve">In an article by </w:t>
-      </w:r>
-      <w:r>
-        <w:rPr>
-          <w:rFonts w:ascii="Times New Roman" w:eastAsia="Times New Roman" w:hAnsi="Times New Roman" w:cs="Times New Roman"/>
-        </w:rPr>
-        <w:t xml:space="preserve">Usman G. </w:t>
+        <w:t xml:space="preserve">In an article by Usman G. </w:t>
       </w:r>
       <w:r>
         <w:rPr>
@@ -2624,6 +2618,16 @@
     <w:p>
       <w:pPr>
         <w:pStyle w:val="ListParagraph"/>
+        <w:rPr>
+          <w:rFonts w:ascii="Times New Roman" w:eastAsia="Times New Roman" w:hAnsi="Times New Roman" w:cs="Times New Roman"/>
+          <w:b/>
+          <w:bCs/>
+        </w:rPr>
+      </w:pPr>
+    </w:p>
+    <w:p>
+      <w:pPr>
+        <w:pStyle w:val="ListParagraph"/>
         <w:numPr>
           <w:ilvl w:val="1"/>
           <w:numId w:val="32"/>
@@ -2638,123 +2642,94 @@
       <w:r>
         <w:rPr>
           <w:rFonts w:ascii="Times New Roman" w:eastAsia="Times New Roman" w:hAnsi="Times New Roman" w:cs="Times New Roman"/>
-        </w:rPr>
-        <w:t>Research papers (at least 3 relevant to your topic / DS)</w:t>
-      </w:r>
-      <w:r>
-        <w:rPr>
-          <w:rFonts w:ascii="Times New Roman" w:eastAsia="Times New Roman" w:hAnsi="Times New Roman" w:cs="Times New Roman"/>
-        </w:rPr>
-        <w:t xml:space="preserve"> </w:t>
-      </w:r>
-      <w:r>
-        <w:rPr>
-          <w:rFonts w:ascii="Times New Roman" w:eastAsia="Times New Roman" w:hAnsi="Times New Roman" w:cs="Times New Roman"/>
           <w:b/>
           <w:bCs/>
         </w:rPr>
+        <w:t>Research papers</w:t>
+      </w:r>
+      <w:r>
+        <w:rPr>
+          <w:rFonts w:ascii="Times New Roman" w:eastAsia="Times New Roman" w:hAnsi="Times New Roman" w:cs="Times New Roman"/>
+          <w:b/>
+          <w:bCs/>
+        </w:rPr>
+        <w:t xml:space="preserve"> </w:t>
+      </w:r>
+      <w:r>
+        <w:rPr>
+          <w:rFonts w:ascii="Times New Roman" w:eastAsia="Times New Roman" w:hAnsi="Times New Roman" w:cs="Times New Roman"/>
+          <w:b/>
+          <w:bCs/>
+        </w:rPr>
+        <w:t>(at least 3 relevant to your topic / DS)</w:t>
+      </w:r>
+      <w:r>
+        <w:rPr>
+          <w:rFonts w:ascii="Times New Roman" w:eastAsia="Times New Roman" w:hAnsi="Times New Roman" w:cs="Times New Roman"/>
+        </w:rPr>
+        <w:t xml:space="preserve"> </w:t>
+      </w:r>
+      <w:r>
+        <w:rPr>
+          <w:rFonts w:ascii="Times New Roman" w:eastAsia="Times New Roman" w:hAnsi="Times New Roman" w:cs="Times New Roman"/>
+          <w:b/>
+          <w:bCs/>
+        </w:rPr>
         <w:t>(200 words)</w:t>
       </w:r>
     </w:p>
     <w:p>
       <w:pPr>
         <w:pStyle w:val="ListParagraph"/>
-        <w:numPr>
-          <w:ilvl w:val="0"/>
-          <w:numId w:val="25"/>
-        </w:numPr>
-        <w:rPr>
-          <w:rFonts w:ascii="Times New Roman" w:eastAsia="Times New Roman" w:hAnsi="Times New Roman" w:cs="Times New Roman"/>
-        </w:rPr>
-      </w:pPr>
-      <w:r>
-        <w:rPr>
-          <w:rFonts w:ascii="Times New Roman" w:eastAsia="Times New Roman" w:hAnsi="Times New Roman" w:cs="Times New Roman"/>
-          <w:i/>
-          <w:highlight w:val="yellow"/>
-        </w:rPr>
-        <w:t>Was the data set used for some research papers?</w:t>
-      </w:r>
-      <w:r>
-        <w:rPr>
-          <w:rFonts w:ascii="Times New Roman" w:eastAsia="Times New Roman" w:hAnsi="Times New Roman" w:cs="Times New Roman"/>
-          <w:highlight w:val="yellow"/>
-        </w:rPr>
-        <w:t xml:space="preserve"> </w:t>
-      </w:r>
-      <w:r>
-        <w:rPr>
-          <w:rFonts w:ascii="Times New Roman" w:eastAsia="Times New Roman" w:hAnsi="Times New Roman" w:cs="Times New Roman"/>
-          <w:i/>
-          <w:iCs/>
-          <w:highlight w:val="yellow"/>
-        </w:rPr>
-        <w:t>Summarise and</w:t>
-      </w:r>
-      <w:r>
-        <w:rPr>
-          <w:rFonts w:ascii="Times New Roman" w:eastAsia="Times New Roman" w:hAnsi="Times New Roman" w:cs="Times New Roman"/>
-          <w:highlight w:val="yellow"/>
-        </w:rPr>
-        <w:t xml:space="preserve"> </w:t>
-      </w:r>
-      <w:r>
-        <w:rPr>
-          <w:rFonts w:ascii="Times New Roman" w:eastAsia="Times New Roman" w:hAnsi="Times New Roman" w:cs="Times New Roman"/>
-          <w:i/>
-          <w:highlight w:val="yellow"/>
-        </w:rPr>
-        <w:t>r</w:t>
-      </w:r>
-      <w:r>
-        <w:rPr>
-          <w:rFonts w:ascii="Times New Roman" w:eastAsia="Times New Roman" w:hAnsi="Times New Roman" w:cs="Times New Roman"/>
-          <w:i/>
-          <w:highlight w:val="yellow"/>
-        </w:rPr>
-        <w:t>eference at least 3 relevant research papers to your topic / DS</w:t>
-      </w:r>
-      <w:r>
-        <w:rPr>
-          <w:rFonts w:ascii="Times New Roman" w:eastAsia="Times New Roman" w:hAnsi="Times New Roman" w:cs="Times New Roman"/>
-          <w:i/>
-          <w:highlight w:val="yellow"/>
-        </w:rPr>
-        <w:t>.</w:t>
-      </w:r>
-      <w:r>
-        <w:rPr>
-          <w:rFonts w:ascii="Times New Roman" w:eastAsia="Times New Roman" w:hAnsi="Times New Roman" w:cs="Times New Roman"/>
-          <w:i/>
-          <w:highlight w:val="yellow"/>
-        </w:rPr>
-        <w:t xml:space="preserve"> See </w:t>
-      </w:r>
-      <w:hyperlink r:id="rId8" w:history="1">
-        <w:r>
+        <w:ind w:left="1440"/>
+        <w:rPr>
+          <w:rFonts w:ascii="Times New Roman" w:eastAsia="Times New Roman" w:hAnsi="Times New Roman" w:cs="Times New Roman"/>
+          <w:b/>
+          <w:bCs/>
+        </w:rPr>
+      </w:pPr>
+    </w:p>
+    <w:p>
+      <w:pPr>
+        <w:pStyle w:val="ListParagraph"/>
+        <w:ind w:left="1440"/>
+        <w:rPr>
+          <w:rFonts w:ascii="Times New Roman" w:hAnsi="Times New Roman" w:cs="Times New Roman"/>
+        </w:rPr>
+      </w:pPr>
+      <w:r>
+        <w:rPr>
+          <w:rFonts w:ascii="Times New Roman" w:hAnsi="Times New Roman" w:cs="Times New Roman"/>
+        </w:rPr>
+        <w:t xml:space="preserve">Occupational stress has been widely explored in both organisational psychology and health research, with many studies showing that different professions experience stress in different ways. </w:t>
+      </w:r>
+      <w:sdt>
+        <w:sdtPr>
           <w:rPr>
-            <w:rStyle w:val="Hyperlink"/>
-            <w:rFonts w:ascii="Times New Roman" w:eastAsia="Times New Roman" w:hAnsi="Times New Roman" w:cs="Times New Roman"/>
-            <w:i/>
-            <w:highlight w:val="yellow"/>
+            <w:rFonts w:ascii="Times New Roman" w:hAnsi="Times New Roman" w:cs="Times New Roman"/>
+            <w:color w:val="000000"/>
           </w:rPr>
-          <w:t>https://herts.instructure.com/courses/61421/modules</w:t>
-        </w:r>
-      </w:hyperlink>
-      <w:r>
-        <w:rPr>
-          <w:rFonts w:ascii="Times New Roman" w:eastAsia="Times New Roman" w:hAnsi="Times New Roman" w:cs="Times New Roman"/>
-          <w:i/>
-          <w:highlight w:val="yellow"/>
-        </w:rPr>
-        <w:t xml:space="preserve"> for writing.</w:t>
-      </w:r>
-      <w:r>
-        <w:rPr>
-          <w:rFonts w:ascii="Times New Roman" w:eastAsia="Times New Roman" w:hAnsi="Times New Roman" w:cs="Times New Roman"/>
-          <w:i/>
-        </w:rPr>
-        <w:t xml:space="preserve"> </w:t>
+          <w:tag w:val="MENDELEY_CITATION_v3_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"/>
+          <w:id w:val="605386655"/>
+          <w:placeholder>
+            <w:docPart w:val="822E86C6BB8146B4842220807431D7FD"/>
+          </w:placeholder>
+        </w:sdtPr>
+        <w:sdtContent>
+          <w:r>
+            <w:rPr>
+              <w:rFonts w:ascii="Times New Roman" w:hAnsi="Times New Roman" w:cs="Times New Roman"/>
+              <w:color w:val="000000"/>
+            </w:rPr>
+            <w:t>Shanafelt et al. (2015)</w:t>
+          </w:r>
+        </w:sdtContent>
+      </w:sdt>
+      <w:r>
+        <w:rPr>
+          <w:rFonts w:ascii="Times New Roman" w:hAnsi="Times New Roman" w:cs="Times New Roman"/>
+        </w:rPr>
+        <w:t xml:space="preserve"> conducted a large national survey of U.S. physicians, in which 6,880 doctors responded to questions about burnout and work–life balance. Their findings showed that doctors reported substantially higher levels of work-related pressure than the general workforce, highlighting how clinical decision-making, long shifts and emotional responsibility contribute to increased stress in medical roles.</w:t>
       </w:r>
     </w:p>
     <w:p>
@@ -3802,6 +3777,7 @@
         <w:rPr>
           <w:rFonts w:ascii="Times New Roman" w:eastAsia="Times New Roman" w:hAnsi="Times New Roman" w:cs="Times New Roman"/>
         </w:rPr>
+        <w:lastRenderedPageBreak/>
         <w:t>What went well</w:t>
       </w:r>
       <w:r>
@@ -4071,7 +4047,6 @@
           <w:iCs/>
           <w:highlight w:val="yellow"/>
         </w:rPr>
-        <w:lastRenderedPageBreak/>
         <w:t>Please comment on the GitHub log output, and refer to it as being</w:t>
       </w:r>
       <w:r>
@@ -4639,7 +4614,7 @@
         </w:rPr>
         <w:t xml:space="preserve"> (2024) “Frequency of Stressful Activities Amongst Doctors, Engineers and Teachers”, Pakistan Journal of Medicine and Dentistry, 3(4). Available at: </w:t>
       </w:r>
-      <w:hyperlink r:id="rId9" w:history="1">
+      <w:hyperlink r:id="rId8" w:history="1">
         <w:r>
           <w:rPr>
             <w:rStyle w:val="Hyperlink"/>
@@ -4814,19 +4789,11 @@
           <w:rFonts w:ascii="Times New Roman" w:eastAsia="Times New Roman" w:hAnsi="Times New Roman" w:cs="Times New Roman"/>
         </w:rPr>
       </w:pPr>
-      <w:proofErr w:type="spellStart"/>
-      <w:r>
-        <w:rPr>
-          <w:rFonts w:ascii="Times New Roman" w:eastAsia="Times New Roman" w:hAnsi="Times New Roman" w:cs="Times New Roman"/>
-        </w:rPr>
-        <w:t>Analysis.R</w:t>
-      </w:r>
-      <w:proofErr w:type="spellEnd"/>
-      <w:r>
-        <w:rPr>
-          <w:rFonts w:ascii="Times New Roman" w:eastAsia="Times New Roman" w:hAnsi="Times New Roman" w:cs="Times New Roman"/>
-        </w:rPr>
-        <w:t xml:space="preserve"> code with the appropriate statistics to test the hypotheses. </w:t>
+      <w:r>
+        <w:rPr>
+          <w:rFonts w:ascii="Times New Roman" w:eastAsia="Times New Roman" w:hAnsi="Times New Roman" w:cs="Times New Roman"/>
+        </w:rPr>
+        <w:t xml:space="preserve">Analysis.R code with the appropriate statistics to test the hypotheses. </w:t>
       </w:r>
     </w:p>
     <w:p>
@@ -4959,8 +4926,8 @@
       </w:pPr>
     </w:p>
     <w:sectPr>
-      <w:footerReference w:type="even" r:id="rId10"/>
-      <w:footerReference w:type="default" r:id="rId11"/>
+      <w:footerReference w:type="even" r:id="rId9"/>
+      <w:footerReference w:type="default" r:id="rId10"/>
       <w:pgSz w:w="11906" w:h="16838"/>
       <w:pgMar w:top="1440" w:right="1440" w:bottom="1440" w:left="1440" w:header="708" w:footer="708" w:gutter="0"/>
       <w:cols w:space="708"/>
@@ -9253,7 +9220,6 @@
   <w:style w:type="character" w:default="1" w:styleId="DefaultParagraphFont">
     <w:name w:val="Default Paragraph Font"/>
     <w:uiPriority w:val="1"/>
-    <w:semiHidden/>
     <w:unhideWhenUsed/>
   </w:style>
   <w:style w:type="table" w:default="1" w:styleId="TableNormal">
@@ -9719,6 +9685,607 @@
 </w:styles>
 </file>
 
+<file path=word/glossary/document.xml><?xml version="1.0" encoding="utf-8"?>
+<w:glossaryDocument xmlns:wpc="http://schemas.microsoft.com/office/word/2010/wordprocessingCanvas" xmlns:cx="http://schemas.microsoft.com/office/drawing/2014/chartex" xmlns:cx1="http://schemas.microsoft.com/office/drawing/2015/9/8/chartex" xmlns:cx2="http://schemas.microsoft.com/office/drawing/2015/10/21/chartex" xmlns:cx3="http://schemas.microsoft.com/office/drawing/2016/5/9/chartex" xmlns:cx4="http://schemas.microsoft.com/office/drawing/2016/5/10/chartex" xmlns:cx5="http://schemas.microsoft.com/office/drawing/2016/5/11/chartex" xmlns:cx6="http://schemas.microsoft.com/office/drawing/2016/5/12/chartex" xmlns:cx7="http://schemas.microsoft.com/office/drawing/2016/5/13/chartex" xmlns:cx8="http://schemas.microsoft.com/office/drawing/2016/5/14/chartex" xmlns:mc="http://schemas.openxmlformats.org/markup-compatibility/2006" xmlns:aink="http://schemas.microsoft.com/office/drawing/2016/ink" xmlns:am3d="http://schemas.microsoft.com/office/drawing/2017/model3d" xmlns:o="urn:schemas-microsoft-com:office:office" xmlns:oel="http://schemas.microsoft.com/office/2019/extlst" xmlns:r="http://schemas.openxmlformats.org/officeDocument/2006/relationships" xmlns:m="http://schemas.openxmlformats.org/officeDocument/2006/math" xmlns:v="urn:schemas-microsoft-com:vml" xmlns:wp14="http://schemas.microsoft.com/office/word/2010/wordprocessingDrawing" xmlns:wp="http://schemas.openxmlformats.org/drawingml/2006/wordprocessingDrawing" xmlns:w10="urn:schemas-microsoft-com:office:word" xmlns:w="http://schemas.openxmlformats.org/wordprocessingml/2006/main" xmlns:w14="http://schemas.microsoft.com/office/word/2010/wordml" xmlns:w15="http://schemas.microsoft.com/office/word/2012/wordml" xmlns:w16cex="http://schemas.microsoft.com/office/word/2018/wordml/cex" xmlns:w16cid="http://schemas.microsoft.com/office/word/2016/wordml/cid" xmlns:w16="http://schemas.microsoft.com/office/word/2018/wordml" xmlns:w16du="http://schemas.microsoft.com/office/word/2023/wordml/word16du" xmlns:w16sdtdh="http://schemas.microsoft.com/office/word/2020/wordml/sdtdatahash" xmlns:w16sdtfl="http://schemas.microsoft.com/office/word/2024/wordml/sdtformatlock" xmlns:w16se="http://schemas.microsoft.com/office/word/2015/wordml/symex" xmlns:wpg="http://schemas.microsoft.com/office/word/2010/wordprocessingGroup" xmlns:wpi="http://schemas.microsoft.com/office/word/2010/wordprocessingInk" xmlns:wne="http://schemas.microsoft.com/office/word/2006/wordml" xmlns:wps="http://schemas.microsoft.com/office/word/2010/wordprocessingShape" mc:Ignorable="w14 w15 w16se w16cid w16 w16cex w16sdtdh w16sdtfl w16du wp14">
+  <w:docParts>
+    <w:docPart>
+      <w:docPartPr>
+        <w:name w:val="822E86C6BB8146B4842220807431D7FD"/>
+        <w:category>
+          <w:name w:val="General"/>
+          <w:gallery w:val="placeholder"/>
+        </w:category>
+        <w:types>
+          <w:type w:val="bbPlcHdr"/>
+        </w:types>
+        <w:behaviors>
+          <w:behavior w:val="content"/>
+        </w:behaviors>
+        <w:guid w:val="{EDCB4537-09E7-4C13-891E-42C6637D92E7}"/>
+      </w:docPartPr>
+      <w:docPartBody>
+        <w:p>
+          <w:pPr>
+            <w:pStyle w:val="822E86C6BB8146B4842220807431D7FD"/>
+          </w:pPr>
+          <w:r>
+            <w:rPr>
+              <w:rStyle w:val="PlaceholderText"/>
+            </w:rPr>
+            <w:t>Click or tap here to enter text.</w:t>
+          </w:r>
+        </w:p>
+      </w:docPartBody>
+    </w:docPart>
+  </w:docParts>
+</w:glossaryDocument>
+</file>
+
+<file path=word/glossary/fontTable.xml><?xml version="1.0" encoding="utf-8"?>
+<w:fonts xmlns:mc="http://schemas.openxmlformats.org/markup-compatibility/2006" xmlns:r="http://schemas.openxmlformats.org/officeDocument/2006/relationships" xmlns:w="http://schemas.openxmlformats.org/wordprocessingml/2006/main" xmlns:w14="http://schemas.microsoft.com/office/word/2010/wordml" xmlns:w15="http://schemas.microsoft.com/office/word/2012/wordml" xmlns:w16cex="http://schemas.microsoft.com/office/word/2018/wordml/cex" xmlns:w16cid="http://schemas.microsoft.com/office/word/2016/wordml/cid" xmlns:w16="http://schemas.microsoft.com/office/word/2018/wordml" xmlns:w16du="http://schemas.microsoft.com/office/word/2023/wordml/word16du" xmlns:w16sdtdh="http://schemas.microsoft.com/office/word/2020/wordml/sdtdatahash" xmlns:w16sdtfl="http://schemas.microsoft.com/office/word/2024/wordml/sdtformatlock" xmlns:w16se="http://schemas.microsoft.com/office/word/2015/wordml/symex" mc:Ignorable="w14 w15 w16se w16cid w16 w16cex w16sdtdh w16sdtfl w16du">
+  <w:font w:name="Symbol">
+    <w:panose1 w:val="05050102010706020507"/>
+    <w:charset w:val="02"/>
+    <w:family w:val="roman"/>
+    <w:pitch w:val="variable"/>
+    <w:sig w:usb0="00000000" w:usb1="10000000" w:usb2="00000000" w:usb3="00000000" w:csb0="80000000" w:csb1="00000000"/>
+  </w:font>
+  <w:font w:name="Times New Roman">
+    <w:panose1 w:val="02020603050405020304"/>
+    <w:charset w:val="00"/>
+    <w:family w:val="roman"/>
+    <w:pitch w:val="variable"/>
+    <w:sig w:usb0="E0002EFF" w:usb1="C000785B" w:usb2="00000009" w:usb3="00000000" w:csb0="000001FF" w:csb1="00000000"/>
+  </w:font>
+  <w:font w:name="Courier New">
+    <w:panose1 w:val="02070309020205020404"/>
+    <w:charset w:val="00"/>
+    <w:family w:val="modern"/>
+    <w:pitch w:val="fixed"/>
+    <w:sig w:usb0="E0002EFF" w:usb1="C0007843" w:usb2="00000009" w:usb3="00000000" w:csb0="000001FF" w:csb1="00000000"/>
+  </w:font>
+  <w:font w:name="Wingdings">
+    <w:panose1 w:val="05000000000000000000"/>
+    <w:charset w:val="02"/>
+    <w:family w:val="auto"/>
+    <w:pitch w:val="variable"/>
+    <w:sig w:usb0="00000000" w:usb1="10000000" w:usb2="00000000" w:usb3="00000000" w:csb0="80000000" w:csb1="00000000"/>
+  </w:font>
+  <w:font w:name="Aptos">
+    <w:charset w:val="00"/>
+    <w:family w:val="swiss"/>
+    <w:pitch w:val="variable"/>
+    <w:sig w:usb0="20000287" w:usb1="00000003" w:usb2="00000000" w:usb3="00000000" w:csb0="0000019F" w:csb1="00000000"/>
+  </w:font>
+  <w:font w:name="Arial">
+    <w:panose1 w:val="020B0604020202020204"/>
+    <w:charset w:val="00"/>
+    <w:family w:val="swiss"/>
+    <w:pitch w:val="variable"/>
+    <w:sig w:usb0="E0002EFF" w:usb1="C000785B" w:usb2="00000009" w:usb3="00000000" w:csb0="000001FF" w:csb1="00000000"/>
+  </w:font>
+  <w:font w:name="Aptos Display">
+    <w:charset w:val="00"/>
+    <w:family w:val="swiss"/>
+    <w:pitch w:val="variable"/>
+    <w:sig w:usb0="20000287" w:usb1="00000003" w:usb2="00000000" w:usb3="00000000" w:csb0="0000019F" w:csb1="00000000"/>
+  </w:font>
+  <w:font w:name="Yu Gothic Light">
+    <w:altName w:val="游ゴシック Light"/>
+    <w:panose1 w:val="020B0300000000000000"/>
+    <w:charset w:val="80"/>
+    <w:family w:val="swiss"/>
+    <w:pitch w:val="variable"/>
+    <w:sig w:usb0="E00002FF" w:usb1="2AC7FDFF" w:usb2="00000016" w:usb3="00000000" w:csb0="0002009F" w:csb1="00000000"/>
+  </w:font>
+  <w:font w:name="Yu Gothic">
+    <w:altName w:val="游ゴシック"/>
+    <w:panose1 w:val="020B0400000000000000"/>
+    <w:charset w:val="80"/>
+    <w:family w:val="swiss"/>
+    <w:pitch w:val="variable"/>
+    <w:sig w:usb0="E00002FF" w:usb1="2AC7FDFF" w:usb2="00000016" w:usb3="00000000" w:csb0="0002009F" w:csb1="00000000"/>
+  </w:font>
+</w:fonts>
+</file>
+
+<file path=word/glossary/settings.xml><?xml version="1.0" encoding="utf-8"?>
+<w:settings xmlns:mc="http://schemas.openxmlformats.org/markup-compatibility/2006" xmlns:o="urn:schemas-microsoft-com:office:office" xmlns:r="http://schemas.openxmlformats.org/officeDocument/2006/relationships" xmlns:m="http://schemas.openxmlformats.org/officeDocument/2006/math" xmlns:v="urn:schemas-microsoft-com:vml" xmlns:w10="urn:schemas-microsoft-com:office:word" xmlns:w="http://schemas.openxmlformats.org/wordprocessingml/2006/main" xmlns:w14="http://schemas.microsoft.com/office/word/2010/wordml" xmlns:w15="http://schemas.microsoft.com/office/word/2012/wordml" xmlns:w16cex="http://schemas.microsoft.com/office/word/2018/wordml/cex" xmlns:w16cid="http://schemas.microsoft.com/office/word/2016/wordml/cid" xmlns:w16="http://schemas.microsoft.com/office/word/2018/wordml" xmlns:w16du="http://schemas.microsoft.com/office/word/2023/wordml/word16du" xmlns:w16sdtdh="http://schemas.microsoft.com/office/word/2020/wordml/sdtdatahash" xmlns:w16sdtfl="http://schemas.microsoft.com/office/word/2024/wordml/sdtformatlock" xmlns:w16se="http://schemas.microsoft.com/office/word/2015/wordml/symex" xmlns:sl="http://schemas.openxmlformats.org/schemaLibrary/2006/main" mc:Ignorable="w14 w15 w16se w16cid w16 w16cex w16sdtdh w16sdtfl w16du">
+  <w:view w:val="normal"/>
+  <w:defaultTabStop w:val="720"/>
+  <w:characterSpacingControl w:val="doNotCompress"/>
+  <w:compat>
+    <w:useFELayout/>
+    <w:compatSetting w:name="compatibilityMode" w:uri="http://schemas.microsoft.com/office/word" w:val="15"/>
+    <w:compatSetting w:name="overrideTableStyleFontSizeAndJustification" w:uri="http://schemas.microsoft.com/office/word" w:val="1"/>
+    <w:compatSetting w:name="enableOpenTypeFeatures" w:uri="http://schemas.microsoft.com/office/word" w:val="1"/>
+    <w:compatSetting w:name="doNotFlipMirrorIndents" w:uri="http://schemas.microsoft.com/office/word" w:val="1"/>
+    <w:compatSetting w:name="differentiateMultirowTableHeaders" w:uri="http://schemas.microsoft.com/office/word" w:val="1"/>
+    <w:compatSetting w:name="useWord2013TrackBottomHyphenation" w:uri="http://schemas.microsoft.com/office/word" w:val="0"/>
+  </w:compat>
+  <w:rsids>
+    <w:rsidRoot w:val="00E17AB7"/>
+    <w:rsid w:val="0020251E"/>
+    <w:rsid w:val="00BA35E9"/>
+    <w:rsid w:val="00E17AB7"/>
+  </w:rsids>
+  <m:mathPr>
+    <m:mathFont m:val="Cambria Math"/>
+    <m:brkBin m:val="before"/>
+    <m:brkBinSub m:val="--"/>
+    <m:smallFrac m:val="0"/>
+    <m:dispDef/>
+    <m:lMargin m:val="0"/>
+    <m:rMargin m:val="0"/>
+    <m:defJc m:val="centerGroup"/>
+    <m:wrapIndent m:val="1440"/>
+    <m:intLim m:val="subSup"/>
+    <m:naryLim m:val="undOvr"/>
+  </m:mathPr>
+  <w:themeFontLang w:val="en-GB"/>
+  <w:clrSchemeMapping w:bg1="light1" w:t1="dark1" w:bg2="light2" w:t2="dark2" w:accent1="accent1" w:accent2="accent2" w:accent3="accent3" w:accent4="accent4" w:accent5="accent5" w:accent6="accent6" w:hyperlink="hyperlink" w:followedHyperlink="followedHyperlink"/>
+  <w:decimalSymbol w:val="."/>
+  <w:listSeparator w:val=","/>
+  <w15:chartTrackingRefBased/>
+</w:settings>
+</file>
+
+<file path=word/glossary/styles.xml><?xml version="1.0" encoding="utf-8"?>
+<w:styles xmlns:mc="http://schemas.openxmlformats.org/markup-compatibility/2006" xmlns:r="http://schemas.openxmlformats.org/officeDocument/2006/relationships" xmlns:w="http://schemas.openxmlformats.org/wordprocessingml/2006/main" xmlns:w14="http://schemas.microsoft.com/office/word/2010/wordml" xmlns:w15="http://schemas.microsoft.com/office/word/2012/wordml" xmlns:w16cex="http://schemas.microsoft.com/office/word/2018/wordml/cex" xmlns:w16cid="http://schemas.microsoft.com/office/word/2016/wordml/cid" xmlns:w16="http://schemas.microsoft.com/office/word/2018/wordml" xmlns:w16du="http://schemas.microsoft.com/office/word/2023/wordml/word16du" xmlns:w16sdtdh="http://schemas.microsoft.com/office/word/2020/wordml/sdtdatahash" xmlns:w16sdtfl="http://schemas.microsoft.com/office/word/2024/wordml/sdtformatlock" xmlns:w16se="http://schemas.microsoft.com/office/word/2015/wordml/symex" mc:Ignorable="w14 w15 w16se w16cid w16 w16cex w16sdtdh w16sdtfl w16du">
+  <w:docDefaults>
+    <w:rPrDefault>
+      <w:rPr>
+        <w:rFonts w:asciiTheme="minorHAnsi" w:eastAsiaTheme="minorEastAsia" w:hAnsiTheme="minorHAnsi" w:cstheme="minorBidi"/>
+        <w:kern w:val="2"/>
+        <w:sz w:val="24"/>
+        <w:szCs w:val="24"/>
+        <w:lang w:val="en-GB" w:eastAsia="en-GB" w:bidi="ar-SA"/>
+        <w14:ligatures w14:val="standardContextual"/>
+      </w:rPr>
+    </w:rPrDefault>
+    <w:pPrDefault>
+      <w:pPr>
+        <w:spacing w:after="160" w:line="278" w:lineRule="auto"/>
+      </w:pPr>
+    </w:pPrDefault>
+  </w:docDefaults>
+  <w:latentStyles w:defLockedState="0" w:defUIPriority="99" w:defSemiHidden="0" w:defUnhideWhenUsed="0" w:defQFormat="0" w:count="376">
+    <w:lsdException w:name="Normal" w:uiPriority="0" w:qFormat="1"/>
+    <w:lsdException w:name="heading 1" w:uiPriority="9" w:qFormat="1"/>
+    <w:lsdException w:name="heading 2" w:semiHidden="1" w:uiPriority="9" w:unhideWhenUsed="1" w:qFormat="1"/>
+    <w:lsdException w:name="heading 3" w:semiHidden="1" w:uiPriority="9" w:unhideWhenUsed="1" w:qFormat="1"/>
+    <w:lsdException w:name="heading 4" w:semiHidden="1" w:uiPriority="9" w:unhideWhenUsed="1" w:qFormat="1"/>
+    <w:lsdException w:name="heading 5" w:semiHidden="1" w:uiPriority="9" w:unhideWhenUsed="1" w:qFormat="1"/>
+    <w:lsdException w:name="heading 6" w:semiHidden="1" w:uiPriority="9" w:unhideWhenUsed="1" w:qFormat="1"/>
+    <w:lsdException w:name="heading 7" w:semiHidden="1" w:uiPriority="9" w:unhideWhenUsed="1" w:qFormat="1"/>
+    <w:lsdException w:name="heading 8" w:semiHidden="1" w:uiPriority="9" w:unhideWhenUsed="1" w:qFormat="1"/>
+    <w:lsdException w:name="heading 9" w:semiHidden="1" w:uiPriority="9" w:unhideWhenUsed="1" w:qFormat="1"/>
+    <w:lsdException w:name="index 1" w:semiHidden="1" w:unhideWhenUsed="1"/>
+    <w:lsdException w:name="index 2" w:semiHidden="1" w:unhideWhenUsed="1"/>
+    <w:lsdException w:name="index 3" w:semiHidden="1" w:unhideWhenUsed="1"/>
+    <w:lsdException w:name="index 4" w:semiHidden="1" w:unhideWhenUsed="1"/>
+    <w:lsdException w:name="index 5" w:semiHidden="1" w:unhideWhenUsed="1"/>
+    <w:lsdException w:name="index 6" w:semiHidden="1" w:unhideWhenUsed="1"/>
+    <w:lsdException w:name="index 7" w:semiHidden="1" w:unhideWhenUsed="1"/>
+    <w:lsdException w:name="index 8" w:semiHidden="1" w:unhideWhenUsed="1"/>
+    <w:lsdException w:name="index 9" w:semiHidden="1" w:unhideWhenUsed="1"/>
+    <w:lsdException w:name="toc 1" w:semiHidden="1" w:uiPriority="39" w:unhideWhenUsed="1"/>
+    <w:lsdException w:name="toc 2" w:semiHidden="1" w:uiPriority="39" w:unhideWhenUsed="1"/>
+    <w:lsdException w:name="toc 3" w:semiHidden="1" w:uiPriority="39" w:unhideWhenUsed="1"/>
+    <w:lsdException w:name="toc 4" w:semiHidden="1" w:uiPriority="39" w:unhideWhenUsed="1"/>
+    <w:lsdException w:name="toc 5" w:semiHidden="1" w:uiPriority="39" w:unhideWhenUsed="1"/>
+    <w:lsdException w:name="toc 6" w:semiHidden="1" w:uiPriority="39" w:unhideWhenUsed="1"/>
+    <w:lsdException w:name="toc 7" w:semiHidden="1" w:uiPriority="39" w:unhideWhenUsed="1"/>
+    <w:lsdException w:name="toc 8" w:semiHidden="1" w:uiPriority="39" w:unhideWhenUsed="1"/>
+    <w:lsdException w:name="toc 9" w:semiHidden="1" w:uiPriority="39" w:unhideWhenUsed="1"/>
+    <w:lsdException w:name="Normal Indent" w:semiHidden="1" w:unhideWhenUsed="1"/>
+    <w:lsdException w:name="footnote text" w:semiHidden="1" w:unhideWhenUsed="1"/>
+    <w:lsdException w:name="annotation text" w:semiHidden="1" w:unhideWhenUsed="1"/>
+    <w:lsdException w:name="header" w:semiHidden="1" w:unhideWhenUsed="1"/>
+    <w:lsdException w:name="footer" w:semiHidden="1" w:unhideWhenUsed="1"/>
+    <w:lsdException w:name="index heading" w:semiHidden="1" w:unhideWhenUsed="1"/>
+    <w:lsdException w:name="caption" w:semiHidden="1" w:uiPriority="35" w:unhideWhenUsed="1" w:qFormat="1"/>
+    <w:lsdException w:name="table of figures" w:semiHidden="1" w:unhideWhenUsed="1"/>
+    <w:lsdException w:name="envelope address" w:semiHidden="1" w:unhideWhenUsed="1"/>
+    <w:lsdException w:name="envelope return" w:semiHidden="1" w:unhideWhenUsed="1"/>
+    <w:lsdException w:name="footnote reference" w:semiHidden="1" w:unhideWhenUsed="1"/>
+    <w:lsdException w:name="annotation reference" w:semiHidden="1" w:unhideWhenUsed="1"/>
+    <w:lsdException w:name="line number" w:semiHidden="1" w:unhideWhenUsed="1"/>
+    <w:lsdException w:name="page number" w:semiHidden="1" w:unhideWhenUsed="1"/>
+    <w:lsdException w:name="endnote reference" w:semiHidden="1" w:unhideWhenUsed="1"/>
+    <w:lsdException w:name="endnote text" w:semiHidden="1" w:unhideWhenUsed="1"/>
+    <w:lsdException w:name="table of authorities" w:semiHidden="1" w:unhideWhenUsed="1"/>
+    <w:lsdException w:name="macro" w:semiHidden="1" w:unhideWhenUsed="1"/>
+    <w:lsdException w:name="toa heading" w:semiHidden="1" w:unhideWhenUsed="1"/>
+    <w:lsdException w:name="List" w:semiHidden="1" w:unhideWhenUsed="1"/>
+    <w:lsdException w:name="List Bullet" w:semiHidden="1" w:unhideWhenUsed="1"/>
+    <w:lsdException w:name="List Number" w:semiHidden="1" w:unhideWhenUsed="1"/>
+    <w:lsdException w:name="List 2" w:semiHidden="1" w:unhideWhenUsed="1"/>
+    <w:lsdException w:name="List 3" w:semiHidden="1" w:unhideWhenUsed="1"/>
+    <w:lsdException w:name="List 4" w:semiHidden="1" w:unhideWhenUsed="1"/>
+    <w:lsdException w:name="List 5" w:semiHidden="1" w:unhideWhenUsed="1"/>
+    <w:lsdException w:name="List Bullet 2" w:semiHidden="1" w:unhideWhenUsed="1"/>
+    <w:lsdException w:name="List Bullet 3" w:semiHidden="1" w:unhideWhenUsed="1"/>
+    <w:lsdException w:name="List Bullet 4" w:semiHidden="1" w:unhideWhenUsed="1"/>
+    <w:lsdException w:name="List Bullet 5" w:semiHidden="1" w:unhideWhenUsed="1"/>
+    <w:lsdException w:name="List Number 2" w:semiHidden="1" w:unhideWhenUsed="1"/>
+    <w:lsdException w:name="List Number 3" w:semiHidden="1" w:unhideWhenUsed="1"/>
+    <w:lsdException w:name="List Number 4" w:semiHidden="1" w:unhideWhenUsed="1"/>
+    <w:lsdException w:name="List Number 5" w:semiHidden="1" w:unhideWhenUsed="1"/>
+    <w:lsdException w:name="Title" w:uiPriority="10" w:qFormat="1"/>
+    <w:lsdException w:name="Closing" w:semiHidden="1" w:unhideWhenUsed="1"/>
+    <w:lsdException w:name="Signature" w:semiHidden="1" w:unhideWhenUsed="1"/>
+    <w:lsdException w:name="Default Paragraph Font" w:semiHidden="1" w:uiPriority="1" w:unhideWhenUsed="1"/>
+    <w:lsdException w:name="Body Text" w:semiHidden="1" w:unhideWhenUsed="1"/>
+    <w:lsdException w:name="Body Text Indent" w:semiHidden="1" w:unhideWhenUsed="1"/>
+    <w:lsdException w:name="List Continue" w:semiHidden="1" w:unhideWhenUsed="1"/>
+    <w:lsdException w:name="List Continue 2" w:semiHidden="1" w:unhideWhenUsed="1"/>
+    <w:lsdException w:name="List Continue 3" w:semiHidden="1" w:unhideWhenUsed="1"/>
+    <w:lsdException w:name="List Continue 4" w:semiHidden="1" w:unhideWhenUsed="1"/>
+    <w:lsdException w:name="List Continue 5" w:semiHidden="1" w:unhideWhenUsed="1"/>
+    <w:lsdException w:name="Message Header" w:semiHidden="1" w:unhideWhenUsed="1"/>
+    <w:lsdException w:name="Subtitle" w:uiPriority="11" w:qFormat="1"/>
+    <w:lsdException w:name="Salutation" w:semiHidden="1" w:unhideWhenUsed="1"/>
+    <w:lsdException w:name="Date" w:semiHidden="1" w:unhideWhenUsed="1"/>
+    <w:lsdException w:name="Body Text First Indent" w:semiHidden="1" w:unhideWhenUsed="1"/>
+    <w:lsdException w:name="Body Text First Indent 2" w:semiHidden="1" w:unhideWhenUsed="1"/>
+    <w:lsdException w:name="Note Heading" w:semiHidden="1" w:unhideWhenUsed="1"/>
+    <w:lsdException w:name="Body Text 2" w:semiHidden="1" w:unhideWhenUsed="1"/>
+    <w:lsdException w:name="Body Text 3" w:semiHidden="1" w:unhideWhenUsed="1"/>
+    <w:lsdException w:name="Body Text Indent 2" w:semiHidden="1" w:unhideWhenUsed="1"/>
+    <w:lsdException w:name="Body Text Indent 3" w:semiHidden="1" w:unhideWhenUsed="1"/>
+    <w:lsdException w:name="Block Text" w:semiHidden="1" w:unhideWhenUsed="1"/>
+    <w:lsdException w:name="Hyperlink" w:semiHidden="1" w:unhideWhenUsed="1"/>
+    <w:lsdException w:name="FollowedHyperlink" w:semiHidden="1" w:unhideWhenUsed="1"/>
+    <w:lsdException w:name="Strong" w:uiPriority="22" w:qFormat="1"/>
+    <w:lsdException w:name="Emphasis" w:uiPriority="20" w:qFormat="1"/>
+    <w:lsdException w:name="Document Map" w:semiHidden="1" w:unhideWhenUsed="1"/>
+    <w:lsdException w:name="Plain Text" w:semiHidden="1" w:unhideWhenUsed="1"/>
+    <w:lsdException w:name="E-mail Signature" w:semiHidden="1" w:unhideWhenUsed="1"/>
+    <w:lsdException w:name="HTML Top of Form" w:semiHidden="1" w:unhideWhenUsed="1"/>
+    <w:lsdException w:name="HTML Bottom of Form" w:semiHidden="1" w:unhideWhenUsed="1"/>
+    <w:lsdException w:name="Normal (Web)" w:semiHidden="1" w:unhideWhenUsed="1"/>
+    <w:lsdException w:name="HTML Acronym" w:semiHidden="1" w:unhideWhenUsed="1"/>
+    <w:lsdException w:name="HTML Address" w:semiHidden="1" w:unhideWhenUsed="1"/>
+    <w:lsdException w:name="HTML Cite" w:semiHidden="1" w:unhideWhenUsed="1"/>
+    <w:lsdException w:name="HTML Code" w:semiHidden="1" w:unhideWhenUsed="1"/>
+    <w:lsdException w:name="HTML Definition" w:semiHidden="1" w:unhideWhenUsed="1"/>
+    <w:lsdException w:name="HTML Keyboard" w:semiHidden="1" w:unhideWhenUsed="1"/>
+    <w:lsdException w:name="HTML Preformatted" w:semiHidden="1" w:unhideWhenUsed="1"/>
+    <w:lsdException w:name="HTML Sample" w:semiHidden="1" w:unhideWhenUsed="1"/>
+    <w:lsdException w:name="HTML Typewriter" w:semiHidden="1" w:unhideWhenUsed="1"/>
+    <w:lsdException w:name="HTML Variable" w:semiHidden="1" w:unhideWhenUsed="1"/>
+    <w:lsdException w:name="Normal Table" w:semiHidden="1" w:unhideWhenUsed="1"/>
+    <w:lsdException w:name="annotation subject" w:semiHidden="1" w:unhideWhenUsed="1"/>
+    <w:lsdException w:name="No List" w:semiHidden="1" w:unhideWhenUsed="1"/>
+    <w:lsdException w:name="Outline List 1" w:semiHidden="1" w:unhideWhenUsed="1"/>
+    <w:lsdException w:name="Outline List 2" w:semiHidden="1" w:unhideWhenUsed="1"/>
+    <w:lsdException w:name="Outline List 3" w:semiHidden="1" w:unhideWhenUsed="1"/>
+    <w:lsdException w:name="Table Simple 1" w:semiHidden="1" w:unhideWhenUsed="1"/>
+    <w:lsdException w:name="Table Simple 2" w:semiHidden="1" w:unhideWhenUsed="1"/>
+    <w:lsdException w:name="Table Simple 3" w:semiHidden="1" w:unhideWhenUsed="1"/>
+    <w:lsdException w:name="Table Classic 1" w:semiHidden="1" w:unhideWhenUsed="1"/>
+    <w:lsdException w:name="Table Classic 2" w:semiHidden="1" w:unhideWhenUsed="1"/>
+    <w:lsdException w:name="Table Classic 3" w:semiHidden="1" w:unhideWhenUsed="1"/>
+    <w:lsdException w:name="Table Classic 4" w:semiHidden="1" w:unhideWhenUsed="1"/>
+    <w:lsdException w:name="Table Colorful 1" w:semiHidden="1" w:unhideWhenUsed="1"/>
+    <w:lsdException w:name="Table Colorful 2" w:semiHidden="1" w:unhideWhenUsed="1"/>
+    <w:lsdException w:name="Table Colorful 3" w:semiHidden="1" w:unhideWhenUsed="1"/>
+    <w:lsdException w:name="Table Columns 1" w:semiHidden="1" w:unhideWhenUsed="1"/>
+    <w:lsdException w:name="Table Columns 2" w:semiHidden="1" w:unhideWhenUsed="1"/>
+    <w:lsdException w:name="Table Columns 3" w:semiHidden="1" w:unhideWhenUsed="1"/>
+    <w:lsdException w:name="Table Columns 4" w:semiHidden="1" w:unhideWhenUsed="1"/>
+    <w:lsdException w:name="Table Columns 5" w:semiHidden="1" w:unhideWhenUsed="1"/>
+    <w:lsdException w:name="Table Grid 1" w:semiHidden="1" w:unhideWhenUsed="1"/>
+    <w:lsdException w:name="Table Grid 2" w:semiHidden="1" w:unhideWhenUsed="1"/>
+    <w:lsdException w:name="Table Grid 3" w:semiHidden="1" w:unhideWhenUsed="1"/>
+    <w:lsdException w:name="Table Grid 4" w:semiHidden="1" w:unhideWhenUsed="1"/>
+    <w:lsdException w:name="Table Grid 5" w:semiHidden="1" w:unhideWhenUsed="1"/>
+    <w:lsdException w:name="Table Grid 6" w:semiHidden="1" w:unhideWhenUsed="1"/>
+    <w:lsdException w:name="Table Grid 7" w:semiHidden="1" w:unhideWhenUsed="1"/>
+    <w:lsdException w:name="Table Grid 8" w:semiHidden="1" w:unhideWhenUsed="1"/>
+    <w:lsdException w:name="Table List 1" w:semiHidden="1" w:unhideWhenUsed="1"/>
+    <w:lsdException w:name="Table List 2" w:semiHidden="1" w:unhideWhenUsed="1"/>
+    <w:lsdException w:name="Table List 3" w:semiHidden="1" w:unhideWhenUsed="1"/>
+    <w:lsdException w:name="Table List 4" w:semiHidden="1" w:unhideWhenUsed="1"/>
+    <w:lsdException w:name="Table List 5" w:semiHidden="1" w:unhideWhenUsed="1"/>
+    <w:lsdException w:name="Table List 6" w:semiHidden="1" w:unhideWhenUsed="1"/>
+    <w:lsdException w:name="Table List 7" w:semiHidden="1" w:unhideWhenUsed="1"/>
+    <w:lsdException w:name="Table List 8" w:semiHidden="1" w:unhideWhenUsed="1"/>
+    <w:lsdException w:name="Table 3D effects 1" w:semiHidden="1" w:unhideWhenUsed="1"/>
+    <w:lsdException w:name="Table 3D effects 2" w:semiHidden="1" w:unhideWhenUsed="1"/>
+    <w:lsdException w:name="Table 3D effects 3" w:semiHidden="1" w:unhideWhenUsed="1"/>
+    <w:lsdException w:name="Table Contemporary" w:semiHidden="1" w:unhideWhenUsed="1"/>
+    <w:lsdException w:name="Table Elegant" w:semiHidden="1" w:unhideWhenUsed="1"/>
+    <w:lsdException w:name="Table Professional" w:semiHidden="1" w:unhideWhenUsed="1"/>
+    <w:lsdException w:name="Table Subtle 1" w:semiHidden="1" w:unhideWhenUsed="1"/>
+    <w:lsdException w:name="Table Subtle 2" w:semiHidden="1" w:unhideWhenUsed="1"/>
+    <w:lsdException w:name="Table Web 1" w:semiHidden="1" w:unhideWhenUsed="1"/>
+    <w:lsdException w:name="Table Web 2" w:semiHidden="1" w:unhideWhenUsed="1"/>
+    <w:lsdException w:name="Table Web 3" w:semiHidden="1" w:unhideWhenUsed="1"/>
+    <w:lsdException w:name="Balloon Text" w:semiHidden="1" w:unhideWhenUsed="1"/>
+    <w:lsdException w:name="Table Grid" w:uiPriority="39"/>
+    <w:lsdException w:name="Table Theme" w:semiHidden="1" w:unhideWhenUsed="1"/>
+    <w:lsdException w:name="Placeholder Text" w:semiHidden="1"/>
+    <w:lsdException w:name="No Spacing" w:uiPriority="1" w:qFormat="1"/>
+    <w:lsdException w:name="Light Shading" w:uiPriority="60"/>
+    <w:lsdException w:name="Light List" w:uiPriority="61"/>
+    <w:lsdException w:name="Light Grid" w:uiPriority="62"/>
+    <w:lsdException w:name="Medium Shading 1" w:uiPriority="63"/>
+    <w:lsdException w:name="Medium Shading 2" w:uiPriority="64"/>
+    <w:lsdException w:name="Medium List 1" w:uiPriority="65"/>
+    <w:lsdException w:name="Medium List 2" w:uiPriority="66"/>
+    <w:lsdException w:name="Medium Grid 1" w:uiPriority="67"/>
+    <w:lsdException w:name="Medium Grid 2" w:uiPriority="68"/>
+    <w:lsdException w:name="Medium Grid 3" w:uiPriority="69"/>
+    <w:lsdException w:name="Dark List" w:uiPriority="70"/>
+    <w:lsdException w:name="Colorful Shading" w:uiPriority="71"/>
+    <w:lsdException w:name="Colorful List" w:uiPriority="72"/>
+    <w:lsdException w:name="Colorful Grid" w:uiPriority="73"/>
+    <w:lsdException w:name="Light Shading Accent 1" w:uiPriority="60"/>
+    <w:lsdException w:name="Light List Accent 1" w:uiPriority="61"/>
+    <w:lsdException w:name="Light Grid Accent 1" w:uiPriority="62"/>
+    <w:lsdException w:name="Medium Shading 1 Accent 1" w:uiPriority="63"/>
+    <w:lsdException w:name="Medium Shading 2 Accent 1" w:uiPriority="64"/>
+    <w:lsdException w:name="Medium List 1 Accent 1" w:uiPriority="65"/>
+    <w:lsdException w:name="Revision" w:semiHidden="1"/>
+    <w:lsdException w:name="List Paragraph" w:uiPriority="34" w:qFormat="1"/>
+    <w:lsdException w:name="Quote" w:uiPriority="29" w:qFormat="1"/>
+    <w:lsdException w:name="Intense Quote" w:uiPriority="30" w:qFormat="1"/>
+    <w:lsdException w:name="Medium List 2 Accent 1" w:uiPriority="66"/>
+    <w:lsdException w:name="Medium Grid 1 Accent 1" w:uiPriority="67"/>
+    <w:lsdException w:name="Medium Grid 2 Accent 1" w:uiPriority="68"/>
+    <w:lsdException w:name="Medium Grid 3 Accent 1" w:uiPriority="69"/>
+    <w:lsdException w:name="Dark List Accent 1" w:uiPriority="70"/>
+    <w:lsdException w:name="Colorful Shading Accent 1" w:uiPriority="71"/>
+    <w:lsdException w:name="Colorful List Accent 1" w:uiPriority="72"/>
+    <w:lsdException w:name="Colorful Grid Accent 1" w:uiPriority="73"/>
+    <w:lsdException w:name="Light Shading Accent 2" w:uiPriority="60"/>
+    <w:lsdException w:name="Light List Accent 2" w:uiPriority="61"/>
+    <w:lsdException w:name="Light Grid Accent 2" w:uiPriority="62"/>
+    <w:lsdException w:name="Medium Shading 1 Accent 2" w:uiPriority="63"/>
+    <w:lsdException w:name="Medium Shading 2 Accent 2" w:uiPriority="64"/>
+    <w:lsdException w:name="Medium List 1 Accent 2" w:uiPriority="65"/>
+    <w:lsdException w:name="Medium List 2 Accent 2" w:uiPriority="66"/>
+    <w:lsdException w:name="Medium Grid 1 Accent 2" w:uiPriority="67"/>
+    <w:lsdException w:name="Medium Grid 2 Accent 2" w:uiPriority="68"/>
+    <w:lsdException w:name="Medium Grid 3 Accent 2" w:uiPriority="69"/>
+    <w:lsdException w:name="Dark List Accent 2" w:uiPriority="70"/>
+    <w:lsdException w:name="Colorful Shading Accent 2" w:uiPriority="71"/>
+    <w:lsdException w:name="Colorful List Accent 2" w:uiPriority="72"/>
+    <w:lsdException w:name="Colorful Grid Accent 2" w:uiPriority="73"/>
+    <w:lsdException w:name="Light Shading Accent 3" w:uiPriority="60"/>
+    <w:lsdException w:name="Light List Accent 3" w:uiPriority="61"/>
+    <w:lsdException w:name="Light Grid Accent 3" w:uiPriority="62"/>
+    <w:lsdException w:name="Medium Shading 1 Accent 3" w:uiPriority="63"/>
+    <w:lsdException w:name="Medium Shading 2 Accent 3" w:uiPriority="64"/>
+    <w:lsdException w:name="Medium List 1 Accent 3" w:uiPriority="65"/>
+    <w:lsdException w:name="Medium List 2 Accent 3" w:uiPriority="66"/>
+    <w:lsdException w:name="Medium Grid 1 Accent 3" w:uiPriority="67"/>
+    <w:lsdException w:name="Medium Grid 2 Accent 3" w:uiPriority="68"/>
+    <w:lsdException w:name="Medium Grid 3 Accent 3" w:uiPriority="69"/>
+    <w:lsdException w:name="Dark List Accent 3" w:uiPriority="70"/>
+    <w:lsdException w:name="Colorful Shading Accent 3" w:uiPriority="71"/>
+    <w:lsdException w:name="Colorful List Accent 3" w:uiPriority="72"/>
+    <w:lsdException w:name="Colorful Grid Accent 3" w:uiPriority="73"/>
+    <w:lsdException w:name="Light Shading Accent 4" w:uiPriority="60"/>
+    <w:lsdException w:name="Light List Accent 4" w:uiPriority="61"/>
+    <w:lsdException w:name="Light Grid Accent 4" w:uiPriority="62"/>
+    <w:lsdException w:name="Medium Shading 1 Accent 4" w:uiPriority="63"/>
+    <w:lsdException w:name="Medium Shading 2 Accent 4" w:uiPriority="64"/>
+    <w:lsdException w:name="Medium List 1 Accent 4" w:uiPriority="65"/>
+    <w:lsdException w:name="Medium List 2 Accent 4" w:uiPriority="66"/>
+    <w:lsdException w:name="Medium Grid 1 Accent 4" w:uiPriority="67"/>
+    <w:lsdException w:name="Medium Grid 2 Accent 4" w:uiPriority="68"/>
+    <w:lsdException w:name="Medium Grid 3 Accent 4" w:uiPriority="69"/>
+    <w:lsdException w:name="Dark List Accent 4" w:uiPriority="70"/>
+    <w:lsdException w:name="Colorful Shading Accent 4" w:uiPriority="71"/>
+    <w:lsdException w:name="Colorful List Accent 4" w:uiPriority="72"/>
+    <w:lsdException w:name="Colorful Grid Accent 4" w:uiPriority="73"/>
+    <w:lsdException w:name="Light Shading Accent 5" w:uiPriority="60"/>
+    <w:lsdException w:name="Light List Accent 5" w:uiPriority="61"/>
+    <w:lsdException w:name="Light Grid Accent 5" w:uiPriority="62"/>
+    <w:lsdException w:name="Medium Shading 1 Accent 5" w:uiPriority="63"/>
+    <w:lsdException w:name="Medium Shading 2 Accent 5" w:uiPriority="64"/>
+    <w:lsdException w:name="Medium List 1 Accent 5" w:uiPriority="65"/>
+    <w:lsdException w:name="Medium List 2 Accent 5" w:uiPriority="66"/>
+    <w:lsdException w:name="Medium Grid 1 Accent 5" w:uiPriority="67"/>
+    <w:lsdException w:name="Medium Grid 2 Accent 5" w:uiPriority="68"/>
+    <w:lsdException w:name="Medium Grid 3 Accent 5" w:uiPriority="69"/>
+    <w:lsdException w:name="Dark List Accent 5" w:uiPriority="70"/>
+    <w:lsdException w:name="Colorful Shading Accent 5" w:uiPriority="71"/>
+    <w:lsdException w:name="Colorful List Accent 5" w:uiPriority="72"/>
+    <w:lsdException w:name="Colorful Grid Accent 5" w:uiPriority="73"/>
+    <w:lsdException w:name="Light Shading Accent 6" w:uiPriority="60"/>
+    <w:lsdException w:name="Light List Accent 6" w:uiPriority="61"/>
+    <w:lsdException w:name="Light Grid Accent 6" w:uiPriority="62"/>
+    <w:lsdException w:name="Medium Shading 1 Accent 6" w:uiPriority="63"/>
+    <w:lsdException w:name="Medium Shading 2 Accent 6" w:uiPriority="64"/>
+    <w:lsdException w:name="Medium List 1 Accent 6" w:uiPriority="65"/>
+    <w:lsdException w:name="Medium List 2 Accent 6" w:uiPriority="66"/>
+    <w:lsdException w:name="Medium Grid 1 Accent 6" w:uiPriority="67"/>
+    <w:lsdException w:name="Medium Grid 2 Accent 6" w:uiPriority="68"/>
+    <w:lsdException w:name="Medium Grid 3 Accent 6" w:uiPriority="69"/>
+    <w:lsdException w:name="Dark List Accent 6" w:uiPriority="70"/>
+    <w:lsdException w:name="Colorful Shading Accent 6" w:uiPriority="71"/>
+    <w:lsdException w:name="Colorful List Accent 6" w:uiPriority="72"/>
+    <w:lsdException w:name="Colorful Grid Accent 6" w:uiPriority="73"/>
+    <w:lsdException w:name="Subtle Emphasis" w:uiPriority="19" w:qFormat="1"/>
+    <w:lsdException w:name="Intense Emphasis" w:uiPriority="21" w:qFormat="1"/>
+    <w:lsdException w:name="Subtle Reference" w:uiPriority="31" w:qFormat="1"/>
+    <w:lsdException w:name="Intense Reference" w:uiPriority="32" w:qFormat="1"/>
+    <w:lsdException w:name="Book Title" w:uiPriority="33" w:qFormat="1"/>
+    <w:lsdException w:name="Bibliography" w:semiHidden="1" w:uiPriority="37" w:unhideWhenUsed="1"/>
+    <w:lsdException w:name="TOC Heading" w:semiHidden="1" w:uiPriority="39" w:unhideWhenUsed="1" w:qFormat="1"/>
+    <w:lsdException w:name="Plain Table 1" w:uiPriority="41"/>
+    <w:lsdException w:name="Plain Table 2" w:uiPriority="42"/>
+    <w:lsdException w:name="Plain Table 3" w:uiPriority="43"/>
+    <w:lsdException w:name="Plain Table 4" w:uiPriority="44"/>
+    <w:lsdException w:name="Plain Table 5" w:uiPriority="45"/>
+    <w:lsdException w:name="Grid Table Light" w:uiPriority="40"/>
+    <w:lsdException w:name="Grid Table 1 Light" w:uiPriority="46"/>
+    <w:lsdException w:name="Grid Table 2" w:uiPriority="47"/>
+    <w:lsdException w:name="Grid Table 3" w:uiPriority="48"/>
+    <w:lsdException w:name="Grid Table 4" w:uiPriority="49"/>
+    <w:lsdException w:name="Grid Table 5 Dark" w:uiPriority="50"/>
+    <w:lsdException w:name="Grid Table 6 Colorful" w:uiPriority="51"/>
+    <w:lsdException w:name="Grid Table 7 Colorful" w:uiPriority="52"/>
+    <w:lsdException w:name="Grid Table 1 Light Accent 1" w:uiPriority="46"/>
+    <w:lsdException w:name="Grid Table 2 Accent 1" w:uiPriority="47"/>
+    <w:lsdException w:name="Grid Table 3 Accent 1" w:uiPriority="48"/>
+    <w:lsdException w:name="Grid Table 4 Accent 1" w:uiPriority="49"/>
+    <w:lsdException w:name="Grid Table 5 Dark Accent 1" w:uiPriority="50"/>
+    <w:lsdException w:name="Grid Table 6 Colorful Accent 1" w:uiPriority="51"/>
+    <w:lsdException w:name="Grid Table 7 Colorful Accent 1" w:uiPriority="52"/>
+    <w:lsdException w:name="Grid Table 1 Light Accent 2" w:uiPriority="46"/>
+    <w:lsdException w:name="Grid Table 2 Accent 2" w:uiPriority="47"/>
+    <w:lsdException w:name="Grid Table 3 Accent 2" w:uiPriority="48"/>
+    <w:lsdException w:name="Grid Table 4 Accent 2" w:uiPriority="49"/>
+    <w:lsdException w:name="Grid Table 5 Dark Accent 2" w:uiPriority="50"/>
+    <w:lsdException w:name="Grid Table 6 Colorful Accent 2" w:uiPriority="51"/>
+    <w:lsdException w:name="Grid Table 7 Colorful Accent 2" w:uiPriority="52"/>
+    <w:lsdException w:name="Grid Table 1 Light Accent 3" w:uiPriority="46"/>
+    <w:lsdException w:name="Grid Table 2 Accent 3" w:uiPriority="47"/>
+    <w:lsdException w:name="Grid Table 3 Accent 3" w:uiPriority="48"/>
+    <w:lsdException w:name="Grid Table 4 Accent 3" w:uiPriority="49"/>
+    <w:lsdException w:name="Grid Table 5 Dark Accent 3" w:uiPriority="50"/>
+    <w:lsdException w:name="Grid Table 6 Colorful Accent 3" w:uiPriority="51"/>
+    <w:lsdException w:name="Grid Table 7 Colorful Accent 3" w:uiPriority="52"/>
+    <w:lsdException w:name="Grid Table 1 Light Accent 4" w:uiPriority="46"/>
+    <w:lsdException w:name="Grid Table 2 Accent 4" w:uiPriority="47"/>
+    <w:lsdException w:name="Grid Table 3 Accent 4" w:uiPriority="48"/>
+    <w:lsdException w:name="Grid Table 4 Accent 4" w:uiPriority="49"/>
+    <w:lsdException w:name="Grid Table 5 Dark Accent 4" w:uiPriority="50"/>
+    <w:lsdException w:name="Grid Table 6 Colorful Accent 4" w:uiPriority="51"/>
+    <w:lsdException w:name="Grid Table 7 Colorful Accent 4" w:uiPriority="52"/>
+    <w:lsdException w:name="Grid Table 1 Light Accent 5" w:uiPriority="46"/>
+    <w:lsdException w:name="Grid Table 2 Accent 5" w:uiPriority="47"/>
+    <w:lsdException w:name="Grid Table 3 Accent 5" w:uiPriority="48"/>
+    <w:lsdException w:name="Grid Table 4 Accent 5" w:uiPriority="49"/>
+    <w:lsdException w:name="Grid Table 5 Dark Accent 5" w:uiPriority="50"/>
+    <w:lsdException w:name="Grid Table 6 Colorful Accent 5" w:uiPriority="51"/>
+    <w:lsdException w:name="Grid Table 7 Colorful Accent 5" w:uiPriority="52"/>
+    <w:lsdException w:name="Grid Table 1 Light Accent 6" w:uiPriority="46"/>
+    <w:lsdException w:name="Grid Table 2 Accent 6" w:uiPriority="47"/>
+    <w:lsdException w:name="Grid Table 3 Accent 6" w:uiPriority="48"/>
+    <w:lsdException w:name="Grid Table 4 Accent 6" w:uiPriority="49"/>
+    <w:lsdException w:name="Grid Table 5 Dark Accent 6" w:uiPriority="50"/>
+    <w:lsdException w:name="Grid Table 6 Colorful Accent 6" w:uiPriority="51"/>
+    <w:lsdException w:name="Grid Table 7 Colorful Accent 6" w:uiPriority="52"/>
+    <w:lsdException w:name="List Table 1 Light" w:uiPriority="46"/>
+    <w:lsdException w:name="List Table 2" w:uiPriority="47"/>
+    <w:lsdException w:name="List Table 3" w:uiPriority="48"/>
+    <w:lsdException w:name="List Table 4" w:uiPriority="49"/>
+    <w:lsdException w:name="List Table 5 Dark" w:uiPriority="50"/>
+    <w:lsdException w:name="List Table 6 Colorful" w:uiPriority="51"/>
+    <w:lsdException w:name="List Table 7 Colorful" w:uiPriority="52"/>
+    <w:lsdException w:name="List Table 1 Light Accent 1" w:uiPriority="46"/>
+    <w:lsdException w:name="List Table 2 Accent 1" w:uiPriority="47"/>
+    <w:lsdException w:name="List Table 3 Accent 1" w:uiPriority="48"/>
+    <w:lsdException w:name="List Table 4 Accent 1" w:uiPriority="49"/>
+    <w:lsdException w:name="List Table 5 Dark Accent 1" w:uiPriority="50"/>
+    <w:lsdException w:name="List Table 6 Colorful Accent 1" w:uiPriority="51"/>
+    <w:lsdException w:name="List Table 7 Colorful Accent 1" w:uiPriority="52"/>
+    <w:lsdException w:name="List Table 1 Light Accent 2" w:uiPriority="46"/>
+    <w:lsdException w:name="List Table 2 Accent 2" w:uiPriority="47"/>
+    <w:lsdException w:name="List Table 3 Accent 2" w:uiPriority="48"/>
+    <w:lsdException w:name="List Table 4 Accent 2" w:uiPriority="49"/>
+    <w:lsdException w:name="List Table 5 Dark Accent 2" w:uiPriority="50"/>
+    <w:lsdException w:name="List Table 6 Colorful Accent 2" w:uiPriority="51"/>
+    <w:lsdException w:name="List Table 7 Colorful Accent 2" w:uiPriority="52"/>
+    <w:lsdException w:name="List Table 1 Light Accent 3" w:uiPriority="46"/>
+    <w:lsdException w:name="List Table 2 Accent 3" w:uiPriority="47"/>
+    <w:lsdException w:name="List Table 3 Accent 3" w:uiPriority="48"/>
+    <w:lsdException w:name="List Table 4 Accent 3" w:uiPriority="49"/>
+    <w:lsdException w:name="List Table 5 Dark Accent 3" w:uiPriority="50"/>
+    <w:lsdException w:name="List Table 6 Colorful Accent 3" w:uiPriority="51"/>
+    <w:lsdException w:name="List Table 7 Colorful Accent 3" w:uiPriority="52"/>
+    <w:lsdException w:name="List Table 1 Light Accent 4" w:uiPriority="46"/>
+    <w:lsdException w:name="List Table 2 Accent 4" w:uiPriority="47"/>
+    <w:lsdException w:name="List Table 3 Accent 4" w:uiPriority="48"/>
+    <w:lsdException w:name="List Table 4 Accent 4" w:uiPriority="49"/>
+    <w:lsdException w:name="List Table 5 Dark Accent 4" w:uiPriority="50"/>
+    <w:lsdException w:name="List Table 6 Colorful Accent 4" w:uiPriority="51"/>
+    <w:lsdException w:name="List Table 7 Colorful Accent 4" w:uiPriority="52"/>
+    <w:lsdException w:name="List Table 1 Light Accent 5" w:uiPriority="46"/>
+    <w:lsdException w:name="List Table 2 Accent 5" w:uiPriority="47"/>
+    <w:lsdException w:name="List Table 3 Accent 5" w:uiPriority="48"/>
+    <w:lsdException w:name="List Table 4 Accent 5" w:uiPriority="49"/>
+    <w:lsdException w:name="List Table 5 Dark Accent 5" w:uiPriority="50"/>
+    <w:lsdException w:name="List Table 6 Colorful Accent 5" w:uiPriority="51"/>
+    <w:lsdException w:name="List Table 7 Colorful Accent 5" w:uiPriority="52"/>
+    <w:lsdException w:name="List Table 1 Light Accent 6" w:uiPriority="46"/>
+    <w:lsdException w:name="List Table 2 Accent 6" w:uiPriority="47"/>
+    <w:lsdException w:name="List Table 3 Accent 6" w:uiPriority="48"/>
+    <w:lsdException w:name="List Table 4 Accent 6" w:uiPriority="49"/>
+    <w:lsdException w:name="List Table 5 Dark Accent 6" w:uiPriority="50"/>
+    <w:lsdException w:name="List Table 6 Colorful Accent 6" w:uiPriority="51"/>
+    <w:lsdException w:name="List Table 7 Colorful Accent 6" w:uiPriority="52"/>
+    <w:lsdException w:name="Mention" w:semiHidden="1" w:unhideWhenUsed="1"/>
+    <w:lsdException w:name="Smart Hyperlink" w:semiHidden="1" w:unhideWhenUsed="1"/>
+    <w:lsdException w:name="Hashtag" w:semiHidden="1" w:unhideWhenUsed="1"/>
+    <w:lsdException w:name="Unresolved Mention" w:semiHidden="1" w:unhideWhenUsed="1"/>
+    <w:lsdException w:name="Smart Link" w:semiHidden="1" w:unhideWhenUsed="1"/>
+  </w:latentStyles>
+  <w:style w:type="paragraph" w:default="1" w:styleId="Normal">
+    <w:name w:val="Normal"/>
+    <w:qFormat/>
+  </w:style>
+  <w:style w:type="character" w:default="1" w:styleId="DefaultParagraphFont">
+    <w:name w:val="Default Paragraph Font"/>
+    <w:uiPriority w:val="1"/>
+    <w:semiHidden/>
+    <w:unhideWhenUsed/>
+  </w:style>
+  <w:style w:type="table" w:default="1" w:styleId="TableNormal">
+    <w:name w:val="Normal Table"/>
+    <w:uiPriority w:val="99"/>
+    <w:semiHidden/>
+    <w:unhideWhenUsed/>
+    <w:tblPr>
+      <w:tblInd w:w="0" w:type="dxa"/>
+      <w:tblCellMar>
+        <w:top w:w="0" w:type="dxa"/>
+        <w:left w:w="108" w:type="dxa"/>
+        <w:bottom w:w="0" w:type="dxa"/>
+        <w:right w:w="108" w:type="dxa"/>
+      </w:tblCellMar>
+    </w:tblPr>
+  </w:style>
+  <w:style w:type="numbering" w:default="1" w:styleId="NoList">
+    <w:name w:val="No List"/>
+    <w:uiPriority w:val="99"/>
+    <w:semiHidden/>
+    <w:unhideWhenUsed/>
+  </w:style>
+  <w:style w:type="character" w:styleId="PlaceholderText">
+    <w:name w:val="Placeholder Text"/>
+    <w:basedOn w:val="DefaultParagraphFont"/>
+    <w:uiPriority w:val="99"/>
+    <w:semiHidden/>
+    <w:rsid w:val="00E17AB7"/>
+    <w:rPr>
+      <w:color w:val="666666"/>
+    </w:rPr>
+  </w:style>
+  <w:style w:type="paragraph" w:customStyle="1" w:styleId="3971631E3AE6499B963792D350699D38">
+    <w:name w:val="3971631E3AE6499B963792D350699D38"/>
+    <w:rsid w:val="00E17AB7"/>
+  </w:style>
+  <w:style w:type="paragraph" w:customStyle="1" w:styleId="822E86C6BB8146B4842220807431D7FD">
+    <w:name w:val="822E86C6BB8146B4842220807431D7FD"/>
+    <w:rsid w:val="00E17AB7"/>
+  </w:style>
+</w:styles>
+</file>
+
+<file path=word/glossary/webSettings.xml><?xml version="1.0" encoding="utf-8"?>
+<w:webSettings xmlns:mc="http://schemas.openxmlformats.org/markup-compatibility/2006" xmlns:r="http://schemas.openxmlformats.org/officeDocument/2006/relationships" xmlns:w="http://schemas.openxmlformats.org/wordprocessingml/2006/main" xmlns:w14="http://schemas.microsoft.com/office/word/2010/wordml" xmlns:w15="http://schemas.microsoft.com/office/word/2012/wordml" xmlns:w16cex="http://schemas.microsoft.com/office/word/2018/wordml/cex" xmlns:w16cid="http://schemas.microsoft.com/office/word/2016/wordml/cid" xmlns:w16="http://schemas.microsoft.com/office/word/2018/wordml" xmlns:w16du="http://schemas.microsoft.com/office/word/2023/wordml/word16du" xmlns:w16sdtdh="http://schemas.microsoft.com/office/word/2020/wordml/sdtdatahash" xmlns:w16sdtfl="http://schemas.microsoft.com/office/word/2024/wordml/sdtformatlock" xmlns:w16se="http://schemas.microsoft.com/office/word/2015/wordml/symex" mc:Ignorable="w14 w15 w16se w16cid w16 w16cex w16sdtdh w16sdtfl w16du">
+  <w:optimizeForBrowser/>
+  <w:allowPNG/>
+</w:webSettings>
+</file>
+
 <file path=word/theme/theme1.xml><?xml version="1.0" encoding="utf-8"?>
 <a:theme xmlns:a="http://schemas.openxmlformats.org/drawingml/2006/main" name="Office Theme">
   <a:themeElements>

--- a/report/7COM1079_Group_A104_Report.docx
+++ b/report/7COM1079_Group_A104_Report.docx
@@ -2750,6 +2750,82 @@
     </w:p>
     <w:p>
       <w:pPr>
+        <w:pStyle w:val="ListParagraph"/>
+        <w:ind w:left="1440"/>
+        <w:rPr>
+          <w:rFonts w:ascii="Times New Roman" w:hAnsi="Times New Roman" w:cs="Times New Roman"/>
+        </w:rPr>
+      </w:pPr>
+    </w:p>
+    <w:p>
+      <w:pPr>
+        <w:pStyle w:val="ListParagraph"/>
+        <w:ind w:left="1440"/>
+        <w:rPr>
+          <w:rFonts w:ascii="Times New Roman" w:hAnsi="Times New Roman" w:cs="Times New Roman"/>
+        </w:rPr>
+      </w:pPr>
+      <w:r>
+        <w:rPr>
+          <w:rFonts w:ascii="Times New Roman" w:hAnsi="Times New Roman" w:cs="Times New Roman"/>
+        </w:rPr>
+        <w:t>In contrast, research on engineering occupations provides insight into how stress appears in technically demanding environments.</w:t>
+      </w:r>
+      <w:r>
+        <w:rPr>
+          <w:rFonts w:ascii="Times New Roman" w:hAnsi="Times New Roman" w:cs="Times New Roman"/>
+        </w:rPr>
+        <w:t xml:space="preserve"> </w:t>
+      </w:r>
+      <w:sdt>
+        <w:sdtPr>
+          <w:rPr>
+            <w:rFonts w:ascii="Times New Roman" w:hAnsi="Times New Roman" w:cs="Times New Roman"/>
+            <w:color w:val="000000"/>
+          </w:rPr>
+          <w:tag w:val="MENDELEY_CITATION_v3_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"/>
+          <w:id w:val="-1662462371"/>
+          <w:placeholder>
+            <w:docPart w:val="F6EF149536B84AF285F7102C49317FE0"/>
+          </w:placeholder>
+        </w:sdtPr>
+        <w:sdtContent>
+          <w:r>
+            <w:rPr>
+              <w:rFonts w:ascii="Times New Roman" w:hAnsi="Times New Roman" w:cs="Times New Roman"/>
+              <w:color w:val="000000"/>
+            </w:rPr>
+            <w:t>LIU et al. (2024)</w:t>
+          </w:r>
+        </w:sdtContent>
+      </w:sdt>
+      <w:r>
+        <w:rPr>
+          <w:rFonts w:ascii="Times New Roman" w:hAnsi="Times New Roman" w:cs="Times New Roman"/>
+        </w:rPr>
+        <w:t xml:space="preserve"> </w:t>
+      </w:r>
+      <w:r>
+        <w:rPr>
+          <w:rFonts w:ascii="Times New Roman" w:hAnsi="Times New Roman" w:cs="Times New Roman"/>
+        </w:rPr>
+        <w:t xml:space="preserve">examined occupational stress among locomotive engineers in the Yangtze River Delta region and surveyed nearly 8,000 participants using recognised measures of sleep quality and well-being such as Pittsburgh Sleep Quality Index (PSQI). The study found </w:t>
+      </w:r>
+      <w:r>
+        <w:rPr>
+          <w:rFonts w:ascii="Times New Roman" w:hAnsi="Times New Roman" w:cs="Times New Roman"/>
+        </w:rPr>
+        <w:t xml:space="preserve">showed that good sleep quality and higher well-being were associated with a reduced likelihood of stress, while factors like frequent night shifts and long commutes increased stress risk. </w:t>
+      </w:r>
+      <w:r>
+        <w:rPr>
+          <w:rFonts w:ascii="Times New Roman" w:hAnsi="Times New Roman" w:cs="Times New Roman"/>
+        </w:rPr>
+        <w:t xml:space="preserve">These findings demonstrate how lifestyle and work patterns shape stress experiences in engineering roles. </w:t>
+      </w:r>
+    </w:p>
+    <w:p>
+      <w:pPr>
         <w:rPr>
           <w:rFonts w:ascii="Times New Roman" w:eastAsia="Times New Roman" w:hAnsi="Times New Roman" w:cs="Times New Roman"/>
         </w:rPr>
@@ -3513,6 +3589,7 @@
         <w:rPr>
           <w:rFonts w:ascii="Times New Roman" w:eastAsia="Times New Roman" w:hAnsi="Times New Roman" w:cs="Times New Roman"/>
         </w:rPr>
+        <w:lastRenderedPageBreak/>
         <w:t xml:space="preserve"> </w:t>
       </w:r>
     </w:p>
@@ -3686,7 +3763,6 @@
         <w:rPr>
           <w:rFonts w:ascii="Times New Roman" w:eastAsia="Times New Roman" w:hAnsi="Times New Roman" w:cs="Times New Roman"/>
         </w:rPr>
-        <w:lastRenderedPageBreak/>
         <w:t>Stress Level, the dependent variable, is an ordinal datatype with less than 8 unique values.</w:t>
       </w:r>
     </w:p>
@@ -4404,6 +4480,7 @@
         <w:rPr>
           <w:rFonts w:ascii="Times New Roman" w:eastAsia="Times New Roman" w:hAnsi="Times New Roman" w:cs="Times New Roman"/>
         </w:rPr>
+        <w:lastRenderedPageBreak/>
         <w:t xml:space="preserve"> </w:t>
       </w:r>
     </w:p>
@@ -4710,7 +4787,6 @@
         <w:rPr>
           <w:rFonts w:ascii="Times New Roman" w:eastAsia="Times New Roman" w:hAnsi="Times New Roman" w:cs="Times New Roman"/>
         </w:rPr>
-        <w:lastRenderedPageBreak/>
         <w:t xml:space="preserve">Usman G. </w:t>
       </w:r>
       <w:r>
@@ -9433,6 +9509,7 @@
   <w:style w:type="character" w:default="1" w:styleId="DefaultParagraphFont">
     <w:name w:val="Default Paragraph Font"/>
     <w:uiPriority w:val="1"/>
+    <w:semiHidden/>
     <w:unhideWhenUsed/>
   </w:style>
   <w:style w:type="table" w:default="1" w:styleId="TableNormal">
@@ -9948,6 +10025,35 @@
         </w:p>
       </w:docPartBody>
     </w:docPart>
+    <w:docPart>
+      <w:docPartPr>
+        <w:name w:val="F6EF149536B84AF285F7102C49317FE0"/>
+        <w:category>
+          <w:name w:val="General"/>
+          <w:gallery w:val="placeholder"/>
+        </w:category>
+        <w:types>
+          <w:type w:val="bbPlcHdr"/>
+        </w:types>
+        <w:behaviors>
+          <w:behavior w:val="content"/>
+        </w:behaviors>
+        <w:guid w:val="{CCADF61A-E1C9-4C01-B45B-00ECF1E8985B}"/>
+      </w:docPartPr>
+      <w:docPartBody>
+        <w:p>
+          <w:pPr>
+            <w:pStyle w:val="F6EF149536B84AF285F7102C49317FE0"/>
+          </w:pPr>
+          <w:r>
+            <w:rPr>
+              <w:rStyle w:val="PlaceholderText"/>
+            </w:rPr>
+            <w:t>Click or tap here to enter text.</w:t>
+          </w:r>
+        </w:p>
+      </w:docPartBody>
+    </w:docPart>
   </w:docParts>
 </w:glossaryDocument>
 </file>
@@ -10036,9 +10142,12 @@
   </w:compat>
   <w:rsids>
     <w:rsidRoot w:val="00971FE2"/>
+    <w:rsid w:val="001551D6"/>
     <w:rsid w:val="0020251E"/>
     <w:rsid w:val="00434C71"/>
+    <w:rsid w:val="00797ABC"/>
     <w:rsid w:val="00971FE2"/>
+    <w:rsid w:val="00D13753"/>
   </w:rsids>
   <m:mathPr>
     <m:mathFont m:val="Cambria Math"/>
@@ -10494,18 +10603,14 @@
     <w:basedOn w:val="DefaultParagraphFont"/>
     <w:uiPriority w:val="99"/>
     <w:semiHidden/>
-    <w:rsid w:val="00971FE2"/>
+    <w:rsid w:val="00797ABC"/>
     <w:rPr>
       <w:color w:val="666666"/>
     </w:rPr>
   </w:style>
-  <w:style w:type="paragraph" w:customStyle="1" w:styleId="648154B16C6B41549649F44A19002527">
-    <w:name w:val="648154B16C6B41549649F44A19002527"/>
-    <w:rsid w:val="00971FE2"/>
-  </w:style>
-  <w:style w:type="paragraph" w:customStyle="1" w:styleId="95FAD27F6A024DAD9A82FD7FE3B16EE8">
-    <w:name w:val="95FAD27F6A024DAD9A82FD7FE3B16EE8"/>
-    <w:rsid w:val="00971FE2"/>
+  <w:style w:type="paragraph" w:customStyle="1" w:styleId="F6EF149536B84AF285F7102C49317FE0">
+    <w:name w:val="F6EF149536B84AF285F7102C49317FE0"/>
+    <w:rsid w:val="00797ABC"/>
   </w:style>
 </w:styles>
 </file>

--- a/report/7COM1079_Group_A104_Report.docx
+++ b/report/7COM1079_Group_A104_Report.docx
@@ -2759,8 +2759,9 @@
     </w:p>
     <w:p>
       <w:pPr>
-        <w:pStyle w:val="ListParagraph"/>
+        <w:spacing w:after="160" w:line="278" w:lineRule="auto"/>
         <w:ind w:left="1440"/>
+        <w:contextualSpacing/>
         <w:rPr>
           <w:rFonts w:ascii="Times New Roman" w:hAnsi="Times New Roman" w:cs="Times New Roman"/>
         </w:rPr>
@@ -2821,13 +2822,75 @@
         <w:rPr>
           <w:rFonts w:ascii="Times New Roman" w:hAnsi="Times New Roman" w:cs="Times New Roman"/>
         </w:rPr>
-        <w:t xml:space="preserve">These findings demonstrate how lifestyle and work patterns shape stress experiences in engineering roles. </w:t>
-      </w:r>
-    </w:p>
-    <w:p>
-      <w:pPr>
-        <w:rPr>
-          <w:rFonts w:ascii="Times New Roman" w:eastAsia="Times New Roman" w:hAnsi="Times New Roman" w:cs="Times New Roman"/>
+        <w:t>These findings demonstrate how lifestyle and work patterns shape stress experiences in engineering roles.</w:t>
+      </w:r>
+      <w:r>
+        <w:rPr>
+          <w:rFonts w:ascii="Times New Roman" w:hAnsi="Times New Roman" w:cs="Times New Roman"/>
+        </w:rPr>
+        <w:t xml:space="preserve"> </w:t>
+      </w:r>
+    </w:p>
+    <w:p>
+      <w:pPr>
+        <w:spacing w:after="160" w:line="278" w:lineRule="auto"/>
+        <w:ind w:left="1440"/>
+        <w:contextualSpacing/>
+        <w:rPr>
+          <w:rFonts w:ascii="Times New Roman" w:hAnsi="Times New Roman" w:cs="Times New Roman"/>
+        </w:rPr>
+      </w:pPr>
+    </w:p>
+    <w:p>
+      <w:pPr>
+        <w:spacing w:after="160" w:line="278" w:lineRule="auto"/>
+        <w:ind w:left="1440"/>
+        <w:contextualSpacing/>
+        <w:rPr>
+          <w:rFonts w:ascii="Times New Roman" w:eastAsia="Aptos" w:hAnsi="Times New Roman" w:cs="Times New Roman"/>
+        </w:rPr>
+      </w:pPr>
+      <w:r>
+        <w:rPr>
+          <w:rFonts w:ascii="Times New Roman" w:eastAsia="Aptos" w:hAnsi="Times New Roman" w:cs="Times New Roman"/>
+        </w:rPr>
+        <w:t xml:space="preserve">Broader research further supports the idea that stress varies across occupations. </w:t>
+      </w:r>
+      <w:sdt>
+        <w:sdtPr>
+          <w:rPr>
+            <w:rFonts w:ascii="Times New Roman" w:eastAsia="Aptos" w:hAnsi="Times New Roman" w:cs="Times New Roman"/>
+            <w:color w:val="000000"/>
+          </w:rPr>
+          <w:tag w:val="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"/>
+          <w:id w:val="1968618399"/>
+          <w:placeholder>
+            <w:docPart w:val="4DF79FF2BEA64B81B3C1389B1A5F0B7E"/>
+          </w:placeholder>
+        </w:sdtPr>
+        <w:sdtContent>
+          <w:r>
+            <w:rPr>
+              <w:rFonts w:ascii="Times New Roman" w:eastAsia="Aptos" w:hAnsi="Times New Roman" w:cs="Times New Roman"/>
+              <w:color w:val="000000"/>
+            </w:rPr>
+            <w:t>Johnson et al. (1996)</w:t>
+          </w:r>
+        </w:sdtContent>
+      </w:sdt>
+      <w:r>
+        <w:rPr>
+          <w:rFonts w:ascii="Times New Roman" w:eastAsia="Aptos" w:hAnsi="Times New Roman" w:cs="Times New Roman"/>
+        </w:rPr>
+        <w:t xml:space="preserve"> showed that differences in job control and psychosocial work conditions contribute to varying levels of strain between professions. Together, these studies justify comparing stress levels between doctors and engineers.</w:t>
+      </w:r>
+    </w:p>
+    <w:p>
+      <w:pPr>
+        <w:pStyle w:val="ListParagraph"/>
+        <w:ind w:left="1440"/>
+        <w:rPr>
+          <w:rFonts w:ascii="Times New Roman" w:hAnsi="Times New Roman" w:cs="Times New Roman"/>
         </w:rPr>
       </w:pPr>
     </w:p>
@@ -2846,6 +2909,8 @@
       <w:r>
         <w:rPr>
           <w:rFonts w:ascii="Times New Roman" w:eastAsia="Times New Roman" w:hAnsi="Times New Roman" w:cs="Times New Roman"/>
+          <w:b/>
+          <w:bCs/>
         </w:rPr>
         <w:t>Why RQ is of interest (research gap and future directions according to the literature)</w:t>
       </w:r>
@@ -3364,6 +3429,7 @@
           <w:i/>
           <w:highlight w:val="yellow"/>
         </w:rPr>
+        <w:lastRenderedPageBreak/>
         <w:t>Make sure the title or caption and axis labels</w:t>
       </w:r>
       <w:r>
@@ -3589,7 +3655,6 @@
         <w:rPr>
           <w:rFonts w:ascii="Times New Roman" w:eastAsia="Times New Roman" w:hAnsi="Times New Roman" w:cs="Times New Roman"/>
         </w:rPr>
-        <w:lastRenderedPageBreak/>
         <w:t xml:space="preserve"> </w:t>
       </w:r>
     </w:p>
@@ -4299,6 +4364,7 @@
           <w:iCs/>
           <w:highlight w:val="yellow"/>
         </w:rPr>
+        <w:lastRenderedPageBreak/>
         <w:t>From your Git log, select three most significant commits during this project and include the following for each:</w:t>
       </w:r>
     </w:p>
@@ -4480,7 +4546,6 @@
         <w:rPr>
           <w:rFonts w:ascii="Times New Roman" w:eastAsia="Times New Roman" w:hAnsi="Times New Roman" w:cs="Times New Roman"/>
         </w:rPr>
-        <w:lastRenderedPageBreak/>
         <w:t xml:space="preserve"> </w:t>
       </w:r>
     </w:p>
@@ -10054,6 +10119,35 @@
         </w:p>
       </w:docPartBody>
     </w:docPart>
+    <w:docPart>
+      <w:docPartPr>
+        <w:name w:val="4DF79FF2BEA64B81B3C1389B1A5F0B7E"/>
+        <w:category>
+          <w:name w:val="General"/>
+          <w:gallery w:val="placeholder"/>
+        </w:category>
+        <w:types>
+          <w:type w:val="bbPlcHdr"/>
+        </w:types>
+        <w:behaviors>
+          <w:behavior w:val="content"/>
+        </w:behaviors>
+        <w:guid w:val="{C71072D6-C802-4866-B36D-359C015BBFDE}"/>
+      </w:docPartPr>
+      <w:docPartBody>
+        <w:p>
+          <w:pPr>
+            <w:pStyle w:val="4DF79FF2BEA64B81B3C1389B1A5F0B7E"/>
+          </w:pPr>
+          <w:r>
+            <w:rPr>
+              <w:rStyle w:val="PlaceholderText"/>
+            </w:rPr>
+            <w:t>Click or tap here to enter text.</w:t>
+          </w:r>
+        </w:p>
+      </w:docPartBody>
+    </w:docPart>
   </w:docParts>
 </w:glossaryDocument>
 </file>
@@ -10143,10 +10237,12 @@
   <w:rsids>
     <w:rsidRoot w:val="00971FE2"/>
     <w:rsid w:val="001551D6"/>
+    <w:rsid w:val="00185D8D"/>
     <w:rsid w:val="0020251E"/>
     <w:rsid w:val="00434C71"/>
     <w:rsid w:val="00797ABC"/>
     <w:rsid w:val="00971FE2"/>
+    <w:rsid w:val="00C0617B"/>
     <w:rsid w:val="00D13753"/>
   </w:rsids>
   <m:mathPr>
@@ -10603,7 +10699,7 @@
     <w:basedOn w:val="DefaultParagraphFont"/>
     <w:uiPriority w:val="99"/>
     <w:semiHidden/>
-    <w:rsid w:val="00797ABC"/>
+    <w:rsid w:val="00C0617B"/>
     <w:rPr>
       <w:color w:val="666666"/>
     </w:rPr>
@@ -10611,6 +10707,14 @@
   <w:style w:type="paragraph" w:customStyle="1" w:styleId="F6EF149536B84AF285F7102C49317FE0">
     <w:name w:val="F6EF149536B84AF285F7102C49317FE0"/>
     <w:rsid w:val="00797ABC"/>
+  </w:style>
+  <w:style w:type="paragraph" w:customStyle="1" w:styleId="E32B62AB322E49D3AFAA15B7E747A76A">
+    <w:name w:val="E32B62AB322E49D3AFAA15B7E747A76A"/>
+    <w:rsid w:val="00C0617B"/>
+  </w:style>
+  <w:style w:type="paragraph" w:customStyle="1" w:styleId="4DF79FF2BEA64B81B3C1389B1A5F0B7E">
+    <w:name w:val="4DF79FF2BEA64B81B3C1389B1A5F0B7E"/>
+    <w:rsid w:val="00C0617B"/>
   </w:style>
 </w:styles>
 </file>

--- a/report/7COM1079_Group_A104_Report.docx
+++ b/report/7COM1079_Group_A104_Report.docx
@@ -4838,6 +4838,156 @@
           <w:bCs/>
           <w:i/>
           <w:iCs/>
+        </w:rPr>
+      </w:pPr>
+    </w:p>
+    <w:p>
+      <w:pPr>
+        <w:pStyle w:val="ListParagraph"/>
+        <w:rPr>
+          <w:rFonts w:ascii="Times New Roman" w:eastAsia="Times New Roman" w:hAnsi="Times New Roman" w:cs="Times New Roman"/>
+        </w:rPr>
+      </w:pPr>
+      <w:r>
+        <w:rPr>
+          <w:rFonts w:ascii="Times New Roman" w:eastAsia="Times New Roman" w:hAnsi="Times New Roman" w:cs="Times New Roman"/>
+        </w:rPr>
+        <w:t>Johnson, J.V., Stewart, W., Hall, E.M., Fredlund, P. and Theorell, T. (1996) ‘Long-term psychosocial work environment and cardiovascular mortality among Swedish men’, American journal of public health (1971), 86(3), pp. 324–331.</w:t>
+      </w:r>
+    </w:p>
+    <w:p>
+      <w:pPr>
+        <w:pStyle w:val="ListParagraph"/>
+        <w:rPr>
+          <w:rFonts w:ascii="Times New Roman" w:eastAsia="Times New Roman" w:hAnsi="Times New Roman" w:cs="Times New Roman"/>
+        </w:rPr>
+      </w:pPr>
+    </w:p>
+    <w:p>
+      <w:pPr>
+        <w:pStyle w:val="ListParagraph"/>
+        <w:rPr>
+          <w:rFonts w:ascii="Times New Roman" w:eastAsia="Times New Roman" w:hAnsi="Times New Roman" w:cs="Times New Roman"/>
+        </w:rPr>
+      </w:pPr>
+      <w:r>
+        <w:rPr>
+          <w:rFonts w:ascii="Times New Roman" w:eastAsia="Times New Roman" w:hAnsi="Times New Roman" w:cs="Times New Roman"/>
+        </w:rPr>
+        <w:t xml:space="preserve">LIU, Y., YANG, F., JIN, Y., WU, H., CAO, X. and YIN, Y. (2024) ‘Associations of well-being and sleep quality with occupational stress among locomotive engineers in the Yangtze River Delta region’, Huan </w:t>
+      </w:r>
+      <w:proofErr w:type="spellStart"/>
+      <w:r>
+        <w:rPr>
+          <w:rFonts w:ascii="Times New Roman" w:eastAsia="Times New Roman" w:hAnsi="Times New Roman" w:cs="Times New Roman"/>
+        </w:rPr>
+        <w:t>jing</w:t>
+      </w:r>
+      <w:proofErr w:type="spellEnd"/>
+      <w:r>
+        <w:rPr>
+          <w:rFonts w:ascii="Times New Roman" w:eastAsia="Times New Roman" w:hAnsi="Times New Roman" w:cs="Times New Roman"/>
+        </w:rPr>
+        <w:t xml:space="preserve"> </w:t>
+      </w:r>
+      <w:proofErr w:type="spellStart"/>
+      <w:r>
+        <w:rPr>
+          <w:rFonts w:ascii="Times New Roman" w:eastAsia="Times New Roman" w:hAnsi="Times New Roman" w:cs="Times New Roman"/>
+        </w:rPr>
+        <w:t>yu</w:t>
+      </w:r>
+      <w:proofErr w:type="spellEnd"/>
+      <w:r>
+        <w:rPr>
+          <w:rFonts w:ascii="Times New Roman" w:eastAsia="Times New Roman" w:hAnsi="Times New Roman" w:cs="Times New Roman"/>
+        </w:rPr>
+        <w:t xml:space="preserve"> </w:t>
+      </w:r>
+      <w:proofErr w:type="spellStart"/>
+      <w:r>
+        <w:rPr>
+          <w:rFonts w:ascii="Times New Roman" w:eastAsia="Times New Roman" w:hAnsi="Times New Roman" w:cs="Times New Roman"/>
+        </w:rPr>
+        <w:t>zhi</w:t>
+      </w:r>
+      <w:proofErr w:type="spellEnd"/>
+      <w:r>
+        <w:rPr>
+          <w:rFonts w:ascii="Times New Roman" w:eastAsia="Times New Roman" w:hAnsi="Times New Roman" w:cs="Times New Roman"/>
+        </w:rPr>
+        <w:t xml:space="preserve"> ye </w:t>
+      </w:r>
+      <w:proofErr w:type="spellStart"/>
+      <w:r>
+        <w:rPr>
+          <w:rFonts w:ascii="Times New Roman" w:eastAsia="Times New Roman" w:hAnsi="Times New Roman" w:cs="Times New Roman"/>
+        </w:rPr>
+        <w:t>yi</w:t>
+      </w:r>
+      <w:proofErr w:type="spellEnd"/>
+      <w:r>
+        <w:rPr>
+          <w:rFonts w:ascii="Times New Roman" w:eastAsia="Times New Roman" w:hAnsi="Times New Roman" w:cs="Times New Roman"/>
+        </w:rPr>
+        <w:t xml:space="preserve"> </w:t>
+      </w:r>
+      <w:proofErr w:type="spellStart"/>
+      <w:r>
+        <w:rPr>
+          <w:rFonts w:ascii="Times New Roman" w:eastAsia="Times New Roman" w:hAnsi="Times New Roman" w:cs="Times New Roman"/>
+        </w:rPr>
+        <w:t>xue</w:t>
+      </w:r>
+      <w:proofErr w:type="spellEnd"/>
+      <w:r>
+        <w:rPr>
+          <w:rFonts w:ascii="Times New Roman" w:eastAsia="Times New Roman" w:hAnsi="Times New Roman" w:cs="Times New Roman"/>
+        </w:rPr>
+        <w:t xml:space="preserve"> = Journal of environmental &amp; occupational medicine, 41(5), pp. 526–532.</w:t>
+      </w:r>
+    </w:p>
+    <w:p>
+      <w:pPr>
+        <w:pStyle w:val="ListParagraph"/>
+        <w:rPr>
+          <w:rFonts w:ascii="Times New Roman" w:eastAsia="Times New Roman" w:hAnsi="Times New Roman" w:cs="Times New Roman"/>
+        </w:rPr>
+      </w:pPr>
+    </w:p>
+    <w:p>
+      <w:pPr>
+        <w:pStyle w:val="ListParagraph"/>
+        <w:rPr>
+          <w:rFonts w:ascii="Times New Roman" w:eastAsia="Times New Roman" w:hAnsi="Times New Roman" w:cs="Times New Roman"/>
+        </w:rPr>
+      </w:pPr>
+      <w:r>
+        <w:rPr>
+          <w:rFonts w:ascii="Times New Roman" w:eastAsia="Times New Roman" w:hAnsi="Times New Roman" w:cs="Times New Roman"/>
+        </w:rPr>
+        <w:t xml:space="preserve">Shanafelt, T.D., Hasan, O., Dyrbye, L.N., Sinsky, C., Satele, D., Sloan, J. and West, C.P. (2015) ‘Changes in Burnout and Satisfaction </w:t>
+      </w:r>
+      <w:proofErr w:type="gramStart"/>
+      <w:r>
+        <w:rPr>
+          <w:rFonts w:ascii="Times New Roman" w:eastAsia="Times New Roman" w:hAnsi="Times New Roman" w:cs="Times New Roman"/>
+        </w:rPr>
+        <w:t>With</w:t>
+      </w:r>
+      <w:proofErr w:type="gramEnd"/>
+      <w:r>
+        <w:rPr>
+          <w:rFonts w:ascii="Times New Roman" w:eastAsia="Times New Roman" w:hAnsi="Times New Roman" w:cs="Times New Roman"/>
+        </w:rPr>
+        <w:t xml:space="preserve"> Work-Life Balance in Physicians and the General US Working Population Between 2011 and 2014’, Mayo Clinic proceedings, 90(12), pp. 1600–1613.</w:t>
+      </w:r>
+    </w:p>
+    <w:p>
+      <w:pPr>
+        <w:pStyle w:val="ListParagraph"/>
+        <w:rPr>
+          <w:rFonts w:ascii="Times New Roman" w:eastAsia="Times New Roman" w:hAnsi="Times New Roman" w:cs="Times New Roman"/>
         </w:rPr>
       </w:pPr>
     </w:p>
@@ -10236,6 +10386,7 @@
   </w:compat>
   <w:rsids>
     <w:rsidRoot w:val="00971FE2"/>
+    <w:rsid w:val="00104EF2"/>
     <w:rsid w:val="001551D6"/>
     <w:rsid w:val="00185D8D"/>
     <w:rsid w:val="0020251E"/>
@@ -10244,6 +10395,7 @@
     <w:rsid w:val="00971FE2"/>
     <w:rsid w:val="00C0617B"/>
     <w:rsid w:val="00D13753"/>
+    <w:rsid w:val="00D955E6"/>
   </w:rsids>
   <m:mathPr>
     <m:mathFont m:val="Cambria Math"/>
@@ -10708,10 +10860,6 @@
     <w:name w:val="F6EF149536B84AF285F7102C49317FE0"/>
     <w:rsid w:val="00797ABC"/>
   </w:style>
-  <w:style w:type="paragraph" w:customStyle="1" w:styleId="E32B62AB322E49D3AFAA15B7E747A76A">
-    <w:name w:val="E32B62AB322E49D3AFAA15B7E747A76A"/>
-    <w:rsid w:val="00C0617B"/>
-  </w:style>
   <w:style w:type="paragraph" w:customStyle="1" w:styleId="4DF79FF2BEA64B81B3C1389B1A5F0B7E">
     <w:name w:val="4DF79FF2BEA64B81B3C1389B1A5F0B7E"/>
     <w:rsid w:val="00C0617B"/>

--- a/report/7COM1079_Group_A104_Report.docx
+++ b/report/7COM1079_Group_A104_Report.docx
@@ -2685,6 +2685,7 @@
       <w:pPr>
         <w:pStyle w:val="ListParagraph"/>
         <w:ind w:left="1440"/>
+        <w:jc w:val="both"/>
         <w:rPr>
           <w:rFonts w:ascii="Times New Roman" w:hAnsi="Times New Roman" w:cs="Times New Roman"/>
         </w:rPr>
@@ -2752,6 +2753,7 @@
       <w:pPr>
         <w:pStyle w:val="ListParagraph"/>
         <w:ind w:left="1440"/>
+        <w:jc w:val="both"/>
         <w:rPr>
           <w:rFonts w:ascii="Times New Roman" w:hAnsi="Times New Roman" w:cs="Times New Roman"/>
         </w:rPr>
@@ -2762,6 +2764,7 @@
         <w:spacing w:after="160" w:line="278" w:lineRule="auto"/>
         <w:ind w:left="1440"/>
         <w:contextualSpacing/>
+        <w:jc w:val="both"/>
         <w:rPr>
           <w:rFonts w:ascii="Times New Roman" w:hAnsi="Times New Roman" w:cs="Times New Roman"/>
         </w:rPr>
@@ -2836,6 +2839,7 @@
         <w:spacing w:after="160" w:line="278" w:lineRule="auto"/>
         <w:ind w:left="1440"/>
         <w:contextualSpacing/>
+        <w:jc w:val="both"/>
         <w:rPr>
           <w:rFonts w:ascii="Times New Roman" w:hAnsi="Times New Roman" w:cs="Times New Roman"/>
         </w:rPr>
@@ -2846,6 +2850,7 @@
         <w:spacing w:after="160" w:line="278" w:lineRule="auto"/>
         <w:ind w:left="1440"/>
         <w:contextualSpacing/>
+        <w:jc w:val="both"/>
         <w:rPr>
           <w:rFonts w:ascii="Times New Roman" w:eastAsia="Aptos" w:hAnsi="Times New Roman" w:cs="Times New Roman"/>
         </w:rPr>
@@ -3429,7 +3434,6 @@
           <w:i/>
           <w:highlight w:val="yellow"/>
         </w:rPr>
-        <w:lastRenderedPageBreak/>
         <w:t>Make sure the title or caption and axis labels</w:t>
       </w:r>
       <w:r>
@@ -3485,14 +3489,13 @@
         <w:ind w:hanging="720"/>
         <w:rPr>
           <w:rFonts w:ascii="Times New Roman" w:eastAsia="Times New Roman" w:hAnsi="Times New Roman" w:cs="Times New Roman"/>
-          <w:i/>
-          <w:iCs/>
-        </w:rPr>
-      </w:pPr>
-      <w:r>
-        <w:rPr>
-          <w:rFonts w:ascii="Times New Roman" w:eastAsia="Times New Roman" w:hAnsi="Times New Roman" w:cs="Times New Roman"/>
-        </w:rPr>
+        </w:rPr>
+      </w:pPr>
+      <w:r>
+        <w:rPr>
+          <w:rFonts w:ascii="Times New Roman" w:eastAsia="Times New Roman" w:hAnsi="Times New Roman" w:cs="Times New Roman"/>
+        </w:rPr>
+        <w:lastRenderedPageBreak/>
         <w:t>Additional information relating to understanding the data (optional)</w:t>
       </w:r>
       <w:r>
@@ -3512,8 +3515,6 @@
       <w:r>
         <w:rPr>
           <w:rFonts w:ascii="Times New Roman" w:eastAsia="Times New Roman" w:hAnsi="Times New Roman" w:cs="Times New Roman"/>
-          <w:i/>
-          <w:iCs/>
         </w:rPr>
         <w:t xml:space="preserve"> </w:t>
       </w:r>
@@ -3571,8 +3572,6 @@
         <w:ind w:hanging="720"/>
         <w:rPr>
           <w:rFonts w:ascii="Times New Roman" w:eastAsia="Times New Roman" w:hAnsi="Times New Roman" w:cs="Times New Roman"/>
-          <w:i/>
-          <w:iCs/>
         </w:rPr>
       </w:pPr>
       <w:r>
@@ -3700,8 +3699,6 @@
         <w:ind w:hanging="720"/>
         <w:rPr>
           <w:rFonts w:ascii="Times New Roman" w:eastAsia="Times New Roman" w:hAnsi="Times New Roman" w:cs="Times New Roman"/>
-          <w:i/>
-          <w:iCs/>
         </w:rPr>
       </w:pPr>
       <w:r>
@@ -3865,7 +3862,19 @@
         <w:rPr>
           <w:rFonts w:ascii="Times New Roman" w:eastAsia="Times New Roman" w:hAnsi="Times New Roman" w:cs="Times New Roman"/>
         </w:rPr>
-        <w:t xml:space="preserve"> indicated that the data</w:t>
+        <w:t xml:space="preserve"> indicate</w:t>
+      </w:r>
+      <w:r>
+        <w:rPr>
+          <w:rFonts w:ascii="Times New Roman" w:eastAsia="Times New Roman" w:hAnsi="Times New Roman" w:cs="Times New Roman"/>
+        </w:rPr>
+        <w:t>s</w:t>
+      </w:r>
+      <w:r>
+        <w:rPr>
+          <w:rFonts w:ascii="Times New Roman" w:eastAsia="Times New Roman" w:hAnsi="Times New Roman" w:cs="Times New Roman"/>
+        </w:rPr>
+        <w:t xml:space="preserve"> that the data</w:t>
       </w:r>
       <w:r>
         <w:rPr>
@@ -3902,8 +3911,6 @@
         <w:ind w:hanging="720"/>
         <w:rPr>
           <w:rFonts w:ascii="Times New Roman" w:eastAsia="Times New Roman" w:hAnsi="Times New Roman" w:cs="Times New Roman"/>
-          <w:i/>
-          <w:iCs/>
         </w:rPr>
       </w:pPr>
       <w:r>
@@ -3948,6 +3955,7 @@
     <w:p>
       <w:pPr>
         <w:ind w:left="1440"/>
+        <w:jc w:val="both"/>
         <w:rPr>
           <w:rFonts w:ascii="Times New Roman" w:eastAsia="Times New Roman" w:hAnsi="Times New Roman" w:cs="Times New Roman"/>
         </w:rPr>
@@ -3962,6 +3970,7 @@
     <w:p>
       <w:pPr>
         <w:ind w:left="1440"/>
+        <w:jc w:val="both"/>
         <w:rPr>
           <w:rFonts w:ascii="Times New Roman" w:eastAsia="Times New Roman" w:hAnsi="Times New Roman" w:cs="Times New Roman"/>
         </w:rPr>
@@ -3970,19 +3979,52 @@
     <w:p>
       <w:pPr>
         <w:ind w:left="1440"/>
-        <w:rPr>
-          <w:rFonts w:ascii="Times New Roman" w:eastAsia="Times New Roman" w:hAnsi="Times New Roman" w:cs="Times New Roman"/>
-          <w:i/>
-          <w:iCs/>
-        </w:rPr>
-      </w:pPr>
-      <w:r>
-        <w:rPr>
-          <w:rFonts w:ascii="Times New Roman" w:eastAsia="Times New Roman" w:hAnsi="Times New Roman" w:cs="Times New Roman"/>
-          <w:i/>
-          <w:iCs/>
-        </w:rPr>
-        <w:t>Interpretation goes here</w:t>
+        <w:jc w:val="both"/>
+        <w:rPr>
+          <w:rFonts w:ascii="Times New Roman" w:eastAsia="Times New Roman" w:hAnsi="Times New Roman" w:cs="Times New Roman"/>
+        </w:rPr>
+      </w:pPr>
+      <w:r>
+        <w:rPr>
+          <w:rFonts w:ascii="Times New Roman" w:eastAsia="Times New Roman" w:hAnsi="Times New Roman" w:cs="Times New Roman"/>
+        </w:rPr>
+        <w:t>If this was a real</w:t>
+      </w:r>
+      <w:r>
+        <w:rPr>
+          <w:rFonts w:ascii="Times New Roman" w:eastAsia="Times New Roman" w:hAnsi="Times New Roman" w:cs="Times New Roman"/>
+        </w:rPr>
+        <w:t>-</w:t>
+      </w:r>
+      <w:r>
+        <w:rPr>
+          <w:rFonts w:ascii="Times New Roman" w:eastAsia="Times New Roman" w:hAnsi="Times New Roman" w:cs="Times New Roman"/>
+        </w:rPr>
+        <w:t xml:space="preserve">world data sample, it could have been </w:t>
+      </w:r>
+      <w:r>
+        <w:rPr>
+          <w:rFonts w:ascii="Times New Roman" w:eastAsia="Times New Roman" w:hAnsi="Times New Roman" w:cs="Times New Roman"/>
+        </w:rPr>
+        <w:t>interpreted</w:t>
+      </w:r>
+      <w:r>
+        <w:rPr>
+          <w:rFonts w:ascii="Times New Roman" w:eastAsia="Times New Roman" w:hAnsi="Times New Roman" w:cs="Times New Roman"/>
+        </w:rPr>
+        <w:t xml:space="preserve"> that doctors </w:t>
+      </w:r>
+      <w:r>
+        <w:rPr>
+          <w:rFonts w:ascii="Times New Roman" w:eastAsia="Times New Roman" w:hAnsi="Times New Roman" w:cs="Times New Roman"/>
+        </w:rPr>
+        <w:t xml:space="preserve">faced higher stress levels in comparison to engineers due to various occupational factors </w:t>
+      </w:r>
+      <w:r>
+        <w:rPr>
+          <w:rFonts w:ascii="Times New Roman" w:eastAsia="Times New Roman" w:hAnsi="Times New Roman" w:cs="Times New Roman"/>
+        </w:rPr>
+        <w:t>such as long shifts, critical decision making in life-or-death situations and inadequate rest.</w:t>
       </w:r>
     </w:p>
     <w:p>
@@ -5094,14 +5136,20 @@
           <w:b/>
           <w:bCs/>
         </w:rPr>
-        <w:t xml:space="preserve">Appendices </w:t>
-      </w:r>
-      <w:r>
-        <w:rPr>
-          <w:rFonts w:ascii="Times New Roman" w:eastAsia="Times New Roman" w:hAnsi="Times New Roman" w:cs="Times New Roman"/>
-          <w:b/>
-          <w:bCs/>
-        </w:rPr>
+        <w:t>Appendices</w:t>
+      </w:r>
+    </w:p>
+    <w:p>
+      <w:pPr>
+        <w:pStyle w:val="NoSpacing"/>
+        <w:rPr>
+          <w:color w:val="333333"/>
+        </w:rPr>
+      </w:pPr>
+      <w:r>
+        <w:t xml:space="preserve"> </w:t>
+      </w:r>
+      <w:r>
         <w:t xml:space="preserve"> </w:t>
       </w:r>
     </w:p>
@@ -5116,8 +5164,6 @@
           <w:rFonts w:ascii="Times New Roman" w:eastAsia="Times New Roman" w:hAnsi="Times New Roman" w:cs="Times New Roman"/>
           <w:b/>
           <w:bCs/>
-          <w:i/>
-          <w:iCs/>
         </w:rPr>
       </w:pPr>
       <w:r>
@@ -5139,8 +5185,6 @@
           <w:rFonts w:ascii="Times New Roman" w:eastAsia="Times New Roman" w:hAnsi="Times New Roman" w:cs="Times New Roman"/>
           <w:b/>
           <w:bCs/>
-          <w:i/>
-          <w:iCs/>
         </w:rPr>
         <w:t>(not included in</w:t>
       </w:r>
@@ -5149,8 +5193,6 @@
           <w:rFonts w:ascii="Times New Roman" w:eastAsia="Times New Roman" w:hAnsi="Times New Roman" w:cs="Times New Roman"/>
           <w:b/>
           <w:bCs/>
-          <w:i/>
-          <w:iCs/>
         </w:rPr>
         <w:t xml:space="preserve"> the</w:t>
       </w:r>
@@ -5159,8 +5201,6 @@
           <w:rFonts w:ascii="Times New Roman" w:eastAsia="Times New Roman" w:hAnsi="Times New Roman" w:cs="Times New Roman"/>
           <w:b/>
           <w:bCs/>
-          <w:i/>
-          <w:iCs/>
         </w:rPr>
         <w:t xml:space="preserve"> wor</w:t>
       </w:r>
@@ -5169,8 +5209,6 @@
           <w:rFonts w:ascii="Times New Roman" w:eastAsia="Times New Roman" w:hAnsi="Times New Roman" w:cs="Times New Roman"/>
           <w:b/>
           <w:bCs/>
-          <w:i/>
-          <w:iCs/>
         </w:rPr>
         <w:t>d</w:t>
       </w:r>
@@ -5179,8 +5217,6 @@
           <w:rFonts w:ascii="Times New Roman" w:eastAsia="Times New Roman" w:hAnsi="Times New Roman" w:cs="Times New Roman"/>
           <w:b/>
           <w:bCs/>
-          <w:i/>
-          <w:iCs/>
         </w:rPr>
         <w:t xml:space="preserve"> count)</w:t>
       </w:r>
@@ -5193,20 +5229,296 @@
           <w:rFonts w:ascii="Times New Roman" w:eastAsia="Times New Roman" w:hAnsi="Times New Roman" w:cs="Times New Roman"/>
         </w:rPr>
       </w:pPr>
-      <w:proofErr w:type="spellStart"/>
-      <w:r>
-        <w:rPr>
-          <w:rFonts w:ascii="Times New Roman" w:eastAsia="Times New Roman" w:hAnsi="Times New Roman" w:cs="Times New Roman"/>
-        </w:rPr>
-        <w:t>Analysis.R</w:t>
-      </w:r>
-      <w:proofErr w:type="spellEnd"/>
-      <w:r>
-        <w:rPr>
-          <w:rFonts w:ascii="Times New Roman" w:eastAsia="Times New Roman" w:hAnsi="Times New Roman" w:cs="Times New Roman"/>
-        </w:rPr>
-        <w:t xml:space="preserve"> code with the appropriate statistics to test the hypotheses. </w:t>
-      </w:r>
+      <w:r>
+        <w:rPr>
+          <w:rFonts w:ascii="Times New Roman" w:eastAsia="Times New Roman" w:hAnsi="Times New Roman" w:cs="Times New Roman"/>
+        </w:rPr>
+        <w:t>Analysis.</w:t>
+      </w:r>
+      <w:r>
+        <w:rPr>
+          <w:rFonts w:ascii="Times New Roman" w:eastAsia="Times New Roman" w:hAnsi="Times New Roman" w:cs="Times New Roman"/>
+        </w:rPr>
+        <w:t xml:space="preserve"> </w:t>
+      </w:r>
+      <w:r>
+        <w:rPr>
+          <w:rFonts w:ascii="Times New Roman" w:eastAsia="Times New Roman" w:hAnsi="Times New Roman" w:cs="Times New Roman"/>
+        </w:rPr>
+        <w:t>R code with the appropriate statistics to test the hypotheses</w:t>
+      </w:r>
+      <w:r>
+        <w:rPr>
+          <w:rFonts w:ascii="Times New Roman" w:eastAsia="Times New Roman" w:hAnsi="Times New Roman" w:cs="Times New Roman"/>
+        </w:rPr>
+        <w:t xml:space="preserve">. </w:t>
+      </w:r>
+    </w:p>
+    <w:p>
+      <w:pPr>
+        <w:pStyle w:val="ListParagraph"/>
+        <w:ind w:left="2250" w:hanging="810"/>
+        <w:rPr>
+          <w:rFonts w:ascii="Times New Roman" w:eastAsia="Times New Roman" w:hAnsi="Times New Roman" w:cs="Times New Roman"/>
+        </w:rPr>
+      </w:pPr>
+    </w:p>
+    <w:p>
+      <w:pPr>
+        <w:pStyle w:val="ListParagraph"/>
+        <w:ind w:left="2250" w:hanging="810"/>
+        <w:rPr>
+          <w:rFonts w:ascii="Times New Roman" w:eastAsia="Times New Roman" w:hAnsi="Times New Roman" w:cs="Times New Roman"/>
+        </w:rPr>
+      </w:pPr>
+      <w:r>
+        <w:rPr>
+          <w:rFonts w:ascii="Times New Roman" w:eastAsia="Times New Roman" w:hAnsi="Times New Roman" w:cs="Times New Roman"/>
+          <w:b/>
+          <w:bCs/>
+        </w:rPr>
+        <w:t>A1. R code for Visualisation</w:t>
+      </w:r>
+    </w:p>
+    <w:p>
+      <w:pPr>
+        <w:pStyle w:val="ListParagraph"/>
+        <w:ind w:left="2250" w:hanging="810"/>
+        <w:rPr>
+          <w:rFonts w:ascii="Times New Roman" w:eastAsia="Times New Roman" w:hAnsi="Times New Roman" w:cs="Times New Roman"/>
+        </w:rPr>
+      </w:pPr>
+    </w:p>
+    <w:p>
+      <w:pPr>
+        <w:pStyle w:val="ListParagraph"/>
+        <w:ind w:left="2250" w:hanging="810"/>
+        <w:rPr>
+          <w:rFonts w:ascii="Times New Roman" w:eastAsia="Times New Roman" w:hAnsi="Times New Roman" w:cs="Times New Roman"/>
+        </w:rPr>
+      </w:pPr>
+    </w:p>
+    <w:p>
+      <w:pPr>
+        <w:pStyle w:val="ListParagraph"/>
+        <w:ind w:left="2250" w:hanging="810"/>
+        <w:rPr>
+          <w:rFonts w:ascii="Times New Roman" w:eastAsia="Times New Roman" w:hAnsi="Times New Roman" w:cs="Times New Roman"/>
+        </w:rPr>
+      </w:pPr>
+    </w:p>
+    <w:p>
+      <w:pPr>
+        <w:pStyle w:val="ListParagraph"/>
+        <w:ind w:left="2250" w:hanging="810"/>
+        <w:rPr>
+          <w:rFonts w:ascii="Times New Roman" w:eastAsia="Times New Roman" w:hAnsi="Times New Roman" w:cs="Times New Roman"/>
+          <w:b/>
+          <w:bCs/>
+        </w:rPr>
+      </w:pPr>
+      <w:r>
+        <w:rPr>
+          <w:rFonts w:ascii="Times New Roman" w:eastAsia="Times New Roman" w:hAnsi="Times New Roman" w:cs="Times New Roman"/>
+          <w:b/>
+          <w:bCs/>
+        </w:rPr>
+        <w:lastRenderedPageBreak/>
+        <w:t>A2. R code for Analysis</w:t>
+      </w:r>
+    </w:p>
+    <w:p>
+      <w:pPr>
+        <w:pStyle w:val="ListParagraph"/>
+        <w:ind w:left="2250" w:hanging="810"/>
+        <w:rPr>
+          <w:rFonts w:ascii="Times New Roman" w:eastAsia="Times New Roman" w:hAnsi="Times New Roman" w:cs="Times New Roman"/>
+          <w:b/>
+          <w:bCs/>
+        </w:rPr>
+      </w:pPr>
+    </w:p>
+    <w:p>
+      <w:pPr>
+        <w:pStyle w:val="ListParagraph"/>
+        <w:ind w:left="2250" w:hanging="810"/>
+        <w:rPr>
+          <w:rFonts w:ascii="Times New Roman" w:eastAsia="Times New Roman" w:hAnsi="Times New Roman" w:cs="Times New Roman"/>
+          <w:b/>
+          <w:bCs/>
+        </w:rPr>
+      </w:pPr>
+      <w:r>
+        <w:rPr>
+          <w:rFonts w:ascii="Times New Roman" w:eastAsia="Times New Roman" w:hAnsi="Times New Roman" w:cs="Times New Roman"/>
+        </w:rPr>
+        <w:t>#Reference dataset as df</w:t>
+      </w:r>
+    </w:p>
+    <w:p>
+      <w:pPr>
+        <w:pStyle w:val="ListParagraph"/>
+        <w:ind w:left="2250" w:hanging="810"/>
+        <w:rPr>
+          <w:rFonts w:ascii="Times New Roman" w:eastAsia="Times New Roman" w:hAnsi="Times New Roman" w:cs="Times New Roman"/>
+        </w:rPr>
+      </w:pPr>
+      <w:r>
+        <w:rPr>
+          <w:rFonts w:ascii="Times New Roman" w:eastAsia="Times New Roman" w:hAnsi="Times New Roman" w:cs="Times New Roman"/>
+        </w:rPr>
+        <w:t>df &lt;- read.csv("dataset/Sleep_health_and_lifestyle_dataset.csv")</w:t>
+      </w:r>
+    </w:p>
+    <w:p>
+      <w:pPr>
+        <w:pStyle w:val="ListParagraph"/>
+        <w:ind w:left="2250" w:hanging="810"/>
+        <w:rPr>
+          <w:rFonts w:ascii="Times New Roman" w:eastAsia="Times New Roman" w:hAnsi="Times New Roman" w:cs="Times New Roman"/>
+        </w:rPr>
+      </w:pPr>
+    </w:p>
+    <w:p>
+      <w:pPr>
+        <w:pStyle w:val="ListParagraph"/>
+        <w:ind w:left="2250" w:hanging="810"/>
+        <w:rPr>
+          <w:rFonts w:ascii="Times New Roman" w:eastAsia="Times New Roman" w:hAnsi="Times New Roman" w:cs="Times New Roman"/>
+        </w:rPr>
+      </w:pPr>
+      <w:r>
+        <w:rPr>
+          <w:rFonts w:ascii="Times New Roman" w:eastAsia="Times New Roman" w:hAnsi="Times New Roman" w:cs="Times New Roman"/>
+        </w:rPr>
+        <w:t xml:space="preserve">#Creates a subset </w:t>
+      </w:r>
+      <w:r>
+        <w:rPr>
+          <w:rFonts w:ascii="Times New Roman" w:eastAsia="Times New Roman" w:hAnsi="Times New Roman" w:cs="Times New Roman"/>
+        </w:rPr>
+        <w:t>of rows with only</w:t>
+      </w:r>
+      <w:r>
+        <w:rPr>
+          <w:rFonts w:ascii="Times New Roman" w:eastAsia="Times New Roman" w:hAnsi="Times New Roman" w:cs="Times New Roman"/>
+        </w:rPr>
+        <w:t xml:space="preserve"> doctor or engineer as occupation</w:t>
+      </w:r>
+    </w:p>
+    <w:p>
+      <w:pPr>
+        <w:pStyle w:val="ListParagraph"/>
+        <w:ind w:left="2250" w:hanging="810"/>
+        <w:rPr>
+          <w:rFonts w:ascii="Times New Roman" w:eastAsia="Times New Roman" w:hAnsi="Times New Roman" w:cs="Times New Roman"/>
+        </w:rPr>
+      </w:pPr>
+      <w:r>
+        <w:rPr>
+          <w:rFonts w:ascii="Times New Roman" w:eastAsia="Times New Roman" w:hAnsi="Times New Roman" w:cs="Times New Roman"/>
+        </w:rPr>
+        <w:t>subset_df &lt;- subset(df, Occupation == "Doctor" | Occupation == "Engineer")</w:t>
+      </w:r>
+    </w:p>
+    <w:p>
+      <w:pPr>
+        <w:pStyle w:val="ListParagraph"/>
+        <w:ind w:left="2250" w:hanging="810"/>
+        <w:rPr>
+          <w:rFonts w:ascii="Times New Roman" w:eastAsia="Times New Roman" w:hAnsi="Times New Roman" w:cs="Times New Roman"/>
+        </w:rPr>
+      </w:pPr>
+    </w:p>
+    <w:p>
+      <w:pPr>
+        <w:pStyle w:val="ListParagraph"/>
+        <w:ind w:left="2250" w:hanging="810"/>
+        <w:rPr>
+          <w:rFonts w:ascii="Times New Roman" w:eastAsia="Times New Roman" w:hAnsi="Times New Roman" w:cs="Times New Roman"/>
+        </w:rPr>
+      </w:pPr>
+      <w:r>
+        <w:rPr>
+          <w:rFonts w:ascii="Times New Roman" w:eastAsia="Times New Roman" w:hAnsi="Times New Roman" w:cs="Times New Roman"/>
+        </w:rPr>
+        <w:t xml:space="preserve">#Renaming the 8th column to Stress for better interpretation of the </w:t>
+      </w:r>
+      <w:r>
+        <w:rPr>
+          <w:rFonts w:ascii="Times New Roman" w:eastAsia="Times New Roman" w:hAnsi="Times New Roman" w:cs="Times New Roman"/>
+        </w:rPr>
+        <w:t>t</w:t>
+      </w:r>
+      <w:r>
+        <w:rPr>
+          <w:rFonts w:ascii="Times New Roman" w:eastAsia="Times New Roman" w:hAnsi="Times New Roman" w:cs="Times New Roman"/>
+        </w:rPr>
+        <w:t>est</w:t>
+      </w:r>
+    </w:p>
+    <w:p>
+      <w:pPr>
+        <w:pStyle w:val="ListParagraph"/>
+        <w:ind w:left="2250" w:hanging="810"/>
+        <w:rPr>
+          <w:rFonts w:ascii="Times New Roman" w:eastAsia="Times New Roman" w:hAnsi="Times New Roman" w:cs="Times New Roman"/>
+        </w:rPr>
+      </w:pPr>
+      <w:r>
+        <w:rPr>
+          <w:rFonts w:ascii="Times New Roman" w:eastAsia="Times New Roman" w:hAnsi="Times New Roman" w:cs="Times New Roman"/>
+        </w:rPr>
+        <w:t>colnames(subset_df)[8]&lt;- "Stress"</w:t>
+      </w:r>
+    </w:p>
+    <w:p>
+      <w:pPr>
+        <w:pStyle w:val="ListParagraph"/>
+        <w:ind w:left="2250" w:hanging="810"/>
+        <w:rPr>
+          <w:rFonts w:ascii="Times New Roman" w:eastAsia="Times New Roman" w:hAnsi="Times New Roman" w:cs="Times New Roman"/>
+        </w:rPr>
+      </w:pPr>
+    </w:p>
+    <w:p>
+      <w:pPr>
+        <w:pStyle w:val="ListParagraph"/>
+        <w:ind w:left="2250" w:hanging="810"/>
+        <w:rPr>
+          <w:rFonts w:ascii="Times New Roman" w:eastAsia="Times New Roman" w:hAnsi="Times New Roman" w:cs="Times New Roman"/>
+        </w:rPr>
+      </w:pPr>
+      <w:r>
+        <w:rPr>
+          <w:rFonts w:ascii="Times New Roman" w:eastAsia="Times New Roman" w:hAnsi="Times New Roman" w:cs="Times New Roman"/>
+        </w:rPr>
+        <w:t>#Runs the Wilcoxon Rank-Sum Test</w:t>
+      </w:r>
+    </w:p>
+    <w:p>
+      <w:pPr>
+        <w:pStyle w:val="ListParagraph"/>
+        <w:ind w:left="2250" w:hanging="810"/>
+        <w:rPr>
+          <w:rFonts w:ascii="Times New Roman" w:eastAsia="Times New Roman" w:hAnsi="Times New Roman" w:cs="Times New Roman"/>
+        </w:rPr>
+      </w:pPr>
+      <w:r>
+        <w:rPr>
+          <w:rFonts w:ascii="Times New Roman" w:eastAsia="Times New Roman" w:hAnsi="Times New Roman" w:cs="Times New Roman"/>
+        </w:rPr>
+        <w:t>wilcox.test(Stress ~ Occupation, data=subset_df)</w:t>
+      </w:r>
+    </w:p>
+    <w:p>
+      <w:pPr>
+        <w:pStyle w:val="ListParagraph"/>
+        <w:ind w:left="2250" w:hanging="810"/>
+        <w:rPr>
+          <w:rFonts w:ascii="Times New Roman" w:eastAsia="Times New Roman" w:hAnsi="Times New Roman" w:cs="Times New Roman"/>
+        </w:rPr>
+      </w:pPr>
     </w:p>
     <w:p>
       <w:pPr>
@@ -5299,6 +5611,16 @@
         </w:rPr>
         <w:t>It should compute appropriate statistics to test the hypotheses</w:t>
       </w:r>
+    </w:p>
+    <w:p>
+      <w:pPr>
+        <w:pStyle w:val="ListParagraph"/>
+        <w:ind w:left="1440"/>
+        <w:rPr>
+          <w:rFonts w:ascii="Times New Roman" w:eastAsia="Times New Roman" w:hAnsi="Times New Roman" w:cs="Times New Roman"/>
+          <w:highlight w:val="yellow"/>
+        </w:rPr>
+      </w:pPr>
     </w:p>
     <w:p>
       <w:pPr>
@@ -10208,6 +10530,12 @@
       <w:rFonts w:ascii="Times New Roman" w:hAnsi="Times New Roman" w:cs="Times New Roman"/>
     </w:rPr>
   </w:style>
+  <w:style w:type="paragraph" w:styleId="NoSpacing">
+    <w:name w:val="No Spacing"/>
+    <w:uiPriority w:val="1"/>
+    <w:qFormat/>
+    <w:rsid w:val="00633BB0"/>
+  </w:style>
 </w:styles>
 </file>
 
@@ -10392,7 +10720,9 @@
     <w:rsid w:val="0020251E"/>
     <w:rsid w:val="00434C71"/>
     <w:rsid w:val="00797ABC"/>
+    <w:rsid w:val="00835653"/>
     <w:rsid w:val="00971FE2"/>
+    <w:rsid w:val="00B1466C"/>
     <w:rsid w:val="00C0617B"/>
     <w:rsid w:val="00D13753"/>
     <w:rsid w:val="00D955E6"/>

--- a/report/7COM1079_Group_A104_Report.docx
+++ b/report/7COM1079_Group_A104_Report.docx
@@ -4089,6 +4089,29 @@
         </w:rPr>
         <w:t>(75 words)</w:t>
       </w:r>
+      <w:r>
+        <w:rPr>
+          <w:rFonts w:ascii="Times New Roman" w:eastAsia="Times New Roman" w:hAnsi="Times New Roman" w:cs="Times New Roman"/>
+          <w:b/>
+          <w:bCs/>
+        </w:rPr>
+        <w:t xml:space="preserve"> </w:t>
+      </w:r>
+    </w:p>
+    <w:p>
+      <w:pPr>
+        <w:pStyle w:val="ListParagraph"/>
+        <w:ind w:left="1440"/>
+        <w:rPr>
+          <w:rFonts w:ascii="Times New Roman" w:eastAsia="Times New Roman" w:hAnsi="Times New Roman" w:cs="Times New Roman"/>
+        </w:rPr>
+      </w:pPr>
+      <w:r>
+        <w:rPr>
+          <w:rFonts w:ascii="Times New Roman" w:eastAsia="Times New Roman" w:hAnsi="Times New Roman" w:cs="Times New Roman"/>
+        </w:rPr>
+        <w:t>The  team communicated effectively, shared responsibilities fairly, and maintained good collaboration throughout the project, regular meetings helped keep everyone aligned, and each member delivered their task om time.</w:t>
+      </w:r>
     </w:p>
     <w:p>
       <w:pPr>
@@ -4342,6 +4365,7 @@
           <w:iCs/>
           <w:highlight w:val="yellow"/>
         </w:rPr>
+        <w:lastRenderedPageBreak/>
         <w:t>Please comment on the GitHub log output, and refer to it as being</w:t>
       </w:r>
       <w:r>
@@ -4406,7 +4430,6 @@
           <w:iCs/>
           <w:highlight w:val="yellow"/>
         </w:rPr>
-        <w:lastRenderedPageBreak/>
         <w:t>From your Git log, select three most significant commits during this project and include the following for each:</w:t>
       </w:r>
     </w:p>
@@ -4916,113 +4939,29 @@
         <w:rPr>
           <w:rFonts w:ascii="Times New Roman" w:eastAsia="Times New Roman" w:hAnsi="Times New Roman" w:cs="Times New Roman"/>
         </w:rPr>
-        <w:t xml:space="preserve">LIU, Y., YANG, F., JIN, Y., WU, H., CAO, X. and YIN, Y. (2024) ‘Associations of well-being and sleep quality with occupational stress among locomotive engineers in the Yangtze River Delta region’, Huan </w:t>
-      </w:r>
-      <w:proofErr w:type="spellStart"/>
-      <w:r>
-        <w:rPr>
-          <w:rFonts w:ascii="Times New Roman" w:eastAsia="Times New Roman" w:hAnsi="Times New Roman" w:cs="Times New Roman"/>
-        </w:rPr>
-        <w:t>jing</w:t>
-      </w:r>
-      <w:proofErr w:type="spellEnd"/>
-      <w:r>
-        <w:rPr>
-          <w:rFonts w:ascii="Times New Roman" w:eastAsia="Times New Roman" w:hAnsi="Times New Roman" w:cs="Times New Roman"/>
-        </w:rPr>
-        <w:t xml:space="preserve"> </w:t>
-      </w:r>
-      <w:proofErr w:type="spellStart"/>
-      <w:r>
-        <w:rPr>
-          <w:rFonts w:ascii="Times New Roman" w:eastAsia="Times New Roman" w:hAnsi="Times New Roman" w:cs="Times New Roman"/>
-        </w:rPr>
-        <w:t>yu</w:t>
-      </w:r>
-      <w:proofErr w:type="spellEnd"/>
-      <w:r>
-        <w:rPr>
-          <w:rFonts w:ascii="Times New Roman" w:eastAsia="Times New Roman" w:hAnsi="Times New Roman" w:cs="Times New Roman"/>
-        </w:rPr>
-        <w:t xml:space="preserve"> </w:t>
-      </w:r>
-      <w:proofErr w:type="spellStart"/>
-      <w:r>
-        <w:rPr>
-          <w:rFonts w:ascii="Times New Roman" w:eastAsia="Times New Roman" w:hAnsi="Times New Roman" w:cs="Times New Roman"/>
-        </w:rPr>
-        <w:t>zhi</w:t>
-      </w:r>
-      <w:proofErr w:type="spellEnd"/>
-      <w:r>
-        <w:rPr>
-          <w:rFonts w:ascii="Times New Roman" w:eastAsia="Times New Roman" w:hAnsi="Times New Roman" w:cs="Times New Roman"/>
-        </w:rPr>
-        <w:t xml:space="preserve"> ye </w:t>
-      </w:r>
-      <w:proofErr w:type="spellStart"/>
-      <w:r>
-        <w:rPr>
-          <w:rFonts w:ascii="Times New Roman" w:eastAsia="Times New Roman" w:hAnsi="Times New Roman" w:cs="Times New Roman"/>
-        </w:rPr>
-        <w:t>yi</w:t>
-      </w:r>
-      <w:proofErr w:type="spellEnd"/>
-      <w:r>
-        <w:rPr>
-          <w:rFonts w:ascii="Times New Roman" w:eastAsia="Times New Roman" w:hAnsi="Times New Roman" w:cs="Times New Roman"/>
-        </w:rPr>
-        <w:t xml:space="preserve"> </w:t>
-      </w:r>
-      <w:proofErr w:type="spellStart"/>
-      <w:r>
-        <w:rPr>
-          <w:rFonts w:ascii="Times New Roman" w:eastAsia="Times New Roman" w:hAnsi="Times New Roman" w:cs="Times New Roman"/>
-        </w:rPr>
-        <w:t>xue</w:t>
-      </w:r>
-      <w:proofErr w:type="spellEnd"/>
-      <w:r>
-        <w:rPr>
-          <w:rFonts w:ascii="Times New Roman" w:eastAsia="Times New Roman" w:hAnsi="Times New Roman" w:cs="Times New Roman"/>
-        </w:rPr>
-        <w:t xml:space="preserve"> = Journal of environmental &amp; occupational medicine, 41(5), pp. 526–532.</w:t>
-      </w:r>
-    </w:p>
-    <w:p>
-      <w:pPr>
-        <w:pStyle w:val="ListParagraph"/>
-        <w:rPr>
-          <w:rFonts w:ascii="Times New Roman" w:eastAsia="Times New Roman" w:hAnsi="Times New Roman" w:cs="Times New Roman"/>
-        </w:rPr>
-      </w:pPr>
-    </w:p>
-    <w:p>
-      <w:pPr>
-        <w:pStyle w:val="ListParagraph"/>
-        <w:rPr>
-          <w:rFonts w:ascii="Times New Roman" w:eastAsia="Times New Roman" w:hAnsi="Times New Roman" w:cs="Times New Roman"/>
-        </w:rPr>
-      </w:pPr>
-      <w:r>
-        <w:rPr>
-          <w:rFonts w:ascii="Times New Roman" w:eastAsia="Times New Roman" w:hAnsi="Times New Roman" w:cs="Times New Roman"/>
-        </w:rPr>
-        <w:t xml:space="preserve">Shanafelt, T.D., Hasan, O., Dyrbye, L.N., Sinsky, C., Satele, D., Sloan, J. and West, C.P. (2015) ‘Changes in Burnout and Satisfaction </w:t>
-      </w:r>
-      <w:proofErr w:type="gramStart"/>
-      <w:r>
-        <w:rPr>
-          <w:rFonts w:ascii="Times New Roman" w:eastAsia="Times New Roman" w:hAnsi="Times New Roman" w:cs="Times New Roman"/>
-        </w:rPr>
-        <w:t>With</w:t>
-      </w:r>
-      <w:proofErr w:type="gramEnd"/>
-      <w:r>
-        <w:rPr>
-          <w:rFonts w:ascii="Times New Roman" w:eastAsia="Times New Roman" w:hAnsi="Times New Roman" w:cs="Times New Roman"/>
-        </w:rPr>
-        <w:t xml:space="preserve"> Work-Life Balance in Physicians and the General US Working Population Between 2011 and 2014’, Mayo Clinic proceedings, 90(12), pp. 1600–1613.</w:t>
+        <w:t>LIU, Y., YANG, F., JIN, Y., WU, H., CAO, X. and YIN, Y. (2024) ‘Associations of well-being and sleep quality with occupational stress among locomotive engineers in the Yangtze River Delta region’, Huan jing yu zhi ye yi xue = Journal of environmental &amp; occupational medicine, 41(5), pp. 526–532.</w:t>
+      </w:r>
+    </w:p>
+    <w:p>
+      <w:pPr>
+        <w:pStyle w:val="ListParagraph"/>
+        <w:rPr>
+          <w:rFonts w:ascii="Times New Roman" w:eastAsia="Times New Roman" w:hAnsi="Times New Roman" w:cs="Times New Roman"/>
+        </w:rPr>
+      </w:pPr>
+    </w:p>
+    <w:p>
+      <w:pPr>
+        <w:pStyle w:val="ListParagraph"/>
+        <w:rPr>
+          <w:rFonts w:ascii="Times New Roman" w:eastAsia="Times New Roman" w:hAnsi="Times New Roman" w:cs="Times New Roman"/>
+        </w:rPr>
+      </w:pPr>
+      <w:r>
+        <w:rPr>
+          <w:rFonts w:ascii="Times New Roman" w:eastAsia="Times New Roman" w:hAnsi="Times New Roman" w:cs="Times New Roman"/>
+        </w:rPr>
+        <w:t>Shanafelt, T.D., Hasan, O., Dyrbye, L.N., Sinsky, C., Satele, D., Sloan, J. and West, C.P. (2015) ‘Changes in Burnout and Satisfaction With Work-Life Balance in Physicians and the General US Working Population Between 2011 and 2014’, Mayo Clinic proceedings, 90(12), pp. 1600–1613.</w:t>
       </w:r>
     </w:p>
     <w:p>
@@ -5323,7 +5262,6 @@
           <w:b/>
           <w:bCs/>
         </w:rPr>
-        <w:lastRenderedPageBreak/>
         <w:t>A2. R code for Analysis</w:t>
       </w:r>
     </w:p>
@@ -10719,9 +10657,11 @@
     <w:rsid w:val="00185D8D"/>
     <w:rsid w:val="0020251E"/>
     <w:rsid w:val="00434C71"/>
+    <w:rsid w:val="006C194D"/>
     <w:rsid w:val="00797ABC"/>
     <w:rsid w:val="00835653"/>
     <w:rsid w:val="00971FE2"/>
+    <w:rsid w:val="009B610C"/>
     <w:rsid w:val="00B1466C"/>
     <w:rsid w:val="00C0617B"/>
     <w:rsid w:val="00D13753"/>
@@ -10740,7 +10680,7 @@
     <m:intLim m:val="subSup"/>
     <m:naryLim m:val="undOvr"/>
   </m:mathPr>
-  <w:themeFontLang w:val="en-GB"/>
+  <w:themeFontLang w:val="en-GB" w:bidi="ar-SA"/>
   <w:clrSchemeMapping w:bg1="light1" w:t1="dark1" w:bg2="light2" w:t2="dark2" w:accent1="accent1" w:accent2="accent2" w:accent3="accent3" w:accent4="accent4" w:accent5="accent5" w:accent6="accent6" w:hyperlink="hyperlink" w:followedHyperlink="followedHyperlink"/>
   <w:decimalSymbol w:val="."/>
   <w:listSeparator w:val=","/>

--- a/report/7COM1079_Group_A104_Report.docx
+++ b/report/7COM1079_Group_A104_Report.docx
@@ -4116,6 +4116,15 @@
     <w:p>
       <w:pPr>
         <w:pStyle w:val="ListParagraph"/>
+        <w:ind w:left="1440"/>
+        <w:rPr>
+          <w:rFonts w:ascii="Times New Roman" w:eastAsia="Times New Roman" w:hAnsi="Times New Roman" w:cs="Times New Roman"/>
+        </w:rPr>
+      </w:pPr>
+    </w:p>
+    <w:p>
+      <w:pPr>
+        <w:pStyle w:val="ListParagraph"/>
         <w:numPr>
           <w:ilvl w:val="1"/>
           <w:numId w:val="32"/>
@@ -4145,6 +4154,38 @@
         </w:rPr>
         <w:t>(75 words)</w:t>
       </w:r>
+      <w:r>
+        <w:rPr>
+          <w:rFonts w:ascii="Times New Roman" w:eastAsia="Times New Roman" w:hAnsi="Times New Roman" w:cs="Times New Roman"/>
+          <w:b/>
+          <w:bCs/>
+        </w:rPr>
+        <w:t xml:space="preserve">                                                       </w:t>
+      </w:r>
+    </w:p>
+    <w:p>
+      <w:pPr>
+        <w:tabs>
+          <w:tab w:val="left" w:pos="1470"/>
+        </w:tabs>
+        <w:ind w:left="1440"/>
+        <w:rPr>
+          <w:rFonts w:ascii="Times New Roman" w:eastAsia="Times New Roman" w:hAnsi="Times New Roman" w:cs="Times New Roman"/>
+        </w:rPr>
+      </w:pPr>
+      <w:r>
+        <w:rPr>
+          <w:rFonts w:ascii="Times New Roman" w:eastAsia="Times New Roman" w:hAnsi="Times New Roman" w:cs="Times New Roman"/>
+        </w:rPr>
+        <w:t>Some task lacked clear planning at the start, which led to delays, a few meetings could have been better attended, and earlier integration of individual crisis would have prevented last minute issues, using the necessary tools required for the task more consistently would make future work smoother and reduce confusion.</w:t>
+      </w:r>
+    </w:p>
+    <w:p>
+      <w:pPr>
+        <w:rPr>
+          <w:rFonts w:ascii="Times New Roman" w:eastAsia="Times New Roman" w:hAnsi="Times New Roman" w:cs="Times New Roman"/>
+        </w:rPr>
+      </w:pPr>
     </w:p>
     <w:p>
       <w:pPr>
@@ -4365,7 +4406,6 @@
           <w:iCs/>
           <w:highlight w:val="yellow"/>
         </w:rPr>
-        <w:lastRenderedPageBreak/>
         <w:t>Please comment on the GitHub log output, and refer to it as being</w:t>
       </w:r>
       <w:r>
@@ -10657,6 +10697,7 @@
     <w:rsid w:val="00185D8D"/>
     <w:rsid w:val="0020251E"/>
     <w:rsid w:val="00434C71"/>
+    <w:rsid w:val="0052003E"/>
     <w:rsid w:val="006C194D"/>
     <w:rsid w:val="00797ABC"/>
     <w:rsid w:val="00835653"/>
@@ -10666,6 +10707,7 @@
     <w:rsid w:val="00C0617B"/>
     <w:rsid w:val="00D13753"/>
     <w:rsid w:val="00D955E6"/>
+    <w:rsid w:val="00ED4A5F"/>
   </w:rsids>
   <m:mathPr>
     <m:mathFont m:val="Cambria Math"/>

--- a/report/7COM1079_Group_A104_Report.docx
+++ b/report/7COM1079_Group_A104_Report.docx
@@ -4215,6 +4215,28 @@
     </w:p>
     <w:p>
       <w:pPr>
+        <w:ind w:left="1440"/>
+        <w:rPr>
+          <w:rFonts w:ascii="Times New Roman" w:eastAsia="Times New Roman" w:hAnsi="Times New Roman" w:cs="Times New Roman"/>
+        </w:rPr>
+      </w:pPr>
+      <w:r>
+        <w:rPr>
+          <w:rFonts w:ascii="Times New Roman" w:eastAsia="Times New Roman" w:hAnsi="Times New Roman" w:cs="Times New Roman"/>
+        </w:rPr>
+        <w:t>Time management was effective, with core deadlines being met, Certain task were completed later than planned, increasing pressure near end, better scheduling and earlier progress checks would have improved work flow, the team adapted well when challenges emerged and ensured the project was completed successfully.</w:t>
+      </w:r>
+    </w:p>
+    <w:p>
+      <w:pPr>
+        <w:ind w:left="1440"/>
+        <w:rPr>
+          <w:rFonts w:ascii="Times New Roman" w:eastAsia="Times New Roman" w:hAnsi="Times New Roman" w:cs="Times New Roman"/>
+        </w:rPr>
+      </w:pPr>
+    </w:p>
+    <w:p>
+      <w:pPr>
         <w:pStyle w:val="ListParagraph"/>
         <w:numPr>
           <w:ilvl w:val="1"/>
@@ -4979,7 +5001,77 @@
         <w:rPr>
           <w:rFonts w:ascii="Times New Roman" w:eastAsia="Times New Roman" w:hAnsi="Times New Roman" w:cs="Times New Roman"/>
         </w:rPr>
-        <w:t>LIU, Y., YANG, F., JIN, Y., WU, H., CAO, X. and YIN, Y. (2024) ‘Associations of well-being and sleep quality with occupational stress among locomotive engineers in the Yangtze River Delta region’, Huan jing yu zhi ye yi xue = Journal of environmental &amp; occupational medicine, 41(5), pp. 526–532.</w:t>
+        <w:t xml:space="preserve">LIU, Y., YANG, F., JIN, Y., WU, H., CAO, X. and YIN, Y. (2024) ‘Associations of well-being and sleep quality with occupational stress among locomotive engineers in the Yangtze River Delta region’, Huan </w:t>
+      </w:r>
+      <w:proofErr w:type="spellStart"/>
+      <w:r>
+        <w:rPr>
+          <w:rFonts w:ascii="Times New Roman" w:eastAsia="Times New Roman" w:hAnsi="Times New Roman" w:cs="Times New Roman"/>
+        </w:rPr>
+        <w:t>jing</w:t>
+      </w:r>
+      <w:proofErr w:type="spellEnd"/>
+      <w:r>
+        <w:rPr>
+          <w:rFonts w:ascii="Times New Roman" w:eastAsia="Times New Roman" w:hAnsi="Times New Roman" w:cs="Times New Roman"/>
+        </w:rPr>
+        <w:t xml:space="preserve"> </w:t>
+      </w:r>
+      <w:proofErr w:type="spellStart"/>
+      <w:r>
+        <w:rPr>
+          <w:rFonts w:ascii="Times New Roman" w:eastAsia="Times New Roman" w:hAnsi="Times New Roman" w:cs="Times New Roman"/>
+        </w:rPr>
+        <w:t>yu</w:t>
+      </w:r>
+      <w:proofErr w:type="spellEnd"/>
+      <w:r>
+        <w:rPr>
+          <w:rFonts w:ascii="Times New Roman" w:eastAsia="Times New Roman" w:hAnsi="Times New Roman" w:cs="Times New Roman"/>
+        </w:rPr>
+        <w:t xml:space="preserve"> </w:t>
+      </w:r>
+      <w:proofErr w:type="spellStart"/>
+      <w:r>
+        <w:rPr>
+          <w:rFonts w:ascii="Times New Roman" w:eastAsia="Times New Roman" w:hAnsi="Times New Roman" w:cs="Times New Roman"/>
+        </w:rPr>
+        <w:t>zhi</w:t>
+      </w:r>
+      <w:proofErr w:type="spellEnd"/>
+      <w:r>
+        <w:rPr>
+          <w:rFonts w:ascii="Times New Roman" w:eastAsia="Times New Roman" w:hAnsi="Times New Roman" w:cs="Times New Roman"/>
+        </w:rPr>
+        <w:t xml:space="preserve"> ye </w:t>
+      </w:r>
+      <w:proofErr w:type="spellStart"/>
+      <w:r>
+        <w:rPr>
+          <w:rFonts w:ascii="Times New Roman" w:eastAsia="Times New Roman" w:hAnsi="Times New Roman" w:cs="Times New Roman"/>
+        </w:rPr>
+        <w:t>yi</w:t>
+      </w:r>
+      <w:proofErr w:type="spellEnd"/>
+      <w:r>
+        <w:rPr>
+          <w:rFonts w:ascii="Times New Roman" w:eastAsia="Times New Roman" w:hAnsi="Times New Roman" w:cs="Times New Roman"/>
+        </w:rPr>
+        <w:t xml:space="preserve"> </w:t>
+      </w:r>
+      <w:proofErr w:type="spellStart"/>
+      <w:r>
+        <w:rPr>
+          <w:rFonts w:ascii="Times New Roman" w:eastAsia="Times New Roman" w:hAnsi="Times New Roman" w:cs="Times New Roman"/>
+        </w:rPr>
+        <w:t>xue</w:t>
+      </w:r>
+      <w:proofErr w:type="spellEnd"/>
+      <w:r>
+        <w:rPr>
+          <w:rFonts w:ascii="Times New Roman" w:eastAsia="Times New Roman" w:hAnsi="Times New Roman" w:cs="Times New Roman"/>
+        </w:rPr>
+        <w:t xml:space="preserve"> = Journal of environmental &amp; occupational medicine, 41(5), pp. 526–532.</w:t>
       </w:r>
     </w:p>
     <w:p>
@@ -5330,8 +5422,16 @@
         <w:rPr>
           <w:rFonts w:ascii="Times New Roman" w:eastAsia="Times New Roman" w:hAnsi="Times New Roman" w:cs="Times New Roman"/>
         </w:rPr>
-        <w:t>#Reference dataset as df</w:t>
-      </w:r>
+        <w:t xml:space="preserve">#Reference dataset as </w:t>
+      </w:r>
+      <w:proofErr w:type="spellStart"/>
+      <w:r>
+        <w:rPr>
+          <w:rFonts w:ascii="Times New Roman" w:eastAsia="Times New Roman" w:hAnsi="Times New Roman" w:cs="Times New Roman"/>
+        </w:rPr>
+        <w:t>df</w:t>
+      </w:r>
+      <w:proofErr w:type="spellEnd"/>
     </w:p>
     <w:p>
       <w:pPr>
@@ -5341,11 +5441,19 @@
           <w:rFonts w:ascii="Times New Roman" w:eastAsia="Times New Roman" w:hAnsi="Times New Roman" w:cs="Times New Roman"/>
         </w:rPr>
       </w:pPr>
-      <w:r>
-        <w:rPr>
-          <w:rFonts w:ascii="Times New Roman" w:eastAsia="Times New Roman" w:hAnsi="Times New Roman" w:cs="Times New Roman"/>
-        </w:rPr>
-        <w:t>df &lt;- read.csv("dataset/Sleep_health_and_lifestyle_dataset.csv")</w:t>
+      <w:proofErr w:type="spellStart"/>
+      <w:r>
+        <w:rPr>
+          <w:rFonts w:ascii="Times New Roman" w:eastAsia="Times New Roman" w:hAnsi="Times New Roman" w:cs="Times New Roman"/>
+        </w:rPr>
+        <w:t>df</w:t>
+      </w:r>
+      <w:proofErr w:type="spellEnd"/>
+      <w:r>
+        <w:rPr>
+          <w:rFonts w:ascii="Times New Roman" w:eastAsia="Times New Roman" w:hAnsi="Times New Roman" w:cs="Times New Roman"/>
+        </w:rPr>
+        <w:t xml:space="preserve"> &lt;- read.csv("dataset/Sleep_health_and_lifestyle_dataset.csv")</w:t>
       </w:r>
     </w:p>
     <w:p>
@@ -5392,11 +5500,33 @@
           <w:rFonts w:ascii="Times New Roman" w:eastAsia="Times New Roman" w:hAnsi="Times New Roman" w:cs="Times New Roman"/>
         </w:rPr>
       </w:pPr>
-      <w:r>
-        <w:rPr>
-          <w:rFonts w:ascii="Times New Roman" w:eastAsia="Times New Roman" w:hAnsi="Times New Roman" w:cs="Times New Roman"/>
-        </w:rPr>
-        <w:t>subset_df &lt;- subset(df, Occupation == "Doctor" | Occupation == "Engineer")</w:t>
+      <w:proofErr w:type="spellStart"/>
+      <w:r>
+        <w:rPr>
+          <w:rFonts w:ascii="Times New Roman" w:eastAsia="Times New Roman" w:hAnsi="Times New Roman" w:cs="Times New Roman"/>
+        </w:rPr>
+        <w:t>subset_df</w:t>
+      </w:r>
+      <w:proofErr w:type="spellEnd"/>
+      <w:r>
+        <w:rPr>
+          <w:rFonts w:ascii="Times New Roman" w:eastAsia="Times New Roman" w:hAnsi="Times New Roman" w:cs="Times New Roman"/>
+        </w:rPr>
+        <w:t xml:space="preserve"> &lt;- subset(</w:t>
+      </w:r>
+      <w:proofErr w:type="spellStart"/>
+      <w:r>
+        <w:rPr>
+          <w:rFonts w:ascii="Times New Roman" w:eastAsia="Times New Roman" w:hAnsi="Times New Roman" w:cs="Times New Roman"/>
+        </w:rPr>
+        <w:t>df</w:t>
+      </w:r>
+      <w:proofErr w:type="spellEnd"/>
+      <w:r>
+        <w:rPr>
+          <w:rFonts w:ascii="Times New Roman" w:eastAsia="Times New Roman" w:hAnsi="Times New Roman" w:cs="Times New Roman"/>
+        </w:rPr>
+        <w:t>, Occupation == "Doctor" | Occupation == "Engineer")</w:t>
       </w:r>
     </w:p>
     <w:p>
@@ -5443,11 +5573,33 @@
           <w:rFonts w:ascii="Times New Roman" w:eastAsia="Times New Roman" w:hAnsi="Times New Roman" w:cs="Times New Roman"/>
         </w:rPr>
       </w:pPr>
-      <w:r>
-        <w:rPr>
-          <w:rFonts w:ascii="Times New Roman" w:eastAsia="Times New Roman" w:hAnsi="Times New Roman" w:cs="Times New Roman"/>
-        </w:rPr>
-        <w:t>colnames(subset_df)[8]&lt;- "Stress"</w:t>
+      <w:proofErr w:type="spellStart"/>
+      <w:r>
+        <w:rPr>
+          <w:rFonts w:ascii="Times New Roman" w:eastAsia="Times New Roman" w:hAnsi="Times New Roman" w:cs="Times New Roman"/>
+        </w:rPr>
+        <w:t>colnames</w:t>
+      </w:r>
+      <w:proofErr w:type="spellEnd"/>
+      <w:r>
+        <w:rPr>
+          <w:rFonts w:ascii="Times New Roman" w:eastAsia="Times New Roman" w:hAnsi="Times New Roman" w:cs="Times New Roman"/>
+        </w:rPr>
+        <w:t>(</w:t>
+      </w:r>
+      <w:proofErr w:type="spellStart"/>
+      <w:r>
+        <w:rPr>
+          <w:rFonts w:ascii="Times New Roman" w:eastAsia="Times New Roman" w:hAnsi="Times New Roman" w:cs="Times New Roman"/>
+        </w:rPr>
+        <w:t>subset_df</w:t>
+      </w:r>
+      <w:proofErr w:type="spellEnd"/>
+      <w:r>
+        <w:rPr>
+          <w:rFonts w:ascii="Times New Roman" w:eastAsia="Times New Roman" w:hAnsi="Times New Roman" w:cs="Times New Roman"/>
+        </w:rPr>
+        <w:t>)[8]&lt;- "Stress"</w:t>
       </w:r>
     </w:p>
     <w:p>
@@ -5482,11 +5634,33 @@
           <w:rFonts w:ascii="Times New Roman" w:eastAsia="Times New Roman" w:hAnsi="Times New Roman" w:cs="Times New Roman"/>
         </w:rPr>
       </w:pPr>
-      <w:r>
-        <w:rPr>
-          <w:rFonts w:ascii="Times New Roman" w:eastAsia="Times New Roman" w:hAnsi="Times New Roman" w:cs="Times New Roman"/>
-        </w:rPr>
-        <w:t>wilcox.test(Stress ~ Occupation, data=subset_df)</w:t>
+      <w:proofErr w:type="spellStart"/>
+      <w:r>
+        <w:rPr>
+          <w:rFonts w:ascii="Times New Roman" w:eastAsia="Times New Roman" w:hAnsi="Times New Roman" w:cs="Times New Roman"/>
+        </w:rPr>
+        <w:t>wilcox.test</w:t>
+      </w:r>
+      <w:proofErr w:type="spellEnd"/>
+      <w:r>
+        <w:rPr>
+          <w:rFonts w:ascii="Times New Roman" w:eastAsia="Times New Roman" w:hAnsi="Times New Roman" w:cs="Times New Roman"/>
+        </w:rPr>
+        <w:t>(Stress ~ Occupation, data=</w:t>
+      </w:r>
+      <w:proofErr w:type="spellStart"/>
+      <w:r>
+        <w:rPr>
+          <w:rFonts w:ascii="Times New Roman" w:eastAsia="Times New Roman" w:hAnsi="Times New Roman" w:cs="Times New Roman"/>
+        </w:rPr>
+        <w:t>subset_df</w:t>
+      </w:r>
+      <w:proofErr w:type="spellEnd"/>
+      <w:r>
+        <w:rPr>
+          <w:rFonts w:ascii="Times New Roman" w:eastAsia="Times New Roman" w:hAnsi="Times New Roman" w:cs="Times New Roman"/>
+        </w:rPr>
+        <w:t>)</w:t>
       </w:r>
     </w:p>
     <w:p>
@@ -10692,12 +10866,14 @@
   </w:compat>
   <w:rsids>
     <w:rsidRoot w:val="00971FE2"/>
+    <w:rsid w:val="00092A16"/>
     <w:rsid w:val="00104EF2"/>
     <w:rsid w:val="001551D6"/>
     <w:rsid w:val="00185D8D"/>
     <w:rsid w:val="0020251E"/>
     <w:rsid w:val="00434C71"/>
     <w:rsid w:val="0052003E"/>
+    <w:rsid w:val="00657902"/>
     <w:rsid w:val="006C194D"/>
     <w:rsid w:val="00797ABC"/>
     <w:rsid w:val="00835653"/>

--- a/report/7COM1079_Group_A104_Report.docx
+++ b/report/7COM1079_Group_A104_Report.docx
@@ -4106,11 +4106,19 @@
           <w:rFonts w:ascii="Times New Roman" w:eastAsia="Times New Roman" w:hAnsi="Times New Roman" w:cs="Times New Roman"/>
         </w:rPr>
       </w:pPr>
-      <w:r>
-        <w:rPr>
-          <w:rFonts w:ascii="Times New Roman" w:eastAsia="Times New Roman" w:hAnsi="Times New Roman" w:cs="Times New Roman"/>
-        </w:rPr>
-        <w:t>The  team communicated effectively, shared responsibilities fairly, and maintained good collaboration throughout the project, regular meetings helped keep everyone aligned, and each member delivered their task om time.</w:t>
+      <w:proofErr w:type="gramStart"/>
+      <w:r>
+        <w:rPr>
+          <w:rFonts w:ascii="Times New Roman" w:eastAsia="Times New Roman" w:hAnsi="Times New Roman" w:cs="Times New Roman"/>
+        </w:rPr>
+        <w:t>The  team</w:t>
+      </w:r>
+      <w:proofErr w:type="gramEnd"/>
+      <w:r>
+        <w:rPr>
+          <w:rFonts w:ascii="Times New Roman" w:eastAsia="Times New Roman" w:hAnsi="Times New Roman" w:cs="Times New Roman"/>
+        </w:rPr>
+        <w:t xml:space="preserve"> communicated effectively, shared responsibilities fairly, and maintained good collaboration throughout the project, regular meetings helped keep everyone aligned, and each member delivered their task om time.</w:t>
       </w:r>
     </w:p>
     <w:p>
@@ -4177,7 +4185,21 @@
         <w:rPr>
           <w:rFonts w:ascii="Times New Roman" w:eastAsia="Times New Roman" w:hAnsi="Times New Roman" w:cs="Times New Roman"/>
         </w:rPr>
-        <w:t>Some task lacked clear planning at the start, which led to delays, a few meetings could have been better attended, and earlier integration of individual crisis would have prevented last minute issues, using the necessary tools required for the task more consistently would make future work smoother and reduce confusion.</w:t>
+        <w:t xml:space="preserve">Some </w:t>
+      </w:r>
+      <w:proofErr w:type="gramStart"/>
+      <w:r>
+        <w:rPr>
+          <w:rFonts w:ascii="Times New Roman" w:eastAsia="Times New Roman" w:hAnsi="Times New Roman" w:cs="Times New Roman"/>
+        </w:rPr>
+        <w:t>task</w:t>
+      </w:r>
+      <w:proofErr w:type="gramEnd"/>
+      <w:r>
+        <w:rPr>
+          <w:rFonts w:ascii="Times New Roman" w:eastAsia="Times New Roman" w:hAnsi="Times New Roman" w:cs="Times New Roman"/>
+        </w:rPr>
+        <w:t xml:space="preserve"> lacked clear planning at the start, which led to delays, a few meetings could have been better attended, and earlier integration of individual crisis would have prevented last minute issues, using the necessary tools required for the task more consistently would make future work smoother and reduce confusion.</w:t>
       </w:r>
     </w:p>
     <w:p>
@@ -4224,7 +4246,35 @@
         <w:rPr>
           <w:rFonts w:ascii="Times New Roman" w:eastAsia="Times New Roman" w:hAnsi="Times New Roman" w:cs="Times New Roman"/>
         </w:rPr>
-        <w:t>Time management was effective, with core deadlines being met, Certain task were completed later than planned, increasing pressure near end, better scheduling and earlier progress checks would have improved work flow, the team adapted well when challenges emerged and ensured the project was completed successfully.</w:t>
+        <w:t xml:space="preserve">Time management was effective, with core deadlines being met, Certain task </w:t>
+      </w:r>
+      <w:proofErr w:type="gramStart"/>
+      <w:r>
+        <w:rPr>
+          <w:rFonts w:ascii="Times New Roman" w:eastAsia="Times New Roman" w:hAnsi="Times New Roman" w:cs="Times New Roman"/>
+        </w:rPr>
+        <w:t>were</w:t>
+      </w:r>
+      <w:proofErr w:type="gramEnd"/>
+      <w:r>
+        <w:rPr>
+          <w:rFonts w:ascii="Times New Roman" w:eastAsia="Times New Roman" w:hAnsi="Times New Roman" w:cs="Times New Roman"/>
+        </w:rPr>
+        <w:t xml:space="preserve"> completed later than planned, increasing pressure near end, better scheduling and earlier progress checks would have improved </w:t>
+      </w:r>
+      <w:proofErr w:type="gramStart"/>
+      <w:r>
+        <w:rPr>
+          <w:rFonts w:ascii="Times New Roman" w:eastAsia="Times New Roman" w:hAnsi="Times New Roman" w:cs="Times New Roman"/>
+        </w:rPr>
+        <w:t>work flow</w:t>
+      </w:r>
+      <w:proofErr w:type="gramEnd"/>
+      <w:r>
+        <w:rPr>
+          <w:rFonts w:ascii="Times New Roman" w:eastAsia="Times New Roman" w:hAnsi="Times New Roman" w:cs="Times New Roman"/>
+        </w:rPr>
+        <w:t>, the team adapted well when challenges emerged and ensured the project was completed successfully.</w:t>
       </w:r>
     </w:p>
     <w:p>
@@ -4260,6 +4310,42 @@
         </w:rPr>
         <w:t>50 words)</w:t>
       </w:r>
+    </w:p>
+    <w:p>
+      <w:pPr>
+        <w:ind w:left="1440"/>
+        <w:rPr>
+          <w:rFonts w:ascii="Times New Roman" w:eastAsia="Times New Roman" w:hAnsi="Times New Roman" w:cs="Times New Roman"/>
+        </w:rPr>
+      </w:pPr>
+      <w:r>
+        <w:rPr>
+          <w:rFonts w:ascii="Times New Roman" w:eastAsia="Times New Roman" w:hAnsi="Times New Roman" w:cs="Times New Roman"/>
+        </w:rPr>
+        <w:t xml:space="preserve">The team met most of its objectives and demonstrated solid </w:t>
+      </w:r>
+      <w:proofErr w:type="gramStart"/>
+      <w:r>
+        <w:rPr>
+          <w:rFonts w:ascii="Times New Roman" w:eastAsia="Times New Roman" w:hAnsi="Times New Roman" w:cs="Times New Roman"/>
+        </w:rPr>
+        <w:t>team work</w:t>
+      </w:r>
+      <w:proofErr w:type="gramEnd"/>
+      <w:r>
+        <w:rPr>
+          <w:rFonts w:ascii="Times New Roman" w:eastAsia="Times New Roman" w:hAnsi="Times New Roman" w:cs="Times New Roman"/>
+        </w:rPr>
+        <w:t xml:space="preserve"> and technical understanding, the quality of work was consistent, and the solution functioned as intended, there was always a room additional refinement, the outcome was well coordinated.</w:t>
+      </w:r>
+    </w:p>
+    <w:p>
+      <w:pPr>
+        <w:ind w:left="1440"/>
+        <w:rPr>
+          <w:rFonts w:ascii="Times New Roman" w:eastAsia="Times New Roman" w:hAnsi="Times New Roman" w:cs="Times New Roman"/>
+        </w:rPr>
+      </w:pPr>
     </w:p>
     <w:p>
       <w:pPr>
@@ -5093,7 +5179,21 @@
         <w:rPr>
           <w:rFonts w:ascii="Times New Roman" w:eastAsia="Times New Roman" w:hAnsi="Times New Roman" w:cs="Times New Roman"/>
         </w:rPr>
-        <w:t>Shanafelt, T.D., Hasan, O., Dyrbye, L.N., Sinsky, C., Satele, D., Sloan, J. and West, C.P. (2015) ‘Changes in Burnout and Satisfaction With Work-Life Balance in Physicians and the General US Working Population Between 2011 and 2014’, Mayo Clinic proceedings, 90(12), pp. 1600–1613.</w:t>
+        <w:t xml:space="preserve">Shanafelt, T.D., Hasan, O., Dyrbye, L.N., Sinsky, C., Satele, D., Sloan, J. and West, C.P. (2015) ‘Changes in Burnout and Satisfaction </w:t>
+      </w:r>
+      <w:proofErr w:type="gramStart"/>
+      <w:r>
+        <w:rPr>
+          <w:rFonts w:ascii="Times New Roman" w:eastAsia="Times New Roman" w:hAnsi="Times New Roman" w:cs="Times New Roman"/>
+        </w:rPr>
+        <w:t>With</w:t>
+      </w:r>
+      <w:proofErr w:type="gramEnd"/>
+      <w:r>
+        <w:rPr>
+          <w:rFonts w:ascii="Times New Roman" w:eastAsia="Times New Roman" w:hAnsi="Times New Roman" w:cs="Times New Roman"/>
+        </w:rPr>
+        <w:t xml:space="preserve"> Work-Life Balance in Physicians and the General US Working Population Between 2011 and 2014’, Mayo Clinic proceedings, 90(12), pp. 1600–1613.</w:t>
       </w:r>
     </w:p>
     <w:p>
@@ -5512,9 +5612,17 @@
         <w:rPr>
           <w:rFonts w:ascii="Times New Roman" w:eastAsia="Times New Roman" w:hAnsi="Times New Roman" w:cs="Times New Roman"/>
         </w:rPr>
-        <w:t xml:space="preserve"> &lt;- subset(</w:t>
+        <w:t xml:space="preserve"> &lt;- </w:t>
+      </w:r>
+      <w:proofErr w:type="gramStart"/>
+      <w:r>
+        <w:rPr>
+          <w:rFonts w:ascii="Times New Roman" w:eastAsia="Times New Roman" w:hAnsi="Times New Roman" w:cs="Times New Roman"/>
+        </w:rPr>
+        <w:t>subset(</w:t>
       </w:r>
       <w:proofErr w:type="spellStart"/>
+      <w:proofErr w:type="gramEnd"/>
       <w:r>
         <w:rPr>
           <w:rFonts w:ascii="Times New Roman" w:eastAsia="Times New Roman" w:hAnsi="Times New Roman" w:cs="Times New Roman"/>
@@ -5592,14 +5700,28 @@
         <w:rPr>
           <w:rFonts w:ascii="Times New Roman" w:eastAsia="Times New Roman" w:hAnsi="Times New Roman" w:cs="Times New Roman"/>
         </w:rPr>
-        <w:t>subset_df</w:t>
+        <w:t>subset_</w:t>
+      </w:r>
+      <w:proofErr w:type="gramStart"/>
+      <w:r>
+        <w:rPr>
+          <w:rFonts w:ascii="Times New Roman" w:eastAsia="Times New Roman" w:hAnsi="Times New Roman" w:cs="Times New Roman"/>
+        </w:rPr>
+        <w:t>df</w:t>
       </w:r>
       <w:proofErr w:type="spellEnd"/>
       <w:r>
         <w:rPr>
           <w:rFonts w:ascii="Times New Roman" w:eastAsia="Times New Roman" w:hAnsi="Times New Roman" w:cs="Times New Roman"/>
         </w:rPr>
-        <w:t>)[8]&lt;- "Stress"</w:t>
+        <w:t>)[8]&lt;</w:t>
+      </w:r>
+      <w:proofErr w:type="gramEnd"/>
+      <w:r>
+        <w:rPr>
+          <w:rFonts w:ascii="Times New Roman" w:eastAsia="Times New Roman" w:hAnsi="Times New Roman" w:cs="Times New Roman"/>
+        </w:rPr>
+        <w:t>- "Stress"</w:t>
       </w:r>
     </w:p>
     <w:p>
@@ -5639,14 +5761,28 @@
         <w:rPr>
           <w:rFonts w:ascii="Times New Roman" w:eastAsia="Times New Roman" w:hAnsi="Times New Roman" w:cs="Times New Roman"/>
         </w:rPr>
-        <w:t>wilcox.test</w:t>
+        <w:t>wilcox.</w:t>
+      </w:r>
+      <w:proofErr w:type="gramStart"/>
+      <w:r>
+        <w:rPr>
+          <w:rFonts w:ascii="Times New Roman" w:eastAsia="Times New Roman" w:hAnsi="Times New Roman" w:cs="Times New Roman"/>
+        </w:rPr>
+        <w:t>test</w:t>
       </w:r>
       <w:proofErr w:type="spellEnd"/>
       <w:r>
         <w:rPr>
           <w:rFonts w:ascii="Times New Roman" w:eastAsia="Times New Roman" w:hAnsi="Times New Roman" w:cs="Times New Roman"/>
         </w:rPr>
-        <w:t>(Stress ~ Occupation, data=</w:t>
+        <w:t>(</w:t>
+      </w:r>
+      <w:proofErr w:type="gramEnd"/>
+      <w:r>
+        <w:rPr>
+          <w:rFonts w:ascii="Times New Roman" w:eastAsia="Times New Roman" w:hAnsi="Times New Roman" w:cs="Times New Roman"/>
+        </w:rPr>
+        <w:t>Stress ~ Occupation, data=</w:t>
       </w:r>
       <w:proofErr w:type="spellStart"/>
       <w:r>
@@ -10874,7 +11010,9 @@
     <w:rsid w:val="00434C71"/>
     <w:rsid w:val="0052003E"/>
     <w:rsid w:val="00657902"/>
+    <w:rsid w:val="006658B9"/>
     <w:rsid w:val="006C194D"/>
+    <w:rsid w:val="00783A3E"/>
     <w:rsid w:val="00797ABC"/>
     <w:rsid w:val="00835653"/>
     <w:rsid w:val="00971FE2"/>

--- a/report/7COM1079_Group_A104_Report.docx
+++ b/report/7COM1079_Group_A104_Report.docx
@@ -4106,19 +4106,11 @@
           <w:rFonts w:ascii="Times New Roman" w:eastAsia="Times New Roman" w:hAnsi="Times New Roman" w:cs="Times New Roman"/>
         </w:rPr>
       </w:pPr>
-      <w:proofErr w:type="gramStart"/>
-      <w:r>
-        <w:rPr>
-          <w:rFonts w:ascii="Times New Roman" w:eastAsia="Times New Roman" w:hAnsi="Times New Roman" w:cs="Times New Roman"/>
-        </w:rPr>
-        <w:t>The  team</w:t>
-      </w:r>
-      <w:proofErr w:type="gramEnd"/>
-      <w:r>
-        <w:rPr>
-          <w:rFonts w:ascii="Times New Roman" w:eastAsia="Times New Roman" w:hAnsi="Times New Roman" w:cs="Times New Roman"/>
-        </w:rPr>
-        <w:t xml:space="preserve"> communicated effectively, shared responsibilities fairly, and maintained good collaboration throughout the project, regular meetings helped keep everyone aligned, and each member delivered their task om time.</w:t>
+      <w:r>
+        <w:rPr>
+          <w:rFonts w:ascii="Times New Roman" w:eastAsia="Times New Roman" w:hAnsi="Times New Roman" w:cs="Times New Roman"/>
+        </w:rPr>
+        <w:t>The  team communicated effectively, shared responsibilities fairly, and maintained good collaboration throughout the project, regular meetings helped keep everyone aligned, and each member delivered their task om time.</w:t>
       </w:r>
     </w:p>
     <w:p>
@@ -4185,21 +4177,7 @@
         <w:rPr>
           <w:rFonts w:ascii="Times New Roman" w:eastAsia="Times New Roman" w:hAnsi="Times New Roman" w:cs="Times New Roman"/>
         </w:rPr>
-        <w:t xml:space="preserve">Some </w:t>
-      </w:r>
-      <w:proofErr w:type="gramStart"/>
-      <w:r>
-        <w:rPr>
-          <w:rFonts w:ascii="Times New Roman" w:eastAsia="Times New Roman" w:hAnsi="Times New Roman" w:cs="Times New Roman"/>
-        </w:rPr>
-        <w:t>task</w:t>
-      </w:r>
-      <w:proofErr w:type="gramEnd"/>
-      <w:r>
-        <w:rPr>
-          <w:rFonts w:ascii="Times New Roman" w:eastAsia="Times New Roman" w:hAnsi="Times New Roman" w:cs="Times New Roman"/>
-        </w:rPr>
-        <w:t xml:space="preserve"> lacked clear planning at the start, which led to delays, a few meetings could have been better attended, and earlier integration of individual crisis would have prevented last minute issues, using the necessary tools required for the task more consistently would make future work smoother and reduce confusion.</w:t>
+        <w:t>Some task lacked clear planning at the start, which led to delays, a few meetings could have been better attended, and earlier integration of individual crisis would have prevented last minute issues, using the necessary tools required for the task more consistently would make future work smoother and reduce confusion.</w:t>
       </w:r>
     </w:p>
     <w:p>
@@ -4246,35 +4224,7 @@
         <w:rPr>
           <w:rFonts w:ascii="Times New Roman" w:eastAsia="Times New Roman" w:hAnsi="Times New Roman" w:cs="Times New Roman"/>
         </w:rPr>
-        <w:t xml:space="preserve">Time management was effective, with core deadlines being met, Certain task </w:t>
-      </w:r>
-      <w:proofErr w:type="gramStart"/>
-      <w:r>
-        <w:rPr>
-          <w:rFonts w:ascii="Times New Roman" w:eastAsia="Times New Roman" w:hAnsi="Times New Roman" w:cs="Times New Roman"/>
-        </w:rPr>
-        <w:t>were</w:t>
-      </w:r>
-      <w:proofErr w:type="gramEnd"/>
-      <w:r>
-        <w:rPr>
-          <w:rFonts w:ascii="Times New Roman" w:eastAsia="Times New Roman" w:hAnsi="Times New Roman" w:cs="Times New Roman"/>
-        </w:rPr>
-        <w:t xml:space="preserve"> completed later than planned, increasing pressure near end, better scheduling and earlier progress checks would have improved </w:t>
-      </w:r>
-      <w:proofErr w:type="gramStart"/>
-      <w:r>
-        <w:rPr>
-          <w:rFonts w:ascii="Times New Roman" w:eastAsia="Times New Roman" w:hAnsi="Times New Roman" w:cs="Times New Roman"/>
-        </w:rPr>
-        <w:t>work flow</w:t>
-      </w:r>
-      <w:proofErr w:type="gramEnd"/>
-      <w:r>
-        <w:rPr>
-          <w:rFonts w:ascii="Times New Roman" w:eastAsia="Times New Roman" w:hAnsi="Times New Roman" w:cs="Times New Roman"/>
-        </w:rPr>
-        <w:t>, the team adapted well when challenges emerged and ensured the project was completed successfully.</w:t>
+        <w:t>Time management was effective, with core deadlines being met, Certain task were completed later than planned, increasing pressure near end, better scheduling and earlier progress checks would have improved work flow, the team adapted well when challenges emerged and ensured the project was completed successfully.</w:t>
       </w:r>
     </w:p>
     <w:p>
@@ -4322,21 +4272,7 @@
         <w:rPr>
           <w:rFonts w:ascii="Times New Roman" w:eastAsia="Times New Roman" w:hAnsi="Times New Roman" w:cs="Times New Roman"/>
         </w:rPr>
-        <w:t xml:space="preserve">The team met most of its objectives and demonstrated solid </w:t>
-      </w:r>
-      <w:proofErr w:type="gramStart"/>
-      <w:r>
-        <w:rPr>
-          <w:rFonts w:ascii="Times New Roman" w:eastAsia="Times New Roman" w:hAnsi="Times New Roman" w:cs="Times New Roman"/>
-        </w:rPr>
-        <w:t>team work</w:t>
-      </w:r>
-      <w:proofErr w:type="gramEnd"/>
-      <w:r>
-        <w:rPr>
-          <w:rFonts w:ascii="Times New Roman" w:eastAsia="Times New Roman" w:hAnsi="Times New Roman" w:cs="Times New Roman"/>
-        </w:rPr>
-        <w:t xml:space="preserve"> and technical understanding, the quality of work was consistent, and the solution functioned as intended, there was always a room additional refinement, the outcome was well coordinated.</w:t>
+        <w:t>The team met most of its objectives and demonstrated solid team work and technical understanding, the quality of work was consistent, and the solution functioned as intended, there was always a room additional refinement, the outcome was well coordinated.</w:t>
       </w:r>
     </w:p>
     <w:p>
@@ -4458,6 +4394,78 @@
     </w:p>
     <w:p>
       <w:pPr>
+        <w:ind w:left="1440"/>
+        <w:rPr>
+          <w:rFonts w:ascii="Times New Roman" w:eastAsia="Times New Roman" w:hAnsi="Times New Roman" w:cs="Times New Roman"/>
+        </w:rPr>
+      </w:pPr>
+      <w:r>
+        <w:rPr>
+          <w:rFonts w:ascii="Times New Roman" w:eastAsia="Times New Roman" w:hAnsi="Times New Roman" w:cs="Times New Roman"/>
+        </w:rPr>
+        <w:t xml:space="preserve">GitHub logs showed frequent commits from all members, proving active </w:t>
+      </w:r>
+      <w:r>
+        <w:rPr>
+          <w:rFonts w:ascii="Times New Roman" w:eastAsia="Times New Roman" w:hAnsi="Times New Roman" w:cs="Times New Roman"/>
+        </w:rPr>
+        <w:t>participation.</w:t>
+      </w:r>
+    </w:p>
+    <w:p>
+      <w:pPr>
+        <w:ind w:left="1440"/>
+        <w:rPr>
+          <w:rFonts w:ascii="Times New Roman" w:eastAsia="Times New Roman" w:hAnsi="Times New Roman" w:cs="Times New Roman"/>
+        </w:rPr>
+      </w:pPr>
+      <w:r>
+        <w:rPr>
+          <w:rFonts w:ascii="Times New Roman" w:eastAsia="Times New Roman" w:hAnsi="Times New Roman" w:cs="Times New Roman"/>
+        </w:rPr>
+        <w:t>Commit messages were generally clear and informative.</w:t>
+      </w:r>
+    </w:p>
+    <w:p>
+      <w:pPr>
+        <w:ind w:left="1440"/>
+        <w:rPr>
+          <w:rFonts w:ascii="Times New Roman" w:eastAsia="Times New Roman" w:hAnsi="Times New Roman" w:cs="Times New Roman"/>
+        </w:rPr>
+      </w:pPr>
+      <w:r>
+        <w:rPr>
+          <w:rFonts w:ascii="Times New Roman" w:eastAsia="Times New Roman" w:hAnsi="Times New Roman" w:cs="Times New Roman"/>
+        </w:rPr>
+        <w:t>A more uniform commit strategy ( example naming convention, timing) could improve traceability.</w:t>
+      </w:r>
+    </w:p>
+    <w:p>
+      <w:pPr>
+        <w:ind w:left="1440"/>
+        <w:rPr>
+          <w:rFonts w:ascii="Times New Roman" w:eastAsia="Times New Roman" w:hAnsi="Times New Roman" w:cs="Times New Roman"/>
+        </w:rPr>
+      </w:pPr>
+      <w:r>
+        <w:rPr>
+          <w:rFonts w:ascii="Times New Roman" w:eastAsia="Times New Roman" w:hAnsi="Times New Roman" w:cs="Times New Roman"/>
+        </w:rPr>
+        <w:t>Overall, the log output reflects steady progress and balanced workload distribution.</w:t>
+      </w:r>
+    </w:p>
+    <w:p>
+      <w:pPr>
+        <w:ind w:left="1440"/>
+        <w:rPr>
+          <w:rFonts w:ascii="Times New Roman" w:eastAsia="Times New Roman" w:hAnsi="Times New Roman" w:cs="Times New Roman"/>
+          <w:b/>
+          <w:bCs/>
+        </w:rPr>
+      </w:pPr>
+    </w:p>
+    <w:p>
+      <w:pPr>
         <w:pStyle w:val="ListParagraph"/>
         <w:numPr>
           <w:ilvl w:val="1"/>
@@ -4566,8 +4574,6 @@
         <w:ind w:left="1440"/>
         <w:rPr>
           <w:rFonts w:ascii="Times New Roman" w:eastAsia="Times New Roman" w:hAnsi="Times New Roman" w:cs="Times New Roman"/>
-          <w:i/>
-          <w:iCs/>
           <w:highlight w:val="yellow"/>
         </w:rPr>
       </w:pPr>
@@ -5065,6 +5071,7 @@
         <w:rPr>
           <w:rFonts w:ascii="Times New Roman" w:eastAsia="Times New Roman" w:hAnsi="Times New Roman" w:cs="Times New Roman"/>
         </w:rPr>
+        <w:lastRenderedPageBreak/>
         <w:t>Johnson, J.V., Stewart, W., Hall, E.M., Fredlund, P. and Theorell, T. (1996) ‘Long-term psychosocial work environment and cardiovascular mortality among Swedish men’, American journal of public health (1971), 86(3), pp. 324–331.</w:t>
       </w:r>
     </w:p>
@@ -5179,21 +5186,7 @@
         <w:rPr>
           <w:rFonts w:ascii="Times New Roman" w:eastAsia="Times New Roman" w:hAnsi="Times New Roman" w:cs="Times New Roman"/>
         </w:rPr>
-        <w:t xml:space="preserve">Shanafelt, T.D., Hasan, O., Dyrbye, L.N., Sinsky, C., Satele, D., Sloan, J. and West, C.P. (2015) ‘Changes in Burnout and Satisfaction </w:t>
-      </w:r>
-      <w:proofErr w:type="gramStart"/>
-      <w:r>
-        <w:rPr>
-          <w:rFonts w:ascii="Times New Roman" w:eastAsia="Times New Roman" w:hAnsi="Times New Roman" w:cs="Times New Roman"/>
-        </w:rPr>
-        <w:t>With</w:t>
-      </w:r>
-      <w:proofErr w:type="gramEnd"/>
-      <w:r>
-        <w:rPr>
-          <w:rFonts w:ascii="Times New Roman" w:eastAsia="Times New Roman" w:hAnsi="Times New Roman" w:cs="Times New Roman"/>
-        </w:rPr>
-        <w:t xml:space="preserve"> Work-Life Balance in Physicians and the General US Working Population Between 2011 and 2014’, Mayo Clinic proceedings, 90(12), pp. 1600–1613.</w:t>
+        <w:t>Shanafelt, T.D., Hasan, O., Dyrbye, L.N., Sinsky, C., Satele, D., Sloan, J. and West, C.P. (2015) ‘Changes in Burnout and Satisfaction With Work-Life Balance in Physicians and the General US Working Population Between 2011 and 2014’, Mayo Clinic proceedings, 90(12), pp. 1600–1613.</w:t>
       </w:r>
     </w:p>
     <w:p>
@@ -5612,17 +5605,9 @@
         <w:rPr>
           <w:rFonts w:ascii="Times New Roman" w:eastAsia="Times New Roman" w:hAnsi="Times New Roman" w:cs="Times New Roman"/>
         </w:rPr>
-        <w:t xml:space="preserve"> &lt;- </w:t>
-      </w:r>
-      <w:proofErr w:type="gramStart"/>
-      <w:r>
-        <w:rPr>
-          <w:rFonts w:ascii="Times New Roman" w:eastAsia="Times New Roman" w:hAnsi="Times New Roman" w:cs="Times New Roman"/>
-        </w:rPr>
-        <w:t>subset(</w:t>
+        <w:t xml:space="preserve"> &lt;- subset(</w:t>
       </w:r>
       <w:proofErr w:type="spellStart"/>
-      <w:proofErr w:type="gramEnd"/>
       <w:r>
         <w:rPr>
           <w:rFonts w:ascii="Times New Roman" w:eastAsia="Times New Roman" w:hAnsi="Times New Roman" w:cs="Times New Roman"/>
@@ -5700,28 +5685,14 @@
         <w:rPr>
           <w:rFonts w:ascii="Times New Roman" w:eastAsia="Times New Roman" w:hAnsi="Times New Roman" w:cs="Times New Roman"/>
         </w:rPr>
-        <w:t>subset_</w:t>
-      </w:r>
-      <w:proofErr w:type="gramStart"/>
-      <w:r>
-        <w:rPr>
-          <w:rFonts w:ascii="Times New Roman" w:eastAsia="Times New Roman" w:hAnsi="Times New Roman" w:cs="Times New Roman"/>
-        </w:rPr>
-        <w:t>df</w:t>
+        <w:t>subset_df</w:t>
       </w:r>
       <w:proofErr w:type="spellEnd"/>
       <w:r>
         <w:rPr>
           <w:rFonts w:ascii="Times New Roman" w:eastAsia="Times New Roman" w:hAnsi="Times New Roman" w:cs="Times New Roman"/>
         </w:rPr>
-        <w:t>)[8]&lt;</w:t>
-      </w:r>
-      <w:proofErr w:type="gramEnd"/>
-      <w:r>
-        <w:rPr>
-          <w:rFonts w:ascii="Times New Roman" w:eastAsia="Times New Roman" w:hAnsi="Times New Roman" w:cs="Times New Roman"/>
-        </w:rPr>
-        <w:t>- "Stress"</w:t>
+        <w:t>)[8]&lt;- "Stress"</w:t>
       </w:r>
     </w:p>
     <w:p>
@@ -5761,28 +5732,14 @@
         <w:rPr>
           <w:rFonts w:ascii="Times New Roman" w:eastAsia="Times New Roman" w:hAnsi="Times New Roman" w:cs="Times New Roman"/>
         </w:rPr>
-        <w:t>wilcox.</w:t>
-      </w:r>
-      <w:proofErr w:type="gramStart"/>
-      <w:r>
-        <w:rPr>
-          <w:rFonts w:ascii="Times New Roman" w:eastAsia="Times New Roman" w:hAnsi="Times New Roman" w:cs="Times New Roman"/>
-        </w:rPr>
-        <w:t>test</w:t>
+        <w:t>wilcox.test</w:t>
       </w:r>
       <w:proofErr w:type="spellEnd"/>
       <w:r>
         <w:rPr>
           <w:rFonts w:ascii="Times New Roman" w:eastAsia="Times New Roman" w:hAnsi="Times New Roman" w:cs="Times New Roman"/>
         </w:rPr>
-        <w:t>(</w:t>
-      </w:r>
-      <w:proofErr w:type="gramEnd"/>
-      <w:r>
-        <w:rPr>
-          <w:rFonts w:ascii="Times New Roman" w:eastAsia="Times New Roman" w:hAnsi="Times New Roman" w:cs="Times New Roman"/>
-        </w:rPr>
-        <w:t>Stress ~ Occupation, data=</w:t>
+        <w:t>(Stress ~ Occupation, data=</w:t>
       </w:r>
       <w:proofErr w:type="spellStart"/>
       <w:r>
@@ -11008,6 +10965,7 @@
     <w:rsid w:val="00185D8D"/>
     <w:rsid w:val="0020251E"/>
     <w:rsid w:val="00434C71"/>
+    <w:rsid w:val="004F3EA5"/>
     <w:rsid w:val="0052003E"/>
     <w:rsid w:val="00657902"/>
     <w:rsid w:val="006658B9"/>
@@ -11017,6 +10975,7 @@
     <w:rsid w:val="00835653"/>
     <w:rsid w:val="00971FE2"/>
     <w:rsid w:val="009B610C"/>
+    <w:rsid w:val="00A33D86"/>
     <w:rsid w:val="00B1466C"/>
     <w:rsid w:val="00C0617B"/>
     <w:rsid w:val="00D13753"/>

--- a/report/7COM1079_Group_A104_Report.docx
+++ b/report/7COM1079_Group_A104_Report.docx
@@ -4621,7 +4621,7 @@
           <w:iCs/>
           <w:highlight w:val="yellow"/>
         </w:rPr>
-        <w:t xml:space="preserve"> [Insert Commit Message] Brief explanation of </w:t>
+        <w:t xml:space="preserve"> [</w:t>
       </w:r>
       <w:r>
         <w:rPr>
@@ -4630,7 +4630,7 @@
           <w:iCs/>
           <w:highlight w:val="yellow"/>
         </w:rPr>
-        <w:t>the broader</w:t>
+        <w:t>“I personally committed to github”</w:t>
       </w:r>
       <w:r>
         <w:rPr>
@@ -4639,7 +4639,7 @@
           <w:iCs/>
           <w:highlight w:val="yellow"/>
         </w:rPr>
-        <w:t xml:space="preserve"> impact</w:t>
+        <w:t xml:space="preserve">] Brief explanation of </w:t>
       </w:r>
       <w:r>
         <w:rPr>
@@ -4648,7 +4648,55 @@
           <w:iCs/>
           <w:highlight w:val="yellow"/>
         </w:rPr>
+        <w:t>the broader</w:t>
+      </w:r>
+      <w:r>
+        <w:rPr>
+          <w:rFonts w:ascii="Times New Roman" w:eastAsia="Times New Roman" w:hAnsi="Times New Roman" w:cs="Times New Roman"/>
+          <w:i/>
+          <w:iCs/>
+          <w:highlight w:val="yellow"/>
+        </w:rPr>
+        <w:t xml:space="preserve"> impact</w:t>
+      </w:r>
+      <w:r>
+        <w:rPr>
+          <w:rFonts w:ascii="Times New Roman" w:eastAsia="Times New Roman" w:hAnsi="Times New Roman" w:cs="Times New Roman"/>
+          <w:i/>
+          <w:iCs/>
+          <w:highlight w:val="yellow"/>
+        </w:rPr>
         <w:t xml:space="preserve"> of the change</w:t>
+      </w:r>
+      <w:r>
+        <w:rPr>
+          <w:rFonts w:ascii="Times New Roman" w:eastAsia="Times New Roman" w:hAnsi="Times New Roman" w:cs="Times New Roman"/>
+          <w:i/>
+          <w:iCs/>
+          <w:highlight w:val="yellow"/>
+        </w:rPr>
+        <w:t xml:space="preserve"> </w:t>
+      </w:r>
+    </w:p>
+    <w:p>
+      <w:pPr>
+        <w:spacing w:before="240" w:after="240"/>
+        <w:ind w:left="1890"/>
+        <w:rPr>
+          <w:rFonts w:ascii="Times New Roman" w:eastAsia="Times New Roman" w:hAnsi="Times New Roman" w:cs="Times New Roman"/>
+          <w:i/>
+          <w:iCs/>
+          <w:highlight w:val="yellow"/>
+        </w:rPr>
+      </w:pPr>
+      <w:r>
+        <w:rPr>
+          <w:rFonts w:ascii="Times New Roman" w:eastAsia="Times New Roman" w:hAnsi="Times New Roman" w:cs="Times New Roman"/>
+          <w:i/>
+          <w:iCs/>
+          <w:highlight w:val="yellow"/>
+        </w:rPr>
+        <w:t>Evaluation of the report, Updating references.</w:t>
       </w:r>
     </w:p>
     <w:p>
@@ -4685,7 +4733,7 @@
           <w:iCs/>
           <w:highlight w:val="yellow"/>
         </w:rPr>
-        <w:t xml:space="preserve"> [Insert Commit Message] Brief explanation of the </w:t>
+        <w:t xml:space="preserve"> [</w:t>
       </w:r>
       <w:r>
         <w:rPr>
@@ -4694,7 +4742,46 @@
           <w:iCs/>
           <w:highlight w:val="yellow"/>
         </w:rPr>
+        <w:t xml:space="preserve">Teammates major commits </w:t>
+      </w:r>
+      <w:r>
+        <w:rPr>
+          <w:rFonts w:ascii="Times New Roman" w:eastAsia="Times New Roman" w:hAnsi="Times New Roman" w:cs="Times New Roman"/>
+          <w:i/>
+          <w:iCs/>
+          <w:highlight w:val="yellow"/>
+        </w:rPr>
+        <w:t xml:space="preserve">] Brief explanation of the </w:t>
+      </w:r>
+      <w:r>
+        <w:rPr>
+          <w:rFonts w:ascii="Times New Roman" w:eastAsia="Times New Roman" w:hAnsi="Times New Roman" w:cs="Times New Roman"/>
+          <w:i/>
+          <w:iCs/>
+          <w:highlight w:val="yellow"/>
+        </w:rPr>
         <w:t>broader impact of the change</w:t>
+      </w:r>
+    </w:p>
+    <w:p>
+      <w:pPr>
+        <w:spacing w:before="240" w:after="240"/>
+        <w:ind w:left="1890"/>
+        <w:rPr>
+          <w:rFonts w:ascii="Times New Roman" w:eastAsia="Times New Roman" w:hAnsi="Times New Roman" w:cs="Times New Roman"/>
+          <w:i/>
+          <w:iCs/>
+          <w:highlight w:val="yellow"/>
+        </w:rPr>
+      </w:pPr>
+      <w:r>
+        <w:rPr>
+          <w:rFonts w:ascii="Times New Roman" w:eastAsia="Times New Roman" w:hAnsi="Times New Roman" w:cs="Times New Roman"/>
+          <w:i/>
+          <w:iCs/>
+          <w:highlight w:val="yellow"/>
+        </w:rPr>
+        <w:t>My teammates uploaded sections of the report, added findings and updated the appendix .</w:t>
       </w:r>
     </w:p>
     <w:p>
@@ -4731,7 +4818,7 @@
           <w:iCs/>
           <w:highlight w:val="yellow"/>
         </w:rPr>
-        <w:t xml:space="preserve"> [Insert Commit Message] Brief explanation of the </w:t>
+        <w:t xml:space="preserve"> [</w:t>
       </w:r>
       <w:r>
         <w:rPr>
@@ -4740,7 +4827,46 @@
           <w:iCs/>
           <w:highlight w:val="yellow"/>
         </w:rPr>
+        <w:t xml:space="preserve">Style of commit messages </w:t>
+      </w:r>
+      <w:r>
+        <w:rPr>
+          <w:rFonts w:ascii="Times New Roman" w:eastAsia="Times New Roman" w:hAnsi="Times New Roman" w:cs="Times New Roman"/>
+          <w:i/>
+          <w:iCs/>
+          <w:highlight w:val="yellow"/>
+        </w:rPr>
+        <w:t xml:space="preserve">] Brief explanation of the </w:t>
+      </w:r>
+      <w:r>
+        <w:rPr>
+          <w:rFonts w:ascii="Times New Roman" w:eastAsia="Times New Roman" w:hAnsi="Times New Roman" w:cs="Times New Roman"/>
+          <w:i/>
+          <w:iCs/>
+          <w:highlight w:val="yellow"/>
+        </w:rPr>
         <w:t>broader impact of the change</w:t>
+      </w:r>
+    </w:p>
+    <w:p>
+      <w:pPr>
+        <w:spacing w:before="240" w:after="240"/>
+        <w:ind w:left="1890"/>
+        <w:rPr>
+          <w:rFonts w:ascii="Times New Roman" w:eastAsia="Times New Roman" w:hAnsi="Times New Roman" w:cs="Times New Roman"/>
+          <w:i/>
+          <w:iCs/>
+          <w:highlight w:val="yellow"/>
+        </w:rPr>
+      </w:pPr>
+      <w:r>
+        <w:rPr>
+          <w:rFonts w:ascii="Times New Roman" w:eastAsia="Times New Roman" w:hAnsi="Times New Roman" w:cs="Times New Roman"/>
+          <w:i/>
+          <w:iCs/>
+          <w:highlight w:val="yellow"/>
+        </w:rPr>
+        <w:t>The style of the commit message was simple and clear.</w:t>
       </w:r>
     </w:p>
     <w:p>
@@ -4806,6 +4932,7 @@
         <w:rPr>
           <w:rFonts w:ascii="Times New Roman" w:eastAsia="Times New Roman" w:hAnsi="Times New Roman" w:cs="Times New Roman"/>
         </w:rPr>
+        <w:lastRenderedPageBreak/>
         <w:t>Results explained</w:t>
       </w:r>
       <w:r>
@@ -5071,7 +5198,6 @@
         <w:rPr>
           <w:rFonts w:ascii="Times New Roman" w:eastAsia="Times New Roman" w:hAnsi="Times New Roman" w:cs="Times New Roman"/>
         </w:rPr>
-        <w:lastRenderedPageBreak/>
         <w:t>Johnson, J.V., Stewart, W., Hall, E.M., Fredlund, P. and Theorell, T. (1996) ‘Long-term psychosocial work environment and cardiovascular mortality among Swedish men’, American journal of public health (1971), 86(3), pp. 324–331.</w:t>
       </w:r>
     </w:p>
@@ -5094,77 +5220,7 @@
         <w:rPr>
           <w:rFonts w:ascii="Times New Roman" w:eastAsia="Times New Roman" w:hAnsi="Times New Roman" w:cs="Times New Roman"/>
         </w:rPr>
-        <w:t xml:space="preserve">LIU, Y., YANG, F., JIN, Y., WU, H., CAO, X. and YIN, Y. (2024) ‘Associations of well-being and sleep quality with occupational stress among locomotive engineers in the Yangtze River Delta region’, Huan </w:t>
-      </w:r>
-      <w:proofErr w:type="spellStart"/>
-      <w:r>
-        <w:rPr>
-          <w:rFonts w:ascii="Times New Roman" w:eastAsia="Times New Roman" w:hAnsi="Times New Roman" w:cs="Times New Roman"/>
-        </w:rPr>
-        <w:t>jing</w:t>
-      </w:r>
-      <w:proofErr w:type="spellEnd"/>
-      <w:r>
-        <w:rPr>
-          <w:rFonts w:ascii="Times New Roman" w:eastAsia="Times New Roman" w:hAnsi="Times New Roman" w:cs="Times New Roman"/>
-        </w:rPr>
-        <w:t xml:space="preserve"> </w:t>
-      </w:r>
-      <w:proofErr w:type="spellStart"/>
-      <w:r>
-        <w:rPr>
-          <w:rFonts w:ascii="Times New Roman" w:eastAsia="Times New Roman" w:hAnsi="Times New Roman" w:cs="Times New Roman"/>
-        </w:rPr>
-        <w:t>yu</w:t>
-      </w:r>
-      <w:proofErr w:type="spellEnd"/>
-      <w:r>
-        <w:rPr>
-          <w:rFonts w:ascii="Times New Roman" w:eastAsia="Times New Roman" w:hAnsi="Times New Roman" w:cs="Times New Roman"/>
-        </w:rPr>
-        <w:t xml:space="preserve"> </w:t>
-      </w:r>
-      <w:proofErr w:type="spellStart"/>
-      <w:r>
-        <w:rPr>
-          <w:rFonts w:ascii="Times New Roman" w:eastAsia="Times New Roman" w:hAnsi="Times New Roman" w:cs="Times New Roman"/>
-        </w:rPr>
-        <w:t>zhi</w:t>
-      </w:r>
-      <w:proofErr w:type="spellEnd"/>
-      <w:r>
-        <w:rPr>
-          <w:rFonts w:ascii="Times New Roman" w:eastAsia="Times New Roman" w:hAnsi="Times New Roman" w:cs="Times New Roman"/>
-        </w:rPr>
-        <w:t xml:space="preserve"> ye </w:t>
-      </w:r>
-      <w:proofErr w:type="spellStart"/>
-      <w:r>
-        <w:rPr>
-          <w:rFonts w:ascii="Times New Roman" w:eastAsia="Times New Roman" w:hAnsi="Times New Roman" w:cs="Times New Roman"/>
-        </w:rPr>
-        <w:t>yi</w:t>
-      </w:r>
-      <w:proofErr w:type="spellEnd"/>
-      <w:r>
-        <w:rPr>
-          <w:rFonts w:ascii="Times New Roman" w:eastAsia="Times New Roman" w:hAnsi="Times New Roman" w:cs="Times New Roman"/>
-        </w:rPr>
-        <w:t xml:space="preserve"> </w:t>
-      </w:r>
-      <w:proofErr w:type="spellStart"/>
-      <w:r>
-        <w:rPr>
-          <w:rFonts w:ascii="Times New Roman" w:eastAsia="Times New Roman" w:hAnsi="Times New Roman" w:cs="Times New Roman"/>
-        </w:rPr>
-        <w:t>xue</w:t>
-      </w:r>
-      <w:proofErr w:type="spellEnd"/>
-      <w:r>
-        <w:rPr>
-          <w:rFonts w:ascii="Times New Roman" w:eastAsia="Times New Roman" w:hAnsi="Times New Roman" w:cs="Times New Roman"/>
-        </w:rPr>
-        <w:t xml:space="preserve"> = Journal of environmental &amp; occupational medicine, 41(5), pp. 526–532.</w:t>
+        <w:t>LIU, Y., YANG, F., JIN, Y., WU, H., CAO, X. and YIN, Y. (2024) ‘Associations of well-being and sleep quality with occupational stress among locomotive engineers in the Yangtze River Delta region’, Huan jing yu zhi ye yi xue = Journal of environmental &amp; occupational medicine, 41(5), pp. 526–532.</w:t>
       </w:r>
     </w:p>
     <w:p>
@@ -5515,16 +5571,8 @@
         <w:rPr>
           <w:rFonts w:ascii="Times New Roman" w:eastAsia="Times New Roman" w:hAnsi="Times New Roman" w:cs="Times New Roman"/>
         </w:rPr>
-        <w:t xml:space="preserve">#Reference dataset as </w:t>
-      </w:r>
-      <w:proofErr w:type="spellStart"/>
-      <w:r>
-        <w:rPr>
-          <w:rFonts w:ascii="Times New Roman" w:eastAsia="Times New Roman" w:hAnsi="Times New Roman" w:cs="Times New Roman"/>
-        </w:rPr>
-        <w:t>df</w:t>
-      </w:r>
-      <w:proofErr w:type="spellEnd"/>
+        <w:t>#Reference dataset as df</w:t>
+      </w:r>
     </w:p>
     <w:p>
       <w:pPr>
@@ -5534,19 +5582,11 @@
           <w:rFonts w:ascii="Times New Roman" w:eastAsia="Times New Roman" w:hAnsi="Times New Roman" w:cs="Times New Roman"/>
         </w:rPr>
       </w:pPr>
-      <w:proofErr w:type="spellStart"/>
-      <w:r>
-        <w:rPr>
-          <w:rFonts w:ascii="Times New Roman" w:eastAsia="Times New Roman" w:hAnsi="Times New Roman" w:cs="Times New Roman"/>
-        </w:rPr>
-        <w:t>df</w:t>
-      </w:r>
-      <w:proofErr w:type="spellEnd"/>
-      <w:r>
-        <w:rPr>
-          <w:rFonts w:ascii="Times New Roman" w:eastAsia="Times New Roman" w:hAnsi="Times New Roman" w:cs="Times New Roman"/>
-        </w:rPr>
-        <w:t xml:space="preserve"> &lt;- read.csv("dataset/Sleep_health_and_lifestyle_dataset.csv")</w:t>
+      <w:r>
+        <w:rPr>
+          <w:rFonts w:ascii="Times New Roman" w:eastAsia="Times New Roman" w:hAnsi="Times New Roman" w:cs="Times New Roman"/>
+        </w:rPr>
+        <w:t>df &lt;- read.csv("dataset/Sleep_health_and_lifestyle_dataset.csv")</w:t>
       </w:r>
     </w:p>
     <w:p>
@@ -5593,33 +5633,11 @@
           <w:rFonts w:ascii="Times New Roman" w:eastAsia="Times New Roman" w:hAnsi="Times New Roman" w:cs="Times New Roman"/>
         </w:rPr>
       </w:pPr>
-      <w:proofErr w:type="spellStart"/>
-      <w:r>
-        <w:rPr>
-          <w:rFonts w:ascii="Times New Roman" w:eastAsia="Times New Roman" w:hAnsi="Times New Roman" w:cs="Times New Roman"/>
-        </w:rPr>
-        <w:t>subset_df</w:t>
-      </w:r>
-      <w:proofErr w:type="spellEnd"/>
-      <w:r>
-        <w:rPr>
-          <w:rFonts w:ascii="Times New Roman" w:eastAsia="Times New Roman" w:hAnsi="Times New Roman" w:cs="Times New Roman"/>
-        </w:rPr>
-        <w:t xml:space="preserve"> &lt;- subset(</w:t>
-      </w:r>
-      <w:proofErr w:type="spellStart"/>
-      <w:r>
-        <w:rPr>
-          <w:rFonts w:ascii="Times New Roman" w:eastAsia="Times New Roman" w:hAnsi="Times New Roman" w:cs="Times New Roman"/>
-        </w:rPr>
-        <w:t>df</w:t>
-      </w:r>
-      <w:proofErr w:type="spellEnd"/>
-      <w:r>
-        <w:rPr>
-          <w:rFonts w:ascii="Times New Roman" w:eastAsia="Times New Roman" w:hAnsi="Times New Roman" w:cs="Times New Roman"/>
-        </w:rPr>
-        <w:t>, Occupation == "Doctor" | Occupation == "Engineer")</w:t>
+      <w:r>
+        <w:rPr>
+          <w:rFonts w:ascii="Times New Roman" w:eastAsia="Times New Roman" w:hAnsi="Times New Roman" w:cs="Times New Roman"/>
+        </w:rPr>
+        <w:t>subset_df &lt;- subset(df, Occupation == "Doctor" | Occupation == "Engineer")</w:t>
       </w:r>
     </w:p>
     <w:p>
@@ -5666,33 +5684,11 @@
           <w:rFonts w:ascii="Times New Roman" w:eastAsia="Times New Roman" w:hAnsi="Times New Roman" w:cs="Times New Roman"/>
         </w:rPr>
       </w:pPr>
-      <w:proofErr w:type="spellStart"/>
-      <w:r>
-        <w:rPr>
-          <w:rFonts w:ascii="Times New Roman" w:eastAsia="Times New Roman" w:hAnsi="Times New Roman" w:cs="Times New Roman"/>
-        </w:rPr>
-        <w:t>colnames</w:t>
-      </w:r>
-      <w:proofErr w:type="spellEnd"/>
-      <w:r>
-        <w:rPr>
-          <w:rFonts w:ascii="Times New Roman" w:eastAsia="Times New Roman" w:hAnsi="Times New Roman" w:cs="Times New Roman"/>
-        </w:rPr>
-        <w:t>(</w:t>
-      </w:r>
-      <w:proofErr w:type="spellStart"/>
-      <w:r>
-        <w:rPr>
-          <w:rFonts w:ascii="Times New Roman" w:eastAsia="Times New Roman" w:hAnsi="Times New Roman" w:cs="Times New Roman"/>
-        </w:rPr>
-        <w:t>subset_df</w:t>
-      </w:r>
-      <w:proofErr w:type="spellEnd"/>
-      <w:r>
-        <w:rPr>
-          <w:rFonts w:ascii="Times New Roman" w:eastAsia="Times New Roman" w:hAnsi="Times New Roman" w:cs="Times New Roman"/>
-        </w:rPr>
-        <w:t>)[8]&lt;- "Stress"</w:t>
+      <w:r>
+        <w:rPr>
+          <w:rFonts w:ascii="Times New Roman" w:eastAsia="Times New Roman" w:hAnsi="Times New Roman" w:cs="Times New Roman"/>
+        </w:rPr>
+        <w:t>colnames(subset_df)[8]&lt;- "Stress"</w:t>
       </w:r>
     </w:p>
     <w:p>
@@ -5727,33 +5723,12 @@
           <w:rFonts w:ascii="Times New Roman" w:eastAsia="Times New Roman" w:hAnsi="Times New Roman" w:cs="Times New Roman"/>
         </w:rPr>
       </w:pPr>
-      <w:proofErr w:type="spellStart"/>
-      <w:r>
-        <w:rPr>
-          <w:rFonts w:ascii="Times New Roman" w:eastAsia="Times New Roman" w:hAnsi="Times New Roman" w:cs="Times New Roman"/>
-        </w:rPr>
-        <w:t>wilcox.test</w:t>
-      </w:r>
-      <w:proofErr w:type="spellEnd"/>
-      <w:r>
-        <w:rPr>
-          <w:rFonts w:ascii="Times New Roman" w:eastAsia="Times New Roman" w:hAnsi="Times New Roman" w:cs="Times New Roman"/>
-        </w:rPr>
-        <w:t>(Stress ~ Occupation, data=</w:t>
-      </w:r>
-      <w:proofErr w:type="spellStart"/>
-      <w:r>
-        <w:rPr>
-          <w:rFonts w:ascii="Times New Roman" w:eastAsia="Times New Roman" w:hAnsi="Times New Roman" w:cs="Times New Roman"/>
-        </w:rPr>
-        <w:t>subset_df</w:t>
-      </w:r>
-      <w:proofErr w:type="spellEnd"/>
-      <w:r>
-        <w:rPr>
-          <w:rFonts w:ascii="Times New Roman" w:eastAsia="Times New Roman" w:hAnsi="Times New Roman" w:cs="Times New Roman"/>
-        </w:rPr>
-        <w:t>)</w:t>
+      <w:r>
+        <w:rPr>
+          <w:rFonts w:ascii="Times New Roman" w:eastAsia="Times New Roman" w:hAnsi="Times New Roman" w:cs="Times New Roman"/>
+        </w:rPr>
+        <w:lastRenderedPageBreak/>
+        <w:t>wilcox.test(Stress ~ Occupation, data=subset_df)</w:t>
       </w:r>
     </w:p>
     <w:p>
@@ -10961,8 +10936,10 @@
     <w:rsidRoot w:val="00971FE2"/>
     <w:rsid w:val="00092A16"/>
     <w:rsid w:val="00104EF2"/>
+    <w:rsid w:val="001526F6"/>
     <w:rsid w:val="001551D6"/>
     <w:rsid w:val="00185D8D"/>
+    <w:rsid w:val="001D002A"/>
     <w:rsid w:val="0020251E"/>
     <w:rsid w:val="00434C71"/>
     <w:rsid w:val="004F3EA5"/>

--- a/report/7COM1079_Group_A104_Report.docx
+++ b/report/7COM1079_Group_A104_Report.docx
@@ -2694,19 +2694,7 @@
         <w:rPr>
           <w:rFonts w:ascii="Times New Roman" w:hAnsi="Times New Roman" w:cs="Times New Roman"/>
         </w:rPr>
-        <w:t>Occupational stress has been widely explored in both organisational psychology and healt</w:t>
-      </w:r>
-      <w:r>
-        <w:rPr>
-          <w:rFonts w:ascii="Times New Roman" w:hAnsi="Times New Roman" w:cs="Times New Roman"/>
-        </w:rPr>
-        <w:t>h</w:t>
-      </w:r>
-      <w:r>
-        <w:rPr>
-          <w:rFonts w:ascii="Times New Roman" w:hAnsi="Times New Roman" w:cs="Times New Roman"/>
-        </w:rPr>
-        <w:t xml:space="preserve"> research, with many studies showing that different professions experience stress in different ways.</w:t>
+        <w:t>Occupational stress has been widely explored in organisational psychology and health research, with many studies showing that professions experience stress in different ways.</w:t>
       </w:r>
       <w:r>
         <w:rPr>
@@ -2720,8 +2708,8 @@
             <w:rFonts w:ascii="Times New Roman" w:hAnsi="Times New Roman" w:cs="Times New Roman"/>
             <w:color w:val="000000"/>
           </w:rPr>
-          <w:tag w:val="MENDELEY_CITATION_v3_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"/>
-          <w:id w:val="605386655"/>
+          <w:tag w:val="MENDELEY_CITATION_v3_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"/>
+          <w:id w:val="-643201396"/>
           <w:placeholder>
             <w:docPart w:val="DefaultPlaceholder_-1854013440"/>
           </w:placeholder>
@@ -2740,13 +2728,7 @@
         <w:rPr>
           <w:rFonts w:ascii="Times New Roman" w:hAnsi="Times New Roman" w:cs="Times New Roman"/>
         </w:rPr>
-        <w:t xml:space="preserve"> </w:t>
-      </w:r>
-      <w:r>
-        <w:rPr>
-          <w:rFonts w:ascii="Times New Roman" w:hAnsi="Times New Roman" w:cs="Times New Roman"/>
-        </w:rPr>
-        <w:t>conducted a large national survey of U.S. physicians, in which 6,880 doctors responded to questions about burnout and work–life balance. Their findings showed that doctors reported substantially higher levels of work-related pressure than the general workforce, highlighting how clinical decision-making, long shifts and emotional responsibility contribute to increased stress in medical roles.</w:t>
+        <w:t xml:space="preserve"> conducted a large national survey of U.S. physicians, in which 6,880 doctors answered questions about burnout and work–life balance. Their findings showed that doctors reported higher levels of work-related pressure than the general workforce, highlighting how clinical decision-making, long shifts and emotional responsibility contribute to increased stress in medical roles.</w:t>
       </w:r>
     </w:p>
     <w:p>
@@ -2761,9 +2743,8 @@
     </w:p>
     <w:p>
       <w:pPr>
-        <w:spacing w:after="160" w:line="278" w:lineRule="auto"/>
+        <w:pStyle w:val="ListParagraph"/>
         <w:ind w:left="1440"/>
-        <w:contextualSpacing/>
         <w:jc w:val="both"/>
         <w:rPr>
           <w:rFonts w:ascii="Times New Roman" w:hAnsi="Times New Roman" w:cs="Times New Roman"/>
@@ -2787,10 +2768,10 @@
             <w:rFonts w:ascii="Times New Roman" w:hAnsi="Times New Roman" w:cs="Times New Roman"/>
             <w:color w:val="000000"/>
           </w:rPr>
-          <w:tag w:val="MENDELEY_CITATION_v3_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"/>
-          <w:id w:val="-1662462371"/>
+          <w:tag w:val="MENDELEY_CITATION_v3_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"/>
+          <w:id w:val="1390916534"/>
           <w:placeholder>
-            <w:docPart w:val="F6EF149536B84AF285F7102C49317FE0"/>
+            <w:docPart w:val="DefaultPlaceholder_-1854013440"/>
           </w:placeholder>
         </w:sdtPr>
         <w:sdtContent>
@@ -2813,70 +2794,47 @@
         <w:rPr>
           <w:rFonts w:ascii="Times New Roman" w:hAnsi="Times New Roman" w:cs="Times New Roman"/>
         </w:rPr>
-        <w:t xml:space="preserve">examined occupational stress among locomotive engineers in the Yangtze River Delta region and surveyed nearly 8,000 participants using recognised measures of sleep quality and well-being such as Pittsburgh Sleep Quality Index (PSQI). The study found </w:t>
-      </w:r>
-      <w:r>
+        <w:t>examined occupational stress among locomotive engineers in the Yangtze River Delta region and surveyed nearly 8,000 participants using recognised measures such as the Pittsburgh Sleep Quality Index (PSQI). The study found that better sleep and higher well-being were linked to lower stress, while frequent night shifts and long commutes increased stress risk. These findings demonstrate how lifestyle and work patterns shape stress experiences in engineering roles.</w:t>
+      </w:r>
+    </w:p>
+    <w:p>
+      <w:pPr>
+        <w:jc w:val="both"/>
         <w:rPr>
           <w:rFonts w:ascii="Times New Roman" w:hAnsi="Times New Roman" w:cs="Times New Roman"/>
         </w:rPr>
-        <w:t xml:space="preserve">showed that good sleep quality and higher well-being were associated with a reduced likelihood of stress, while factors like frequent night shifts and long commutes increased stress risk. </w:t>
-      </w:r>
-      <w:r>
+      </w:pPr>
+    </w:p>
+    <w:p>
+      <w:pPr>
+        <w:pStyle w:val="ListParagraph"/>
+        <w:ind w:left="1440"/>
         <w:rPr>
           <w:rFonts w:ascii="Times New Roman" w:hAnsi="Times New Roman" w:cs="Times New Roman"/>
         </w:rPr>
-        <w:t>These findings demonstrate how lifestyle and work patterns shape stress experiences in engineering roles.</w:t>
-      </w:r>
+      </w:pPr>
       <w:r>
         <w:rPr>
           <w:rFonts w:ascii="Times New Roman" w:hAnsi="Times New Roman" w:cs="Times New Roman"/>
         </w:rPr>
-        <w:t xml:space="preserve"> </w:t>
-      </w:r>
-    </w:p>
-    <w:p>
-      <w:pPr>
-        <w:spacing w:after="160" w:line="278" w:lineRule="auto"/>
-        <w:ind w:left="1440"/>
-        <w:contextualSpacing/>
-        <w:jc w:val="both"/>
-        <w:rPr>
-          <w:rFonts w:ascii="Times New Roman" w:hAnsi="Times New Roman" w:cs="Times New Roman"/>
-        </w:rPr>
-      </w:pPr>
-    </w:p>
-    <w:p>
-      <w:pPr>
-        <w:spacing w:after="160" w:line="278" w:lineRule="auto"/>
-        <w:ind w:left="1440"/>
-        <w:contextualSpacing/>
-        <w:jc w:val="both"/>
-        <w:rPr>
-          <w:rFonts w:ascii="Times New Roman" w:eastAsia="Aptos" w:hAnsi="Times New Roman" w:cs="Times New Roman"/>
-        </w:rPr>
-      </w:pPr>
-      <w:r>
-        <w:rPr>
-          <w:rFonts w:ascii="Times New Roman" w:eastAsia="Aptos" w:hAnsi="Times New Roman" w:cs="Times New Roman"/>
-        </w:rPr>
-        <w:t xml:space="preserve">Broader research further supports the idea that stress varies across occupations. </w:t>
+        <w:t xml:space="preserve">Broader literature also suggests that stress varies across occupations. </w:t>
       </w:r>
       <w:sdt>
         <w:sdtPr>
           <w:rPr>
-            <w:rFonts w:ascii="Times New Roman" w:eastAsia="Aptos" w:hAnsi="Times New Roman" w:cs="Times New Roman"/>
+            <w:rFonts w:ascii="Times New Roman" w:hAnsi="Times New Roman" w:cs="Times New Roman"/>
             <w:color w:val="000000"/>
           </w:rPr>
-          <w:tag w:val="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"/>
-          <w:id w:val="1968618399"/>
+          <w:tag w:val="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"/>
+          <w:id w:val="-1220509752"/>
           <w:placeholder>
-            <w:docPart w:val="4DF79FF2BEA64B81B3C1389B1A5F0B7E"/>
+            <w:docPart w:val="DefaultPlaceholder_-1854013440"/>
           </w:placeholder>
         </w:sdtPr>
         <w:sdtContent>
           <w:r>
             <w:rPr>
-              <w:rFonts w:ascii="Times New Roman" w:eastAsia="Aptos" w:hAnsi="Times New Roman" w:cs="Times New Roman"/>
+              <w:rFonts w:ascii="Times New Roman" w:hAnsi="Times New Roman" w:cs="Times New Roman"/>
               <w:color w:val="000000"/>
             </w:rPr>
             <w:t>Johnson et al. (1996)</w:t>
@@ -2885,7 +2843,7 @@
       </w:sdt>
       <w:r>
         <w:rPr>
-          <w:rFonts w:ascii="Times New Roman" w:eastAsia="Aptos" w:hAnsi="Times New Roman" w:cs="Times New Roman"/>
+          <w:rFonts w:ascii="Times New Roman" w:hAnsi="Times New Roman" w:cs="Times New Roman"/>
         </w:rPr>
         <w:t xml:space="preserve"> showed that differences in job control and psychosocial work conditions contribute to varying levels of strain between professions. Together, these studies justify comparing stress levels between doctors and engineers.</w:t>
       </w:r>
@@ -2942,6 +2900,54 @@
     </w:p>
     <w:p>
       <w:pPr>
+        <w:pStyle w:val="ListParagraph"/>
+        <w:ind w:left="1440"/>
+        <w:rPr>
+          <w:rFonts w:ascii="Times New Roman" w:eastAsia="Times New Roman" w:hAnsi="Times New Roman" w:cs="Times New Roman"/>
+          <w:b/>
+          <w:bCs/>
+        </w:rPr>
+      </w:pPr>
+    </w:p>
+    <w:p>
+      <w:pPr>
+        <w:pStyle w:val="ListParagraph"/>
+        <w:ind w:left="1440"/>
+        <w:rPr>
+          <w:rFonts w:ascii="Times New Roman" w:eastAsia="Times New Roman" w:hAnsi="Times New Roman" w:cs="Times New Roman"/>
+        </w:rPr>
+      </w:pPr>
+      <w:r>
+        <w:rPr>
+          <w:rFonts w:ascii="Times New Roman" w:eastAsia="Times New Roman" w:hAnsi="Times New Roman" w:cs="Times New Roman"/>
+        </w:rPr>
+        <w:t>Existing research shows that doctors and engineers experience stress in different ways, yet very few studies compare these professions directly, especially within a consistent working-age group (27 - 59). This creates a gap in understanding how two high-demand technical roles differ in their stress patterns. Since workplace conditions and role expectations influence strain, examining these occupations together helps clarify how job-specific pressures shape overall stress experiences.</w:t>
+      </w:r>
+      <w:r>
+        <w:rPr>
+          <w:rFonts w:ascii="Times New Roman" w:eastAsia="Times New Roman" w:hAnsi="Times New Roman" w:cs="Times New Roman"/>
+        </w:rPr>
+        <w:br/>
+      </w:r>
+    </w:p>
+    <w:p>
+      <w:pPr>
+        <w:pStyle w:val="ListParagraph"/>
+        <w:ind w:left="1440"/>
+        <w:rPr>
+          <w:rFonts w:ascii="Times New Roman" w:eastAsia="Times New Roman" w:hAnsi="Times New Roman" w:cs="Times New Roman"/>
+        </w:rPr>
+      </w:pPr>
+      <w:r>
+        <w:rPr>
+          <w:rFonts w:ascii="Times New Roman" w:eastAsia="Times New Roman" w:hAnsi="Times New Roman" w:cs="Times New Roman"/>
+        </w:rPr>
+        <w:t>Future studies could explore how environmental lifestyle factors such as neighbourhood noise levels, living conditions, commute environments or urban stress exposure can interact with occupational demands to influence stress levels, particularly through their impact on sleep quality and daily recovery.</w:t>
+      </w:r>
+    </w:p>
+    <w:p>
+      <w:pPr>
+        <w:pStyle w:val="ListParagraph"/>
         <w:ind w:left="1440"/>
         <w:rPr>
           <w:rFonts w:ascii="Times New Roman" w:eastAsia="Times New Roman" w:hAnsi="Times New Roman" w:cs="Times New Roman"/>
@@ -3154,6 +3160,7 @@
           <w:highlight w:val="yellow"/>
           <w:shd w:val="clear" w:color="auto" w:fill="FFFFFF"/>
         </w:rPr>
+        <w:lastRenderedPageBreak/>
         <w:t xml:space="preserve">Include </w:t>
       </w:r>
       <w:r>
@@ -3495,7 +3502,6 @@
         <w:rPr>
           <w:rFonts w:ascii="Times New Roman" w:eastAsia="Times New Roman" w:hAnsi="Times New Roman" w:cs="Times New Roman"/>
         </w:rPr>
-        <w:lastRenderedPageBreak/>
         <w:t>Additional information relating to understanding the data (optional)</w:t>
       </w:r>
       <w:r>
@@ -4110,7 +4116,8 @@
         <w:rPr>
           <w:rFonts w:ascii="Times New Roman" w:eastAsia="Times New Roman" w:hAnsi="Times New Roman" w:cs="Times New Roman"/>
         </w:rPr>
-        <w:t>The  team communicated effectively, shared responsibilities fairly, and maintained good collaboration throughout the project, regular meetings helped keep everyone aligned, and each member delivered their task om time.</w:t>
+        <w:lastRenderedPageBreak/>
+        <w:t>The team communicated effectively, shared responsibilities fairly, and maintained good collaboration throughout the project, regular meetings helped keep everyone aligned, and each member delivered their task om time.</w:t>
       </w:r>
     </w:p>
     <w:p>
@@ -4177,7 +4184,19 @@
         <w:rPr>
           <w:rFonts w:ascii="Times New Roman" w:eastAsia="Times New Roman" w:hAnsi="Times New Roman" w:cs="Times New Roman"/>
         </w:rPr>
-        <w:t>Some task lacked clear planning at the start, which led to delays, a few meetings could have been better attended, and earlier integration of individual crisis would have prevented last minute issues, using the necessary tools required for the task more consistently would make future work smoother and reduce confusion.</w:t>
+        <w:t xml:space="preserve">Some </w:t>
+      </w:r>
+      <w:r>
+        <w:rPr>
+          <w:rFonts w:ascii="Times New Roman" w:eastAsia="Times New Roman" w:hAnsi="Times New Roman" w:cs="Times New Roman"/>
+        </w:rPr>
+        <w:t>tasks</w:t>
+      </w:r>
+      <w:r>
+        <w:rPr>
+          <w:rFonts w:ascii="Times New Roman" w:eastAsia="Times New Roman" w:hAnsi="Times New Roman" w:cs="Times New Roman"/>
+        </w:rPr>
+        <w:t xml:space="preserve"> lacked clear planning at the start, which led to delays, a few meetings could have been better attended, and earlier integration of individual crisis would have prevented last minute issues, using the necessary tools required for the task more consistently would make future work smoother and reduce confusion.</w:t>
       </w:r>
     </w:p>
     <w:p>
@@ -4224,7 +4243,31 @@
         <w:rPr>
           <w:rFonts w:ascii="Times New Roman" w:eastAsia="Times New Roman" w:hAnsi="Times New Roman" w:cs="Times New Roman"/>
         </w:rPr>
-        <w:t>Time management was effective, with core deadlines being met, Certain task were completed later than planned, increasing pressure near end, better scheduling and earlier progress checks would have improved work flow, the team adapted well when challenges emerged and ensured the project was completed successfully.</w:t>
+        <w:t xml:space="preserve">Time management was effective, with core deadlines being met, Certain task </w:t>
+      </w:r>
+      <w:r>
+        <w:rPr>
+          <w:rFonts w:ascii="Times New Roman" w:eastAsia="Times New Roman" w:hAnsi="Times New Roman" w:cs="Times New Roman"/>
+        </w:rPr>
+        <w:t>was</w:t>
+      </w:r>
+      <w:r>
+        <w:rPr>
+          <w:rFonts w:ascii="Times New Roman" w:eastAsia="Times New Roman" w:hAnsi="Times New Roman" w:cs="Times New Roman"/>
+        </w:rPr>
+        <w:t xml:space="preserve"> completed later than planned, increasing pressure near end, better scheduling and earlier progress checks would have improved </w:t>
+      </w:r>
+      <w:r>
+        <w:rPr>
+          <w:rFonts w:ascii="Times New Roman" w:eastAsia="Times New Roman" w:hAnsi="Times New Roman" w:cs="Times New Roman"/>
+        </w:rPr>
+        <w:t>workflow</w:t>
+      </w:r>
+      <w:r>
+        <w:rPr>
+          <w:rFonts w:ascii="Times New Roman" w:eastAsia="Times New Roman" w:hAnsi="Times New Roman" w:cs="Times New Roman"/>
+        </w:rPr>
+        <w:t>, the team adapted well when challenges emerged and ensured the project was completed successfully.</w:t>
       </w:r>
     </w:p>
     <w:p>
@@ -4272,7 +4315,19 @@
         <w:rPr>
           <w:rFonts w:ascii="Times New Roman" w:eastAsia="Times New Roman" w:hAnsi="Times New Roman" w:cs="Times New Roman"/>
         </w:rPr>
-        <w:t>The team met most of its objectives and demonstrated solid team work and technical understanding, the quality of work was consistent, and the solution functioned as intended, there was always a room additional refinement, the outcome was well coordinated.</w:t>
+        <w:t xml:space="preserve">The team met most of its objectives and demonstrated solid </w:t>
+      </w:r>
+      <w:r>
+        <w:rPr>
+          <w:rFonts w:ascii="Times New Roman" w:eastAsia="Times New Roman" w:hAnsi="Times New Roman" w:cs="Times New Roman"/>
+        </w:rPr>
+        <w:t>teamwork</w:t>
+      </w:r>
+      <w:r>
+        <w:rPr>
+          <w:rFonts w:ascii="Times New Roman" w:eastAsia="Times New Roman" w:hAnsi="Times New Roman" w:cs="Times New Roman"/>
+        </w:rPr>
+        <w:t xml:space="preserve"> and technical understanding, the quality of work was consistent, and the solution functioned as intended, there was always a room additional refinement, the outcome was well coordinated.</w:t>
       </w:r>
     </w:p>
     <w:p>
@@ -4437,7 +4492,19 @@
         <w:rPr>
           <w:rFonts w:ascii="Times New Roman" w:eastAsia="Times New Roman" w:hAnsi="Times New Roman" w:cs="Times New Roman"/>
         </w:rPr>
-        <w:t>A more uniform commit strategy ( example naming convention, timing) could improve traceability.</w:t>
+        <w:t xml:space="preserve">A more uniform commit strategy </w:t>
+      </w:r>
+      <w:r>
+        <w:rPr>
+          <w:rFonts w:ascii="Times New Roman" w:eastAsia="Times New Roman" w:hAnsi="Times New Roman" w:cs="Times New Roman"/>
+        </w:rPr>
+        <w:t>(example</w:t>
+      </w:r>
+      <w:r>
+        <w:rPr>
+          <w:rFonts w:ascii="Times New Roman" w:eastAsia="Times New Roman" w:hAnsi="Times New Roman" w:cs="Times New Roman"/>
+        </w:rPr>
+        <w:t xml:space="preserve"> naming convention, timing) could improve traceability.</w:t>
       </w:r>
     </w:p>
     <w:p>
@@ -4630,7 +4697,27 @@
           <w:iCs/>
           <w:highlight w:val="yellow"/>
         </w:rPr>
-        <w:t>“I personally committed to github”</w:t>
+        <w:t xml:space="preserve">“I personally committed to </w:t>
+      </w:r>
+      <w:proofErr w:type="spellStart"/>
+      <w:r>
+        <w:rPr>
+          <w:rFonts w:ascii="Times New Roman" w:eastAsia="Times New Roman" w:hAnsi="Times New Roman" w:cs="Times New Roman"/>
+          <w:i/>
+          <w:iCs/>
+          <w:highlight w:val="yellow"/>
+        </w:rPr>
+        <w:t>github</w:t>
+      </w:r>
+      <w:proofErr w:type="spellEnd"/>
+      <w:r>
+        <w:rPr>
+          <w:rFonts w:ascii="Times New Roman" w:eastAsia="Times New Roman" w:hAnsi="Times New Roman" w:cs="Times New Roman"/>
+          <w:i/>
+          <w:iCs/>
+          <w:highlight w:val="yellow"/>
+        </w:rPr>
+        <w:t>”</w:t>
       </w:r>
       <w:r>
         <w:rPr>
@@ -4781,6 +4868,7 @@
           <w:iCs/>
           <w:highlight w:val="yellow"/>
         </w:rPr>
+        <w:lastRenderedPageBreak/>
         <w:t>My teammates uploaded sections of the report, added findings and updated the appendix .</w:t>
       </w:r>
     </w:p>
@@ -4932,7 +5020,6 @@
         <w:rPr>
           <w:rFonts w:ascii="Times New Roman" w:eastAsia="Times New Roman" w:hAnsi="Times New Roman" w:cs="Times New Roman"/>
         </w:rPr>
-        <w:lastRenderedPageBreak/>
         <w:t>Results explained</w:t>
       </w:r>
       <w:r>
@@ -5220,7 +5307,77 @@
         <w:rPr>
           <w:rFonts w:ascii="Times New Roman" w:eastAsia="Times New Roman" w:hAnsi="Times New Roman" w:cs="Times New Roman"/>
         </w:rPr>
-        <w:t>LIU, Y., YANG, F., JIN, Y., WU, H., CAO, X. and YIN, Y. (2024) ‘Associations of well-being and sleep quality with occupational stress among locomotive engineers in the Yangtze River Delta region’, Huan jing yu zhi ye yi xue = Journal of environmental &amp; occupational medicine, 41(5), pp. 526–532.</w:t>
+        <w:t xml:space="preserve">LIU, Y., YANG, F., JIN, Y., WU, H., CAO, X. and YIN, Y. (2024) ‘Associations of well-being and sleep quality with occupational stress among locomotive engineers in the Yangtze River Delta region’, Huan </w:t>
+      </w:r>
+      <w:proofErr w:type="spellStart"/>
+      <w:r>
+        <w:rPr>
+          <w:rFonts w:ascii="Times New Roman" w:eastAsia="Times New Roman" w:hAnsi="Times New Roman" w:cs="Times New Roman"/>
+        </w:rPr>
+        <w:t>jing</w:t>
+      </w:r>
+      <w:proofErr w:type="spellEnd"/>
+      <w:r>
+        <w:rPr>
+          <w:rFonts w:ascii="Times New Roman" w:eastAsia="Times New Roman" w:hAnsi="Times New Roman" w:cs="Times New Roman"/>
+        </w:rPr>
+        <w:t xml:space="preserve"> </w:t>
+      </w:r>
+      <w:proofErr w:type="spellStart"/>
+      <w:r>
+        <w:rPr>
+          <w:rFonts w:ascii="Times New Roman" w:eastAsia="Times New Roman" w:hAnsi="Times New Roman" w:cs="Times New Roman"/>
+        </w:rPr>
+        <w:t>yu</w:t>
+      </w:r>
+      <w:proofErr w:type="spellEnd"/>
+      <w:r>
+        <w:rPr>
+          <w:rFonts w:ascii="Times New Roman" w:eastAsia="Times New Roman" w:hAnsi="Times New Roman" w:cs="Times New Roman"/>
+        </w:rPr>
+        <w:t xml:space="preserve"> </w:t>
+      </w:r>
+      <w:proofErr w:type="spellStart"/>
+      <w:r>
+        <w:rPr>
+          <w:rFonts w:ascii="Times New Roman" w:eastAsia="Times New Roman" w:hAnsi="Times New Roman" w:cs="Times New Roman"/>
+        </w:rPr>
+        <w:t>zhi</w:t>
+      </w:r>
+      <w:proofErr w:type="spellEnd"/>
+      <w:r>
+        <w:rPr>
+          <w:rFonts w:ascii="Times New Roman" w:eastAsia="Times New Roman" w:hAnsi="Times New Roman" w:cs="Times New Roman"/>
+        </w:rPr>
+        <w:t xml:space="preserve"> ye </w:t>
+      </w:r>
+      <w:proofErr w:type="spellStart"/>
+      <w:r>
+        <w:rPr>
+          <w:rFonts w:ascii="Times New Roman" w:eastAsia="Times New Roman" w:hAnsi="Times New Roman" w:cs="Times New Roman"/>
+        </w:rPr>
+        <w:t>yi</w:t>
+      </w:r>
+      <w:proofErr w:type="spellEnd"/>
+      <w:r>
+        <w:rPr>
+          <w:rFonts w:ascii="Times New Roman" w:eastAsia="Times New Roman" w:hAnsi="Times New Roman" w:cs="Times New Roman"/>
+        </w:rPr>
+        <w:t xml:space="preserve"> </w:t>
+      </w:r>
+      <w:proofErr w:type="spellStart"/>
+      <w:r>
+        <w:rPr>
+          <w:rFonts w:ascii="Times New Roman" w:eastAsia="Times New Roman" w:hAnsi="Times New Roman" w:cs="Times New Roman"/>
+        </w:rPr>
+        <w:t>xue</w:t>
+      </w:r>
+      <w:proofErr w:type="spellEnd"/>
+      <w:r>
+        <w:rPr>
+          <w:rFonts w:ascii="Times New Roman" w:eastAsia="Times New Roman" w:hAnsi="Times New Roman" w:cs="Times New Roman"/>
+        </w:rPr>
+        <w:t xml:space="preserve"> = Journal of environmental &amp; occupational medicine, 41(5), pp. 526–532.</w:t>
       </w:r>
     </w:p>
     <w:p>
@@ -5571,8 +5728,16 @@
         <w:rPr>
           <w:rFonts w:ascii="Times New Roman" w:eastAsia="Times New Roman" w:hAnsi="Times New Roman" w:cs="Times New Roman"/>
         </w:rPr>
-        <w:t>#Reference dataset as df</w:t>
-      </w:r>
+        <w:t xml:space="preserve">#Reference dataset as </w:t>
+      </w:r>
+      <w:proofErr w:type="spellStart"/>
+      <w:r>
+        <w:rPr>
+          <w:rFonts w:ascii="Times New Roman" w:eastAsia="Times New Roman" w:hAnsi="Times New Roman" w:cs="Times New Roman"/>
+        </w:rPr>
+        <w:t>df</w:t>
+      </w:r>
+      <w:proofErr w:type="spellEnd"/>
     </w:p>
     <w:p>
       <w:pPr>
@@ -5582,11 +5747,19 @@
           <w:rFonts w:ascii="Times New Roman" w:eastAsia="Times New Roman" w:hAnsi="Times New Roman" w:cs="Times New Roman"/>
         </w:rPr>
       </w:pPr>
-      <w:r>
-        <w:rPr>
-          <w:rFonts w:ascii="Times New Roman" w:eastAsia="Times New Roman" w:hAnsi="Times New Roman" w:cs="Times New Roman"/>
-        </w:rPr>
-        <w:t>df &lt;- read.csv("dataset/Sleep_health_and_lifestyle_dataset.csv")</w:t>
+      <w:proofErr w:type="spellStart"/>
+      <w:r>
+        <w:rPr>
+          <w:rFonts w:ascii="Times New Roman" w:eastAsia="Times New Roman" w:hAnsi="Times New Roman" w:cs="Times New Roman"/>
+        </w:rPr>
+        <w:t>df</w:t>
+      </w:r>
+      <w:proofErr w:type="spellEnd"/>
+      <w:r>
+        <w:rPr>
+          <w:rFonts w:ascii="Times New Roman" w:eastAsia="Times New Roman" w:hAnsi="Times New Roman" w:cs="Times New Roman"/>
+        </w:rPr>
+        <w:t xml:space="preserve"> &lt;- read.csv("dataset/Sleep_health_and_lifestyle_dataset.csv")</w:t>
       </w:r>
     </w:p>
     <w:p>
@@ -5633,11 +5806,33 @@
           <w:rFonts w:ascii="Times New Roman" w:eastAsia="Times New Roman" w:hAnsi="Times New Roman" w:cs="Times New Roman"/>
         </w:rPr>
       </w:pPr>
-      <w:r>
-        <w:rPr>
-          <w:rFonts w:ascii="Times New Roman" w:eastAsia="Times New Roman" w:hAnsi="Times New Roman" w:cs="Times New Roman"/>
-        </w:rPr>
-        <w:t>subset_df &lt;- subset(df, Occupation == "Doctor" | Occupation == "Engineer")</w:t>
+      <w:proofErr w:type="spellStart"/>
+      <w:r>
+        <w:rPr>
+          <w:rFonts w:ascii="Times New Roman" w:eastAsia="Times New Roman" w:hAnsi="Times New Roman" w:cs="Times New Roman"/>
+        </w:rPr>
+        <w:t>subset_df</w:t>
+      </w:r>
+      <w:proofErr w:type="spellEnd"/>
+      <w:r>
+        <w:rPr>
+          <w:rFonts w:ascii="Times New Roman" w:eastAsia="Times New Roman" w:hAnsi="Times New Roman" w:cs="Times New Roman"/>
+        </w:rPr>
+        <w:t xml:space="preserve"> &lt;- subset(</w:t>
+      </w:r>
+      <w:proofErr w:type="spellStart"/>
+      <w:r>
+        <w:rPr>
+          <w:rFonts w:ascii="Times New Roman" w:eastAsia="Times New Roman" w:hAnsi="Times New Roman" w:cs="Times New Roman"/>
+        </w:rPr>
+        <w:t>df</w:t>
+      </w:r>
+      <w:proofErr w:type="spellEnd"/>
+      <w:r>
+        <w:rPr>
+          <w:rFonts w:ascii="Times New Roman" w:eastAsia="Times New Roman" w:hAnsi="Times New Roman" w:cs="Times New Roman"/>
+        </w:rPr>
+        <w:t>, Occupation == "Doctor" | Occupation == "Engineer")</w:t>
       </w:r>
     </w:p>
     <w:p>
@@ -5684,11 +5879,33 @@
           <w:rFonts w:ascii="Times New Roman" w:eastAsia="Times New Roman" w:hAnsi="Times New Roman" w:cs="Times New Roman"/>
         </w:rPr>
       </w:pPr>
-      <w:r>
-        <w:rPr>
-          <w:rFonts w:ascii="Times New Roman" w:eastAsia="Times New Roman" w:hAnsi="Times New Roman" w:cs="Times New Roman"/>
-        </w:rPr>
-        <w:t>colnames(subset_df)[8]&lt;- "Stress"</w:t>
+      <w:proofErr w:type="spellStart"/>
+      <w:r>
+        <w:rPr>
+          <w:rFonts w:ascii="Times New Roman" w:eastAsia="Times New Roman" w:hAnsi="Times New Roman" w:cs="Times New Roman"/>
+        </w:rPr>
+        <w:t>colnames</w:t>
+      </w:r>
+      <w:proofErr w:type="spellEnd"/>
+      <w:r>
+        <w:rPr>
+          <w:rFonts w:ascii="Times New Roman" w:eastAsia="Times New Roman" w:hAnsi="Times New Roman" w:cs="Times New Roman"/>
+        </w:rPr>
+        <w:t>(</w:t>
+      </w:r>
+      <w:proofErr w:type="spellStart"/>
+      <w:r>
+        <w:rPr>
+          <w:rFonts w:ascii="Times New Roman" w:eastAsia="Times New Roman" w:hAnsi="Times New Roman" w:cs="Times New Roman"/>
+        </w:rPr>
+        <w:t>subset_df</w:t>
+      </w:r>
+      <w:proofErr w:type="spellEnd"/>
+      <w:r>
+        <w:rPr>
+          <w:rFonts w:ascii="Times New Roman" w:eastAsia="Times New Roman" w:hAnsi="Times New Roman" w:cs="Times New Roman"/>
+        </w:rPr>
+        <w:t>)[8]&lt;- "Stress"</w:t>
       </w:r>
     </w:p>
     <w:p>
@@ -5723,12 +5940,33 @@
           <w:rFonts w:ascii="Times New Roman" w:eastAsia="Times New Roman" w:hAnsi="Times New Roman" w:cs="Times New Roman"/>
         </w:rPr>
       </w:pPr>
-      <w:r>
-        <w:rPr>
-          <w:rFonts w:ascii="Times New Roman" w:eastAsia="Times New Roman" w:hAnsi="Times New Roman" w:cs="Times New Roman"/>
-        </w:rPr>
-        <w:lastRenderedPageBreak/>
-        <w:t>wilcox.test(Stress ~ Occupation, data=subset_df)</w:t>
+      <w:proofErr w:type="spellStart"/>
+      <w:r>
+        <w:rPr>
+          <w:rFonts w:ascii="Times New Roman" w:eastAsia="Times New Roman" w:hAnsi="Times New Roman" w:cs="Times New Roman"/>
+        </w:rPr>
+        <w:t>wilcox.test</w:t>
+      </w:r>
+      <w:proofErr w:type="spellEnd"/>
+      <w:r>
+        <w:rPr>
+          <w:rFonts w:ascii="Times New Roman" w:eastAsia="Times New Roman" w:hAnsi="Times New Roman" w:cs="Times New Roman"/>
+        </w:rPr>
+        <w:t>(Stress ~ Occupation, data=</w:t>
+      </w:r>
+      <w:proofErr w:type="spellStart"/>
+      <w:r>
+        <w:rPr>
+          <w:rFonts w:ascii="Times New Roman" w:eastAsia="Times New Roman" w:hAnsi="Times New Roman" w:cs="Times New Roman"/>
+        </w:rPr>
+        <w:t>subset_df</w:t>
+      </w:r>
+      <w:proofErr w:type="spellEnd"/>
+      <w:r>
+        <w:rPr>
+          <w:rFonts w:ascii="Times New Roman" w:eastAsia="Times New Roman" w:hAnsi="Times New Roman" w:cs="Times New Roman"/>
+        </w:rPr>
+        <w:t>)</w:t>
       </w:r>
     </w:p>
     <w:p>
@@ -10266,7 +10504,6 @@
   <w:style w:type="character" w:default="1" w:styleId="DefaultParagraphFont">
     <w:name w:val="Default Paragraph Font"/>
     <w:uiPriority w:val="1"/>
-    <w:semiHidden/>
     <w:unhideWhenUsed/>
   </w:style>
   <w:style w:type="table" w:default="1" w:styleId="TableNormal">
@@ -10788,64 +11025,6 @@
         </w:p>
       </w:docPartBody>
     </w:docPart>
-    <w:docPart>
-      <w:docPartPr>
-        <w:name w:val="F6EF149536B84AF285F7102C49317FE0"/>
-        <w:category>
-          <w:name w:val="General"/>
-          <w:gallery w:val="placeholder"/>
-        </w:category>
-        <w:types>
-          <w:type w:val="bbPlcHdr"/>
-        </w:types>
-        <w:behaviors>
-          <w:behavior w:val="content"/>
-        </w:behaviors>
-        <w:guid w:val="{CCADF61A-E1C9-4C01-B45B-00ECF1E8985B}"/>
-      </w:docPartPr>
-      <w:docPartBody>
-        <w:p>
-          <w:pPr>
-            <w:pStyle w:val="F6EF149536B84AF285F7102C49317FE0"/>
-          </w:pPr>
-          <w:r>
-            <w:rPr>
-              <w:rStyle w:val="PlaceholderText"/>
-            </w:rPr>
-            <w:t>Click or tap here to enter text.</w:t>
-          </w:r>
-        </w:p>
-      </w:docPartBody>
-    </w:docPart>
-    <w:docPart>
-      <w:docPartPr>
-        <w:name w:val="4DF79FF2BEA64B81B3C1389B1A5F0B7E"/>
-        <w:category>
-          <w:name w:val="General"/>
-          <w:gallery w:val="placeholder"/>
-        </w:category>
-        <w:types>
-          <w:type w:val="bbPlcHdr"/>
-        </w:types>
-        <w:behaviors>
-          <w:behavior w:val="content"/>
-        </w:behaviors>
-        <w:guid w:val="{C71072D6-C802-4866-B36D-359C015BBFDE}"/>
-      </w:docPartPr>
-      <w:docPartBody>
-        <w:p>
-          <w:pPr>
-            <w:pStyle w:val="4DF79FF2BEA64B81B3C1389B1A5F0B7E"/>
-          </w:pPr>
-          <w:r>
-            <w:rPr>
-              <w:rStyle w:val="PlaceholderText"/>
-            </w:rPr>
-            <w:t>Click or tap here to enter text.</w:t>
-          </w:r>
-        </w:p>
-      </w:docPartBody>
-    </w:docPart>
   </w:docParts>
 </w:glossaryDocument>
 </file>
@@ -10938,9 +11117,11 @@
     <w:rsid w:val="00104EF2"/>
     <w:rsid w:val="001526F6"/>
     <w:rsid w:val="001551D6"/>
+    <w:rsid w:val="00182EE2"/>
     <w:rsid w:val="00185D8D"/>
     <w:rsid w:val="001D002A"/>
     <w:rsid w:val="0020251E"/>
+    <w:rsid w:val="002F6F28"/>
     <w:rsid w:val="00434C71"/>
     <w:rsid w:val="004F3EA5"/>
     <w:rsid w:val="0052003E"/>
@@ -11748,7 +11929,7 @@
   <we:properties>
     <we:property name="MENDELEY_BIBLIOGRAPHY_IS_DIRTY" value="true"/>
     <we:property name="MENDELEY_BIBLIOGRAPHY_LAST_MODIFIED" value="1765286224896"/>
-    <we:property name="MENDELEY_CITATIONS" value="[{&quot;citationID&quot;:&quot;MENDELEY_CITATION_635f6344-cef4-4dab-9e4f-a6f8d9cf0cbb&quot;,&quot;properties&quot;:{&quot;noteIndex&quot;:0,&quot;mode&quot;:&quot;composite&quot;},&quot;isEdited&quot;:false,&quot;manualOverride&quot;:{&quot;isManuallyOverridden&quot;:false,&quot;citeprocText&quot;:&quot;Shanafelt et al. (2015)&quot;,&quot;manualOverrideText&quot;:&quot;&quot;},&quot;citationTag&quot;:&quot;MENDELEY_CITATION_v3_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&quot;,&quot;citationItems&quot;:[{&quot;id&quot;:&quot;07d4edd2-65d8-31ba-a02c-3b9ef854baa0&quot;,&quot;itemData&quot;:{&quot;type&quot;:&quot;article-journal&quot;,&quot;id&quot;:&quot;07d4edd2-65d8-31ba-a02c-3b9ef854baa0&quot;,&quot;title&quot;:&quot;Changes in Burnout and Satisfaction With Work-Life Balance in Physicians and the General US Working Population Between 2011 and 2014&quot;,&quot;author&quot;:[{&quot;family&quot;:&quot;Shanafelt&quot;,&quot;given&quot;:&quot;Tait D.&quot;,&quot;parse-names&quot;:false,&quot;dropping-particle&quot;:&quot;&quot;,&quot;non-dropping-particle&quot;:&quot;&quot;},{&quot;family&quot;:&quot;Hasan&quot;,&quot;given&quot;:&quot;Omar&quot;,&quot;parse-names&quot;:false,&quot;dropping-particle&quot;:&quot;&quot;,&quot;non-dropping-particle&quot;:&quot;&quot;},{&quot;family&quot;:&quot;Dyrbye&quot;,&quot;given&quot;:&quot;Lotte N.&quot;,&quot;parse-names&quot;:false,&quot;dropping-particle&quot;:&quot;&quot;,&quot;non-dropping-particle&quot;:&quot;&quot;},{&quot;family&quot;:&quot;Sinsky&quot;,&quot;given&quot;:&quot;Christine&quot;,&quot;parse-names&quot;:false,&quot;dropping-particle&quot;:&quot;&quot;,&quot;non-dropping-particle&quot;:&quot;&quot;},{&quot;family&quot;:&quot;Satele&quot;,&quot;given&quot;:&quot;Daniel&quot;,&quot;parse-names&quot;:false,&quot;dropping-particle&quot;:&quot;&quot;,&quot;non-dropping-particle&quot;:&quot;&quot;},{&quot;family&quot;:&quot;Sloan&quot;,&quot;given&quot;:&quot;Jeff&quot;,&quot;parse-names&quot;:false,&quot;dropping-particle&quot;:&quot;&quot;,&quot;non-dropping-particle&quot;:&quot;&quot;},{&quot;family&quot;:&quot;West&quot;,&quot;given&quot;:&quot;Colin P.&quot;,&quot;parse-names&quot;:false,&quot;dropping-particle&quot;:&quot;&quot;,&quot;non-dropping-particle&quot;:&quot;&quot;}],&quot;container-title&quot;:&quot;Mayo Clinic Proceedings&quot;,&quot;container-title-short&quot;:&quot;Mayo Clin Proc&quot;,&quot;DOI&quot;:&quot;10.1016/j.mayocp.2015.08.023&quot;,&quot;ISSN&quot;:&quot;00256196&quot;,&quot;issued&quot;:{&quot;date-parts&quot;:[[2015,12]]},&quot;page&quot;:&quot;1600-1613&quot;,&quot;issue&quot;:&quot;12&quot;,&quot;volume&quot;:&quot;90&quot;},&quot;isTemporary&quot;:false,&quot;displayAs&quot;:&quot;composite&quot;,&quot;suppress-author&quot;:false,&quot;composite&quot;:true,&quot;author-only&quot;:false}]}]"/>
+    <we:property name="MENDELEY_CITATIONS" value="[{&quot;citationID&quot;:&quot;MENDELEY_CITATION_1a40485c-c81f-4264-99d7-dfa9e90f5cc5&quot;,&quot;properties&quot;:{&quot;noteIndex&quot;:0,&quot;mode&quot;:&quot;composite&quot;},&quot;isEdited&quot;:false,&quot;manualOverride&quot;:{&quot;isManuallyOverridden&quot;:false,&quot;citeprocText&quot;:&quot;Shanafelt et al. (2015)&quot;,&quot;manualOverrideText&quot;:&quot;&quot;},&quot;citationTag&quot;:&quot;MENDELEY_CITATION_v3_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&quot;,&quot;citationItems&quot;:[{&quot;id&quot;:&quot;07d4edd2-65d8-31ba-a02c-3b9ef854baa0&quot;,&quot;itemData&quot;:{&quot;type&quot;:&quot;article-journal&quot;,&quot;id&quot;:&quot;07d4edd2-65d8-31ba-a02c-3b9ef854baa0&quot;,&quot;title&quot;:&quot;Changes in Burnout and Satisfaction With Work-Life Balance in Physicians and the General US Working Population Between 2011 and 2014&quot;,&quot;author&quot;:[{&quot;family&quot;:&quot;Shanafelt&quot;,&quot;given&quot;:&quot;Tait D.&quot;,&quot;parse-names&quot;:false,&quot;dropping-particle&quot;:&quot;&quot;,&quot;non-dropping-particle&quot;:&quot;&quot;},{&quot;family&quot;:&quot;Hasan&quot;,&quot;given&quot;:&quot;Omar&quot;,&quot;parse-names&quot;:false,&quot;dropping-particle&quot;:&quot;&quot;,&quot;non-dropping-particle&quot;:&quot;&quot;},{&quot;family&quot;:&quot;Dyrbye&quot;,&quot;given&quot;:&quot;Lotte N.&quot;,&quot;parse-names&quot;:false,&quot;dropping-particle&quot;:&quot;&quot;,&quot;non-dropping-particle&quot;:&quot;&quot;},{&quot;family&quot;:&quot;Sinsky&quot;,&quot;given&quot;:&quot;Christine&quot;,&quot;parse-names&quot;:false,&quot;dropping-particle&quot;:&quot;&quot;,&quot;non-dropping-particle&quot;:&quot;&quot;},{&quot;family&quot;:&quot;Satele&quot;,&quot;given&quot;:&quot;Daniel&quot;,&quot;parse-names&quot;:false,&quot;dropping-particle&quot;:&quot;&quot;,&quot;non-dropping-particle&quot;:&quot;&quot;},{&quot;family&quot;:&quot;Sloan&quot;,&quot;given&quot;:&quot;Jeff&quot;,&quot;parse-names&quot;:false,&quot;dropping-particle&quot;:&quot;&quot;,&quot;non-dropping-particle&quot;:&quot;&quot;},{&quot;family&quot;:&quot;West&quot;,&quot;given&quot;:&quot;Colin P.&quot;,&quot;parse-names&quot;:false,&quot;dropping-particle&quot;:&quot;&quot;,&quot;non-dropping-particle&quot;:&quot;&quot;}],&quot;container-title&quot;:&quot;Mayo Clinic Proceedings&quot;,&quot;container-title-short&quot;:&quot;Mayo Clin Proc&quot;,&quot;DOI&quot;:&quot;10.1016/j.mayocp.2015.08.023&quot;,&quot;ISSN&quot;:&quot;00256196&quot;,&quot;issued&quot;:{&quot;date-parts&quot;:[[2015,12]]},&quot;page&quot;:&quot;1600-1613&quot;,&quot;issue&quot;:&quot;12&quot;,&quot;volume&quot;:&quot;90&quot;},&quot;isTemporary&quot;:false,&quot;displayAs&quot;:&quot;composite&quot;,&quot;suppress-author&quot;:false,&quot;composite&quot;:true,&quot;author-only&quot;:false}]},{&quot;citationID&quot;:&quot;MENDELEY_CITATION_c48d1740-9e34-4d56-84f9-bf431d3d16a5&quot;,&quot;properties&quot;:{&quot;noteIndex&quot;:0,&quot;mode&quot;:&quot;composite&quot;},&quot;isEdited&quot;:false,&quot;manualOverride&quot;:{&quot;isManuallyOverridden&quot;:false,&quot;citeprocText&quot;:&quot;LIU et al. (2024)&quot;,&quot;manualOverrideText&quot;:&quot;&quot;},&quot;citationTag&quot;:&quot;MENDELEY_CITATION_v3_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&quot;,&quot;citationItems&quot;:[{&quot;id&quot;:&quot;6dad7615-28ce-302e-895a-0a0cab705910&quot;,&quot;itemData&quot;:{&quot;type&quot;:&quot;article-journal&quot;,&quot;id&quot;:&quot;6dad7615-28ce-302e-895a-0a0cab705910&quot;,&quot;title&quot;:&quot;Associations of well-being and sleep quality with occupational stress among locomotive engineers in the Yangtze River Delta region&quot;,&quot;author&quot;:[{&quot;family&quot;:&quot;LIU&quot;,&quot;given&quot;:&quot;Yan&quot;,&quot;parse-names&quot;:false,&quot;dropping-particle&quot;:&quot;&quot;,&quot;non-dropping-particle&quot;:&quot;&quot;},{&quot;family&quot;:&quot;YANG&quot;,&quot;given&quot;:&quot;Feng&quot;,&quot;parse-names&quot;:false,&quot;dropping-particle&quot;:&quot;&quot;,&quot;non-dropping-particle&quot;:&quot;&quot;},{&quot;family&quot;:&quot;JIN&quot;,&quot;given&quot;:&quot;Yu&quot;,&quot;parse-names&quot;:false,&quot;dropping-particle&quot;:&quot;&quot;,&quot;non-dropping-particle&quot;:&quot;&quot;},{&quot;family&quot;:&quot;WU&quot;,&quot;given&quot;:&quot;Huishuan&quot;,&quot;parse-names&quot;:false,&quot;dropping-particle&quot;:&quot;&quot;,&quot;non-dropping-particle&quot;:&quot;&quot;},{&quot;family&quot;:&quot;CAO&quot;,&quot;given&quot;:&quot;Xueling&quot;,&quot;parse-names&quot;:false,&quot;dropping-particle&quot;:&quot;&quot;,&quot;non-dropping-particle&quot;:&quot;&quot;},{&quot;family&quot;:&quot;YIN&quot;,&quot;given&quot;:&quot;Yan&quot;,&quot;parse-names&quot;:false,&quot;dropping-particle&quot;:&quot;&quot;,&quot;non-dropping-particle&quot;:&quot;&quot;}],&quot;container-title&quot;:&quot;Huan jing yu zhi ye yi xue = Journal of environmental &amp; occupational medicine&quot;,&quot;ISBN&quot;:&quot;2095-9982&quot;,&quot;issued&quot;:{&quot;date-parts&quot;:[[2024]]},&quot;page&quot;:&quot;526-532&quot;,&quot;language&quot;:&quot;English&quot;,&quot;abstract&quot;:&quot;BackgroundOccupational stress is an important factor affecting the health of working population, wellness is a topic that has received much attention in recent years, and sleep quality and wellness have a certain impact on occupational stress. ObjectiveTo understand the current situation of occupational stress among locomotive engineers in in the Yangtze River Delta, explore the influence of well-being and sleep quality on occupational stress, and provide a theoretical basis for occupational stress intervention among locomotive engineers. MethodsSampling was conducted from October to December 2022 using stratified random sampling. The Chinese version of the Brief Occupational Tension Questionnaire based on the Job Demand-Control Model (JDC model), the World Health Organization 5-item Well-Being Index (WHO-5), and the Pittsburgh Sleep Quality Index (PSQI) scale were used to investigate the occupational stress, well-being, and sleep quality of locomotive engineers. Logistic regression was used to analyze the effects of sleep quality and well-being on occupational stress, and additive and multiplicative interaction models were applied to evaluate the interactive effects of well-being and sleep quality on occupational stress. ResultsA total of 8243 questionnaires were collected from five locomotive companies, and after excluding unqualified questionnaires, a total of 7976 questionnaires were included in the analysis. The number of locomotive engineers in the Yangtze River Delta reporting positive occupational stress was 4633 (58.09%), the number of low-level well-being was 4949 (62.05%), and the number of poor sleep quality was 4129 (51.77%). The distribution of occupational stress varied by age, length of service, region, technical level, nature of vehicle, education, per capita monthly family income, marital status, smoking, drinking, number of exercise sessions per week, quality of sleep, work shifts, and length of commute (P&lt;0.01). The results of logistic regression showed that a lower level of occupational stress was associated with &gt;11000 yuan per capita monthly household income (OR=0.795, 95%CI: 0.656, 0.964), high level of well-being (OR=0.477, 95%CI: 0.430, 0.528), and good sleep quality (OR=0.588, 95%CI: 0.531, 0.651); a higher level of occupational stress was associated with night shifts: 1 or fewer night shifts (OR=1.707, 95%CI: 1.312, 2.221), 2 to 3 night shifts (OR=2.649, 95%CI: 2.111, 3.325), and 4 or more night shifts (OR=2.804, 95%CI: 2.202, 3.571); a higher level of occupational stress was associated with 60 min or more commuting time (OR=1.353, 95%CI: 1.111, 1.646). Regarding interaction between poor sleep quality and low well-being on occupational stress, the relative excess risk ratio (RERI), attributable risk index (API), and synergy index (SI) were 1.451 (1.059, 1.844), 0.417 (0.327, 0.507), and 2.407 (1.787, 3.241), respectively, and the result of the multiplicative interaction was an OR of 1.546 (95%CI: 1.262, 1.893). ConclusionThe prevalence of occupational stress among locomotive engineers in the Yangtze River Delta region is generally at a medium level compared with other industries. Good sleep quality reduces the risk of occupational stress to a greater extent than high well-being, and poor sleep quality and low well-being can interact and further increase the risk of occupational stress.&quot;,&quot;issue&quot;:&quot;5&quot;,&quot;volume&quot;:&quot;41&quot;,&quot;container-title-short&quot;:&quot;&quot;},&quot;isTemporary&quot;:false,&quot;displayAs&quot;:&quot;composite&quot;,&quot;suppress-author&quot;:false,&quot;composite&quot;:true,&quot;author-only&quot;:false}]},{&quot;citationID&quot;:&quot;MENDELEY_CITATION_5ca6f845-6cf0-4f7e-b41a-5ecb2f20f863&quot;,&quot;properties&quot;:{&quot;noteIndex&quot;:0,&quot;mode&quot;:&quot;composite&quot;},&quot;isEdited&quot;:false,&quot;manualOverride&quot;:{&quot;isManuallyOverridden&quot;:false,&quot;citeprocText&quot;:&quot;Johnson et al. (1996)&quot;,&quot;manualOverrideText&quot;:&quot;&quot;},&quot;citationTag&quot;:&quot;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&quot;,&quot;citationItems&quot;:[{&quot;id&quot;:&quot;4db84155-3d61-3099-b4d8-64840212861a&quot;,&quot;itemData&quot;:{&quot;type&quot;:&quot;article-journal&quot;,&quot;id&quot;:&quot;4db84155-3d61-3099-b4d8-64840212861a&quot;,&quot;title&quot;:&quot;Long-term psychosocial work environment and cardiovascular mortality among Swedish men&quot;,&quot;author&quot;:[{&quot;family&quot;:&quot;Johnson&quot;,&quot;given&quot;:&quot;J&quot;,&quot;parse-names&quot;:false,&quot;dropping-particle&quot;:&quot;V&quot;,&quot;non-dropping-particle&quot;:&quot;&quot;},{&quot;family&quot;:&quot;Stewart&quot;,&quot;given&quot;:&quot;W&quot;,&quot;parse-names&quot;:false,&quot;dropping-particle&quot;:&quot;&quot;,&quot;non-dropping-particle&quot;:&quot;&quot;},{&quot;family&quot;:&quot;Hall&quot;,&quot;given&quot;:&quot;E M&quot;,&quot;parse-names&quot;:false,&quot;dropping-particle&quot;:&quot;&quot;,&quot;non-dropping-particle&quot;:&quot;&quot;},{&quot;family&quot;:&quot;Fredlund&quot;,&quot;given&quot;:&quot;P&quot;,&quot;parse-names&quot;:false,&quot;dropping-particle&quot;:&quot;&quot;,&quot;non-dropping-particle&quot;:&quot;&quot;},{&quot;family&quot;:&quot;Theorell&quot;,&quot;given&quot;:&quot;T&quot;,&quot;parse-names&quot;:false,&quot;dropping-particle&quot;:&quot;&quot;,&quot;non-dropping-particle&quot;:&quot;&quot;}],&quot;container-title&quot;:&quot;American journal of public health (1971)&quot;,&quot;DOI&quot;:&quot;10.2105/AJPH.86.3.324&quot;,&quot;ISSN&quot;:&quot;0090-0036;1541-0048;&quot;,&quot;URL&quot;:&quot;https://go.exlibris.link/CV8Vvdgr&quot;,&quot;issued&quot;:{&quot;date-parts&quot;:[[1996]]},&quot;publisher-place&quot;:&quot;Washington, DC&quot;,&quot;page&quot;:&quot;324-331&quot;,&quot;language&quot;:&quot;English&quot;,&quot;abstract&quot;:&quot;The source population was a national sample of 12517 Ss selected from the male population by Statistics Sweden in annual surveys between 1977-81. Over a 14-yr followup period, 521 deaths from cardiovascular diseases were identified. A nested case-control design was used. Work environment exposure scores were assigned to cases and controls by linking lifetime job histories with a job exposure matrix. Results of conditional logistic regression analyses indicate that longterm exposure to low work control is a risk factor for cardiovascular disease mortality. (Original abstract-amended);OBJECTIVES. This study examined the effect of cumulative exposure to work organization--psychological demands, work control, and social support on prospectively measured cardiovascular disease mortality risk. METHODS. The source population was a national sample of 12517 subjects selected from the Swedish male population by Statistics Sweden in annual surveys between 1977 and 1981. Over a 14-year follow-up period, 521 deaths from cardiovascular disease were identified. A nested case-control design was used. Work environment exposure scores were assigned to cases and controls by linking lifetime job histories with a job exposure matrix. RESULTS. Conditional logistic regression analysis was used in examining cardiovascular mortality risk in relation to work exposure after adjustment for age, year last employed, smoking, exercise, education, social class, nationality, and physical job demands. In the final multi-variable analysis, workers with low work control had a relative risk of 1.83 (95% confidence interval [CI] = 1.19, 2.82) for cardiovascular mortality. Workers with combined exposure to low control and low support had a relative risk of 2.62 (95% CI=1.22, 5.61). CONCLUSIONS. These results indicate that long-term exposure to low work control is a risk factor for cardiovascular disease mortality.;This study examined the effect of cumulative exposure to work organization--psychological demands, work control, and social support on prospectively measured cardiovascular disease mortality risk.OBJECTIVESThis study examined the effect of cumulative exposure to work organization--psychological demands, work control, and social support on prospectively measured cardiovascular disease mortality risk.The source population was a national sample of 12517 subjects selected from the Swedish male population by Statistics Sweden in annual surveys between 1977 and 1981. Over a 14-year follow-up period, 521 deaths from cardiovascular disease were identified. A nested case-control design was used. Work environment exposure scores were assigned to cases and controls by linking lifetime job histories with a job exposure matrix.METHODSThe source population was a national sample of 12517 subjects selected from the Swedish male population by Statistics Sweden in annual surveys between 1977 and 1981. Over a 14-year follow-up period, 521 deaths from cardiovascular disease were identified. A nested case-control design was used. Work environment exposure scores were assigned to cases and controls by linking lifetime job histories with a job exposure matrix.Conditional logistic regression analysis was used in examining cardiovascular mortality risk in relation to work exposure after adjustment for age, year last employed, smoking, exercise, education, social class, nationality, and physical job demands. In the final multi-variable analysis, workers with low work control had a relative risk of 1.83 (95% confidence interval [CI] = 1.19, 2.82) for cardiovascular mortality. Workers with combined exposure to low control and low support had a relative risk of 2.62 (95% CI=1.22, 5.61).RESULTSConditional logistic regression analysis was used in examining cardiovascular mortality risk in relation to work exposure after adjustment for age, year last employed, smoking, exercise, education, social class, nationality, and physical job demands. In the final multi-variable analysis, workers with low work control had a relative risk of 1.83 (95% confidence interval [CI] = 1.19, 2.82) for cardiovascular mortality. Workers with combined exposure to low control and low support had a relative risk of 2.62 (95% CI=1.22, 5.61).These results indicate that long-term exposure to low work control is a risk factor for cardiovascular disease mortality.CONCLUSIONSThese results indicate that long-term exposure to low work control is a risk factor for cardiovascular disease mortality.;This study examined the effect of cumulative exposure to work organization--psychological demands, work control, and social support on prospectively measured cardiovascular disease mortality risk. The source population was a national sample of 12517 subjects selected from the Swedish male population by Statistics Sweden in annual surveys between 1977 and 1981. Over a 14-year follow-up period, 521 deaths from cardiovascular disease were identified. A nested case-control design was used. Work environment exposure scores were assigned to cases and controls by linking lifetime job histories with a job exposure matrix. Conditional logistic regression analysis was used in examining cardiovascular mortality risk in relation to work exposure after adjustment for age, year last employed, smoking, exercise, education, social class, nationality, and physical job demands. In the final multi-variable analysis, workers with low work control had a relative risk of 1.83 (95% confidence interval [CI] = 1.19, 2.82) for cardiovascular mortality. Workers with combined exposure to low control and low support had a relative risk of 2.62 (95% CI=1.22, 5.61). These results indicate that long-term exposure to low work control is a risk factor for cardiovascular disease mortality.;This study examined the effect of cumulative exposure to work organization--psychological demands, work control, and social support on prospectively measured cardiovascular disease mortality risk.\n\nThe source population was a national sample of 12517 subjects selected from the Swedish male population by Statistics Sweden in annual surveys between 1977 and 1981. Over a 14-year follow-up period, 521 deaths from cardiovascular disease were identified. A nested case-control design was used. Work environment exposure scores were assigned to cases and controls by linking lifetime job histories with a job exposure matrix.\n\nConditional logistic regression analysis was used in examining cardiovascular mortality risk in relation to work exposure after adjustment for age, year last employed, smoking, exercise, education, social class, nationality, and physical job demands. In the final multi-variable analysis, workers with low work control had a relative risk of 1.83 (95% confidence interval [CI] = 1.19, 2.82) for cardiovascular mortality. Workers with combined exposure to low control and low support had a relative risk of 2.62 (95% CI=1.22, 5.61).\n\nThese results indicate that long-term exposure to low work control is a risk factor for cardiovascular disease mortality.;&quot;,&quot;publisher&quot;:&quot;Am Public Health Assoc&quot;,&quot;issue&quot;:&quot;3&quot;,&quot;volume&quot;:&quot;86&quot;,&quot;container-title-short&quot;:&quot;&quot;},&quot;isTemporary&quot;:false,&quot;displayAs&quot;:&quot;composite&quot;,&quot;suppress-author&quot;:false,&quot;composite&quot;:true,&quot;author-only&quot;:false}]}]"/>
     <we:property name="MENDELEY_CITATIONS_LOCALE_CODE" value="&quot;en-GB&quot;"/>
     <we:property name="MENDELEY_CITATIONS_STYLE" value="{&quot;id&quot;:&quot;https://www.zotero.org/styles/harvard-cite-them-right&quot;,&quot;title&quot;:&quot;Cite Them Right 12th edition - Harvard&quot;,&quot;format&quot;:&quot;author-date&quot;,&quot;defaultLocale&quot;:null,&quot;isLocaleCodeValid&quot;:true}"/>
   </we:properties>

--- a/report/7COM1079_Group_A104_Report.docx
+++ b/report/7COM1079_Group_A104_Report.docx
@@ -182,7 +182,7 @@
       <w:pPr>
         <w:rPr>
           <w:rFonts w:ascii="Times New Roman" w:eastAsia="Times New Roman" w:hAnsi="Times New Roman" w:cs="Times New Roman"/>
-          <w:i/>
+          <w:iCs/>
         </w:rPr>
       </w:pPr>
       <w:r>
@@ -209,44 +209,36 @@
           <w:rFonts w:ascii="Times New Roman" w:eastAsia="Times New Roman" w:hAnsi="Times New Roman" w:cs="Times New Roman"/>
           <w:iCs/>
         </w:rPr>
-        <w:t xml:space="preserve">, </w:t>
-      </w:r>
-    </w:p>
-    <w:p>
-      <w:pPr>
-        <w:ind w:left="720"/>
-        <w:rPr>
-          <w:rFonts w:ascii="Times New Roman" w:eastAsia="Times New Roman" w:hAnsi="Times New Roman" w:cs="Times New Roman"/>
-          <w:i/>
-        </w:rPr>
-      </w:pPr>
-      <w:r>
-        <w:rPr>
-          <w:rFonts w:ascii="Times New Roman" w:eastAsia="Times New Roman" w:hAnsi="Times New Roman" w:cs="Times New Roman"/>
-          <w:i/>
-        </w:rPr>
-        <w:t xml:space="preserve">      </w:t>
-      </w:r>
-      <w:r>
-        <w:rPr>
-          <w:rFonts w:ascii="Times New Roman" w:eastAsia="Times New Roman" w:hAnsi="Times New Roman" w:cs="Times New Roman"/>
-          <w:i/>
-        </w:rPr>
-        <w:t xml:space="preserve"> </w:t>
-      </w:r>
-      <w:r>
-        <w:rPr>
-          <w:rFonts w:ascii="Times New Roman" w:eastAsia="Times New Roman" w:hAnsi="Times New Roman" w:cs="Times New Roman"/>
-          <w:i/>
-        </w:rPr>
-        <w:t xml:space="preserve">  [Name and ID of other group members]</w:t>
-      </w:r>
-      <w:r>
-        <w:rPr>
-          <w:rFonts w:ascii="Times New Roman" w:eastAsia="Times New Roman" w:hAnsi="Times New Roman" w:cs="Times New Roman"/>
-          <w:i/>
-        </w:rPr>
-        <w:t xml:space="preserve"> </w:t>
+        <w:t>,</w:t>
+      </w:r>
+    </w:p>
+    <w:p>
+      <w:pPr>
+        <w:rPr>
+          <w:rFonts w:ascii="Times New Roman" w:eastAsia="Times New Roman" w:hAnsi="Times New Roman" w:cs="Times New Roman"/>
+          <w:i/>
+        </w:rPr>
+      </w:pPr>
+      <w:r>
+        <w:rPr>
+          <w:rFonts w:ascii="Times New Roman" w:eastAsia="Times New Roman" w:hAnsi="Times New Roman" w:cs="Times New Roman"/>
+          <w:iCs/>
+        </w:rPr>
+        <w:t xml:space="preserve">                     Dhairya Mistry</w:t>
+      </w:r>
+      <w:r>
+        <w:rPr>
+          <w:rFonts w:ascii="Times New Roman" w:eastAsia="Times New Roman" w:hAnsi="Times New Roman" w:cs="Times New Roman"/>
+          <w:iCs/>
+        </w:rPr>
+        <w:t xml:space="preserve"> (19033970)</w:t>
+      </w:r>
+      <w:r>
+        <w:rPr>
+          <w:rFonts w:ascii="Times New Roman" w:eastAsia="Times New Roman" w:hAnsi="Times New Roman" w:cs="Times New Roman"/>
+          <w:iCs/>
+        </w:rPr>
+        <w:t>,</w:t>
       </w:r>
     </w:p>
     <w:p>
@@ -4829,8 +4821,9 @@
           <w:iCs/>
           <w:highlight w:val="yellow"/>
         </w:rPr>
-        <w:t xml:space="preserve">Teammates major commits </w:t>
-      </w:r>
+        <w:t xml:space="preserve">Teammates major </w:t>
+      </w:r>
+      <w:proofErr w:type="gramStart"/>
       <w:r>
         <w:rPr>
           <w:rFonts w:ascii="Times New Roman" w:eastAsia="Times New Roman" w:hAnsi="Times New Roman" w:cs="Times New Roman"/>
@@ -4838,7 +4831,26 @@
           <w:iCs/>
           <w:highlight w:val="yellow"/>
         </w:rPr>
-        <w:t xml:space="preserve">] Brief explanation of the </w:t>
+        <w:t xml:space="preserve">commits </w:t>
+      </w:r>
+      <w:r>
+        <w:rPr>
+          <w:rFonts w:ascii="Times New Roman" w:eastAsia="Times New Roman" w:hAnsi="Times New Roman" w:cs="Times New Roman"/>
+          <w:i/>
+          <w:iCs/>
+          <w:highlight w:val="yellow"/>
+        </w:rPr>
+        <w:t>]</w:t>
+      </w:r>
+      <w:proofErr w:type="gramEnd"/>
+      <w:r>
+        <w:rPr>
+          <w:rFonts w:ascii="Times New Roman" w:eastAsia="Times New Roman" w:hAnsi="Times New Roman" w:cs="Times New Roman"/>
+          <w:i/>
+          <w:iCs/>
+          <w:highlight w:val="yellow"/>
+        </w:rPr>
+        <w:t xml:space="preserve"> Brief explanation of the </w:t>
       </w:r>
       <w:r>
         <w:rPr>
@@ -4869,8 +4881,19 @@
           <w:highlight w:val="yellow"/>
         </w:rPr>
         <w:lastRenderedPageBreak/>
-        <w:t>My teammates uploaded sections of the report, added findings and updated the appendix .</w:t>
-      </w:r>
+        <w:t xml:space="preserve">My teammates uploaded sections of the report, added findings and updated the </w:t>
+      </w:r>
+      <w:proofErr w:type="gramStart"/>
+      <w:r>
+        <w:rPr>
+          <w:rFonts w:ascii="Times New Roman" w:eastAsia="Times New Roman" w:hAnsi="Times New Roman" w:cs="Times New Roman"/>
+          <w:i/>
+          <w:iCs/>
+          <w:highlight w:val="yellow"/>
+        </w:rPr>
+        <w:t>appendix .</w:t>
+      </w:r>
+      <w:proofErr w:type="gramEnd"/>
     </w:p>
     <w:p>
       <w:pPr>
@@ -4915,8 +4938,9 @@
           <w:iCs/>
           <w:highlight w:val="yellow"/>
         </w:rPr>
-        <w:t xml:space="preserve">Style of commit messages </w:t>
-      </w:r>
+        <w:t xml:space="preserve">Style of commit </w:t>
+      </w:r>
+      <w:proofErr w:type="gramStart"/>
       <w:r>
         <w:rPr>
           <w:rFonts w:ascii="Times New Roman" w:eastAsia="Times New Roman" w:hAnsi="Times New Roman" w:cs="Times New Roman"/>
@@ -4924,7 +4948,26 @@
           <w:iCs/>
           <w:highlight w:val="yellow"/>
         </w:rPr>
-        <w:t xml:space="preserve">] Brief explanation of the </w:t>
+        <w:t xml:space="preserve">messages </w:t>
+      </w:r>
+      <w:r>
+        <w:rPr>
+          <w:rFonts w:ascii="Times New Roman" w:eastAsia="Times New Roman" w:hAnsi="Times New Roman" w:cs="Times New Roman"/>
+          <w:i/>
+          <w:iCs/>
+          <w:highlight w:val="yellow"/>
+        </w:rPr>
+        <w:t>]</w:t>
+      </w:r>
+      <w:proofErr w:type="gramEnd"/>
+      <w:r>
+        <w:rPr>
+          <w:rFonts w:ascii="Times New Roman" w:eastAsia="Times New Roman" w:hAnsi="Times New Roman" w:cs="Times New Roman"/>
+          <w:i/>
+          <w:iCs/>
+          <w:highlight w:val="yellow"/>
+        </w:rPr>
+        <w:t xml:space="preserve"> Brief explanation of the </w:t>
       </w:r>
       <w:r>
         <w:rPr>
@@ -5399,7 +5442,21 @@
         <w:rPr>
           <w:rFonts w:ascii="Times New Roman" w:eastAsia="Times New Roman" w:hAnsi="Times New Roman" w:cs="Times New Roman"/>
         </w:rPr>
-        <w:t>Shanafelt, T.D., Hasan, O., Dyrbye, L.N., Sinsky, C., Satele, D., Sloan, J. and West, C.P. (2015) ‘Changes in Burnout and Satisfaction With Work-Life Balance in Physicians and the General US Working Population Between 2011 and 2014’, Mayo Clinic proceedings, 90(12), pp. 1600–1613.</w:t>
+        <w:t xml:space="preserve">Shanafelt, T.D., Hasan, O., Dyrbye, L.N., Sinsky, C., Satele, D., Sloan, J. and West, C.P. (2015) ‘Changes in Burnout and Satisfaction </w:t>
+      </w:r>
+      <w:proofErr w:type="gramStart"/>
+      <w:r>
+        <w:rPr>
+          <w:rFonts w:ascii="Times New Roman" w:eastAsia="Times New Roman" w:hAnsi="Times New Roman" w:cs="Times New Roman"/>
+        </w:rPr>
+        <w:t>With</w:t>
+      </w:r>
+      <w:proofErr w:type="gramEnd"/>
+      <w:r>
+        <w:rPr>
+          <w:rFonts w:ascii="Times New Roman" w:eastAsia="Times New Roman" w:hAnsi="Times New Roman" w:cs="Times New Roman"/>
+        </w:rPr>
+        <w:t xml:space="preserve"> Work-Life Balance in Physicians and the General US Working Population Between 2011 and 2014’, Mayo Clinic proceedings, 90(12), pp. 1600–1613.</w:t>
       </w:r>
     </w:p>
     <w:p>
@@ -5818,9 +5875,17 @@
         <w:rPr>
           <w:rFonts w:ascii="Times New Roman" w:eastAsia="Times New Roman" w:hAnsi="Times New Roman" w:cs="Times New Roman"/>
         </w:rPr>
-        <w:t xml:space="preserve"> &lt;- subset(</w:t>
+        <w:t xml:space="preserve"> &lt;- </w:t>
+      </w:r>
+      <w:proofErr w:type="gramStart"/>
+      <w:r>
+        <w:rPr>
+          <w:rFonts w:ascii="Times New Roman" w:eastAsia="Times New Roman" w:hAnsi="Times New Roman" w:cs="Times New Roman"/>
+        </w:rPr>
+        <w:t>subset(</w:t>
       </w:r>
       <w:proofErr w:type="spellStart"/>
+      <w:proofErr w:type="gramEnd"/>
       <w:r>
         <w:rPr>
           <w:rFonts w:ascii="Times New Roman" w:eastAsia="Times New Roman" w:hAnsi="Times New Roman" w:cs="Times New Roman"/>
@@ -5898,14 +5963,28 @@
         <w:rPr>
           <w:rFonts w:ascii="Times New Roman" w:eastAsia="Times New Roman" w:hAnsi="Times New Roman" w:cs="Times New Roman"/>
         </w:rPr>
-        <w:t>subset_df</w:t>
+        <w:t>subset_</w:t>
+      </w:r>
+      <w:proofErr w:type="gramStart"/>
+      <w:r>
+        <w:rPr>
+          <w:rFonts w:ascii="Times New Roman" w:eastAsia="Times New Roman" w:hAnsi="Times New Roman" w:cs="Times New Roman"/>
+        </w:rPr>
+        <w:t>df</w:t>
       </w:r>
       <w:proofErr w:type="spellEnd"/>
       <w:r>
         <w:rPr>
           <w:rFonts w:ascii="Times New Roman" w:eastAsia="Times New Roman" w:hAnsi="Times New Roman" w:cs="Times New Roman"/>
         </w:rPr>
-        <w:t>)[8]&lt;- "Stress"</w:t>
+        <w:t>)[8]&lt;</w:t>
+      </w:r>
+      <w:proofErr w:type="gramEnd"/>
+      <w:r>
+        <w:rPr>
+          <w:rFonts w:ascii="Times New Roman" w:eastAsia="Times New Roman" w:hAnsi="Times New Roman" w:cs="Times New Roman"/>
+        </w:rPr>
+        <w:t>- "Stress"</w:t>
       </w:r>
     </w:p>
     <w:p>
@@ -5945,14 +6024,28 @@
         <w:rPr>
           <w:rFonts w:ascii="Times New Roman" w:eastAsia="Times New Roman" w:hAnsi="Times New Roman" w:cs="Times New Roman"/>
         </w:rPr>
-        <w:t>wilcox.test</w:t>
+        <w:t>wilcox.</w:t>
+      </w:r>
+      <w:proofErr w:type="gramStart"/>
+      <w:r>
+        <w:rPr>
+          <w:rFonts w:ascii="Times New Roman" w:eastAsia="Times New Roman" w:hAnsi="Times New Roman" w:cs="Times New Roman"/>
+        </w:rPr>
+        <w:t>test</w:t>
       </w:r>
       <w:proofErr w:type="spellEnd"/>
       <w:r>
         <w:rPr>
           <w:rFonts w:ascii="Times New Roman" w:eastAsia="Times New Roman" w:hAnsi="Times New Roman" w:cs="Times New Roman"/>
         </w:rPr>
-        <w:t>(Stress ~ Occupation, data=</w:t>
+        <w:t>(</w:t>
+      </w:r>
+      <w:proofErr w:type="gramEnd"/>
+      <w:r>
+        <w:rPr>
+          <w:rFonts w:ascii="Times New Roman" w:eastAsia="Times New Roman" w:hAnsi="Times New Roman" w:cs="Times New Roman"/>
+        </w:rPr>
+        <w:t>Stress ~ Occupation, data=</w:t>
       </w:r>
       <w:proofErr w:type="spellStart"/>
       <w:r>
@@ -10504,6 +10597,7 @@
   <w:style w:type="character" w:default="1" w:styleId="DefaultParagraphFont">
     <w:name w:val="Default Paragraph Font"/>
     <w:uiPriority w:val="1"/>
+    <w:semiHidden/>
     <w:unhideWhenUsed/>
   </w:style>
   <w:style w:type="table" w:default="1" w:styleId="TableNormal">
@@ -11131,6 +11225,7 @@
     <w:rsid w:val="00783A3E"/>
     <w:rsid w:val="00797ABC"/>
     <w:rsid w:val="00835653"/>
+    <w:rsid w:val="00916ABD"/>
     <w:rsid w:val="00971FE2"/>
     <w:rsid w:val="009B610C"/>
     <w:rsid w:val="00A33D86"/>
@@ -11599,14 +11694,6 @@
       <w:color w:val="666666"/>
     </w:rPr>
   </w:style>
-  <w:style w:type="paragraph" w:customStyle="1" w:styleId="F6EF149536B84AF285F7102C49317FE0">
-    <w:name w:val="F6EF149536B84AF285F7102C49317FE0"/>
-    <w:rsid w:val="00797ABC"/>
-  </w:style>
-  <w:style w:type="paragraph" w:customStyle="1" w:styleId="4DF79FF2BEA64B81B3C1389B1A5F0B7E">
-    <w:name w:val="4DF79FF2BEA64B81B3C1389B1A5F0B7E"/>
-    <w:rsid w:val="00C0617B"/>
-  </w:style>
 </w:styles>
 </file>
 

--- a/report/7COM1079_Group_A104_Report.docx
+++ b/report/7COM1079_Group_A104_Report.docx
@@ -1,6 +1,6 @@
 
 <file path=word/document.xml><?xml version="1.0" encoding="utf-8"?>
-<w:document xmlns:wpc="http://schemas.microsoft.com/office/word/2010/wordprocessingCanvas" xmlns:cx="http://schemas.microsoft.com/office/drawing/2014/chartex" xmlns:cx1="http://schemas.microsoft.com/office/drawing/2015/9/8/chartex" xmlns:cx2="http://schemas.microsoft.com/office/drawing/2015/10/21/chartex" xmlns:cx3="http://schemas.microsoft.com/office/drawing/2016/5/9/chartex" xmlns:cx4="http://schemas.microsoft.com/office/drawing/2016/5/10/chartex" xmlns:cx5="http://schemas.microsoft.com/office/drawing/2016/5/11/chartex" xmlns:cx6="http://schemas.microsoft.com/office/drawing/2016/5/12/chartex" xmlns:cx7="http://schemas.microsoft.com/office/drawing/2016/5/13/chartex" xmlns:cx8="http://schemas.microsoft.com/office/drawing/2016/5/14/chartex" xmlns:mc="http://schemas.openxmlformats.org/markup-compatibility/2006" xmlns:aink="http://schemas.microsoft.com/office/drawing/2016/ink" xmlns:am3d="http://schemas.microsoft.com/office/drawing/2017/model3d" xmlns:o="urn:schemas-microsoft-com:office:office" xmlns:oel="http://schemas.microsoft.com/office/2019/extlst" xmlns:r="http://schemas.openxmlformats.org/officeDocument/2006/relationships" xmlns:m="http://schemas.openxmlformats.org/officeDocument/2006/math" xmlns:v="urn:schemas-microsoft-com:vml" xmlns:wp14="http://schemas.microsoft.com/office/word/2010/wordprocessingDrawing" xmlns:wp="http://schemas.openxmlformats.org/drawingml/2006/wordprocessingDrawing" xmlns:w10="urn:schemas-microsoft-com:office:word" xmlns:w="http://schemas.openxmlformats.org/wordprocessingml/2006/main" xmlns:w14="http://schemas.microsoft.com/office/word/2010/wordml" xmlns:w15="http://schemas.microsoft.com/office/word/2012/wordml" xmlns:w16cex="http://schemas.microsoft.com/office/word/2018/wordml/cex" xmlns:w16cid="http://schemas.microsoft.com/office/word/2016/wordml/cid" xmlns:w16="http://schemas.microsoft.com/office/word/2018/wordml" xmlns:w16du="http://schemas.microsoft.com/office/word/2023/wordml/word16du" xmlns:w16sdtdh="http://schemas.microsoft.com/office/word/2020/wordml/sdtdatahash" xmlns:w16sdtfl="http://schemas.microsoft.com/office/word/2024/wordml/sdtformatlock" xmlns:w16se="http://schemas.microsoft.com/office/word/2015/wordml/symex" xmlns:wpg="http://schemas.microsoft.com/office/word/2010/wordprocessingGroup" xmlns:wpi="http://schemas.microsoft.com/office/word/2010/wordprocessingInk" xmlns:wne="http://schemas.microsoft.com/office/word/2006/wordml" xmlns:wps="http://schemas.microsoft.com/office/word/2010/wordprocessingShape" mc:Ignorable="w14 w15 w16se w16cid w16 w16cex w16sdtdh w16sdtfl w16du wp14">
+<w:document xmlns:ve="http://schemas.openxmlformats.org/markup-compatibility/2006" xmlns:o="urn:schemas-microsoft-com:office:office" xmlns:r="http://schemas.openxmlformats.org/officeDocument/2006/relationships" xmlns:m="http://schemas.openxmlformats.org/officeDocument/2006/math" xmlns:v="urn:schemas-microsoft-com:vml" xmlns:wp="http://schemas.openxmlformats.org/drawingml/2006/wordprocessingDrawing" xmlns:w10="urn:schemas-microsoft-com:office:word" xmlns:w="http://schemas.openxmlformats.org/wordprocessingml/2006/main" xmlns:wne="http://schemas.microsoft.com/office/word/2006/wordml">
   <w:body>
     <w:p>
       <w:pPr>
@@ -12,7 +12,6 @@
           <w:color w:val="2D3B45"/>
           <w:kern w:val="0"/>
           <w:lang w:eastAsia="en-GB"/>
-          <w14:ligatures w14:val="none"/>
         </w:rPr>
       </w:pPr>
     </w:p>
@@ -26,7 +25,6 @@
           <w:color w:val="2D3B45"/>
           <w:kern w:val="0"/>
           <w:lang w:eastAsia="en-GB"/>
-          <w14:ligatures w14:val="none"/>
         </w:rPr>
       </w:pPr>
     </w:p>
@@ -40,7 +38,6 @@
           <w:color w:val="2D3B45"/>
           <w:kern w:val="0"/>
           <w:lang w:eastAsia="en-GB"/>
-          <w14:ligatures w14:val="none"/>
         </w:rPr>
       </w:pPr>
       <w:r>
@@ -49,7 +46,6 @@
           <w:color w:val="2D3B45"/>
           <w:kern w:val="0"/>
           <w:lang w:eastAsia="en-GB"/>
-          <w14:ligatures w14:val="none"/>
         </w:rPr>
         <w:t>7COM1079-0901-202</w:t>
       </w:r>
@@ -59,7 +55,6 @@
           <w:color w:val="2D3B45"/>
           <w:kern w:val="0"/>
           <w:lang w:eastAsia="en-GB"/>
-          <w14:ligatures w14:val="none"/>
         </w:rPr>
         <w:t>5</w:t>
       </w:r>
@@ -69,7 +64,6 @@
           <w:color w:val="2D3B45"/>
           <w:kern w:val="0"/>
           <w:lang w:eastAsia="en-GB"/>
-          <w14:ligatures w14:val="none"/>
         </w:rPr>
         <w:t xml:space="preserve"> - Team Research and Development Project</w:t>
       </w:r>
@@ -246,29 +240,63 @@
         <w:ind w:left="720"/>
         <w:rPr>
           <w:rFonts w:ascii="Times New Roman" w:eastAsia="Times New Roman" w:hAnsi="Times New Roman" w:cs="Times New Roman"/>
+        </w:rPr>
+      </w:pPr>
+      <w:r>
+        <w:rPr>
+          <w:rFonts w:ascii="Times New Roman" w:eastAsia="Times New Roman" w:hAnsi="Times New Roman" w:cs="Times New Roman"/>
           <w:i/>
         </w:rPr>
-      </w:pPr>
+        <w:t xml:space="preserve">       </w:t>
+      </w:r>
       <w:r>
         <w:rPr>
           <w:rFonts w:ascii="Times New Roman" w:eastAsia="Times New Roman" w:hAnsi="Times New Roman" w:cs="Times New Roman"/>
           <w:i/>
         </w:rPr>
-        <w:t xml:space="preserve">       </w:t>
-      </w:r>
-      <w:r>
-        <w:rPr>
-          <w:rFonts w:ascii="Times New Roman" w:eastAsia="Times New Roman" w:hAnsi="Times New Roman" w:cs="Times New Roman"/>
-          <w:i/>
-        </w:rPr>
         <w:t xml:space="preserve"> </w:t>
       </w:r>
-      <w:r>
-        <w:rPr>
-          <w:rFonts w:ascii="Times New Roman" w:eastAsia="Times New Roman" w:hAnsi="Times New Roman" w:cs="Times New Roman"/>
-          <w:i/>
-        </w:rPr>
-        <w:t>[Name and ID of other group members]</w:t>
+      <w:proofErr w:type="spellStart"/>
+      <w:r>
+        <w:rPr>
+          <w:rFonts w:ascii="Times New Roman" w:eastAsia="Times New Roman" w:hAnsi="Times New Roman" w:cs="Times New Roman"/>
+        </w:rPr>
+        <w:t>Halimat</w:t>
+      </w:r>
+      <w:proofErr w:type="spellEnd"/>
+      <w:r>
+        <w:rPr>
+          <w:rFonts w:ascii="Times New Roman" w:eastAsia="Times New Roman" w:hAnsi="Times New Roman" w:cs="Times New Roman"/>
+        </w:rPr>
+        <w:t xml:space="preserve"> </w:t>
+      </w:r>
+      <w:proofErr w:type="spellStart"/>
+      <w:r>
+        <w:rPr>
+          <w:rFonts w:ascii="Times New Roman" w:eastAsia="Times New Roman" w:hAnsi="Times New Roman" w:cs="Times New Roman"/>
+        </w:rPr>
+        <w:t>Ayomide</w:t>
+      </w:r>
+      <w:proofErr w:type="spellEnd"/>
+      <w:r>
+        <w:rPr>
+          <w:rFonts w:ascii="Times New Roman" w:eastAsia="Times New Roman" w:hAnsi="Times New Roman" w:cs="Times New Roman"/>
+        </w:rPr>
+        <w:t xml:space="preserve"> </w:t>
+      </w:r>
+      <w:proofErr w:type="spellStart"/>
+      <w:r>
+        <w:rPr>
+          <w:rFonts w:ascii="Times New Roman" w:eastAsia="Times New Roman" w:hAnsi="Times New Roman" w:cs="Times New Roman"/>
+        </w:rPr>
+        <w:t>Aminu</w:t>
+      </w:r>
+      <w:proofErr w:type="spellEnd"/>
+      <w:r>
+        <w:rPr>
+          <w:rFonts w:ascii="Times New Roman" w:eastAsia="Times New Roman" w:hAnsi="Times New Roman" w:cs="Times New Roman"/>
+        </w:rPr>
+        <w:t xml:space="preserve"> (24088076),</w:t>
       </w:r>
     </w:p>
     <w:p>
@@ -3047,14 +3075,95 @@
         <w:pStyle w:val="ListParagraph"/>
         <w:numPr>
           <w:ilvl w:val="0"/>
-          <w:numId w:val="23"/>
+          <w:numId w:val="36"/>
         </w:numPr>
-        <w:ind w:left="1800"/>
+        <w:rPr>
+          <w:rFonts w:ascii="Times New Roman" w:hAnsi="Times New Roman" w:cs="Times New Roman"/>
+          <w:lang w:val="en-US"/>
+        </w:rPr>
+      </w:pPr>
+      <w:r>
+        <w:rPr>
+          <w:rFonts w:ascii="Times New Roman" w:hAnsi="Times New Roman" w:cs="Times New Roman"/>
+          <w:lang w:val="en-US"/>
+        </w:rPr>
+        <w:t xml:space="preserve">A box plot was selected as the main visualization to address the research question because it compares the distribution and median stress levels between doctors and </w:t>
+      </w:r>
+      <w:r>
+        <w:rPr>
+          <w:rFonts w:ascii="Times New Roman" w:hAnsi="Times New Roman" w:cs="Times New Roman"/>
+          <w:lang w:val="en-US"/>
+        </w:rPr>
+        <w:lastRenderedPageBreak/>
+        <w:t xml:space="preserve">engineers. In addition, a histogram was included to show the overall spread and frequency of stress levels between both occupations. </w:t>
+      </w:r>
+    </w:p>
+    <w:p>
+      <w:pPr>
+        <w:ind w:left="1077"/>
+        <w:rPr>
+          <w:rFonts w:ascii="Times New Roman" w:hAnsi="Times New Roman" w:cs="Times New Roman"/>
+          <w:lang w:val="en-US"/>
+        </w:rPr>
+      </w:pPr>
+      <w:r>
+        <w:rPr>
+          <w:rFonts w:ascii="Times New Roman" w:hAnsi="Times New Roman" w:cs="Times New Roman"/>
+          <w:noProof/>
+          <w:lang w:val="en-US"/>
+        </w:rPr>
+        <w:drawing>
+          <wp:inline distT="0" distB="0" distL="0" distR="0">
+            <wp:extent cx="5731510" cy="3705860"/>
+            <wp:effectExtent l="19050" t="0" r="2540" b="0"/>
+            <wp:docPr id="1" name="Picture 0" descr="Box_plot.png"/>
+            <wp:cNvGraphicFramePr>
+              <a:graphicFrameLocks xmlns:a="http://schemas.openxmlformats.org/drawingml/2006/main" noChangeAspect="1"/>
+            </wp:cNvGraphicFramePr>
+            <a:graphic xmlns:a="http://schemas.openxmlformats.org/drawingml/2006/main">
+              <a:graphicData uri="http://schemas.openxmlformats.org/drawingml/2006/picture">
+                <pic:pic xmlns:pic="http://schemas.openxmlformats.org/drawingml/2006/picture">
+                  <pic:nvPicPr>
+                    <pic:cNvPr id="0" name="Box_plot.png"/>
+                    <pic:cNvPicPr/>
+                  </pic:nvPicPr>
+                  <pic:blipFill>
+                    <a:blip r:embed="rId8" cstate="print"/>
+                    <a:stretch>
+                      <a:fillRect/>
+                    </a:stretch>
+                  </pic:blipFill>
+                  <pic:spPr>
+                    <a:xfrm>
+                      <a:off x="0" y="0"/>
+                      <a:ext cx="5731510" cy="3705860"/>
+                    </a:xfrm>
+                    <a:prstGeom prst="rect">
+                      <a:avLst/>
+                    </a:prstGeom>
+                  </pic:spPr>
+                </pic:pic>
+              </a:graphicData>
+            </a:graphic>
+          </wp:inline>
+        </w:drawing>
+      </w:r>
+    </w:p>
+    <w:p>
+      <w:pPr>
+        <w:rPr>
+          <w:rFonts w:ascii="Times New Roman" w:hAnsi="Times New Roman" w:cs="Times New Roman"/>
+          <w:lang w:val="en-US"/>
+        </w:rPr>
+      </w:pPr>
+    </w:p>
+    <w:p>
+      <w:pPr>
+        <w:pStyle w:val="ListParagraph"/>
         <w:rPr>
           <w:rFonts w:ascii="Times New Roman" w:eastAsia="Times New Roman" w:hAnsi="Times New Roman" w:cs="Times New Roman"/>
           <w:i/>
           <w:iCs/>
-          <w:highlight w:val="yellow"/>
         </w:rPr>
       </w:pPr>
       <w:r>
@@ -3062,421 +3171,45 @@
           <w:rFonts w:ascii="Times New Roman" w:eastAsia="Times New Roman" w:hAnsi="Times New Roman" w:cs="Times New Roman"/>
           <w:i/>
           <w:iCs/>
-          <w:highlight w:val="yellow"/>
-        </w:rPr>
-        <w:t>E</w:t>
-      </w:r>
-      <w:r>
-        <w:rPr>
-          <w:rFonts w:ascii="Times New Roman" w:eastAsia="Times New Roman" w:hAnsi="Times New Roman" w:cs="Times New Roman"/>
-          <w:i/>
-          <w:iCs/>
-          <w:highlight w:val="yellow"/>
-        </w:rPr>
-        <w:t>xplain the choice of</w:t>
-      </w:r>
-      <w:r>
-        <w:rPr>
-          <w:rFonts w:ascii="Times New Roman" w:eastAsia="Times New Roman" w:hAnsi="Times New Roman" w:cs="Times New Roman"/>
-          <w:i/>
-          <w:iCs/>
-          <w:highlight w:val="yellow"/>
-        </w:rPr>
-        <w:t xml:space="preserve"> the</w:t>
-      </w:r>
-      <w:r>
-        <w:rPr>
-          <w:rFonts w:ascii="Times New Roman" w:eastAsia="Times New Roman" w:hAnsi="Times New Roman" w:cs="Times New Roman"/>
-          <w:i/>
-          <w:iCs/>
-          <w:highlight w:val="yellow"/>
-        </w:rPr>
-        <w:t xml:space="preserve"> plot</w:t>
-      </w:r>
-      <w:r>
-        <w:rPr>
-          <w:rFonts w:ascii="Times New Roman" w:eastAsia="Times New Roman" w:hAnsi="Times New Roman" w:cs="Times New Roman"/>
-          <w:i/>
-          <w:iCs/>
-          <w:highlight w:val="yellow"/>
-        </w:rPr>
-        <w:t>.</w:t>
-      </w:r>
-    </w:p>
-    <w:p>
-      <w:pPr>
-        <w:pStyle w:val="ListParagraph"/>
-        <w:numPr>
-          <w:ilvl w:val="0"/>
-          <w:numId w:val="23"/>
-        </w:numPr>
-        <w:ind w:left="1800"/>
-        <w:rPr>
-          <w:rFonts w:ascii="Times New Roman" w:eastAsia="Times New Roman" w:hAnsi="Times New Roman" w:cs="Times New Roman"/>
-          <w:i/>
-          <w:iCs/>
-          <w:highlight w:val="yellow"/>
-        </w:rPr>
-      </w:pPr>
-      <w:r>
-        <w:rPr>
-          <w:rFonts w:ascii="Times New Roman" w:eastAsia="Times New Roman" w:hAnsi="Times New Roman" w:cs="Times New Roman"/>
-          <w:i/>
-          <w:iCs/>
-          <w:highlight w:val="yellow"/>
-        </w:rPr>
-        <w:t xml:space="preserve">Include your main plot relevant to the RQ type. </w:t>
-      </w:r>
-    </w:p>
-    <w:p>
-      <w:pPr>
-        <w:pStyle w:val="ListParagraph"/>
-        <w:numPr>
-          <w:ilvl w:val="0"/>
-          <w:numId w:val="23"/>
-        </w:numPr>
-        <w:ind w:left="1800"/>
-        <w:rPr>
-          <w:rFonts w:ascii="Times New Roman" w:eastAsia="Times New Roman" w:hAnsi="Times New Roman" w:cs="Times New Roman"/>
-          <w:i/>
-          <w:iCs/>
-          <w:highlight w:val="yellow"/>
-        </w:rPr>
-      </w:pPr>
-      <w:r>
-        <w:rPr>
-          <w:rFonts w:ascii="Times New Roman" w:hAnsi="Times New Roman" w:cs="Times New Roman"/>
-          <w:i/>
-          <w:iCs/>
-          <w:color w:val="273540"/>
-          <w:highlight w:val="yellow"/>
-          <w:shd w:val="clear" w:color="auto" w:fill="FFFFFF"/>
-        </w:rPr>
-        <w:lastRenderedPageBreak/>
-        <w:t xml:space="preserve">Include </w:t>
-      </w:r>
-      <w:r>
-        <w:rPr>
-          <w:rFonts w:ascii="Times New Roman" w:hAnsi="Times New Roman" w:cs="Times New Roman"/>
-          <w:i/>
-          <w:iCs/>
-          <w:color w:val="273540"/>
-          <w:highlight w:val="yellow"/>
-          <w:shd w:val="clear" w:color="auto" w:fill="FFFFFF"/>
-        </w:rPr>
-        <w:t>histogram</w:t>
-      </w:r>
-      <w:r>
-        <w:rPr>
-          <w:rFonts w:ascii="Times New Roman" w:hAnsi="Times New Roman" w:cs="Times New Roman"/>
-          <w:i/>
-          <w:iCs/>
-          <w:color w:val="273540"/>
-          <w:highlight w:val="yellow"/>
-          <w:shd w:val="clear" w:color="auto" w:fill="FFFFFF"/>
-        </w:rPr>
-        <w:t xml:space="preserve"> or </w:t>
-      </w:r>
-      <w:r>
-        <w:rPr>
-          <w:rFonts w:ascii="Times New Roman" w:hAnsi="Times New Roman" w:cs="Times New Roman"/>
-          <w:i/>
-          <w:iCs/>
-          <w:color w:val="273540"/>
-          <w:highlight w:val="yellow"/>
-          <w:shd w:val="clear" w:color="auto" w:fill="FFFFFF"/>
-        </w:rPr>
-        <w:t>contingency table</w:t>
-      </w:r>
-      <w:r>
-        <w:rPr>
-          <w:rFonts w:ascii="Times New Roman" w:hAnsi="Times New Roman" w:cs="Times New Roman"/>
-          <w:i/>
-          <w:iCs/>
-          <w:color w:val="273540"/>
-          <w:highlight w:val="yellow"/>
-          <w:shd w:val="clear" w:color="auto" w:fill="FFFFFF"/>
-        </w:rPr>
-        <w:t xml:space="preserve"> (think what is suitable)</w:t>
-      </w:r>
-      <w:r>
-        <w:rPr>
-          <w:rFonts w:ascii="Times New Roman" w:hAnsi="Times New Roman" w:cs="Times New Roman"/>
-          <w:i/>
-          <w:iCs/>
-          <w:color w:val="273540"/>
-          <w:highlight w:val="yellow"/>
-          <w:shd w:val="clear" w:color="auto" w:fill="FFFFFF"/>
-        </w:rPr>
-        <w:t xml:space="preserve"> </w:t>
-      </w:r>
-      <w:r>
-        <w:rPr>
-          <w:rFonts w:ascii="Times New Roman" w:hAnsi="Times New Roman" w:cs="Times New Roman"/>
-          <w:i/>
-          <w:iCs/>
-          <w:color w:val="273540"/>
-          <w:highlight w:val="yellow"/>
-          <w:shd w:val="clear" w:color="auto" w:fill="FFFFFF"/>
-        </w:rPr>
-        <w:t>in addition to the main plot</w:t>
-      </w:r>
-      <w:r>
-        <w:rPr>
-          <w:rFonts w:ascii="Times New Roman" w:hAnsi="Times New Roman" w:cs="Times New Roman"/>
-          <w:i/>
-          <w:iCs/>
-          <w:color w:val="273540"/>
-          <w:highlight w:val="yellow"/>
-        </w:rPr>
-        <w:t>.</w:t>
-      </w:r>
-    </w:p>
-    <w:p>
-      <w:pPr>
-        <w:pStyle w:val="ListParagraph"/>
-        <w:numPr>
-          <w:ilvl w:val="0"/>
-          <w:numId w:val="23"/>
-        </w:numPr>
-        <w:ind w:left="1800"/>
-        <w:rPr>
-          <w:rFonts w:ascii="Times New Roman" w:eastAsia="Times New Roman" w:hAnsi="Times New Roman" w:cs="Times New Roman"/>
-          <w:i/>
-          <w:highlight w:val="yellow"/>
-        </w:rPr>
-      </w:pPr>
-      <w:r>
-        <w:rPr>
-          <w:rFonts w:ascii="Times New Roman" w:eastAsia="Times New Roman" w:hAnsi="Times New Roman" w:cs="Times New Roman"/>
-          <w:i/>
-          <w:highlight w:val="yellow"/>
-        </w:rPr>
-        <w:t>A</w:t>
-      </w:r>
-      <w:r>
-        <w:rPr>
-          <w:rFonts w:ascii="Times New Roman" w:eastAsia="Times New Roman" w:hAnsi="Times New Roman" w:cs="Times New Roman"/>
-          <w:i/>
-          <w:highlight w:val="yellow"/>
-        </w:rPr>
-        <w:t>nything on the plot from R is not counted towards word count limit</w:t>
-      </w:r>
-      <w:r>
-        <w:rPr>
-          <w:rFonts w:ascii="Times New Roman" w:eastAsia="Times New Roman" w:hAnsi="Times New Roman" w:cs="Times New Roman"/>
-          <w:i/>
-          <w:highlight w:val="yellow"/>
-        </w:rPr>
-        <w:t xml:space="preserve"> (e.g. legend, axes titles, name). </w:t>
-      </w:r>
-    </w:p>
-    <w:p>
-      <w:pPr>
-        <w:pStyle w:val="ListParagraph"/>
-        <w:numPr>
-          <w:ilvl w:val="0"/>
-          <w:numId w:val="23"/>
-        </w:numPr>
-        <w:ind w:left="1800"/>
-        <w:rPr>
-          <w:rFonts w:ascii="Times New Roman" w:eastAsia="Times New Roman" w:hAnsi="Times New Roman" w:cs="Times New Roman"/>
-          <w:i/>
-          <w:highlight w:val="yellow"/>
-        </w:rPr>
-      </w:pPr>
-      <w:r>
-        <w:rPr>
-          <w:rFonts w:ascii="Times New Roman" w:eastAsia="Times New Roman" w:hAnsi="Times New Roman" w:cs="Times New Roman"/>
-          <w:i/>
-          <w:highlight w:val="yellow"/>
-        </w:rPr>
-        <w:t xml:space="preserve">Make sure that the plot </w:t>
-      </w:r>
-      <w:r>
-        <w:rPr>
-          <w:rFonts w:ascii="Times New Roman" w:eastAsia="Times New Roman" w:hAnsi="Times New Roman" w:cs="Times New Roman"/>
-          <w:i/>
-          <w:highlight w:val="yellow"/>
-        </w:rPr>
-        <w:t xml:space="preserve">is </w:t>
-      </w:r>
-      <w:r>
-        <w:rPr>
-          <w:rFonts w:ascii="Times New Roman" w:eastAsia="Times New Roman" w:hAnsi="Times New Roman" w:cs="Times New Roman"/>
-          <w:i/>
-          <w:highlight w:val="yellow"/>
-        </w:rPr>
-        <w:t>from output of an R script (NOT a screenshot</w:t>
-      </w:r>
-      <w:r>
-        <w:rPr>
-          <w:rFonts w:ascii="Times New Roman" w:eastAsia="Times New Roman" w:hAnsi="Times New Roman" w:cs="Times New Roman"/>
-          <w:i/>
-          <w:highlight w:val="yellow"/>
-        </w:rPr>
-        <w:t>)</w:t>
-      </w:r>
-      <w:r>
-        <w:rPr>
-          <w:rFonts w:ascii="Times New Roman" w:eastAsia="Times New Roman" w:hAnsi="Times New Roman" w:cs="Times New Roman"/>
-          <w:i/>
-          <w:highlight w:val="yellow"/>
-        </w:rPr>
-        <w:t>.</w:t>
-      </w:r>
-    </w:p>
-    <w:p>
-      <w:pPr>
-        <w:pStyle w:val="ListParagraph"/>
-        <w:numPr>
-          <w:ilvl w:val="0"/>
-          <w:numId w:val="23"/>
-        </w:numPr>
-        <w:ind w:left="1800"/>
-        <w:rPr>
-          <w:rFonts w:ascii="Times New Roman" w:eastAsia="Times New Roman" w:hAnsi="Times New Roman" w:cs="Times New Roman"/>
-          <w:i/>
-          <w:highlight w:val="yellow"/>
-        </w:rPr>
-      </w:pPr>
-      <w:r>
-        <w:rPr>
-          <w:rFonts w:ascii="Times New Roman" w:eastAsia="Times New Roman" w:hAnsi="Times New Roman" w:cs="Times New Roman"/>
-          <w:i/>
-          <w:highlight w:val="yellow"/>
-        </w:rPr>
-        <w:t xml:space="preserve">Make sure that the </w:t>
-      </w:r>
-      <w:r>
-        <w:rPr>
-          <w:rFonts w:ascii="Times New Roman" w:eastAsia="Times New Roman" w:hAnsi="Times New Roman" w:cs="Times New Roman"/>
-          <w:i/>
-          <w:highlight w:val="yellow"/>
-        </w:rPr>
-        <w:t>plot</w:t>
-      </w:r>
-      <w:r>
-        <w:rPr>
-          <w:rFonts w:ascii="Times New Roman" w:eastAsia="Times New Roman" w:hAnsi="Times New Roman" w:cs="Times New Roman"/>
-          <w:i/>
-          <w:highlight w:val="yellow"/>
-        </w:rPr>
-        <w:t xml:space="preserve"> </w:t>
-      </w:r>
-      <w:r>
-        <w:rPr>
-          <w:rFonts w:ascii="Times New Roman" w:eastAsia="Times New Roman" w:hAnsi="Times New Roman" w:cs="Times New Roman"/>
-          <w:i/>
-          <w:highlight w:val="yellow"/>
-        </w:rPr>
-        <w:t>has</w:t>
-      </w:r>
-      <w:r>
-        <w:rPr>
-          <w:rFonts w:ascii="Times New Roman" w:eastAsia="Times New Roman" w:hAnsi="Times New Roman" w:cs="Times New Roman"/>
-          <w:i/>
-          <w:highlight w:val="yellow"/>
-        </w:rPr>
-        <w:t xml:space="preserve"> a caption or title, X and Y-axis labels</w:t>
-      </w:r>
-      <w:r>
-        <w:rPr>
-          <w:rFonts w:ascii="Times New Roman" w:eastAsia="Times New Roman" w:hAnsi="Times New Roman" w:cs="Times New Roman"/>
-          <w:i/>
-          <w:highlight w:val="yellow"/>
-        </w:rPr>
-        <w:t xml:space="preserve"> with units where appropriate</w:t>
-      </w:r>
-      <w:r>
-        <w:rPr>
-          <w:rFonts w:ascii="Times New Roman" w:eastAsia="Times New Roman" w:hAnsi="Times New Roman" w:cs="Times New Roman"/>
-          <w:i/>
-          <w:highlight w:val="yellow"/>
-        </w:rPr>
-        <w:t>,</w:t>
-      </w:r>
-      <w:r>
-        <w:rPr>
-          <w:rFonts w:ascii="Times New Roman" w:eastAsia="Times New Roman" w:hAnsi="Times New Roman" w:cs="Times New Roman"/>
-          <w:i/>
-          <w:highlight w:val="yellow"/>
-        </w:rPr>
-        <w:t xml:space="preserve"> and legend</w:t>
-      </w:r>
-      <w:r>
-        <w:rPr>
-          <w:rFonts w:ascii="Times New Roman" w:eastAsia="Times New Roman" w:hAnsi="Times New Roman" w:cs="Times New Roman"/>
-          <w:i/>
-          <w:highlight w:val="yellow"/>
-        </w:rPr>
-        <w:t>.</w:t>
-      </w:r>
-    </w:p>
-    <w:p>
-      <w:pPr>
-        <w:pStyle w:val="ListParagraph"/>
-        <w:numPr>
-          <w:ilvl w:val="0"/>
-          <w:numId w:val="23"/>
-        </w:numPr>
-        <w:ind w:left="1800"/>
-        <w:rPr>
-          <w:rFonts w:ascii="Times New Roman" w:eastAsia="Times New Roman" w:hAnsi="Times New Roman" w:cs="Times New Roman"/>
-          <w:i/>
-          <w:highlight w:val="yellow"/>
-        </w:rPr>
-      </w:pPr>
-      <w:r>
-        <w:rPr>
-          <w:rFonts w:ascii="Times New Roman" w:eastAsia="Times New Roman" w:hAnsi="Times New Roman" w:cs="Times New Roman"/>
-          <w:i/>
-          <w:highlight w:val="yellow"/>
-        </w:rPr>
-        <w:t>Make sure the title or caption and axis labels</w:t>
-      </w:r>
-      <w:r>
-        <w:rPr>
-          <w:rFonts w:ascii="Times New Roman" w:eastAsia="Times New Roman" w:hAnsi="Times New Roman" w:cs="Times New Roman"/>
-          <w:i/>
-          <w:highlight w:val="yellow"/>
-        </w:rPr>
-        <w:t xml:space="preserve"> are</w:t>
-      </w:r>
-      <w:r>
-        <w:rPr>
-          <w:rFonts w:ascii="Times New Roman" w:eastAsia="Times New Roman" w:hAnsi="Times New Roman" w:cs="Times New Roman"/>
-          <w:i/>
-          <w:highlight w:val="yellow"/>
-        </w:rPr>
-        <w:t xml:space="preserve"> informative</w:t>
-      </w:r>
-      <w:r>
-        <w:rPr>
-          <w:rFonts w:ascii="Times New Roman" w:eastAsia="Times New Roman" w:hAnsi="Times New Roman" w:cs="Times New Roman"/>
-          <w:i/>
-          <w:highlight w:val="yellow"/>
-        </w:rPr>
-        <w:t xml:space="preserve"> and written in English</w:t>
-      </w:r>
-      <w:r>
-        <w:rPr>
-          <w:rFonts w:ascii="Times New Roman" w:eastAsia="Times New Roman" w:hAnsi="Times New Roman" w:cs="Times New Roman"/>
-          <w:i/>
-          <w:highlight w:val="yellow"/>
-        </w:rPr>
-        <w:t>.</w:t>
-      </w:r>
-    </w:p>
-    <w:p>
-      <w:pPr>
-        <w:pStyle w:val="ListParagraph"/>
-        <w:rPr>
-          <w:rFonts w:ascii="Times New Roman" w:eastAsia="Times New Roman" w:hAnsi="Times New Roman" w:cs="Times New Roman"/>
-          <w:i/>
-          <w:iCs/>
-        </w:rPr>
-      </w:pPr>
+          <w:noProof/>
+          <w:lang w:val="en-US"/>
+        </w:rPr>
+        <w:drawing>
+          <wp:inline distT="0" distB="0" distL="0" distR="0">
+            <wp:extent cx="5731510" cy="3705860"/>
+            <wp:effectExtent l="19050" t="0" r="2540" b="0"/>
+            <wp:docPr id="2" name="Picture 1" descr="Histogram_1.png"/>
+            <wp:cNvGraphicFramePr>
+              <a:graphicFrameLocks xmlns:a="http://schemas.openxmlformats.org/drawingml/2006/main" noChangeAspect="1"/>
+            </wp:cNvGraphicFramePr>
+            <a:graphic xmlns:a="http://schemas.openxmlformats.org/drawingml/2006/main">
+              <a:graphicData uri="http://schemas.openxmlformats.org/drawingml/2006/picture">
+                <pic:pic xmlns:pic="http://schemas.openxmlformats.org/drawingml/2006/picture">
+                  <pic:nvPicPr>
+                    <pic:cNvPr id="0" name="Histogram_1.png"/>
+                    <pic:cNvPicPr/>
+                  </pic:nvPicPr>
+                  <pic:blipFill>
+                    <a:blip r:embed="rId9" cstate="print"/>
+                    <a:stretch>
+                      <a:fillRect/>
+                    </a:stretch>
+                  </pic:blipFill>
+                  <pic:spPr>
+                    <a:xfrm>
+                      <a:off x="0" y="0"/>
+                      <a:ext cx="5731510" cy="3705860"/>
+                    </a:xfrm>
+                    <a:prstGeom prst="rect">
+                      <a:avLst/>
+                    </a:prstGeom>
+                  </pic:spPr>
+                </pic:pic>
+              </a:graphicData>
+            </a:graphic>
+          </wp:inline>
+        </w:drawing>
+      </w:r>
     </w:p>
     <w:p>
       <w:pPr>
@@ -3522,34 +3255,106 @@
         <w:pStyle w:val="ListParagraph"/>
         <w:numPr>
           <w:ilvl w:val="0"/>
-          <w:numId w:val="22"/>
+          <w:numId w:val="38"/>
         </w:numPr>
-        <w:ind w:left="1800"/>
-        <w:rPr>
-          <w:rFonts w:ascii="Times New Roman" w:eastAsia="Times New Roman" w:hAnsi="Times New Roman" w:cs="Times New Roman"/>
-          <w:i/>
-          <w:iCs/>
-          <w:highlight w:val="yellow"/>
-        </w:rPr>
-      </w:pPr>
-      <w:r>
-        <w:rPr>
-          <w:rFonts w:ascii="Times New Roman" w:eastAsia="Times New Roman" w:hAnsi="Times New Roman" w:cs="Times New Roman"/>
-          <w:i/>
-          <w:iCs/>
-          <w:highlight w:val="yellow"/>
-        </w:rPr>
-        <w:t>P</w:t>
-      </w:r>
-      <w:r>
-        <w:rPr>
-          <w:rFonts w:ascii="Times New Roman" w:eastAsia="Times New Roman" w:hAnsi="Times New Roman" w:cs="Times New Roman"/>
-          <w:i/>
-          <w:iCs/>
-          <w:highlight w:val="yellow"/>
-        </w:rPr>
-        <w:t>er plot: explain the purpose and insights.</w:t>
-      </w:r>
+        <w:ind w:left="1434" w:hanging="357"/>
+        <w:rPr>
+          <w:rFonts w:ascii="Times New Roman" w:eastAsia="Times New Roman" w:hAnsi="Times New Roman" w:cs="Times New Roman"/>
+          <w:lang w:bidi="en-US"/>
+        </w:rPr>
+      </w:pPr>
+      <w:r>
+        <w:rPr>
+          <w:rFonts w:ascii="Times New Roman" w:eastAsia="Times New Roman" w:hAnsi="Times New Roman" w:cs="Times New Roman"/>
+        </w:rPr>
+        <w:t xml:space="preserve">For </w:t>
+      </w:r>
+      <w:proofErr w:type="spellStart"/>
+      <w:r>
+        <w:rPr>
+          <w:rFonts w:ascii="Times New Roman" w:eastAsia="Times New Roman" w:hAnsi="Times New Roman" w:cs="Times New Roman"/>
+        </w:rPr>
+        <w:t>Boxplot</w:t>
+      </w:r>
+      <w:proofErr w:type="spellEnd"/>
+      <w:r>
+        <w:rPr>
+          <w:rFonts w:ascii="Times New Roman" w:eastAsia="Times New Roman" w:hAnsi="Times New Roman" w:cs="Times New Roman"/>
+        </w:rPr>
+        <w:t xml:space="preserve">: </w:t>
+      </w:r>
+      <w:r>
+        <w:rPr>
+          <w:rFonts w:ascii="Times New Roman" w:eastAsia="Times New Roman" w:hAnsi="Times New Roman" w:cs="Times New Roman"/>
+          <w:lang w:bidi="en-US"/>
+        </w:rPr>
+        <w:t xml:space="preserve">The </w:t>
+      </w:r>
+      <w:proofErr w:type="spellStart"/>
+      <w:r>
+        <w:rPr>
+          <w:rFonts w:ascii="Times New Roman" w:eastAsia="Times New Roman" w:hAnsi="Times New Roman" w:cs="Times New Roman"/>
+          <w:lang w:bidi="en-US"/>
+        </w:rPr>
+        <w:t>boxplot</w:t>
+      </w:r>
+      <w:proofErr w:type="spellEnd"/>
+      <w:r>
+        <w:rPr>
+          <w:rFonts w:ascii="Times New Roman" w:eastAsia="Times New Roman" w:hAnsi="Times New Roman" w:cs="Times New Roman"/>
+          <w:lang w:bidi="en-US"/>
+        </w:rPr>
+        <w:t xml:space="preserve"> shows that doctors have higher stress levels than engineers. Doctors’ stress level rates are also more similar to each other. This </w:t>
+      </w:r>
+      <w:r>
+        <w:rPr>
+          <w:rFonts w:ascii="Times New Roman" w:eastAsia="Times New Roman" w:hAnsi="Times New Roman" w:cs="Times New Roman"/>
+          <w:lang w:bidi="en-US"/>
+        </w:rPr>
+        <w:lastRenderedPageBreak/>
+        <w:t xml:space="preserve">shows that doctors report around the same level of stress compared to engineers whose average ratings are lower but more spread out.  </w:t>
+      </w:r>
+    </w:p>
+    <w:p>
+      <w:pPr>
+        <w:pStyle w:val="ListParagraph"/>
+        <w:numPr>
+          <w:ilvl w:val="0"/>
+          <w:numId w:val="38"/>
+        </w:numPr>
+        <w:ind w:left="1434" w:hanging="357"/>
+        <w:rPr>
+          <w:rFonts w:ascii="Times New Roman" w:eastAsia="Times New Roman" w:hAnsi="Times New Roman" w:cs="Times New Roman"/>
+          <w:lang w:bidi="en-US"/>
+        </w:rPr>
+      </w:pPr>
+      <w:r>
+        <w:rPr>
+          <w:rFonts w:ascii="Times New Roman" w:eastAsia="Times New Roman" w:hAnsi="Times New Roman" w:cs="Times New Roman"/>
+        </w:rPr>
+        <w:t xml:space="preserve">For Histogram (Dependent Variable): </w:t>
+      </w:r>
+      <w:r>
+        <w:rPr>
+          <w:rFonts w:ascii="Times New Roman" w:eastAsia="Times New Roman" w:hAnsi="Times New Roman" w:cs="Times New Roman"/>
+          <w:lang w:bidi="en-US"/>
+        </w:rPr>
+        <w:t xml:space="preserve">The histogram shows that the stress levels are not normally distributed, with visible clustering around values 2, 5, and 7. This graph gives a clear explanation of how stress is distributed among doctors and engineers. </w:t>
+      </w:r>
+    </w:p>
+    <w:p>
+      <w:pPr>
+        <w:pStyle w:val="ListParagraph"/>
+        <w:numPr>
+          <w:ilvl w:val="0"/>
+          <w:numId w:val="38"/>
+        </w:numPr>
+        <w:ind w:left="1434" w:hanging="357"/>
+        <w:rPr>
+          <w:rFonts w:ascii="Times New Roman" w:eastAsia="Times New Roman" w:hAnsi="Times New Roman" w:cs="Times New Roman"/>
+          <w:lang w:bidi="en-US"/>
+        </w:rPr>
+      </w:pPr>
     </w:p>
     <w:p>
       <w:pPr>
@@ -3604,33 +3409,74 @@
         <w:pStyle w:val="ListParagraph"/>
         <w:numPr>
           <w:ilvl w:val="0"/>
-          <w:numId w:val="21"/>
+          <w:numId w:val="40"/>
         </w:numPr>
-        <w:ind w:left="1800"/>
-        <w:rPr>
-          <w:rFonts w:ascii="Times New Roman" w:eastAsia="Times New Roman" w:hAnsi="Times New Roman" w:cs="Times New Roman"/>
-          <w:i/>
-          <w:iCs/>
-          <w:highlight w:val="yellow"/>
-        </w:rPr>
-      </w:pPr>
-      <w:r>
-        <w:rPr>
-          <w:rFonts w:ascii="Times New Roman" w:eastAsia="Times New Roman" w:hAnsi="Times New Roman" w:cs="Times New Roman"/>
-          <w:i/>
-          <w:iCs/>
-          <w:highlight w:val="yellow"/>
-        </w:rPr>
-        <w:t>S</w:t>
-      </w:r>
-      <w:r>
-        <w:rPr>
-          <w:rFonts w:ascii="Times New Roman" w:eastAsia="Times New Roman" w:hAnsi="Times New Roman" w:cs="Times New Roman"/>
-          <w:i/>
-          <w:iCs/>
-          <w:highlight w:val="yellow"/>
-        </w:rPr>
-        <w:t>ummarise key observations from the plot.</w:t>
+        <w:tabs>
+          <w:tab w:val="left" w:pos="7620"/>
+        </w:tabs>
+        <w:ind w:left="1434" w:hanging="357"/>
+        <w:rPr>
+          <w:rFonts w:ascii="Times New Roman" w:hAnsi="Times New Roman" w:cs="Times New Roman"/>
+          <w:lang w:val="en-US" w:bidi="en-US"/>
+        </w:rPr>
+      </w:pPr>
+      <w:r>
+        <w:rPr>
+          <w:rFonts w:ascii="Times New Roman" w:hAnsi="Times New Roman" w:cs="Times New Roman"/>
+          <w:lang w:val="en-US" w:bidi="en-US"/>
+        </w:rPr>
+        <w:t>D</w:t>
+      </w:r>
+      <w:r>
+        <w:rPr>
+          <w:rFonts w:ascii="Times New Roman" w:hAnsi="Times New Roman" w:cs="Times New Roman"/>
+          <w:lang w:val="en-US" w:bidi="en-US"/>
+        </w:rPr>
+        <w:t>octors tend to experience consistently higher stress levels, while engineer</w:t>
+      </w:r>
+      <w:r>
+        <w:rPr>
+          <w:rFonts w:ascii="Times New Roman" w:hAnsi="Times New Roman" w:cs="Times New Roman"/>
+          <w:lang w:val="en-US" w:bidi="en-US"/>
+        </w:rPr>
+        <w:t>s’ stress levels vary per individual</w:t>
+      </w:r>
+      <w:r>
+        <w:rPr>
+          <w:rFonts w:ascii="Times New Roman" w:hAnsi="Times New Roman" w:cs="Times New Roman"/>
+          <w:lang w:val="en-US" w:bidi="en-US"/>
+        </w:rPr>
+        <w:t xml:space="preserve">. The </w:t>
+      </w:r>
+      <w:proofErr w:type="spellStart"/>
+      <w:r>
+        <w:rPr>
+          <w:rFonts w:ascii="Times New Roman" w:hAnsi="Times New Roman" w:cs="Times New Roman"/>
+          <w:lang w:val="en-US" w:bidi="en-US"/>
+        </w:rPr>
+        <w:t>boxplot</w:t>
+      </w:r>
+      <w:proofErr w:type="spellEnd"/>
+      <w:r>
+        <w:rPr>
+          <w:rFonts w:ascii="Times New Roman" w:hAnsi="Times New Roman" w:cs="Times New Roman"/>
+          <w:lang w:val="en-US" w:bidi="en-US"/>
+        </w:rPr>
+        <w:t xml:space="preserve"> and histogram show these differences clearly by visually illustrating the stress levels reported by the participants. Since the shape of the histogram is uneven and is not a smooth curve, it shows</w:t>
+      </w:r>
+      <w:r>
+        <w:rPr>
+          <w:rFonts w:ascii="Times New Roman" w:hAnsi="Times New Roman" w:cs="Times New Roman"/>
+          <w:lang w:val="en-US" w:bidi="en-US"/>
+        </w:rPr>
+        <w:t xml:space="preserve"> that</w:t>
+      </w:r>
+      <w:r>
+        <w:rPr>
+          <w:rFonts w:ascii="Times New Roman" w:hAnsi="Times New Roman" w:cs="Times New Roman"/>
+          <w:lang w:val="en-US" w:bidi="en-US"/>
+        </w:rPr>
+        <w:t xml:space="preserve"> our data is not normally distributed. </w:t>
       </w:r>
     </w:p>
     <w:p>
@@ -4821,9 +4667,8 @@
           <w:iCs/>
           <w:highlight w:val="yellow"/>
         </w:rPr>
-        <w:t xml:space="preserve">Teammates major </w:t>
-      </w:r>
-      <w:proofErr w:type="gramStart"/>
+        <w:t xml:space="preserve">Teammates major commits </w:t>
+      </w:r>
       <w:r>
         <w:rPr>
           <w:rFonts w:ascii="Times New Roman" w:eastAsia="Times New Roman" w:hAnsi="Times New Roman" w:cs="Times New Roman"/>
@@ -4831,26 +4676,7 @@
           <w:iCs/>
           <w:highlight w:val="yellow"/>
         </w:rPr>
-        <w:t xml:space="preserve">commits </w:t>
-      </w:r>
-      <w:r>
-        <w:rPr>
-          <w:rFonts w:ascii="Times New Roman" w:eastAsia="Times New Roman" w:hAnsi="Times New Roman" w:cs="Times New Roman"/>
-          <w:i/>
-          <w:iCs/>
-          <w:highlight w:val="yellow"/>
-        </w:rPr>
-        <w:t>]</w:t>
-      </w:r>
-      <w:proofErr w:type="gramEnd"/>
-      <w:r>
-        <w:rPr>
-          <w:rFonts w:ascii="Times New Roman" w:eastAsia="Times New Roman" w:hAnsi="Times New Roman" w:cs="Times New Roman"/>
-          <w:i/>
-          <w:iCs/>
-          <w:highlight w:val="yellow"/>
-        </w:rPr>
-        <w:t xml:space="preserve"> Brief explanation of the </w:t>
+        <w:t xml:space="preserve">] Brief explanation of the </w:t>
       </w:r>
       <w:r>
         <w:rPr>
@@ -4938,9 +4764,8 @@
           <w:iCs/>
           <w:highlight w:val="yellow"/>
         </w:rPr>
-        <w:t xml:space="preserve">Style of commit </w:t>
-      </w:r>
-      <w:proofErr w:type="gramStart"/>
+        <w:t xml:space="preserve">Style of commit messages </w:t>
+      </w:r>
       <w:r>
         <w:rPr>
           <w:rFonts w:ascii="Times New Roman" w:eastAsia="Times New Roman" w:hAnsi="Times New Roman" w:cs="Times New Roman"/>
@@ -4948,26 +4773,7 @@
           <w:iCs/>
           <w:highlight w:val="yellow"/>
         </w:rPr>
-        <w:t xml:space="preserve">messages </w:t>
-      </w:r>
-      <w:r>
-        <w:rPr>
-          <w:rFonts w:ascii="Times New Roman" w:eastAsia="Times New Roman" w:hAnsi="Times New Roman" w:cs="Times New Roman"/>
-          <w:i/>
-          <w:iCs/>
-          <w:highlight w:val="yellow"/>
-        </w:rPr>
-        <w:t>]</w:t>
-      </w:r>
-      <w:proofErr w:type="gramEnd"/>
-      <w:r>
-        <w:rPr>
-          <w:rFonts w:ascii="Times New Roman" w:eastAsia="Times New Roman" w:hAnsi="Times New Roman" w:cs="Times New Roman"/>
-          <w:i/>
-          <w:iCs/>
-          <w:highlight w:val="yellow"/>
-        </w:rPr>
-        <w:t xml:space="preserve"> Brief explanation of the </w:t>
+        <w:t xml:space="preserve">] Brief explanation of the </w:t>
       </w:r>
       <w:r>
         <w:rPr>
@@ -5350,13 +5156,27 @@
         <w:rPr>
           <w:rFonts w:ascii="Times New Roman" w:eastAsia="Times New Roman" w:hAnsi="Times New Roman" w:cs="Times New Roman"/>
         </w:rPr>
-        <w:t xml:space="preserve">LIU, Y., YANG, F., JIN, Y., WU, H., CAO, X. and YIN, Y. (2024) ‘Associations of well-being and sleep quality with occupational stress among locomotive engineers in the Yangtze River Delta region’, Huan </w:t>
+        <w:t xml:space="preserve">LIU, Y., YANG, F., JIN, Y., WU, H., CAO, X. and YIN, Y. (2024) ‘Associations of well-being and sleep quality with occupational stress among locomotive engineers in the Yangtze River Delta region’, </w:t>
       </w:r>
       <w:proofErr w:type="spellStart"/>
       <w:r>
         <w:rPr>
           <w:rFonts w:ascii="Times New Roman" w:eastAsia="Times New Roman" w:hAnsi="Times New Roman" w:cs="Times New Roman"/>
         </w:rPr>
+        <w:t>Huan</w:t>
+      </w:r>
+      <w:proofErr w:type="spellEnd"/>
+      <w:r>
+        <w:rPr>
+          <w:rFonts w:ascii="Times New Roman" w:eastAsia="Times New Roman" w:hAnsi="Times New Roman" w:cs="Times New Roman"/>
+        </w:rPr>
+        <w:t xml:space="preserve"> </w:t>
+      </w:r>
+      <w:proofErr w:type="spellStart"/>
+      <w:r>
+        <w:rPr>
+          <w:rFonts w:ascii="Times New Roman" w:eastAsia="Times New Roman" w:hAnsi="Times New Roman" w:cs="Times New Roman"/>
+        </w:rPr>
         <w:t>jing</w:t>
       </w:r>
       <w:proofErr w:type="spellEnd"/>
@@ -5442,21 +5262,7 @@
         <w:rPr>
           <w:rFonts w:ascii="Times New Roman" w:eastAsia="Times New Roman" w:hAnsi="Times New Roman" w:cs="Times New Roman"/>
         </w:rPr>
-        <w:t xml:space="preserve">Shanafelt, T.D., Hasan, O., Dyrbye, L.N., Sinsky, C., Satele, D., Sloan, J. and West, C.P. (2015) ‘Changes in Burnout and Satisfaction </w:t>
-      </w:r>
-      <w:proofErr w:type="gramStart"/>
-      <w:r>
-        <w:rPr>
-          <w:rFonts w:ascii="Times New Roman" w:eastAsia="Times New Roman" w:hAnsi="Times New Roman" w:cs="Times New Roman"/>
-        </w:rPr>
-        <w:t>With</w:t>
-      </w:r>
-      <w:proofErr w:type="gramEnd"/>
-      <w:r>
-        <w:rPr>
-          <w:rFonts w:ascii="Times New Roman" w:eastAsia="Times New Roman" w:hAnsi="Times New Roman" w:cs="Times New Roman"/>
-        </w:rPr>
-        <w:t xml:space="preserve"> Work-Life Balance in Physicians and the General US Working Population Between 2011 and 2014’, Mayo Clinic proceedings, 90(12), pp. 1600–1613.</w:t>
+        <w:t>Shanafelt, T.D., Hasan, O., Dyrbye, L.N., Sinsky, C., Satele, D., Sloan, J. and West, C.P. (2015) ‘Changes in Burnout and Satisfaction With Work-Life Balance in Physicians and the General US Working Population Between 2011 and 2014’, Mayo Clinic proceedings, 90(12), pp. 1600–1613.</w:t>
       </w:r>
     </w:p>
     <w:p>
@@ -5494,7 +5300,7 @@
         </w:rPr>
         <w:t xml:space="preserve"> (2024) “Frequency of Stressful Activities Amongst Doctors, Engineers and Teachers”, Pakistan Journal of Medicine and Dentistry, 3(4). Available at: </w:t>
       </w:r>
-      <w:hyperlink r:id="rId8" w:history="1">
+      <w:hyperlink r:id="rId10" w:history="1">
         <w:r>
           <w:rPr>
             <w:rStyle w:val="Hyperlink"/>
@@ -5703,73 +5509,1990 @@
         <w:ind w:left="2250" w:hanging="810"/>
         <w:rPr>
           <w:rFonts w:ascii="Times New Roman" w:eastAsia="Times New Roman" w:hAnsi="Times New Roman" w:cs="Times New Roman"/>
-        </w:rPr>
-      </w:pPr>
-      <w:r>
-        <w:rPr>
-          <w:rFonts w:ascii="Times New Roman" w:eastAsia="Times New Roman" w:hAnsi="Times New Roman" w:cs="Times New Roman"/>
           <w:b/>
           <w:bCs/>
         </w:rPr>
-        <w:t>A1. R code for Visualisation</w:t>
-      </w:r>
-    </w:p>
-    <w:p>
-      <w:pPr>
-        <w:pStyle w:val="ListParagraph"/>
-        <w:ind w:left="2250" w:hanging="810"/>
-        <w:rPr>
-          <w:rFonts w:ascii="Times New Roman" w:eastAsia="Times New Roman" w:hAnsi="Times New Roman" w:cs="Times New Roman"/>
-        </w:rPr>
-      </w:pPr>
-    </w:p>
-    <w:p>
-      <w:pPr>
-        <w:pStyle w:val="ListParagraph"/>
-        <w:ind w:left="2250" w:hanging="810"/>
-        <w:rPr>
-          <w:rFonts w:ascii="Times New Roman" w:eastAsia="Times New Roman" w:hAnsi="Times New Roman" w:cs="Times New Roman"/>
-        </w:rPr>
-      </w:pPr>
-    </w:p>
-    <w:p>
-      <w:pPr>
-        <w:pStyle w:val="ListParagraph"/>
-        <w:ind w:left="2250" w:hanging="810"/>
-        <w:rPr>
-          <w:rFonts w:ascii="Times New Roman" w:eastAsia="Times New Roman" w:hAnsi="Times New Roman" w:cs="Times New Roman"/>
-        </w:rPr>
-      </w:pPr>
-    </w:p>
-    <w:p>
-      <w:pPr>
-        <w:pStyle w:val="ListParagraph"/>
-        <w:ind w:left="2250" w:hanging="810"/>
+      </w:pPr>
+      <w:r>
         <w:rPr>
           <w:rFonts w:ascii="Times New Roman" w:eastAsia="Times New Roman" w:hAnsi="Times New Roman" w:cs="Times New Roman"/>
           <w:b/>
           <w:bCs/>
         </w:rPr>
-      </w:pPr>
-      <w:r>
+        <w:t>A1. R code for Visualisation</w:t>
+      </w:r>
+    </w:p>
+    <w:p>
+      <w:pPr>
+        <w:pStyle w:val="ListParagraph"/>
+        <w:ind w:left="2250" w:hanging="810"/>
+        <w:rPr>
+          <w:rFonts w:ascii="Times New Roman" w:eastAsia="Times New Roman" w:hAnsi="Times New Roman" w:cs="Times New Roman"/>
+          <w:b/>
+        </w:rPr>
+      </w:pPr>
+      <w:r>
+        <w:rPr>
+          <w:rFonts w:ascii="Times New Roman" w:eastAsia="Times New Roman" w:hAnsi="Times New Roman" w:cs="Times New Roman"/>
+          <w:b/>
+        </w:rPr>
+        <w:t xml:space="preserve">A1.1 </w:t>
+      </w:r>
+      <w:r>
+        <w:rPr>
+          <w:rFonts w:ascii="Times New Roman" w:eastAsia="Times New Roman" w:hAnsi="Times New Roman" w:cs="Times New Roman"/>
+          <w:b/>
+        </w:rPr>
+        <w:t xml:space="preserve">R code for </w:t>
+      </w:r>
+      <w:proofErr w:type="spellStart"/>
+      <w:r>
+        <w:rPr>
+          <w:rFonts w:ascii="Times New Roman" w:eastAsia="Times New Roman" w:hAnsi="Times New Roman" w:cs="Times New Roman"/>
+          <w:b/>
+        </w:rPr>
+        <w:t>Boxplot</w:t>
+      </w:r>
+      <w:proofErr w:type="spellEnd"/>
+      <w:r>
+        <w:rPr>
+          <w:rFonts w:ascii="Times New Roman" w:eastAsia="Times New Roman" w:hAnsi="Times New Roman" w:cs="Times New Roman"/>
+          <w:b/>
+        </w:rPr>
+        <w:t xml:space="preserve"> (main plot)</w:t>
+      </w:r>
+    </w:p>
+    <w:p>
+      <w:pPr>
+        <w:pStyle w:val="ListParagraph"/>
+        <w:ind w:left="2250" w:hanging="810"/>
+        <w:rPr>
+          <w:rFonts w:ascii="Times New Roman" w:eastAsia="Times New Roman" w:hAnsi="Times New Roman" w:cs="Times New Roman"/>
+        </w:rPr>
+      </w:pPr>
+    </w:p>
+    <w:p>
+      <w:pPr>
+        <w:pStyle w:val="ListParagraph"/>
+        <w:ind w:left="2250" w:hanging="810"/>
+        <w:rPr>
+          <w:rFonts w:ascii="Times New Roman" w:eastAsia="Times New Roman" w:hAnsi="Times New Roman" w:cs="Times New Roman"/>
+        </w:rPr>
+      </w:pPr>
+      <w:proofErr w:type="gramStart"/>
+      <w:r>
+        <w:rPr>
+          <w:rFonts w:ascii="Times New Roman" w:eastAsia="Times New Roman" w:hAnsi="Times New Roman" w:cs="Times New Roman"/>
+        </w:rPr>
+        <w:t>library(</w:t>
+      </w:r>
+      <w:proofErr w:type="spellStart"/>
+      <w:proofErr w:type="gramEnd"/>
+      <w:r>
+        <w:rPr>
+          <w:rFonts w:ascii="Times New Roman" w:eastAsia="Times New Roman" w:hAnsi="Times New Roman" w:cs="Times New Roman"/>
+        </w:rPr>
+        <w:t>readr</w:t>
+      </w:r>
+      <w:proofErr w:type="spellEnd"/>
+      <w:r>
+        <w:rPr>
+          <w:rFonts w:ascii="Times New Roman" w:eastAsia="Times New Roman" w:hAnsi="Times New Roman" w:cs="Times New Roman"/>
+        </w:rPr>
+        <w:t>)</w:t>
+      </w:r>
+    </w:p>
+    <w:p>
+      <w:pPr>
+        <w:pStyle w:val="ListParagraph"/>
+        <w:ind w:left="2250" w:hanging="810"/>
+        <w:rPr>
+          <w:rFonts w:ascii="Times New Roman" w:eastAsia="Times New Roman" w:hAnsi="Times New Roman" w:cs="Times New Roman"/>
+        </w:rPr>
+      </w:pPr>
+      <w:proofErr w:type="spellStart"/>
+      <w:r>
+        <w:rPr>
+          <w:rFonts w:ascii="Times New Roman" w:eastAsia="Times New Roman" w:hAnsi="Times New Roman" w:cs="Times New Roman"/>
+        </w:rPr>
+        <w:lastRenderedPageBreak/>
+        <w:t>Sleep_health_and_lifestyle_dataset</w:t>
+      </w:r>
+      <w:proofErr w:type="spellEnd"/>
+      <w:r>
+        <w:rPr>
+          <w:rFonts w:ascii="Times New Roman" w:eastAsia="Times New Roman" w:hAnsi="Times New Roman" w:cs="Times New Roman"/>
+        </w:rPr>
+        <w:t xml:space="preserve"> &lt;- </w:t>
+      </w:r>
+      <w:proofErr w:type="gramStart"/>
+      <w:r>
+        <w:rPr>
+          <w:rFonts w:ascii="Times New Roman" w:eastAsia="Times New Roman" w:hAnsi="Times New Roman" w:cs="Times New Roman"/>
+        </w:rPr>
+        <w:t>read.csv(</w:t>
+      </w:r>
+      <w:proofErr w:type="gramEnd"/>
+      <w:r>
+        <w:rPr>
+          <w:rFonts w:ascii="Times New Roman" w:eastAsia="Times New Roman" w:hAnsi="Times New Roman" w:cs="Times New Roman"/>
+        </w:rPr>
+        <w:t>"dataset/Sleep_health_and_lifestyle_dataset.csv")</w:t>
+      </w:r>
+    </w:p>
+    <w:p>
+      <w:pPr>
+        <w:pStyle w:val="ListParagraph"/>
+        <w:ind w:left="2250" w:hanging="810"/>
+        <w:rPr>
+          <w:rFonts w:ascii="Times New Roman" w:eastAsia="Times New Roman" w:hAnsi="Times New Roman" w:cs="Times New Roman"/>
+        </w:rPr>
+      </w:pPr>
+      <w:proofErr w:type="gramStart"/>
+      <w:r>
+        <w:rPr>
+          <w:rFonts w:ascii="Times New Roman" w:eastAsia="Times New Roman" w:hAnsi="Times New Roman" w:cs="Times New Roman"/>
+        </w:rPr>
+        <w:t>View(</w:t>
+      </w:r>
+      <w:proofErr w:type="spellStart"/>
+      <w:proofErr w:type="gramEnd"/>
+      <w:r>
+        <w:rPr>
+          <w:rFonts w:ascii="Times New Roman" w:eastAsia="Times New Roman" w:hAnsi="Times New Roman" w:cs="Times New Roman"/>
+        </w:rPr>
+        <w:t>Sleep_health_and_lifestyle_dataset</w:t>
+      </w:r>
+      <w:proofErr w:type="spellEnd"/>
+      <w:r>
+        <w:rPr>
+          <w:rFonts w:ascii="Times New Roman" w:eastAsia="Times New Roman" w:hAnsi="Times New Roman" w:cs="Times New Roman"/>
+        </w:rPr>
+        <w:t>)</w:t>
+      </w:r>
+    </w:p>
+    <w:p>
+      <w:pPr>
+        <w:pStyle w:val="ListParagraph"/>
+        <w:ind w:left="2250" w:hanging="810"/>
+        <w:rPr>
+          <w:rFonts w:ascii="Times New Roman" w:eastAsia="Times New Roman" w:hAnsi="Times New Roman" w:cs="Times New Roman"/>
+        </w:rPr>
+      </w:pPr>
+      <w:r>
+        <w:rPr>
+          <w:rFonts w:ascii="Times New Roman" w:eastAsia="Times New Roman" w:hAnsi="Times New Roman" w:cs="Times New Roman"/>
+        </w:rPr>
+        <w:t xml:space="preserve"># </w:t>
+      </w:r>
+      <w:proofErr w:type="gramStart"/>
+      <w:r>
+        <w:rPr>
+          <w:rFonts w:ascii="Times New Roman" w:eastAsia="Times New Roman" w:hAnsi="Times New Roman" w:cs="Times New Roman"/>
+        </w:rPr>
+        <w:t>Adding</w:t>
+      </w:r>
+      <w:proofErr w:type="gramEnd"/>
+      <w:r>
+        <w:rPr>
+          <w:rFonts w:ascii="Times New Roman" w:eastAsia="Times New Roman" w:hAnsi="Times New Roman" w:cs="Times New Roman"/>
+        </w:rPr>
+        <w:t xml:space="preserve"> _ to column so I can call it without errors due to space</w:t>
+      </w:r>
+    </w:p>
+    <w:p>
+      <w:pPr>
+        <w:pStyle w:val="ListParagraph"/>
+        <w:ind w:left="2250" w:hanging="810"/>
+        <w:rPr>
+          <w:rFonts w:ascii="Times New Roman" w:eastAsia="Times New Roman" w:hAnsi="Times New Roman" w:cs="Times New Roman"/>
+        </w:rPr>
+      </w:pPr>
+      <w:proofErr w:type="spellStart"/>
+      <w:proofErr w:type="gramStart"/>
+      <w:r>
+        <w:rPr>
+          <w:rFonts w:ascii="Times New Roman" w:eastAsia="Times New Roman" w:hAnsi="Times New Roman" w:cs="Times New Roman"/>
+        </w:rPr>
+        <w:t>colnames</w:t>
+      </w:r>
+      <w:proofErr w:type="spellEnd"/>
+      <w:r>
+        <w:rPr>
+          <w:rFonts w:ascii="Times New Roman" w:eastAsia="Times New Roman" w:hAnsi="Times New Roman" w:cs="Times New Roman"/>
+        </w:rPr>
+        <w:t>(</w:t>
+      </w:r>
+      <w:proofErr w:type="spellStart"/>
+      <w:proofErr w:type="gramEnd"/>
+      <w:r>
+        <w:rPr>
+          <w:rFonts w:ascii="Times New Roman" w:eastAsia="Times New Roman" w:hAnsi="Times New Roman" w:cs="Times New Roman"/>
+        </w:rPr>
+        <w:t>Sleep_health_and_lifestyle_dataset</w:t>
+      </w:r>
+      <w:proofErr w:type="spellEnd"/>
+      <w:r>
+        <w:rPr>
+          <w:rFonts w:ascii="Times New Roman" w:eastAsia="Times New Roman" w:hAnsi="Times New Roman" w:cs="Times New Roman"/>
+        </w:rPr>
+        <w:t>)[8] &lt;- "</w:t>
+      </w:r>
+      <w:proofErr w:type="spellStart"/>
+      <w:r>
+        <w:rPr>
+          <w:rFonts w:ascii="Times New Roman" w:eastAsia="Times New Roman" w:hAnsi="Times New Roman" w:cs="Times New Roman"/>
+        </w:rPr>
+        <w:t>stress_level</w:t>
+      </w:r>
+      <w:proofErr w:type="spellEnd"/>
+      <w:r>
+        <w:rPr>
+          <w:rFonts w:ascii="Times New Roman" w:eastAsia="Times New Roman" w:hAnsi="Times New Roman" w:cs="Times New Roman"/>
+        </w:rPr>
+        <w:t>"</w:t>
+      </w:r>
+    </w:p>
+    <w:p>
+      <w:pPr>
+        <w:pStyle w:val="ListParagraph"/>
+        <w:ind w:left="2250" w:hanging="810"/>
+        <w:rPr>
+          <w:rFonts w:ascii="Times New Roman" w:eastAsia="Times New Roman" w:hAnsi="Times New Roman" w:cs="Times New Roman"/>
+        </w:rPr>
+      </w:pPr>
+      <w:r>
+        <w:rPr>
+          <w:rFonts w:ascii="Times New Roman" w:eastAsia="Times New Roman" w:hAnsi="Times New Roman" w:cs="Times New Roman"/>
+        </w:rPr>
+        <w:t xml:space="preserve"># </w:t>
+      </w:r>
+      <w:proofErr w:type="gramStart"/>
+      <w:r>
+        <w:rPr>
+          <w:rFonts w:ascii="Times New Roman" w:eastAsia="Times New Roman" w:hAnsi="Times New Roman" w:cs="Times New Roman"/>
+        </w:rPr>
+        <w:t>Creating</w:t>
+      </w:r>
+      <w:proofErr w:type="gramEnd"/>
+      <w:r>
+        <w:rPr>
+          <w:rFonts w:ascii="Times New Roman" w:eastAsia="Times New Roman" w:hAnsi="Times New Roman" w:cs="Times New Roman"/>
+        </w:rPr>
+        <w:t xml:space="preserve"> a subset of rows with only doctor or engineer as occupation</w:t>
+      </w:r>
+    </w:p>
+    <w:p>
+      <w:pPr>
+        <w:pStyle w:val="ListParagraph"/>
+        <w:ind w:left="2250" w:hanging="810"/>
+        <w:rPr>
+          <w:rFonts w:ascii="Times New Roman" w:eastAsia="Times New Roman" w:hAnsi="Times New Roman" w:cs="Times New Roman"/>
+        </w:rPr>
+      </w:pPr>
+      <w:proofErr w:type="spellStart"/>
+      <w:r>
+        <w:rPr>
+          <w:rFonts w:ascii="Times New Roman" w:eastAsia="Times New Roman" w:hAnsi="Times New Roman" w:cs="Times New Roman"/>
+        </w:rPr>
+        <w:t>new_df</w:t>
+      </w:r>
+      <w:proofErr w:type="spellEnd"/>
+      <w:r>
+        <w:rPr>
+          <w:rFonts w:ascii="Times New Roman" w:eastAsia="Times New Roman" w:hAnsi="Times New Roman" w:cs="Times New Roman"/>
+        </w:rPr>
+        <w:t xml:space="preserve"> &lt;- </w:t>
+      </w:r>
+      <w:proofErr w:type="gramStart"/>
+      <w:r>
+        <w:rPr>
+          <w:rFonts w:ascii="Times New Roman" w:eastAsia="Times New Roman" w:hAnsi="Times New Roman" w:cs="Times New Roman"/>
+        </w:rPr>
+        <w:t>subset(</w:t>
+      </w:r>
+      <w:proofErr w:type="gramEnd"/>
+    </w:p>
+    <w:p>
+      <w:pPr>
+        <w:pStyle w:val="ListParagraph"/>
+        <w:ind w:left="2250" w:hanging="810"/>
+        <w:rPr>
+          <w:rFonts w:ascii="Times New Roman" w:eastAsia="Times New Roman" w:hAnsi="Times New Roman" w:cs="Times New Roman"/>
+        </w:rPr>
+      </w:pPr>
+      <w:r>
+        <w:rPr>
+          <w:rFonts w:ascii="Times New Roman" w:eastAsia="Times New Roman" w:hAnsi="Times New Roman" w:cs="Times New Roman"/>
+        </w:rPr>
+        <w:t xml:space="preserve">  </w:t>
+      </w:r>
+      <w:proofErr w:type="spellStart"/>
+      <w:r>
+        <w:rPr>
+          <w:rFonts w:ascii="Times New Roman" w:eastAsia="Times New Roman" w:hAnsi="Times New Roman" w:cs="Times New Roman"/>
+        </w:rPr>
+        <w:t>Sleep_health_and_lifestyle_dataset</w:t>
+      </w:r>
+      <w:proofErr w:type="spellEnd"/>
+      <w:r>
+        <w:rPr>
+          <w:rFonts w:ascii="Times New Roman" w:eastAsia="Times New Roman" w:hAnsi="Times New Roman" w:cs="Times New Roman"/>
+        </w:rPr>
+        <w:t xml:space="preserve">, </w:t>
+      </w:r>
+    </w:p>
+    <w:p>
+      <w:pPr>
+        <w:pStyle w:val="ListParagraph"/>
+        <w:ind w:left="2250" w:hanging="810"/>
+        <w:rPr>
+          <w:rFonts w:ascii="Times New Roman" w:eastAsia="Times New Roman" w:hAnsi="Times New Roman" w:cs="Times New Roman"/>
+        </w:rPr>
+      </w:pPr>
+      <w:r>
+        <w:rPr>
+          <w:rFonts w:ascii="Times New Roman" w:eastAsia="Times New Roman" w:hAnsi="Times New Roman" w:cs="Times New Roman"/>
+        </w:rPr>
+        <w:t xml:space="preserve">  </w:t>
+      </w:r>
+      <w:proofErr w:type="gramStart"/>
+      <w:r>
+        <w:rPr>
+          <w:rFonts w:ascii="Times New Roman" w:eastAsia="Times New Roman" w:hAnsi="Times New Roman" w:cs="Times New Roman"/>
+        </w:rPr>
+        <w:t>Occupation</w:t>
+      </w:r>
+      <w:proofErr w:type="gramEnd"/>
+      <w:r>
+        <w:rPr>
+          <w:rFonts w:ascii="Times New Roman" w:eastAsia="Times New Roman" w:hAnsi="Times New Roman" w:cs="Times New Roman"/>
+        </w:rPr>
+        <w:t xml:space="preserve"> == "Doctor" | Occupation == "Engineer"</w:t>
+      </w:r>
+    </w:p>
+    <w:p>
+      <w:pPr>
+        <w:pStyle w:val="ListParagraph"/>
+        <w:ind w:left="2250" w:hanging="810"/>
+        <w:rPr>
+          <w:rFonts w:ascii="Times New Roman" w:eastAsia="Times New Roman" w:hAnsi="Times New Roman" w:cs="Times New Roman"/>
+        </w:rPr>
+      </w:pPr>
+      <w:r>
+        <w:rPr>
+          <w:rFonts w:ascii="Times New Roman" w:eastAsia="Times New Roman" w:hAnsi="Times New Roman" w:cs="Times New Roman"/>
+        </w:rPr>
+        <w:t>)</w:t>
+      </w:r>
+    </w:p>
+    <w:p>
+      <w:pPr>
+        <w:pStyle w:val="ListParagraph"/>
+        <w:ind w:left="2250" w:hanging="810"/>
+        <w:rPr>
+          <w:rFonts w:ascii="Times New Roman" w:eastAsia="Times New Roman" w:hAnsi="Times New Roman" w:cs="Times New Roman"/>
+        </w:rPr>
+      </w:pPr>
+      <w:r>
+        <w:rPr>
+          <w:rFonts w:ascii="Times New Roman" w:eastAsia="Times New Roman" w:hAnsi="Times New Roman" w:cs="Times New Roman"/>
+        </w:rPr>
+        <w:t xml:space="preserve"># </w:t>
+      </w:r>
+      <w:proofErr w:type="gramStart"/>
+      <w:r>
+        <w:rPr>
+          <w:rFonts w:ascii="Times New Roman" w:eastAsia="Times New Roman" w:hAnsi="Times New Roman" w:cs="Times New Roman"/>
+        </w:rPr>
+        <w:t>Creates</w:t>
+      </w:r>
+      <w:proofErr w:type="gramEnd"/>
+      <w:r>
+        <w:rPr>
+          <w:rFonts w:ascii="Times New Roman" w:eastAsia="Times New Roman" w:hAnsi="Times New Roman" w:cs="Times New Roman"/>
+        </w:rPr>
+        <w:t xml:space="preserve"> a </w:t>
+      </w:r>
+      <w:proofErr w:type="spellStart"/>
+      <w:r>
+        <w:rPr>
+          <w:rFonts w:ascii="Times New Roman" w:eastAsia="Times New Roman" w:hAnsi="Times New Roman" w:cs="Times New Roman"/>
+        </w:rPr>
+        <w:t>Boxplot</w:t>
+      </w:r>
+      <w:proofErr w:type="spellEnd"/>
+      <w:r>
+        <w:rPr>
+          <w:rFonts w:ascii="Times New Roman" w:eastAsia="Times New Roman" w:hAnsi="Times New Roman" w:cs="Times New Roman"/>
+        </w:rPr>
+        <w:t xml:space="preserve"> for stress levels comparison between doctors and engineers</w:t>
+      </w:r>
+    </w:p>
+    <w:p>
+      <w:pPr>
+        <w:pStyle w:val="ListParagraph"/>
+        <w:ind w:left="2250" w:hanging="810"/>
+        <w:rPr>
+          <w:rFonts w:ascii="Times New Roman" w:eastAsia="Times New Roman" w:hAnsi="Times New Roman" w:cs="Times New Roman"/>
+        </w:rPr>
+      </w:pPr>
+      <w:proofErr w:type="spellStart"/>
+      <w:proofErr w:type="gramStart"/>
+      <w:r>
+        <w:rPr>
+          <w:rFonts w:ascii="Times New Roman" w:eastAsia="Times New Roman" w:hAnsi="Times New Roman" w:cs="Times New Roman"/>
+        </w:rPr>
+        <w:t>boxplot</w:t>
+      </w:r>
+      <w:proofErr w:type="spellEnd"/>
+      <w:r>
+        <w:rPr>
+          <w:rFonts w:ascii="Times New Roman" w:eastAsia="Times New Roman" w:hAnsi="Times New Roman" w:cs="Times New Roman"/>
+        </w:rPr>
+        <w:t>(</w:t>
+      </w:r>
+      <w:proofErr w:type="gramEnd"/>
+    </w:p>
+    <w:p>
+      <w:pPr>
+        <w:pStyle w:val="ListParagraph"/>
+        <w:ind w:left="2250" w:hanging="810"/>
+        <w:rPr>
+          <w:rFonts w:ascii="Times New Roman" w:eastAsia="Times New Roman" w:hAnsi="Times New Roman" w:cs="Times New Roman"/>
+        </w:rPr>
+      </w:pPr>
+      <w:r>
+        <w:rPr>
+          <w:rFonts w:ascii="Times New Roman" w:eastAsia="Times New Roman" w:hAnsi="Times New Roman" w:cs="Times New Roman"/>
+        </w:rPr>
+        <w:t xml:space="preserve">  </w:t>
+      </w:r>
+      <w:proofErr w:type="spellStart"/>
+      <w:r>
+        <w:rPr>
+          <w:rFonts w:ascii="Times New Roman" w:eastAsia="Times New Roman" w:hAnsi="Times New Roman" w:cs="Times New Roman"/>
+        </w:rPr>
+        <w:t>stress_level~Occupation</w:t>
+      </w:r>
+      <w:proofErr w:type="spellEnd"/>
+      <w:r>
+        <w:rPr>
+          <w:rFonts w:ascii="Times New Roman" w:eastAsia="Times New Roman" w:hAnsi="Times New Roman" w:cs="Times New Roman"/>
+        </w:rPr>
+        <w:t xml:space="preserve">, </w:t>
+      </w:r>
+    </w:p>
+    <w:p>
+      <w:pPr>
+        <w:pStyle w:val="ListParagraph"/>
+        <w:ind w:left="2250" w:hanging="810"/>
+        <w:rPr>
+          <w:rFonts w:ascii="Times New Roman" w:eastAsia="Times New Roman" w:hAnsi="Times New Roman" w:cs="Times New Roman"/>
+        </w:rPr>
+      </w:pPr>
+      <w:r>
+        <w:rPr>
+          <w:rFonts w:ascii="Times New Roman" w:eastAsia="Times New Roman" w:hAnsi="Times New Roman" w:cs="Times New Roman"/>
+        </w:rPr>
+        <w:t xml:space="preserve">  </w:t>
+      </w:r>
+      <w:proofErr w:type="gramStart"/>
+      <w:r>
+        <w:rPr>
+          <w:rFonts w:ascii="Times New Roman" w:eastAsia="Times New Roman" w:hAnsi="Times New Roman" w:cs="Times New Roman"/>
+        </w:rPr>
+        <w:t>data</w:t>
+      </w:r>
+      <w:proofErr w:type="gramEnd"/>
+      <w:r>
+        <w:rPr>
+          <w:rFonts w:ascii="Times New Roman" w:eastAsia="Times New Roman" w:hAnsi="Times New Roman" w:cs="Times New Roman"/>
+        </w:rPr>
+        <w:t xml:space="preserve"> = </w:t>
+      </w:r>
+      <w:proofErr w:type="spellStart"/>
+      <w:r>
+        <w:rPr>
+          <w:rFonts w:ascii="Times New Roman" w:eastAsia="Times New Roman" w:hAnsi="Times New Roman" w:cs="Times New Roman"/>
+        </w:rPr>
+        <w:t>new_df</w:t>
+      </w:r>
+      <w:proofErr w:type="spellEnd"/>
+      <w:r>
+        <w:rPr>
+          <w:rFonts w:ascii="Times New Roman" w:eastAsia="Times New Roman" w:hAnsi="Times New Roman" w:cs="Times New Roman"/>
+        </w:rPr>
+        <w:t xml:space="preserve">, </w:t>
+      </w:r>
+    </w:p>
+    <w:p>
+      <w:pPr>
+        <w:pStyle w:val="ListParagraph"/>
+        <w:ind w:left="2250" w:hanging="810"/>
+        <w:rPr>
+          <w:rFonts w:ascii="Times New Roman" w:eastAsia="Times New Roman" w:hAnsi="Times New Roman" w:cs="Times New Roman"/>
+        </w:rPr>
+      </w:pPr>
+      <w:r>
+        <w:rPr>
+          <w:rFonts w:ascii="Times New Roman" w:eastAsia="Times New Roman" w:hAnsi="Times New Roman" w:cs="Times New Roman"/>
+        </w:rPr>
+        <w:t xml:space="preserve">  </w:t>
+      </w:r>
+      <w:proofErr w:type="gramStart"/>
+      <w:r>
+        <w:rPr>
+          <w:rFonts w:ascii="Times New Roman" w:eastAsia="Times New Roman" w:hAnsi="Times New Roman" w:cs="Times New Roman"/>
+        </w:rPr>
+        <w:t>main</w:t>
+      </w:r>
+      <w:proofErr w:type="gramEnd"/>
+      <w:r>
+        <w:rPr>
+          <w:rFonts w:ascii="Times New Roman" w:eastAsia="Times New Roman" w:hAnsi="Times New Roman" w:cs="Times New Roman"/>
+        </w:rPr>
+        <w:t xml:space="preserve"> = "Stress Levels between Doctors and Engineers",</w:t>
+      </w:r>
+    </w:p>
+    <w:p>
+      <w:pPr>
+        <w:pStyle w:val="ListParagraph"/>
+        <w:ind w:left="2250" w:hanging="810"/>
+        <w:rPr>
+          <w:rFonts w:ascii="Times New Roman" w:eastAsia="Times New Roman" w:hAnsi="Times New Roman" w:cs="Times New Roman"/>
+        </w:rPr>
+      </w:pPr>
+      <w:r>
+        <w:rPr>
+          <w:rFonts w:ascii="Times New Roman" w:eastAsia="Times New Roman" w:hAnsi="Times New Roman" w:cs="Times New Roman"/>
+        </w:rPr>
+        <w:t xml:space="preserve">  </w:t>
+      </w:r>
+      <w:proofErr w:type="spellStart"/>
+      <w:proofErr w:type="gramStart"/>
+      <w:r>
+        <w:rPr>
+          <w:rFonts w:ascii="Times New Roman" w:eastAsia="Times New Roman" w:hAnsi="Times New Roman" w:cs="Times New Roman"/>
+        </w:rPr>
+        <w:t>xlab</w:t>
+      </w:r>
+      <w:proofErr w:type="spellEnd"/>
+      <w:proofErr w:type="gramEnd"/>
+      <w:r>
+        <w:rPr>
+          <w:rFonts w:ascii="Times New Roman" w:eastAsia="Times New Roman" w:hAnsi="Times New Roman" w:cs="Times New Roman"/>
+        </w:rPr>
+        <w:t xml:space="preserve"> = "Occupation", </w:t>
+      </w:r>
+    </w:p>
+    <w:p>
+      <w:pPr>
+        <w:pStyle w:val="ListParagraph"/>
+        <w:ind w:left="2250" w:hanging="810"/>
+        <w:rPr>
+          <w:rFonts w:ascii="Times New Roman" w:eastAsia="Times New Roman" w:hAnsi="Times New Roman" w:cs="Times New Roman"/>
+        </w:rPr>
+      </w:pPr>
+      <w:r>
+        <w:rPr>
+          <w:rFonts w:ascii="Times New Roman" w:eastAsia="Times New Roman" w:hAnsi="Times New Roman" w:cs="Times New Roman"/>
+        </w:rPr>
+        <w:t xml:space="preserve">  </w:t>
+      </w:r>
+      <w:proofErr w:type="spellStart"/>
+      <w:proofErr w:type="gramStart"/>
+      <w:r>
+        <w:rPr>
+          <w:rFonts w:ascii="Times New Roman" w:eastAsia="Times New Roman" w:hAnsi="Times New Roman" w:cs="Times New Roman"/>
+        </w:rPr>
+        <w:t>ylab</w:t>
+      </w:r>
+      <w:proofErr w:type="spellEnd"/>
+      <w:proofErr w:type="gramEnd"/>
+      <w:r>
+        <w:rPr>
+          <w:rFonts w:ascii="Times New Roman" w:eastAsia="Times New Roman" w:hAnsi="Times New Roman" w:cs="Times New Roman"/>
+        </w:rPr>
+        <w:t xml:space="preserve"> = "Stress Levels",</w:t>
+      </w:r>
+    </w:p>
+    <w:p>
+      <w:pPr>
+        <w:pStyle w:val="ListParagraph"/>
+        <w:ind w:left="2250" w:hanging="810"/>
+        <w:rPr>
+          <w:rFonts w:ascii="Times New Roman" w:eastAsia="Times New Roman" w:hAnsi="Times New Roman" w:cs="Times New Roman"/>
+        </w:rPr>
+      </w:pPr>
+      <w:r>
+        <w:rPr>
+          <w:rFonts w:ascii="Times New Roman" w:eastAsia="Times New Roman" w:hAnsi="Times New Roman" w:cs="Times New Roman"/>
+        </w:rPr>
+        <w:t xml:space="preserve">  </w:t>
+      </w:r>
+      <w:proofErr w:type="spellStart"/>
+      <w:proofErr w:type="gramStart"/>
+      <w:r>
+        <w:rPr>
+          <w:rFonts w:ascii="Times New Roman" w:eastAsia="Times New Roman" w:hAnsi="Times New Roman" w:cs="Times New Roman"/>
+        </w:rPr>
+        <w:t>col</w:t>
+      </w:r>
+      <w:proofErr w:type="spellEnd"/>
+      <w:proofErr w:type="gramEnd"/>
+      <w:r>
+        <w:rPr>
+          <w:rFonts w:ascii="Times New Roman" w:eastAsia="Times New Roman" w:hAnsi="Times New Roman" w:cs="Times New Roman"/>
+        </w:rPr>
+        <w:t xml:space="preserve"> = c("</w:t>
+      </w:r>
+      <w:proofErr w:type="spellStart"/>
+      <w:r>
+        <w:rPr>
+          <w:rFonts w:ascii="Times New Roman" w:eastAsia="Times New Roman" w:hAnsi="Times New Roman" w:cs="Times New Roman"/>
+        </w:rPr>
+        <w:t>lightblue</w:t>
+      </w:r>
+      <w:proofErr w:type="spellEnd"/>
+      <w:r>
+        <w:rPr>
+          <w:rFonts w:ascii="Times New Roman" w:eastAsia="Times New Roman" w:hAnsi="Times New Roman" w:cs="Times New Roman"/>
+        </w:rPr>
+        <w:t>", "</w:t>
+      </w:r>
+      <w:proofErr w:type="spellStart"/>
+      <w:r>
+        <w:rPr>
+          <w:rFonts w:ascii="Times New Roman" w:eastAsia="Times New Roman" w:hAnsi="Times New Roman" w:cs="Times New Roman"/>
+        </w:rPr>
+        <w:t>lightgreen</w:t>
+      </w:r>
+      <w:proofErr w:type="spellEnd"/>
+      <w:r>
+        <w:rPr>
+          <w:rFonts w:ascii="Times New Roman" w:eastAsia="Times New Roman" w:hAnsi="Times New Roman" w:cs="Times New Roman"/>
+        </w:rPr>
+        <w:t>")</w:t>
+      </w:r>
+    </w:p>
+    <w:p>
+      <w:pPr>
+        <w:pStyle w:val="ListParagraph"/>
+        <w:ind w:left="2250" w:hanging="810"/>
+        <w:rPr>
+          <w:rFonts w:ascii="Times New Roman" w:eastAsia="Times New Roman" w:hAnsi="Times New Roman" w:cs="Times New Roman"/>
+        </w:rPr>
+      </w:pPr>
+      <w:r>
+        <w:rPr>
+          <w:rFonts w:ascii="Times New Roman" w:eastAsia="Times New Roman" w:hAnsi="Times New Roman" w:cs="Times New Roman"/>
+        </w:rPr>
+        <w:t>)</w:t>
+      </w:r>
+    </w:p>
+    <w:p>
+      <w:pPr>
+        <w:pStyle w:val="ListParagraph"/>
+        <w:ind w:left="2250" w:hanging="810"/>
+        <w:rPr>
+          <w:rFonts w:ascii="Times New Roman" w:eastAsia="Times New Roman" w:hAnsi="Times New Roman" w:cs="Times New Roman"/>
+        </w:rPr>
+      </w:pPr>
+      <w:r>
+        <w:rPr>
+          <w:rFonts w:ascii="Times New Roman" w:eastAsia="Times New Roman" w:hAnsi="Times New Roman" w:cs="Times New Roman"/>
+        </w:rPr>
+        <w:t>#</w:t>
+      </w:r>
+      <w:proofErr w:type="gramStart"/>
+      <w:r>
+        <w:rPr>
+          <w:rFonts w:ascii="Times New Roman" w:eastAsia="Times New Roman" w:hAnsi="Times New Roman" w:cs="Times New Roman"/>
+        </w:rPr>
+        <w:t>Creates</w:t>
+      </w:r>
+      <w:proofErr w:type="gramEnd"/>
+      <w:r>
+        <w:rPr>
+          <w:rFonts w:ascii="Times New Roman" w:eastAsia="Times New Roman" w:hAnsi="Times New Roman" w:cs="Times New Roman"/>
+        </w:rPr>
+        <w:t xml:space="preserve"> Legends for clearer interpretation of the graph</w:t>
+      </w:r>
+    </w:p>
+    <w:p>
+      <w:pPr>
+        <w:pStyle w:val="ListParagraph"/>
+        <w:ind w:left="2250" w:hanging="810"/>
+        <w:rPr>
+          <w:rFonts w:ascii="Times New Roman" w:eastAsia="Times New Roman" w:hAnsi="Times New Roman" w:cs="Times New Roman"/>
+        </w:rPr>
+      </w:pPr>
+      <w:proofErr w:type="gramStart"/>
+      <w:r>
+        <w:rPr>
+          <w:rFonts w:ascii="Times New Roman" w:eastAsia="Times New Roman" w:hAnsi="Times New Roman" w:cs="Times New Roman"/>
+        </w:rPr>
+        <w:t>legend(</w:t>
+      </w:r>
+      <w:proofErr w:type="gramEnd"/>
+      <w:r>
+        <w:rPr>
+          <w:rFonts w:ascii="Times New Roman" w:eastAsia="Times New Roman" w:hAnsi="Times New Roman" w:cs="Times New Roman"/>
+        </w:rPr>
+        <w:t>"</w:t>
+      </w:r>
+      <w:proofErr w:type="spellStart"/>
+      <w:r>
+        <w:rPr>
+          <w:rFonts w:ascii="Times New Roman" w:eastAsia="Times New Roman" w:hAnsi="Times New Roman" w:cs="Times New Roman"/>
+        </w:rPr>
+        <w:t>topright</w:t>
+      </w:r>
+      <w:proofErr w:type="spellEnd"/>
+      <w:r>
+        <w:rPr>
+          <w:rFonts w:ascii="Times New Roman" w:eastAsia="Times New Roman" w:hAnsi="Times New Roman" w:cs="Times New Roman"/>
+        </w:rPr>
+        <w:t>",</w:t>
+      </w:r>
+    </w:p>
+    <w:p>
+      <w:pPr>
+        <w:pStyle w:val="ListParagraph"/>
+        <w:ind w:left="2250" w:hanging="810"/>
+        <w:rPr>
+          <w:rFonts w:ascii="Times New Roman" w:eastAsia="Times New Roman" w:hAnsi="Times New Roman" w:cs="Times New Roman"/>
+        </w:rPr>
+      </w:pPr>
+      <w:r>
+        <w:rPr>
+          <w:rFonts w:ascii="Times New Roman" w:eastAsia="Times New Roman" w:hAnsi="Times New Roman" w:cs="Times New Roman"/>
+        </w:rPr>
+        <w:t xml:space="preserve">       </w:t>
+      </w:r>
+      <w:proofErr w:type="gramStart"/>
+      <w:r>
+        <w:rPr>
+          <w:rFonts w:ascii="Times New Roman" w:eastAsia="Times New Roman" w:hAnsi="Times New Roman" w:cs="Times New Roman"/>
+        </w:rPr>
+        <w:t>legend</w:t>
+      </w:r>
+      <w:proofErr w:type="gramEnd"/>
+      <w:r>
+        <w:rPr>
+          <w:rFonts w:ascii="Times New Roman" w:eastAsia="Times New Roman" w:hAnsi="Times New Roman" w:cs="Times New Roman"/>
+        </w:rPr>
+        <w:t xml:space="preserve"> = c("Doctors' Stress Levels (Age: 27-59)", "Engineers' Stress Levels (Age:27-59)"),</w:t>
+      </w:r>
+    </w:p>
+    <w:p>
+      <w:pPr>
+        <w:pStyle w:val="ListParagraph"/>
+        <w:ind w:left="2250" w:hanging="810"/>
+        <w:rPr>
+          <w:rFonts w:ascii="Times New Roman" w:eastAsia="Times New Roman" w:hAnsi="Times New Roman" w:cs="Times New Roman"/>
+        </w:rPr>
+      </w:pPr>
+      <w:r>
+        <w:rPr>
+          <w:rFonts w:ascii="Times New Roman" w:eastAsia="Times New Roman" w:hAnsi="Times New Roman" w:cs="Times New Roman"/>
+        </w:rPr>
+        <w:t xml:space="preserve">       </w:t>
+      </w:r>
+      <w:proofErr w:type="gramStart"/>
+      <w:r>
+        <w:rPr>
+          <w:rFonts w:ascii="Times New Roman" w:eastAsia="Times New Roman" w:hAnsi="Times New Roman" w:cs="Times New Roman"/>
+        </w:rPr>
+        <w:t>fill</w:t>
+      </w:r>
+      <w:proofErr w:type="gramEnd"/>
+      <w:r>
+        <w:rPr>
+          <w:rFonts w:ascii="Times New Roman" w:eastAsia="Times New Roman" w:hAnsi="Times New Roman" w:cs="Times New Roman"/>
+        </w:rPr>
+        <w:t xml:space="preserve"> = c("</w:t>
+      </w:r>
+      <w:proofErr w:type="spellStart"/>
+      <w:r>
+        <w:rPr>
+          <w:rFonts w:ascii="Times New Roman" w:eastAsia="Times New Roman" w:hAnsi="Times New Roman" w:cs="Times New Roman"/>
+        </w:rPr>
+        <w:t>lightblue</w:t>
+      </w:r>
+      <w:proofErr w:type="spellEnd"/>
+      <w:r>
+        <w:rPr>
+          <w:rFonts w:ascii="Times New Roman" w:eastAsia="Times New Roman" w:hAnsi="Times New Roman" w:cs="Times New Roman"/>
+        </w:rPr>
+        <w:t>", "</w:t>
+      </w:r>
+      <w:proofErr w:type="spellStart"/>
+      <w:r>
+        <w:rPr>
+          <w:rFonts w:ascii="Times New Roman" w:eastAsia="Times New Roman" w:hAnsi="Times New Roman" w:cs="Times New Roman"/>
+        </w:rPr>
+        <w:t>lightgreen</w:t>
+      </w:r>
+      <w:proofErr w:type="spellEnd"/>
+      <w:r>
+        <w:rPr>
+          <w:rFonts w:ascii="Times New Roman" w:eastAsia="Times New Roman" w:hAnsi="Times New Roman" w:cs="Times New Roman"/>
+        </w:rPr>
+        <w:t>"),</w:t>
+      </w:r>
+    </w:p>
+    <w:p>
+      <w:pPr>
+        <w:pStyle w:val="ListParagraph"/>
+        <w:ind w:left="2250" w:hanging="810"/>
+        <w:rPr>
+          <w:rFonts w:ascii="Times New Roman" w:eastAsia="Times New Roman" w:hAnsi="Times New Roman" w:cs="Times New Roman"/>
+        </w:rPr>
+      </w:pPr>
+      <w:r>
+        <w:rPr>
+          <w:rFonts w:ascii="Times New Roman" w:eastAsia="Times New Roman" w:hAnsi="Times New Roman" w:cs="Times New Roman"/>
+        </w:rPr>
+        <w:t xml:space="preserve">       </w:t>
+      </w:r>
+      <w:proofErr w:type="spellStart"/>
+      <w:proofErr w:type="gramStart"/>
+      <w:r>
+        <w:rPr>
+          <w:rFonts w:ascii="Times New Roman" w:eastAsia="Times New Roman" w:hAnsi="Times New Roman" w:cs="Times New Roman"/>
+        </w:rPr>
+        <w:t>bty</w:t>
+      </w:r>
+      <w:proofErr w:type="spellEnd"/>
+      <w:proofErr w:type="gramEnd"/>
+      <w:r>
+        <w:rPr>
+          <w:rFonts w:ascii="Times New Roman" w:eastAsia="Times New Roman" w:hAnsi="Times New Roman" w:cs="Times New Roman"/>
+        </w:rPr>
+        <w:t xml:space="preserve"> = "o",</w:t>
+      </w:r>
+    </w:p>
+    <w:p>
+      <w:pPr>
+        <w:pStyle w:val="ListParagraph"/>
+        <w:ind w:left="2250" w:hanging="810"/>
+        <w:rPr>
+          <w:rFonts w:ascii="Times New Roman" w:eastAsia="Times New Roman" w:hAnsi="Times New Roman" w:cs="Times New Roman"/>
+        </w:rPr>
+      </w:pPr>
+      <w:r>
+        <w:rPr>
+          <w:rFonts w:ascii="Times New Roman" w:eastAsia="Times New Roman" w:hAnsi="Times New Roman" w:cs="Times New Roman"/>
+        </w:rPr>
+        <w:t xml:space="preserve">       </w:t>
+      </w:r>
+      <w:proofErr w:type="spellStart"/>
+      <w:proofErr w:type="gramStart"/>
+      <w:r>
+        <w:rPr>
+          <w:rFonts w:ascii="Times New Roman" w:eastAsia="Times New Roman" w:hAnsi="Times New Roman" w:cs="Times New Roman"/>
+        </w:rPr>
+        <w:t>bg</w:t>
+      </w:r>
+      <w:proofErr w:type="spellEnd"/>
+      <w:proofErr w:type="gramEnd"/>
+      <w:r>
+        <w:rPr>
+          <w:rFonts w:ascii="Times New Roman" w:eastAsia="Times New Roman" w:hAnsi="Times New Roman" w:cs="Times New Roman"/>
+        </w:rPr>
+        <w:t xml:space="preserve"> = "white",</w:t>
+      </w:r>
+    </w:p>
+    <w:p>
+      <w:pPr>
+        <w:pStyle w:val="ListParagraph"/>
+        <w:ind w:left="2250" w:hanging="810"/>
+        <w:rPr>
+          <w:rFonts w:ascii="Times New Roman" w:eastAsia="Times New Roman" w:hAnsi="Times New Roman" w:cs="Times New Roman"/>
+        </w:rPr>
+      </w:pPr>
+      <w:r>
+        <w:rPr>
+          <w:rFonts w:ascii="Times New Roman" w:eastAsia="Times New Roman" w:hAnsi="Times New Roman" w:cs="Times New Roman"/>
+        </w:rPr>
+        <w:t xml:space="preserve">       box.col = "black",</w:t>
+      </w:r>
+    </w:p>
+    <w:p>
+      <w:pPr>
+        <w:pStyle w:val="ListParagraph"/>
+        <w:ind w:left="2250" w:hanging="810"/>
+        <w:rPr>
+          <w:rFonts w:ascii="Times New Roman" w:eastAsia="Times New Roman" w:hAnsi="Times New Roman" w:cs="Times New Roman"/>
+        </w:rPr>
+      </w:pPr>
+      <w:r>
+        <w:rPr>
+          <w:rFonts w:ascii="Times New Roman" w:eastAsia="Times New Roman" w:hAnsi="Times New Roman" w:cs="Times New Roman"/>
+        </w:rPr>
+        <w:t xml:space="preserve">       </w:t>
+      </w:r>
+      <w:proofErr w:type="spellStart"/>
+      <w:proofErr w:type="gramStart"/>
+      <w:r>
+        <w:rPr>
+          <w:rFonts w:ascii="Times New Roman" w:eastAsia="Times New Roman" w:hAnsi="Times New Roman" w:cs="Times New Roman"/>
+        </w:rPr>
+        <w:t>cex</w:t>
+      </w:r>
+      <w:proofErr w:type="spellEnd"/>
+      <w:proofErr w:type="gramEnd"/>
+      <w:r>
+        <w:rPr>
+          <w:rFonts w:ascii="Times New Roman" w:eastAsia="Times New Roman" w:hAnsi="Times New Roman" w:cs="Times New Roman"/>
+        </w:rPr>
+        <w:t xml:space="preserve"> = 0.8</w:t>
+      </w:r>
+    </w:p>
+    <w:p>
+      <w:pPr>
+        <w:pStyle w:val="ListParagraph"/>
+        <w:ind w:left="2250" w:hanging="810"/>
+        <w:rPr>
+          <w:rFonts w:ascii="Times New Roman" w:eastAsia="Times New Roman" w:hAnsi="Times New Roman" w:cs="Times New Roman"/>
+        </w:rPr>
+      </w:pPr>
+      <w:r>
+        <w:rPr>
+          <w:rFonts w:ascii="Times New Roman" w:eastAsia="Times New Roman" w:hAnsi="Times New Roman" w:cs="Times New Roman"/>
+        </w:rPr>
+        <w:t>)</w:t>
+      </w:r>
+    </w:p>
+    <w:p>
+      <w:pPr>
+        <w:pStyle w:val="ListParagraph"/>
+        <w:ind w:left="2250" w:hanging="810"/>
+        <w:rPr>
+          <w:rFonts w:ascii="Times New Roman" w:eastAsia="Times New Roman" w:hAnsi="Times New Roman" w:cs="Times New Roman"/>
+        </w:rPr>
+      </w:pPr>
+    </w:p>
+    <w:p>
+      <w:pPr>
+        <w:pStyle w:val="ListParagraph"/>
+        <w:ind w:left="2250" w:hanging="810"/>
+        <w:rPr>
+          <w:rFonts w:ascii="Times New Roman" w:eastAsia="Times New Roman" w:hAnsi="Times New Roman" w:cs="Times New Roman"/>
+          <w:b/>
+        </w:rPr>
+      </w:pPr>
+      <w:r>
+        <w:rPr>
+          <w:rFonts w:ascii="Times New Roman" w:eastAsia="Times New Roman" w:hAnsi="Times New Roman" w:cs="Times New Roman"/>
+          <w:b/>
+        </w:rPr>
+        <w:t xml:space="preserve">A1.2 </w:t>
+      </w:r>
+      <w:r>
+        <w:rPr>
+          <w:rFonts w:ascii="Times New Roman" w:eastAsia="Times New Roman" w:hAnsi="Times New Roman" w:cs="Times New Roman"/>
+          <w:b/>
+        </w:rPr>
+        <w:t>R code for Histogram</w:t>
+      </w:r>
+    </w:p>
+    <w:p>
+      <w:pPr>
+        <w:pStyle w:val="ListParagraph"/>
+        <w:ind w:left="2250" w:hanging="810"/>
+        <w:rPr>
+          <w:rFonts w:ascii="Times New Roman" w:eastAsia="Times New Roman" w:hAnsi="Times New Roman" w:cs="Times New Roman"/>
+        </w:rPr>
+      </w:pPr>
+    </w:p>
+    <w:p>
+      <w:pPr>
+        <w:pStyle w:val="ListParagraph"/>
+        <w:ind w:left="2250" w:hanging="810"/>
+        <w:rPr>
+          <w:rFonts w:ascii="Times New Roman" w:eastAsia="Times New Roman" w:hAnsi="Times New Roman" w:cs="Times New Roman"/>
+        </w:rPr>
+      </w:pPr>
+      <w:proofErr w:type="gramStart"/>
+      <w:r>
+        <w:rPr>
+          <w:rFonts w:ascii="Times New Roman" w:eastAsia="Times New Roman" w:hAnsi="Times New Roman" w:cs="Times New Roman"/>
+        </w:rPr>
+        <w:t>library(</w:t>
+      </w:r>
+      <w:proofErr w:type="spellStart"/>
+      <w:proofErr w:type="gramEnd"/>
+      <w:r>
+        <w:rPr>
+          <w:rFonts w:ascii="Times New Roman" w:eastAsia="Times New Roman" w:hAnsi="Times New Roman" w:cs="Times New Roman"/>
+        </w:rPr>
+        <w:t>readr</w:t>
+      </w:r>
+      <w:proofErr w:type="spellEnd"/>
+      <w:r>
+        <w:rPr>
+          <w:rFonts w:ascii="Times New Roman" w:eastAsia="Times New Roman" w:hAnsi="Times New Roman" w:cs="Times New Roman"/>
+        </w:rPr>
+        <w:t>)</w:t>
+      </w:r>
+    </w:p>
+    <w:p>
+      <w:pPr>
+        <w:pStyle w:val="ListParagraph"/>
+        <w:ind w:left="2250" w:hanging="810"/>
+        <w:rPr>
+          <w:rFonts w:ascii="Times New Roman" w:eastAsia="Times New Roman" w:hAnsi="Times New Roman" w:cs="Times New Roman"/>
+        </w:rPr>
+      </w:pPr>
+      <w:proofErr w:type="spellStart"/>
+      <w:r>
+        <w:rPr>
+          <w:rFonts w:ascii="Times New Roman" w:eastAsia="Times New Roman" w:hAnsi="Times New Roman" w:cs="Times New Roman"/>
+        </w:rPr>
+        <w:t>Sleep_health_and_lifestyle_dataset</w:t>
+      </w:r>
+      <w:proofErr w:type="spellEnd"/>
+      <w:r>
+        <w:rPr>
+          <w:rFonts w:ascii="Times New Roman" w:eastAsia="Times New Roman" w:hAnsi="Times New Roman" w:cs="Times New Roman"/>
+        </w:rPr>
+        <w:t xml:space="preserve"> &lt;- </w:t>
+      </w:r>
+      <w:proofErr w:type="gramStart"/>
+      <w:r>
+        <w:rPr>
+          <w:rFonts w:ascii="Times New Roman" w:eastAsia="Times New Roman" w:hAnsi="Times New Roman" w:cs="Times New Roman"/>
+        </w:rPr>
+        <w:t>read.csv(</w:t>
+      </w:r>
+      <w:proofErr w:type="gramEnd"/>
+      <w:r>
+        <w:rPr>
+          <w:rFonts w:ascii="Times New Roman" w:eastAsia="Times New Roman" w:hAnsi="Times New Roman" w:cs="Times New Roman"/>
+        </w:rPr>
+        <w:t>"dataset/Sleep_health_and_lifestyle_dataset.csv")</w:t>
+      </w:r>
+    </w:p>
+    <w:p>
+      <w:pPr>
+        <w:pStyle w:val="ListParagraph"/>
+        <w:ind w:left="2250" w:hanging="810"/>
+        <w:rPr>
+          <w:rFonts w:ascii="Times New Roman" w:eastAsia="Times New Roman" w:hAnsi="Times New Roman" w:cs="Times New Roman"/>
+        </w:rPr>
+      </w:pPr>
+      <w:proofErr w:type="gramStart"/>
+      <w:r>
+        <w:rPr>
+          <w:rFonts w:ascii="Times New Roman" w:eastAsia="Times New Roman" w:hAnsi="Times New Roman" w:cs="Times New Roman"/>
+        </w:rPr>
+        <w:t>View(</w:t>
+      </w:r>
+      <w:proofErr w:type="spellStart"/>
+      <w:proofErr w:type="gramEnd"/>
+      <w:r>
+        <w:rPr>
+          <w:rFonts w:ascii="Times New Roman" w:eastAsia="Times New Roman" w:hAnsi="Times New Roman" w:cs="Times New Roman"/>
+        </w:rPr>
+        <w:t>Sleep_health_and_lifestyle_dataset</w:t>
+      </w:r>
+      <w:proofErr w:type="spellEnd"/>
+      <w:r>
+        <w:rPr>
+          <w:rFonts w:ascii="Times New Roman" w:eastAsia="Times New Roman" w:hAnsi="Times New Roman" w:cs="Times New Roman"/>
+        </w:rPr>
+        <w:t>)</w:t>
+      </w:r>
+    </w:p>
+    <w:p>
+      <w:pPr>
+        <w:pStyle w:val="ListParagraph"/>
+        <w:ind w:left="2250" w:hanging="810"/>
+        <w:rPr>
+          <w:rFonts w:ascii="Times New Roman" w:eastAsia="Times New Roman" w:hAnsi="Times New Roman" w:cs="Times New Roman"/>
+        </w:rPr>
+      </w:pPr>
+      <w:r>
+        <w:rPr>
+          <w:rFonts w:ascii="Times New Roman" w:eastAsia="Times New Roman" w:hAnsi="Times New Roman" w:cs="Times New Roman"/>
+        </w:rPr>
+        <w:t xml:space="preserve"># Reference dataset as cw2 </w:t>
+      </w:r>
+    </w:p>
+    <w:p>
+      <w:pPr>
+        <w:pStyle w:val="ListParagraph"/>
+        <w:ind w:left="2250" w:hanging="810"/>
+        <w:rPr>
+          <w:rFonts w:ascii="Times New Roman" w:eastAsia="Times New Roman" w:hAnsi="Times New Roman" w:cs="Times New Roman"/>
+        </w:rPr>
+      </w:pPr>
+      <w:r>
+        <w:rPr>
+          <w:rFonts w:ascii="Times New Roman" w:eastAsia="Times New Roman" w:hAnsi="Times New Roman" w:cs="Times New Roman"/>
+        </w:rPr>
+        <w:t xml:space="preserve">cw2 &lt;- </w:t>
+      </w:r>
+      <w:proofErr w:type="spellStart"/>
+      <w:r>
+        <w:rPr>
+          <w:rFonts w:ascii="Times New Roman" w:eastAsia="Times New Roman" w:hAnsi="Times New Roman" w:cs="Times New Roman"/>
+        </w:rPr>
+        <w:t>Sleep_health_and_lifestyle_dataset</w:t>
+      </w:r>
+      <w:proofErr w:type="spellEnd"/>
+    </w:p>
+    <w:p>
+      <w:pPr>
+        <w:pStyle w:val="ListParagraph"/>
+        <w:ind w:left="2250" w:hanging="810"/>
+        <w:rPr>
+          <w:rFonts w:ascii="Times New Roman" w:eastAsia="Times New Roman" w:hAnsi="Times New Roman" w:cs="Times New Roman"/>
+        </w:rPr>
+      </w:pPr>
+      <w:r>
+        <w:rPr>
+          <w:rFonts w:ascii="Times New Roman" w:eastAsia="Times New Roman" w:hAnsi="Times New Roman" w:cs="Times New Roman"/>
+        </w:rPr>
+        <w:t xml:space="preserve"># </w:t>
+      </w:r>
+      <w:proofErr w:type="gramStart"/>
+      <w:r>
+        <w:rPr>
+          <w:rFonts w:ascii="Times New Roman" w:eastAsia="Times New Roman" w:hAnsi="Times New Roman" w:cs="Times New Roman"/>
+        </w:rPr>
+        <w:t>Adding</w:t>
+      </w:r>
+      <w:proofErr w:type="gramEnd"/>
+      <w:r>
+        <w:rPr>
+          <w:rFonts w:ascii="Times New Roman" w:eastAsia="Times New Roman" w:hAnsi="Times New Roman" w:cs="Times New Roman"/>
+        </w:rPr>
+        <w:t xml:space="preserve"> _ to column so I can call it without errors due to space</w:t>
+      </w:r>
+    </w:p>
+    <w:p>
+      <w:pPr>
+        <w:pStyle w:val="ListParagraph"/>
+        <w:ind w:left="2250" w:hanging="810"/>
+        <w:rPr>
+          <w:rFonts w:ascii="Times New Roman" w:eastAsia="Times New Roman" w:hAnsi="Times New Roman" w:cs="Times New Roman"/>
+        </w:rPr>
+      </w:pPr>
+      <w:proofErr w:type="spellStart"/>
+      <w:proofErr w:type="gramStart"/>
+      <w:r>
+        <w:rPr>
+          <w:rFonts w:ascii="Times New Roman" w:eastAsia="Times New Roman" w:hAnsi="Times New Roman" w:cs="Times New Roman"/>
+        </w:rPr>
+        <w:t>colnames</w:t>
+      </w:r>
+      <w:proofErr w:type="spellEnd"/>
+      <w:r>
+        <w:rPr>
+          <w:rFonts w:ascii="Times New Roman" w:eastAsia="Times New Roman" w:hAnsi="Times New Roman" w:cs="Times New Roman"/>
+        </w:rPr>
+        <w:t>(</w:t>
+      </w:r>
+      <w:proofErr w:type="gramEnd"/>
+      <w:r>
+        <w:rPr>
+          <w:rFonts w:ascii="Times New Roman" w:eastAsia="Times New Roman" w:hAnsi="Times New Roman" w:cs="Times New Roman"/>
+        </w:rPr>
+        <w:t>cw2)[8] &lt;- "</w:t>
+      </w:r>
+      <w:proofErr w:type="spellStart"/>
+      <w:r>
+        <w:rPr>
+          <w:rFonts w:ascii="Times New Roman" w:eastAsia="Times New Roman" w:hAnsi="Times New Roman" w:cs="Times New Roman"/>
+        </w:rPr>
+        <w:t>stress_level</w:t>
+      </w:r>
+      <w:proofErr w:type="spellEnd"/>
+      <w:r>
+        <w:rPr>
+          <w:rFonts w:ascii="Times New Roman" w:eastAsia="Times New Roman" w:hAnsi="Times New Roman" w:cs="Times New Roman"/>
+        </w:rPr>
+        <w:t>"</w:t>
+      </w:r>
+    </w:p>
+    <w:p>
+      <w:pPr>
+        <w:pStyle w:val="ListParagraph"/>
+        <w:ind w:left="2250" w:hanging="810"/>
+        <w:rPr>
+          <w:rFonts w:ascii="Times New Roman" w:eastAsia="Times New Roman" w:hAnsi="Times New Roman" w:cs="Times New Roman"/>
+        </w:rPr>
+      </w:pPr>
+      <w:r>
+        <w:rPr>
+          <w:rFonts w:ascii="Times New Roman" w:eastAsia="Times New Roman" w:hAnsi="Times New Roman" w:cs="Times New Roman"/>
+        </w:rPr>
+        <w:t xml:space="preserve"># </w:t>
+      </w:r>
+      <w:proofErr w:type="gramStart"/>
+      <w:r>
+        <w:rPr>
+          <w:rFonts w:ascii="Times New Roman" w:eastAsia="Times New Roman" w:hAnsi="Times New Roman" w:cs="Times New Roman"/>
+        </w:rPr>
+        <w:t>Creating</w:t>
+      </w:r>
+      <w:proofErr w:type="gramEnd"/>
+      <w:r>
+        <w:rPr>
+          <w:rFonts w:ascii="Times New Roman" w:eastAsia="Times New Roman" w:hAnsi="Times New Roman" w:cs="Times New Roman"/>
+        </w:rPr>
+        <w:t xml:space="preserve"> a subset of rows with only doctor or engineer as occupation</w:t>
+      </w:r>
+    </w:p>
+    <w:p>
+      <w:pPr>
+        <w:pStyle w:val="ListParagraph"/>
+        <w:ind w:left="2250" w:hanging="810"/>
+        <w:rPr>
+          <w:rFonts w:ascii="Times New Roman" w:eastAsia="Times New Roman" w:hAnsi="Times New Roman" w:cs="Times New Roman"/>
+        </w:rPr>
+      </w:pPr>
+      <w:proofErr w:type="spellStart"/>
+      <w:r>
+        <w:rPr>
+          <w:rFonts w:ascii="Times New Roman" w:eastAsia="Times New Roman" w:hAnsi="Times New Roman" w:cs="Times New Roman"/>
+        </w:rPr>
+        <w:t>data_hist</w:t>
+      </w:r>
+      <w:proofErr w:type="spellEnd"/>
+      <w:r>
+        <w:rPr>
+          <w:rFonts w:ascii="Times New Roman" w:eastAsia="Times New Roman" w:hAnsi="Times New Roman" w:cs="Times New Roman"/>
+        </w:rPr>
+        <w:t xml:space="preserve"> &lt;- </w:t>
+      </w:r>
+      <w:proofErr w:type="gramStart"/>
+      <w:r>
+        <w:rPr>
+          <w:rFonts w:ascii="Times New Roman" w:eastAsia="Times New Roman" w:hAnsi="Times New Roman" w:cs="Times New Roman"/>
+        </w:rPr>
+        <w:t>subset(</w:t>
+      </w:r>
+      <w:proofErr w:type="gramEnd"/>
+    </w:p>
+    <w:p>
+      <w:pPr>
+        <w:pStyle w:val="ListParagraph"/>
+        <w:ind w:left="2250" w:hanging="810"/>
+        <w:rPr>
+          <w:rFonts w:ascii="Times New Roman" w:eastAsia="Times New Roman" w:hAnsi="Times New Roman" w:cs="Times New Roman"/>
+        </w:rPr>
+      </w:pPr>
+      <w:r>
+        <w:rPr>
+          <w:rFonts w:ascii="Times New Roman" w:eastAsia="Times New Roman" w:hAnsi="Times New Roman" w:cs="Times New Roman"/>
+        </w:rPr>
+        <w:t xml:space="preserve">  cw2,</w:t>
+      </w:r>
+    </w:p>
+    <w:p>
+      <w:pPr>
+        <w:pStyle w:val="ListParagraph"/>
+        <w:ind w:left="2250" w:hanging="810"/>
+        <w:rPr>
+          <w:rFonts w:ascii="Times New Roman" w:eastAsia="Times New Roman" w:hAnsi="Times New Roman" w:cs="Times New Roman"/>
+        </w:rPr>
+      </w:pPr>
+      <w:r>
+        <w:rPr>
+          <w:rFonts w:ascii="Times New Roman" w:eastAsia="Times New Roman" w:hAnsi="Times New Roman" w:cs="Times New Roman"/>
+        </w:rPr>
+        <w:t xml:space="preserve">  </w:t>
+      </w:r>
+      <w:proofErr w:type="gramStart"/>
+      <w:r>
+        <w:rPr>
+          <w:rFonts w:ascii="Times New Roman" w:eastAsia="Times New Roman" w:hAnsi="Times New Roman" w:cs="Times New Roman"/>
+        </w:rPr>
+        <w:t>Occupation</w:t>
+      </w:r>
+      <w:proofErr w:type="gramEnd"/>
+      <w:r>
+        <w:rPr>
+          <w:rFonts w:ascii="Times New Roman" w:eastAsia="Times New Roman" w:hAnsi="Times New Roman" w:cs="Times New Roman"/>
+        </w:rPr>
+        <w:t xml:space="preserve"> == "Doctor" | Occupation == "Engineer"</w:t>
+      </w:r>
+    </w:p>
+    <w:p>
+      <w:pPr>
+        <w:pStyle w:val="ListParagraph"/>
+        <w:ind w:left="2250" w:hanging="810"/>
+        <w:rPr>
+          <w:rFonts w:ascii="Times New Roman" w:eastAsia="Times New Roman" w:hAnsi="Times New Roman" w:cs="Times New Roman"/>
+        </w:rPr>
+      </w:pPr>
+      <w:r>
+        <w:rPr>
+          <w:rFonts w:ascii="Times New Roman" w:eastAsia="Times New Roman" w:hAnsi="Times New Roman" w:cs="Times New Roman"/>
+        </w:rPr>
+        <w:t>)</w:t>
+      </w:r>
+    </w:p>
+    <w:p>
+      <w:pPr>
+        <w:pStyle w:val="ListParagraph"/>
+        <w:ind w:left="2250" w:hanging="810"/>
+        <w:rPr>
+          <w:rFonts w:ascii="Times New Roman" w:eastAsia="Times New Roman" w:hAnsi="Times New Roman" w:cs="Times New Roman"/>
+        </w:rPr>
+      </w:pPr>
+      <w:proofErr w:type="spellStart"/>
+      <w:r>
+        <w:rPr>
+          <w:rFonts w:ascii="Times New Roman" w:eastAsia="Times New Roman" w:hAnsi="Times New Roman" w:cs="Times New Roman"/>
+        </w:rPr>
+        <w:t>breaks_seq</w:t>
+      </w:r>
+      <w:proofErr w:type="spellEnd"/>
+      <w:r>
+        <w:rPr>
+          <w:rFonts w:ascii="Times New Roman" w:eastAsia="Times New Roman" w:hAnsi="Times New Roman" w:cs="Times New Roman"/>
+        </w:rPr>
+        <w:t xml:space="preserve"> &lt;- </w:t>
+      </w:r>
+      <w:proofErr w:type="spellStart"/>
+      <w:proofErr w:type="gramStart"/>
+      <w:r>
+        <w:rPr>
+          <w:rFonts w:ascii="Times New Roman" w:eastAsia="Times New Roman" w:hAnsi="Times New Roman" w:cs="Times New Roman"/>
+        </w:rPr>
+        <w:t>seq</w:t>
+      </w:r>
+      <w:proofErr w:type="spellEnd"/>
+      <w:r>
+        <w:rPr>
+          <w:rFonts w:ascii="Times New Roman" w:eastAsia="Times New Roman" w:hAnsi="Times New Roman" w:cs="Times New Roman"/>
+        </w:rPr>
+        <w:t>(</w:t>
+      </w:r>
+      <w:proofErr w:type="gramEnd"/>
+      <w:r>
+        <w:rPr>
+          <w:rFonts w:ascii="Times New Roman" w:eastAsia="Times New Roman" w:hAnsi="Times New Roman" w:cs="Times New Roman"/>
+        </w:rPr>
+        <w:t>1, 10, by = 1)</w:t>
+      </w:r>
+    </w:p>
+    <w:p>
+      <w:pPr>
+        <w:pStyle w:val="ListParagraph"/>
+        <w:ind w:left="2250" w:hanging="810"/>
+        <w:rPr>
+          <w:rFonts w:ascii="Times New Roman" w:eastAsia="Times New Roman" w:hAnsi="Times New Roman" w:cs="Times New Roman"/>
+        </w:rPr>
+      </w:pPr>
+      <w:r>
+        <w:rPr>
+          <w:rFonts w:ascii="Times New Roman" w:eastAsia="Times New Roman" w:hAnsi="Times New Roman" w:cs="Times New Roman"/>
+        </w:rPr>
+        <w:t xml:space="preserve"># </w:t>
+      </w:r>
+      <w:proofErr w:type="gramStart"/>
+      <w:r>
+        <w:rPr>
+          <w:rFonts w:ascii="Times New Roman" w:eastAsia="Times New Roman" w:hAnsi="Times New Roman" w:cs="Times New Roman"/>
+        </w:rPr>
+        <w:t>Creates</w:t>
+      </w:r>
+      <w:proofErr w:type="gramEnd"/>
+      <w:r>
+        <w:rPr>
+          <w:rFonts w:ascii="Times New Roman" w:eastAsia="Times New Roman" w:hAnsi="Times New Roman" w:cs="Times New Roman"/>
+        </w:rPr>
+        <w:t xml:space="preserve"> a Histogram for stress levels</w:t>
+      </w:r>
+    </w:p>
+    <w:p>
+      <w:pPr>
+        <w:pStyle w:val="ListParagraph"/>
+        <w:ind w:left="2250" w:hanging="810"/>
+        <w:rPr>
+          <w:rFonts w:ascii="Times New Roman" w:eastAsia="Times New Roman" w:hAnsi="Times New Roman" w:cs="Times New Roman"/>
+        </w:rPr>
+      </w:pPr>
+      <w:proofErr w:type="spellStart"/>
+      <w:proofErr w:type="gramStart"/>
+      <w:r>
+        <w:rPr>
+          <w:rFonts w:ascii="Times New Roman" w:eastAsia="Times New Roman" w:hAnsi="Times New Roman" w:cs="Times New Roman"/>
+        </w:rPr>
+        <w:t>hist</w:t>
+      </w:r>
+      <w:proofErr w:type="spellEnd"/>
+      <w:r>
+        <w:rPr>
+          <w:rFonts w:ascii="Times New Roman" w:eastAsia="Times New Roman" w:hAnsi="Times New Roman" w:cs="Times New Roman"/>
+        </w:rPr>
+        <w:t>(</w:t>
+      </w:r>
+      <w:proofErr w:type="gramEnd"/>
+    </w:p>
+    <w:p>
+      <w:pPr>
+        <w:pStyle w:val="ListParagraph"/>
+        <w:ind w:left="2250" w:hanging="810"/>
+        <w:rPr>
+          <w:rFonts w:ascii="Times New Roman" w:eastAsia="Times New Roman" w:hAnsi="Times New Roman" w:cs="Times New Roman"/>
+        </w:rPr>
+      </w:pPr>
+      <w:r>
+        <w:rPr>
+          <w:rFonts w:ascii="Times New Roman" w:eastAsia="Times New Roman" w:hAnsi="Times New Roman" w:cs="Times New Roman"/>
+        </w:rPr>
+        <w:t xml:space="preserve">  </w:t>
+      </w:r>
+      <w:proofErr w:type="spellStart"/>
+      <w:r>
+        <w:rPr>
+          <w:rFonts w:ascii="Times New Roman" w:eastAsia="Times New Roman" w:hAnsi="Times New Roman" w:cs="Times New Roman"/>
+        </w:rPr>
+        <w:t>data_hist$stress_level</w:t>
+      </w:r>
+      <w:proofErr w:type="spellEnd"/>
+      <w:r>
+        <w:rPr>
+          <w:rFonts w:ascii="Times New Roman" w:eastAsia="Times New Roman" w:hAnsi="Times New Roman" w:cs="Times New Roman"/>
+        </w:rPr>
+        <w:t>,</w:t>
+      </w:r>
+    </w:p>
+    <w:p>
+      <w:pPr>
+        <w:pStyle w:val="ListParagraph"/>
+        <w:ind w:left="2250" w:hanging="810"/>
+        <w:rPr>
+          <w:rFonts w:ascii="Times New Roman" w:eastAsia="Times New Roman" w:hAnsi="Times New Roman" w:cs="Times New Roman"/>
+        </w:rPr>
+      </w:pPr>
+      <w:r>
+        <w:rPr>
+          <w:rFonts w:ascii="Times New Roman" w:eastAsia="Times New Roman" w:hAnsi="Times New Roman" w:cs="Times New Roman"/>
+        </w:rPr>
+        <w:lastRenderedPageBreak/>
+        <w:t xml:space="preserve">  </w:t>
+      </w:r>
+      <w:proofErr w:type="gramStart"/>
+      <w:r>
+        <w:rPr>
+          <w:rFonts w:ascii="Times New Roman" w:eastAsia="Times New Roman" w:hAnsi="Times New Roman" w:cs="Times New Roman"/>
+        </w:rPr>
+        <w:t>breaks</w:t>
+      </w:r>
+      <w:proofErr w:type="gramEnd"/>
+      <w:r>
+        <w:rPr>
+          <w:rFonts w:ascii="Times New Roman" w:eastAsia="Times New Roman" w:hAnsi="Times New Roman" w:cs="Times New Roman"/>
+        </w:rPr>
+        <w:t xml:space="preserve"> = </w:t>
+      </w:r>
+      <w:proofErr w:type="spellStart"/>
+      <w:r>
+        <w:rPr>
+          <w:rFonts w:ascii="Times New Roman" w:eastAsia="Times New Roman" w:hAnsi="Times New Roman" w:cs="Times New Roman"/>
+        </w:rPr>
+        <w:t>breaks_seq</w:t>
+      </w:r>
+      <w:proofErr w:type="spellEnd"/>
+      <w:r>
+        <w:rPr>
+          <w:rFonts w:ascii="Times New Roman" w:eastAsia="Times New Roman" w:hAnsi="Times New Roman" w:cs="Times New Roman"/>
+        </w:rPr>
+        <w:t>,</w:t>
+      </w:r>
+    </w:p>
+    <w:p>
+      <w:pPr>
+        <w:pStyle w:val="ListParagraph"/>
+        <w:ind w:left="2250" w:hanging="810"/>
+        <w:rPr>
+          <w:rFonts w:ascii="Times New Roman" w:eastAsia="Times New Roman" w:hAnsi="Times New Roman" w:cs="Times New Roman"/>
+        </w:rPr>
+      </w:pPr>
+      <w:r>
+        <w:rPr>
+          <w:rFonts w:ascii="Times New Roman" w:eastAsia="Times New Roman" w:hAnsi="Times New Roman" w:cs="Times New Roman"/>
+        </w:rPr>
+        <w:t xml:space="preserve">  </w:t>
+      </w:r>
+      <w:proofErr w:type="gramStart"/>
+      <w:r>
+        <w:rPr>
+          <w:rFonts w:ascii="Times New Roman" w:eastAsia="Times New Roman" w:hAnsi="Times New Roman" w:cs="Times New Roman"/>
+        </w:rPr>
+        <w:t>main</w:t>
+      </w:r>
+      <w:proofErr w:type="gramEnd"/>
+      <w:r>
+        <w:rPr>
+          <w:rFonts w:ascii="Times New Roman" w:eastAsia="Times New Roman" w:hAnsi="Times New Roman" w:cs="Times New Roman"/>
+        </w:rPr>
+        <w:t xml:space="preserve"> = "Frequency Distribution of Doctors and Engineers' Stress Level",</w:t>
+      </w:r>
+    </w:p>
+    <w:p>
+      <w:pPr>
+        <w:pStyle w:val="ListParagraph"/>
+        <w:ind w:left="2250" w:hanging="810"/>
+        <w:rPr>
+          <w:rFonts w:ascii="Times New Roman" w:eastAsia="Times New Roman" w:hAnsi="Times New Roman" w:cs="Times New Roman"/>
+        </w:rPr>
+      </w:pPr>
+      <w:r>
+        <w:rPr>
+          <w:rFonts w:ascii="Times New Roman" w:eastAsia="Times New Roman" w:hAnsi="Times New Roman" w:cs="Times New Roman"/>
+        </w:rPr>
+        <w:t xml:space="preserve">  </w:t>
+      </w:r>
+      <w:proofErr w:type="spellStart"/>
+      <w:proofErr w:type="gramStart"/>
+      <w:r>
+        <w:rPr>
+          <w:rFonts w:ascii="Times New Roman" w:eastAsia="Times New Roman" w:hAnsi="Times New Roman" w:cs="Times New Roman"/>
+        </w:rPr>
+        <w:t>xlab</w:t>
+      </w:r>
+      <w:proofErr w:type="spellEnd"/>
+      <w:proofErr w:type="gramEnd"/>
+      <w:r>
+        <w:rPr>
+          <w:rFonts w:ascii="Times New Roman" w:eastAsia="Times New Roman" w:hAnsi="Times New Roman" w:cs="Times New Roman"/>
+        </w:rPr>
+        <w:t xml:space="preserve"> = "Stress Level",</w:t>
+      </w:r>
+    </w:p>
+    <w:p>
+      <w:pPr>
+        <w:pStyle w:val="ListParagraph"/>
+        <w:ind w:left="2250" w:hanging="810"/>
+        <w:rPr>
+          <w:rFonts w:ascii="Times New Roman" w:eastAsia="Times New Roman" w:hAnsi="Times New Roman" w:cs="Times New Roman"/>
+        </w:rPr>
+      </w:pPr>
+      <w:r>
+        <w:rPr>
+          <w:rFonts w:ascii="Times New Roman" w:eastAsia="Times New Roman" w:hAnsi="Times New Roman" w:cs="Times New Roman"/>
+        </w:rPr>
+        <w:t xml:space="preserve">  </w:t>
+      </w:r>
+      <w:proofErr w:type="spellStart"/>
+      <w:proofErr w:type="gramStart"/>
+      <w:r>
+        <w:rPr>
+          <w:rFonts w:ascii="Times New Roman" w:eastAsia="Times New Roman" w:hAnsi="Times New Roman" w:cs="Times New Roman"/>
+        </w:rPr>
+        <w:t>ylab</w:t>
+      </w:r>
+      <w:proofErr w:type="spellEnd"/>
+      <w:proofErr w:type="gramEnd"/>
+      <w:r>
+        <w:rPr>
+          <w:rFonts w:ascii="Times New Roman" w:eastAsia="Times New Roman" w:hAnsi="Times New Roman" w:cs="Times New Roman"/>
+        </w:rPr>
+        <w:t xml:space="preserve"> = "Frequency",</w:t>
+      </w:r>
+    </w:p>
+    <w:p>
+      <w:pPr>
+        <w:pStyle w:val="ListParagraph"/>
+        <w:ind w:left="2250" w:hanging="810"/>
+        <w:rPr>
+          <w:rFonts w:ascii="Times New Roman" w:eastAsia="Times New Roman" w:hAnsi="Times New Roman" w:cs="Times New Roman"/>
+        </w:rPr>
+      </w:pPr>
+      <w:r>
+        <w:rPr>
+          <w:rFonts w:ascii="Times New Roman" w:eastAsia="Times New Roman" w:hAnsi="Times New Roman" w:cs="Times New Roman"/>
+        </w:rPr>
+        <w:t xml:space="preserve">  </w:t>
+      </w:r>
+      <w:proofErr w:type="spellStart"/>
+      <w:proofErr w:type="gramStart"/>
+      <w:r>
+        <w:rPr>
+          <w:rFonts w:ascii="Times New Roman" w:eastAsia="Times New Roman" w:hAnsi="Times New Roman" w:cs="Times New Roman"/>
+        </w:rPr>
+        <w:t>col</w:t>
+      </w:r>
+      <w:proofErr w:type="spellEnd"/>
+      <w:proofErr w:type="gramEnd"/>
+      <w:r>
+        <w:rPr>
+          <w:rFonts w:ascii="Times New Roman" w:eastAsia="Times New Roman" w:hAnsi="Times New Roman" w:cs="Times New Roman"/>
+        </w:rPr>
+        <w:t xml:space="preserve"> = "</w:t>
+      </w:r>
+      <w:proofErr w:type="spellStart"/>
+      <w:r>
+        <w:rPr>
+          <w:rFonts w:ascii="Times New Roman" w:eastAsia="Times New Roman" w:hAnsi="Times New Roman" w:cs="Times New Roman"/>
+        </w:rPr>
+        <w:t>lightgreen</w:t>
+      </w:r>
+      <w:proofErr w:type="spellEnd"/>
+      <w:r>
+        <w:rPr>
+          <w:rFonts w:ascii="Times New Roman" w:eastAsia="Times New Roman" w:hAnsi="Times New Roman" w:cs="Times New Roman"/>
+        </w:rPr>
+        <w:t>",</w:t>
+      </w:r>
+    </w:p>
+    <w:p>
+      <w:pPr>
+        <w:pStyle w:val="ListParagraph"/>
+        <w:ind w:left="2250" w:hanging="810"/>
+        <w:rPr>
+          <w:rFonts w:ascii="Times New Roman" w:eastAsia="Times New Roman" w:hAnsi="Times New Roman" w:cs="Times New Roman"/>
+        </w:rPr>
+      </w:pPr>
+      <w:r>
+        <w:rPr>
+          <w:rFonts w:ascii="Times New Roman" w:eastAsia="Times New Roman" w:hAnsi="Times New Roman" w:cs="Times New Roman"/>
+        </w:rPr>
+        <w:t xml:space="preserve">  </w:t>
+      </w:r>
+      <w:proofErr w:type="spellStart"/>
+      <w:proofErr w:type="gramStart"/>
+      <w:r>
+        <w:rPr>
+          <w:rFonts w:ascii="Times New Roman" w:eastAsia="Times New Roman" w:hAnsi="Times New Roman" w:cs="Times New Roman"/>
+        </w:rPr>
+        <w:t>xlim</w:t>
+      </w:r>
+      <w:proofErr w:type="spellEnd"/>
+      <w:proofErr w:type="gramEnd"/>
+      <w:r>
+        <w:rPr>
+          <w:rFonts w:ascii="Times New Roman" w:eastAsia="Times New Roman" w:hAnsi="Times New Roman" w:cs="Times New Roman"/>
+        </w:rPr>
+        <w:t xml:space="preserve"> = c(1, 10),</w:t>
+      </w:r>
+    </w:p>
+    <w:p>
+      <w:pPr>
+        <w:pStyle w:val="ListParagraph"/>
+        <w:ind w:left="2250" w:hanging="810"/>
+        <w:rPr>
+          <w:rFonts w:ascii="Times New Roman" w:eastAsia="Times New Roman" w:hAnsi="Times New Roman" w:cs="Times New Roman"/>
+        </w:rPr>
+      </w:pPr>
+      <w:r>
+        <w:rPr>
+          <w:rFonts w:ascii="Times New Roman" w:eastAsia="Times New Roman" w:hAnsi="Times New Roman" w:cs="Times New Roman"/>
+        </w:rPr>
+        <w:t xml:space="preserve">  </w:t>
+      </w:r>
+      <w:proofErr w:type="spellStart"/>
+      <w:proofErr w:type="gramStart"/>
+      <w:r>
+        <w:rPr>
+          <w:rFonts w:ascii="Times New Roman" w:eastAsia="Times New Roman" w:hAnsi="Times New Roman" w:cs="Times New Roman"/>
+        </w:rPr>
+        <w:t>xaxt</w:t>
+      </w:r>
+      <w:proofErr w:type="spellEnd"/>
+      <w:proofErr w:type="gramEnd"/>
+      <w:r>
+        <w:rPr>
+          <w:rFonts w:ascii="Times New Roman" w:eastAsia="Times New Roman" w:hAnsi="Times New Roman" w:cs="Times New Roman"/>
+        </w:rPr>
+        <w:t xml:space="preserve"> = "n",</w:t>
+      </w:r>
+    </w:p>
+    <w:p>
+      <w:pPr>
+        <w:pStyle w:val="ListParagraph"/>
+        <w:ind w:left="2250" w:hanging="810"/>
+        <w:rPr>
+          <w:rFonts w:ascii="Times New Roman" w:eastAsia="Times New Roman" w:hAnsi="Times New Roman" w:cs="Times New Roman"/>
+        </w:rPr>
+      </w:pPr>
+      <w:r>
+        <w:rPr>
+          <w:rFonts w:ascii="Times New Roman" w:eastAsia="Times New Roman" w:hAnsi="Times New Roman" w:cs="Times New Roman"/>
+        </w:rPr>
+        <w:t xml:space="preserve">  </w:t>
+      </w:r>
+      <w:proofErr w:type="spellStart"/>
+      <w:proofErr w:type="gramStart"/>
+      <w:r>
+        <w:rPr>
+          <w:rFonts w:ascii="Times New Roman" w:eastAsia="Times New Roman" w:hAnsi="Times New Roman" w:cs="Times New Roman"/>
+        </w:rPr>
+        <w:t>yaxt</w:t>
+      </w:r>
+      <w:proofErr w:type="spellEnd"/>
+      <w:proofErr w:type="gramEnd"/>
+      <w:r>
+        <w:rPr>
+          <w:rFonts w:ascii="Times New Roman" w:eastAsia="Times New Roman" w:hAnsi="Times New Roman" w:cs="Times New Roman"/>
+        </w:rPr>
+        <w:t xml:space="preserve"> = "n"</w:t>
+      </w:r>
+    </w:p>
+    <w:p>
+      <w:pPr>
+        <w:pStyle w:val="ListParagraph"/>
+        <w:ind w:left="2250" w:hanging="810"/>
+        <w:rPr>
+          <w:rFonts w:ascii="Times New Roman" w:eastAsia="Times New Roman" w:hAnsi="Times New Roman" w:cs="Times New Roman"/>
+        </w:rPr>
+      </w:pPr>
+      <w:r>
+        <w:rPr>
+          <w:rFonts w:ascii="Times New Roman" w:eastAsia="Times New Roman" w:hAnsi="Times New Roman" w:cs="Times New Roman"/>
+        </w:rPr>
+        <w:t>)</w:t>
+      </w:r>
+    </w:p>
+    <w:p>
+      <w:pPr>
+        <w:pStyle w:val="ListParagraph"/>
+        <w:ind w:left="2250" w:hanging="810"/>
+        <w:rPr>
+          <w:rFonts w:ascii="Times New Roman" w:eastAsia="Times New Roman" w:hAnsi="Times New Roman" w:cs="Times New Roman"/>
+        </w:rPr>
+      </w:pPr>
+      <w:proofErr w:type="gramStart"/>
+      <w:r>
+        <w:rPr>
+          <w:rFonts w:ascii="Times New Roman" w:eastAsia="Times New Roman" w:hAnsi="Times New Roman" w:cs="Times New Roman"/>
+        </w:rPr>
+        <w:t>axis(</w:t>
+      </w:r>
+      <w:proofErr w:type="gramEnd"/>
+    </w:p>
+    <w:p>
+      <w:pPr>
+        <w:pStyle w:val="ListParagraph"/>
+        <w:ind w:left="2250" w:hanging="810"/>
+        <w:rPr>
+          <w:rFonts w:ascii="Times New Roman" w:eastAsia="Times New Roman" w:hAnsi="Times New Roman" w:cs="Times New Roman"/>
+        </w:rPr>
+      </w:pPr>
+      <w:r>
+        <w:rPr>
+          <w:rFonts w:ascii="Times New Roman" w:eastAsia="Times New Roman" w:hAnsi="Times New Roman" w:cs="Times New Roman"/>
+        </w:rPr>
+        <w:t xml:space="preserve">  </w:t>
+      </w:r>
+      <w:proofErr w:type="gramStart"/>
+      <w:r>
+        <w:rPr>
+          <w:rFonts w:ascii="Times New Roman" w:eastAsia="Times New Roman" w:hAnsi="Times New Roman" w:cs="Times New Roman"/>
+        </w:rPr>
+        <w:t>side</w:t>
+      </w:r>
+      <w:proofErr w:type="gramEnd"/>
+      <w:r>
+        <w:rPr>
+          <w:rFonts w:ascii="Times New Roman" w:eastAsia="Times New Roman" w:hAnsi="Times New Roman" w:cs="Times New Roman"/>
+        </w:rPr>
+        <w:t xml:space="preserve"> = 1,</w:t>
+      </w:r>
+    </w:p>
+    <w:p>
+      <w:pPr>
+        <w:pStyle w:val="ListParagraph"/>
+        <w:ind w:left="2250" w:hanging="810"/>
+        <w:rPr>
+          <w:rFonts w:ascii="Times New Roman" w:eastAsia="Times New Roman" w:hAnsi="Times New Roman" w:cs="Times New Roman"/>
+        </w:rPr>
+      </w:pPr>
+      <w:r>
+        <w:rPr>
+          <w:rFonts w:ascii="Times New Roman" w:eastAsia="Times New Roman" w:hAnsi="Times New Roman" w:cs="Times New Roman"/>
+        </w:rPr>
+        <w:t xml:space="preserve">  </w:t>
+      </w:r>
+      <w:proofErr w:type="gramStart"/>
+      <w:r>
+        <w:rPr>
+          <w:rFonts w:ascii="Times New Roman" w:eastAsia="Times New Roman" w:hAnsi="Times New Roman" w:cs="Times New Roman"/>
+        </w:rPr>
+        <w:t>at</w:t>
+      </w:r>
+      <w:proofErr w:type="gramEnd"/>
+      <w:r>
+        <w:rPr>
+          <w:rFonts w:ascii="Times New Roman" w:eastAsia="Times New Roman" w:hAnsi="Times New Roman" w:cs="Times New Roman"/>
+        </w:rPr>
+        <w:t xml:space="preserve"> = 1:10</w:t>
+      </w:r>
+    </w:p>
+    <w:p>
+      <w:pPr>
+        <w:pStyle w:val="ListParagraph"/>
+        <w:ind w:left="2250" w:hanging="810"/>
+        <w:rPr>
+          <w:rFonts w:ascii="Times New Roman" w:eastAsia="Times New Roman" w:hAnsi="Times New Roman" w:cs="Times New Roman"/>
+        </w:rPr>
+      </w:pPr>
+      <w:r>
+        <w:rPr>
+          <w:rFonts w:ascii="Times New Roman" w:eastAsia="Times New Roman" w:hAnsi="Times New Roman" w:cs="Times New Roman"/>
+        </w:rPr>
+        <w:t>)</w:t>
+      </w:r>
+    </w:p>
+    <w:p>
+      <w:pPr>
+        <w:pStyle w:val="ListParagraph"/>
+        <w:ind w:left="2250" w:hanging="810"/>
+        <w:rPr>
+          <w:rFonts w:ascii="Times New Roman" w:eastAsia="Times New Roman" w:hAnsi="Times New Roman" w:cs="Times New Roman"/>
+        </w:rPr>
+      </w:pPr>
+      <w:proofErr w:type="gramStart"/>
+      <w:r>
+        <w:rPr>
+          <w:rFonts w:ascii="Times New Roman" w:eastAsia="Times New Roman" w:hAnsi="Times New Roman" w:cs="Times New Roman"/>
+        </w:rPr>
+        <w:t>axis(</w:t>
+      </w:r>
+      <w:proofErr w:type="gramEnd"/>
+    </w:p>
+    <w:p>
+      <w:pPr>
+        <w:pStyle w:val="ListParagraph"/>
+        <w:ind w:left="2250" w:hanging="810"/>
+        <w:rPr>
+          <w:rFonts w:ascii="Times New Roman" w:eastAsia="Times New Roman" w:hAnsi="Times New Roman" w:cs="Times New Roman"/>
+        </w:rPr>
+      </w:pPr>
+      <w:r>
+        <w:rPr>
+          <w:rFonts w:ascii="Times New Roman" w:eastAsia="Times New Roman" w:hAnsi="Times New Roman" w:cs="Times New Roman"/>
+        </w:rPr>
+        <w:t xml:space="preserve">  </w:t>
+      </w:r>
+      <w:proofErr w:type="gramStart"/>
+      <w:r>
+        <w:rPr>
+          <w:rFonts w:ascii="Times New Roman" w:eastAsia="Times New Roman" w:hAnsi="Times New Roman" w:cs="Times New Roman"/>
+        </w:rPr>
+        <w:t>side</w:t>
+      </w:r>
+      <w:proofErr w:type="gramEnd"/>
+      <w:r>
+        <w:rPr>
+          <w:rFonts w:ascii="Times New Roman" w:eastAsia="Times New Roman" w:hAnsi="Times New Roman" w:cs="Times New Roman"/>
+        </w:rPr>
+        <w:t xml:space="preserve"> = 2,</w:t>
+      </w:r>
+    </w:p>
+    <w:p>
+      <w:pPr>
+        <w:pStyle w:val="ListParagraph"/>
+        <w:ind w:left="2250" w:hanging="810"/>
+        <w:rPr>
+          <w:rFonts w:ascii="Times New Roman" w:eastAsia="Times New Roman" w:hAnsi="Times New Roman" w:cs="Times New Roman"/>
+        </w:rPr>
+      </w:pPr>
+      <w:r>
+        <w:rPr>
+          <w:rFonts w:ascii="Times New Roman" w:eastAsia="Times New Roman" w:hAnsi="Times New Roman" w:cs="Times New Roman"/>
+        </w:rPr>
+        <w:t xml:space="preserve">  </w:t>
+      </w:r>
+      <w:proofErr w:type="gramStart"/>
+      <w:r>
+        <w:rPr>
+          <w:rFonts w:ascii="Times New Roman" w:eastAsia="Times New Roman" w:hAnsi="Times New Roman" w:cs="Times New Roman"/>
+        </w:rPr>
+        <w:t>at</w:t>
+      </w:r>
+      <w:proofErr w:type="gramEnd"/>
+      <w:r>
+        <w:rPr>
+          <w:rFonts w:ascii="Times New Roman" w:eastAsia="Times New Roman" w:hAnsi="Times New Roman" w:cs="Times New Roman"/>
+        </w:rPr>
+        <w:t xml:space="preserve"> = </w:t>
+      </w:r>
+      <w:proofErr w:type="spellStart"/>
+      <w:r>
+        <w:rPr>
+          <w:rFonts w:ascii="Times New Roman" w:eastAsia="Times New Roman" w:hAnsi="Times New Roman" w:cs="Times New Roman"/>
+        </w:rPr>
+        <w:t>seq</w:t>
+      </w:r>
+      <w:proofErr w:type="spellEnd"/>
+      <w:r>
+        <w:rPr>
+          <w:rFonts w:ascii="Times New Roman" w:eastAsia="Times New Roman" w:hAnsi="Times New Roman" w:cs="Times New Roman"/>
+        </w:rPr>
+        <w:t>(0, 50, by = 5)</w:t>
+      </w:r>
+    </w:p>
+    <w:p>
+      <w:pPr>
+        <w:pStyle w:val="ListParagraph"/>
+        <w:ind w:left="2250" w:hanging="810"/>
+        <w:rPr>
+          <w:rFonts w:ascii="Times New Roman" w:eastAsia="Times New Roman" w:hAnsi="Times New Roman" w:cs="Times New Roman"/>
+        </w:rPr>
+      </w:pPr>
+      <w:r>
+        <w:rPr>
+          <w:rFonts w:ascii="Times New Roman" w:eastAsia="Times New Roman" w:hAnsi="Times New Roman" w:cs="Times New Roman"/>
+        </w:rPr>
+        <w:t>)</w:t>
+      </w:r>
+    </w:p>
+    <w:p>
+      <w:pPr>
+        <w:pStyle w:val="ListParagraph"/>
+        <w:ind w:left="2250" w:hanging="810"/>
+        <w:rPr>
+          <w:rFonts w:ascii="Times New Roman" w:eastAsia="Times New Roman" w:hAnsi="Times New Roman" w:cs="Times New Roman"/>
+        </w:rPr>
+      </w:pPr>
+    </w:p>
+    <w:p>
+      <w:pPr>
+        <w:pStyle w:val="ListParagraph"/>
+        <w:ind w:left="2250" w:hanging="810"/>
+        <w:rPr>
+          <w:rFonts w:ascii="Times New Roman" w:eastAsia="Times New Roman" w:hAnsi="Times New Roman" w:cs="Times New Roman"/>
+        </w:rPr>
+      </w:pPr>
+    </w:p>
+    <w:p>
+      <w:pPr>
+        <w:pStyle w:val="ListParagraph"/>
+        <w:ind w:left="2250" w:hanging="810"/>
+        <w:rPr>
+          <w:rFonts w:ascii="Times New Roman" w:eastAsia="Times New Roman" w:hAnsi="Times New Roman" w:cs="Times New Roman"/>
+        </w:rPr>
+      </w:pPr>
+    </w:p>
+    <w:p>
+      <w:pPr>
+        <w:pStyle w:val="ListParagraph"/>
+        <w:ind w:left="2250" w:hanging="810"/>
         <w:rPr>
           <w:rFonts w:ascii="Times New Roman" w:eastAsia="Times New Roman" w:hAnsi="Times New Roman" w:cs="Times New Roman"/>
           <w:b/>
           <w:bCs/>
         </w:rPr>
-        <w:t>A2. R code for Analysis</w:t>
-      </w:r>
-    </w:p>
-    <w:p>
-      <w:pPr>
-        <w:pStyle w:val="ListParagraph"/>
-        <w:ind w:left="2250" w:hanging="810"/>
+      </w:pPr>
+      <w:r>
         <w:rPr>
           <w:rFonts w:ascii="Times New Roman" w:eastAsia="Times New Roman" w:hAnsi="Times New Roman" w:cs="Times New Roman"/>
           <w:b/>
           <w:bCs/>
         </w:rPr>
-      </w:pPr>
+        <w:t>A2. R code for Analysis</w:t>
+      </w:r>
     </w:p>
     <w:p>
       <w:pPr>
@@ -5781,6 +7504,17 @@
           <w:bCs/>
         </w:rPr>
       </w:pPr>
+    </w:p>
+    <w:p>
+      <w:pPr>
+        <w:pStyle w:val="ListParagraph"/>
+        <w:ind w:left="2250" w:hanging="810"/>
+        <w:rPr>
+          <w:rFonts w:ascii="Times New Roman" w:eastAsia="Times New Roman" w:hAnsi="Times New Roman" w:cs="Times New Roman"/>
+          <w:b/>
+          <w:bCs/>
+        </w:rPr>
+      </w:pPr>
       <w:r>
         <w:rPr>
           <w:rFonts w:ascii="Times New Roman" w:eastAsia="Times New Roman" w:hAnsi="Times New Roman" w:cs="Times New Roman"/>
@@ -5945,6 +7679,7 @@
         </w:rPr>
       </w:pPr>
       <w:proofErr w:type="spellStart"/>
+      <w:proofErr w:type="gramStart"/>
       <w:r>
         <w:rPr>
           <w:rFonts w:ascii="Times New Roman" w:eastAsia="Times New Roman" w:hAnsi="Times New Roman" w:cs="Times New Roman"/>
@@ -5959,79 +7694,60 @@
         <w:t>(</w:t>
       </w:r>
       <w:proofErr w:type="spellStart"/>
-      <w:r>
-        <w:rPr>
-          <w:rFonts w:ascii="Times New Roman" w:eastAsia="Times New Roman" w:hAnsi="Times New Roman" w:cs="Times New Roman"/>
-        </w:rPr>
-        <w:t>subset_</w:t>
-      </w:r>
+      <w:proofErr w:type="gramEnd"/>
+      <w:r>
+        <w:rPr>
+          <w:rFonts w:ascii="Times New Roman" w:eastAsia="Times New Roman" w:hAnsi="Times New Roman" w:cs="Times New Roman"/>
+        </w:rPr>
+        <w:t>subset_df</w:t>
+      </w:r>
+      <w:proofErr w:type="spellEnd"/>
+      <w:r>
+        <w:rPr>
+          <w:rFonts w:ascii="Times New Roman" w:eastAsia="Times New Roman" w:hAnsi="Times New Roman" w:cs="Times New Roman"/>
+        </w:rPr>
+        <w:t>)[8]&lt;- "Stress"</w:t>
+      </w:r>
+    </w:p>
+    <w:p>
+      <w:pPr>
+        <w:pStyle w:val="ListParagraph"/>
+        <w:ind w:left="2250" w:hanging="810"/>
+        <w:rPr>
+          <w:rFonts w:ascii="Times New Roman" w:eastAsia="Times New Roman" w:hAnsi="Times New Roman" w:cs="Times New Roman"/>
+        </w:rPr>
+      </w:pPr>
+    </w:p>
+    <w:p>
+      <w:pPr>
+        <w:pStyle w:val="ListParagraph"/>
+        <w:ind w:left="2250" w:hanging="810"/>
+        <w:rPr>
+          <w:rFonts w:ascii="Times New Roman" w:eastAsia="Times New Roman" w:hAnsi="Times New Roman" w:cs="Times New Roman"/>
+        </w:rPr>
+      </w:pPr>
+      <w:r>
+        <w:rPr>
+          <w:rFonts w:ascii="Times New Roman" w:eastAsia="Times New Roman" w:hAnsi="Times New Roman" w:cs="Times New Roman"/>
+        </w:rPr>
+        <w:t>#Runs the Wilcoxon Rank-Sum Test</w:t>
+      </w:r>
+    </w:p>
+    <w:p>
+      <w:pPr>
+        <w:pStyle w:val="ListParagraph"/>
+        <w:ind w:left="2250" w:hanging="810"/>
+        <w:rPr>
+          <w:rFonts w:ascii="Times New Roman" w:eastAsia="Times New Roman" w:hAnsi="Times New Roman" w:cs="Times New Roman"/>
+        </w:rPr>
+      </w:pPr>
+      <w:proofErr w:type="spellStart"/>
       <w:proofErr w:type="gramStart"/>
       <w:r>
         <w:rPr>
           <w:rFonts w:ascii="Times New Roman" w:eastAsia="Times New Roman" w:hAnsi="Times New Roman" w:cs="Times New Roman"/>
         </w:rPr>
-        <w:t>df</w:t>
-      </w:r>
-      <w:proofErr w:type="spellEnd"/>
-      <w:r>
-        <w:rPr>
-          <w:rFonts w:ascii="Times New Roman" w:eastAsia="Times New Roman" w:hAnsi="Times New Roman" w:cs="Times New Roman"/>
-        </w:rPr>
-        <w:t>)[8]&lt;</w:t>
-      </w:r>
-      <w:proofErr w:type="gramEnd"/>
-      <w:r>
-        <w:rPr>
-          <w:rFonts w:ascii="Times New Roman" w:eastAsia="Times New Roman" w:hAnsi="Times New Roman" w:cs="Times New Roman"/>
-        </w:rPr>
-        <w:t>- "Stress"</w:t>
-      </w:r>
-    </w:p>
-    <w:p>
-      <w:pPr>
-        <w:pStyle w:val="ListParagraph"/>
-        <w:ind w:left="2250" w:hanging="810"/>
-        <w:rPr>
-          <w:rFonts w:ascii="Times New Roman" w:eastAsia="Times New Roman" w:hAnsi="Times New Roman" w:cs="Times New Roman"/>
-        </w:rPr>
-      </w:pPr>
-    </w:p>
-    <w:p>
-      <w:pPr>
-        <w:pStyle w:val="ListParagraph"/>
-        <w:ind w:left="2250" w:hanging="810"/>
-        <w:rPr>
-          <w:rFonts w:ascii="Times New Roman" w:eastAsia="Times New Roman" w:hAnsi="Times New Roman" w:cs="Times New Roman"/>
-        </w:rPr>
-      </w:pPr>
-      <w:r>
-        <w:rPr>
-          <w:rFonts w:ascii="Times New Roman" w:eastAsia="Times New Roman" w:hAnsi="Times New Roman" w:cs="Times New Roman"/>
-        </w:rPr>
-        <w:t>#Runs the Wilcoxon Rank-Sum Test</w:t>
-      </w:r>
-    </w:p>
-    <w:p>
-      <w:pPr>
-        <w:pStyle w:val="ListParagraph"/>
-        <w:ind w:left="2250" w:hanging="810"/>
-        <w:rPr>
-          <w:rFonts w:ascii="Times New Roman" w:eastAsia="Times New Roman" w:hAnsi="Times New Roman" w:cs="Times New Roman"/>
-        </w:rPr>
-      </w:pPr>
-      <w:proofErr w:type="spellStart"/>
-      <w:r>
-        <w:rPr>
-          <w:rFonts w:ascii="Times New Roman" w:eastAsia="Times New Roman" w:hAnsi="Times New Roman" w:cs="Times New Roman"/>
-        </w:rPr>
-        <w:t>wilcox.</w:t>
-      </w:r>
-      <w:proofErr w:type="gramStart"/>
-      <w:r>
-        <w:rPr>
-          <w:rFonts w:ascii="Times New Roman" w:eastAsia="Times New Roman" w:hAnsi="Times New Roman" w:cs="Times New Roman"/>
-        </w:rPr>
-        <w:t>test</w:t>
+        <w:t>wilcox.test</w:t>
       </w:r>
       <w:proofErr w:type="spellEnd"/>
       <w:r>
@@ -6211,8 +7927,8 @@
       </w:pPr>
     </w:p>
     <w:sectPr>
-      <w:footerReference w:type="even" r:id="rId9"/>
-      <w:footerReference w:type="default" r:id="rId10"/>
+      <w:footerReference w:type="even" r:id="rId11"/>
+      <w:footerReference w:type="default" r:id="rId12"/>
       <w:pgSz w:w="11906" w:h="16838"/>
       <w:pgMar w:top="1440" w:right="1440" w:bottom="1440" w:left="1440" w:header="708" w:footer="708" w:gutter="0"/>
       <w:cols w:space="708"/>
@@ -6224,7 +7940,7 @@
 </file>
 
 <file path=word/endnotes.xml><?xml version="1.0" encoding="utf-8"?>
-<w:endnotes xmlns:wpc="http://schemas.microsoft.com/office/word/2010/wordprocessingCanvas" xmlns:cx="http://schemas.microsoft.com/office/drawing/2014/chartex" xmlns:cx1="http://schemas.microsoft.com/office/drawing/2015/9/8/chartex" xmlns:cx2="http://schemas.microsoft.com/office/drawing/2015/10/21/chartex" xmlns:cx3="http://schemas.microsoft.com/office/drawing/2016/5/9/chartex" xmlns:cx4="http://schemas.microsoft.com/office/drawing/2016/5/10/chartex" xmlns:cx5="http://schemas.microsoft.com/office/drawing/2016/5/11/chartex" xmlns:cx6="http://schemas.microsoft.com/office/drawing/2016/5/12/chartex" xmlns:cx7="http://schemas.microsoft.com/office/drawing/2016/5/13/chartex" xmlns:cx8="http://schemas.microsoft.com/office/drawing/2016/5/14/chartex" xmlns:mc="http://schemas.openxmlformats.org/markup-compatibility/2006" xmlns:aink="http://schemas.microsoft.com/office/drawing/2016/ink" xmlns:am3d="http://schemas.microsoft.com/office/drawing/2017/model3d" xmlns:o="urn:schemas-microsoft-com:office:office" xmlns:oel="http://schemas.microsoft.com/office/2019/extlst" xmlns:r="http://schemas.openxmlformats.org/officeDocument/2006/relationships" xmlns:m="http://schemas.openxmlformats.org/officeDocument/2006/math" xmlns:v="urn:schemas-microsoft-com:vml" xmlns:wp14="http://schemas.microsoft.com/office/word/2010/wordprocessingDrawing" xmlns:wp="http://schemas.openxmlformats.org/drawingml/2006/wordprocessingDrawing" xmlns:w10="urn:schemas-microsoft-com:office:word" xmlns:w="http://schemas.openxmlformats.org/wordprocessingml/2006/main" xmlns:w14="http://schemas.microsoft.com/office/word/2010/wordml" xmlns:w15="http://schemas.microsoft.com/office/word/2012/wordml" xmlns:w16cex="http://schemas.microsoft.com/office/word/2018/wordml/cex" xmlns:w16cid="http://schemas.microsoft.com/office/word/2016/wordml/cid" xmlns:w16="http://schemas.microsoft.com/office/word/2018/wordml" xmlns:w16du="http://schemas.microsoft.com/office/word/2023/wordml/word16du" xmlns:w16sdtdh="http://schemas.microsoft.com/office/word/2020/wordml/sdtdatahash" xmlns:w16sdtfl="http://schemas.microsoft.com/office/word/2024/wordml/sdtformatlock" xmlns:w16se="http://schemas.microsoft.com/office/word/2015/wordml/symex" xmlns:wpg="http://schemas.microsoft.com/office/word/2010/wordprocessingGroup" xmlns:wpi="http://schemas.microsoft.com/office/word/2010/wordprocessingInk" xmlns:wne="http://schemas.microsoft.com/office/word/2006/wordml" xmlns:wps="http://schemas.microsoft.com/office/word/2010/wordprocessingShape" mc:Ignorable="w14 w15 w16se w16cid w16 w16cex w16sdtdh w16sdtfl w16du wp14">
+<w:endnotes xmlns:ve="http://schemas.openxmlformats.org/markup-compatibility/2006" xmlns:o="urn:schemas-microsoft-com:office:office" xmlns:r="http://schemas.openxmlformats.org/officeDocument/2006/relationships" xmlns:m="http://schemas.openxmlformats.org/officeDocument/2006/math" xmlns:v="urn:schemas-microsoft-com:vml" xmlns:wp="http://schemas.openxmlformats.org/drawingml/2006/wordprocessingDrawing" xmlns:w10="urn:schemas-microsoft-com:office:word" xmlns:w="http://schemas.openxmlformats.org/wordprocessingml/2006/main" xmlns:wne="http://schemas.microsoft.com/office/word/2006/wordml">
   <w:endnote w:type="separator" w:id="-1">
     <w:p>
       <w:r>
@@ -6246,7 +7962,7 @@
 </file>
 
 <file path=word/footer1.xml><?xml version="1.0" encoding="utf-8"?>
-<w:ftr xmlns:wpc="http://schemas.microsoft.com/office/word/2010/wordprocessingCanvas" xmlns:cx="http://schemas.microsoft.com/office/drawing/2014/chartex" xmlns:cx1="http://schemas.microsoft.com/office/drawing/2015/9/8/chartex" xmlns:cx2="http://schemas.microsoft.com/office/drawing/2015/10/21/chartex" xmlns:cx3="http://schemas.microsoft.com/office/drawing/2016/5/9/chartex" xmlns:cx4="http://schemas.microsoft.com/office/drawing/2016/5/10/chartex" xmlns:cx5="http://schemas.microsoft.com/office/drawing/2016/5/11/chartex" xmlns:cx6="http://schemas.microsoft.com/office/drawing/2016/5/12/chartex" xmlns:cx7="http://schemas.microsoft.com/office/drawing/2016/5/13/chartex" xmlns:cx8="http://schemas.microsoft.com/office/drawing/2016/5/14/chartex" xmlns:mc="http://schemas.openxmlformats.org/markup-compatibility/2006" xmlns:aink="http://schemas.microsoft.com/office/drawing/2016/ink" xmlns:am3d="http://schemas.microsoft.com/office/drawing/2017/model3d" xmlns:o="urn:schemas-microsoft-com:office:office" xmlns:oel="http://schemas.microsoft.com/office/2019/extlst" xmlns:r="http://schemas.openxmlformats.org/officeDocument/2006/relationships" xmlns:m="http://schemas.openxmlformats.org/officeDocument/2006/math" xmlns:v="urn:schemas-microsoft-com:vml" xmlns:wp14="http://schemas.microsoft.com/office/word/2010/wordprocessingDrawing" xmlns:wp="http://schemas.openxmlformats.org/drawingml/2006/wordprocessingDrawing" xmlns:w10="urn:schemas-microsoft-com:office:word" xmlns:w="http://schemas.openxmlformats.org/wordprocessingml/2006/main" xmlns:w14="http://schemas.microsoft.com/office/word/2010/wordml" xmlns:w15="http://schemas.microsoft.com/office/word/2012/wordml" xmlns:w16cex="http://schemas.microsoft.com/office/word/2018/wordml/cex" xmlns:w16cid="http://schemas.microsoft.com/office/word/2016/wordml/cid" xmlns:w16="http://schemas.microsoft.com/office/word/2018/wordml" xmlns:w16du="http://schemas.microsoft.com/office/word/2023/wordml/word16du" xmlns:w16sdtdh="http://schemas.microsoft.com/office/word/2020/wordml/sdtdatahash" xmlns:w16sdtfl="http://schemas.microsoft.com/office/word/2024/wordml/sdtformatlock" xmlns:w16se="http://schemas.microsoft.com/office/word/2015/wordml/symex" xmlns:wpg="http://schemas.microsoft.com/office/word/2010/wordprocessingGroup" xmlns:wpi="http://schemas.microsoft.com/office/word/2010/wordprocessingInk" xmlns:wne="http://schemas.microsoft.com/office/word/2006/wordml" xmlns:wps="http://schemas.microsoft.com/office/word/2010/wordprocessingShape" mc:Ignorable="w14 w15 w16se w16cid w16 w16cex w16sdtdh w16sdtfl w16du wp14">
+<w:ftr xmlns:ve="http://schemas.openxmlformats.org/markup-compatibility/2006" xmlns:o="urn:schemas-microsoft-com:office:office" xmlns:r="http://schemas.openxmlformats.org/officeDocument/2006/relationships" xmlns:m="http://schemas.openxmlformats.org/officeDocument/2006/math" xmlns:v="urn:schemas-microsoft-com:vml" xmlns:wp="http://schemas.openxmlformats.org/drawingml/2006/wordprocessingDrawing" xmlns:w10="urn:schemas-microsoft-com:office:word" xmlns:w="http://schemas.openxmlformats.org/wordprocessingml/2006/main" xmlns:wne="http://schemas.microsoft.com/office/word/2006/wordml">
   <w:sdt>
     <w:sdtPr>
       <w:rPr>
@@ -6298,7 +8014,7 @@
 </file>
 
 <file path=word/footer2.xml><?xml version="1.0" encoding="utf-8"?>
-<w:ftr xmlns:wpc="http://schemas.microsoft.com/office/word/2010/wordprocessingCanvas" xmlns:cx="http://schemas.microsoft.com/office/drawing/2014/chartex" xmlns:cx1="http://schemas.microsoft.com/office/drawing/2015/9/8/chartex" xmlns:cx2="http://schemas.microsoft.com/office/drawing/2015/10/21/chartex" xmlns:cx3="http://schemas.microsoft.com/office/drawing/2016/5/9/chartex" xmlns:cx4="http://schemas.microsoft.com/office/drawing/2016/5/10/chartex" xmlns:cx5="http://schemas.microsoft.com/office/drawing/2016/5/11/chartex" xmlns:cx6="http://schemas.microsoft.com/office/drawing/2016/5/12/chartex" xmlns:cx7="http://schemas.microsoft.com/office/drawing/2016/5/13/chartex" xmlns:cx8="http://schemas.microsoft.com/office/drawing/2016/5/14/chartex" xmlns:mc="http://schemas.openxmlformats.org/markup-compatibility/2006" xmlns:aink="http://schemas.microsoft.com/office/drawing/2016/ink" xmlns:am3d="http://schemas.microsoft.com/office/drawing/2017/model3d" xmlns:o="urn:schemas-microsoft-com:office:office" xmlns:oel="http://schemas.microsoft.com/office/2019/extlst" xmlns:r="http://schemas.openxmlformats.org/officeDocument/2006/relationships" xmlns:m="http://schemas.openxmlformats.org/officeDocument/2006/math" xmlns:v="urn:schemas-microsoft-com:vml" xmlns:wp14="http://schemas.microsoft.com/office/word/2010/wordprocessingDrawing" xmlns:wp="http://schemas.openxmlformats.org/drawingml/2006/wordprocessingDrawing" xmlns:w10="urn:schemas-microsoft-com:office:word" xmlns:w="http://schemas.openxmlformats.org/wordprocessingml/2006/main" xmlns:w14="http://schemas.microsoft.com/office/word/2010/wordml" xmlns:w15="http://schemas.microsoft.com/office/word/2012/wordml" xmlns:w16cex="http://schemas.microsoft.com/office/word/2018/wordml/cex" xmlns:w16cid="http://schemas.microsoft.com/office/word/2016/wordml/cid" xmlns:w16="http://schemas.microsoft.com/office/word/2018/wordml" xmlns:w16du="http://schemas.microsoft.com/office/word/2023/wordml/word16du" xmlns:w16sdtdh="http://schemas.microsoft.com/office/word/2020/wordml/sdtdatahash" xmlns:w16sdtfl="http://schemas.microsoft.com/office/word/2024/wordml/sdtformatlock" xmlns:w16se="http://schemas.microsoft.com/office/word/2015/wordml/symex" xmlns:wpg="http://schemas.microsoft.com/office/word/2010/wordprocessingGroup" xmlns:wpi="http://schemas.microsoft.com/office/word/2010/wordprocessingInk" xmlns:wne="http://schemas.microsoft.com/office/word/2006/wordml" xmlns:wps="http://schemas.microsoft.com/office/word/2010/wordprocessingShape" mc:Ignorable="w14 w15 w16se w16cid w16 w16cex w16sdtdh w16sdtfl w16du wp14">
+<w:ftr xmlns:ve="http://schemas.openxmlformats.org/markup-compatibility/2006" xmlns:o="urn:schemas-microsoft-com:office:office" xmlns:r="http://schemas.openxmlformats.org/officeDocument/2006/relationships" xmlns:m="http://schemas.openxmlformats.org/officeDocument/2006/math" xmlns:v="urn:schemas-microsoft-com:vml" xmlns:wp="http://schemas.openxmlformats.org/drawingml/2006/wordprocessingDrawing" xmlns:w10="urn:schemas-microsoft-com:office:word" xmlns:w="http://schemas.openxmlformats.org/wordprocessingml/2006/main" xmlns:wne="http://schemas.microsoft.com/office/word/2006/wordml">
   <w:sdt>
     <w:sdtPr>
       <w:rPr>
@@ -6342,7 +8058,7 @@
             <w:rStyle w:val="PageNumber"/>
             <w:noProof/>
           </w:rPr>
-          <w:t>2</w:t>
+          <w:t>6</w:t>
         </w:r>
         <w:r>
           <w:rPr>
@@ -6363,7 +8079,7 @@
 </file>
 
 <file path=word/footnotes.xml><?xml version="1.0" encoding="utf-8"?>
-<w:footnotes xmlns:wpc="http://schemas.microsoft.com/office/word/2010/wordprocessingCanvas" xmlns:cx="http://schemas.microsoft.com/office/drawing/2014/chartex" xmlns:cx1="http://schemas.microsoft.com/office/drawing/2015/9/8/chartex" xmlns:cx2="http://schemas.microsoft.com/office/drawing/2015/10/21/chartex" xmlns:cx3="http://schemas.microsoft.com/office/drawing/2016/5/9/chartex" xmlns:cx4="http://schemas.microsoft.com/office/drawing/2016/5/10/chartex" xmlns:cx5="http://schemas.microsoft.com/office/drawing/2016/5/11/chartex" xmlns:cx6="http://schemas.microsoft.com/office/drawing/2016/5/12/chartex" xmlns:cx7="http://schemas.microsoft.com/office/drawing/2016/5/13/chartex" xmlns:cx8="http://schemas.microsoft.com/office/drawing/2016/5/14/chartex" xmlns:mc="http://schemas.openxmlformats.org/markup-compatibility/2006" xmlns:aink="http://schemas.microsoft.com/office/drawing/2016/ink" xmlns:am3d="http://schemas.microsoft.com/office/drawing/2017/model3d" xmlns:o="urn:schemas-microsoft-com:office:office" xmlns:oel="http://schemas.microsoft.com/office/2019/extlst" xmlns:r="http://schemas.openxmlformats.org/officeDocument/2006/relationships" xmlns:m="http://schemas.openxmlformats.org/officeDocument/2006/math" xmlns:v="urn:schemas-microsoft-com:vml" xmlns:wp14="http://schemas.microsoft.com/office/word/2010/wordprocessingDrawing" xmlns:wp="http://schemas.openxmlformats.org/drawingml/2006/wordprocessingDrawing" xmlns:w10="urn:schemas-microsoft-com:office:word" xmlns:w="http://schemas.openxmlformats.org/wordprocessingml/2006/main" xmlns:w14="http://schemas.microsoft.com/office/word/2010/wordml" xmlns:w15="http://schemas.microsoft.com/office/word/2012/wordml" xmlns:w16cex="http://schemas.microsoft.com/office/word/2018/wordml/cex" xmlns:w16cid="http://schemas.microsoft.com/office/word/2016/wordml/cid" xmlns:w16="http://schemas.microsoft.com/office/word/2018/wordml" xmlns:w16du="http://schemas.microsoft.com/office/word/2023/wordml/word16du" xmlns:w16sdtdh="http://schemas.microsoft.com/office/word/2020/wordml/sdtdatahash" xmlns:w16sdtfl="http://schemas.microsoft.com/office/word/2024/wordml/sdtformatlock" xmlns:w16se="http://schemas.microsoft.com/office/word/2015/wordml/symex" xmlns:wpg="http://schemas.microsoft.com/office/word/2010/wordprocessingGroup" xmlns:wpi="http://schemas.microsoft.com/office/word/2010/wordprocessingInk" xmlns:wne="http://schemas.microsoft.com/office/word/2006/wordml" xmlns:wps="http://schemas.microsoft.com/office/word/2010/wordprocessingShape" mc:Ignorable="w14 w15 w16se w16cid w16 w16cex w16sdtdh w16sdtfl w16du wp14">
+<w:footnotes xmlns:ve="http://schemas.openxmlformats.org/markup-compatibility/2006" xmlns:o="urn:schemas-microsoft-com:office:office" xmlns:r="http://schemas.openxmlformats.org/officeDocument/2006/relationships" xmlns:m="http://schemas.openxmlformats.org/officeDocument/2006/math" xmlns:v="urn:schemas-microsoft-com:vml" xmlns:wp="http://schemas.openxmlformats.org/drawingml/2006/wordprocessingDrawing" xmlns:w10="urn:schemas-microsoft-com:office:word" xmlns:w="http://schemas.openxmlformats.org/wordprocessingml/2006/main" xmlns:wne="http://schemas.microsoft.com/office/word/2006/wordml">
   <w:footnote w:type="separator" w:id="-1">
     <w:p>
       <w:r>
@@ -6393,8 +8109,8 @@
 </file>
 
 <file path=word/numbering.xml><?xml version="1.0" encoding="utf-8"?>
-<w:numbering xmlns:wpc="http://schemas.microsoft.com/office/word/2010/wordprocessingCanvas" xmlns:cx="http://schemas.microsoft.com/office/drawing/2014/chartex" xmlns:cx1="http://schemas.microsoft.com/office/drawing/2015/9/8/chartex" xmlns:cx2="http://schemas.microsoft.com/office/drawing/2015/10/21/chartex" xmlns:cx3="http://schemas.microsoft.com/office/drawing/2016/5/9/chartex" xmlns:cx4="http://schemas.microsoft.com/office/drawing/2016/5/10/chartex" xmlns:cx5="http://schemas.microsoft.com/office/drawing/2016/5/11/chartex" xmlns:cx6="http://schemas.microsoft.com/office/drawing/2016/5/12/chartex" xmlns:cx7="http://schemas.microsoft.com/office/drawing/2016/5/13/chartex" xmlns:cx8="http://schemas.microsoft.com/office/drawing/2016/5/14/chartex" xmlns:mc="http://schemas.openxmlformats.org/markup-compatibility/2006" xmlns:aink="http://schemas.microsoft.com/office/drawing/2016/ink" xmlns:am3d="http://schemas.microsoft.com/office/drawing/2017/model3d" xmlns:o="urn:schemas-microsoft-com:office:office" xmlns:oel="http://schemas.microsoft.com/office/2019/extlst" xmlns:r="http://schemas.openxmlformats.org/officeDocument/2006/relationships" xmlns:m="http://schemas.openxmlformats.org/officeDocument/2006/math" xmlns:v="urn:schemas-microsoft-com:vml" xmlns:wp14="http://schemas.microsoft.com/office/word/2010/wordprocessingDrawing" xmlns:wp="http://schemas.openxmlformats.org/drawingml/2006/wordprocessingDrawing" xmlns:w10="urn:schemas-microsoft-com:office:word" xmlns:w="http://schemas.openxmlformats.org/wordprocessingml/2006/main" xmlns:w14="http://schemas.microsoft.com/office/word/2010/wordml" xmlns:w15="http://schemas.microsoft.com/office/word/2012/wordml" xmlns:w16cex="http://schemas.microsoft.com/office/word/2018/wordml/cex" xmlns:w16cid="http://schemas.microsoft.com/office/word/2016/wordml/cid" xmlns:w16="http://schemas.microsoft.com/office/word/2018/wordml" xmlns:w16du="http://schemas.microsoft.com/office/word/2023/wordml/word16du" xmlns:w16sdtdh="http://schemas.microsoft.com/office/word/2020/wordml/sdtdatahash" xmlns:w16sdtfl="http://schemas.microsoft.com/office/word/2024/wordml/sdtformatlock" xmlns:w16se="http://schemas.microsoft.com/office/word/2015/wordml/symex" xmlns:wpg="http://schemas.microsoft.com/office/word/2010/wordprocessingGroup" xmlns:wpi="http://schemas.microsoft.com/office/word/2010/wordprocessingInk" xmlns:wne="http://schemas.microsoft.com/office/word/2006/wordml" xmlns:wps="http://schemas.microsoft.com/office/word/2010/wordprocessingShape" mc:Ignorable="w14 w15 w16se w16cid w16 w16cex w16sdtdh w16sdtfl w16du wp14">
-  <w:abstractNum w:abstractNumId="0" w15:restartNumberingAfterBreak="0">
+<w:numbering xmlns:ve="http://schemas.openxmlformats.org/markup-compatibility/2006" xmlns:o="urn:schemas-microsoft-com:office:office" xmlns:r="http://schemas.openxmlformats.org/officeDocument/2006/relationships" xmlns:m="http://schemas.openxmlformats.org/officeDocument/2006/math" xmlns:v="urn:schemas-microsoft-com:vml" xmlns:wp="http://schemas.openxmlformats.org/drawingml/2006/wordprocessingDrawing" xmlns:w10="urn:schemas-microsoft-com:office:word" xmlns:w="http://schemas.openxmlformats.org/wordprocessingml/2006/main" xmlns:wne="http://schemas.microsoft.com/office/word/2006/wordml">
+  <w:abstractNum w:abstractNumId="0">
     <w:nsid w:val="03867835"/>
     <w:multiLevelType w:val="hybridMultilevel"/>
     <w:tmpl w:val="DB803B62"/>
@@ -6480,7 +8196,7 @@
       </w:pPr>
     </w:lvl>
   </w:abstractNum>
-  <w:abstractNum w:abstractNumId="1" w15:restartNumberingAfterBreak="0">
+  <w:abstractNum w:abstractNumId="1">
     <w:nsid w:val="03BF854B"/>
     <w:multiLevelType w:val="hybridMultilevel"/>
     <w:tmpl w:val="FFFFFFFF"/>
@@ -6593,7 +8309,7 @@
       </w:rPr>
     </w:lvl>
   </w:abstractNum>
-  <w:abstractNum w:abstractNumId="2" w15:restartNumberingAfterBreak="0">
+  <w:abstractNum w:abstractNumId="2">
     <w:nsid w:val="04BFD81A"/>
     <w:multiLevelType w:val="multilevel"/>
     <w:tmpl w:val="FFFFFFFF"/>
@@ -6679,7 +8395,7 @@
       </w:pPr>
     </w:lvl>
   </w:abstractNum>
-  <w:abstractNum w:abstractNumId="3" w15:restartNumberingAfterBreak="0">
+  <w:abstractNum w:abstractNumId="3">
     <w:nsid w:val="0619E8FD"/>
     <w:multiLevelType w:val="multilevel"/>
     <w:tmpl w:val="FFFFFFFF"/>
@@ -6765,7 +8481,7 @@
       </w:pPr>
     </w:lvl>
   </w:abstractNum>
-  <w:abstractNum w:abstractNumId="4" w15:restartNumberingAfterBreak="0">
+  <w:abstractNum w:abstractNumId="4">
     <w:nsid w:val="08BB5A03"/>
     <w:multiLevelType w:val="hybridMultilevel"/>
     <w:tmpl w:val="FFFFFFFF"/>
@@ -6878,7 +8594,7 @@
       </w:rPr>
     </w:lvl>
   </w:abstractNum>
-  <w:abstractNum w:abstractNumId="5" w15:restartNumberingAfterBreak="0">
+  <w:abstractNum w:abstractNumId="5">
     <w:nsid w:val="09ED0321"/>
     <w:multiLevelType w:val="multilevel"/>
     <w:tmpl w:val="4DA4E65A"/>
@@ -6999,7 +8715,7 @@
       </w:rPr>
     </w:lvl>
   </w:abstractNum>
-  <w:abstractNum w:abstractNumId="6" w15:restartNumberingAfterBreak="0">
+  <w:abstractNum w:abstractNumId="6">
     <w:nsid w:val="0E890F98"/>
     <w:multiLevelType w:val="hybridMultilevel"/>
     <w:tmpl w:val="FFFFFFFF"/>
@@ -7112,7 +8828,7 @@
       </w:rPr>
     </w:lvl>
   </w:abstractNum>
-  <w:abstractNum w:abstractNumId="7" w15:restartNumberingAfterBreak="0">
+  <w:abstractNum w:abstractNumId="7">
     <w:nsid w:val="126901FE"/>
     <w:multiLevelType w:val="multilevel"/>
     <w:tmpl w:val="0B3671C4"/>
@@ -7233,7 +8949,7 @@
       </w:rPr>
     </w:lvl>
   </w:abstractNum>
-  <w:abstractNum w:abstractNumId="8" w15:restartNumberingAfterBreak="0">
+  <w:abstractNum w:abstractNumId="8">
     <w:nsid w:val="190F7B86"/>
     <w:multiLevelType w:val="hybridMultilevel"/>
     <w:tmpl w:val="86C80E18"/>
@@ -7322,7 +9038,7 @@
       </w:pPr>
     </w:lvl>
   </w:abstractNum>
-  <w:abstractNum w:abstractNumId="9" w15:restartNumberingAfterBreak="0">
+  <w:abstractNum w:abstractNumId="9">
     <w:nsid w:val="1B21B0F4"/>
     <w:multiLevelType w:val="hybridMultilevel"/>
     <w:tmpl w:val="72720076"/>
@@ -7435,7 +9151,7 @@
       </w:rPr>
     </w:lvl>
   </w:abstractNum>
-  <w:abstractNum w:abstractNumId="10" w15:restartNumberingAfterBreak="0">
+  <w:abstractNum w:abstractNumId="10">
     <w:nsid w:val="1C5D3AF2"/>
     <w:multiLevelType w:val="hybridMultilevel"/>
     <w:tmpl w:val="FFFFFFFF"/>
@@ -7548,7 +9264,7 @@
       </w:rPr>
     </w:lvl>
   </w:abstractNum>
-  <w:abstractNum w:abstractNumId="11" w15:restartNumberingAfterBreak="0">
+  <w:abstractNum w:abstractNumId="11">
     <w:nsid w:val="1CFC5493"/>
     <w:multiLevelType w:val="hybridMultilevel"/>
     <w:tmpl w:val="FFFFFFFF"/>
@@ -7634,7 +9350,7 @@
       </w:pPr>
     </w:lvl>
   </w:abstractNum>
-  <w:abstractNum w:abstractNumId="12" w15:restartNumberingAfterBreak="0">
+  <w:abstractNum w:abstractNumId="12">
     <w:nsid w:val="1E875941"/>
     <w:multiLevelType w:val="hybridMultilevel"/>
     <w:tmpl w:val="CD722D48"/>
@@ -7747,7 +9463,120 @@
       </w:rPr>
     </w:lvl>
   </w:abstractNum>
-  <w:abstractNum w:abstractNumId="13" w15:restartNumberingAfterBreak="0">
+  <w:abstractNum w:abstractNumId="13">
+    <w:nsid w:val="20F471F5"/>
+    <w:multiLevelType w:val="hybridMultilevel"/>
+    <w:tmpl w:val="116486E0"/>
+    <w:lvl w:ilvl="0" w:tplc="04090001">
+      <w:start w:val="1"/>
+      <w:numFmt w:val="bullet"/>
+      <w:lvlText w:val=""/>
+      <w:lvlJc w:val="left"/>
+      <w:pPr>
+        <w:ind w:left="1080" w:hanging="360"/>
+      </w:pPr>
+      <w:rPr>
+        <w:rFonts w:ascii="Symbol" w:hAnsi="Symbol" w:hint="default"/>
+      </w:rPr>
+    </w:lvl>
+    <w:lvl w:ilvl="1" w:tplc="04090003" w:tentative="1">
+      <w:start w:val="1"/>
+      <w:numFmt w:val="bullet"/>
+      <w:lvlText w:val="o"/>
+      <w:lvlJc w:val="left"/>
+      <w:pPr>
+        <w:ind w:left="1800" w:hanging="360"/>
+      </w:pPr>
+      <w:rPr>
+        <w:rFonts w:ascii="Courier New" w:hAnsi="Courier New" w:cs="Courier New" w:hint="default"/>
+      </w:rPr>
+    </w:lvl>
+    <w:lvl w:ilvl="2" w:tplc="04090005" w:tentative="1">
+      <w:start w:val="1"/>
+      <w:numFmt w:val="bullet"/>
+      <w:lvlText w:val=""/>
+      <w:lvlJc w:val="left"/>
+      <w:pPr>
+        <w:ind w:left="2520" w:hanging="360"/>
+      </w:pPr>
+      <w:rPr>
+        <w:rFonts w:ascii="Wingdings" w:hAnsi="Wingdings" w:hint="default"/>
+      </w:rPr>
+    </w:lvl>
+    <w:lvl w:ilvl="3" w:tplc="04090001" w:tentative="1">
+      <w:start w:val="1"/>
+      <w:numFmt w:val="bullet"/>
+      <w:lvlText w:val=""/>
+      <w:lvlJc w:val="left"/>
+      <w:pPr>
+        <w:ind w:left="3240" w:hanging="360"/>
+      </w:pPr>
+      <w:rPr>
+        <w:rFonts w:ascii="Symbol" w:hAnsi="Symbol" w:hint="default"/>
+      </w:rPr>
+    </w:lvl>
+    <w:lvl w:ilvl="4" w:tplc="04090003" w:tentative="1">
+      <w:start w:val="1"/>
+      <w:numFmt w:val="bullet"/>
+      <w:lvlText w:val="o"/>
+      <w:lvlJc w:val="left"/>
+      <w:pPr>
+        <w:ind w:left="3960" w:hanging="360"/>
+      </w:pPr>
+      <w:rPr>
+        <w:rFonts w:ascii="Courier New" w:hAnsi="Courier New" w:cs="Courier New" w:hint="default"/>
+      </w:rPr>
+    </w:lvl>
+    <w:lvl w:ilvl="5" w:tplc="04090005" w:tentative="1">
+      <w:start w:val="1"/>
+      <w:numFmt w:val="bullet"/>
+      <w:lvlText w:val=""/>
+      <w:lvlJc w:val="left"/>
+      <w:pPr>
+        <w:ind w:left="4680" w:hanging="360"/>
+      </w:pPr>
+      <w:rPr>
+        <w:rFonts w:ascii="Wingdings" w:hAnsi="Wingdings" w:hint="default"/>
+      </w:rPr>
+    </w:lvl>
+    <w:lvl w:ilvl="6" w:tplc="04090001" w:tentative="1">
+      <w:start w:val="1"/>
+      <w:numFmt w:val="bullet"/>
+      <w:lvlText w:val=""/>
+      <w:lvlJc w:val="left"/>
+      <w:pPr>
+        <w:ind w:left="5400" w:hanging="360"/>
+      </w:pPr>
+      <w:rPr>
+        <w:rFonts w:ascii="Symbol" w:hAnsi="Symbol" w:hint="default"/>
+      </w:rPr>
+    </w:lvl>
+    <w:lvl w:ilvl="7" w:tplc="04090003" w:tentative="1">
+      <w:start w:val="1"/>
+      <w:numFmt w:val="bullet"/>
+      <w:lvlText w:val="o"/>
+      <w:lvlJc w:val="left"/>
+      <w:pPr>
+        <w:ind w:left="6120" w:hanging="360"/>
+      </w:pPr>
+      <w:rPr>
+        <w:rFonts w:ascii="Courier New" w:hAnsi="Courier New" w:cs="Courier New" w:hint="default"/>
+      </w:rPr>
+    </w:lvl>
+    <w:lvl w:ilvl="8" w:tplc="04090005" w:tentative="1">
+      <w:start w:val="1"/>
+      <w:numFmt w:val="bullet"/>
+      <w:lvlText w:val=""/>
+      <w:lvlJc w:val="left"/>
+      <w:pPr>
+        <w:ind w:left="6840" w:hanging="360"/>
+      </w:pPr>
+      <w:rPr>
+        <w:rFonts w:ascii="Wingdings" w:hAnsi="Wingdings" w:hint="default"/>
+      </w:rPr>
+    </w:lvl>
+  </w:abstractNum>
+  <w:abstractNum w:abstractNumId="14">
     <w:nsid w:val="215ED53B"/>
     <w:multiLevelType w:val="hybridMultilevel"/>
     <w:tmpl w:val="FFFFFFFF"/>
@@ -7860,7 +9689,7 @@
       </w:rPr>
     </w:lvl>
   </w:abstractNum>
-  <w:abstractNum w:abstractNumId="14" w15:restartNumberingAfterBreak="0">
+  <w:abstractNum w:abstractNumId="15">
     <w:nsid w:val="25481131"/>
     <w:multiLevelType w:val="hybridMultilevel"/>
     <w:tmpl w:val="FFFFFFFF"/>
@@ -7973,7 +9802,120 @@
       </w:rPr>
     </w:lvl>
   </w:abstractNum>
-  <w:abstractNum w:abstractNumId="15" w15:restartNumberingAfterBreak="0">
+  <w:abstractNum w:abstractNumId="16">
+    <w:nsid w:val="26745B4C"/>
+    <w:multiLevelType w:val="hybridMultilevel"/>
+    <w:tmpl w:val="5A9C71D8"/>
+    <w:lvl w:ilvl="0" w:tplc="04090001">
+      <w:start w:val="1"/>
+      <w:numFmt w:val="bullet"/>
+      <w:lvlText w:val=""/>
+      <w:lvlJc w:val="left"/>
+      <w:pPr>
+        <w:ind w:left="1440" w:hanging="360"/>
+      </w:pPr>
+      <w:rPr>
+        <w:rFonts w:ascii="Symbol" w:hAnsi="Symbol" w:hint="default"/>
+      </w:rPr>
+    </w:lvl>
+    <w:lvl w:ilvl="1" w:tplc="04090003" w:tentative="1">
+      <w:start w:val="1"/>
+      <w:numFmt w:val="bullet"/>
+      <w:lvlText w:val="o"/>
+      <w:lvlJc w:val="left"/>
+      <w:pPr>
+        <w:ind w:left="2160" w:hanging="360"/>
+      </w:pPr>
+      <w:rPr>
+        <w:rFonts w:ascii="Courier New" w:hAnsi="Courier New" w:cs="Courier New" w:hint="default"/>
+      </w:rPr>
+    </w:lvl>
+    <w:lvl w:ilvl="2" w:tplc="04090005" w:tentative="1">
+      <w:start w:val="1"/>
+      <w:numFmt w:val="bullet"/>
+      <w:lvlText w:val=""/>
+      <w:lvlJc w:val="left"/>
+      <w:pPr>
+        <w:ind w:left="2880" w:hanging="360"/>
+      </w:pPr>
+      <w:rPr>
+        <w:rFonts w:ascii="Wingdings" w:hAnsi="Wingdings" w:hint="default"/>
+      </w:rPr>
+    </w:lvl>
+    <w:lvl w:ilvl="3" w:tplc="04090001" w:tentative="1">
+      <w:start w:val="1"/>
+      <w:numFmt w:val="bullet"/>
+      <w:lvlText w:val=""/>
+      <w:lvlJc w:val="left"/>
+      <w:pPr>
+        <w:ind w:left="3600" w:hanging="360"/>
+      </w:pPr>
+      <w:rPr>
+        <w:rFonts w:ascii="Symbol" w:hAnsi="Symbol" w:hint="default"/>
+      </w:rPr>
+    </w:lvl>
+    <w:lvl w:ilvl="4" w:tplc="04090003" w:tentative="1">
+      <w:start w:val="1"/>
+      <w:numFmt w:val="bullet"/>
+      <w:lvlText w:val="o"/>
+      <w:lvlJc w:val="left"/>
+      <w:pPr>
+        <w:ind w:left="4320" w:hanging="360"/>
+      </w:pPr>
+      <w:rPr>
+        <w:rFonts w:ascii="Courier New" w:hAnsi="Courier New" w:cs="Courier New" w:hint="default"/>
+      </w:rPr>
+    </w:lvl>
+    <w:lvl w:ilvl="5" w:tplc="04090005" w:tentative="1">
+      <w:start w:val="1"/>
+      <w:numFmt w:val="bullet"/>
+      <w:lvlText w:val=""/>
+      <w:lvlJc w:val="left"/>
+      <w:pPr>
+        <w:ind w:left="5040" w:hanging="360"/>
+      </w:pPr>
+      <w:rPr>
+        <w:rFonts w:ascii="Wingdings" w:hAnsi="Wingdings" w:hint="default"/>
+      </w:rPr>
+    </w:lvl>
+    <w:lvl w:ilvl="6" w:tplc="04090001" w:tentative="1">
+      <w:start w:val="1"/>
+      <w:numFmt w:val="bullet"/>
+      <w:lvlText w:val=""/>
+      <w:lvlJc w:val="left"/>
+      <w:pPr>
+        <w:ind w:left="5760" w:hanging="360"/>
+      </w:pPr>
+      <w:rPr>
+        <w:rFonts w:ascii="Symbol" w:hAnsi="Symbol" w:hint="default"/>
+      </w:rPr>
+    </w:lvl>
+    <w:lvl w:ilvl="7" w:tplc="04090003" w:tentative="1">
+      <w:start w:val="1"/>
+      <w:numFmt w:val="bullet"/>
+      <w:lvlText w:val="o"/>
+      <w:lvlJc w:val="left"/>
+      <w:pPr>
+        <w:ind w:left="6480" w:hanging="360"/>
+      </w:pPr>
+      <w:rPr>
+        <w:rFonts w:ascii="Courier New" w:hAnsi="Courier New" w:cs="Courier New" w:hint="default"/>
+      </w:rPr>
+    </w:lvl>
+    <w:lvl w:ilvl="8" w:tplc="04090005" w:tentative="1">
+      <w:start w:val="1"/>
+      <w:numFmt w:val="bullet"/>
+      <w:lvlText w:val=""/>
+      <w:lvlJc w:val="left"/>
+      <w:pPr>
+        <w:ind w:left="7200" w:hanging="360"/>
+      </w:pPr>
+      <w:rPr>
+        <w:rFonts w:ascii="Wingdings" w:hAnsi="Wingdings" w:hint="default"/>
+      </w:rPr>
+    </w:lvl>
+  </w:abstractNum>
+  <w:abstractNum w:abstractNumId="17">
     <w:nsid w:val="2BEF301D"/>
     <w:multiLevelType w:val="hybridMultilevel"/>
     <w:tmpl w:val="2B3AA896"/>
@@ -8086,7 +10028,215 @@
       </w:rPr>
     </w:lvl>
   </w:abstractNum>
-  <w:abstractNum w:abstractNumId="16" w15:restartNumberingAfterBreak="0">
+  <w:abstractNum w:abstractNumId="18">
+    <w:nsid w:val="2D500462"/>
+    <w:multiLevelType w:val="multilevel"/>
+    <w:tmpl w:val="C3CAC120"/>
+    <w:lvl w:ilvl="0">
+      <w:start w:val="1"/>
+      <w:numFmt w:val="bullet"/>
+      <w:lvlText w:val=""/>
+      <w:lvlJc w:val="left"/>
+      <w:pPr>
+        <w:ind w:left="720" w:hanging="360"/>
+      </w:pPr>
+      <w:rPr>
+        <w:rFonts w:ascii="Symbol" w:hAnsi="Symbol" w:hint="default"/>
+        <w:b/>
+        <w:bCs/>
+      </w:rPr>
+    </w:lvl>
+    <w:lvl w:ilvl="1">
+      <w:start w:val="1"/>
+      <w:numFmt w:val="decimal"/>
+      <w:lvlText w:val="%1.%2."/>
+      <w:lvlJc w:val="left"/>
+      <w:pPr>
+        <w:ind w:left="1440" w:hanging="360"/>
+      </w:pPr>
+      <w:rPr>
+        <w:b/>
+        <w:bCs/>
+      </w:rPr>
+    </w:lvl>
+    <w:lvl w:ilvl="2">
+      <w:start w:val="1"/>
+      <w:numFmt w:val="lowerRoman"/>
+      <w:lvlText w:val="%3."/>
+      <w:lvlJc w:val="right"/>
+      <w:pPr>
+        <w:ind w:left="2160" w:hanging="180"/>
+      </w:pPr>
+    </w:lvl>
+    <w:lvl w:ilvl="3">
+      <w:start w:val="1"/>
+      <w:numFmt w:val="decimal"/>
+      <w:lvlText w:val="%4."/>
+      <w:lvlJc w:val="left"/>
+      <w:pPr>
+        <w:ind w:left="2880" w:hanging="360"/>
+      </w:pPr>
+    </w:lvl>
+    <w:lvl w:ilvl="4">
+      <w:start w:val="1"/>
+      <w:numFmt w:val="lowerLetter"/>
+      <w:lvlText w:val="%5."/>
+      <w:lvlJc w:val="left"/>
+      <w:pPr>
+        <w:ind w:left="3600" w:hanging="360"/>
+      </w:pPr>
+    </w:lvl>
+    <w:lvl w:ilvl="5">
+      <w:start w:val="1"/>
+      <w:numFmt w:val="lowerRoman"/>
+      <w:lvlText w:val="%6."/>
+      <w:lvlJc w:val="right"/>
+      <w:pPr>
+        <w:ind w:left="4320" w:hanging="180"/>
+      </w:pPr>
+    </w:lvl>
+    <w:lvl w:ilvl="6">
+      <w:start w:val="1"/>
+      <w:numFmt w:val="decimal"/>
+      <w:lvlText w:val="%7."/>
+      <w:lvlJc w:val="left"/>
+      <w:pPr>
+        <w:ind w:left="5040" w:hanging="360"/>
+      </w:pPr>
+    </w:lvl>
+    <w:lvl w:ilvl="7">
+      <w:start w:val="1"/>
+      <w:numFmt w:val="lowerLetter"/>
+      <w:lvlText w:val="%8."/>
+      <w:lvlJc w:val="left"/>
+      <w:pPr>
+        <w:ind w:left="5760" w:hanging="360"/>
+      </w:pPr>
+    </w:lvl>
+    <w:lvl w:ilvl="8">
+      <w:start w:val="1"/>
+      <w:numFmt w:val="lowerRoman"/>
+      <w:lvlText w:val="%9."/>
+      <w:lvlJc w:val="right"/>
+      <w:pPr>
+        <w:ind w:left="6480" w:hanging="180"/>
+      </w:pPr>
+    </w:lvl>
+  </w:abstractNum>
+  <w:abstractNum w:abstractNumId="19">
+    <w:nsid w:val="2F1C05C3"/>
+    <w:multiLevelType w:val="hybridMultilevel"/>
+    <w:tmpl w:val="6676250A"/>
+    <w:lvl w:ilvl="0" w:tplc="04090001">
+      <w:start w:val="1"/>
+      <w:numFmt w:val="bullet"/>
+      <w:lvlText w:val=""/>
+      <w:lvlJc w:val="left"/>
+      <w:pPr>
+        <w:ind w:left="1440" w:hanging="360"/>
+      </w:pPr>
+      <w:rPr>
+        <w:rFonts w:ascii="Symbol" w:hAnsi="Symbol" w:hint="default"/>
+      </w:rPr>
+    </w:lvl>
+    <w:lvl w:ilvl="1" w:tplc="04090003" w:tentative="1">
+      <w:start w:val="1"/>
+      <w:numFmt w:val="bullet"/>
+      <w:lvlText w:val="o"/>
+      <w:lvlJc w:val="left"/>
+      <w:pPr>
+        <w:ind w:left="2160" w:hanging="360"/>
+      </w:pPr>
+      <w:rPr>
+        <w:rFonts w:ascii="Courier New" w:hAnsi="Courier New" w:cs="Courier New" w:hint="default"/>
+      </w:rPr>
+    </w:lvl>
+    <w:lvl w:ilvl="2" w:tplc="04090005" w:tentative="1">
+      <w:start w:val="1"/>
+      <w:numFmt w:val="bullet"/>
+      <w:lvlText w:val=""/>
+      <w:lvlJc w:val="left"/>
+      <w:pPr>
+        <w:ind w:left="2880" w:hanging="360"/>
+      </w:pPr>
+      <w:rPr>
+        <w:rFonts w:ascii="Wingdings" w:hAnsi="Wingdings" w:hint="default"/>
+      </w:rPr>
+    </w:lvl>
+    <w:lvl w:ilvl="3" w:tplc="04090001" w:tentative="1">
+      <w:start w:val="1"/>
+      <w:numFmt w:val="bullet"/>
+      <w:lvlText w:val=""/>
+      <w:lvlJc w:val="left"/>
+      <w:pPr>
+        <w:ind w:left="3600" w:hanging="360"/>
+      </w:pPr>
+      <w:rPr>
+        <w:rFonts w:ascii="Symbol" w:hAnsi="Symbol" w:hint="default"/>
+      </w:rPr>
+    </w:lvl>
+    <w:lvl w:ilvl="4" w:tplc="04090003" w:tentative="1">
+      <w:start w:val="1"/>
+      <w:numFmt w:val="bullet"/>
+      <w:lvlText w:val="o"/>
+      <w:lvlJc w:val="left"/>
+      <w:pPr>
+        <w:ind w:left="4320" w:hanging="360"/>
+      </w:pPr>
+      <w:rPr>
+        <w:rFonts w:ascii="Courier New" w:hAnsi="Courier New" w:cs="Courier New" w:hint="default"/>
+      </w:rPr>
+    </w:lvl>
+    <w:lvl w:ilvl="5" w:tplc="04090005" w:tentative="1">
+      <w:start w:val="1"/>
+      <w:numFmt w:val="bullet"/>
+      <w:lvlText w:val=""/>
+      <w:lvlJc w:val="left"/>
+      <w:pPr>
+        <w:ind w:left="5040" w:hanging="360"/>
+      </w:pPr>
+      <w:rPr>
+        <w:rFonts w:ascii="Wingdings" w:hAnsi="Wingdings" w:hint="default"/>
+      </w:rPr>
+    </w:lvl>
+    <w:lvl w:ilvl="6" w:tplc="04090001" w:tentative="1">
+      <w:start w:val="1"/>
+      <w:numFmt w:val="bullet"/>
+      <w:lvlText w:val=""/>
+      <w:lvlJc w:val="left"/>
+      <w:pPr>
+        <w:ind w:left="5760" w:hanging="360"/>
+      </w:pPr>
+      <w:rPr>
+        <w:rFonts w:ascii="Symbol" w:hAnsi="Symbol" w:hint="default"/>
+      </w:rPr>
+    </w:lvl>
+    <w:lvl w:ilvl="7" w:tplc="04090003" w:tentative="1">
+      <w:start w:val="1"/>
+      <w:numFmt w:val="bullet"/>
+      <w:lvlText w:val="o"/>
+      <w:lvlJc w:val="left"/>
+      <w:pPr>
+        <w:ind w:left="6480" w:hanging="360"/>
+      </w:pPr>
+      <w:rPr>
+        <w:rFonts w:ascii="Courier New" w:hAnsi="Courier New" w:cs="Courier New" w:hint="default"/>
+      </w:rPr>
+    </w:lvl>
+    <w:lvl w:ilvl="8" w:tplc="04090005" w:tentative="1">
+      <w:start w:val="1"/>
+      <w:numFmt w:val="bullet"/>
+      <w:lvlText w:val=""/>
+      <w:lvlJc w:val="left"/>
+      <w:pPr>
+        <w:ind w:left="7200" w:hanging="360"/>
+      </w:pPr>
+      <w:rPr>
+        <w:rFonts w:ascii="Wingdings" w:hAnsi="Wingdings" w:hint="default"/>
+      </w:rPr>
+    </w:lvl>
+  </w:abstractNum>
+  <w:abstractNum w:abstractNumId="20">
     <w:nsid w:val="360E79A9"/>
     <w:multiLevelType w:val="multilevel"/>
     <w:tmpl w:val="FFFFFFFF"/>
@@ -8199,7 +10349,7 @@
       </w:rPr>
     </w:lvl>
   </w:abstractNum>
-  <w:abstractNum w:abstractNumId="17" w15:restartNumberingAfterBreak="0">
+  <w:abstractNum w:abstractNumId="21">
     <w:nsid w:val="3AE77EFC"/>
     <w:multiLevelType w:val="hybridMultilevel"/>
     <w:tmpl w:val="BF34E8AA"/>
@@ -8312,7 +10462,7 @@
       </w:rPr>
     </w:lvl>
   </w:abstractNum>
-  <w:abstractNum w:abstractNumId="18" w15:restartNumberingAfterBreak="0">
+  <w:abstractNum w:abstractNumId="22">
     <w:nsid w:val="3BD0A676"/>
     <w:multiLevelType w:val="hybridMultilevel"/>
     <w:tmpl w:val="FFFFFFFF"/>
@@ -8425,7 +10575,7 @@
       </w:rPr>
     </w:lvl>
   </w:abstractNum>
-  <w:abstractNum w:abstractNumId="19" w15:restartNumberingAfterBreak="0">
+  <w:abstractNum w:abstractNumId="23">
     <w:nsid w:val="3CEA41A4"/>
     <w:multiLevelType w:val="hybridMultilevel"/>
     <w:tmpl w:val="FFFFFFFF"/>
@@ -8511,7 +10661,7 @@
       </w:pPr>
     </w:lvl>
   </w:abstractNum>
-  <w:abstractNum w:abstractNumId="20" w15:restartNumberingAfterBreak="0">
+  <w:abstractNum w:abstractNumId="24">
     <w:nsid w:val="3F9AADF4"/>
     <w:multiLevelType w:val="hybridMultilevel"/>
     <w:tmpl w:val="FFFFFFFF"/>
@@ -8597,7 +10747,7 @@
       </w:pPr>
     </w:lvl>
   </w:abstractNum>
-  <w:abstractNum w:abstractNumId="21" w15:restartNumberingAfterBreak="0">
+  <w:abstractNum w:abstractNumId="25">
     <w:nsid w:val="41A2DE95"/>
     <w:multiLevelType w:val="hybridMultilevel"/>
     <w:tmpl w:val="FFFFFFFF"/>
@@ -8710,7 +10860,7 @@
       </w:rPr>
     </w:lvl>
   </w:abstractNum>
-  <w:abstractNum w:abstractNumId="22" w15:restartNumberingAfterBreak="0">
+  <w:abstractNum w:abstractNumId="26">
     <w:nsid w:val="42202A9B"/>
     <w:multiLevelType w:val="hybridMultilevel"/>
     <w:tmpl w:val="FFFFFFFF"/>
@@ -8823,7 +10973,7 @@
       </w:rPr>
     </w:lvl>
   </w:abstractNum>
-  <w:abstractNum w:abstractNumId="23" w15:restartNumberingAfterBreak="0">
+  <w:abstractNum w:abstractNumId="27">
     <w:nsid w:val="43DCB8F2"/>
     <w:multiLevelType w:val="hybridMultilevel"/>
     <w:tmpl w:val="FFFFFFFF"/>
@@ -8936,7 +11086,7 @@
       </w:rPr>
     </w:lvl>
   </w:abstractNum>
-  <w:abstractNum w:abstractNumId="24" w15:restartNumberingAfterBreak="0">
+  <w:abstractNum w:abstractNumId="28">
     <w:nsid w:val="453E2DC6"/>
     <w:multiLevelType w:val="multilevel"/>
     <w:tmpl w:val="4DA4E65A"/>
@@ -9057,7 +11207,7 @@
       </w:rPr>
     </w:lvl>
   </w:abstractNum>
-  <w:abstractNum w:abstractNumId="25" w15:restartNumberingAfterBreak="0">
+  <w:abstractNum w:abstractNumId="29">
     <w:nsid w:val="4D557C4F"/>
     <w:multiLevelType w:val="hybridMultilevel"/>
     <w:tmpl w:val="E482CF54"/>
@@ -9146,7 +11296,120 @@
       </w:pPr>
     </w:lvl>
   </w:abstractNum>
-  <w:abstractNum w:abstractNumId="26" w15:restartNumberingAfterBreak="0">
+  <w:abstractNum w:abstractNumId="30">
+    <w:nsid w:val="4ED92FAA"/>
+    <w:multiLevelType w:val="hybridMultilevel"/>
+    <w:tmpl w:val="7CD8FA86"/>
+    <w:lvl w:ilvl="0" w:tplc="04090001">
+      <w:start w:val="1"/>
+      <w:numFmt w:val="bullet"/>
+      <w:lvlText w:val=""/>
+      <w:lvlJc w:val="left"/>
+      <w:pPr>
+        <w:ind w:left="720" w:hanging="360"/>
+      </w:pPr>
+      <w:rPr>
+        <w:rFonts w:ascii="Symbol" w:hAnsi="Symbol" w:hint="default"/>
+      </w:rPr>
+    </w:lvl>
+    <w:lvl w:ilvl="1" w:tplc="04090003" w:tentative="1">
+      <w:start w:val="1"/>
+      <w:numFmt w:val="bullet"/>
+      <w:lvlText w:val="o"/>
+      <w:lvlJc w:val="left"/>
+      <w:pPr>
+        <w:ind w:left="1440" w:hanging="360"/>
+      </w:pPr>
+      <w:rPr>
+        <w:rFonts w:ascii="Courier New" w:hAnsi="Courier New" w:cs="Courier New" w:hint="default"/>
+      </w:rPr>
+    </w:lvl>
+    <w:lvl w:ilvl="2" w:tplc="04090005" w:tentative="1">
+      <w:start w:val="1"/>
+      <w:numFmt w:val="bullet"/>
+      <w:lvlText w:val=""/>
+      <w:lvlJc w:val="left"/>
+      <w:pPr>
+        <w:ind w:left="2160" w:hanging="360"/>
+      </w:pPr>
+      <w:rPr>
+        <w:rFonts w:ascii="Wingdings" w:hAnsi="Wingdings" w:hint="default"/>
+      </w:rPr>
+    </w:lvl>
+    <w:lvl w:ilvl="3" w:tplc="04090001" w:tentative="1">
+      <w:start w:val="1"/>
+      <w:numFmt w:val="bullet"/>
+      <w:lvlText w:val=""/>
+      <w:lvlJc w:val="left"/>
+      <w:pPr>
+        <w:ind w:left="2880" w:hanging="360"/>
+      </w:pPr>
+      <w:rPr>
+        <w:rFonts w:ascii="Symbol" w:hAnsi="Symbol" w:hint="default"/>
+      </w:rPr>
+    </w:lvl>
+    <w:lvl w:ilvl="4" w:tplc="04090003" w:tentative="1">
+      <w:start w:val="1"/>
+      <w:numFmt w:val="bullet"/>
+      <w:lvlText w:val="o"/>
+      <w:lvlJc w:val="left"/>
+      <w:pPr>
+        <w:ind w:left="3600" w:hanging="360"/>
+      </w:pPr>
+      <w:rPr>
+        <w:rFonts w:ascii="Courier New" w:hAnsi="Courier New" w:cs="Courier New" w:hint="default"/>
+      </w:rPr>
+    </w:lvl>
+    <w:lvl w:ilvl="5" w:tplc="04090005" w:tentative="1">
+      <w:start w:val="1"/>
+      <w:numFmt w:val="bullet"/>
+      <w:lvlText w:val=""/>
+      <w:lvlJc w:val="left"/>
+      <w:pPr>
+        <w:ind w:left="4320" w:hanging="360"/>
+      </w:pPr>
+      <w:rPr>
+        <w:rFonts w:ascii="Wingdings" w:hAnsi="Wingdings" w:hint="default"/>
+      </w:rPr>
+    </w:lvl>
+    <w:lvl w:ilvl="6" w:tplc="04090001" w:tentative="1">
+      <w:start w:val="1"/>
+      <w:numFmt w:val="bullet"/>
+      <w:lvlText w:val=""/>
+      <w:lvlJc w:val="left"/>
+      <w:pPr>
+        <w:ind w:left="5040" w:hanging="360"/>
+      </w:pPr>
+      <w:rPr>
+        <w:rFonts w:ascii="Symbol" w:hAnsi="Symbol" w:hint="default"/>
+      </w:rPr>
+    </w:lvl>
+    <w:lvl w:ilvl="7" w:tplc="04090003" w:tentative="1">
+      <w:start w:val="1"/>
+      <w:numFmt w:val="bullet"/>
+      <w:lvlText w:val="o"/>
+      <w:lvlJc w:val="left"/>
+      <w:pPr>
+        <w:ind w:left="5760" w:hanging="360"/>
+      </w:pPr>
+      <w:rPr>
+        <w:rFonts w:ascii="Courier New" w:hAnsi="Courier New" w:cs="Courier New" w:hint="default"/>
+      </w:rPr>
+    </w:lvl>
+    <w:lvl w:ilvl="8" w:tplc="04090005" w:tentative="1">
+      <w:start w:val="1"/>
+      <w:numFmt w:val="bullet"/>
+      <w:lvlText w:val=""/>
+      <w:lvlJc w:val="left"/>
+      <w:pPr>
+        <w:ind w:left="6480" w:hanging="360"/>
+      </w:pPr>
+      <w:rPr>
+        <w:rFonts w:ascii="Wingdings" w:hAnsi="Wingdings" w:hint="default"/>
+      </w:rPr>
+    </w:lvl>
+  </w:abstractNum>
+  <w:abstractNum w:abstractNumId="31">
     <w:nsid w:val="52DF187A"/>
     <w:multiLevelType w:val="hybridMultilevel"/>
     <w:tmpl w:val="FFFFFFFF"/>
@@ -9259,7 +11522,102 @@
       </w:rPr>
     </w:lvl>
   </w:abstractNum>
-  <w:abstractNum w:abstractNumId="27" w15:restartNumberingAfterBreak="0">
+  <w:abstractNum w:abstractNumId="32">
+    <w:nsid w:val="560C463D"/>
+    <w:multiLevelType w:val="multilevel"/>
+    <w:tmpl w:val="967818FA"/>
+    <w:lvl w:ilvl="0">
+      <w:start w:val="1"/>
+      <w:numFmt w:val="bullet"/>
+      <w:lvlText w:val=""/>
+      <w:lvlJc w:val="left"/>
+      <w:pPr>
+        <w:ind w:left="720" w:hanging="360"/>
+      </w:pPr>
+      <w:rPr>
+        <w:rFonts w:ascii="Symbol" w:hAnsi="Symbol" w:hint="default"/>
+        <w:b/>
+        <w:bCs/>
+      </w:rPr>
+    </w:lvl>
+    <w:lvl w:ilvl="1">
+      <w:start w:val="1"/>
+      <w:numFmt w:val="decimal"/>
+      <w:lvlText w:val="%1.%2."/>
+      <w:lvlJc w:val="left"/>
+      <w:pPr>
+        <w:ind w:left="1440" w:hanging="360"/>
+      </w:pPr>
+      <w:rPr>
+        <w:b/>
+        <w:bCs/>
+      </w:rPr>
+    </w:lvl>
+    <w:lvl w:ilvl="2">
+      <w:start w:val="1"/>
+      <w:numFmt w:val="lowerRoman"/>
+      <w:lvlText w:val="%3."/>
+      <w:lvlJc w:val="right"/>
+      <w:pPr>
+        <w:ind w:left="2160" w:hanging="180"/>
+      </w:pPr>
+    </w:lvl>
+    <w:lvl w:ilvl="3">
+      <w:start w:val="1"/>
+      <w:numFmt w:val="decimal"/>
+      <w:lvlText w:val="%4."/>
+      <w:lvlJc w:val="left"/>
+      <w:pPr>
+        <w:ind w:left="2880" w:hanging="360"/>
+      </w:pPr>
+    </w:lvl>
+    <w:lvl w:ilvl="4">
+      <w:start w:val="1"/>
+      <w:numFmt w:val="lowerLetter"/>
+      <w:lvlText w:val="%5."/>
+      <w:lvlJc w:val="left"/>
+      <w:pPr>
+        <w:ind w:left="3600" w:hanging="360"/>
+      </w:pPr>
+    </w:lvl>
+    <w:lvl w:ilvl="5">
+      <w:start w:val="1"/>
+      <w:numFmt w:val="lowerRoman"/>
+      <w:lvlText w:val="%6."/>
+      <w:lvlJc w:val="right"/>
+      <w:pPr>
+        <w:ind w:left="4320" w:hanging="180"/>
+      </w:pPr>
+    </w:lvl>
+    <w:lvl w:ilvl="6">
+      <w:start w:val="1"/>
+      <w:numFmt w:val="decimal"/>
+      <w:lvlText w:val="%7."/>
+      <w:lvlJc w:val="left"/>
+      <w:pPr>
+        <w:ind w:left="5040" w:hanging="360"/>
+      </w:pPr>
+    </w:lvl>
+    <w:lvl w:ilvl="7">
+      <w:start w:val="1"/>
+      <w:numFmt w:val="lowerLetter"/>
+      <w:lvlText w:val="%8."/>
+      <w:lvlJc w:val="left"/>
+      <w:pPr>
+        <w:ind w:left="5760" w:hanging="360"/>
+      </w:pPr>
+    </w:lvl>
+    <w:lvl w:ilvl="8">
+      <w:start w:val="1"/>
+      <w:numFmt w:val="lowerRoman"/>
+      <w:lvlText w:val="%9."/>
+      <w:lvlJc w:val="right"/>
+      <w:pPr>
+        <w:ind w:left="6480" w:hanging="180"/>
+      </w:pPr>
+    </w:lvl>
+  </w:abstractNum>
+  <w:abstractNum w:abstractNumId="33">
     <w:nsid w:val="573E3B79"/>
     <w:multiLevelType w:val="hybridMultilevel"/>
     <w:tmpl w:val="FFFFFFFF"/>
@@ -9345,7 +11703,7 @@
       </w:pPr>
     </w:lvl>
   </w:abstractNum>
-  <w:abstractNum w:abstractNumId="28" w15:restartNumberingAfterBreak="0">
+  <w:abstractNum w:abstractNumId="34">
     <w:nsid w:val="5A72411A"/>
     <w:multiLevelType w:val="hybridMultilevel"/>
     <w:tmpl w:val="C31A5862"/>
@@ -9431,7 +11789,7 @@
       </w:pPr>
     </w:lvl>
   </w:abstractNum>
-  <w:abstractNum w:abstractNumId="29" w15:restartNumberingAfterBreak="0">
+  <w:abstractNum w:abstractNumId="35">
     <w:nsid w:val="64424843"/>
     <w:multiLevelType w:val="hybridMultilevel"/>
     <w:tmpl w:val="FFFFFFFF"/>
@@ -9517,7 +11875,7 @@
       </w:pPr>
     </w:lvl>
   </w:abstractNum>
-  <w:abstractNum w:abstractNumId="30" w15:restartNumberingAfterBreak="0">
+  <w:abstractNum w:abstractNumId="36">
     <w:nsid w:val="64803963"/>
     <w:multiLevelType w:val="multilevel"/>
     <w:tmpl w:val="FFFFFFFF"/>
@@ -9603,7 +11961,7 @@
       </w:pPr>
     </w:lvl>
   </w:abstractNum>
-  <w:abstractNum w:abstractNumId="31" w15:restartNumberingAfterBreak="0">
+  <w:abstractNum w:abstractNumId="37">
     <w:nsid w:val="662D2694"/>
     <w:multiLevelType w:val="hybridMultilevel"/>
     <w:tmpl w:val="FFFFFFFF"/>
@@ -9689,7 +12047,7 @@
       </w:pPr>
     </w:lvl>
   </w:abstractNum>
-  <w:abstractNum w:abstractNumId="32" w15:restartNumberingAfterBreak="0">
+  <w:abstractNum w:abstractNumId="38">
     <w:nsid w:val="6989EEEE"/>
     <w:multiLevelType w:val="multilevel"/>
     <w:tmpl w:val="BC488E9C"/>
@@ -9783,7 +12141,7 @@
       </w:pPr>
     </w:lvl>
   </w:abstractNum>
-  <w:abstractNum w:abstractNumId="33" w15:restartNumberingAfterBreak="0">
+  <w:abstractNum w:abstractNumId="39">
     <w:nsid w:val="717456F8"/>
     <w:multiLevelType w:val="hybridMultilevel"/>
     <w:tmpl w:val="FFFFFFFF"/>
@@ -9896,113 +12254,131 @@
       </w:rPr>
     </w:lvl>
   </w:abstractNum>
-  <w:num w:numId="1" w16cid:durableId="193809708">
+  <w:num w:numId="1">
+    <w:abstractNumId w:val="34"/>
+  </w:num>
+  <w:num w:numId="2">
+    <w:abstractNumId w:val="0"/>
+  </w:num>
+  <w:num w:numId="3">
+    <w:abstractNumId w:val="9"/>
+  </w:num>
+  <w:num w:numId="4">
+    <w:abstractNumId w:val="35"/>
+  </w:num>
+  <w:num w:numId="5">
+    <w:abstractNumId w:val="23"/>
+  </w:num>
+  <w:num w:numId="6">
+    <w:abstractNumId w:val="11"/>
+  </w:num>
+  <w:num w:numId="7">
+    <w:abstractNumId w:val="37"/>
+  </w:num>
+  <w:num w:numId="8">
+    <w:abstractNumId w:val="24"/>
+  </w:num>
+  <w:num w:numId="9">
+    <w:abstractNumId w:val="29"/>
+  </w:num>
+  <w:num w:numId="10">
+    <w:abstractNumId w:val="7"/>
+  </w:num>
+  <w:num w:numId="11">
     <w:abstractNumId w:val="28"/>
   </w:num>
-  <w:num w:numId="2" w16cid:durableId="439304008">
-    <w:abstractNumId w:val="0"/>
+  <w:num w:numId="12">
+    <w:abstractNumId w:val="5"/>
   </w:num>
-  <w:num w:numId="3" w16cid:durableId="1814369601">
-    <w:abstractNumId w:val="9"/>
+  <w:num w:numId="13">
+    <w:abstractNumId w:val="21"/>
   </w:num>
-  <w:num w:numId="4" w16cid:durableId="2006858979">
-    <w:abstractNumId w:val="29"/>
+  <w:num w:numId="14">
+    <w:abstractNumId w:val="12"/>
   </w:num>
-  <w:num w:numId="5" w16cid:durableId="1839346339">
+  <w:num w:numId="15">
+    <w:abstractNumId w:val="17"/>
+  </w:num>
+  <w:num w:numId="16">
+    <w:abstractNumId w:val="20"/>
+  </w:num>
+  <w:num w:numId="17">
+    <w:abstractNumId w:val="6"/>
+  </w:num>
+  <w:num w:numId="18">
+    <w:abstractNumId w:val="1"/>
+  </w:num>
+  <w:num w:numId="19">
+    <w:abstractNumId w:val="22"/>
+  </w:num>
+  <w:num w:numId="20">
+    <w:abstractNumId w:val="10"/>
+  </w:num>
+  <w:num w:numId="21">
+    <w:abstractNumId w:val="15"/>
+  </w:num>
+  <w:num w:numId="22">
+    <w:abstractNumId w:val="4"/>
+  </w:num>
+  <w:num w:numId="23">
+    <w:abstractNumId w:val="25"/>
+  </w:num>
+  <w:num w:numId="24">
+    <w:abstractNumId w:val="27"/>
+  </w:num>
+  <w:num w:numId="25">
+    <w:abstractNumId w:val="31"/>
+  </w:num>
+  <w:num w:numId="26">
+    <w:abstractNumId w:val="2"/>
+  </w:num>
+  <w:num w:numId="27">
+    <w:abstractNumId w:val="14"/>
+  </w:num>
+  <w:num w:numId="28">
+    <w:abstractNumId w:val="33"/>
+  </w:num>
+  <w:num w:numId="29">
+    <w:abstractNumId w:val="39"/>
+  </w:num>
+  <w:num w:numId="30">
+    <w:abstractNumId w:val="36"/>
+  </w:num>
+  <w:num w:numId="31">
+    <w:abstractNumId w:val="26"/>
+  </w:num>
+  <w:num w:numId="32">
+    <w:abstractNumId w:val="38"/>
+  </w:num>
+  <w:num w:numId="33">
+    <w:abstractNumId w:val="3"/>
+  </w:num>
+  <w:num w:numId="34">
+    <w:abstractNumId w:val="8"/>
+  </w:num>
+  <w:num w:numId="35">
+    <w:abstractNumId w:val="16"/>
+  </w:num>
+  <w:num w:numId="36">
+    <w:abstractNumId w:val="13"/>
+  </w:num>
+  <w:num w:numId="37">
     <w:abstractNumId w:val="19"/>
   </w:num>
-  <w:num w:numId="6" w16cid:durableId="1380855808">
-    <w:abstractNumId w:val="11"/>
+  <w:num w:numId="38">
+    <w:abstractNumId w:val="32"/>
   </w:num>
-  <w:num w:numId="7" w16cid:durableId="565338146">
-    <w:abstractNumId w:val="31"/>
-  </w:num>
-  <w:num w:numId="8" w16cid:durableId="522136554">
-    <w:abstractNumId w:val="20"/>
-  </w:num>
-  <w:num w:numId="9" w16cid:durableId="729496021">
-    <w:abstractNumId w:val="25"/>
-  </w:num>
-  <w:num w:numId="10" w16cid:durableId="417485858">
-    <w:abstractNumId w:val="7"/>
-  </w:num>
-  <w:num w:numId="11" w16cid:durableId="1035351234">
-    <w:abstractNumId w:val="24"/>
-  </w:num>
-  <w:num w:numId="12" w16cid:durableId="837691969">
-    <w:abstractNumId w:val="5"/>
-  </w:num>
-  <w:num w:numId="13" w16cid:durableId="979849249">
-    <w:abstractNumId w:val="17"/>
-  </w:num>
-  <w:num w:numId="14" w16cid:durableId="387188096">
-    <w:abstractNumId w:val="12"/>
-  </w:num>
-  <w:num w:numId="15" w16cid:durableId="1770663035">
-    <w:abstractNumId w:val="15"/>
-  </w:num>
-  <w:num w:numId="16" w16cid:durableId="642200228">
-    <w:abstractNumId w:val="16"/>
-  </w:num>
-  <w:num w:numId="17" w16cid:durableId="595553950">
-    <w:abstractNumId w:val="6"/>
-  </w:num>
-  <w:num w:numId="18" w16cid:durableId="1839729133">
-    <w:abstractNumId w:val="1"/>
-  </w:num>
-  <w:num w:numId="19" w16cid:durableId="1430350645">
-    <w:abstractNumId w:val="18"/>
-  </w:num>
-  <w:num w:numId="20" w16cid:durableId="609823634">
-    <w:abstractNumId w:val="10"/>
-  </w:num>
-  <w:num w:numId="21" w16cid:durableId="1595891774">
-    <w:abstractNumId w:val="14"/>
-  </w:num>
-  <w:num w:numId="22" w16cid:durableId="1857501887">
-    <w:abstractNumId w:val="4"/>
-  </w:num>
-  <w:num w:numId="23" w16cid:durableId="1424566782">
-    <w:abstractNumId w:val="21"/>
-  </w:num>
-  <w:num w:numId="24" w16cid:durableId="983385615">
-    <w:abstractNumId w:val="23"/>
-  </w:num>
-  <w:num w:numId="25" w16cid:durableId="1303582182">
-    <w:abstractNumId w:val="26"/>
-  </w:num>
-  <w:num w:numId="26" w16cid:durableId="2138447778">
-    <w:abstractNumId w:val="2"/>
-  </w:num>
-  <w:num w:numId="27" w16cid:durableId="715280916">
-    <w:abstractNumId w:val="13"/>
-  </w:num>
-  <w:num w:numId="28" w16cid:durableId="296570619">
-    <w:abstractNumId w:val="27"/>
-  </w:num>
-  <w:num w:numId="29" w16cid:durableId="266351746">
-    <w:abstractNumId w:val="33"/>
-  </w:num>
-  <w:num w:numId="30" w16cid:durableId="1027947511">
+  <w:num w:numId="39">
     <w:abstractNumId w:val="30"/>
   </w:num>
-  <w:num w:numId="31" w16cid:durableId="1358778646">
-    <w:abstractNumId w:val="22"/>
-  </w:num>
-  <w:num w:numId="32" w16cid:durableId="186406669">
-    <w:abstractNumId w:val="32"/>
-  </w:num>
-  <w:num w:numId="33" w16cid:durableId="364215154">
-    <w:abstractNumId w:val="3"/>
-  </w:num>
-  <w:num w:numId="34" w16cid:durableId="782573751">
-    <w:abstractNumId w:val="8"/>
+  <w:num w:numId="40">
+    <w:abstractNumId w:val="18"/>
   </w:num>
 </w:numbering>
 </file>
 
 <file path=word/styles.xml><?xml version="1.0" encoding="utf-8"?>
-<w:styles xmlns:mc="http://schemas.openxmlformats.org/markup-compatibility/2006" xmlns:r="http://schemas.openxmlformats.org/officeDocument/2006/relationships" xmlns:w="http://schemas.openxmlformats.org/wordprocessingml/2006/main" xmlns:w14="http://schemas.microsoft.com/office/word/2010/wordml" xmlns:w15="http://schemas.microsoft.com/office/word/2012/wordml" xmlns:w16cex="http://schemas.microsoft.com/office/word/2018/wordml/cex" xmlns:w16cid="http://schemas.microsoft.com/office/word/2016/wordml/cid" xmlns:w16="http://schemas.microsoft.com/office/word/2018/wordml" xmlns:w16du="http://schemas.microsoft.com/office/word/2023/wordml/word16du" xmlns:w16sdtdh="http://schemas.microsoft.com/office/word/2020/wordml/sdtdatahash" xmlns:w16sdtfl="http://schemas.microsoft.com/office/word/2024/wordml/sdtformatlock" xmlns:w16se="http://schemas.microsoft.com/office/word/2015/wordml/symex" mc:Ignorable="w14 w15 w16se w16cid w16 w16cex w16sdtdh w16sdtfl w16du">
+<w:styles xmlns:r="http://schemas.openxmlformats.org/officeDocument/2006/relationships" xmlns:w="http://schemas.openxmlformats.org/wordprocessingml/2006/main">
   <w:docDefaults>
     <w:rPrDefault>
       <w:rPr>
@@ -10011,392 +12387,153 @@
         <w:sz w:val="24"/>
         <w:szCs w:val="24"/>
         <w:lang w:val="en-GB" w:eastAsia="en-US" w:bidi="ar-SA"/>
-        <w14:ligatures w14:val="standardContextual"/>
       </w:rPr>
     </w:rPrDefault>
     <w:pPrDefault/>
   </w:docDefaults>
-  <w:latentStyles w:defLockedState="0" w:defUIPriority="99" w:defSemiHidden="0" w:defUnhideWhenUsed="0" w:defQFormat="0" w:count="376">
-    <w:lsdException w:name="Normal" w:uiPriority="0" w:qFormat="1"/>
-    <w:lsdException w:name="heading 1" w:uiPriority="9" w:qFormat="1"/>
-    <w:lsdException w:name="heading 2" w:semiHidden="1" w:uiPriority="9" w:unhideWhenUsed="1" w:qFormat="1"/>
-    <w:lsdException w:name="heading 3" w:semiHidden="1" w:uiPriority="9" w:unhideWhenUsed="1" w:qFormat="1"/>
-    <w:lsdException w:name="heading 4" w:semiHidden="1" w:uiPriority="9" w:unhideWhenUsed="1" w:qFormat="1"/>
-    <w:lsdException w:name="heading 5" w:semiHidden="1" w:uiPriority="9" w:unhideWhenUsed="1" w:qFormat="1"/>
-    <w:lsdException w:name="heading 6" w:semiHidden="1" w:uiPriority="9" w:unhideWhenUsed="1" w:qFormat="1"/>
-    <w:lsdException w:name="heading 7" w:semiHidden="1" w:uiPriority="9" w:unhideWhenUsed="1" w:qFormat="1"/>
-    <w:lsdException w:name="heading 8" w:semiHidden="1" w:uiPriority="9" w:unhideWhenUsed="1" w:qFormat="1"/>
-    <w:lsdException w:name="heading 9" w:semiHidden="1" w:uiPriority="9" w:unhideWhenUsed="1" w:qFormat="1"/>
-    <w:lsdException w:name="index 1" w:semiHidden="1" w:unhideWhenUsed="1"/>
-    <w:lsdException w:name="index 2" w:semiHidden="1" w:unhideWhenUsed="1"/>
-    <w:lsdException w:name="index 3" w:semiHidden="1" w:unhideWhenUsed="1"/>
-    <w:lsdException w:name="index 4" w:semiHidden="1" w:unhideWhenUsed="1"/>
-    <w:lsdException w:name="index 5" w:semiHidden="1" w:unhideWhenUsed="1"/>
-    <w:lsdException w:name="index 6" w:semiHidden="1" w:unhideWhenUsed="1"/>
-    <w:lsdException w:name="index 7" w:semiHidden="1" w:unhideWhenUsed="1"/>
-    <w:lsdException w:name="index 8" w:semiHidden="1" w:unhideWhenUsed="1"/>
-    <w:lsdException w:name="index 9" w:semiHidden="1" w:unhideWhenUsed="1"/>
-    <w:lsdException w:name="toc 1" w:semiHidden="1" w:uiPriority="39" w:unhideWhenUsed="1"/>
-    <w:lsdException w:name="toc 2" w:semiHidden="1" w:uiPriority="39" w:unhideWhenUsed="1"/>
-    <w:lsdException w:name="toc 3" w:semiHidden="1" w:uiPriority="39" w:unhideWhenUsed="1"/>
-    <w:lsdException w:name="toc 4" w:semiHidden="1" w:uiPriority="39" w:unhideWhenUsed="1"/>
-    <w:lsdException w:name="toc 5" w:semiHidden="1" w:uiPriority="39" w:unhideWhenUsed="1"/>
-    <w:lsdException w:name="toc 6" w:semiHidden="1" w:uiPriority="39" w:unhideWhenUsed="1"/>
-    <w:lsdException w:name="toc 7" w:semiHidden="1" w:uiPriority="39" w:unhideWhenUsed="1"/>
-    <w:lsdException w:name="toc 8" w:semiHidden="1" w:uiPriority="39" w:unhideWhenUsed="1"/>
-    <w:lsdException w:name="toc 9" w:semiHidden="1" w:uiPriority="39" w:unhideWhenUsed="1"/>
-    <w:lsdException w:name="Normal Indent" w:semiHidden="1" w:unhideWhenUsed="1"/>
-    <w:lsdException w:name="footnote text" w:semiHidden="1" w:unhideWhenUsed="1"/>
-    <w:lsdException w:name="annotation text" w:semiHidden="1" w:unhideWhenUsed="1"/>
-    <w:lsdException w:name="header" w:semiHidden="1" w:unhideWhenUsed="1"/>
-    <w:lsdException w:name="footer" w:semiHidden="1" w:unhideWhenUsed="1"/>
-    <w:lsdException w:name="index heading" w:semiHidden="1" w:unhideWhenUsed="1"/>
-    <w:lsdException w:name="caption" w:semiHidden="1" w:uiPriority="35" w:unhideWhenUsed="1" w:qFormat="1"/>
-    <w:lsdException w:name="table of figures" w:semiHidden="1" w:unhideWhenUsed="1"/>
-    <w:lsdException w:name="envelope address" w:semiHidden="1" w:unhideWhenUsed="1"/>
-    <w:lsdException w:name="envelope return" w:semiHidden="1" w:unhideWhenUsed="1"/>
-    <w:lsdException w:name="footnote reference" w:semiHidden="1" w:unhideWhenUsed="1"/>
-    <w:lsdException w:name="annotation reference" w:semiHidden="1" w:unhideWhenUsed="1"/>
-    <w:lsdException w:name="line number" w:semiHidden="1" w:unhideWhenUsed="1"/>
-    <w:lsdException w:name="page number" w:semiHidden="1" w:unhideWhenUsed="1"/>
-    <w:lsdException w:name="endnote reference" w:semiHidden="1" w:unhideWhenUsed="1"/>
-    <w:lsdException w:name="endnote text" w:semiHidden="1" w:unhideWhenUsed="1"/>
-    <w:lsdException w:name="table of authorities" w:semiHidden="1" w:unhideWhenUsed="1"/>
-    <w:lsdException w:name="macro" w:semiHidden="1" w:unhideWhenUsed="1"/>
-    <w:lsdException w:name="toa heading" w:semiHidden="1" w:unhideWhenUsed="1"/>
-    <w:lsdException w:name="List" w:semiHidden="1" w:unhideWhenUsed="1"/>
-    <w:lsdException w:name="List Bullet" w:semiHidden="1" w:unhideWhenUsed="1"/>
-    <w:lsdException w:name="List Number" w:semiHidden="1" w:unhideWhenUsed="1"/>
-    <w:lsdException w:name="List 2" w:semiHidden="1" w:unhideWhenUsed="1"/>
-    <w:lsdException w:name="List 3" w:semiHidden="1" w:unhideWhenUsed="1"/>
-    <w:lsdException w:name="List 4" w:semiHidden="1" w:unhideWhenUsed="1"/>
-    <w:lsdException w:name="List 5" w:semiHidden="1" w:unhideWhenUsed="1"/>
-    <w:lsdException w:name="List Bullet 2" w:semiHidden="1" w:unhideWhenUsed="1"/>
-    <w:lsdException w:name="List Bullet 3" w:semiHidden="1" w:unhideWhenUsed="1"/>
-    <w:lsdException w:name="List Bullet 4" w:semiHidden="1" w:unhideWhenUsed="1"/>
-    <w:lsdException w:name="List Bullet 5" w:semiHidden="1" w:unhideWhenUsed="1"/>
-    <w:lsdException w:name="List Number 2" w:semiHidden="1" w:unhideWhenUsed="1"/>
-    <w:lsdException w:name="List Number 3" w:semiHidden="1" w:unhideWhenUsed="1"/>
-    <w:lsdException w:name="List Number 4" w:semiHidden="1" w:unhideWhenUsed="1"/>
-    <w:lsdException w:name="List Number 5" w:semiHidden="1" w:unhideWhenUsed="1"/>
-    <w:lsdException w:name="Title" w:uiPriority="10" w:qFormat="1"/>
-    <w:lsdException w:name="Closing" w:semiHidden="1" w:unhideWhenUsed="1"/>
-    <w:lsdException w:name="Signature" w:semiHidden="1" w:unhideWhenUsed="1"/>
-    <w:lsdException w:name="Default Paragraph Font" w:semiHidden="1" w:uiPriority="1" w:unhideWhenUsed="1"/>
-    <w:lsdException w:name="Body Text" w:semiHidden="1" w:unhideWhenUsed="1"/>
-    <w:lsdException w:name="Body Text Indent" w:semiHidden="1" w:unhideWhenUsed="1"/>
-    <w:lsdException w:name="List Continue" w:semiHidden="1" w:unhideWhenUsed="1"/>
-    <w:lsdException w:name="List Continue 2" w:semiHidden="1" w:unhideWhenUsed="1"/>
-    <w:lsdException w:name="List Continue 3" w:semiHidden="1" w:unhideWhenUsed="1"/>
-    <w:lsdException w:name="List Continue 4" w:semiHidden="1" w:unhideWhenUsed="1"/>
-    <w:lsdException w:name="List Continue 5" w:semiHidden="1" w:unhideWhenUsed="1"/>
-    <w:lsdException w:name="Message Header" w:semiHidden="1" w:unhideWhenUsed="1"/>
-    <w:lsdException w:name="Subtitle" w:uiPriority="11" w:qFormat="1"/>
-    <w:lsdException w:name="Salutation" w:semiHidden="1" w:unhideWhenUsed="1"/>
-    <w:lsdException w:name="Date" w:semiHidden="1" w:unhideWhenUsed="1"/>
-    <w:lsdException w:name="Body Text First Indent" w:semiHidden="1" w:unhideWhenUsed="1"/>
-    <w:lsdException w:name="Body Text First Indent 2" w:semiHidden="1" w:unhideWhenUsed="1"/>
-    <w:lsdException w:name="Note Heading" w:semiHidden="1" w:unhideWhenUsed="1"/>
-    <w:lsdException w:name="Body Text 2" w:semiHidden="1" w:unhideWhenUsed="1"/>
-    <w:lsdException w:name="Body Text 3" w:semiHidden="1" w:unhideWhenUsed="1"/>
-    <w:lsdException w:name="Body Text Indent 2" w:semiHidden="1" w:unhideWhenUsed="1"/>
-    <w:lsdException w:name="Body Text Indent 3" w:semiHidden="1" w:unhideWhenUsed="1"/>
-    <w:lsdException w:name="Block Text" w:semiHidden="1" w:unhideWhenUsed="1"/>
-    <w:lsdException w:name="Hyperlink" w:semiHidden="1" w:unhideWhenUsed="1"/>
-    <w:lsdException w:name="FollowedHyperlink" w:semiHidden="1" w:unhideWhenUsed="1"/>
-    <w:lsdException w:name="Strong" w:uiPriority="22" w:qFormat="1"/>
-    <w:lsdException w:name="Emphasis" w:uiPriority="20" w:qFormat="1"/>
-    <w:lsdException w:name="Document Map" w:semiHidden="1" w:unhideWhenUsed="1"/>
-    <w:lsdException w:name="Plain Text" w:semiHidden="1" w:unhideWhenUsed="1"/>
-    <w:lsdException w:name="E-mail Signature" w:semiHidden="1" w:unhideWhenUsed="1"/>
-    <w:lsdException w:name="HTML Top of Form" w:semiHidden="1" w:unhideWhenUsed="1"/>
-    <w:lsdException w:name="HTML Bottom of Form" w:semiHidden="1" w:unhideWhenUsed="1"/>
-    <w:lsdException w:name="Normal (Web)" w:semiHidden="1" w:unhideWhenUsed="1"/>
-    <w:lsdException w:name="HTML Acronym" w:semiHidden="1" w:unhideWhenUsed="1"/>
-    <w:lsdException w:name="HTML Address" w:semiHidden="1" w:unhideWhenUsed="1"/>
-    <w:lsdException w:name="HTML Cite" w:semiHidden="1" w:unhideWhenUsed="1"/>
-    <w:lsdException w:name="HTML Code" w:semiHidden="1" w:unhideWhenUsed="1"/>
-    <w:lsdException w:name="HTML Definition" w:semiHidden="1" w:unhideWhenUsed="1"/>
-    <w:lsdException w:name="HTML Keyboard" w:semiHidden="1" w:unhideWhenUsed="1"/>
-    <w:lsdException w:name="HTML Preformatted" w:semiHidden="1" w:unhideWhenUsed="1"/>
-    <w:lsdException w:name="HTML Sample" w:semiHidden="1" w:unhideWhenUsed="1"/>
-    <w:lsdException w:name="HTML Typewriter" w:semiHidden="1" w:unhideWhenUsed="1"/>
-    <w:lsdException w:name="HTML Variable" w:semiHidden="1" w:unhideWhenUsed="1"/>
-    <w:lsdException w:name="Normal Table" w:semiHidden="1" w:unhideWhenUsed="1"/>
-    <w:lsdException w:name="annotation subject" w:semiHidden="1" w:unhideWhenUsed="1"/>
-    <w:lsdException w:name="No List" w:semiHidden="1" w:unhideWhenUsed="1"/>
-    <w:lsdException w:name="Outline List 1" w:semiHidden="1" w:unhideWhenUsed="1"/>
-    <w:lsdException w:name="Outline List 2" w:semiHidden="1" w:unhideWhenUsed="1"/>
-    <w:lsdException w:name="Outline List 3" w:semiHidden="1" w:unhideWhenUsed="1"/>
-    <w:lsdException w:name="Table Simple 1" w:semiHidden="1" w:unhideWhenUsed="1"/>
-    <w:lsdException w:name="Table Simple 2" w:semiHidden="1" w:unhideWhenUsed="1"/>
-    <w:lsdException w:name="Table Simple 3" w:semiHidden="1" w:unhideWhenUsed="1"/>
-    <w:lsdException w:name="Table Classic 1" w:semiHidden="1" w:unhideWhenUsed="1"/>
-    <w:lsdException w:name="Table Classic 2" w:semiHidden="1" w:unhideWhenUsed="1"/>
-    <w:lsdException w:name="Table Classic 3" w:semiHidden="1" w:unhideWhenUsed="1"/>
-    <w:lsdException w:name="Table Classic 4" w:semiHidden="1" w:unhideWhenUsed="1"/>
-    <w:lsdException w:name="Table Colorful 1" w:semiHidden="1" w:unhideWhenUsed="1"/>
-    <w:lsdException w:name="Table Colorful 2" w:semiHidden="1" w:unhideWhenUsed="1"/>
-    <w:lsdException w:name="Table Colorful 3" w:semiHidden="1" w:unhideWhenUsed="1"/>
-    <w:lsdException w:name="Table Columns 1" w:semiHidden="1" w:unhideWhenUsed="1"/>
-    <w:lsdException w:name="Table Columns 2" w:semiHidden="1" w:unhideWhenUsed="1"/>
-    <w:lsdException w:name="Table Columns 3" w:semiHidden="1" w:unhideWhenUsed="1"/>
-    <w:lsdException w:name="Table Columns 4" w:semiHidden="1" w:unhideWhenUsed="1"/>
-    <w:lsdException w:name="Table Columns 5" w:semiHidden="1" w:unhideWhenUsed="1"/>
-    <w:lsdException w:name="Table Grid 1" w:semiHidden="1" w:unhideWhenUsed="1"/>
-    <w:lsdException w:name="Table Grid 2" w:semiHidden="1" w:unhideWhenUsed="1"/>
-    <w:lsdException w:name="Table Grid 3" w:semiHidden="1" w:unhideWhenUsed="1"/>
-    <w:lsdException w:name="Table Grid 4" w:semiHidden="1" w:unhideWhenUsed="1"/>
-    <w:lsdException w:name="Table Grid 5" w:semiHidden="1" w:unhideWhenUsed="1"/>
-    <w:lsdException w:name="Table Grid 6" w:semiHidden="1" w:unhideWhenUsed="1"/>
-    <w:lsdException w:name="Table Grid 7" w:semiHidden="1" w:unhideWhenUsed="1"/>
-    <w:lsdException w:name="Table Grid 8" w:semiHidden="1" w:unhideWhenUsed="1"/>
-    <w:lsdException w:name="Table List 1" w:semiHidden="1" w:unhideWhenUsed="1"/>
-    <w:lsdException w:name="Table List 2" w:semiHidden="1" w:unhideWhenUsed="1"/>
-    <w:lsdException w:name="Table List 3" w:semiHidden="1" w:unhideWhenUsed="1"/>
-    <w:lsdException w:name="Table List 4" w:semiHidden="1" w:unhideWhenUsed="1"/>
-    <w:lsdException w:name="Table List 5" w:semiHidden="1" w:unhideWhenUsed="1"/>
-    <w:lsdException w:name="Table List 6" w:semiHidden="1" w:unhideWhenUsed="1"/>
-    <w:lsdException w:name="Table List 7" w:semiHidden="1" w:unhideWhenUsed="1"/>
-    <w:lsdException w:name="Table List 8" w:semiHidden="1" w:unhideWhenUsed="1"/>
-    <w:lsdException w:name="Table 3D effects 1" w:semiHidden="1" w:unhideWhenUsed="1"/>
-    <w:lsdException w:name="Table 3D effects 2" w:semiHidden="1" w:unhideWhenUsed="1"/>
-    <w:lsdException w:name="Table 3D effects 3" w:semiHidden="1" w:unhideWhenUsed="1"/>
-    <w:lsdException w:name="Table Contemporary" w:semiHidden="1" w:unhideWhenUsed="1"/>
-    <w:lsdException w:name="Table Elegant" w:semiHidden="1" w:unhideWhenUsed="1"/>
-    <w:lsdException w:name="Table Professional" w:semiHidden="1" w:unhideWhenUsed="1"/>
-    <w:lsdException w:name="Table Subtle 1" w:semiHidden="1" w:unhideWhenUsed="1"/>
-    <w:lsdException w:name="Table Subtle 2" w:semiHidden="1" w:unhideWhenUsed="1"/>
-    <w:lsdException w:name="Table Web 1" w:semiHidden="1" w:unhideWhenUsed="1"/>
-    <w:lsdException w:name="Table Web 2" w:semiHidden="1" w:unhideWhenUsed="1"/>
-    <w:lsdException w:name="Table Web 3" w:semiHidden="1" w:unhideWhenUsed="1"/>
-    <w:lsdException w:name="Balloon Text" w:semiHidden="1" w:unhideWhenUsed="1"/>
-    <w:lsdException w:name="Table Grid" w:uiPriority="39"/>
-    <w:lsdException w:name="Table Theme" w:semiHidden="1" w:unhideWhenUsed="1"/>
-    <w:lsdException w:name="Placeholder Text" w:semiHidden="1"/>
-    <w:lsdException w:name="No Spacing" w:uiPriority="1" w:qFormat="1"/>
-    <w:lsdException w:name="Light Shading" w:uiPriority="60"/>
-    <w:lsdException w:name="Light List" w:uiPriority="61"/>
-    <w:lsdException w:name="Light Grid" w:uiPriority="62"/>
-    <w:lsdException w:name="Medium Shading 1" w:uiPriority="63"/>
-    <w:lsdException w:name="Medium Shading 2" w:uiPriority="64"/>
-    <w:lsdException w:name="Medium List 1" w:uiPriority="65"/>
-    <w:lsdException w:name="Medium List 2" w:uiPriority="66"/>
-    <w:lsdException w:name="Medium Grid 1" w:uiPriority="67"/>
-    <w:lsdException w:name="Medium Grid 2" w:uiPriority="68"/>
-    <w:lsdException w:name="Medium Grid 3" w:uiPriority="69"/>
-    <w:lsdException w:name="Dark List" w:uiPriority="70"/>
-    <w:lsdException w:name="Colorful Shading" w:uiPriority="71"/>
-    <w:lsdException w:name="Colorful List" w:uiPriority="72"/>
-    <w:lsdException w:name="Colorful Grid" w:uiPriority="73"/>
-    <w:lsdException w:name="Light Shading Accent 1" w:uiPriority="60"/>
-    <w:lsdException w:name="Light List Accent 1" w:uiPriority="61"/>
-    <w:lsdException w:name="Light Grid Accent 1" w:uiPriority="62"/>
-    <w:lsdException w:name="Medium Shading 1 Accent 1" w:uiPriority="63"/>
-    <w:lsdException w:name="Medium Shading 2 Accent 1" w:uiPriority="64"/>
-    <w:lsdException w:name="Medium List 1 Accent 1" w:uiPriority="65"/>
-    <w:lsdException w:name="Revision" w:semiHidden="1"/>
-    <w:lsdException w:name="List Paragraph" w:uiPriority="34" w:qFormat="1"/>
-    <w:lsdException w:name="Quote" w:uiPriority="29" w:qFormat="1"/>
-    <w:lsdException w:name="Intense Quote" w:uiPriority="30" w:qFormat="1"/>
-    <w:lsdException w:name="Medium List 2 Accent 1" w:uiPriority="66"/>
-    <w:lsdException w:name="Medium Grid 1 Accent 1" w:uiPriority="67"/>
-    <w:lsdException w:name="Medium Grid 2 Accent 1" w:uiPriority="68"/>
-    <w:lsdException w:name="Medium Grid 3 Accent 1" w:uiPriority="69"/>
-    <w:lsdException w:name="Dark List Accent 1" w:uiPriority="70"/>
-    <w:lsdException w:name="Colorful Shading Accent 1" w:uiPriority="71"/>
-    <w:lsdException w:name="Colorful List Accent 1" w:uiPriority="72"/>
-    <w:lsdException w:name="Colorful Grid Accent 1" w:uiPriority="73"/>
-    <w:lsdException w:name="Light Shading Accent 2" w:uiPriority="60"/>
-    <w:lsdException w:name="Light List Accent 2" w:uiPriority="61"/>
-    <w:lsdException w:name="Light Grid Accent 2" w:uiPriority="62"/>
-    <w:lsdException w:name="Medium Shading 1 Accent 2" w:uiPriority="63"/>
-    <w:lsdException w:name="Medium Shading 2 Accent 2" w:uiPriority="64"/>
-    <w:lsdException w:name="Medium List 1 Accent 2" w:uiPriority="65"/>
-    <w:lsdException w:name="Medium List 2 Accent 2" w:uiPriority="66"/>
-    <w:lsdException w:name="Medium Grid 1 Accent 2" w:uiPriority="67"/>
-    <w:lsdException w:name="Medium Grid 2 Accent 2" w:uiPriority="68"/>
-    <w:lsdException w:name="Medium Grid 3 Accent 2" w:uiPriority="69"/>
-    <w:lsdException w:name="Dark List Accent 2" w:uiPriority="70"/>
-    <w:lsdException w:name="Colorful Shading Accent 2" w:uiPriority="71"/>
-    <w:lsdException w:name="Colorful List Accent 2" w:uiPriority="72"/>
-    <w:lsdException w:name="Colorful Grid Accent 2" w:uiPriority="73"/>
-    <w:lsdException w:name="Light Shading Accent 3" w:uiPriority="60"/>
-    <w:lsdException w:name="Light List Accent 3" w:uiPriority="61"/>
-    <w:lsdException w:name="Light Grid Accent 3" w:uiPriority="62"/>
-    <w:lsdException w:name="Medium Shading 1 Accent 3" w:uiPriority="63"/>
-    <w:lsdException w:name="Medium Shading 2 Accent 3" w:uiPriority="64"/>
-    <w:lsdException w:name="Medium List 1 Accent 3" w:uiPriority="65"/>
-    <w:lsdException w:name="Medium List 2 Accent 3" w:uiPriority="66"/>
-    <w:lsdException w:name="Medium Grid 1 Accent 3" w:uiPriority="67"/>
-    <w:lsdException w:name="Medium Grid 2 Accent 3" w:uiPriority="68"/>
-    <w:lsdException w:name="Medium Grid 3 Accent 3" w:uiPriority="69"/>
-    <w:lsdException w:name="Dark List Accent 3" w:uiPriority="70"/>
-    <w:lsdException w:name="Colorful Shading Accent 3" w:uiPriority="71"/>
-    <w:lsdException w:name="Colorful List Accent 3" w:uiPriority="72"/>
-    <w:lsdException w:name="Colorful Grid Accent 3" w:uiPriority="73"/>
-    <w:lsdException w:name="Light Shading Accent 4" w:uiPriority="60"/>
-    <w:lsdException w:name="Light List Accent 4" w:uiPriority="61"/>
-    <w:lsdException w:name="Light Grid Accent 4" w:uiPriority="62"/>
-    <w:lsdException w:name="Medium Shading 1 Accent 4" w:uiPriority="63"/>
-    <w:lsdException w:name="Medium Shading 2 Accent 4" w:uiPriority="64"/>
-    <w:lsdException w:name="Medium List 1 Accent 4" w:uiPriority="65"/>
-    <w:lsdException w:name="Medium List 2 Accent 4" w:uiPriority="66"/>
-    <w:lsdException w:name="Medium Grid 1 Accent 4" w:uiPriority="67"/>
-    <w:lsdException w:name="Medium Grid 2 Accent 4" w:uiPriority="68"/>
-    <w:lsdException w:name="Medium Grid 3 Accent 4" w:uiPriority="69"/>
-    <w:lsdException w:name="Dark List Accent 4" w:uiPriority="70"/>
-    <w:lsdException w:name="Colorful Shading Accent 4" w:uiPriority="71"/>
-    <w:lsdException w:name="Colorful List Accent 4" w:uiPriority="72"/>
-    <w:lsdException w:name="Colorful Grid Accent 4" w:uiPriority="73"/>
-    <w:lsdException w:name="Light Shading Accent 5" w:uiPriority="60"/>
-    <w:lsdException w:name="Light List Accent 5" w:uiPriority="61"/>
-    <w:lsdException w:name="Light Grid Accent 5" w:uiPriority="62"/>
-    <w:lsdException w:name="Medium Shading 1 Accent 5" w:uiPriority="63"/>
-    <w:lsdException w:name="Medium Shading 2 Accent 5" w:uiPriority="64"/>
-    <w:lsdException w:name="Medium List 1 Accent 5" w:uiPriority="65"/>
-    <w:lsdException w:name="Medium List 2 Accent 5" w:uiPriority="66"/>
-    <w:lsdException w:name="Medium Grid 1 Accent 5" w:uiPriority="67"/>
-    <w:lsdException w:name="Medium Grid 2 Accent 5" w:uiPriority="68"/>
-    <w:lsdException w:name="Medium Grid 3 Accent 5" w:uiPriority="69"/>
-    <w:lsdException w:name="Dark List Accent 5" w:uiPriority="70"/>
-    <w:lsdException w:name="Colorful Shading Accent 5" w:uiPriority="71"/>
-    <w:lsdException w:name="Colorful List Accent 5" w:uiPriority="72"/>
-    <w:lsdException w:name="Colorful Grid Accent 5" w:uiPriority="73"/>
-    <w:lsdException w:name="Light Shading Accent 6" w:uiPriority="60"/>
-    <w:lsdException w:name="Light List Accent 6" w:uiPriority="61"/>
-    <w:lsdException w:name="Light Grid Accent 6" w:uiPriority="62"/>
-    <w:lsdException w:name="Medium Shading 1 Accent 6" w:uiPriority="63"/>
-    <w:lsdException w:name="Medium Shading 2 Accent 6" w:uiPriority="64"/>
-    <w:lsdException w:name="Medium List 1 Accent 6" w:uiPriority="65"/>
-    <w:lsdException w:name="Medium List 2 Accent 6" w:uiPriority="66"/>
-    <w:lsdException w:name="Medium Grid 1 Accent 6" w:uiPriority="67"/>
-    <w:lsdException w:name="Medium Grid 2 Accent 6" w:uiPriority="68"/>
-    <w:lsdException w:name="Medium Grid 3 Accent 6" w:uiPriority="69"/>
-    <w:lsdException w:name="Dark List Accent 6" w:uiPriority="70"/>
-    <w:lsdException w:name="Colorful Shading Accent 6" w:uiPriority="71"/>
-    <w:lsdException w:name="Colorful List Accent 6" w:uiPriority="72"/>
-    <w:lsdException w:name="Colorful Grid Accent 6" w:uiPriority="73"/>
-    <w:lsdException w:name="Subtle Emphasis" w:uiPriority="19" w:qFormat="1"/>
-    <w:lsdException w:name="Intense Emphasis" w:uiPriority="21" w:qFormat="1"/>
-    <w:lsdException w:name="Subtle Reference" w:uiPriority="31" w:qFormat="1"/>
-    <w:lsdException w:name="Intense Reference" w:uiPriority="32" w:qFormat="1"/>
-    <w:lsdException w:name="Book Title" w:uiPriority="33" w:qFormat="1"/>
-    <w:lsdException w:name="Bibliography" w:semiHidden="1" w:uiPriority="37" w:unhideWhenUsed="1"/>
-    <w:lsdException w:name="TOC Heading" w:semiHidden="1" w:uiPriority="39" w:unhideWhenUsed="1" w:qFormat="1"/>
-    <w:lsdException w:name="Plain Table 1" w:uiPriority="41"/>
-    <w:lsdException w:name="Plain Table 2" w:uiPriority="42"/>
-    <w:lsdException w:name="Plain Table 3" w:uiPriority="43"/>
-    <w:lsdException w:name="Plain Table 4" w:uiPriority="44"/>
-    <w:lsdException w:name="Plain Table 5" w:uiPriority="45"/>
-    <w:lsdException w:name="Grid Table Light" w:uiPriority="40"/>
-    <w:lsdException w:name="Grid Table 1 Light" w:uiPriority="46"/>
-    <w:lsdException w:name="Grid Table 2" w:uiPriority="47"/>
-    <w:lsdException w:name="Grid Table 3" w:uiPriority="48"/>
-    <w:lsdException w:name="Grid Table 4" w:uiPriority="49"/>
-    <w:lsdException w:name="Grid Table 5 Dark" w:uiPriority="50"/>
-    <w:lsdException w:name="Grid Table 6 Colorful" w:uiPriority="51"/>
-    <w:lsdException w:name="Grid Table 7 Colorful" w:uiPriority="52"/>
-    <w:lsdException w:name="Grid Table 1 Light Accent 1" w:uiPriority="46"/>
-    <w:lsdException w:name="Grid Table 2 Accent 1" w:uiPriority="47"/>
-    <w:lsdException w:name="Grid Table 3 Accent 1" w:uiPriority="48"/>
-    <w:lsdException w:name="Grid Table 4 Accent 1" w:uiPriority="49"/>
-    <w:lsdException w:name="Grid Table 5 Dark Accent 1" w:uiPriority="50"/>
-    <w:lsdException w:name="Grid Table 6 Colorful Accent 1" w:uiPriority="51"/>
-    <w:lsdException w:name="Grid Table 7 Colorful Accent 1" w:uiPriority="52"/>
-    <w:lsdException w:name="Grid Table 1 Light Accent 2" w:uiPriority="46"/>
-    <w:lsdException w:name="Grid Table 2 Accent 2" w:uiPriority="47"/>
-    <w:lsdException w:name="Grid Table 3 Accent 2" w:uiPriority="48"/>
-    <w:lsdException w:name="Grid Table 4 Accent 2" w:uiPriority="49"/>
-    <w:lsdException w:name="Grid Table 5 Dark Accent 2" w:uiPriority="50"/>
-    <w:lsdException w:name="Grid Table 6 Colorful Accent 2" w:uiPriority="51"/>
-    <w:lsdException w:name="Grid Table 7 Colorful Accent 2" w:uiPriority="52"/>
-    <w:lsdException w:name="Grid Table 1 Light Accent 3" w:uiPriority="46"/>
-    <w:lsdException w:name="Grid Table 2 Accent 3" w:uiPriority="47"/>
-    <w:lsdException w:name="Grid Table 3 Accent 3" w:uiPriority="48"/>
-    <w:lsdException w:name="Grid Table 4 Accent 3" w:uiPriority="49"/>
-    <w:lsdException w:name="Grid Table 5 Dark Accent 3" w:uiPriority="50"/>
-    <w:lsdException w:name="Grid Table 6 Colorful Accent 3" w:uiPriority="51"/>
-    <w:lsdException w:name="Grid Table 7 Colorful Accent 3" w:uiPriority="52"/>
-    <w:lsdException w:name="Grid Table 1 Light Accent 4" w:uiPriority="46"/>
-    <w:lsdException w:name="Grid Table 2 Accent 4" w:uiPriority="47"/>
-    <w:lsdException w:name="Grid Table 3 Accent 4" w:uiPriority="48"/>
-    <w:lsdException w:name="Grid Table 4 Accent 4" w:uiPriority="49"/>
-    <w:lsdException w:name="Grid Table 5 Dark Accent 4" w:uiPriority="50"/>
-    <w:lsdException w:name="Grid Table 6 Colorful Accent 4" w:uiPriority="51"/>
-    <w:lsdException w:name="Grid Table 7 Colorful Accent 4" w:uiPriority="52"/>
-    <w:lsdException w:name="Grid Table 1 Light Accent 5" w:uiPriority="46"/>
-    <w:lsdException w:name="Grid Table 2 Accent 5" w:uiPriority="47"/>
-    <w:lsdException w:name="Grid Table 3 Accent 5" w:uiPriority="48"/>
-    <w:lsdException w:name="Grid Table 4 Accent 5" w:uiPriority="49"/>
-    <w:lsdException w:name="Grid Table 5 Dark Accent 5" w:uiPriority="50"/>
-    <w:lsdException w:name="Grid Table 6 Colorful Accent 5" w:uiPriority="51"/>
-    <w:lsdException w:name="Grid Table 7 Colorful Accent 5" w:uiPriority="52"/>
-    <w:lsdException w:name="Grid Table 1 Light Accent 6" w:uiPriority="46"/>
-    <w:lsdException w:name="Grid Table 2 Accent 6" w:uiPriority="47"/>
-    <w:lsdException w:name="Grid Table 3 Accent 6" w:uiPriority="48"/>
-    <w:lsdException w:name="Grid Table 4 Accent 6" w:uiPriority="49"/>
-    <w:lsdException w:name="Grid Table 5 Dark Accent 6" w:uiPriority="50"/>
-    <w:lsdException w:name="Grid Table 6 Colorful Accent 6" w:uiPriority="51"/>
-    <w:lsdException w:name="Grid Table 7 Colorful Accent 6" w:uiPriority="52"/>
-    <w:lsdException w:name="List Table 1 Light" w:uiPriority="46"/>
-    <w:lsdException w:name="List Table 2" w:uiPriority="47"/>
-    <w:lsdException w:name="List Table 3" w:uiPriority="48"/>
-    <w:lsdException w:name="List Table 4" w:uiPriority="49"/>
-    <w:lsdException w:name="List Table 5 Dark" w:uiPriority="50"/>
-    <w:lsdException w:name="List Table 6 Colorful" w:uiPriority="51"/>
-    <w:lsdException w:name="List Table 7 Colorful" w:uiPriority="52"/>
-    <w:lsdException w:name="List Table 1 Light Accent 1" w:uiPriority="46"/>
-    <w:lsdException w:name="List Table 2 Accent 1" w:uiPriority="47"/>
-    <w:lsdException w:name="List Table 3 Accent 1" w:uiPriority="48"/>
-    <w:lsdException w:name="List Table 4 Accent 1" w:uiPriority="49"/>
-    <w:lsdException w:name="List Table 5 Dark Accent 1" w:uiPriority="50"/>
-    <w:lsdException w:name="List Table 6 Colorful Accent 1" w:uiPriority="51"/>
-    <w:lsdException w:name="List Table 7 Colorful Accent 1" w:uiPriority="52"/>
-    <w:lsdException w:name="List Table 1 Light Accent 2" w:uiPriority="46"/>
-    <w:lsdException w:name="List Table 2 Accent 2" w:uiPriority="47"/>
-    <w:lsdException w:name="List Table 3 Accent 2" w:uiPriority="48"/>
-    <w:lsdException w:name="List Table 4 Accent 2" w:uiPriority="49"/>
-    <w:lsdException w:name="List Table 5 Dark Accent 2" w:uiPriority="50"/>
-    <w:lsdException w:name="List Table 6 Colorful Accent 2" w:uiPriority="51"/>
-    <w:lsdException w:name="List Table 7 Colorful Accent 2" w:uiPriority="52"/>
-    <w:lsdException w:name="List Table 1 Light Accent 3" w:uiPriority="46"/>
-    <w:lsdException w:name="List Table 2 Accent 3" w:uiPriority="47"/>
-    <w:lsdException w:name="List Table 3 Accent 3" w:uiPriority="48"/>
-    <w:lsdException w:name="List Table 4 Accent 3" w:uiPriority="49"/>
-    <w:lsdException w:name="List Table 5 Dark Accent 3" w:uiPriority="50"/>
-    <w:lsdException w:name="List Table 6 Colorful Accent 3" w:uiPriority="51"/>
-    <w:lsdException w:name="List Table 7 Colorful Accent 3" w:uiPriority="52"/>
-    <w:lsdException w:name="List Table 1 Light Accent 4" w:uiPriority="46"/>
-    <w:lsdException w:name="List Table 2 Accent 4" w:uiPriority="47"/>
-    <w:lsdException w:name="List Table 3 Accent 4" w:uiPriority="48"/>
-    <w:lsdException w:name="List Table 4 Accent 4" w:uiPriority="49"/>
-    <w:lsdException w:name="List Table 5 Dark Accent 4" w:uiPriority="50"/>
-    <w:lsdException w:name="List Table 6 Colorful Accent 4" w:uiPriority="51"/>
-    <w:lsdException w:name="List Table 7 Colorful Accent 4" w:uiPriority="52"/>
-    <w:lsdException w:name="List Table 1 Light Accent 5" w:uiPriority="46"/>
-    <w:lsdException w:name="List Table 2 Accent 5" w:uiPriority="47"/>
-    <w:lsdException w:name="List Table 3 Accent 5" w:uiPriority="48"/>
-    <w:lsdException w:name="List Table 4 Accent 5" w:uiPriority="49"/>
-    <w:lsdException w:name="List Table 5 Dark Accent 5" w:uiPriority="50"/>
-    <w:lsdException w:name="List Table 6 Colorful Accent 5" w:uiPriority="51"/>
-    <w:lsdException w:name="List Table 7 Colorful Accent 5" w:uiPriority="52"/>
-    <w:lsdException w:name="List Table 1 Light Accent 6" w:uiPriority="46"/>
-    <w:lsdException w:name="List Table 2 Accent 6" w:uiPriority="47"/>
-    <w:lsdException w:name="List Table 3 Accent 6" w:uiPriority="48"/>
-    <w:lsdException w:name="List Table 4 Accent 6" w:uiPriority="49"/>
-    <w:lsdException w:name="List Table 5 Dark Accent 6" w:uiPriority="50"/>
-    <w:lsdException w:name="List Table 6 Colorful Accent 6" w:uiPriority="51"/>
-    <w:lsdException w:name="List Table 7 Colorful Accent 6" w:uiPriority="52"/>
-    <w:lsdException w:name="Mention" w:semiHidden="1" w:unhideWhenUsed="1"/>
-    <w:lsdException w:name="Smart Hyperlink" w:semiHidden="1" w:unhideWhenUsed="1"/>
-    <w:lsdException w:name="Hashtag" w:semiHidden="1" w:unhideWhenUsed="1"/>
-    <w:lsdException w:name="Unresolved Mention" w:semiHidden="1" w:unhideWhenUsed="1"/>
-    <w:lsdException w:name="Smart Link" w:semiHidden="1" w:unhideWhenUsed="1"/>
+  <w:latentStyles w:defLockedState="0" w:defUIPriority="99" w:defSemiHidden="1" w:defUnhideWhenUsed="1" w:defQFormat="0" w:count="267">
+    <w:lsdException w:name="Normal" w:semiHidden="0" w:uiPriority="0" w:unhideWhenUsed="0" w:qFormat="1"/>
+    <w:lsdException w:name="heading 1" w:semiHidden="0" w:uiPriority="9" w:unhideWhenUsed="0" w:qFormat="1"/>
+    <w:lsdException w:name="heading 2" w:uiPriority="9" w:qFormat="1"/>
+    <w:lsdException w:name="heading 3" w:uiPriority="9" w:qFormat="1"/>
+    <w:lsdException w:name="heading 4" w:uiPriority="9" w:qFormat="1"/>
+    <w:lsdException w:name="heading 5" w:uiPriority="9" w:qFormat="1"/>
+    <w:lsdException w:name="heading 6" w:uiPriority="9" w:qFormat="1"/>
+    <w:lsdException w:name="heading 7" w:uiPriority="9" w:qFormat="1"/>
+    <w:lsdException w:name="heading 8" w:uiPriority="9" w:qFormat="1"/>
+    <w:lsdException w:name="heading 9" w:uiPriority="9" w:qFormat="1"/>
+    <w:lsdException w:name="toc 1" w:uiPriority="39"/>
+    <w:lsdException w:name="toc 2" w:uiPriority="39"/>
+    <w:lsdException w:name="toc 3" w:uiPriority="39"/>
+    <w:lsdException w:name="toc 4" w:uiPriority="39"/>
+    <w:lsdException w:name="toc 5" w:uiPriority="39"/>
+    <w:lsdException w:name="toc 6" w:uiPriority="39"/>
+    <w:lsdException w:name="toc 7" w:uiPriority="39"/>
+    <w:lsdException w:name="toc 8" w:uiPriority="39"/>
+    <w:lsdException w:name="toc 9" w:uiPriority="39"/>
+    <w:lsdException w:name="caption" w:uiPriority="35" w:qFormat="1"/>
+    <w:lsdException w:name="Title" w:semiHidden="0" w:uiPriority="10" w:unhideWhenUsed="0" w:qFormat="1"/>
+    <w:lsdException w:name="Default Paragraph Font" w:uiPriority="1"/>
+    <w:lsdException w:name="Subtitle" w:semiHidden="0" w:uiPriority="11" w:unhideWhenUsed="0" w:qFormat="1"/>
+    <w:lsdException w:name="Strong" w:semiHidden="0" w:uiPriority="22" w:unhideWhenUsed="0" w:qFormat="1"/>
+    <w:lsdException w:name="Emphasis" w:semiHidden="0" w:uiPriority="20" w:unhideWhenUsed="0" w:qFormat="1"/>
+    <w:lsdException w:name="Table Grid" w:semiHidden="0" w:uiPriority="39" w:unhideWhenUsed="0"/>
+    <w:lsdException w:name="Placeholder Text" w:unhideWhenUsed="0"/>
+    <w:lsdException w:name="No Spacing" w:semiHidden="0" w:uiPriority="1" w:unhideWhenUsed="0" w:qFormat="1"/>
+    <w:lsdException w:name="Light Shading" w:semiHidden="0" w:uiPriority="60" w:unhideWhenUsed="0"/>
+    <w:lsdException w:name="Light List" w:semiHidden="0" w:uiPriority="61" w:unhideWhenUsed="0"/>
+    <w:lsdException w:name="Light Grid" w:semiHidden="0" w:uiPriority="62" w:unhideWhenUsed="0"/>
+    <w:lsdException w:name="Medium Shading 1" w:semiHidden="0" w:uiPriority="63" w:unhideWhenUsed="0"/>
+    <w:lsdException w:name="Medium Shading 2" w:semiHidden="0" w:uiPriority="64" w:unhideWhenUsed="0"/>
+    <w:lsdException w:name="Medium List 1" w:semiHidden="0" w:uiPriority="65" w:unhideWhenUsed="0"/>
+    <w:lsdException w:name="Medium List 2" w:semiHidden="0" w:uiPriority="66" w:unhideWhenUsed="0"/>
+    <w:lsdException w:name="Medium Grid 1" w:semiHidden="0" w:uiPriority="67" w:unhideWhenUsed="0"/>
+    <w:lsdException w:name="Medium Grid 2" w:semiHidden="0" w:uiPriority="68" w:unhideWhenUsed="0"/>
+    <w:lsdException w:name="Medium Grid 3" w:semiHidden="0" w:uiPriority="69" w:unhideWhenUsed="0"/>
+    <w:lsdException w:name="Dark List" w:semiHidden="0" w:uiPriority="70" w:unhideWhenUsed="0"/>
+    <w:lsdException w:name="Colorful Shading" w:semiHidden="0" w:uiPriority="71" w:unhideWhenUsed="0"/>
+    <w:lsdException w:name="Colorful List" w:semiHidden="0" w:uiPriority="72" w:unhideWhenUsed="0"/>
+    <w:lsdException w:name="Colorful Grid" w:semiHidden="0" w:uiPriority="73" w:unhideWhenUsed="0"/>
+    <w:lsdException w:name="Light Shading Accent 1" w:semiHidden="0" w:uiPriority="60" w:unhideWhenUsed="0"/>
+    <w:lsdException w:name="Light List Accent 1" w:semiHidden="0" w:uiPriority="61" w:unhideWhenUsed="0"/>
+    <w:lsdException w:name="Light Grid Accent 1" w:semiHidden="0" w:uiPriority="62" w:unhideWhenUsed="0"/>
+    <w:lsdException w:name="Medium Shading 1 Accent 1" w:semiHidden="0" w:uiPriority="63" w:unhideWhenUsed="0"/>
+    <w:lsdException w:name="Medium Shading 2 Accent 1" w:semiHidden="0" w:uiPriority="64" w:unhideWhenUsed="0"/>
+    <w:lsdException w:name="Medium List 1 Accent 1" w:semiHidden="0" w:uiPriority="65" w:unhideWhenUsed="0"/>
+    <w:lsdException w:name="Revision" w:unhideWhenUsed="0"/>
+    <w:lsdException w:name="List Paragraph" w:semiHidden="0" w:uiPriority="34" w:unhideWhenUsed="0" w:qFormat="1"/>
+    <w:lsdException w:name="Quote" w:semiHidden="0" w:uiPriority="29" w:unhideWhenUsed="0" w:qFormat="1"/>
+    <w:lsdException w:name="Intense Quote" w:semiHidden="0" w:uiPriority="30" w:unhideWhenUsed="0" w:qFormat="1"/>
+    <w:lsdException w:name="Medium List 2 Accent 1" w:semiHidden="0" w:uiPriority="66" w:unhideWhenUsed="0"/>
+    <w:lsdException w:name="Medium Grid 1 Accent 1" w:semiHidden="0" w:uiPriority="67" w:unhideWhenUsed="0"/>
+    <w:lsdException w:name="Medium Grid 2 Accent 1" w:semiHidden="0" w:uiPriority="68" w:unhideWhenUsed="0"/>
+    <w:lsdException w:name="Medium Grid 3 Accent 1" w:semiHidden="0" w:uiPriority="69" w:unhideWhenUsed="0"/>
+    <w:lsdException w:name="Dark List Accent 1" w:semiHidden="0" w:uiPriority="70" w:unhideWhenUsed="0"/>
+    <w:lsdException w:name="Colorful Shading Accent 1" w:semiHidden="0" w:uiPriority="71" w:unhideWhenUsed="0"/>
+    <w:lsdException w:name="Colorful List Accent 1" w:semiHidden="0" w:uiPriority="72" w:unhideWhenUsed="0"/>
+    <w:lsdException w:name="Colorful Grid Accent 1" w:semiHidden="0" w:uiPriority="73" w:unhideWhenUsed="0"/>
+    <w:lsdException w:name="Light Shading Accent 2" w:semiHidden="0" w:uiPriority="60" w:unhideWhenUsed="0"/>
+    <w:lsdException w:name="Light List Accent 2" w:semiHidden="0" w:uiPriority="61" w:unhideWhenUsed="0"/>
+    <w:lsdException w:name="Light Grid Accent 2" w:semiHidden="0" w:uiPriority="62" w:unhideWhenUsed="0"/>
+    <w:lsdException w:name="Medium Shading 1 Accent 2" w:semiHidden="0" w:uiPriority="63" w:unhideWhenUsed="0"/>
+    <w:lsdException w:name="Medium Shading 2 Accent 2" w:semiHidden="0" w:uiPriority="64" w:unhideWhenUsed="0"/>
+    <w:lsdException w:name="Medium List 1 Accent 2" w:semiHidden="0" w:uiPriority="65" w:unhideWhenUsed="0"/>
+    <w:lsdException w:name="Medium List 2 Accent 2" w:semiHidden="0" w:uiPriority="66" w:unhideWhenUsed="0"/>
+    <w:lsdException w:name="Medium Grid 1 Accent 2" w:semiHidden="0" w:uiPriority="67" w:unhideWhenUsed="0"/>
+    <w:lsdException w:name="Medium Grid 2 Accent 2" w:semiHidden="0" w:uiPriority="68" w:unhideWhenUsed="0"/>
+    <w:lsdException w:name="Medium Grid 3 Accent 2" w:semiHidden="0" w:uiPriority="69" w:unhideWhenUsed="0"/>
+    <w:lsdException w:name="Dark List Accent 2" w:semiHidden="0" w:uiPriority="70" w:unhideWhenUsed="0"/>
+    <w:lsdException w:name="Colorful Shading Accent 2" w:semiHidden="0" w:uiPriority="71" w:unhideWhenUsed="0"/>
+    <w:lsdException w:name="Colorful List Accent 2" w:semiHidden="0" w:uiPriority="72" w:unhideWhenUsed="0"/>
+    <w:lsdException w:name="Colorful Grid Accent 2" w:semiHidden="0" w:uiPriority="73" w:unhideWhenUsed="0"/>
+    <w:lsdException w:name="Light Shading Accent 3" w:semiHidden="0" w:uiPriority="60" w:unhideWhenUsed="0"/>
+    <w:lsdException w:name="Light List Accent 3" w:semiHidden="0" w:uiPriority="61" w:unhideWhenUsed="0"/>
+    <w:lsdException w:name="Light Grid Accent 3" w:semiHidden="0" w:uiPriority="62" w:unhideWhenUsed="0"/>
+    <w:lsdException w:name="Medium Shading 1 Accent 3" w:semiHidden="0" w:uiPriority="63" w:unhideWhenUsed="0"/>
+    <w:lsdException w:name="Medium Shading 2 Accent 3" w:semiHidden="0" w:uiPriority="64" w:unhideWhenUsed="0"/>
+    <w:lsdException w:name="Medium List 1 Accent 3" w:semiHidden="0" w:uiPriority="65" w:unhideWhenUsed="0"/>
+    <w:lsdException w:name="Medium List 2 Accent 3" w:semiHidden="0" w:uiPriority="66" w:unhideWhenUsed="0"/>
+    <w:lsdException w:name="Medium Grid 1 Accent 3" w:semiHidden="0" w:uiPriority="67" w:unhideWhenUsed="0"/>
+    <w:lsdException w:name="Medium Grid 2 Accent 3" w:semiHidden="0" w:uiPriority="68" w:unhideWhenUsed="0"/>
+    <w:lsdException w:name="Medium Grid 3 Accent 3" w:semiHidden="0" w:uiPriority="69" w:unhideWhenUsed="0"/>
+    <w:lsdException w:name="Dark List Accent 3" w:semiHidden="0" w:uiPriority="70" w:unhideWhenUsed="0"/>
+    <w:lsdException w:name="Colorful Shading Accent 3" w:semiHidden="0" w:uiPriority="71" w:unhideWhenUsed="0"/>
+    <w:lsdException w:name="Colorful List Accent 3" w:semiHidden="0" w:uiPriority="72" w:unhideWhenUsed="0"/>
+    <w:lsdException w:name="Colorful Grid Accent 3" w:semiHidden="0" w:uiPriority="73" w:unhideWhenUsed="0"/>
+    <w:lsdException w:name="Light Shading Accent 4" w:semiHidden="0" w:uiPriority="60" w:unhideWhenUsed="0"/>
+    <w:lsdException w:name="Light List Accent 4" w:semiHidden="0" w:uiPriority="61" w:unhideWhenUsed="0"/>
+    <w:lsdException w:name="Light Grid Accent 4" w:semiHidden="0" w:uiPriority="62" w:unhideWhenUsed="0"/>
+    <w:lsdException w:name="Medium Shading 1 Accent 4" w:semiHidden="0" w:uiPriority="63" w:unhideWhenUsed="0"/>
+    <w:lsdException w:name="Medium Shading 2 Accent 4" w:semiHidden="0" w:uiPriority="64" w:unhideWhenUsed="0"/>
+    <w:lsdException w:name="Medium List 1 Accent 4" w:semiHidden="0" w:uiPriority="65" w:unhideWhenUsed="0"/>
+    <w:lsdException w:name="Medium List 2 Accent 4" w:semiHidden="0" w:uiPriority="66" w:unhideWhenUsed="0"/>
+    <w:lsdException w:name="Medium Grid 1 Accent 4" w:semiHidden="0" w:uiPriority="67" w:unhideWhenUsed="0"/>
+    <w:lsdException w:name="Medium Grid 2 Accent 4" w:semiHidden="0" w:uiPriority="68" w:unhideWhenUsed="0"/>
+    <w:lsdException w:name="Medium Grid 3 Accent 4" w:semiHidden="0" w:uiPriority="69" w:unhideWhenUsed="0"/>
+    <w:lsdException w:name="Dark List Accent 4" w:semiHidden="0" w:uiPriority="70" w:unhideWhenUsed="0"/>
+    <w:lsdException w:name="Colorful Shading Accent 4" w:semiHidden="0" w:uiPriority="71" w:unhideWhenUsed="0"/>
+    <w:lsdException w:name="Colorful List Accent 4" w:semiHidden="0" w:uiPriority="72" w:unhideWhenUsed="0"/>
+    <w:lsdException w:name="Colorful Grid Accent 4" w:semiHidden="0" w:uiPriority="73" w:unhideWhenUsed="0"/>
+    <w:lsdException w:name="Light Shading Accent 5" w:semiHidden="0" w:uiPriority="60" w:unhideWhenUsed="0"/>
+    <w:lsdException w:name="Light List Accent 5" w:semiHidden="0" w:uiPriority="61" w:unhideWhenUsed="0"/>
+    <w:lsdException w:name="Light Grid Accent 5" w:semiHidden="0" w:uiPriority="62" w:unhideWhenUsed="0"/>
+    <w:lsdException w:name="Medium Shading 1 Accent 5" w:semiHidden="0" w:uiPriority="63" w:unhideWhenUsed="0"/>
+    <w:lsdException w:name="Medium Shading 2 Accent 5" w:semiHidden="0" w:uiPriority="64" w:unhideWhenUsed="0"/>
+    <w:lsdException w:name="Medium List 1 Accent 5" w:semiHidden="0" w:uiPriority="65" w:unhideWhenUsed="0"/>
+    <w:lsdException w:name="Medium List 2 Accent 5" w:semiHidden="0" w:uiPriority="66" w:unhideWhenUsed="0"/>
+    <w:lsdException w:name="Medium Grid 1 Accent 5" w:semiHidden="0" w:uiPriority="67" w:unhideWhenUsed="0"/>
+    <w:lsdException w:name="Medium Grid 2 Accent 5" w:semiHidden="0" w:uiPriority="68" w:unhideWhenUsed="0"/>
+    <w:lsdException w:name="Medium Grid 3 Accent 5" w:semiHidden="0" w:uiPriority="69" w:unhideWhenUsed="0"/>
+    <w:lsdException w:name="Dark List Accent 5" w:semiHidden="0" w:uiPriority="70" w:unhideWhenUsed="0"/>
+    <w:lsdException w:name="Colorful Shading Accent 5" w:semiHidden="0" w:uiPriority="71" w:unhideWhenUsed="0"/>
+    <w:lsdException w:name="Colorful List Accent 5" w:semiHidden="0" w:uiPriority="72" w:unhideWhenUsed="0"/>
+    <w:lsdException w:name="Colorful Grid Accent 5" w:semiHidden="0" w:uiPriority="73" w:unhideWhenUsed="0"/>
+    <w:lsdException w:name="Light Shading Accent 6" w:semiHidden="0" w:uiPriority="60" w:unhideWhenUsed="0"/>
+    <w:lsdException w:name="Light List Accent 6" w:semiHidden="0" w:uiPriority="61" w:unhideWhenUsed="0"/>
+    <w:lsdException w:name="Light Grid Accent 6" w:semiHidden="0" w:uiPriority="62" w:unhideWhenUsed="0"/>
+    <w:lsdException w:name="Medium Shading 1 Accent 6" w:semiHidden="0" w:uiPriority="63" w:unhideWhenUsed="0"/>
+    <w:lsdException w:name="Medium Shading 2 Accent 6" w:semiHidden="0" w:uiPriority="64" w:unhideWhenUsed="0"/>
+    <w:lsdException w:name="Medium List 1 Accent 6" w:semiHidden="0" w:uiPriority="65" w:unhideWhenUsed="0"/>
+    <w:lsdException w:name="Medium List 2 Accent 6" w:semiHidden="0" w:uiPriority="66" w:unhideWhenUsed="0"/>
+    <w:lsdException w:name="Medium Grid 1 Accent 6" w:semiHidden="0" w:uiPriority="67" w:unhideWhenUsed="0"/>
+    <w:lsdException w:name="Medium Grid 2 Accent 6" w:semiHidden="0" w:uiPriority="68" w:unhideWhenUsed="0"/>
+    <w:lsdException w:name="Medium Grid 3 Accent 6" w:semiHidden="0" w:uiPriority="69" w:unhideWhenUsed="0"/>
+    <w:lsdException w:name="Dark List Accent 6" w:semiHidden="0" w:uiPriority="70" w:unhideWhenUsed="0"/>
+    <w:lsdException w:name="Colorful Shading Accent 6" w:semiHidden="0" w:uiPriority="71" w:unhideWhenUsed="0"/>
+    <w:lsdException w:name="Colorful List Accent 6" w:semiHidden="0" w:uiPriority="72" w:unhideWhenUsed="0"/>
+    <w:lsdException w:name="Colorful Grid Accent 6" w:semiHidden="0" w:uiPriority="73" w:unhideWhenUsed="0"/>
+    <w:lsdException w:name="Subtle Emphasis" w:semiHidden="0" w:uiPriority="19" w:unhideWhenUsed="0" w:qFormat="1"/>
+    <w:lsdException w:name="Intense Emphasis" w:semiHidden="0" w:uiPriority="21" w:unhideWhenUsed="0" w:qFormat="1"/>
+    <w:lsdException w:name="Subtle Reference" w:semiHidden="0" w:uiPriority="31" w:unhideWhenUsed="0" w:qFormat="1"/>
+    <w:lsdException w:name="Intense Reference" w:semiHidden="0" w:uiPriority="32" w:unhideWhenUsed="0" w:qFormat="1"/>
+    <w:lsdException w:name="Book Title" w:semiHidden="0" w:uiPriority="33" w:unhideWhenUsed="0" w:qFormat="1"/>
+    <w:lsdException w:name="Bibliography" w:uiPriority="37"/>
+    <w:lsdException w:name="TOC Heading" w:uiPriority="39" w:qFormat="1"/>
   </w:latentStyles>
   <w:style w:type="paragraph" w:default="1" w:styleId="Normal">
     <w:name w:val="Normal"/>
     <w:qFormat/>
+    <w:rsid w:val="00200582"/>
   </w:style>
   <w:style w:type="paragraph" w:styleId="Heading1">
     <w:name w:val="heading 1"/>
@@ -10605,6 +12742,7 @@
     <w:uiPriority w:val="99"/>
     <w:semiHidden/>
     <w:unhideWhenUsed/>
+    <w:qFormat/>
     <w:tblPr>
       <w:tblInd w:w="0" w:type="dxa"/>
       <w:tblCellMar>
@@ -11048,7 +13186,7 @@
       <w:u w:val="single"/>
     </w:rPr>
   </w:style>
-  <w:style w:type="character" w:styleId="UnresolvedMention">
+  <w:style w:type="character" w:customStyle="1" w:styleId="UnresolvedMention">
     <w:name w:val="Unresolved Mention"/>
     <w:basedOn w:val="DefaultParagraphFont"/>
     <w:uiPriority w:val="99"/>
@@ -11087,11 +13225,38 @@
     <w:qFormat/>
     <w:rsid w:val="00633BB0"/>
   </w:style>
+  <w:style w:type="paragraph" w:styleId="BalloonText">
+    <w:name w:val="Balloon Text"/>
+    <w:basedOn w:val="Normal"/>
+    <w:link w:val="BalloonTextChar"/>
+    <w:uiPriority w:val="99"/>
+    <w:semiHidden/>
+    <w:unhideWhenUsed/>
+    <w:rsid w:val="00616406"/>
+    <w:rPr>
+      <w:rFonts w:ascii="Tahoma" w:hAnsi="Tahoma" w:cs="Tahoma"/>
+      <w:sz w:val="16"/>
+      <w:szCs w:val="16"/>
+    </w:rPr>
+  </w:style>
+  <w:style w:type="character" w:customStyle="1" w:styleId="BalloonTextChar">
+    <w:name w:val="Balloon Text Char"/>
+    <w:basedOn w:val="DefaultParagraphFont"/>
+    <w:link w:val="BalloonText"/>
+    <w:uiPriority w:val="99"/>
+    <w:semiHidden/>
+    <w:rsid w:val="00616406"/>
+    <w:rPr>
+      <w:rFonts w:ascii="Tahoma" w:hAnsi="Tahoma" w:cs="Tahoma"/>
+      <w:sz w:val="16"/>
+      <w:szCs w:val="16"/>
+    </w:rPr>
+  </w:style>
 </w:styles>
 </file>
 
 <file path=word/glossary/document.xml><?xml version="1.0" encoding="utf-8"?>
-<w:glossaryDocument xmlns:wpc="http://schemas.microsoft.com/office/word/2010/wordprocessingCanvas" xmlns:cx="http://schemas.microsoft.com/office/drawing/2014/chartex" xmlns:cx1="http://schemas.microsoft.com/office/drawing/2015/9/8/chartex" xmlns:cx2="http://schemas.microsoft.com/office/drawing/2015/10/21/chartex" xmlns:cx3="http://schemas.microsoft.com/office/drawing/2016/5/9/chartex" xmlns:cx4="http://schemas.microsoft.com/office/drawing/2016/5/10/chartex" xmlns:cx5="http://schemas.microsoft.com/office/drawing/2016/5/11/chartex" xmlns:cx6="http://schemas.microsoft.com/office/drawing/2016/5/12/chartex" xmlns:cx7="http://schemas.microsoft.com/office/drawing/2016/5/13/chartex" xmlns:cx8="http://schemas.microsoft.com/office/drawing/2016/5/14/chartex" xmlns:mc="http://schemas.openxmlformats.org/markup-compatibility/2006" xmlns:aink="http://schemas.microsoft.com/office/drawing/2016/ink" xmlns:am3d="http://schemas.microsoft.com/office/drawing/2017/model3d" xmlns:o="urn:schemas-microsoft-com:office:office" xmlns:oel="http://schemas.microsoft.com/office/2019/extlst" xmlns:r="http://schemas.openxmlformats.org/officeDocument/2006/relationships" xmlns:m="http://schemas.openxmlformats.org/officeDocument/2006/math" xmlns:v="urn:schemas-microsoft-com:vml" xmlns:wp14="http://schemas.microsoft.com/office/word/2010/wordprocessingDrawing" xmlns:wp="http://schemas.openxmlformats.org/drawingml/2006/wordprocessingDrawing" xmlns:w10="urn:schemas-microsoft-com:office:word" xmlns:w="http://schemas.openxmlformats.org/wordprocessingml/2006/main" xmlns:w14="http://schemas.microsoft.com/office/word/2010/wordml" xmlns:w15="http://schemas.microsoft.com/office/word/2012/wordml" xmlns:w16cex="http://schemas.microsoft.com/office/word/2018/wordml/cex" xmlns:w16cid="http://schemas.microsoft.com/office/word/2016/wordml/cid" xmlns:w16="http://schemas.microsoft.com/office/word/2018/wordml" xmlns:w16du="http://schemas.microsoft.com/office/word/2023/wordml/word16du" xmlns:w16sdtdh="http://schemas.microsoft.com/office/word/2020/wordml/sdtdatahash" xmlns:w16sdtfl="http://schemas.microsoft.com/office/word/2024/wordml/sdtformatlock" xmlns:w16se="http://schemas.microsoft.com/office/word/2015/wordml/symex" xmlns:wpg="http://schemas.microsoft.com/office/word/2010/wordprocessingGroup" xmlns:wpi="http://schemas.microsoft.com/office/word/2010/wordprocessingInk" xmlns:wne="http://schemas.microsoft.com/office/word/2006/wordml" xmlns:wps="http://schemas.microsoft.com/office/word/2010/wordprocessingShape" mc:Ignorable="w14 w15 w16se w16cid w16 w16cex w16sdtdh w16sdtfl w16du wp14">
+<w:glossaryDocument xmlns:ve="http://schemas.openxmlformats.org/markup-compatibility/2006" xmlns:o="urn:schemas-microsoft-com:office:office" xmlns:r="http://schemas.openxmlformats.org/officeDocument/2006/relationships" xmlns:m="http://schemas.openxmlformats.org/officeDocument/2006/math" xmlns:v="urn:schemas-microsoft-com:vml" xmlns:wp="http://schemas.openxmlformats.org/drawingml/2006/wordprocessingDrawing" xmlns:w10="urn:schemas-microsoft-com:office:word" xmlns:w="http://schemas.openxmlformats.org/wordprocessingml/2006/main" xmlns:wne="http://schemas.microsoft.com/office/word/2006/wordml">
   <w:docParts>
     <w:docPart>
       <w:docPartPr>
@@ -11124,7 +13289,7 @@
 </file>
 
 <file path=word/glossary/fontTable.xml><?xml version="1.0" encoding="utf-8"?>
-<w:fonts xmlns:mc="http://schemas.openxmlformats.org/markup-compatibility/2006" xmlns:r="http://schemas.openxmlformats.org/officeDocument/2006/relationships" xmlns:w="http://schemas.openxmlformats.org/wordprocessingml/2006/main" xmlns:w14="http://schemas.microsoft.com/office/word/2010/wordml" xmlns:w15="http://schemas.microsoft.com/office/word/2012/wordml" xmlns:w16cex="http://schemas.microsoft.com/office/word/2018/wordml/cex" xmlns:w16cid="http://schemas.microsoft.com/office/word/2016/wordml/cid" xmlns:w16="http://schemas.microsoft.com/office/word/2018/wordml" xmlns:w16du="http://schemas.microsoft.com/office/word/2023/wordml/word16du" xmlns:w16sdtdh="http://schemas.microsoft.com/office/word/2020/wordml/sdtdatahash" xmlns:w16sdtfl="http://schemas.microsoft.com/office/word/2024/wordml/sdtformatlock" xmlns:w16se="http://schemas.microsoft.com/office/word/2015/wordml/symex" mc:Ignorable="w14 w15 w16se w16cid w16 w16cex w16sdtdh w16sdtfl w16du">
+<w:fonts xmlns:r="http://schemas.openxmlformats.org/officeDocument/2006/relationships" xmlns:w="http://schemas.openxmlformats.org/wordprocessingml/2006/main">
   <w:font w:name="Symbol">
     <w:panose1 w:val="05050102010706020507"/>
     <w:charset w:val="02"/>
@@ -11154,10 +13319,11 @@
     <w:sig w:usb0="00000000" w:usb1="10000000" w:usb2="00000000" w:usb3="00000000" w:csb0="80000000" w:csb1="00000000"/>
   </w:font>
   <w:font w:name="Aptos">
+    <w:altName w:val="Arial"/>
     <w:charset w:val="00"/>
     <w:family w:val="swiss"/>
     <w:pitch w:val="variable"/>
-    <w:sig w:usb0="20000287" w:usb1="00000003" w:usb2="00000000" w:usb3="00000000" w:csb0="0000019F" w:csb1="00000000"/>
+    <w:sig w:usb0="00000001" w:usb1="00000003" w:usb2="00000000" w:usb3="00000000" w:csb0="0000019F" w:csb1="00000000"/>
   </w:font>
   <w:font w:name="Arial">
     <w:panose1 w:val="020B0604020202020204"/>
@@ -11167,43 +13333,59 @@
     <w:sig w:usb0="E0002EFF" w:usb1="C000785B" w:usb2="00000009" w:usb3="00000000" w:csb0="000001FF" w:csb1="00000000"/>
   </w:font>
   <w:font w:name="Aptos Display">
+    <w:altName w:val="Arial"/>
     <w:charset w:val="00"/>
     <w:family w:val="swiss"/>
     <w:pitch w:val="variable"/>
-    <w:sig w:usb0="20000287" w:usb1="00000003" w:usb2="00000000" w:usb3="00000000" w:csb0="0000019F" w:csb1="00000000"/>
+    <w:sig w:usb0="00000001" w:usb1="00000003" w:usb2="00000000" w:usb3="00000000" w:csb0="0000019F" w:csb1="00000000"/>
   </w:font>
-  <w:font w:name="Yu Gothic Light">
-    <w:altName w:val="游ゴシック Light"/>
-    <w:panose1 w:val="020B0300000000000000"/>
+  <w:font w:name="游ゴシック Light">
+    <w:panose1 w:val="00000000000000000000"/>
     <w:charset w:val="80"/>
+    <w:family w:val="roman"/>
+    <w:notTrueType/>
+    <w:pitch w:val="default"/>
+    <w:sig w:usb0="00000000" w:usb1="00000000" w:usb2="00000000" w:usb3="00000000" w:csb0="00000000" w:csb1="00000000"/>
+  </w:font>
+  <w:font w:name="Tahoma">
+    <w:panose1 w:val="020B0604030504040204"/>
+    <w:charset w:val="00"/>
     <w:family w:val="swiss"/>
     <w:pitch w:val="variable"/>
-    <w:sig w:usb0="E00002FF" w:usb1="2AC7FDFF" w:usb2="00000016" w:usb3="00000000" w:csb0="0002009F" w:csb1="00000000"/>
+    <w:sig w:usb0="E1002EFF" w:usb1="C000605B" w:usb2="00000029" w:usb3="00000000" w:csb0="000101FF" w:csb1="00000000"/>
   </w:font>
-  <w:font w:name="Yu Gothic">
-    <w:altName w:val="游ゴシック"/>
-    <w:panose1 w:val="020B0400000000000000"/>
+  <w:font w:name="游ゴシック">
+    <w:panose1 w:val="00000000000000000000"/>
     <w:charset w:val="80"/>
+    <w:family w:val="roman"/>
+    <w:notTrueType/>
+    <w:pitch w:val="default"/>
+    <w:sig w:usb0="00000000" w:usb1="00000000" w:usb2="00000000" w:usb3="00000000" w:csb0="00000000" w:csb1="00000000"/>
+  </w:font>
+  <w:font w:name="Calibri">
+    <w:panose1 w:val="020F0502020204030204"/>
+    <w:charset w:val="00"/>
     <w:family w:val="swiss"/>
     <w:pitch w:val="variable"/>
-    <w:sig w:usb0="E00002FF" w:usb1="2AC7FDFF" w:usb2="00000016" w:usb3="00000000" w:csb0="0002009F" w:csb1="00000000"/>
+    <w:sig w:usb0="E4002EFF" w:usb1="C000247B" w:usb2="00000009" w:usb3="00000000" w:csb0="000001FF" w:csb1="00000000"/>
+  </w:font>
+  <w:font w:name="Cambria">
+    <w:panose1 w:val="02040503050406030204"/>
+    <w:charset w:val="00"/>
+    <w:family w:val="roman"/>
+    <w:pitch w:val="variable"/>
+    <w:sig w:usb0="E00006FF" w:usb1="420024FF" w:usb2="02000000" w:usb3="00000000" w:csb0="0000019F" w:csb1="00000000"/>
   </w:font>
 </w:fonts>
 </file>
 
 <file path=word/glossary/settings.xml><?xml version="1.0" encoding="utf-8"?>
-<w:settings xmlns:mc="http://schemas.openxmlformats.org/markup-compatibility/2006" xmlns:o="urn:schemas-microsoft-com:office:office" xmlns:r="http://schemas.openxmlformats.org/officeDocument/2006/relationships" xmlns:m="http://schemas.openxmlformats.org/officeDocument/2006/math" xmlns:v="urn:schemas-microsoft-com:vml" xmlns:w10="urn:schemas-microsoft-com:office:word" xmlns:w="http://schemas.openxmlformats.org/wordprocessingml/2006/main" xmlns:w14="http://schemas.microsoft.com/office/word/2010/wordml" xmlns:w15="http://schemas.microsoft.com/office/word/2012/wordml" xmlns:w16cex="http://schemas.microsoft.com/office/word/2018/wordml/cex" xmlns:w16cid="http://schemas.microsoft.com/office/word/2016/wordml/cid" xmlns:w16="http://schemas.microsoft.com/office/word/2018/wordml" xmlns:w16du="http://schemas.microsoft.com/office/word/2023/wordml/word16du" xmlns:w16sdtdh="http://schemas.microsoft.com/office/word/2020/wordml/sdtdatahash" xmlns:w16sdtfl="http://schemas.microsoft.com/office/word/2024/wordml/sdtformatlock" xmlns:w16se="http://schemas.microsoft.com/office/word/2015/wordml/symex" xmlns:sl="http://schemas.openxmlformats.org/schemaLibrary/2006/main" mc:Ignorable="w14 w15 w16se w16cid w16 w16cex w16sdtdh w16sdtfl w16du">
+<w:settings xmlns:o="urn:schemas-microsoft-com:office:office" xmlns:r="http://schemas.openxmlformats.org/officeDocument/2006/relationships" xmlns:m="http://schemas.openxmlformats.org/officeDocument/2006/math" xmlns:v="urn:schemas-microsoft-com:vml" xmlns:w10="urn:schemas-microsoft-com:office:word" xmlns:w="http://schemas.openxmlformats.org/wordprocessingml/2006/main" xmlns:sl="http://schemas.openxmlformats.org/schemaLibrary/2006/main">
   <w:view w:val="normal"/>
   <w:defaultTabStop w:val="720"/>
   <w:characterSpacingControl w:val="doNotCompress"/>
   <w:compat>
     <w:useFELayout/>
-    <w:compatSetting w:name="compatibilityMode" w:uri="http://schemas.microsoft.com/office/word" w:val="15"/>
-    <w:compatSetting w:name="overrideTableStyleFontSizeAndJustification" w:uri="http://schemas.microsoft.com/office/word" w:val="1"/>
-    <w:compatSetting w:name="enableOpenTypeFeatures" w:uri="http://schemas.microsoft.com/office/word" w:val="1"/>
-    <w:compatSetting w:name="doNotFlipMirrorIndents" w:uri="http://schemas.microsoft.com/office/word" w:val="1"/>
-    <w:compatSetting w:name="differentiateMultirowTableHeaders" w:uri="http://schemas.microsoft.com/office/word" w:val="1"/>
-    <w:compatSetting w:name="useWord2013TrackBottomHyphenation" w:uri="http://schemas.microsoft.com/office/word" w:val="0"/>
   </w:compat>
   <w:rsids>
     <w:rsidRoot w:val="00971FE2"/>
@@ -11226,6 +13408,7 @@
     <w:rsid w:val="00797ABC"/>
     <w:rsid w:val="00835653"/>
     <w:rsid w:val="00916ABD"/>
+    <w:rsid w:val="0096182A"/>
     <w:rsid w:val="00971FE2"/>
     <w:rsid w:val="009B610C"/>
     <w:rsid w:val="00A33D86"/>
@@ -11239,7 +13422,7 @@
     <m:mathFont m:val="Cambria Math"/>
     <m:brkBin m:val="before"/>
     <m:brkBinSub m:val="--"/>
-    <m:smallFrac m:val="0"/>
+    <m:smallFrac m:val="off"/>
     <m:dispDef/>
     <m:lMargin m:val="0"/>
     <m:rMargin m:val="0"/>
@@ -11248,16 +13431,15 @@
     <m:intLim m:val="subSup"/>
     <m:naryLim m:val="undOvr"/>
   </m:mathPr>
-  <w:themeFontLang w:val="en-GB" w:bidi="ar-SA"/>
+  <w:themeFontLang w:val="en-US"/>
   <w:clrSchemeMapping w:bg1="light1" w:t1="dark1" w:bg2="light2" w:t2="dark2" w:accent1="accent1" w:accent2="accent2" w:accent3="accent3" w:accent4="accent4" w:accent5="accent5" w:accent6="accent6" w:hyperlink="hyperlink" w:followedHyperlink="followedHyperlink"/>
   <w:decimalSymbol w:val="."/>
   <w:listSeparator w:val=","/>
-  <w15:chartTrackingRefBased/>
 </w:settings>
 </file>
 
 <file path=word/glossary/styles.xml><?xml version="1.0" encoding="utf-8"?>
-<w:styles xmlns:mc="http://schemas.openxmlformats.org/markup-compatibility/2006" xmlns:r="http://schemas.openxmlformats.org/officeDocument/2006/relationships" xmlns:w="http://schemas.openxmlformats.org/wordprocessingml/2006/main" xmlns:w14="http://schemas.microsoft.com/office/word/2010/wordml" xmlns:w15="http://schemas.microsoft.com/office/word/2012/wordml" xmlns:w16cex="http://schemas.microsoft.com/office/word/2018/wordml/cex" xmlns:w16cid="http://schemas.microsoft.com/office/word/2016/wordml/cid" xmlns:w16="http://schemas.microsoft.com/office/word/2018/wordml" xmlns:w16du="http://schemas.microsoft.com/office/word/2023/wordml/word16du" xmlns:w16sdtdh="http://schemas.microsoft.com/office/word/2020/wordml/sdtdatahash" xmlns:w16sdtfl="http://schemas.microsoft.com/office/word/2024/wordml/sdtformatlock" xmlns:w16se="http://schemas.microsoft.com/office/word/2015/wordml/symex" mc:Ignorable="w14 w15 w16se w16cid w16 w16cex w16sdtdh w16sdtfl w16du">
+<w:styles xmlns:r="http://schemas.openxmlformats.org/officeDocument/2006/relationships" xmlns:w="http://schemas.openxmlformats.org/wordprocessingml/2006/main">
   <w:docDefaults>
     <w:rPrDefault>
       <w:rPr>
@@ -11266,7 +13448,6 @@
         <w:sz w:val="24"/>
         <w:szCs w:val="24"/>
         <w:lang w:val="en-GB" w:eastAsia="en-GB" w:bidi="ar-SA"/>
-        <w14:ligatures w14:val="standardContextual"/>
       </w:rPr>
     </w:rPrDefault>
     <w:pPrDefault>
@@ -11275,387 +13456,149 @@
       </w:pPr>
     </w:pPrDefault>
   </w:docDefaults>
-  <w:latentStyles w:defLockedState="0" w:defUIPriority="99" w:defSemiHidden="0" w:defUnhideWhenUsed="0" w:defQFormat="0" w:count="376">
-    <w:lsdException w:name="Normal" w:uiPriority="0" w:qFormat="1"/>
-    <w:lsdException w:name="heading 1" w:uiPriority="9" w:qFormat="1"/>
-    <w:lsdException w:name="heading 2" w:semiHidden="1" w:uiPriority="9" w:unhideWhenUsed="1" w:qFormat="1"/>
-    <w:lsdException w:name="heading 3" w:semiHidden="1" w:uiPriority="9" w:unhideWhenUsed="1" w:qFormat="1"/>
-    <w:lsdException w:name="heading 4" w:semiHidden="1" w:uiPriority="9" w:unhideWhenUsed="1" w:qFormat="1"/>
-    <w:lsdException w:name="heading 5" w:semiHidden="1" w:uiPriority="9" w:unhideWhenUsed="1" w:qFormat="1"/>
-    <w:lsdException w:name="heading 6" w:semiHidden="1" w:uiPriority="9" w:unhideWhenUsed="1" w:qFormat="1"/>
-    <w:lsdException w:name="heading 7" w:semiHidden="1" w:uiPriority="9" w:unhideWhenUsed="1" w:qFormat="1"/>
-    <w:lsdException w:name="heading 8" w:semiHidden="1" w:uiPriority="9" w:unhideWhenUsed="1" w:qFormat="1"/>
-    <w:lsdException w:name="heading 9" w:semiHidden="1" w:uiPriority="9" w:unhideWhenUsed="1" w:qFormat="1"/>
-    <w:lsdException w:name="index 1" w:semiHidden="1" w:unhideWhenUsed="1"/>
-    <w:lsdException w:name="index 2" w:semiHidden="1" w:unhideWhenUsed="1"/>
-    <w:lsdException w:name="index 3" w:semiHidden="1" w:unhideWhenUsed="1"/>
-    <w:lsdException w:name="index 4" w:semiHidden="1" w:unhideWhenUsed="1"/>
-    <w:lsdException w:name="index 5" w:semiHidden="1" w:unhideWhenUsed="1"/>
-    <w:lsdException w:name="index 6" w:semiHidden="1" w:unhideWhenUsed="1"/>
-    <w:lsdException w:name="index 7" w:semiHidden="1" w:unhideWhenUsed="1"/>
-    <w:lsdException w:name="index 8" w:semiHidden="1" w:unhideWhenUsed="1"/>
-    <w:lsdException w:name="index 9" w:semiHidden="1" w:unhideWhenUsed="1"/>
-    <w:lsdException w:name="toc 1" w:semiHidden="1" w:uiPriority="39" w:unhideWhenUsed="1"/>
-    <w:lsdException w:name="toc 2" w:semiHidden="1" w:uiPriority="39" w:unhideWhenUsed="1"/>
-    <w:lsdException w:name="toc 3" w:semiHidden="1" w:uiPriority="39" w:unhideWhenUsed="1"/>
-    <w:lsdException w:name="toc 4" w:semiHidden="1" w:uiPriority="39" w:unhideWhenUsed="1"/>
-    <w:lsdException w:name="toc 5" w:semiHidden="1" w:uiPriority="39" w:unhideWhenUsed="1"/>
-    <w:lsdException w:name="toc 6" w:semiHidden="1" w:uiPriority="39" w:unhideWhenUsed="1"/>
-    <w:lsdException w:name="toc 7" w:semiHidden="1" w:uiPriority="39" w:unhideWhenUsed="1"/>
-    <w:lsdException w:name="toc 8" w:semiHidden="1" w:uiPriority="39" w:unhideWhenUsed="1"/>
-    <w:lsdException w:name="toc 9" w:semiHidden="1" w:uiPriority="39" w:unhideWhenUsed="1"/>
-    <w:lsdException w:name="Normal Indent" w:semiHidden="1" w:unhideWhenUsed="1"/>
-    <w:lsdException w:name="footnote text" w:semiHidden="1" w:unhideWhenUsed="1"/>
-    <w:lsdException w:name="annotation text" w:semiHidden="1" w:unhideWhenUsed="1"/>
-    <w:lsdException w:name="header" w:semiHidden="1" w:unhideWhenUsed="1"/>
-    <w:lsdException w:name="footer" w:semiHidden="1" w:unhideWhenUsed="1"/>
-    <w:lsdException w:name="index heading" w:semiHidden="1" w:unhideWhenUsed="1"/>
-    <w:lsdException w:name="caption" w:semiHidden="1" w:uiPriority="35" w:unhideWhenUsed="1" w:qFormat="1"/>
-    <w:lsdException w:name="table of figures" w:semiHidden="1" w:unhideWhenUsed="1"/>
-    <w:lsdException w:name="envelope address" w:semiHidden="1" w:unhideWhenUsed="1"/>
-    <w:lsdException w:name="envelope return" w:semiHidden="1" w:unhideWhenUsed="1"/>
-    <w:lsdException w:name="footnote reference" w:semiHidden="1" w:unhideWhenUsed="1"/>
-    <w:lsdException w:name="annotation reference" w:semiHidden="1" w:unhideWhenUsed="1"/>
-    <w:lsdException w:name="line number" w:semiHidden="1" w:unhideWhenUsed="1"/>
-    <w:lsdException w:name="page number" w:semiHidden="1" w:unhideWhenUsed="1"/>
-    <w:lsdException w:name="endnote reference" w:semiHidden="1" w:unhideWhenUsed="1"/>
-    <w:lsdException w:name="endnote text" w:semiHidden="1" w:unhideWhenUsed="1"/>
-    <w:lsdException w:name="table of authorities" w:semiHidden="1" w:unhideWhenUsed="1"/>
-    <w:lsdException w:name="macro" w:semiHidden="1" w:unhideWhenUsed="1"/>
-    <w:lsdException w:name="toa heading" w:semiHidden="1" w:unhideWhenUsed="1"/>
-    <w:lsdException w:name="List" w:semiHidden="1" w:unhideWhenUsed="1"/>
-    <w:lsdException w:name="List Bullet" w:semiHidden="1" w:unhideWhenUsed="1"/>
-    <w:lsdException w:name="List Number" w:semiHidden="1" w:unhideWhenUsed="1"/>
-    <w:lsdException w:name="List 2" w:semiHidden="1" w:unhideWhenUsed="1"/>
-    <w:lsdException w:name="List 3" w:semiHidden="1" w:unhideWhenUsed="1"/>
-    <w:lsdException w:name="List 4" w:semiHidden="1" w:unhideWhenUsed="1"/>
-    <w:lsdException w:name="List 5" w:semiHidden="1" w:unhideWhenUsed="1"/>
-    <w:lsdException w:name="List Bullet 2" w:semiHidden="1" w:unhideWhenUsed="1"/>
-    <w:lsdException w:name="List Bullet 3" w:semiHidden="1" w:unhideWhenUsed="1"/>
-    <w:lsdException w:name="List Bullet 4" w:semiHidden="1" w:unhideWhenUsed="1"/>
-    <w:lsdException w:name="List Bullet 5" w:semiHidden="1" w:unhideWhenUsed="1"/>
-    <w:lsdException w:name="List Number 2" w:semiHidden="1" w:unhideWhenUsed="1"/>
-    <w:lsdException w:name="List Number 3" w:semiHidden="1" w:unhideWhenUsed="1"/>
-    <w:lsdException w:name="List Number 4" w:semiHidden="1" w:unhideWhenUsed="1"/>
-    <w:lsdException w:name="List Number 5" w:semiHidden="1" w:unhideWhenUsed="1"/>
-    <w:lsdException w:name="Title" w:uiPriority="10" w:qFormat="1"/>
-    <w:lsdException w:name="Closing" w:semiHidden="1" w:unhideWhenUsed="1"/>
-    <w:lsdException w:name="Signature" w:semiHidden="1" w:unhideWhenUsed="1"/>
-    <w:lsdException w:name="Default Paragraph Font" w:semiHidden="1" w:uiPriority="1" w:unhideWhenUsed="1"/>
-    <w:lsdException w:name="Body Text" w:semiHidden="1" w:unhideWhenUsed="1"/>
-    <w:lsdException w:name="Body Text Indent" w:semiHidden="1" w:unhideWhenUsed="1"/>
-    <w:lsdException w:name="List Continue" w:semiHidden="1" w:unhideWhenUsed="1"/>
-    <w:lsdException w:name="List Continue 2" w:semiHidden="1" w:unhideWhenUsed="1"/>
-    <w:lsdException w:name="List Continue 3" w:semiHidden="1" w:unhideWhenUsed="1"/>
-    <w:lsdException w:name="List Continue 4" w:semiHidden="1" w:unhideWhenUsed="1"/>
-    <w:lsdException w:name="List Continue 5" w:semiHidden="1" w:unhideWhenUsed="1"/>
-    <w:lsdException w:name="Message Header" w:semiHidden="1" w:unhideWhenUsed="1"/>
-    <w:lsdException w:name="Subtitle" w:uiPriority="11" w:qFormat="1"/>
-    <w:lsdException w:name="Salutation" w:semiHidden="1" w:unhideWhenUsed="1"/>
-    <w:lsdException w:name="Date" w:semiHidden="1" w:unhideWhenUsed="1"/>
-    <w:lsdException w:name="Body Text First Indent" w:semiHidden="1" w:unhideWhenUsed="1"/>
-    <w:lsdException w:name="Body Text First Indent 2" w:semiHidden="1" w:unhideWhenUsed="1"/>
-    <w:lsdException w:name="Note Heading" w:semiHidden="1" w:unhideWhenUsed="1"/>
-    <w:lsdException w:name="Body Text 2" w:semiHidden="1" w:unhideWhenUsed="1"/>
-    <w:lsdException w:name="Body Text 3" w:semiHidden="1" w:unhideWhenUsed="1"/>
-    <w:lsdException w:name="Body Text Indent 2" w:semiHidden="1" w:unhideWhenUsed="1"/>
-    <w:lsdException w:name="Body Text Indent 3" w:semiHidden="1" w:unhideWhenUsed="1"/>
-    <w:lsdException w:name="Block Text" w:semiHidden="1" w:unhideWhenUsed="1"/>
-    <w:lsdException w:name="Hyperlink" w:semiHidden="1" w:unhideWhenUsed="1"/>
-    <w:lsdException w:name="FollowedHyperlink" w:semiHidden="1" w:unhideWhenUsed="1"/>
-    <w:lsdException w:name="Strong" w:uiPriority="22" w:qFormat="1"/>
-    <w:lsdException w:name="Emphasis" w:uiPriority="20" w:qFormat="1"/>
-    <w:lsdException w:name="Document Map" w:semiHidden="1" w:unhideWhenUsed="1"/>
-    <w:lsdException w:name="Plain Text" w:semiHidden="1" w:unhideWhenUsed="1"/>
-    <w:lsdException w:name="E-mail Signature" w:semiHidden="1" w:unhideWhenUsed="1"/>
-    <w:lsdException w:name="HTML Top of Form" w:semiHidden="1" w:unhideWhenUsed="1"/>
-    <w:lsdException w:name="HTML Bottom of Form" w:semiHidden="1" w:unhideWhenUsed="1"/>
-    <w:lsdException w:name="Normal (Web)" w:semiHidden="1" w:unhideWhenUsed="1"/>
-    <w:lsdException w:name="HTML Acronym" w:semiHidden="1" w:unhideWhenUsed="1"/>
-    <w:lsdException w:name="HTML Address" w:semiHidden="1" w:unhideWhenUsed="1"/>
-    <w:lsdException w:name="HTML Cite" w:semiHidden="1" w:unhideWhenUsed="1"/>
-    <w:lsdException w:name="HTML Code" w:semiHidden="1" w:unhideWhenUsed="1"/>
-    <w:lsdException w:name="HTML Definition" w:semiHidden="1" w:unhideWhenUsed="1"/>
-    <w:lsdException w:name="HTML Keyboard" w:semiHidden="1" w:unhideWhenUsed="1"/>
-    <w:lsdException w:name="HTML Preformatted" w:semiHidden="1" w:unhideWhenUsed="1"/>
-    <w:lsdException w:name="HTML Sample" w:semiHidden="1" w:unhideWhenUsed="1"/>
-    <w:lsdException w:name="HTML Typewriter" w:semiHidden="1" w:unhideWhenUsed="1"/>
-    <w:lsdException w:name="HTML Variable" w:semiHidden="1" w:unhideWhenUsed="1"/>
-    <w:lsdException w:name="Normal Table" w:semiHidden="1" w:unhideWhenUsed="1"/>
-    <w:lsdException w:name="annotation subject" w:semiHidden="1" w:unhideWhenUsed="1"/>
-    <w:lsdException w:name="No List" w:semiHidden="1" w:unhideWhenUsed="1"/>
-    <w:lsdException w:name="Outline List 1" w:semiHidden="1" w:unhideWhenUsed="1"/>
-    <w:lsdException w:name="Outline List 2" w:semiHidden="1" w:unhideWhenUsed="1"/>
-    <w:lsdException w:name="Outline List 3" w:semiHidden="1" w:unhideWhenUsed="1"/>
-    <w:lsdException w:name="Table Simple 1" w:semiHidden="1" w:unhideWhenUsed="1"/>
-    <w:lsdException w:name="Table Simple 2" w:semiHidden="1" w:unhideWhenUsed="1"/>
-    <w:lsdException w:name="Table Simple 3" w:semiHidden="1" w:unhideWhenUsed="1"/>
-    <w:lsdException w:name="Table Classic 1" w:semiHidden="1" w:unhideWhenUsed="1"/>
-    <w:lsdException w:name="Table Classic 2" w:semiHidden="1" w:unhideWhenUsed="1"/>
-    <w:lsdException w:name="Table Classic 3" w:semiHidden="1" w:unhideWhenUsed="1"/>
-    <w:lsdException w:name="Table Classic 4" w:semiHidden="1" w:unhideWhenUsed="1"/>
-    <w:lsdException w:name="Table Colorful 1" w:semiHidden="1" w:unhideWhenUsed="1"/>
-    <w:lsdException w:name="Table Colorful 2" w:semiHidden="1" w:unhideWhenUsed="1"/>
-    <w:lsdException w:name="Table Colorful 3" w:semiHidden="1" w:unhideWhenUsed="1"/>
-    <w:lsdException w:name="Table Columns 1" w:semiHidden="1" w:unhideWhenUsed="1"/>
-    <w:lsdException w:name="Table Columns 2" w:semiHidden="1" w:unhideWhenUsed="1"/>
-    <w:lsdException w:name="Table Columns 3" w:semiHidden="1" w:unhideWhenUsed="1"/>
-    <w:lsdException w:name="Table Columns 4" w:semiHidden="1" w:unhideWhenUsed="1"/>
-    <w:lsdException w:name="Table Columns 5" w:semiHidden="1" w:unhideWhenUsed="1"/>
-    <w:lsdException w:name="Table Grid 1" w:semiHidden="1" w:unhideWhenUsed="1"/>
-    <w:lsdException w:name="Table Grid 2" w:semiHidden="1" w:unhideWhenUsed="1"/>
-    <w:lsdException w:name="Table Grid 3" w:semiHidden="1" w:unhideWhenUsed="1"/>
-    <w:lsdException w:name="Table Grid 4" w:semiHidden="1" w:unhideWhenUsed="1"/>
-    <w:lsdException w:name="Table Grid 5" w:semiHidden="1" w:unhideWhenUsed="1"/>
-    <w:lsdException w:name="Table Grid 6" w:semiHidden="1" w:unhideWhenUsed="1"/>
-    <w:lsdException w:name="Table Grid 7" w:semiHidden="1" w:unhideWhenUsed="1"/>
-    <w:lsdException w:name="Table Grid 8" w:semiHidden="1" w:unhideWhenUsed="1"/>
-    <w:lsdException w:name="Table List 1" w:semiHidden="1" w:unhideWhenUsed="1"/>
-    <w:lsdException w:name="Table List 2" w:semiHidden="1" w:unhideWhenUsed="1"/>
-    <w:lsdException w:name="Table List 3" w:semiHidden="1" w:unhideWhenUsed="1"/>
-    <w:lsdException w:name="Table List 4" w:semiHidden="1" w:unhideWhenUsed="1"/>
-    <w:lsdException w:name="Table List 5" w:semiHidden="1" w:unhideWhenUsed="1"/>
-    <w:lsdException w:name="Table List 6" w:semiHidden="1" w:unhideWhenUsed="1"/>
-    <w:lsdException w:name="Table List 7" w:semiHidden="1" w:unhideWhenUsed="1"/>
-    <w:lsdException w:name="Table List 8" w:semiHidden="1" w:unhideWhenUsed="1"/>
-    <w:lsdException w:name="Table 3D effects 1" w:semiHidden="1" w:unhideWhenUsed="1"/>
-    <w:lsdException w:name="Table 3D effects 2" w:semiHidden="1" w:unhideWhenUsed="1"/>
-    <w:lsdException w:name="Table 3D effects 3" w:semiHidden="1" w:unhideWhenUsed="1"/>
-    <w:lsdException w:name="Table Contemporary" w:semiHidden="1" w:unhideWhenUsed="1"/>
-    <w:lsdException w:name="Table Elegant" w:semiHidden="1" w:unhideWhenUsed="1"/>
-    <w:lsdException w:name="Table Professional" w:semiHidden="1" w:unhideWhenUsed="1"/>
-    <w:lsdException w:name="Table Subtle 1" w:semiHidden="1" w:unhideWhenUsed="1"/>
-    <w:lsdException w:name="Table Subtle 2" w:semiHidden="1" w:unhideWhenUsed="1"/>
-    <w:lsdException w:name="Table Web 1" w:semiHidden="1" w:unhideWhenUsed="1"/>
-    <w:lsdException w:name="Table Web 2" w:semiHidden="1" w:unhideWhenUsed="1"/>
-    <w:lsdException w:name="Table Web 3" w:semiHidden="1" w:unhideWhenUsed="1"/>
-    <w:lsdException w:name="Balloon Text" w:semiHidden="1" w:unhideWhenUsed="1"/>
-    <w:lsdException w:name="Table Grid" w:uiPriority="39"/>
-    <w:lsdException w:name="Table Theme" w:semiHidden="1" w:unhideWhenUsed="1"/>
-    <w:lsdException w:name="Placeholder Text" w:semiHidden="1"/>
-    <w:lsdException w:name="No Spacing" w:uiPriority="1" w:qFormat="1"/>
-    <w:lsdException w:name="Light Shading" w:uiPriority="60"/>
-    <w:lsdException w:name="Light List" w:uiPriority="61"/>
-    <w:lsdException w:name="Light Grid" w:uiPriority="62"/>
-    <w:lsdException w:name="Medium Shading 1" w:uiPriority="63"/>
-    <w:lsdException w:name="Medium Shading 2" w:uiPriority="64"/>
-    <w:lsdException w:name="Medium List 1" w:uiPriority="65"/>
-    <w:lsdException w:name="Medium List 2" w:uiPriority="66"/>
-    <w:lsdException w:name="Medium Grid 1" w:uiPriority="67"/>
-    <w:lsdException w:name="Medium Grid 2" w:uiPriority="68"/>
-    <w:lsdException w:name="Medium Grid 3" w:uiPriority="69"/>
-    <w:lsdException w:name="Dark List" w:uiPriority="70"/>
-    <w:lsdException w:name="Colorful Shading" w:uiPriority="71"/>
-    <w:lsdException w:name="Colorful List" w:uiPriority="72"/>
-    <w:lsdException w:name="Colorful Grid" w:uiPriority="73"/>
-    <w:lsdException w:name="Light Shading Accent 1" w:uiPriority="60"/>
-    <w:lsdException w:name="Light List Accent 1" w:uiPriority="61"/>
-    <w:lsdException w:name="Light Grid Accent 1" w:uiPriority="62"/>
-    <w:lsdException w:name="Medium Shading 1 Accent 1" w:uiPriority="63"/>
-    <w:lsdException w:name="Medium Shading 2 Accent 1" w:uiPriority="64"/>
-    <w:lsdException w:name="Medium List 1 Accent 1" w:uiPriority="65"/>
-    <w:lsdException w:name="Revision" w:semiHidden="1"/>
-    <w:lsdException w:name="List Paragraph" w:uiPriority="34" w:qFormat="1"/>
-    <w:lsdException w:name="Quote" w:uiPriority="29" w:qFormat="1"/>
-    <w:lsdException w:name="Intense Quote" w:uiPriority="30" w:qFormat="1"/>
-    <w:lsdException w:name="Medium List 2 Accent 1" w:uiPriority="66"/>
-    <w:lsdException w:name="Medium Grid 1 Accent 1" w:uiPriority="67"/>
-    <w:lsdException w:name="Medium Grid 2 Accent 1" w:uiPriority="68"/>
-    <w:lsdException w:name="Medium Grid 3 Accent 1" w:uiPriority="69"/>
-    <w:lsdException w:name="Dark List Accent 1" w:uiPriority="70"/>
-    <w:lsdException w:name="Colorful Shading Accent 1" w:uiPriority="71"/>
-    <w:lsdException w:name="Colorful List Accent 1" w:uiPriority="72"/>
-    <w:lsdException w:name="Colorful Grid Accent 1" w:uiPriority="73"/>
-    <w:lsdException w:name="Light Shading Accent 2" w:uiPriority="60"/>
-    <w:lsdException w:name="Light List Accent 2" w:uiPriority="61"/>
-    <w:lsdException w:name="Light Grid Accent 2" w:uiPriority="62"/>
-    <w:lsdException w:name="Medium Shading 1 Accent 2" w:uiPriority="63"/>
-    <w:lsdException w:name="Medium Shading 2 Accent 2" w:uiPriority="64"/>
-    <w:lsdException w:name="Medium List 1 Accent 2" w:uiPriority="65"/>
-    <w:lsdException w:name="Medium List 2 Accent 2" w:uiPriority="66"/>
-    <w:lsdException w:name="Medium Grid 1 Accent 2" w:uiPriority="67"/>
-    <w:lsdException w:name="Medium Grid 2 Accent 2" w:uiPriority="68"/>
-    <w:lsdException w:name="Medium Grid 3 Accent 2" w:uiPriority="69"/>
-    <w:lsdException w:name="Dark List Accent 2" w:uiPriority="70"/>
-    <w:lsdException w:name="Colorful Shading Accent 2" w:uiPriority="71"/>
-    <w:lsdException w:name="Colorful List Accent 2" w:uiPriority="72"/>
-    <w:lsdException w:name="Colorful Grid Accent 2" w:uiPriority="73"/>
-    <w:lsdException w:name="Light Shading Accent 3" w:uiPriority="60"/>
-    <w:lsdException w:name="Light List Accent 3" w:uiPriority="61"/>
-    <w:lsdException w:name="Light Grid Accent 3" w:uiPriority="62"/>
-    <w:lsdException w:name="Medium Shading 1 Accent 3" w:uiPriority="63"/>
-    <w:lsdException w:name="Medium Shading 2 Accent 3" w:uiPriority="64"/>
-    <w:lsdException w:name="Medium List 1 Accent 3" w:uiPriority="65"/>
-    <w:lsdException w:name="Medium List 2 Accent 3" w:uiPriority="66"/>
-    <w:lsdException w:name="Medium Grid 1 Accent 3" w:uiPriority="67"/>
-    <w:lsdException w:name="Medium Grid 2 Accent 3" w:uiPriority="68"/>
-    <w:lsdException w:name="Medium Grid 3 Accent 3" w:uiPriority="69"/>
-    <w:lsdException w:name="Dark List Accent 3" w:uiPriority="70"/>
-    <w:lsdException w:name="Colorful Shading Accent 3" w:uiPriority="71"/>
-    <w:lsdException w:name="Colorful List Accent 3" w:uiPriority="72"/>
-    <w:lsdException w:name="Colorful Grid Accent 3" w:uiPriority="73"/>
-    <w:lsdException w:name="Light Shading Accent 4" w:uiPriority="60"/>
-    <w:lsdException w:name="Light List Accent 4" w:uiPriority="61"/>
-    <w:lsdException w:name="Light Grid Accent 4" w:uiPriority="62"/>
-    <w:lsdException w:name="Medium Shading 1 Accent 4" w:uiPriority="63"/>
-    <w:lsdException w:name="Medium Shading 2 Accent 4" w:uiPriority="64"/>
-    <w:lsdException w:name="Medium List 1 Accent 4" w:uiPriority="65"/>
-    <w:lsdException w:name="Medium List 2 Accent 4" w:uiPriority="66"/>
-    <w:lsdException w:name="Medium Grid 1 Accent 4" w:uiPriority="67"/>
-    <w:lsdException w:name="Medium Grid 2 Accent 4" w:uiPriority="68"/>
-    <w:lsdException w:name="Medium Grid 3 Accent 4" w:uiPriority="69"/>
-    <w:lsdException w:name="Dark List Accent 4" w:uiPriority="70"/>
-    <w:lsdException w:name="Colorful Shading Accent 4" w:uiPriority="71"/>
-    <w:lsdException w:name="Colorful List Accent 4" w:uiPriority="72"/>
-    <w:lsdException w:name="Colorful Grid Accent 4" w:uiPriority="73"/>
-    <w:lsdException w:name="Light Shading Accent 5" w:uiPriority="60"/>
-    <w:lsdException w:name="Light List Accent 5" w:uiPriority="61"/>
-    <w:lsdException w:name="Light Grid Accent 5" w:uiPriority="62"/>
-    <w:lsdException w:name="Medium Shading 1 Accent 5" w:uiPriority="63"/>
-    <w:lsdException w:name="Medium Shading 2 Accent 5" w:uiPriority="64"/>
-    <w:lsdException w:name="Medium List 1 Accent 5" w:uiPriority="65"/>
-    <w:lsdException w:name="Medium List 2 Accent 5" w:uiPriority="66"/>
-    <w:lsdException w:name="Medium Grid 1 Accent 5" w:uiPriority="67"/>
-    <w:lsdException w:name="Medium Grid 2 Accent 5" w:uiPriority="68"/>
-    <w:lsdException w:name="Medium Grid 3 Accent 5" w:uiPriority="69"/>
-    <w:lsdException w:name="Dark List Accent 5" w:uiPriority="70"/>
-    <w:lsdException w:name="Colorful Shading Accent 5" w:uiPriority="71"/>
-    <w:lsdException w:name="Colorful List Accent 5" w:uiPriority="72"/>
-    <w:lsdException w:name="Colorful Grid Accent 5" w:uiPriority="73"/>
-    <w:lsdException w:name="Light Shading Accent 6" w:uiPriority="60"/>
-    <w:lsdException w:name="Light List Accent 6" w:uiPriority="61"/>
-    <w:lsdException w:name="Light Grid Accent 6" w:uiPriority="62"/>
-    <w:lsdException w:name="Medium Shading 1 Accent 6" w:uiPriority="63"/>
-    <w:lsdException w:name="Medium Shading 2 Accent 6" w:uiPriority="64"/>
-    <w:lsdException w:name="Medium List 1 Accent 6" w:uiPriority="65"/>
-    <w:lsdException w:name="Medium List 2 Accent 6" w:uiPriority="66"/>
-    <w:lsdException w:name="Medium Grid 1 Accent 6" w:uiPriority="67"/>
-    <w:lsdException w:name="Medium Grid 2 Accent 6" w:uiPriority="68"/>
-    <w:lsdException w:name="Medium Grid 3 Accent 6" w:uiPriority="69"/>
-    <w:lsdException w:name="Dark List Accent 6" w:uiPriority="70"/>
-    <w:lsdException w:name="Colorful Shading Accent 6" w:uiPriority="71"/>
-    <w:lsdException w:name="Colorful List Accent 6" w:uiPriority="72"/>
-    <w:lsdException w:name="Colorful Grid Accent 6" w:uiPriority="73"/>
-    <w:lsdException w:name="Subtle Emphasis" w:uiPriority="19" w:qFormat="1"/>
-    <w:lsdException w:name="Intense Emphasis" w:uiPriority="21" w:qFormat="1"/>
-    <w:lsdException w:name="Subtle Reference" w:uiPriority="31" w:qFormat="1"/>
-    <w:lsdException w:name="Intense Reference" w:uiPriority="32" w:qFormat="1"/>
-    <w:lsdException w:name="Book Title" w:uiPriority="33" w:qFormat="1"/>
-    <w:lsdException w:name="Bibliography" w:semiHidden="1" w:uiPriority="37" w:unhideWhenUsed="1"/>
-    <w:lsdException w:name="TOC Heading" w:semiHidden="1" w:uiPriority="39" w:unhideWhenUsed="1" w:qFormat="1"/>
-    <w:lsdException w:name="Plain Table 1" w:uiPriority="41"/>
-    <w:lsdException w:name="Plain Table 2" w:uiPriority="42"/>
-    <w:lsdException w:name="Plain Table 3" w:uiPriority="43"/>
-    <w:lsdException w:name="Plain Table 4" w:uiPriority="44"/>
-    <w:lsdException w:name="Plain Table 5" w:uiPriority="45"/>
-    <w:lsdException w:name="Grid Table Light" w:uiPriority="40"/>
-    <w:lsdException w:name="Grid Table 1 Light" w:uiPriority="46"/>
-    <w:lsdException w:name="Grid Table 2" w:uiPriority="47"/>
-    <w:lsdException w:name="Grid Table 3" w:uiPriority="48"/>
-    <w:lsdException w:name="Grid Table 4" w:uiPriority="49"/>
-    <w:lsdException w:name="Grid Table 5 Dark" w:uiPriority="50"/>
-    <w:lsdException w:name="Grid Table 6 Colorful" w:uiPriority="51"/>
-    <w:lsdException w:name="Grid Table 7 Colorful" w:uiPriority="52"/>
-    <w:lsdException w:name="Grid Table 1 Light Accent 1" w:uiPriority="46"/>
-    <w:lsdException w:name="Grid Table 2 Accent 1" w:uiPriority="47"/>
-    <w:lsdException w:name="Grid Table 3 Accent 1" w:uiPriority="48"/>
-    <w:lsdException w:name="Grid Table 4 Accent 1" w:uiPriority="49"/>
-    <w:lsdException w:name="Grid Table 5 Dark Accent 1" w:uiPriority="50"/>
-    <w:lsdException w:name="Grid Table 6 Colorful Accent 1" w:uiPriority="51"/>
-    <w:lsdException w:name="Grid Table 7 Colorful Accent 1" w:uiPriority="52"/>
-    <w:lsdException w:name="Grid Table 1 Light Accent 2" w:uiPriority="46"/>
-    <w:lsdException w:name="Grid Table 2 Accent 2" w:uiPriority="47"/>
-    <w:lsdException w:name="Grid Table 3 Accent 2" w:uiPriority="48"/>
-    <w:lsdException w:name="Grid Table 4 Accent 2" w:uiPriority="49"/>
-    <w:lsdException w:name="Grid Table 5 Dark Accent 2" w:uiPriority="50"/>
-    <w:lsdException w:name="Grid Table 6 Colorful Accent 2" w:uiPriority="51"/>
-    <w:lsdException w:name="Grid Table 7 Colorful Accent 2" w:uiPriority="52"/>
-    <w:lsdException w:name="Grid Table 1 Light Accent 3" w:uiPriority="46"/>
-    <w:lsdException w:name="Grid Table 2 Accent 3" w:uiPriority="47"/>
-    <w:lsdException w:name="Grid Table 3 Accent 3" w:uiPriority="48"/>
-    <w:lsdException w:name="Grid Table 4 Accent 3" w:uiPriority="49"/>
-    <w:lsdException w:name="Grid Table 5 Dark Accent 3" w:uiPriority="50"/>
-    <w:lsdException w:name="Grid Table 6 Colorful Accent 3" w:uiPriority="51"/>
-    <w:lsdException w:name="Grid Table 7 Colorful Accent 3" w:uiPriority="52"/>
-    <w:lsdException w:name="Grid Table 1 Light Accent 4" w:uiPriority="46"/>
-    <w:lsdException w:name="Grid Table 2 Accent 4" w:uiPriority="47"/>
-    <w:lsdException w:name="Grid Table 3 Accent 4" w:uiPriority="48"/>
-    <w:lsdException w:name="Grid Table 4 Accent 4" w:uiPriority="49"/>
-    <w:lsdException w:name="Grid Table 5 Dark Accent 4" w:uiPriority="50"/>
-    <w:lsdException w:name="Grid Table 6 Colorful Accent 4" w:uiPriority="51"/>
-    <w:lsdException w:name="Grid Table 7 Colorful Accent 4" w:uiPriority="52"/>
-    <w:lsdException w:name="Grid Table 1 Light Accent 5" w:uiPriority="46"/>
-    <w:lsdException w:name="Grid Table 2 Accent 5" w:uiPriority="47"/>
-    <w:lsdException w:name="Grid Table 3 Accent 5" w:uiPriority="48"/>
-    <w:lsdException w:name="Grid Table 4 Accent 5" w:uiPriority="49"/>
-    <w:lsdException w:name="Grid Table 5 Dark Accent 5" w:uiPriority="50"/>
-    <w:lsdException w:name="Grid Table 6 Colorful Accent 5" w:uiPriority="51"/>
-    <w:lsdException w:name="Grid Table 7 Colorful Accent 5" w:uiPriority="52"/>
-    <w:lsdException w:name="Grid Table 1 Light Accent 6" w:uiPriority="46"/>
-    <w:lsdException w:name="Grid Table 2 Accent 6" w:uiPriority="47"/>
-    <w:lsdException w:name="Grid Table 3 Accent 6" w:uiPriority="48"/>
-    <w:lsdException w:name="Grid Table 4 Accent 6" w:uiPriority="49"/>
-    <w:lsdException w:name="Grid Table 5 Dark Accent 6" w:uiPriority="50"/>
-    <w:lsdException w:name="Grid Table 6 Colorful Accent 6" w:uiPriority="51"/>
-    <w:lsdException w:name="Grid Table 7 Colorful Accent 6" w:uiPriority="52"/>
-    <w:lsdException w:name="List Table 1 Light" w:uiPriority="46"/>
-    <w:lsdException w:name="List Table 2" w:uiPriority="47"/>
-    <w:lsdException w:name="List Table 3" w:uiPriority="48"/>
-    <w:lsdException w:name="List Table 4" w:uiPriority="49"/>
-    <w:lsdException w:name="List Table 5 Dark" w:uiPriority="50"/>
-    <w:lsdException w:name="List Table 6 Colorful" w:uiPriority="51"/>
-    <w:lsdException w:name="List Table 7 Colorful" w:uiPriority="52"/>
-    <w:lsdException w:name="List Table 1 Light Accent 1" w:uiPriority="46"/>
-    <w:lsdException w:name="List Table 2 Accent 1" w:uiPriority="47"/>
-    <w:lsdException w:name="List Table 3 Accent 1" w:uiPriority="48"/>
-    <w:lsdException w:name="List Table 4 Accent 1" w:uiPriority="49"/>
-    <w:lsdException w:name="List Table 5 Dark Accent 1" w:uiPriority="50"/>
-    <w:lsdException w:name="List Table 6 Colorful Accent 1" w:uiPriority="51"/>
-    <w:lsdException w:name="List Table 7 Colorful Accent 1" w:uiPriority="52"/>
-    <w:lsdException w:name="List Table 1 Light Accent 2" w:uiPriority="46"/>
-    <w:lsdException w:name="List Table 2 Accent 2" w:uiPriority="47"/>
-    <w:lsdException w:name="List Table 3 Accent 2" w:uiPriority="48"/>
-    <w:lsdException w:name="List Table 4 Accent 2" w:uiPriority="49"/>
-    <w:lsdException w:name="List Table 5 Dark Accent 2" w:uiPriority="50"/>
-    <w:lsdException w:name="List Table 6 Colorful Accent 2" w:uiPriority="51"/>
-    <w:lsdException w:name="List Table 7 Colorful Accent 2" w:uiPriority="52"/>
-    <w:lsdException w:name="List Table 1 Light Accent 3" w:uiPriority="46"/>
-    <w:lsdException w:name="List Table 2 Accent 3" w:uiPriority="47"/>
-    <w:lsdException w:name="List Table 3 Accent 3" w:uiPriority="48"/>
-    <w:lsdException w:name="List Table 4 Accent 3" w:uiPriority="49"/>
-    <w:lsdException w:name="List Table 5 Dark Accent 3" w:uiPriority="50"/>
-    <w:lsdException w:name="List Table 6 Colorful Accent 3" w:uiPriority="51"/>
-    <w:lsdException w:name="List Table 7 Colorful Accent 3" w:uiPriority="52"/>
-    <w:lsdException w:name="List Table 1 Light Accent 4" w:uiPriority="46"/>
-    <w:lsdException w:name="List Table 2 Accent 4" w:uiPriority="47"/>
-    <w:lsdException w:name="List Table 3 Accent 4" w:uiPriority="48"/>
-    <w:lsdException w:name="List Table 4 Accent 4" w:uiPriority="49"/>
-    <w:lsdException w:name="List Table 5 Dark Accent 4" w:uiPriority="50"/>
-    <w:lsdException w:name="List Table 6 Colorful Accent 4" w:uiPriority="51"/>
-    <w:lsdException w:name="List Table 7 Colorful Accent 4" w:uiPriority="52"/>
-    <w:lsdException w:name="List Table 1 Light Accent 5" w:uiPriority="46"/>
-    <w:lsdException w:name="List Table 2 Accent 5" w:uiPriority="47"/>
-    <w:lsdException w:name="List Table 3 Accent 5" w:uiPriority="48"/>
-    <w:lsdException w:name="List Table 4 Accent 5" w:uiPriority="49"/>
-    <w:lsdException w:name="List Table 5 Dark Accent 5" w:uiPriority="50"/>
-    <w:lsdException w:name="List Table 6 Colorful Accent 5" w:uiPriority="51"/>
-    <w:lsdException w:name="List Table 7 Colorful Accent 5" w:uiPriority="52"/>
-    <w:lsdException w:name="List Table 1 Light Accent 6" w:uiPriority="46"/>
-    <w:lsdException w:name="List Table 2 Accent 6" w:uiPriority="47"/>
-    <w:lsdException w:name="List Table 3 Accent 6" w:uiPriority="48"/>
-    <w:lsdException w:name="List Table 4 Accent 6" w:uiPriority="49"/>
-    <w:lsdException w:name="List Table 5 Dark Accent 6" w:uiPriority="50"/>
-    <w:lsdException w:name="List Table 6 Colorful Accent 6" w:uiPriority="51"/>
-    <w:lsdException w:name="List Table 7 Colorful Accent 6" w:uiPriority="52"/>
-    <w:lsdException w:name="Mention" w:semiHidden="1" w:unhideWhenUsed="1"/>
-    <w:lsdException w:name="Smart Hyperlink" w:semiHidden="1" w:unhideWhenUsed="1"/>
-    <w:lsdException w:name="Hashtag" w:semiHidden="1" w:unhideWhenUsed="1"/>
-    <w:lsdException w:name="Unresolved Mention" w:semiHidden="1" w:unhideWhenUsed="1"/>
-    <w:lsdException w:name="Smart Link" w:semiHidden="1" w:unhideWhenUsed="1"/>
+  <w:latentStyles w:defLockedState="0" w:defUIPriority="99" w:defSemiHidden="1" w:defUnhideWhenUsed="1" w:defQFormat="0" w:count="267">
+    <w:lsdException w:name="Normal" w:semiHidden="0" w:uiPriority="0" w:unhideWhenUsed="0" w:qFormat="1"/>
+    <w:lsdException w:name="heading 1" w:semiHidden="0" w:uiPriority="9" w:unhideWhenUsed="0" w:qFormat="1"/>
+    <w:lsdException w:name="heading 2" w:uiPriority="9" w:qFormat="1"/>
+    <w:lsdException w:name="heading 3" w:uiPriority="9" w:qFormat="1"/>
+    <w:lsdException w:name="heading 4" w:uiPriority="9" w:qFormat="1"/>
+    <w:lsdException w:name="heading 5" w:uiPriority="9" w:qFormat="1"/>
+    <w:lsdException w:name="heading 6" w:uiPriority="9" w:qFormat="1"/>
+    <w:lsdException w:name="heading 7" w:uiPriority="9" w:qFormat="1"/>
+    <w:lsdException w:name="heading 8" w:uiPriority="9" w:qFormat="1"/>
+    <w:lsdException w:name="heading 9" w:uiPriority="9" w:qFormat="1"/>
+    <w:lsdException w:name="toc 1" w:uiPriority="39"/>
+    <w:lsdException w:name="toc 2" w:uiPriority="39"/>
+    <w:lsdException w:name="toc 3" w:uiPriority="39"/>
+    <w:lsdException w:name="toc 4" w:uiPriority="39"/>
+    <w:lsdException w:name="toc 5" w:uiPriority="39"/>
+    <w:lsdException w:name="toc 6" w:uiPriority="39"/>
+    <w:lsdException w:name="toc 7" w:uiPriority="39"/>
+    <w:lsdException w:name="toc 8" w:uiPriority="39"/>
+    <w:lsdException w:name="toc 9" w:uiPriority="39"/>
+    <w:lsdException w:name="caption" w:uiPriority="35" w:qFormat="1"/>
+    <w:lsdException w:name="Title" w:semiHidden="0" w:uiPriority="10" w:unhideWhenUsed="0" w:qFormat="1"/>
+    <w:lsdException w:name="Default Paragraph Font" w:uiPriority="1"/>
+    <w:lsdException w:name="Subtitle" w:semiHidden="0" w:uiPriority="11" w:unhideWhenUsed="0" w:qFormat="1"/>
+    <w:lsdException w:name="Strong" w:semiHidden="0" w:uiPriority="22" w:unhideWhenUsed="0" w:qFormat="1"/>
+    <w:lsdException w:name="Emphasis" w:semiHidden="0" w:uiPriority="20" w:unhideWhenUsed="0" w:qFormat="1"/>
+    <w:lsdException w:name="Table Grid" w:semiHidden="0" w:uiPriority="39" w:unhideWhenUsed="0"/>
+    <w:lsdException w:name="Placeholder Text" w:unhideWhenUsed="0"/>
+    <w:lsdException w:name="No Spacing" w:semiHidden="0" w:uiPriority="1" w:unhideWhenUsed="0" w:qFormat="1"/>
+    <w:lsdException w:name="Light Shading" w:semiHidden="0" w:uiPriority="60" w:unhideWhenUsed="0"/>
+    <w:lsdException w:name="Light List" w:semiHidden="0" w:uiPriority="61" w:unhideWhenUsed="0"/>
+    <w:lsdException w:name="Light Grid" w:semiHidden="0" w:uiPriority="62" w:unhideWhenUsed="0"/>
+    <w:lsdException w:name="Medium Shading 1" w:semiHidden="0" w:uiPriority="63" w:unhideWhenUsed="0"/>
+    <w:lsdException w:name="Medium Shading 2" w:semiHidden="0" w:uiPriority="64" w:unhideWhenUsed="0"/>
+    <w:lsdException w:name="Medium List 1" w:semiHidden="0" w:uiPriority="65" w:unhideWhenUsed="0"/>
+    <w:lsdException w:name="Medium List 2" w:semiHidden="0" w:uiPriority="66" w:unhideWhenUsed="0"/>
+    <w:lsdException w:name="Medium Grid 1" w:semiHidden="0" w:uiPriority="67" w:unhideWhenUsed="0"/>
+    <w:lsdException w:name="Medium Grid 2" w:semiHidden="0" w:uiPriority="68" w:unhideWhenUsed="0"/>
+    <w:lsdException w:name="Medium Grid 3" w:semiHidden="0" w:uiPriority="69" w:unhideWhenUsed="0"/>
+    <w:lsdException w:name="Dark List" w:semiHidden="0" w:uiPriority="70" w:unhideWhenUsed="0"/>
+    <w:lsdException w:name="Colorful Shading" w:semiHidden="0" w:uiPriority="71" w:unhideWhenUsed="0"/>
+    <w:lsdException w:name="Colorful List" w:semiHidden="0" w:uiPriority="72" w:unhideWhenUsed="0"/>
+    <w:lsdException w:name="Colorful Grid" w:semiHidden="0" w:uiPriority="73" w:unhideWhenUsed="0"/>
+    <w:lsdException w:name="Light Shading Accent 1" w:semiHidden="0" w:uiPriority="60" w:unhideWhenUsed="0"/>
+    <w:lsdException w:name="Light List Accent 1" w:semiHidden="0" w:uiPriority="61" w:unhideWhenUsed="0"/>
+    <w:lsdException w:name="Light Grid Accent 1" w:semiHidden="0" w:uiPriority="62" w:unhideWhenUsed="0"/>
+    <w:lsdException w:name="Medium Shading 1 Accent 1" w:semiHidden="0" w:uiPriority="63" w:unhideWhenUsed="0"/>
+    <w:lsdException w:name="Medium Shading 2 Accent 1" w:semiHidden="0" w:uiPriority="64" w:unhideWhenUsed="0"/>
+    <w:lsdException w:name="Medium List 1 Accent 1" w:semiHidden="0" w:uiPriority="65" w:unhideWhenUsed="0"/>
+    <w:lsdException w:name="Revision" w:unhideWhenUsed="0"/>
+    <w:lsdException w:name="List Paragraph" w:semiHidden="0" w:uiPriority="34" w:unhideWhenUsed="0" w:qFormat="1"/>
+    <w:lsdException w:name="Quote" w:semiHidden="0" w:uiPriority="29" w:unhideWhenUsed="0" w:qFormat="1"/>
+    <w:lsdException w:name="Intense Quote" w:semiHidden="0" w:uiPriority="30" w:unhideWhenUsed="0" w:qFormat="1"/>
+    <w:lsdException w:name="Medium List 2 Accent 1" w:semiHidden="0" w:uiPriority="66" w:unhideWhenUsed="0"/>
+    <w:lsdException w:name="Medium Grid 1 Accent 1" w:semiHidden="0" w:uiPriority="67" w:unhideWhenUsed="0"/>
+    <w:lsdException w:name="Medium Grid 2 Accent 1" w:semiHidden="0" w:uiPriority="68" w:unhideWhenUsed="0"/>
+    <w:lsdException w:name="Medium Grid 3 Accent 1" w:semiHidden="0" w:uiPriority="69" w:unhideWhenUsed="0"/>
+    <w:lsdException w:name="Dark List Accent 1" w:semiHidden="0" w:uiPriority="70" w:unhideWhenUsed="0"/>
+    <w:lsdException w:name="Colorful Shading Accent 1" w:semiHidden="0" w:uiPriority="71" w:unhideWhenUsed="0"/>
+    <w:lsdException w:name="Colorful List Accent 1" w:semiHidden="0" w:uiPriority="72" w:unhideWhenUsed="0"/>
+    <w:lsdException w:name="Colorful Grid Accent 1" w:semiHidden="0" w:uiPriority="73" w:unhideWhenUsed="0"/>
+    <w:lsdException w:name="Light Shading Accent 2" w:semiHidden="0" w:uiPriority="60" w:unhideWhenUsed="0"/>
+    <w:lsdException w:name="Light List Accent 2" w:semiHidden="0" w:uiPriority="61" w:unhideWhenUsed="0"/>
+    <w:lsdException w:name="Light Grid Accent 2" w:semiHidden="0" w:uiPriority="62" w:unhideWhenUsed="0"/>
+    <w:lsdException w:name="Medium Shading 1 Accent 2" w:semiHidden="0" w:uiPriority="63" w:unhideWhenUsed="0"/>
+    <w:lsdException w:name="Medium Shading 2 Accent 2" w:semiHidden="0" w:uiPriority="64" w:unhideWhenUsed="0"/>
+    <w:lsdException w:name="Medium List 1 Accent 2" w:semiHidden="0" w:uiPriority="65" w:unhideWhenUsed="0"/>
+    <w:lsdException w:name="Medium List 2 Accent 2" w:semiHidden="0" w:uiPriority="66" w:unhideWhenUsed="0"/>
+    <w:lsdException w:name="Medium Grid 1 Accent 2" w:semiHidden="0" w:uiPriority="67" w:unhideWhenUsed="0"/>
+    <w:lsdException w:name="Medium Grid 2 Accent 2" w:semiHidden="0" w:uiPriority="68" w:unhideWhenUsed="0"/>
+    <w:lsdException w:name="Medium Grid 3 Accent 2" w:semiHidden="0" w:uiPriority="69" w:unhideWhenUsed="0"/>
+    <w:lsdException w:name="Dark List Accent 2" w:semiHidden="0" w:uiPriority="70" w:unhideWhenUsed="0"/>
+    <w:lsdException w:name="Colorful Shading Accent 2" w:semiHidden="0" w:uiPriority="71" w:unhideWhenUsed="0"/>
+    <w:lsdException w:name="Colorful List Accent 2" w:semiHidden="0" w:uiPriority="72" w:unhideWhenUsed="0"/>
+    <w:lsdException w:name="Colorful Grid Accent 2" w:semiHidden="0" w:uiPriority="73" w:unhideWhenUsed="0"/>
+    <w:lsdException w:name="Light Shading Accent 3" w:semiHidden="0" w:uiPriority="60" w:unhideWhenUsed="0"/>
+    <w:lsdException w:name="Light List Accent 3" w:semiHidden="0" w:uiPriority="61" w:unhideWhenUsed="0"/>
+    <w:lsdException w:name="Light Grid Accent 3" w:semiHidden="0" w:uiPriority="62" w:unhideWhenUsed="0"/>
+    <w:lsdException w:name="Medium Shading 1 Accent 3" w:semiHidden="0" w:uiPriority="63" w:unhideWhenUsed="0"/>
+    <w:lsdException w:name="Medium Shading 2 Accent 3" w:semiHidden="0" w:uiPriority="64" w:unhideWhenUsed="0"/>
+    <w:lsdException w:name="Medium List 1 Accent 3" w:semiHidden="0" w:uiPriority="65" w:unhideWhenUsed="0"/>
+    <w:lsdException w:name="Medium List 2 Accent 3" w:semiHidden="0" w:uiPriority="66" w:unhideWhenUsed="0"/>
+    <w:lsdException w:name="Medium Grid 1 Accent 3" w:semiHidden="0" w:uiPriority="67" w:unhideWhenUsed="0"/>
+    <w:lsdException w:name="Medium Grid 2 Accent 3" w:semiHidden="0" w:uiPriority="68" w:unhideWhenUsed="0"/>
+    <w:lsdException w:name="Medium Grid 3 Accent 3" w:semiHidden="0" w:uiPriority="69" w:unhideWhenUsed="0"/>
+    <w:lsdException w:name="Dark List Accent 3" w:semiHidden="0" w:uiPriority="70" w:unhideWhenUsed="0"/>
+    <w:lsdException w:name="Colorful Shading Accent 3" w:semiHidden="0" w:uiPriority="71" w:unhideWhenUsed="0"/>
+    <w:lsdException w:name="Colorful List Accent 3" w:semiHidden="0" w:uiPriority="72" w:unhideWhenUsed="0"/>
+    <w:lsdException w:name="Colorful Grid Accent 3" w:semiHidden="0" w:uiPriority="73" w:unhideWhenUsed="0"/>
+    <w:lsdException w:name="Light Shading Accent 4" w:semiHidden="0" w:uiPriority="60" w:unhideWhenUsed="0"/>
+    <w:lsdException w:name="Light List Accent 4" w:semiHidden="0" w:uiPriority="61" w:unhideWhenUsed="0"/>
+    <w:lsdException w:name="Light Grid Accent 4" w:semiHidden="0" w:uiPriority="62" w:unhideWhenUsed="0"/>
+    <w:lsdException w:name="Medium Shading 1 Accent 4" w:semiHidden="0" w:uiPriority="63" w:unhideWhenUsed="0"/>
+    <w:lsdException w:name="Medium Shading 2 Accent 4" w:semiHidden="0" w:uiPriority="64" w:unhideWhenUsed="0"/>
+    <w:lsdException w:name="Medium List 1 Accent 4" w:semiHidden="0" w:uiPriority="65" w:unhideWhenUsed="0"/>
+    <w:lsdException w:name="Medium List 2 Accent 4" w:semiHidden="0" w:uiPriority="66" w:unhideWhenUsed="0"/>
+    <w:lsdException w:name="Medium Grid 1 Accent 4" w:semiHidden="0" w:uiPriority="67" w:unhideWhenUsed="0"/>
+    <w:lsdException w:name="Medium Grid 2 Accent 4" w:semiHidden="0" w:uiPriority="68" w:unhideWhenUsed="0"/>
+    <w:lsdException w:name="Medium Grid 3 Accent 4" w:semiHidden="0" w:uiPriority="69" w:unhideWhenUsed="0"/>
+    <w:lsdException w:name="Dark List Accent 4" w:semiHidden="0" w:uiPriority="70" w:unhideWhenUsed="0"/>
+    <w:lsdException w:name="Colorful Shading Accent 4" w:semiHidden="0" w:uiPriority="71" w:unhideWhenUsed="0"/>
+    <w:lsdException w:name="Colorful List Accent 4" w:semiHidden="0" w:uiPriority="72" w:unhideWhenUsed="0"/>
+    <w:lsdException w:name="Colorful Grid Accent 4" w:semiHidden="0" w:uiPriority="73" w:unhideWhenUsed="0"/>
+    <w:lsdException w:name="Light Shading Accent 5" w:semiHidden="0" w:uiPriority="60" w:unhideWhenUsed="0"/>
+    <w:lsdException w:name="Light List Accent 5" w:semiHidden="0" w:uiPriority="61" w:unhideWhenUsed="0"/>
+    <w:lsdException w:name="Light Grid Accent 5" w:semiHidden="0" w:uiPriority="62" w:unhideWhenUsed="0"/>
+    <w:lsdException w:name="Medium Shading 1 Accent 5" w:semiHidden="0" w:uiPriority="63" w:unhideWhenUsed="0"/>
+    <w:lsdException w:name="Medium Shading 2 Accent 5" w:semiHidden="0" w:uiPriority="64" w:unhideWhenUsed="0"/>
+    <w:lsdException w:name="Medium List 1 Accent 5" w:semiHidden="0" w:uiPriority="65" w:unhideWhenUsed="0"/>
+    <w:lsdException w:name="Medium List 2 Accent 5" w:semiHidden="0" w:uiPriority="66" w:unhideWhenUsed="0"/>
+    <w:lsdException w:name="Medium Grid 1 Accent 5" w:semiHidden="0" w:uiPriority="67" w:unhideWhenUsed="0"/>
+    <w:lsdException w:name="Medium Grid 2 Accent 5" w:semiHidden="0" w:uiPriority="68" w:unhideWhenUsed="0"/>
+    <w:lsdException w:name="Medium Grid 3 Accent 5" w:semiHidden="0" w:uiPriority="69" w:unhideWhenUsed="0"/>
+    <w:lsdException w:name="Dark List Accent 5" w:semiHidden="0" w:uiPriority="70" w:unhideWhenUsed="0"/>
+    <w:lsdException w:name="Colorful Shading Accent 5" w:semiHidden="0" w:uiPriority="71" w:unhideWhenUsed="0"/>
+    <w:lsdException w:name="Colorful List Accent 5" w:semiHidden="0" w:uiPriority="72" w:unhideWhenUsed="0"/>
+    <w:lsdException w:name="Colorful Grid Accent 5" w:semiHidden="0" w:uiPriority="73" w:unhideWhenUsed="0"/>
+    <w:lsdException w:name="Light Shading Accent 6" w:semiHidden="0" w:uiPriority="60" w:unhideWhenUsed="0"/>
+    <w:lsdException w:name="Light List Accent 6" w:semiHidden="0" w:uiPriority="61" w:unhideWhenUsed="0"/>
+    <w:lsdException w:name="Light Grid Accent 6" w:semiHidden="0" w:uiPriority="62" w:unhideWhenUsed="0"/>
+    <w:lsdException w:name="Medium Shading 1 Accent 6" w:semiHidden="0" w:uiPriority="63" w:unhideWhenUsed="0"/>
+    <w:lsdException w:name="Medium Shading 2 Accent 6" w:semiHidden="0" w:uiPriority="64" w:unhideWhenUsed="0"/>
+    <w:lsdException w:name="Medium List 1 Accent 6" w:semiHidden="0" w:uiPriority="65" w:unhideWhenUsed="0"/>
+    <w:lsdException w:name="Medium List 2 Accent 6" w:semiHidden="0" w:uiPriority="66" w:unhideWhenUsed="0"/>
+    <w:lsdException w:name="Medium Grid 1 Accent 6" w:semiHidden="0" w:uiPriority="67" w:unhideWhenUsed="0"/>
+    <w:lsdException w:name="Medium Grid 2 Accent 6" w:semiHidden="0" w:uiPriority="68" w:unhideWhenUsed="0"/>
+    <w:lsdException w:name="Medium Grid 3 Accent 6" w:semiHidden="0" w:uiPriority="69" w:unhideWhenUsed="0"/>
+    <w:lsdException w:name="Dark List Accent 6" w:semiHidden="0" w:uiPriority="70" w:unhideWhenUsed="0"/>
+    <w:lsdException w:name="Colorful Shading Accent 6" w:semiHidden="0" w:uiPriority="71" w:unhideWhenUsed="0"/>
+    <w:lsdException w:name="Colorful List Accent 6" w:semiHidden="0" w:uiPriority="72" w:unhideWhenUsed="0"/>
+    <w:lsdException w:name="Colorful Grid Accent 6" w:semiHidden="0" w:uiPriority="73" w:unhideWhenUsed="0"/>
+    <w:lsdException w:name="Subtle Emphasis" w:semiHidden="0" w:uiPriority="19" w:unhideWhenUsed="0" w:qFormat="1"/>
+    <w:lsdException w:name="Intense Emphasis" w:semiHidden="0" w:uiPriority="21" w:unhideWhenUsed="0" w:qFormat="1"/>
+    <w:lsdException w:name="Subtle Reference" w:semiHidden="0" w:uiPriority="31" w:unhideWhenUsed="0" w:qFormat="1"/>
+    <w:lsdException w:name="Intense Reference" w:semiHidden="0" w:uiPriority="32" w:unhideWhenUsed="0" w:qFormat="1"/>
+    <w:lsdException w:name="Book Title" w:semiHidden="0" w:uiPriority="33" w:unhideWhenUsed="0" w:qFormat="1"/>
+    <w:lsdException w:name="Bibliography" w:uiPriority="37"/>
+    <w:lsdException w:name="TOC Heading" w:uiPriority="39" w:qFormat="1"/>
   </w:latentStyles>
   <w:style w:type="paragraph" w:default="1" w:styleId="Normal">
     <w:name w:val="Normal"/>
     <w:qFormat/>
+    <w:rsid w:val="0096182A"/>
   </w:style>
   <w:style w:type="character" w:default="1" w:styleId="DefaultParagraphFont">
     <w:name w:val="Default Paragraph Font"/>
@@ -11668,6 +13611,7 @@
     <w:uiPriority w:val="99"/>
     <w:semiHidden/>
     <w:unhideWhenUsed/>
+    <w:qFormat/>
     <w:tblPr>
       <w:tblInd w:w="0" w:type="dxa"/>
       <w:tblCellMar>
@@ -11698,7 +13642,7 @@
 </file>
 
 <file path=word/glossary/webSettings.xml><?xml version="1.0" encoding="utf-8"?>
-<w:webSettings xmlns:mc="http://schemas.openxmlformats.org/markup-compatibility/2006" xmlns:r="http://schemas.openxmlformats.org/officeDocument/2006/relationships" xmlns:w="http://schemas.openxmlformats.org/wordprocessingml/2006/main" xmlns:w14="http://schemas.microsoft.com/office/word/2010/wordml" xmlns:w15="http://schemas.microsoft.com/office/word/2012/wordml" xmlns:w16cex="http://schemas.microsoft.com/office/word/2018/wordml/cex" xmlns:w16cid="http://schemas.microsoft.com/office/word/2016/wordml/cid" xmlns:w16="http://schemas.microsoft.com/office/word/2018/wordml" xmlns:w16du="http://schemas.microsoft.com/office/word/2023/wordml/word16du" xmlns:w16sdtdh="http://schemas.microsoft.com/office/word/2020/wordml/sdtdatahash" xmlns:w16sdtfl="http://schemas.microsoft.com/office/word/2024/wordml/sdtformatlock" xmlns:w16se="http://schemas.microsoft.com/office/word/2015/wordml/symex" mc:Ignorable="w14 w15 w16se w16cid w16 w16cex w16sdtdh w16sdtfl w16du">
+<w:webSettings xmlns:r="http://schemas.openxmlformats.org/officeDocument/2006/relationships" xmlns:w="http://schemas.openxmlformats.org/wordprocessingml/2006/main">
   <w:optimizeForBrowser/>
   <w:allowPNG/>
 </w:webSettings>
@@ -11747,7 +13691,7 @@
     </a:clrScheme>
     <a:fontScheme name="Office">
       <a:majorFont>
-        <a:latin typeface="Aptos Display" panose="02110004020202020204"/>
+        <a:latin typeface="Aptos Display"/>
         <a:ea typeface=""/>
         <a:cs typeface=""/>
         <a:font script="Jpan" typeface="游ゴシック Light"/>
@@ -11799,7 +13743,7 @@
         <a:font script="Tfng" typeface="Ebrima"/>
       </a:majorFont>
       <a:minorFont>
-        <a:latin typeface="Aptos" panose="02110004020202020204"/>
+        <a:latin typeface="Aptos"/>
         <a:ea typeface=""/>
         <a:cs typeface=""/>
         <a:font script="Jpan" typeface="游ゴシック"/>
@@ -11993,7 +13937,7 @@
   <a:extraClrSchemeLst/>
   <a:extLst>
     <a:ext uri="{05A4C25C-085E-4340-85A3-A5531E510DB2}">
-      <thm15:themeFamily xmlns:thm15="http://schemas.microsoft.com/office/thememl/2012/main" name="Office Theme" id="{62F939B6-93AF-4DB8-9C6B-D6C7DFDC589F}" vid="{4A3C46E8-61CC-4603-A589-7422A47A8E4A}"/>
+      <thm15:themeFamily xmlns:thm15="http://schemas.microsoft.com/office/thememl/2012/main" xmlns="" name="Office Theme" id="{62F939B6-93AF-4DB8-9C6B-D6C7DFDC589F}" vid="{4A3C46E8-61CC-4603-A589-7422A47A8E4A}"/>
     </a:ext>
   </a:extLst>
 </a:theme>
@@ -12030,7 +13974,7 @@
 </file>
 
 <file path=customXml/itemProps1.xml><?xml version="1.0" encoding="utf-8"?>
-<ds:datastoreItem xmlns:ds="http://schemas.openxmlformats.org/officeDocument/2006/customXml" ds:itemID="{0198B0F1-4777-4F47-9ECB-B4FFB4E53E7D}">
+<ds:datastoreItem xmlns:ds="http://schemas.openxmlformats.org/officeDocument/2006/customXml" ds:itemID="{E9BE005A-D9D5-40D4-9C0E-CE736285441A}">
   <ds:schemaRefs>
     <ds:schemaRef ds:uri="http://schemas.openxmlformats.org/officeDocument/2006/bibliography"/>
   </ds:schemaRefs>

--- a/report/7COM1079_Group_A104_Report.docx
+++ b/report/7COM1079_Group_A104_Report.docx
@@ -1,6 +1,6 @@
 
 <file path=word/document.xml><?xml version="1.0" encoding="utf-8"?>
-<w:document xmlns:ve="http://schemas.openxmlformats.org/markup-compatibility/2006" xmlns:o="urn:schemas-microsoft-com:office:office" xmlns:r="http://schemas.openxmlformats.org/officeDocument/2006/relationships" xmlns:m="http://schemas.openxmlformats.org/officeDocument/2006/math" xmlns:v="urn:schemas-microsoft-com:vml" xmlns:wp="http://schemas.openxmlformats.org/drawingml/2006/wordprocessingDrawing" xmlns:w10="urn:schemas-microsoft-com:office:word" xmlns:w="http://schemas.openxmlformats.org/wordprocessingml/2006/main" xmlns:wne="http://schemas.microsoft.com/office/word/2006/wordml">
+<w:document xmlns:wpc="http://schemas.microsoft.com/office/word/2010/wordprocessingCanvas" xmlns:cx="http://schemas.microsoft.com/office/drawing/2014/chartex" xmlns:cx1="http://schemas.microsoft.com/office/drawing/2015/9/8/chartex" xmlns:cx2="http://schemas.microsoft.com/office/drawing/2015/10/21/chartex" xmlns:cx3="http://schemas.microsoft.com/office/drawing/2016/5/9/chartex" xmlns:cx4="http://schemas.microsoft.com/office/drawing/2016/5/10/chartex" xmlns:cx5="http://schemas.microsoft.com/office/drawing/2016/5/11/chartex" xmlns:cx6="http://schemas.microsoft.com/office/drawing/2016/5/12/chartex" xmlns:cx7="http://schemas.microsoft.com/office/drawing/2016/5/13/chartex" xmlns:cx8="http://schemas.microsoft.com/office/drawing/2016/5/14/chartex" xmlns:mc="http://schemas.openxmlformats.org/markup-compatibility/2006" xmlns:aink="http://schemas.microsoft.com/office/drawing/2016/ink" xmlns:am3d="http://schemas.microsoft.com/office/drawing/2017/model3d" xmlns:o="urn:schemas-microsoft-com:office:office" xmlns:oel="http://schemas.microsoft.com/office/2019/extlst" xmlns:r="http://schemas.openxmlformats.org/officeDocument/2006/relationships" xmlns:m="http://schemas.openxmlformats.org/officeDocument/2006/math" xmlns:v="urn:schemas-microsoft-com:vml" xmlns:wp14="http://schemas.microsoft.com/office/word/2010/wordprocessingDrawing" xmlns:wp="http://schemas.openxmlformats.org/drawingml/2006/wordprocessingDrawing" xmlns:w10="urn:schemas-microsoft-com:office:word" xmlns:w="http://schemas.openxmlformats.org/wordprocessingml/2006/main" xmlns:w14="http://schemas.microsoft.com/office/word/2010/wordml" xmlns:w15="http://schemas.microsoft.com/office/word/2012/wordml" xmlns:w16cex="http://schemas.microsoft.com/office/word/2018/wordml/cex" xmlns:w16cid="http://schemas.microsoft.com/office/word/2016/wordml/cid" xmlns:w16="http://schemas.microsoft.com/office/word/2018/wordml" xmlns:w16du="http://schemas.microsoft.com/office/word/2023/wordml/word16du" xmlns:w16sdtdh="http://schemas.microsoft.com/office/word/2020/wordml/sdtdatahash" xmlns:w16sdtfl="http://schemas.microsoft.com/office/word/2024/wordml/sdtformatlock" xmlns:w16se="http://schemas.microsoft.com/office/word/2015/wordml/symex" xmlns:wpg="http://schemas.microsoft.com/office/word/2010/wordprocessingGroup" xmlns:wpi="http://schemas.microsoft.com/office/word/2010/wordprocessingInk" xmlns:wne="http://schemas.microsoft.com/office/word/2006/wordml" xmlns:wps="http://schemas.microsoft.com/office/word/2010/wordprocessingShape" mc:Ignorable="w14 w15 w16se w16cid w16 w16cex w16sdtdh w16sdtfl w16du wp14">
   <w:body>
     <w:p>
       <w:pPr>
@@ -256,47 +256,11 @@
         </w:rPr>
         <w:t xml:space="preserve"> </w:t>
       </w:r>
-      <w:proofErr w:type="spellStart"/>
-      <w:r>
-        <w:rPr>
-          <w:rFonts w:ascii="Times New Roman" w:eastAsia="Times New Roman" w:hAnsi="Times New Roman" w:cs="Times New Roman"/>
-        </w:rPr>
-        <w:t>Halimat</w:t>
-      </w:r>
-      <w:proofErr w:type="spellEnd"/>
-      <w:r>
-        <w:rPr>
-          <w:rFonts w:ascii="Times New Roman" w:eastAsia="Times New Roman" w:hAnsi="Times New Roman" w:cs="Times New Roman"/>
-        </w:rPr>
-        <w:t xml:space="preserve"> </w:t>
-      </w:r>
-      <w:proofErr w:type="spellStart"/>
-      <w:r>
-        <w:rPr>
-          <w:rFonts w:ascii="Times New Roman" w:eastAsia="Times New Roman" w:hAnsi="Times New Roman" w:cs="Times New Roman"/>
-        </w:rPr>
-        <w:t>Ayomide</w:t>
-      </w:r>
-      <w:proofErr w:type="spellEnd"/>
-      <w:r>
-        <w:rPr>
-          <w:rFonts w:ascii="Times New Roman" w:eastAsia="Times New Roman" w:hAnsi="Times New Roman" w:cs="Times New Roman"/>
-        </w:rPr>
-        <w:t xml:space="preserve"> </w:t>
-      </w:r>
-      <w:proofErr w:type="spellStart"/>
-      <w:r>
-        <w:rPr>
-          <w:rFonts w:ascii="Times New Roman" w:eastAsia="Times New Roman" w:hAnsi="Times New Roman" w:cs="Times New Roman"/>
-        </w:rPr>
-        <w:t>Aminu</w:t>
-      </w:r>
-      <w:proofErr w:type="spellEnd"/>
-      <w:r>
-        <w:rPr>
-          <w:rFonts w:ascii="Times New Roman" w:eastAsia="Times New Roman" w:hAnsi="Times New Roman" w:cs="Times New Roman"/>
-        </w:rPr>
-        <w:t xml:space="preserve"> (24088076),</w:t>
+      <w:r>
+        <w:rPr>
+          <w:rFonts w:ascii="Times New Roman" w:eastAsia="Times New Roman" w:hAnsi="Times New Roman" w:cs="Times New Roman"/>
+        </w:rPr>
+        <w:t>Halimat Ayomide Aminu (24088076),</w:t>
       </w:r>
     </w:p>
     <w:p>
@@ -304,22 +268,22 @@
         <w:ind w:left="720"/>
         <w:rPr>
           <w:rFonts w:ascii="Times New Roman" w:eastAsia="Times New Roman" w:hAnsi="Times New Roman" w:cs="Times New Roman"/>
+          <w:iCs/>
+        </w:rPr>
+      </w:pPr>
+      <w:r>
+        <w:rPr>
+          <w:rFonts w:ascii="Times New Roman" w:eastAsia="Times New Roman" w:hAnsi="Times New Roman" w:cs="Times New Roman"/>
           <w:i/>
         </w:rPr>
-      </w:pPr>
-      <w:r>
-        <w:rPr>
-          <w:rFonts w:ascii="Times New Roman" w:eastAsia="Times New Roman" w:hAnsi="Times New Roman" w:cs="Times New Roman"/>
-          <w:i/>
-        </w:rPr>
         <w:t xml:space="preserve">       </w:t>
       </w:r>
       <w:r>
         <w:rPr>
           <w:rFonts w:ascii="Times New Roman" w:eastAsia="Times New Roman" w:hAnsi="Times New Roman" w:cs="Times New Roman"/>
-          <w:i/>
-        </w:rPr>
-        <w:t>[Name and ID of other group members]</w:t>
+          <w:iCs/>
+        </w:rPr>
+        <w:t>Rana Usman Ahmad (24087667),</w:t>
       </w:r>
     </w:p>
     <w:p>
@@ -3113,7 +3077,7 @@
           <w:lang w:val="en-US"/>
         </w:rPr>
         <w:drawing>
-          <wp:inline distT="0" distB="0" distL="0" distR="0">
+          <wp:inline distT="0" distB="0" distL="0" distR="0" wp14:anchorId="528C5FAE" wp14:editId="6E3F78F7">
             <wp:extent cx="5731510" cy="3705860"/>
             <wp:effectExtent l="19050" t="0" r="2540" b="0"/>
             <wp:docPr id="1" name="Picture 0" descr="Box_plot.png"/>
@@ -3175,7 +3139,7 @@
           <w:lang w:val="en-US"/>
         </w:rPr>
         <w:drawing>
-          <wp:inline distT="0" distB="0" distL="0" distR="0">
+          <wp:inline distT="0" distB="0" distL="0" distR="0" wp14:anchorId="14108502" wp14:editId="58CB5925">
             <wp:extent cx="5731510" cy="3705860"/>
             <wp:effectExtent l="19050" t="0" r="2540" b="0"/>
             <wp:docPr id="2" name="Picture 1" descr="Histogram_1.png"/>
@@ -3267,44 +3231,30 @@
         <w:rPr>
           <w:rFonts w:ascii="Times New Roman" w:eastAsia="Times New Roman" w:hAnsi="Times New Roman" w:cs="Times New Roman"/>
         </w:rPr>
-        <w:t xml:space="preserve">For </w:t>
-      </w:r>
-      <w:proofErr w:type="spellStart"/>
-      <w:r>
-        <w:rPr>
-          <w:rFonts w:ascii="Times New Roman" w:eastAsia="Times New Roman" w:hAnsi="Times New Roman" w:cs="Times New Roman"/>
-        </w:rPr>
-        <w:t>Boxplot</w:t>
-      </w:r>
-      <w:proofErr w:type="spellEnd"/>
-      <w:r>
-        <w:rPr>
-          <w:rFonts w:ascii="Times New Roman" w:eastAsia="Times New Roman" w:hAnsi="Times New Roman" w:cs="Times New Roman"/>
-        </w:rPr>
-        <w:t xml:space="preserve">: </w:t>
+        <w:t xml:space="preserve">For Boxplot: </w:t>
       </w:r>
       <w:r>
         <w:rPr>
           <w:rFonts w:ascii="Times New Roman" w:eastAsia="Times New Roman" w:hAnsi="Times New Roman" w:cs="Times New Roman"/>
           <w:lang w:bidi="en-US"/>
         </w:rPr>
-        <w:t xml:space="preserve">The </w:t>
-      </w:r>
-      <w:proofErr w:type="spellStart"/>
+        <w:t xml:space="preserve">The boxplot shows that doctors have higher stress levels than engineers. Doctors’ stress level rates are also more </w:t>
+      </w:r>
+      <w:proofErr w:type="gramStart"/>
       <w:r>
         <w:rPr>
           <w:rFonts w:ascii="Times New Roman" w:eastAsia="Times New Roman" w:hAnsi="Times New Roman" w:cs="Times New Roman"/>
           <w:lang w:bidi="en-US"/>
         </w:rPr>
-        <w:t>boxplot</w:t>
-      </w:r>
-      <w:proofErr w:type="spellEnd"/>
+        <w:t>similar to</w:t>
+      </w:r>
+      <w:proofErr w:type="gramEnd"/>
       <w:r>
         <w:rPr>
           <w:rFonts w:ascii="Times New Roman" w:eastAsia="Times New Roman" w:hAnsi="Times New Roman" w:cs="Times New Roman"/>
           <w:lang w:bidi="en-US"/>
         </w:rPr>
-        <w:t xml:space="preserve"> shows that doctors have higher stress levels than engineers. Doctors’ stress level rates are also more similar to each other. This </w:t>
+        <w:t xml:space="preserve"> each other. This </w:t>
       </w:r>
       <w:r>
         <w:rPr>
@@ -3446,23 +3396,7 @@
           <w:rFonts w:ascii="Times New Roman" w:hAnsi="Times New Roman" w:cs="Times New Roman"/>
           <w:lang w:val="en-US" w:bidi="en-US"/>
         </w:rPr>
-        <w:t xml:space="preserve">. The </w:t>
-      </w:r>
-      <w:proofErr w:type="spellStart"/>
-      <w:r>
-        <w:rPr>
-          <w:rFonts w:ascii="Times New Roman" w:hAnsi="Times New Roman" w:cs="Times New Roman"/>
-          <w:lang w:val="en-US" w:bidi="en-US"/>
-        </w:rPr>
-        <w:t>boxplot</w:t>
-      </w:r>
-      <w:proofErr w:type="spellEnd"/>
-      <w:r>
-        <w:rPr>
-          <w:rFonts w:ascii="Times New Roman" w:hAnsi="Times New Roman" w:cs="Times New Roman"/>
-          <w:lang w:val="en-US" w:bidi="en-US"/>
-        </w:rPr>
-        <w:t xml:space="preserve"> and histogram show these differences clearly by visually illustrating the stress levels reported by the participants. Since the shape of the histogram is uneven and is not a smooth curve, it shows</w:t>
+        <w:t>. The boxplot and histogram show these differences clearly by visually illustrating the stress levels reported by the participants. Since the shape of the histogram is uneven and is not a smooth curve, it shows</w:t>
       </w:r>
       <w:r>
         <w:rPr>
@@ -4667,8 +4601,9 @@
           <w:iCs/>
           <w:highlight w:val="yellow"/>
         </w:rPr>
-        <w:t xml:space="preserve">Teammates major commits </w:t>
-      </w:r>
+        <w:t xml:space="preserve">Teammates major </w:t>
+      </w:r>
+      <w:proofErr w:type="gramStart"/>
       <w:r>
         <w:rPr>
           <w:rFonts w:ascii="Times New Roman" w:eastAsia="Times New Roman" w:hAnsi="Times New Roman" w:cs="Times New Roman"/>
@@ -4676,7 +4611,26 @@
           <w:iCs/>
           <w:highlight w:val="yellow"/>
         </w:rPr>
-        <w:t xml:space="preserve">] Brief explanation of the </w:t>
+        <w:t xml:space="preserve">commits </w:t>
+      </w:r>
+      <w:r>
+        <w:rPr>
+          <w:rFonts w:ascii="Times New Roman" w:eastAsia="Times New Roman" w:hAnsi="Times New Roman" w:cs="Times New Roman"/>
+          <w:i/>
+          <w:iCs/>
+          <w:highlight w:val="yellow"/>
+        </w:rPr>
+        <w:t>]</w:t>
+      </w:r>
+      <w:proofErr w:type="gramEnd"/>
+      <w:r>
+        <w:rPr>
+          <w:rFonts w:ascii="Times New Roman" w:eastAsia="Times New Roman" w:hAnsi="Times New Roman" w:cs="Times New Roman"/>
+          <w:i/>
+          <w:iCs/>
+          <w:highlight w:val="yellow"/>
+        </w:rPr>
+        <w:t xml:space="preserve"> Brief explanation of the </w:t>
       </w:r>
       <w:r>
         <w:rPr>
@@ -4764,8 +4718,9 @@
           <w:iCs/>
           <w:highlight w:val="yellow"/>
         </w:rPr>
-        <w:t xml:space="preserve">Style of commit messages </w:t>
-      </w:r>
+        <w:t xml:space="preserve">Style of commit </w:t>
+      </w:r>
+      <w:proofErr w:type="gramStart"/>
       <w:r>
         <w:rPr>
           <w:rFonts w:ascii="Times New Roman" w:eastAsia="Times New Roman" w:hAnsi="Times New Roman" w:cs="Times New Roman"/>
@@ -4773,7 +4728,26 @@
           <w:iCs/>
           <w:highlight w:val="yellow"/>
         </w:rPr>
-        <w:t xml:space="preserve">] Brief explanation of the </w:t>
+        <w:t xml:space="preserve">messages </w:t>
+      </w:r>
+      <w:r>
+        <w:rPr>
+          <w:rFonts w:ascii="Times New Roman" w:eastAsia="Times New Roman" w:hAnsi="Times New Roman" w:cs="Times New Roman"/>
+          <w:i/>
+          <w:iCs/>
+          <w:highlight w:val="yellow"/>
+        </w:rPr>
+        <w:t>]</w:t>
+      </w:r>
+      <w:proofErr w:type="gramEnd"/>
+      <w:r>
+        <w:rPr>
+          <w:rFonts w:ascii="Times New Roman" w:eastAsia="Times New Roman" w:hAnsi="Times New Roman" w:cs="Times New Roman"/>
+          <w:i/>
+          <w:iCs/>
+          <w:highlight w:val="yellow"/>
+        </w:rPr>
+        <w:t xml:space="preserve"> Brief explanation of the </w:t>
       </w:r>
       <w:r>
         <w:rPr>
@@ -4888,6 +4862,41 @@
     </w:p>
     <w:p>
       <w:pPr>
+        <w:rPr>
+          <w:rFonts w:ascii="Times New Roman" w:eastAsia="Times New Roman" w:hAnsi="Times New Roman" w:cs="Times New Roman"/>
+        </w:rPr>
+      </w:pPr>
+    </w:p>
+    <w:p>
+      <w:pPr>
+        <w:pStyle w:val="ListParagraph"/>
+        <w:rPr>
+          <w:rFonts w:ascii="Times New Roman" w:eastAsia="Times New Roman" w:hAnsi="Times New Roman" w:cs="Times New Roman"/>
+        </w:rPr>
+      </w:pPr>
+      <w:r>
+        <w:rPr>
+          <w:rFonts w:ascii="Times New Roman" w:eastAsia="Times New Roman" w:hAnsi="Times New Roman" w:cs="Times New Roman"/>
+        </w:rPr>
+        <w:t>The Wilcoxon Rank-Sum Test showed a statistically significant difference in stress levels between doctors and engineers aged 27 to 59 with a p-value of 2.2e-16. This result indicates that median stress levels for the two groups are not the same. The boxplot and histogram also support this finding, as doctors consistently recorded higher stress scores, while engineers showed more variation. Together, these results confirm that occupation is associated with different stress patterns in this dataset.</w:t>
+      </w:r>
+    </w:p>
+    <w:p>
+      <w:pPr>
+        <w:rPr>
+          <w:rFonts w:ascii="Times New Roman" w:eastAsia="Times New Roman" w:hAnsi="Times New Roman" w:cs="Times New Roman"/>
+        </w:rPr>
+      </w:pPr>
+    </w:p>
+    <w:p>
+      <w:pPr>
+        <w:rPr>
+          <w:rFonts w:ascii="Times New Roman" w:eastAsia="Times New Roman" w:hAnsi="Times New Roman" w:cs="Times New Roman"/>
+        </w:rPr>
+      </w:pPr>
+    </w:p>
+    <w:p>
+      <w:pPr>
         <w:pStyle w:val="ListParagraph"/>
         <w:numPr>
           <w:ilvl w:val="1"/>
@@ -4923,68 +4932,33 @@
     </w:p>
     <w:p>
       <w:pPr>
-        <w:pStyle w:val="ListParagraph"/>
-        <w:numPr>
-          <w:ilvl w:val="0"/>
-          <w:numId w:val="29"/>
-        </w:numPr>
-        <w:ind w:left="1440"/>
         <w:rPr>
           <w:rFonts w:ascii="Times New Roman" w:eastAsia="Times New Roman" w:hAnsi="Times New Roman" w:cs="Times New Roman"/>
           <w:highlight w:val="yellow"/>
         </w:rPr>
       </w:pPr>
-      <w:r>
-        <w:rPr>
-          <w:rFonts w:ascii="Times New Roman" w:eastAsia="Times New Roman" w:hAnsi="Times New Roman" w:cs="Times New Roman"/>
-          <w:i/>
-          <w:iCs/>
+    </w:p>
+    <w:p>
+      <w:pPr>
+        <w:pStyle w:val="ListParagraph"/>
+        <w:rPr>
+          <w:rFonts w:ascii="Times New Roman" w:eastAsia="Times New Roman" w:hAnsi="Times New Roman" w:cs="Times New Roman"/>
+        </w:rPr>
+      </w:pPr>
+      <w:r>
+        <w:rPr>
+          <w:rFonts w:ascii="Times New Roman" w:eastAsia="Times New Roman" w:hAnsi="Times New Roman" w:cs="Times New Roman"/>
+        </w:rPr>
+        <w:t>The results directly address the research question by showing a statistically significant difference in median stress levels between doctors and engineers aged 27 to 59. Doctors report consistently higher stress, indicating greater occupational strain in this population. Engineers show more varied stress scores, suggesting uneven exposure to work pressure. For the wider context, these findings suggest that occupation-specific demands influence stress and that well-being, staffing and support strategies may be needed in high-pressure professional environments.</w:t>
+      </w:r>
+    </w:p>
+    <w:p>
+      <w:pPr>
+        <w:rPr>
+          <w:rFonts w:ascii="Times New Roman" w:eastAsia="Times New Roman" w:hAnsi="Times New Roman" w:cs="Times New Roman"/>
           <w:highlight w:val="yellow"/>
         </w:rPr>
-        <w:t xml:space="preserve">Interpretation of what the results mean in terms of your RQ and the </w:t>
-      </w:r>
-      <w:r>
-        <w:rPr>
-          <w:rFonts w:ascii="Times New Roman" w:eastAsia="Times New Roman" w:hAnsi="Times New Roman" w:cs="Times New Roman"/>
-          <w:i/>
-          <w:iCs/>
-          <w:highlight w:val="yellow"/>
-        </w:rPr>
-        <w:t>e</w:t>
-      </w:r>
-      <w:r>
-        <w:rPr>
-          <w:rFonts w:ascii="Times New Roman" w:eastAsia="Times New Roman" w:hAnsi="Times New Roman" w:cs="Times New Roman"/>
-          <w:i/>
-          <w:iCs/>
-          <w:highlight w:val="yellow"/>
-        </w:rPr>
-        <w:t xml:space="preserve">ffect this may have on your population and </w:t>
-      </w:r>
-      <w:r>
-        <w:rPr>
-          <w:rFonts w:ascii="Times New Roman" w:eastAsia="Times New Roman" w:hAnsi="Times New Roman" w:cs="Times New Roman"/>
-          <w:i/>
-          <w:iCs/>
-          <w:highlight w:val="yellow"/>
-        </w:rPr>
-        <w:t xml:space="preserve">the </w:t>
-      </w:r>
-      <w:r>
-        <w:rPr>
-          <w:rFonts w:ascii="Times New Roman" w:eastAsia="Times New Roman" w:hAnsi="Times New Roman" w:cs="Times New Roman"/>
-          <w:i/>
-          <w:iCs/>
-          <w:highlight w:val="yellow"/>
-        </w:rPr>
-        <w:t>wider context of your topic.</w:t>
-      </w:r>
-      <w:r>
-        <w:rPr>
-          <w:rFonts w:ascii="Times New Roman" w:eastAsia="Times New Roman" w:hAnsi="Times New Roman" w:cs="Times New Roman"/>
-        </w:rPr>
-        <w:t xml:space="preserve"> </w:t>
-      </w:r>
+      </w:pPr>
     </w:p>
     <w:p>
       <w:pPr>
@@ -5026,12 +5000,28 @@
           <w:rFonts w:ascii="Times New Roman" w:eastAsia="Times New Roman" w:hAnsi="Times New Roman" w:cs="Times New Roman"/>
         </w:rPr>
       </w:pPr>
-      <w:r>
-        <w:rPr>
-          <w:rFonts w:ascii="Times New Roman" w:eastAsia="Times New Roman" w:hAnsi="Times New Roman" w:cs="Times New Roman"/>
-        </w:rPr>
-        <w:t xml:space="preserve"> </w:t>
-      </w:r>
+    </w:p>
+    <w:p>
+      <w:pPr>
+        <w:pStyle w:val="ListParagraph"/>
+        <w:rPr>
+          <w:rFonts w:ascii="Times New Roman" w:eastAsia="Times New Roman" w:hAnsi="Times New Roman" w:cs="Times New Roman"/>
+        </w:rPr>
+      </w:pPr>
+      <w:r>
+        <w:rPr>
+          <w:rFonts w:ascii="Times New Roman" w:eastAsia="Times New Roman" w:hAnsi="Times New Roman" w:cs="Times New Roman"/>
+        </w:rPr>
+        <w:t>A key limitation is that the dataset is artificial and may not reflect real occupational stress patterns. Future studies should use validated datasets and incorporate variables such as shift duration, workload, sleep quality and lifestyle factors. Comparing additional professions could also strengthen understanding of how job roles influence stress.</w:t>
+      </w:r>
+    </w:p>
+    <w:p>
+      <w:pPr>
+        <w:ind w:left="1440"/>
+        <w:rPr>
+          <w:rFonts w:ascii="Times New Roman" w:eastAsia="Times New Roman" w:hAnsi="Times New Roman" w:cs="Times New Roman"/>
+        </w:rPr>
+      </w:pPr>
     </w:p>
     <w:p>
       <w:pPr>
@@ -5156,14 +5146,14 @@
         <w:rPr>
           <w:rFonts w:ascii="Times New Roman" w:eastAsia="Times New Roman" w:hAnsi="Times New Roman" w:cs="Times New Roman"/>
         </w:rPr>
-        <w:t xml:space="preserve">LIU, Y., YANG, F., JIN, Y., WU, H., CAO, X. and YIN, Y. (2024) ‘Associations of well-being and sleep quality with occupational stress among locomotive engineers in the Yangtze River Delta region’, </w:t>
+        <w:t xml:space="preserve">LIU, Y., YANG, F., JIN, Y., WU, H., CAO, X. and YIN, Y. (2024) ‘Associations of well-being and sleep quality with occupational stress among locomotive engineers in the Yangtze River Delta region’, Huan </w:t>
       </w:r>
       <w:proofErr w:type="spellStart"/>
       <w:r>
         <w:rPr>
           <w:rFonts w:ascii="Times New Roman" w:eastAsia="Times New Roman" w:hAnsi="Times New Roman" w:cs="Times New Roman"/>
         </w:rPr>
-        <w:t>Huan</w:t>
+        <w:t>jing</w:t>
       </w:r>
       <w:proofErr w:type="spellEnd"/>
       <w:r>
@@ -5177,7 +5167,7 @@
         <w:rPr>
           <w:rFonts w:ascii="Times New Roman" w:eastAsia="Times New Roman" w:hAnsi="Times New Roman" w:cs="Times New Roman"/>
         </w:rPr>
-        <w:t>jing</w:t>
+        <w:t>yu</w:t>
       </w:r>
       <w:proofErr w:type="spellEnd"/>
       <w:r>
@@ -5191,13 +5181,27 @@
         <w:rPr>
           <w:rFonts w:ascii="Times New Roman" w:eastAsia="Times New Roman" w:hAnsi="Times New Roman" w:cs="Times New Roman"/>
         </w:rPr>
-        <w:t>yu</w:t>
+        <w:t>zhi</w:t>
       </w:r>
       <w:proofErr w:type="spellEnd"/>
       <w:r>
         <w:rPr>
           <w:rFonts w:ascii="Times New Roman" w:eastAsia="Times New Roman" w:hAnsi="Times New Roman" w:cs="Times New Roman"/>
         </w:rPr>
+        <w:t xml:space="preserve"> ye </w:t>
+      </w:r>
+      <w:proofErr w:type="spellStart"/>
+      <w:r>
+        <w:rPr>
+          <w:rFonts w:ascii="Times New Roman" w:eastAsia="Times New Roman" w:hAnsi="Times New Roman" w:cs="Times New Roman"/>
+        </w:rPr>
+        <w:t>yi</w:t>
+      </w:r>
+      <w:proofErr w:type="spellEnd"/>
+      <w:r>
+        <w:rPr>
+          <w:rFonts w:ascii="Times New Roman" w:eastAsia="Times New Roman" w:hAnsi="Times New Roman" w:cs="Times New Roman"/>
+        </w:rPr>
         <w:t xml:space="preserve"> </w:t>
       </w:r>
       <w:proofErr w:type="spellStart"/>
@@ -5205,41 +5209,13 @@
         <w:rPr>
           <w:rFonts w:ascii="Times New Roman" w:eastAsia="Times New Roman" w:hAnsi="Times New Roman" w:cs="Times New Roman"/>
         </w:rPr>
-        <w:t>zhi</w:t>
+        <w:t>xue</w:t>
       </w:r>
       <w:proofErr w:type="spellEnd"/>
       <w:r>
         <w:rPr>
           <w:rFonts w:ascii="Times New Roman" w:eastAsia="Times New Roman" w:hAnsi="Times New Roman" w:cs="Times New Roman"/>
         </w:rPr>
-        <w:t xml:space="preserve"> ye </w:t>
-      </w:r>
-      <w:proofErr w:type="spellStart"/>
-      <w:r>
-        <w:rPr>
-          <w:rFonts w:ascii="Times New Roman" w:eastAsia="Times New Roman" w:hAnsi="Times New Roman" w:cs="Times New Roman"/>
-        </w:rPr>
-        <w:t>yi</w:t>
-      </w:r>
-      <w:proofErr w:type="spellEnd"/>
-      <w:r>
-        <w:rPr>
-          <w:rFonts w:ascii="Times New Roman" w:eastAsia="Times New Roman" w:hAnsi="Times New Roman" w:cs="Times New Roman"/>
-        </w:rPr>
-        <w:t xml:space="preserve"> </w:t>
-      </w:r>
-      <w:proofErr w:type="spellStart"/>
-      <w:r>
-        <w:rPr>
-          <w:rFonts w:ascii="Times New Roman" w:eastAsia="Times New Roman" w:hAnsi="Times New Roman" w:cs="Times New Roman"/>
-        </w:rPr>
-        <w:t>xue</w:t>
-      </w:r>
-      <w:proofErr w:type="spellEnd"/>
-      <w:r>
-        <w:rPr>
-          <w:rFonts w:ascii="Times New Roman" w:eastAsia="Times New Roman" w:hAnsi="Times New Roman" w:cs="Times New Roman"/>
-        </w:rPr>
         <w:t xml:space="preserve"> = Journal of environmental &amp; occupational medicine, 41(5), pp. 526–532.</w:t>
       </w:r>
     </w:p>
@@ -5262,7 +5238,21 @@
         <w:rPr>
           <w:rFonts w:ascii="Times New Roman" w:eastAsia="Times New Roman" w:hAnsi="Times New Roman" w:cs="Times New Roman"/>
         </w:rPr>
-        <w:t>Shanafelt, T.D., Hasan, O., Dyrbye, L.N., Sinsky, C., Satele, D., Sloan, J. and West, C.P. (2015) ‘Changes in Burnout and Satisfaction With Work-Life Balance in Physicians and the General US Working Population Between 2011 and 2014’, Mayo Clinic proceedings, 90(12), pp. 1600–1613.</w:t>
+        <w:t xml:space="preserve">Shanafelt, T.D., Hasan, O., Dyrbye, L.N., Sinsky, C., Satele, D., Sloan, J. and West, C.P. (2015) ‘Changes in Burnout and Satisfaction </w:t>
+      </w:r>
+      <w:proofErr w:type="gramStart"/>
+      <w:r>
+        <w:rPr>
+          <w:rFonts w:ascii="Times New Roman" w:eastAsia="Times New Roman" w:hAnsi="Times New Roman" w:cs="Times New Roman"/>
+        </w:rPr>
+        <w:t>With</w:t>
+      </w:r>
+      <w:proofErr w:type="gramEnd"/>
+      <w:r>
+        <w:rPr>
+          <w:rFonts w:ascii="Times New Roman" w:eastAsia="Times New Roman" w:hAnsi="Times New Roman" w:cs="Times New Roman"/>
+        </w:rPr>
+        <w:t xml:space="preserve"> Work-Life Balance in Physicians and the General US Working Population Between 2011 and 2014’, Mayo Clinic proceedings, 90(12), pp. 1600–1613.</w:t>
       </w:r>
     </w:p>
     <w:p>
@@ -5543,23 +5533,45 @@
           <w:rFonts w:ascii="Times New Roman" w:eastAsia="Times New Roman" w:hAnsi="Times New Roman" w:cs="Times New Roman"/>
           <w:b/>
         </w:rPr>
-        <w:t xml:space="preserve">R code for </w:t>
+        <w:t>R code for Boxplot (main plot)</w:t>
+      </w:r>
+    </w:p>
+    <w:p>
+      <w:pPr>
+        <w:pStyle w:val="ListParagraph"/>
+        <w:ind w:left="2250" w:hanging="810"/>
+        <w:rPr>
+          <w:rFonts w:ascii="Times New Roman" w:eastAsia="Times New Roman" w:hAnsi="Times New Roman" w:cs="Times New Roman"/>
+        </w:rPr>
+      </w:pPr>
+    </w:p>
+    <w:p>
+      <w:pPr>
+        <w:pStyle w:val="ListParagraph"/>
+        <w:ind w:left="2250" w:hanging="810"/>
+        <w:rPr>
+          <w:rFonts w:ascii="Times New Roman" w:eastAsia="Times New Roman" w:hAnsi="Times New Roman" w:cs="Times New Roman"/>
+        </w:rPr>
+      </w:pPr>
+      <w:r>
+        <w:rPr>
+          <w:rFonts w:ascii="Times New Roman" w:eastAsia="Times New Roman" w:hAnsi="Times New Roman" w:cs="Times New Roman"/>
+        </w:rPr>
+        <w:t>library(</w:t>
       </w:r>
       <w:proofErr w:type="spellStart"/>
       <w:r>
         <w:rPr>
           <w:rFonts w:ascii="Times New Roman" w:eastAsia="Times New Roman" w:hAnsi="Times New Roman" w:cs="Times New Roman"/>
-          <w:b/>
-        </w:rPr>
-        <w:t>Boxplot</w:t>
+        </w:rPr>
+        <w:t>readr</w:t>
       </w:r>
       <w:proofErr w:type="spellEnd"/>
       <w:r>
         <w:rPr>
           <w:rFonts w:ascii="Times New Roman" w:eastAsia="Times New Roman" w:hAnsi="Times New Roman" w:cs="Times New Roman"/>
-          <w:b/>
-        </w:rPr>
-        <w:t xml:space="preserve"> (main plot)</w:t>
+        </w:rPr>
+        <w:t>)</w:t>
       </w:r>
     </w:p>
     <w:p>
@@ -5570,6 +5582,20 @@
           <w:rFonts w:ascii="Times New Roman" w:eastAsia="Times New Roman" w:hAnsi="Times New Roman" w:cs="Times New Roman"/>
         </w:rPr>
       </w:pPr>
+      <w:proofErr w:type="spellStart"/>
+      <w:r>
+        <w:rPr>
+          <w:rFonts w:ascii="Times New Roman" w:eastAsia="Times New Roman" w:hAnsi="Times New Roman" w:cs="Times New Roman"/>
+        </w:rPr>
+        <w:t>Sleep_health_and_lifestyle_dataset</w:t>
+      </w:r>
+      <w:proofErr w:type="spellEnd"/>
+      <w:r>
+        <w:rPr>
+          <w:rFonts w:ascii="Times New Roman" w:eastAsia="Times New Roman" w:hAnsi="Times New Roman" w:cs="Times New Roman"/>
+        </w:rPr>
+        <w:t xml:space="preserve"> &lt;- read.csv("dataset/Sleep_health_and_lifestyle_dataset.csv")</w:t>
+      </w:r>
     </w:p>
     <w:p>
       <w:pPr>
@@ -5584,7 +5610,7 @@
         <w:rPr>
           <w:rFonts w:ascii="Times New Roman" w:eastAsia="Times New Roman" w:hAnsi="Times New Roman" w:cs="Times New Roman"/>
         </w:rPr>
-        <w:t>library(</w:t>
+        <w:t>View(</w:t>
       </w:r>
       <w:proofErr w:type="spellStart"/>
       <w:proofErr w:type="gramEnd"/>
@@ -5592,7 +5618,7 @@
         <w:rPr>
           <w:rFonts w:ascii="Times New Roman" w:eastAsia="Times New Roman" w:hAnsi="Times New Roman" w:cs="Times New Roman"/>
         </w:rPr>
-        <w:t>readr</w:t>
+        <w:t>Sleep_health_and_lifestyle_dataset</w:t>
       </w:r>
       <w:proofErr w:type="spellEnd"/>
       <w:r>
@@ -5610,50 +5636,35 @@
           <w:rFonts w:ascii="Times New Roman" w:eastAsia="Times New Roman" w:hAnsi="Times New Roman" w:cs="Times New Roman"/>
         </w:rPr>
       </w:pPr>
+      <w:r>
+        <w:rPr>
+          <w:rFonts w:ascii="Times New Roman" w:eastAsia="Times New Roman" w:hAnsi="Times New Roman" w:cs="Times New Roman"/>
+        </w:rPr>
+        <w:t># Adding _ to column so I can call it without errors due to space</w:t>
+      </w:r>
+    </w:p>
+    <w:p>
+      <w:pPr>
+        <w:pStyle w:val="ListParagraph"/>
+        <w:ind w:left="2250" w:hanging="810"/>
+        <w:rPr>
+          <w:rFonts w:ascii="Times New Roman" w:eastAsia="Times New Roman" w:hAnsi="Times New Roman" w:cs="Times New Roman"/>
+        </w:rPr>
+      </w:pPr>
       <w:proofErr w:type="spellStart"/>
-      <w:r>
-        <w:rPr>
-          <w:rFonts w:ascii="Times New Roman" w:eastAsia="Times New Roman" w:hAnsi="Times New Roman" w:cs="Times New Roman"/>
-        </w:rPr>
-        <w:lastRenderedPageBreak/>
-        <w:t>Sleep_health_and_lifestyle_dataset</w:t>
+      <w:proofErr w:type="gramStart"/>
+      <w:r>
+        <w:rPr>
+          <w:rFonts w:ascii="Times New Roman" w:eastAsia="Times New Roman" w:hAnsi="Times New Roman" w:cs="Times New Roman"/>
+        </w:rPr>
+        <w:t>colnames</w:t>
       </w:r>
       <w:proofErr w:type="spellEnd"/>
       <w:r>
         <w:rPr>
           <w:rFonts w:ascii="Times New Roman" w:eastAsia="Times New Roman" w:hAnsi="Times New Roman" w:cs="Times New Roman"/>
         </w:rPr>
-        <w:t xml:space="preserve"> &lt;- </w:t>
-      </w:r>
-      <w:proofErr w:type="gramStart"/>
-      <w:r>
-        <w:rPr>
-          <w:rFonts w:ascii="Times New Roman" w:eastAsia="Times New Roman" w:hAnsi="Times New Roman" w:cs="Times New Roman"/>
-        </w:rPr>
-        <w:t>read.csv(</w:t>
-      </w:r>
-      <w:proofErr w:type="gramEnd"/>
-      <w:r>
-        <w:rPr>
-          <w:rFonts w:ascii="Times New Roman" w:eastAsia="Times New Roman" w:hAnsi="Times New Roman" w:cs="Times New Roman"/>
-        </w:rPr>
-        <w:t>"dataset/Sleep_health_and_lifestyle_dataset.csv")</w:t>
-      </w:r>
-    </w:p>
-    <w:p>
-      <w:pPr>
-        <w:pStyle w:val="ListParagraph"/>
-        <w:ind w:left="2250" w:hanging="810"/>
-        <w:rPr>
-          <w:rFonts w:ascii="Times New Roman" w:eastAsia="Times New Roman" w:hAnsi="Times New Roman" w:cs="Times New Roman"/>
-        </w:rPr>
-      </w:pPr>
-      <w:proofErr w:type="gramStart"/>
-      <w:r>
-        <w:rPr>
-          <w:rFonts w:ascii="Times New Roman" w:eastAsia="Times New Roman" w:hAnsi="Times New Roman" w:cs="Times New Roman"/>
-        </w:rPr>
-        <w:t>View(</w:t>
+        <w:t>(</w:t>
       </w:r>
       <w:proofErr w:type="spellStart"/>
       <w:proofErr w:type="gramEnd"/>
@@ -5661,6 +5672,109 @@
         <w:rPr>
           <w:rFonts w:ascii="Times New Roman" w:eastAsia="Times New Roman" w:hAnsi="Times New Roman" w:cs="Times New Roman"/>
         </w:rPr>
+        <w:t>Sleep_health_and_lifestyle_</w:t>
+      </w:r>
+      <w:proofErr w:type="gramStart"/>
+      <w:r>
+        <w:rPr>
+          <w:rFonts w:ascii="Times New Roman" w:eastAsia="Times New Roman" w:hAnsi="Times New Roman" w:cs="Times New Roman"/>
+        </w:rPr>
+        <w:t>dataset</w:t>
+      </w:r>
+      <w:proofErr w:type="spellEnd"/>
+      <w:r>
+        <w:rPr>
+          <w:rFonts w:ascii="Times New Roman" w:eastAsia="Times New Roman" w:hAnsi="Times New Roman" w:cs="Times New Roman"/>
+        </w:rPr>
+        <w:t>)[</w:t>
+      </w:r>
+      <w:proofErr w:type="gramEnd"/>
+      <w:r>
+        <w:rPr>
+          <w:rFonts w:ascii="Times New Roman" w:eastAsia="Times New Roman" w:hAnsi="Times New Roman" w:cs="Times New Roman"/>
+        </w:rPr>
+        <w:t>8] &lt;- "</w:t>
+      </w:r>
+      <w:proofErr w:type="spellStart"/>
+      <w:r>
+        <w:rPr>
+          <w:rFonts w:ascii="Times New Roman" w:eastAsia="Times New Roman" w:hAnsi="Times New Roman" w:cs="Times New Roman"/>
+        </w:rPr>
+        <w:t>stress_level</w:t>
+      </w:r>
+      <w:proofErr w:type="spellEnd"/>
+      <w:r>
+        <w:rPr>
+          <w:rFonts w:ascii="Times New Roman" w:eastAsia="Times New Roman" w:hAnsi="Times New Roman" w:cs="Times New Roman"/>
+        </w:rPr>
+        <w:t>"</w:t>
+      </w:r>
+    </w:p>
+    <w:p>
+      <w:pPr>
+        <w:pStyle w:val="ListParagraph"/>
+        <w:ind w:left="2250" w:hanging="810"/>
+        <w:rPr>
+          <w:rFonts w:ascii="Times New Roman" w:eastAsia="Times New Roman" w:hAnsi="Times New Roman" w:cs="Times New Roman"/>
+        </w:rPr>
+      </w:pPr>
+      <w:r>
+        <w:rPr>
+          <w:rFonts w:ascii="Times New Roman" w:eastAsia="Times New Roman" w:hAnsi="Times New Roman" w:cs="Times New Roman"/>
+        </w:rPr>
+        <w:t># Creating a subset of rows with only doctor or engineer as occupation</w:t>
+      </w:r>
+    </w:p>
+    <w:p>
+      <w:pPr>
+        <w:pStyle w:val="ListParagraph"/>
+        <w:ind w:left="2250" w:hanging="810"/>
+        <w:rPr>
+          <w:rFonts w:ascii="Times New Roman" w:eastAsia="Times New Roman" w:hAnsi="Times New Roman" w:cs="Times New Roman"/>
+        </w:rPr>
+      </w:pPr>
+      <w:proofErr w:type="spellStart"/>
+      <w:r>
+        <w:rPr>
+          <w:rFonts w:ascii="Times New Roman" w:eastAsia="Times New Roman" w:hAnsi="Times New Roman" w:cs="Times New Roman"/>
+        </w:rPr>
+        <w:t>new_df</w:t>
+      </w:r>
+      <w:proofErr w:type="spellEnd"/>
+      <w:r>
+        <w:rPr>
+          <w:rFonts w:ascii="Times New Roman" w:eastAsia="Times New Roman" w:hAnsi="Times New Roman" w:cs="Times New Roman"/>
+        </w:rPr>
+        <w:t xml:space="preserve"> &lt;- </w:t>
+      </w:r>
+      <w:proofErr w:type="gramStart"/>
+      <w:r>
+        <w:rPr>
+          <w:rFonts w:ascii="Times New Roman" w:eastAsia="Times New Roman" w:hAnsi="Times New Roman" w:cs="Times New Roman"/>
+        </w:rPr>
+        <w:t>subset(</w:t>
+      </w:r>
+      <w:proofErr w:type="gramEnd"/>
+    </w:p>
+    <w:p>
+      <w:pPr>
+        <w:pStyle w:val="ListParagraph"/>
+        <w:ind w:left="2250" w:hanging="810"/>
+        <w:rPr>
+          <w:rFonts w:ascii="Times New Roman" w:eastAsia="Times New Roman" w:hAnsi="Times New Roman" w:cs="Times New Roman"/>
+        </w:rPr>
+      </w:pPr>
+      <w:r>
+        <w:rPr>
+          <w:rFonts w:ascii="Times New Roman" w:eastAsia="Times New Roman" w:hAnsi="Times New Roman" w:cs="Times New Roman"/>
+        </w:rPr>
+        <w:t xml:space="preserve">  </w:t>
+      </w:r>
+      <w:proofErr w:type="spellStart"/>
+      <w:r>
+        <w:rPr>
+          <w:rFonts w:ascii="Times New Roman" w:eastAsia="Times New Roman" w:hAnsi="Times New Roman" w:cs="Times New Roman"/>
+        </w:rPr>
         <w:t>Sleep_health_and_lifestyle_dataset</w:t>
       </w:r>
       <w:proofErr w:type="spellEnd"/>
@@ -5668,6 +5782,36 @@
         <w:rPr>
           <w:rFonts w:ascii="Times New Roman" w:eastAsia="Times New Roman" w:hAnsi="Times New Roman" w:cs="Times New Roman"/>
         </w:rPr>
+        <w:t xml:space="preserve">, </w:t>
+      </w:r>
+    </w:p>
+    <w:p>
+      <w:pPr>
+        <w:pStyle w:val="ListParagraph"/>
+        <w:ind w:left="2250" w:hanging="810"/>
+        <w:rPr>
+          <w:rFonts w:ascii="Times New Roman" w:eastAsia="Times New Roman" w:hAnsi="Times New Roman" w:cs="Times New Roman"/>
+        </w:rPr>
+      </w:pPr>
+      <w:r>
+        <w:rPr>
+          <w:rFonts w:ascii="Times New Roman" w:eastAsia="Times New Roman" w:hAnsi="Times New Roman" w:cs="Times New Roman"/>
+        </w:rPr>
+        <w:t xml:space="preserve">  Occupation == "Doctor" | Occupation == "Engineer"</w:t>
+      </w:r>
+    </w:p>
+    <w:p>
+      <w:pPr>
+        <w:pStyle w:val="ListParagraph"/>
+        <w:ind w:left="2250" w:hanging="810"/>
+        <w:rPr>
+          <w:rFonts w:ascii="Times New Roman" w:eastAsia="Times New Roman" w:hAnsi="Times New Roman" w:cs="Times New Roman"/>
+        </w:rPr>
+      </w:pPr>
+      <w:r>
+        <w:rPr>
+          <w:rFonts w:ascii="Times New Roman" w:eastAsia="Times New Roman" w:hAnsi="Times New Roman" w:cs="Times New Roman"/>
+        </w:rPr>
         <w:t>)</w:t>
       </w:r>
     </w:p>
@@ -5683,22 +5827,25 @@
         <w:rPr>
           <w:rFonts w:ascii="Times New Roman" w:eastAsia="Times New Roman" w:hAnsi="Times New Roman" w:cs="Times New Roman"/>
         </w:rPr>
-        <w:t xml:space="preserve"># </w:t>
-      </w:r>
+        <w:t># Creates a Boxplot for stress levels comparison between doctors and engineers</w:t>
+      </w:r>
+    </w:p>
+    <w:p>
+      <w:pPr>
+        <w:pStyle w:val="ListParagraph"/>
+        <w:ind w:left="2250" w:hanging="810"/>
+        <w:rPr>
+          <w:rFonts w:ascii="Times New Roman" w:eastAsia="Times New Roman" w:hAnsi="Times New Roman" w:cs="Times New Roman"/>
+        </w:rPr>
+      </w:pPr>
       <w:proofErr w:type="gramStart"/>
       <w:r>
         <w:rPr>
           <w:rFonts w:ascii="Times New Roman" w:eastAsia="Times New Roman" w:hAnsi="Times New Roman" w:cs="Times New Roman"/>
         </w:rPr>
-        <w:t>Adding</w:t>
+        <w:t>boxplot(</w:t>
       </w:r>
       <w:proofErr w:type="gramEnd"/>
-      <w:r>
-        <w:rPr>
-          <w:rFonts w:ascii="Times New Roman" w:eastAsia="Times New Roman" w:hAnsi="Times New Roman" w:cs="Times New Roman"/>
-        </w:rPr>
-        <w:t xml:space="preserve"> _ to column so I can call it without errors due to space</w:t>
-      </w:r>
     </w:p>
     <w:p>
       <w:pPr>
@@ -5708,13 +5855,820 @@
           <w:rFonts w:ascii="Times New Roman" w:eastAsia="Times New Roman" w:hAnsi="Times New Roman" w:cs="Times New Roman"/>
         </w:rPr>
       </w:pPr>
+      <w:r>
+        <w:rPr>
+          <w:rFonts w:ascii="Times New Roman" w:eastAsia="Times New Roman" w:hAnsi="Times New Roman" w:cs="Times New Roman"/>
+        </w:rPr>
+        <w:t xml:space="preserve">  </w:t>
+      </w:r>
+      <w:proofErr w:type="spellStart"/>
+      <w:r>
+        <w:rPr>
+          <w:rFonts w:ascii="Times New Roman" w:eastAsia="Times New Roman" w:hAnsi="Times New Roman" w:cs="Times New Roman"/>
+        </w:rPr>
+        <w:t>stress_level~Occupation</w:t>
+      </w:r>
+      <w:proofErr w:type="spellEnd"/>
+      <w:r>
+        <w:rPr>
+          <w:rFonts w:ascii="Times New Roman" w:eastAsia="Times New Roman" w:hAnsi="Times New Roman" w:cs="Times New Roman"/>
+        </w:rPr>
+        <w:t xml:space="preserve">, </w:t>
+      </w:r>
+    </w:p>
+    <w:p>
+      <w:pPr>
+        <w:pStyle w:val="ListParagraph"/>
+        <w:ind w:left="2250" w:hanging="810"/>
+        <w:rPr>
+          <w:rFonts w:ascii="Times New Roman" w:eastAsia="Times New Roman" w:hAnsi="Times New Roman" w:cs="Times New Roman"/>
+        </w:rPr>
+      </w:pPr>
+      <w:r>
+        <w:rPr>
+          <w:rFonts w:ascii="Times New Roman" w:eastAsia="Times New Roman" w:hAnsi="Times New Roman" w:cs="Times New Roman"/>
+        </w:rPr>
+        <w:t xml:space="preserve">  data = </w:t>
+      </w:r>
+      <w:proofErr w:type="spellStart"/>
+      <w:r>
+        <w:rPr>
+          <w:rFonts w:ascii="Times New Roman" w:eastAsia="Times New Roman" w:hAnsi="Times New Roman" w:cs="Times New Roman"/>
+        </w:rPr>
+        <w:t>new_df</w:t>
+      </w:r>
+      <w:proofErr w:type="spellEnd"/>
+      <w:r>
+        <w:rPr>
+          <w:rFonts w:ascii="Times New Roman" w:eastAsia="Times New Roman" w:hAnsi="Times New Roman" w:cs="Times New Roman"/>
+        </w:rPr>
+        <w:t xml:space="preserve">, </w:t>
+      </w:r>
+    </w:p>
+    <w:p>
+      <w:pPr>
+        <w:pStyle w:val="ListParagraph"/>
+        <w:ind w:left="2250" w:hanging="810"/>
+        <w:rPr>
+          <w:rFonts w:ascii="Times New Roman" w:eastAsia="Times New Roman" w:hAnsi="Times New Roman" w:cs="Times New Roman"/>
+        </w:rPr>
+      </w:pPr>
+      <w:r>
+        <w:rPr>
+          <w:rFonts w:ascii="Times New Roman" w:eastAsia="Times New Roman" w:hAnsi="Times New Roman" w:cs="Times New Roman"/>
+        </w:rPr>
+        <w:t xml:space="preserve">  main = "Stress Levels between Doctors and Engineers",</w:t>
+      </w:r>
+    </w:p>
+    <w:p>
+      <w:pPr>
+        <w:pStyle w:val="ListParagraph"/>
+        <w:ind w:left="2250" w:hanging="810"/>
+        <w:rPr>
+          <w:rFonts w:ascii="Times New Roman" w:eastAsia="Times New Roman" w:hAnsi="Times New Roman" w:cs="Times New Roman"/>
+        </w:rPr>
+      </w:pPr>
+      <w:r>
+        <w:rPr>
+          <w:rFonts w:ascii="Times New Roman" w:eastAsia="Times New Roman" w:hAnsi="Times New Roman" w:cs="Times New Roman"/>
+        </w:rPr>
+        <w:t xml:space="preserve">  </w:t>
+      </w:r>
+      <w:proofErr w:type="spellStart"/>
+      <w:r>
+        <w:rPr>
+          <w:rFonts w:ascii="Times New Roman" w:eastAsia="Times New Roman" w:hAnsi="Times New Roman" w:cs="Times New Roman"/>
+        </w:rPr>
+        <w:t>xlab</w:t>
+      </w:r>
+      <w:proofErr w:type="spellEnd"/>
+      <w:r>
+        <w:rPr>
+          <w:rFonts w:ascii="Times New Roman" w:eastAsia="Times New Roman" w:hAnsi="Times New Roman" w:cs="Times New Roman"/>
+        </w:rPr>
+        <w:t xml:space="preserve"> = "Occupation", </w:t>
+      </w:r>
+    </w:p>
+    <w:p>
+      <w:pPr>
+        <w:pStyle w:val="ListParagraph"/>
+        <w:ind w:left="2250" w:hanging="810"/>
+        <w:rPr>
+          <w:rFonts w:ascii="Times New Roman" w:eastAsia="Times New Roman" w:hAnsi="Times New Roman" w:cs="Times New Roman"/>
+        </w:rPr>
+      </w:pPr>
+      <w:r>
+        <w:rPr>
+          <w:rFonts w:ascii="Times New Roman" w:eastAsia="Times New Roman" w:hAnsi="Times New Roman" w:cs="Times New Roman"/>
+        </w:rPr>
+        <w:t xml:space="preserve">  </w:t>
+      </w:r>
+      <w:proofErr w:type="spellStart"/>
+      <w:r>
+        <w:rPr>
+          <w:rFonts w:ascii="Times New Roman" w:eastAsia="Times New Roman" w:hAnsi="Times New Roman" w:cs="Times New Roman"/>
+        </w:rPr>
+        <w:t>ylab</w:t>
+      </w:r>
+      <w:proofErr w:type="spellEnd"/>
+      <w:r>
+        <w:rPr>
+          <w:rFonts w:ascii="Times New Roman" w:eastAsia="Times New Roman" w:hAnsi="Times New Roman" w:cs="Times New Roman"/>
+        </w:rPr>
+        <w:t xml:space="preserve"> = "Stress Levels",</w:t>
+      </w:r>
+    </w:p>
+    <w:p>
+      <w:pPr>
+        <w:pStyle w:val="ListParagraph"/>
+        <w:ind w:left="2250" w:hanging="810"/>
+        <w:rPr>
+          <w:rFonts w:ascii="Times New Roman" w:eastAsia="Times New Roman" w:hAnsi="Times New Roman" w:cs="Times New Roman"/>
+        </w:rPr>
+      </w:pPr>
+      <w:r>
+        <w:rPr>
+          <w:rFonts w:ascii="Times New Roman" w:eastAsia="Times New Roman" w:hAnsi="Times New Roman" w:cs="Times New Roman"/>
+        </w:rPr>
+        <w:t xml:space="preserve">  col = </w:t>
+      </w:r>
+      <w:proofErr w:type="gramStart"/>
+      <w:r>
+        <w:rPr>
+          <w:rFonts w:ascii="Times New Roman" w:eastAsia="Times New Roman" w:hAnsi="Times New Roman" w:cs="Times New Roman"/>
+        </w:rPr>
+        <w:t>c(</w:t>
+      </w:r>
+      <w:proofErr w:type="gramEnd"/>
+      <w:r>
+        <w:rPr>
+          <w:rFonts w:ascii="Times New Roman" w:eastAsia="Times New Roman" w:hAnsi="Times New Roman" w:cs="Times New Roman"/>
+        </w:rPr>
+        <w:t>"</w:t>
+      </w:r>
+      <w:proofErr w:type="spellStart"/>
+      <w:r>
+        <w:rPr>
+          <w:rFonts w:ascii="Times New Roman" w:eastAsia="Times New Roman" w:hAnsi="Times New Roman" w:cs="Times New Roman"/>
+        </w:rPr>
+        <w:t>lightblue</w:t>
+      </w:r>
+      <w:proofErr w:type="spellEnd"/>
+      <w:r>
+        <w:rPr>
+          <w:rFonts w:ascii="Times New Roman" w:eastAsia="Times New Roman" w:hAnsi="Times New Roman" w:cs="Times New Roman"/>
+        </w:rPr>
+        <w:t>", "</w:t>
+      </w:r>
+      <w:proofErr w:type="spellStart"/>
+      <w:r>
+        <w:rPr>
+          <w:rFonts w:ascii="Times New Roman" w:eastAsia="Times New Roman" w:hAnsi="Times New Roman" w:cs="Times New Roman"/>
+        </w:rPr>
+        <w:t>lightgreen</w:t>
+      </w:r>
+      <w:proofErr w:type="spellEnd"/>
+      <w:r>
+        <w:rPr>
+          <w:rFonts w:ascii="Times New Roman" w:eastAsia="Times New Roman" w:hAnsi="Times New Roman" w:cs="Times New Roman"/>
+        </w:rPr>
+        <w:t>")</w:t>
+      </w:r>
+    </w:p>
+    <w:p>
+      <w:pPr>
+        <w:pStyle w:val="ListParagraph"/>
+        <w:ind w:left="2250" w:hanging="810"/>
+        <w:rPr>
+          <w:rFonts w:ascii="Times New Roman" w:eastAsia="Times New Roman" w:hAnsi="Times New Roman" w:cs="Times New Roman"/>
+        </w:rPr>
+      </w:pPr>
+      <w:r>
+        <w:rPr>
+          <w:rFonts w:ascii="Times New Roman" w:eastAsia="Times New Roman" w:hAnsi="Times New Roman" w:cs="Times New Roman"/>
+        </w:rPr>
+        <w:t>)</w:t>
+      </w:r>
+    </w:p>
+    <w:p>
+      <w:pPr>
+        <w:pStyle w:val="ListParagraph"/>
+        <w:ind w:left="2250" w:hanging="810"/>
+        <w:rPr>
+          <w:rFonts w:ascii="Times New Roman" w:eastAsia="Times New Roman" w:hAnsi="Times New Roman" w:cs="Times New Roman"/>
+        </w:rPr>
+      </w:pPr>
+      <w:r>
+        <w:rPr>
+          <w:rFonts w:ascii="Times New Roman" w:eastAsia="Times New Roman" w:hAnsi="Times New Roman" w:cs="Times New Roman"/>
+        </w:rPr>
+        <w:t>#Creates Legends for clearer interpretation of the graph</w:t>
+      </w:r>
+    </w:p>
+    <w:p>
+      <w:pPr>
+        <w:pStyle w:val="ListParagraph"/>
+        <w:ind w:left="2250" w:hanging="810"/>
+        <w:rPr>
+          <w:rFonts w:ascii="Times New Roman" w:eastAsia="Times New Roman" w:hAnsi="Times New Roman" w:cs="Times New Roman"/>
+        </w:rPr>
+      </w:pPr>
+      <w:proofErr w:type="gramStart"/>
+      <w:r>
+        <w:rPr>
+          <w:rFonts w:ascii="Times New Roman" w:eastAsia="Times New Roman" w:hAnsi="Times New Roman" w:cs="Times New Roman"/>
+        </w:rPr>
+        <w:t>legend(</w:t>
+      </w:r>
+      <w:proofErr w:type="gramEnd"/>
+      <w:r>
+        <w:rPr>
+          <w:rFonts w:ascii="Times New Roman" w:eastAsia="Times New Roman" w:hAnsi="Times New Roman" w:cs="Times New Roman"/>
+        </w:rPr>
+        <w:t>"</w:t>
+      </w:r>
+      <w:proofErr w:type="spellStart"/>
+      <w:r>
+        <w:rPr>
+          <w:rFonts w:ascii="Times New Roman" w:eastAsia="Times New Roman" w:hAnsi="Times New Roman" w:cs="Times New Roman"/>
+        </w:rPr>
+        <w:t>topright</w:t>
+      </w:r>
+      <w:proofErr w:type="spellEnd"/>
+      <w:r>
+        <w:rPr>
+          <w:rFonts w:ascii="Times New Roman" w:eastAsia="Times New Roman" w:hAnsi="Times New Roman" w:cs="Times New Roman"/>
+        </w:rPr>
+        <w:t>",</w:t>
+      </w:r>
+    </w:p>
+    <w:p>
+      <w:pPr>
+        <w:pStyle w:val="ListParagraph"/>
+        <w:ind w:left="2250" w:hanging="810"/>
+        <w:rPr>
+          <w:rFonts w:ascii="Times New Roman" w:eastAsia="Times New Roman" w:hAnsi="Times New Roman" w:cs="Times New Roman"/>
+        </w:rPr>
+      </w:pPr>
+      <w:r>
+        <w:rPr>
+          <w:rFonts w:ascii="Times New Roman" w:eastAsia="Times New Roman" w:hAnsi="Times New Roman" w:cs="Times New Roman"/>
+        </w:rPr>
+        <w:t xml:space="preserve">       legend = </w:t>
+      </w:r>
+      <w:proofErr w:type="gramStart"/>
+      <w:r>
+        <w:rPr>
+          <w:rFonts w:ascii="Times New Roman" w:eastAsia="Times New Roman" w:hAnsi="Times New Roman" w:cs="Times New Roman"/>
+        </w:rPr>
+        <w:t>c(</w:t>
+      </w:r>
+      <w:proofErr w:type="gramEnd"/>
+      <w:r>
+        <w:rPr>
+          <w:rFonts w:ascii="Times New Roman" w:eastAsia="Times New Roman" w:hAnsi="Times New Roman" w:cs="Times New Roman"/>
+        </w:rPr>
+        <w:t>"Doctors' Stress Levels (Age: 27-59)", "Engineers' Stress Levels (Age:27-59)"),</w:t>
+      </w:r>
+    </w:p>
+    <w:p>
+      <w:pPr>
+        <w:pStyle w:val="ListParagraph"/>
+        <w:ind w:left="2250" w:hanging="810"/>
+        <w:rPr>
+          <w:rFonts w:ascii="Times New Roman" w:eastAsia="Times New Roman" w:hAnsi="Times New Roman" w:cs="Times New Roman"/>
+        </w:rPr>
+      </w:pPr>
+      <w:r>
+        <w:rPr>
+          <w:rFonts w:ascii="Times New Roman" w:eastAsia="Times New Roman" w:hAnsi="Times New Roman" w:cs="Times New Roman"/>
+        </w:rPr>
+        <w:t xml:space="preserve">       fill = </w:t>
+      </w:r>
+      <w:proofErr w:type="gramStart"/>
+      <w:r>
+        <w:rPr>
+          <w:rFonts w:ascii="Times New Roman" w:eastAsia="Times New Roman" w:hAnsi="Times New Roman" w:cs="Times New Roman"/>
+        </w:rPr>
+        <w:t>c(</w:t>
+      </w:r>
+      <w:proofErr w:type="gramEnd"/>
+      <w:r>
+        <w:rPr>
+          <w:rFonts w:ascii="Times New Roman" w:eastAsia="Times New Roman" w:hAnsi="Times New Roman" w:cs="Times New Roman"/>
+        </w:rPr>
+        <w:t>"</w:t>
+      </w:r>
+      <w:proofErr w:type="spellStart"/>
+      <w:r>
+        <w:rPr>
+          <w:rFonts w:ascii="Times New Roman" w:eastAsia="Times New Roman" w:hAnsi="Times New Roman" w:cs="Times New Roman"/>
+        </w:rPr>
+        <w:t>lightblue</w:t>
+      </w:r>
+      <w:proofErr w:type="spellEnd"/>
+      <w:r>
+        <w:rPr>
+          <w:rFonts w:ascii="Times New Roman" w:eastAsia="Times New Roman" w:hAnsi="Times New Roman" w:cs="Times New Roman"/>
+        </w:rPr>
+        <w:t>", "</w:t>
+      </w:r>
+      <w:proofErr w:type="spellStart"/>
+      <w:r>
+        <w:rPr>
+          <w:rFonts w:ascii="Times New Roman" w:eastAsia="Times New Roman" w:hAnsi="Times New Roman" w:cs="Times New Roman"/>
+        </w:rPr>
+        <w:t>lightgreen</w:t>
+      </w:r>
+      <w:proofErr w:type="spellEnd"/>
+      <w:r>
+        <w:rPr>
+          <w:rFonts w:ascii="Times New Roman" w:eastAsia="Times New Roman" w:hAnsi="Times New Roman" w:cs="Times New Roman"/>
+        </w:rPr>
+        <w:t>"),</w:t>
+      </w:r>
+    </w:p>
+    <w:p>
+      <w:pPr>
+        <w:pStyle w:val="ListParagraph"/>
+        <w:ind w:left="2250" w:hanging="810"/>
+        <w:rPr>
+          <w:rFonts w:ascii="Times New Roman" w:eastAsia="Times New Roman" w:hAnsi="Times New Roman" w:cs="Times New Roman"/>
+        </w:rPr>
+      </w:pPr>
+      <w:r>
+        <w:rPr>
+          <w:rFonts w:ascii="Times New Roman" w:eastAsia="Times New Roman" w:hAnsi="Times New Roman" w:cs="Times New Roman"/>
+        </w:rPr>
+        <w:t xml:space="preserve">       </w:t>
+      </w:r>
+      <w:proofErr w:type="spellStart"/>
+      <w:r>
+        <w:rPr>
+          <w:rFonts w:ascii="Times New Roman" w:eastAsia="Times New Roman" w:hAnsi="Times New Roman" w:cs="Times New Roman"/>
+        </w:rPr>
+        <w:t>bty</w:t>
+      </w:r>
+      <w:proofErr w:type="spellEnd"/>
+      <w:r>
+        <w:rPr>
+          <w:rFonts w:ascii="Times New Roman" w:eastAsia="Times New Roman" w:hAnsi="Times New Roman" w:cs="Times New Roman"/>
+        </w:rPr>
+        <w:t xml:space="preserve"> = "o",</w:t>
+      </w:r>
+    </w:p>
+    <w:p>
+      <w:pPr>
+        <w:pStyle w:val="ListParagraph"/>
+        <w:ind w:left="2250" w:hanging="810"/>
+        <w:rPr>
+          <w:rFonts w:ascii="Times New Roman" w:eastAsia="Times New Roman" w:hAnsi="Times New Roman" w:cs="Times New Roman"/>
+        </w:rPr>
+      </w:pPr>
+      <w:r>
+        <w:rPr>
+          <w:rFonts w:ascii="Times New Roman" w:eastAsia="Times New Roman" w:hAnsi="Times New Roman" w:cs="Times New Roman"/>
+        </w:rPr>
+        <w:t xml:space="preserve">       </w:t>
+      </w:r>
+      <w:proofErr w:type="spellStart"/>
+      <w:r>
+        <w:rPr>
+          <w:rFonts w:ascii="Times New Roman" w:eastAsia="Times New Roman" w:hAnsi="Times New Roman" w:cs="Times New Roman"/>
+        </w:rPr>
+        <w:t>bg</w:t>
+      </w:r>
+      <w:proofErr w:type="spellEnd"/>
+      <w:r>
+        <w:rPr>
+          <w:rFonts w:ascii="Times New Roman" w:eastAsia="Times New Roman" w:hAnsi="Times New Roman" w:cs="Times New Roman"/>
+        </w:rPr>
+        <w:t xml:space="preserve"> = "white",</w:t>
+      </w:r>
+    </w:p>
+    <w:p>
+      <w:pPr>
+        <w:pStyle w:val="ListParagraph"/>
+        <w:ind w:left="2250" w:hanging="810"/>
+        <w:rPr>
+          <w:rFonts w:ascii="Times New Roman" w:eastAsia="Times New Roman" w:hAnsi="Times New Roman" w:cs="Times New Roman"/>
+        </w:rPr>
+      </w:pPr>
+      <w:r>
+        <w:rPr>
+          <w:rFonts w:ascii="Times New Roman" w:eastAsia="Times New Roman" w:hAnsi="Times New Roman" w:cs="Times New Roman"/>
+        </w:rPr>
+        <w:t xml:space="preserve">       </w:t>
+      </w:r>
+      <w:proofErr w:type="spellStart"/>
+      <w:r>
+        <w:rPr>
+          <w:rFonts w:ascii="Times New Roman" w:eastAsia="Times New Roman" w:hAnsi="Times New Roman" w:cs="Times New Roman"/>
+        </w:rPr>
+        <w:t>box.col</w:t>
+      </w:r>
+      <w:proofErr w:type="spellEnd"/>
+      <w:r>
+        <w:rPr>
+          <w:rFonts w:ascii="Times New Roman" w:eastAsia="Times New Roman" w:hAnsi="Times New Roman" w:cs="Times New Roman"/>
+        </w:rPr>
+        <w:t xml:space="preserve"> = "black",</w:t>
+      </w:r>
+    </w:p>
+    <w:p>
+      <w:pPr>
+        <w:pStyle w:val="ListParagraph"/>
+        <w:ind w:left="2250" w:hanging="810"/>
+        <w:rPr>
+          <w:rFonts w:ascii="Times New Roman" w:eastAsia="Times New Roman" w:hAnsi="Times New Roman" w:cs="Times New Roman"/>
+        </w:rPr>
+      </w:pPr>
+      <w:r>
+        <w:rPr>
+          <w:rFonts w:ascii="Times New Roman" w:eastAsia="Times New Roman" w:hAnsi="Times New Roman" w:cs="Times New Roman"/>
+        </w:rPr>
+        <w:t xml:space="preserve">       </w:t>
+      </w:r>
+      <w:proofErr w:type="spellStart"/>
+      <w:r>
+        <w:rPr>
+          <w:rFonts w:ascii="Times New Roman" w:eastAsia="Times New Roman" w:hAnsi="Times New Roman" w:cs="Times New Roman"/>
+        </w:rPr>
+        <w:t>cex</w:t>
+      </w:r>
+      <w:proofErr w:type="spellEnd"/>
+      <w:r>
+        <w:rPr>
+          <w:rFonts w:ascii="Times New Roman" w:eastAsia="Times New Roman" w:hAnsi="Times New Roman" w:cs="Times New Roman"/>
+        </w:rPr>
+        <w:t xml:space="preserve"> = 0.8</w:t>
+      </w:r>
+    </w:p>
+    <w:p>
+      <w:pPr>
+        <w:pStyle w:val="ListParagraph"/>
+        <w:ind w:left="2250" w:hanging="810"/>
+        <w:rPr>
+          <w:rFonts w:ascii="Times New Roman" w:eastAsia="Times New Roman" w:hAnsi="Times New Roman" w:cs="Times New Roman"/>
+        </w:rPr>
+      </w:pPr>
+      <w:r>
+        <w:rPr>
+          <w:rFonts w:ascii="Times New Roman" w:eastAsia="Times New Roman" w:hAnsi="Times New Roman" w:cs="Times New Roman"/>
+        </w:rPr>
+        <w:lastRenderedPageBreak/>
+        <w:t>)</w:t>
+      </w:r>
+    </w:p>
+    <w:p>
+      <w:pPr>
+        <w:pStyle w:val="ListParagraph"/>
+        <w:ind w:left="2250" w:hanging="810"/>
+        <w:rPr>
+          <w:rFonts w:ascii="Times New Roman" w:eastAsia="Times New Roman" w:hAnsi="Times New Roman" w:cs="Times New Roman"/>
+        </w:rPr>
+      </w:pPr>
+    </w:p>
+    <w:p>
+      <w:pPr>
+        <w:pStyle w:val="ListParagraph"/>
+        <w:ind w:left="2250" w:hanging="810"/>
+        <w:rPr>
+          <w:rFonts w:ascii="Times New Roman" w:eastAsia="Times New Roman" w:hAnsi="Times New Roman" w:cs="Times New Roman"/>
+          <w:b/>
+        </w:rPr>
+      </w:pPr>
+      <w:r>
+        <w:rPr>
+          <w:rFonts w:ascii="Times New Roman" w:eastAsia="Times New Roman" w:hAnsi="Times New Roman" w:cs="Times New Roman"/>
+          <w:b/>
+        </w:rPr>
+        <w:t xml:space="preserve">A1.2 </w:t>
+      </w:r>
+      <w:r>
+        <w:rPr>
+          <w:rFonts w:ascii="Times New Roman" w:eastAsia="Times New Roman" w:hAnsi="Times New Roman" w:cs="Times New Roman"/>
+          <w:b/>
+        </w:rPr>
+        <w:t>R code for Histogram</w:t>
+      </w:r>
+    </w:p>
+    <w:p>
+      <w:pPr>
+        <w:pStyle w:val="ListParagraph"/>
+        <w:ind w:left="2250" w:hanging="810"/>
+        <w:rPr>
+          <w:rFonts w:ascii="Times New Roman" w:eastAsia="Times New Roman" w:hAnsi="Times New Roman" w:cs="Times New Roman"/>
+        </w:rPr>
+      </w:pPr>
+    </w:p>
+    <w:p>
+      <w:pPr>
+        <w:pStyle w:val="ListParagraph"/>
+        <w:ind w:left="2250" w:hanging="810"/>
+        <w:rPr>
+          <w:rFonts w:ascii="Times New Roman" w:eastAsia="Times New Roman" w:hAnsi="Times New Roman" w:cs="Times New Roman"/>
+        </w:rPr>
+      </w:pPr>
+      <w:r>
+        <w:rPr>
+          <w:rFonts w:ascii="Times New Roman" w:eastAsia="Times New Roman" w:hAnsi="Times New Roman" w:cs="Times New Roman"/>
+        </w:rPr>
+        <w:t>library(</w:t>
+      </w:r>
+      <w:proofErr w:type="spellStart"/>
+      <w:r>
+        <w:rPr>
+          <w:rFonts w:ascii="Times New Roman" w:eastAsia="Times New Roman" w:hAnsi="Times New Roman" w:cs="Times New Roman"/>
+        </w:rPr>
+        <w:t>readr</w:t>
+      </w:r>
+      <w:proofErr w:type="spellEnd"/>
+      <w:r>
+        <w:rPr>
+          <w:rFonts w:ascii="Times New Roman" w:eastAsia="Times New Roman" w:hAnsi="Times New Roman" w:cs="Times New Roman"/>
+        </w:rPr>
+        <w:t>)</w:t>
+      </w:r>
+    </w:p>
+    <w:p>
+      <w:pPr>
+        <w:pStyle w:val="ListParagraph"/>
+        <w:ind w:left="2250" w:hanging="810"/>
+        <w:rPr>
+          <w:rFonts w:ascii="Times New Roman" w:eastAsia="Times New Roman" w:hAnsi="Times New Roman" w:cs="Times New Roman"/>
+        </w:rPr>
+      </w:pPr>
+      <w:proofErr w:type="spellStart"/>
+      <w:r>
+        <w:rPr>
+          <w:rFonts w:ascii="Times New Roman" w:eastAsia="Times New Roman" w:hAnsi="Times New Roman" w:cs="Times New Roman"/>
+        </w:rPr>
+        <w:t>Sleep_health_and_lifestyle_dataset</w:t>
+      </w:r>
+      <w:proofErr w:type="spellEnd"/>
+      <w:r>
+        <w:rPr>
+          <w:rFonts w:ascii="Times New Roman" w:eastAsia="Times New Roman" w:hAnsi="Times New Roman" w:cs="Times New Roman"/>
+        </w:rPr>
+        <w:t xml:space="preserve"> &lt;- read.csv("dataset/Sleep_health_and_lifestyle_dataset.csv")</w:t>
+      </w:r>
+    </w:p>
+    <w:p>
+      <w:pPr>
+        <w:pStyle w:val="ListParagraph"/>
+        <w:ind w:left="2250" w:hanging="810"/>
+        <w:rPr>
+          <w:rFonts w:ascii="Times New Roman" w:eastAsia="Times New Roman" w:hAnsi="Times New Roman" w:cs="Times New Roman"/>
+        </w:rPr>
+      </w:pPr>
+      <w:proofErr w:type="gramStart"/>
+      <w:r>
+        <w:rPr>
+          <w:rFonts w:ascii="Times New Roman" w:eastAsia="Times New Roman" w:hAnsi="Times New Roman" w:cs="Times New Roman"/>
+        </w:rPr>
+        <w:t>View(</w:t>
+      </w:r>
+      <w:proofErr w:type="spellStart"/>
+      <w:proofErr w:type="gramEnd"/>
+      <w:r>
+        <w:rPr>
+          <w:rFonts w:ascii="Times New Roman" w:eastAsia="Times New Roman" w:hAnsi="Times New Roman" w:cs="Times New Roman"/>
+        </w:rPr>
+        <w:t>Sleep_health_and_lifestyle_dataset</w:t>
+      </w:r>
+      <w:proofErr w:type="spellEnd"/>
+      <w:r>
+        <w:rPr>
+          <w:rFonts w:ascii="Times New Roman" w:eastAsia="Times New Roman" w:hAnsi="Times New Roman" w:cs="Times New Roman"/>
+        </w:rPr>
+        <w:t>)</w:t>
+      </w:r>
+    </w:p>
+    <w:p>
+      <w:pPr>
+        <w:pStyle w:val="ListParagraph"/>
+        <w:ind w:left="2250" w:hanging="810"/>
+        <w:rPr>
+          <w:rFonts w:ascii="Times New Roman" w:eastAsia="Times New Roman" w:hAnsi="Times New Roman" w:cs="Times New Roman"/>
+        </w:rPr>
+      </w:pPr>
+      <w:r>
+        <w:rPr>
+          <w:rFonts w:ascii="Times New Roman" w:eastAsia="Times New Roman" w:hAnsi="Times New Roman" w:cs="Times New Roman"/>
+        </w:rPr>
+        <w:t xml:space="preserve"># Reference dataset as cw2 </w:t>
+      </w:r>
+    </w:p>
+    <w:p>
+      <w:pPr>
+        <w:pStyle w:val="ListParagraph"/>
+        <w:ind w:left="2250" w:hanging="810"/>
+        <w:rPr>
+          <w:rFonts w:ascii="Times New Roman" w:eastAsia="Times New Roman" w:hAnsi="Times New Roman" w:cs="Times New Roman"/>
+        </w:rPr>
+      </w:pPr>
+      <w:r>
+        <w:rPr>
+          <w:rFonts w:ascii="Times New Roman" w:eastAsia="Times New Roman" w:hAnsi="Times New Roman" w:cs="Times New Roman"/>
+        </w:rPr>
+        <w:t xml:space="preserve">cw2 &lt;- </w:t>
+      </w:r>
+      <w:proofErr w:type="spellStart"/>
+      <w:r>
+        <w:rPr>
+          <w:rFonts w:ascii="Times New Roman" w:eastAsia="Times New Roman" w:hAnsi="Times New Roman" w:cs="Times New Roman"/>
+        </w:rPr>
+        <w:t>Sleep_health_and_lifestyle_dataset</w:t>
+      </w:r>
+      <w:proofErr w:type="spellEnd"/>
+    </w:p>
+    <w:p>
+      <w:pPr>
+        <w:pStyle w:val="ListParagraph"/>
+        <w:ind w:left="2250" w:hanging="810"/>
+        <w:rPr>
+          <w:rFonts w:ascii="Times New Roman" w:eastAsia="Times New Roman" w:hAnsi="Times New Roman" w:cs="Times New Roman"/>
+        </w:rPr>
+      </w:pPr>
+      <w:r>
+        <w:rPr>
+          <w:rFonts w:ascii="Times New Roman" w:eastAsia="Times New Roman" w:hAnsi="Times New Roman" w:cs="Times New Roman"/>
+        </w:rPr>
+        <w:t># Adding _ to column so I can call it without errors due to space</w:t>
+      </w:r>
+    </w:p>
+    <w:p>
+      <w:pPr>
+        <w:pStyle w:val="ListParagraph"/>
+        <w:ind w:left="2250" w:hanging="810"/>
+        <w:rPr>
+          <w:rFonts w:ascii="Times New Roman" w:eastAsia="Times New Roman" w:hAnsi="Times New Roman" w:cs="Times New Roman"/>
+        </w:rPr>
+      </w:pPr>
+      <w:proofErr w:type="spellStart"/>
+      <w:r>
+        <w:rPr>
+          <w:rFonts w:ascii="Times New Roman" w:eastAsia="Times New Roman" w:hAnsi="Times New Roman" w:cs="Times New Roman"/>
+        </w:rPr>
+        <w:t>colnames</w:t>
+      </w:r>
+      <w:proofErr w:type="spellEnd"/>
+      <w:r>
+        <w:rPr>
+          <w:rFonts w:ascii="Times New Roman" w:eastAsia="Times New Roman" w:hAnsi="Times New Roman" w:cs="Times New Roman"/>
+        </w:rPr>
+        <w:t>(cw</w:t>
+      </w:r>
+      <w:proofErr w:type="gramStart"/>
+      <w:r>
+        <w:rPr>
+          <w:rFonts w:ascii="Times New Roman" w:eastAsia="Times New Roman" w:hAnsi="Times New Roman" w:cs="Times New Roman"/>
+        </w:rPr>
+        <w:t>2)[</w:t>
+      </w:r>
+      <w:proofErr w:type="gramEnd"/>
+      <w:r>
+        <w:rPr>
+          <w:rFonts w:ascii="Times New Roman" w:eastAsia="Times New Roman" w:hAnsi="Times New Roman" w:cs="Times New Roman"/>
+        </w:rPr>
+        <w:t>8] &lt;- "</w:t>
+      </w:r>
+      <w:proofErr w:type="spellStart"/>
+      <w:r>
+        <w:rPr>
+          <w:rFonts w:ascii="Times New Roman" w:eastAsia="Times New Roman" w:hAnsi="Times New Roman" w:cs="Times New Roman"/>
+        </w:rPr>
+        <w:t>stress_level</w:t>
+      </w:r>
+      <w:proofErr w:type="spellEnd"/>
+      <w:r>
+        <w:rPr>
+          <w:rFonts w:ascii="Times New Roman" w:eastAsia="Times New Roman" w:hAnsi="Times New Roman" w:cs="Times New Roman"/>
+        </w:rPr>
+        <w:t>"</w:t>
+      </w:r>
+    </w:p>
+    <w:p>
+      <w:pPr>
+        <w:pStyle w:val="ListParagraph"/>
+        <w:ind w:left="2250" w:hanging="810"/>
+        <w:rPr>
+          <w:rFonts w:ascii="Times New Roman" w:eastAsia="Times New Roman" w:hAnsi="Times New Roman" w:cs="Times New Roman"/>
+        </w:rPr>
+      </w:pPr>
+      <w:r>
+        <w:rPr>
+          <w:rFonts w:ascii="Times New Roman" w:eastAsia="Times New Roman" w:hAnsi="Times New Roman" w:cs="Times New Roman"/>
+        </w:rPr>
+        <w:t># Creating a subset of rows with only doctor or engineer as occupation</w:t>
+      </w:r>
+    </w:p>
+    <w:p>
+      <w:pPr>
+        <w:pStyle w:val="ListParagraph"/>
+        <w:ind w:left="2250" w:hanging="810"/>
+        <w:rPr>
+          <w:rFonts w:ascii="Times New Roman" w:eastAsia="Times New Roman" w:hAnsi="Times New Roman" w:cs="Times New Roman"/>
+        </w:rPr>
+      </w:pPr>
+      <w:proofErr w:type="spellStart"/>
+      <w:r>
+        <w:rPr>
+          <w:rFonts w:ascii="Times New Roman" w:eastAsia="Times New Roman" w:hAnsi="Times New Roman" w:cs="Times New Roman"/>
+        </w:rPr>
+        <w:t>data_hist</w:t>
+      </w:r>
+      <w:proofErr w:type="spellEnd"/>
+      <w:r>
+        <w:rPr>
+          <w:rFonts w:ascii="Times New Roman" w:eastAsia="Times New Roman" w:hAnsi="Times New Roman" w:cs="Times New Roman"/>
+        </w:rPr>
+        <w:t xml:space="preserve"> &lt;- </w:t>
+      </w:r>
+      <w:proofErr w:type="gramStart"/>
+      <w:r>
+        <w:rPr>
+          <w:rFonts w:ascii="Times New Roman" w:eastAsia="Times New Roman" w:hAnsi="Times New Roman" w:cs="Times New Roman"/>
+        </w:rPr>
+        <w:t>subset(</w:t>
+      </w:r>
+      <w:proofErr w:type="gramEnd"/>
+    </w:p>
+    <w:p>
+      <w:pPr>
+        <w:pStyle w:val="ListParagraph"/>
+        <w:ind w:left="2250" w:hanging="810"/>
+        <w:rPr>
+          <w:rFonts w:ascii="Times New Roman" w:eastAsia="Times New Roman" w:hAnsi="Times New Roman" w:cs="Times New Roman"/>
+        </w:rPr>
+      </w:pPr>
+      <w:r>
+        <w:rPr>
+          <w:rFonts w:ascii="Times New Roman" w:eastAsia="Times New Roman" w:hAnsi="Times New Roman" w:cs="Times New Roman"/>
+        </w:rPr>
+        <w:t xml:space="preserve">  cw2,</w:t>
+      </w:r>
+    </w:p>
+    <w:p>
+      <w:pPr>
+        <w:pStyle w:val="ListParagraph"/>
+        <w:ind w:left="2250" w:hanging="810"/>
+        <w:rPr>
+          <w:rFonts w:ascii="Times New Roman" w:eastAsia="Times New Roman" w:hAnsi="Times New Roman" w:cs="Times New Roman"/>
+        </w:rPr>
+      </w:pPr>
+      <w:r>
+        <w:rPr>
+          <w:rFonts w:ascii="Times New Roman" w:eastAsia="Times New Roman" w:hAnsi="Times New Roman" w:cs="Times New Roman"/>
+        </w:rPr>
+        <w:t xml:space="preserve">  Occupation == "Doctor" | Occupation == "Engineer"</w:t>
+      </w:r>
+    </w:p>
+    <w:p>
+      <w:pPr>
+        <w:pStyle w:val="ListParagraph"/>
+        <w:ind w:left="2250" w:hanging="810"/>
+        <w:rPr>
+          <w:rFonts w:ascii="Times New Roman" w:eastAsia="Times New Roman" w:hAnsi="Times New Roman" w:cs="Times New Roman"/>
+        </w:rPr>
+      </w:pPr>
+      <w:r>
+        <w:rPr>
+          <w:rFonts w:ascii="Times New Roman" w:eastAsia="Times New Roman" w:hAnsi="Times New Roman" w:cs="Times New Roman"/>
+        </w:rPr>
+        <w:t>)</w:t>
+      </w:r>
+    </w:p>
+    <w:p>
+      <w:pPr>
+        <w:pStyle w:val="ListParagraph"/>
+        <w:ind w:left="2250" w:hanging="810"/>
+        <w:rPr>
+          <w:rFonts w:ascii="Times New Roman" w:eastAsia="Times New Roman" w:hAnsi="Times New Roman" w:cs="Times New Roman"/>
+        </w:rPr>
+      </w:pPr>
+      <w:proofErr w:type="spellStart"/>
+      <w:r>
+        <w:rPr>
+          <w:rFonts w:ascii="Times New Roman" w:eastAsia="Times New Roman" w:hAnsi="Times New Roman" w:cs="Times New Roman"/>
+        </w:rPr>
+        <w:t>breaks_seq</w:t>
+      </w:r>
+      <w:proofErr w:type="spellEnd"/>
+      <w:r>
+        <w:rPr>
+          <w:rFonts w:ascii="Times New Roman" w:eastAsia="Times New Roman" w:hAnsi="Times New Roman" w:cs="Times New Roman"/>
+        </w:rPr>
+        <w:t xml:space="preserve"> &lt;- </w:t>
+      </w:r>
       <w:proofErr w:type="spellStart"/>
       <w:proofErr w:type="gramStart"/>
       <w:r>
         <w:rPr>
           <w:rFonts w:ascii="Times New Roman" w:eastAsia="Times New Roman" w:hAnsi="Times New Roman" w:cs="Times New Roman"/>
         </w:rPr>
-        <w:t>colnames</w:t>
+        <w:t>seq</w:t>
       </w:r>
       <w:proofErr w:type="spellEnd"/>
       <w:r>
@@ -5722,6 +6676,638 @@
           <w:rFonts w:ascii="Times New Roman" w:eastAsia="Times New Roman" w:hAnsi="Times New Roman" w:cs="Times New Roman"/>
         </w:rPr>
         <w:t>(</w:t>
+      </w:r>
+      <w:proofErr w:type="gramEnd"/>
+      <w:r>
+        <w:rPr>
+          <w:rFonts w:ascii="Times New Roman" w:eastAsia="Times New Roman" w:hAnsi="Times New Roman" w:cs="Times New Roman"/>
+        </w:rPr>
+        <w:t>1, 10, by = 1)</w:t>
+      </w:r>
+    </w:p>
+    <w:p>
+      <w:pPr>
+        <w:pStyle w:val="ListParagraph"/>
+        <w:ind w:left="2250" w:hanging="810"/>
+        <w:rPr>
+          <w:rFonts w:ascii="Times New Roman" w:eastAsia="Times New Roman" w:hAnsi="Times New Roman" w:cs="Times New Roman"/>
+        </w:rPr>
+      </w:pPr>
+      <w:r>
+        <w:rPr>
+          <w:rFonts w:ascii="Times New Roman" w:eastAsia="Times New Roman" w:hAnsi="Times New Roman" w:cs="Times New Roman"/>
+        </w:rPr>
+        <w:t># Creates a Histogram for stress levels</w:t>
+      </w:r>
+    </w:p>
+    <w:p>
+      <w:pPr>
+        <w:pStyle w:val="ListParagraph"/>
+        <w:ind w:left="2250" w:hanging="810"/>
+        <w:rPr>
+          <w:rFonts w:ascii="Times New Roman" w:eastAsia="Times New Roman" w:hAnsi="Times New Roman" w:cs="Times New Roman"/>
+        </w:rPr>
+      </w:pPr>
+      <w:proofErr w:type="gramStart"/>
+      <w:r>
+        <w:rPr>
+          <w:rFonts w:ascii="Times New Roman" w:eastAsia="Times New Roman" w:hAnsi="Times New Roman" w:cs="Times New Roman"/>
+        </w:rPr>
+        <w:t>hist(</w:t>
+      </w:r>
+      <w:proofErr w:type="gramEnd"/>
+    </w:p>
+    <w:p>
+      <w:pPr>
+        <w:pStyle w:val="ListParagraph"/>
+        <w:ind w:left="2250" w:hanging="810"/>
+        <w:rPr>
+          <w:rFonts w:ascii="Times New Roman" w:eastAsia="Times New Roman" w:hAnsi="Times New Roman" w:cs="Times New Roman"/>
+        </w:rPr>
+      </w:pPr>
+      <w:r>
+        <w:rPr>
+          <w:rFonts w:ascii="Times New Roman" w:eastAsia="Times New Roman" w:hAnsi="Times New Roman" w:cs="Times New Roman"/>
+        </w:rPr>
+        <w:t xml:space="preserve">  </w:t>
+      </w:r>
+      <w:proofErr w:type="spellStart"/>
+      <w:r>
+        <w:rPr>
+          <w:rFonts w:ascii="Times New Roman" w:eastAsia="Times New Roman" w:hAnsi="Times New Roman" w:cs="Times New Roman"/>
+        </w:rPr>
+        <w:t>data_hist$stress_level</w:t>
+      </w:r>
+      <w:proofErr w:type="spellEnd"/>
+      <w:r>
+        <w:rPr>
+          <w:rFonts w:ascii="Times New Roman" w:eastAsia="Times New Roman" w:hAnsi="Times New Roman" w:cs="Times New Roman"/>
+        </w:rPr>
+        <w:t>,</w:t>
+      </w:r>
+    </w:p>
+    <w:p>
+      <w:pPr>
+        <w:pStyle w:val="ListParagraph"/>
+        <w:ind w:left="2250" w:hanging="810"/>
+        <w:rPr>
+          <w:rFonts w:ascii="Times New Roman" w:eastAsia="Times New Roman" w:hAnsi="Times New Roman" w:cs="Times New Roman"/>
+        </w:rPr>
+      </w:pPr>
+      <w:r>
+        <w:rPr>
+          <w:rFonts w:ascii="Times New Roman" w:eastAsia="Times New Roman" w:hAnsi="Times New Roman" w:cs="Times New Roman"/>
+        </w:rPr>
+        <w:t xml:space="preserve">  breaks = </w:t>
+      </w:r>
+      <w:proofErr w:type="spellStart"/>
+      <w:r>
+        <w:rPr>
+          <w:rFonts w:ascii="Times New Roman" w:eastAsia="Times New Roman" w:hAnsi="Times New Roman" w:cs="Times New Roman"/>
+        </w:rPr>
+        <w:t>breaks_seq</w:t>
+      </w:r>
+      <w:proofErr w:type="spellEnd"/>
+      <w:r>
+        <w:rPr>
+          <w:rFonts w:ascii="Times New Roman" w:eastAsia="Times New Roman" w:hAnsi="Times New Roman" w:cs="Times New Roman"/>
+        </w:rPr>
+        <w:t>,</w:t>
+      </w:r>
+    </w:p>
+    <w:p>
+      <w:pPr>
+        <w:pStyle w:val="ListParagraph"/>
+        <w:ind w:left="2250" w:hanging="810"/>
+        <w:rPr>
+          <w:rFonts w:ascii="Times New Roman" w:eastAsia="Times New Roman" w:hAnsi="Times New Roman" w:cs="Times New Roman"/>
+        </w:rPr>
+      </w:pPr>
+      <w:r>
+        <w:rPr>
+          <w:rFonts w:ascii="Times New Roman" w:eastAsia="Times New Roman" w:hAnsi="Times New Roman" w:cs="Times New Roman"/>
+        </w:rPr>
+        <w:t xml:space="preserve">  main = "Frequency Distribution of Doctors and Engineers' Stress Level",</w:t>
+      </w:r>
+    </w:p>
+    <w:p>
+      <w:pPr>
+        <w:pStyle w:val="ListParagraph"/>
+        <w:ind w:left="2250" w:hanging="810"/>
+        <w:rPr>
+          <w:rFonts w:ascii="Times New Roman" w:eastAsia="Times New Roman" w:hAnsi="Times New Roman" w:cs="Times New Roman"/>
+        </w:rPr>
+      </w:pPr>
+      <w:r>
+        <w:rPr>
+          <w:rFonts w:ascii="Times New Roman" w:eastAsia="Times New Roman" w:hAnsi="Times New Roman" w:cs="Times New Roman"/>
+        </w:rPr>
+        <w:t xml:space="preserve">  </w:t>
+      </w:r>
+      <w:proofErr w:type="spellStart"/>
+      <w:r>
+        <w:rPr>
+          <w:rFonts w:ascii="Times New Roman" w:eastAsia="Times New Roman" w:hAnsi="Times New Roman" w:cs="Times New Roman"/>
+        </w:rPr>
+        <w:t>xlab</w:t>
+      </w:r>
+      <w:proofErr w:type="spellEnd"/>
+      <w:r>
+        <w:rPr>
+          <w:rFonts w:ascii="Times New Roman" w:eastAsia="Times New Roman" w:hAnsi="Times New Roman" w:cs="Times New Roman"/>
+        </w:rPr>
+        <w:t xml:space="preserve"> = "Stress Level",</w:t>
+      </w:r>
+    </w:p>
+    <w:p>
+      <w:pPr>
+        <w:pStyle w:val="ListParagraph"/>
+        <w:ind w:left="2250" w:hanging="810"/>
+        <w:rPr>
+          <w:rFonts w:ascii="Times New Roman" w:eastAsia="Times New Roman" w:hAnsi="Times New Roman" w:cs="Times New Roman"/>
+        </w:rPr>
+      </w:pPr>
+      <w:r>
+        <w:rPr>
+          <w:rFonts w:ascii="Times New Roman" w:eastAsia="Times New Roman" w:hAnsi="Times New Roman" w:cs="Times New Roman"/>
+        </w:rPr>
+        <w:t xml:space="preserve">  </w:t>
+      </w:r>
+      <w:proofErr w:type="spellStart"/>
+      <w:r>
+        <w:rPr>
+          <w:rFonts w:ascii="Times New Roman" w:eastAsia="Times New Roman" w:hAnsi="Times New Roman" w:cs="Times New Roman"/>
+        </w:rPr>
+        <w:t>ylab</w:t>
+      </w:r>
+      <w:proofErr w:type="spellEnd"/>
+      <w:r>
+        <w:rPr>
+          <w:rFonts w:ascii="Times New Roman" w:eastAsia="Times New Roman" w:hAnsi="Times New Roman" w:cs="Times New Roman"/>
+        </w:rPr>
+        <w:t xml:space="preserve"> = "Frequency",</w:t>
+      </w:r>
+    </w:p>
+    <w:p>
+      <w:pPr>
+        <w:pStyle w:val="ListParagraph"/>
+        <w:ind w:left="2250" w:hanging="810"/>
+        <w:rPr>
+          <w:rFonts w:ascii="Times New Roman" w:eastAsia="Times New Roman" w:hAnsi="Times New Roman" w:cs="Times New Roman"/>
+        </w:rPr>
+      </w:pPr>
+      <w:r>
+        <w:rPr>
+          <w:rFonts w:ascii="Times New Roman" w:eastAsia="Times New Roman" w:hAnsi="Times New Roman" w:cs="Times New Roman"/>
+        </w:rPr>
+        <w:t xml:space="preserve">  col = "</w:t>
+      </w:r>
+      <w:proofErr w:type="spellStart"/>
+      <w:r>
+        <w:rPr>
+          <w:rFonts w:ascii="Times New Roman" w:eastAsia="Times New Roman" w:hAnsi="Times New Roman" w:cs="Times New Roman"/>
+        </w:rPr>
+        <w:t>lightgreen</w:t>
+      </w:r>
+      <w:proofErr w:type="spellEnd"/>
+      <w:r>
+        <w:rPr>
+          <w:rFonts w:ascii="Times New Roman" w:eastAsia="Times New Roman" w:hAnsi="Times New Roman" w:cs="Times New Roman"/>
+        </w:rPr>
+        <w:t>",</w:t>
+      </w:r>
+    </w:p>
+    <w:p>
+      <w:pPr>
+        <w:pStyle w:val="ListParagraph"/>
+        <w:ind w:left="2250" w:hanging="810"/>
+        <w:rPr>
+          <w:rFonts w:ascii="Times New Roman" w:eastAsia="Times New Roman" w:hAnsi="Times New Roman" w:cs="Times New Roman"/>
+        </w:rPr>
+      </w:pPr>
+      <w:r>
+        <w:rPr>
+          <w:rFonts w:ascii="Times New Roman" w:eastAsia="Times New Roman" w:hAnsi="Times New Roman" w:cs="Times New Roman"/>
+        </w:rPr>
+        <w:t xml:space="preserve">  </w:t>
+      </w:r>
+      <w:proofErr w:type="spellStart"/>
+      <w:r>
+        <w:rPr>
+          <w:rFonts w:ascii="Times New Roman" w:eastAsia="Times New Roman" w:hAnsi="Times New Roman" w:cs="Times New Roman"/>
+        </w:rPr>
+        <w:t>xlim</w:t>
+      </w:r>
+      <w:proofErr w:type="spellEnd"/>
+      <w:r>
+        <w:rPr>
+          <w:rFonts w:ascii="Times New Roman" w:eastAsia="Times New Roman" w:hAnsi="Times New Roman" w:cs="Times New Roman"/>
+        </w:rPr>
+        <w:t xml:space="preserve"> = </w:t>
+      </w:r>
+      <w:proofErr w:type="gramStart"/>
+      <w:r>
+        <w:rPr>
+          <w:rFonts w:ascii="Times New Roman" w:eastAsia="Times New Roman" w:hAnsi="Times New Roman" w:cs="Times New Roman"/>
+        </w:rPr>
+        <w:t>c(</w:t>
+      </w:r>
+      <w:proofErr w:type="gramEnd"/>
+      <w:r>
+        <w:rPr>
+          <w:rFonts w:ascii="Times New Roman" w:eastAsia="Times New Roman" w:hAnsi="Times New Roman" w:cs="Times New Roman"/>
+        </w:rPr>
+        <w:t>1, 10),</w:t>
+      </w:r>
+    </w:p>
+    <w:p>
+      <w:pPr>
+        <w:pStyle w:val="ListParagraph"/>
+        <w:ind w:left="2250" w:hanging="810"/>
+        <w:rPr>
+          <w:rFonts w:ascii="Times New Roman" w:eastAsia="Times New Roman" w:hAnsi="Times New Roman" w:cs="Times New Roman"/>
+        </w:rPr>
+      </w:pPr>
+      <w:r>
+        <w:rPr>
+          <w:rFonts w:ascii="Times New Roman" w:eastAsia="Times New Roman" w:hAnsi="Times New Roman" w:cs="Times New Roman"/>
+        </w:rPr>
+        <w:t xml:space="preserve">  </w:t>
+      </w:r>
+      <w:proofErr w:type="spellStart"/>
+      <w:r>
+        <w:rPr>
+          <w:rFonts w:ascii="Times New Roman" w:eastAsia="Times New Roman" w:hAnsi="Times New Roman" w:cs="Times New Roman"/>
+        </w:rPr>
+        <w:t>xaxt</w:t>
+      </w:r>
+      <w:proofErr w:type="spellEnd"/>
+      <w:r>
+        <w:rPr>
+          <w:rFonts w:ascii="Times New Roman" w:eastAsia="Times New Roman" w:hAnsi="Times New Roman" w:cs="Times New Roman"/>
+        </w:rPr>
+        <w:t xml:space="preserve"> = "n",</w:t>
+      </w:r>
+    </w:p>
+    <w:p>
+      <w:pPr>
+        <w:pStyle w:val="ListParagraph"/>
+        <w:ind w:left="2250" w:hanging="810"/>
+        <w:rPr>
+          <w:rFonts w:ascii="Times New Roman" w:eastAsia="Times New Roman" w:hAnsi="Times New Roman" w:cs="Times New Roman"/>
+        </w:rPr>
+      </w:pPr>
+      <w:r>
+        <w:rPr>
+          <w:rFonts w:ascii="Times New Roman" w:eastAsia="Times New Roman" w:hAnsi="Times New Roman" w:cs="Times New Roman"/>
+        </w:rPr>
+        <w:t xml:space="preserve">  </w:t>
+      </w:r>
+      <w:proofErr w:type="spellStart"/>
+      <w:r>
+        <w:rPr>
+          <w:rFonts w:ascii="Times New Roman" w:eastAsia="Times New Roman" w:hAnsi="Times New Roman" w:cs="Times New Roman"/>
+        </w:rPr>
+        <w:t>yaxt</w:t>
+      </w:r>
+      <w:proofErr w:type="spellEnd"/>
+      <w:r>
+        <w:rPr>
+          <w:rFonts w:ascii="Times New Roman" w:eastAsia="Times New Roman" w:hAnsi="Times New Roman" w:cs="Times New Roman"/>
+        </w:rPr>
+        <w:t xml:space="preserve"> = "n"</w:t>
+      </w:r>
+    </w:p>
+    <w:p>
+      <w:pPr>
+        <w:pStyle w:val="ListParagraph"/>
+        <w:ind w:left="2250" w:hanging="810"/>
+        <w:rPr>
+          <w:rFonts w:ascii="Times New Roman" w:eastAsia="Times New Roman" w:hAnsi="Times New Roman" w:cs="Times New Roman"/>
+        </w:rPr>
+      </w:pPr>
+      <w:r>
+        <w:rPr>
+          <w:rFonts w:ascii="Times New Roman" w:eastAsia="Times New Roman" w:hAnsi="Times New Roman" w:cs="Times New Roman"/>
+        </w:rPr>
+        <w:t>)</w:t>
+      </w:r>
+    </w:p>
+    <w:p>
+      <w:pPr>
+        <w:pStyle w:val="ListParagraph"/>
+        <w:ind w:left="2250" w:hanging="810"/>
+        <w:rPr>
+          <w:rFonts w:ascii="Times New Roman" w:eastAsia="Times New Roman" w:hAnsi="Times New Roman" w:cs="Times New Roman"/>
+        </w:rPr>
+      </w:pPr>
+      <w:proofErr w:type="gramStart"/>
+      <w:r>
+        <w:rPr>
+          <w:rFonts w:ascii="Times New Roman" w:eastAsia="Times New Roman" w:hAnsi="Times New Roman" w:cs="Times New Roman"/>
+        </w:rPr>
+        <w:t>axis(</w:t>
+      </w:r>
+      <w:proofErr w:type="gramEnd"/>
+    </w:p>
+    <w:p>
+      <w:pPr>
+        <w:pStyle w:val="ListParagraph"/>
+        <w:ind w:left="2250" w:hanging="810"/>
+        <w:rPr>
+          <w:rFonts w:ascii="Times New Roman" w:eastAsia="Times New Roman" w:hAnsi="Times New Roman" w:cs="Times New Roman"/>
+        </w:rPr>
+      </w:pPr>
+      <w:r>
+        <w:rPr>
+          <w:rFonts w:ascii="Times New Roman" w:eastAsia="Times New Roman" w:hAnsi="Times New Roman" w:cs="Times New Roman"/>
+        </w:rPr>
+        <w:t xml:space="preserve">  side = 1,</w:t>
+      </w:r>
+    </w:p>
+    <w:p>
+      <w:pPr>
+        <w:pStyle w:val="ListParagraph"/>
+        <w:ind w:left="2250" w:hanging="810"/>
+        <w:rPr>
+          <w:rFonts w:ascii="Times New Roman" w:eastAsia="Times New Roman" w:hAnsi="Times New Roman" w:cs="Times New Roman"/>
+        </w:rPr>
+      </w:pPr>
+      <w:r>
+        <w:rPr>
+          <w:rFonts w:ascii="Times New Roman" w:eastAsia="Times New Roman" w:hAnsi="Times New Roman" w:cs="Times New Roman"/>
+        </w:rPr>
+        <w:t xml:space="preserve">  at = 1:10</w:t>
+      </w:r>
+    </w:p>
+    <w:p>
+      <w:pPr>
+        <w:pStyle w:val="ListParagraph"/>
+        <w:ind w:left="2250" w:hanging="810"/>
+        <w:rPr>
+          <w:rFonts w:ascii="Times New Roman" w:eastAsia="Times New Roman" w:hAnsi="Times New Roman" w:cs="Times New Roman"/>
+        </w:rPr>
+      </w:pPr>
+      <w:r>
+        <w:rPr>
+          <w:rFonts w:ascii="Times New Roman" w:eastAsia="Times New Roman" w:hAnsi="Times New Roman" w:cs="Times New Roman"/>
+        </w:rPr>
+        <w:t>)</w:t>
+      </w:r>
+    </w:p>
+    <w:p>
+      <w:pPr>
+        <w:pStyle w:val="ListParagraph"/>
+        <w:ind w:left="2250" w:hanging="810"/>
+        <w:rPr>
+          <w:rFonts w:ascii="Times New Roman" w:eastAsia="Times New Roman" w:hAnsi="Times New Roman" w:cs="Times New Roman"/>
+        </w:rPr>
+      </w:pPr>
+      <w:proofErr w:type="gramStart"/>
+      <w:r>
+        <w:rPr>
+          <w:rFonts w:ascii="Times New Roman" w:eastAsia="Times New Roman" w:hAnsi="Times New Roman" w:cs="Times New Roman"/>
+        </w:rPr>
+        <w:t>axis(</w:t>
+      </w:r>
+      <w:proofErr w:type="gramEnd"/>
+    </w:p>
+    <w:p>
+      <w:pPr>
+        <w:pStyle w:val="ListParagraph"/>
+        <w:ind w:left="2250" w:hanging="810"/>
+        <w:rPr>
+          <w:rFonts w:ascii="Times New Roman" w:eastAsia="Times New Roman" w:hAnsi="Times New Roman" w:cs="Times New Roman"/>
+        </w:rPr>
+      </w:pPr>
+      <w:r>
+        <w:rPr>
+          <w:rFonts w:ascii="Times New Roman" w:eastAsia="Times New Roman" w:hAnsi="Times New Roman" w:cs="Times New Roman"/>
+        </w:rPr>
+        <w:t xml:space="preserve">  side = 2,</w:t>
+      </w:r>
+    </w:p>
+    <w:p>
+      <w:pPr>
+        <w:pStyle w:val="ListParagraph"/>
+        <w:ind w:left="2250" w:hanging="810"/>
+        <w:rPr>
+          <w:rFonts w:ascii="Times New Roman" w:eastAsia="Times New Roman" w:hAnsi="Times New Roman" w:cs="Times New Roman"/>
+        </w:rPr>
+      </w:pPr>
+      <w:r>
+        <w:rPr>
+          <w:rFonts w:ascii="Times New Roman" w:eastAsia="Times New Roman" w:hAnsi="Times New Roman" w:cs="Times New Roman"/>
+        </w:rPr>
+        <w:t xml:space="preserve">  at = </w:t>
+      </w:r>
+      <w:proofErr w:type="spellStart"/>
+      <w:proofErr w:type="gramStart"/>
+      <w:r>
+        <w:rPr>
+          <w:rFonts w:ascii="Times New Roman" w:eastAsia="Times New Roman" w:hAnsi="Times New Roman" w:cs="Times New Roman"/>
+        </w:rPr>
+        <w:t>seq</w:t>
+      </w:r>
+      <w:proofErr w:type="spellEnd"/>
+      <w:r>
+        <w:rPr>
+          <w:rFonts w:ascii="Times New Roman" w:eastAsia="Times New Roman" w:hAnsi="Times New Roman" w:cs="Times New Roman"/>
+        </w:rPr>
+        <w:t>(</w:t>
+      </w:r>
+      <w:proofErr w:type="gramEnd"/>
+      <w:r>
+        <w:rPr>
+          <w:rFonts w:ascii="Times New Roman" w:eastAsia="Times New Roman" w:hAnsi="Times New Roman" w:cs="Times New Roman"/>
+        </w:rPr>
+        <w:t>0, 50, by = 5)</w:t>
+      </w:r>
+    </w:p>
+    <w:p>
+      <w:pPr>
+        <w:pStyle w:val="ListParagraph"/>
+        <w:ind w:left="2250" w:hanging="810"/>
+        <w:rPr>
+          <w:rFonts w:ascii="Times New Roman" w:eastAsia="Times New Roman" w:hAnsi="Times New Roman" w:cs="Times New Roman"/>
+        </w:rPr>
+      </w:pPr>
+      <w:r>
+        <w:rPr>
+          <w:rFonts w:ascii="Times New Roman" w:eastAsia="Times New Roman" w:hAnsi="Times New Roman" w:cs="Times New Roman"/>
+        </w:rPr>
+        <w:t>)</w:t>
+      </w:r>
+    </w:p>
+    <w:p>
+      <w:pPr>
+        <w:pStyle w:val="ListParagraph"/>
+        <w:ind w:left="2250" w:hanging="810"/>
+        <w:rPr>
+          <w:rFonts w:ascii="Times New Roman" w:eastAsia="Times New Roman" w:hAnsi="Times New Roman" w:cs="Times New Roman"/>
+        </w:rPr>
+      </w:pPr>
+    </w:p>
+    <w:p>
+      <w:pPr>
+        <w:pStyle w:val="ListParagraph"/>
+        <w:ind w:left="2250" w:hanging="810"/>
+        <w:rPr>
+          <w:rFonts w:ascii="Times New Roman" w:eastAsia="Times New Roman" w:hAnsi="Times New Roman" w:cs="Times New Roman"/>
+        </w:rPr>
+      </w:pPr>
+    </w:p>
+    <w:p>
+      <w:pPr>
+        <w:pStyle w:val="ListParagraph"/>
+        <w:ind w:left="2250" w:hanging="810"/>
+        <w:rPr>
+          <w:rFonts w:ascii="Times New Roman" w:eastAsia="Times New Roman" w:hAnsi="Times New Roman" w:cs="Times New Roman"/>
+        </w:rPr>
+      </w:pPr>
+    </w:p>
+    <w:p>
+      <w:pPr>
+        <w:pStyle w:val="ListParagraph"/>
+        <w:ind w:left="2250" w:hanging="810"/>
+        <w:rPr>
+          <w:rFonts w:ascii="Times New Roman" w:eastAsia="Times New Roman" w:hAnsi="Times New Roman" w:cs="Times New Roman"/>
+          <w:b/>
+          <w:bCs/>
+        </w:rPr>
+      </w:pPr>
+      <w:r>
+        <w:rPr>
+          <w:rFonts w:ascii="Times New Roman" w:eastAsia="Times New Roman" w:hAnsi="Times New Roman" w:cs="Times New Roman"/>
+          <w:b/>
+          <w:bCs/>
+        </w:rPr>
+        <w:t>A2. R code for Analysis</w:t>
+      </w:r>
+    </w:p>
+    <w:p>
+      <w:pPr>
+        <w:pStyle w:val="ListParagraph"/>
+        <w:ind w:left="2250" w:hanging="810"/>
+        <w:rPr>
+          <w:rFonts w:ascii="Times New Roman" w:eastAsia="Times New Roman" w:hAnsi="Times New Roman" w:cs="Times New Roman"/>
+          <w:b/>
+          <w:bCs/>
+        </w:rPr>
+      </w:pPr>
+    </w:p>
+    <w:p>
+      <w:pPr>
+        <w:pStyle w:val="ListParagraph"/>
+        <w:ind w:left="2250" w:hanging="810"/>
+        <w:rPr>
+          <w:rFonts w:ascii="Times New Roman" w:eastAsia="Times New Roman" w:hAnsi="Times New Roman" w:cs="Times New Roman"/>
+          <w:b/>
+          <w:bCs/>
+        </w:rPr>
+      </w:pPr>
+      <w:r>
+        <w:rPr>
+          <w:rFonts w:ascii="Times New Roman" w:eastAsia="Times New Roman" w:hAnsi="Times New Roman" w:cs="Times New Roman"/>
+        </w:rPr>
+        <w:t xml:space="preserve">#Reference dataset as </w:t>
+      </w:r>
+      <w:proofErr w:type="spellStart"/>
+      <w:r>
+        <w:rPr>
+          <w:rFonts w:ascii="Times New Roman" w:eastAsia="Times New Roman" w:hAnsi="Times New Roman" w:cs="Times New Roman"/>
+        </w:rPr>
+        <w:t>df</w:t>
+      </w:r>
+      <w:proofErr w:type="spellEnd"/>
+    </w:p>
+    <w:p>
+      <w:pPr>
+        <w:pStyle w:val="ListParagraph"/>
+        <w:ind w:left="2250" w:hanging="810"/>
+        <w:rPr>
+          <w:rFonts w:ascii="Times New Roman" w:eastAsia="Times New Roman" w:hAnsi="Times New Roman" w:cs="Times New Roman"/>
+        </w:rPr>
+      </w:pPr>
+      <w:proofErr w:type="spellStart"/>
+      <w:r>
+        <w:rPr>
+          <w:rFonts w:ascii="Times New Roman" w:eastAsia="Times New Roman" w:hAnsi="Times New Roman" w:cs="Times New Roman"/>
+        </w:rPr>
+        <w:t>df</w:t>
+      </w:r>
+      <w:proofErr w:type="spellEnd"/>
+      <w:r>
+        <w:rPr>
+          <w:rFonts w:ascii="Times New Roman" w:eastAsia="Times New Roman" w:hAnsi="Times New Roman" w:cs="Times New Roman"/>
+        </w:rPr>
+        <w:t xml:space="preserve"> &lt;- read.csv("dataset/Sleep_health_and_lifestyle_dataset.csv")</w:t>
+      </w:r>
+    </w:p>
+    <w:p>
+      <w:pPr>
+        <w:pStyle w:val="ListParagraph"/>
+        <w:ind w:left="2250" w:hanging="810"/>
+        <w:rPr>
+          <w:rFonts w:ascii="Times New Roman" w:eastAsia="Times New Roman" w:hAnsi="Times New Roman" w:cs="Times New Roman"/>
+        </w:rPr>
+      </w:pPr>
+    </w:p>
+    <w:p>
+      <w:pPr>
+        <w:pStyle w:val="ListParagraph"/>
+        <w:ind w:left="2250" w:hanging="810"/>
+        <w:rPr>
+          <w:rFonts w:ascii="Times New Roman" w:eastAsia="Times New Roman" w:hAnsi="Times New Roman" w:cs="Times New Roman"/>
+        </w:rPr>
+      </w:pPr>
+      <w:r>
+        <w:rPr>
+          <w:rFonts w:ascii="Times New Roman" w:eastAsia="Times New Roman" w:hAnsi="Times New Roman" w:cs="Times New Roman"/>
+        </w:rPr>
+        <w:t xml:space="preserve">#Creates a subset </w:t>
+      </w:r>
+      <w:r>
+        <w:rPr>
+          <w:rFonts w:ascii="Times New Roman" w:eastAsia="Times New Roman" w:hAnsi="Times New Roman" w:cs="Times New Roman"/>
+        </w:rPr>
+        <w:t>of rows with only</w:t>
+      </w:r>
+      <w:r>
+        <w:rPr>
+          <w:rFonts w:ascii="Times New Roman" w:eastAsia="Times New Roman" w:hAnsi="Times New Roman" w:cs="Times New Roman"/>
+        </w:rPr>
+        <w:t xml:space="preserve"> doctor or engineer as occupation</w:t>
+      </w:r>
+    </w:p>
+    <w:p>
+      <w:pPr>
+        <w:pStyle w:val="ListParagraph"/>
+        <w:ind w:left="2250" w:hanging="810"/>
+        <w:rPr>
+          <w:rFonts w:ascii="Times New Roman" w:eastAsia="Times New Roman" w:hAnsi="Times New Roman" w:cs="Times New Roman"/>
+        </w:rPr>
+      </w:pPr>
+      <w:proofErr w:type="spellStart"/>
+      <w:r>
+        <w:rPr>
+          <w:rFonts w:ascii="Times New Roman" w:eastAsia="Times New Roman" w:hAnsi="Times New Roman" w:cs="Times New Roman"/>
+        </w:rPr>
+        <w:t>subset_df</w:t>
+      </w:r>
+      <w:proofErr w:type="spellEnd"/>
+      <w:r>
+        <w:rPr>
+          <w:rFonts w:ascii="Times New Roman" w:eastAsia="Times New Roman" w:hAnsi="Times New Roman" w:cs="Times New Roman"/>
+        </w:rPr>
+        <w:t xml:space="preserve"> &lt;- </w:t>
+      </w:r>
+      <w:proofErr w:type="gramStart"/>
+      <w:r>
+        <w:rPr>
+          <w:rFonts w:ascii="Times New Roman" w:eastAsia="Times New Roman" w:hAnsi="Times New Roman" w:cs="Times New Roman"/>
+        </w:rPr>
+        <w:t>subset(</w:t>
       </w:r>
       <w:proofErr w:type="spellStart"/>
       <w:proofErr w:type="gramEnd"/>
@@ -5729,28 +7315,102 @@
         <w:rPr>
           <w:rFonts w:ascii="Times New Roman" w:eastAsia="Times New Roman" w:hAnsi="Times New Roman" w:cs="Times New Roman"/>
         </w:rPr>
-        <w:t>Sleep_health_and_lifestyle_dataset</w:t>
+        <w:t>df</w:t>
       </w:r>
       <w:proofErr w:type="spellEnd"/>
       <w:r>
         <w:rPr>
           <w:rFonts w:ascii="Times New Roman" w:eastAsia="Times New Roman" w:hAnsi="Times New Roman" w:cs="Times New Roman"/>
         </w:rPr>
-        <w:t>)[8] &lt;- "</w:t>
-      </w:r>
+        <w:t>, Occupation == "Doctor" | Occupation == "Engineer")</w:t>
+      </w:r>
+    </w:p>
+    <w:p>
+      <w:pPr>
+        <w:pStyle w:val="ListParagraph"/>
+        <w:ind w:left="2250" w:hanging="810"/>
+        <w:rPr>
+          <w:rFonts w:ascii="Times New Roman" w:eastAsia="Times New Roman" w:hAnsi="Times New Roman" w:cs="Times New Roman"/>
+        </w:rPr>
+      </w:pPr>
+    </w:p>
+    <w:p>
+      <w:pPr>
+        <w:pStyle w:val="ListParagraph"/>
+        <w:ind w:left="2250" w:hanging="810"/>
+        <w:rPr>
+          <w:rFonts w:ascii="Times New Roman" w:eastAsia="Times New Roman" w:hAnsi="Times New Roman" w:cs="Times New Roman"/>
+        </w:rPr>
+      </w:pPr>
+      <w:r>
+        <w:rPr>
+          <w:rFonts w:ascii="Times New Roman" w:eastAsia="Times New Roman" w:hAnsi="Times New Roman" w:cs="Times New Roman"/>
+        </w:rPr>
+        <w:t xml:space="preserve">#Renaming the 8th column to Stress for better interpretation of the </w:t>
+      </w:r>
+      <w:r>
+        <w:rPr>
+          <w:rFonts w:ascii="Times New Roman" w:eastAsia="Times New Roman" w:hAnsi="Times New Roman" w:cs="Times New Roman"/>
+        </w:rPr>
+        <w:t>t</w:t>
+      </w:r>
+      <w:r>
+        <w:rPr>
+          <w:rFonts w:ascii="Times New Roman" w:eastAsia="Times New Roman" w:hAnsi="Times New Roman" w:cs="Times New Roman"/>
+        </w:rPr>
+        <w:t>est</w:t>
+      </w:r>
+    </w:p>
+    <w:p>
+      <w:pPr>
+        <w:pStyle w:val="ListParagraph"/>
+        <w:ind w:left="2250" w:hanging="810"/>
+        <w:rPr>
+          <w:rFonts w:ascii="Times New Roman" w:eastAsia="Times New Roman" w:hAnsi="Times New Roman" w:cs="Times New Roman"/>
+        </w:rPr>
+      </w:pPr>
       <w:proofErr w:type="spellStart"/>
       <w:r>
         <w:rPr>
           <w:rFonts w:ascii="Times New Roman" w:eastAsia="Times New Roman" w:hAnsi="Times New Roman" w:cs="Times New Roman"/>
         </w:rPr>
-        <w:t>stress_level</w:t>
+        <w:lastRenderedPageBreak/>
+        <w:t>colnames</w:t>
       </w:r>
       <w:proofErr w:type="spellEnd"/>
       <w:r>
         <w:rPr>
           <w:rFonts w:ascii="Times New Roman" w:eastAsia="Times New Roman" w:hAnsi="Times New Roman" w:cs="Times New Roman"/>
         </w:rPr>
-        <w:t>"</w:t>
+        <w:t>(</w:t>
+      </w:r>
+      <w:proofErr w:type="spellStart"/>
+      <w:r>
+        <w:rPr>
+          <w:rFonts w:ascii="Times New Roman" w:eastAsia="Times New Roman" w:hAnsi="Times New Roman" w:cs="Times New Roman"/>
+        </w:rPr>
+        <w:t>subset_</w:t>
+      </w:r>
+      <w:proofErr w:type="gramStart"/>
+      <w:r>
+        <w:rPr>
+          <w:rFonts w:ascii="Times New Roman" w:eastAsia="Times New Roman" w:hAnsi="Times New Roman" w:cs="Times New Roman"/>
+        </w:rPr>
+        <w:t>df</w:t>
+      </w:r>
+      <w:proofErr w:type="spellEnd"/>
+      <w:r>
+        <w:rPr>
+          <w:rFonts w:ascii="Times New Roman" w:eastAsia="Times New Roman" w:hAnsi="Times New Roman" w:cs="Times New Roman"/>
+        </w:rPr>
+        <w:t>)[8]&lt;</w:t>
+      </w:r>
+      <w:proofErr w:type="gramEnd"/>
+      <w:r>
+        <w:rPr>
+          <w:rFonts w:ascii="Times New Roman" w:eastAsia="Times New Roman" w:hAnsi="Times New Roman" w:cs="Times New Roman"/>
+        </w:rPr>
+        <w:t>- "Stress"</w:t>
       </w:r>
     </w:p>
     <w:p>
@@ -5761,1993 +7421,43 @@
           <w:rFonts w:ascii="Times New Roman" w:eastAsia="Times New Roman" w:hAnsi="Times New Roman" w:cs="Times New Roman"/>
         </w:rPr>
       </w:pPr>
-      <w:r>
-        <w:rPr>
-          <w:rFonts w:ascii="Times New Roman" w:eastAsia="Times New Roman" w:hAnsi="Times New Roman" w:cs="Times New Roman"/>
-        </w:rPr>
-        <w:t xml:space="preserve"># </w:t>
+    </w:p>
+    <w:p>
+      <w:pPr>
+        <w:pStyle w:val="ListParagraph"/>
+        <w:ind w:left="2250" w:hanging="810"/>
+        <w:rPr>
+          <w:rFonts w:ascii="Times New Roman" w:eastAsia="Times New Roman" w:hAnsi="Times New Roman" w:cs="Times New Roman"/>
+        </w:rPr>
+      </w:pPr>
+      <w:r>
+        <w:rPr>
+          <w:rFonts w:ascii="Times New Roman" w:eastAsia="Times New Roman" w:hAnsi="Times New Roman" w:cs="Times New Roman"/>
+        </w:rPr>
+        <w:t>#Runs the Wilcoxon Rank-Sum Test</w:t>
+      </w:r>
+    </w:p>
+    <w:p>
+      <w:pPr>
+        <w:pStyle w:val="ListParagraph"/>
+        <w:ind w:left="2250" w:hanging="810"/>
+        <w:rPr>
+          <w:rFonts w:ascii="Times New Roman" w:eastAsia="Times New Roman" w:hAnsi="Times New Roman" w:cs="Times New Roman"/>
+        </w:rPr>
+      </w:pPr>
+      <w:proofErr w:type="spellStart"/>
+      <w:r>
+        <w:rPr>
+          <w:rFonts w:ascii="Times New Roman" w:eastAsia="Times New Roman" w:hAnsi="Times New Roman" w:cs="Times New Roman"/>
+        </w:rPr>
+        <w:t>wilcox.</w:t>
       </w:r>
       <w:proofErr w:type="gramStart"/>
       <w:r>
         <w:rPr>
           <w:rFonts w:ascii="Times New Roman" w:eastAsia="Times New Roman" w:hAnsi="Times New Roman" w:cs="Times New Roman"/>
         </w:rPr>
-        <w:t>Creating</w:t>
-      </w:r>
-      <w:proofErr w:type="gramEnd"/>
-      <w:r>
-        <w:rPr>
-          <w:rFonts w:ascii="Times New Roman" w:eastAsia="Times New Roman" w:hAnsi="Times New Roman" w:cs="Times New Roman"/>
-        </w:rPr>
-        <w:t xml:space="preserve"> a subset of rows with only doctor or engineer as occupation</w:t>
-      </w:r>
-    </w:p>
-    <w:p>
-      <w:pPr>
-        <w:pStyle w:val="ListParagraph"/>
-        <w:ind w:left="2250" w:hanging="810"/>
-        <w:rPr>
-          <w:rFonts w:ascii="Times New Roman" w:eastAsia="Times New Roman" w:hAnsi="Times New Roman" w:cs="Times New Roman"/>
-        </w:rPr>
-      </w:pPr>
-      <w:proofErr w:type="spellStart"/>
-      <w:r>
-        <w:rPr>
-          <w:rFonts w:ascii="Times New Roman" w:eastAsia="Times New Roman" w:hAnsi="Times New Roman" w:cs="Times New Roman"/>
-        </w:rPr>
-        <w:t>new_df</w:t>
-      </w:r>
-      <w:proofErr w:type="spellEnd"/>
-      <w:r>
-        <w:rPr>
-          <w:rFonts w:ascii="Times New Roman" w:eastAsia="Times New Roman" w:hAnsi="Times New Roman" w:cs="Times New Roman"/>
-        </w:rPr>
-        <w:t xml:space="preserve"> &lt;- </w:t>
-      </w:r>
-      <w:proofErr w:type="gramStart"/>
-      <w:r>
-        <w:rPr>
-          <w:rFonts w:ascii="Times New Roman" w:eastAsia="Times New Roman" w:hAnsi="Times New Roman" w:cs="Times New Roman"/>
-        </w:rPr>
-        <w:t>subset(</w:t>
-      </w:r>
-      <w:proofErr w:type="gramEnd"/>
-    </w:p>
-    <w:p>
-      <w:pPr>
-        <w:pStyle w:val="ListParagraph"/>
-        <w:ind w:left="2250" w:hanging="810"/>
-        <w:rPr>
-          <w:rFonts w:ascii="Times New Roman" w:eastAsia="Times New Roman" w:hAnsi="Times New Roman" w:cs="Times New Roman"/>
-        </w:rPr>
-      </w:pPr>
-      <w:r>
-        <w:rPr>
-          <w:rFonts w:ascii="Times New Roman" w:eastAsia="Times New Roman" w:hAnsi="Times New Roman" w:cs="Times New Roman"/>
-        </w:rPr>
-        <w:t xml:space="preserve">  </w:t>
-      </w:r>
-      <w:proofErr w:type="spellStart"/>
-      <w:r>
-        <w:rPr>
-          <w:rFonts w:ascii="Times New Roman" w:eastAsia="Times New Roman" w:hAnsi="Times New Roman" w:cs="Times New Roman"/>
-        </w:rPr>
-        <w:t>Sleep_health_and_lifestyle_dataset</w:t>
-      </w:r>
-      <w:proofErr w:type="spellEnd"/>
-      <w:r>
-        <w:rPr>
-          <w:rFonts w:ascii="Times New Roman" w:eastAsia="Times New Roman" w:hAnsi="Times New Roman" w:cs="Times New Roman"/>
-        </w:rPr>
-        <w:t xml:space="preserve">, </w:t>
-      </w:r>
-    </w:p>
-    <w:p>
-      <w:pPr>
-        <w:pStyle w:val="ListParagraph"/>
-        <w:ind w:left="2250" w:hanging="810"/>
-        <w:rPr>
-          <w:rFonts w:ascii="Times New Roman" w:eastAsia="Times New Roman" w:hAnsi="Times New Roman" w:cs="Times New Roman"/>
-        </w:rPr>
-      </w:pPr>
-      <w:r>
-        <w:rPr>
-          <w:rFonts w:ascii="Times New Roman" w:eastAsia="Times New Roman" w:hAnsi="Times New Roman" w:cs="Times New Roman"/>
-        </w:rPr>
-        <w:t xml:space="preserve">  </w:t>
-      </w:r>
-      <w:proofErr w:type="gramStart"/>
-      <w:r>
-        <w:rPr>
-          <w:rFonts w:ascii="Times New Roman" w:eastAsia="Times New Roman" w:hAnsi="Times New Roman" w:cs="Times New Roman"/>
-        </w:rPr>
-        <w:t>Occupation</w:t>
-      </w:r>
-      <w:proofErr w:type="gramEnd"/>
-      <w:r>
-        <w:rPr>
-          <w:rFonts w:ascii="Times New Roman" w:eastAsia="Times New Roman" w:hAnsi="Times New Roman" w:cs="Times New Roman"/>
-        </w:rPr>
-        <w:t xml:space="preserve"> == "Doctor" | Occupation == "Engineer"</w:t>
-      </w:r>
-    </w:p>
-    <w:p>
-      <w:pPr>
-        <w:pStyle w:val="ListParagraph"/>
-        <w:ind w:left="2250" w:hanging="810"/>
-        <w:rPr>
-          <w:rFonts w:ascii="Times New Roman" w:eastAsia="Times New Roman" w:hAnsi="Times New Roman" w:cs="Times New Roman"/>
-        </w:rPr>
-      </w:pPr>
-      <w:r>
-        <w:rPr>
-          <w:rFonts w:ascii="Times New Roman" w:eastAsia="Times New Roman" w:hAnsi="Times New Roman" w:cs="Times New Roman"/>
-        </w:rPr>
-        <w:t>)</w:t>
-      </w:r>
-    </w:p>
-    <w:p>
-      <w:pPr>
-        <w:pStyle w:val="ListParagraph"/>
-        <w:ind w:left="2250" w:hanging="810"/>
-        <w:rPr>
-          <w:rFonts w:ascii="Times New Roman" w:eastAsia="Times New Roman" w:hAnsi="Times New Roman" w:cs="Times New Roman"/>
-        </w:rPr>
-      </w:pPr>
-      <w:r>
-        <w:rPr>
-          <w:rFonts w:ascii="Times New Roman" w:eastAsia="Times New Roman" w:hAnsi="Times New Roman" w:cs="Times New Roman"/>
-        </w:rPr>
-        <w:t xml:space="preserve"># </w:t>
-      </w:r>
-      <w:proofErr w:type="gramStart"/>
-      <w:r>
-        <w:rPr>
-          <w:rFonts w:ascii="Times New Roman" w:eastAsia="Times New Roman" w:hAnsi="Times New Roman" w:cs="Times New Roman"/>
-        </w:rPr>
-        <w:t>Creates</w:t>
-      </w:r>
-      <w:proofErr w:type="gramEnd"/>
-      <w:r>
-        <w:rPr>
-          <w:rFonts w:ascii="Times New Roman" w:eastAsia="Times New Roman" w:hAnsi="Times New Roman" w:cs="Times New Roman"/>
-        </w:rPr>
-        <w:t xml:space="preserve"> a </w:t>
-      </w:r>
-      <w:proofErr w:type="spellStart"/>
-      <w:r>
-        <w:rPr>
-          <w:rFonts w:ascii="Times New Roman" w:eastAsia="Times New Roman" w:hAnsi="Times New Roman" w:cs="Times New Roman"/>
-        </w:rPr>
-        <w:t>Boxplot</w:t>
-      </w:r>
-      <w:proofErr w:type="spellEnd"/>
-      <w:r>
-        <w:rPr>
-          <w:rFonts w:ascii="Times New Roman" w:eastAsia="Times New Roman" w:hAnsi="Times New Roman" w:cs="Times New Roman"/>
-        </w:rPr>
-        <w:t xml:space="preserve"> for stress levels comparison between doctors and engineers</w:t>
-      </w:r>
-    </w:p>
-    <w:p>
-      <w:pPr>
-        <w:pStyle w:val="ListParagraph"/>
-        <w:ind w:left="2250" w:hanging="810"/>
-        <w:rPr>
-          <w:rFonts w:ascii="Times New Roman" w:eastAsia="Times New Roman" w:hAnsi="Times New Roman" w:cs="Times New Roman"/>
-        </w:rPr>
-      </w:pPr>
-      <w:proofErr w:type="spellStart"/>
-      <w:proofErr w:type="gramStart"/>
-      <w:r>
-        <w:rPr>
-          <w:rFonts w:ascii="Times New Roman" w:eastAsia="Times New Roman" w:hAnsi="Times New Roman" w:cs="Times New Roman"/>
-        </w:rPr>
-        <w:t>boxplot</w:t>
-      </w:r>
-      <w:proofErr w:type="spellEnd"/>
-      <w:r>
-        <w:rPr>
-          <w:rFonts w:ascii="Times New Roman" w:eastAsia="Times New Roman" w:hAnsi="Times New Roman" w:cs="Times New Roman"/>
-        </w:rPr>
-        <w:t>(</w:t>
-      </w:r>
-      <w:proofErr w:type="gramEnd"/>
-    </w:p>
-    <w:p>
-      <w:pPr>
-        <w:pStyle w:val="ListParagraph"/>
-        <w:ind w:left="2250" w:hanging="810"/>
-        <w:rPr>
-          <w:rFonts w:ascii="Times New Roman" w:eastAsia="Times New Roman" w:hAnsi="Times New Roman" w:cs="Times New Roman"/>
-        </w:rPr>
-      </w:pPr>
-      <w:r>
-        <w:rPr>
-          <w:rFonts w:ascii="Times New Roman" w:eastAsia="Times New Roman" w:hAnsi="Times New Roman" w:cs="Times New Roman"/>
-        </w:rPr>
-        <w:t xml:space="preserve">  </w:t>
-      </w:r>
-      <w:proofErr w:type="spellStart"/>
-      <w:r>
-        <w:rPr>
-          <w:rFonts w:ascii="Times New Roman" w:eastAsia="Times New Roman" w:hAnsi="Times New Roman" w:cs="Times New Roman"/>
-        </w:rPr>
-        <w:t>stress_level~Occupation</w:t>
-      </w:r>
-      <w:proofErr w:type="spellEnd"/>
-      <w:r>
-        <w:rPr>
-          <w:rFonts w:ascii="Times New Roman" w:eastAsia="Times New Roman" w:hAnsi="Times New Roman" w:cs="Times New Roman"/>
-        </w:rPr>
-        <w:t xml:space="preserve">, </w:t>
-      </w:r>
-    </w:p>
-    <w:p>
-      <w:pPr>
-        <w:pStyle w:val="ListParagraph"/>
-        <w:ind w:left="2250" w:hanging="810"/>
-        <w:rPr>
-          <w:rFonts w:ascii="Times New Roman" w:eastAsia="Times New Roman" w:hAnsi="Times New Roman" w:cs="Times New Roman"/>
-        </w:rPr>
-      </w:pPr>
-      <w:r>
-        <w:rPr>
-          <w:rFonts w:ascii="Times New Roman" w:eastAsia="Times New Roman" w:hAnsi="Times New Roman" w:cs="Times New Roman"/>
-        </w:rPr>
-        <w:t xml:space="preserve">  </w:t>
-      </w:r>
-      <w:proofErr w:type="gramStart"/>
-      <w:r>
-        <w:rPr>
-          <w:rFonts w:ascii="Times New Roman" w:eastAsia="Times New Roman" w:hAnsi="Times New Roman" w:cs="Times New Roman"/>
-        </w:rPr>
-        <w:t>data</w:t>
-      </w:r>
-      <w:proofErr w:type="gramEnd"/>
-      <w:r>
-        <w:rPr>
-          <w:rFonts w:ascii="Times New Roman" w:eastAsia="Times New Roman" w:hAnsi="Times New Roman" w:cs="Times New Roman"/>
-        </w:rPr>
-        <w:t xml:space="preserve"> = </w:t>
-      </w:r>
-      <w:proofErr w:type="spellStart"/>
-      <w:r>
-        <w:rPr>
-          <w:rFonts w:ascii="Times New Roman" w:eastAsia="Times New Roman" w:hAnsi="Times New Roman" w:cs="Times New Roman"/>
-        </w:rPr>
-        <w:t>new_df</w:t>
-      </w:r>
-      <w:proofErr w:type="spellEnd"/>
-      <w:r>
-        <w:rPr>
-          <w:rFonts w:ascii="Times New Roman" w:eastAsia="Times New Roman" w:hAnsi="Times New Roman" w:cs="Times New Roman"/>
-        </w:rPr>
-        <w:t xml:space="preserve">, </w:t>
-      </w:r>
-    </w:p>
-    <w:p>
-      <w:pPr>
-        <w:pStyle w:val="ListParagraph"/>
-        <w:ind w:left="2250" w:hanging="810"/>
-        <w:rPr>
-          <w:rFonts w:ascii="Times New Roman" w:eastAsia="Times New Roman" w:hAnsi="Times New Roman" w:cs="Times New Roman"/>
-        </w:rPr>
-      </w:pPr>
-      <w:r>
-        <w:rPr>
-          <w:rFonts w:ascii="Times New Roman" w:eastAsia="Times New Roman" w:hAnsi="Times New Roman" w:cs="Times New Roman"/>
-        </w:rPr>
-        <w:t xml:space="preserve">  </w:t>
-      </w:r>
-      <w:proofErr w:type="gramStart"/>
-      <w:r>
-        <w:rPr>
-          <w:rFonts w:ascii="Times New Roman" w:eastAsia="Times New Roman" w:hAnsi="Times New Roman" w:cs="Times New Roman"/>
-        </w:rPr>
-        <w:t>main</w:t>
-      </w:r>
-      <w:proofErr w:type="gramEnd"/>
-      <w:r>
-        <w:rPr>
-          <w:rFonts w:ascii="Times New Roman" w:eastAsia="Times New Roman" w:hAnsi="Times New Roman" w:cs="Times New Roman"/>
-        </w:rPr>
-        <w:t xml:space="preserve"> = "Stress Levels between Doctors and Engineers",</w:t>
-      </w:r>
-    </w:p>
-    <w:p>
-      <w:pPr>
-        <w:pStyle w:val="ListParagraph"/>
-        <w:ind w:left="2250" w:hanging="810"/>
-        <w:rPr>
-          <w:rFonts w:ascii="Times New Roman" w:eastAsia="Times New Roman" w:hAnsi="Times New Roman" w:cs="Times New Roman"/>
-        </w:rPr>
-      </w:pPr>
-      <w:r>
-        <w:rPr>
-          <w:rFonts w:ascii="Times New Roman" w:eastAsia="Times New Roman" w:hAnsi="Times New Roman" w:cs="Times New Roman"/>
-        </w:rPr>
-        <w:t xml:space="preserve">  </w:t>
-      </w:r>
-      <w:proofErr w:type="spellStart"/>
-      <w:proofErr w:type="gramStart"/>
-      <w:r>
-        <w:rPr>
-          <w:rFonts w:ascii="Times New Roman" w:eastAsia="Times New Roman" w:hAnsi="Times New Roman" w:cs="Times New Roman"/>
-        </w:rPr>
-        <w:t>xlab</w:t>
-      </w:r>
-      <w:proofErr w:type="spellEnd"/>
-      <w:proofErr w:type="gramEnd"/>
-      <w:r>
-        <w:rPr>
-          <w:rFonts w:ascii="Times New Roman" w:eastAsia="Times New Roman" w:hAnsi="Times New Roman" w:cs="Times New Roman"/>
-        </w:rPr>
-        <w:t xml:space="preserve"> = "Occupation", </w:t>
-      </w:r>
-    </w:p>
-    <w:p>
-      <w:pPr>
-        <w:pStyle w:val="ListParagraph"/>
-        <w:ind w:left="2250" w:hanging="810"/>
-        <w:rPr>
-          <w:rFonts w:ascii="Times New Roman" w:eastAsia="Times New Roman" w:hAnsi="Times New Roman" w:cs="Times New Roman"/>
-        </w:rPr>
-      </w:pPr>
-      <w:r>
-        <w:rPr>
-          <w:rFonts w:ascii="Times New Roman" w:eastAsia="Times New Roman" w:hAnsi="Times New Roman" w:cs="Times New Roman"/>
-        </w:rPr>
-        <w:t xml:space="preserve">  </w:t>
-      </w:r>
-      <w:proofErr w:type="spellStart"/>
-      <w:proofErr w:type="gramStart"/>
-      <w:r>
-        <w:rPr>
-          <w:rFonts w:ascii="Times New Roman" w:eastAsia="Times New Roman" w:hAnsi="Times New Roman" w:cs="Times New Roman"/>
-        </w:rPr>
-        <w:t>ylab</w:t>
-      </w:r>
-      <w:proofErr w:type="spellEnd"/>
-      <w:proofErr w:type="gramEnd"/>
-      <w:r>
-        <w:rPr>
-          <w:rFonts w:ascii="Times New Roman" w:eastAsia="Times New Roman" w:hAnsi="Times New Roman" w:cs="Times New Roman"/>
-        </w:rPr>
-        <w:t xml:space="preserve"> = "Stress Levels",</w:t>
-      </w:r>
-    </w:p>
-    <w:p>
-      <w:pPr>
-        <w:pStyle w:val="ListParagraph"/>
-        <w:ind w:left="2250" w:hanging="810"/>
-        <w:rPr>
-          <w:rFonts w:ascii="Times New Roman" w:eastAsia="Times New Roman" w:hAnsi="Times New Roman" w:cs="Times New Roman"/>
-        </w:rPr>
-      </w:pPr>
-      <w:r>
-        <w:rPr>
-          <w:rFonts w:ascii="Times New Roman" w:eastAsia="Times New Roman" w:hAnsi="Times New Roman" w:cs="Times New Roman"/>
-        </w:rPr>
-        <w:t xml:space="preserve">  </w:t>
-      </w:r>
-      <w:proofErr w:type="spellStart"/>
-      <w:proofErr w:type="gramStart"/>
-      <w:r>
-        <w:rPr>
-          <w:rFonts w:ascii="Times New Roman" w:eastAsia="Times New Roman" w:hAnsi="Times New Roman" w:cs="Times New Roman"/>
-        </w:rPr>
-        <w:t>col</w:t>
-      </w:r>
-      <w:proofErr w:type="spellEnd"/>
-      <w:proofErr w:type="gramEnd"/>
-      <w:r>
-        <w:rPr>
-          <w:rFonts w:ascii="Times New Roman" w:eastAsia="Times New Roman" w:hAnsi="Times New Roman" w:cs="Times New Roman"/>
-        </w:rPr>
-        <w:t xml:space="preserve"> = c("</w:t>
-      </w:r>
-      <w:proofErr w:type="spellStart"/>
-      <w:r>
-        <w:rPr>
-          <w:rFonts w:ascii="Times New Roman" w:eastAsia="Times New Roman" w:hAnsi="Times New Roman" w:cs="Times New Roman"/>
-        </w:rPr>
-        <w:t>lightblue</w:t>
-      </w:r>
-      <w:proofErr w:type="spellEnd"/>
-      <w:r>
-        <w:rPr>
-          <w:rFonts w:ascii="Times New Roman" w:eastAsia="Times New Roman" w:hAnsi="Times New Roman" w:cs="Times New Roman"/>
-        </w:rPr>
-        <w:t>", "</w:t>
-      </w:r>
-      <w:proofErr w:type="spellStart"/>
-      <w:r>
-        <w:rPr>
-          <w:rFonts w:ascii="Times New Roman" w:eastAsia="Times New Roman" w:hAnsi="Times New Roman" w:cs="Times New Roman"/>
-        </w:rPr>
-        <w:t>lightgreen</w:t>
-      </w:r>
-      <w:proofErr w:type="spellEnd"/>
-      <w:r>
-        <w:rPr>
-          <w:rFonts w:ascii="Times New Roman" w:eastAsia="Times New Roman" w:hAnsi="Times New Roman" w:cs="Times New Roman"/>
-        </w:rPr>
-        <w:t>")</w:t>
-      </w:r>
-    </w:p>
-    <w:p>
-      <w:pPr>
-        <w:pStyle w:val="ListParagraph"/>
-        <w:ind w:left="2250" w:hanging="810"/>
-        <w:rPr>
-          <w:rFonts w:ascii="Times New Roman" w:eastAsia="Times New Roman" w:hAnsi="Times New Roman" w:cs="Times New Roman"/>
-        </w:rPr>
-      </w:pPr>
-      <w:r>
-        <w:rPr>
-          <w:rFonts w:ascii="Times New Roman" w:eastAsia="Times New Roman" w:hAnsi="Times New Roman" w:cs="Times New Roman"/>
-        </w:rPr>
-        <w:t>)</w:t>
-      </w:r>
-    </w:p>
-    <w:p>
-      <w:pPr>
-        <w:pStyle w:val="ListParagraph"/>
-        <w:ind w:left="2250" w:hanging="810"/>
-        <w:rPr>
-          <w:rFonts w:ascii="Times New Roman" w:eastAsia="Times New Roman" w:hAnsi="Times New Roman" w:cs="Times New Roman"/>
-        </w:rPr>
-      </w:pPr>
-      <w:r>
-        <w:rPr>
-          <w:rFonts w:ascii="Times New Roman" w:eastAsia="Times New Roman" w:hAnsi="Times New Roman" w:cs="Times New Roman"/>
-        </w:rPr>
-        <w:t>#</w:t>
-      </w:r>
-      <w:proofErr w:type="gramStart"/>
-      <w:r>
-        <w:rPr>
-          <w:rFonts w:ascii="Times New Roman" w:eastAsia="Times New Roman" w:hAnsi="Times New Roman" w:cs="Times New Roman"/>
-        </w:rPr>
-        <w:t>Creates</w:t>
-      </w:r>
-      <w:proofErr w:type="gramEnd"/>
-      <w:r>
-        <w:rPr>
-          <w:rFonts w:ascii="Times New Roman" w:eastAsia="Times New Roman" w:hAnsi="Times New Roman" w:cs="Times New Roman"/>
-        </w:rPr>
-        <w:t xml:space="preserve"> Legends for clearer interpretation of the graph</w:t>
-      </w:r>
-    </w:p>
-    <w:p>
-      <w:pPr>
-        <w:pStyle w:val="ListParagraph"/>
-        <w:ind w:left="2250" w:hanging="810"/>
-        <w:rPr>
-          <w:rFonts w:ascii="Times New Roman" w:eastAsia="Times New Roman" w:hAnsi="Times New Roman" w:cs="Times New Roman"/>
-        </w:rPr>
-      </w:pPr>
-      <w:proofErr w:type="gramStart"/>
-      <w:r>
-        <w:rPr>
-          <w:rFonts w:ascii="Times New Roman" w:eastAsia="Times New Roman" w:hAnsi="Times New Roman" w:cs="Times New Roman"/>
-        </w:rPr>
-        <w:t>legend(</w:t>
-      </w:r>
-      <w:proofErr w:type="gramEnd"/>
-      <w:r>
-        <w:rPr>
-          <w:rFonts w:ascii="Times New Roman" w:eastAsia="Times New Roman" w:hAnsi="Times New Roman" w:cs="Times New Roman"/>
-        </w:rPr>
-        <w:t>"</w:t>
-      </w:r>
-      <w:proofErr w:type="spellStart"/>
-      <w:r>
-        <w:rPr>
-          <w:rFonts w:ascii="Times New Roman" w:eastAsia="Times New Roman" w:hAnsi="Times New Roman" w:cs="Times New Roman"/>
-        </w:rPr>
-        <w:t>topright</w:t>
-      </w:r>
-      <w:proofErr w:type="spellEnd"/>
-      <w:r>
-        <w:rPr>
-          <w:rFonts w:ascii="Times New Roman" w:eastAsia="Times New Roman" w:hAnsi="Times New Roman" w:cs="Times New Roman"/>
-        </w:rPr>
-        <w:t>",</w:t>
-      </w:r>
-    </w:p>
-    <w:p>
-      <w:pPr>
-        <w:pStyle w:val="ListParagraph"/>
-        <w:ind w:left="2250" w:hanging="810"/>
-        <w:rPr>
-          <w:rFonts w:ascii="Times New Roman" w:eastAsia="Times New Roman" w:hAnsi="Times New Roman" w:cs="Times New Roman"/>
-        </w:rPr>
-      </w:pPr>
-      <w:r>
-        <w:rPr>
-          <w:rFonts w:ascii="Times New Roman" w:eastAsia="Times New Roman" w:hAnsi="Times New Roman" w:cs="Times New Roman"/>
-        </w:rPr>
-        <w:t xml:space="preserve">       </w:t>
-      </w:r>
-      <w:proofErr w:type="gramStart"/>
-      <w:r>
-        <w:rPr>
-          <w:rFonts w:ascii="Times New Roman" w:eastAsia="Times New Roman" w:hAnsi="Times New Roman" w:cs="Times New Roman"/>
-        </w:rPr>
-        <w:t>legend</w:t>
-      </w:r>
-      <w:proofErr w:type="gramEnd"/>
-      <w:r>
-        <w:rPr>
-          <w:rFonts w:ascii="Times New Roman" w:eastAsia="Times New Roman" w:hAnsi="Times New Roman" w:cs="Times New Roman"/>
-        </w:rPr>
-        <w:t xml:space="preserve"> = c("Doctors' Stress Levels (Age: 27-59)", "Engineers' Stress Levels (Age:27-59)"),</w:t>
-      </w:r>
-    </w:p>
-    <w:p>
-      <w:pPr>
-        <w:pStyle w:val="ListParagraph"/>
-        <w:ind w:left="2250" w:hanging="810"/>
-        <w:rPr>
-          <w:rFonts w:ascii="Times New Roman" w:eastAsia="Times New Roman" w:hAnsi="Times New Roman" w:cs="Times New Roman"/>
-        </w:rPr>
-      </w:pPr>
-      <w:r>
-        <w:rPr>
-          <w:rFonts w:ascii="Times New Roman" w:eastAsia="Times New Roman" w:hAnsi="Times New Roman" w:cs="Times New Roman"/>
-        </w:rPr>
-        <w:t xml:space="preserve">       </w:t>
-      </w:r>
-      <w:proofErr w:type="gramStart"/>
-      <w:r>
-        <w:rPr>
-          <w:rFonts w:ascii="Times New Roman" w:eastAsia="Times New Roman" w:hAnsi="Times New Roman" w:cs="Times New Roman"/>
-        </w:rPr>
-        <w:t>fill</w:t>
-      </w:r>
-      <w:proofErr w:type="gramEnd"/>
-      <w:r>
-        <w:rPr>
-          <w:rFonts w:ascii="Times New Roman" w:eastAsia="Times New Roman" w:hAnsi="Times New Roman" w:cs="Times New Roman"/>
-        </w:rPr>
-        <w:t xml:space="preserve"> = c("</w:t>
-      </w:r>
-      <w:proofErr w:type="spellStart"/>
-      <w:r>
-        <w:rPr>
-          <w:rFonts w:ascii="Times New Roman" w:eastAsia="Times New Roman" w:hAnsi="Times New Roman" w:cs="Times New Roman"/>
-        </w:rPr>
-        <w:t>lightblue</w:t>
-      </w:r>
-      <w:proofErr w:type="spellEnd"/>
-      <w:r>
-        <w:rPr>
-          <w:rFonts w:ascii="Times New Roman" w:eastAsia="Times New Roman" w:hAnsi="Times New Roman" w:cs="Times New Roman"/>
-        </w:rPr>
-        <w:t>", "</w:t>
-      </w:r>
-      <w:proofErr w:type="spellStart"/>
-      <w:r>
-        <w:rPr>
-          <w:rFonts w:ascii="Times New Roman" w:eastAsia="Times New Roman" w:hAnsi="Times New Roman" w:cs="Times New Roman"/>
-        </w:rPr>
-        <w:t>lightgreen</w:t>
-      </w:r>
-      <w:proofErr w:type="spellEnd"/>
-      <w:r>
-        <w:rPr>
-          <w:rFonts w:ascii="Times New Roman" w:eastAsia="Times New Roman" w:hAnsi="Times New Roman" w:cs="Times New Roman"/>
-        </w:rPr>
-        <w:t>"),</w:t>
-      </w:r>
-    </w:p>
-    <w:p>
-      <w:pPr>
-        <w:pStyle w:val="ListParagraph"/>
-        <w:ind w:left="2250" w:hanging="810"/>
-        <w:rPr>
-          <w:rFonts w:ascii="Times New Roman" w:eastAsia="Times New Roman" w:hAnsi="Times New Roman" w:cs="Times New Roman"/>
-        </w:rPr>
-      </w:pPr>
-      <w:r>
-        <w:rPr>
-          <w:rFonts w:ascii="Times New Roman" w:eastAsia="Times New Roman" w:hAnsi="Times New Roman" w:cs="Times New Roman"/>
-        </w:rPr>
-        <w:t xml:space="preserve">       </w:t>
-      </w:r>
-      <w:proofErr w:type="spellStart"/>
-      <w:proofErr w:type="gramStart"/>
-      <w:r>
-        <w:rPr>
-          <w:rFonts w:ascii="Times New Roman" w:eastAsia="Times New Roman" w:hAnsi="Times New Roman" w:cs="Times New Roman"/>
-        </w:rPr>
-        <w:t>bty</w:t>
-      </w:r>
-      <w:proofErr w:type="spellEnd"/>
-      <w:proofErr w:type="gramEnd"/>
-      <w:r>
-        <w:rPr>
-          <w:rFonts w:ascii="Times New Roman" w:eastAsia="Times New Roman" w:hAnsi="Times New Roman" w:cs="Times New Roman"/>
-        </w:rPr>
-        <w:t xml:space="preserve"> = "o",</w:t>
-      </w:r>
-    </w:p>
-    <w:p>
-      <w:pPr>
-        <w:pStyle w:val="ListParagraph"/>
-        <w:ind w:left="2250" w:hanging="810"/>
-        <w:rPr>
-          <w:rFonts w:ascii="Times New Roman" w:eastAsia="Times New Roman" w:hAnsi="Times New Roman" w:cs="Times New Roman"/>
-        </w:rPr>
-      </w:pPr>
-      <w:r>
-        <w:rPr>
-          <w:rFonts w:ascii="Times New Roman" w:eastAsia="Times New Roman" w:hAnsi="Times New Roman" w:cs="Times New Roman"/>
-        </w:rPr>
-        <w:t xml:space="preserve">       </w:t>
-      </w:r>
-      <w:proofErr w:type="spellStart"/>
-      <w:proofErr w:type="gramStart"/>
-      <w:r>
-        <w:rPr>
-          <w:rFonts w:ascii="Times New Roman" w:eastAsia="Times New Roman" w:hAnsi="Times New Roman" w:cs="Times New Roman"/>
-        </w:rPr>
-        <w:t>bg</w:t>
-      </w:r>
-      <w:proofErr w:type="spellEnd"/>
-      <w:proofErr w:type="gramEnd"/>
-      <w:r>
-        <w:rPr>
-          <w:rFonts w:ascii="Times New Roman" w:eastAsia="Times New Roman" w:hAnsi="Times New Roman" w:cs="Times New Roman"/>
-        </w:rPr>
-        <w:t xml:space="preserve"> = "white",</w:t>
-      </w:r>
-    </w:p>
-    <w:p>
-      <w:pPr>
-        <w:pStyle w:val="ListParagraph"/>
-        <w:ind w:left="2250" w:hanging="810"/>
-        <w:rPr>
-          <w:rFonts w:ascii="Times New Roman" w:eastAsia="Times New Roman" w:hAnsi="Times New Roman" w:cs="Times New Roman"/>
-        </w:rPr>
-      </w:pPr>
-      <w:r>
-        <w:rPr>
-          <w:rFonts w:ascii="Times New Roman" w:eastAsia="Times New Roman" w:hAnsi="Times New Roman" w:cs="Times New Roman"/>
-        </w:rPr>
-        <w:t xml:space="preserve">       box.col = "black",</w:t>
-      </w:r>
-    </w:p>
-    <w:p>
-      <w:pPr>
-        <w:pStyle w:val="ListParagraph"/>
-        <w:ind w:left="2250" w:hanging="810"/>
-        <w:rPr>
-          <w:rFonts w:ascii="Times New Roman" w:eastAsia="Times New Roman" w:hAnsi="Times New Roman" w:cs="Times New Roman"/>
-        </w:rPr>
-      </w:pPr>
-      <w:r>
-        <w:rPr>
-          <w:rFonts w:ascii="Times New Roman" w:eastAsia="Times New Roman" w:hAnsi="Times New Roman" w:cs="Times New Roman"/>
-        </w:rPr>
-        <w:t xml:space="preserve">       </w:t>
-      </w:r>
-      <w:proofErr w:type="spellStart"/>
-      <w:proofErr w:type="gramStart"/>
-      <w:r>
-        <w:rPr>
-          <w:rFonts w:ascii="Times New Roman" w:eastAsia="Times New Roman" w:hAnsi="Times New Roman" w:cs="Times New Roman"/>
-        </w:rPr>
-        <w:t>cex</w:t>
-      </w:r>
-      <w:proofErr w:type="spellEnd"/>
-      <w:proofErr w:type="gramEnd"/>
-      <w:r>
-        <w:rPr>
-          <w:rFonts w:ascii="Times New Roman" w:eastAsia="Times New Roman" w:hAnsi="Times New Roman" w:cs="Times New Roman"/>
-        </w:rPr>
-        <w:t xml:space="preserve"> = 0.8</w:t>
-      </w:r>
-    </w:p>
-    <w:p>
-      <w:pPr>
-        <w:pStyle w:val="ListParagraph"/>
-        <w:ind w:left="2250" w:hanging="810"/>
-        <w:rPr>
-          <w:rFonts w:ascii="Times New Roman" w:eastAsia="Times New Roman" w:hAnsi="Times New Roman" w:cs="Times New Roman"/>
-        </w:rPr>
-      </w:pPr>
-      <w:r>
-        <w:rPr>
-          <w:rFonts w:ascii="Times New Roman" w:eastAsia="Times New Roman" w:hAnsi="Times New Roman" w:cs="Times New Roman"/>
-        </w:rPr>
-        <w:t>)</w:t>
-      </w:r>
-    </w:p>
-    <w:p>
-      <w:pPr>
-        <w:pStyle w:val="ListParagraph"/>
-        <w:ind w:left="2250" w:hanging="810"/>
-        <w:rPr>
-          <w:rFonts w:ascii="Times New Roman" w:eastAsia="Times New Roman" w:hAnsi="Times New Roman" w:cs="Times New Roman"/>
-        </w:rPr>
-      </w:pPr>
-    </w:p>
-    <w:p>
-      <w:pPr>
-        <w:pStyle w:val="ListParagraph"/>
-        <w:ind w:left="2250" w:hanging="810"/>
-        <w:rPr>
-          <w:rFonts w:ascii="Times New Roman" w:eastAsia="Times New Roman" w:hAnsi="Times New Roman" w:cs="Times New Roman"/>
-          <w:b/>
-        </w:rPr>
-      </w:pPr>
-      <w:r>
-        <w:rPr>
-          <w:rFonts w:ascii="Times New Roman" w:eastAsia="Times New Roman" w:hAnsi="Times New Roman" w:cs="Times New Roman"/>
-          <w:b/>
-        </w:rPr>
-        <w:t xml:space="preserve">A1.2 </w:t>
-      </w:r>
-      <w:r>
-        <w:rPr>
-          <w:rFonts w:ascii="Times New Roman" w:eastAsia="Times New Roman" w:hAnsi="Times New Roman" w:cs="Times New Roman"/>
-          <w:b/>
-        </w:rPr>
-        <w:t>R code for Histogram</w:t>
-      </w:r>
-    </w:p>
-    <w:p>
-      <w:pPr>
-        <w:pStyle w:val="ListParagraph"/>
-        <w:ind w:left="2250" w:hanging="810"/>
-        <w:rPr>
-          <w:rFonts w:ascii="Times New Roman" w:eastAsia="Times New Roman" w:hAnsi="Times New Roman" w:cs="Times New Roman"/>
-        </w:rPr>
-      </w:pPr>
-    </w:p>
-    <w:p>
-      <w:pPr>
-        <w:pStyle w:val="ListParagraph"/>
-        <w:ind w:left="2250" w:hanging="810"/>
-        <w:rPr>
-          <w:rFonts w:ascii="Times New Roman" w:eastAsia="Times New Roman" w:hAnsi="Times New Roman" w:cs="Times New Roman"/>
-        </w:rPr>
-      </w:pPr>
-      <w:proofErr w:type="gramStart"/>
-      <w:r>
-        <w:rPr>
-          <w:rFonts w:ascii="Times New Roman" w:eastAsia="Times New Roman" w:hAnsi="Times New Roman" w:cs="Times New Roman"/>
-        </w:rPr>
-        <w:t>library(</w:t>
-      </w:r>
-      <w:proofErr w:type="spellStart"/>
-      <w:proofErr w:type="gramEnd"/>
-      <w:r>
-        <w:rPr>
-          <w:rFonts w:ascii="Times New Roman" w:eastAsia="Times New Roman" w:hAnsi="Times New Roman" w:cs="Times New Roman"/>
-        </w:rPr>
-        <w:t>readr</w:t>
-      </w:r>
-      <w:proofErr w:type="spellEnd"/>
-      <w:r>
-        <w:rPr>
-          <w:rFonts w:ascii="Times New Roman" w:eastAsia="Times New Roman" w:hAnsi="Times New Roman" w:cs="Times New Roman"/>
-        </w:rPr>
-        <w:t>)</w:t>
-      </w:r>
-    </w:p>
-    <w:p>
-      <w:pPr>
-        <w:pStyle w:val="ListParagraph"/>
-        <w:ind w:left="2250" w:hanging="810"/>
-        <w:rPr>
-          <w:rFonts w:ascii="Times New Roman" w:eastAsia="Times New Roman" w:hAnsi="Times New Roman" w:cs="Times New Roman"/>
-        </w:rPr>
-      </w:pPr>
-      <w:proofErr w:type="spellStart"/>
-      <w:r>
-        <w:rPr>
-          <w:rFonts w:ascii="Times New Roman" w:eastAsia="Times New Roman" w:hAnsi="Times New Roman" w:cs="Times New Roman"/>
-        </w:rPr>
-        <w:t>Sleep_health_and_lifestyle_dataset</w:t>
-      </w:r>
-      <w:proofErr w:type="spellEnd"/>
-      <w:r>
-        <w:rPr>
-          <w:rFonts w:ascii="Times New Roman" w:eastAsia="Times New Roman" w:hAnsi="Times New Roman" w:cs="Times New Roman"/>
-        </w:rPr>
-        <w:t xml:space="preserve"> &lt;- </w:t>
-      </w:r>
-      <w:proofErr w:type="gramStart"/>
-      <w:r>
-        <w:rPr>
-          <w:rFonts w:ascii="Times New Roman" w:eastAsia="Times New Roman" w:hAnsi="Times New Roman" w:cs="Times New Roman"/>
-        </w:rPr>
-        <w:t>read.csv(</w:t>
-      </w:r>
-      <w:proofErr w:type="gramEnd"/>
-      <w:r>
-        <w:rPr>
-          <w:rFonts w:ascii="Times New Roman" w:eastAsia="Times New Roman" w:hAnsi="Times New Roman" w:cs="Times New Roman"/>
-        </w:rPr>
-        <w:t>"dataset/Sleep_health_and_lifestyle_dataset.csv")</w:t>
-      </w:r>
-    </w:p>
-    <w:p>
-      <w:pPr>
-        <w:pStyle w:val="ListParagraph"/>
-        <w:ind w:left="2250" w:hanging="810"/>
-        <w:rPr>
-          <w:rFonts w:ascii="Times New Roman" w:eastAsia="Times New Roman" w:hAnsi="Times New Roman" w:cs="Times New Roman"/>
-        </w:rPr>
-      </w:pPr>
-      <w:proofErr w:type="gramStart"/>
-      <w:r>
-        <w:rPr>
-          <w:rFonts w:ascii="Times New Roman" w:eastAsia="Times New Roman" w:hAnsi="Times New Roman" w:cs="Times New Roman"/>
-        </w:rPr>
-        <w:t>View(</w:t>
-      </w:r>
-      <w:proofErr w:type="spellStart"/>
-      <w:proofErr w:type="gramEnd"/>
-      <w:r>
-        <w:rPr>
-          <w:rFonts w:ascii="Times New Roman" w:eastAsia="Times New Roman" w:hAnsi="Times New Roman" w:cs="Times New Roman"/>
-        </w:rPr>
-        <w:t>Sleep_health_and_lifestyle_dataset</w:t>
-      </w:r>
-      <w:proofErr w:type="spellEnd"/>
-      <w:r>
-        <w:rPr>
-          <w:rFonts w:ascii="Times New Roman" w:eastAsia="Times New Roman" w:hAnsi="Times New Roman" w:cs="Times New Roman"/>
-        </w:rPr>
-        <w:t>)</w:t>
-      </w:r>
-    </w:p>
-    <w:p>
-      <w:pPr>
-        <w:pStyle w:val="ListParagraph"/>
-        <w:ind w:left="2250" w:hanging="810"/>
-        <w:rPr>
-          <w:rFonts w:ascii="Times New Roman" w:eastAsia="Times New Roman" w:hAnsi="Times New Roman" w:cs="Times New Roman"/>
-        </w:rPr>
-      </w:pPr>
-      <w:r>
-        <w:rPr>
-          <w:rFonts w:ascii="Times New Roman" w:eastAsia="Times New Roman" w:hAnsi="Times New Roman" w:cs="Times New Roman"/>
-        </w:rPr>
-        <w:t xml:space="preserve"># Reference dataset as cw2 </w:t>
-      </w:r>
-    </w:p>
-    <w:p>
-      <w:pPr>
-        <w:pStyle w:val="ListParagraph"/>
-        <w:ind w:left="2250" w:hanging="810"/>
-        <w:rPr>
-          <w:rFonts w:ascii="Times New Roman" w:eastAsia="Times New Roman" w:hAnsi="Times New Roman" w:cs="Times New Roman"/>
-        </w:rPr>
-      </w:pPr>
-      <w:r>
-        <w:rPr>
-          <w:rFonts w:ascii="Times New Roman" w:eastAsia="Times New Roman" w:hAnsi="Times New Roman" w:cs="Times New Roman"/>
-        </w:rPr>
-        <w:t xml:space="preserve">cw2 &lt;- </w:t>
-      </w:r>
-      <w:proofErr w:type="spellStart"/>
-      <w:r>
-        <w:rPr>
-          <w:rFonts w:ascii="Times New Roman" w:eastAsia="Times New Roman" w:hAnsi="Times New Roman" w:cs="Times New Roman"/>
-        </w:rPr>
-        <w:t>Sleep_health_and_lifestyle_dataset</w:t>
-      </w:r>
-      <w:proofErr w:type="spellEnd"/>
-    </w:p>
-    <w:p>
-      <w:pPr>
-        <w:pStyle w:val="ListParagraph"/>
-        <w:ind w:left="2250" w:hanging="810"/>
-        <w:rPr>
-          <w:rFonts w:ascii="Times New Roman" w:eastAsia="Times New Roman" w:hAnsi="Times New Roman" w:cs="Times New Roman"/>
-        </w:rPr>
-      </w:pPr>
-      <w:r>
-        <w:rPr>
-          <w:rFonts w:ascii="Times New Roman" w:eastAsia="Times New Roman" w:hAnsi="Times New Roman" w:cs="Times New Roman"/>
-        </w:rPr>
-        <w:t xml:space="preserve"># </w:t>
-      </w:r>
-      <w:proofErr w:type="gramStart"/>
-      <w:r>
-        <w:rPr>
-          <w:rFonts w:ascii="Times New Roman" w:eastAsia="Times New Roman" w:hAnsi="Times New Roman" w:cs="Times New Roman"/>
-        </w:rPr>
-        <w:t>Adding</w:t>
-      </w:r>
-      <w:proofErr w:type="gramEnd"/>
-      <w:r>
-        <w:rPr>
-          <w:rFonts w:ascii="Times New Roman" w:eastAsia="Times New Roman" w:hAnsi="Times New Roman" w:cs="Times New Roman"/>
-        </w:rPr>
-        <w:t xml:space="preserve"> _ to column so I can call it without errors due to space</w:t>
-      </w:r>
-    </w:p>
-    <w:p>
-      <w:pPr>
-        <w:pStyle w:val="ListParagraph"/>
-        <w:ind w:left="2250" w:hanging="810"/>
-        <w:rPr>
-          <w:rFonts w:ascii="Times New Roman" w:eastAsia="Times New Roman" w:hAnsi="Times New Roman" w:cs="Times New Roman"/>
-        </w:rPr>
-      </w:pPr>
-      <w:proofErr w:type="spellStart"/>
-      <w:proofErr w:type="gramStart"/>
-      <w:r>
-        <w:rPr>
-          <w:rFonts w:ascii="Times New Roman" w:eastAsia="Times New Roman" w:hAnsi="Times New Roman" w:cs="Times New Roman"/>
-        </w:rPr>
-        <w:t>colnames</w:t>
-      </w:r>
-      <w:proofErr w:type="spellEnd"/>
-      <w:r>
-        <w:rPr>
-          <w:rFonts w:ascii="Times New Roman" w:eastAsia="Times New Roman" w:hAnsi="Times New Roman" w:cs="Times New Roman"/>
-        </w:rPr>
-        <w:t>(</w:t>
-      </w:r>
-      <w:proofErr w:type="gramEnd"/>
-      <w:r>
-        <w:rPr>
-          <w:rFonts w:ascii="Times New Roman" w:eastAsia="Times New Roman" w:hAnsi="Times New Roman" w:cs="Times New Roman"/>
-        </w:rPr>
-        <w:t>cw2)[8] &lt;- "</w:t>
-      </w:r>
-      <w:proofErr w:type="spellStart"/>
-      <w:r>
-        <w:rPr>
-          <w:rFonts w:ascii="Times New Roman" w:eastAsia="Times New Roman" w:hAnsi="Times New Roman" w:cs="Times New Roman"/>
-        </w:rPr>
-        <w:t>stress_level</w:t>
-      </w:r>
-      <w:proofErr w:type="spellEnd"/>
-      <w:r>
-        <w:rPr>
-          <w:rFonts w:ascii="Times New Roman" w:eastAsia="Times New Roman" w:hAnsi="Times New Roman" w:cs="Times New Roman"/>
-        </w:rPr>
-        <w:t>"</w:t>
-      </w:r>
-    </w:p>
-    <w:p>
-      <w:pPr>
-        <w:pStyle w:val="ListParagraph"/>
-        <w:ind w:left="2250" w:hanging="810"/>
-        <w:rPr>
-          <w:rFonts w:ascii="Times New Roman" w:eastAsia="Times New Roman" w:hAnsi="Times New Roman" w:cs="Times New Roman"/>
-        </w:rPr>
-      </w:pPr>
-      <w:r>
-        <w:rPr>
-          <w:rFonts w:ascii="Times New Roman" w:eastAsia="Times New Roman" w:hAnsi="Times New Roman" w:cs="Times New Roman"/>
-        </w:rPr>
-        <w:t xml:space="preserve"># </w:t>
-      </w:r>
-      <w:proofErr w:type="gramStart"/>
-      <w:r>
-        <w:rPr>
-          <w:rFonts w:ascii="Times New Roman" w:eastAsia="Times New Roman" w:hAnsi="Times New Roman" w:cs="Times New Roman"/>
-        </w:rPr>
-        <w:t>Creating</w:t>
-      </w:r>
-      <w:proofErr w:type="gramEnd"/>
-      <w:r>
-        <w:rPr>
-          <w:rFonts w:ascii="Times New Roman" w:eastAsia="Times New Roman" w:hAnsi="Times New Roman" w:cs="Times New Roman"/>
-        </w:rPr>
-        <w:t xml:space="preserve"> a subset of rows with only doctor or engineer as occupation</w:t>
-      </w:r>
-    </w:p>
-    <w:p>
-      <w:pPr>
-        <w:pStyle w:val="ListParagraph"/>
-        <w:ind w:left="2250" w:hanging="810"/>
-        <w:rPr>
-          <w:rFonts w:ascii="Times New Roman" w:eastAsia="Times New Roman" w:hAnsi="Times New Roman" w:cs="Times New Roman"/>
-        </w:rPr>
-      </w:pPr>
-      <w:proofErr w:type="spellStart"/>
-      <w:r>
-        <w:rPr>
-          <w:rFonts w:ascii="Times New Roman" w:eastAsia="Times New Roman" w:hAnsi="Times New Roman" w:cs="Times New Roman"/>
-        </w:rPr>
-        <w:t>data_hist</w:t>
-      </w:r>
-      <w:proofErr w:type="spellEnd"/>
-      <w:r>
-        <w:rPr>
-          <w:rFonts w:ascii="Times New Roman" w:eastAsia="Times New Roman" w:hAnsi="Times New Roman" w:cs="Times New Roman"/>
-        </w:rPr>
-        <w:t xml:space="preserve"> &lt;- </w:t>
-      </w:r>
-      <w:proofErr w:type="gramStart"/>
-      <w:r>
-        <w:rPr>
-          <w:rFonts w:ascii="Times New Roman" w:eastAsia="Times New Roman" w:hAnsi="Times New Roman" w:cs="Times New Roman"/>
-        </w:rPr>
-        <w:t>subset(</w:t>
-      </w:r>
-      <w:proofErr w:type="gramEnd"/>
-    </w:p>
-    <w:p>
-      <w:pPr>
-        <w:pStyle w:val="ListParagraph"/>
-        <w:ind w:left="2250" w:hanging="810"/>
-        <w:rPr>
-          <w:rFonts w:ascii="Times New Roman" w:eastAsia="Times New Roman" w:hAnsi="Times New Roman" w:cs="Times New Roman"/>
-        </w:rPr>
-      </w:pPr>
-      <w:r>
-        <w:rPr>
-          <w:rFonts w:ascii="Times New Roman" w:eastAsia="Times New Roman" w:hAnsi="Times New Roman" w:cs="Times New Roman"/>
-        </w:rPr>
-        <w:t xml:space="preserve">  cw2,</w:t>
-      </w:r>
-    </w:p>
-    <w:p>
-      <w:pPr>
-        <w:pStyle w:val="ListParagraph"/>
-        <w:ind w:left="2250" w:hanging="810"/>
-        <w:rPr>
-          <w:rFonts w:ascii="Times New Roman" w:eastAsia="Times New Roman" w:hAnsi="Times New Roman" w:cs="Times New Roman"/>
-        </w:rPr>
-      </w:pPr>
-      <w:r>
-        <w:rPr>
-          <w:rFonts w:ascii="Times New Roman" w:eastAsia="Times New Roman" w:hAnsi="Times New Roman" w:cs="Times New Roman"/>
-        </w:rPr>
-        <w:t xml:space="preserve">  </w:t>
-      </w:r>
-      <w:proofErr w:type="gramStart"/>
-      <w:r>
-        <w:rPr>
-          <w:rFonts w:ascii="Times New Roman" w:eastAsia="Times New Roman" w:hAnsi="Times New Roman" w:cs="Times New Roman"/>
-        </w:rPr>
-        <w:t>Occupation</w:t>
-      </w:r>
-      <w:proofErr w:type="gramEnd"/>
-      <w:r>
-        <w:rPr>
-          <w:rFonts w:ascii="Times New Roman" w:eastAsia="Times New Roman" w:hAnsi="Times New Roman" w:cs="Times New Roman"/>
-        </w:rPr>
-        <w:t xml:space="preserve"> == "Doctor" | Occupation == "Engineer"</w:t>
-      </w:r>
-    </w:p>
-    <w:p>
-      <w:pPr>
-        <w:pStyle w:val="ListParagraph"/>
-        <w:ind w:left="2250" w:hanging="810"/>
-        <w:rPr>
-          <w:rFonts w:ascii="Times New Roman" w:eastAsia="Times New Roman" w:hAnsi="Times New Roman" w:cs="Times New Roman"/>
-        </w:rPr>
-      </w:pPr>
-      <w:r>
-        <w:rPr>
-          <w:rFonts w:ascii="Times New Roman" w:eastAsia="Times New Roman" w:hAnsi="Times New Roman" w:cs="Times New Roman"/>
-        </w:rPr>
-        <w:t>)</w:t>
-      </w:r>
-    </w:p>
-    <w:p>
-      <w:pPr>
-        <w:pStyle w:val="ListParagraph"/>
-        <w:ind w:left="2250" w:hanging="810"/>
-        <w:rPr>
-          <w:rFonts w:ascii="Times New Roman" w:eastAsia="Times New Roman" w:hAnsi="Times New Roman" w:cs="Times New Roman"/>
-        </w:rPr>
-      </w:pPr>
-      <w:proofErr w:type="spellStart"/>
-      <w:r>
-        <w:rPr>
-          <w:rFonts w:ascii="Times New Roman" w:eastAsia="Times New Roman" w:hAnsi="Times New Roman" w:cs="Times New Roman"/>
-        </w:rPr>
-        <w:t>breaks_seq</w:t>
-      </w:r>
-      <w:proofErr w:type="spellEnd"/>
-      <w:r>
-        <w:rPr>
-          <w:rFonts w:ascii="Times New Roman" w:eastAsia="Times New Roman" w:hAnsi="Times New Roman" w:cs="Times New Roman"/>
-        </w:rPr>
-        <w:t xml:space="preserve"> &lt;- </w:t>
-      </w:r>
-      <w:proofErr w:type="spellStart"/>
-      <w:proofErr w:type="gramStart"/>
-      <w:r>
-        <w:rPr>
-          <w:rFonts w:ascii="Times New Roman" w:eastAsia="Times New Roman" w:hAnsi="Times New Roman" w:cs="Times New Roman"/>
-        </w:rPr>
-        <w:t>seq</w:t>
-      </w:r>
-      <w:proofErr w:type="spellEnd"/>
-      <w:r>
-        <w:rPr>
-          <w:rFonts w:ascii="Times New Roman" w:eastAsia="Times New Roman" w:hAnsi="Times New Roman" w:cs="Times New Roman"/>
-        </w:rPr>
-        <w:t>(</w:t>
-      </w:r>
-      <w:proofErr w:type="gramEnd"/>
-      <w:r>
-        <w:rPr>
-          <w:rFonts w:ascii="Times New Roman" w:eastAsia="Times New Roman" w:hAnsi="Times New Roman" w:cs="Times New Roman"/>
-        </w:rPr>
-        <w:t>1, 10, by = 1)</w:t>
-      </w:r>
-    </w:p>
-    <w:p>
-      <w:pPr>
-        <w:pStyle w:val="ListParagraph"/>
-        <w:ind w:left="2250" w:hanging="810"/>
-        <w:rPr>
-          <w:rFonts w:ascii="Times New Roman" w:eastAsia="Times New Roman" w:hAnsi="Times New Roman" w:cs="Times New Roman"/>
-        </w:rPr>
-      </w:pPr>
-      <w:r>
-        <w:rPr>
-          <w:rFonts w:ascii="Times New Roman" w:eastAsia="Times New Roman" w:hAnsi="Times New Roman" w:cs="Times New Roman"/>
-        </w:rPr>
-        <w:t xml:space="preserve"># </w:t>
-      </w:r>
-      <w:proofErr w:type="gramStart"/>
-      <w:r>
-        <w:rPr>
-          <w:rFonts w:ascii="Times New Roman" w:eastAsia="Times New Roman" w:hAnsi="Times New Roman" w:cs="Times New Roman"/>
-        </w:rPr>
-        <w:t>Creates</w:t>
-      </w:r>
-      <w:proofErr w:type="gramEnd"/>
-      <w:r>
-        <w:rPr>
-          <w:rFonts w:ascii="Times New Roman" w:eastAsia="Times New Roman" w:hAnsi="Times New Roman" w:cs="Times New Roman"/>
-        </w:rPr>
-        <w:t xml:space="preserve"> a Histogram for stress levels</w:t>
-      </w:r>
-    </w:p>
-    <w:p>
-      <w:pPr>
-        <w:pStyle w:val="ListParagraph"/>
-        <w:ind w:left="2250" w:hanging="810"/>
-        <w:rPr>
-          <w:rFonts w:ascii="Times New Roman" w:eastAsia="Times New Roman" w:hAnsi="Times New Roman" w:cs="Times New Roman"/>
-        </w:rPr>
-      </w:pPr>
-      <w:proofErr w:type="spellStart"/>
-      <w:proofErr w:type="gramStart"/>
-      <w:r>
-        <w:rPr>
-          <w:rFonts w:ascii="Times New Roman" w:eastAsia="Times New Roman" w:hAnsi="Times New Roman" w:cs="Times New Roman"/>
-        </w:rPr>
-        <w:t>hist</w:t>
-      </w:r>
-      <w:proofErr w:type="spellEnd"/>
-      <w:r>
-        <w:rPr>
-          <w:rFonts w:ascii="Times New Roman" w:eastAsia="Times New Roman" w:hAnsi="Times New Roman" w:cs="Times New Roman"/>
-        </w:rPr>
-        <w:t>(</w:t>
-      </w:r>
-      <w:proofErr w:type="gramEnd"/>
-    </w:p>
-    <w:p>
-      <w:pPr>
-        <w:pStyle w:val="ListParagraph"/>
-        <w:ind w:left="2250" w:hanging="810"/>
-        <w:rPr>
-          <w:rFonts w:ascii="Times New Roman" w:eastAsia="Times New Roman" w:hAnsi="Times New Roman" w:cs="Times New Roman"/>
-        </w:rPr>
-      </w:pPr>
-      <w:r>
-        <w:rPr>
-          <w:rFonts w:ascii="Times New Roman" w:eastAsia="Times New Roman" w:hAnsi="Times New Roman" w:cs="Times New Roman"/>
-        </w:rPr>
-        <w:t xml:space="preserve">  </w:t>
-      </w:r>
-      <w:proofErr w:type="spellStart"/>
-      <w:r>
-        <w:rPr>
-          <w:rFonts w:ascii="Times New Roman" w:eastAsia="Times New Roman" w:hAnsi="Times New Roman" w:cs="Times New Roman"/>
-        </w:rPr>
-        <w:t>data_hist$stress_level</w:t>
-      </w:r>
-      <w:proofErr w:type="spellEnd"/>
-      <w:r>
-        <w:rPr>
-          <w:rFonts w:ascii="Times New Roman" w:eastAsia="Times New Roman" w:hAnsi="Times New Roman" w:cs="Times New Roman"/>
-        </w:rPr>
-        <w:t>,</w:t>
-      </w:r>
-    </w:p>
-    <w:p>
-      <w:pPr>
-        <w:pStyle w:val="ListParagraph"/>
-        <w:ind w:left="2250" w:hanging="810"/>
-        <w:rPr>
-          <w:rFonts w:ascii="Times New Roman" w:eastAsia="Times New Roman" w:hAnsi="Times New Roman" w:cs="Times New Roman"/>
-        </w:rPr>
-      </w:pPr>
-      <w:r>
-        <w:rPr>
-          <w:rFonts w:ascii="Times New Roman" w:eastAsia="Times New Roman" w:hAnsi="Times New Roman" w:cs="Times New Roman"/>
-        </w:rPr>
-        <w:lastRenderedPageBreak/>
-        <w:t xml:space="preserve">  </w:t>
-      </w:r>
-      <w:proofErr w:type="gramStart"/>
-      <w:r>
-        <w:rPr>
-          <w:rFonts w:ascii="Times New Roman" w:eastAsia="Times New Roman" w:hAnsi="Times New Roman" w:cs="Times New Roman"/>
-        </w:rPr>
-        <w:t>breaks</w:t>
-      </w:r>
-      <w:proofErr w:type="gramEnd"/>
-      <w:r>
-        <w:rPr>
-          <w:rFonts w:ascii="Times New Roman" w:eastAsia="Times New Roman" w:hAnsi="Times New Roman" w:cs="Times New Roman"/>
-        </w:rPr>
-        <w:t xml:space="preserve"> = </w:t>
-      </w:r>
-      <w:proofErr w:type="spellStart"/>
-      <w:r>
-        <w:rPr>
-          <w:rFonts w:ascii="Times New Roman" w:eastAsia="Times New Roman" w:hAnsi="Times New Roman" w:cs="Times New Roman"/>
-        </w:rPr>
-        <w:t>breaks_seq</w:t>
-      </w:r>
-      <w:proofErr w:type="spellEnd"/>
-      <w:r>
-        <w:rPr>
-          <w:rFonts w:ascii="Times New Roman" w:eastAsia="Times New Roman" w:hAnsi="Times New Roman" w:cs="Times New Roman"/>
-        </w:rPr>
-        <w:t>,</w:t>
-      </w:r>
-    </w:p>
-    <w:p>
-      <w:pPr>
-        <w:pStyle w:val="ListParagraph"/>
-        <w:ind w:left="2250" w:hanging="810"/>
-        <w:rPr>
-          <w:rFonts w:ascii="Times New Roman" w:eastAsia="Times New Roman" w:hAnsi="Times New Roman" w:cs="Times New Roman"/>
-        </w:rPr>
-      </w:pPr>
-      <w:r>
-        <w:rPr>
-          <w:rFonts w:ascii="Times New Roman" w:eastAsia="Times New Roman" w:hAnsi="Times New Roman" w:cs="Times New Roman"/>
-        </w:rPr>
-        <w:t xml:space="preserve">  </w:t>
-      </w:r>
-      <w:proofErr w:type="gramStart"/>
-      <w:r>
-        <w:rPr>
-          <w:rFonts w:ascii="Times New Roman" w:eastAsia="Times New Roman" w:hAnsi="Times New Roman" w:cs="Times New Roman"/>
-        </w:rPr>
-        <w:t>main</w:t>
-      </w:r>
-      <w:proofErr w:type="gramEnd"/>
-      <w:r>
-        <w:rPr>
-          <w:rFonts w:ascii="Times New Roman" w:eastAsia="Times New Roman" w:hAnsi="Times New Roman" w:cs="Times New Roman"/>
-        </w:rPr>
-        <w:t xml:space="preserve"> = "Frequency Distribution of Doctors and Engineers' Stress Level",</w:t>
-      </w:r>
-    </w:p>
-    <w:p>
-      <w:pPr>
-        <w:pStyle w:val="ListParagraph"/>
-        <w:ind w:left="2250" w:hanging="810"/>
-        <w:rPr>
-          <w:rFonts w:ascii="Times New Roman" w:eastAsia="Times New Roman" w:hAnsi="Times New Roman" w:cs="Times New Roman"/>
-        </w:rPr>
-      </w:pPr>
-      <w:r>
-        <w:rPr>
-          <w:rFonts w:ascii="Times New Roman" w:eastAsia="Times New Roman" w:hAnsi="Times New Roman" w:cs="Times New Roman"/>
-        </w:rPr>
-        <w:t xml:space="preserve">  </w:t>
-      </w:r>
-      <w:proofErr w:type="spellStart"/>
-      <w:proofErr w:type="gramStart"/>
-      <w:r>
-        <w:rPr>
-          <w:rFonts w:ascii="Times New Roman" w:eastAsia="Times New Roman" w:hAnsi="Times New Roman" w:cs="Times New Roman"/>
-        </w:rPr>
-        <w:t>xlab</w:t>
-      </w:r>
-      <w:proofErr w:type="spellEnd"/>
-      <w:proofErr w:type="gramEnd"/>
-      <w:r>
-        <w:rPr>
-          <w:rFonts w:ascii="Times New Roman" w:eastAsia="Times New Roman" w:hAnsi="Times New Roman" w:cs="Times New Roman"/>
-        </w:rPr>
-        <w:t xml:space="preserve"> = "Stress Level",</w:t>
-      </w:r>
-    </w:p>
-    <w:p>
-      <w:pPr>
-        <w:pStyle w:val="ListParagraph"/>
-        <w:ind w:left="2250" w:hanging="810"/>
-        <w:rPr>
-          <w:rFonts w:ascii="Times New Roman" w:eastAsia="Times New Roman" w:hAnsi="Times New Roman" w:cs="Times New Roman"/>
-        </w:rPr>
-      </w:pPr>
-      <w:r>
-        <w:rPr>
-          <w:rFonts w:ascii="Times New Roman" w:eastAsia="Times New Roman" w:hAnsi="Times New Roman" w:cs="Times New Roman"/>
-        </w:rPr>
-        <w:t xml:space="preserve">  </w:t>
-      </w:r>
-      <w:proofErr w:type="spellStart"/>
-      <w:proofErr w:type="gramStart"/>
-      <w:r>
-        <w:rPr>
-          <w:rFonts w:ascii="Times New Roman" w:eastAsia="Times New Roman" w:hAnsi="Times New Roman" w:cs="Times New Roman"/>
-        </w:rPr>
-        <w:t>ylab</w:t>
-      </w:r>
-      <w:proofErr w:type="spellEnd"/>
-      <w:proofErr w:type="gramEnd"/>
-      <w:r>
-        <w:rPr>
-          <w:rFonts w:ascii="Times New Roman" w:eastAsia="Times New Roman" w:hAnsi="Times New Roman" w:cs="Times New Roman"/>
-        </w:rPr>
-        <w:t xml:space="preserve"> = "Frequency",</w:t>
-      </w:r>
-    </w:p>
-    <w:p>
-      <w:pPr>
-        <w:pStyle w:val="ListParagraph"/>
-        <w:ind w:left="2250" w:hanging="810"/>
-        <w:rPr>
-          <w:rFonts w:ascii="Times New Roman" w:eastAsia="Times New Roman" w:hAnsi="Times New Roman" w:cs="Times New Roman"/>
-        </w:rPr>
-      </w:pPr>
-      <w:r>
-        <w:rPr>
-          <w:rFonts w:ascii="Times New Roman" w:eastAsia="Times New Roman" w:hAnsi="Times New Roman" w:cs="Times New Roman"/>
-        </w:rPr>
-        <w:t xml:space="preserve">  </w:t>
-      </w:r>
-      <w:proofErr w:type="spellStart"/>
-      <w:proofErr w:type="gramStart"/>
-      <w:r>
-        <w:rPr>
-          <w:rFonts w:ascii="Times New Roman" w:eastAsia="Times New Roman" w:hAnsi="Times New Roman" w:cs="Times New Roman"/>
-        </w:rPr>
-        <w:t>col</w:t>
-      </w:r>
-      <w:proofErr w:type="spellEnd"/>
-      <w:proofErr w:type="gramEnd"/>
-      <w:r>
-        <w:rPr>
-          <w:rFonts w:ascii="Times New Roman" w:eastAsia="Times New Roman" w:hAnsi="Times New Roman" w:cs="Times New Roman"/>
-        </w:rPr>
-        <w:t xml:space="preserve"> = "</w:t>
-      </w:r>
-      <w:proofErr w:type="spellStart"/>
-      <w:r>
-        <w:rPr>
-          <w:rFonts w:ascii="Times New Roman" w:eastAsia="Times New Roman" w:hAnsi="Times New Roman" w:cs="Times New Roman"/>
-        </w:rPr>
-        <w:t>lightgreen</w:t>
-      </w:r>
-      <w:proofErr w:type="spellEnd"/>
-      <w:r>
-        <w:rPr>
-          <w:rFonts w:ascii="Times New Roman" w:eastAsia="Times New Roman" w:hAnsi="Times New Roman" w:cs="Times New Roman"/>
-        </w:rPr>
-        <w:t>",</w:t>
-      </w:r>
-    </w:p>
-    <w:p>
-      <w:pPr>
-        <w:pStyle w:val="ListParagraph"/>
-        <w:ind w:left="2250" w:hanging="810"/>
-        <w:rPr>
-          <w:rFonts w:ascii="Times New Roman" w:eastAsia="Times New Roman" w:hAnsi="Times New Roman" w:cs="Times New Roman"/>
-        </w:rPr>
-      </w:pPr>
-      <w:r>
-        <w:rPr>
-          <w:rFonts w:ascii="Times New Roman" w:eastAsia="Times New Roman" w:hAnsi="Times New Roman" w:cs="Times New Roman"/>
-        </w:rPr>
-        <w:t xml:space="preserve">  </w:t>
-      </w:r>
-      <w:proofErr w:type="spellStart"/>
-      <w:proofErr w:type="gramStart"/>
-      <w:r>
-        <w:rPr>
-          <w:rFonts w:ascii="Times New Roman" w:eastAsia="Times New Roman" w:hAnsi="Times New Roman" w:cs="Times New Roman"/>
-        </w:rPr>
-        <w:t>xlim</w:t>
-      </w:r>
-      <w:proofErr w:type="spellEnd"/>
-      <w:proofErr w:type="gramEnd"/>
-      <w:r>
-        <w:rPr>
-          <w:rFonts w:ascii="Times New Roman" w:eastAsia="Times New Roman" w:hAnsi="Times New Roman" w:cs="Times New Roman"/>
-        </w:rPr>
-        <w:t xml:space="preserve"> = c(1, 10),</w:t>
-      </w:r>
-    </w:p>
-    <w:p>
-      <w:pPr>
-        <w:pStyle w:val="ListParagraph"/>
-        <w:ind w:left="2250" w:hanging="810"/>
-        <w:rPr>
-          <w:rFonts w:ascii="Times New Roman" w:eastAsia="Times New Roman" w:hAnsi="Times New Roman" w:cs="Times New Roman"/>
-        </w:rPr>
-      </w:pPr>
-      <w:r>
-        <w:rPr>
-          <w:rFonts w:ascii="Times New Roman" w:eastAsia="Times New Roman" w:hAnsi="Times New Roman" w:cs="Times New Roman"/>
-        </w:rPr>
-        <w:t xml:space="preserve">  </w:t>
-      </w:r>
-      <w:proofErr w:type="spellStart"/>
-      <w:proofErr w:type="gramStart"/>
-      <w:r>
-        <w:rPr>
-          <w:rFonts w:ascii="Times New Roman" w:eastAsia="Times New Roman" w:hAnsi="Times New Roman" w:cs="Times New Roman"/>
-        </w:rPr>
-        <w:t>xaxt</w:t>
-      </w:r>
-      <w:proofErr w:type="spellEnd"/>
-      <w:proofErr w:type="gramEnd"/>
-      <w:r>
-        <w:rPr>
-          <w:rFonts w:ascii="Times New Roman" w:eastAsia="Times New Roman" w:hAnsi="Times New Roman" w:cs="Times New Roman"/>
-        </w:rPr>
-        <w:t xml:space="preserve"> = "n",</w:t>
-      </w:r>
-    </w:p>
-    <w:p>
-      <w:pPr>
-        <w:pStyle w:val="ListParagraph"/>
-        <w:ind w:left="2250" w:hanging="810"/>
-        <w:rPr>
-          <w:rFonts w:ascii="Times New Roman" w:eastAsia="Times New Roman" w:hAnsi="Times New Roman" w:cs="Times New Roman"/>
-        </w:rPr>
-      </w:pPr>
-      <w:r>
-        <w:rPr>
-          <w:rFonts w:ascii="Times New Roman" w:eastAsia="Times New Roman" w:hAnsi="Times New Roman" w:cs="Times New Roman"/>
-        </w:rPr>
-        <w:t xml:space="preserve">  </w:t>
-      </w:r>
-      <w:proofErr w:type="spellStart"/>
-      <w:proofErr w:type="gramStart"/>
-      <w:r>
-        <w:rPr>
-          <w:rFonts w:ascii="Times New Roman" w:eastAsia="Times New Roman" w:hAnsi="Times New Roman" w:cs="Times New Roman"/>
-        </w:rPr>
-        <w:t>yaxt</w:t>
-      </w:r>
-      <w:proofErr w:type="spellEnd"/>
-      <w:proofErr w:type="gramEnd"/>
-      <w:r>
-        <w:rPr>
-          <w:rFonts w:ascii="Times New Roman" w:eastAsia="Times New Roman" w:hAnsi="Times New Roman" w:cs="Times New Roman"/>
-        </w:rPr>
-        <w:t xml:space="preserve"> = "n"</w:t>
-      </w:r>
-    </w:p>
-    <w:p>
-      <w:pPr>
-        <w:pStyle w:val="ListParagraph"/>
-        <w:ind w:left="2250" w:hanging="810"/>
-        <w:rPr>
-          <w:rFonts w:ascii="Times New Roman" w:eastAsia="Times New Roman" w:hAnsi="Times New Roman" w:cs="Times New Roman"/>
-        </w:rPr>
-      </w:pPr>
-      <w:r>
-        <w:rPr>
-          <w:rFonts w:ascii="Times New Roman" w:eastAsia="Times New Roman" w:hAnsi="Times New Roman" w:cs="Times New Roman"/>
-        </w:rPr>
-        <w:t>)</w:t>
-      </w:r>
-    </w:p>
-    <w:p>
-      <w:pPr>
-        <w:pStyle w:val="ListParagraph"/>
-        <w:ind w:left="2250" w:hanging="810"/>
-        <w:rPr>
-          <w:rFonts w:ascii="Times New Roman" w:eastAsia="Times New Roman" w:hAnsi="Times New Roman" w:cs="Times New Roman"/>
-        </w:rPr>
-      </w:pPr>
-      <w:proofErr w:type="gramStart"/>
-      <w:r>
-        <w:rPr>
-          <w:rFonts w:ascii="Times New Roman" w:eastAsia="Times New Roman" w:hAnsi="Times New Roman" w:cs="Times New Roman"/>
-        </w:rPr>
-        <w:t>axis(</w:t>
-      </w:r>
-      <w:proofErr w:type="gramEnd"/>
-    </w:p>
-    <w:p>
-      <w:pPr>
-        <w:pStyle w:val="ListParagraph"/>
-        <w:ind w:left="2250" w:hanging="810"/>
-        <w:rPr>
-          <w:rFonts w:ascii="Times New Roman" w:eastAsia="Times New Roman" w:hAnsi="Times New Roman" w:cs="Times New Roman"/>
-        </w:rPr>
-      </w:pPr>
-      <w:r>
-        <w:rPr>
-          <w:rFonts w:ascii="Times New Roman" w:eastAsia="Times New Roman" w:hAnsi="Times New Roman" w:cs="Times New Roman"/>
-        </w:rPr>
-        <w:t xml:space="preserve">  </w:t>
-      </w:r>
-      <w:proofErr w:type="gramStart"/>
-      <w:r>
-        <w:rPr>
-          <w:rFonts w:ascii="Times New Roman" w:eastAsia="Times New Roman" w:hAnsi="Times New Roman" w:cs="Times New Roman"/>
-        </w:rPr>
-        <w:t>side</w:t>
-      </w:r>
-      <w:proofErr w:type="gramEnd"/>
-      <w:r>
-        <w:rPr>
-          <w:rFonts w:ascii="Times New Roman" w:eastAsia="Times New Roman" w:hAnsi="Times New Roman" w:cs="Times New Roman"/>
-        </w:rPr>
-        <w:t xml:space="preserve"> = 1,</w:t>
-      </w:r>
-    </w:p>
-    <w:p>
-      <w:pPr>
-        <w:pStyle w:val="ListParagraph"/>
-        <w:ind w:left="2250" w:hanging="810"/>
-        <w:rPr>
-          <w:rFonts w:ascii="Times New Roman" w:eastAsia="Times New Roman" w:hAnsi="Times New Roman" w:cs="Times New Roman"/>
-        </w:rPr>
-      </w:pPr>
-      <w:r>
-        <w:rPr>
-          <w:rFonts w:ascii="Times New Roman" w:eastAsia="Times New Roman" w:hAnsi="Times New Roman" w:cs="Times New Roman"/>
-        </w:rPr>
-        <w:t xml:space="preserve">  </w:t>
-      </w:r>
-      <w:proofErr w:type="gramStart"/>
-      <w:r>
-        <w:rPr>
-          <w:rFonts w:ascii="Times New Roman" w:eastAsia="Times New Roman" w:hAnsi="Times New Roman" w:cs="Times New Roman"/>
-        </w:rPr>
-        <w:t>at</w:t>
-      </w:r>
-      <w:proofErr w:type="gramEnd"/>
-      <w:r>
-        <w:rPr>
-          <w:rFonts w:ascii="Times New Roman" w:eastAsia="Times New Roman" w:hAnsi="Times New Roman" w:cs="Times New Roman"/>
-        </w:rPr>
-        <w:t xml:space="preserve"> = 1:10</w:t>
-      </w:r>
-    </w:p>
-    <w:p>
-      <w:pPr>
-        <w:pStyle w:val="ListParagraph"/>
-        <w:ind w:left="2250" w:hanging="810"/>
-        <w:rPr>
-          <w:rFonts w:ascii="Times New Roman" w:eastAsia="Times New Roman" w:hAnsi="Times New Roman" w:cs="Times New Roman"/>
-        </w:rPr>
-      </w:pPr>
-      <w:r>
-        <w:rPr>
-          <w:rFonts w:ascii="Times New Roman" w:eastAsia="Times New Roman" w:hAnsi="Times New Roman" w:cs="Times New Roman"/>
-        </w:rPr>
-        <w:t>)</w:t>
-      </w:r>
-    </w:p>
-    <w:p>
-      <w:pPr>
-        <w:pStyle w:val="ListParagraph"/>
-        <w:ind w:left="2250" w:hanging="810"/>
-        <w:rPr>
-          <w:rFonts w:ascii="Times New Roman" w:eastAsia="Times New Roman" w:hAnsi="Times New Roman" w:cs="Times New Roman"/>
-        </w:rPr>
-      </w:pPr>
-      <w:proofErr w:type="gramStart"/>
-      <w:r>
-        <w:rPr>
-          <w:rFonts w:ascii="Times New Roman" w:eastAsia="Times New Roman" w:hAnsi="Times New Roman" w:cs="Times New Roman"/>
-        </w:rPr>
-        <w:t>axis(</w:t>
-      </w:r>
-      <w:proofErr w:type="gramEnd"/>
-    </w:p>
-    <w:p>
-      <w:pPr>
-        <w:pStyle w:val="ListParagraph"/>
-        <w:ind w:left="2250" w:hanging="810"/>
-        <w:rPr>
-          <w:rFonts w:ascii="Times New Roman" w:eastAsia="Times New Roman" w:hAnsi="Times New Roman" w:cs="Times New Roman"/>
-        </w:rPr>
-      </w:pPr>
-      <w:r>
-        <w:rPr>
-          <w:rFonts w:ascii="Times New Roman" w:eastAsia="Times New Roman" w:hAnsi="Times New Roman" w:cs="Times New Roman"/>
-        </w:rPr>
-        <w:t xml:space="preserve">  </w:t>
-      </w:r>
-      <w:proofErr w:type="gramStart"/>
-      <w:r>
-        <w:rPr>
-          <w:rFonts w:ascii="Times New Roman" w:eastAsia="Times New Roman" w:hAnsi="Times New Roman" w:cs="Times New Roman"/>
-        </w:rPr>
-        <w:t>side</w:t>
-      </w:r>
-      <w:proofErr w:type="gramEnd"/>
-      <w:r>
-        <w:rPr>
-          <w:rFonts w:ascii="Times New Roman" w:eastAsia="Times New Roman" w:hAnsi="Times New Roman" w:cs="Times New Roman"/>
-        </w:rPr>
-        <w:t xml:space="preserve"> = 2,</w:t>
-      </w:r>
-    </w:p>
-    <w:p>
-      <w:pPr>
-        <w:pStyle w:val="ListParagraph"/>
-        <w:ind w:left="2250" w:hanging="810"/>
-        <w:rPr>
-          <w:rFonts w:ascii="Times New Roman" w:eastAsia="Times New Roman" w:hAnsi="Times New Roman" w:cs="Times New Roman"/>
-        </w:rPr>
-      </w:pPr>
-      <w:r>
-        <w:rPr>
-          <w:rFonts w:ascii="Times New Roman" w:eastAsia="Times New Roman" w:hAnsi="Times New Roman" w:cs="Times New Roman"/>
-        </w:rPr>
-        <w:t xml:space="preserve">  </w:t>
-      </w:r>
-      <w:proofErr w:type="gramStart"/>
-      <w:r>
-        <w:rPr>
-          <w:rFonts w:ascii="Times New Roman" w:eastAsia="Times New Roman" w:hAnsi="Times New Roman" w:cs="Times New Roman"/>
-        </w:rPr>
-        <w:t>at</w:t>
-      </w:r>
-      <w:proofErr w:type="gramEnd"/>
-      <w:r>
-        <w:rPr>
-          <w:rFonts w:ascii="Times New Roman" w:eastAsia="Times New Roman" w:hAnsi="Times New Roman" w:cs="Times New Roman"/>
-        </w:rPr>
-        <w:t xml:space="preserve"> = </w:t>
-      </w:r>
-      <w:proofErr w:type="spellStart"/>
-      <w:r>
-        <w:rPr>
-          <w:rFonts w:ascii="Times New Roman" w:eastAsia="Times New Roman" w:hAnsi="Times New Roman" w:cs="Times New Roman"/>
-        </w:rPr>
-        <w:t>seq</w:t>
-      </w:r>
-      <w:proofErr w:type="spellEnd"/>
-      <w:r>
-        <w:rPr>
-          <w:rFonts w:ascii="Times New Roman" w:eastAsia="Times New Roman" w:hAnsi="Times New Roman" w:cs="Times New Roman"/>
-        </w:rPr>
-        <w:t>(0, 50, by = 5)</w:t>
-      </w:r>
-    </w:p>
-    <w:p>
-      <w:pPr>
-        <w:pStyle w:val="ListParagraph"/>
-        <w:ind w:left="2250" w:hanging="810"/>
-        <w:rPr>
-          <w:rFonts w:ascii="Times New Roman" w:eastAsia="Times New Roman" w:hAnsi="Times New Roman" w:cs="Times New Roman"/>
-        </w:rPr>
-      </w:pPr>
-      <w:r>
-        <w:rPr>
-          <w:rFonts w:ascii="Times New Roman" w:eastAsia="Times New Roman" w:hAnsi="Times New Roman" w:cs="Times New Roman"/>
-        </w:rPr>
-        <w:t>)</w:t>
-      </w:r>
-    </w:p>
-    <w:p>
-      <w:pPr>
-        <w:pStyle w:val="ListParagraph"/>
-        <w:ind w:left="2250" w:hanging="810"/>
-        <w:rPr>
-          <w:rFonts w:ascii="Times New Roman" w:eastAsia="Times New Roman" w:hAnsi="Times New Roman" w:cs="Times New Roman"/>
-        </w:rPr>
-      </w:pPr>
-    </w:p>
-    <w:p>
-      <w:pPr>
-        <w:pStyle w:val="ListParagraph"/>
-        <w:ind w:left="2250" w:hanging="810"/>
-        <w:rPr>
-          <w:rFonts w:ascii="Times New Roman" w:eastAsia="Times New Roman" w:hAnsi="Times New Roman" w:cs="Times New Roman"/>
-        </w:rPr>
-      </w:pPr>
-    </w:p>
-    <w:p>
-      <w:pPr>
-        <w:pStyle w:val="ListParagraph"/>
-        <w:ind w:left="2250" w:hanging="810"/>
-        <w:rPr>
-          <w:rFonts w:ascii="Times New Roman" w:eastAsia="Times New Roman" w:hAnsi="Times New Roman" w:cs="Times New Roman"/>
-        </w:rPr>
-      </w:pPr>
-    </w:p>
-    <w:p>
-      <w:pPr>
-        <w:pStyle w:val="ListParagraph"/>
-        <w:ind w:left="2250" w:hanging="810"/>
-        <w:rPr>
-          <w:rFonts w:ascii="Times New Roman" w:eastAsia="Times New Roman" w:hAnsi="Times New Roman" w:cs="Times New Roman"/>
-          <w:b/>
-          <w:bCs/>
-        </w:rPr>
-      </w:pPr>
-      <w:r>
-        <w:rPr>
-          <w:rFonts w:ascii="Times New Roman" w:eastAsia="Times New Roman" w:hAnsi="Times New Roman" w:cs="Times New Roman"/>
-          <w:b/>
-          <w:bCs/>
-        </w:rPr>
-        <w:t>A2. R code for Analysis</w:t>
-      </w:r>
-    </w:p>
-    <w:p>
-      <w:pPr>
-        <w:pStyle w:val="ListParagraph"/>
-        <w:ind w:left="2250" w:hanging="810"/>
-        <w:rPr>
-          <w:rFonts w:ascii="Times New Roman" w:eastAsia="Times New Roman" w:hAnsi="Times New Roman" w:cs="Times New Roman"/>
-          <w:b/>
-          <w:bCs/>
-        </w:rPr>
-      </w:pPr>
-    </w:p>
-    <w:p>
-      <w:pPr>
-        <w:pStyle w:val="ListParagraph"/>
-        <w:ind w:left="2250" w:hanging="810"/>
-        <w:rPr>
-          <w:rFonts w:ascii="Times New Roman" w:eastAsia="Times New Roman" w:hAnsi="Times New Roman" w:cs="Times New Roman"/>
-          <w:b/>
-          <w:bCs/>
-        </w:rPr>
-      </w:pPr>
-      <w:r>
-        <w:rPr>
-          <w:rFonts w:ascii="Times New Roman" w:eastAsia="Times New Roman" w:hAnsi="Times New Roman" w:cs="Times New Roman"/>
-        </w:rPr>
-        <w:t xml:space="preserve">#Reference dataset as </w:t>
-      </w:r>
-      <w:proofErr w:type="spellStart"/>
-      <w:r>
-        <w:rPr>
-          <w:rFonts w:ascii="Times New Roman" w:eastAsia="Times New Roman" w:hAnsi="Times New Roman" w:cs="Times New Roman"/>
-        </w:rPr>
-        <w:t>df</w:t>
-      </w:r>
-      <w:proofErr w:type="spellEnd"/>
-    </w:p>
-    <w:p>
-      <w:pPr>
-        <w:pStyle w:val="ListParagraph"/>
-        <w:ind w:left="2250" w:hanging="810"/>
-        <w:rPr>
-          <w:rFonts w:ascii="Times New Roman" w:eastAsia="Times New Roman" w:hAnsi="Times New Roman" w:cs="Times New Roman"/>
-        </w:rPr>
-      </w:pPr>
-      <w:proofErr w:type="spellStart"/>
-      <w:r>
-        <w:rPr>
-          <w:rFonts w:ascii="Times New Roman" w:eastAsia="Times New Roman" w:hAnsi="Times New Roman" w:cs="Times New Roman"/>
-        </w:rPr>
-        <w:t>df</w:t>
-      </w:r>
-      <w:proofErr w:type="spellEnd"/>
-      <w:r>
-        <w:rPr>
-          <w:rFonts w:ascii="Times New Roman" w:eastAsia="Times New Roman" w:hAnsi="Times New Roman" w:cs="Times New Roman"/>
-        </w:rPr>
-        <w:t xml:space="preserve"> &lt;- read.csv("dataset/Sleep_health_and_lifestyle_dataset.csv")</w:t>
-      </w:r>
-    </w:p>
-    <w:p>
-      <w:pPr>
-        <w:pStyle w:val="ListParagraph"/>
-        <w:ind w:left="2250" w:hanging="810"/>
-        <w:rPr>
-          <w:rFonts w:ascii="Times New Roman" w:eastAsia="Times New Roman" w:hAnsi="Times New Roman" w:cs="Times New Roman"/>
-        </w:rPr>
-      </w:pPr>
-    </w:p>
-    <w:p>
-      <w:pPr>
-        <w:pStyle w:val="ListParagraph"/>
-        <w:ind w:left="2250" w:hanging="810"/>
-        <w:rPr>
-          <w:rFonts w:ascii="Times New Roman" w:eastAsia="Times New Roman" w:hAnsi="Times New Roman" w:cs="Times New Roman"/>
-        </w:rPr>
-      </w:pPr>
-      <w:r>
-        <w:rPr>
-          <w:rFonts w:ascii="Times New Roman" w:eastAsia="Times New Roman" w:hAnsi="Times New Roman" w:cs="Times New Roman"/>
-        </w:rPr>
-        <w:t xml:space="preserve">#Creates a subset </w:t>
-      </w:r>
-      <w:r>
-        <w:rPr>
-          <w:rFonts w:ascii="Times New Roman" w:eastAsia="Times New Roman" w:hAnsi="Times New Roman" w:cs="Times New Roman"/>
-        </w:rPr>
-        <w:t>of rows with only</w:t>
-      </w:r>
-      <w:r>
-        <w:rPr>
-          <w:rFonts w:ascii="Times New Roman" w:eastAsia="Times New Roman" w:hAnsi="Times New Roman" w:cs="Times New Roman"/>
-        </w:rPr>
-        <w:t xml:space="preserve"> doctor or engineer as occupation</w:t>
-      </w:r>
-    </w:p>
-    <w:p>
-      <w:pPr>
-        <w:pStyle w:val="ListParagraph"/>
-        <w:ind w:left="2250" w:hanging="810"/>
-        <w:rPr>
-          <w:rFonts w:ascii="Times New Roman" w:eastAsia="Times New Roman" w:hAnsi="Times New Roman" w:cs="Times New Roman"/>
-        </w:rPr>
-      </w:pPr>
-      <w:proofErr w:type="spellStart"/>
-      <w:r>
-        <w:rPr>
-          <w:rFonts w:ascii="Times New Roman" w:eastAsia="Times New Roman" w:hAnsi="Times New Roman" w:cs="Times New Roman"/>
-        </w:rPr>
-        <w:t>subset_df</w:t>
-      </w:r>
-      <w:proofErr w:type="spellEnd"/>
-      <w:r>
-        <w:rPr>
-          <w:rFonts w:ascii="Times New Roman" w:eastAsia="Times New Roman" w:hAnsi="Times New Roman" w:cs="Times New Roman"/>
-        </w:rPr>
-        <w:t xml:space="preserve"> &lt;- </w:t>
-      </w:r>
-      <w:proofErr w:type="gramStart"/>
-      <w:r>
-        <w:rPr>
-          <w:rFonts w:ascii="Times New Roman" w:eastAsia="Times New Roman" w:hAnsi="Times New Roman" w:cs="Times New Roman"/>
-        </w:rPr>
-        <w:t>subset(</w:t>
-      </w:r>
-      <w:proofErr w:type="spellStart"/>
-      <w:proofErr w:type="gramEnd"/>
-      <w:r>
-        <w:rPr>
-          <w:rFonts w:ascii="Times New Roman" w:eastAsia="Times New Roman" w:hAnsi="Times New Roman" w:cs="Times New Roman"/>
-        </w:rPr>
-        <w:t>df</w:t>
-      </w:r>
-      <w:proofErr w:type="spellEnd"/>
-      <w:r>
-        <w:rPr>
-          <w:rFonts w:ascii="Times New Roman" w:eastAsia="Times New Roman" w:hAnsi="Times New Roman" w:cs="Times New Roman"/>
-        </w:rPr>
-        <w:t>, Occupation == "Doctor" | Occupation == "Engineer")</w:t>
-      </w:r>
-    </w:p>
-    <w:p>
-      <w:pPr>
-        <w:pStyle w:val="ListParagraph"/>
-        <w:ind w:left="2250" w:hanging="810"/>
-        <w:rPr>
-          <w:rFonts w:ascii="Times New Roman" w:eastAsia="Times New Roman" w:hAnsi="Times New Roman" w:cs="Times New Roman"/>
-        </w:rPr>
-      </w:pPr>
-    </w:p>
-    <w:p>
-      <w:pPr>
-        <w:pStyle w:val="ListParagraph"/>
-        <w:ind w:left="2250" w:hanging="810"/>
-        <w:rPr>
-          <w:rFonts w:ascii="Times New Roman" w:eastAsia="Times New Roman" w:hAnsi="Times New Roman" w:cs="Times New Roman"/>
-        </w:rPr>
-      </w:pPr>
-      <w:r>
-        <w:rPr>
-          <w:rFonts w:ascii="Times New Roman" w:eastAsia="Times New Roman" w:hAnsi="Times New Roman" w:cs="Times New Roman"/>
-        </w:rPr>
-        <w:t xml:space="preserve">#Renaming the 8th column to Stress for better interpretation of the </w:t>
-      </w:r>
-      <w:r>
-        <w:rPr>
-          <w:rFonts w:ascii="Times New Roman" w:eastAsia="Times New Roman" w:hAnsi="Times New Roman" w:cs="Times New Roman"/>
-        </w:rPr>
-        <w:t>t</w:t>
-      </w:r>
-      <w:r>
-        <w:rPr>
-          <w:rFonts w:ascii="Times New Roman" w:eastAsia="Times New Roman" w:hAnsi="Times New Roman" w:cs="Times New Roman"/>
-        </w:rPr>
-        <w:t>est</w:t>
-      </w:r>
-    </w:p>
-    <w:p>
-      <w:pPr>
-        <w:pStyle w:val="ListParagraph"/>
-        <w:ind w:left="2250" w:hanging="810"/>
-        <w:rPr>
-          <w:rFonts w:ascii="Times New Roman" w:eastAsia="Times New Roman" w:hAnsi="Times New Roman" w:cs="Times New Roman"/>
-        </w:rPr>
-      </w:pPr>
-      <w:proofErr w:type="spellStart"/>
-      <w:proofErr w:type="gramStart"/>
-      <w:r>
-        <w:rPr>
-          <w:rFonts w:ascii="Times New Roman" w:eastAsia="Times New Roman" w:hAnsi="Times New Roman" w:cs="Times New Roman"/>
-        </w:rPr>
-        <w:t>colnames</w:t>
-      </w:r>
-      <w:proofErr w:type="spellEnd"/>
-      <w:r>
-        <w:rPr>
-          <w:rFonts w:ascii="Times New Roman" w:eastAsia="Times New Roman" w:hAnsi="Times New Roman" w:cs="Times New Roman"/>
-        </w:rPr>
-        <w:t>(</w:t>
-      </w:r>
-      <w:proofErr w:type="spellStart"/>
-      <w:proofErr w:type="gramEnd"/>
-      <w:r>
-        <w:rPr>
-          <w:rFonts w:ascii="Times New Roman" w:eastAsia="Times New Roman" w:hAnsi="Times New Roman" w:cs="Times New Roman"/>
-        </w:rPr>
-        <w:t>subset_df</w:t>
-      </w:r>
-      <w:proofErr w:type="spellEnd"/>
-      <w:r>
-        <w:rPr>
-          <w:rFonts w:ascii="Times New Roman" w:eastAsia="Times New Roman" w:hAnsi="Times New Roman" w:cs="Times New Roman"/>
-        </w:rPr>
-        <w:t>)[8]&lt;- "Stress"</w:t>
-      </w:r>
-    </w:p>
-    <w:p>
-      <w:pPr>
-        <w:pStyle w:val="ListParagraph"/>
-        <w:ind w:left="2250" w:hanging="810"/>
-        <w:rPr>
-          <w:rFonts w:ascii="Times New Roman" w:eastAsia="Times New Roman" w:hAnsi="Times New Roman" w:cs="Times New Roman"/>
-        </w:rPr>
-      </w:pPr>
-    </w:p>
-    <w:p>
-      <w:pPr>
-        <w:pStyle w:val="ListParagraph"/>
-        <w:ind w:left="2250" w:hanging="810"/>
-        <w:rPr>
-          <w:rFonts w:ascii="Times New Roman" w:eastAsia="Times New Roman" w:hAnsi="Times New Roman" w:cs="Times New Roman"/>
-        </w:rPr>
-      </w:pPr>
-      <w:r>
-        <w:rPr>
-          <w:rFonts w:ascii="Times New Roman" w:eastAsia="Times New Roman" w:hAnsi="Times New Roman" w:cs="Times New Roman"/>
-        </w:rPr>
-        <w:t>#Runs the Wilcoxon Rank-Sum Test</w:t>
-      </w:r>
-    </w:p>
-    <w:p>
-      <w:pPr>
-        <w:pStyle w:val="ListParagraph"/>
-        <w:ind w:left="2250" w:hanging="810"/>
-        <w:rPr>
-          <w:rFonts w:ascii="Times New Roman" w:eastAsia="Times New Roman" w:hAnsi="Times New Roman" w:cs="Times New Roman"/>
-        </w:rPr>
-      </w:pPr>
-      <w:proofErr w:type="spellStart"/>
-      <w:proofErr w:type="gramStart"/>
-      <w:r>
-        <w:rPr>
-          <w:rFonts w:ascii="Times New Roman" w:eastAsia="Times New Roman" w:hAnsi="Times New Roman" w:cs="Times New Roman"/>
-        </w:rPr>
-        <w:t>wilcox.test</w:t>
+        <w:t>test</w:t>
       </w:r>
       <w:proofErr w:type="spellEnd"/>
       <w:r>
@@ -7940,7 +7650,7 @@
 </file>
 
 <file path=word/endnotes.xml><?xml version="1.0" encoding="utf-8"?>
-<w:endnotes xmlns:ve="http://schemas.openxmlformats.org/markup-compatibility/2006" xmlns:o="urn:schemas-microsoft-com:office:office" xmlns:r="http://schemas.openxmlformats.org/officeDocument/2006/relationships" xmlns:m="http://schemas.openxmlformats.org/officeDocument/2006/math" xmlns:v="urn:schemas-microsoft-com:vml" xmlns:wp="http://schemas.openxmlformats.org/drawingml/2006/wordprocessingDrawing" xmlns:w10="urn:schemas-microsoft-com:office:word" xmlns:w="http://schemas.openxmlformats.org/wordprocessingml/2006/main" xmlns:wne="http://schemas.microsoft.com/office/word/2006/wordml">
+<w:endnotes xmlns:wpc="http://schemas.microsoft.com/office/word/2010/wordprocessingCanvas" xmlns:cx="http://schemas.microsoft.com/office/drawing/2014/chartex" xmlns:cx1="http://schemas.microsoft.com/office/drawing/2015/9/8/chartex" xmlns:cx2="http://schemas.microsoft.com/office/drawing/2015/10/21/chartex" xmlns:cx3="http://schemas.microsoft.com/office/drawing/2016/5/9/chartex" xmlns:cx4="http://schemas.microsoft.com/office/drawing/2016/5/10/chartex" xmlns:cx5="http://schemas.microsoft.com/office/drawing/2016/5/11/chartex" xmlns:cx6="http://schemas.microsoft.com/office/drawing/2016/5/12/chartex" xmlns:cx7="http://schemas.microsoft.com/office/drawing/2016/5/13/chartex" xmlns:cx8="http://schemas.microsoft.com/office/drawing/2016/5/14/chartex" xmlns:mc="http://schemas.openxmlformats.org/markup-compatibility/2006" xmlns:aink="http://schemas.microsoft.com/office/drawing/2016/ink" xmlns:am3d="http://schemas.microsoft.com/office/drawing/2017/model3d" xmlns:o="urn:schemas-microsoft-com:office:office" xmlns:oel="http://schemas.microsoft.com/office/2019/extlst" xmlns:r="http://schemas.openxmlformats.org/officeDocument/2006/relationships" xmlns:m="http://schemas.openxmlformats.org/officeDocument/2006/math" xmlns:v="urn:schemas-microsoft-com:vml" xmlns:wp14="http://schemas.microsoft.com/office/word/2010/wordprocessingDrawing" xmlns:wp="http://schemas.openxmlformats.org/drawingml/2006/wordprocessingDrawing" xmlns:w10="urn:schemas-microsoft-com:office:word" xmlns:w="http://schemas.openxmlformats.org/wordprocessingml/2006/main" xmlns:w14="http://schemas.microsoft.com/office/word/2010/wordml" xmlns:w15="http://schemas.microsoft.com/office/word/2012/wordml" xmlns:w16cex="http://schemas.microsoft.com/office/word/2018/wordml/cex" xmlns:w16cid="http://schemas.microsoft.com/office/word/2016/wordml/cid" xmlns:w16="http://schemas.microsoft.com/office/word/2018/wordml" xmlns:w16du="http://schemas.microsoft.com/office/word/2023/wordml/word16du" xmlns:w16sdtdh="http://schemas.microsoft.com/office/word/2020/wordml/sdtdatahash" xmlns:w16sdtfl="http://schemas.microsoft.com/office/word/2024/wordml/sdtformatlock" xmlns:w16se="http://schemas.microsoft.com/office/word/2015/wordml/symex" xmlns:wpg="http://schemas.microsoft.com/office/word/2010/wordprocessingGroup" xmlns:wpi="http://schemas.microsoft.com/office/word/2010/wordprocessingInk" xmlns:wne="http://schemas.microsoft.com/office/word/2006/wordml" xmlns:wps="http://schemas.microsoft.com/office/word/2010/wordprocessingShape" mc:Ignorable="w14 w15 w16se w16cid w16 w16cex w16sdtdh w16sdtfl w16du wp14">
   <w:endnote w:type="separator" w:id="-1">
     <w:p>
       <w:r>
@@ -7962,7 +7672,7 @@
 </file>
 
 <file path=word/footer1.xml><?xml version="1.0" encoding="utf-8"?>
-<w:ftr xmlns:ve="http://schemas.openxmlformats.org/markup-compatibility/2006" xmlns:o="urn:schemas-microsoft-com:office:office" xmlns:r="http://schemas.openxmlformats.org/officeDocument/2006/relationships" xmlns:m="http://schemas.openxmlformats.org/officeDocument/2006/math" xmlns:v="urn:schemas-microsoft-com:vml" xmlns:wp="http://schemas.openxmlformats.org/drawingml/2006/wordprocessingDrawing" xmlns:w10="urn:schemas-microsoft-com:office:word" xmlns:w="http://schemas.openxmlformats.org/wordprocessingml/2006/main" xmlns:wne="http://schemas.microsoft.com/office/word/2006/wordml">
+<w:ftr xmlns:wpc="http://schemas.microsoft.com/office/word/2010/wordprocessingCanvas" xmlns:cx="http://schemas.microsoft.com/office/drawing/2014/chartex" xmlns:cx1="http://schemas.microsoft.com/office/drawing/2015/9/8/chartex" xmlns:cx2="http://schemas.microsoft.com/office/drawing/2015/10/21/chartex" xmlns:cx3="http://schemas.microsoft.com/office/drawing/2016/5/9/chartex" xmlns:cx4="http://schemas.microsoft.com/office/drawing/2016/5/10/chartex" xmlns:cx5="http://schemas.microsoft.com/office/drawing/2016/5/11/chartex" xmlns:cx6="http://schemas.microsoft.com/office/drawing/2016/5/12/chartex" xmlns:cx7="http://schemas.microsoft.com/office/drawing/2016/5/13/chartex" xmlns:cx8="http://schemas.microsoft.com/office/drawing/2016/5/14/chartex" xmlns:mc="http://schemas.openxmlformats.org/markup-compatibility/2006" xmlns:aink="http://schemas.microsoft.com/office/drawing/2016/ink" xmlns:am3d="http://schemas.microsoft.com/office/drawing/2017/model3d" xmlns:o="urn:schemas-microsoft-com:office:office" xmlns:oel="http://schemas.microsoft.com/office/2019/extlst" xmlns:r="http://schemas.openxmlformats.org/officeDocument/2006/relationships" xmlns:m="http://schemas.openxmlformats.org/officeDocument/2006/math" xmlns:v="urn:schemas-microsoft-com:vml" xmlns:wp14="http://schemas.microsoft.com/office/word/2010/wordprocessingDrawing" xmlns:wp="http://schemas.openxmlformats.org/drawingml/2006/wordprocessingDrawing" xmlns:w10="urn:schemas-microsoft-com:office:word" xmlns:w="http://schemas.openxmlformats.org/wordprocessingml/2006/main" xmlns:w14="http://schemas.microsoft.com/office/word/2010/wordml" xmlns:w15="http://schemas.microsoft.com/office/word/2012/wordml" xmlns:w16cex="http://schemas.microsoft.com/office/word/2018/wordml/cex" xmlns:w16cid="http://schemas.microsoft.com/office/word/2016/wordml/cid" xmlns:w16="http://schemas.microsoft.com/office/word/2018/wordml" xmlns:w16du="http://schemas.microsoft.com/office/word/2023/wordml/word16du" xmlns:w16sdtdh="http://schemas.microsoft.com/office/word/2020/wordml/sdtdatahash" xmlns:w16sdtfl="http://schemas.microsoft.com/office/word/2024/wordml/sdtformatlock" xmlns:w16se="http://schemas.microsoft.com/office/word/2015/wordml/symex" xmlns:wpg="http://schemas.microsoft.com/office/word/2010/wordprocessingGroup" xmlns:wpi="http://schemas.microsoft.com/office/word/2010/wordprocessingInk" xmlns:wne="http://schemas.microsoft.com/office/word/2006/wordml" xmlns:wps="http://schemas.microsoft.com/office/word/2010/wordprocessingShape" mc:Ignorable="w14 w15 w16se w16cid w16 w16cex w16sdtdh w16sdtfl w16du wp14">
   <w:sdt>
     <w:sdtPr>
       <w:rPr>
@@ -8014,7 +7724,7 @@
 </file>
 
 <file path=word/footer2.xml><?xml version="1.0" encoding="utf-8"?>
-<w:ftr xmlns:ve="http://schemas.openxmlformats.org/markup-compatibility/2006" xmlns:o="urn:schemas-microsoft-com:office:office" xmlns:r="http://schemas.openxmlformats.org/officeDocument/2006/relationships" xmlns:m="http://schemas.openxmlformats.org/officeDocument/2006/math" xmlns:v="urn:schemas-microsoft-com:vml" xmlns:wp="http://schemas.openxmlformats.org/drawingml/2006/wordprocessingDrawing" xmlns:w10="urn:schemas-microsoft-com:office:word" xmlns:w="http://schemas.openxmlformats.org/wordprocessingml/2006/main" xmlns:wne="http://schemas.microsoft.com/office/word/2006/wordml">
+<w:ftr xmlns:wpc="http://schemas.microsoft.com/office/word/2010/wordprocessingCanvas" xmlns:cx="http://schemas.microsoft.com/office/drawing/2014/chartex" xmlns:cx1="http://schemas.microsoft.com/office/drawing/2015/9/8/chartex" xmlns:cx2="http://schemas.microsoft.com/office/drawing/2015/10/21/chartex" xmlns:cx3="http://schemas.microsoft.com/office/drawing/2016/5/9/chartex" xmlns:cx4="http://schemas.microsoft.com/office/drawing/2016/5/10/chartex" xmlns:cx5="http://schemas.microsoft.com/office/drawing/2016/5/11/chartex" xmlns:cx6="http://schemas.microsoft.com/office/drawing/2016/5/12/chartex" xmlns:cx7="http://schemas.microsoft.com/office/drawing/2016/5/13/chartex" xmlns:cx8="http://schemas.microsoft.com/office/drawing/2016/5/14/chartex" xmlns:mc="http://schemas.openxmlformats.org/markup-compatibility/2006" xmlns:aink="http://schemas.microsoft.com/office/drawing/2016/ink" xmlns:am3d="http://schemas.microsoft.com/office/drawing/2017/model3d" xmlns:o="urn:schemas-microsoft-com:office:office" xmlns:oel="http://schemas.microsoft.com/office/2019/extlst" xmlns:r="http://schemas.openxmlformats.org/officeDocument/2006/relationships" xmlns:m="http://schemas.openxmlformats.org/officeDocument/2006/math" xmlns:v="urn:schemas-microsoft-com:vml" xmlns:wp14="http://schemas.microsoft.com/office/word/2010/wordprocessingDrawing" xmlns:wp="http://schemas.openxmlformats.org/drawingml/2006/wordprocessingDrawing" xmlns:w10="urn:schemas-microsoft-com:office:word" xmlns:w="http://schemas.openxmlformats.org/wordprocessingml/2006/main" xmlns:w14="http://schemas.microsoft.com/office/word/2010/wordml" xmlns:w15="http://schemas.microsoft.com/office/word/2012/wordml" xmlns:w16cex="http://schemas.microsoft.com/office/word/2018/wordml/cex" xmlns:w16cid="http://schemas.microsoft.com/office/word/2016/wordml/cid" xmlns:w16="http://schemas.microsoft.com/office/word/2018/wordml" xmlns:w16du="http://schemas.microsoft.com/office/word/2023/wordml/word16du" xmlns:w16sdtdh="http://schemas.microsoft.com/office/word/2020/wordml/sdtdatahash" xmlns:w16sdtfl="http://schemas.microsoft.com/office/word/2024/wordml/sdtformatlock" xmlns:w16se="http://schemas.microsoft.com/office/word/2015/wordml/symex" xmlns:wpg="http://schemas.microsoft.com/office/word/2010/wordprocessingGroup" xmlns:wpi="http://schemas.microsoft.com/office/word/2010/wordprocessingInk" xmlns:wne="http://schemas.microsoft.com/office/word/2006/wordml" xmlns:wps="http://schemas.microsoft.com/office/word/2010/wordprocessingShape" mc:Ignorable="w14 w15 w16se w16cid w16 w16cex w16sdtdh w16sdtfl w16du wp14">
   <w:sdt>
     <w:sdtPr>
       <w:rPr>
@@ -8079,7 +7789,7 @@
 </file>
 
 <file path=word/footnotes.xml><?xml version="1.0" encoding="utf-8"?>
-<w:footnotes xmlns:ve="http://schemas.openxmlformats.org/markup-compatibility/2006" xmlns:o="urn:schemas-microsoft-com:office:office" xmlns:r="http://schemas.openxmlformats.org/officeDocument/2006/relationships" xmlns:m="http://schemas.openxmlformats.org/officeDocument/2006/math" xmlns:v="urn:schemas-microsoft-com:vml" xmlns:wp="http://schemas.openxmlformats.org/drawingml/2006/wordprocessingDrawing" xmlns:w10="urn:schemas-microsoft-com:office:word" xmlns:w="http://schemas.openxmlformats.org/wordprocessingml/2006/main" xmlns:wne="http://schemas.microsoft.com/office/word/2006/wordml">
+<w:footnotes xmlns:wpc="http://schemas.microsoft.com/office/word/2010/wordprocessingCanvas" xmlns:cx="http://schemas.microsoft.com/office/drawing/2014/chartex" xmlns:cx1="http://schemas.microsoft.com/office/drawing/2015/9/8/chartex" xmlns:cx2="http://schemas.microsoft.com/office/drawing/2015/10/21/chartex" xmlns:cx3="http://schemas.microsoft.com/office/drawing/2016/5/9/chartex" xmlns:cx4="http://schemas.microsoft.com/office/drawing/2016/5/10/chartex" xmlns:cx5="http://schemas.microsoft.com/office/drawing/2016/5/11/chartex" xmlns:cx6="http://schemas.microsoft.com/office/drawing/2016/5/12/chartex" xmlns:cx7="http://schemas.microsoft.com/office/drawing/2016/5/13/chartex" xmlns:cx8="http://schemas.microsoft.com/office/drawing/2016/5/14/chartex" xmlns:mc="http://schemas.openxmlformats.org/markup-compatibility/2006" xmlns:aink="http://schemas.microsoft.com/office/drawing/2016/ink" xmlns:am3d="http://schemas.microsoft.com/office/drawing/2017/model3d" xmlns:o="urn:schemas-microsoft-com:office:office" xmlns:oel="http://schemas.microsoft.com/office/2019/extlst" xmlns:r="http://schemas.openxmlformats.org/officeDocument/2006/relationships" xmlns:m="http://schemas.openxmlformats.org/officeDocument/2006/math" xmlns:v="urn:schemas-microsoft-com:vml" xmlns:wp14="http://schemas.microsoft.com/office/word/2010/wordprocessingDrawing" xmlns:wp="http://schemas.openxmlformats.org/drawingml/2006/wordprocessingDrawing" xmlns:w10="urn:schemas-microsoft-com:office:word" xmlns:w="http://schemas.openxmlformats.org/wordprocessingml/2006/main" xmlns:w14="http://schemas.microsoft.com/office/word/2010/wordml" xmlns:w15="http://schemas.microsoft.com/office/word/2012/wordml" xmlns:w16cex="http://schemas.microsoft.com/office/word/2018/wordml/cex" xmlns:w16cid="http://schemas.microsoft.com/office/word/2016/wordml/cid" xmlns:w16="http://schemas.microsoft.com/office/word/2018/wordml" xmlns:w16du="http://schemas.microsoft.com/office/word/2023/wordml/word16du" xmlns:w16sdtdh="http://schemas.microsoft.com/office/word/2020/wordml/sdtdatahash" xmlns:w16sdtfl="http://schemas.microsoft.com/office/word/2024/wordml/sdtformatlock" xmlns:w16se="http://schemas.microsoft.com/office/word/2015/wordml/symex" xmlns:wpg="http://schemas.microsoft.com/office/word/2010/wordprocessingGroup" xmlns:wpi="http://schemas.microsoft.com/office/word/2010/wordprocessingInk" xmlns:wne="http://schemas.microsoft.com/office/word/2006/wordml" xmlns:wps="http://schemas.microsoft.com/office/word/2010/wordprocessingShape" mc:Ignorable="w14 w15 w16se w16cid w16 w16cex w16sdtdh w16sdtfl w16du wp14">
   <w:footnote w:type="separator" w:id="-1">
     <w:p>
       <w:r>
@@ -8109,8 +7819,8 @@
 </file>
 
 <file path=word/numbering.xml><?xml version="1.0" encoding="utf-8"?>
-<w:numbering xmlns:ve="http://schemas.openxmlformats.org/markup-compatibility/2006" xmlns:o="urn:schemas-microsoft-com:office:office" xmlns:r="http://schemas.openxmlformats.org/officeDocument/2006/relationships" xmlns:m="http://schemas.openxmlformats.org/officeDocument/2006/math" xmlns:v="urn:schemas-microsoft-com:vml" xmlns:wp="http://schemas.openxmlformats.org/drawingml/2006/wordprocessingDrawing" xmlns:w10="urn:schemas-microsoft-com:office:word" xmlns:w="http://schemas.openxmlformats.org/wordprocessingml/2006/main" xmlns:wne="http://schemas.microsoft.com/office/word/2006/wordml">
-  <w:abstractNum w:abstractNumId="0">
+<w:numbering xmlns:wpc="http://schemas.microsoft.com/office/word/2010/wordprocessingCanvas" xmlns:cx="http://schemas.microsoft.com/office/drawing/2014/chartex" xmlns:cx1="http://schemas.microsoft.com/office/drawing/2015/9/8/chartex" xmlns:cx2="http://schemas.microsoft.com/office/drawing/2015/10/21/chartex" xmlns:cx3="http://schemas.microsoft.com/office/drawing/2016/5/9/chartex" xmlns:cx4="http://schemas.microsoft.com/office/drawing/2016/5/10/chartex" xmlns:cx5="http://schemas.microsoft.com/office/drawing/2016/5/11/chartex" xmlns:cx6="http://schemas.microsoft.com/office/drawing/2016/5/12/chartex" xmlns:cx7="http://schemas.microsoft.com/office/drawing/2016/5/13/chartex" xmlns:cx8="http://schemas.microsoft.com/office/drawing/2016/5/14/chartex" xmlns:mc="http://schemas.openxmlformats.org/markup-compatibility/2006" xmlns:aink="http://schemas.microsoft.com/office/drawing/2016/ink" xmlns:am3d="http://schemas.microsoft.com/office/drawing/2017/model3d" xmlns:o="urn:schemas-microsoft-com:office:office" xmlns:oel="http://schemas.microsoft.com/office/2019/extlst" xmlns:r="http://schemas.openxmlformats.org/officeDocument/2006/relationships" xmlns:m="http://schemas.openxmlformats.org/officeDocument/2006/math" xmlns:v="urn:schemas-microsoft-com:vml" xmlns:wp14="http://schemas.microsoft.com/office/word/2010/wordprocessingDrawing" xmlns:wp="http://schemas.openxmlformats.org/drawingml/2006/wordprocessingDrawing" xmlns:w10="urn:schemas-microsoft-com:office:word" xmlns:w="http://schemas.openxmlformats.org/wordprocessingml/2006/main" xmlns:w14="http://schemas.microsoft.com/office/word/2010/wordml" xmlns:w15="http://schemas.microsoft.com/office/word/2012/wordml" xmlns:w16cex="http://schemas.microsoft.com/office/word/2018/wordml/cex" xmlns:w16cid="http://schemas.microsoft.com/office/word/2016/wordml/cid" xmlns:w16="http://schemas.microsoft.com/office/word/2018/wordml" xmlns:w16du="http://schemas.microsoft.com/office/word/2023/wordml/word16du" xmlns:w16sdtdh="http://schemas.microsoft.com/office/word/2020/wordml/sdtdatahash" xmlns:w16sdtfl="http://schemas.microsoft.com/office/word/2024/wordml/sdtformatlock" xmlns:w16se="http://schemas.microsoft.com/office/word/2015/wordml/symex" xmlns:wpg="http://schemas.microsoft.com/office/word/2010/wordprocessingGroup" xmlns:wpi="http://schemas.microsoft.com/office/word/2010/wordprocessingInk" xmlns:wne="http://schemas.microsoft.com/office/word/2006/wordml" xmlns:wps="http://schemas.microsoft.com/office/word/2010/wordprocessingShape" mc:Ignorable="w14 w15 w16se w16cid w16 w16cex w16sdtdh w16sdtfl w16du wp14">
+  <w:abstractNum w:abstractNumId="0" w15:restartNumberingAfterBreak="0">
     <w:nsid w:val="03867835"/>
     <w:multiLevelType w:val="hybridMultilevel"/>
     <w:tmpl w:val="DB803B62"/>
@@ -8196,7 +7906,7 @@
       </w:pPr>
     </w:lvl>
   </w:abstractNum>
-  <w:abstractNum w:abstractNumId="1">
+  <w:abstractNum w:abstractNumId="1" w15:restartNumberingAfterBreak="0">
     <w:nsid w:val="03BF854B"/>
     <w:multiLevelType w:val="hybridMultilevel"/>
     <w:tmpl w:val="FFFFFFFF"/>
@@ -8309,7 +8019,7 @@
       </w:rPr>
     </w:lvl>
   </w:abstractNum>
-  <w:abstractNum w:abstractNumId="2">
+  <w:abstractNum w:abstractNumId="2" w15:restartNumberingAfterBreak="0">
     <w:nsid w:val="04BFD81A"/>
     <w:multiLevelType w:val="multilevel"/>
     <w:tmpl w:val="FFFFFFFF"/>
@@ -8395,7 +8105,7 @@
       </w:pPr>
     </w:lvl>
   </w:abstractNum>
-  <w:abstractNum w:abstractNumId="3">
+  <w:abstractNum w:abstractNumId="3" w15:restartNumberingAfterBreak="0">
     <w:nsid w:val="0619E8FD"/>
     <w:multiLevelType w:val="multilevel"/>
     <w:tmpl w:val="FFFFFFFF"/>
@@ -8481,7 +8191,7 @@
       </w:pPr>
     </w:lvl>
   </w:abstractNum>
-  <w:abstractNum w:abstractNumId="4">
+  <w:abstractNum w:abstractNumId="4" w15:restartNumberingAfterBreak="0">
     <w:nsid w:val="08BB5A03"/>
     <w:multiLevelType w:val="hybridMultilevel"/>
     <w:tmpl w:val="FFFFFFFF"/>
@@ -8594,7 +8304,7 @@
       </w:rPr>
     </w:lvl>
   </w:abstractNum>
-  <w:abstractNum w:abstractNumId="5">
+  <w:abstractNum w:abstractNumId="5" w15:restartNumberingAfterBreak="0">
     <w:nsid w:val="09ED0321"/>
     <w:multiLevelType w:val="multilevel"/>
     <w:tmpl w:val="4DA4E65A"/>
@@ -8715,7 +8425,7 @@
       </w:rPr>
     </w:lvl>
   </w:abstractNum>
-  <w:abstractNum w:abstractNumId="6">
+  <w:abstractNum w:abstractNumId="6" w15:restartNumberingAfterBreak="0">
     <w:nsid w:val="0E890F98"/>
     <w:multiLevelType w:val="hybridMultilevel"/>
     <w:tmpl w:val="FFFFFFFF"/>
@@ -8828,7 +8538,7 @@
       </w:rPr>
     </w:lvl>
   </w:abstractNum>
-  <w:abstractNum w:abstractNumId="7">
+  <w:abstractNum w:abstractNumId="7" w15:restartNumberingAfterBreak="0">
     <w:nsid w:val="126901FE"/>
     <w:multiLevelType w:val="multilevel"/>
     <w:tmpl w:val="0B3671C4"/>
@@ -8949,7 +8659,7 @@
       </w:rPr>
     </w:lvl>
   </w:abstractNum>
-  <w:abstractNum w:abstractNumId="8">
+  <w:abstractNum w:abstractNumId="8" w15:restartNumberingAfterBreak="0">
     <w:nsid w:val="190F7B86"/>
     <w:multiLevelType w:val="hybridMultilevel"/>
     <w:tmpl w:val="86C80E18"/>
@@ -9038,7 +8748,7 @@
       </w:pPr>
     </w:lvl>
   </w:abstractNum>
-  <w:abstractNum w:abstractNumId="9">
+  <w:abstractNum w:abstractNumId="9" w15:restartNumberingAfterBreak="0">
     <w:nsid w:val="1B21B0F4"/>
     <w:multiLevelType w:val="hybridMultilevel"/>
     <w:tmpl w:val="72720076"/>
@@ -9151,7 +8861,7 @@
       </w:rPr>
     </w:lvl>
   </w:abstractNum>
-  <w:abstractNum w:abstractNumId="10">
+  <w:abstractNum w:abstractNumId="10" w15:restartNumberingAfterBreak="0">
     <w:nsid w:val="1C5D3AF2"/>
     <w:multiLevelType w:val="hybridMultilevel"/>
     <w:tmpl w:val="FFFFFFFF"/>
@@ -9264,7 +8974,7 @@
       </w:rPr>
     </w:lvl>
   </w:abstractNum>
-  <w:abstractNum w:abstractNumId="11">
+  <w:abstractNum w:abstractNumId="11" w15:restartNumberingAfterBreak="0">
     <w:nsid w:val="1CFC5493"/>
     <w:multiLevelType w:val="hybridMultilevel"/>
     <w:tmpl w:val="FFFFFFFF"/>
@@ -9350,7 +9060,7 @@
       </w:pPr>
     </w:lvl>
   </w:abstractNum>
-  <w:abstractNum w:abstractNumId="12">
+  <w:abstractNum w:abstractNumId="12" w15:restartNumberingAfterBreak="0">
     <w:nsid w:val="1E875941"/>
     <w:multiLevelType w:val="hybridMultilevel"/>
     <w:tmpl w:val="CD722D48"/>
@@ -9463,7 +9173,7 @@
       </w:rPr>
     </w:lvl>
   </w:abstractNum>
-  <w:abstractNum w:abstractNumId="13">
+  <w:abstractNum w:abstractNumId="13" w15:restartNumberingAfterBreak="0">
     <w:nsid w:val="20F471F5"/>
     <w:multiLevelType w:val="hybridMultilevel"/>
     <w:tmpl w:val="116486E0"/>
@@ -9576,7 +9286,7 @@
       </w:rPr>
     </w:lvl>
   </w:abstractNum>
-  <w:abstractNum w:abstractNumId="14">
+  <w:abstractNum w:abstractNumId="14" w15:restartNumberingAfterBreak="0">
     <w:nsid w:val="215ED53B"/>
     <w:multiLevelType w:val="hybridMultilevel"/>
     <w:tmpl w:val="FFFFFFFF"/>
@@ -9689,7 +9399,7 @@
       </w:rPr>
     </w:lvl>
   </w:abstractNum>
-  <w:abstractNum w:abstractNumId="15">
+  <w:abstractNum w:abstractNumId="15" w15:restartNumberingAfterBreak="0">
     <w:nsid w:val="25481131"/>
     <w:multiLevelType w:val="hybridMultilevel"/>
     <w:tmpl w:val="FFFFFFFF"/>
@@ -9802,7 +9512,7 @@
       </w:rPr>
     </w:lvl>
   </w:abstractNum>
-  <w:abstractNum w:abstractNumId="16">
+  <w:abstractNum w:abstractNumId="16" w15:restartNumberingAfterBreak="0">
     <w:nsid w:val="26745B4C"/>
     <w:multiLevelType w:val="hybridMultilevel"/>
     <w:tmpl w:val="5A9C71D8"/>
@@ -9915,7 +9625,7 @@
       </w:rPr>
     </w:lvl>
   </w:abstractNum>
-  <w:abstractNum w:abstractNumId="17">
+  <w:abstractNum w:abstractNumId="17" w15:restartNumberingAfterBreak="0">
     <w:nsid w:val="2BEF301D"/>
     <w:multiLevelType w:val="hybridMultilevel"/>
     <w:tmpl w:val="2B3AA896"/>
@@ -10028,7 +9738,7 @@
       </w:rPr>
     </w:lvl>
   </w:abstractNum>
-  <w:abstractNum w:abstractNumId="18">
+  <w:abstractNum w:abstractNumId="18" w15:restartNumberingAfterBreak="0">
     <w:nsid w:val="2D500462"/>
     <w:multiLevelType w:val="multilevel"/>
     <w:tmpl w:val="C3CAC120"/>
@@ -10123,7 +9833,7 @@
       </w:pPr>
     </w:lvl>
   </w:abstractNum>
-  <w:abstractNum w:abstractNumId="19">
+  <w:abstractNum w:abstractNumId="19" w15:restartNumberingAfterBreak="0">
     <w:nsid w:val="2F1C05C3"/>
     <w:multiLevelType w:val="hybridMultilevel"/>
     <w:tmpl w:val="6676250A"/>
@@ -10236,7 +9946,7 @@
       </w:rPr>
     </w:lvl>
   </w:abstractNum>
-  <w:abstractNum w:abstractNumId="20">
+  <w:abstractNum w:abstractNumId="20" w15:restartNumberingAfterBreak="0">
     <w:nsid w:val="360E79A9"/>
     <w:multiLevelType w:val="multilevel"/>
     <w:tmpl w:val="FFFFFFFF"/>
@@ -10349,7 +10059,7 @@
       </w:rPr>
     </w:lvl>
   </w:abstractNum>
-  <w:abstractNum w:abstractNumId="21">
+  <w:abstractNum w:abstractNumId="21" w15:restartNumberingAfterBreak="0">
     <w:nsid w:val="3AE77EFC"/>
     <w:multiLevelType w:val="hybridMultilevel"/>
     <w:tmpl w:val="BF34E8AA"/>
@@ -10462,7 +10172,7 @@
       </w:rPr>
     </w:lvl>
   </w:abstractNum>
-  <w:abstractNum w:abstractNumId="22">
+  <w:abstractNum w:abstractNumId="22" w15:restartNumberingAfterBreak="0">
     <w:nsid w:val="3BD0A676"/>
     <w:multiLevelType w:val="hybridMultilevel"/>
     <w:tmpl w:val="FFFFFFFF"/>
@@ -10575,7 +10285,7 @@
       </w:rPr>
     </w:lvl>
   </w:abstractNum>
-  <w:abstractNum w:abstractNumId="23">
+  <w:abstractNum w:abstractNumId="23" w15:restartNumberingAfterBreak="0">
     <w:nsid w:val="3CEA41A4"/>
     <w:multiLevelType w:val="hybridMultilevel"/>
     <w:tmpl w:val="FFFFFFFF"/>
@@ -10661,7 +10371,7 @@
       </w:pPr>
     </w:lvl>
   </w:abstractNum>
-  <w:abstractNum w:abstractNumId="24">
+  <w:abstractNum w:abstractNumId="24" w15:restartNumberingAfterBreak="0">
     <w:nsid w:val="3F9AADF4"/>
     <w:multiLevelType w:val="hybridMultilevel"/>
     <w:tmpl w:val="FFFFFFFF"/>
@@ -10747,7 +10457,7 @@
       </w:pPr>
     </w:lvl>
   </w:abstractNum>
-  <w:abstractNum w:abstractNumId="25">
+  <w:abstractNum w:abstractNumId="25" w15:restartNumberingAfterBreak="0">
     <w:nsid w:val="41A2DE95"/>
     <w:multiLevelType w:val="hybridMultilevel"/>
     <w:tmpl w:val="FFFFFFFF"/>
@@ -10860,7 +10570,7 @@
       </w:rPr>
     </w:lvl>
   </w:abstractNum>
-  <w:abstractNum w:abstractNumId="26">
+  <w:abstractNum w:abstractNumId="26" w15:restartNumberingAfterBreak="0">
     <w:nsid w:val="42202A9B"/>
     <w:multiLevelType w:val="hybridMultilevel"/>
     <w:tmpl w:val="FFFFFFFF"/>
@@ -10973,7 +10683,7 @@
       </w:rPr>
     </w:lvl>
   </w:abstractNum>
-  <w:abstractNum w:abstractNumId="27">
+  <w:abstractNum w:abstractNumId="27" w15:restartNumberingAfterBreak="0">
     <w:nsid w:val="43DCB8F2"/>
     <w:multiLevelType w:val="hybridMultilevel"/>
     <w:tmpl w:val="FFFFFFFF"/>
@@ -11086,7 +10796,7 @@
       </w:rPr>
     </w:lvl>
   </w:abstractNum>
-  <w:abstractNum w:abstractNumId="28">
+  <w:abstractNum w:abstractNumId="28" w15:restartNumberingAfterBreak="0">
     <w:nsid w:val="453E2DC6"/>
     <w:multiLevelType w:val="multilevel"/>
     <w:tmpl w:val="4DA4E65A"/>
@@ -11207,7 +10917,7 @@
       </w:rPr>
     </w:lvl>
   </w:abstractNum>
-  <w:abstractNum w:abstractNumId="29">
+  <w:abstractNum w:abstractNumId="29" w15:restartNumberingAfterBreak="0">
     <w:nsid w:val="4D557C4F"/>
     <w:multiLevelType w:val="hybridMultilevel"/>
     <w:tmpl w:val="E482CF54"/>
@@ -11296,7 +11006,7 @@
       </w:pPr>
     </w:lvl>
   </w:abstractNum>
-  <w:abstractNum w:abstractNumId="30">
+  <w:abstractNum w:abstractNumId="30" w15:restartNumberingAfterBreak="0">
     <w:nsid w:val="4ED92FAA"/>
     <w:multiLevelType w:val="hybridMultilevel"/>
     <w:tmpl w:val="7CD8FA86"/>
@@ -11409,7 +11119,7 @@
       </w:rPr>
     </w:lvl>
   </w:abstractNum>
-  <w:abstractNum w:abstractNumId="31">
+  <w:abstractNum w:abstractNumId="31" w15:restartNumberingAfterBreak="0">
     <w:nsid w:val="52DF187A"/>
     <w:multiLevelType w:val="hybridMultilevel"/>
     <w:tmpl w:val="FFFFFFFF"/>
@@ -11522,7 +11232,7 @@
       </w:rPr>
     </w:lvl>
   </w:abstractNum>
-  <w:abstractNum w:abstractNumId="32">
+  <w:abstractNum w:abstractNumId="32" w15:restartNumberingAfterBreak="0">
     <w:nsid w:val="560C463D"/>
     <w:multiLevelType w:val="multilevel"/>
     <w:tmpl w:val="967818FA"/>
@@ -11617,7 +11327,7 @@
       </w:pPr>
     </w:lvl>
   </w:abstractNum>
-  <w:abstractNum w:abstractNumId="33">
+  <w:abstractNum w:abstractNumId="33" w15:restartNumberingAfterBreak="0">
     <w:nsid w:val="573E3B79"/>
     <w:multiLevelType w:val="hybridMultilevel"/>
     <w:tmpl w:val="FFFFFFFF"/>
@@ -11703,7 +11413,7 @@
       </w:pPr>
     </w:lvl>
   </w:abstractNum>
-  <w:abstractNum w:abstractNumId="34">
+  <w:abstractNum w:abstractNumId="34" w15:restartNumberingAfterBreak="0">
     <w:nsid w:val="5A72411A"/>
     <w:multiLevelType w:val="hybridMultilevel"/>
     <w:tmpl w:val="C31A5862"/>
@@ -11789,7 +11499,7 @@
       </w:pPr>
     </w:lvl>
   </w:abstractNum>
-  <w:abstractNum w:abstractNumId="35">
+  <w:abstractNum w:abstractNumId="35" w15:restartNumberingAfterBreak="0">
     <w:nsid w:val="64424843"/>
     <w:multiLevelType w:val="hybridMultilevel"/>
     <w:tmpl w:val="FFFFFFFF"/>
@@ -11875,7 +11585,7 @@
       </w:pPr>
     </w:lvl>
   </w:abstractNum>
-  <w:abstractNum w:abstractNumId="36">
+  <w:abstractNum w:abstractNumId="36" w15:restartNumberingAfterBreak="0">
     <w:nsid w:val="64803963"/>
     <w:multiLevelType w:val="multilevel"/>
     <w:tmpl w:val="FFFFFFFF"/>
@@ -11961,7 +11671,7 @@
       </w:pPr>
     </w:lvl>
   </w:abstractNum>
-  <w:abstractNum w:abstractNumId="37">
+  <w:abstractNum w:abstractNumId="37" w15:restartNumberingAfterBreak="0">
     <w:nsid w:val="662D2694"/>
     <w:multiLevelType w:val="hybridMultilevel"/>
     <w:tmpl w:val="FFFFFFFF"/>
@@ -12047,7 +11757,7 @@
       </w:pPr>
     </w:lvl>
   </w:abstractNum>
-  <w:abstractNum w:abstractNumId="38">
+  <w:abstractNum w:abstractNumId="38" w15:restartNumberingAfterBreak="0">
     <w:nsid w:val="6989EEEE"/>
     <w:multiLevelType w:val="multilevel"/>
     <w:tmpl w:val="BC488E9C"/>
@@ -12141,7 +11851,7 @@
       </w:pPr>
     </w:lvl>
   </w:abstractNum>
-  <w:abstractNum w:abstractNumId="39">
+  <w:abstractNum w:abstractNumId="39" w15:restartNumberingAfterBreak="0">
     <w:nsid w:val="717456F8"/>
     <w:multiLevelType w:val="hybridMultilevel"/>
     <w:tmpl w:val="FFFFFFFF"/>
@@ -12254,131 +11964,131 @@
       </w:rPr>
     </w:lvl>
   </w:abstractNum>
-  <w:num w:numId="1">
+  <w:num w:numId="1" w16cid:durableId="775950420">
     <w:abstractNumId w:val="34"/>
   </w:num>
-  <w:num w:numId="2">
+  <w:num w:numId="2" w16cid:durableId="948203547">
     <w:abstractNumId w:val="0"/>
   </w:num>
-  <w:num w:numId="3">
+  <w:num w:numId="3" w16cid:durableId="1812822256">
     <w:abstractNumId w:val="9"/>
   </w:num>
-  <w:num w:numId="4">
+  <w:num w:numId="4" w16cid:durableId="956988196">
     <w:abstractNumId w:val="35"/>
   </w:num>
-  <w:num w:numId="5">
+  <w:num w:numId="5" w16cid:durableId="718896043">
     <w:abstractNumId w:val="23"/>
   </w:num>
-  <w:num w:numId="6">
+  <w:num w:numId="6" w16cid:durableId="1128356884">
     <w:abstractNumId w:val="11"/>
   </w:num>
-  <w:num w:numId="7">
+  <w:num w:numId="7" w16cid:durableId="163251078">
     <w:abstractNumId w:val="37"/>
   </w:num>
-  <w:num w:numId="8">
+  <w:num w:numId="8" w16cid:durableId="981426535">
     <w:abstractNumId w:val="24"/>
   </w:num>
-  <w:num w:numId="9">
+  <w:num w:numId="9" w16cid:durableId="1697539294">
     <w:abstractNumId w:val="29"/>
   </w:num>
-  <w:num w:numId="10">
+  <w:num w:numId="10" w16cid:durableId="1209803893">
     <w:abstractNumId w:val="7"/>
   </w:num>
-  <w:num w:numId="11">
+  <w:num w:numId="11" w16cid:durableId="698119505">
     <w:abstractNumId w:val="28"/>
   </w:num>
-  <w:num w:numId="12">
+  <w:num w:numId="12" w16cid:durableId="436827216">
     <w:abstractNumId w:val="5"/>
   </w:num>
-  <w:num w:numId="13">
+  <w:num w:numId="13" w16cid:durableId="1997562132">
     <w:abstractNumId w:val="21"/>
   </w:num>
-  <w:num w:numId="14">
+  <w:num w:numId="14" w16cid:durableId="570425866">
     <w:abstractNumId w:val="12"/>
   </w:num>
-  <w:num w:numId="15">
+  <w:num w:numId="15" w16cid:durableId="1893157216">
     <w:abstractNumId w:val="17"/>
   </w:num>
-  <w:num w:numId="16">
+  <w:num w:numId="16" w16cid:durableId="589391330">
     <w:abstractNumId w:val="20"/>
   </w:num>
-  <w:num w:numId="17">
+  <w:num w:numId="17" w16cid:durableId="1338463914">
     <w:abstractNumId w:val="6"/>
   </w:num>
-  <w:num w:numId="18">
+  <w:num w:numId="18" w16cid:durableId="695471256">
     <w:abstractNumId w:val="1"/>
   </w:num>
-  <w:num w:numId="19">
+  <w:num w:numId="19" w16cid:durableId="629211496">
     <w:abstractNumId w:val="22"/>
   </w:num>
-  <w:num w:numId="20">
+  <w:num w:numId="20" w16cid:durableId="666052823">
     <w:abstractNumId w:val="10"/>
   </w:num>
-  <w:num w:numId="21">
+  <w:num w:numId="21" w16cid:durableId="276719276">
     <w:abstractNumId w:val="15"/>
   </w:num>
-  <w:num w:numId="22">
+  <w:num w:numId="22" w16cid:durableId="1276328328">
     <w:abstractNumId w:val="4"/>
   </w:num>
-  <w:num w:numId="23">
+  <w:num w:numId="23" w16cid:durableId="1669939663">
     <w:abstractNumId w:val="25"/>
   </w:num>
-  <w:num w:numId="24">
+  <w:num w:numId="24" w16cid:durableId="1942225926">
     <w:abstractNumId w:val="27"/>
   </w:num>
-  <w:num w:numId="25">
+  <w:num w:numId="25" w16cid:durableId="1046758208">
     <w:abstractNumId w:val="31"/>
   </w:num>
-  <w:num w:numId="26">
+  <w:num w:numId="26" w16cid:durableId="429349286">
     <w:abstractNumId w:val="2"/>
   </w:num>
-  <w:num w:numId="27">
+  <w:num w:numId="27" w16cid:durableId="1122650746">
     <w:abstractNumId w:val="14"/>
   </w:num>
-  <w:num w:numId="28">
+  <w:num w:numId="28" w16cid:durableId="2129464796">
     <w:abstractNumId w:val="33"/>
   </w:num>
-  <w:num w:numId="29">
+  <w:num w:numId="29" w16cid:durableId="1449816150">
     <w:abstractNumId w:val="39"/>
   </w:num>
-  <w:num w:numId="30">
+  <w:num w:numId="30" w16cid:durableId="2095467163">
     <w:abstractNumId w:val="36"/>
   </w:num>
-  <w:num w:numId="31">
+  <w:num w:numId="31" w16cid:durableId="1677073403">
     <w:abstractNumId w:val="26"/>
   </w:num>
-  <w:num w:numId="32">
+  <w:num w:numId="32" w16cid:durableId="3174009">
     <w:abstractNumId w:val="38"/>
   </w:num>
-  <w:num w:numId="33">
+  <w:num w:numId="33" w16cid:durableId="37827279">
     <w:abstractNumId w:val="3"/>
   </w:num>
-  <w:num w:numId="34">
+  <w:num w:numId="34" w16cid:durableId="104810915">
     <w:abstractNumId w:val="8"/>
   </w:num>
-  <w:num w:numId="35">
+  <w:num w:numId="35" w16cid:durableId="2124878014">
     <w:abstractNumId w:val="16"/>
   </w:num>
-  <w:num w:numId="36">
+  <w:num w:numId="36" w16cid:durableId="33308089">
     <w:abstractNumId w:val="13"/>
   </w:num>
-  <w:num w:numId="37">
+  <w:num w:numId="37" w16cid:durableId="1828786241">
     <w:abstractNumId w:val="19"/>
   </w:num>
-  <w:num w:numId="38">
+  <w:num w:numId="38" w16cid:durableId="9795004">
     <w:abstractNumId w:val="32"/>
   </w:num>
-  <w:num w:numId="39">
+  <w:num w:numId="39" w16cid:durableId="1854369505">
     <w:abstractNumId w:val="30"/>
   </w:num>
-  <w:num w:numId="40">
+  <w:num w:numId="40" w16cid:durableId="1833907076">
     <w:abstractNumId w:val="18"/>
   </w:num>
 </w:numbering>
 </file>
 
 <file path=word/styles.xml><?xml version="1.0" encoding="utf-8"?>
-<w:styles xmlns:r="http://schemas.openxmlformats.org/officeDocument/2006/relationships" xmlns:w="http://schemas.openxmlformats.org/wordprocessingml/2006/main">
+<w:styles xmlns:mc="http://schemas.openxmlformats.org/markup-compatibility/2006" xmlns:r="http://schemas.openxmlformats.org/officeDocument/2006/relationships" xmlns:w="http://schemas.openxmlformats.org/wordprocessingml/2006/main" xmlns:w14="http://schemas.microsoft.com/office/word/2010/wordml" xmlns:w15="http://schemas.microsoft.com/office/word/2012/wordml" xmlns:w16cex="http://schemas.microsoft.com/office/word/2018/wordml/cex" xmlns:w16cid="http://schemas.microsoft.com/office/word/2016/wordml/cid" xmlns:w16="http://schemas.microsoft.com/office/word/2018/wordml" xmlns:w16du="http://schemas.microsoft.com/office/word/2023/wordml/word16du" xmlns:w16sdtdh="http://schemas.microsoft.com/office/word/2020/wordml/sdtdatahash" xmlns:w16sdtfl="http://schemas.microsoft.com/office/word/2024/wordml/sdtformatlock" xmlns:w16se="http://schemas.microsoft.com/office/word/2015/wordml/symex" mc:Ignorable="w14 w15 w16se w16cid w16 w16cex w16sdtdh w16sdtfl w16du">
   <w:docDefaults>
     <w:rPrDefault>
       <w:rPr>
@@ -12391,144 +12101,383 @@
     </w:rPrDefault>
     <w:pPrDefault/>
   </w:docDefaults>
-  <w:latentStyles w:defLockedState="0" w:defUIPriority="99" w:defSemiHidden="1" w:defUnhideWhenUsed="1" w:defQFormat="0" w:count="267">
-    <w:lsdException w:name="Normal" w:semiHidden="0" w:uiPriority="0" w:unhideWhenUsed="0" w:qFormat="1"/>
-    <w:lsdException w:name="heading 1" w:semiHidden="0" w:uiPriority="9" w:unhideWhenUsed="0" w:qFormat="1"/>
-    <w:lsdException w:name="heading 2" w:uiPriority="9" w:qFormat="1"/>
-    <w:lsdException w:name="heading 3" w:uiPriority="9" w:qFormat="1"/>
-    <w:lsdException w:name="heading 4" w:uiPriority="9" w:qFormat="1"/>
-    <w:lsdException w:name="heading 5" w:uiPriority="9" w:qFormat="1"/>
-    <w:lsdException w:name="heading 6" w:uiPriority="9" w:qFormat="1"/>
-    <w:lsdException w:name="heading 7" w:uiPriority="9" w:qFormat="1"/>
-    <w:lsdException w:name="heading 8" w:uiPriority="9" w:qFormat="1"/>
-    <w:lsdException w:name="heading 9" w:uiPriority="9" w:qFormat="1"/>
-    <w:lsdException w:name="toc 1" w:uiPriority="39"/>
-    <w:lsdException w:name="toc 2" w:uiPriority="39"/>
-    <w:lsdException w:name="toc 3" w:uiPriority="39"/>
-    <w:lsdException w:name="toc 4" w:uiPriority="39"/>
-    <w:lsdException w:name="toc 5" w:uiPriority="39"/>
-    <w:lsdException w:name="toc 6" w:uiPriority="39"/>
-    <w:lsdException w:name="toc 7" w:uiPriority="39"/>
-    <w:lsdException w:name="toc 8" w:uiPriority="39"/>
-    <w:lsdException w:name="toc 9" w:uiPriority="39"/>
-    <w:lsdException w:name="caption" w:uiPriority="35" w:qFormat="1"/>
-    <w:lsdException w:name="Title" w:semiHidden="0" w:uiPriority="10" w:unhideWhenUsed="0" w:qFormat="1"/>
-    <w:lsdException w:name="Default Paragraph Font" w:uiPriority="1"/>
-    <w:lsdException w:name="Subtitle" w:semiHidden="0" w:uiPriority="11" w:unhideWhenUsed="0" w:qFormat="1"/>
-    <w:lsdException w:name="Strong" w:semiHidden="0" w:uiPriority="22" w:unhideWhenUsed="0" w:qFormat="1"/>
-    <w:lsdException w:name="Emphasis" w:semiHidden="0" w:uiPriority="20" w:unhideWhenUsed="0" w:qFormat="1"/>
-    <w:lsdException w:name="Table Grid" w:semiHidden="0" w:uiPriority="39" w:unhideWhenUsed="0"/>
-    <w:lsdException w:name="Placeholder Text" w:unhideWhenUsed="0"/>
-    <w:lsdException w:name="No Spacing" w:semiHidden="0" w:uiPriority="1" w:unhideWhenUsed="0" w:qFormat="1"/>
-    <w:lsdException w:name="Light Shading" w:semiHidden="0" w:uiPriority="60" w:unhideWhenUsed="0"/>
-    <w:lsdException w:name="Light List" w:semiHidden="0" w:uiPriority="61" w:unhideWhenUsed="0"/>
-    <w:lsdException w:name="Light Grid" w:semiHidden="0" w:uiPriority="62" w:unhideWhenUsed="0"/>
-    <w:lsdException w:name="Medium Shading 1" w:semiHidden="0" w:uiPriority="63" w:unhideWhenUsed="0"/>
-    <w:lsdException w:name="Medium Shading 2" w:semiHidden="0" w:uiPriority="64" w:unhideWhenUsed="0"/>
-    <w:lsdException w:name="Medium List 1" w:semiHidden="0" w:uiPriority="65" w:unhideWhenUsed="0"/>
-    <w:lsdException w:name="Medium List 2" w:semiHidden="0" w:uiPriority="66" w:unhideWhenUsed="0"/>
-    <w:lsdException w:name="Medium Grid 1" w:semiHidden="0" w:uiPriority="67" w:unhideWhenUsed="0"/>
-    <w:lsdException w:name="Medium Grid 2" w:semiHidden="0" w:uiPriority="68" w:unhideWhenUsed="0"/>
-    <w:lsdException w:name="Medium Grid 3" w:semiHidden="0" w:uiPriority="69" w:unhideWhenUsed="0"/>
-    <w:lsdException w:name="Dark List" w:semiHidden="0" w:uiPriority="70" w:unhideWhenUsed="0"/>
-    <w:lsdException w:name="Colorful Shading" w:semiHidden="0" w:uiPriority="71" w:unhideWhenUsed="0"/>
-    <w:lsdException w:name="Colorful List" w:semiHidden="0" w:uiPriority="72" w:unhideWhenUsed="0"/>
-    <w:lsdException w:name="Colorful Grid" w:semiHidden="0" w:uiPriority="73" w:unhideWhenUsed="0"/>
-    <w:lsdException w:name="Light Shading Accent 1" w:semiHidden="0" w:uiPriority="60" w:unhideWhenUsed="0"/>
-    <w:lsdException w:name="Light List Accent 1" w:semiHidden="0" w:uiPriority="61" w:unhideWhenUsed="0"/>
-    <w:lsdException w:name="Light Grid Accent 1" w:semiHidden="0" w:uiPriority="62" w:unhideWhenUsed="0"/>
-    <w:lsdException w:name="Medium Shading 1 Accent 1" w:semiHidden="0" w:uiPriority="63" w:unhideWhenUsed="0"/>
-    <w:lsdException w:name="Medium Shading 2 Accent 1" w:semiHidden="0" w:uiPriority="64" w:unhideWhenUsed="0"/>
-    <w:lsdException w:name="Medium List 1 Accent 1" w:semiHidden="0" w:uiPriority="65" w:unhideWhenUsed="0"/>
-    <w:lsdException w:name="Revision" w:unhideWhenUsed="0"/>
-    <w:lsdException w:name="List Paragraph" w:semiHidden="0" w:uiPriority="34" w:unhideWhenUsed="0" w:qFormat="1"/>
-    <w:lsdException w:name="Quote" w:semiHidden="0" w:uiPriority="29" w:unhideWhenUsed="0" w:qFormat="1"/>
-    <w:lsdException w:name="Intense Quote" w:semiHidden="0" w:uiPriority="30" w:unhideWhenUsed="0" w:qFormat="1"/>
-    <w:lsdException w:name="Medium List 2 Accent 1" w:semiHidden="0" w:uiPriority="66" w:unhideWhenUsed="0"/>
-    <w:lsdException w:name="Medium Grid 1 Accent 1" w:semiHidden="0" w:uiPriority="67" w:unhideWhenUsed="0"/>
-    <w:lsdException w:name="Medium Grid 2 Accent 1" w:semiHidden="0" w:uiPriority="68" w:unhideWhenUsed="0"/>
-    <w:lsdException w:name="Medium Grid 3 Accent 1" w:semiHidden="0" w:uiPriority="69" w:unhideWhenUsed="0"/>
-    <w:lsdException w:name="Dark List Accent 1" w:semiHidden="0" w:uiPriority="70" w:unhideWhenUsed="0"/>
-    <w:lsdException w:name="Colorful Shading Accent 1" w:semiHidden="0" w:uiPriority="71" w:unhideWhenUsed="0"/>
-    <w:lsdException w:name="Colorful List Accent 1" w:semiHidden="0" w:uiPriority="72" w:unhideWhenUsed="0"/>
-    <w:lsdException w:name="Colorful Grid Accent 1" w:semiHidden="0" w:uiPriority="73" w:unhideWhenUsed="0"/>
-    <w:lsdException w:name="Light Shading Accent 2" w:semiHidden="0" w:uiPriority="60" w:unhideWhenUsed="0"/>
-    <w:lsdException w:name="Light List Accent 2" w:semiHidden="0" w:uiPriority="61" w:unhideWhenUsed="0"/>
-    <w:lsdException w:name="Light Grid Accent 2" w:semiHidden="0" w:uiPriority="62" w:unhideWhenUsed="0"/>
-    <w:lsdException w:name="Medium Shading 1 Accent 2" w:semiHidden="0" w:uiPriority="63" w:unhideWhenUsed="0"/>
-    <w:lsdException w:name="Medium Shading 2 Accent 2" w:semiHidden="0" w:uiPriority="64" w:unhideWhenUsed="0"/>
-    <w:lsdException w:name="Medium List 1 Accent 2" w:semiHidden="0" w:uiPriority="65" w:unhideWhenUsed="0"/>
-    <w:lsdException w:name="Medium List 2 Accent 2" w:semiHidden="0" w:uiPriority="66" w:unhideWhenUsed="0"/>
-    <w:lsdException w:name="Medium Grid 1 Accent 2" w:semiHidden="0" w:uiPriority="67" w:unhideWhenUsed="0"/>
-    <w:lsdException w:name="Medium Grid 2 Accent 2" w:semiHidden="0" w:uiPriority="68" w:unhideWhenUsed="0"/>
-    <w:lsdException w:name="Medium Grid 3 Accent 2" w:semiHidden="0" w:uiPriority="69" w:unhideWhenUsed="0"/>
-    <w:lsdException w:name="Dark List Accent 2" w:semiHidden="0" w:uiPriority="70" w:unhideWhenUsed="0"/>
-    <w:lsdException w:name="Colorful Shading Accent 2" w:semiHidden="0" w:uiPriority="71" w:unhideWhenUsed="0"/>
-    <w:lsdException w:name="Colorful List Accent 2" w:semiHidden="0" w:uiPriority="72" w:unhideWhenUsed="0"/>
-    <w:lsdException w:name="Colorful Grid Accent 2" w:semiHidden="0" w:uiPriority="73" w:unhideWhenUsed="0"/>
-    <w:lsdException w:name="Light Shading Accent 3" w:semiHidden="0" w:uiPriority="60" w:unhideWhenUsed="0"/>
-    <w:lsdException w:name="Light List Accent 3" w:semiHidden="0" w:uiPriority="61" w:unhideWhenUsed="0"/>
-    <w:lsdException w:name="Light Grid Accent 3" w:semiHidden="0" w:uiPriority="62" w:unhideWhenUsed="0"/>
-    <w:lsdException w:name="Medium Shading 1 Accent 3" w:semiHidden="0" w:uiPriority="63" w:unhideWhenUsed="0"/>
-    <w:lsdException w:name="Medium Shading 2 Accent 3" w:semiHidden="0" w:uiPriority="64" w:unhideWhenUsed="0"/>
-    <w:lsdException w:name="Medium List 1 Accent 3" w:semiHidden="0" w:uiPriority="65" w:unhideWhenUsed="0"/>
-    <w:lsdException w:name="Medium List 2 Accent 3" w:semiHidden="0" w:uiPriority="66" w:unhideWhenUsed="0"/>
-    <w:lsdException w:name="Medium Grid 1 Accent 3" w:semiHidden="0" w:uiPriority="67" w:unhideWhenUsed="0"/>
-    <w:lsdException w:name="Medium Grid 2 Accent 3" w:semiHidden="0" w:uiPriority="68" w:unhideWhenUsed="0"/>
-    <w:lsdException w:name="Medium Grid 3 Accent 3" w:semiHidden="0" w:uiPriority="69" w:unhideWhenUsed="0"/>
-    <w:lsdException w:name="Dark List Accent 3" w:semiHidden="0" w:uiPriority="70" w:unhideWhenUsed="0"/>
-    <w:lsdException w:name="Colorful Shading Accent 3" w:semiHidden="0" w:uiPriority="71" w:unhideWhenUsed="0"/>
-    <w:lsdException w:name="Colorful List Accent 3" w:semiHidden="0" w:uiPriority="72" w:unhideWhenUsed="0"/>
-    <w:lsdException w:name="Colorful Grid Accent 3" w:semiHidden="0" w:uiPriority="73" w:unhideWhenUsed="0"/>
-    <w:lsdException w:name="Light Shading Accent 4" w:semiHidden="0" w:uiPriority="60" w:unhideWhenUsed="0"/>
-    <w:lsdException w:name="Light List Accent 4" w:semiHidden="0" w:uiPriority="61" w:unhideWhenUsed="0"/>
-    <w:lsdException w:name="Light Grid Accent 4" w:semiHidden="0" w:uiPriority="62" w:unhideWhenUsed="0"/>
-    <w:lsdException w:name="Medium Shading 1 Accent 4" w:semiHidden="0" w:uiPriority="63" w:unhideWhenUsed="0"/>
-    <w:lsdException w:name="Medium Shading 2 Accent 4" w:semiHidden="0" w:uiPriority="64" w:unhideWhenUsed="0"/>
-    <w:lsdException w:name="Medium List 1 Accent 4" w:semiHidden="0" w:uiPriority="65" w:unhideWhenUsed="0"/>
-    <w:lsdException w:name="Medium List 2 Accent 4" w:semiHidden="0" w:uiPriority="66" w:unhideWhenUsed="0"/>
-    <w:lsdException w:name="Medium Grid 1 Accent 4" w:semiHidden="0" w:uiPriority="67" w:unhideWhenUsed="0"/>
-    <w:lsdException w:name="Medium Grid 2 Accent 4" w:semiHidden="0" w:uiPriority="68" w:unhideWhenUsed="0"/>
-    <w:lsdException w:name="Medium Grid 3 Accent 4" w:semiHidden="0" w:uiPriority="69" w:unhideWhenUsed="0"/>
-    <w:lsdException w:name="Dark List Accent 4" w:semiHidden="0" w:uiPriority="70" w:unhideWhenUsed="0"/>
-    <w:lsdException w:name="Colorful Shading Accent 4" w:semiHidden="0" w:uiPriority="71" w:unhideWhenUsed="0"/>
-    <w:lsdException w:name="Colorful List Accent 4" w:semiHidden="0" w:uiPriority="72" w:unhideWhenUsed="0"/>
-    <w:lsdException w:name="Colorful Grid Accent 4" w:semiHidden="0" w:uiPriority="73" w:unhideWhenUsed="0"/>
-    <w:lsdException w:name="Light Shading Accent 5" w:semiHidden="0" w:uiPriority="60" w:unhideWhenUsed="0"/>
-    <w:lsdException w:name="Light List Accent 5" w:semiHidden="0" w:uiPriority="61" w:unhideWhenUsed="0"/>
-    <w:lsdException w:name="Light Grid Accent 5" w:semiHidden="0" w:uiPriority="62" w:unhideWhenUsed="0"/>
-    <w:lsdException w:name="Medium Shading 1 Accent 5" w:semiHidden="0" w:uiPriority="63" w:unhideWhenUsed="0"/>
-    <w:lsdException w:name="Medium Shading 2 Accent 5" w:semiHidden="0" w:uiPriority="64" w:unhideWhenUsed="0"/>
-    <w:lsdException w:name="Medium List 1 Accent 5" w:semiHidden="0" w:uiPriority="65" w:unhideWhenUsed="0"/>
-    <w:lsdException w:name="Medium List 2 Accent 5" w:semiHidden="0" w:uiPriority="66" w:unhideWhenUsed="0"/>
-    <w:lsdException w:name="Medium Grid 1 Accent 5" w:semiHidden="0" w:uiPriority="67" w:unhideWhenUsed="0"/>
-    <w:lsdException w:name="Medium Grid 2 Accent 5" w:semiHidden="0" w:uiPriority="68" w:unhideWhenUsed="0"/>
-    <w:lsdException w:name="Medium Grid 3 Accent 5" w:semiHidden="0" w:uiPriority="69" w:unhideWhenUsed="0"/>
-    <w:lsdException w:name="Dark List Accent 5" w:semiHidden="0" w:uiPriority="70" w:unhideWhenUsed="0"/>
-    <w:lsdException w:name="Colorful Shading Accent 5" w:semiHidden="0" w:uiPriority="71" w:unhideWhenUsed="0"/>
-    <w:lsdException w:name="Colorful List Accent 5" w:semiHidden="0" w:uiPriority="72" w:unhideWhenUsed="0"/>
-    <w:lsdException w:name="Colorful Grid Accent 5" w:semiHidden="0" w:uiPriority="73" w:unhideWhenUsed="0"/>
-    <w:lsdException w:name="Light Shading Accent 6" w:semiHidden="0" w:uiPriority="60" w:unhideWhenUsed="0"/>
-    <w:lsdException w:name="Light List Accent 6" w:semiHidden="0" w:uiPriority="61" w:unhideWhenUsed="0"/>
-    <w:lsdException w:name="Light Grid Accent 6" w:semiHidden="0" w:uiPriority="62" w:unhideWhenUsed="0"/>
-    <w:lsdException w:name="Medium Shading 1 Accent 6" w:semiHidden="0" w:uiPriority="63" w:unhideWhenUsed="0"/>
-    <w:lsdException w:name="Medium Shading 2 Accent 6" w:semiHidden="0" w:uiPriority="64" w:unhideWhenUsed="0"/>
-    <w:lsdException w:name="Medium List 1 Accent 6" w:semiHidden="0" w:uiPriority="65" w:unhideWhenUsed="0"/>
-    <w:lsdException w:name="Medium List 2 Accent 6" w:semiHidden="0" w:uiPriority="66" w:unhideWhenUsed="0"/>
-    <w:lsdException w:name="Medium Grid 1 Accent 6" w:semiHidden="0" w:uiPriority="67" w:unhideWhenUsed="0"/>
-    <w:lsdException w:name="Medium Grid 2 Accent 6" w:semiHidden="0" w:uiPriority="68" w:unhideWhenUsed="0"/>
-    <w:lsdException w:name="Medium Grid 3 Accent 6" w:semiHidden="0" w:uiPriority="69" w:unhideWhenUsed="0"/>
-    <w:lsdException w:name="Dark List Accent 6" w:semiHidden="0" w:uiPriority="70" w:unhideWhenUsed="0"/>
-    <w:lsdException w:name="Colorful Shading Accent 6" w:semiHidden="0" w:uiPriority="71" w:unhideWhenUsed="0"/>
-    <w:lsdException w:name="Colorful List Accent 6" w:semiHidden="0" w:uiPriority="72" w:unhideWhenUsed="0"/>
-    <w:lsdException w:name="Colorful Grid Accent 6" w:semiHidden="0" w:uiPriority="73" w:unhideWhenUsed="0"/>
-    <w:lsdException w:name="Subtle Emphasis" w:semiHidden="0" w:uiPriority="19" w:unhideWhenUsed="0" w:qFormat="1"/>
-    <w:lsdException w:name="Intense Emphasis" w:semiHidden="0" w:uiPriority="21" w:unhideWhenUsed="0" w:qFormat="1"/>
-    <w:lsdException w:name="Subtle Reference" w:semiHidden="0" w:uiPriority="31" w:unhideWhenUsed="0" w:qFormat="1"/>
-    <w:lsdException w:name="Intense Reference" w:semiHidden="0" w:uiPriority="32" w:unhideWhenUsed="0" w:qFormat="1"/>
-    <w:lsdException w:name="Book Title" w:semiHidden="0" w:uiPriority="33" w:unhideWhenUsed="0" w:qFormat="1"/>
-    <w:lsdException w:name="Bibliography" w:uiPriority="37"/>
-    <w:lsdException w:name="TOC Heading" w:uiPriority="39" w:qFormat="1"/>
+  <w:latentStyles w:defLockedState="0" w:defUIPriority="99" w:defSemiHidden="0" w:defUnhideWhenUsed="0" w:defQFormat="0" w:count="376">
+    <w:lsdException w:name="Normal" w:uiPriority="0" w:qFormat="1"/>
+    <w:lsdException w:name="heading 1" w:uiPriority="9" w:qFormat="1"/>
+    <w:lsdException w:name="heading 2" w:semiHidden="1" w:uiPriority="9" w:unhideWhenUsed="1" w:qFormat="1"/>
+    <w:lsdException w:name="heading 3" w:semiHidden="1" w:uiPriority="9" w:unhideWhenUsed="1" w:qFormat="1"/>
+    <w:lsdException w:name="heading 4" w:semiHidden="1" w:uiPriority="9" w:unhideWhenUsed="1" w:qFormat="1"/>
+    <w:lsdException w:name="heading 5" w:semiHidden="1" w:uiPriority="9" w:unhideWhenUsed="1" w:qFormat="1"/>
+    <w:lsdException w:name="heading 6" w:semiHidden="1" w:uiPriority="9" w:unhideWhenUsed="1" w:qFormat="1"/>
+    <w:lsdException w:name="heading 7" w:semiHidden="1" w:uiPriority="9" w:unhideWhenUsed="1" w:qFormat="1"/>
+    <w:lsdException w:name="heading 8" w:semiHidden="1" w:uiPriority="9" w:unhideWhenUsed="1" w:qFormat="1"/>
+    <w:lsdException w:name="heading 9" w:semiHidden="1" w:uiPriority="9" w:unhideWhenUsed="1" w:qFormat="1"/>
+    <w:lsdException w:name="index 1" w:semiHidden="1" w:unhideWhenUsed="1"/>
+    <w:lsdException w:name="index 2" w:semiHidden="1" w:unhideWhenUsed="1"/>
+    <w:lsdException w:name="index 3" w:semiHidden="1" w:unhideWhenUsed="1"/>
+    <w:lsdException w:name="index 4" w:semiHidden="1" w:unhideWhenUsed="1"/>
+    <w:lsdException w:name="index 5" w:semiHidden="1" w:unhideWhenUsed="1"/>
+    <w:lsdException w:name="index 6" w:semiHidden="1" w:unhideWhenUsed="1"/>
+    <w:lsdException w:name="index 7" w:semiHidden="1" w:unhideWhenUsed="1"/>
+    <w:lsdException w:name="index 8" w:semiHidden="1" w:unhideWhenUsed="1"/>
+    <w:lsdException w:name="index 9" w:semiHidden="1" w:unhideWhenUsed="1"/>
+    <w:lsdException w:name="toc 1" w:semiHidden="1" w:uiPriority="39" w:unhideWhenUsed="1"/>
+    <w:lsdException w:name="toc 2" w:semiHidden="1" w:uiPriority="39" w:unhideWhenUsed="1"/>
+    <w:lsdException w:name="toc 3" w:semiHidden="1" w:uiPriority="39" w:unhideWhenUsed="1"/>
+    <w:lsdException w:name="toc 4" w:semiHidden="1" w:uiPriority="39" w:unhideWhenUsed="1"/>
+    <w:lsdException w:name="toc 5" w:semiHidden="1" w:uiPriority="39" w:unhideWhenUsed="1"/>
+    <w:lsdException w:name="toc 6" w:semiHidden="1" w:uiPriority="39" w:unhideWhenUsed="1"/>
+    <w:lsdException w:name="toc 7" w:semiHidden="1" w:uiPriority="39" w:unhideWhenUsed="1"/>
+    <w:lsdException w:name="toc 8" w:semiHidden="1" w:uiPriority="39" w:unhideWhenUsed="1"/>
+    <w:lsdException w:name="toc 9" w:semiHidden="1" w:uiPriority="39" w:unhideWhenUsed="1"/>
+    <w:lsdException w:name="Normal Indent" w:semiHidden="1" w:unhideWhenUsed="1"/>
+    <w:lsdException w:name="footnote text" w:semiHidden="1" w:unhideWhenUsed="1"/>
+    <w:lsdException w:name="annotation text" w:semiHidden="1" w:unhideWhenUsed="1"/>
+    <w:lsdException w:name="header" w:semiHidden="1" w:unhideWhenUsed="1"/>
+    <w:lsdException w:name="footer" w:semiHidden="1" w:unhideWhenUsed="1"/>
+    <w:lsdException w:name="index heading" w:semiHidden="1" w:unhideWhenUsed="1"/>
+    <w:lsdException w:name="caption" w:semiHidden="1" w:uiPriority="35" w:unhideWhenUsed="1" w:qFormat="1"/>
+    <w:lsdException w:name="table of figures" w:semiHidden="1" w:unhideWhenUsed="1"/>
+    <w:lsdException w:name="envelope address" w:semiHidden="1" w:unhideWhenUsed="1"/>
+    <w:lsdException w:name="envelope return" w:semiHidden="1" w:unhideWhenUsed="1"/>
+    <w:lsdException w:name="footnote reference" w:semiHidden="1" w:unhideWhenUsed="1"/>
+    <w:lsdException w:name="annotation reference" w:semiHidden="1" w:unhideWhenUsed="1"/>
+    <w:lsdException w:name="line number" w:semiHidden="1" w:unhideWhenUsed="1"/>
+    <w:lsdException w:name="page number" w:semiHidden="1" w:unhideWhenUsed="1"/>
+    <w:lsdException w:name="endnote reference" w:semiHidden="1" w:unhideWhenUsed="1"/>
+    <w:lsdException w:name="endnote text" w:semiHidden="1" w:unhideWhenUsed="1"/>
+    <w:lsdException w:name="table of authorities" w:semiHidden="1" w:unhideWhenUsed="1"/>
+    <w:lsdException w:name="macro" w:semiHidden="1" w:unhideWhenUsed="1"/>
+    <w:lsdException w:name="toa heading" w:semiHidden="1" w:unhideWhenUsed="1"/>
+    <w:lsdException w:name="List" w:semiHidden="1" w:unhideWhenUsed="1"/>
+    <w:lsdException w:name="List Bullet" w:semiHidden="1" w:unhideWhenUsed="1"/>
+    <w:lsdException w:name="List Number" w:semiHidden="1" w:unhideWhenUsed="1"/>
+    <w:lsdException w:name="List 2" w:semiHidden="1" w:unhideWhenUsed="1"/>
+    <w:lsdException w:name="List 3" w:semiHidden="1" w:unhideWhenUsed="1"/>
+    <w:lsdException w:name="List 4" w:semiHidden="1" w:unhideWhenUsed="1"/>
+    <w:lsdException w:name="List 5" w:semiHidden="1" w:unhideWhenUsed="1"/>
+    <w:lsdException w:name="List Bullet 2" w:semiHidden="1" w:unhideWhenUsed="1"/>
+    <w:lsdException w:name="List Bullet 3" w:semiHidden="1" w:unhideWhenUsed="1"/>
+    <w:lsdException w:name="List Bullet 4" w:semiHidden="1" w:unhideWhenUsed="1"/>
+    <w:lsdException w:name="List Bullet 5" w:semiHidden="1" w:unhideWhenUsed="1"/>
+    <w:lsdException w:name="List Number 2" w:semiHidden="1" w:unhideWhenUsed="1"/>
+    <w:lsdException w:name="List Number 3" w:semiHidden="1" w:unhideWhenUsed="1"/>
+    <w:lsdException w:name="List Number 4" w:semiHidden="1" w:unhideWhenUsed="1"/>
+    <w:lsdException w:name="List Number 5" w:semiHidden="1" w:unhideWhenUsed="1"/>
+    <w:lsdException w:name="Title" w:uiPriority="10" w:qFormat="1"/>
+    <w:lsdException w:name="Closing" w:semiHidden="1" w:unhideWhenUsed="1"/>
+    <w:lsdException w:name="Signature" w:semiHidden="1" w:unhideWhenUsed="1"/>
+    <w:lsdException w:name="Default Paragraph Font" w:semiHidden="1" w:uiPriority="1" w:unhideWhenUsed="1"/>
+    <w:lsdException w:name="Body Text" w:semiHidden="1" w:unhideWhenUsed="1"/>
+    <w:lsdException w:name="Body Text Indent" w:semiHidden="1" w:unhideWhenUsed="1"/>
+    <w:lsdException w:name="List Continue" w:semiHidden="1" w:unhideWhenUsed="1"/>
+    <w:lsdException w:name="List Continue 2" w:semiHidden="1" w:unhideWhenUsed="1"/>
+    <w:lsdException w:name="List Continue 3" w:semiHidden="1" w:unhideWhenUsed="1"/>
+    <w:lsdException w:name="List Continue 4" w:semiHidden="1" w:unhideWhenUsed="1"/>
+    <w:lsdException w:name="List Continue 5" w:semiHidden="1" w:unhideWhenUsed="1"/>
+    <w:lsdException w:name="Message Header" w:semiHidden="1" w:unhideWhenUsed="1"/>
+    <w:lsdException w:name="Subtitle" w:uiPriority="11" w:qFormat="1"/>
+    <w:lsdException w:name="Salutation" w:semiHidden="1" w:unhideWhenUsed="1"/>
+    <w:lsdException w:name="Date" w:semiHidden="1" w:unhideWhenUsed="1"/>
+    <w:lsdException w:name="Body Text First Indent" w:semiHidden="1" w:unhideWhenUsed="1"/>
+    <w:lsdException w:name="Body Text First Indent 2" w:semiHidden="1" w:unhideWhenUsed="1"/>
+    <w:lsdException w:name="Note Heading" w:semiHidden="1" w:unhideWhenUsed="1"/>
+    <w:lsdException w:name="Body Text 2" w:semiHidden="1" w:unhideWhenUsed="1"/>
+    <w:lsdException w:name="Body Text 3" w:semiHidden="1" w:unhideWhenUsed="1"/>
+    <w:lsdException w:name="Body Text Indent 2" w:semiHidden="1" w:unhideWhenUsed="1"/>
+    <w:lsdException w:name="Body Text Indent 3" w:semiHidden="1" w:unhideWhenUsed="1"/>
+    <w:lsdException w:name="Block Text" w:semiHidden="1" w:unhideWhenUsed="1"/>
+    <w:lsdException w:name="Hyperlink" w:semiHidden="1" w:unhideWhenUsed="1"/>
+    <w:lsdException w:name="FollowedHyperlink" w:semiHidden="1" w:unhideWhenUsed="1"/>
+    <w:lsdException w:name="Strong" w:uiPriority="22" w:qFormat="1"/>
+    <w:lsdException w:name="Emphasis" w:uiPriority="20" w:qFormat="1"/>
+    <w:lsdException w:name="Document Map" w:semiHidden="1" w:unhideWhenUsed="1"/>
+    <w:lsdException w:name="Plain Text" w:semiHidden="1" w:unhideWhenUsed="1"/>
+    <w:lsdException w:name="E-mail Signature" w:semiHidden="1" w:unhideWhenUsed="1"/>
+    <w:lsdException w:name="HTML Top of Form" w:semiHidden="1" w:unhideWhenUsed="1"/>
+    <w:lsdException w:name="HTML Bottom of Form" w:semiHidden="1" w:unhideWhenUsed="1"/>
+    <w:lsdException w:name="Normal (Web)" w:semiHidden="1" w:unhideWhenUsed="1"/>
+    <w:lsdException w:name="HTML Acronym" w:semiHidden="1" w:unhideWhenUsed="1"/>
+    <w:lsdException w:name="HTML Address" w:semiHidden="1" w:unhideWhenUsed="1"/>
+    <w:lsdException w:name="HTML Cite" w:semiHidden="1" w:unhideWhenUsed="1"/>
+    <w:lsdException w:name="HTML Code" w:semiHidden="1" w:unhideWhenUsed="1"/>
+    <w:lsdException w:name="HTML Definition" w:semiHidden="1" w:unhideWhenUsed="1"/>
+    <w:lsdException w:name="HTML Keyboard" w:semiHidden="1" w:unhideWhenUsed="1"/>
+    <w:lsdException w:name="HTML Preformatted" w:semiHidden="1" w:unhideWhenUsed="1"/>
+    <w:lsdException w:name="HTML Sample" w:semiHidden="1" w:unhideWhenUsed="1"/>
+    <w:lsdException w:name="HTML Typewriter" w:semiHidden="1" w:unhideWhenUsed="1"/>
+    <w:lsdException w:name="HTML Variable" w:semiHidden="1" w:unhideWhenUsed="1"/>
+    <w:lsdException w:name="Normal Table" w:semiHidden="1" w:unhideWhenUsed="1"/>
+    <w:lsdException w:name="annotation subject" w:semiHidden="1" w:unhideWhenUsed="1"/>
+    <w:lsdException w:name="No List" w:semiHidden="1" w:unhideWhenUsed="1"/>
+    <w:lsdException w:name="Outline List 1" w:semiHidden="1" w:unhideWhenUsed="1"/>
+    <w:lsdException w:name="Outline List 2" w:semiHidden="1" w:unhideWhenUsed="1"/>
+    <w:lsdException w:name="Outline List 3" w:semiHidden="1" w:unhideWhenUsed="1"/>
+    <w:lsdException w:name="Table Simple 1" w:semiHidden="1" w:unhideWhenUsed="1"/>
+    <w:lsdException w:name="Table Simple 2" w:semiHidden="1" w:unhideWhenUsed="1"/>
+    <w:lsdException w:name="Table Simple 3" w:semiHidden="1" w:unhideWhenUsed="1"/>
+    <w:lsdException w:name="Table Classic 1" w:semiHidden="1" w:unhideWhenUsed="1"/>
+    <w:lsdException w:name="Table Classic 2" w:semiHidden="1" w:unhideWhenUsed="1"/>
+    <w:lsdException w:name="Table Classic 3" w:semiHidden="1" w:unhideWhenUsed="1"/>
+    <w:lsdException w:name="Table Classic 4" w:semiHidden="1" w:unhideWhenUsed="1"/>
+    <w:lsdException w:name="Table Colorful 1" w:semiHidden="1" w:unhideWhenUsed="1"/>
+    <w:lsdException w:name="Table Colorful 2" w:semiHidden="1" w:unhideWhenUsed="1"/>
+    <w:lsdException w:name="Table Colorful 3" w:semiHidden="1" w:unhideWhenUsed="1"/>
+    <w:lsdException w:name="Table Columns 1" w:semiHidden="1" w:unhideWhenUsed="1"/>
+    <w:lsdException w:name="Table Columns 2" w:semiHidden="1" w:unhideWhenUsed="1"/>
+    <w:lsdException w:name="Table Columns 3" w:semiHidden="1" w:unhideWhenUsed="1"/>
+    <w:lsdException w:name="Table Columns 4" w:semiHidden="1" w:unhideWhenUsed="1"/>
+    <w:lsdException w:name="Table Columns 5" w:semiHidden="1" w:unhideWhenUsed="1"/>
+    <w:lsdException w:name="Table Grid 1" w:semiHidden="1" w:unhideWhenUsed="1"/>
+    <w:lsdException w:name="Table Grid 2" w:semiHidden="1" w:unhideWhenUsed="1"/>
+    <w:lsdException w:name="Table Grid 3" w:semiHidden="1" w:unhideWhenUsed="1"/>
+    <w:lsdException w:name="Table Grid 4" w:semiHidden="1" w:unhideWhenUsed="1"/>
+    <w:lsdException w:name="Table Grid 5" w:semiHidden="1" w:unhideWhenUsed="1"/>
+    <w:lsdException w:name="Table Grid 6" w:semiHidden="1" w:unhideWhenUsed="1"/>
+    <w:lsdException w:name="Table Grid 7" w:semiHidden="1" w:unhideWhenUsed="1"/>
+    <w:lsdException w:name="Table Grid 8" w:semiHidden="1" w:unhideWhenUsed="1"/>
+    <w:lsdException w:name="Table List 1" w:semiHidden="1" w:unhideWhenUsed="1"/>
+    <w:lsdException w:name="Table List 2" w:semiHidden="1" w:unhideWhenUsed="1"/>
+    <w:lsdException w:name="Table List 3" w:semiHidden="1" w:unhideWhenUsed="1"/>
+    <w:lsdException w:name="Table List 4" w:semiHidden="1" w:unhideWhenUsed="1"/>
+    <w:lsdException w:name="Table List 5" w:semiHidden="1" w:unhideWhenUsed="1"/>
+    <w:lsdException w:name="Table List 6" w:semiHidden="1" w:unhideWhenUsed="1"/>
+    <w:lsdException w:name="Table List 7" w:semiHidden="1" w:unhideWhenUsed="1"/>
+    <w:lsdException w:name="Table List 8" w:semiHidden="1" w:unhideWhenUsed="1"/>
+    <w:lsdException w:name="Table 3D effects 1" w:semiHidden="1" w:unhideWhenUsed="1"/>
+    <w:lsdException w:name="Table 3D effects 2" w:semiHidden="1" w:unhideWhenUsed="1"/>
+    <w:lsdException w:name="Table 3D effects 3" w:semiHidden="1" w:unhideWhenUsed="1"/>
+    <w:lsdException w:name="Table Contemporary" w:semiHidden="1" w:unhideWhenUsed="1"/>
+    <w:lsdException w:name="Table Elegant" w:semiHidden="1" w:unhideWhenUsed="1"/>
+    <w:lsdException w:name="Table Professional" w:semiHidden="1" w:unhideWhenUsed="1"/>
+    <w:lsdException w:name="Table Subtle 1" w:semiHidden="1" w:unhideWhenUsed="1"/>
+    <w:lsdException w:name="Table Subtle 2" w:semiHidden="1" w:unhideWhenUsed="1"/>
+    <w:lsdException w:name="Table Web 1" w:semiHidden="1" w:unhideWhenUsed="1"/>
+    <w:lsdException w:name="Table Web 2" w:semiHidden="1" w:unhideWhenUsed="1"/>
+    <w:lsdException w:name="Table Web 3" w:semiHidden="1" w:unhideWhenUsed="1"/>
+    <w:lsdException w:name="Balloon Text" w:semiHidden="1" w:unhideWhenUsed="1"/>
+    <w:lsdException w:name="Table Grid" w:uiPriority="39"/>
+    <w:lsdException w:name="Table Theme" w:semiHidden="1" w:unhideWhenUsed="1"/>
+    <w:lsdException w:name="Placeholder Text" w:semiHidden="1"/>
+    <w:lsdException w:name="No Spacing" w:uiPriority="1" w:qFormat="1"/>
+    <w:lsdException w:name="Light Shading" w:uiPriority="60"/>
+    <w:lsdException w:name="Light List" w:uiPriority="61"/>
+    <w:lsdException w:name="Light Grid" w:uiPriority="62"/>
+    <w:lsdException w:name="Medium Shading 1" w:uiPriority="63"/>
+    <w:lsdException w:name="Medium Shading 2" w:uiPriority="64"/>
+    <w:lsdException w:name="Medium List 1" w:uiPriority="65"/>
+    <w:lsdException w:name="Medium List 2" w:uiPriority="66"/>
+    <w:lsdException w:name="Medium Grid 1" w:uiPriority="67"/>
+    <w:lsdException w:name="Medium Grid 2" w:uiPriority="68"/>
+    <w:lsdException w:name="Medium Grid 3" w:uiPriority="69"/>
+    <w:lsdException w:name="Dark List" w:uiPriority="70"/>
+    <w:lsdException w:name="Colorful Shading" w:uiPriority="71"/>
+    <w:lsdException w:name="Colorful List" w:uiPriority="72"/>
+    <w:lsdException w:name="Colorful Grid" w:uiPriority="73"/>
+    <w:lsdException w:name="Light Shading Accent 1" w:uiPriority="60"/>
+    <w:lsdException w:name="Light List Accent 1" w:uiPriority="61"/>
+    <w:lsdException w:name="Light Grid Accent 1" w:uiPriority="62"/>
+    <w:lsdException w:name="Medium Shading 1 Accent 1" w:uiPriority="63"/>
+    <w:lsdException w:name="Medium Shading 2 Accent 1" w:uiPriority="64"/>
+    <w:lsdException w:name="Medium List 1 Accent 1" w:uiPriority="65"/>
+    <w:lsdException w:name="Revision" w:semiHidden="1"/>
+    <w:lsdException w:name="List Paragraph" w:uiPriority="34" w:qFormat="1"/>
+    <w:lsdException w:name="Quote" w:uiPriority="29" w:qFormat="1"/>
+    <w:lsdException w:name="Intense Quote" w:uiPriority="30" w:qFormat="1"/>
+    <w:lsdException w:name="Medium List 2 Accent 1" w:uiPriority="66"/>
+    <w:lsdException w:name="Medium Grid 1 Accent 1" w:uiPriority="67"/>
+    <w:lsdException w:name="Medium Grid 2 Accent 1" w:uiPriority="68"/>
+    <w:lsdException w:name="Medium Grid 3 Accent 1" w:uiPriority="69"/>
+    <w:lsdException w:name="Dark List Accent 1" w:uiPriority="70"/>
+    <w:lsdException w:name="Colorful Shading Accent 1" w:uiPriority="71"/>
+    <w:lsdException w:name="Colorful List Accent 1" w:uiPriority="72"/>
+    <w:lsdException w:name="Colorful Grid Accent 1" w:uiPriority="73"/>
+    <w:lsdException w:name="Light Shading Accent 2" w:uiPriority="60"/>
+    <w:lsdException w:name="Light List Accent 2" w:uiPriority="61"/>
+    <w:lsdException w:name="Light Grid Accent 2" w:uiPriority="62"/>
+    <w:lsdException w:name="Medium Shading 1 Accent 2" w:uiPriority="63"/>
+    <w:lsdException w:name="Medium Shading 2 Accent 2" w:uiPriority="64"/>
+    <w:lsdException w:name="Medium List 1 Accent 2" w:uiPriority="65"/>
+    <w:lsdException w:name="Medium List 2 Accent 2" w:uiPriority="66"/>
+    <w:lsdException w:name="Medium Grid 1 Accent 2" w:uiPriority="67"/>
+    <w:lsdException w:name="Medium Grid 2 Accent 2" w:uiPriority="68"/>
+    <w:lsdException w:name="Medium Grid 3 Accent 2" w:uiPriority="69"/>
+    <w:lsdException w:name="Dark List Accent 2" w:uiPriority="70"/>
+    <w:lsdException w:name="Colorful Shading Accent 2" w:uiPriority="71"/>
+    <w:lsdException w:name="Colorful List Accent 2" w:uiPriority="72"/>
+    <w:lsdException w:name="Colorful Grid Accent 2" w:uiPriority="73"/>
+    <w:lsdException w:name="Light Shading Accent 3" w:uiPriority="60"/>
+    <w:lsdException w:name="Light List Accent 3" w:uiPriority="61"/>
+    <w:lsdException w:name="Light Grid Accent 3" w:uiPriority="62"/>
+    <w:lsdException w:name="Medium Shading 1 Accent 3" w:uiPriority="63"/>
+    <w:lsdException w:name="Medium Shading 2 Accent 3" w:uiPriority="64"/>
+    <w:lsdException w:name="Medium List 1 Accent 3" w:uiPriority="65"/>
+    <w:lsdException w:name="Medium List 2 Accent 3" w:uiPriority="66"/>
+    <w:lsdException w:name="Medium Grid 1 Accent 3" w:uiPriority="67"/>
+    <w:lsdException w:name="Medium Grid 2 Accent 3" w:uiPriority="68"/>
+    <w:lsdException w:name="Medium Grid 3 Accent 3" w:uiPriority="69"/>
+    <w:lsdException w:name="Dark List Accent 3" w:uiPriority="70"/>
+    <w:lsdException w:name="Colorful Shading Accent 3" w:uiPriority="71"/>
+    <w:lsdException w:name="Colorful List Accent 3" w:uiPriority="72"/>
+    <w:lsdException w:name="Colorful Grid Accent 3" w:uiPriority="73"/>
+    <w:lsdException w:name="Light Shading Accent 4" w:uiPriority="60"/>
+    <w:lsdException w:name="Light List Accent 4" w:uiPriority="61"/>
+    <w:lsdException w:name="Light Grid Accent 4" w:uiPriority="62"/>
+    <w:lsdException w:name="Medium Shading 1 Accent 4" w:uiPriority="63"/>
+    <w:lsdException w:name="Medium Shading 2 Accent 4" w:uiPriority="64"/>
+    <w:lsdException w:name="Medium List 1 Accent 4" w:uiPriority="65"/>
+    <w:lsdException w:name="Medium List 2 Accent 4" w:uiPriority="66"/>
+    <w:lsdException w:name="Medium Grid 1 Accent 4" w:uiPriority="67"/>
+    <w:lsdException w:name="Medium Grid 2 Accent 4" w:uiPriority="68"/>
+    <w:lsdException w:name="Medium Grid 3 Accent 4" w:uiPriority="69"/>
+    <w:lsdException w:name="Dark List Accent 4" w:uiPriority="70"/>
+    <w:lsdException w:name="Colorful Shading Accent 4" w:uiPriority="71"/>
+    <w:lsdException w:name="Colorful List Accent 4" w:uiPriority="72"/>
+    <w:lsdException w:name="Colorful Grid Accent 4" w:uiPriority="73"/>
+    <w:lsdException w:name="Light Shading Accent 5" w:uiPriority="60"/>
+    <w:lsdException w:name="Light List Accent 5" w:uiPriority="61"/>
+    <w:lsdException w:name="Light Grid Accent 5" w:uiPriority="62"/>
+    <w:lsdException w:name="Medium Shading 1 Accent 5" w:uiPriority="63"/>
+    <w:lsdException w:name="Medium Shading 2 Accent 5" w:uiPriority="64"/>
+    <w:lsdException w:name="Medium List 1 Accent 5" w:uiPriority="65"/>
+    <w:lsdException w:name="Medium List 2 Accent 5" w:uiPriority="66"/>
+    <w:lsdException w:name="Medium Grid 1 Accent 5" w:uiPriority="67"/>
+    <w:lsdException w:name="Medium Grid 2 Accent 5" w:uiPriority="68"/>
+    <w:lsdException w:name="Medium Grid 3 Accent 5" w:uiPriority="69"/>
+    <w:lsdException w:name="Dark List Accent 5" w:uiPriority="70"/>
+    <w:lsdException w:name="Colorful Shading Accent 5" w:uiPriority="71"/>
+    <w:lsdException w:name="Colorful List Accent 5" w:uiPriority="72"/>
+    <w:lsdException w:name="Colorful Grid Accent 5" w:uiPriority="73"/>
+    <w:lsdException w:name="Light Shading Accent 6" w:uiPriority="60"/>
+    <w:lsdException w:name="Light List Accent 6" w:uiPriority="61"/>
+    <w:lsdException w:name="Light Grid Accent 6" w:uiPriority="62"/>
+    <w:lsdException w:name="Medium Shading 1 Accent 6" w:uiPriority="63"/>
+    <w:lsdException w:name="Medium Shading 2 Accent 6" w:uiPriority="64"/>
+    <w:lsdException w:name="Medium List 1 Accent 6" w:uiPriority="65"/>
+    <w:lsdException w:name="Medium List 2 Accent 6" w:uiPriority="66"/>
+    <w:lsdException w:name="Medium Grid 1 Accent 6" w:uiPriority="67"/>
+    <w:lsdException w:name="Medium Grid 2 Accent 6" w:uiPriority="68"/>
+    <w:lsdException w:name="Medium Grid 3 Accent 6" w:uiPriority="69"/>
+    <w:lsdException w:name="Dark List Accent 6" w:uiPriority="70"/>
+    <w:lsdException w:name="Colorful Shading Accent 6" w:uiPriority="71"/>
+    <w:lsdException w:name="Colorful List Accent 6" w:uiPriority="72"/>
+    <w:lsdException w:name="Colorful Grid Accent 6" w:uiPriority="73"/>
+    <w:lsdException w:name="Subtle Emphasis" w:uiPriority="19" w:qFormat="1"/>
+    <w:lsdException w:name="Intense Emphasis" w:uiPriority="21" w:qFormat="1"/>
+    <w:lsdException w:name="Subtle Reference" w:uiPriority="31" w:qFormat="1"/>
+    <w:lsdException w:name="Intense Reference" w:uiPriority="32" w:qFormat="1"/>
+    <w:lsdException w:name="Book Title" w:uiPriority="33" w:qFormat="1"/>
+    <w:lsdException w:name="Bibliography" w:semiHidden="1" w:uiPriority="37" w:unhideWhenUsed="1"/>
+    <w:lsdException w:name="TOC Heading" w:semiHidden="1" w:uiPriority="39" w:unhideWhenUsed="1" w:qFormat="1"/>
+    <w:lsdException w:name="Plain Table 1" w:uiPriority="41"/>
+    <w:lsdException w:name="Plain Table 2" w:uiPriority="42"/>
+    <w:lsdException w:name="Plain Table 3" w:uiPriority="43"/>
+    <w:lsdException w:name="Plain Table 4" w:uiPriority="44"/>
+    <w:lsdException w:name="Plain Table 5" w:uiPriority="45"/>
+    <w:lsdException w:name="Grid Table Light" w:uiPriority="40"/>
+    <w:lsdException w:name="Grid Table 1 Light" w:uiPriority="46"/>
+    <w:lsdException w:name="Grid Table 2" w:uiPriority="47"/>
+    <w:lsdException w:name="Grid Table 3" w:uiPriority="48"/>
+    <w:lsdException w:name="Grid Table 4" w:uiPriority="49"/>
+    <w:lsdException w:name="Grid Table 5 Dark" w:uiPriority="50"/>
+    <w:lsdException w:name="Grid Table 6 Colorful" w:uiPriority="51"/>
+    <w:lsdException w:name="Grid Table 7 Colorful" w:uiPriority="52"/>
+    <w:lsdException w:name="Grid Table 1 Light Accent 1" w:uiPriority="46"/>
+    <w:lsdException w:name="Grid Table 2 Accent 1" w:uiPriority="47"/>
+    <w:lsdException w:name="Grid Table 3 Accent 1" w:uiPriority="48"/>
+    <w:lsdException w:name="Grid Table 4 Accent 1" w:uiPriority="49"/>
+    <w:lsdException w:name="Grid Table 5 Dark Accent 1" w:uiPriority="50"/>
+    <w:lsdException w:name="Grid Table 6 Colorful Accent 1" w:uiPriority="51"/>
+    <w:lsdException w:name="Grid Table 7 Colorful Accent 1" w:uiPriority="52"/>
+    <w:lsdException w:name="Grid Table 1 Light Accent 2" w:uiPriority="46"/>
+    <w:lsdException w:name="Grid Table 2 Accent 2" w:uiPriority="47"/>
+    <w:lsdException w:name="Grid Table 3 Accent 2" w:uiPriority="48"/>
+    <w:lsdException w:name="Grid Table 4 Accent 2" w:uiPriority="49"/>
+    <w:lsdException w:name="Grid Table 5 Dark Accent 2" w:uiPriority="50"/>
+    <w:lsdException w:name="Grid Table 6 Colorful Accent 2" w:uiPriority="51"/>
+    <w:lsdException w:name="Grid Table 7 Colorful Accent 2" w:uiPriority="52"/>
+    <w:lsdException w:name="Grid Table 1 Light Accent 3" w:uiPriority="46"/>
+    <w:lsdException w:name="Grid Table 2 Accent 3" w:uiPriority="47"/>
+    <w:lsdException w:name="Grid Table 3 Accent 3" w:uiPriority="48"/>
+    <w:lsdException w:name="Grid Table 4 Accent 3" w:uiPriority="49"/>
+    <w:lsdException w:name="Grid Table 5 Dark Accent 3" w:uiPriority="50"/>
+    <w:lsdException w:name="Grid Table 6 Colorful Accent 3" w:uiPriority="51"/>
+    <w:lsdException w:name="Grid Table 7 Colorful Accent 3" w:uiPriority="52"/>
+    <w:lsdException w:name="Grid Table 1 Light Accent 4" w:uiPriority="46"/>
+    <w:lsdException w:name="Grid Table 2 Accent 4" w:uiPriority="47"/>
+    <w:lsdException w:name="Grid Table 3 Accent 4" w:uiPriority="48"/>
+    <w:lsdException w:name="Grid Table 4 Accent 4" w:uiPriority="49"/>
+    <w:lsdException w:name="Grid Table 5 Dark Accent 4" w:uiPriority="50"/>
+    <w:lsdException w:name="Grid Table 6 Colorful Accent 4" w:uiPriority="51"/>
+    <w:lsdException w:name="Grid Table 7 Colorful Accent 4" w:uiPriority="52"/>
+    <w:lsdException w:name="Grid Table 1 Light Accent 5" w:uiPriority="46"/>
+    <w:lsdException w:name="Grid Table 2 Accent 5" w:uiPriority="47"/>
+    <w:lsdException w:name="Grid Table 3 Accent 5" w:uiPriority="48"/>
+    <w:lsdException w:name="Grid Table 4 Accent 5" w:uiPriority="49"/>
+    <w:lsdException w:name="Grid Table 5 Dark Accent 5" w:uiPriority="50"/>
+    <w:lsdException w:name="Grid Table 6 Colorful Accent 5" w:uiPriority="51"/>
+    <w:lsdException w:name="Grid Table 7 Colorful Accent 5" w:uiPriority="52"/>
+    <w:lsdException w:name="Grid Table 1 Light Accent 6" w:uiPriority="46"/>
+    <w:lsdException w:name="Grid Table 2 Accent 6" w:uiPriority="47"/>
+    <w:lsdException w:name="Grid Table 3 Accent 6" w:uiPriority="48"/>
+    <w:lsdException w:name="Grid Table 4 Accent 6" w:uiPriority="49"/>
+    <w:lsdException w:name="Grid Table 5 Dark Accent 6" w:uiPriority="50"/>
+    <w:lsdException w:name="Grid Table 6 Colorful Accent 6" w:uiPriority="51"/>
+    <w:lsdException w:name="Grid Table 7 Colorful Accent 6" w:uiPriority="52"/>
+    <w:lsdException w:name="List Table 1 Light" w:uiPriority="46"/>
+    <w:lsdException w:name="List Table 2" w:uiPriority="47"/>
+    <w:lsdException w:name="List Table 3" w:uiPriority="48"/>
+    <w:lsdException w:name="List Table 4" w:uiPriority="49"/>
+    <w:lsdException w:name="List Table 5 Dark" w:uiPriority="50"/>
+    <w:lsdException w:name="List Table 6 Colorful" w:uiPriority="51"/>
+    <w:lsdException w:name="List Table 7 Colorful" w:uiPriority="52"/>
+    <w:lsdException w:name="List Table 1 Light Accent 1" w:uiPriority="46"/>
+    <w:lsdException w:name="List Table 2 Accent 1" w:uiPriority="47"/>
+    <w:lsdException w:name="List Table 3 Accent 1" w:uiPriority="48"/>
+    <w:lsdException w:name="List Table 4 Accent 1" w:uiPriority="49"/>
+    <w:lsdException w:name="List Table 5 Dark Accent 1" w:uiPriority="50"/>
+    <w:lsdException w:name="List Table 6 Colorful Accent 1" w:uiPriority="51"/>
+    <w:lsdException w:name="List Table 7 Colorful Accent 1" w:uiPriority="52"/>
+    <w:lsdException w:name="List Table 1 Light Accent 2" w:uiPriority="46"/>
+    <w:lsdException w:name="List Table 2 Accent 2" w:uiPriority="47"/>
+    <w:lsdException w:name="List Table 3 Accent 2" w:uiPriority="48"/>
+    <w:lsdException w:name="List Table 4 Accent 2" w:uiPriority="49"/>
+    <w:lsdException w:name="List Table 5 Dark Accent 2" w:uiPriority="50"/>
+    <w:lsdException w:name="List Table 6 Colorful Accent 2" w:uiPriority="51"/>
+    <w:lsdException w:name="List Table 7 Colorful Accent 2" w:uiPriority="52"/>
+    <w:lsdException w:name="List Table 1 Light Accent 3" w:uiPriority="46"/>
+    <w:lsdException w:name="List Table 2 Accent 3" w:uiPriority="47"/>
+    <w:lsdException w:name="List Table 3 Accent 3" w:uiPriority="48"/>
+    <w:lsdException w:name="List Table 4 Accent 3" w:uiPriority="49"/>
+    <w:lsdException w:name="List Table 5 Dark Accent 3" w:uiPriority="50"/>
+    <w:lsdException w:name="List Table 6 Colorful Accent 3" w:uiPriority="51"/>
+    <w:lsdException w:name="List Table 7 Colorful Accent 3" w:uiPriority="52"/>
+    <w:lsdException w:name="List Table 1 Light Accent 4" w:uiPriority="46"/>
+    <w:lsdException w:name="List Table 2 Accent 4" w:uiPriority="47"/>
+    <w:lsdException w:name="List Table 3 Accent 4" w:uiPriority="48"/>
+    <w:lsdException w:name="List Table 4 Accent 4" w:uiPriority="49"/>
+    <w:lsdException w:name="List Table 5 Dark Accent 4" w:uiPriority="50"/>
+    <w:lsdException w:name="List Table 6 Colorful Accent 4" w:uiPriority="51"/>
+    <w:lsdException w:name="List Table 7 Colorful Accent 4" w:uiPriority="52"/>
+    <w:lsdException w:name="List Table 1 Light Accent 5" w:uiPriority="46"/>
+    <w:lsdException w:name="List Table 2 Accent 5" w:uiPriority="47"/>
+    <w:lsdException w:name="List Table 3 Accent 5" w:uiPriority="48"/>
+    <w:lsdException w:name="List Table 4 Accent 5" w:uiPriority="49"/>
+    <w:lsdException w:name="List Table 5 Dark Accent 5" w:uiPriority="50"/>
+    <w:lsdException w:name="List Table 6 Colorful Accent 5" w:uiPriority="51"/>
+    <w:lsdException w:name="List Table 7 Colorful Accent 5" w:uiPriority="52"/>
+    <w:lsdException w:name="List Table 1 Light Accent 6" w:uiPriority="46"/>
+    <w:lsdException w:name="List Table 2 Accent 6" w:uiPriority="47"/>
+    <w:lsdException w:name="List Table 3 Accent 6" w:uiPriority="48"/>
+    <w:lsdException w:name="List Table 4 Accent 6" w:uiPriority="49"/>
+    <w:lsdException w:name="List Table 5 Dark Accent 6" w:uiPriority="50"/>
+    <w:lsdException w:name="List Table 6 Colorful Accent 6" w:uiPriority="51"/>
+    <w:lsdException w:name="List Table 7 Colorful Accent 6" w:uiPriority="52"/>
+    <w:lsdException w:name="Mention" w:semiHidden="1" w:unhideWhenUsed="1"/>
+    <w:lsdException w:name="Smart Hyperlink" w:semiHidden="1" w:unhideWhenUsed="1"/>
+    <w:lsdException w:name="Hashtag" w:semiHidden="1" w:unhideWhenUsed="1"/>
+    <w:lsdException w:name="Unresolved Mention" w:semiHidden="1" w:unhideWhenUsed="1"/>
+    <w:lsdException w:name="Smart Link" w:semiHidden="1" w:unhideWhenUsed="1"/>
   </w:latentStyles>
   <w:style w:type="paragraph" w:default="1" w:styleId="Normal">
     <w:name w:val="Normal"/>
@@ -12734,7 +12683,6 @@
   <w:style w:type="character" w:default="1" w:styleId="DefaultParagraphFont">
     <w:name w:val="Default Paragraph Font"/>
     <w:uiPriority w:val="1"/>
-    <w:semiHidden/>
     <w:unhideWhenUsed/>
   </w:style>
   <w:style w:type="table" w:default="1" w:styleId="TableNormal">
@@ -12742,7 +12690,6 @@
     <w:uiPriority w:val="99"/>
     <w:semiHidden/>
     <w:unhideWhenUsed/>
-    <w:qFormat/>
     <w:tblPr>
       <w:tblInd w:w="0" w:type="dxa"/>
       <w:tblCellMar>
@@ -13186,8 +13133,8 @@
       <w:u w:val="single"/>
     </w:rPr>
   </w:style>
-  <w:style w:type="character" w:customStyle="1" w:styleId="UnresolvedMention">
-    <w:name w:val="Unresolved Mention"/>
+  <w:style w:type="character" w:customStyle="1" w:styleId="UnresolvedMention1">
+    <w:name w:val="Unresolved Mention1"/>
     <w:basedOn w:val="DefaultParagraphFont"/>
     <w:uiPriority w:val="99"/>
     <w:semiHidden/>
@@ -13256,7 +13203,7 @@
 </file>
 
 <file path=word/glossary/document.xml><?xml version="1.0" encoding="utf-8"?>
-<w:glossaryDocument xmlns:ve="http://schemas.openxmlformats.org/markup-compatibility/2006" xmlns:o="urn:schemas-microsoft-com:office:office" xmlns:r="http://schemas.openxmlformats.org/officeDocument/2006/relationships" xmlns:m="http://schemas.openxmlformats.org/officeDocument/2006/math" xmlns:v="urn:schemas-microsoft-com:vml" xmlns:wp="http://schemas.openxmlformats.org/drawingml/2006/wordprocessingDrawing" xmlns:w10="urn:schemas-microsoft-com:office:word" xmlns:w="http://schemas.openxmlformats.org/wordprocessingml/2006/main" xmlns:wne="http://schemas.microsoft.com/office/word/2006/wordml">
+<w:glossaryDocument xmlns:wpc="http://schemas.microsoft.com/office/word/2010/wordprocessingCanvas" xmlns:cx="http://schemas.microsoft.com/office/drawing/2014/chartex" xmlns:cx1="http://schemas.microsoft.com/office/drawing/2015/9/8/chartex" xmlns:cx2="http://schemas.microsoft.com/office/drawing/2015/10/21/chartex" xmlns:cx3="http://schemas.microsoft.com/office/drawing/2016/5/9/chartex" xmlns:cx4="http://schemas.microsoft.com/office/drawing/2016/5/10/chartex" xmlns:cx5="http://schemas.microsoft.com/office/drawing/2016/5/11/chartex" xmlns:cx6="http://schemas.microsoft.com/office/drawing/2016/5/12/chartex" xmlns:cx7="http://schemas.microsoft.com/office/drawing/2016/5/13/chartex" xmlns:cx8="http://schemas.microsoft.com/office/drawing/2016/5/14/chartex" xmlns:mc="http://schemas.openxmlformats.org/markup-compatibility/2006" xmlns:aink="http://schemas.microsoft.com/office/drawing/2016/ink" xmlns:am3d="http://schemas.microsoft.com/office/drawing/2017/model3d" xmlns:o="urn:schemas-microsoft-com:office:office" xmlns:oel="http://schemas.microsoft.com/office/2019/extlst" xmlns:r="http://schemas.openxmlformats.org/officeDocument/2006/relationships" xmlns:m="http://schemas.openxmlformats.org/officeDocument/2006/math" xmlns:v="urn:schemas-microsoft-com:vml" xmlns:wp14="http://schemas.microsoft.com/office/word/2010/wordprocessingDrawing" xmlns:wp="http://schemas.openxmlformats.org/drawingml/2006/wordprocessingDrawing" xmlns:w10="urn:schemas-microsoft-com:office:word" xmlns:w="http://schemas.openxmlformats.org/wordprocessingml/2006/main" xmlns:w14="http://schemas.microsoft.com/office/word/2010/wordml" xmlns:w15="http://schemas.microsoft.com/office/word/2012/wordml" xmlns:w16cex="http://schemas.microsoft.com/office/word/2018/wordml/cex" xmlns:w16cid="http://schemas.microsoft.com/office/word/2016/wordml/cid" xmlns:w16="http://schemas.microsoft.com/office/word/2018/wordml" xmlns:w16du="http://schemas.microsoft.com/office/word/2023/wordml/word16du" xmlns:w16sdtdh="http://schemas.microsoft.com/office/word/2020/wordml/sdtdatahash" xmlns:w16sdtfl="http://schemas.microsoft.com/office/word/2024/wordml/sdtformatlock" xmlns:w16se="http://schemas.microsoft.com/office/word/2015/wordml/symex" xmlns:wpg="http://schemas.microsoft.com/office/word/2010/wordprocessingGroup" xmlns:wpi="http://schemas.microsoft.com/office/word/2010/wordprocessingInk" xmlns:wne="http://schemas.microsoft.com/office/word/2006/wordml" xmlns:wps="http://schemas.microsoft.com/office/word/2010/wordprocessingShape" mc:Ignorable="w14 w15 w16se w16cid w16 w16cex w16sdtdh w16sdtfl w16du wp14">
   <w:docParts>
     <w:docPart>
       <w:docPartPr>
@@ -13289,11 +13236,11 @@
 </file>
 
 <file path=word/glossary/fontTable.xml><?xml version="1.0" encoding="utf-8"?>
-<w:fonts xmlns:r="http://schemas.openxmlformats.org/officeDocument/2006/relationships" xmlns:w="http://schemas.openxmlformats.org/wordprocessingml/2006/main">
+<w:fonts xmlns:mc="http://schemas.openxmlformats.org/markup-compatibility/2006" xmlns:r="http://schemas.openxmlformats.org/officeDocument/2006/relationships" xmlns:w="http://schemas.openxmlformats.org/wordprocessingml/2006/main" xmlns:w14="http://schemas.microsoft.com/office/word/2010/wordml" xmlns:w15="http://schemas.microsoft.com/office/word/2012/wordml" xmlns:w16cex="http://schemas.microsoft.com/office/word/2018/wordml/cex" xmlns:w16cid="http://schemas.microsoft.com/office/word/2016/wordml/cid" xmlns:w16="http://schemas.microsoft.com/office/word/2018/wordml" xmlns:w16du="http://schemas.microsoft.com/office/word/2023/wordml/word16du" xmlns:w16sdtdh="http://schemas.microsoft.com/office/word/2020/wordml/sdtdatahash" xmlns:w16sdtfl="http://schemas.microsoft.com/office/word/2024/wordml/sdtformatlock" xmlns:w16se="http://schemas.microsoft.com/office/word/2015/wordml/symex" mc:Ignorable="w14 w15 w16se w16cid w16 w16cex w16sdtdh w16sdtfl w16du">
   <w:font w:name="Symbol">
     <w:panose1 w:val="05050102010706020507"/>
     <w:charset w:val="02"/>
-    <w:family w:val="roman"/>
+    <w:family w:val="decorative"/>
     <w:pitch w:val="variable"/>
     <w:sig w:usb0="00000000" w:usb1="10000000" w:usb2="00000000" w:usb3="00000000" w:csb0="80000000" w:csb1="00000000"/>
   </w:font>
@@ -13309,43 +13256,35 @@
     <w:charset w:val="00"/>
     <w:family w:val="modern"/>
     <w:pitch w:val="fixed"/>
-    <w:sig w:usb0="E0002EFF" w:usb1="C0007843" w:usb2="00000009" w:usb3="00000000" w:csb0="000001FF" w:csb1="00000000"/>
+    <w:sig w:usb0="E0002AFF" w:usb1="C0007843" w:usb2="00000009" w:usb3="00000000" w:csb0="000001FF" w:csb1="00000000"/>
   </w:font>
   <w:font w:name="Wingdings">
     <w:panose1 w:val="05000000000000000000"/>
-    <w:charset w:val="02"/>
-    <w:family w:val="auto"/>
+    <w:charset w:val="4D"/>
+    <w:family w:val="decorative"/>
     <w:pitch w:val="variable"/>
-    <w:sig w:usb0="00000000" w:usb1="10000000" w:usb2="00000000" w:usb3="00000000" w:csb0="80000000" w:csb1="00000000"/>
+    <w:sig w:usb0="00000003" w:usb1="00000000" w:usb2="00000000" w:usb3="00000000" w:csb0="80000001" w:csb1="00000000"/>
   </w:font>
   <w:font w:name="Aptos">
-    <w:altName w:val="Arial"/>
+    <w:panose1 w:val="020B0004020202020204"/>
     <w:charset w:val="00"/>
     <w:family w:val="swiss"/>
     <w:pitch w:val="variable"/>
-    <w:sig w:usb0="00000001" w:usb1="00000003" w:usb2="00000000" w:usb3="00000000" w:csb0="0000019F" w:csb1="00000000"/>
+    <w:sig w:usb0="20000287" w:usb1="00000003" w:usb2="00000000" w:usb3="00000000" w:csb0="0000019F" w:csb1="00000000"/>
   </w:font>
   <w:font w:name="Arial">
     <w:panose1 w:val="020B0604020202020204"/>
     <w:charset w:val="00"/>
     <w:family w:val="swiss"/>
     <w:pitch w:val="variable"/>
-    <w:sig w:usb0="E0002EFF" w:usb1="C000785B" w:usb2="00000009" w:usb3="00000000" w:csb0="000001FF" w:csb1="00000000"/>
+    <w:sig w:usb0="E0002AFF" w:usb1="C0007843" w:usb2="00000009" w:usb3="00000000" w:csb0="000001FF" w:csb1="00000000"/>
   </w:font>
   <w:font w:name="Aptos Display">
-    <w:altName w:val="Arial"/>
+    <w:panose1 w:val="020B0004020202020204"/>
     <w:charset w:val="00"/>
     <w:family w:val="swiss"/>
     <w:pitch w:val="variable"/>
-    <w:sig w:usb0="00000001" w:usb1="00000003" w:usb2="00000000" w:usb3="00000000" w:csb0="0000019F" w:csb1="00000000"/>
-  </w:font>
-  <w:font w:name="游ゴシック Light">
-    <w:panose1 w:val="00000000000000000000"/>
-    <w:charset w:val="80"/>
-    <w:family w:val="roman"/>
-    <w:notTrueType/>
-    <w:pitch w:val="default"/>
-    <w:sig w:usb0="00000000" w:usb1="00000000" w:usb2="00000000" w:usb3="00000000" w:csb0="00000000" w:csb1="00000000"/>
+    <w:sig w:usb0="20000287" w:usb1="00000003" w:usb2="00000000" w:usb3="00000000" w:csb0="0000019F" w:csb1="00000000"/>
   </w:font>
   <w:font w:name="Tahoma">
     <w:panose1 w:val="020B0604030504040204"/>
@@ -13354,41 +13293,22 @@
     <w:pitch w:val="variable"/>
     <w:sig w:usb0="E1002EFF" w:usb1="C000605B" w:usb2="00000029" w:usb3="00000000" w:csb0="000101FF" w:csb1="00000000"/>
   </w:font>
-  <w:font w:name="游ゴシック">
-    <w:panose1 w:val="00000000000000000000"/>
-    <w:charset w:val="80"/>
-    <w:family w:val="roman"/>
-    <w:notTrueType/>
-    <w:pitch w:val="default"/>
-    <w:sig w:usb0="00000000" w:usb1="00000000" w:usb2="00000000" w:usb3="00000000" w:csb0="00000000" w:csb1="00000000"/>
-  </w:font>
-  <w:font w:name="Calibri">
-    <w:panose1 w:val="020F0502020204030204"/>
-    <w:charset w:val="00"/>
-    <w:family w:val="swiss"/>
-    <w:pitch w:val="variable"/>
-    <w:sig w:usb0="E4002EFF" w:usb1="C000247B" w:usb2="00000009" w:usb3="00000000" w:csb0="000001FF" w:csb1="00000000"/>
-  </w:font>
-  <w:font w:name="Cambria">
-    <w:panose1 w:val="02040503050406030204"/>
-    <w:charset w:val="00"/>
-    <w:family w:val="roman"/>
-    <w:pitch w:val="variable"/>
-    <w:sig w:usb0="E00006FF" w:usb1="420024FF" w:usb2="02000000" w:usb3="00000000" w:csb0="0000019F" w:csb1="00000000"/>
-  </w:font>
 </w:fonts>
 </file>
 
 <file path=word/glossary/settings.xml><?xml version="1.0" encoding="utf-8"?>
-<w:settings xmlns:o="urn:schemas-microsoft-com:office:office" xmlns:r="http://schemas.openxmlformats.org/officeDocument/2006/relationships" xmlns:m="http://schemas.openxmlformats.org/officeDocument/2006/math" xmlns:v="urn:schemas-microsoft-com:vml" xmlns:w10="urn:schemas-microsoft-com:office:word" xmlns:w="http://schemas.openxmlformats.org/wordprocessingml/2006/main" xmlns:sl="http://schemas.openxmlformats.org/schemaLibrary/2006/main">
+<w:settings xmlns:mc="http://schemas.openxmlformats.org/markup-compatibility/2006" xmlns:o="urn:schemas-microsoft-com:office:office" xmlns:r="http://schemas.openxmlformats.org/officeDocument/2006/relationships" xmlns:m="http://schemas.openxmlformats.org/officeDocument/2006/math" xmlns:v="urn:schemas-microsoft-com:vml" xmlns:w10="urn:schemas-microsoft-com:office:word" xmlns:w="http://schemas.openxmlformats.org/wordprocessingml/2006/main" xmlns:w14="http://schemas.microsoft.com/office/word/2010/wordml" xmlns:w15="http://schemas.microsoft.com/office/word/2012/wordml" xmlns:w16cex="http://schemas.microsoft.com/office/word/2018/wordml/cex" xmlns:w16cid="http://schemas.microsoft.com/office/word/2016/wordml/cid" xmlns:w16="http://schemas.microsoft.com/office/word/2018/wordml" xmlns:w16du="http://schemas.microsoft.com/office/word/2023/wordml/word16du" xmlns:w16sdtdh="http://schemas.microsoft.com/office/word/2020/wordml/sdtdatahash" xmlns:w16sdtfl="http://schemas.microsoft.com/office/word/2024/wordml/sdtformatlock" xmlns:w16se="http://schemas.microsoft.com/office/word/2015/wordml/symex" xmlns:sl="http://schemas.openxmlformats.org/schemaLibrary/2006/main" mc:Ignorable="w14 w15 w16se w16cid w16 w16cex w16sdtdh w16sdtfl w16du">
   <w:view w:val="normal"/>
   <w:defaultTabStop w:val="720"/>
   <w:characterSpacingControl w:val="doNotCompress"/>
   <w:compat>
     <w:useFELayout/>
+    <w:compatSetting w:name="compatibilityMode" w:uri="http://schemas.microsoft.com/office/word" w:val="12"/>
+    <w:compatSetting w:name="useWord2013TrackBottomHyphenation" w:uri="http://schemas.microsoft.com/office/word" w:val="1"/>
   </w:compat>
   <w:rsids>
     <w:rsidRoot w:val="00971FE2"/>
+    <w:rsid w:val="00000290"/>
     <w:rsid w:val="00092A16"/>
     <w:rsid w:val="00104EF2"/>
     <w:rsid w:val="001526F6"/>
@@ -13399,6 +13319,7 @@
     <w:rsid w:val="0020251E"/>
     <w:rsid w:val="002F6F28"/>
     <w:rsid w:val="00434C71"/>
+    <w:rsid w:val="00457FDA"/>
     <w:rsid w:val="004F3EA5"/>
     <w:rsid w:val="0052003E"/>
     <w:rsid w:val="00657902"/>
@@ -13422,7 +13343,7 @@
     <m:mathFont m:val="Cambria Math"/>
     <m:brkBin m:val="before"/>
     <m:brkBinSub m:val="--"/>
-    <m:smallFrac m:val="off"/>
+    <m:smallFrac m:val="0"/>
     <m:dispDef/>
     <m:lMargin m:val="0"/>
     <m:rMargin m:val="0"/>
@@ -13431,7 +13352,7 @@
     <m:intLim m:val="subSup"/>
     <m:naryLim m:val="undOvr"/>
   </m:mathPr>
-  <w:themeFontLang w:val="en-US"/>
+  <w:themeFontLang w:val="en-US" w:bidi="ar-SA"/>
   <w:clrSchemeMapping w:bg1="light1" w:t1="dark1" w:bg2="light2" w:t2="dark2" w:accent1="accent1" w:accent2="accent2" w:accent3="accent3" w:accent4="accent4" w:accent5="accent5" w:accent6="accent6" w:hyperlink="hyperlink" w:followedHyperlink="followedHyperlink"/>
   <w:decimalSymbol w:val="."/>
   <w:listSeparator w:val=","/>
@@ -13439,7 +13360,7 @@
 </file>
 
 <file path=word/glossary/styles.xml><?xml version="1.0" encoding="utf-8"?>
-<w:styles xmlns:r="http://schemas.openxmlformats.org/officeDocument/2006/relationships" xmlns:w="http://schemas.openxmlformats.org/wordprocessingml/2006/main">
+<w:styles xmlns:mc="http://schemas.openxmlformats.org/markup-compatibility/2006" xmlns:r="http://schemas.openxmlformats.org/officeDocument/2006/relationships" xmlns:w="http://schemas.openxmlformats.org/wordprocessingml/2006/main" xmlns:w14="http://schemas.microsoft.com/office/word/2010/wordml" xmlns:w15="http://schemas.microsoft.com/office/word/2012/wordml" xmlns:w16cex="http://schemas.microsoft.com/office/word/2018/wordml/cex" xmlns:w16cid="http://schemas.microsoft.com/office/word/2016/wordml/cid" xmlns:w16="http://schemas.microsoft.com/office/word/2018/wordml" xmlns:w16du="http://schemas.microsoft.com/office/word/2023/wordml/word16du" xmlns:w16sdtdh="http://schemas.microsoft.com/office/word/2020/wordml/sdtdatahash" xmlns:w16sdtfl="http://schemas.microsoft.com/office/word/2024/wordml/sdtformatlock" xmlns:w16se="http://schemas.microsoft.com/office/word/2015/wordml/symex" mc:Ignorable="w14 w15 w16se w16cid w16 w16cex w16sdtdh w16sdtfl w16du">
   <w:docDefaults>
     <w:rPrDefault>
       <w:rPr>
@@ -13456,144 +13377,383 @@
       </w:pPr>
     </w:pPrDefault>
   </w:docDefaults>
-  <w:latentStyles w:defLockedState="0" w:defUIPriority="99" w:defSemiHidden="1" w:defUnhideWhenUsed="1" w:defQFormat="0" w:count="267">
-    <w:lsdException w:name="Normal" w:semiHidden="0" w:uiPriority="0" w:unhideWhenUsed="0" w:qFormat="1"/>
-    <w:lsdException w:name="heading 1" w:semiHidden="0" w:uiPriority="9" w:unhideWhenUsed="0" w:qFormat="1"/>
-    <w:lsdException w:name="heading 2" w:uiPriority="9" w:qFormat="1"/>
-    <w:lsdException w:name="heading 3" w:uiPriority="9" w:qFormat="1"/>
-    <w:lsdException w:name="heading 4" w:uiPriority="9" w:qFormat="1"/>
-    <w:lsdException w:name="heading 5" w:uiPriority="9" w:qFormat="1"/>
-    <w:lsdException w:name="heading 6" w:uiPriority="9" w:qFormat="1"/>
-    <w:lsdException w:name="heading 7" w:uiPriority="9" w:qFormat="1"/>
-    <w:lsdException w:name="heading 8" w:uiPriority="9" w:qFormat="1"/>
-    <w:lsdException w:name="heading 9" w:uiPriority="9" w:qFormat="1"/>
-    <w:lsdException w:name="toc 1" w:uiPriority="39"/>
-    <w:lsdException w:name="toc 2" w:uiPriority="39"/>
-    <w:lsdException w:name="toc 3" w:uiPriority="39"/>
-    <w:lsdException w:name="toc 4" w:uiPriority="39"/>
-    <w:lsdException w:name="toc 5" w:uiPriority="39"/>
-    <w:lsdException w:name="toc 6" w:uiPriority="39"/>
-    <w:lsdException w:name="toc 7" w:uiPriority="39"/>
-    <w:lsdException w:name="toc 8" w:uiPriority="39"/>
-    <w:lsdException w:name="toc 9" w:uiPriority="39"/>
-    <w:lsdException w:name="caption" w:uiPriority="35" w:qFormat="1"/>
-    <w:lsdException w:name="Title" w:semiHidden="0" w:uiPriority="10" w:unhideWhenUsed="0" w:qFormat="1"/>
-    <w:lsdException w:name="Default Paragraph Font" w:uiPriority="1"/>
-    <w:lsdException w:name="Subtitle" w:semiHidden="0" w:uiPriority="11" w:unhideWhenUsed="0" w:qFormat="1"/>
-    <w:lsdException w:name="Strong" w:semiHidden="0" w:uiPriority="22" w:unhideWhenUsed="0" w:qFormat="1"/>
-    <w:lsdException w:name="Emphasis" w:semiHidden="0" w:uiPriority="20" w:unhideWhenUsed="0" w:qFormat="1"/>
-    <w:lsdException w:name="Table Grid" w:semiHidden="0" w:uiPriority="39" w:unhideWhenUsed="0"/>
-    <w:lsdException w:name="Placeholder Text" w:unhideWhenUsed="0"/>
-    <w:lsdException w:name="No Spacing" w:semiHidden="0" w:uiPriority="1" w:unhideWhenUsed="0" w:qFormat="1"/>
-    <w:lsdException w:name="Light Shading" w:semiHidden="0" w:uiPriority="60" w:unhideWhenUsed="0"/>
-    <w:lsdException w:name="Light List" w:semiHidden="0" w:uiPriority="61" w:unhideWhenUsed="0"/>
-    <w:lsdException w:name="Light Grid" w:semiHidden="0" w:uiPriority="62" w:unhideWhenUsed="0"/>
-    <w:lsdException w:name="Medium Shading 1" w:semiHidden="0" w:uiPriority="63" w:unhideWhenUsed="0"/>
-    <w:lsdException w:name="Medium Shading 2" w:semiHidden="0" w:uiPriority="64" w:unhideWhenUsed="0"/>
-    <w:lsdException w:name="Medium List 1" w:semiHidden="0" w:uiPriority="65" w:unhideWhenUsed="0"/>
-    <w:lsdException w:name="Medium List 2" w:semiHidden="0" w:uiPriority="66" w:unhideWhenUsed="0"/>
-    <w:lsdException w:name="Medium Grid 1" w:semiHidden="0" w:uiPriority="67" w:unhideWhenUsed="0"/>
-    <w:lsdException w:name="Medium Grid 2" w:semiHidden="0" w:uiPriority="68" w:unhideWhenUsed="0"/>
-    <w:lsdException w:name="Medium Grid 3" w:semiHidden="0" w:uiPriority="69" w:unhideWhenUsed="0"/>
-    <w:lsdException w:name="Dark List" w:semiHidden="0" w:uiPriority="70" w:unhideWhenUsed="0"/>
-    <w:lsdException w:name="Colorful Shading" w:semiHidden="0" w:uiPriority="71" w:unhideWhenUsed="0"/>
-    <w:lsdException w:name="Colorful List" w:semiHidden="0" w:uiPriority="72" w:unhideWhenUsed="0"/>
-    <w:lsdException w:name="Colorful Grid" w:semiHidden="0" w:uiPriority="73" w:unhideWhenUsed="0"/>
-    <w:lsdException w:name="Light Shading Accent 1" w:semiHidden="0" w:uiPriority="60" w:unhideWhenUsed="0"/>
-    <w:lsdException w:name="Light List Accent 1" w:semiHidden="0" w:uiPriority="61" w:unhideWhenUsed="0"/>
-    <w:lsdException w:name="Light Grid Accent 1" w:semiHidden="0" w:uiPriority="62" w:unhideWhenUsed="0"/>
-    <w:lsdException w:name="Medium Shading 1 Accent 1" w:semiHidden="0" w:uiPriority="63" w:unhideWhenUsed="0"/>
-    <w:lsdException w:name="Medium Shading 2 Accent 1" w:semiHidden="0" w:uiPriority="64" w:unhideWhenUsed="0"/>
-    <w:lsdException w:name="Medium List 1 Accent 1" w:semiHidden="0" w:uiPriority="65" w:unhideWhenUsed="0"/>
-    <w:lsdException w:name="Revision" w:unhideWhenUsed="0"/>
-    <w:lsdException w:name="List Paragraph" w:semiHidden="0" w:uiPriority="34" w:unhideWhenUsed="0" w:qFormat="1"/>
-    <w:lsdException w:name="Quote" w:semiHidden="0" w:uiPriority="29" w:unhideWhenUsed="0" w:qFormat="1"/>
-    <w:lsdException w:name="Intense Quote" w:semiHidden="0" w:uiPriority="30" w:unhideWhenUsed="0" w:qFormat="1"/>
-    <w:lsdException w:name="Medium List 2 Accent 1" w:semiHidden="0" w:uiPriority="66" w:unhideWhenUsed="0"/>
-    <w:lsdException w:name="Medium Grid 1 Accent 1" w:semiHidden="0" w:uiPriority="67" w:unhideWhenUsed="0"/>
-    <w:lsdException w:name="Medium Grid 2 Accent 1" w:semiHidden="0" w:uiPriority="68" w:unhideWhenUsed="0"/>
-    <w:lsdException w:name="Medium Grid 3 Accent 1" w:semiHidden="0" w:uiPriority="69" w:unhideWhenUsed="0"/>
-    <w:lsdException w:name="Dark List Accent 1" w:semiHidden="0" w:uiPriority="70" w:unhideWhenUsed="0"/>
-    <w:lsdException w:name="Colorful Shading Accent 1" w:semiHidden="0" w:uiPriority="71" w:unhideWhenUsed="0"/>
-    <w:lsdException w:name="Colorful List Accent 1" w:semiHidden="0" w:uiPriority="72" w:unhideWhenUsed="0"/>
-    <w:lsdException w:name="Colorful Grid Accent 1" w:semiHidden="0" w:uiPriority="73" w:unhideWhenUsed="0"/>
-    <w:lsdException w:name="Light Shading Accent 2" w:semiHidden="0" w:uiPriority="60" w:unhideWhenUsed="0"/>
-    <w:lsdException w:name="Light List Accent 2" w:semiHidden="0" w:uiPriority="61" w:unhideWhenUsed="0"/>
-    <w:lsdException w:name="Light Grid Accent 2" w:semiHidden="0" w:uiPriority="62" w:unhideWhenUsed="0"/>
-    <w:lsdException w:name="Medium Shading 1 Accent 2" w:semiHidden="0" w:uiPriority="63" w:unhideWhenUsed="0"/>
-    <w:lsdException w:name="Medium Shading 2 Accent 2" w:semiHidden="0" w:uiPriority="64" w:unhideWhenUsed="0"/>
-    <w:lsdException w:name="Medium List 1 Accent 2" w:semiHidden="0" w:uiPriority="65" w:unhideWhenUsed="0"/>
-    <w:lsdException w:name="Medium List 2 Accent 2" w:semiHidden="0" w:uiPriority="66" w:unhideWhenUsed="0"/>
-    <w:lsdException w:name="Medium Grid 1 Accent 2" w:semiHidden="0" w:uiPriority="67" w:unhideWhenUsed="0"/>
-    <w:lsdException w:name="Medium Grid 2 Accent 2" w:semiHidden="0" w:uiPriority="68" w:unhideWhenUsed="0"/>
-    <w:lsdException w:name="Medium Grid 3 Accent 2" w:semiHidden="0" w:uiPriority="69" w:unhideWhenUsed="0"/>
-    <w:lsdException w:name="Dark List Accent 2" w:semiHidden="0" w:uiPriority="70" w:unhideWhenUsed="0"/>
-    <w:lsdException w:name="Colorful Shading Accent 2" w:semiHidden="0" w:uiPriority="71" w:unhideWhenUsed="0"/>
-    <w:lsdException w:name="Colorful List Accent 2" w:semiHidden="0" w:uiPriority="72" w:unhideWhenUsed="0"/>
-    <w:lsdException w:name="Colorful Grid Accent 2" w:semiHidden="0" w:uiPriority="73" w:unhideWhenUsed="0"/>
-    <w:lsdException w:name="Light Shading Accent 3" w:semiHidden="0" w:uiPriority="60" w:unhideWhenUsed="0"/>
-    <w:lsdException w:name="Light List Accent 3" w:semiHidden="0" w:uiPriority="61" w:unhideWhenUsed="0"/>
-    <w:lsdException w:name="Light Grid Accent 3" w:semiHidden="0" w:uiPriority="62" w:unhideWhenUsed="0"/>
-    <w:lsdException w:name="Medium Shading 1 Accent 3" w:semiHidden="0" w:uiPriority="63" w:unhideWhenUsed="0"/>
-    <w:lsdException w:name="Medium Shading 2 Accent 3" w:semiHidden="0" w:uiPriority="64" w:unhideWhenUsed="0"/>
-    <w:lsdException w:name="Medium List 1 Accent 3" w:semiHidden="0" w:uiPriority="65" w:unhideWhenUsed="0"/>
-    <w:lsdException w:name="Medium List 2 Accent 3" w:semiHidden="0" w:uiPriority="66" w:unhideWhenUsed="0"/>
-    <w:lsdException w:name="Medium Grid 1 Accent 3" w:semiHidden="0" w:uiPriority="67" w:unhideWhenUsed="0"/>
-    <w:lsdException w:name="Medium Grid 2 Accent 3" w:semiHidden="0" w:uiPriority="68" w:unhideWhenUsed="0"/>
-    <w:lsdException w:name="Medium Grid 3 Accent 3" w:semiHidden="0" w:uiPriority="69" w:unhideWhenUsed="0"/>
-    <w:lsdException w:name="Dark List Accent 3" w:semiHidden="0" w:uiPriority="70" w:unhideWhenUsed="0"/>
-    <w:lsdException w:name="Colorful Shading Accent 3" w:semiHidden="0" w:uiPriority="71" w:unhideWhenUsed="0"/>
-    <w:lsdException w:name="Colorful List Accent 3" w:semiHidden="0" w:uiPriority="72" w:unhideWhenUsed="0"/>
-    <w:lsdException w:name="Colorful Grid Accent 3" w:semiHidden="0" w:uiPriority="73" w:unhideWhenUsed="0"/>
-    <w:lsdException w:name="Light Shading Accent 4" w:semiHidden="0" w:uiPriority="60" w:unhideWhenUsed="0"/>
-    <w:lsdException w:name="Light List Accent 4" w:semiHidden="0" w:uiPriority="61" w:unhideWhenUsed="0"/>
-    <w:lsdException w:name="Light Grid Accent 4" w:semiHidden="0" w:uiPriority="62" w:unhideWhenUsed="0"/>
-    <w:lsdException w:name="Medium Shading 1 Accent 4" w:semiHidden="0" w:uiPriority="63" w:unhideWhenUsed="0"/>
-    <w:lsdException w:name="Medium Shading 2 Accent 4" w:semiHidden="0" w:uiPriority="64" w:unhideWhenUsed="0"/>
-    <w:lsdException w:name="Medium List 1 Accent 4" w:semiHidden="0" w:uiPriority="65" w:unhideWhenUsed="0"/>
-    <w:lsdException w:name="Medium List 2 Accent 4" w:semiHidden="0" w:uiPriority="66" w:unhideWhenUsed="0"/>
-    <w:lsdException w:name="Medium Grid 1 Accent 4" w:semiHidden="0" w:uiPriority="67" w:unhideWhenUsed="0"/>
-    <w:lsdException w:name="Medium Grid 2 Accent 4" w:semiHidden="0" w:uiPriority="68" w:unhideWhenUsed="0"/>
-    <w:lsdException w:name="Medium Grid 3 Accent 4" w:semiHidden="0" w:uiPriority="69" w:unhideWhenUsed="0"/>
-    <w:lsdException w:name="Dark List Accent 4" w:semiHidden="0" w:uiPriority="70" w:unhideWhenUsed="0"/>
-    <w:lsdException w:name="Colorful Shading Accent 4" w:semiHidden="0" w:uiPriority="71" w:unhideWhenUsed="0"/>
-    <w:lsdException w:name="Colorful List Accent 4" w:semiHidden="0" w:uiPriority="72" w:unhideWhenUsed="0"/>
-    <w:lsdException w:name="Colorful Grid Accent 4" w:semiHidden="0" w:uiPriority="73" w:unhideWhenUsed="0"/>
-    <w:lsdException w:name="Light Shading Accent 5" w:semiHidden="0" w:uiPriority="60" w:unhideWhenUsed="0"/>
-    <w:lsdException w:name="Light List Accent 5" w:semiHidden="0" w:uiPriority="61" w:unhideWhenUsed="0"/>
-    <w:lsdException w:name="Light Grid Accent 5" w:semiHidden="0" w:uiPriority="62" w:unhideWhenUsed="0"/>
-    <w:lsdException w:name="Medium Shading 1 Accent 5" w:semiHidden="0" w:uiPriority="63" w:unhideWhenUsed="0"/>
-    <w:lsdException w:name="Medium Shading 2 Accent 5" w:semiHidden="0" w:uiPriority="64" w:unhideWhenUsed="0"/>
-    <w:lsdException w:name="Medium List 1 Accent 5" w:semiHidden="0" w:uiPriority="65" w:unhideWhenUsed="0"/>
-    <w:lsdException w:name="Medium List 2 Accent 5" w:semiHidden="0" w:uiPriority="66" w:unhideWhenUsed="0"/>
-    <w:lsdException w:name="Medium Grid 1 Accent 5" w:semiHidden="0" w:uiPriority="67" w:unhideWhenUsed="0"/>
-    <w:lsdException w:name="Medium Grid 2 Accent 5" w:semiHidden="0" w:uiPriority="68" w:unhideWhenUsed="0"/>
-    <w:lsdException w:name="Medium Grid 3 Accent 5" w:semiHidden="0" w:uiPriority="69" w:unhideWhenUsed="0"/>
-    <w:lsdException w:name="Dark List Accent 5" w:semiHidden="0" w:uiPriority="70" w:unhideWhenUsed="0"/>
-    <w:lsdException w:name="Colorful Shading Accent 5" w:semiHidden="0" w:uiPriority="71" w:unhideWhenUsed="0"/>
-    <w:lsdException w:name="Colorful List Accent 5" w:semiHidden="0" w:uiPriority="72" w:unhideWhenUsed="0"/>
-    <w:lsdException w:name="Colorful Grid Accent 5" w:semiHidden="0" w:uiPriority="73" w:unhideWhenUsed="0"/>
-    <w:lsdException w:name="Light Shading Accent 6" w:semiHidden="0" w:uiPriority="60" w:unhideWhenUsed="0"/>
-    <w:lsdException w:name="Light List Accent 6" w:semiHidden="0" w:uiPriority="61" w:unhideWhenUsed="0"/>
-    <w:lsdException w:name="Light Grid Accent 6" w:semiHidden="0" w:uiPriority="62" w:unhideWhenUsed="0"/>
-    <w:lsdException w:name="Medium Shading 1 Accent 6" w:semiHidden="0" w:uiPriority="63" w:unhideWhenUsed="0"/>
-    <w:lsdException w:name="Medium Shading 2 Accent 6" w:semiHidden="0" w:uiPriority="64" w:unhideWhenUsed="0"/>
-    <w:lsdException w:name="Medium List 1 Accent 6" w:semiHidden="0" w:uiPriority="65" w:unhideWhenUsed="0"/>
-    <w:lsdException w:name="Medium List 2 Accent 6" w:semiHidden="0" w:uiPriority="66" w:unhideWhenUsed="0"/>
-    <w:lsdException w:name="Medium Grid 1 Accent 6" w:semiHidden="0" w:uiPriority="67" w:unhideWhenUsed="0"/>
-    <w:lsdException w:name="Medium Grid 2 Accent 6" w:semiHidden="0" w:uiPriority="68" w:unhideWhenUsed="0"/>
-    <w:lsdException w:name="Medium Grid 3 Accent 6" w:semiHidden="0" w:uiPriority="69" w:unhideWhenUsed="0"/>
-    <w:lsdException w:name="Dark List Accent 6" w:semiHidden="0" w:uiPriority="70" w:unhideWhenUsed="0"/>
-    <w:lsdException w:name="Colorful Shading Accent 6" w:semiHidden="0" w:uiPriority="71" w:unhideWhenUsed="0"/>
-    <w:lsdException w:name="Colorful List Accent 6" w:semiHidden="0" w:uiPriority="72" w:unhideWhenUsed="0"/>
-    <w:lsdException w:name="Colorful Grid Accent 6" w:semiHidden="0" w:uiPriority="73" w:unhideWhenUsed="0"/>
-    <w:lsdException w:name="Subtle Emphasis" w:semiHidden="0" w:uiPriority="19" w:unhideWhenUsed="0" w:qFormat="1"/>
-    <w:lsdException w:name="Intense Emphasis" w:semiHidden="0" w:uiPriority="21" w:unhideWhenUsed="0" w:qFormat="1"/>
-    <w:lsdException w:name="Subtle Reference" w:semiHidden="0" w:uiPriority="31" w:unhideWhenUsed="0" w:qFormat="1"/>
-    <w:lsdException w:name="Intense Reference" w:semiHidden="0" w:uiPriority="32" w:unhideWhenUsed="0" w:qFormat="1"/>
-    <w:lsdException w:name="Book Title" w:semiHidden="0" w:uiPriority="33" w:unhideWhenUsed="0" w:qFormat="1"/>
-    <w:lsdException w:name="Bibliography" w:uiPriority="37"/>
-    <w:lsdException w:name="TOC Heading" w:uiPriority="39" w:qFormat="1"/>
+  <w:latentStyles w:defLockedState="0" w:defUIPriority="99" w:defSemiHidden="0" w:defUnhideWhenUsed="0" w:defQFormat="0" w:count="376">
+    <w:lsdException w:name="Normal" w:uiPriority="0" w:qFormat="1"/>
+    <w:lsdException w:name="heading 1" w:uiPriority="9" w:qFormat="1"/>
+    <w:lsdException w:name="heading 2" w:semiHidden="1" w:uiPriority="9" w:unhideWhenUsed="1" w:qFormat="1"/>
+    <w:lsdException w:name="heading 3" w:semiHidden="1" w:uiPriority="9" w:unhideWhenUsed="1" w:qFormat="1"/>
+    <w:lsdException w:name="heading 4" w:semiHidden="1" w:uiPriority="9" w:unhideWhenUsed="1" w:qFormat="1"/>
+    <w:lsdException w:name="heading 5" w:semiHidden="1" w:uiPriority="9" w:unhideWhenUsed="1" w:qFormat="1"/>
+    <w:lsdException w:name="heading 6" w:semiHidden="1" w:uiPriority="9" w:unhideWhenUsed="1" w:qFormat="1"/>
+    <w:lsdException w:name="heading 7" w:semiHidden="1" w:uiPriority="9" w:unhideWhenUsed="1" w:qFormat="1"/>
+    <w:lsdException w:name="heading 8" w:semiHidden="1" w:uiPriority="9" w:unhideWhenUsed="1" w:qFormat="1"/>
+    <w:lsdException w:name="heading 9" w:semiHidden="1" w:uiPriority="9" w:unhideWhenUsed="1" w:qFormat="1"/>
+    <w:lsdException w:name="index 1" w:semiHidden="1" w:unhideWhenUsed="1"/>
+    <w:lsdException w:name="index 2" w:semiHidden="1" w:unhideWhenUsed="1"/>
+    <w:lsdException w:name="index 3" w:semiHidden="1" w:unhideWhenUsed="1"/>
+    <w:lsdException w:name="index 4" w:semiHidden="1" w:unhideWhenUsed="1"/>
+    <w:lsdException w:name="index 5" w:semiHidden="1" w:unhideWhenUsed="1"/>
+    <w:lsdException w:name="index 6" w:semiHidden="1" w:unhideWhenUsed="1"/>
+    <w:lsdException w:name="index 7" w:semiHidden="1" w:unhideWhenUsed="1"/>
+    <w:lsdException w:name="index 8" w:semiHidden="1" w:unhideWhenUsed="1"/>
+    <w:lsdException w:name="index 9" w:semiHidden="1" w:unhideWhenUsed="1"/>
+    <w:lsdException w:name="toc 1" w:semiHidden="1" w:uiPriority="39" w:unhideWhenUsed="1"/>
+    <w:lsdException w:name="toc 2" w:semiHidden="1" w:uiPriority="39" w:unhideWhenUsed="1"/>
+    <w:lsdException w:name="toc 3" w:semiHidden="1" w:uiPriority="39" w:unhideWhenUsed="1"/>
+    <w:lsdException w:name="toc 4" w:semiHidden="1" w:uiPriority="39" w:unhideWhenUsed="1"/>
+    <w:lsdException w:name="toc 5" w:semiHidden="1" w:uiPriority="39" w:unhideWhenUsed="1"/>
+    <w:lsdException w:name="toc 6" w:semiHidden="1" w:uiPriority="39" w:unhideWhenUsed="1"/>
+    <w:lsdException w:name="toc 7" w:semiHidden="1" w:uiPriority="39" w:unhideWhenUsed="1"/>
+    <w:lsdException w:name="toc 8" w:semiHidden="1" w:uiPriority="39" w:unhideWhenUsed="1"/>
+    <w:lsdException w:name="toc 9" w:semiHidden="1" w:uiPriority="39" w:unhideWhenUsed="1"/>
+    <w:lsdException w:name="Normal Indent" w:semiHidden="1" w:unhideWhenUsed="1"/>
+    <w:lsdException w:name="footnote text" w:semiHidden="1" w:unhideWhenUsed="1"/>
+    <w:lsdException w:name="annotation text" w:semiHidden="1" w:unhideWhenUsed="1"/>
+    <w:lsdException w:name="header" w:semiHidden="1" w:unhideWhenUsed="1"/>
+    <w:lsdException w:name="footer" w:semiHidden="1" w:unhideWhenUsed="1"/>
+    <w:lsdException w:name="index heading" w:semiHidden="1" w:unhideWhenUsed="1"/>
+    <w:lsdException w:name="caption" w:semiHidden="1" w:uiPriority="35" w:unhideWhenUsed="1" w:qFormat="1"/>
+    <w:lsdException w:name="table of figures" w:semiHidden="1" w:unhideWhenUsed="1"/>
+    <w:lsdException w:name="envelope address" w:semiHidden="1" w:unhideWhenUsed="1"/>
+    <w:lsdException w:name="envelope return" w:semiHidden="1" w:unhideWhenUsed="1"/>
+    <w:lsdException w:name="footnote reference" w:semiHidden="1" w:unhideWhenUsed="1"/>
+    <w:lsdException w:name="annotation reference" w:semiHidden="1" w:unhideWhenUsed="1"/>
+    <w:lsdException w:name="line number" w:semiHidden="1" w:unhideWhenUsed="1"/>
+    <w:lsdException w:name="page number" w:semiHidden="1" w:unhideWhenUsed="1"/>
+    <w:lsdException w:name="endnote reference" w:semiHidden="1" w:unhideWhenUsed="1"/>
+    <w:lsdException w:name="endnote text" w:semiHidden="1" w:unhideWhenUsed="1"/>
+    <w:lsdException w:name="table of authorities" w:semiHidden="1" w:unhideWhenUsed="1"/>
+    <w:lsdException w:name="macro" w:semiHidden="1" w:unhideWhenUsed="1"/>
+    <w:lsdException w:name="toa heading" w:semiHidden="1" w:unhideWhenUsed="1"/>
+    <w:lsdException w:name="List" w:semiHidden="1" w:unhideWhenUsed="1"/>
+    <w:lsdException w:name="List Bullet" w:semiHidden="1" w:unhideWhenUsed="1"/>
+    <w:lsdException w:name="List Number" w:semiHidden="1" w:unhideWhenUsed="1"/>
+    <w:lsdException w:name="List 2" w:semiHidden="1" w:unhideWhenUsed="1"/>
+    <w:lsdException w:name="List 3" w:semiHidden="1" w:unhideWhenUsed="1"/>
+    <w:lsdException w:name="List 4" w:semiHidden="1" w:unhideWhenUsed="1"/>
+    <w:lsdException w:name="List 5" w:semiHidden="1" w:unhideWhenUsed="1"/>
+    <w:lsdException w:name="List Bullet 2" w:semiHidden="1" w:unhideWhenUsed="1"/>
+    <w:lsdException w:name="List Bullet 3" w:semiHidden="1" w:unhideWhenUsed="1"/>
+    <w:lsdException w:name="List Bullet 4" w:semiHidden="1" w:unhideWhenUsed="1"/>
+    <w:lsdException w:name="List Bullet 5" w:semiHidden="1" w:unhideWhenUsed="1"/>
+    <w:lsdException w:name="List Number 2" w:semiHidden="1" w:unhideWhenUsed="1"/>
+    <w:lsdException w:name="List Number 3" w:semiHidden="1" w:unhideWhenUsed="1"/>
+    <w:lsdException w:name="List Number 4" w:semiHidden="1" w:unhideWhenUsed="1"/>
+    <w:lsdException w:name="List Number 5" w:semiHidden="1" w:unhideWhenUsed="1"/>
+    <w:lsdException w:name="Title" w:uiPriority="10" w:qFormat="1"/>
+    <w:lsdException w:name="Closing" w:semiHidden="1" w:unhideWhenUsed="1"/>
+    <w:lsdException w:name="Signature" w:semiHidden="1" w:unhideWhenUsed="1"/>
+    <w:lsdException w:name="Default Paragraph Font" w:semiHidden="1" w:uiPriority="1" w:unhideWhenUsed="1"/>
+    <w:lsdException w:name="Body Text" w:semiHidden="1" w:unhideWhenUsed="1"/>
+    <w:lsdException w:name="Body Text Indent" w:semiHidden="1" w:unhideWhenUsed="1"/>
+    <w:lsdException w:name="List Continue" w:semiHidden="1" w:unhideWhenUsed="1"/>
+    <w:lsdException w:name="List Continue 2" w:semiHidden="1" w:unhideWhenUsed="1"/>
+    <w:lsdException w:name="List Continue 3" w:semiHidden="1" w:unhideWhenUsed="1"/>
+    <w:lsdException w:name="List Continue 4" w:semiHidden="1" w:unhideWhenUsed="1"/>
+    <w:lsdException w:name="List Continue 5" w:semiHidden="1" w:unhideWhenUsed="1"/>
+    <w:lsdException w:name="Message Header" w:semiHidden="1" w:unhideWhenUsed="1"/>
+    <w:lsdException w:name="Subtitle" w:uiPriority="11" w:qFormat="1"/>
+    <w:lsdException w:name="Salutation" w:semiHidden="1" w:unhideWhenUsed="1"/>
+    <w:lsdException w:name="Date" w:semiHidden="1" w:unhideWhenUsed="1"/>
+    <w:lsdException w:name="Body Text First Indent" w:semiHidden="1" w:unhideWhenUsed="1"/>
+    <w:lsdException w:name="Body Text First Indent 2" w:semiHidden="1" w:unhideWhenUsed="1"/>
+    <w:lsdException w:name="Note Heading" w:semiHidden="1" w:unhideWhenUsed="1"/>
+    <w:lsdException w:name="Body Text 2" w:semiHidden="1" w:unhideWhenUsed="1"/>
+    <w:lsdException w:name="Body Text 3" w:semiHidden="1" w:unhideWhenUsed="1"/>
+    <w:lsdException w:name="Body Text Indent 2" w:semiHidden="1" w:unhideWhenUsed="1"/>
+    <w:lsdException w:name="Body Text Indent 3" w:semiHidden="1" w:unhideWhenUsed="1"/>
+    <w:lsdException w:name="Block Text" w:semiHidden="1" w:unhideWhenUsed="1"/>
+    <w:lsdException w:name="Hyperlink" w:semiHidden="1" w:unhideWhenUsed="1"/>
+    <w:lsdException w:name="FollowedHyperlink" w:semiHidden="1" w:unhideWhenUsed="1"/>
+    <w:lsdException w:name="Strong" w:uiPriority="22" w:qFormat="1"/>
+    <w:lsdException w:name="Emphasis" w:uiPriority="20" w:qFormat="1"/>
+    <w:lsdException w:name="Document Map" w:semiHidden="1" w:unhideWhenUsed="1"/>
+    <w:lsdException w:name="Plain Text" w:semiHidden="1" w:unhideWhenUsed="1"/>
+    <w:lsdException w:name="E-mail Signature" w:semiHidden="1" w:unhideWhenUsed="1"/>
+    <w:lsdException w:name="HTML Top of Form" w:semiHidden="1" w:unhideWhenUsed="1"/>
+    <w:lsdException w:name="HTML Bottom of Form" w:semiHidden="1" w:unhideWhenUsed="1"/>
+    <w:lsdException w:name="Normal (Web)" w:semiHidden="1" w:unhideWhenUsed="1"/>
+    <w:lsdException w:name="HTML Acronym" w:semiHidden="1" w:unhideWhenUsed="1"/>
+    <w:lsdException w:name="HTML Address" w:semiHidden="1" w:unhideWhenUsed="1"/>
+    <w:lsdException w:name="HTML Cite" w:semiHidden="1" w:unhideWhenUsed="1"/>
+    <w:lsdException w:name="HTML Code" w:semiHidden="1" w:unhideWhenUsed="1"/>
+    <w:lsdException w:name="HTML Definition" w:semiHidden="1" w:unhideWhenUsed="1"/>
+    <w:lsdException w:name="HTML Keyboard" w:semiHidden="1" w:unhideWhenUsed="1"/>
+    <w:lsdException w:name="HTML Preformatted" w:semiHidden="1" w:unhideWhenUsed="1"/>
+    <w:lsdException w:name="HTML Sample" w:semiHidden="1" w:unhideWhenUsed="1"/>
+    <w:lsdException w:name="HTML Typewriter" w:semiHidden="1" w:unhideWhenUsed="1"/>
+    <w:lsdException w:name="HTML Variable" w:semiHidden="1" w:unhideWhenUsed="1"/>
+    <w:lsdException w:name="Normal Table" w:semiHidden="1" w:unhideWhenUsed="1"/>
+    <w:lsdException w:name="annotation subject" w:semiHidden="1" w:unhideWhenUsed="1"/>
+    <w:lsdException w:name="No List" w:semiHidden="1" w:unhideWhenUsed="1"/>
+    <w:lsdException w:name="Outline List 1" w:semiHidden="1" w:unhideWhenUsed="1"/>
+    <w:lsdException w:name="Outline List 2" w:semiHidden="1" w:unhideWhenUsed="1"/>
+    <w:lsdException w:name="Outline List 3" w:semiHidden="1" w:unhideWhenUsed="1"/>
+    <w:lsdException w:name="Table Simple 1" w:semiHidden="1" w:unhideWhenUsed="1"/>
+    <w:lsdException w:name="Table Simple 2" w:semiHidden="1" w:unhideWhenUsed="1"/>
+    <w:lsdException w:name="Table Simple 3" w:semiHidden="1" w:unhideWhenUsed="1"/>
+    <w:lsdException w:name="Table Classic 1" w:semiHidden="1" w:unhideWhenUsed="1"/>
+    <w:lsdException w:name="Table Classic 2" w:semiHidden="1" w:unhideWhenUsed="1"/>
+    <w:lsdException w:name="Table Classic 3" w:semiHidden="1" w:unhideWhenUsed="1"/>
+    <w:lsdException w:name="Table Classic 4" w:semiHidden="1" w:unhideWhenUsed="1"/>
+    <w:lsdException w:name="Table Colorful 1" w:semiHidden="1" w:unhideWhenUsed="1"/>
+    <w:lsdException w:name="Table Colorful 2" w:semiHidden="1" w:unhideWhenUsed="1"/>
+    <w:lsdException w:name="Table Colorful 3" w:semiHidden="1" w:unhideWhenUsed="1"/>
+    <w:lsdException w:name="Table Columns 1" w:semiHidden="1" w:unhideWhenUsed="1"/>
+    <w:lsdException w:name="Table Columns 2" w:semiHidden="1" w:unhideWhenUsed="1"/>
+    <w:lsdException w:name="Table Columns 3" w:semiHidden="1" w:unhideWhenUsed="1"/>
+    <w:lsdException w:name="Table Columns 4" w:semiHidden="1" w:unhideWhenUsed="1"/>
+    <w:lsdException w:name="Table Columns 5" w:semiHidden="1" w:unhideWhenUsed="1"/>
+    <w:lsdException w:name="Table Grid 1" w:semiHidden="1" w:unhideWhenUsed="1"/>
+    <w:lsdException w:name="Table Grid 2" w:semiHidden="1" w:unhideWhenUsed="1"/>
+    <w:lsdException w:name="Table Grid 3" w:semiHidden="1" w:unhideWhenUsed="1"/>
+    <w:lsdException w:name="Table Grid 4" w:semiHidden="1" w:unhideWhenUsed="1"/>
+    <w:lsdException w:name="Table Grid 5" w:semiHidden="1" w:unhideWhenUsed="1"/>
+    <w:lsdException w:name="Table Grid 6" w:semiHidden="1" w:unhideWhenUsed="1"/>
+    <w:lsdException w:name="Table Grid 7" w:semiHidden="1" w:unhideWhenUsed="1"/>
+    <w:lsdException w:name="Table Grid 8" w:semiHidden="1" w:unhideWhenUsed="1"/>
+    <w:lsdException w:name="Table List 1" w:semiHidden="1" w:unhideWhenUsed="1"/>
+    <w:lsdException w:name="Table List 2" w:semiHidden="1" w:unhideWhenUsed="1"/>
+    <w:lsdException w:name="Table List 3" w:semiHidden="1" w:unhideWhenUsed="1"/>
+    <w:lsdException w:name="Table List 4" w:semiHidden="1" w:unhideWhenUsed="1"/>
+    <w:lsdException w:name="Table List 5" w:semiHidden="1" w:unhideWhenUsed="1"/>
+    <w:lsdException w:name="Table List 6" w:semiHidden="1" w:unhideWhenUsed="1"/>
+    <w:lsdException w:name="Table List 7" w:semiHidden="1" w:unhideWhenUsed="1"/>
+    <w:lsdException w:name="Table List 8" w:semiHidden="1" w:unhideWhenUsed="1"/>
+    <w:lsdException w:name="Table 3D effects 1" w:semiHidden="1" w:unhideWhenUsed="1"/>
+    <w:lsdException w:name="Table 3D effects 2" w:semiHidden="1" w:unhideWhenUsed="1"/>
+    <w:lsdException w:name="Table 3D effects 3" w:semiHidden="1" w:unhideWhenUsed="1"/>
+    <w:lsdException w:name="Table Contemporary" w:semiHidden="1" w:unhideWhenUsed="1"/>
+    <w:lsdException w:name="Table Elegant" w:semiHidden="1" w:unhideWhenUsed="1"/>
+    <w:lsdException w:name="Table Professional" w:semiHidden="1" w:unhideWhenUsed="1"/>
+    <w:lsdException w:name="Table Subtle 1" w:semiHidden="1" w:unhideWhenUsed="1"/>
+    <w:lsdException w:name="Table Subtle 2" w:semiHidden="1" w:unhideWhenUsed="1"/>
+    <w:lsdException w:name="Table Web 1" w:semiHidden="1" w:unhideWhenUsed="1"/>
+    <w:lsdException w:name="Table Web 2" w:semiHidden="1" w:unhideWhenUsed="1"/>
+    <w:lsdException w:name="Table Web 3" w:semiHidden="1" w:unhideWhenUsed="1"/>
+    <w:lsdException w:name="Balloon Text" w:semiHidden="1" w:unhideWhenUsed="1"/>
+    <w:lsdException w:name="Table Grid" w:uiPriority="39"/>
+    <w:lsdException w:name="Table Theme" w:semiHidden="1" w:unhideWhenUsed="1"/>
+    <w:lsdException w:name="Placeholder Text" w:semiHidden="1"/>
+    <w:lsdException w:name="No Spacing" w:uiPriority="1" w:qFormat="1"/>
+    <w:lsdException w:name="Light Shading" w:uiPriority="60"/>
+    <w:lsdException w:name="Light List" w:uiPriority="61"/>
+    <w:lsdException w:name="Light Grid" w:uiPriority="62"/>
+    <w:lsdException w:name="Medium Shading 1" w:uiPriority="63"/>
+    <w:lsdException w:name="Medium Shading 2" w:uiPriority="64"/>
+    <w:lsdException w:name="Medium List 1" w:uiPriority="65"/>
+    <w:lsdException w:name="Medium List 2" w:uiPriority="66"/>
+    <w:lsdException w:name="Medium Grid 1" w:uiPriority="67"/>
+    <w:lsdException w:name="Medium Grid 2" w:uiPriority="68"/>
+    <w:lsdException w:name="Medium Grid 3" w:uiPriority="69"/>
+    <w:lsdException w:name="Dark List" w:uiPriority="70"/>
+    <w:lsdException w:name="Colorful Shading" w:uiPriority="71"/>
+    <w:lsdException w:name="Colorful List" w:uiPriority="72"/>
+    <w:lsdException w:name="Colorful Grid" w:uiPriority="73"/>
+    <w:lsdException w:name="Light Shading Accent 1" w:uiPriority="60"/>
+    <w:lsdException w:name="Light List Accent 1" w:uiPriority="61"/>
+    <w:lsdException w:name="Light Grid Accent 1" w:uiPriority="62"/>
+    <w:lsdException w:name="Medium Shading 1 Accent 1" w:uiPriority="63"/>
+    <w:lsdException w:name="Medium Shading 2 Accent 1" w:uiPriority="64"/>
+    <w:lsdException w:name="Medium List 1 Accent 1" w:uiPriority="65"/>
+    <w:lsdException w:name="Revision" w:semiHidden="1"/>
+    <w:lsdException w:name="List Paragraph" w:uiPriority="34" w:qFormat="1"/>
+    <w:lsdException w:name="Quote" w:uiPriority="29" w:qFormat="1"/>
+    <w:lsdException w:name="Intense Quote" w:uiPriority="30" w:qFormat="1"/>
+    <w:lsdException w:name="Medium List 2 Accent 1" w:uiPriority="66"/>
+    <w:lsdException w:name="Medium Grid 1 Accent 1" w:uiPriority="67"/>
+    <w:lsdException w:name="Medium Grid 2 Accent 1" w:uiPriority="68"/>
+    <w:lsdException w:name="Medium Grid 3 Accent 1" w:uiPriority="69"/>
+    <w:lsdException w:name="Dark List Accent 1" w:uiPriority="70"/>
+    <w:lsdException w:name="Colorful Shading Accent 1" w:uiPriority="71"/>
+    <w:lsdException w:name="Colorful List Accent 1" w:uiPriority="72"/>
+    <w:lsdException w:name="Colorful Grid Accent 1" w:uiPriority="73"/>
+    <w:lsdException w:name="Light Shading Accent 2" w:uiPriority="60"/>
+    <w:lsdException w:name="Light List Accent 2" w:uiPriority="61"/>
+    <w:lsdException w:name="Light Grid Accent 2" w:uiPriority="62"/>
+    <w:lsdException w:name="Medium Shading 1 Accent 2" w:uiPriority="63"/>
+    <w:lsdException w:name="Medium Shading 2 Accent 2" w:uiPriority="64"/>
+    <w:lsdException w:name="Medium List 1 Accent 2" w:uiPriority="65"/>
+    <w:lsdException w:name="Medium List 2 Accent 2" w:uiPriority="66"/>
+    <w:lsdException w:name="Medium Grid 1 Accent 2" w:uiPriority="67"/>
+    <w:lsdException w:name="Medium Grid 2 Accent 2" w:uiPriority="68"/>
+    <w:lsdException w:name="Medium Grid 3 Accent 2" w:uiPriority="69"/>
+    <w:lsdException w:name="Dark List Accent 2" w:uiPriority="70"/>
+    <w:lsdException w:name="Colorful Shading Accent 2" w:uiPriority="71"/>
+    <w:lsdException w:name="Colorful List Accent 2" w:uiPriority="72"/>
+    <w:lsdException w:name="Colorful Grid Accent 2" w:uiPriority="73"/>
+    <w:lsdException w:name="Light Shading Accent 3" w:uiPriority="60"/>
+    <w:lsdException w:name="Light List Accent 3" w:uiPriority="61"/>
+    <w:lsdException w:name="Light Grid Accent 3" w:uiPriority="62"/>
+    <w:lsdException w:name="Medium Shading 1 Accent 3" w:uiPriority="63"/>
+    <w:lsdException w:name="Medium Shading 2 Accent 3" w:uiPriority="64"/>
+    <w:lsdException w:name="Medium List 1 Accent 3" w:uiPriority="65"/>
+    <w:lsdException w:name="Medium List 2 Accent 3" w:uiPriority="66"/>
+    <w:lsdException w:name="Medium Grid 1 Accent 3" w:uiPriority="67"/>
+    <w:lsdException w:name="Medium Grid 2 Accent 3" w:uiPriority="68"/>
+    <w:lsdException w:name="Medium Grid 3 Accent 3" w:uiPriority="69"/>
+    <w:lsdException w:name="Dark List Accent 3" w:uiPriority="70"/>
+    <w:lsdException w:name="Colorful Shading Accent 3" w:uiPriority="71"/>
+    <w:lsdException w:name="Colorful List Accent 3" w:uiPriority="72"/>
+    <w:lsdException w:name="Colorful Grid Accent 3" w:uiPriority="73"/>
+    <w:lsdException w:name="Light Shading Accent 4" w:uiPriority="60"/>
+    <w:lsdException w:name="Light List Accent 4" w:uiPriority="61"/>
+    <w:lsdException w:name="Light Grid Accent 4" w:uiPriority="62"/>
+    <w:lsdException w:name="Medium Shading 1 Accent 4" w:uiPriority="63"/>
+    <w:lsdException w:name="Medium Shading 2 Accent 4" w:uiPriority="64"/>
+    <w:lsdException w:name="Medium List 1 Accent 4" w:uiPriority="65"/>
+    <w:lsdException w:name="Medium List 2 Accent 4" w:uiPriority="66"/>
+    <w:lsdException w:name="Medium Grid 1 Accent 4" w:uiPriority="67"/>
+    <w:lsdException w:name="Medium Grid 2 Accent 4" w:uiPriority="68"/>
+    <w:lsdException w:name="Medium Grid 3 Accent 4" w:uiPriority="69"/>
+    <w:lsdException w:name="Dark List Accent 4" w:uiPriority="70"/>
+    <w:lsdException w:name="Colorful Shading Accent 4" w:uiPriority="71"/>
+    <w:lsdException w:name="Colorful List Accent 4" w:uiPriority="72"/>
+    <w:lsdException w:name="Colorful Grid Accent 4" w:uiPriority="73"/>
+    <w:lsdException w:name="Light Shading Accent 5" w:uiPriority="60"/>
+    <w:lsdException w:name="Light List Accent 5" w:uiPriority="61"/>
+    <w:lsdException w:name="Light Grid Accent 5" w:uiPriority="62"/>
+    <w:lsdException w:name="Medium Shading 1 Accent 5" w:uiPriority="63"/>
+    <w:lsdException w:name="Medium Shading 2 Accent 5" w:uiPriority="64"/>
+    <w:lsdException w:name="Medium List 1 Accent 5" w:uiPriority="65"/>
+    <w:lsdException w:name="Medium List 2 Accent 5" w:uiPriority="66"/>
+    <w:lsdException w:name="Medium Grid 1 Accent 5" w:uiPriority="67"/>
+    <w:lsdException w:name="Medium Grid 2 Accent 5" w:uiPriority="68"/>
+    <w:lsdException w:name="Medium Grid 3 Accent 5" w:uiPriority="69"/>
+    <w:lsdException w:name="Dark List Accent 5" w:uiPriority="70"/>
+    <w:lsdException w:name="Colorful Shading Accent 5" w:uiPriority="71"/>
+    <w:lsdException w:name="Colorful List Accent 5" w:uiPriority="72"/>
+    <w:lsdException w:name="Colorful Grid Accent 5" w:uiPriority="73"/>
+    <w:lsdException w:name="Light Shading Accent 6" w:uiPriority="60"/>
+    <w:lsdException w:name="Light List Accent 6" w:uiPriority="61"/>
+    <w:lsdException w:name="Light Grid Accent 6" w:uiPriority="62"/>
+    <w:lsdException w:name="Medium Shading 1 Accent 6" w:uiPriority="63"/>
+    <w:lsdException w:name="Medium Shading 2 Accent 6" w:uiPriority="64"/>
+    <w:lsdException w:name="Medium List 1 Accent 6" w:uiPriority="65"/>
+    <w:lsdException w:name="Medium List 2 Accent 6" w:uiPriority="66"/>
+    <w:lsdException w:name="Medium Grid 1 Accent 6" w:uiPriority="67"/>
+    <w:lsdException w:name="Medium Grid 2 Accent 6" w:uiPriority="68"/>
+    <w:lsdException w:name="Medium Grid 3 Accent 6" w:uiPriority="69"/>
+    <w:lsdException w:name="Dark List Accent 6" w:uiPriority="70"/>
+    <w:lsdException w:name="Colorful Shading Accent 6" w:uiPriority="71"/>
+    <w:lsdException w:name="Colorful List Accent 6" w:uiPriority="72"/>
+    <w:lsdException w:name="Colorful Grid Accent 6" w:uiPriority="73"/>
+    <w:lsdException w:name="Subtle Emphasis" w:uiPriority="19" w:qFormat="1"/>
+    <w:lsdException w:name="Intense Emphasis" w:uiPriority="21" w:qFormat="1"/>
+    <w:lsdException w:name="Subtle Reference" w:uiPriority="31" w:qFormat="1"/>
+    <w:lsdException w:name="Intense Reference" w:uiPriority="32" w:qFormat="1"/>
+    <w:lsdException w:name="Book Title" w:uiPriority="33" w:qFormat="1"/>
+    <w:lsdException w:name="Bibliography" w:semiHidden="1" w:uiPriority="37" w:unhideWhenUsed="1"/>
+    <w:lsdException w:name="TOC Heading" w:semiHidden="1" w:uiPriority="39" w:unhideWhenUsed="1" w:qFormat="1"/>
+    <w:lsdException w:name="Plain Table 1" w:uiPriority="41"/>
+    <w:lsdException w:name="Plain Table 2" w:uiPriority="42"/>
+    <w:lsdException w:name="Plain Table 3" w:uiPriority="43"/>
+    <w:lsdException w:name="Plain Table 4" w:uiPriority="44"/>
+    <w:lsdException w:name="Plain Table 5" w:uiPriority="45"/>
+    <w:lsdException w:name="Grid Table Light" w:uiPriority="40"/>
+    <w:lsdException w:name="Grid Table 1 Light" w:uiPriority="46"/>
+    <w:lsdException w:name="Grid Table 2" w:uiPriority="47"/>
+    <w:lsdException w:name="Grid Table 3" w:uiPriority="48"/>
+    <w:lsdException w:name="Grid Table 4" w:uiPriority="49"/>
+    <w:lsdException w:name="Grid Table 5 Dark" w:uiPriority="50"/>
+    <w:lsdException w:name="Grid Table 6 Colorful" w:uiPriority="51"/>
+    <w:lsdException w:name="Grid Table 7 Colorful" w:uiPriority="52"/>
+    <w:lsdException w:name="Grid Table 1 Light Accent 1" w:uiPriority="46"/>
+    <w:lsdException w:name="Grid Table 2 Accent 1" w:uiPriority="47"/>
+    <w:lsdException w:name="Grid Table 3 Accent 1" w:uiPriority="48"/>
+    <w:lsdException w:name="Grid Table 4 Accent 1" w:uiPriority="49"/>
+    <w:lsdException w:name="Grid Table 5 Dark Accent 1" w:uiPriority="50"/>
+    <w:lsdException w:name="Grid Table 6 Colorful Accent 1" w:uiPriority="51"/>
+    <w:lsdException w:name="Grid Table 7 Colorful Accent 1" w:uiPriority="52"/>
+    <w:lsdException w:name="Grid Table 1 Light Accent 2" w:uiPriority="46"/>
+    <w:lsdException w:name="Grid Table 2 Accent 2" w:uiPriority="47"/>
+    <w:lsdException w:name="Grid Table 3 Accent 2" w:uiPriority="48"/>
+    <w:lsdException w:name="Grid Table 4 Accent 2" w:uiPriority="49"/>
+    <w:lsdException w:name="Grid Table 5 Dark Accent 2" w:uiPriority="50"/>
+    <w:lsdException w:name="Grid Table 6 Colorful Accent 2" w:uiPriority="51"/>
+    <w:lsdException w:name="Grid Table 7 Colorful Accent 2" w:uiPriority="52"/>
+    <w:lsdException w:name="Grid Table 1 Light Accent 3" w:uiPriority="46"/>
+    <w:lsdException w:name="Grid Table 2 Accent 3" w:uiPriority="47"/>
+    <w:lsdException w:name="Grid Table 3 Accent 3" w:uiPriority="48"/>
+    <w:lsdException w:name="Grid Table 4 Accent 3" w:uiPriority="49"/>
+    <w:lsdException w:name="Grid Table 5 Dark Accent 3" w:uiPriority="50"/>
+    <w:lsdException w:name="Grid Table 6 Colorful Accent 3" w:uiPriority="51"/>
+    <w:lsdException w:name="Grid Table 7 Colorful Accent 3" w:uiPriority="52"/>
+    <w:lsdException w:name="Grid Table 1 Light Accent 4" w:uiPriority="46"/>
+    <w:lsdException w:name="Grid Table 2 Accent 4" w:uiPriority="47"/>
+    <w:lsdException w:name="Grid Table 3 Accent 4" w:uiPriority="48"/>
+    <w:lsdException w:name="Grid Table 4 Accent 4" w:uiPriority="49"/>
+    <w:lsdException w:name="Grid Table 5 Dark Accent 4" w:uiPriority="50"/>
+    <w:lsdException w:name="Grid Table 6 Colorful Accent 4" w:uiPriority="51"/>
+    <w:lsdException w:name="Grid Table 7 Colorful Accent 4" w:uiPriority="52"/>
+    <w:lsdException w:name="Grid Table 1 Light Accent 5" w:uiPriority="46"/>
+    <w:lsdException w:name="Grid Table 2 Accent 5" w:uiPriority="47"/>
+    <w:lsdException w:name="Grid Table 3 Accent 5" w:uiPriority="48"/>
+    <w:lsdException w:name="Grid Table 4 Accent 5" w:uiPriority="49"/>
+    <w:lsdException w:name="Grid Table 5 Dark Accent 5" w:uiPriority="50"/>
+    <w:lsdException w:name="Grid Table 6 Colorful Accent 5" w:uiPriority="51"/>
+    <w:lsdException w:name="Grid Table 7 Colorful Accent 5" w:uiPriority="52"/>
+    <w:lsdException w:name="Grid Table 1 Light Accent 6" w:uiPriority="46"/>
+    <w:lsdException w:name="Grid Table 2 Accent 6" w:uiPriority="47"/>
+    <w:lsdException w:name="Grid Table 3 Accent 6" w:uiPriority="48"/>
+    <w:lsdException w:name="Grid Table 4 Accent 6" w:uiPriority="49"/>
+    <w:lsdException w:name="Grid Table 5 Dark Accent 6" w:uiPriority="50"/>
+    <w:lsdException w:name="Grid Table 6 Colorful Accent 6" w:uiPriority="51"/>
+    <w:lsdException w:name="Grid Table 7 Colorful Accent 6" w:uiPriority="52"/>
+    <w:lsdException w:name="List Table 1 Light" w:uiPriority="46"/>
+    <w:lsdException w:name="List Table 2" w:uiPriority="47"/>
+    <w:lsdException w:name="List Table 3" w:uiPriority="48"/>
+    <w:lsdException w:name="List Table 4" w:uiPriority="49"/>
+    <w:lsdException w:name="List Table 5 Dark" w:uiPriority="50"/>
+    <w:lsdException w:name="List Table 6 Colorful" w:uiPriority="51"/>
+    <w:lsdException w:name="List Table 7 Colorful" w:uiPriority="52"/>
+    <w:lsdException w:name="List Table 1 Light Accent 1" w:uiPriority="46"/>
+    <w:lsdException w:name="List Table 2 Accent 1" w:uiPriority="47"/>
+    <w:lsdException w:name="List Table 3 Accent 1" w:uiPriority="48"/>
+    <w:lsdException w:name="List Table 4 Accent 1" w:uiPriority="49"/>
+    <w:lsdException w:name="List Table 5 Dark Accent 1" w:uiPriority="50"/>
+    <w:lsdException w:name="List Table 6 Colorful Accent 1" w:uiPriority="51"/>
+    <w:lsdException w:name="List Table 7 Colorful Accent 1" w:uiPriority="52"/>
+    <w:lsdException w:name="List Table 1 Light Accent 2" w:uiPriority="46"/>
+    <w:lsdException w:name="List Table 2 Accent 2" w:uiPriority="47"/>
+    <w:lsdException w:name="List Table 3 Accent 2" w:uiPriority="48"/>
+    <w:lsdException w:name="List Table 4 Accent 2" w:uiPriority="49"/>
+    <w:lsdException w:name="List Table 5 Dark Accent 2" w:uiPriority="50"/>
+    <w:lsdException w:name="List Table 6 Colorful Accent 2" w:uiPriority="51"/>
+    <w:lsdException w:name="List Table 7 Colorful Accent 2" w:uiPriority="52"/>
+    <w:lsdException w:name="List Table 1 Light Accent 3" w:uiPriority="46"/>
+    <w:lsdException w:name="List Table 2 Accent 3" w:uiPriority="47"/>
+    <w:lsdException w:name="List Table 3 Accent 3" w:uiPriority="48"/>
+    <w:lsdException w:name="List Table 4 Accent 3" w:uiPriority="49"/>
+    <w:lsdException w:name="List Table 5 Dark Accent 3" w:uiPriority="50"/>
+    <w:lsdException w:name="List Table 6 Colorful Accent 3" w:uiPriority="51"/>
+    <w:lsdException w:name="List Table 7 Colorful Accent 3" w:uiPriority="52"/>
+    <w:lsdException w:name="List Table 1 Light Accent 4" w:uiPriority="46"/>
+    <w:lsdException w:name="List Table 2 Accent 4" w:uiPriority="47"/>
+    <w:lsdException w:name="List Table 3 Accent 4" w:uiPriority="48"/>
+    <w:lsdException w:name="List Table 4 Accent 4" w:uiPriority="49"/>
+    <w:lsdException w:name="List Table 5 Dark Accent 4" w:uiPriority="50"/>
+    <w:lsdException w:name="List Table 6 Colorful Accent 4" w:uiPriority="51"/>
+    <w:lsdException w:name="List Table 7 Colorful Accent 4" w:uiPriority="52"/>
+    <w:lsdException w:name="List Table 1 Light Accent 5" w:uiPriority="46"/>
+    <w:lsdException w:name="List Table 2 Accent 5" w:uiPriority="47"/>
+    <w:lsdException w:name="List Table 3 Accent 5" w:uiPriority="48"/>
+    <w:lsdException w:name="List Table 4 Accent 5" w:uiPriority="49"/>
+    <w:lsdException w:name="List Table 5 Dark Accent 5" w:uiPriority="50"/>
+    <w:lsdException w:name="List Table 6 Colorful Accent 5" w:uiPriority="51"/>
+    <w:lsdException w:name="List Table 7 Colorful Accent 5" w:uiPriority="52"/>
+    <w:lsdException w:name="List Table 1 Light Accent 6" w:uiPriority="46"/>
+    <w:lsdException w:name="List Table 2 Accent 6" w:uiPriority="47"/>
+    <w:lsdException w:name="List Table 3 Accent 6" w:uiPriority="48"/>
+    <w:lsdException w:name="List Table 4 Accent 6" w:uiPriority="49"/>
+    <w:lsdException w:name="List Table 5 Dark Accent 6" w:uiPriority="50"/>
+    <w:lsdException w:name="List Table 6 Colorful Accent 6" w:uiPriority="51"/>
+    <w:lsdException w:name="List Table 7 Colorful Accent 6" w:uiPriority="52"/>
+    <w:lsdException w:name="Mention" w:semiHidden="1" w:unhideWhenUsed="1"/>
+    <w:lsdException w:name="Smart Hyperlink" w:semiHidden="1" w:unhideWhenUsed="1"/>
+    <w:lsdException w:name="Hashtag" w:semiHidden="1" w:unhideWhenUsed="1"/>
+    <w:lsdException w:name="Unresolved Mention" w:semiHidden="1" w:unhideWhenUsed="1"/>
+    <w:lsdException w:name="Smart Link" w:semiHidden="1" w:unhideWhenUsed="1"/>
   </w:latentStyles>
   <w:style w:type="paragraph" w:default="1" w:styleId="Normal">
     <w:name w:val="Normal"/>
@@ -13611,7 +13771,6 @@
     <w:uiPriority w:val="99"/>
     <w:semiHidden/>
     <w:unhideWhenUsed/>
-    <w:qFormat/>
     <w:tblPr>
       <w:tblInd w:w="0" w:type="dxa"/>
       <w:tblCellMar>
@@ -13642,7 +13801,7 @@
 </file>
 
 <file path=word/glossary/webSettings.xml><?xml version="1.0" encoding="utf-8"?>
-<w:webSettings xmlns:r="http://schemas.openxmlformats.org/officeDocument/2006/relationships" xmlns:w="http://schemas.openxmlformats.org/wordprocessingml/2006/main">
+<w:webSettings xmlns:mc="http://schemas.openxmlformats.org/markup-compatibility/2006" xmlns:r="http://schemas.openxmlformats.org/officeDocument/2006/relationships" xmlns:w="http://schemas.openxmlformats.org/wordprocessingml/2006/main" xmlns:w14="http://schemas.microsoft.com/office/word/2010/wordml" xmlns:w15="http://schemas.microsoft.com/office/word/2012/wordml" xmlns:w16cex="http://schemas.microsoft.com/office/word/2018/wordml/cex" xmlns:w16cid="http://schemas.microsoft.com/office/word/2016/wordml/cid" xmlns:w16="http://schemas.microsoft.com/office/word/2018/wordml" xmlns:w16du="http://schemas.microsoft.com/office/word/2023/wordml/word16du" xmlns:w16sdtdh="http://schemas.microsoft.com/office/word/2020/wordml/sdtdatahash" xmlns:w16sdtfl="http://schemas.microsoft.com/office/word/2024/wordml/sdtformatlock" xmlns:w16se="http://schemas.microsoft.com/office/word/2015/wordml/symex" mc:Ignorable="w14 w15 w16se w16cid w16 w16cex w16sdtdh w16sdtfl w16du">
   <w:optimizeForBrowser/>
   <w:allowPNG/>
 </w:webSettings>
@@ -13937,7 +14096,7 @@
   <a:extraClrSchemeLst/>
   <a:extLst>
     <a:ext uri="{05A4C25C-085E-4340-85A3-A5531E510DB2}">
-      <thm15:themeFamily xmlns:thm15="http://schemas.microsoft.com/office/thememl/2012/main" xmlns="" name="Office Theme" id="{62F939B6-93AF-4DB8-9C6B-D6C7DFDC589F}" vid="{4A3C46E8-61CC-4603-A589-7422A47A8E4A}"/>
+      <thm15:themeFamily xmlns:thm15="http://schemas.microsoft.com/office/thememl/2012/main" name="Office Theme" id="{62F939B6-93AF-4DB8-9C6B-D6C7DFDC589F}" vid="{4A3C46E8-61CC-4603-A589-7422A47A8E4A}"/>
     </a:ext>
   </a:extLst>
 </a:theme>
@@ -13984,5 +14143,6 @@
 <file path=docMetadata/LabelInfo.xml><?xml version="1.0" encoding="utf-8"?>
 <clbl:labelList xmlns:clbl="http://schemas.microsoft.com/office/2020/mipLabelMetadata">
   <clbl:label id="{93e6beba-c4aa-4731-af5d-d735b097eadb}" enabled="0" method="" siteId="{93e6beba-c4aa-4731-af5d-d735b097eadb}" removed="1"/>
+  <clbl:label id="{ad8d6ba8-e0c0-4c19-aa34-5c7c096590dc}" enabled="1" method="Standard" siteId="{880c3710-4573-4acc-b490-210857a8e142}" contentBits="0" removed="0"/>
 </clbl:labelList>
 </file>
--- a/report/7COM1079_Group_A104_Report.docx
+++ b/report/7COM1079_Group_A104_Report.docx
@@ -259,6 +259,13 @@
       <w:r>
         <w:rPr>
           <w:rFonts w:ascii="Times New Roman" w:eastAsia="Times New Roman" w:hAnsi="Times New Roman" w:cs="Times New Roman"/>
+          <w:i/>
+        </w:rPr>
+        <w:t xml:space="preserve"> </w:t>
+      </w:r>
+      <w:r>
+        <w:rPr>
+          <w:rFonts w:ascii="Times New Roman" w:eastAsia="Times New Roman" w:hAnsi="Times New Roman" w:cs="Times New Roman"/>
         </w:rPr>
         <w:t>Halimat Ayomide Aminu (24088076),</w:t>
       </w:r>
@@ -276,7 +283,21 @@
           <w:rFonts w:ascii="Times New Roman" w:eastAsia="Times New Roman" w:hAnsi="Times New Roman" w:cs="Times New Roman"/>
           <w:i/>
         </w:rPr>
-        <w:t xml:space="preserve">       </w:t>
+        <w:t xml:space="preserve">      </w:t>
+      </w:r>
+      <w:r>
+        <w:rPr>
+          <w:rFonts w:ascii="Times New Roman" w:eastAsia="Times New Roman" w:hAnsi="Times New Roman" w:cs="Times New Roman"/>
+          <w:i/>
+        </w:rPr>
+        <w:t xml:space="preserve">  </w:t>
+      </w:r>
+      <w:r>
+        <w:rPr>
+          <w:rFonts w:ascii="Times New Roman" w:eastAsia="Times New Roman" w:hAnsi="Times New Roman" w:cs="Times New Roman"/>
+          <w:i/>
+        </w:rPr>
+        <w:t xml:space="preserve"> </w:t>
       </w:r>
       <w:r>
         <w:rPr>
@@ -306,7 +327,14 @@
           <w:rFonts w:ascii="Times New Roman" w:eastAsia="Times New Roman" w:hAnsi="Times New Roman" w:cs="Times New Roman"/>
           <w:i/>
         </w:rPr>
-        <w:t>[Name and ID of other group members]</w:t>
+        <w:t xml:space="preserve">   </w:t>
+      </w:r>
+      <w:r>
+        <w:rPr>
+          <w:rFonts w:ascii="Times New Roman" w:eastAsia="Times New Roman" w:hAnsi="Times New Roman" w:cs="Times New Roman"/>
+          <w:iCs/>
+        </w:rPr>
+        <w:t>Orji Kelechi Bernard (24036988)</w:t>
       </w:r>
     </w:p>
     <w:p>
@@ -1844,46 +1872,6 @@
     </w:p>
     <w:p>
       <w:pPr>
-        <w:rPr>
-          <w:rFonts w:ascii="Times New Roman" w:eastAsia="Times New Roman" w:hAnsi="Times New Roman" w:cs="Times New Roman"/>
-        </w:rPr>
-      </w:pPr>
-    </w:p>
-    <w:p>
-      <w:pPr>
-        <w:pStyle w:val="ListParagraph"/>
-        <w:ind w:left="1440" w:hanging="720"/>
-        <w:rPr>
-          <w:rFonts w:ascii="Times New Roman" w:eastAsia="Times New Roman" w:hAnsi="Times New Roman" w:cs="Times New Roman"/>
-          <w:i/>
-          <w:iCs/>
-          <w:highlight w:val="yellow"/>
-        </w:rPr>
-      </w:pPr>
-      <w:r>
-        <w:rPr>
-          <w:rFonts w:ascii="Times New Roman" w:eastAsia="Times New Roman" w:hAnsi="Times New Roman" w:cs="Times New Roman"/>
-          <w:i/>
-          <w:iCs/>
-          <w:highlight w:val="yellow"/>
-        </w:rPr>
-        <w:t>The list below outlines the chapter/subchapter numbers, names, word count limits, and explanations of what to write in each section.</w:t>
-      </w:r>
-    </w:p>
-    <w:p>
-      <w:pPr>
-        <w:pStyle w:val="ListParagraph"/>
-        <w:ind w:left="1440" w:hanging="720"/>
-        <w:rPr>
-          <w:rFonts w:ascii="Times New Roman" w:eastAsia="Times New Roman" w:hAnsi="Times New Roman" w:cs="Times New Roman"/>
-          <w:i/>
-          <w:iCs/>
-          <w:highlight w:val="yellow"/>
-        </w:rPr>
-      </w:pPr>
-    </w:p>
-    <w:p>
-      <w:pPr>
         <w:pStyle w:val="ListParagraph"/>
         <w:numPr>
           <w:ilvl w:val="0"/>
@@ -1901,6 +1889,7 @@
           <w:b/>
           <w:bCs/>
         </w:rPr>
+        <w:lastRenderedPageBreak/>
         <w:t>Introduction</w:t>
       </w:r>
     </w:p>
@@ -2588,6 +2577,23 @@
           <w:rFonts w:ascii="Times New Roman" w:eastAsia="Times New Roman" w:hAnsi="Times New Roman" w:cs="Times New Roman"/>
         </w:rPr>
         <w:t xml:space="preserve"> </w:t>
+      </w:r>
+    </w:p>
+    <w:p>
+      <w:pPr>
+        <w:rPr>
+          <w:rFonts w:ascii="Times New Roman" w:eastAsia="Times New Roman" w:hAnsi="Times New Roman" w:cs="Times New Roman"/>
+          <w:b/>
+          <w:bCs/>
+        </w:rPr>
+      </w:pPr>
+      <w:r>
+        <w:rPr>
+          <w:rFonts w:ascii="Times New Roman" w:eastAsia="Times New Roman" w:hAnsi="Times New Roman" w:cs="Times New Roman"/>
+          <w:b/>
+          <w:bCs/>
+        </w:rPr>
+        <w:br w:type="page"/>
       </w:r>
     </w:p>
     <w:p>
@@ -2946,6 +2952,23 @@
     </w:p>
     <w:p>
       <w:pPr>
+        <w:rPr>
+          <w:rFonts w:ascii="Times New Roman" w:eastAsia="Times New Roman" w:hAnsi="Times New Roman" w:cs="Times New Roman"/>
+          <w:b/>
+          <w:bCs/>
+        </w:rPr>
+      </w:pPr>
+      <w:r>
+        <w:rPr>
+          <w:rFonts w:ascii="Times New Roman" w:eastAsia="Times New Roman" w:hAnsi="Times New Roman" w:cs="Times New Roman"/>
+          <w:b/>
+          <w:bCs/>
+        </w:rPr>
+        <w:br w:type="page"/>
+      </w:r>
+    </w:p>
+    <w:p>
+      <w:pPr>
         <w:pStyle w:val="ListParagraph"/>
         <w:numPr>
           <w:ilvl w:val="0"/>
@@ -2963,6 +2986,7 @@
           <w:b/>
           <w:bCs/>
         </w:rPr>
+        <w:lastRenderedPageBreak/>
         <w:t>Visualisation</w:t>
       </w:r>
     </w:p>
@@ -3051,15 +3075,7 @@
           <w:rFonts w:ascii="Times New Roman" w:hAnsi="Times New Roman" w:cs="Times New Roman"/>
           <w:lang w:val="en-US"/>
         </w:rPr>
-        <w:t xml:space="preserve">A box plot was selected as the main visualization to address the research question because it compares the distribution and median stress levels between doctors and </w:t>
-      </w:r>
-      <w:r>
-        <w:rPr>
-          <w:rFonts w:ascii="Times New Roman" w:hAnsi="Times New Roman" w:cs="Times New Roman"/>
-          <w:lang w:val="en-US"/>
-        </w:rPr>
-        <w:lastRenderedPageBreak/>
-        <w:t xml:space="preserve">engineers. In addition, a histogram was included to show the overall spread and frequency of stress levels between both occupations. </w:t>
+        <w:t xml:space="preserve">A box plot was selected as the main visualization to address the research question because it compares the distribution and median stress levels between doctors and engineers. In addition, a histogram was included to show the overall spread and frequency of stress levels between both occupations. </w:t>
       </w:r>
     </w:p>
     <w:p>
@@ -3191,6 +3207,7 @@
         <w:rPr>
           <w:rFonts w:ascii="Times New Roman" w:eastAsia="Times New Roman" w:hAnsi="Times New Roman" w:cs="Times New Roman"/>
         </w:rPr>
+        <w:lastRenderedPageBreak/>
         <w:t>Additional information relating to understanding the data (optional)</w:t>
       </w:r>
       <w:r>
@@ -3254,15 +3271,7 @@
           <w:rFonts w:ascii="Times New Roman" w:eastAsia="Times New Roman" w:hAnsi="Times New Roman" w:cs="Times New Roman"/>
           <w:lang w:bidi="en-US"/>
         </w:rPr>
-        <w:t xml:space="preserve"> each other. This </w:t>
-      </w:r>
-      <w:r>
-        <w:rPr>
-          <w:rFonts w:ascii="Times New Roman" w:eastAsia="Times New Roman" w:hAnsi="Times New Roman" w:cs="Times New Roman"/>
-          <w:lang w:bidi="en-US"/>
-        </w:rPr>
-        <w:lastRenderedPageBreak/>
-        <w:t xml:space="preserve">shows that doctors report around the same level of stress compared to engineers whose average ratings are lower but more spread out.  </w:t>
+        <w:t xml:space="preserve"> each other. This shows that doctors report around the same level of stress compared to engineers whose average ratings are lower but more spread out.  </w:t>
       </w:r>
     </w:p>
     <w:p>
@@ -3437,6 +3446,23 @@
     </w:p>
     <w:p>
       <w:pPr>
+        <w:rPr>
+          <w:rFonts w:ascii="Times New Roman" w:eastAsia="Times New Roman" w:hAnsi="Times New Roman" w:cs="Times New Roman"/>
+          <w:b/>
+          <w:bCs/>
+        </w:rPr>
+      </w:pPr>
+      <w:r>
+        <w:rPr>
+          <w:rFonts w:ascii="Times New Roman" w:eastAsia="Times New Roman" w:hAnsi="Times New Roman" w:cs="Times New Roman"/>
+          <w:b/>
+          <w:bCs/>
+        </w:rPr>
+        <w:br w:type="page"/>
+      </w:r>
+    </w:p>
+    <w:p>
+      <w:pPr>
         <w:pStyle w:val="ListParagraph"/>
         <w:numPr>
           <w:ilvl w:val="0"/>
@@ -3454,6 +3480,7 @@
           <w:b/>
           <w:bCs/>
         </w:rPr>
+        <w:lastRenderedPageBreak/>
         <w:t>Analysis</w:t>
       </w:r>
     </w:p>
@@ -3815,6 +3842,23 @@
     </w:p>
     <w:p>
       <w:pPr>
+        <w:rPr>
+          <w:rFonts w:ascii="Times New Roman" w:eastAsia="Times New Roman" w:hAnsi="Times New Roman" w:cs="Times New Roman"/>
+          <w:b/>
+          <w:bCs/>
+        </w:rPr>
+      </w:pPr>
+      <w:r>
+        <w:rPr>
+          <w:rFonts w:ascii="Times New Roman" w:eastAsia="Times New Roman" w:hAnsi="Times New Roman" w:cs="Times New Roman"/>
+          <w:b/>
+          <w:bCs/>
+        </w:rPr>
+        <w:br w:type="page"/>
+      </w:r>
+    </w:p>
+    <w:p>
+      <w:pPr>
         <w:pStyle w:val="ListParagraph"/>
         <w:numPr>
           <w:ilvl w:val="0"/>
@@ -3832,6 +3876,7 @@
           <w:b/>
           <w:bCs/>
         </w:rPr>
+        <w:lastRenderedPageBreak/>
         <w:t>Evaluation – group’s experience at 7COM1079</w:t>
       </w:r>
     </w:p>
@@ -3888,7 +3933,6 @@
         <w:rPr>
           <w:rFonts w:ascii="Times New Roman" w:eastAsia="Times New Roman" w:hAnsi="Times New Roman" w:cs="Times New Roman"/>
         </w:rPr>
-        <w:lastRenderedPageBreak/>
         <w:t>The team communicated effectively, shared responsibilities fairly, and maintained good collaboration throughout the project, regular meetings helped keep everyone aligned, and each member delivered their task om time.</w:t>
       </w:r>
     </w:p>
@@ -4807,6 +4851,23 @@
     </w:p>
     <w:p>
       <w:pPr>
+        <w:rPr>
+          <w:rFonts w:ascii="Times New Roman" w:eastAsia="Times New Roman" w:hAnsi="Times New Roman" w:cs="Times New Roman"/>
+          <w:b/>
+          <w:bCs/>
+        </w:rPr>
+      </w:pPr>
+      <w:r>
+        <w:rPr>
+          <w:rFonts w:ascii="Times New Roman" w:eastAsia="Times New Roman" w:hAnsi="Times New Roman" w:cs="Times New Roman"/>
+          <w:b/>
+          <w:bCs/>
+        </w:rPr>
+        <w:br w:type="page"/>
+      </w:r>
+    </w:p>
+    <w:p>
+      <w:pPr>
         <w:pStyle w:val="ListParagraph"/>
         <w:numPr>
           <w:ilvl w:val="0"/>
@@ -4824,6 +4885,7 @@
           <w:b/>
           <w:bCs/>
         </w:rPr>
+        <w:lastRenderedPageBreak/>
         <w:t>Conclusions</w:t>
       </w:r>
     </w:p>
@@ -5025,6 +5087,23 @@
     </w:p>
     <w:p>
       <w:pPr>
+        <w:rPr>
+          <w:rFonts w:ascii="Times New Roman" w:eastAsia="Times New Roman" w:hAnsi="Times New Roman" w:cs="Times New Roman"/>
+          <w:b/>
+          <w:bCs/>
+        </w:rPr>
+      </w:pPr>
+      <w:r>
+        <w:rPr>
+          <w:rFonts w:ascii="Times New Roman" w:eastAsia="Times New Roman" w:hAnsi="Times New Roman" w:cs="Times New Roman"/>
+          <w:b/>
+          <w:bCs/>
+        </w:rPr>
+        <w:br w:type="page"/>
+      </w:r>
+    </w:p>
+    <w:p>
+      <w:pPr>
         <w:pStyle w:val="ListParagraph"/>
         <w:numPr>
           <w:ilvl w:val="0"/>
@@ -5042,6 +5121,7 @@
           <w:b/>
           <w:bCs/>
         </w:rPr>
+        <w:lastRenderedPageBreak/>
         <w:t>Reference list</w:t>
       </w:r>
       <w:r>
@@ -5348,6 +5428,23 @@
     </w:p>
     <w:p>
       <w:pPr>
+        <w:rPr>
+          <w:rFonts w:ascii="Times New Roman" w:eastAsia="Times New Roman" w:hAnsi="Times New Roman" w:cs="Times New Roman"/>
+          <w:b/>
+          <w:bCs/>
+        </w:rPr>
+      </w:pPr>
+      <w:r>
+        <w:rPr>
+          <w:rFonts w:ascii="Times New Roman" w:eastAsia="Times New Roman" w:hAnsi="Times New Roman" w:cs="Times New Roman"/>
+          <w:b/>
+          <w:bCs/>
+        </w:rPr>
+        <w:br w:type="page"/>
+      </w:r>
+    </w:p>
+    <w:p>
+      <w:pPr>
         <w:pStyle w:val="ListParagraph"/>
         <w:numPr>
           <w:ilvl w:val="0"/>
@@ -5366,6 +5463,7 @@
           <w:b/>
           <w:bCs/>
         </w:rPr>
+        <w:lastRenderedPageBreak/>
         <w:t>Appendices</w:t>
       </w:r>
     </w:p>
@@ -6316,7 +6414,6 @@
         <w:rPr>
           <w:rFonts w:ascii="Times New Roman" w:eastAsia="Times New Roman" w:hAnsi="Times New Roman" w:cs="Times New Roman"/>
         </w:rPr>
-        <w:lastRenderedPageBreak/>
         <w:t>)</w:t>
       </w:r>
     </w:p>
@@ -6561,6 +6658,7 @@
         <w:rPr>
           <w:rFonts w:ascii="Times New Roman" w:eastAsia="Times New Roman" w:hAnsi="Times New Roman" w:cs="Times New Roman"/>
         </w:rPr>
+        <w:lastRenderedPageBreak/>
         <w:t># Creating a subset of rows with only doctor or engineer as occupation</w:t>
       </w:r>
     </w:p>
@@ -7141,17 +7239,6 @@
     </w:p>
     <w:p>
       <w:pPr>
-        <w:pStyle w:val="ListParagraph"/>
-        <w:ind w:left="2250" w:hanging="810"/>
-        <w:rPr>
-          <w:rFonts w:ascii="Times New Roman" w:eastAsia="Times New Roman" w:hAnsi="Times New Roman" w:cs="Times New Roman"/>
-        </w:rPr>
-      </w:pPr>
-    </w:p>
-    <w:p>
-      <w:pPr>
-        <w:pStyle w:val="ListParagraph"/>
-        <w:ind w:left="2250" w:hanging="810"/>
         <w:rPr>
           <w:rFonts w:ascii="Times New Roman" w:eastAsia="Times New Roman" w:hAnsi="Times New Roman" w:cs="Times New Roman"/>
         </w:rPr>
@@ -7374,7 +7461,6 @@
         <w:rPr>
           <w:rFonts w:ascii="Times New Roman" w:eastAsia="Times New Roman" w:hAnsi="Times New Roman" w:cs="Times New Roman"/>
         </w:rPr>
-        <w:lastRenderedPageBreak/>
         <w:t>colnames</w:t>
       </w:r>
       <w:proofErr w:type="spellEnd"/>
@@ -7491,103 +7577,12 @@
     <w:p>
       <w:pPr>
         <w:pStyle w:val="ListParagraph"/>
-        <w:ind w:left="2250" w:hanging="810"/>
-        <w:rPr>
-          <w:rFonts w:ascii="Times New Roman" w:eastAsia="Times New Roman" w:hAnsi="Times New Roman" w:cs="Times New Roman"/>
-        </w:rPr>
-      </w:pPr>
-    </w:p>
-    <w:p>
-      <w:pPr>
-        <w:pStyle w:val="ListParagraph"/>
-        <w:numPr>
-          <w:ilvl w:val="0"/>
-          <w:numId w:val="19"/>
-        </w:numPr>
         <w:ind w:left="1440"/>
         <w:rPr>
           <w:rFonts w:ascii="Times New Roman" w:eastAsia="Times New Roman" w:hAnsi="Times New Roman" w:cs="Times New Roman"/>
-          <w:i/>
-          <w:iCs/>
           <w:highlight w:val="yellow"/>
         </w:rPr>
       </w:pPr>
-      <w:r>
-        <w:rPr>
-          <w:rFonts w:ascii="Times New Roman" w:eastAsia="Times New Roman" w:hAnsi="Times New Roman" w:cs="Times New Roman"/>
-          <w:b/>
-          <w:bCs/>
-          <w:i/>
-          <w:iCs/>
-          <w:highlight w:val="yellow"/>
-        </w:rPr>
-        <w:t>No word count</w:t>
-      </w:r>
-      <w:r>
-        <w:rPr>
-          <w:rFonts w:ascii="Times New Roman" w:eastAsia="Times New Roman" w:hAnsi="Times New Roman" w:cs="Times New Roman"/>
-          <w:i/>
-          <w:iCs/>
-          <w:highlight w:val="yellow"/>
-        </w:rPr>
-        <w:t>, but ensure the code is without redundant lines, well-commented and produces the correct output.</w:t>
-      </w:r>
-      <w:r>
-        <w:rPr>
-          <w:rFonts w:ascii="Times New Roman" w:eastAsia="Times New Roman" w:hAnsi="Times New Roman" w:cs="Times New Roman"/>
-          <w:i/>
-          <w:iCs/>
-        </w:rPr>
-        <w:t xml:space="preserve"> </w:t>
-      </w:r>
-    </w:p>
-    <w:p>
-      <w:pPr>
-        <w:pStyle w:val="ListParagraph"/>
-        <w:numPr>
-          <w:ilvl w:val="0"/>
-          <w:numId w:val="19"/>
-        </w:numPr>
-        <w:ind w:left="1440"/>
-        <w:rPr>
-          <w:rFonts w:ascii="Times New Roman" w:eastAsia="Times New Roman" w:hAnsi="Times New Roman" w:cs="Times New Roman"/>
-          <w:i/>
-          <w:iCs/>
-          <w:highlight w:val="yellow"/>
-        </w:rPr>
-      </w:pPr>
-      <w:r>
-        <w:rPr>
-          <w:rFonts w:ascii="Times New Roman" w:eastAsia="Times New Roman" w:hAnsi="Times New Roman" w:cs="Times New Roman"/>
-          <w:i/>
-          <w:iCs/>
-          <w:highlight w:val="yellow"/>
-        </w:rPr>
-        <w:t>Make sure it runs (look in Rscript.log for output from a statistical test)</w:t>
-      </w:r>
-    </w:p>
-    <w:p>
-      <w:pPr>
-        <w:pStyle w:val="ListParagraph"/>
-        <w:numPr>
-          <w:ilvl w:val="0"/>
-          <w:numId w:val="19"/>
-        </w:numPr>
-        <w:ind w:left="1440"/>
-        <w:rPr>
-          <w:rFonts w:ascii="Times New Roman" w:eastAsia="Times New Roman" w:hAnsi="Times New Roman" w:cs="Times New Roman"/>
-          <w:highlight w:val="yellow"/>
-        </w:rPr>
-      </w:pPr>
-      <w:r>
-        <w:rPr>
-          <w:rFonts w:ascii="Times New Roman" w:eastAsia="Times New Roman" w:hAnsi="Times New Roman" w:cs="Times New Roman"/>
-          <w:i/>
-          <w:iCs/>
-          <w:highlight w:val="yellow"/>
-        </w:rPr>
-        <w:t>It should compute appropriate statistics to test the hypotheses</w:t>
-      </w:r>
     </w:p>
     <w:p>
       <w:pPr>
@@ -12683,6 +12678,7 @@
   <w:style w:type="character" w:default="1" w:styleId="DefaultParagraphFont">
     <w:name w:val="Default Paragraph Font"/>
     <w:uiPriority w:val="1"/>
+    <w:semiHidden/>
     <w:unhideWhenUsed/>
   </w:style>
   <w:style w:type="table" w:default="1" w:styleId="TableNormal">
@@ -13240,7 +13236,7 @@
   <w:font w:name="Symbol">
     <w:panose1 w:val="05050102010706020507"/>
     <w:charset w:val="02"/>
-    <w:family w:val="decorative"/>
+    <w:family w:val="roman"/>
     <w:pitch w:val="variable"/>
     <w:sig w:usb0="00000000" w:usb1="10000000" w:usb2="00000000" w:usb3="00000000" w:csb0="80000000" w:csb1="00000000"/>
   </w:font>
@@ -13256,17 +13252,16 @@
     <w:charset w:val="00"/>
     <w:family w:val="modern"/>
     <w:pitch w:val="fixed"/>
-    <w:sig w:usb0="E0002AFF" w:usb1="C0007843" w:usb2="00000009" w:usb3="00000000" w:csb0="000001FF" w:csb1="00000000"/>
+    <w:sig w:usb0="E0002EFF" w:usb1="C0007843" w:usb2="00000009" w:usb3="00000000" w:csb0="000001FF" w:csb1="00000000"/>
   </w:font>
   <w:font w:name="Wingdings">
     <w:panose1 w:val="05000000000000000000"/>
-    <w:charset w:val="4D"/>
-    <w:family w:val="decorative"/>
+    <w:charset w:val="02"/>
+    <w:family w:val="auto"/>
     <w:pitch w:val="variable"/>
-    <w:sig w:usb0="00000003" w:usb1="00000000" w:usb2="00000000" w:usb3="00000000" w:csb0="80000001" w:csb1="00000000"/>
+    <w:sig w:usb0="00000000" w:usb1="10000000" w:usb2="00000000" w:usb3="00000000" w:csb0="80000000" w:csb1="00000000"/>
   </w:font>
   <w:font w:name="Aptos">
-    <w:panose1 w:val="020B0004020202020204"/>
     <w:charset w:val="00"/>
     <w:family w:val="swiss"/>
     <w:pitch w:val="variable"/>
@@ -13277,10 +13272,9 @@
     <w:charset w:val="00"/>
     <w:family w:val="swiss"/>
     <w:pitch w:val="variable"/>
-    <w:sig w:usb0="E0002AFF" w:usb1="C0007843" w:usb2="00000009" w:usb3="00000000" w:csb0="000001FF" w:csb1="00000000"/>
+    <w:sig w:usb0="E0002EFF" w:usb1="C000785B" w:usb2="00000009" w:usb3="00000000" w:csb0="000001FF" w:csb1="00000000"/>
   </w:font>
   <w:font w:name="Aptos Display">
-    <w:panose1 w:val="020B0004020202020204"/>
     <w:charset w:val="00"/>
     <w:family w:val="swiss"/>
     <w:pitch w:val="variable"/>
@@ -13320,6 +13314,7 @@
     <w:rsid w:val="002F6F28"/>
     <w:rsid w:val="00434C71"/>
     <w:rsid w:val="00457FDA"/>
+    <w:rsid w:val="004D5F49"/>
     <w:rsid w:val="004F3EA5"/>
     <w:rsid w:val="0052003E"/>
     <w:rsid w:val="00657902"/>
@@ -13336,6 +13331,7 @@
     <w:rsid w:val="00B1466C"/>
     <w:rsid w:val="00C0617B"/>
     <w:rsid w:val="00D13753"/>
+    <w:rsid w:val="00D63E2A"/>
     <w:rsid w:val="00D955E6"/>
     <w:rsid w:val="00ED4A5F"/>
   </w:rsids>

--- a/report/7COM1079_Group_A104_Report.docx
+++ b/report/7COM1079_Group_A104_Report.docx
@@ -654,33 +654,6 @@
           <w:rFonts w:ascii="Times New Roman" w:eastAsia="Times New Roman" w:hAnsi="Times New Roman" w:cs="Times New Roman"/>
         </w:rPr>
         <w:t xml:space="preserve"> </w:t>
-      </w:r>
-      <w:r>
-        <w:rPr>
-          <w:rFonts w:ascii="Times New Roman" w:eastAsia="Times New Roman" w:hAnsi="Times New Roman" w:cs="Times New Roman"/>
-          <w:i/>
-          <w:iCs/>
-          <w:highlight w:val="yellow"/>
-        </w:rPr>
-        <w:t xml:space="preserve">add page numbers </w:t>
-      </w:r>
-      <w:r>
-        <w:rPr>
-          <w:rFonts w:ascii="Times New Roman" w:eastAsia="Times New Roman" w:hAnsi="Times New Roman" w:cs="Times New Roman"/>
-          <w:i/>
-          <w:iCs/>
-          <w:highlight w:val="yellow"/>
-        </w:rPr>
-        <w:t xml:space="preserve">from </w:t>
-      </w:r>
-      <w:r>
-        <w:rPr>
-          <w:rFonts w:ascii="Times New Roman" w:eastAsia="Times New Roman" w:hAnsi="Times New Roman" w:cs="Times New Roman"/>
-          <w:i/>
-          <w:iCs/>
-          <w:highlight w:val="yellow"/>
-        </w:rPr>
-        <w:t>here</w:t>
       </w:r>
     </w:p>
     <w:p>
@@ -898,6 +871,12 @@
         </w:rPr>
         <w:tab/>
       </w:r>
+      <w:r>
+        <w:rPr>
+          <w:rFonts w:ascii="Times New Roman" w:eastAsia="Times New Roman" w:hAnsi="Times New Roman" w:cs="Times New Roman"/>
+        </w:rPr>
+        <w:t>4</w:t>
+      </w:r>
     </w:p>
     <w:p>
       <w:pPr>
@@ -926,6 +905,12 @@
         </w:rPr>
         <w:tab/>
       </w:r>
+      <w:r>
+        <w:rPr>
+          <w:rFonts w:ascii="Times New Roman" w:eastAsia="Times New Roman" w:hAnsi="Times New Roman" w:cs="Times New Roman"/>
+        </w:rPr>
+        <w:t>4</w:t>
+      </w:r>
     </w:p>
     <w:p>
       <w:pPr>
@@ -954,6 +939,12 @@
         </w:rPr>
         <w:tab/>
       </w:r>
+      <w:r>
+        <w:rPr>
+          <w:rFonts w:ascii="Times New Roman" w:eastAsia="Times New Roman" w:hAnsi="Times New Roman" w:cs="Times New Roman"/>
+        </w:rPr>
+        <w:t>4</w:t>
+      </w:r>
     </w:p>
     <w:p>
       <w:pPr>
@@ -997,6 +988,12 @@
           <w:rFonts w:ascii="Times New Roman" w:eastAsia="Times New Roman" w:hAnsi="Times New Roman" w:cs="Times New Roman"/>
         </w:rPr>
         <w:tab/>
+      </w:r>
+      <w:r>
+        <w:rPr>
+          <w:rFonts w:ascii="Times New Roman" w:eastAsia="Times New Roman" w:hAnsi="Times New Roman" w:cs="Times New Roman"/>
+        </w:rPr>
+        <w:t>5</w:t>
       </w:r>
     </w:p>
     <w:p>
@@ -1085,6 +1082,13 @@
         </w:rPr>
         <w:tab/>
       </w:r>
+      <w:r>
+        <w:rPr>
+          <w:rFonts w:ascii="Times New Roman" w:eastAsia="Times New Roman" w:hAnsi="Times New Roman" w:cs="Times New Roman"/>
+          <w:iCs/>
+        </w:rPr>
+        <w:t>5</w:t>
+      </w:r>
     </w:p>
     <w:p>
       <w:pPr>
@@ -1163,6 +1167,14 @@
         </w:rPr>
         <w:tab/>
       </w:r>
+      <w:r>
+        <w:rPr>
+          <w:rFonts w:ascii="Times New Roman" w:eastAsia="Times New Roman" w:hAnsi="Times New Roman" w:cs="Times New Roman"/>
+          <w:i/>
+          <w:iCs/>
+        </w:rPr>
+        <w:t>6</w:t>
+      </w:r>
     </w:p>
     <w:p>
       <w:pPr>
@@ -1191,6 +1203,12 @@
         </w:rPr>
         <w:tab/>
       </w:r>
+      <w:r>
+        <w:rPr>
+          <w:rFonts w:ascii="Times New Roman" w:eastAsia="Times New Roman" w:hAnsi="Times New Roman" w:cs="Times New Roman"/>
+        </w:rPr>
+        <w:t>6</w:t>
+      </w:r>
     </w:p>
     <w:p>
       <w:pPr>
@@ -1234,6 +1252,12 @@
           <w:rFonts w:ascii="Times New Roman" w:eastAsia="Times New Roman" w:hAnsi="Times New Roman" w:cs="Times New Roman"/>
         </w:rPr>
         <w:tab/>
+      </w:r>
+      <w:r>
+        <w:rPr>
+          <w:rFonts w:ascii="Times New Roman" w:eastAsia="Times New Roman" w:hAnsi="Times New Roman" w:cs="Times New Roman"/>
+        </w:rPr>
+        <w:t>7</w:t>
       </w:r>
     </w:p>
     <w:p>
@@ -1269,6 +1293,12 @@
         </w:rPr>
         <w:tab/>
       </w:r>
+      <w:r>
+        <w:rPr>
+          <w:rFonts w:ascii="Times New Roman" w:eastAsia="Times New Roman" w:hAnsi="Times New Roman" w:cs="Times New Roman"/>
+        </w:rPr>
+        <w:t>7</w:t>
+      </w:r>
     </w:p>
     <w:p>
       <w:pPr>
@@ -1337,6 +1367,12 @@
         </w:rPr>
         <w:tab/>
       </w:r>
+      <w:r>
+        <w:rPr>
+          <w:rFonts w:ascii="Times New Roman" w:eastAsia="Times New Roman" w:hAnsi="Times New Roman" w:cs="Times New Roman"/>
+        </w:rPr>
+        <w:t>7</w:t>
+      </w:r>
     </w:p>
     <w:p>
       <w:pPr>
@@ -1380,6 +1416,12 @@
           <w:rFonts w:ascii="Times New Roman" w:eastAsia="Times New Roman" w:hAnsi="Times New Roman" w:cs="Times New Roman"/>
         </w:rPr>
         <w:tab/>
+      </w:r>
+      <w:r>
+        <w:rPr>
+          <w:rFonts w:ascii="Times New Roman" w:eastAsia="Times New Roman" w:hAnsi="Times New Roman" w:cs="Times New Roman"/>
+        </w:rPr>
+        <w:t>8</w:t>
       </w:r>
     </w:p>
     <w:p>
@@ -1409,6 +1451,12 @@
         </w:rPr>
         <w:tab/>
       </w:r>
+      <w:r>
+        <w:rPr>
+          <w:rFonts w:ascii="Times New Roman" w:eastAsia="Times New Roman" w:hAnsi="Times New Roman" w:cs="Times New Roman"/>
+        </w:rPr>
+        <w:t>8</w:t>
+      </w:r>
     </w:p>
     <w:p>
       <w:pPr>
@@ -1455,6 +1503,12 @@
         </w:rPr>
         <w:tab/>
       </w:r>
+      <w:r>
+        <w:rPr>
+          <w:rFonts w:ascii="Times New Roman" w:eastAsia="Times New Roman" w:hAnsi="Times New Roman" w:cs="Times New Roman"/>
+        </w:rPr>
+        <w:t>8</w:t>
+      </w:r>
     </w:p>
     <w:p>
       <w:pPr>
@@ -1483,6 +1537,12 @@
         </w:rPr>
         <w:tab/>
       </w:r>
+      <w:r>
+        <w:rPr>
+          <w:rFonts w:ascii="Times New Roman" w:eastAsia="Times New Roman" w:hAnsi="Times New Roman" w:cs="Times New Roman"/>
+        </w:rPr>
+        <w:t>8</w:t>
+      </w:r>
     </w:p>
     <w:p>
       <w:pPr>
@@ -1511,6 +1571,12 @@
         </w:rPr>
         <w:tab/>
       </w:r>
+      <w:r>
+        <w:rPr>
+          <w:rFonts w:ascii="Times New Roman" w:eastAsia="Times New Roman" w:hAnsi="Times New Roman" w:cs="Times New Roman"/>
+        </w:rPr>
+        <w:t>8</w:t>
+      </w:r>
     </w:p>
     <w:p>
       <w:pPr>
@@ -1539,6 +1605,12 @@
         </w:rPr>
         <w:tab/>
       </w:r>
+      <w:r>
+        <w:rPr>
+          <w:rFonts w:ascii="Times New Roman" w:eastAsia="Times New Roman" w:hAnsi="Times New Roman" w:cs="Times New Roman"/>
+        </w:rPr>
+        <w:t>8</w:t>
+      </w:r>
     </w:p>
     <w:p>
       <w:pPr>
@@ -1577,6 +1649,12 @@
           <w:rFonts w:ascii="Times New Roman" w:eastAsia="Times New Roman" w:hAnsi="Times New Roman" w:cs="Times New Roman"/>
         </w:rPr>
         <w:tab/>
+      </w:r>
+      <w:r>
+        <w:rPr>
+          <w:rFonts w:ascii="Times New Roman" w:eastAsia="Times New Roman" w:hAnsi="Times New Roman" w:cs="Times New Roman"/>
+        </w:rPr>
+        <w:t>9</w:t>
       </w:r>
     </w:p>
     <w:p>
@@ -1606,6 +1684,12 @@
         </w:rPr>
         <w:tab/>
       </w:r>
+      <w:r>
+        <w:rPr>
+          <w:rFonts w:ascii="Times New Roman" w:eastAsia="Times New Roman" w:hAnsi="Times New Roman" w:cs="Times New Roman"/>
+        </w:rPr>
+        <w:t>9</w:t>
+      </w:r>
     </w:p>
     <w:p>
       <w:pPr>
@@ -1634,6 +1718,12 @@
         </w:rPr>
         <w:tab/>
       </w:r>
+      <w:r>
+        <w:rPr>
+          <w:rFonts w:ascii="Times New Roman" w:eastAsia="Times New Roman" w:hAnsi="Times New Roman" w:cs="Times New Roman"/>
+        </w:rPr>
+        <w:t>9</w:t>
+      </w:r>
     </w:p>
     <w:p>
       <w:pPr>
@@ -1662,6 +1752,12 @@
         </w:rPr>
         <w:tab/>
       </w:r>
+      <w:r>
+        <w:rPr>
+          <w:rFonts w:ascii="Times New Roman" w:eastAsia="Times New Roman" w:hAnsi="Times New Roman" w:cs="Times New Roman"/>
+        </w:rPr>
+        <w:t>9</w:t>
+      </w:r>
     </w:p>
     <w:p>
       <w:pPr>
@@ -1706,43 +1802,23 @@
         </w:rPr>
         <w:tab/>
       </w:r>
-    </w:p>
-    <w:p>
-      <w:pPr>
+      <w:r>
+        <w:rPr>
+          <w:rFonts w:ascii="Times New Roman" w:eastAsia="Times New Roman" w:hAnsi="Times New Roman" w:cs="Times New Roman"/>
+        </w:rPr>
+        <w:t>10</w:t>
+      </w:r>
+    </w:p>
+    <w:p>
+      <w:pPr>
+        <w:pStyle w:val="ListParagraph"/>
         <w:tabs>
           <w:tab w:val="left" w:leader="dot" w:pos="8618"/>
         </w:tabs>
-        <w:ind w:left="720"/>
-        <w:rPr>
-          <w:rFonts w:ascii="Times New Roman" w:eastAsia="Times New Roman" w:hAnsi="Times New Roman" w:cs="Times New Roman"/>
-          <w:i/>
-          <w:iCs/>
-        </w:rPr>
-      </w:pPr>
-      <w:r>
-        <w:rPr>
-          <w:rFonts w:ascii="Times New Roman" w:eastAsia="Times New Roman" w:hAnsi="Times New Roman" w:cs="Times New Roman"/>
-          <w:i/>
-          <w:iCs/>
-        </w:rPr>
-        <w:t>Harvard (author</w:t>
-      </w:r>
-      <w:r>
-        <w:rPr>
-          <w:rFonts w:ascii="Times New Roman" w:eastAsia="Times New Roman" w:hAnsi="Times New Roman" w:cs="Times New Roman"/>
-          <w:i/>
-          <w:iCs/>
-        </w:rPr>
-        <w:t>,</w:t>
-      </w:r>
-      <w:r>
-        <w:rPr>
-          <w:rFonts w:ascii="Times New Roman" w:eastAsia="Times New Roman" w:hAnsi="Times New Roman" w:cs="Times New Roman"/>
-          <w:i/>
-          <w:iCs/>
-        </w:rPr>
-        <w:t xml:space="preserve"> date) format.</w:t>
-      </w:r>
+        <w:rPr>
+          <w:rFonts w:ascii="Times New Roman" w:eastAsia="Times New Roman" w:hAnsi="Times New Roman" w:cs="Times New Roman"/>
+        </w:rPr>
+      </w:pPr>
     </w:p>
     <w:p>
       <w:pPr>
@@ -1777,6 +1853,12 @@
         </w:rPr>
         <w:tab/>
       </w:r>
+      <w:r>
+        <w:rPr>
+          <w:rFonts w:ascii="Times New Roman" w:eastAsia="Times New Roman" w:hAnsi="Times New Roman" w:cs="Times New Roman"/>
+        </w:rPr>
+        <w:t>11</w:t>
+      </w:r>
     </w:p>
     <w:p>
       <w:pPr>
@@ -1821,6 +1903,13 @@
         </w:rPr>
         <w:tab/>
       </w:r>
+      <w:r>
+        <w:rPr>
+          <w:rFonts w:ascii="Times New Roman" w:eastAsia="Times New Roman" w:hAnsi="Times New Roman" w:cs="Times New Roman"/>
+          <w:color w:val="333333"/>
+        </w:rPr>
+        <w:t>11</w:t>
+      </w:r>
     </w:p>
     <w:p>
       <w:pPr>
@@ -1848,6 +1937,12 @@
         </w:rPr>
         <w:tab/>
       </w:r>
+      <w:r>
+        <w:rPr>
+          <w:rFonts w:ascii="Times New Roman" w:eastAsia="Times New Roman" w:hAnsi="Times New Roman" w:cs="Times New Roman"/>
+        </w:rPr>
+        <w:t>15</w:t>
+      </w:r>
     </w:p>
     <w:p>
       <w:pPr>
@@ -1929,7 +2024,7 @@
           <w:b/>
           <w:bCs/>
         </w:rPr>
-        <w:t xml:space="preserve"> (100 words)</w:t>
+        <w:t xml:space="preserve"> </w:t>
       </w:r>
     </w:p>
     <w:p>
@@ -2142,13 +2237,6 @@
         </w:rPr>
         <w:t xml:space="preserve">set </w:t>
       </w:r>
-      <w:r>
-        <w:rPr>
-          <w:rFonts w:ascii="Times New Roman" w:eastAsia="Times New Roman" w:hAnsi="Times New Roman" w:cs="Times New Roman"/>
-          <w:b/>
-        </w:rPr>
-        <w:t>(75 words)</w:t>
-      </w:r>
     </w:p>
     <w:p>
       <w:pPr>
@@ -2314,14 +2402,6 @@
         </w:rPr>
         <w:t xml:space="preserve"> </w:t>
       </w:r>
-      <w:r>
-        <w:rPr>
-          <w:rFonts w:ascii="Times New Roman" w:eastAsia="Times New Roman" w:hAnsi="Times New Roman" w:cs="Times New Roman"/>
-          <w:b/>
-          <w:bCs/>
-        </w:rPr>
-        <w:t>(50 words)</w:t>
-      </w:r>
     </w:p>
     <w:p>
       <w:pPr>
@@ -2417,14 +2497,6 @@
         </w:rPr>
         <w:t xml:space="preserve"> </w:t>
       </w:r>
-      <w:r>
-        <w:rPr>
-          <w:rFonts w:ascii="Times New Roman" w:eastAsia="Times New Roman" w:hAnsi="Times New Roman" w:cs="Times New Roman"/>
-          <w:b/>
-          <w:bCs/>
-        </w:rPr>
-        <w:t>(100 words)</w:t>
-      </w:r>
     </w:p>
     <w:p>
       <w:pPr>
@@ -2657,7 +2729,7 @@
           <w:b/>
           <w:bCs/>
         </w:rPr>
-        <w:t xml:space="preserve"> (200 words)</w:t>
+        <w:t xml:space="preserve"> </w:t>
       </w:r>
     </w:p>
     <w:p>
@@ -2799,6 +2871,7 @@
       <w:pPr>
         <w:pStyle w:val="ListParagraph"/>
         <w:ind w:left="1440"/>
+        <w:jc w:val="both"/>
         <w:rPr>
           <w:rFonts w:ascii="Times New Roman" w:hAnsi="Times New Roman" w:cs="Times New Roman"/>
         </w:rPr>
@@ -2873,36 +2946,23 @@
         </w:rPr>
         <w:t xml:space="preserve"> </w:t>
       </w:r>
-      <w:r>
+    </w:p>
+    <w:p>
+      <w:pPr>
+        <w:pStyle w:val="ListParagraph"/>
+        <w:ind w:left="1440"/>
         <w:rPr>
           <w:rFonts w:ascii="Times New Roman" w:eastAsia="Times New Roman" w:hAnsi="Times New Roman" w:cs="Times New Roman"/>
           <w:b/>
           <w:bCs/>
         </w:rPr>
-        <w:t>(100 word</w:t>
-      </w:r>
-      <w:r>
-        <w:rPr>
-          <w:rFonts w:ascii="Times New Roman" w:eastAsia="Times New Roman" w:hAnsi="Times New Roman" w:cs="Times New Roman"/>
-        </w:rPr>
-        <w:t>s)</w:t>
-      </w:r>
-    </w:p>
-    <w:p>
-      <w:pPr>
-        <w:pStyle w:val="ListParagraph"/>
-        <w:ind w:left="1440"/>
-        <w:rPr>
-          <w:rFonts w:ascii="Times New Roman" w:eastAsia="Times New Roman" w:hAnsi="Times New Roman" w:cs="Times New Roman"/>
-          <w:b/>
-          <w:bCs/>
-        </w:rPr>
-      </w:pPr>
-    </w:p>
-    <w:p>
-      <w:pPr>
-        <w:pStyle w:val="ListParagraph"/>
-        <w:ind w:left="1440"/>
+      </w:pPr>
+    </w:p>
+    <w:p>
+      <w:pPr>
+        <w:pStyle w:val="ListParagraph"/>
+        <w:ind w:left="1440"/>
+        <w:jc w:val="both"/>
         <w:rPr>
           <w:rFonts w:ascii="Times New Roman" w:eastAsia="Times New Roman" w:hAnsi="Times New Roman" w:cs="Times New Roman"/>
         </w:rPr>
@@ -2913,17 +2973,22 @@
         </w:rPr>
         <w:t>Existing research shows that doctors and engineers experience stress in different ways, yet very few studies compare these professions directly, especially within a consistent working-age group (27 - 59). This creates a gap in understanding how two high-demand technical roles differ in their stress patterns. Since workplace conditions and role expectations influence strain, examining these occupations together helps clarify how job-specific pressures shape overall stress experiences.</w:t>
       </w:r>
-      <w:r>
-        <w:rPr>
-          <w:rFonts w:ascii="Times New Roman" w:eastAsia="Times New Roman" w:hAnsi="Times New Roman" w:cs="Times New Roman"/>
-        </w:rPr>
-        <w:br/>
-      </w:r>
-    </w:p>
-    <w:p>
-      <w:pPr>
-        <w:pStyle w:val="ListParagraph"/>
-        <w:ind w:left="1440"/>
+    </w:p>
+    <w:p>
+      <w:pPr>
+        <w:pStyle w:val="ListParagraph"/>
+        <w:ind w:left="1440"/>
+        <w:jc w:val="both"/>
+        <w:rPr>
+          <w:rFonts w:ascii="Times New Roman" w:eastAsia="Times New Roman" w:hAnsi="Times New Roman" w:cs="Times New Roman"/>
+        </w:rPr>
+      </w:pPr>
+    </w:p>
+    <w:p>
+      <w:pPr>
+        <w:pStyle w:val="ListParagraph"/>
+        <w:ind w:left="1440"/>
+        <w:jc w:val="both"/>
         <w:rPr>
           <w:rFonts w:ascii="Times New Roman" w:eastAsia="Times New Roman" w:hAnsi="Times New Roman" w:cs="Times New Roman"/>
         </w:rPr>
@@ -2989,6 +3054,16 @@
         <w:lastRenderedPageBreak/>
         <w:t>Visualisation</w:t>
       </w:r>
+    </w:p>
+    <w:p>
+      <w:pPr>
+        <w:pStyle w:val="ListParagraph"/>
+        <w:rPr>
+          <w:rFonts w:ascii="Times New Roman" w:eastAsia="Times New Roman" w:hAnsi="Times New Roman" w:cs="Times New Roman"/>
+          <w:b/>
+          <w:bCs/>
+        </w:rPr>
+      </w:pPr>
     </w:p>
     <w:p>
       <w:pPr>
@@ -3000,71 +3075,50 @@
         <w:ind w:hanging="720"/>
         <w:rPr>
           <w:rFonts w:ascii="Times New Roman" w:eastAsia="Times New Roman" w:hAnsi="Times New Roman" w:cs="Times New Roman"/>
-        </w:rPr>
-      </w:pPr>
-      <w:r>
-        <w:rPr>
-          <w:rFonts w:ascii="Times New Roman" w:eastAsia="Times New Roman" w:hAnsi="Times New Roman" w:cs="Times New Roman"/>
+          <w:b/>
+          <w:bCs/>
+        </w:rPr>
+      </w:pPr>
+      <w:r>
+        <w:rPr>
+          <w:rFonts w:ascii="Times New Roman" w:eastAsia="Times New Roman" w:hAnsi="Times New Roman" w:cs="Times New Roman"/>
+          <w:b/>
+          <w:bCs/>
         </w:rPr>
         <w:t xml:space="preserve">Appropriate </w:t>
       </w:r>
       <w:r>
         <w:rPr>
           <w:rFonts w:ascii="Times New Roman" w:eastAsia="Times New Roman" w:hAnsi="Times New Roman" w:cs="Times New Roman"/>
+          <w:b/>
+          <w:bCs/>
         </w:rPr>
         <w:t>graphs</w:t>
       </w:r>
       <w:r>
         <w:rPr>
           <w:rFonts w:ascii="Times New Roman" w:eastAsia="Times New Roman" w:hAnsi="Times New Roman" w:cs="Times New Roman"/>
-        </w:rPr>
-        <w:t xml:space="preserve"> for the RQ </w:t>
-      </w:r>
-      <w:r>
-        <w:rPr>
-          <w:rFonts w:ascii="Times New Roman" w:eastAsia="Times New Roman" w:hAnsi="Times New Roman" w:cs="Times New Roman"/>
-          <w:i/>
-          <w:iCs/>
-          <w:highlight w:val="yellow"/>
-        </w:rPr>
-        <w:t>output of an R script (NOT a screenshot)</w:t>
-      </w:r>
-      <w:r>
-        <w:rPr>
-          <w:rFonts w:ascii="Times New Roman" w:eastAsia="Times New Roman" w:hAnsi="Times New Roman" w:cs="Times New Roman"/>
-          <w:i/>
-          <w:iCs/>
-        </w:rPr>
-        <w:t xml:space="preserve"> </w:t>
-      </w:r>
-      <w:r>
-        <w:rPr>
-          <w:rFonts w:ascii="Times New Roman" w:eastAsia="Times New Roman" w:hAnsi="Times New Roman" w:cs="Times New Roman"/>
-        </w:rPr>
-        <w:t>(</w:t>
-      </w:r>
-      <w:r>
-        <w:rPr>
-          <w:rFonts w:ascii="Times New Roman" w:eastAsia="Times New Roman" w:hAnsi="Times New Roman" w:cs="Times New Roman"/>
           <w:b/>
           <w:bCs/>
         </w:rPr>
-        <w:t>50 words)</w:t>
-      </w:r>
-      <w:r>
-        <w:rPr>
-          <w:rFonts w:ascii="Times New Roman" w:eastAsia="Times New Roman" w:hAnsi="Times New Roman" w:cs="Times New Roman"/>
-        </w:rPr>
-        <w:t xml:space="preserve"> </w:t>
-      </w:r>
-    </w:p>
-    <w:p>
-      <w:pPr>
-        <w:pStyle w:val="ListParagraph"/>
-        <w:numPr>
-          <w:ilvl w:val="0"/>
-          <w:numId w:val="36"/>
-        </w:numPr>
+        <w:t xml:space="preserve"> for the RQ</w:t>
+      </w:r>
+    </w:p>
+    <w:p>
+      <w:pPr>
+        <w:pStyle w:val="ListParagraph"/>
+        <w:ind w:left="1440"/>
+        <w:rPr>
+          <w:rFonts w:ascii="Times New Roman" w:eastAsia="Times New Roman" w:hAnsi="Times New Roman" w:cs="Times New Roman"/>
+          <w:b/>
+          <w:bCs/>
+        </w:rPr>
+      </w:pPr>
+    </w:p>
+    <w:p>
+      <w:pPr>
+        <w:ind w:left="720"/>
+        <w:jc w:val="both"/>
         <w:rPr>
           <w:rFonts w:ascii="Times New Roman" w:hAnsi="Times New Roman" w:cs="Times New Roman"/>
           <w:lang w:val="en-US"/>
@@ -3075,28 +3129,42 @@
           <w:rFonts w:ascii="Times New Roman" w:hAnsi="Times New Roman" w:cs="Times New Roman"/>
           <w:lang w:val="en-US"/>
         </w:rPr>
-        <w:t xml:space="preserve">A box plot was selected as the main visualization to address the research question because it compares the distribution and median stress levels between doctors and engineers. In addition, a histogram was included to show the overall spread and frequency of stress levels between both occupations. </w:t>
-      </w:r>
-    </w:p>
-    <w:p>
-      <w:pPr>
-        <w:ind w:left="1077"/>
+        <w:t>The b</w:t>
+      </w:r>
+      <w:r>
         <w:rPr>
           <w:rFonts w:ascii="Times New Roman" w:hAnsi="Times New Roman" w:cs="Times New Roman"/>
           <w:lang w:val="en-US"/>
         </w:rPr>
-      </w:pPr>
-      <w:r>
+        <w:t xml:space="preserve">ox plot was selected as the main visualization to address the research question because it compares the distribution and median stress levels between doctors and engineers. In addition, a histogram was included to show the overall spread and frequency of stress levels between both occupations. </w:t>
+      </w:r>
+    </w:p>
+    <w:p>
+      <w:pPr>
+        <w:ind w:left="720"/>
         <w:rPr>
           <w:rFonts w:ascii="Times New Roman" w:hAnsi="Times New Roman" w:cs="Times New Roman"/>
+          <w:lang w:val="en-US"/>
+        </w:rPr>
+      </w:pPr>
+    </w:p>
+    <w:p>
+      <w:pPr>
+        <w:ind w:left="720"/>
+        <w:rPr>
+          <w:rFonts w:ascii="Times New Roman" w:hAnsi="Times New Roman" w:cs="Times New Roman"/>
+          <w:lang w:val="en-US"/>
+        </w:rPr>
+      </w:pPr>
+      <w:r>
+        <w:rPr>
           <w:noProof/>
-          <w:lang w:val="en-US"/>
         </w:rPr>
         <w:drawing>
-          <wp:inline distT="0" distB="0" distL="0" distR="0" wp14:anchorId="528C5FAE" wp14:editId="6E3F78F7">
-            <wp:extent cx="5731510" cy="3705860"/>
-            <wp:effectExtent l="19050" t="0" r="2540" b="0"/>
-            <wp:docPr id="1" name="Picture 0" descr="Box_plot.png"/>
+          <wp:inline distT="0" distB="0" distL="0" distR="0" wp14:anchorId="2460C619" wp14:editId="2F9C8280">
+            <wp:extent cx="5204460" cy="3365658"/>
+            <wp:effectExtent l="0" t="0" r="0" b="0"/>
+            <wp:docPr id="910671270" name="Picture 4" descr="A chart of stress levels between doctors and engineers&#10;&#10;AI-generated content may be incorrect."/>
             <wp:cNvGraphicFramePr>
               <a:graphicFrameLocks xmlns:a="http://schemas.openxmlformats.org/drawingml/2006/main" noChangeAspect="1"/>
             </wp:cNvGraphicFramePr>
@@ -3104,23 +3172,36 @@
               <a:graphicData uri="http://schemas.openxmlformats.org/drawingml/2006/picture">
                 <pic:pic xmlns:pic="http://schemas.openxmlformats.org/drawingml/2006/picture">
                   <pic:nvPicPr>
-                    <pic:cNvPr id="0" name="Box_plot.png"/>
-                    <pic:cNvPicPr/>
+                    <pic:cNvPr id="910671270" name="Picture 4" descr="A chart of stress levels between doctors and engineers&#10;&#10;AI-generated content may be incorrect."/>
+                    <pic:cNvPicPr>
+                      <a:picLocks noChangeAspect="1" noChangeArrowheads="1"/>
+                    </pic:cNvPicPr>
                   </pic:nvPicPr>
                   <pic:blipFill>
-                    <a:blip r:embed="rId8" cstate="print"/>
+                    <a:blip r:embed="rId8">
+                      <a:extLst>
+                        <a:ext uri="{28A0092B-C50C-407E-A947-70E740481C1C}">
+                          <a14:useLocalDpi xmlns:a14="http://schemas.microsoft.com/office/drawing/2010/main" val="0"/>
+                        </a:ext>
+                      </a:extLst>
+                    </a:blip>
+                    <a:srcRect/>
                     <a:stretch>
                       <a:fillRect/>
                     </a:stretch>
                   </pic:blipFill>
-                  <pic:spPr>
+                  <pic:spPr bwMode="auto">
                     <a:xfrm>
                       <a:off x="0" y="0"/>
-                      <a:ext cx="5731510" cy="3705860"/>
+                      <a:ext cx="5212457" cy="3370829"/>
                     </a:xfrm>
                     <a:prstGeom prst="rect">
                       <a:avLst/>
                     </a:prstGeom>
+                    <a:noFill/>
+                    <a:ln>
+                      <a:noFill/>
+                    </a:ln>
                   </pic:spPr>
                 </pic:pic>
               </a:graphicData>
@@ -3128,37 +3209,15 @@
           </wp:inline>
         </w:drawing>
       </w:r>
-    </w:p>
-    <w:p>
-      <w:pPr>
-        <w:rPr>
-          <w:rFonts w:ascii="Times New Roman" w:hAnsi="Times New Roman" w:cs="Times New Roman"/>
-          <w:lang w:val="en-US"/>
-        </w:rPr>
-      </w:pPr>
-    </w:p>
-    <w:p>
-      <w:pPr>
-        <w:pStyle w:val="ListParagraph"/>
-        <w:rPr>
-          <w:rFonts w:ascii="Times New Roman" w:eastAsia="Times New Roman" w:hAnsi="Times New Roman" w:cs="Times New Roman"/>
-          <w:i/>
-          <w:iCs/>
-        </w:rPr>
-      </w:pPr>
-      <w:r>
-        <w:rPr>
-          <w:rFonts w:ascii="Times New Roman" w:eastAsia="Times New Roman" w:hAnsi="Times New Roman" w:cs="Times New Roman"/>
-          <w:i/>
-          <w:iCs/>
+      <w:r>
+        <w:rPr>
           <w:noProof/>
-          <w:lang w:val="en-US"/>
         </w:rPr>
         <w:drawing>
-          <wp:inline distT="0" distB="0" distL="0" distR="0" wp14:anchorId="14108502" wp14:editId="58CB5925">
-            <wp:extent cx="5731510" cy="3705860"/>
-            <wp:effectExtent l="19050" t="0" r="2540" b="0"/>
-            <wp:docPr id="2" name="Picture 1" descr="Histogram_1.png"/>
+          <wp:inline distT="0" distB="0" distL="0" distR="0" wp14:anchorId="40B3B184" wp14:editId="1C944CB3">
+            <wp:extent cx="5006340" cy="3729518"/>
+            <wp:effectExtent l="0" t="0" r="0" b="0"/>
+            <wp:docPr id="1697131075" name="Picture 3" descr="A graph of a number of green rectangular bars&#10;&#10;AI-generated content may be incorrect."/>
             <wp:cNvGraphicFramePr>
               <a:graphicFrameLocks xmlns:a="http://schemas.openxmlformats.org/drawingml/2006/main" noChangeAspect="1"/>
             </wp:cNvGraphicFramePr>
@@ -3166,23 +3225,36 @@
               <a:graphicData uri="http://schemas.openxmlformats.org/drawingml/2006/picture">
                 <pic:pic xmlns:pic="http://schemas.openxmlformats.org/drawingml/2006/picture">
                   <pic:nvPicPr>
-                    <pic:cNvPr id="0" name="Histogram_1.png"/>
-                    <pic:cNvPicPr/>
+                    <pic:cNvPr id="1697131075" name="Picture 3" descr="A graph of a number of green rectangular bars&#10;&#10;AI-generated content may be incorrect."/>
+                    <pic:cNvPicPr>
+                      <a:picLocks noChangeAspect="1" noChangeArrowheads="1"/>
+                    </pic:cNvPicPr>
                   </pic:nvPicPr>
                   <pic:blipFill>
-                    <a:blip r:embed="rId9" cstate="print"/>
+                    <a:blip r:embed="rId9">
+                      <a:extLst>
+                        <a:ext uri="{28A0092B-C50C-407E-A947-70E740481C1C}">
+                          <a14:useLocalDpi xmlns:a14="http://schemas.microsoft.com/office/drawing/2010/main" val="0"/>
+                        </a:ext>
+                      </a:extLst>
+                    </a:blip>
+                    <a:srcRect/>
                     <a:stretch>
                       <a:fillRect/>
                     </a:stretch>
                   </pic:blipFill>
-                  <pic:spPr>
+                  <pic:spPr bwMode="auto">
                     <a:xfrm>
                       <a:off x="0" y="0"/>
-                      <a:ext cx="5731510" cy="3705860"/>
+                      <a:ext cx="5016681" cy="3737221"/>
                     </a:xfrm>
                     <a:prstGeom prst="rect">
                       <a:avLst/>
                     </a:prstGeom>
+                    <a:noFill/>
+                    <a:ln>
+                      <a:noFill/>
+                    </a:ln>
                   </pic:spPr>
                 </pic:pic>
               </a:graphicData>
@@ -3193,6 +3265,14 @@
     </w:p>
     <w:p>
       <w:pPr>
+        <w:rPr>
+          <w:rFonts w:ascii="Times New Roman" w:hAnsi="Times New Roman" w:cs="Times New Roman"/>
+          <w:lang w:val="en-US"/>
+        </w:rPr>
+      </w:pPr>
+    </w:p>
+    <w:p>
+      <w:pPr>
         <w:pStyle w:val="ListParagraph"/>
         <w:numPr>
           <w:ilvl w:val="1"/>
@@ -3206,39 +3286,25 @@
       <w:r>
         <w:rPr>
           <w:rFonts w:ascii="Times New Roman" w:eastAsia="Times New Roman" w:hAnsi="Times New Roman" w:cs="Times New Roman"/>
+          <w:b/>
+          <w:bCs/>
         </w:rPr>
         <w:lastRenderedPageBreak/>
-        <w:t>Additional information relating to understanding the data (optional)</w:t>
-      </w:r>
-      <w:r>
-        <w:rPr>
-          <w:rFonts w:ascii="Times New Roman" w:eastAsia="Times New Roman" w:hAnsi="Times New Roman" w:cs="Times New Roman"/>
-        </w:rPr>
-        <w:t xml:space="preserve"> (</w:t>
-      </w:r>
-      <w:r>
-        <w:rPr>
-          <w:rFonts w:ascii="Times New Roman" w:eastAsia="Times New Roman" w:hAnsi="Times New Roman" w:cs="Times New Roman"/>
-          <w:b/>
-          <w:bCs/>
-        </w:rPr>
-        <w:t>50 words)</w:t>
-      </w:r>
-      <w:r>
-        <w:rPr>
-          <w:rFonts w:ascii="Times New Roman" w:eastAsia="Times New Roman" w:hAnsi="Times New Roman" w:cs="Times New Roman"/>
-        </w:rPr>
-        <w:t xml:space="preserve"> </w:t>
-      </w:r>
-    </w:p>
-    <w:p>
-      <w:pPr>
-        <w:pStyle w:val="ListParagraph"/>
-        <w:numPr>
-          <w:ilvl w:val="0"/>
-          <w:numId w:val="38"/>
-        </w:numPr>
-        <w:ind w:left="1434" w:hanging="357"/>
+        <w:t>Additional information relating to understanding the data</w:t>
+      </w:r>
+    </w:p>
+    <w:p>
+      <w:pPr>
+        <w:ind w:left="1077"/>
+        <w:rPr>
+          <w:rFonts w:ascii="Times New Roman" w:eastAsia="Times New Roman" w:hAnsi="Times New Roman" w:cs="Times New Roman"/>
+        </w:rPr>
+      </w:pPr>
+    </w:p>
+    <w:p>
+      <w:pPr>
+        <w:ind w:left="1077"/>
+        <w:jc w:val="both"/>
         <w:rPr>
           <w:rFonts w:ascii="Times New Roman" w:eastAsia="Times New Roman" w:hAnsi="Times New Roman" w:cs="Times New Roman"/>
           <w:lang w:bidi="en-US"/>
@@ -3255,60 +3321,45 @@
           <w:rFonts w:ascii="Times New Roman" w:eastAsia="Times New Roman" w:hAnsi="Times New Roman" w:cs="Times New Roman"/>
           <w:lang w:bidi="en-US"/>
         </w:rPr>
-        <w:t xml:space="preserve">The boxplot shows that doctors have higher stress levels than engineers. Doctors’ stress level rates are also more </w:t>
-      </w:r>
-      <w:proofErr w:type="gramStart"/>
-      <w:r>
+        <w:t xml:space="preserve">The boxplot shows that doctors have higher stress levels than engineers. Doctors’ stress level rates are also more similar to each other. This shows that doctors report around the same level of stress compared to engineers whose average ratings are lower but more spread out. </w:t>
+      </w:r>
+    </w:p>
+    <w:p>
+      <w:pPr>
+        <w:ind w:left="1077"/>
+        <w:jc w:val="both"/>
         <w:rPr>
           <w:rFonts w:ascii="Times New Roman" w:eastAsia="Times New Roman" w:hAnsi="Times New Roman" w:cs="Times New Roman"/>
           <w:lang w:bidi="en-US"/>
         </w:rPr>
-        <w:t>similar to</w:t>
-      </w:r>
-      <w:proofErr w:type="gramEnd"/>
-      <w:r>
+      </w:pPr>
+    </w:p>
+    <w:p>
+      <w:pPr>
+        <w:ind w:left="1077"/>
+        <w:jc w:val="both"/>
         <w:rPr>
           <w:rFonts w:ascii="Times New Roman" w:eastAsia="Times New Roman" w:hAnsi="Times New Roman" w:cs="Times New Roman"/>
           <w:lang w:bidi="en-US"/>
         </w:rPr>
-        <w:t xml:space="preserve"> each other. This shows that doctors report around the same level of stress compared to engineers whose average ratings are lower but more spread out.  </w:t>
-      </w:r>
-    </w:p>
-    <w:p>
-      <w:pPr>
-        <w:pStyle w:val="ListParagraph"/>
-        <w:numPr>
-          <w:ilvl w:val="0"/>
-          <w:numId w:val="38"/>
-        </w:numPr>
-        <w:ind w:left="1434" w:hanging="357"/>
+      </w:pPr>
+      <w:r>
+        <w:rPr>
+          <w:rFonts w:ascii="Times New Roman" w:eastAsia="Times New Roman" w:hAnsi="Times New Roman" w:cs="Times New Roman"/>
+        </w:rPr>
+        <w:t xml:space="preserve">For Histogram (Dependent Variable): </w:t>
+      </w:r>
+      <w:r>
         <w:rPr>
           <w:rFonts w:ascii="Times New Roman" w:eastAsia="Times New Roman" w:hAnsi="Times New Roman" w:cs="Times New Roman"/>
           <w:lang w:bidi="en-US"/>
         </w:rPr>
-      </w:pPr>
-      <w:r>
-        <w:rPr>
-          <w:rFonts w:ascii="Times New Roman" w:eastAsia="Times New Roman" w:hAnsi="Times New Roman" w:cs="Times New Roman"/>
-        </w:rPr>
-        <w:t xml:space="preserve">For Histogram (Dependent Variable): </w:t>
-      </w:r>
-      <w:r>
-        <w:rPr>
-          <w:rFonts w:ascii="Times New Roman" w:eastAsia="Times New Roman" w:hAnsi="Times New Roman" w:cs="Times New Roman"/>
-          <w:lang w:bidi="en-US"/>
-        </w:rPr>
         <w:t xml:space="preserve">The histogram shows that the stress levels are not normally distributed, with visible clustering around values 2, 5, and 7. This graph gives a clear explanation of how stress is distributed among doctors and engineers. </w:t>
       </w:r>
     </w:p>
     <w:p>
       <w:pPr>
-        <w:pStyle w:val="ListParagraph"/>
-        <w:numPr>
-          <w:ilvl w:val="0"/>
-          <w:numId w:val="38"/>
-        </w:numPr>
-        <w:ind w:left="1434" w:hanging="357"/>
+        <w:ind w:left="1077"/>
         <w:rPr>
           <w:rFonts w:ascii="Times New Roman" w:eastAsia="Times New Roman" w:hAnsi="Times New Roman" w:cs="Times New Roman"/>
           <w:lang w:bidi="en-US"/>
@@ -3339,6 +3390,8 @@
       <w:r>
         <w:rPr>
           <w:rFonts w:ascii="Times New Roman" w:eastAsia="Times New Roman" w:hAnsi="Times New Roman" w:cs="Times New Roman"/>
+          <w:b/>
+          <w:bCs/>
         </w:rPr>
         <w:t>Useful information for the data understanding</w:t>
       </w:r>
@@ -3346,34 +3399,16 @@
         <w:rPr>
           <w:rFonts w:ascii="Times New Roman" w:eastAsia="Times New Roman" w:hAnsi="Times New Roman" w:cs="Times New Roman"/>
         </w:rPr>
-        <w:t xml:space="preserve"> (</w:t>
-      </w:r>
-      <w:r>
-        <w:rPr>
-          <w:rFonts w:ascii="Times New Roman" w:eastAsia="Times New Roman" w:hAnsi="Times New Roman" w:cs="Times New Roman"/>
-          <w:b/>
-          <w:bCs/>
-        </w:rPr>
-        <w:t>50 words)</w:t>
-      </w:r>
-      <w:r>
-        <w:rPr>
-          <w:rFonts w:ascii="Times New Roman" w:eastAsia="Times New Roman" w:hAnsi="Times New Roman" w:cs="Times New Roman"/>
-        </w:rPr>
         <w:t xml:space="preserve"> </w:t>
       </w:r>
     </w:p>
     <w:p>
       <w:pPr>
-        <w:pStyle w:val="ListParagraph"/>
-        <w:numPr>
-          <w:ilvl w:val="0"/>
-          <w:numId w:val="40"/>
-        </w:numPr>
         <w:tabs>
           <w:tab w:val="left" w:pos="7620"/>
         </w:tabs>
-        <w:ind w:left="1434" w:hanging="357"/>
+        <w:ind w:left="1077"/>
+        <w:jc w:val="both"/>
         <w:rPr>
           <w:rFonts w:ascii="Times New Roman" w:hAnsi="Times New Roman" w:cs="Times New Roman"/>
           <w:lang w:val="en-US" w:bidi="en-US"/>
@@ -3384,42 +3419,7 @@
           <w:rFonts w:ascii="Times New Roman" w:hAnsi="Times New Roman" w:cs="Times New Roman"/>
           <w:lang w:val="en-US" w:bidi="en-US"/>
         </w:rPr>
-        <w:t>D</w:t>
-      </w:r>
-      <w:r>
-        <w:rPr>
-          <w:rFonts w:ascii="Times New Roman" w:hAnsi="Times New Roman" w:cs="Times New Roman"/>
-          <w:lang w:val="en-US" w:bidi="en-US"/>
-        </w:rPr>
-        <w:t>octors tend to experience consistently higher stress levels, while engineer</w:t>
-      </w:r>
-      <w:r>
-        <w:rPr>
-          <w:rFonts w:ascii="Times New Roman" w:hAnsi="Times New Roman" w:cs="Times New Roman"/>
-          <w:lang w:val="en-US" w:bidi="en-US"/>
-        </w:rPr>
-        <w:t>s’ stress levels vary per individual</w:t>
-      </w:r>
-      <w:r>
-        <w:rPr>
-          <w:rFonts w:ascii="Times New Roman" w:hAnsi="Times New Roman" w:cs="Times New Roman"/>
-          <w:lang w:val="en-US" w:bidi="en-US"/>
-        </w:rPr>
-        <w:t>. The boxplot and histogram show these differences clearly by visually illustrating the stress levels reported by the participants. Since the shape of the histogram is uneven and is not a smooth curve, it shows</w:t>
-      </w:r>
-      <w:r>
-        <w:rPr>
-          <w:rFonts w:ascii="Times New Roman" w:hAnsi="Times New Roman" w:cs="Times New Roman"/>
-          <w:lang w:val="en-US" w:bidi="en-US"/>
-        </w:rPr>
-        <w:t xml:space="preserve"> that</w:t>
-      </w:r>
-      <w:r>
-        <w:rPr>
-          <w:rFonts w:ascii="Times New Roman" w:hAnsi="Times New Roman" w:cs="Times New Roman"/>
-          <w:lang w:val="en-US" w:bidi="en-US"/>
-        </w:rPr>
-        <w:t xml:space="preserve"> our data is not normally distributed. </w:t>
+        <w:t xml:space="preserve">Doctors tend to experience consistently higher stress levels, while engineers’ stress levels vary per individual. The boxplot and histogram show these differences clearly by visually illustrating the stress levels reported by the participants. Since the shape of the histogram is uneven and is not a smooth curve, it shows that our data is not normally distributed. </w:t>
       </w:r>
     </w:p>
     <w:p>
@@ -3512,13 +3512,7 @@
           <w:b/>
           <w:bCs/>
         </w:rPr>
-        <w:t>Statistical test used to test the hypotheses and output</w:t>
-      </w:r>
-      <w:r>
-        <w:rPr>
-          <w:rFonts w:ascii="Times New Roman" w:eastAsia="Times New Roman" w:hAnsi="Times New Roman" w:cs="Times New Roman"/>
-        </w:rPr>
-        <w:t xml:space="preserve"> (</w:t>
+        <w:t xml:space="preserve">Statistical test used to test the hypotheses and </w:t>
       </w:r>
       <w:r>
         <w:rPr>
@@ -3526,7 +3520,7 @@
           <w:b/>
           <w:bCs/>
         </w:rPr>
-        <w:t>75 words)</w:t>
+        <w:t>output</w:t>
       </w:r>
       <w:r>
         <w:rPr>
@@ -3730,27 +3724,12 @@
         <w:rPr>
           <w:rFonts w:ascii="Times New Roman" w:eastAsia="Times New Roman" w:hAnsi="Times New Roman" w:cs="Times New Roman"/>
         </w:rPr>
-        <w:t xml:space="preserve"> (</w:t>
-      </w:r>
-      <w:r>
-        <w:rPr>
-          <w:rFonts w:ascii="Times New Roman" w:eastAsia="Times New Roman" w:hAnsi="Times New Roman" w:cs="Times New Roman"/>
-          <w:b/>
-          <w:bCs/>
-        </w:rPr>
-        <w:t>10</w:t>
-      </w:r>
-      <w:r>
-        <w:rPr>
-          <w:rFonts w:ascii="Times New Roman" w:eastAsia="Times New Roman" w:hAnsi="Times New Roman" w:cs="Times New Roman"/>
-          <w:b/>
-          <w:bCs/>
-        </w:rPr>
-        <w:t>0 words)</w:t>
-      </w:r>
-    </w:p>
-    <w:p>
-      <w:pPr>
+        <w:t xml:space="preserve"> </w:t>
+      </w:r>
+    </w:p>
+    <w:p>
+      <w:pPr>
+        <w:pStyle w:val="ListParagraph"/>
         <w:ind w:left="1440"/>
         <w:rPr>
           <w:rFonts w:ascii="Times New Roman" w:eastAsia="Times New Roman" w:hAnsi="Times New Roman" w:cs="Times New Roman"/>
@@ -3879,6 +3858,16 @@
         <w:lastRenderedPageBreak/>
         <w:t>Evaluation – group’s experience at 7COM1079</w:t>
       </w:r>
+    </w:p>
+    <w:p>
+      <w:pPr>
+        <w:pStyle w:val="ListParagraph"/>
+        <w:rPr>
+          <w:rFonts w:ascii="Times New Roman" w:eastAsia="Times New Roman" w:hAnsi="Times New Roman" w:cs="Times New Roman"/>
+          <w:b/>
+          <w:bCs/>
+        </w:rPr>
+      </w:pPr>
     </w:p>
     <w:p>
       <w:pPr>
@@ -3888,43 +3877,35 @@
           <w:numId w:val="32"/>
         </w:numPr>
         <w:ind w:hanging="720"/>
-        <w:rPr>
-          <w:rFonts w:ascii="Times New Roman" w:eastAsia="Times New Roman" w:hAnsi="Times New Roman" w:cs="Times New Roman"/>
-        </w:rPr>
-      </w:pPr>
-      <w:r>
-        <w:rPr>
-          <w:rFonts w:ascii="Times New Roman" w:eastAsia="Times New Roman" w:hAnsi="Times New Roman" w:cs="Times New Roman"/>
+        <w:jc w:val="both"/>
+        <w:rPr>
+          <w:rFonts w:ascii="Times New Roman" w:eastAsia="Times New Roman" w:hAnsi="Times New Roman" w:cs="Times New Roman"/>
+          <w:b/>
+          <w:bCs/>
+        </w:rPr>
+      </w:pPr>
+      <w:r>
+        <w:rPr>
+          <w:rFonts w:ascii="Times New Roman" w:eastAsia="Times New Roman" w:hAnsi="Times New Roman" w:cs="Times New Roman"/>
+          <w:b/>
+          <w:bCs/>
         </w:rPr>
         <w:t>What went well</w:t>
       </w:r>
       <w:r>
         <w:rPr>
           <w:rFonts w:ascii="Times New Roman" w:eastAsia="Times New Roman" w:hAnsi="Times New Roman" w:cs="Times New Roman"/>
+          <w:b/>
+          <w:bCs/>
         </w:rPr>
         <w:t xml:space="preserve"> </w:t>
       </w:r>
-      <w:r>
-        <w:rPr>
-          <w:rFonts w:ascii="Times New Roman" w:eastAsia="Times New Roman" w:hAnsi="Times New Roman" w:cs="Times New Roman"/>
-          <w:b/>
-          <w:bCs/>
-        </w:rPr>
-        <w:t>(75 words)</w:t>
-      </w:r>
-      <w:r>
-        <w:rPr>
-          <w:rFonts w:ascii="Times New Roman" w:eastAsia="Times New Roman" w:hAnsi="Times New Roman" w:cs="Times New Roman"/>
-          <w:b/>
-          <w:bCs/>
-        </w:rPr>
-        <w:t xml:space="preserve"> </w:t>
-      </w:r>
-    </w:p>
-    <w:p>
-      <w:pPr>
-        <w:pStyle w:val="ListParagraph"/>
-        <w:ind w:left="1440"/>
+    </w:p>
+    <w:p>
+      <w:pPr>
+        <w:pStyle w:val="ListParagraph"/>
+        <w:ind w:left="1440"/>
+        <w:jc w:val="both"/>
         <w:rPr>
           <w:rFonts w:ascii="Times New Roman" w:eastAsia="Times New Roman" w:hAnsi="Times New Roman" w:cs="Times New Roman"/>
         </w:rPr>
@@ -3940,6 +3921,7 @@
       <w:pPr>
         <w:pStyle w:val="ListParagraph"/>
         <w:ind w:left="1440"/>
+        <w:jc w:val="both"/>
         <w:rPr>
           <w:rFonts w:ascii="Times New Roman" w:eastAsia="Times New Roman" w:hAnsi="Times New Roman" w:cs="Times New Roman"/>
         </w:rPr>
@@ -3953,19 +3935,26 @@
           <w:numId w:val="32"/>
         </w:numPr>
         <w:ind w:hanging="720"/>
-        <w:rPr>
-          <w:rFonts w:ascii="Times New Roman" w:eastAsia="Times New Roman" w:hAnsi="Times New Roman" w:cs="Times New Roman"/>
-        </w:rPr>
-      </w:pPr>
-      <w:r>
-        <w:rPr>
-          <w:rFonts w:ascii="Times New Roman" w:eastAsia="Times New Roman" w:hAnsi="Times New Roman" w:cs="Times New Roman"/>
+        <w:jc w:val="both"/>
+        <w:rPr>
+          <w:rFonts w:ascii="Times New Roman" w:eastAsia="Times New Roman" w:hAnsi="Times New Roman" w:cs="Times New Roman"/>
+          <w:b/>
+          <w:bCs/>
+        </w:rPr>
+      </w:pPr>
+      <w:r>
+        <w:rPr>
+          <w:rFonts w:ascii="Times New Roman" w:eastAsia="Times New Roman" w:hAnsi="Times New Roman" w:cs="Times New Roman"/>
+          <w:b/>
+          <w:bCs/>
         </w:rPr>
         <w:t>Points for improvement</w:t>
       </w:r>
       <w:r>
         <w:rPr>
           <w:rFonts w:ascii="Times New Roman" w:eastAsia="Times New Roman" w:hAnsi="Times New Roman" w:cs="Times New Roman"/>
+          <w:b/>
+          <w:bCs/>
         </w:rPr>
         <w:t xml:space="preserve"> </w:t>
       </w:r>
@@ -3975,15 +3964,7 @@
           <w:b/>
           <w:bCs/>
         </w:rPr>
-        <w:t>(75 words)</w:t>
-      </w:r>
-      <w:r>
-        <w:rPr>
-          <w:rFonts w:ascii="Times New Roman" w:eastAsia="Times New Roman" w:hAnsi="Times New Roman" w:cs="Times New Roman"/>
-          <w:b/>
-          <w:bCs/>
-        </w:rPr>
-        <w:t xml:space="preserve">                                                       </w:t>
+        <w:t xml:space="preserve">                                                   </w:t>
       </w:r>
     </w:p>
     <w:p>
@@ -3992,6 +3973,7 @@
           <w:tab w:val="left" w:pos="1470"/>
         </w:tabs>
         <w:ind w:left="1440"/>
+        <w:jc w:val="both"/>
         <w:rPr>
           <w:rFonts w:ascii="Times New Roman" w:eastAsia="Times New Roman" w:hAnsi="Times New Roman" w:cs="Times New Roman"/>
         </w:rPr>
@@ -4017,8 +3999,10 @@
     </w:p>
     <w:p>
       <w:pPr>
-        <w:rPr>
-          <w:rFonts w:ascii="Times New Roman" w:eastAsia="Times New Roman" w:hAnsi="Times New Roman" w:cs="Times New Roman"/>
+        <w:jc w:val="both"/>
+        <w:rPr>
+          <w:rFonts w:ascii="Times New Roman" w:eastAsia="Times New Roman" w:hAnsi="Times New Roman" w:cs="Times New Roman"/>
+          <w:b/>
         </w:rPr>
       </w:pPr>
     </w:p>
@@ -4030,27 +4014,24 @@
           <w:numId w:val="32"/>
         </w:numPr>
         <w:ind w:hanging="720"/>
-        <w:rPr>
-          <w:rFonts w:ascii="Times New Roman" w:eastAsia="Times New Roman" w:hAnsi="Times New Roman" w:cs="Times New Roman"/>
-        </w:rPr>
-      </w:pPr>
-      <w:r>
-        <w:rPr>
-          <w:rFonts w:ascii="Times New Roman" w:eastAsia="Times New Roman" w:hAnsi="Times New Roman" w:cs="Times New Roman"/>
-        </w:rPr>
-        <w:t>Group’s time management (</w:t>
-      </w:r>
-      <w:r>
+        <w:jc w:val="both"/>
         <w:rPr>
           <w:rFonts w:ascii="Times New Roman" w:eastAsia="Times New Roman" w:hAnsi="Times New Roman" w:cs="Times New Roman"/>
           <w:b/>
         </w:rPr>
-        <w:t>50 words)</w:t>
-      </w:r>
-    </w:p>
-    <w:p>
-      <w:pPr>
-        <w:ind w:left="1440"/>
+      </w:pPr>
+      <w:r>
+        <w:rPr>
+          <w:rFonts w:ascii="Times New Roman" w:eastAsia="Times New Roman" w:hAnsi="Times New Roman" w:cs="Times New Roman"/>
+          <w:b/>
+        </w:rPr>
+        <w:t xml:space="preserve">Group’s time management </w:t>
+      </w:r>
+    </w:p>
+    <w:p>
+      <w:pPr>
+        <w:ind w:left="1440"/>
+        <w:jc w:val="both"/>
         <w:rPr>
           <w:rFonts w:ascii="Times New Roman" w:eastAsia="Times New Roman" w:hAnsi="Times New Roman" w:cs="Times New Roman"/>
         </w:rPr>
@@ -4089,6 +4070,7 @@
     <w:p>
       <w:pPr>
         <w:ind w:left="1440"/>
+        <w:jc w:val="both"/>
         <w:rPr>
           <w:rFonts w:ascii="Times New Roman" w:eastAsia="Times New Roman" w:hAnsi="Times New Roman" w:cs="Times New Roman"/>
         </w:rPr>
@@ -4102,27 +4084,26 @@
           <w:numId w:val="32"/>
         </w:numPr>
         <w:ind w:hanging="720"/>
-        <w:rPr>
-          <w:rFonts w:ascii="Times New Roman" w:eastAsia="Times New Roman" w:hAnsi="Times New Roman" w:cs="Times New Roman"/>
-        </w:rPr>
-      </w:pPr>
-      <w:r>
-        <w:rPr>
-          <w:rFonts w:ascii="Times New Roman" w:eastAsia="Times New Roman" w:hAnsi="Times New Roman" w:cs="Times New Roman"/>
-        </w:rPr>
-        <w:t>Project’s overall judgement (</w:t>
-      </w:r>
-      <w:r>
+        <w:jc w:val="both"/>
         <w:rPr>
           <w:rFonts w:ascii="Times New Roman" w:eastAsia="Times New Roman" w:hAnsi="Times New Roman" w:cs="Times New Roman"/>
           <w:b/>
-        </w:rPr>
-        <w:t>50 words)</w:t>
-      </w:r>
-    </w:p>
-    <w:p>
-      <w:pPr>
-        <w:ind w:left="1440"/>
+          <w:bCs/>
+        </w:rPr>
+      </w:pPr>
+      <w:r>
+        <w:rPr>
+          <w:rFonts w:ascii="Times New Roman" w:eastAsia="Times New Roman" w:hAnsi="Times New Roman" w:cs="Times New Roman"/>
+          <w:b/>
+          <w:bCs/>
+        </w:rPr>
+        <w:t>Project’s overall judgement</w:t>
+      </w:r>
+    </w:p>
+    <w:p>
+      <w:pPr>
+        <w:ind w:left="1440"/>
+        <w:jc w:val="both"/>
         <w:rPr>
           <w:rFonts w:ascii="Times New Roman" w:eastAsia="Times New Roman" w:hAnsi="Times New Roman" w:cs="Times New Roman"/>
         </w:rPr>
@@ -4148,9 +4129,11 @@
     </w:p>
     <w:p>
       <w:pPr>
-        <w:ind w:left="1440"/>
-        <w:rPr>
-          <w:rFonts w:ascii="Times New Roman" w:eastAsia="Times New Roman" w:hAnsi="Times New Roman" w:cs="Times New Roman"/>
+        <w:jc w:val="both"/>
+        <w:rPr>
+          <w:rFonts w:ascii="Times New Roman" w:eastAsia="Times New Roman" w:hAnsi="Times New Roman" w:cs="Times New Roman"/>
+          <w:b/>
+          <w:bCs/>
         </w:rPr>
       </w:pPr>
     </w:p>
@@ -4162,6 +4145,7 @@
           <w:numId w:val="32"/>
         </w:numPr>
         <w:ind w:hanging="720"/>
+        <w:jc w:val="both"/>
         <w:rPr>
           <w:rFonts w:ascii="Times New Roman" w:eastAsia="Times New Roman" w:hAnsi="Times New Roman" w:cs="Times New Roman"/>
           <w:b/>
@@ -4171,82 +4155,65 @@
       <w:r>
         <w:rPr>
           <w:rFonts w:ascii="Times New Roman" w:eastAsia="Times New Roman" w:hAnsi="Times New Roman" w:cs="Times New Roman"/>
-          <w:i/>
-          <w:iCs/>
-        </w:rPr>
-        <w:t xml:space="preserve">Note any </w:t>
-      </w:r>
-      <w:r>
-        <w:rPr>
-          <w:rFonts w:ascii="Times New Roman" w:eastAsia="Times New Roman" w:hAnsi="Times New Roman" w:cs="Times New Roman"/>
-          <w:i/>
-          <w:iCs/>
-        </w:rPr>
-        <w:t>changes</w:t>
-      </w:r>
-      <w:r>
-        <w:rPr>
-          <w:rFonts w:ascii="Times New Roman" w:eastAsia="Times New Roman" w:hAnsi="Times New Roman" w:cs="Times New Roman"/>
-          <w:i/>
-          <w:iCs/>
+          <w:b/>
+          <w:bCs/>
+        </w:rPr>
+        <w:t>Comment on the Git</w:t>
+      </w:r>
+      <w:r>
+        <w:rPr>
+          <w:rFonts w:ascii="Times New Roman" w:eastAsia="Times New Roman" w:hAnsi="Times New Roman" w:cs="Times New Roman"/>
+          <w:b/>
+          <w:bCs/>
+        </w:rPr>
+        <w:t>Hub</w:t>
+      </w:r>
+      <w:r>
+        <w:rPr>
+          <w:rFonts w:ascii="Times New Roman" w:eastAsia="Times New Roman" w:hAnsi="Times New Roman" w:cs="Times New Roman"/>
+          <w:b/>
+          <w:bCs/>
+        </w:rPr>
+        <w:t xml:space="preserve"> log output  </w:t>
+      </w:r>
+    </w:p>
+    <w:p>
+      <w:pPr>
+        <w:pStyle w:val="ListParagraph"/>
+        <w:ind w:left="1440"/>
+        <w:jc w:val="both"/>
+        <w:rPr>
+          <w:rFonts w:ascii="Times New Roman" w:eastAsia="Times New Roman" w:hAnsi="Times New Roman" w:cs="Times New Roman"/>
+          <w:b/>
+          <w:bCs/>
+        </w:rPr>
+      </w:pPr>
+    </w:p>
+    <w:p>
+      <w:pPr>
+        <w:ind w:left="1440"/>
+        <w:jc w:val="both"/>
+        <w:rPr>
+          <w:rFonts w:ascii="Times New Roman" w:eastAsia="Times New Roman" w:hAnsi="Times New Roman" w:cs="Times New Roman"/>
+        </w:rPr>
+      </w:pPr>
+      <w:r>
+        <w:rPr>
+          <w:rFonts w:ascii="Times New Roman" w:eastAsia="Times New Roman" w:hAnsi="Times New Roman" w:cs="Times New Roman"/>
+        </w:rPr>
+        <w:t>GitHub logs showed frequent commits from all members, proving active</w:t>
+      </w:r>
+      <w:r>
+        <w:rPr>
+          <w:rFonts w:ascii="Times New Roman" w:eastAsia="Times New Roman" w:hAnsi="Times New Roman" w:cs="Times New Roman"/>
         </w:rPr>
         <w:t xml:space="preserve"> </w:t>
       </w:r>
       <w:r>
         <w:rPr>
           <w:rFonts w:ascii="Times New Roman" w:eastAsia="Times New Roman" w:hAnsi="Times New Roman" w:cs="Times New Roman"/>
-          <w:i/>
-          <w:iCs/>
-        </w:rPr>
-        <w:t>t</w:t>
-      </w:r>
-      <w:r>
-        <w:rPr>
-          <w:rFonts w:ascii="Times New Roman" w:eastAsia="Times New Roman" w:hAnsi="Times New Roman" w:cs="Times New Roman"/>
-          <w:i/>
-          <w:iCs/>
-        </w:rPr>
-        <w:t xml:space="preserve">o group since </w:t>
-      </w:r>
-      <w:r>
-        <w:rPr>
-          <w:rFonts w:ascii="Times New Roman" w:eastAsia="Times New Roman" w:hAnsi="Times New Roman" w:cs="Times New Roman"/>
-          <w:i/>
-          <w:iCs/>
-        </w:rPr>
-        <w:t>original allocation if applicable</w:t>
-      </w:r>
-      <w:r>
-        <w:rPr>
-          <w:rFonts w:ascii="Times New Roman" w:eastAsia="Times New Roman" w:hAnsi="Times New Roman" w:cs="Times New Roman"/>
-          <w:i/>
-          <w:iCs/>
-        </w:rPr>
-        <w:t xml:space="preserve">. </w:t>
-      </w:r>
-      <w:r>
-        <w:rPr>
-          <w:rFonts w:ascii="Times New Roman" w:eastAsia="Times New Roman" w:hAnsi="Times New Roman" w:cs="Times New Roman"/>
-          <w:i/>
-          <w:iCs/>
-        </w:rPr>
-        <w:t xml:space="preserve">Add new </w:t>
-      </w:r>
-      <w:r>
-        <w:rPr>
-          <w:rFonts w:ascii="Times New Roman" w:eastAsia="Times New Roman" w:hAnsi="Times New Roman" w:cs="Times New Roman"/>
-          <w:i/>
-          <w:iCs/>
-        </w:rPr>
-        <w:t xml:space="preserve">or amended </w:t>
-      </w:r>
-      <w:r>
-        <w:rPr>
-          <w:rFonts w:ascii="Times New Roman" w:eastAsia="Times New Roman" w:hAnsi="Times New Roman" w:cs="Times New Roman"/>
-          <w:i/>
-          <w:iCs/>
-        </w:rPr>
-        <w:t>GitHub Ids for new members</w:t>
+        </w:rPr>
+        <w:t>participation.</w:t>
       </w:r>
       <w:r>
         <w:rPr>
@@ -4257,217 +4224,32 @@
       <w:r>
         <w:rPr>
           <w:rFonts w:ascii="Times New Roman" w:eastAsia="Times New Roman" w:hAnsi="Times New Roman" w:cs="Times New Roman"/>
-          <w:b/>
-          <w:bCs/>
-        </w:rPr>
-        <w:t>(75 words, write only if applies to your group arrangements)</w:t>
-      </w:r>
-    </w:p>
-    <w:p>
-      <w:pPr>
-        <w:ind w:left="1440"/>
-        <w:rPr>
-          <w:rFonts w:ascii="Times New Roman" w:eastAsia="Times New Roman" w:hAnsi="Times New Roman" w:cs="Times New Roman"/>
-        </w:rPr>
-      </w:pPr>
-      <w:r>
-        <w:rPr>
-          <w:rFonts w:ascii="Times New Roman" w:eastAsia="Times New Roman" w:hAnsi="Times New Roman" w:cs="Times New Roman"/>
-        </w:rPr>
-        <w:t xml:space="preserve">GitHub logs showed frequent commits from all members, proving active </w:t>
-      </w:r>
-      <w:r>
-        <w:rPr>
-          <w:rFonts w:ascii="Times New Roman" w:eastAsia="Times New Roman" w:hAnsi="Times New Roman" w:cs="Times New Roman"/>
-        </w:rPr>
-        <w:t>participation.</w:t>
-      </w:r>
-    </w:p>
-    <w:p>
-      <w:pPr>
-        <w:ind w:left="1440"/>
-        <w:rPr>
-          <w:rFonts w:ascii="Times New Roman" w:eastAsia="Times New Roman" w:hAnsi="Times New Roman" w:cs="Times New Roman"/>
-        </w:rPr>
-      </w:pPr>
-      <w:r>
-        <w:rPr>
-          <w:rFonts w:ascii="Times New Roman" w:eastAsia="Times New Roman" w:hAnsi="Times New Roman" w:cs="Times New Roman"/>
         </w:rPr>
         <w:t>Commit messages were generally clear and informative.</w:t>
       </w:r>
-    </w:p>
-    <w:p>
-      <w:pPr>
-        <w:ind w:left="1440"/>
-        <w:rPr>
-          <w:rFonts w:ascii="Times New Roman" w:eastAsia="Times New Roman" w:hAnsi="Times New Roman" w:cs="Times New Roman"/>
-        </w:rPr>
-      </w:pPr>
-      <w:r>
-        <w:rPr>
-          <w:rFonts w:ascii="Times New Roman" w:eastAsia="Times New Roman" w:hAnsi="Times New Roman" w:cs="Times New Roman"/>
-        </w:rPr>
-        <w:t xml:space="preserve">A more uniform commit strategy </w:t>
-      </w:r>
-      <w:r>
-        <w:rPr>
-          <w:rFonts w:ascii="Times New Roman" w:eastAsia="Times New Roman" w:hAnsi="Times New Roman" w:cs="Times New Roman"/>
-        </w:rPr>
-        <w:t>(example</w:t>
-      </w:r>
-      <w:r>
-        <w:rPr>
-          <w:rFonts w:ascii="Times New Roman" w:eastAsia="Times New Roman" w:hAnsi="Times New Roman" w:cs="Times New Roman"/>
-        </w:rPr>
-        <w:t xml:space="preserve"> naming convention, timing) could improve traceability.</w:t>
-      </w:r>
-    </w:p>
-    <w:p>
-      <w:pPr>
-        <w:ind w:left="1440"/>
-        <w:rPr>
-          <w:rFonts w:ascii="Times New Roman" w:eastAsia="Times New Roman" w:hAnsi="Times New Roman" w:cs="Times New Roman"/>
-        </w:rPr>
-      </w:pPr>
+      <w:r>
+        <w:rPr>
+          <w:rFonts w:ascii="Times New Roman" w:eastAsia="Times New Roman" w:hAnsi="Times New Roman" w:cs="Times New Roman"/>
+        </w:rPr>
+        <w:t xml:space="preserve"> </w:t>
+      </w:r>
+      <w:r>
+        <w:rPr>
+          <w:rFonts w:ascii="Times New Roman" w:eastAsia="Times New Roman" w:hAnsi="Times New Roman" w:cs="Times New Roman"/>
+        </w:rPr>
+        <w:t>A more uniform commit strategy (example naming convention, timing) could improve traceability.</w:t>
+      </w:r>
+      <w:r>
+        <w:rPr>
+          <w:rFonts w:ascii="Times New Roman" w:eastAsia="Times New Roman" w:hAnsi="Times New Roman" w:cs="Times New Roman"/>
+        </w:rPr>
+        <w:t xml:space="preserve"> </w:t>
+      </w:r>
       <w:r>
         <w:rPr>
           <w:rFonts w:ascii="Times New Roman" w:eastAsia="Times New Roman" w:hAnsi="Times New Roman" w:cs="Times New Roman"/>
         </w:rPr>
         <w:t>Overall, the log output reflects steady progress and balanced workload distribution.</w:t>
-      </w:r>
-    </w:p>
-    <w:p>
-      <w:pPr>
-        <w:ind w:left="1440"/>
-        <w:rPr>
-          <w:rFonts w:ascii="Times New Roman" w:eastAsia="Times New Roman" w:hAnsi="Times New Roman" w:cs="Times New Roman"/>
-          <w:b/>
-          <w:bCs/>
-        </w:rPr>
-      </w:pPr>
-    </w:p>
-    <w:p>
-      <w:pPr>
-        <w:pStyle w:val="ListParagraph"/>
-        <w:numPr>
-          <w:ilvl w:val="1"/>
-          <w:numId w:val="32"/>
-        </w:numPr>
-        <w:ind w:hanging="720"/>
-        <w:rPr>
-          <w:rFonts w:ascii="Times New Roman" w:eastAsia="Times New Roman" w:hAnsi="Times New Roman" w:cs="Times New Roman"/>
-          <w:b/>
-          <w:bCs/>
-        </w:rPr>
-      </w:pPr>
-      <w:r>
-        <w:rPr>
-          <w:rFonts w:ascii="Times New Roman" w:eastAsia="Times New Roman" w:hAnsi="Times New Roman" w:cs="Times New Roman"/>
-        </w:rPr>
-        <w:t>Comment on the Git</w:t>
-      </w:r>
-      <w:r>
-        <w:rPr>
-          <w:rFonts w:ascii="Times New Roman" w:eastAsia="Times New Roman" w:hAnsi="Times New Roman" w:cs="Times New Roman"/>
-        </w:rPr>
-        <w:t>Hub</w:t>
-      </w:r>
-      <w:r>
-        <w:rPr>
-          <w:rFonts w:ascii="Times New Roman" w:eastAsia="Times New Roman" w:hAnsi="Times New Roman" w:cs="Times New Roman"/>
-        </w:rPr>
-        <w:t xml:space="preserve"> log output </w:t>
-      </w:r>
-      <w:r>
-        <w:rPr>
-          <w:rFonts w:ascii="Times New Roman" w:eastAsia="Times New Roman" w:hAnsi="Times New Roman" w:cs="Times New Roman"/>
-          <w:b/>
-          <w:bCs/>
-        </w:rPr>
-        <w:t xml:space="preserve">(50 words) </w:t>
-      </w:r>
-    </w:p>
-    <w:p>
-      <w:pPr>
-        <w:pStyle w:val="ListParagraph"/>
-        <w:ind w:left="1440"/>
-        <w:rPr>
-          <w:rFonts w:ascii="Times New Roman" w:eastAsia="Times New Roman" w:hAnsi="Times New Roman" w:cs="Times New Roman"/>
-          <w:b/>
-          <w:bCs/>
-        </w:rPr>
-      </w:pPr>
-      <w:r>
-        <w:rPr>
-          <w:rFonts w:ascii="Times New Roman" w:eastAsia="Times New Roman" w:hAnsi="Times New Roman" w:cs="Times New Roman"/>
-          <w:i/>
-          <w:iCs/>
-          <w:highlight w:val="yellow"/>
-        </w:rPr>
-        <w:t>Please comment on the GitHub log output, and refer to it as being</w:t>
-      </w:r>
-      <w:r>
-        <w:rPr>
-          <w:rFonts w:ascii="Times New Roman" w:eastAsia="Times New Roman" w:hAnsi="Times New Roman" w:cs="Times New Roman"/>
-          <w:i/>
-          <w:iCs/>
-          <w:highlight w:val="yellow"/>
-        </w:rPr>
-        <w:t xml:space="preserve"> </w:t>
-      </w:r>
-      <w:r>
-        <w:rPr>
-          <w:rFonts w:ascii="Times New Roman" w:eastAsia="Times New Roman" w:hAnsi="Times New Roman" w:cs="Times New Roman"/>
-          <w:i/>
-          <w:iCs/>
-          <w:highlight w:val="yellow"/>
-        </w:rPr>
-        <w:t>placed into</w:t>
-      </w:r>
-      <w:r>
-        <w:rPr>
-          <w:rFonts w:ascii="Times New Roman" w:eastAsia="Times New Roman" w:hAnsi="Times New Roman" w:cs="Times New Roman"/>
-          <w:b/>
-          <w:bCs/>
-        </w:rPr>
-        <w:t xml:space="preserve"> </w:t>
-      </w:r>
-      <w:r>
-        <w:rPr>
-          <w:rFonts w:ascii="Times New Roman" w:eastAsiaTheme="minorEastAsia" w:hAnsi="Times New Roman" w:cs="Times New Roman"/>
-          <w:i/>
-          <w:iCs/>
-          <w:highlight w:val="yellow"/>
-        </w:rPr>
-        <w:t>Appendix B.</w:t>
-      </w:r>
-      <w:r>
-        <w:rPr>
-          <w:rFonts w:ascii="Times New Roman" w:eastAsia="Times New Roman" w:hAnsi="Times New Roman" w:cs="Times New Roman"/>
-          <w:b/>
-          <w:bCs/>
-        </w:rPr>
-        <w:t xml:space="preserve"> </w:t>
-      </w:r>
-    </w:p>
-    <w:p>
-      <w:pPr>
-        <w:spacing w:before="240" w:after="240"/>
-        <w:ind w:left="1440"/>
-        <w:rPr>
-          <w:rFonts w:ascii="Times New Roman" w:eastAsia="Times New Roman" w:hAnsi="Times New Roman" w:cs="Times New Roman"/>
-          <w:highlight w:val="yellow"/>
-        </w:rPr>
-      </w:pPr>
-      <w:r>
-        <w:rPr>
-          <w:rFonts w:ascii="Times New Roman" w:eastAsia="Times New Roman" w:hAnsi="Times New Roman" w:cs="Times New Roman"/>
-          <w:i/>
-          <w:iCs/>
-          <w:highlight w:val="yellow"/>
-        </w:rPr>
-        <w:t>From your Git log, select three most significant commits during this project and include the following for each:</w:t>
       </w:r>
     </w:p>
     <w:p>
@@ -4481,126 +4263,74 @@
         <w:ind w:left="1890"/>
         <w:rPr>
           <w:rFonts w:ascii="Times New Roman" w:eastAsia="Times New Roman" w:hAnsi="Times New Roman" w:cs="Times New Roman"/>
+        </w:rPr>
+      </w:pPr>
+      <w:r>
+        <w:rPr>
+          <w:rFonts w:ascii="Times New Roman" w:eastAsia="Times New Roman" w:hAnsi="Times New Roman" w:cs="Times New Roman"/>
+          <w:b/>
+          <w:bCs/>
+        </w:rPr>
+        <w:t>Commit Message</w:t>
+      </w:r>
+      <w:r>
+        <w:rPr>
+          <w:rFonts w:ascii="Times New Roman" w:eastAsia="Times New Roman" w:hAnsi="Times New Roman" w:cs="Times New Roman"/>
+        </w:rPr>
+        <w:t>:</w:t>
+      </w:r>
+      <w:r>
+        <w:rPr>
+          <w:rFonts w:ascii="Times New Roman" w:eastAsia="Times New Roman" w:hAnsi="Times New Roman" w:cs="Times New Roman"/>
+        </w:rPr>
+        <w:t xml:space="preserve"> </w:t>
+      </w:r>
+      <w:r>
+        <w:rPr>
+          <w:rFonts w:ascii="Times New Roman" w:eastAsia="Times New Roman" w:hAnsi="Times New Roman" w:cs="Times New Roman"/>
           <w:i/>
           <w:iCs/>
-          <w:highlight w:val="yellow"/>
-        </w:rPr>
-      </w:pPr>
-      <w:r>
-        <w:rPr>
-          <w:rFonts w:ascii="Times New Roman" w:eastAsia="Times New Roman" w:hAnsi="Times New Roman" w:cs="Times New Roman"/>
-          <w:b/>
-          <w:bCs/>
+        </w:rPr>
+        <w:t>[</w:t>
+      </w:r>
+      <w:r>
+        <w:rPr>
+          <w:rFonts w:ascii="Times New Roman" w:eastAsia="Times New Roman" w:hAnsi="Times New Roman" w:cs="Times New Roman"/>
           <w:i/>
           <w:iCs/>
-          <w:highlight w:val="yellow"/>
-        </w:rPr>
-        <w:t>Commit Message:</w:t>
-      </w:r>
-      <w:r>
+        </w:rPr>
+        <w:t>Adding the proper boxplot rscript</w:t>
+      </w:r>
+      <w:r>
+        <w:rPr>
+          <w:rFonts w:ascii="Times New Roman" w:eastAsia="Times New Roman" w:hAnsi="Times New Roman" w:cs="Times New Roman"/>
+        </w:rPr>
+        <w:t>]</w:t>
+      </w:r>
+      <w:r>
+        <w:rPr>
+          <w:rFonts w:ascii="Times New Roman" w:eastAsia="Times New Roman" w:hAnsi="Times New Roman" w:cs="Times New Roman"/>
+        </w:rPr>
+        <w:t xml:space="preserve"> - </w:t>
+      </w:r>
+      <w:r>
+        <w:rPr>
+          <w:rFonts w:ascii="Times New Roman" w:eastAsia="Times New Roman" w:hAnsi="Times New Roman" w:cs="Times New Roman"/>
+        </w:rPr>
+        <w:t>The box plot provides a clear comparison of median stress levels and variability between doctors and engineers, making differences in distribution and potential outliers easier to interpret alongside the statistical test results.</w:t>
+      </w:r>
+    </w:p>
+    <w:p>
+      <w:pPr>
+        <w:pStyle w:val="ListParagraph"/>
+        <w:spacing w:before="240" w:after="240"/>
+        <w:ind w:left="1890"/>
         <w:rPr>
           <w:rFonts w:ascii="Times New Roman" w:eastAsia="Times New Roman" w:hAnsi="Times New Roman" w:cs="Times New Roman"/>
           <w:i/>
           <w:iCs/>
-          <w:highlight w:val="yellow"/>
-        </w:rPr>
-        <w:t xml:space="preserve"> [</w:t>
-      </w:r>
-      <w:r>
-        <w:rPr>
-          <w:rFonts w:ascii="Times New Roman" w:eastAsia="Times New Roman" w:hAnsi="Times New Roman" w:cs="Times New Roman"/>
-          <w:i/>
-          <w:iCs/>
-          <w:highlight w:val="yellow"/>
-        </w:rPr>
-        <w:t xml:space="preserve">“I personally committed to </w:t>
-      </w:r>
-      <w:proofErr w:type="spellStart"/>
-      <w:r>
-        <w:rPr>
-          <w:rFonts w:ascii="Times New Roman" w:eastAsia="Times New Roman" w:hAnsi="Times New Roman" w:cs="Times New Roman"/>
-          <w:i/>
-          <w:iCs/>
-          <w:highlight w:val="yellow"/>
-        </w:rPr>
-        <w:t>github</w:t>
-      </w:r>
-      <w:proofErr w:type="spellEnd"/>
-      <w:r>
-        <w:rPr>
-          <w:rFonts w:ascii="Times New Roman" w:eastAsia="Times New Roman" w:hAnsi="Times New Roman" w:cs="Times New Roman"/>
-          <w:i/>
-          <w:iCs/>
-          <w:highlight w:val="yellow"/>
-        </w:rPr>
-        <w:t>”</w:t>
-      </w:r>
-      <w:r>
-        <w:rPr>
-          <w:rFonts w:ascii="Times New Roman" w:eastAsia="Times New Roman" w:hAnsi="Times New Roman" w:cs="Times New Roman"/>
-          <w:i/>
-          <w:iCs/>
-          <w:highlight w:val="yellow"/>
-        </w:rPr>
-        <w:t xml:space="preserve">] Brief explanation of </w:t>
-      </w:r>
-      <w:r>
-        <w:rPr>
-          <w:rFonts w:ascii="Times New Roman" w:eastAsia="Times New Roman" w:hAnsi="Times New Roman" w:cs="Times New Roman"/>
-          <w:i/>
-          <w:iCs/>
-          <w:highlight w:val="yellow"/>
-        </w:rPr>
-        <w:t>the broader</w:t>
-      </w:r>
-      <w:r>
-        <w:rPr>
-          <w:rFonts w:ascii="Times New Roman" w:eastAsia="Times New Roman" w:hAnsi="Times New Roman" w:cs="Times New Roman"/>
-          <w:i/>
-          <w:iCs/>
-          <w:highlight w:val="yellow"/>
-        </w:rPr>
-        <w:t xml:space="preserve"> impact</w:t>
-      </w:r>
-      <w:r>
-        <w:rPr>
-          <w:rFonts w:ascii="Times New Roman" w:eastAsia="Times New Roman" w:hAnsi="Times New Roman" w:cs="Times New Roman"/>
-          <w:i/>
-          <w:iCs/>
-          <w:highlight w:val="yellow"/>
-        </w:rPr>
-        <w:t xml:space="preserve"> of the change</w:t>
-      </w:r>
-      <w:r>
-        <w:rPr>
-          <w:rFonts w:ascii="Times New Roman" w:eastAsia="Times New Roman" w:hAnsi="Times New Roman" w:cs="Times New Roman"/>
-          <w:i/>
-          <w:iCs/>
-          <w:highlight w:val="yellow"/>
-        </w:rPr>
-        <w:t xml:space="preserve"> </w:t>
-      </w:r>
-    </w:p>
-    <w:p>
-      <w:pPr>
-        <w:spacing w:before="240" w:after="240"/>
-        <w:ind w:left="1890"/>
-        <w:rPr>
-          <w:rFonts w:ascii="Times New Roman" w:eastAsia="Times New Roman" w:hAnsi="Times New Roman" w:cs="Times New Roman"/>
-          <w:i/>
-          <w:iCs/>
-          <w:highlight w:val="yellow"/>
-        </w:rPr>
-      </w:pPr>
-      <w:r>
-        <w:rPr>
-          <w:rFonts w:ascii="Times New Roman" w:eastAsia="Times New Roman" w:hAnsi="Times New Roman" w:cs="Times New Roman"/>
-          <w:i/>
-          <w:iCs/>
-          <w:highlight w:val="yellow"/>
-        </w:rPr>
-        <w:t>Evaluation of the report, Updating references.</w:t>
-      </w:r>
+        </w:rPr>
+      </w:pPr>
     </w:p>
     <w:p>
       <w:pPr>
@@ -4613,111 +4343,66 @@
         <w:ind w:left="1890"/>
         <w:rPr>
           <w:rFonts w:ascii="Times New Roman" w:eastAsia="Times New Roman" w:hAnsi="Times New Roman" w:cs="Times New Roman"/>
+        </w:rPr>
+      </w:pPr>
+      <w:r>
+        <w:rPr>
+          <w:rFonts w:ascii="Times New Roman" w:eastAsia="Times New Roman" w:hAnsi="Times New Roman" w:cs="Times New Roman"/>
+          <w:b/>
+          <w:bCs/>
+        </w:rPr>
+        <w:t>Commit Message</w:t>
+      </w:r>
+      <w:r>
+        <w:rPr>
+          <w:rFonts w:ascii="Times New Roman" w:eastAsia="Times New Roman" w:hAnsi="Times New Roman" w:cs="Times New Roman"/>
+        </w:rPr>
+        <w:t>:</w:t>
+      </w:r>
+      <w:r>
+        <w:rPr>
+          <w:rFonts w:ascii="Times New Roman" w:eastAsia="Times New Roman" w:hAnsi="Times New Roman" w:cs="Times New Roman"/>
+        </w:rPr>
+        <w:t xml:space="preserve"> </w:t>
+      </w:r>
+      <w:r>
+        <w:rPr>
+          <w:rFonts w:ascii="Times New Roman" w:eastAsia="Times New Roman" w:hAnsi="Times New Roman" w:cs="Times New Roman"/>
+        </w:rPr>
+        <w:t>[</w:t>
+      </w:r>
+      <w:r>
+        <w:rPr>
+          <w:rFonts w:ascii="Times New Roman" w:eastAsia="Times New Roman" w:hAnsi="Times New Roman" w:cs="Times New Roman"/>
           <w:i/>
           <w:iCs/>
-          <w:highlight w:val="yellow"/>
-        </w:rPr>
-      </w:pPr>
-      <w:r>
-        <w:rPr>
-          <w:rFonts w:ascii="Times New Roman" w:eastAsia="Times New Roman" w:hAnsi="Times New Roman" w:cs="Times New Roman"/>
-          <w:b/>
-          <w:bCs/>
+        </w:rPr>
+        <w:t>add final combined stress-level R script with normal curve</w:t>
+      </w:r>
+      <w:r>
+        <w:rPr>
+          <w:rFonts w:ascii="Times New Roman" w:eastAsia="Times New Roman" w:hAnsi="Times New Roman" w:cs="Times New Roman"/>
+        </w:rPr>
+        <w:t xml:space="preserve">] - </w:t>
+      </w:r>
+      <w:r>
+        <w:rPr>
+          <w:rFonts w:ascii="Times New Roman" w:eastAsia="Times New Roman" w:hAnsi="Times New Roman" w:cs="Times New Roman"/>
+        </w:rPr>
+        <w:t>The updated histogram provides a clearer visual assessment of stress distribution and normality, supporting the decision to use non-parametric statistical methods and improving interpretability of the results.</w:t>
+      </w:r>
+    </w:p>
+    <w:p>
+      <w:pPr>
+        <w:pStyle w:val="ListParagraph"/>
+        <w:spacing w:before="240" w:after="240"/>
+        <w:ind w:left="1890"/>
+        <w:rPr>
+          <w:rFonts w:ascii="Times New Roman" w:eastAsia="Times New Roman" w:hAnsi="Times New Roman" w:cs="Times New Roman"/>
           <w:i/>
           <w:iCs/>
-          <w:highlight w:val="yellow"/>
-        </w:rPr>
-        <w:t>Commit Message:</w:t>
-      </w:r>
-      <w:r>
-        <w:rPr>
-          <w:rFonts w:ascii="Times New Roman" w:eastAsia="Times New Roman" w:hAnsi="Times New Roman" w:cs="Times New Roman"/>
-          <w:i/>
-          <w:iCs/>
-          <w:highlight w:val="yellow"/>
-        </w:rPr>
-        <w:t xml:space="preserve"> [</w:t>
-      </w:r>
-      <w:r>
-        <w:rPr>
-          <w:rFonts w:ascii="Times New Roman" w:eastAsia="Times New Roman" w:hAnsi="Times New Roman" w:cs="Times New Roman"/>
-          <w:i/>
-          <w:iCs/>
-          <w:highlight w:val="yellow"/>
-        </w:rPr>
-        <w:t xml:space="preserve">Teammates major </w:t>
-      </w:r>
-      <w:proofErr w:type="gramStart"/>
-      <w:r>
-        <w:rPr>
-          <w:rFonts w:ascii="Times New Roman" w:eastAsia="Times New Roman" w:hAnsi="Times New Roman" w:cs="Times New Roman"/>
-          <w:i/>
-          <w:iCs/>
-          <w:highlight w:val="yellow"/>
-        </w:rPr>
-        <w:t xml:space="preserve">commits </w:t>
-      </w:r>
-      <w:r>
-        <w:rPr>
-          <w:rFonts w:ascii="Times New Roman" w:eastAsia="Times New Roman" w:hAnsi="Times New Roman" w:cs="Times New Roman"/>
-          <w:i/>
-          <w:iCs/>
-          <w:highlight w:val="yellow"/>
-        </w:rPr>
-        <w:t>]</w:t>
-      </w:r>
-      <w:proofErr w:type="gramEnd"/>
-      <w:r>
-        <w:rPr>
-          <w:rFonts w:ascii="Times New Roman" w:eastAsia="Times New Roman" w:hAnsi="Times New Roman" w:cs="Times New Roman"/>
-          <w:i/>
-          <w:iCs/>
-          <w:highlight w:val="yellow"/>
-        </w:rPr>
-        <w:t xml:space="preserve"> Brief explanation of the </w:t>
-      </w:r>
-      <w:r>
-        <w:rPr>
-          <w:rFonts w:ascii="Times New Roman" w:eastAsia="Times New Roman" w:hAnsi="Times New Roman" w:cs="Times New Roman"/>
-          <w:i/>
-          <w:iCs/>
-          <w:highlight w:val="yellow"/>
-        </w:rPr>
-        <w:t>broader impact of the change</w:t>
-      </w:r>
-    </w:p>
-    <w:p>
-      <w:pPr>
-        <w:spacing w:before="240" w:after="240"/>
-        <w:ind w:left="1890"/>
-        <w:rPr>
-          <w:rFonts w:ascii="Times New Roman" w:eastAsia="Times New Roman" w:hAnsi="Times New Roman" w:cs="Times New Roman"/>
-          <w:i/>
-          <w:iCs/>
-          <w:highlight w:val="yellow"/>
-        </w:rPr>
-      </w:pPr>
-      <w:r>
-        <w:rPr>
-          <w:rFonts w:ascii="Times New Roman" w:eastAsia="Times New Roman" w:hAnsi="Times New Roman" w:cs="Times New Roman"/>
-          <w:i/>
-          <w:iCs/>
-          <w:highlight w:val="yellow"/>
-        </w:rPr>
-        <w:lastRenderedPageBreak/>
-        <w:t xml:space="preserve">My teammates uploaded sections of the report, added findings and updated the </w:t>
-      </w:r>
-      <w:proofErr w:type="gramStart"/>
-      <w:r>
-        <w:rPr>
-          <w:rFonts w:ascii="Times New Roman" w:eastAsia="Times New Roman" w:hAnsi="Times New Roman" w:cs="Times New Roman"/>
-          <w:i/>
-          <w:iCs/>
-          <w:highlight w:val="yellow"/>
-        </w:rPr>
-        <w:t>appendix .</w:t>
-      </w:r>
-      <w:proofErr w:type="gramEnd"/>
+        </w:rPr>
+      </w:pPr>
     </w:p>
     <w:p>
       <w:pPr>
@@ -4730,141 +4415,65 @@
         <w:ind w:left="1890"/>
         <w:rPr>
           <w:rFonts w:ascii="Times New Roman" w:eastAsia="Times New Roman" w:hAnsi="Times New Roman" w:cs="Times New Roman"/>
+        </w:rPr>
+      </w:pPr>
+      <w:r>
+        <w:rPr>
+          <w:rFonts w:ascii="Times New Roman" w:eastAsia="Times New Roman" w:hAnsi="Times New Roman" w:cs="Times New Roman"/>
+          <w:b/>
+          <w:bCs/>
+        </w:rPr>
+        <w:t>Commit Message</w:t>
+      </w:r>
+      <w:r>
+        <w:rPr>
+          <w:rFonts w:ascii="Times New Roman" w:eastAsia="Times New Roman" w:hAnsi="Times New Roman" w:cs="Times New Roman"/>
+        </w:rPr>
+        <w:t>:</w:t>
+      </w:r>
+      <w:r>
+        <w:rPr>
+          <w:rFonts w:ascii="Times New Roman" w:eastAsia="Times New Roman" w:hAnsi="Times New Roman" w:cs="Times New Roman"/>
           <w:i/>
           <w:iCs/>
-          <w:highlight w:val="yellow"/>
-        </w:rPr>
-      </w:pPr>
-      <w:r>
-        <w:rPr>
-          <w:rFonts w:ascii="Times New Roman" w:eastAsia="Times New Roman" w:hAnsi="Times New Roman" w:cs="Times New Roman"/>
-          <w:b/>
-          <w:bCs/>
+        </w:rPr>
+        <w:t xml:space="preserve"> </w:t>
+      </w:r>
+      <w:r>
+        <w:rPr>
+          <w:rFonts w:ascii="Times New Roman" w:eastAsia="Times New Roman" w:hAnsi="Times New Roman" w:cs="Times New Roman"/>
+        </w:rPr>
+        <w:t>[</w:t>
+      </w:r>
+      <w:r>
+        <w:rPr>
+          <w:rFonts w:ascii="Times New Roman" w:eastAsia="Times New Roman" w:hAnsi="Times New Roman" w:cs="Times New Roman"/>
           <w:i/>
           <w:iCs/>
-          <w:highlight w:val="yellow"/>
-        </w:rPr>
-        <w:t>Commit Message:</w:t>
-      </w:r>
-      <w:r>
-        <w:rPr>
-          <w:rFonts w:ascii="Times New Roman" w:eastAsia="Times New Roman" w:hAnsi="Times New Roman" w:cs="Times New Roman"/>
-          <w:i/>
-          <w:iCs/>
-          <w:highlight w:val="yellow"/>
-        </w:rPr>
-        <w:t xml:space="preserve"> [</w:t>
-      </w:r>
-      <w:r>
-        <w:rPr>
-          <w:rFonts w:ascii="Times New Roman" w:eastAsia="Times New Roman" w:hAnsi="Times New Roman" w:cs="Times New Roman"/>
-          <w:i/>
-          <w:iCs/>
-          <w:highlight w:val="yellow"/>
-        </w:rPr>
-        <w:t xml:space="preserve">Style of commit </w:t>
-      </w:r>
-      <w:proofErr w:type="gramStart"/>
-      <w:r>
-        <w:rPr>
-          <w:rFonts w:ascii="Times New Roman" w:eastAsia="Times New Roman" w:hAnsi="Times New Roman" w:cs="Times New Roman"/>
-          <w:i/>
-          <w:iCs/>
-          <w:highlight w:val="yellow"/>
-        </w:rPr>
-        <w:t xml:space="preserve">messages </w:t>
-      </w:r>
-      <w:r>
-        <w:rPr>
-          <w:rFonts w:ascii="Times New Roman" w:eastAsia="Times New Roman" w:hAnsi="Times New Roman" w:cs="Times New Roman"/>
-          <w:i/>
-          <w:iCs/>
-          <w:highlight w:val="yellow"/>
-        </w:rPr>
-        <w:t>]</w:t>
-      </w:r>
-      <w:proofErr w:type="gramEnd"/>
-      <w:r>
-        <w:rPr>
-          <w:rFonts w:ascii="Times New Roman" w:eastAsia="Times New Roman" w:hAnsi="Times New Roman" w:cs="Times New Roman"/>
-          <w:i/>
-          <w:iCs/>
-          <w:highlight w:val="yellow"/>
-        </w:rPr>
-        <w:t xml:space="preserve"> Brief explanation of the </w:t>
-      </w:r>
-      <w:r>
-        <w:rPr>
-          <w:rFonts w:ascii="Times New Roman" w:eastAsia="Times New Roman" w:hAnsi="Times New Roman" w:cs="Times New Roman"/>
-          <w:i/>
-          <w:iCs/>
-          <w:highlight w:val="yellow"/>
-        </w:rPr>
-        <w:t>broader impact of the change</w:t>
-      </w:r>
-    </w:p>
-    <w:p>
-      <w:pPr>
-        <w:spacing w:before="240" w:after="240"/>
-        <w:ind w:left="1890"/>
-        <w:rPr>
-          <w:rFonts w:ascii="Times New Roman" w:eastAsia="Times New Roman" w:hAnsi="Times New Roman" w:cs="Times New Roman"/>
-          <w:i/>
-          <w:iCs/>
-          <w:highlight w:val="yellow"/>
-        </w:rPr>
-      </w:pPr>
-      <w:r>
-        <w:rPr>
-          <w:rFonts w:ascii="Times New Roman" w:eastAsia="Times New Roman" w:hAnsi="Times New Roman" w:cs="Times New Roman"/>
-          <w:i/>
-          <w:iCs/>
-          <w:highlight w:val="yellow"/>
-        </w:rPr>
-        <w:t>The style of the commit message was simple and clear.</w:t>
-      </w:r>
-    </w:p>
-    <w:p>
-      <w:pPr>
-        <w:pStyle w:val="ListParagraph"/>
-        <w:ind w:left="1080"/>
+        </w:rPr>
+        <w:t>Wilcoxon test script added</w:t>
+      </w:r>
+      <w:r>
+        <w:rPr>
+          <w:rFonts w:ascii="Times New Roman" w:eastAsia="Times New Roman" w:hAnsi="Times New Roman" w:cs="Times New Roman"/>
+        </w:rPr>
+        <w:t xml:space="preserve">] - </w:t>
+      </w:r>
+      <w:r>
+        <w:rPr>
+          <w:rFonts w:ascii="Times New Roman" w:eastAsia="Times New Roman" w:hAnsi="Times New Roman" w:cs="Times New Roman"/>
+        </w:rPr>
+        <w:t>This change formally tests the research hypothesis using an appropriate non-parametric method, allowing meaningful comparison of stress levels between doctors and engineers and strengthening the validity of the study’s conclusions.</w:t>
+      </w:r>
+    </w:p>
+    <w:p>
+      <w:pPr>
         <w:rPr>
           <w:rFonts w:ascii="Times New Roman" w:eastAsia="Times New Roman" w:hAnsi="Times New Roman" w:cs="Times New Roman"/>
           <w:b/>
           <w:bCs/>
         </w:rPr>
       </w:pPr>
-    </w:p>
-    <w:p>
-      <w:pPr>
-        <w:ind w:left="1440"/>
-        <w:rPr>
-          <w:rFonts w:ascii="Times New Roman" w:eastAsia="Times New Roman" w:hAnsi="Times New Roman" w:cs="Times New Roman"/>
-        </w:rPr>
-      </w:pPr>
-      <w:r>
-        <w:rPr>
-          <w:rFonts w:ascii="Times New Roman" w:eastAsia="Times New Roman" w:hAnsi="Times New Roman" w:cs="Times New Roman"/>
-        </w:rPr>
-        <w:t xml:space="preserve"> </w:t>
-      </w:r>
-    </w:p>
-    <w:p>
-      <w:pPr>
-        <w:rPr>
-          <w:rFonts w:ascii="Times New Roman" w:eastAsia="Times New Roman" w:hAnsi="Times New Roman" w:cs="Times New Roman"/>
-          <w:b/>
-          <w:bCs/>
-        </w:rPr>
-      </w:pPr>
-      <w:r>
-        <w:rPr>
-          <w:rFonts w:ascii="Times New Roman" w:eastAsia="Times New Roman" w:hAnsi="Times New Roman" w:cs="Times New Roman"/>
-          <w:b/>
-          <w:bCs/>
-        </w:rPr>
-        <w:br w:type="page"/>
-      </w:r>
     </w:p>
     <w:p>
       <w:pPr>
@@ -4885,9 +4494,18 @@
           <w:b/>
           <w:bCs/>
         </w:rPr>
-        <w:lastRenderedPageBreak/>
         <w:t>Conclusions</w:t>
       </w:r>
+    </w:p>
+    <w:p>
+      <w:pPr>
+        <w:pStyle w:val="ListParagraph"/>
+        <w:rPr>
+          <w:rFonts w:ascii="Times New Roman" w:eastAsia="Times New Roman" w:hAnsi="Times New Roman" w:cs="Times New Roman"/>
+          <w:b/>
+          <w:bCs/>
+        </w:rPr>
+      </w:pPr>
     </w:p>
     <w:p>
       <w:pPr>
@@ -4897,41 +4515,34 @@
           <w:numId w:val="32"/>
         </w:numPr>
         <w:ind w:hanging="720"/>
-        <w:rPr>
-          <w:rFonts w:ascii="Times New Roman" w:eastAsia="Times New Roman" w:hAnsi="Times New Roman" w:cs="Times New Roman"/>
-        </w:rPr>
-      </w:pPr>
-      <w:r>
-        <w:rPr>
-          <w:rFonts w:ascii="Times New Roman" w:eastAsia="Times New Roman" w:hAnsi="Times New Roman" w:cs="Times New Roman"/>
+        <w:jc w:val="both"/>
+        <w:rPr>
+          <w:rFonts w:ascii="Times New Roman" w:eastAsia="Times New Roman" w:hAnsi="Times New Roman" w:cs="Times New Roman"/>
+          <w:b/>
+          <w:bCs/>
+        </w:rPr>
+      </w:pPr>
+      <w:r>
+        <w:rPr>
+          <w:rFonts w:ascii="Times New Roman" w:eastAsia="Times New Roman" w:hAnsi="Times New Roman" w:cs="Times New Roman"/>
+          <w:b/>
+          <w:bCs/>
         </w:rPr>
         <w:t>Results explained</w:t>
       </w:r>
-      <w:r>
-        <w:rPr>
-          <w:rFonts w:ascii="Times New Roman" w:eastAsia="Times New Roman" w:hAnsi="Times New Roman" w:cs="Times New Roman"/>
-        </w:rPr>
-        <w:t xml:space="preserve"> (</w:t>
-      </w:r>
-      <w:r>
-        <w:rPr>
-          <w:rFonts w:ascii="Times New Roman" w:eastAsia="Times New Roman" w:hAnsi="Times New Roman" w:cs="Times New Roman"/>
-          <w:b/>
-          <w:bCs/>
-        </w:rPr>
-        <w:t>75 words)</w:t>
-      </w:r>
-    </w:p>
-    <w:p>
-      <w:pPr>
-        <w:rPr>
-          <w:rFonts w:ascii="Times New Roman" w:eastAsia="Times New Roman" w:hAnsi="Times New Roman" w:cs="Times New Roman"/>
-        </w:rPr>
-      </w:pPr>
-    </w:p>
-    <w:p>
-      <w:pPr>
-        <w:pStyle w:val="ListParagraph"/>
+    </w:p>
+    <w:p>
+      <w:pPr>
+        <w:jc w:val="both"/>
+        <w:rPr>
+          <w:rFonts w:ascii="Times New Roman" w:eastAsia="Times New Roman" w:hAnsi="Times New Roman" w:cs="Times New Roman"/>
+        </w:rPr>
+      </w:pPr>
+    </w:p>
+    <w:p>
+      <w:pPr>
+        <w:pStyle w:val="ListParagraph"/>
+        <w:jc w:val="both"/>
         <w:rPr>
           <w:rFonts w:ascii="Times New Roman" w:eastAsia="Times New Roman" w:hAnsi="Times New Roman" w:cs="Times New Roman"/>
         </w:rPr>
@@ -4945,13 +4556,7 @@
     </w:p>
     <w:p>
       <w:pPr>
-        <w:rPr>
-          <w:rFonts w:ascii="Times New Roman" w:eastAsia="Times New Roman" w:hAnsi="Times New Roman" w:cs="Times New Roman"/>
-        </w:rPr>
-      </w:pPr>
-    </w:p>
-    <w:p>
-      <w:pPr>
+        <w:jc w:val="both"/>
         <w:rPr>
           <w:rFonts w:ascii="Times New Roman" w:eastAsia="Times New Roman" w:hAnsi="Times New Roman" w:cs="Times New Roman"/>
         </w:rPr>
@@ -4965,6 +4570,7 @@
           <w:numId w:val="32"/>
         </w:numPr>
         <w:ind w:hanging="720"/>
+        <w:jc w:val="both"/>
         <w:rPr>
           <w:rFonts w:ascii="Times New Roman" w:eastAsia="Times New Roman" w:hAnsi="Times New Roman" w:cs="Times New Roman"/>
           <w:b/>
@@ -4974,26 +4580,15 @@
       <w:r>
         <w:rPr>
           <w:rFonts w:ascii="Times New Roman" w:eastAsia="Times New Roman" w:hAnsi="Times New Roman" w:cs="Times New Roman"/>
+          <w:b/>
+          <w:bCs/>
         </w:rPr>
         <w:t xml:space="preserve">Interpretation of the results </w:t>
       </w:r>
-      <w:r>
-        <w:rPr>
-          <w:rFonts w:ascii="Times New Roman" w:eastAsia="Times New Roman" w:hAnsi="Times New Roman" w:cs="Times New Roman"/>
-        </w:rPr>
-        <w:t>(</w:t>
-      </w:r>
-      <w:r>
-        <w:rPr>
-          <w:rFonts w:ascii="Times New Roman" w:eastAsia="Times New Roman" w:hAnsi="Times New Roman" w:cs="Times New Roman"/>
-          <w:b/>
-          <w:bCs/>
-        </w:rPr>
-        <w:t>75 words)</w:t>
-      </w:r>
-    </w:p>
-    <w:p>
-      <w:pPr>
+    </w:p>
+    <w:p>
+      <w:pPr>
+        <w:jc w:val="both"/>
         <w:rPr>
           <w:rFonts w:ascii="Times New Roman" w:eastAsia="Times New Roman" w:hAnsi="Times New Roman" w:cs="Times New Roman"/>
           <w:highlight w:val="yellow"/>
@@ -5003,6 +4598,7 @@
     <w:p>
       <w:pPr>
         <w:pStyle w:val="ListParagraph"/>
+        <w:jc w:val="both"/>
         <w:rPr>
           <w:rFonts w:ascii="Times New Roman" w:eastAsia="Times New Roman" w:hAnsi="Times New Roman" w:cs="Times New Roman"/>
         </w:rPr>
@@ -5016,6 +4612,7 @@
     </w:p>
     <w:p>
       <w:pPr>
+        <w:jc w:val="both"/>
         <w:rPr>
           <w:rFonts w:ascii="Times New Roman" w:eastAsia="Times New Roman" w:hAnsi="Times New Roman" w:cs="Times New Roman"/>
           <w:highlight w:val="yellow"/>
@@ -5030,42 +4627,43 @@
           <w:numId w:val="32"/>
         </w:numPr>
         <w:ind w:hanging="720"/>
-        <w:rPr>
-          <w:rFonts w:ascii="Times New Roman" w:eastAsia="Times New Roman" w:hAnsi="Times New Roman" w:cs="Times New Roman"/>
-        </w:rPr>
-      </w:pPr>
-      <w:r>
-        <w:rPr>
-          <w:rFonts w:ascii="Times New Roman" w:eastAsia="Times New Roman" w:hAnsi="Times New Roman" w:cs="Times New Roman"/>
+        <w:jc w:val="both"/>
+        <w:rPr>
+          <w:rFonts w:ascii="Times New Roman" w:eastAsia="Times New Roman" w:hAnsi="Times New Roman" w:cs="Times New Roman"/>
+          <w:b/>
+          <w:bCs/>
+        </w:rPr>
+      </w:pPr>
+      <w:r>
+        <w:rPr>
+          <w:rFonts w:ascii="Times New Roman" w:eastAsia="Times New Roman" w:hAnsi="Times New Roman" w:cs="Times New Roman"/>
+          <w:b/>
+          <w:bCs/>
         </w:rPr>
         <w:t>Reasons and/or implications for future work, limitations of your stud</w:t>
       </w:r>
       <w:r>
         <w:rPr>
           <w:rFonts w:ascii="Times New Roman" w:eastAsia="Times New Roman" w:hAnsi="Times New Roman" w:cs="Times New Roman"/>
-        </w:rPr>
-        <w:t>y (</w:t>
-      </w:r>
-      <w:r>
-        <w:rPr>
-          <w:rFonts w:ascii="Times New Roman" w:eastAsia="Times New Roman" w:hAnsi="Times New Roman" w:cs="Times New Roman"/>
           <w:b/>
           <w:bCs/>
         </w:rPr>
-        <w:t>50 words)</w:t>
-      </w:r>
-    </w:p>
-    <w:p>
-      <w:pPr>
-        <w:ind w:left="1440"/>
-        <w:rPr>
-          <w:rFonts w:ascii="Times New Roman" w:eastAsia="Times New Roman" w:hAnsi="Times New Roman" w:cs="Times New Roman"/>
-        </w:rPr>
-      </w:pPr>
-    </w:p>
-    <w:p>
-      <w:pPr>
-        <w:pStyle w:val="ListParagraph"/>
+        <w:t xml:space="preserve">y </w:t>
+      </w:r>
+    </w:p>
+    <w:p>
+      <w:pPr>
+        <w:ind w:left="1440"/>
+        <w:jc w:val="both"/>
+        <w:rPr>
+          <w:rFonts w:ascii="Times New Roman" w:eastAsia="Times New Roman" w:hAnsi="Times New Roman" w:cs="Times New Roman"/>
+        </w:rPr>
+      </w:pPr>
+    </w:p>
+    <w:p>
+      <w:pPr>
+        <w:pStyle w:val="ListParagraph"/>
+        <w:jc w:val="both"/>
         <w:rPr>
           <w:rFonts w:ascii="Times New Roman" w:eastAsia="Times New Roman" w:hAnsi="Times New Roman" w:cs="Times New Roman"/>
         </w:rPr>
@@ -5130,7 +4728,10 @@
         </w:rPr>
         <w:t xml:space="preserve"> </w:t>
       </w:r>
-      <w:r>
+    </w:p>
+    <w:p>
+      <w:pPr>
+        <w:pStyle w:val="ListParagraph"/>
         <w:rPr>
           <w:rFonts w:ascii="Times New Roman" w:eastAsia="Times New Roman" w:hAnsi="Times New Roman" w:cs="Times New Roman"/>
           <w:b/>
@@ -5138,64 +4739,12 @@
           <w:i/>
           <w:iCs/>
         </w:rPr>
-        <w:t>(not included in</w:t>
-      </w:r>
-      <w:r>
-        <w:rPr>
-          <w:rFonts w:ascii="Times New Roman" w:eastAsia="Times New Roman" w:hAnsi="Times New Roman" w:cs="Times New Roman"/>
-          <w:b/>
-          <w:bCs/>
-          <w:i/>
-          <w:iCs/>
-        </w:rPr>
-        <w:t xml:space="preserve"> the</w:t>
-      </w:r>
-      <w:r>
-        <w:rPr>
-          <w:rFonts w:ascii="Times New Roman" w:eastAsia="Times New Roman" w:hAnsi="Times New Roman" w:cs="Times New Roman"/>
-          <w:b/>
-          <w:bCs/>
-          <w:i/>
-          <w:iCs/>
-        </w:rPr>
-        <w:t xml:space="preserve"> wor</w:t>
-      </w:r>
-      <w:r>
-        <w:rPr>
-          <w:rFonts w:ascii="Times New Roman" w:eastAsia="Times New Roman" w:hAnsi="Times New Roman" w:cs="Times New Roman"/>
-          <w:b/>
-          <w:bCs/>
-          <w:i/>
-          <w:iCs/>
-        </w:rPr>
-        <w:t>d</w:t>
-      </w:r>
-      <w:r>
-        <w:rPr>
-          <w:rFonts w:ascii="Times New Roman" w:eastAsia="Times New Roman" w:hAnsi="Times New Roman" w:cs="Times New Roman"/>
-          <w:b/>
-          <w:bCs/>
-          <w:i/>
-          <w:iCs/>
-        </w:rPr>
-        <w:t xml:space="preserve"> count)</w:t>
-      </w:r>
-    </w:p>
-    <w:p>
-      <w:pPr>
-        <w:pStyle w:val="ListParagraph"/>
-        <w:rPr>
-          <w:rFonts w:ascii="Times New Roman" w:eastAsia="Times New Roman" w:hAnsi="Times New Roman" w:cs="Times New Roman"/>
-          <w:b/>
-          <w:bCs/>
-          <w:i/>
-          <w:iCs/>
-        </w:rPr>
-      </w:pPr>
-    </w:p>
-    <w:p>
-      <w:pPr>
-        <w:pStyle w:val="ListParagraph"/>
+      </w:pPr>
+    </w:p>
+    <w:p>
+      <w:pPr>
+        <w:pStyle w:val="ListParagraph"/>
+        <w:jc w:val="both"/>
         <w:rPr>
           <w:rFonts w:ascii="Times New Roman" w:eastAsia="Times New Roman" w:hAnsi="Times New Roman" w:cs="Times New Roman"/>
         </w:rPr>
@@ -5210,142 +4759,64 @@
     <w:p>
       <w:pPr>
         <w:pStyle w:val="ListParagraph"/>
-        <w:rPr>
-          <w:rFonts w:ascii="Times New Roman" w:eastAsia="Times New Roman" w:hAnsi="Times New Roman" w:cs="Times New Roman"/>
-        </w:rPr>
-      </w:pPr>
-    </w:p>
-    <w:p>
-      <w:pPr>
-        <w:pStyle w:val="ListParagraph"/>
-        <w:rPr>
-          <w:rFonts w:ascii="Times New Roman" w:eastAsia="Times New Roman" w:hAnsi="Times New Roman" w:cs="Times New Roman"/>
-        </w:rPr>
-      </w:pPr>
-      <w:r>
-        <w:rPr>
-          <w:rFonts w:ascii="Times New Roman" w:eastAsia="Times New Roman" w:hAnsi="Times New Roman" w:cs="Times New Roman"/>
-        </w:rPr>
-        <w:t xml:space="preserve">LIU, Y., YANG, F., JIN, Y., WU, H., CAO, X. and YIN, Y. (2024) ‘Associations of well-being and sleep quality with occupational stress among locomotive engineers in the Yangtze River Delta region’, Huan </w:t>
-      </w:r>
-      <w:proofErr w:type="spellStart"/>
-      <w:r>
-        <w:rPr>
-          <w:rFonts w:ascii="Times New Roman" w:eastAsia="Times New Roman" w:hAnsi="Times New Roman" w:cs="Times New Roman"/>
-        </w:rPr>
-        <w:t>jing</w:t>
-      </w:r>
-      <w:proofErr w:type="spellEnd"/>
-      <w:r>
-        <w:rPr>
-          <w:rFonts w:ascii="Times New Roman" w:eastAsia="Times New Roman" w:hAnsi="Times New Roman" w:cs="Times New Roman"/>
-        </w:rPr>
-        <w:t xml:space="preserve"> </w:t>
-      </w:r>
-      <w:proofErr w:type="spellStart"/>
-      <w:r>
-        <w:rPr>
-          <w:rFonts w:ascii="Times New Roman" w:eastAsia="Times New Roman" w:hAnsi="Times New Roman" w:cs="Times New Roman"/>
-        </w:rPr>
-        <w:t>yu</w:t>
-      </w:r>
-      <w:proofErr w:type="spellEnd"/>
-      <w:r>
-        <w:rPr>
-          <w:rFonts w:ascii="Times New Roman" w:eastAsia="Times New Roman" w:hAnsi="Times New Roman" w:cs="Times New Roman"/>
-        </w:rPr>
-        <w:t xml:space="preserve"> </w:t>
-      </w:r>
-      <w:proofErr w:type="spellStart"/>
-      <w:r>
-        <w:rPr>
-          <w:rFonts w:ascii="Times New Roman" w:eastAsia="Times New Roman" w:hAnsi="Times New Roman" w:cs="Times New Roman"/>
-        </w:rPr>
-        <w:t>zhi</w:t>
-      </w:r>
-      <w:proofErr w:type="spellEnd"/>
-      <w:r>
-        <w:rPr>
-          <w:rFonts w:ascii="Times New Roman" w:eastAsia="Times New Roman" w:hAnsi="Times New Roman" w:cs="Times New Roman"/>
-        </w:rPr>
-        <w:t xml:space="preserve"> ye </w:t>
-      </w:r>
-      <w:proofErr w:type="spellStart"/>
-      <w:r>
-        <w:rPr>
-          <w:rFonts w:ascii="Times New Roman" w:eastAsia="Times New Roman" w:hAnsi="Times New Roman" w:cs="Times New Roman"/>
-        </w:rPr>
-        <w:t>yi</w:t>
-      </w:r>
-      <w:proofErr w:type="spellEnd"/>
-      <w:r>
-        <w:rPr>
-          <w:rFonts w:ascii="Times New Roman" w:eastAsia="Times New Roman" w:hAnsi="Times New Roman" w:cs="Times New Roman"/>
-        </w:rPr>
-        <w:t xml:space="preserve"> </w:t>
-      </w:r>
-      <w:proofErr w:type="spellStart"/>
-      <w:r>
-        <w:rPr>
-          <w:rFonts w:ascii="Times New Roman" w:eastAsia="Times New Roman" w:hAnsi="Times New Roman" w:cs="Times New Roman"/>
-        </w:rPr>
-        <w:t>xue</w:t>
-      </w:r>
-      <w:proofErr w:type="spellEnd"/>
-      <w:r>
-        <w:rPr>
-          <w:rFonts w:ascii="Times New Roman" w:eastAsia="Times New Roman" w:hAnsi="Times New Roman" w:cs="Times New Roman"/>
-        </w:rPr>
-        <w:t xml:space="preserve"> = Journal of environmental &amp; occupational medicine, 41(5), pp. 526–532.</w:t>
-      </w:r>
-    </w:p>
-    <w:p>
-      <w:pPr>
-        <w:pStyle w:val="ListParagraph"/>
-        <w:rPr>
-          <w:rFonts w:ascii="Times New Roman" w:eastAsia="Times New Roman" w:hAnsi="Times New Roman" w:cs="Times New Roman"/>
-        </w:rPr>
-      </w:pPr>
-    </w:p>
-    <w:p>
-      <w:pPr>
-        <w:pStyle w:val="ListParagraph"/>
-        <w:rPr>
-          <w:rFonts w:ascii="Times New Roman" w:eastAsia="Times New Roman" w:hAnsi="Times New Roman" w:cs="Times New Roman"/>
-        </w:rPr>
-      </w:pPr>
-      <w:r>
-        <w:rPr>
-          <w:rFonts w:ascii="Times New Roman" w:eastAsia="Times New Roman" w:hAnsi="Times New Roman" w:cs="Times New Roman"/>
-        </w:rPr>
-        <w:t xml:space="preserve">Shanafelt, T.D., Hasan, O., Dyrbye, L.N., Sinsky, C., Satele, D., Sloan, J. and West, C.P. (2015) ‘Changes in Burnout and Satisfaction </w:t>
-      </w:r>
-      <w:proofErr w:type="gramStart"/>
-      <w:r>
-        <w:rPr>
-          <w:rFonts w:ascii="Times New Roman" w:eastAsia="Times New Roman" w:hAnsi="Times New Roman" w:cs="Times New Roman"/>
-        </w:rPr>
-        <w:t>With</w:t>
-      </w:r>
-      <w:proofErr w:type="gramEnd"/>
-      <w:r>
-        <w:rPr>
-          <w:rFonts w:ascii="Times New Roman" w:eastAsia="Times New Roman" w:hAnsi="Times New Roman" w:cs="Times New Roman"/>
-        </w:rPr>
-        <w:t xml:space="preserve"> Work-Life Balance in Physicians and the General US Working Population Between 2011 and 2014’, Mayo Clinic proceedings, 90(12), pp. 1600–1613.</w:t>
-      </w:r>
-    </w:p>
-    <w:p>
-      <w:pPr>
-        <w:pStyle w:val="ListParagraph"/>
-        <w:rPr>
-          <w:rFonts w:ascii="Times New Roman" w:eastAsia="Times New Roman" w:hAnsi="Times New Roman" w:cs="Times New Roman"/>
-        </w:rPr>
-      </w:pPr>
-    </w:p>
-    <w:p>
-      <w:pPr>
-        <w:pStyle w:val="ListParagraph"/>
+        <w:jc w:val="both"/>
+        <w:rPr>
+          <w:rFonts w:ascii="Times New Roman" w:eastAsia="Times New Roman" w:hAnsi="Times New Roman" w:cs="Times New Roman"/>
+        </w:rPr>
+      </w:pPr>
+    </w:p>
+    <w:p>
+      <w:pPr>
+        <w:pStyle w:val="ListParagraph"/>
+        <w:jc w:val="both"/>
+        <w:rPr>
+          <w:rFonts w:ascii="Times New Roman" w:eastAsia="Times New Roman" w:hAnsi="Times New Roman" w:cs="Times New Roman"/>
+        </w:rPr>
+      </w:pPr>
+      <w:r>
+        <w:rPr>
+          <w:rFonts w:ascii="Times New Roman" w:eastAsia="Times New Roman" w:hAnsi="Times New Roman" w:cs="Times New Roman"/>
+        </w:rPr>
+        <w:t>LIU, Y., YANG, F., JIN, Y., WU, H., CAO, X. and YIN, Y. (2024) ‘Associations of well-being and sleep quality with occupational stress among locomotive engineers in the Yangtze River Delta region’, Huan jing yu zhi ye yi xue = Journal of environmental &amp; occupational medicine, 41(5), pp. 526–532.</w:t>
+      </w:r>
+    </w:p>
+    <w:p>
+      <w:pPr>
+        <w:pStyle w:val="ListParagraph"/>
+        <w:jc w:val="both"/>
+        <w:rPr>
+          <w:rFonts w:ascii="Times New Roman" w:eastAsia="Times New Roman" w:hAnsi="Times New Roman" w:cs="Times New Roman"/>
+        </w:rPr>
+      </w:pPr>
+    </w:p>
+    <w:p>
+      <w:pPr>
+        <w:pStyle w:val="ListParagraph"/>
+        <w:jc w:val="both"/>
+        <w:rPr>
+          <w:rFonts w:ascii="Times New Roman" w:eastAsia="Times New Roman" w:hAnsi="Times New Roman" w:cs="Times New Roman"/>
+        </w:rPr>
+      </w:pPr>
+      <w:r>
+        <w:rPr>
+          <w:rFonts w:ascii="Times New Roman" w:eastAsia="Times New Roman" w:hAnsi="Times New Roman" w:cs="Times New Roman"/>
+        </w:rPr>
+        <w:t>Shanafelt, T.D., Hasan, O., Dyrbye, L.N., Sinsky, C., Satele, D., Sloan, J. and West, C.P. (2015) ‘Changes in Burnout and Satisfaction With Work-Life Balance in Physicians and the General US Working Population Between 2011 and 2014’, Mayo Clinic proceedings, 90(12), pp. 1600–1613.</w:t>
+      </w:r>
+    </w:p>
+    <w:p>
+      <w:pPr>
+        <w:pStyle w:val="ListParagraph"/>
+        <w:jc w:val="both"/>
+        <w:rPr>
+          <w:rFonts w:ascii="Times New Roman" w:eastAsia="Times New Roman" w:hAnsi="Times New Roman" w:cs="Times New Roman"/>
+        </w:rPr>
+      </w:pPr>
+    </w:p>
+    <w:p>
+      <w:pPr>
+        <w:pStyle w:val="ListParagraph"/>
+        <w:jc w:val="both"/>
         <w:rPr>
           <w:rFonts w:ascii="Times New Roman" w:eastAsia="Times New Roman" w:hAnsi="Times New Roman" w:cs="Times New Roman"/>
         </w:rPr>
@@ -5411,12 +4882,6 @@
           <w:rFonts w:ascii="Times New Roman" w:eastAsia="Times New Roman" w:hAnsi="Times New Roman" w:cs="Times New Roman"/>
         </w:rPr>
       </w:pPr>
-      <w:r>
-        <w:rPr>
-          <w:rFonts w:ascii="Times New Roman" w:eastAsia="Times New Roman" w:hAnsi="Times New Roman" w:cs="Times New Roman"/>
-        </w:rPr>
-        <w:t>Harvard (author, date) format.</w:t>
-      </w:r>
     </w:p>
     <w:p>
       <w:pPr>
@@ -5497,6 +4962,8 @@
       <w:r>
         <w:rPr>
           <w:rFonts w:ascii="Times New Roman" w:eastAsia="Times New Roman" w:hAnsi="Times New Roman" w:cs="Times New Roman"/>
+          <w:b/>
+          <w:bCs/>
           <w:color w:val="333333"/>
         </w:rPr>
         <w:t>R code used for analysis and visualisation</w:t>
@@ -5504,49 +4971,510 @@
       <w:r>
         <w:rPr>
           <w:rFonts w:ascii="Times New Roman" w:eastAsia="Times New Roman" w:hAnsi="Times New Roman" w:cs="Times New Roman"/>
-          <w:color w:val="333333"/>
+          <w:b/>
+          <w:bCs/>
         </w:rPr>
         <w:t xml:space="preserve"> </w:t>
       </w:r>
-      <w:r>
+    </w:p>
+    <w:p>
+      <w:pPr>
+        <w:pStyle w:val="ListParagraph"/>
+        <w:ind w:left="2250" w:hanging="810"/>
         <w:rPr>
           <w:rFonts w:ascii="Times New Roman" w:eastAsia="Times New Roman" w:hAnsi="Times New Roman" w:cs="Times New Roman"/>
           <w:b/>
           <w:bCs/>
         </w:rPr>
-        <w:t>(not included in</w:t>
-      </w:r>
-      <w:r>
+      </w:pPr>
+    </w:p>
+    <w:p>
+      <w:pPr>
+        <w:pStyle w:val="ListParagraph"/>
+        <w:numPr>
+          <w:ilvl w:val="0"/>
+          <w:numId w:val="41"/>
+        </w:numPr>
         <w:rPr>
           <w:rFonts w:ascii="Times New Roman" w:eastAsia="Times New Roman" w:hAnsi="Times New Roman" w:cs="Times New Roman"/>
           <w:b/>
-          <w:bCs/>
-        </w:rPr>
-        <w:t xml:space="preserve"> the</w:t>
-      </w:r>
+        </w:rPr>
+      </w:pPr>
       <w:r>
         <w:rPr>
           <w:rFonts w:ascii="Times New Roman" w:eastAsia="Times New Roman" w:hAnsi="Times New Roman" w:cs="Times New Roman"/>
           <w:b/>
-          <w:bCs/>
-        </w:rPr>
-        <w:t xml:space="preserve"> wor</w:t>
-      </w:r>
-      <w:r>
+        </w:rPr>
+        <w:t>R code for Boxplot (main plot)</w:t>
+      </w:r>
+    </w:p>
+    <w:p>
+      <w:pPr>
+        <w:pStyle w:val="ListParagraph"/>
+        <w:ind w:left="2250" w:hanging="810"/>
+        <w:rPr>
+          <w:rFonts w:ascii="Times New Roman" w:eastAsia="Times New Roman" w:hAnsi="Times New Roman" w:cs="Times New Roman"/>
+        </w:rPr>
+      </w:pPr>
+    </w:p>
+    <w:p>
+      <w:pPr>
+        <w:pStyle w:val="ListParagraph"/>
+        <w:ind w:left="2250" w:hanging="810"/>
+        <w:rPr>
+          <w:rFonts w:ascii="Times New Roman" w:eastAsia="Times New Roman" w:hAnsi="Times New Roman" w:cs="Times New Roman"/>
+        </w:rPr>
+      </w:pPr>
+      <w:r>
+        <w:rPr>
+          <w:rFonts w:ascii="Times New Roman" w:eastAsia="Times New Roman" w:hAnsi="Times New Roman" w:cs="Times New Roman"/>
+        </w:rPr>
+        <w:t>library(readr)</w:t>
+      </w:r>
+    </w:p>
+    <w:p>
+      <w:pPr>
+        <w:pStyle w:val="ListParagraph"/>
+        <w:ind w:left="2250" w:hanging="810"/>
+        <w:rPr>
+          <w:rFonts w:ascii="Times New Roman" w:eastAsia="Times New Roman" w:hAnsi="Times New Roman" w:cs="Times New Roman"/>
+        </w:rPr>
+      </w:pPr>
+      <w:r>
+        <w:rPr>
+          <w:rFonts w:ascii="Times New Roman" w:eastAsia="Times New Roman" w:hAnsi="Times New Roman" w:cs="Times New Roman"/>
+        </w:rPr>
+        <w:t>Sleep_health_and_lifestyle_dataset &lt;- read.csv("dataset/Sleep_health_and_lifestyle_dataset.csv")</w:t>
+      </w:r>
+    </w:p>
+    <w:p>
+      <w:pPr>
+        <w:pStyle w:val="ListParagraph"/>
+        <w:ind w:left="2250" w:hanging="810"/>
+        <w:rPr>
+          <w:rFonts w:ascii="Times New Roman" w:eastAsia="Times New Roman" w:hAnsi="Times New Roman" w:cs="Times New Roman"/>
+        </w:rPr>
+      </w:pPr>
+      <w:r>
+        <w:rPr>
+          <w:rFonts w:ascii="Times New Roman" w:eastAsia="Times New Roman" w:hAnsi="Times New Roman" w:cs="Times New Roman"/>
+        </w:rPr>
+        <w:t>View(Sleep_health_and_lifestyle_dataset)</w:t>
+      </w:r>
+    </w:p>
+    <w:p>
+      <w:pPr>
+        <w:pStyle w:val="ListParagraph"/>
+        <w:ind w:left="2250" w:hanging="810"/>
+        <w:rPr>
+          <w:rFonts w:ascii="Times New Roman" w:eastAsia="Times New Roman" w:hAnsi="Times New Roman" w:cs="Times New Roman"/>
+        </w:rPr>
+      </w:pPr>
+      <w:r>
+        <w:rPr>
+          <w:rFonts w:ascii="Times New Roman" w:eastAsia="Times New Roman" w:hAnsi="Times New Roman" w:cs="Times New Roman"/>
+        </w:rPr>
+        <w:t># Adding _ to column so I can call it without errors due to space</w:t>
+      </w:r>
+    </w:p>
+    <w:p>
+      <w:pPr>
+        <w:pStyle w:val="ListParagraph"/>
+        <w:ind w:left="2250" w:hanging="810"/>
+        <w:rPr>
+          <w:rFonts w:ascii="Times New Roman" w:eastAsia="Times New Roman" w:hAnsi="Times New Roman" w:cs="Times New Roman"/>
+        </w:rPr>
+      </w:pPr>
+      <w:r>
+        <w:rPr>
+          <w:rFonts w:ascii="Times New Roman" w:eastAsia="Times New Roman" w:hAnsi="Times New Roman" w:cs="Times New Roman"/>
+        </w:rPr>
+        <w:t>colnames(Sleep_health_and_lifestyle_dataset)[8] &lt;- "stress_level"</w:t>
+      </w:r>
+    </w:p>
+    <w:p>
+      <w:pPr>
+        <w:pStyle w:val="ListParagraph"/>
+        <w:ind w:left="2250" w:hanging="810"/>
+        <w:rPr>
+          <w:rFonts w:ascii="Times New Roman" w:eastAsia="Times New Roman" w:hAnsi="Times New Roman" w:cs="Times New Roman"/>
+        </w:rPr>
+      </w:pPr>
+      <w:r>
+        <w:rPr>
+          <w:rFonts w:ascii="Times New Roman" w:eastAsia="Times New Roman" w:hAnsi="Times New Roman" w:cs="Times New Roman"/>
+        </w:rPr>
+        <w:t># Creating a subset of rows with only doctor or engineer as occupation</w:t>
+      </w:r>
+    </w:p>
+    <w:p>
+      <w:pPr>
+        <w:pStyle w:val="ListParagraph"/>
+        <w:ind w:left="2250" w:hanging="810"/>
+        <w:rPr>
+          <w:rFonts w:ascii="Times New Roman" w:eastAsia="Times New Roman" w:hAnsi="Times New Roman" w:cs="Times New Roman"/>
+        </w:rPr>
+      </w:pPr>
+      <w:r>
+        <w:rPr>
+          <w:rFonts w:ascii="Times New Roman" w:eastAsia="Times New Roman" w:hAnsi="Times New Roman" w:cs="Times New Roman"/>
+        </w:rPr>
+        <w:t>new_df &lt;- subset(</w:t>
+      </w:r>
+    </w:p>
+    <w:p>
+      <w:pPr>
+        <w:pStyle w:val="ListParagraph"/>
+        <w:ind w:left="2250" w:hanging="810"/>
+        <w:rPr>
+          <w:rFonts w:ascii="Times New Roman" w:eastAsia="Times New Roman" w:hAnsi="Times New Roman" w:cs="Times New Roman"/>
+        </w:rPr>
+      </w:pPr>
+      <w:r>
+        <w:rPr>
+          <w:rFonts w:ascii="Times New Roman" w:eastAsia="Times New Roman" w:hAnsi="Times New Roman" w:cs="Times New Roman"/>
+        </w:rPr>
+        <w:t xml:space="preserve">  Sleep_health_and_lifestyle_dataset, </w:t>
+      </w:r>
+    </w:p>
+    <w:p>
+      <w:pPr>
+        <w:pStyle w:val="ListParagraph"/>
+        <w:ind w:left="2250" w:hanging="810"/>
+        <w:rPr>
+          <w:rFonts w:ascii="Times New Roman" w:eastAsia="Times New Roman" w:hAnsi="Times New Roman" w:cs="Times New Roman"/>
+        </w:rPr>
+      </w:pPr>
+      <w:r>
+        <w:rPr>
+          <w:rFonts w:ascii="Times New Roman" w:eastAsia="Times New Roman" w:hAnsi="Times New Roman" w:cs="Times New Roman"/>
+        </w:rPr>
+        <w:t xml:space="preserve">  Occupation == "Doctor" | Occupation == "Engineer"</w:t>
+      </w:r>
+    </w:p>
+    <w:p>
+      <w:pPr>
+        <w:pStyle w:val="ListParagraph"/>
+        <w:ind w:left="2250" w:hanging="810"/>
+        <w:rPr>
+          <w:rFonts w:ascii="Times New Roman" w:eastAsia="Times New Roman" w:hAnsi="Times New Roman" w:cs="Times New Roman"/>
+        </w:rPr>
+      </w:pPr>
+      <w:r>
+        <w:rPr>
+          <w:rFonts w:ascii="Times New Roman" w:eastAsia="Times New Roman" w:hAnsi="Times New Roman" w:cs="Times New Roman"/>
+        </w:rPr>
+        <w:t>)</w:t>
+      </w:r>
+    </w:p>
+    <w:p>
+      <w:pPr>
+        <w:pStyle w:val="ListParagraph"/>
+        <w:ind w:left="2250" w:hanging="810"/>
+        <w:rPr>
+          <w:rFonts w:ascii="Times New Roman" w:eastAsia="Times New Roman" w:hAnsi="Times New Roman" w:cs="Times New Roman"/>
+        </w:rPr>
+      </w:pPr>
+      <w:r>
+        <w:rPr>
+          <w:rFonts w:ascii="Times New Roman" w:eastAsia="Times New Roman" w:hAnsi="Times New Roman" w:cs="Times New Roman"/>
+        </w:rPr>
+        <w:t># Creates a Boxplot for stress levels comparison between doctors and engineers</w:t>
+      </w:r>
+    </w:p>
+    <w:p>
+      <w:pPr>
+        <w:pStyle w:val="ListParagraph"/>
+        <w:ind w:left="2250" w:hanging="810"/>
+        <w:rPr>
+          <w:rFonts w:ascii="Times New Roman" w:eastAsia="Times New Roman" w:hAnsi="Times New Roman" w:cs="Times New Roman"/>
+        </w:rPr>
+      </w:pPr>
+      <w:r>
+        <w:rPr>
+          <w:rFonts w:ascii="Times New Roman" w:eastAsia="Times New Roman" w:hAnsi="Times New Roman" w:cs="Times New Roman"/>
+        </w:rPr>
+        <w:t>boxplot(</w:t>
+      </w:r>
+    </w:p>
+    <w:p>
+      <w:pPr>
+        <w:pStyle w:val="ListParagraph"/>
+        <w:ind w:left="2250" w:hanging="810"/>
+        <w:rPr>
+          <w:rFonts w:ascii="Times New Roman" w:eastAsia="Times New Roman" w:hAnsi="Times New Roman" w:cs="Times New Roman"/>
+        </w:rPr>
+      </w:pPr>
+      <w:r>
+        <w:rPr>
+          <w:rFonts w:ascii="Times New Roman" w:eastAsia="Times New Roman" w:hAnsi="Times New Roman" w:cs="Times New Roman"/>
+        </w:rPr>
+        <w:t xml:space="preserve">  stress_level~Occupation, </w:t>
+      </w:r>
+    </w:p>
+    <w:p>
+      <w:pPr>
+        <w:pStyle w:val="ListParagraph"/>
+        <w:ind w:left="2250" w:hanging="810"/>
+        <w:rPr>
+          <w:rFonts w:ascii="Times New Roman" w:eastAsia="Times New Roman" w:hAnsi="Times New Roman" w:cs="Times New Roman"/>
+        </w:rPr>
+      </w:pPr>
+      <w:r>
+        <w:rPr>
+          <w:rFonts w:ascii="Times New Roman" w:eastAsia="Times New Roman" w:hAnsi="Times New Roman" w:cs="Times New Roman"/>
+        </w:rPr>
+        <w:t xml:space="preserve">  data = new_df, </w:t>
+      </w:r>
+    </w:p>
+    <w:p>
+      <w:pPr>
+        <w:pStyle w:val="ListParagraph"/>
+        <w:ind w:left="2250" w:hanging="810"/>
+        <w:rPr>
+          <w:rFonts w:ascii="Times New Roman" w:eastAsia="Times New Roman" w:hAnsi="Times New Roman" w:cs="Times New Roman"/>
+        </w:rPr>
+      </w:pPr>
+      <w:r>
+        <w:rPr>
+          <w:rFonts w:ascii="Times New Roman" w:eastAsia="Times New Roman" w:hAnsi="Times New Roman" w:cs="Times New Roman"/>
+        </w:rPr>
+        <w:t xml:space="preserve">  main = "Stress Levels between Doctors and Engineers",</w:t>
+      </w:r>
+    </w:p>
+    <w:p>
+      <w:pPr>
+        <w:pStyle w:val="ListParagraph"/>
+        <w:ind w:left="2250" w:hanging="810"/>
+        <w:rPr>
+          <w:rFonts w:ascii="Times New Roman" w:eastAsia="Times New Roman" w:hAnsi="Times New Roman" w:cs="Times New Roman"/>
+        </w:rPr>
+      </w:pPr>
+      <w:r>
+        <w:rPr>
+          <w:rFonts w:ascii="Times New Roman" w:eastAsia="Times New Roman" w:hAnsi="Times New Roman" w:cs="Times New Roman"/>
+        </w:rPr>
+        <w:t xml:space="preserve">  xlab = "Occupation", </w:t>
+      </w:r>
+    </w:p>
+    <w:p>
+      <w:pPr>
+        <w:pStyle w:val="ListParagraph"/>
+        <w:ind w:left="2250" w:hanging="810"/>
+        <w:rPr>
+          <w:rFonts w:ascii="Times New Roman" w:eastAsia="Times New Roman" w:hAnsi="Times New Roman" w:cs="Times New Roman"/>
+        </w:rPr>
+      </w:pPr>
+      <w:r>
+        <w:rPr>
+          <w:rFonts w:ascii="Times New Roman" w:eastAsia="Times New Roman" w:hAnsi="Times New Roman" w:cs="Times New Roman"/>
+        </w:rPr>
+        <w:t xml:space="preserve">  ylab = "Stress Levels",</w:t>
+      </w:r>
+    </w:p>
+    <w:p>
+      <w:pPr>
+        <w:pStyle w:val="ListParagraph"/>
+        <w:ind w:left="2250" w:hanging="810"/>
+        <w:rPr>
+          <w:rFonts w:ascii="Times New Roman" w:eastAsia="Times New Roman" w:hAnsi="Times New Roman" w:cs="Times New Roman"/>
+        </w:rPr>
+      </w:pPr>
+      <w:r>
+        <w:rPr>
+          <w:rFonts w:ascii="Times New Roman" w:eastAsia="Times New Roman" w:hAnsi="Times New Roman" w:cs="Times New Roman"/>
+        </w:rPr>
+        <w:t xml:space="preserve">  col = c("lightblue", "lightgreen")</w:t>
+      </w:r>
+    </w:p>
+    <w:p>
+      <w:pPr>
+        <w:pStyle w:val="ListParagraph"/>
+        <w:ind w:left="2250" w:hanging="810"/>
+        <w:rPr>
+          <w:rFonts w:ascii="Times New Roman" w:eastAsia="Times New Roman" w:hAnsi="Times New Roman" w:cs="Times New Roman"/>
+        </w:rPr>
+      </w:pPr>
+      <w:r>
+        <w:rPr>
+          <w:rFonts w:ascii="Times New Roman" w:eastAsia="Times New Roman" w:hAnsi="Times New Roman" w:cs="Times New Roman"/>
+        </w:rPr>
+        <w:t>)</w:t>
+      </w:r>
+    </w:p>
+    <w:p>
+      <w:pPr>
+        <w:pStyle w:val="ListParagraph"/>
+        <w:ind w:left="2250" w:hanging="810"/>
+        <w:rPr>
+          <w:rFonts w:ascii="Times New Roman" w:eastAsia="Times New Roman" w:hAnsi="Times New Roman" w:cs="Times New Roman"/>
+        </w:rPr>
+      </w:pPr>
+      <w:r>
+        <w:rPr>
+          <w:rFonts w:ascii="Times New Roman" w:eastAsia="Times New Roman" w:hAnsi="Times New Roman" w:cs="Times New Roman"/>
+        </w:rPr>
+        <w:t>#Creates Legends for clearer interpretation of the graph</w:t>
+      </w:r>
+    </w:p>
+    <w:p>
+      <w:pPr>
+        <w:pStyle w:val="ListParagraph"/>
+        <w:ind w:left="2250" w:hanging="810"/>
+        <w:rPr>
+          <w:rFonts w:ascii="Times New Roman" w:eastAsia="Times New Roman" w:hAnsi="Times New Roman" w:cs="Times New Roman"/>
+        </w:rPr>
+      </w:pPr>
+      <w:r>
+        <w:rPr>
+          <w:rFonts w:ascii="Times New Roman" w:eastAsia="Times New Roman" w:hAnsi="Times New Roman" w:cs="Times New Roman"/>
+        </w:rPr>
+        <w:t>legend("topright",</w:t>
+      </w:r>
+    </w:p>
+    <w:p>
+      <w:pPr>
+        <w:pStyle w:val="ListParagraph"/>
+        <w:ind w:left="2250" w:hanging="810"/>
+        <w:rPr>
+          <w:rFonts w:ascii="Times New Roman" w:eastAsia="Times New Roman" w:hAnsi="Times New Roman" w:cs="Times New Roman"/>
+        </w:rPr>
+      </w:pPr>
+      <w:r>
+        <w:rPr>
+          <w:rFonts w:ascii="Times New Roman" w:eastAsia="Times New Roman" w:hAnsi="Times New Roman" w:cs="Times New Roman"/>
+        </w:rPr>
+        <w:t xml:space="preserve">       legend = c("Doctors' Stress Levels (Age: 27-59)", "Engineers' Stress Levels (Age:27-59)"),</w:t>
+      </w:r>
+    </w:p>
+    <w:p>
+      <w:pPr>
+        <w:pStyle w:val="ListParagraph"/>
+        <w:ind w:left="2250" w:hanging="810"/>
+        <w:rPr>
+          <w:rFonts w:ascii="Times New Roman" w:eastAsia="Times New Roman" w:hAnsi="Times New Roman" w:cs="Times New Roman"/>
+        </w:rPr>
+      </w:pPr>
+      <w:r>
+        <w:rPr>
+          <w:rFonts w:ascii="Times New Roman" w:eastAsia="Times New Roman" w:hAnsi="Times New Roman" w:cs="Times New Roman"/>
+        </w:rPr>
+        <w:t xml:space="preserve">       fill = c("lightblue", "lightgreen"),</w:t>
+      </w:r>
+    </w:p>
+    <w:p>
+      <w:pPr>
+        <w:pStyle w:val="ListParagraph"/>
+        <w:ind w:left="2250" w:hanging="810"/>
+        <w:rPr>
+          <w:rFonts w:ascii="Times New Roman" w:eastAsia="Times New Roman" w:hAnsi="Times New Roman" w:cs="Times New Roman"/>
+        </w:rPr>
+      </w:pPr>
+      <w:r>
+        <w:rPr>
+          <w:rFonts w:ascii="Times New Roman" w:eastAsia="Times New Roman" w:hAnsi="Times New Roman" w:cs="Times New Roman"/>
+        </w:rPr>
+        <w:t xml:space="preserve">       bty = "o",</w:t>
+      </w:r>
+    </w:p>
+    <w:p>
+      <w:pPr>
+        <w:pStyle w:val="ListParagraph"/>
+        <w:ind w:left="2250" w:hanging="810"/>
+        <w:rPr>
+          <w:rFonts w:ascii="Times New Roman" w:eastAsia="Times New Roman" w:hAnsi="Times New Roman" w:cs="Times New Roman"/>
+        </w:rPr>
+      </w:pPr>
+      <w:r>
+        <w:rPr>
+          <w:rFonts w:ascii="Times New Roman" w:eastAsia="Times New Roman" w:hAnsi="Times New Roman" w:cs="Times New Roman"/>
+        </w:rPr>
+        <w:t xml:space="preserve">       bg = "white",</w:t>
+      </w:r>
+    </w:p>
+    <w:p>
+      <w:pPr>
+        <w:pStyle w:val="ListParagraph"/>
+        <w:ind w:left="2250" w:hanging="810"/>
+        <w:rPr>
+          <w:rFonts w:ascii="Times New Roman" w:eastAsia="Times New Roman" w:hAnsi="Times New Roman" w:cs="Times New Roman"/>
+        </w:rPr>
+      </w:pPr>
+      <w:r>
+        <w:rPr>
+          <w:rFonts w:ascii="Times New Roman" w:eastAsia="Times New Roman" w:hAnsi="Times New Roman" w:cs="Times New Roman"/>
+        </w:rPr>
+        <w:t xml:space="preserve">       box.col = "black",</w:t>
+      </w:r>
+    </w:p>
+    <w:p>
+      <w:pPr>
+        <w:pStyle w:val="ListParagraph"/>
+        <w:ind w:left="2250" w:hanging="810"/>
+        <w:rPr>
+          <w:rFonts w:ascii="Times New Roman" w:eastAsia="Times New Roman" w:hAnsi="Times New Roman" w:cs="Times New Roman"/>
+        </w:rPr>
+      </w:pPr>
+      <w:r>
+        <w:rPr>
+          <w:rFonts w:ascii="Times New Roman" w:eastAsia="Times New Roman" w:hAnsi="Times New Roman" w:cs="Times New Roman"/>
+        </w:rPr>
+        <w:t xml:space="preserve">       cex = 0.8</w:t>
+      </w:r>
+    </w:p>
+    <w:p>
+      <w:pPr>
+        <w:pStyle w:val="ListParagraph"/>
+        <w:ind w:left="2250" w:hanging="810"/>
+        <w:rPr>
+          <w:rFonts w:ascii="Times New Roman" w:eastAsia="Times New Roman" w:hAnsi="Times New Roman" w:cs="Times New Roman"/>
+        </w:rPr>
+      </w:pPr>
+      <w:r>
+        <w:rPr>
+          <w:rFonts w:ascii="Times New Roman" w:eastAsia="Times New Roman" w:hAnsi="Times New Roman" w:cs="Times New Roman"/>
+        </w:rPr>
+        <w:t>)</w:t>
+      </w:r>
+    </w:p>
+    <w:p>
+      <w:pPr>
+        <w:pStyle w:val="ListParagraph"/>
+        <w:ind w:left="2250" w:hanging="810"/>
+        <w:rPr>
+          <w:rFonts w:ascii="Times New Roman" w:eastAsia="Times New Roman" w:hAnsi="Times New Roman" w:cs="Times New Roman"/>
+        </w:rPr>
+      </w:pPr>
+    </w:p>
+    <w:p>
+      <w:pPr>
+        <w:pStyle w:val="ListParagraph"/>
+        <w:ind w:left="2250" w:hanging="810"/>
         <w:rPr>
           <w:rFonts w:ascii="Times New Roman" w:eastAsia="Times New Roman" w:hAnsi="Times New Roman" w:cs="Times New Roman"/>
           <w:b/>
-          <w:bCs/>
-        </w:rPr>
-        <w:t>d</w:t>
-      </w:r>
+        </w:rPr>
+      </w:pPr>
       <w:r>
         <w:rPr>
           <w:rFonts w:ascii="Times New Roman" w:eastAsia="Times New Roman" w:hAnsi="Times New Roman" w:cs="Times New Roman"/>
           <w:b/>
-          <w:bCs/>
-        </w:rPr>
-        <w:t xml:space="preserve"> count)</w:t>
+        </w:rPr>
+        <w:t>b)</w:t>
+      </w:r>
+      <w:r>
+        <w:rPr>
+          <w:rFonts w:ascii="Times New Roman" w:eastAsia="Times New Roman" w:hAnsi="Times New Roman" w:cs="Times New Roman"/>
+          <w:b/>
+        </w:rPr>
+        <w:t xml:space="preserve"> </w:t>
+      </w:r>
+      <w:r>
+        <w:rPr>
+          <w:rFonts w:ascii="Times New Roman" w:eastAsia="Times New Roman" w:hAnsi="Times New Roman" w:cs="Times New Roman"/>
+          <w:b/>
+        </w:rPr>
+        <w:t>R code for Histogram</w:t>
       </w:r>
     </w:p>
     <w:p>
@@ -5555,32 +5483,9 @@
         <w:ind w:left="2250" w:hanging="810"/>
         <w:rPr>
           <w:rFonts w:ascii="Times New Roman" w:eastAsia="Times New Roman" w:hAnsi="Times New Roman" w:cs="Times New Roman"/>
-        </w:rPr>
-      </w:pPr>
-      <w:r>
-        <w:rPr>
-          <w:rFonts w:ascii="Times New Roman" w:eastAsia="Times New Roman" w:hAnsi="Times New Roman" w:cs="Times New Roman"/>
-        </w:rPr>
-        <w:t>Analysis.</w:t>
-      </w:r>
-      <w:r>
-        <w:rPr>
-          <w:rFonts w:ascii="Times New Roman" w:eastAsia="Times New Roman" w:hAnsi="Times New Roman" w:cs="Times New Roman"/>
-        </w:rPr>
-        <w:t xml:space="preserve"> </w:t>
-      </w:r>
-      <w:r>
-        <w:rPr>
-          <w:rFonts w:ascii="Times New Roman" w:eastAsia="Times New Roman" w:hAnsi="Times New Roman" w:cs="Times New Roman"/>
-        </w:rPr>
-        <w:t>R code with the appropriate statistics to test the hypotheses</w:t>
-      </w:r>
-      <w:r>
-        <w:rPr>
-          <w:rFonts w:ascii="Times New Roman" w:eastAsia="Times New Roman" w:hAnsi="Times New Roman" w:cs="Times New Roman"/>
-        </w:rPr>
-        <w:t xml:space="preserve">. </w:t>
-      </w:r>
+          <w:b/>
+        </w:rPr>
+      </w:pPr>
     </w:p>
     <w:p>
       <w:pPr>
@@ -5588,8 +5493,16 @@
         <w:ind w:left="2250" w:hanging="810"/>
         <w:rPr>
           <w:rFonts w:ascii="Times New Roman" w:eastAsia="Times New Roman" w:hAnsi="Times New Roman" w:cs="Times New Roman"/>
-        </w:rPr>
-      </w:pPr>
+          <w:bCs/>
+        </w:rPr>
+      </w:pPr>
+      <w:r>
+        <w:rPr>
+          <w:rFonts w:ascii="Times New Roman" w:eastAsia="Times New Roman" w:hAnsi="Times New Roman" w:cs="Times New Roman"/>
+          <w:bCs/>
+        </w:rPr>
+        <w:t>library(readr)</w:t>
+      </w:r>
     </w:p>
     <w:p>
       <w:pPr>
@@ -5597,6 +5510,565 @@
         <w:ind w:left="2250" w:hanging="810"/>
         <w:rPr>
           <w:rFonts w:ascii="Times New Roman" w:eastAsia="Times New Roman" w:hAnsi="Times New Roman" w:cs="Times New Roman"/>
+          <w:bCs/>
+        </w:rPr>
+      </w:pPr>
+      <w:r>
+        <w:rPr>
+          <w:rFonts w:ascii="Times New Roman" w:eastAsia="Times New Roman" w:hAnsi="Times New Roman" w:cs="Times New Roman"/>
+          <w:bCs/>
+        </w:rPr>
+        <w:t>Sleep_health_and_lifestyle_dataset &lt;- read.csv("dataset/Sleep_health_and_lifestyle_dataset.csv")</w:t>
+      </w:r>
+    </w:p>
+    <w:p>
+      <w:pPr>
+        <w:pStyle w:val="ListParagraph"/>
+        <w:ind w:left="2250" w:hanging="810"/>
+        <w:rPr>
+          <w:rFonts w:ascii="Times New Roman" w:eastAsia="Times New Roman" w:hAnsi="Times New Roman" w:cs="Times New Roman"/>
+          <w:bCs/>
+        </w:rPr>
+      </w:pPr>
+      <w:r>
+        <w:rPr>
+          <w:rFonts w:ascii="Times New Roman" w:eastAsia="Times New Roman" w:hAnsi="Times New Roman" w:cs="Times New Roman"/>
+          <w:bCs/>
+        </w:rPr>
+        <w:t>View(Sleep_health_and_lifestyle_dataset)</w:t>
+      </w:r>
+    </w:p>
+    <w:p>
+      <w:pPr>
+        <w:pStyle w:val="ListParagraph"/>
+        <w:ind w:left="2250" w:hanging="810"/>
+        <w:rPr>
+          <w:rFonts w:ascii="Times New Roman" w:eastAsia="Times New Roman" w:hAnsi="Times New Roman" w:cs="Times New Roman"/>
+          <w:bCs/>
+        </w:rPr>
+      </w:pPr>
+      <w:r>
+        <w:rPr>
+          <w:rFonts w:ascii="Times New Roman" w:eastAsia="Times New Roman" w:hAnsi="Times New Roman" w:cs="Times New Roman"/>
+          <w:bCs/>
+        </w:rPr>
+        <w:t xml:space="preserve"># Reference dataset as cw2 </w:t>
+      </w:r>
+    </w:p>
+    <w:p>
+      <w:pPr>
+        <w:pStyle w:val="ListParagraph"/>
+        <w:ind w:left="2250" w:hanging="810"/>
+        <w:rPr>
+          <w:rFonts w:ascii="Times New Roman" w:eastAsia="Times New Roman" w:hAnsi="Times New Roman" w:cs="Times New Roman"/>
+          <w:bCs/>
+        </w:rPr>
+      </w:pPr>
+      <w:r>
+        <w:rPr>
+          <w:rFonts w:ascii="Times New Roman" w:eastAsia="Times New Roman" w:hAnsi="Times New Roman" w:cs="Times New Roman"/>
+          <w:bCs/>
+        </w:rPr>
+        <w:t>cw2 &lt;- Sleep_health_and_lifestyle_dataset</w:t>
+      </w:r>
+    </w:p>
+    <w:p>
+      <w:pPr>
+        <w:pStyle w:val="ListParagraph"/>
+        <w:ind w:left="2250" w:hanging="810"/>
+        <w:rPr>
+          <w:rFonts w:ascii="Times New Roman" w:eastAsia="Times New Roman" w:hAnsi="Times New Roman" w:cs="Times New Roman"/>
+          <w:bCs/>
+        </w:rPr>
+      </w:pPr>
+      <w:r>
+        <w:rPr>
+          <w:rFonts w:ascii="Times New Roman" w:eastAsia="Times New Roman" w:hAnsi="Times New Roman" w:cs="Times New Roman"/>
+          <w:bCs/>
+        </w:rPr>
+        <w:t># Adding _ to column so I can call it without errors due to space</w:t>
+      </w:r>
+    </w:p>
+    <w:p>
+      <w:pPr>
+        <w:pStyle w:val="ListParagraph"/>
+        <w:ind w:left="2250" w:hanging="810"/>
+        <w:rPr>
+          <w:rFonts w:ascii="Times New Roman" w:eastAsia="Times New Roman" w:hAnsi="Times New Roman" w:cs="Times New Roman"/>
+          <w:bCs/>
+        </w:rPr>
+      </w:pPr>
+      <w:r>
+        <w:rPr>
+          <w:rFonts w:ascii="Times New Roman" w:eastAsia="Times New Roman" w:hAnsi="Times New Roman" w:cs="Times New Roman"/>
+          <w:bCs/>
+        </w:rPr>
+        <w:t>colnames(cw2)[8] &lt;- "stress_level"</w:t>
+      </w:r>
+    </w:p>
+    <w:p>
+      <w:pPr>
+        <w:pStyle w:val="ListParagraph"/>
+        <w:ind w:left="2250" w:hanging="810"/>
+        <w:rPr>
+          <w:rFonts w:ascii="Times New Roman" w:eastAsia="Times New Roman" w:hAnsi="Times New Roman" w:cs="Times New Roman"/>
+          <w:bCs/>
+        </w:rPr>
+      </w:pPr>
+      <w:r>
+        <w:rPr>
+          <w:rFonts w:ascii="Times New Roman" w:eastAsia="Times New Roman" w:hAnsi="Times New Roman" w:cs="Times New Roman"/>
+          <w:bCs/>
+        </w:rPr>
+        <w:t># Creating a subset of rows with only doctor or engineer as occupation</w:t>
+      </w:r>
+    </w:p>
+    <w:p>
+      <w:pPr>
+        <w:pStyle w:val="ListParagraph"/>
+        <w:ind w:left="2250" w:hanging="810"/>
+        <w:rPr>
+          <w:rFonts w:ascii="Times New Roman" w:eastAsia="Times New Roman" w:hAnsi="Times New Roman" w:cs="Times New Roman"/>
+          <w:bCs/>
+        </w:rPr>
+      </w:pPr>
+      <w:r>
+        <w:rPr>
+          <w:rFonts w:ascii="Times New Roman" w:eastAsia="Times New Roman" w:hAnsi="Times New Roman" w:cs="Times New Roman"/>
+          <w:bCs/>
+        </w:rPr>
+        <w:t>data_hist &lt;- subset(</w:t>
+      </w:r>
+    </w:p>
+    <w:p>
+      <w:pPr>
+        <w:pStyle w:val="ListParagraph"/>
+        <w:ind w:left="2250" w:hanging="810"/>
+        <w:rPr>
+          <w:rFonts w:ascii="Times New Roman" w:eastAsia="Times New Roman" w:hAnsi="Times New Roman" w:cs="Times New Roman"/>
+          <w:bCs/>
+        </w:rPr>
+      </w:pPr>
+      <w:r>
+        <w:rPr>
+          <w:rFonts w:ascii="Times New Roman" w:eastAsia="Times New Roman" w:hAnsi="Times New Roman" w:cs="Times New Roman"/>
+          <w:bCs/>
+        </w:rPr>
+        <w:lastRenderedPageBreak/>
+        <w:t xml:space="preserve">  cw2,</w:t>
+      </w:r>
+    </w:p>
+    <w:p>
+      <w:pPr>
+        <w:pStyle w:val="ListParagraph"/>
+        <w:ind w:left="2250" w:hanging="810"/>
+        <w:rPr>
+          <w:rFonts w:ascii="Times New Roman" w:eastAsia="Times New Roman" w:hAnsi="Times New Roman" w:cs="Times New Roman"/>
+          <w:bCs/>
+        </w:rPr>
+      </w:pPr>
+      <w:r>
+        <w:rPr>
+          <w:rFonts w:ascii="Times New Roman" w:eastAsia="Times New Roman" w:hAnsi="Times New Roman" w:cs="Times New Roman"/>
+          <w:bCs/>
+        </w:rPr>
+        <w:t xml:space="preserve">  Occupation == "Doctor" | Occupation == "Engineer"</w:t>
+      </w:r>
+    </w:p>
+    <w:p>
+      <w:pPr>
+        <w:pStyle w:val="ListParagraph"/>
+        <w:ind w:left="2250" w:hanging="810"/>
+        <w:rPr>
+          <w:rFonts w:ascii="Times New Roman" w:eastAsia="Times New Roman" w:hAnsi="Times New Roman" w:cs="Times New Roman"/>
+          <w:bCs/>
+        </w:rPr>
+      </w:pPr>
+      <w:r>
+        <w:rPr>
+          <w:rFonts w:ascii="Times New Roman" w:eastAsia="Times New Roman" w:hAnsi="Times New Roman" w:cs="Times New Roman"/>
+          <w:bCs/>
+        </w:rPr>
+        <w:t>)</w:t>
+      </w:r>
+    </w:p>
+    <w:p>
+      <w:pPr>
+        <w:pStyle w:val="ListParagraph"/>
+        <w:ind w:left="2250" w:hanging="810"/>
+        <w:rPr>
+          <w:rFonts w:ascii="Times New Roman" w:eastAsia="Times New Roman" w:hAnsi="Times New Roman" w:cs="Times New Roman"/>
+          <w:bCs/>
+        </w:rPr>
+      </w:pPr>
+      <w:r>
+        <w:rPr>
+          <w:rFonts w:ascii="Times New Roman" w:eastAsia="Times New Roman" w:hAnsi="Times New Roman" w:cs="Times New Roman"/>
+          <w:bCs/>
+        </w:rPr>
+        <w:t>breaks_seq &lt;- seq(1, 10, by = 1)</w:t>
+      </w:r>
+    </w:p>
+    <w:p>
+      <w:pPr>
+        <w:pStyle w:val="ListParagraph"/>
+        <w:ind w:left="2250" w:hanging="810"/>
+        <w:rPr>
+          <w:rFonts w:ascii="Times New Roman" w:eastAsia="Times New Roman" w:hAnsi="Times New Roman" w:cs="Times New Roman"/>
+          <w:bCs/>
+        </w:rPr>
+      </w:pPr>
+      <w:r>
+        <w:rPr>
+          <w:rFonts w:ascii="Times New Roman" w:eastAsia="Times New Roman" w:hAnsi="Times New Roman" w:cs="Times New Roman"/>
+          <w:bCs/>
+        </w:rPr>
+        <w:t># Creates a Histogram for stress levels</w:t>
+      </w:r>
+    </w:p>
+    <w:p>
+      <w:pPr>
+        <w:pStyle w:val="ListParagraph"/>
+        <w:ind w:left="2250" w:hanging="810"/>
+        <w:rPr>
+          <w:rFonts w:ascii="Times New Roman" w:eastAsia="Times New Roman" w:hAnsi="Times New Roman" w:cs="Times New Roman"/>
+          <w:bCs/>
+        </w:rPr>
+      </w:pPr>
+      <w:r>
+        <w:rPr>
+          <w:rFonts w:ascii="Times New Roman" w:eastAsia="Times New Roman" w:hAnsi="Times New Roman" w:cs="Times New Roman"/>
+          <w:bCs/>
+        </w:rPr>
+        <w:t>hist(</w:t>
+      </w:r>
+    </w:p>
+    <w:p>
+      <w:pPr>
+        <w:pStyle w:val="ListParagraph"/>
+        <w:ind w:left="2250" w:hanging="810"/>
+        <w:rPr>
+          <w:rFonts w:ascii="Times New Roman" w:eastAsia="Times New Roman" w:hAnsi="Times New Roman" w:cs="Times New Roman"/>
+          <w:bCs/>
+        </w:rPr>
+      </w:pPr>
+      <w:r>
+        <w:rPr>
+          <w:rFonts w:ascii="Times New Roman" w:eastAsia="Times New Roman" w:hAnsi="Times New Roman" w:cs="Times New Roman"/>
+          <w:bCs/>
+        </w:rPr>
+        <w:t xml:space="preserve">  data_hist$stress_level,</w:t>
+      </w:r>
+    </w:p>
+    <w:p>
+      <w:pPr>
+        <w:pStyle w:val="ListParagraph"/>
+        <w:ind w:left="2250" w:hanging="810"/>
+        <w:rPr>
+          <w:rFonts w:ascii="Times New Roman" w:eastAsia="Times New Roman" w:hAnsi="Times New Roman" w:cs="Times New Roman"/>
+          <w:bCs/>
+        </w:rPr>
+      </w:pPr>
+      <w:r>
+        <w:rPr>
+          <w:rFonts w:ascii="Times New Roman" w:eastAsia="Times New Roman" w:hAnsi="Times New Roman" w:cs="Times New Roman"/>
+          <w:bCs/>
+        </w:rPr>
+        <w:t xml:space="preserve">  breaks = breaks_seq,</w:t>
+      </w:r>
+    </w:p>
+    <w:p>
+      <w:pPr>
+        <w:pStyle w:val="ListParagraph"/>
+        <w:ind w:left="2250" w:hanging="810"/>
+        <w:rPr>
+          <w:rFonts w:ascii="Times New Roman" w:eastAsia="Times New Roman" w:hAnsi="Times New Roman" w:cs="Times New Roman"/>
+          <w:bCs/>
+        </w:rPr>
+      </w:pPr>
+      <w:r>
+        <w:rPr>
+          <w:rFonts w:ascii="Times New Roman" w:eastAsia="Times New Roman" w:hAnsi="Times New Roman" w:cs="Times New Roman"/>
+          <w:bCs/>
+        </w:rPr>
+        <w:t xml:space="preserve">  main = "Frequency Distribution of Doctors and Engineers' Stress Level",</w:t>
+      </w:r>
+    </w:p>
+    <w:p>
+      <w:pPr>
+        <w:pStyle w:val="ListParagraph"/>
+        <w:ind w:left="2250" w:hanging="810"/>
+        <w:rPr>
+          <w:rFonts w:ascii="Times New Roman" w:eastAsia="Times New Roman" w:hAnsi="Times New Roman" w:cs="Times New Roman"/>
+          <w:bCs/>
+        </w:rPr>
+      </w:pPr>
+      <w:r>
+        <w:rPr>
+          <w:rFonts w:ascii="Times New Roman" w:eastAsia="Times New Roman" w:hAnsi="Times New Roman" w:cs="Times New Roman"/>
+          <w:bCs/>
+        </w:rPr>
+        <w:t xml:space="preserve">  xlab = "Stress Level",</w:t>
+      </w:r>
+    </w:p>
+    <w:p>
+      <w:pPr>
+        <w:pStyle w:val="ListParagraph"/>
+        <w:ind w:left="2250" w:hanging="810"/>
+        <w:rPr>
+          <w:rFonts w:ascii="Times New Roman" w:eastAsia="Times New Roman" w:hAnsi="Times New Roman" w:cs="Times New Roman"/>
+          <w:bCs/>
+        </w:rPr>
+      </w:pPr>
+      <w:r>
+        <w:rPr>
+          <w:rFonts w:ascii="Times New Roman" w:eastAsia="Times New Roman" w:hAnsi="Times New Roman" w:cs="Times New Roman"/>
+          <w:bCs/>
+        </w:rPr>
+        <w:t xml:space="preserve">  ylab = "Frequency",</w:t>
+      </w:r>
+    </w:p>
+    <w:p>
+      <w:pPr>
+        <w:pStyle w:val="ListParagraph"/>
+        <w:ind w:left="2250" w:hanging="810"/>
+        <w:rPr>
+          <w:rFonts w:ascii="Times New Roman" w:eastAsia="Times New Roman" w:hAnsi="Times New Roman" w:cs="Times New Roman"/>
+          <w:bCs/>
+        </w:rPr>
+      </w:pPr>
+      <w:r>
+        <w:rPr>
+          <w:rFonts w:ascii="Times New Roman" w:eastAsia="Times New Roman" w:hAnsi="Times New Roman" w:cs="Times New Roman"/>
+          <w:bCs/>
+        </w:rPr>
+        <w:t xml:space="preserve">  col = "lightgreen",</w:t>
+      </w:r>
+    </w:p>
+    <w:p>
+      <w:pPr>
+        <w:pStyle w:val="ListParagraph"/>
+        <w:ind w:left="2250" w:hanging="810"/>
+        <w:rPr>
+          <w:rFonts w:ascii="Times New Roman" w:eastAsia="Times New Roman" w:hAnsi="Times New Roman" w:cs="Times New Roman"/>
+          <w:bCs/>
+        </w:rPr>
+      </w:pPr>
+      <w:r>
+        <w:rPr>
+          <w:rFonts w:ascii="Times New Roman" w:eastAsia="Times New Roman" w:hAnsi="Times New Roman" w:cs="Times New Roman"/>
+          <w:bCs/>
+        </w:rPr>
+        <w:t xml:space="preserve">  xlim = c(1, 10),</w:t>
+      </w:r>
+    </w:p>
+    <w:p>
+      <w:pPr>
+        <w:pStyle w:val="ListParagraph"/>
+        <w:ind w:left="2250" w:hanging="810"/>
+        <w:rPr>
+          <w:rFonts w:ascii="Times New Roman" w:eastAsia="Times New Roman" w:hAnsi="Times New Roman" w:cs="Times New Roman"/>
+          <w:bCs/>
+        </w:rPr>
+      </w:pPr>
+      <w:r>
+        <w:rPr>
+          <w:rFonts w:ascii="Times New Roman" w:eastAsia="Times New Roman" w:hAnsi="Times New Roman" w:cs="Times New Roman"/>
+          <w:bCs/>
+        </w:rPr>
+        <w:t xml:space="preserve">  xaxt = "n",</w:t>
+      </w:r>
+    </w:p>
+    <w:p>
+      <w:pPr>
+        <w:pStyle w:val="ListParagraph"/>
+        <w:ind w:left="2250" w:hanging="810"/>
+        <w:rPr>
+          <w:rFonts w:ascii="Times New Roman" w:eastAsia="Times New Roman" w:hAnsi="Times New Roman" w:cs="Times New Roman"/>
+          <w:bCs/>
+        </w:rPr>
+      </w:pPr>
+      <w:r>
+        <w:rPr>
+          <w:rFonts w:ascii="Times New Roman" w:eastAsia="Times New Roman" w:hAnsi="Times New Roman" w:cs="Times New Roman"/>
+          <w:bCs/>
+        </w:rPr>
+        <w:t xml:space="preserve">  yaxt = "n"</w:t>
+      </w:r>
+    </w:p>
+    <w:p>
+      <w:pPr>
+        <w:pStyle w:val="ListParagraph"/>
+        <w:ind w:left="2250" w:hanging="810"/>
+        <w:rPr>
+          <w:rFonts w:ascii="Times New Roman" w:eastAsia="Times New Roman" w:hAnsi="Times New Roman" w:cs="Times New Roman"/>
+          <w:bCs/>
+        </w:rPr>
+      </w:pPr>
+      <w:r>
+        <w:rPr>
+          <w:rFonts w:ascii="Times New Roman" w:eastAsia="Times New Roman" w:hAnsi="Times New Roman" w:cs="Times New Roman"/>
+          <w:bCs/>
+        </w:rPr>
+        <w:t>)</w:t>
+      </w:r>
+    </w:p>
+    <w:p>
+      <w:pPr>
+        <w:pStyle w:val="ListParagraph"/>
+        <w:ind w:left="2250" w:hanging="810"/>
+        <w:rPr>
+          <w:rFonts w:ascii="Times New Roman" w:eastAsia="Times New Roman" w:hAnsi="Times New Roman" w:cs="Times New Roman"/>
+          <w:bCs/>
+        </w:rPr>
+      </w:pPr>
+      <w:r>
+        <w:rPr>
+          <w:rFonts w:ascii="Times New Roman" w:eastAsia="Times New Roman" w:hAnsi="Times New Roman" w:cs="Times New Roman"/>
+          <w:bCs/>
+        </w:rPr>
+        <w:t>axis(</w:t>
+      </w:r>
+    </w:p>
+    <w:p>
+      <w:pPr>
+        <w:pStyle w:val="ListParagraph"/>
+        <w:ind w:left="2250" w:hanging="810"/>
+        <w:rPr>
+          <w:rFonts w:ascii="Times New Roman" w:eastAsia="Times New Roman" w:hAnsi="Times New Roman" w:cs="Times New Roman"/>
+          <w:bCs/>
+        </w:rPr>
+      </w:pPr>
+      <w:r>
+        <w:rPr>
+          <w:rFonts w:ascii="Times New Roman" w:eastAsia="Times New Roman" w:hAnsi="Times New Roman" w:cs="Times New Roman"/>
+          <w:bCs/>
+        </w:rPr>
+        <w:t xml:space="preserve">  side = 1,</w:t>
+      </w:r>
+    </w:p>
+    <w:p>
+      <w:pPr>
+        <w:pStyle w:val="ListParagraph"/>
+        <w:ind w:left="2250" w:hanging="810"/>
+        <w:rPr>
+          <w:rFonts w:ascii="Times New Roman" w:eastAsia="Times New Roman" w:hAnsi="Times New Roman" w:cs="Times New Roman"/>
+          <w:bCs/>
+        </w:rPr>
+      </w:pPr>
+      <w:r>
+        <w:rPr>
+          <w:rFonts w:ascii="Times New Roman" w:eastAsia="Times New Roman" w:hAnsi="Times New Roman" w:cs="Times New Roman"/>
+          <w:bCs/>
+        </w:rPr>
+        <w:t xml:space="preserve">  at = 1:10</w:t>
+      </w:r>
+    </w:p>
+    <w:p>
+      <w:pPr>
+        <w:pStyle w:val="ListParagraph"/>
+        <w:ind w:left="2250" w:hanging="810"/>
+        <w:rPr>
+          <w:rFonts w:ascii="Times New Roman" w:eastAsia="Times New Roman" w:hAnsi="Times New Roman" w:cs="Times New Roman"/>
+          <w:bCs/>
+        </w:rPr>
+      </w:pPr>
+      <w:r>
+        <w:rPr>
+          <w:rFonts w:ascii="Times New Roman" w:eastAsia="Times New Roman" w:hAnsi="Times New Roman" w:cs="Times New Roman"/>
+          <w:bCs/>
+        </w:rPr>
+        <w:t>)</w:t>
+      </w:r>
+    </w:p>
+    <w:p>
+      <w:pPr>
+        <w:pStyle w:val="ListParagraph"/>
+        <w:ind w:left="2250" w:hanging="810"/>
+        <w:rPr>
+          <w:rFonts w:ascii="Times New Roman" w:eastAsia="Times New Roman" w:hAnsi="Times New Roman" w:cs="Times New Roman"/>
+          <w:bCs/>
+        </w:rPr>
+      </w:pPr>
+      <w:r>
+        <w:rPr>
+          <w:rFonts w:ascii="Times New Roman" w:eastAsia="Times New Roman" w:hAnsi="Times New Roman" w:cs="Times New Roman"/>
+          <w:bCs/>
+        </w:rPr>
+        <w:t>axis(</w:t>
+      </w:r>
+    </w:p>
+    <w:p>
+      <w:pPr>
+        <w:pStyle w:val="ListParagraph"/>
+        <w:ind w:left="2250" w:hanging="810"/>
+        <w:rPr>
+          <w:rFonts w:ascii="Times New Roman" w:eastAsia="Times New Roman" w:hAnsi="Times New Roman" w:cs="Times New Roman"/>
+          <w:bCs/>
+        </w:rPr>
+      </w:pPr>
+      <w:r>
+        <w:rPr>
+          <w:rFonts w:ascii="Times New Roman" w:eastAsia="Times New Roman" w:hAnsi="Times New Roman" w:cs="Times New Roman"/>
+          <w:bCs/>
+        </w:rPr>
+        <w:t xml:space="preserve">  side = 2,</w:t>
+      </w:r>
+    </w:p>
+    <w:p>
+      <w:pPr>
+        <w:pStyle w:val="ListParagraph"/>
+        <w:ind w:left="2250" w:hanging="810"/>
+        <w:rPr>
+          <w:rFonts w:ascii="Times New Roman" w:eastAsia="Times New Roman" w:hAnsi="Times New Roman" w:cs="Times New Roman"/>
+          <w:bCs/>
+        </w:rPr>
+      </w:pPr>
+      <w:r>
+        <w:rPr>
+          <w:rFonts w:ascii="Times New Roman" w:eastAsia="Times New Roman" w:hAnsi="Times New Roman" w:cs="Times New Roman"/>
+          <w:bCs/>
+        </w:rPr>
+        <w:t xml:space="preserve">  at = seq(0, 50, by = 5)</w:t>
+      </w:r>
+    </w:p>
+    <w:p>
+      <w:pPr>
+        <w:pStyle w:val="ListParagraph"/>
+        <w:ind w:left="2250" w:hanging="810"/>
+        <w:rPr>
+          <w:rFonts w:ascii="Times New Roman" w:eastAsia="Times New Roman" w:hAnsi="Times New Roman" w:cs="Times New Roman"/>
+          <w:bCs/>
+        </w:rPr>
+      </w:pPr>
+      <w:r>
+        <w:rPr>
+          <w:rFonts w:ascii="Times New Roman" w:eastAsia="Times New Roman" w:hAnsi="Times New Roman" w:cs="Times New Roman"/>
+          <w:bCs/>
+        </w:rPr>
+        <w:t>)</w:t>
+      </w:r>
+    </w:p>
+    <w:p>
+      <w:pPr>
+        <w:rPr>
+          <w:rFonts w:ascii="Times New Roman" w:eastAsia="Times New Roman" w:hAnsi="Times New Roman" w:cs="Times New Roman"/>
+        </w:rPr>
+      </w:pPr>
+    </w:p>
+    <w:p>
+      <w:pPr>
+        <w:rPr>
+          <w:rFonts w:ascii="Times New Roman" w:eastAsia="Times New Roman" w:hAnsi="Times New Roman" w:cs="Times New Roman"/>
+        </w:rPr>
+      </w:pPr>
+    </w:p>
+    <w:p>
+      <w:pPr>
+        <w:pStyle w:val="ListParagraph"/>
+        <w:ind w:left="2250" w:hanging="810"/>
+        <w:rPr>
+          <w:rFonts w:ascii="Times New Roman" w:eastAsia="Times New Roman" w:hAnsi="Times New Roman" w:cs="Times New Roman"/>
           <w:b/>
           <w:bCs/>
         </w:rPr>
@@ -5607,7 +6079,39 @@
           <w:b/>
           <w:bCs/>
         </w:rPr>
-        <w:t>A1. R code for Visualisation</w:t>
+        <w:t>c)</w:t>
+      </w:r>
+      <w:r>
+        <w:rPr>
+          <w:rFonts w:ascii="Times New Roman" w:eastAsia="Times New Roman" w:hAnsi="Times New Roman" w:cs="Times New Roman"/>
+          <w:b/>
+          <w:bCs/>
+        </w:rPr>
+        <w:t xml:space="preserve"> R code for </w:t>
+      </w:r>
+      <w:r>
+        <w:rPr>
+          <w:rFonts w:ascii="Times New Roman" w:eastAsia="Times New Roman" w:hAnsi="Times New Roman" w:cs="Times New Roman"/>
+          <w:b/>
+          <w:bCs/>
+        </w:rPr>
+        <w:t>a</w:t>
+      </w:r>
+      <w:r>
+        <w:rPr>
+          <w:rFonts w:ascii="Times New Roman" w:eastAsia="Times New Roman" w:hAnsi="Times New Roman" w:cs="Times New Roman"/>
+          <w:b/>
+          <w:bCs/>
+        </w:rPr>
+        <w:t>nalysis</w:t>
+      </w:r>
+      <w:r>
+        <w:rPr>
+          <w:rFonts w:ascii="Times New Roman" w:eastAsia="Times New Roman" w:hAnsi="Times New Roman" w:cs="Times New Roman"/>
+          <w:b/>
+          <w:bCs/>
+        </w:rPr>
+        <w:t xml:space="preserve"> with statistical test result</w:t>
       </w:r>
     </w:p>
     <w:p>
@@ -5617,54 +6121,446 @@
         <w:rPr>
           <w:rFonts w:ascii="Times New Roman" w:eastAsia="Times New Roman" w:hAnsi="Times New Roman" w:cs="Times New Roman"/>
           <w:b/>
-        </w:rPr>
-      </w:pPr>
-      <w:r>
+          <w:bCs/>
+        </w:rPr>
+      </w:pPr>
+    </w:p>
+    <w:p>
+      <w:pPr>
+        <w:pStyle w:val="ListParagraph"/>
+        <w:ind w:left="2250" w:hanging="810"/>
         <w:rPr>
           <w:rFonts w:ascii="Times New Roman" w:eastAsia="Times New Roman" w:hAnsi="Times New Roman" w:cs="Times New Roman"/>
           <w:b/>
-        </w:rPr>
-        <w:t xml:space="preserve">A1.1 </w:t>
-      </w:r>
-      <w:r>
+          <w:bCs/>
+        </w:rPr>
+      </w:pPr>
+      <w:r>
+        <w:rPr>
+          <w:rFonts w:ascii="Times New Roman" w:eastAsia="Times New Roman" w:hAnsi="Times New Roman" w:cs="Times New Roman"/>
+        </w:rPr>
+        <w:t>#Reference dataset as df</w:t>
+      </w:r>
+    </w:p>
+    <w:p>
+      <w:pPr>
+        <w:pStyle w:val="ListParagraph"/>
+        <w:ind w:left="2250" w:hanging="810"/>
+        <w:rPr>
+          <w:rFonts w:ascii="Times New Roman" w:eastAsia="Times New Roman" w:hAnsi="Times New Roman" w:cs="Times New Roman"/>
+        </w:rPr>
+      </w:pPr>
+      <w:r>
+        <w:rPr>
+          <w:rFonts w:ascii="Times New Roman" w:eastAsia="Times New Roman" w:hAnsi="Times New Roman" w:cs="Times New Roman"/>
+        </w:rPr>
+        <w:t>df &lt;- read.csv("dataset/Sleep_health_and_lifestyle_dataset.csv")</w:t>
+      </w:r>
+    </w:p>
+    <w:p>
+      <w:pPr>
+        <w:pStyle w:val="ListParagraph"/>
+        <w:ind w:left="2250" w:hanging="810"/>
+        <w:rPr>
+          <w:rFonts w:ascii="Times New Roman" w:eastAsia="Times New Roman" w:hAnsi="Times New Roman" w:cs="Times New Roman"/>
+        </w:rPr>
+      </w:pPr>
+    </w:p>
+    <w:p>
+      <w:pPr>
+        <w:pStyle w:val="ListParagraph"/>
+        <w:ind w:left="2250" w:hanging="810"/>
+        <w:rPr>
+          <w:rFonts w:ascii="Times New Roman" w:eastAsia="Times New Roman" w:hAnsi="Times New Roman" w:cs="Times New Roman"/>
+        </w:rPr>
+      </w:pPr>
+      <w:r>
+        <w:rPr>
+          <w:rFonts w:ascii="Times New Roman" w:eastAsia="Times New Roman" w:hAnsi="Times New Roman" w:cs="Times New Roman"/>
+        </w:rPr>
+        <w:t xml:space="preserve">#Creates a subset </w:t>
+      </w:r>
+      <w:r>
+        <w:rPr>
+          <w:rFonts w:ascii="Times New Roman" w:eastAsia="Times New Roman" w:hAnsi="Times New Roman" w:cs="Times New Roman"/>
+        </w:rPr>
+        <w:t>of rows with only</w:t>
+      </w:r>
+      <w:r>
+        <w:rPr>
+          <w:rFonts w:ascii="Times New Roman" w:eastAsia="Times New Roman" w:hAnsi="Times New Roman" w:cs="Times New Roman"/>
+        </w:rPr>
+        <w:t xml:space="preserve"> doctor or engineer as occupation</w:t>
+      </w:r>
+    </w:p>
+    <w:p>
+      <w:pPr>
+        <w:pStyle w:val="ListParagraph"/>
+        <w:ind w:left="2250" w:hanging="810"/>
+        <w:rPr>
+          <w:rFonts w:ascii="Times New Roman" w:eastAsia="Times New Roman" w:hAnsi="Times New Roman" w:cs="Times New Roman"/>
+        </w:rPr>
+      </w:pPr>
+      <w:r>
+        <w:rPr>
+          <w:rFonts w:ascii="Times New Roman" w:eastAsia="Times New Roman" w:hAnsi="Times New Roman" w:cs="Times New Roman"/>
+        </w:rPr>
+        <w:t>subset_df &lt;- subset(df, Occupation == "Doctor" | Occupation == "Engineer")</w:t>
+      </w:r>
+    </w:p>
+    <w:p>
+      <w:pPr>
+        <w:pStyle w:val="ListParagraph"/>
+        <w:ind w:left="2250" w:hanging="810"/>
+        <w:rPr>
+          <w:rFonts w:ascii="Times New Roman" w:eastAsia="Times New Roman" w:hAnsi="Times New Roman" w:cs="Times New Roman"/>
+        </w:rPr>
+      </w:pPr>
+    </w:p>
+    <w:p>
+      <w:pPr>
+        <w:pStyle w:val="ListParagraph"/>
+        <w:ind w:left="2250" w:hanging="810"/>
+        <w:rPr>
+          <w:rFonts w:ascii="Times New Roman" w:eastAsia="Times New Roman" w:hAnsi="Times New Roman" w:cs="Times New Roman"/>
+        </w:rPr>
+      </w:pPr>
+      <w:r>
+        <w:rPr>
+          <w:rFonts w:ascii="Times New Roman" w:eastAsia="Times New Roman" w:hAnsi="Times New Roman" w:cs="Times New Roman"/>
+        </w:rPr>
+        <w:t xml:space="preserve">#Renaming the 8th column to Stress for better interpretation of the </w:t>
+      </w:r>
+      <w:r>
+        <w:rPr>
+          <w:rFonts w:ascii="Times New Roman" w:eastAsia="Times New Roman" w:hAnsi="Times New Roman" w:cs="Times New Roman"/>
+        </w:rPr>
+        <w:t>t</w:t>
+      </w:r>
+      <w:r>
+        <w:rPr>
+          <w:rFonts w:ascii="Times New Roman" w:eastAsia="Times New Roman" w:hAnsi="Times New Roman" w:cs="Times New Roman"/>
+        </w:rPr>
+        <w:t>est</w:t>
+      </w:r>
+    </w:p>
+    <w:p>
+      <w:pPr>
+        <w:pStyle w:val="ListParagraph"/>
+        <w:ind w:left="2250" w:hanging="810"/>
+        <w:rPr>
+          <w:rFonts w:ascii="Times New Roman" w:eastAsia="Times New Roman" w:hAnsi="Times New Roman" w:cs="Times New Roman"/>
+        </w:rPr>
+      </w:pPr>
+      <w:r>
+        <w:rPr>
+          <w:rFonts w:ascii="Times New Roman" w:eastAsia="Times New Roman" w:hAnsi="Times New Roman" w:cs="Times New Roman"/>
+        </w:rPr>
+        <w:t>colnames(subset_df)[8]&lt;- "Stress"</w:t>
+      </w:r>
+    </w:p>
+    <w:p>
+      <w:pPr>
+        <w:pStyle w:val="ListParagraph"/>
+        <w:ind w:left="2250" w:hanging="810"/>
+        <w:rPr>
+          <w:rFonts w:ascii="Times New Roman" w:eastAsia="Times New Roman" w:hAnsi="Times New Roman" w:cs="Times New Roman"/>
+        </w:rPr>
+      </w:pPr>
+    </w:p>
+    <w:p>
+      <w:pPr>
+        <w:pStyle w:val="ListParagraph"/>
+        <w:ind w:left="2250" w:hanging="810"/>
+        <w:rPr>
+          <w:rFonts w:ascii="Times New Roman" w:eastAsia="Times New Roman" w:hAnsi="Times New Roman" w:cs="Times New Roman"/>
+        </w:rPr>
+      </w:pPr>
+      <w:r>
+        <w:rPr>
+          <w:rFonts w:ascii="Times New Roman" w:eastAsia="Times New Roman" w:hAnsi="Times New Roman" w:cs="Times New Roman"/>
+        </w:rPr>
+        <w:t>#Runs the Wilcoxon Rank-Sum Test</w:t>
+      </w:r>
+    </w:p>
+    <w:p>
+      <w:pPr>
+        <w:pStyle w:val="ListParagraph"/>
+        <w:ind w:left="2250" w:hanging="810"/>
+        <w:rPr>
+          <w:rFonts w:ascii="Times New Roman" w:eastAsia="Times New Roman" w:hAnsi="Times New Roman" w:cs="Times New Roman"/>
+        </w:rPr>
+      </w:pPr>
+      <w:r>
+        <w:rPr>
+          <w:rFonts w:ascii="Times New Roman" w:eastAsia="Times New Roman" w:hAnsi="Times New Roman" w:cs="Times New Roman"/>
+        </w:rPr>
+        <w:t>wilcox.test(Stress ~ Occupation, data=subset_df)</w:t>
+      </w:r>
+    </w:p>
+    <w:p>
+      <w:pPr>
+        <w:pStyle w:val="ListParagraph"/>
+        <w:ind w:left="2250" w:hanging="810"/>
+        <w:rPr>
+          <w:rFonts w:ascii="Times New Roman" w:eastAsia="Times New Roman" w:hAnsi="Times New Roman" w:cs="Times New Roman"/>
+        </w:rPr>
+      </w:pPr>
+    </w:p>
+    <w:p>
+      <w:pPr>
+        <w:pStyle w:val="ListParagraph"/>
+        <w:ind w:left="2250" w:hanging="810"/>
+        <w:rPr>
+          <w:rFonts w:ascii="Times New Roman" w:eastAsia="Times New Roman" w:hAnsi="Times New Roman" w:cs="Times New Roman"/>
+          <w:i/>
+          <w:iCs/>
+        </w:rPr>
+      </w:pPr>
+      <w:r>
+        <w:rPr>
+          <w:rFonts w:ascii="Times New Roman" w:eastAsia="Times New Roman" w:hAnsi="Times New Roman" w:cs="Times New Roman"/>
+          <w:i/>
+          <w:iCs/>
+        </w:rPr>
+        <w:t>Result:</w:t>
+      </w:r>
+    </w:p>
+    <w:p>
+      <w:pPr>
+        <w:pStyle w:val="ListParagraph"/>
+        <w:ind w:left="2250" w:hanging="810"/>
+        <w:rPr>
+          <w:rFonts w:ascii="Times New Roman" w:eastAsia="Times New Roman" w:hAnsi="Times New Roman" w:cs="Times New Roman"/>
+        </w:rPr>
+      </w:pPr>
+      <w:r>
+        <w:rPr>
+          <w:rFonts w:ascii="Times New Roman" w:eastAsia="Times New Roman" w:hAnsi="Times New Roman" w:cs="Times New Roman"/>
+        </w:rPr>
+        <w:t>Wilcoxon rank sum test with continuity correction</w:t>
+      </w:r>
+    </w:p>
+    <w:p>
+      <w:pPr>
+        <w:pStyle w:val="ListParagraph"/>
+        <w:ind w:left="2250" w:hanging="810"/>
+        <w:rPr>
+          <w:rFonts w:ascii="Times New Roman" w:eastAsia="Times New Roman" w:hAnsi="Times New Roman" w:cs="Times New Roman"/>
+        </w:rPr>
+      </w:pPr>
+    </w:p>
+    <w:p>
+      <w:pPr>
+        <w:pStyle w:val="ListParagraph"/>
+        <w:ind w:left="2250" w:hanging="810"/>
+        <w:rPr>
+          <w:rFonts w:ascii="Times New Roman" w:eastAsia="Times New Roman" w:hAnsi="Times New Roman" w:cs="Times New Roman"/>
+        </w:rPr>
+      </w:pPr>
+      <w:r>
+        <w:rPr>
+          <w:rFonts w:ascii="Times New Roman" w:eastAsia="Times New Roman" w:hAnsi="Times New Roman" w:cs="Times New Roman"/>
+        </w:rPr>
+        <w:t>data:  Stress by Occupation</w:t>
+      </w:r>
+    </w:p>
+    <w:p>
+      <w:pPr>
+        <w:pStyle w:val="ListParagraph"/>
+        <w:ind w:left="2250" w:hanging="810"/>
+        <w:rPr>
+          <w:rFonts w:ascii="Times New Roman" w:eastAsia="Times New Roman" w:hAnsi="Times New Roman" w:cs="Times New Roman"/>
+        </w:rPr>
+      </w:pPr>
+      <w:r>
+        <w:rPr>
+          <w:rFonts w:ascii="Times New Roman" w:eastAsia="Times New Roman" w:hAnsi="Times New Roman" w:cs="Times New Roman"/>
+        </w:rPr>
+        <w:t>W = 4153, p-value &lt; 2.2e-16</w:t>
+      </w:r>
+    </w:p>
+    <w:p>
+      <w:pPr>
+        <w:pStyle w:val="ListParagraph"/>
+        <w:ind w:left="2250" w:hanging="810"/>
+        <w:rPr>
+          <w:rFonts w:ascii="Times New Roman" w:eastAsia="Times New Roman" w:hAnsi="Times New Roman" w:cs="Times New Roman"/>
+        </w:rPr>
+      </w:pPr>
+      <w:r>
+        <w:rPr>
+          <w:rFonts w:ascii="Times New Roman" w:eastAsia="Times New Roman" w:hAnsi="Times New Roman" w:cs="Times New Roman"/>
+        </w:rPr>
+        <w:t>alternative hypothesis: true location shift is not equal to 0</w:t>
+      </w:r>
+    </w:p>
+    <w:p>
+      <w:pPr>
+        <w:pStyle w:val="ListParagraph"/>
+        <w:ind w:left="2250" w:hanging="810"/>
+        <w:rPr>
+          <w:rFonts w:ascii="Times New Roman" w:eastAsia="Times New Roman" w:hAnsi="Times New Roman" w:cs="Times New Roman"/>
+        </w:rPr>
+      </w:pPr>
+    </w:p>
+    <w:p>
+      <w:pPr>
+        <w:pStyle w:val="ListParagraph"/>
+        <w:ind w:left="2250" w:hanging="810"/>
+        <w:rPr>
+          <w:rFonts w:ascii="Times New Roman" w:eastAsia="Times New Roman" w:hAnsi="Times New Roman" w:cs="Times New Roman"/>
+        </w:rPr>
+      </w:pPr>
+    </w:p>
+    <w:p>
+      <w:pPr>
+        <w:pStyle w:val="ListParagraph"/>
+        <w:ind w:left="2250" w:hanging="810"/>
+        <w:rPr>
+          <w:rFonts w:ascii="Times New Roman" w:eastAsia="Times New Roman" w:hAnsi="Times New Roman" w:cs="Times New Roman"/>
+        </w:rPr>
+      </w:pPr>
+    </w:p>
+    <w:p>
+      <w:pPr>
+        <w:pStyle w:val="ListParagraph"/>
+        <w:ind w:left="2250" w:hanging="810"/>
+        <w:rPr>
+          <w:rFonts w:ascii="Times New Roman" w:eastAsia="Times New Roman" w:hAnsi="Times New Roman" w:cs="Times New Roman"/>
+        </w:rPr>
+      </w:pPr>
+    </w:p>
+    <w:p>
+      <w:pPr>
+        <w:pStyle w:val="ListParagraph"/>
+        <w:ind w:left="2250" w:hanging="810"/>
         <w:rPr>
           <w:rFonts w:ascii="Times New Roman" w:eastAsia="Times New Roman" w:hAnsi="Times New Roman" w:cs="Times New Roman"/>
           <w:b/>
-        </w:rPr>
-        <w:t>R code for Boxplot (main plot)</w:t>
-      </w:r>
-    </w:p>
-    <w:p>
-      <w:pPr>
-        <w:pStyle w:val="ListParagraph"/>
-        <w:ind w:left="2250" w:hanging="810"/>
-        <w:rPr>
-          <w:rFonts w:ascii="Times New Roman" w:eastAsia="Times New Roman" w:hAnsi="Times New Roman" w:cs="Times New Roman"/>
-        </w:rPr>
-      </w:pPr>
-    </w:p>
-    <w:p>
-      <w:pPr>
-        <w:pStyle w:val="ListParagraph"/>
-        <w:ind w:left="2250" w:hanging="810"/>
-        <w:rPr>
-          <w:rFonts w:ascii="Times New Roman" w:eastAsia="Times New Roman" w:hAnsi="Times New Roman" w:cs="Times New Roman"/>
-        </w:rPr>
-      </w:pPr>
-      <w:r>
-        <w:rPr>
-          <w:rFonts w:ascii="Times New Roman" w:eastAsia="Times New Roman" w:hAnsi="Times New Roman" w:cs="Times New Roman"/>
-        </w:rPr>
-        <w:t>library(</w:t>
-      </w:r>
-      <w:proofErr w:type="spellStart"/>
-      <w:r>
-        <w:rPr>
-          <w:rFonts w:ascii="Times New Roman" w:eastAsia="Times New Roman" w:hAnsi="Times New Roman" w:cs="Times New Roman"/>
-        </w:rPr>
-        <w:t>readr</w:t>
-      </w:r>
-      <w:proofErr w:type="spellEnd"/>
+          <w:bCs/>
+        </w:rPr>
+      </w:pPr>
+      <w:r>
+        <w:rPr>
+          <w:rFonts w:ascii="Times New Roman" w:eastAsia="Times New Roman" w:hAnsi="Times New Roman" w:cs="Times New Roman"/>
+          <w:b/>
+          <w:bCs/>
+        </w:rPr>
+        <w:lastRenderedPageBreak/>
+        <w:t>d)</w:t>
+      </w:r>
+      <w:r>
+        <w:rPr>
+          <w:rFonts w:ascii="Times New Roman" w:eastAsia="Times New Roman" w:hAnsi="Times New Roman" w:cs="Times New Roman"/>
+          <w:b/>
+          <w:bCs/>
+        </w:rPr>
+        <w:t xml:space="preserve"> R code for normal curve plot on histogram</w:t>
+      </w:r>
+    </w:p>
+    <w:p>
+      <w:pPr>
+        <w:pStyle w:val="ListParagraph"/>
+        <w:ind w:left="1440"/>
+        <w:rPr>
+          <w:rFonts w:ascii="Times New Roman" w:eastAsia="Times New Roman" w:hAnsi="Times New Roman" w:cs="Times New Roman"/>
+          <w:highlight w:val="yellow"/>
+        </w:rPr>
+      </w:pPr>
+    </w:p>
+    <w:p>
+      <w:pPr>
+        <w:pStyle w:val="ListParagraph"/>
+        <w:ind w:left="1440"/>
+        <w:rPr>
+          <w:rFonts w:ascii="Times New Roman" w:eastAsia="Times New Roman" w:hAnsi="Times New Roman" w:cs="Times New Roman"/>
+        </w:rPr>
+      </w:pPr>
+      <w:r>
+        <w:rPr>
+          <w:rFonts w:ascii="Times New Roman" w:eastAsia="Times New Roman" w:hAnsi="Times New Roman" w:cs="Times New Roman"/>
+        </w:rPr>
+        <w:t># Load required library to read CSV files</w:t>
+      </w:r>
+    </w:p>
+    <w:p>
+      <w:pPr>
+        <w:pStyle w:val="ListParagraph"/>
+        <w:ind w:left="1440"/>
+        <w:rPr>
+          <w:rFonts w:ascii="Times New Roman" w:eastAsia="Times New Roman" w:hAnsi="Times New Roman" w:cs="Times New Roman"/>
+        </w:rPr>
+      </w:pPr>
+      <w:r>
+        <w:rPr>
+          <w:rFonts w:ascii="Times New Roman" w:eastAsia="Times New Roman" w:hAnsi="Times New Roman" w:cs="Times New Roman"/>
+        </w:rPr>
+        <w:t>library(readr)</w:t>
+      </w:r>
+    </w:p>
+    <w:p>
+      <w:pPr>
+        <w:pStyle w:val="ListParagraph"/>
+        <w:ind w:left="1440"/>
+        <w:rPr>
+          <w:rFonts w:ascii="Times New Roman" w:eastAsia="Times New Roman" w:hAnsi="Times New Roman" w:cs="Times New Roman"/>
+        </w:rPr>
+      </w:pPr>
+    </w:p>
+    <w:p>
+      <w:pPr>
+        <w:pStyle w:val="ListParagraph"/>
+        <w:ind w:left="1440"/>
+        <w:rPr>
+          <w:rFonts w:ascii="Times New Roman" w:eastAsia="Times New Roman" w:hAnsi="Times New Roman" w:cs="Times New Roman"/>
+        </w:rPr>
+      </w:pPr>
+      <w:r>
+        <w:rPr>
+          <w:rFonts w:ascii="Times New Roman" w:eastAsia="Times New Roman" w:hAnsi="Times New Roman" w:cs="Times New Roman"/>
+        </w:rPr>
+        <w:t># Import the dataset from the local folder</w:t>
+      </w:r>
+    </w:p>
+    <w:p>
+      <w:pPr>
+        <w:pStyle w:val="ListParagraph"/>
+        <w:ind w:left="1440"/>
+        <w:rPr>
+          <w:rFonts w:ascii="Times New Roman" w:eastAsia="Times New Roman" w:hAnsi="Times New Roman" w:cs="Times New Roman"/>
+        </w:rPr>
+      </w:pPr>
+      <w:r>
+        <w:rPr>
+          <w:rFonts w:ascii="Times New Roman" w:eastAsia="Times New Roman" w:hAnsi="Times New Roman" w:cs="Times New Roman"/>
+        </w:rPr>
+        <w:t>Sleep_health_and_lifestyle_dataset &lt;- read_csv(</w:t>
+      </w:r>
+    </w:p>
+    <w:p>
+      <w:pPr>
+        <w:pStyle w:val="ListParagraph"/>
+        <w:ind w:left="1440"/>
+        <w:rPr>
+          <w:rFonts w:ascii="Times New Roman" w:eastAsia="Times New Roman" w:hAnsi="Times New Roman" w:cs="Times New Roman"/>
+        </w:rPr>
+      </w:pPr>
+      <w:r>
+        <w:rPr>
+          <w:rFonts w:ascii="Times New Roman" w:eastAsia="Times New Roman" w:hAnsi="Times New Roman" w:cs="Times New Roman"/>
+        </w:rPr>
+        <w:t xml:space="preserve">  "dataset/Sleep_health_and_lifestyle_dataset.csv"</w:t>
+      </w:r>
+    </w:p>
+    <w:p>
+      <w:pPr>
+        <w:pStyle w:val="ListParagraph"/>
+        <w:ind w:left="1440"/>
+        <w:rPr>
+          <w:rFonts w:ascii="Times New Roman" w:eastAsia="Times New Roman" w:hAnsi="Times New Roman" w:cs="Times New Roman"/>
+        </w:rPr>
+      </w:pPr>
       <w:r>
         <w:rPr>
           <w:rFonts w:ascii="Times New Roman" w:eastAsia="Times New Roman" w:hAnsi="Times New Roman" w:cs="Times New Roman"/>
@@ -5675,50 +6571,359 @@
     <w:p>
       <w:pPr>
         <w:pStyle w:val="ListParagraph"/>
-        <w:ind w:left="2250" w:hanging="810"/>
-        <w:rPr>
-          <w:rFonts w:ascii="Times New Roman" w:eastAsia="Times New Roman" w:hAnsi="Times New Roman" w:cs="Times New Roman"/>
-        </w:rPr>
-      </w:pPr>
-      <w:proofErr w:type="spellStart"/>
-      <w:r>
-        <w:rPr>
-          <w:rFonts w:ascii="Times New Roman" w:eastAsia="Times New Roman" w:hAnsi="Times New Roman" w:cs="Times New Roman"/>
-        </w:rPr>
-        <w:t>Sleep_health_and_lifestyle_dataset</w:t>
-      </w:r>
-      <w:proofErr w:type="spellEnd"/>
-      <w:r>
-        <w:rPr>
-          <w:rFonts w:ascii="Times New Roman" w:eastAsia="Times New Roman" w:hAnsi="Times New Roman" w:cs="Times New Roman"/>
-        </w:rPr>
-        <w:t xml:space="preserve"> &lt;- read.csv("dataset/Sleep_health_and_lifestyle_dataset.csv")</w:t>
-      </w:r>
-    </w:p>
-    <w:p>
-      <w:pPr>
-        <w:pStyle w:val="ListParagraph"/>
-        <w:ind w:left="2250" w:hanging="810"/>
-        <w:rPr>
-          <w:rFonts w:ascii="Times New Roman" w:eastAsia="Times New Roman" w:hAnsi="Times New Roman" w:cs="Times New Roman"/>
-        </w:rPr>
-      </w:pPr>
-      <w:proofErr w:type="gramStart"/>
-      <w:r>
-        <w:rPr>
-          <w:rFonts w:ascii="Times New Roman" w:eastAsia="Times New Roman" w:hAnsi="Times New Roman" w:cs="Times New Roman"/>
-        </w:rPr>
-        <w:t>View(</w:t>
-      </w:r>
-      <w:proofErr w:type="spellStart"/>
-      <w:proofErr w:type="gramEnd"/>
-      <w:r>
-        <w:rPr>
-          <w:rFonts w:ascii="Times New Roman" w:eastAsia="Times New Roman" w:hAnsi="Times New Roman" w:cs="Times New Roman"/>
-        </w:rPr>
-        <w:t>Sleep_health_and_lifestyle_dataset</w:t>
-      </w:r>
-      <w:proofErr w:type="spellEnd"/>
+        <w:ind w:left="1440"/>
+        <w:rPr>
+          <w:rFonts w:ascii="Times New Roman" w:eastAsia="Times New Roman" w:hAnsi="Times New Roman" w:cs="Times New Roman"/>
+        </w:rPr>
+      </w:pPr>
+    </w:p>
+    <w:p>
+      <w:pPr>
+        <w:pStyle w:val="ListParagraph"/>
+        <w:ind w:left="1440"/>
+        <w:rPr>
+          <w:rFonts w:ascii="Times New Roman" w:eastAsia="Times New Roman" w:hAnsi="Times New Roman" w:cs="Times New Roman"/>
+        </w:rPr>
+      </w:pPr>
+      <w:r>
+        <w:rPr>
+          <w:rFonts w:ascii="Times New Roman" w:eastAsia="Times New Roman" w:hAnsi="Times New Roman" w:cs="Times New Roman"/>
+        </w:rPr>
+        <w:t># View the dataset in RStudio to understand its structure</w:t>
+      </w:r>
+    </w:p>
+    <w:p>
+      <w:pPr>
+        <w:pStyle w:val="ListParagraph"/>
+        <w:ind w:left="1440"/>
+        <w:rPr>
+          <w:rFonts w:ascii="Times New Roman" w:eastAsia="Times New Roman" w:hAnsi="Times New Roman" w:cs="Times New Roman"/>
+        </w:rPr>
+      </w:pPr>
+      <w:r>
+        <w:rPr>
+          <w:rFonts w:ascii="Times New Roman" w:eastAsia="Times New Roman" w:hAnsi="Times New Roman" w:cs="Times New Roman"/>
+        </w:rPr>
+        <w:t>View(Sleep_health_and_lifestyle_dataset)</w:t>
+      </w:r>
+    </w:p>
+    <w:p>
+      <w:pPr>
+        <w:pStyle w:val="ListParagraph"/>
+        <w:ind w:left="1440"/>
+        <w:rPr>
+          <w:rFonts w:ascii="Times New Roman" w:eastAsia="Times New Roman" w:hAnsi="Times New Roman" w:cs="Times New Roman"/>
+        </w:rPr>
+      </w:pPr>
+    </w:p>
+    <w:p>
+      <w:pPr>
+        <w:pStyle w:val="ListParagraph"/>
+        <w:ind w:left="1440"/>
+        <w:rPr>
+          <w:rFonts w:ascii="Times New Roman" w:eastAsia="Times New Roman" w:hAnsi="Times New Roman" w:cs="Times New Roman"/>
+        </w:rPr>
+      </w:pPr>
+      <w:r>
+        <w:rPr>
+          <w:rFonts w:ascii="Times New Roman" w:eastAsia="Times New Roman" w:hAnsi="Times New Roman" w:cs="Times New Roman"/>
+        </w:rPr>
+        <w:t># Assign dataset to a shorter object name for convenience</w:t>
+      </w:r>
+    </w:p>
+    <w:p>
+      <w:pPr>
+        <w:pStyle w:val="ListParagraph"/>
+        <w:ind w:left="1440"/>
+        <w:rPr>
+          <w:rFonts w:ascii="Times New Roman" w:eastAsia="Times New Roman" w:hAnsi="Times New Roman" w:cs="Times New Roman"/>
+        </w:rPr>
+      </w:pPr>
+      <w:r>
+        <w:rPr>
+          <w:rFonts w:ascii="Times New Roman" w:eastAsia="Times New Roman" w:hAnsi="Times New Roman" w:cs="Times New Roman"/>
+        </w:rPr>
+        <w:t>cw2 &lt;- Sleep_health_and_lifestyle_dataset</w:t>
+      </w:r>
+    </w:p>
+    <w:p>
+      <w:pPr>
+        <w:pStyle w:val="ListParagraph"/>
+        <w:ind w:left="1440"/>
+        <w:rPr>
+          <w:rFonts w:ascii="Times New Roman" w:eastAsia="Times New Roman" w:hAnsi="Times New Roman" w:cs="Times New Roman"/>
+        </w:rPr>
+      </w:pPr>
+    </w:p>
+    <w:p>
+      <w:pPr>
+        <w:pStyle w:val="ListParagraph"/>
+        <w:ind w:left="1440"/>
+        <w:rPr>
+          <w:rFonts w:ascii="Times New Roman" w:eastAsia="Times New Roman" w:hAnsi="Times New Roman" w:cs="Times New Roman"/>
+        </w:rPr>
+      </w:pPr>
+    </w:p>
+    <w:p>
+      <w:pPr>
+        <w:pStyle w:val="ListParagraph"/>
+        <w:ind w:left="1440"/>
+        <w:rPr>
+          <w:rFonts w:ascii="Times New Roman" w:eastAsia="Times New Roman" w:hAnsi="Times New Roman" w:cs="Times New Roman"/>
+        </w:rPr>
+      </w:pPr>
+      <w:r>
+        <w:rPr>
+          <w:rFonts w:ascii="Times New Roman" w:eastAsia="Times New Roman" w:hAnsi="Times New Roman" w:cs="Times New Roman"/>
+        </w:rPr>
+        <w:t># Filter the dataset to include only Engineers and Doctors</w:t>
+      </w:r>
+    </w:p>
+    <w:p>
+      <w:pPr>
+        <w:pStyle w:val="ListParagraph"/>
+        <w:ind w:left="1440"/>
+        <w:rPr>
+          <w:rFonts w:ascii="Times New Roman" w:eastAsia="Times New Roman" w:hAnsi="Times New Roman" w:cs="Times New Roman"/>
+        </w:rPr>
+      </w:pPr>
+      <w:r>
+        <w:rPr>
+          <w:rFonts w:ascii="Times New Roman" w:eastAsia="Times New Roman" w:hAnsi="Times New Roman" w:cs="Times New Roman"/>
+        </w:rPr>
+        <w:t>data_hist &lt;- cw2[cw2$Occupation %in% c("Engineer", "Doctor"), ]</w:t>
+      </w:r>
+    </w:p>
+    <w:p>
+      <w:pPr>
+        <w:pStyle w:val="ListParagraph"/>
+        <w:ind w:left="1440"/>
+        <w:rPr>
+          <w:rFonts w:ascii="Times New Roman" w:eastAsia="Times New Roman" w:hAnsi="Times New Roman" w:cs="Times New Roman"/>
+        </w:rPr>
+      </w:pPr>
+    </w:p>
+    <w:p>
+      <w:pPr>
+        <w:pStyle w:val="ListParagraph"/>
+        <w:ind w:left="1440"/>
+        <w:rPr>
+          <w:rFonts w:ascii="Times New Roman" w:eastAsia="Times New Roman" w:hAnsi="Times New Roman" w:cs="Times New Roman"/>
+        </w:rPr>
+      </w:pPr>
+      <w:r>
+        <w:rPr>
+          <w:rFonts w:ascii="Times New Roman" w:eastAsia="Times New Roman" w:hAnsi="Times New Roman" w:cs="Times New Roman"/>
+        </w:rPr>
+        <w:t># Define histogram breaks for stress levels (1 to 10)</w:t>
+      </w:r>
+    </w:p>
+    <w:p>
+      <w:pPr>
+        <w:pStyle w:val="ListParagraph"/>
+        <w:ind w:left="1440"/>
+        <w:rPr>
+          <w:rFonts w:ascii="Times New Roman" w:eastAsia="Times New Roman" w:hAnsi="Times New Roman" w:cs="Times New Roman"/>
+        </w:rPr>
+      </w:pPr>
+      <w:r>
+        <w:rPr>
+          <w:rFonts w:ascii="Times New Roman" w:eastAsia="Times New Roman" w:hAnsi="Times New Roman" w:cs="Times New Roman"/>
+        </w:rPr>
+        <w:t>breaks_seq &lt;- seq(1, 10, by = 1)</w:t>
+      </w:r>
+    </w:p>
+    <w:p>
+      <w:pPr>
+        <w:pStyle w:val="ListParagraph"/>
+        <w:ind w:left="1440"/>
+        <w:rPr>
+          <w:rFonts w:ascii="Times New Roman" w:eastAsia="Times New Roman" w:hAnsi="Times New Roman" w:cs="Times New Roman"/>
+        </w:rPr>
+      </w:pPr>
+    </w:p>
+    <w:p>
+      <w:pPr>
+        <w:pStyle w:val="ListParagraph"/>
+        <w:ind w:left="1440"/>
+        <w:rPr>
+          <w:rFonts w:ascii="Times New Roman" w:eastAsia="Times New Roman" w:hAnsi="Times New Roman" w:cs="Times New Roman"/>
+        </w:rPr>
+      </w:pPr>
+    </w:p>
+    <w:p>
+      <w:pPr>
+        <w:pStyle w:val="ListParagraph"/>
+        <w:ind w:left="1440"/>
+        <w:rPr>
+          <w:rFonts w:ascii="Times New Roman" w:eastAsia="Times New Roman" w:hAnsi="Times New Roman" w:cs="Times New Roman"/>
+        </w:rPr>
+      </w:pPr>
+      <w:r>
+        <w:rPr>
+          <w:rFonts w:ascii="Times New Roman" w:eastAsia="Times New Roman" w:hAnsi="Times New Roman" w:cs="Times New Roman"/>
+        </w:rPr>
+        <w:t># Create a histogram of stress levels for Engineers and Doctors</w:t>
+      </w:r>
+    </w:p>
+    <w:p>
+      <w:pPr>
+        <w:pStyle w:val="ListParagraph"/>
+        <w:ind w:left="1440"/>
+        <w:rPr>
+          <w:rFonts w:ascii="Times New Roman" w:eastAsia="Times New Roman" w:hAnsi="Times New Roman" w:cs="Times New Roman"/>
+        </w:rPr>
+      </w:pPr>
+      <w:r>
+        <w:rPr>
+          <w:rFonts w:ascii="Times New Roman" w:eastAsia="Times New Roman" w:hAnsi="Times New Roman" w:cs="Times New Roman"/>
+        </w:rPr>
+        <w:t>hist(</w:t>
+      </w:r>
+    </w:p>
+    <w:p>
+      <w:pPr>
+        <w:pStyle w:val="ListParagraph"/>
+        <w:ind w:left="1440"/>
+        <w:rPr>
+          <w:rFonts w:ascii="Times New Roman" w:eastAsia="Times New Roman" w:hAnsi="Times New Roman" w:cs="Times New Roman"/>
+        </w:rPr>
+      </w:pPr>
+      <w:r>
+        <w:rPr>
+          <w:rFonts w:ascii="Times New Roman" w:eastAsia="Times New Roman" w:hAnsi="Times New Roman" w:cs="Times New Roman"/>
+        </w:rPr>
+        <w:t xml:space="preserve">  data_hist$`Stress Level`,</w:t>
+      </w:r>
+    </w:p>
+    <w:p>
+      <w:pPr>
+        <w:pStyle w:val="ListParagraph"/>
+        <w:ind w:left="1440"/>
+        <w:rPr>
+          <w:rFonts w:ascii="Times New Roman" w:eastAsia="Times New Roman" w:hAnsi="Times New Roman" w:cs="Times New Roman"/>
+        </w:rPr>
+      </w:pPr>
+      <w:r>
+        <w:rPr>
+          <w:rFonts w:ascii="Times New Roman" w:eastAsia="Times New Roman" w:hAnsi="Times New Roman" w:cs="Times New Roman"/>
+        </w:rPr>
+        <w:t xml:space="preserve">  breaks = breaks_seq,</w:t>
+      </w:r>
+    </w:p>
+    <w:p>
+      <w:pPr>
+        <w:pStyle w:val="ListParagraph"/>
+        <w:ind w:left="1440"/>
+        <w:rPr>
+          <w:rFonts w:ascii="Times New Roman" w:eastAsia="Times New Roman" w:hAnsi="Times New Roman" w:cs="Times New Roman"/>
+        </w:rPr>
+      </w:pPr>
+      <w:r>
+        <w:rPr>
+          <w:rFonts w:ascii="Times New Roman" w:eastAsia="Times New Roman" w:hAnsi="Times New Roman" w:cs="Times New Roman"/>
+        </w:rPr>
+        <w:t xml:space="preserve">  main = "Normal Distribution of Stress Levels",</w:t>
+      </w:r>
+    </w:p>
+    <w:p>
+      <w:pPr>
+        <w:pStyle w:val="ListParagraph"/>
+        <w:ind w:left="1440"/>
+        <w:rPr>
+          <w:rFonts w:ascii="Times New Roman" w:eastAsia="Times New Roman" w:hAnsi="Times New Roman" w:cs="Times New Roman"/>
+        </w:rPr>
+      </w:pPr>
+      <w:r>
+        <w:rPr>
+          <w:rFonts w:ascii="Times New Roman" w:eastAsia="Times New Roman" w:hAnsi="Times New Roman" w:cs="Times New Roman"/>
+        </w:rPr>
+        <w:t xml:space="preserve">  xlab = "Stress Level",</w:t>
+      </w:r>
+    </w:p>
+    <w:p>
+      <w:pPr>
+        <w:pStyle w:val="ListParagraph"/>
+        <w:ind w:left="1440"/>
+        <w:rPr>
+          <w:rFonts w:ascii="Times New Roman" w:eastAsia="Times New Roman" w:hAnsi="Times New Roman" w:cs="Times New Roman"/>
+        </w:rPr>
+      </w:pPr>
+      <w:r>
+        <w:rPr>
+          <w:rFonts w:ascii="Times New Roman" w:eastAsia="Times New Roman" w:hAnsi="Times New Roman" w:cs="Times New Roman"/>
+        </w:rPr>
+        <w:t xml:space="preserve">  ylab = "Frequency",</w:t>
+      </w:r>
+    </w:p>
+    <w:p>
+      <w:pPr>
+        <w:pStyle w:val="ListParagraph"/>
+        <w:ind w:left="1440"/>
+        <w:rPr>
+          <w:rFonts w:ascii="Times New Roman" w:eastAsia="Times New Roman" w:hAnsi="Times New Roman" w:cs="Times New Roman"/>
+        </w:rPr>
+      </w:pPr>
+      <w:r>
+        <w:rPr>
+          <w:rFonts w:ascii="Times New Roman" w:eastAsia="Times New Roman" w:hAnsi="Times New Roman" w:cs="Times New Roman"/>
+        </w:rPr>
+        <w:t xml:space="preserve">  col = "lightgreen",</w:t>
+      </w:r>
+    </w:p>
+    <w:p>
+      <w:pPr>
+        <w:pStyle w:val="ListParagraph"/>
+        <w:ind w:left="1440"/>
+        <w:rPr>
+          <w:rFonts w:ascii="Times New Roman" w:eastAsia="Times New Roman" w:hAnsi="Times New Roman" w:cs="Times New Roman"/>
+        </w:rPr>
+      </w:pPr>
+      <w:r>
+        <w:rPr>
+          <w:rFonts w:ascii="Times New Roman" w:eastAsia="Times New Roman" w:hAnsi="Times New Roman" w:cs="Times New Roman"/>
+        </w:rPr>
+        <w:t xml:space="preserve">  xlim = c(1, 10),</w:t>
+      </w:r>
+    </w:p>
+    <w:p>
+      <w:pPr>
+        <w:pStyle w:val="ListParagraph"/>
+        <w:ind w:left="1440"/>
+        <w:rPr>
+          <w:rFonts w:ascii="Times New Roman" w:eastAsia="Times New Roman" w:hAnsi="Times New Roman" w:cs="Times New Roman"/>
+        </w:rPr>
+      </w:pPr>
+      <w:r>
+        <w:rPr>
+          <w:rFonts w:ascii="Times New Roman" w:eastAsia="Times New Roman" w:hAnsi="Times New Roman" w:cs="Times New Roman"/>
+        </w:rPr>
+        <w:t xml:space="preserve">  xaxt = "n",   # Suppress default x-axis</w:t>
+      </w:r>
+    </w:p>
+    <w:p>
+      <w:pPr>
+        <w:pStyle w:val="ListParagraph"/>
+        <w:ind w:left="1440"/>
+        <w:rPr>
+          <w:rFonts w:ascii="Times New Roman" w:eastAsia="Times New Roman" w:hAnsi="Times New Roman" w:cs="Times New Roman"/>
+        </w:rPr>
+      </w:pPr>
+      <w:r>
+        <w:rPr>
+          <w:rFonts w:ascii="Times New Roman" w:eastAsia="Times New Roman" w:hAnsi="Times New Roman" w:cs="Times New Roman"/>
+        </w:rPr>
+        <w:t xml:space="preserve">  yaxt = "n"    # Suppress default y-axis</w:t>
+      </w:r>
+    </w:p>
+    <w:p>
+      <w:pPr>
+        <w:pStyle w:val="ListParagraph"/>
+        <w:ind w:left="1440"/>
+        <w:rPr>
+          <w:rFonts w:ascii="Times New Roman" w:eastAsia="Times New Roman" w:hAnsi="Times New Roman" w:cs="Times New Roman"/>
+        </w:rPr>
+      </w:pPr>
       <w:r>
         <w:rPr>
           <w:rFonts w:ascii="Times New Roman" w:eastAsia="Times New Roman" w:hAnsi="Times New Roman" w:cs="Times New Roman"/>
@@ -5729,179 +6934,76 @@
     <w:p>
       <w:pPr>
         <w:pStyle w:val="ListParagraph"/>
-        <w:ind w:left="2250" w:hanging="810"/>
-        <w:rPr>
-          <w:rFonts w:ascii="Times New Roman" w:eastAsia="Times New Roman" w:hAnsi="Times New Roman" w:cs="Times New Roman"/>
-        </w:rPr>
-      </w:pPr>
-      <w:r>
-        <w:rPr>
-          <w:rFonts w:ascii="Times New Roman" w:eastAsia="Times New Roman" w:hAnsi="Times New Roman" w:cs="Times New Roman"/>
-        </w:rPr>
-        <w:t># Adding _ to column so I can call it without errors due to space</w:t>
-      </w:r>
-    </w:p>
-    <w:p>
-      <w:pPr>
-        <w:pStyle w:val="ListParagraph"/>
-        <w:ind w:left="2250" w:hanging="810"/>
-        <w:rPr>
-          <w:rFonts w:ascii="Times New Roman" w:eastAsia="Times New Roman" w:hAnsi="Times New Roman" w:cs="Times New Roman"/>
-        </w:rPr>
-      </w:pPr>
-      <w:proofErr w:type="spellStart"/>
-      <w:proofErr w:type="gramStart"/>
-      <w:r>
-        <w:rPr>
-          <w:rFonts w:ascii="Times New Roman" w:eastAsia="Times New Roman" w:hAnsi="Times New Roman" w:cs="Times New Roman"/>
-        </w:rPr>
-        <w:t>colnames</w:t>
-      </w:r>
-      <w:proofErr w:type="spellEnd"/>
-      <w:r>
-        <w:rPr>
-          <w:rFonts w:ascii="Times New Roman" w:eastAsia="Times New Roman" w:hAnsi="Times New Roman" w:cs="Times New Roman"/>
-        </w:rPr>
-        <w:t>(</w:t>
-      </w:r>
-      <w:proofErr w:type="spellStart"/>
-      <w:proofErr w:type="gramEnd"/>
-      <w:r>
-        <w:rPr>
-          <w:rFonts w:ascii="Times New Roman" w:eastAsia="Times New Roman" w:hAnsi="Times New Roman" w:cs="Times New Roman"/>
-        </w:rPr>
-        <w:t>Sleep_health_and_lifestyle_</w:t>
-      </w:r>
-      <w:proofErr w:type="gramStart"/>
-      <w:r>
-        <w:rPr>
-          <w:rFonts w:ascii="Times New Roman" w:eastAsia="Times New Roman" w:hAnsi="Times New Roman" w:cs="Times New Roman"/>
-        </w:rPr>
-        <w:t>dataset</w:t>
-      </w:r>
-      <w:proofErr w:type="spellEnd"/>
-      <w:r>
-        <w:rPr>
-          <w:rFonts w:ascii="Times New Roman" w:eastAsia="Times New Roman" w:hAnsi="Times New Roman" w:cs="Times New Roman"/>
-        </w:rPr>
-        <w:t>)[</w:t>
-      </w:r>
-      <w:proofErr w:type="gramEnd"/>
-      <w:r>
-        <w:rPr>
-          <w:rFonts w:ascii="Times New Roman" w:eastAsia="Times New Roman" w:hAnsi="Times New Roman" w:cs="Times New Roman"/>
-        </w:rPr>
-        <w:t>8] &lt;- "</w:t>
-      </w:r>
-      <w:proofErr w:type="spellStart"/>
-      <w:r>
-        <w:rPr>
-          <w:rFonts w:ascii="Times New Roman" w:eastAsia="Times New Roman" w:hAnsi="Times New Roman" w:cs="Times New Roman"/>
-        </w:rPr>
-        <w:t>stress_level</w:t>
-      </w:r>
-      <w:proofErr w:type="spellEnd"/>
-      <w:r>
-        <w:rPr>
-          <w:rFonts w:ascii="Times New Roman" w:eastAsia="Times New Roman" w:hAnsi="Times New Roman" w:cs="Times New Roman"/>
-        </w:rPr>
-        <w:t>"</w:t>
-      </w:r>
-    </w:p>
-    <w:p>
-      <w:pPr>
-        <w:pStyle w:val="ListParagraph"/>
-        <w:ind w:left="2250" w:hanging="810"/>
-        <w:rPr>
-          <w:rFonts w:ascii="Times New Roman" w:eastAsia="Times New Roman" w:hAnsi="Times New Roman" w:cs="Times New Roman"/>
-        </w:rPr>
-      </w:pPr>
-      <w:r>
-        <w:rPr>
-          <w:rFonts w:ascii="Times New Roman" w:eastAsia="Times New Roman" w:hAnsi="Times New Roman" w:cs="Times New Roman"/>
-        </w:rPr>
-        <w:t># Creating a subset of rows with only doctor or engineer as occupation</w:t>
-      </w:r>
-    </w:p>
-    <w:p>
-      <w:pPr>
-        <w:pStyle w:val="ListParagraph"/>
-        <w:ind w:left="2250" w:hanging="810"/>
-        <w:rPr>
-          <w:rFonts w:ascii="Times New Roman" w:eastAsia="Times New Roman" w:hAnsi="Times New Roman" w:cs="Times New Roman"/>
-        </w:rPr>
-      </w:pPr>
-      <w:proofErr w:type="spellStart"/>
-      <w:r>
-        <w:rPr>
-          <w:rFonts w:ascii="Times New Roman" w:eastAsia="Times New Roman" w:hAnsi="Times New Roman" w:cs="Times New Roman"/>
-        </w:rPr>
-        <w:t>new_df</w:t>
-      </w:r>
-      <w:proofErr w:type="spellEnd"/>
-      <w:r>
-        <w:rPr>
-          <w:rFonts w:ascii="Times New Roman" w:eastAsia="Times New Roman" w:hAnsi="Times New Roman" w:cs="Times New Roman"/>
-        </w:rPr>
-        <w:t xml:space="preserve"> &lt;- </w:t>
-      </w:r>
-      <w:proofErr w:type="gramStart"/>
-      <w:r>
-        <w:rPr>
-          <w:rFonts w:ascii="Times New Roman" w:eastAsia="Times New Roman" w:hAnsi="Times New Roman" w:cs="Times New Roman"/>
-        </w:rPr>
-        <w:t>subset(</w:t>
-      </w:r>
-      <w:proofErr w:type="gramEnd"/>
-    </w:p>
-    <w:p>
-      <w:pPr>
-        <w:pStyle w:val="ListParagraph"/>
-        <w:ind w:left="2250" w:hanging="810"/>
-        <w:rPr>
-          <w:rFonts w:ascii="Times New Roman" w:eastAsia="Times New Roman" w:hAnsi="Times New Roman" w:cs="Times New Roman"/>
-        </w:rPr>
-      </w:pPr>
-      <w:r>
-        <w:rPr>
-          <w:rFonts w:ascii="Times New Roman" w:eastAsia="Times New Roman" w:hAnsi="Times New Roman" w:cs="Times New Roman"/>
-        </w:rPr>
-        <w:t xml:space="preserve">  </w:t>
-      </w:r>
-      <w:proofErr w:type="spellStart"/>
-      <w:r>
-        <w:rPr>
-          <w:rFonts w:ascii="Times New Roman" w:eastAsia="Times New Roman" w:hAnsi="Times New Roman" w:cs="Times New Roman"/>
-        </w:rPr>
-        <w:t>Sleep_health_and_lifestyle_dataset</w:t>
-      </w:r>
-      <w:proofErr w:type="spellEnd"/>
-      <w:r>
-        <w:rPr>
-          <w:rFonts w:ascii="Times New Roman" w:eastAsia="Times New Roman" w:hAnsi="Times New Roman" w:cs="Times New Roman"/>
-        </w:rPr>
-        <w:t xml:space="preserve">, </w:t>
-      </w:r>
-    </w:p>
-    <w:p>
-      <w:pPr>
-        <w:pStyle w:val="ListParagraph"/>
-        <w:ind w:left="2250" w:hanging="810"/>
-        <w:rPr>
-          <w:rFonts w:ascii="Times New Roman" w:eastAsia="Times New Roman" w:hAnsi="Times New Roman" w:cs="Times New Roman"/>
-        </w:rPr>
-      </w:pPr>
-      <w:r>
-        <w:rPr>
-          <w:rFonts w:ascii="Times New Roman" w:eastAsia="Times New Roman" w:hAnsi="Times New Roman" w:cs="Times New Roman"/>
-        </w:rPr>
-        <w:t xml:space="preserve">  Occupation == "Doctor" | Occupation == "Engineer"</w:t>
-      </w:r>
-    </w:p>
-    <w:p>
-      <w:pPr>
-        <w:pStyle w:val="ListParagraph"/>
-        <w:ind w:left="2250" w:hanging="810"/>
+        <w:ind w:left="1440"/>
+        <w:rPr>
+          <w:rFonts w:ascii="Times New Roman" w:eastAsia="Times New Roman" w:hAnsi="Times New Roman" w:cs="Times New Roman"/>
+        </w:rPr>
+      </w:pPr>
+    </w:p>
+    <w:p>
+      <w:pPr>
+        <w:pStyle w:val="ListParagraph"/>
+        <w:ind w:left="1440"/>
+        <w:rPr>
+          <w:rFonts w:ascii="Times New Roman" w:eastAsia="Times New Roman" w:hAnsi="Times New Roman" w:cs="Times New Roman"/>
+        </w:rPr>
+      </w:pPr>
+      <w:r>
+        <w:rPr>
+          <w:rFonts w:ascii="Times New Roman" w:eastAsia="Times New Roman" w:hAnsi="Times New Roman" w:cs="Times New Roman"/>
+        </w:rPr>
+        <w:t># Add custom x-axis showing stress level values</w:t>
+      </w:r>
+    </w:p>
+    <w:p>
+      <w:pPr>
+        <w:pStyle w:val="ListParagraph"/>
+        <w:ind w:left="1440"/>
+        <w:rPr>
+          <w:rFonts w:ascii="Times New Roman" w:eastAsia="Times New Roman" w:hAnsi="Times New Roman" w:cs="Times New Roman"/>
+        </w:rPr>
+      </w:pPr>
+      <w:r>
+        <w:rPr>
+          <w:rFonts w:ascii="Times New Roman" w:eastAsia="Times New Roman" w:hAnsi="Times New Roman" w:cs="Times New Roman"/>
+        </w:rPr>
+        <w:t>axis(</w:t>
+      </w:r>
+    </w:p>
+    <w:p>
+      <w:pPr>
+        <w:pStyle w:val="ListParagraph"/>
+        <w:ind w:left="1440"/>
+        <w:rPr>
+          <w:rFonts w:ascii="Times New Roman" w:eastAsia="Times New Roman" w:hAnsi="Times New Roman" w:cs="Times New Roman"/>
+        </w:rPr>
+      </w:pPr>
+      <w:r>
+        <w:rPr>
+          <w:rFonts w:ascii="Times New Roman" w:eastAsia="Times New Roman" w:hAnsi="Times New Roman" w:cs="Times New Roman"/>
+        </w:rPr>
+        <w:t xml:space="preserve">  side = 1,</w:t>
+      </w:r>
+    </w:p>
+    <w:p>
+      <w:pPr>
+        <w:pStyle w:val="ListParagraph"/>
+        <w:ind w:left="1440"/>
+        <w:rPr>
+          <w:rFonts w:ascii="Times New Roman" w:eastAsia="Times New Roman" w:hAnsi="Times New Roman" w:cs="Times New Roman"/>
+        </w:rPr>
+      </w:pPr>
+      <w:r>
+        <w:rPr>
+          <w:rFonts w:ascii="Times New Roman" w:eastAsia="Times New Roman" w:hAnsi="Times New Roman" w:cs="Times New Roman"/>
+        </w:rPr>
+        <w:t xml:space="preserve">  at = 1:10</w:t>
+      </w:r>
+    </w:p>
+    <w:p>
+      <w:pPr>
+        <w:pStyle w:val="ListParagraph"/>
+        <w:ind w:left="1440"/>
         <w:rPr>
           <w:rFonts w:ascii="Times New Roman" w:eastAsia="Times New Roman" w:hAnsi="Times New Roman" w:cs="Times New Roman"/>
         </w:rPr>
@@ -5916,227 +7018,76 @@
     <w:p>
       <w:pPr>
         <w:pStyle w:val="ListParagraph"/>
-        <w:ind w:left="2250" w:hanging="810"/>
-        <w:rPr>
-          <w:rFonts w:ascii="Times New Roman" w:eastAsia="Times New Roman" w:hAnsi="Times New Roman" w:cs="Times New Roman"/>
-        </w:rPr>
-      </w:pPr>
-      <w:r>
-        <w:rPr>
-          <w:rFonts w:ascii="Times New Roman" w:eastAsia="Times New Roman" w:hAnsi="Times New Roman" w:cs="Times New Roman"/>
-        </w:rPr>
-        <w:t># Creates a Boxplot for stress levels comparison between doctors and engineers</w:t>
-      </w:r>
-    </w:p>
-    <w:p>
-      <w:pPr>
-        <w:pStyle w:val="ListParagraph"/>
-        <w:ind w:left="2250" w:hanging="810"/>
-        <w:rPr>
-          <w:rFonts w:ascii="Times New Roman" w:eastAsia="Times New Roman" w:hAnsi="Times New Roman" w:cs="Times New Roman"/>
-        </w:rPr>
-      </w:pPr>
-      <w:proofErr w:type="gramStart"/>
-      <w:r>
-        <w:rPr>
-          <w:rFonts w:ascii="Times New Roman" w:eastAsia="Times New Roman" w:hAnsi="Times New Roman" w:cs="Times New Roman"/>
-        </w:rPr>
-        <w:t>boxplot(</w:t>
-      </w:r>
-      <w:proofErr w:type="gramEnd"/>
-    </w:p>
-    <w:p>
-      <w:pPr>
-        <w:pStyle w:val="ListParagraph"/>
-        <w:ind w:left="2250" w:hanging="810"/>
-        <w:rPr>
-          <w:rFonts w:ascii="Times New Roman" w:eastAsia="Times New Roman" w:hAnsi="Times New Roman" w:cs="Times New Roman"/>
-        </w:rPr>
-      </w:pPr>
-      <w:r>
-        <w:rPr>
-          <w:rFonts w:ascii="Times New Roman" w:eastAsia="Times New Roman" w:hAnsi="Times New Roman" w:cs="Times New Roman"/>
-        </w:rPr>
-        <w:t xml:space="preserve">  </w:t>
-      </w:r>
-      <w:proofErr w:type="spellStart"/>
-      <w:r>
-        <w:rPr>
-          <w:rFonts w:ascii="Times New Roman" w:eastAsia="Times New Roman" w:hAnsi="Times New Roman" w:cs="Times New Roman"/>
-        </w:rPr>
-        <w:t>stress_level~Occupation</w:t>
-      </w:r>
-      <w:proofErr w:type="spellEnd"/>
-      <w:r>
-        <w:rPr>
-          <w:rFonts w:ascii="Times New Roman" w:eastAsia="Times New Roman" w:hAnsi="Times New Roman" w:cs="Times New Roman"/>
-        </w:rPr>
-        <w:t xml:space="preserve">, </w:t>
-      </w:r>
-    </w:p>
-    <w:p>
-      <w:pPr>
-        <w:pStyle w:val="ListParagraph"/>
-        <w:ind w:left="2250" w:hanging="810"/>
-        <w:rPr>
-          <w:rFonts w:ascii="Times New Roman" w:eastAsia="Times New Roman" w:hAnsi="Times New Roman" w:cs="Times New Roman"/>
-        </w:rPr>
-      </w:pPr>
-      <w:r>
-        <w:rPr>
-          <w:rFonts w:ascii="Times New Roman" w:eastAsia="Times New Roman" w:hAnsi="Times New Roman" w:cs="Times New Roman"/>
-        </w:rPr>
-        <w:t xml:space="preserve">  data = </w:t>
-      </w:r>
-      <w:proofErr w:type="spellStart"/>
-      <w:r>
-        <w:rPr>
-          <w:rFonts w:ascii="Times New Roman" w:eastAsia="Times New Roman" w:hAnsi="Times New Roman" w:cs="Times New Roman"/>
-        </w:rPr>
-        <w:t>new_df</w:t>
-      </w:r>
-      <w:proofErr w:type="spellEnd"/>
-      <w:r>
-        <w:rPr>
-          <w:rFonts w:ascii="Times New Roman" w:eastAsia="Times New Roman" w:hAnsi="Times New Roman" w:cs="Times New Roman"/>
-        </w:rPr>
-        <w:t xml:space="preserve">, </w:t>
-      </w:r>
-    </w:p>
-    <w:p>
-      <w:pPr>
-        <w:pStyle w:val="ListParagraph"/>
-        <w:ind w:left="2250" w:hanging="810"/>
-        <w:rPr>
-          <w:rFonts w:ascii="Times New Roman" w:eastAsia="Times New Roman" w:hAnsi="Times New Roman" w:cs="Times New Roman"/>
-        </w:rPr>
-      </w:pPr>
-      <w:r>
-        <w:rPr>
-          <w:rFonts w:ascii="Times New Roman" w:eastAsia="Times New Roman" w:hAnsi="Times New Roman" w:cs="Times New Roman"/>
-        </w:rPr>
-        <w:t xml:space="preserve">  main = "Stress Levels between Doctors and Engineers",</w:t>
-      </w:r>
-    </w:p>
-    <w:p>
-      <w:pPr>
-        <w:pStyle w:val="ListParagraph"/>
-        <w:ind w:left="2250" w:hanging="810"/>
-        <w:rPr>
-          <w:rFonts w:ascii="Times New Roman" w:eastAsia="Times New Roman" w:hAnsi="Times New Roman" w:cs="Times New Roman"/>
-        </w:rPr>
-      </w:pPr>
-      <w:r>
-        <w:rPr>
-          <w:rFonts w:ascii="Times New Roman" w:eastAsia="Times New Roman" w:hAnsi="Times New Roman" w:cs="Times New Roman"/>
-        </w:rPr>
-        <w:t xml:space="preserve">  </w:t>
-      </w:r>
-      <w:proofErr w:type="spellStart"/>
-      <w:r>
-        <w:rPr>
-          <w:rFonts w:ascii="Times New Roman" w:eastAsia="Times New Roman" w:hAnsi="Times New Roman" w:cs="Times New Roman"/>
-        </w:rPr>
-        <w:t>xlab</w:t>
-      </w:r>
-      <w:proofErr w:type="spellEnd"/>
-      <w:r>
-        <w:rPr>
-          <w:rFonts w:ascii="Times New Roman" w:eastAsia="Times New Roman" w:hAnsi="Times New Roman" w:cs="Times New Roman"/>
-        </w:rPr>
-        <w:t xml:space="preserve"> = "Occupation", </w:t>
-      </w:r>
-    </w:p>
-    <w:p>
-      <w:pPr>
-        <w:pStyle w:val="ListParagraph"/>
-        <w:ind w:left="2250" w:hanging="810"/>
-        <w:rPr>
-          <w:rFonts w:ascii="Times New Roman" w:eastAsia="Times New Roman" w:hAnsi="Times New Roman" w:cs="Times New Roman"/>
-        </w:rPr>
-      </w:pPr>
-      <w:r>
-        <w:rPr>
-          <w:rFonts w:ascii="Times New Roman" w:eastAsia="Times New Roman" w:hAnsi="Times New Roman" w:cs="Times New Roman"/>
-        </w:rPr>
-        <w:t xml:space="preserve">  </w:t>
-      </w:r>
-      <w:proofErr w:type="spellStart"/>
-      <w:r>
-        <w:rPr>
-          <w:rFonts w:ascii="Times New Roman" w:eastAsia="Times New Roman" w:hAnsi="Times New Roman" w:cs="Times New Roman"/>
-        </w:rPr>
-        <w:t>ylab</w:t>
-      </w:r>
-      <w:proofErr w:type="spellEnd"/>
-      <w:r>
-        <w:rPr>
-          <w:rFonts w:ascii="Times New Roman" w:eastAsia="Times New Roman" w:hAnsi="Times New Roman" w:cs="Times New Roman"/>
-        </w:rPr>
-        <w:t xml:space="preserve"> = "Stress Levels",</w:t>
-      </w:r>
-    </w:p>
-    <w:p>
-      <w:pPr>
-        <w:pStyle w:val="ListParagraph"/>
-        <w:ind w:left="2250" w:hanging="810"/>
-        <w:rPr>
-          <w:rFonts w:ascii="Times New Roman" w:eastAsia="Times New Roman" w:hAnsi="Times New Roman" w:cs="Times New Roman"/>
-        </w:rPr>
-      </w:pPr>
-      <w:r>
-        <w:rPr>
-          <w:rFonts w:ascii="Times New Roman" w:eastAsia="Times New Roman" w:hAnsi="Times New Roman" w:cs="Times New Roman"/>
-        </w:rPr>
-        <w:t xml:space="preserve">  col = </w:t>
-      </w:r>
-      <w:proofErr w:type="gramStart"/>
-      <w:r>
-        <w:rPr>
-          <w:rFonts w:ascii="Times New Roman" w:eastAsia="Times New Roman" w:hAnsi="Times New Roman" w:cs="Times New Roman"/>
-        </w:rPr>
-        <w:t>c(</w:t>
-      </w:r>
-      <w:proofErr w:type="gramEnd"/>
-      <w:r>
-        <w:rPr>
-          <w:rFonts w:ascii="Times New Roman" w:eastAsia="Times New Roman" w:hAnsi="Times New Roman" w:cs="Times New Roman"/>
-        </w:rPr>
-        <w:t>"</w:t>
-      </w:r>
-      <w:proofErr w:type="spellStart"/>
-      <w:r>
-        <w:rPr>
-          <w:rFonts w:ascii="Times New Roman" w:eastAsia="Times New Roman" w:hAnsi="Times New Roman" w:cs="Times New Roman"/>
-        </w:rPr>
-        <w:t>lightblue</w:t>
-      </w:r>
-      <w:proofErr w:type="spellEnd"/>
-      <w:r>
-        <w:rPr>
-          <w:rFonts w:ascii="Times New Roman" w:eastAsia="Times New Roman" w:hAnsi="Times New Roman" w:cs="Times New Roman"/>
-        </w:rPr>
-        <w:t>", "</w:t>
-      </w:r>
-      <w:proofErr w:type="spellStart"/>
-      <w:r>
-        <w:rPr>
-          <w:rFonts w:ascii="Times New Roman" w:eastAsia="Times New Roman" w:hAnsi="Times New Roman" w:cs="Times New Roman"/>
-        </w:rPr>
-        <w:t>lightgreen</w:t>
-      </w:r>
-      <w:proofErr w:type="spellEnd"/>
-      <w:r>
-        <w:rPr>
-          <w:rFonts w:ascii="Times New Roman" w:eastAsia="Times New Roman" w:hAnsi="Times New Roman" w:cs="Times New Roman"/>
-        </w:rPr>
-        <w:t>")</w:t>
-      </w:r>
-    </w:p>
-    <w:p>
-      <w:pPr>
-        <w:pStyle w:val="ListParagraph"/>
-        <w:ind w:left="2250" w:hanging="810"/>
+        <w:ind w:left="1440"/>
+        <w:rPr>
+          <w:rFonts w:ascii="Times New Roman" w:eastAsia="Times New Roman" w:hAnsi="Times New Roman" w:cs="Times New Roman"/>
+        </w:rPr>
+      </w:pPr>
+    </w:p>
+    <w:p>
+      <w:pPr>
+        <w:pStyle w:val="ListParagraph"/>
+        <w:ind w:left="1440"/>
+        <w:rPr>
+          <w:rFonts w:ascii="Times New Roman" w:eastAsia="Times New Roman" w:hAnsi="Times New Roman" w:cs="Times New Roman"/>
+        </w:rPr>
+      </w:pPr>
+      <w:r>
+        <w:rPr>
+          <w:rFonts w:ascii="Times New Roman" w:eastAsia="Times New Roman" w:hAnsi="Times New Roman" w:cs="Times New Roman"/>
+        </w:rPr>
+        <w:t># Add custom y-axis with fixed frequency intervals</w:t>
+      </w:r>
+    </w:p>
+    <w:p>
+      <w:pPr>
+        <w:pStyle w:val="ListParagraph"/>
+        <w:ind w:left="1440"/>
+        <w:rPr>
+          <w:rFonts w:ascii="Times New Roman" w:eastAsia="Times New Roman" w:hAnsi="Times New Roman" w:cs="Times New Roman"/>
+        </w:rPr>
+      </w:pPr>
+      <w:r>
+        <w:rPr>
+          <w:rFonts w:ascii="Times New Roman" w:eastAsia="Times New Roman" w:hAnsi="Times New Roman" w:cs="Times New Roman"/>
+        </w:rPr>
+        <w:t>axis(</w:t>
+      </w:r>
+    </w:p>
+    <w:p>
+      <w:pPr>
+        <w:pStyle w:val="ListParagraph"/>
+        <w:ind w:left="1440"/>
+        <w:rPr>
+          <w:rFonts w:ascii="Times New Roman" w:eastAsia="Times New Roman" w:hAnsi="Times New Roman" w:cs="Times New Roman"/>
+        </w:rPr>
+      </w:pPr>
+      <w:r>
+        <w:rPr>
+          <w:rFonts w:ascii="Times New Roman" w:eastAsia="Times New Roman" w:hAnsi="Times New Roman" w:cs="Times New Roman"/>
+        </w:rPr>
+        <w:t xml:space="preserve">  side = 2,</w:t>
+      </w:r>
+    </w:p>
+    <w:p>
+      <w:pPr>
+        <w:pStyle w:val="ListParagraph"/>
+        <w:ind w:left="1440"/>
+        <w:rPr>
+          <w:rFonts w:ascii="Times New Roman" w:eastAsia="Times New Roman" w:hAnsi="Times New Roman" w:cs="Times New Roman"/>
+        </w:rPr>
+      </w:pPr>
+      <w:r>
+        <w:rPr>
+          <w:rFonts w:ascii="Times New Roman" w:eastAsia="Times New Roman" w:hAnsi="Times New Roman" w:cs="Times New Roman"/>
+        </w:rPr>
+        <w:t xml:space="preserve">  at = seq(0, 50, by = 5)</w:t>
+      </w:r>
+    </w:p>
+    <w:p>
+      <w:pPr>
+        <w:pStyle w:val="ListParagraph"/>
+        <w:ind w:left="1440"/>
         <w:rPr>
           <w:rFonts w:ascii="Times New Roman" w:eastAsia="Times New Roman" w:hAnsi="Times New Roman" w:cs="Times New Roman"/>
         </w:rPr>
@@ -6151,1448 +7102,475 @@
     <w:p>
       <w:pPr>
         <w:pStyle w:val="ListParagraph"/>
-        <w:ind w:left="2250" w:hanging="810"/>
-        <w:rPr>
-          <w:rFonts w:ascii="Times New Roman" w:eastAsia="Times New Roman" w:hAnsi="Times New Roman" w:cs="Times New Roman"/>
-        </w:rPr>
-      </w:pPr>
-      <w:r>
-        <w:rPr>
-          <w:rFonts w:ascii="Times New Roman" w:eastAsia="Times New Roman" w:hAnsi="Times New Roman" w:cs="Times New Roman"/>
-        </w:rPr>
-        <w:t>#Creates Legends for clearer interpretation of the graph</w:t>
-      </w:r>
-    </w:p>
-    <w:p>
-      <w:pPr>
-        <w:pStyle w:val="ListParagraph"/>
-        <w:ind w:left="2250" w:hanging="810"/>
-        <w:rPr>
-          <w:rFonts w:ascii="Times New Roman" w:eastAsia="Times New Roman" w:hAnsi="Times New Roman" w:cs="Times New Roman"/>
-        </w:rPr>
-      </w:pPr>
-      <w:proofErr w:type="gramStart"/>
-      <w:r>
-        <w:rPr>
-          <w:rFonts w:ascii="Times New Roman" w:eastAsia="Times New Roman" w:hAnsi="Times New Roman" w:cs="Times New Roman"/>
-        </w:rPr>
-        <w:t>legend(</w:t>
-      </w:r>
-      <w:proofErr w:type="gramEnd"/>
-      <w:r>
-        <w:rPr>
-          <w:rFonts w:ascii="Times New Roman" w:eastAsia="Times New Roman" w:hAnsi="Times New Roman" w:cs="Times New Roman"/>
-        </w:rPr>
-        <w:t>"</w:t>
-      </w:r>
-      <w:proofErr w:type="spellStart"/>
-      <w:r>
-        <w:rPr>
-          <w:rFonts w:ascii="Times New Roman" w:eastAsia="Times New Roman" w:hAnsi="Times New Roman" w:cs="Times New Roman"/>
-        </w:rPr>
-        <w:t>topright</w:t>
-      </w:r>
-      <w:proofErr w:type="spellEnd"/>
-      <w:r>
-        <w:rPr>
-          <w:rFonts w:ascii="Times New Roman" w:eastAsia="Times New Roman" w:hAnsi="Times New Roman" w:cs="Times New Roman"/>
-        </w:rPr>
-        <w:t>",</w:t>
-      </w:r>
-    </w:p>
-    <w:p>
-      <w:pPr>
-        <w:pStyle w:val="ListParagraph"/>
-        <w:ind w:left="2250" w:hanging="810"/>
-        <w:rPr>
-          <w:rFonts w:ascii="Times New Roman" w:eastAsia="Times New Roman" w:hAnsi="Times New Roman" w:cs="Times New Roman"/>
-        </w:rPr>
-      </w:pPr>
-      <w:r>
-        <w:rPr>
-          <w:rFonts w:ascii="Times New Roman" w:eastAsia="Times New Roman" w:hAnsi="Times New Roman" w:cs="Times New Roman"/>
-        </w:rPr>
-        <w:t xml:space="preserve">       legend = </w:t>
-      </w:r>
-      <w:proofErr w:type="gramStart"/>
-      <w:r>
-        <w:rPr>
-          <w:rFonts w:ascii="Times New Roman" w:eastAsia="Times New Roman" w:hAnsi="Times New Roman" w:cs="Times New Roman"/>
-        </w:rPr>
-        <w:t>c(</w:t>
-      </w:r>
-      <w:proofErr w:type="gramEnd"/>
-      <w:r>
-        <w:rPr>
-          <w:rFonts w:ascii="Times New Roman" w:eastAsia="Times New Roman" w:hAnsi="Times New Roman" w:cs="Times New Roman"/>
-        </w:rPr>
-        <w:t>"Doctors' Stress Levels (Age: 27-59)", "Engineers' Stress Levels (Age:27-59)"),</w:t>
-      </w:r>
-    </w:p>
-    <w:p>
-      <w:pPr>
-        <w:pStyle w:val="ListParagraph"/>
-        <w:ind w:left="2250" w:hanging="810"/>
-        <w:rPr>
-          <w:rFonts w:ascii="Times New Roman" w:eastAsia="Times New Roman" w:hAnsi="Times New Roman" w:cs="Times New Roman"/>
-        </w:rPr>
-      </w:pPr>
-      <w:r>
-        <w:rPr>
-          <w:rFonts w:ascii="Times New Roman" w:eastAsia="Times New Roman" w:hAnsi="Times New Roman" w:cs="Times New Roman"/>
-        </w:rPr>
-        <w:t xml:space="preserve">       fill = </w:t>
-      </w:r>
-      <w:proofErr w:type="gramStart"/>
-      <w:r>
-        <w:rPr>
-          <w:rFonts w:ascii="Times New Roman" w:eastAsia="Times New Roman" w:hAnsi="Times New Roman" w:cs="Times New Roman"/>
-        </w:rPr>
-        <w:t>c(</w:t>
-      </w:r>
-      <w:proofErr w:type="gramEnd"/>
-      <w:r>
-        <w:rPr>
-          <w:rFonts w:ascii="Times New Roman" w:eastAsia="Times New Roman" w:hAnsi="Times New Roman" w:cs="Times New Roman"/>
-        </w:rPr>
-        <w:t>"</w:t>
-      </w:r>
-      <w:proofErr w:type="spellStart"/>
-      <w:r>
-        <w:rPr>
-          <w:rFonts w:ascii="Times New Roman" w:eastAsia="Times New Roman" w:hAnsi="Times New Roman" w:cs="Times New Roman"/>
-        </w:rPr>
-        <w:t>lightblue</w:t>
-      </w:r>
-      <w:proofErr w:type="spellEnd"/>
-      <w:r>
-        <w:rPr>
-          <w:rFonts w:ascii="Times New Roman" w:eastAsia="Times New Roman" w:hAnsi="Times New Roman" w:cs="Times New Roman"/>
-        </w:rPr>
-        <w:t>", "</w:t>
-      </w:r>
-      <w:proofErr w:type="spellStart"/>
-      <w:r>
-        <w:rPr>
-          <w:rFonts w:ascii="Times New Roman" w:eastAsia="Times New Roman" w:hAnsi="Times New Roman" w:cs="Times New Roman"/>
-        </w:rPr>
-        <w:t>lightgreen</w:t>
-      </w:r>
-      <w:proofErr w:type="spellEnd"/>
-      <w:r>
-        <w:rPr>
-          <w:rFonts w:ascii="Times New Roman" w:eastAsia="Times New Roman" w:hAnsi="Times New Roman" w:cs="Times New Roman"/>
-        </w:rPr>
-        <w:t>"),</w:t>
-      </w:r>
-    </w:p>
-    <w:p>
-      <w:pPr>
-        <w:pStyle w:val="ListParagraph"/>
-        <w:ind w:left="2250" w:hanging="810"/>
-        <w:rPr>
-          <w:rFonts w:ascii="Times New Roman" w:eastAsia="Times New Roman" w:hAnsi="Times New Roman" w:cs="Times New Roman"/>
-        </w:rPr>
-      </w:pPr>
-      <w:r>
-        <w:rPr>
-          <w:rFonts w:ascii="Times New Roman" w:eastAsia="Times New Roman" w:hAnsi="Times New Roman" w:cs="Times New Roman"/>
-        </w:rPr>
-        <w:t xml:space="preserve">       </w:t>
-      </w:r>
-      <w:proofErr w:type="spellStart"/>
-      <w:r>
-        <w:rPr>
-          <w:rFonts w:ascii="Times New Roman" w:eastAsia="Times New Roman" w:hAnsi="Times New Roman" w:cs="Times New Roman"/>
-        </w:rPr>
-        <w:t>bty</w:t>
-      </w:r>
-      <w:proofErr w:type="spellEnd"/>
-      <w:r>
-        <w:rPr>
-          <w:rFonts w:ascii="Times New Roman" w:eastAsia="Times New Roman" w:hAnsi="Times New Roman" w:cs="Times New Roman"/>
-        </w:rPr>
-        <w:t xml:space="preserve"> = "o",</w:t>
-      </w:r>
-    </w:p>
-    <w:p>
-      <w:pPr>
-        <w:pStyle w:val="ListParagraph"/>
-        <w:ind w:left="2250" w:hanging="810"/>
-        <w:rPr>
-          <w:rFonts w:ascii="Times New Roman" w:eastAsia="Times New Roman" w:hAnsi="Times New Roman" w:cs="Times New Roman"/>
-        </w:rPr>
-      </w:pPr>
-      <w:r>
-        <w:rPr>
-          <w:rFonts w:ascii="Times New Roman" w:eastAsia="Times New Roman" w:hAnsi="Times New Roman" w:cs="Times New Roman"/>
-        </w:rPr>
-        <w:t xml:space="preserve">       </w:t>
-      </w:r>
-      <w:proofErr w:type="spellStart"/>
-      <w:r>
-        <w:rPr>
-          <w:rFonts w:ascii="Times New Roman" w:eastAsia="Times New Roman" w:hAnsi="Times New Roman" w:cs="Times New Roman"/>
-        </w:rPr>
-        <w:t>bg</w:t>
-      </w:r>
-      <w:proofErr w:type="spellEnd"/>
-      <w:r>
-        <w:rPr>
-          <w:rFonts w:ascii="Times New Roman" w:eastAsia="Times New Roman" w:hAnsi="Times New Roman" w:cs="Times New Roman"/>
-        </w:rPr>
-        <w:t xml:space="preserve"> = "white",</w:t>
-      </w:r>
-    </w:p>
-    <w:p>
-      <w:pPr>
-        <w:pStyle w:val="ListParagraph"/>
-        <w:ind w:left="2250" w:hanging="810"/>
-        <w:rPr>
-          <w:rFonts w:ascii="Times New Roman" w:eastAsia="Times New Roman" w:hAnsi="Times New Roman" w:cs="Times New Roman"/>
-        </w:rPr>
-      </w:pPr>
-      <w:r>
-        <w:rPr>
-          <w:rFonts w:ascii="Times New Roman" w:eastAsia="Times New Roman" w:hAnsi="Times New Roman" w:cs="Times New Roman"/>
-        </w:rPr>
-        <w:t xml:space="preserve">       </w:t>
-      </w:r>
-      <w:proofErr w:type="spellStart"/>
-      <w:r>
-        <w:rPr>
-          <w:rFonts w:ascii="Times New Roman" w:eastAsia="Times New Roman" w:hAnsi="Times New Roman" w:cs="Times New Roman"/>
-        </w:rPr>
-        <w:t>box.col</w:t>
-      </w:r>
-      <w:proofErr w:type="spellEnd"/>
-      <w:r>
-        <w:rPr>
-          <w:rFonts w:ascii="Times New Roman" w:eastAsia="Times New Roman" w:hAnsi="Times New Roman" w:cs="Times New Roman"/>
-        </w:rPr>
-        <w:t xml:space="preserve"> = "black",</w:t>
-      </w:r>
-    </w:p>
-    <w:p>
-      <w:pPr>
-        <w:pStyle w:val="ListParagraph"/>
-        <w:ind w:left="2250" w:hanging="810"/>
-        <w:rPr>
-          <w:rFonts w:ascii="Times New Roman" w:eastAsia="Times New Roman" w:hAnsi="Times New Roman" w:cs="Times New Roman"/>
-        </w:rPr>
-      </w:pPr>
-      <w:r>
-        <w:rPr>
-          <w:rFonts w:ascii="Times New Roman" w:eastAsia="Times New Roman" w:hAnsi="Times New Roman" w:cs="Times New Roman"/>
-        </w:rPr>
-        <w:t xml:space="preserve">       </w:t>
-      </w:r>
-      <w:proofErr w:type="spellStart"/>
-      <w:r>
-        <w:rPr>
-          <w:rFonts w:ascii="Times New Roman" w:eastAsia="Times New Roman" w:hAnsi="Times New Roman" w:cs="Times New Roman"/>
-        </w:rPr>
-        <w:t>cex</w:t>
-      </w:r>
-      <w:proofErr w:type="spellEnd"/>
-      <w:r>
-        <w:rPr>
-          <w:rFonts w:ascii="Times New Roman" w:eastAsia="Times New Roman" w:hAnsi="Times New Roman" w:cs="Times New Roman"/>
-        </w:rPr>
-        <w:t xml:space="preserve"> = 0.8</w:t>
-      </w:r>
-    </w:p>
-    <w:p>
-      <w:pPr>
-        <w:pStyle w:val="ListParagraph"/>
-        <w:ind w:left="2250" w:hanging="810"/>
-        <w:rPr>
-          <w:rFonts w:ascii="Times New Roman" w:eastAsia="Times New Roman" w:hAnsi="Times New Roman" w:cs="Times New Roman"/>
-        </w:rPr>
-      </w:pPr>
-      <w:r>
-        <w:rPr>
-          <w:rFonts w:ascii="Times New Roman" w:eastAsia="Times New Roman" w:hAnsi="Times New Roman" w:cs="Times New Roman"/>
-        </w:rPr>
-        <w:t>)</w:t>
-      </w:r>
-    </w:p>
-    <w:p>
-      <w:pPr>
-        <w:pStyle w:val="ListParagraph"/>
-        <w:ind w:left="2250" w:hanging="810"/>
-        <w:rPr>
-          <w:rFonts w:ascii="Times New Roman" w:eastAsia="Times New Roman" w:hAnsi="Times New Roman" w:cs="Times New Roman"/>
-        </w:rPr>
-      </w:pPr>
-    </w:p>
-    <w:p>
-      <w:pPr>
-        <w:pStyle w:val="ListParagraph"/>
-        <w:ind w:left="2250" w:hanging="810"/>
+        <w:ind w:left="1440"/>
+        <w:rPr>
+          <w:rFonts w:ascii="Times New Roman" w:eastAsia="Times New Roman" w:hAnsi="Times New Roman" w:cs="Times New Roman"/>
+        </w:rPr>
+      </w:pPr>
+    </w:p>
+    <w:p>
+      <w:pPr>
+        <w:pStyle w:val="ListParagraph"/>
+        <w:ind w:left="1440"/>
+        <w:rPr>
+          <w:rFonts w:ascii="Times New Roman" w:eastAsia="Times New Roman" w:hAnsi="Times New Roman" w:cs="Times New Roman"/>
+        </w:rPr>
+      </w:pPr>
+      <w:r>
+        <w:rPr>
+          <w:rFonts w:ascii="Times New Roman" w:eastAsia="Times New Roman" w:hAnsi="Times New Roman" w:cs="Times New Roman"/>
+        </w:rPr>
+        <w:t># Display frequency tables of stress levels for Engineers</w:t>
+      </w:r>
+    </w:p>
+    <w:p>
+      <w:pPr>
+        <w:pStyle w:val="ListParagraph"/>
+        <w:ind w:left="1440"/>
+        <w:rPr>
+          <w:rFonts w:ascii="Times New Roman" w:eastAsia="Times New Roman" w:hAnsi="Times New Roman" w:cs="Times New Roman"/>
+        </w:rPr>
+      </w:pPr>
+      <w:r>
+        <w:rPr>
+          <w:rFonts w:ascii="Times New Roman" w:eastAsia="Times New Roman" w:hAnsi="Times New Roman" w:cs="Times New Roman"/>
+        </w:rPr>
+        <w:lastRenderedPageBreak/>
+        <w:t>table(cw2$`Stress Level`[cw2$Occupation == "Engineer"])</w:t>
+      </w:r>
+    </w:p>
+    <w:p>
+      <w:pPr>
+        <w:pStyle w:val="ListParagraph"/>
+        <w:ind w:left="1440"/>
+        <w:rPr>
+          <w:rFonts w:ascii="Times New Roman" w:eastAsia="Times New Roman" w:hAnsi="Times New Roman" w:cs="Times New Roman"/>
+        </w:rPr>
+      </w:pPr>
+    </w:p>
+    <w:p>
+      <w:pPr>
+        <w:pStyle w:val="ListParagraph"/>
+        <w:ind w:left="1440"/>
+        <w:rPr>
+          <w:rFonts w:ascii="Times New Roman" w:eastAsia="Times New Roman" w:hAnsi="Times New Roman" w:cs="Times New Roman"/>
+        </w:rPr>
+      </w:pPr>
+      <w:r>
+        <w:rPr>
+          <w:rFonts w:ascii="Times New Roman" w:eastAsia="Times New Roman" w:hAnsi="Times New Roman" w:cs="Times New Roman"/>
+        </w:rPr>
+        <w:t># Display frequency tables of stress levels for Doctors</w:t>
+      </w:r>
+    </w:p>
+    <w:p>
+      <w:pPr>
+        <w:pStyle w:val="ListParagraph"/>
+        <w:ind w:left="1440"/>
+        <w:rPr>
+          <w:rFonts w:ascii="Times New Roman" w:eastAsia="Times New Roman" w:hAnsi="Times New Roman" w:cs="Times New Roman"/>
+        </w:rPr>
+      </w:pPr>
+      <w:r>
+        <w:rPr>
+          <w:rFonts w:ascii="Times New Roman" w:eastAsia="Times New Roman" w:hAnsi="Times New Roman" w:cs="Times New Roman"/>
+        </w:rPr>
+        <w:t>table(cw2$`Stress Level`[cw2$Occupation == "Doctor"])</w:t>
+      </w:r>
+    </w:p>
+    <w:p>
+      <w:pPr>
+        <w:pStyle w:val="ListParagraph"/>
+        <w:ind w:left="1440"/>
+        <w:rPr>
+          <w:rFonts w:ascii="Times New Roman" w:eastAsia="Times New Roman" w:hAnsi="Times New Roman" w:cs="Times New Roman"/>
+        </w:rPr>
+      </w:pPr>
+    </w:p>
+    <w:p>
+      <w:pPr>
+        <w:pStyle w:val="ListParagraph"/>
+        <w:ind w:left="1440"/>
+        <w:rPr>
+          <w:rFonts w:ascii="Times New Roman" w:eastAsia="Times New Roman" w:hAnsi="Times New Roman" w:cs="Times New Roman"/>
+        </w:rPr>
+      </w:pPr>
+      <w:r>
+        <w:rPr>
+          <w:rFonts w:ascii="Times New Roman" w:eastAsia="Times New Roman" w:hAnsi="Times New Roman" w:cs="Times New Roman"/>
+        </w:rPr>
+        <w:t># Count how many Doctors have a stress level of 3</w:t>
+      </w:r>
+    </w:p>
+    <w:p>
+      <w:pPr>
+        <w:pStyle w:val="ListParagraph"/>
+        <w:ind w:left="1440"/>
+        <w:rPr>
+          <w:rFonts w:ascii="Times New Roman" w:eastAsia="Times New Roman" w:hAnsi="Times New Roman" w:cs="Times New Roman"/>
+        </w:rPr>
+      </w:pPr>
+      <w:r>
+        <w:rPr>
+          <w:rFonts w:ascii="Times New Roman" w:eastAsia="Times New Roman" w:hAnsi="Times New Roman" w:cs="Times New Roman"/>
+        </w:rPr>
+        <w:t>sum(cw2$Occupation == "Doctor" &amp; cw2$`Stress Level` == 3)</w:t>
+      </w:r>
+    </w:p>
+    <w:p>
+      <w:pPr>
+        <w:pStyle w:val="ListParagraph"/>
+        <w:ind w:left="1440"/>
+        <w:rPr>
+          <w:rFonts w:ascii="Times New Roman" w:eastAsia="Times New Roman" w:hAnsi="Times New Roman" w:cs="Times New Roman"/>
+        </w:rPr>
+      </w:pPr>
+    </w:p>
+    <w:p>
+      <w:pPr>
+        <w:pStyle w:val="ListParagraph"/>
+        <w:ind w:left="1440"/>
+        <w:rPr>
+          <w:rFonts w:ascii="Times New Roman" w:eastAsia="Times New Roman" w:hAnsi="Times New Roman" w:cs="Times New Roman"/>
+        </w:rPr>
+      </w:pPr>
+    </w:p>
+    <w:p>
+      <w:pPr>
+        <w:pStyle w:val="ListParagraph"/>
+        <w:ind w:left="1440"/>
+        <w:rPr>
+          <w:rFonts w:ascii="Times New Roman" w:eastAsia="Times New Roman" w:hAnsi="Times New Roman" w:cs="Times New Roman"/>
+        </w:rPr>
+      </w:pPr>
+      <w:r>
+        <w:rPr>
+          <w:rFonts w:ascii="Times New Roman" w:eastAsia="Times New Roman" w:hAnsi="Times New Roman" w:cs="Times New Roman"/>
+        </w:rPr>
+        <w:t># Extract stress level values for normal curve calculation</w:t>
+      </w:r>
+    </w:p>
+    <w:p>
+      <w:pPr>
+        <w:pStyle w:val="ListParagraph"/>
+        <w:ind w:left="1440"/>
+        <w:rPr>
+          <w:rFonts w:ascii="Times New Roman" w:eastAsia="Times New Roman" w:hAnsi="Times New Roman" w:cs="Times New Roman"/>
+        </w:rPr>
+      </w:pPr>
+      <w:r>
+        <w:rPr>
+          <w:rFonts w:ascii="Times New Roman" w:eastAsia="Times New Roman" w:hAnsi="Times New Roman" w:cs="Times New Roman"/>
+        </w:rPr>
+        <w:t>stress_vals &lt;- data_hist$`Stress Level`</w:t>
+      </w:r>
+    </w:p>
+    <w:p>
+      <w:pPr>
+        <w:pStyle w:val="ListParagraph"/>
+        <w:ind w:left="1440"/>
+        <w:rPr>
+          <w:rFonts w:ascii="Times New Roman" w:eastAsia="Times New Roman" w:hAnsi="Times New Roman" w:cs="Times New Roman"/>
+        </w:rPr>
+      </w:pPr>
+    </w:p>
+    <w:p>
+      <w:pPr>
+        <w:pStyle w:val="ListParagraph"/>
+        <w:ind w:left="1440"/>
+        <w:rPr>
+          <w:rFonts w:ascii="Times New Roman" w:eastAsia="Times New Roman" w:hAnsi="Times New Roman" w:cs="Times New Roman"/>
+        </w:rPr>
+      </w:pPr>
+      <w:r>
+        <w:rPr>
+          <w:rFonts w:ascii="Times New Roman" w:eastAsia="Times New Roman" w:hAnsi="Times New Roman" w:cs="Times New Roman"/>
+        </w:rPr>
+        <w:t># Calculate mean stress level</w:t>
+      </w:r>
+    </w:p>
+    <w:p>
+      <w:pPr>
+        <w:pStyle w:val="ListParagraph"/>
+        <w:ind w:left="1440"/>
+        <w:rPr>
+          <w:rFonts w:ascii="Times New Roman" w:eastAsia="Times New Roman" w:hAnsi="Times New Roman" w:cs="Times New Roman"/>
+        </w:rPr>
+      </w:pPr>
+      <w:r>
+        <w:rPr>
+          <w:rFonts w:ascii="Times New Roman" w:eastAsia="Times New Roman" w:hAnsi="Times New Roman" w:cs="Times New Roman"/>
+        </w:rPr>
+        <w:t>mu &lt;- mean(stress_vals)</w:t>
+      </w:r>
+    </w:p>
+    <w:p>
+      <w:pPr>
+        <w:pStyle w:val="ListParagraph"/>
+        <w:ind w:left="1440"/>
+        <w:rPr>
+          <w:rFonts w:ascii="Times New Roman" w:eastAsia="Times New Roman" w:hAnsi="Times New Roman" w:cs="Times New Roman"/>
+        </w:rPr>
+      </w:pPr>
+    </w:p>
+    <w:p>
+      <w:pPr>
+        <w:pStyle w:val="ListParagraph"/>
+        <w:ind w:left="1440"/>
+        <w:rPr>
+          <w:rFonts w:ascii="Times New Roman" w:eastAsia="Times New Roman" w:hAnsi="Times New Roman" w:cs="Times New Roman"/>
+        </w:rPr>
+      </w:pPr>
+      <w:r>
+        <w:rPr>
+          <w:rFonts w:ascii="Times New Roman" w:eastAsia="Times New Roman" w:hAnsi="Times New Roman" w:cs="Times New Roman"/>
+        </w:rPr>
+        <w:t># Calculate standard deviation of stress levels</w:t>
+      </w:r>
+    </w:p>
+    <w:p>
+      <w:pPr>
+        <w:pStyle w:val="ListParagraph"/>
+        <w:ind w:left="1440"/>
+        <w:rPr>
+          <w:rFonts w:ascii="Times New Roman" w:eastAsia="Times New Roman" w:hAnsi="Times New Roman" w:cs="Times New Roman"/>
+        </w:rPr>
+      </w:pPr>
+      <w:r>
+        <w:rPr>
+          <w:rFonts w:ascii="Times New Roman" w:eastAsia="Times New Roman" w:hAnsi="Times New Roman" w:cs="Times New Roman"/>
+        </w:rPr>
+        <w:t>sig &lt;- sd(stress_vals)</w:t>
+      </w:r>
+    </w:p>
+    <w:p>
+      <w:pPr>
+        <w:pStyle w:val="ListParagraph"/>
+        <w:ind w:left="1440"/>
+        <w:rPr>
+          <w:rFonts w:ascii="Times New Roman" w:eastAsia="Times New Roman" w:hAnsi="Times New Roman" w:cs="Times New Roman"/>
+        </w:rPr>
+      </w:pPr>
+    </w:p>
+    <w:p>
+      <w:pPr>
+        <w:pStyle w:val="ListParagraph"/>
+        <w:ind w:left="1440"/>
+        <w:rPr>
+          <w:rFonts w:ascii="Times New Roman" w:eastAsia="Times New Roman" w:hAnsi="Times New Roman" w:cs="Times New Roman"/>
+        </w:rPr>
+      </w:pPr>
+      <w:r>
+        <w:rPr>
+          <w:rFonts w:ascii="Times New Roman" w:eastAsia="Times New Roman" w:hAnsi="Times New Roman" w:cs="Times New Roman"/>
+        </w:rPr>
+        <w:t># Determine number of observations</w:t>
+      </w:r>
+    </w:p>
+    <w:p>
+      <w:pPr>
+        <w:pStyle w:val="ListParagraph"/>
+        <w:ind w:left="1440"/>
+        <w:rPr>
+          <w:rFonts w:ascii="Times New Roman" w:eastAsia="Times New Roman" w:hAnsi="Times New Roman" w:cs="Times New Roman"/>
+        </w:rPr>
+      </w:pPr>
+      <w:r>
+        <w:rPr>
+          <w:rFonts w:ascii="Times New Roman" w:eastAsia="Times New Roman" w:hAnsi="Times New Roman" w:cs="Times New Roman"/>
+        </w:rPr>
+        <w:t>n &lt;- length(stress_vals)</w:t>
+      </w:r>
+    </w:p>
+    <w:p>
+      <w:pPr>
+        <w:pStyle w:val="ListParagraph"/>
+        <w:ind w:left="1440"/>
+        <w:rPr>
+          <w:rFonts w:ascii="Times New Roman" w:eastAsia="Times New Roman" w:hAnsi="Times New Roman" w:cs="Times New Roman"/>
+        </w:rPr>
+      </w:pPr>
+    </w:p>
+    <w:p>
+      <w:pPr>
+        <w:pStyle w:val="ListParagraph"/>
+        <w:ind w:left="1440"/>
+        <w:rPr>
+          <w:rFonts w:ascii="Times New Roman" w:eastAsia="Times New Roman" w:hAnsi="Times New Roman" w:cs="Times New Roman"/>
+        </w:rPr>
+      </w:pPr>
+      <w:r>
+        <w:rPr>
+          <w:rFonts w:ascii="Times New Roman" w:eastAsia="Times New Roman" w:hAnsi="Times New Roman" w:cs="Times New Roman"/>
+        </w:rPr>
+        <w:t># Set bin width (matches histogram breaks)</w:t>
+      </w:r>
+    </w:p>
+    <w:p>
+      <w:pPr>
+        <w:pStyle w:val="ListParagraph"/>
+        <w:ind w:left="1440"/>
+        <w:rPr>
+          <w:rFonts w:ascii="Times New Roman" w:eastAsia="Times New Roman" w:hAnsi="Times New Roman" w:cs="Times New Roman"/>
+        </w:rPr>
+      </w:pPr>
+      <w:r>
+        <w:rPr>
+          <w:rFonts w:ascii="Times New Roman" w:eastAsia="Times New Roman" w:hAnsi="Times New Roman" w:cs="Times New Roman"/>
+        </w:rPr>
+        <w:t>bin_width &lt;- 1</w:t>
+      </w:r>
+    </w:p>
+    <w:p>
+      <w:pPr>
+        <w:pStyle w:val="ListParagraph"/>
+        <w:ind w:left="1440"/>
+        <w:rPr>
+          <w:rFonts w:ascii="Times New Roman" w:eastAsia="Times New Roman" w:hAnsi="Times New Roman" w:cs="Times New Roman"/>
+        </w:rPr>
+      </w:pPr>
+    </w:p>
+    <w:p>
+      <w:pPr>
+        <w:pStyle w:val="ListParagraph"/>
+        <w:ind w:left="1440"/>
+        <w:rPr>
+          <w:rFonts w:ascii="Times New Roman" w:eastAsia="Times New Roman" w:hAnsi="Times New Roman" w:cs="Times New Roman"/>
+        </w:rPr>
+      </w:pPr>
+      <w:r>
+        <w:rPr>
+          <w:rFonts w:ascii="Times New Roman" w:eastAsia="Times New Roman" w:hAnsi="Times New Roman" w:cs="Times New Roman"/>
+        </w:rPr>
+        <w:t># Create a sequence of x values for plotting the normal curve</w:t>
+      </w:r>
+    </w:p>
+    <w:p>
+      <w:pPr>
+        <w:pStyle w:val="ListParagraph"/>
+        <w:ind w:left="1440"/>
+        <w:rPr>
+          <w:rFonts w:ascii="Times New Roman" w:eastAsia="Times New Roman" w:hAnsi="Times New Roman" w:cs="Times New Roman"/>
+        </w:rPr>
+      </w:pPr>
+      <w:r>
+        <w:rPr>
+          <w:rFonts w:ascii="Times New Roman" w:eastAsia="Times New Roman" w:hAnsi="Times New Roman" w:cs="Times New Roman"/>
+        </w:rPr>
+        <w:t>x_seq &lt;- seq(1, 10, length.out = 200)</w:t>
+      </w:r>
+    </w:p>
+    <w:p>
+      <w:pPr>
+        <w:pStyle w:val="ListParagraph"/>
+        <w:ind w:left="1440"/>
+        <w:rPr>
+          <w:rFonts w:ascii="Times New Roman" w:eastAsia="Times New Roman" w:hAnsi="Times New Roman" w:cs="Times New Roman"/>
+        </w:rPr>
+      </w:pPr>
+    </w:p>
+    <w:p>
+      <w:pPr>
+        <w:pStyle w:val="ListParagraph"/>
+        <w:ind w:left="1440"/>
+        <w:rPr>
+          <w:rFonts w:ascii="Times New Roman" w:eastAsia="Times New Roman" w:hAnsi="Times New Roman" w:cs="Times New Roman"/>
+        </w:rPr>
+      </w:pPr>
+      <w:r>
+        <w:rPr>
+          <w:rFonts w:ascii="Times New Roman" w:eastAsia="Times New Roman" w:hAnsi="Times New Roman" w:cs="Times New Roman"/>
+        </w:rPr>
+        <w:t># Calculate scaled normal distribution to match histogram frequency</w:t>
+      </w:r>
+    </w:p>
+    <w:p>
+      <w:pPr>
+        <w:pStyle w:val="ListParagraph"/>
+        <w:ind w:left="1440"/>
+        <w:rPr>
+          <w:rFonts w:ascii="Times New Roman" w:eastAsia="Times New Roman" w:hAnsi="Times New Roman" w:cs="Times New Roman"/>
+        </w:rPr>
+      </w:pPr>
+      <w:r>
+        <w:rPr>
+          <w:rFonts w:ascii="Times New Roman" w:eastAsia="Times New Roman" w:hAnsi="Times New Roman" w:cs="Times New Roman"/>
+        </w:rPr>
+        <w:t>y_norm &lt;- dnorm(x_seq, mean = mu, sd = sig) * n * bin_width</w:t>
+      </w:r>
+    </w:p>
+    <w:p>
+      <w:pPr>
+        <w:pStyle w:val="ListParagraph"/>
+        <w:ind w:left="1440"/>
+        <w:rPr>
+          <w:rFonts w:ascii="Times New Roman" w:eastAsia="Times New Roman" w:hAnsi="Times New Roman" w:cs="Times New Roman"/>
+        </w:rPr>
+      </w:pPr>
+    </w:p>
+    <w:p>
+      <w:pPr>
+        <w:pStyle w:val="ListParagraph"/>
+        <w:ind w:left="1440"/>
+        <w:rPr>
+          <w:rFonts w:ascii="Times New Roman" w:eastAsia="Times New Roman" w:hAnsi="Times New Roman" w:cs="Times New Roman"/>
+        </w:rPr>
+      </w:pPr>
+      <w:r>
+        <w:rPr>
+          <w:rFonts w:ascii="Times New Roman" w:eastAsia="Times New Roman" w:hAnsi="Times New Roman" w:cs="Times New Roman"/>
+        </w:rPr>
+        <w:t># Overlay the normal curve on the histogram</w:t>
+      </w:r>
+    </w:p>
+    <w:p>
+      <w:pPr>
+        <w:pStyle w:val="ListParagraph"/>
+        <w:ind w:left="1440"/>
+        <w:rPr>
+          <w:rFonts w:ascii="Times New Roman" w:eastAsia="Times New Roman" w:hAnsi="Times New Roman" w:cs="Times New Roman"/>
+        </w:rPr>
+      </w:pPr>
+      <w:r>
+        <w:rPr>
+          <w:rFonts w:ascii="Times New Roman" w:eastAsia="Times New Roman" w:hAnsi="Times New Roman" w:cs="Times New Roman"/>
+        </w:rPr>
+        <w:t>lines(x_seq, y_norm, col = "red", lwd = 2)</w:t>
+      </w:r>
+    </w:p>
+    <w:p>
+      <w:pPr>
+        <w:rPr>
+          <w:rFonts w:ascii="Times New Roman" w:eastAsia="Times New Roman" w:hAnsi="Times New Roman" w:cs="Times New Roman"/>
+        </w:rPr>
+      </w:pPr>
+    </w:p>
+    <w:p>
+      <w:pPr>
+        <w:pStyle w:val="ListParagraph"/>
+        <w:ind w:left="1440"/>
+        <w:rPr>
+          <w:rFonts w:ascii="Times New Roman" w:eastAsia="Times New Roman" w:hAnsi="Times New Roman" w:cs="Times New Roman"/>
+          <w:highlight w:val="yellow"/>
+        </w:rPr>
+      </w:pPr>
+    </w:p>
+    <w:p>
+      <w:pPr>
         <w:rPr>
           <w:rFonts w:ascii="Times New Roman" w:eastAsia="Times New Roman" w:hAnsi="Times New Roman" w:cs="Times New Roman"/>
           <w:b/>
+          <w:bCs/>
         </w:rPr>
       </w:pPr>
       <w:r>
         <w:rPr>
           <w:rFonts w:ascii="Times New Roman" w:eastAsia="Times New Roman" w:hAnsi="Times New Roman" w:cs="Times New Roman"/>
           <w:b/>
-        </w:rPr>
-        <w:t xml:space="preserve">A1.2 </w:t>
-      </w:r>
-      <w:r>
-        <w:rPr>
-          <w:rFonts w:ascii="Times New Roman" w:eastAsia="Times New Roman" w:hAnsi="Times New Roman" w:cs="Times New Roman"/>
-          <w:b/>
-        </w:rPr>
-        <w:t>R code for Histogram</w:t>
-      </w:r>
-    </w:p>
-    <w:p>
-      <w:pPr>
-        <w:pStyle w:val="ListParagraph"/>
-        <w:ind w:left="2250" w:hanging="810"/>
-        <w:rPr>
-          <w:rFonts w:ascii="Times New Roman" w:eastAsia="Times New Roman" w:hAnsi="Times New Roman" w:cs="Times New Roman"/>
-        </w:rPr>
-      </w:pPr>
-    </w:p>
-    <w:p>
-      <w:pPr>
-        <w:pStyle w:val="ListParagraph"/>
-        <w:ind w:left="2250" w:hanging="810"/>
-        <w:rPr>
-          <w:rFonts w:ascii="Times New Roman" w:eastAsia="Times New Roman" w:hAnsi="Times New Roman" w:cs="Times New Roman"/>
-        </w:rPr>
-      </w:pPr>
-      <w:r>
-        <w:rPr>
-          <w:rFonts w:ascii="Times New Roman" w:eastAsia="Times New Roman" w:hAnsi="Times New Roman" w:cs="Times New Roman"/>
-        </w:rPr>
-        <w:t>library(</w:t>
-      </w:r>
-      <w:proofErr w:type="spellStart"/>
-      <w:r>
-        <w:rPr>
-          <w:rFonts w:ascii="Times New Roman" w:eastAsia="Times New Roman" w:hAnsi="Times New Roman" w:cs="Times New Roman"/>
-        </w:rPr>
-        <w:t>readr</w:t>
-      </w:r>
-      <w:proofErr w:type="spellEnd"/>
-      <w:r>
-        <w:rPr>
-          <w:rFonts w:ascii="Times New Roman" w:eastAsia="Times New Roman" w:hAnsi="Times New Roman" w:cs="Times New Roman"/>
-        </w:rPr>
-        <w:t>)</w:t>
-      </w:r>
-    </w:p>
-    <w:p>
-      <w:pPr>
-        <w:pStyle w:val="ListParagraph"/>
-        <w:ind w:left="2250" w:hanging="810"/>
-        <w:rPr>
-          <w:rFonts w:ascii="Times New Roman" w:eastAsia="Times New Roman" w:hAnsi="Times New Roman" w:cs="Times New Roman"/>
-        </w:rPr>
-      </w:pPr>
-      <w:proofErr w:type="spellStart"/>
-      <w:r>
-        <w:rPr>
-          <w:rFonts w:ascii="Times New Roman" w:eastAsia="Times New Roman" w:hAnsi="Times New Roman" w:cs="Times New Roman"/>
-        </w:rPr>
-        <w:t>Sleep_health_and_lifestyle_dataset</w:t>
-      </w:r>
-      <w:proofErr w:type="spellEnd"/>
-      <w:r>
-        <w:rPr>
-          <w:rFonts w:ascii="Times New Roman" w:eastAsia="Times New Roman" w:hAnsi="Times New Roman" w:cs="Times New Roman"/>
-        </w:rPr>
-        <w:t xml:space="preserve"> &lt;- read.csv("dataset/Sleep_health_and_lifestyle_dataset.csv")</w:t>
-      </w:r>
-    </w:p>
-    <w:p>
-      <w:pPr>
-        <w:pStyle w:val="ListParagraph"/>
-        <w:ind w:left="2250" w:hanging="810"/>
-        <w:rPr>
-          <w:rFonts w:ascii="Times New Roman" w:eastAsia="Times New Roman" w:hAnsi="Times New Roman" w:cs="Times New Roman"/>
-        </w:rPr>
-      </w:pPr>
-      <w:proofErr w:type="gramStart"/>
-      <w:r>
-        <w:rPr>
-          <w:rFonts w:ascii="Times New Roman" w:eastAsia="Times New Roman" w:hAnsi="Times New Roman" w:cs="Times New Roman"/>
-        </w:rPr>
-        <w:t>View(</w:t>
-      </w:r>
-      <w:proofErr w:type="spellStart"/>
-      <w:proofErr w:type="gramEnd"/>
-      <w:r>
-        <w:rPr>
-          <w:rFonts w:ascii="Times New Roman" w:eastAsia="Times New Roman" w:hAnsi="Times New Roman" w:cs="Times New Roman"/>
-        </w:rPr>
-        <w:t>Sleep_health_and_lifestyle_dataset</w:t>
-      </w:r>
-      <w:proofErr w:type="spellEnd"/>
-      <w:r>
-        <w:rPr>
-          <w:rFonts w:ascii="Times New Roman" w:eastAsia="Times New Roman" w:hAnsi="Times New Roman" w:cs="Times New Roman"/>
-        </w:rPr>
-        <w:t>)</w:t>
-      </w:r>
-    </w:p>
-    <w:p>
-      <w:pPr>
-        <w:pStyle w:val="ListParagraph"/>
-        <w:ind w:left="2250" w:hanging="810"/>
-        <w:rPr>
-          <w:rFonts w:ascii="Times New Roman" w:eastAsia="Times New Roman" w:hAnsi="Times New Roman" w:cs="Times New Roman"/>
-        </w:rPr>
-      </w:pPr>
-      <w:r>
-        <w:rPr>
-          <w:rFonts w:ascii="Times New Roman" w:eastAsia="Times New Roman" w:hAnsi="Times New Roman" w:cs="Times New Roman"/>
-        </w:rPr>
-        <w:t xml:space="preserve"># Reference dataset as cw2 </w:t>
-      </w:r>
-    </w:p>
-    <w:p>
-      <w:pPr>
-        <w:pStyle w:val="ListParagraph"/>
-        <w:ind w:left="2250" w:hanging="810"/>
-        <w:rPr>
-          <w:rFonts w:ascii="Times New Roman" w:eastAsia="Times New Roman" w:hAnsi="Times New Roman" w:cs="Times New Roman"/>
-        </w:rPr>
-      </w:pPr>
-      <w:r>
-        <w:rPr>
-          <w:rFonts w:ascii="Times New Roman" w:eastAsia="Times New Roman" w:hAnsi="Times New Roman" w:cs="Times New Roman"/>
-        </w:rPr>
-        <w:t xml:space="preserve">cw2 &lt;- </w:t>
-      </w:r>
-      <w:proofErr w:type="spellStart"/>
-      <w:r>
-        <w:rPr>
-          <w:rFonts w:ascii="Times New Roman" w:eastAsia="Times New Roman" w:hAnsi="Times New Roman" w:cs="Times New Roman"/>
-        </w:rPr>
-        <w:t>Sleep_health_and_lifestyle_dataset</w:t>
-      </w:r>
-      <w:proofErr w:type="spellEnd"/>
-    </w:p>
-    <w:p>
-      <w:pPr>
-        <w:pStyle w:val="ListParagraph"/>
-        <w:ind w:left="2250" w:hanging="810"/>
-        <w:rPr>
-          <w:rFonts w:ascii="Times New Roman" w:eastAsia="Times New Roman" w:hAnsi="Times New Roman" w:cs="Times New Roman"/>
-        </w:rPr>
-      </w:pPr>
-      <w:r>
-        <w:rPr>
-          <w:rFonts w:ascii="Times New Roman" w:eastAsia="Times New Roman" w:hAnsi="Times New Roman" w:cs="Times New Roman"/>
-        </w:rPr>
-        <w:t># Adding _ to column so I can call it without errors due to space</w:t>
-      </w:r>
-    </w:p>
-    <w:p>
-      <w:pPr>
-        <w:pStyle w:val="ListParagraph"/>
-        <w:ind w:left="2250" w:hanging="810"/>
-        <w:rPr>
-          <w:rFonts w:ascii="Times New Roman" w:eastAsia="Times New Roman" w:hAnsi="Times New Roman" w:cs="Times New Roman"/>
-        </w:rPr>
-      </w:pPr>
-      <w:proofErr w:type="spellStart"/>
-      <w:r>
-        <w:rPr>
-          <w:rFonts w:ascii="Times New Roman" w:eastAsia="Times New Roman" w:hAnsi="Times New Roman" w:cs="Times New Roman"/>
-        </w:rPr>
-        <w:t>colnames</w:t>
-      </w:r>
-      <w:proofErr w:type="spellEnd"/>
-      <w:r>
-        <w:rPr>
-          <w:rFonts w:ascii="Times New Roman" w:eastAsia="Times New Roman" w:hAnsi="Times New Roman" w:cs="Times New Roman"/>
-        </w:rPr>
-        <w:t>(cw</w:t>
-      </w:r>
-      <w:proofErr w:type="gramStart"/>
-      <w:r>
-        <w:rPr>
-          <w:rFonts w:ascii="Times New Roman" w:eastAsia="Times New Roman" w:hAnsi="Times New Roman" w:cs="Times New Roman"/>
-        </w:rPr>
-        <w:t>2)[</w:t>
-      </w:r>
-      <w:proofErr w:type="gramEnd"/>
-      <w:r>
-        <w:rPr>
-          <w:rFonts w:ascii="Times New Roman" w:eastAsia="Times New Roman" w:hAnsi="Times New Roman" w:cs="Times New Roman"/>
-        </w:rPr>
-        <w:t>8] &lt;- "</w:t>
-      </w:r>
-      <w:proofErr w:type="spellStart"/>
-      <w:r>
-        <w:rPr>
-          <w:rFonts w:ascii="Times New Roman" w:eastAsia="Times New Roman" w:hAnsi="Times New Roman" w:cs="Times New Roman"/>
-        </w:rPr>
-        <w:t>stress_level</w:t>
-      </w:r>
-      <w:proofErr w:type="spellEnd"/>
-      <w:r>
-        <w:rPr>
-          <w:rFonts w:ascii="Times New Roman" w:eastAsia="Times New Roman" w:hAnsi="Times New Roman" w:cs="Times New Roman"/>
-        </w:rPr>
-        <w:t>"</w:t>
-      </w:r>
-    </w:p>
-    <w:p>
-      <w:pPr>
-        <w:pStyle w:val="ListParagraph"/>
-        <w:ind w:left="2250" w:hanging="810"/>
-        <w:rPr>
-          <w:rFonts w:ascii="Times New Roman" w:eastAsia="Times New Roman" w:hAnsi="Times New Roman" w:cs="Times New Roman"/>
-        </w:rPr>
-      </w:pPr>
-      <w:r>
-        <w:rPr>
-          <w:rFonts w:ascii="Times New Roman" w:eastAsia="Times New Roman" w:hAnsi="Times New Roman" w:cs="Times New Roman"/>
-        </w:rPr>
-        <w:lastRenderedPageBreak/>
-        <w:t># Creating a subset of rows with only doctor or engineer as occupation</w:t>
-      </w:r>
-    </w:p>
-    <w:p>
-      <w:pPr>
-        <w:pStyle w:val="ListParagraph"/>
-        <w:ind w:left="2250" w:hanging="810"/>
-        <w:rPr>
-          <w:rFonts w:ascii="Times New Roman" w:eastAsia="Times New Roman" w:hAnsi="Times New Roman" w:cs="Times New Roman"/>
-        </w:rPr>
-      </w:pPr>
-      <w:proofErr w:type="spellStart"/>
-      <w:r>
-        <w:rPr>
-          <w:rFonts w:ascii="Times New Roman" w:eastAsia="Times New Roman" w:hAnsi="Times New Roman" w:cs="Times New Roman"/>
-        </w:rPr>
-        <w:t>data_hist</w:t>
-      </w:r>
-      <w:proofErr w:type="spellEnd"/>
-      <w:r>
-        <w:rPr>
-          <w:rFonts w:ascii="Times New Roman" w:eastAsia="Times New Roman" w:hAnsi="Times New Roman" w:cs="Times New Roman"/>
-        </w:rPr>
-        <w:t xml:space="preserve"> &lt;- </w:t>
-      </w:r>
-      <w:proofErr w:type="gramStart"/>
-      <w:r>
-        <w:rPr>
-          <w:rFonts w:ascii="Times New Roman" w:eastAsia="Times New Roman" w:hAnsi="Times New Roman" w:cs="Times New Roman"/>
-        </w:rPr>
-        <w:t>subset(</w:t>
-      </w:r>
-      <w:proofErr w:type="gramEnd"/>
-    </w:p>
-    <w:p>
-      <w:pPr>
-        <w:pStyle w:val="ListParagraph"/>
-        <w:ind w:left="2250" w:hanging="810"/>
-        <w:rPr>
-          <w:rFonts w:ascii="Times New Roman" w:eastAsia="Times New Roman" w:hAnsi="Times New Roman" w:cs="Times New Roman"/>
-        </w:rPr>
-      </w:pPr>
-      <w:r>
-        <w:rPr>
-          <w:rFonts w:ascii="Times New Roman" w:eastAsia="Times New Roman" w:hAnsi="Times New Roman" w:cs="Times New Roman"/>
-        </w:rPr>
-        <w:t xml:space="preserve">  cw2,</w:t>
-      </w:r>
-    </w:p>
-    <w:p>
-      <w:pPr>
-        <w:pStyle w:val="ListParagraph"/>
-        <w:ind w:left="2250" w:hanging="810"/>
-        <w:rPr>
-          <w:rFonts w:ascii="Times New Roman" w:eastAsia="Times New Roman" w:hAnsi="Times New Roman" w:cs="Times New Roman"/>
-        </w:rPr>
-      </w:pPr>
-      <w:r>
-        <w:rPr>
-          <w:rFonts w:ascii="Times New Roman" w:eastAsia="Times New Roman" w:hAnsi="Times New Roman" w:cs="Times New Roman"/>
-        </w:rPr>
-        <w:t xml:space="preserve">  Occupation == "Doctor" | Occupation == "Engineer"</w:t>
-      </w:r>
-    </w:p>
-    <w:p>
-      <w:pPr>
-        <w:pStyle w:val="ListParagraph"/>
-        <w:ind w:left="2250" w:hanging="810"/>
-        <w:rPr>
-          <w:rFonts w:ascii="Times New Roman" w:eastAsia="Times New Roman" w:hAnsi="Times New Roman" w:cs="Times New Roman"/>
-        </w:rPr>
-      </w:pPr>
-      <w:r>
-        <w:rPr>
-          <w:rFonts w:ascii="Times New Roman" w:eastAsia="Times New Roman" w:hAnsi="Times New Roman" w:cs="Times New Roman"/>
-        </w:rPr>
-        <w:t>)</w:t>
-      </w:r>
-    </w:p>
-    <w:p>
-      <w:pPr>
-        <w:pStyle w:val="ListParagraph"/>
-        <w:ind w:left="2250" w:hanging="810"/>
-        <w:rPr>
-          <w:rFonts w:ascii="Times New Roman" w:eastAsia="Times New Roman" w:hAnsi="Times New Roman" w:cs="Times New Roman"/>
-        </w:rPr>
-      </w:pPr>
-      <w:proofErr w:type="spellStart"/>
-      <w:r>
-        <w:rPr>
-          <w:rFonts w:ascii="Times New Roman" w:eastAsia="Times New Roman" w:hAnsi="Times New Roman" w:cs="Times New Roman"/>
-        </w:rPr>
-        <w:t>breaks_seq</w:t>
-      </w:r>
-      <w:proofErr w:type="spellEnd"/>
-      <w:r>
-        <w:rPr>
-          <w:rFonts w:ascii="Times New Roman" w:eastAsia="Times New Roman" w:hAnsi="Times New Roman" w:cs="Times New Roman"/>
-        </w:rPr>
-        <w:t xml:space="preserve"> &lt;- </w:t>
-      </w:r>
-      <w:proofErr w:type="spellStart"/>
-      <w:proofErr w:type="gramStart"/>
-      <w:r>
-        <w:rPr>
-          <w:rFonts w:ascii="Times New Roman" w:eastAsia="Times New Roman" w:hAnsi="Times New Roman" w:cs="Times New Roman"/>
-        </w:rPr>
-        <w:t>seq</w:t>
-      </w:r>
-      <w:proofErr w:type="spellEnd"/>
-      <w:r>
-        <w:rPr>
-          <w:rFonts w:ascii="Times New Roman" w:eastAsia="Times New Roman" w:hAnsi="Times New Roman" w:cs="Times New Roman"/>
-        </w:rPr>
-        <w:t>(</w:t>
-      </w:r>
-      <w:proofErr w:type="gramEnd"/>
-      <w:r>
-        <w:rPr>
-          <w:rFonts w:ascii="Times New Roman" w:eastAsia="Times New Roman" w:hAnsi="Times New Roman" w:cs="Times New Roman"/>
-        </w:rPr>
-        <w:t>1, 10, by = 1)</w:t>
-      </w:r>
-    </w:p>
-    <w:p>
-      <w:pPr>
-        <w:pStyle w:val="ListParagraph"/>
-        <w:ind w:left="2250" w:hanging="810"/>
-        <w:rPr>
-          <w:rFonts w:ascii="Times New Roman" w:eastAsia="Times New Roman" w:hAnsi="Times New Roman" w:cs="Times New Roman"/>
-        </w:rPr>
-      </w:pPr>
-      <w:r>
-        <w:rPr>
-          <w:rFonts w:ascii="Times New Roman" w:eastAsia="Times New Roman" w:hAnsi="Times New Roman" w:cs="Times New Roman"/>
-        </w:rPr>
-        <w:t># Creates a Histogram for stress levels</w:t>
-      </w:r>
-    </w:p>
-    <w:p>
-      <w:pPr>
-        <w:pStyle w:val="ListParagraph"/>
-        <w:ind w:left="2250" w:hanging="810"/>
-        <w:rPr>
-          <w:rFonts w:ascii="Times New Roman" w:eastAsia="Times New Roman" w:hAnsi="Times New Roman" w:cs="Times New Roman"/>
-        </w:rPr>
-      </w:pPr>
-      <w:proofErr w:type="gramStart"/>
-      <w:r>
-        <w:rPr>
-          <w:rFonts w:ascii="Times New Roman" w:eastAsia="Times New Roman" w:hAnsi="Times New Roman" w:cs="Times New Roman"/>
-        </w:rPr>
-        <w:t>hist(</w:t>
-      </w:r>
-      <w:proofErr w:type="gramEnd"/>
-    </w:p>
-    <w:p>
-      <w:pPr>
-        <w:pStyle w:val="ListParagraph"/>
-        <w:ind w:left="2250" w:hanging="810"/>
-        <w:rPr>
-          <w:rFonts w:ascii="Times New Roman" w:eastAsia="Times New Roman" w:hAnsi="Times New Roman" w:cs="Times New Roman"/>
-        </w:rPr>
-      </w:pPr>
-      <w:r>
-        <w:rPr>
-          <w:rFonts w:ascii="Times New Roman" w:eastAsia="Times New Roman" w:hAnsi="Times New Roman" w:cs="Times New Roman"/>
-        </w:rPr>
-        <w:t xml:space="preserve">  </w:t>
-      </w:r>
-      <w:proofErr w:type="spellStart"/>
-      <w:r>
-        <w:rPr>
-          <w:rFonts w:ascii="Times New Roman" w:eastAsia="Times New Roman" w:hAnsi="Times New Roman" w:cs="Times New Roman"/>
-        </w:rPr>
-        <w:t>data_hist$stress_level</w:t>
-      </w:r>
-      <w:proofErr w:type="spellEnd"/>
-      <w:r>
-        <w:rPr>
-          <w:rFonts w:ascii="Times New Roman" w:eastAsia="Times New Roman" w:hAnsi="Times New Roman" w:cs="Times New Roman"/>
-        </w:rPr>
-        <w:t>,</w:t>
-      </w:r>
-    </w:p>
-    <w:p>
-      <w:pPr>
-        <w:pStyle w:val="ListParagraph"/>
-        <w:ind w:left="2250" w:hanging="810"/>
-        <w:rPr>
-          <w:rFonts w:ascii="Times New Roman" w:eastAsia="Times New Roman" w:hAnsi="Times New Roman" w:cs="Times New Roman"/>
-        </w:rPr>
-      </w:pPr>
-      <w:r>
-        <w:rPr>
-          <w:rFonts w:ascii="Times New Roman" w:eastAsia="Times New Roman" w:hAnsi="Times New Roman" w:cs="Times New Roman"/>
-        </w:rPr>
-        <w:t xml:space="preserve">  breaks = </w:t>
-      </w:r>
-      <w:proofErr w:type="spellStart"/>
-      <w:r>
-        <w:rPr>
-          <w:rFonts w:ascii="Times New Roman" w:eastAsia="Times New Roman" w:hAnsi="Times New Roman" w:cs="Times New Roman"/>
-        </w:rPr>
-        <w:t>breaks_seq</w:t>
-      </w:r>
-      <w:proofErr w:type="spellEnd"/>
-      <w:r>
-        <w:rPr>
-          <w:rFonts w:ascii="Times New Roman" w:eastAsia="Times New Roman" w:hAnsi="Times New Roman" w:cs="Times New Roman"/>
-        </w:rPr>
-        <w:t>,</w:t>
-      </w:r>
-    </w:p>
-    <w:p>
-      <w:pPr>
-        <w:pStyle w:val="ListParagraph"/>
-        <w:ind w:left="2250" w:hanging="810"/>
-        <w:rPr>
-          <w:rFonts w:ascii="Times New Roman" w:eastAsia="Times New Roman" w:hAnsi="Times New Roman" w:cs="Times New Roman"/>
-        </w:rPr>
-      </w:pPr>
-      <w:r>
-        <w:rPr>
-          <w:rFonts w:ascii="Times New Roman" w:eastAsia="Times New Roman" w:hAnsi="Times New Roman" w:cs="Times New Roman"/>
-        </w:rPr>
-        <w:t xml:space="preserve">  main = "Frequency Distribution of Doctors and Engineers' Stress Level",</w:t>
-      </w:r>
-    </w:p>
-    <w:p>
-      <w:pPr>
-        <w:pStyle w:val="ListParagraph"/>
-        <w:ind w:left="2250" w:hanging="810"/>
-        <w:rPr>
-          <w:rFonts w:ascii="Times New Roman" w:eastAsia="Times New Roman" w:hAnsi="Times New Roman" w:cs="Times New Roman"/>
-        </w:rPr>
-      </w:pPr>
-      <w:r>
-        <w:rPr>
-          <w:rFonts w:ascii="Times New Roman" w:eastAsia="Times New Roman" w:hAnsi="Times New Roman" w:cs="Times New Roman"/>
-        </w:rPr>
-        <w:t xml:space="preserve">  </w:t>
-      </w:r>
-      <w:proofErr w:type="spellStart"/>
-      <w:r>
-        <w:rPr>
-          <w:rFonts w:ascii="Times New Roman" w:eastAsia="Times New Roman" w:hAnsi="Times New Roman" w:cs="Times New Roman"/>
-        </w:rPr>
-        <w:t>xlab</w:t>
-      </w:r>
-      <w:proofErr w:type="spellEnd"/>
-      <w:r>
-        <w:rPr>
-          <w:rFonts w:ascii="Times New Roman" w:eastAsia="Times New Roman" w:hAnsi="Times New Roman" w:cs="Times New Roman"/>
-        </w:rPr>
-        <w:t xml:space="preserve"> = "Stress Level",</w:t>
-      </w:r>
-    </w:p>
-    <w:p>
-      <w:pPr>
-        <w:pStyle w:val="ListParagraph"/>
-        <w:ind w:left="2250" w:hanging="810"/>
-        <w:rPr>
-          <w:rFonts w:ascii="Times New Roman" w:eastAsia="Times New Roman" w:hAnsi="Times New Roman" w:cs="Times New Roman"/>
-        </w:rPr>
-      </w:pPr>
-      <w:r>
-        <w:rPr>
-          <w:rFonts w:ascii="Times New Roman" w:eastAsia="Times New Roman" w:hAnsi="Times New Roman" w:cs="Times New Roman"/>
-        </w:rPr>
-        <w:t xml:space="preserve">  </w:t>
-      </w:r>
-      <w:proofErr w:type="spellStart"/>
-      <w:r>
-        <w:rPr>
-          <w:rFonts w:ascii="Times New Roman" w:eastAsia="Times New Roman" w:hAnsi="Times New Roman" w:cs="Times New Roman"/>
-        </w:rPr>
-        <w:t>ylab</w:t>
-      </w:r>
-      <w:proofErr w:type="spellEnd"/>
-      <w:r>
-        <w:rPr>
-          <w:rFonts w:ascii="Times New Roman" w:eastAsia="Times New Roman" w:hAnsi="Times New Roman" w:cs="Times New Roman"/>
-        </w:rPr>
-        <w:t xml:space="preserve"> = "Frequency",</w:t>
-      </w:r>
-    </w:p>
-    <w:p>
-      <w:pPr>
-        <w:pStyle w:val="ListParagraph"/>
-        <w:ind w:left="2250" w:hanging="810"/>
-        <w:rPr>
-          <w:rFonts w:ascii="Times New Roman" w:eastAsia="Times New Roman" w:hAnsi="Times New Roman" w:cs="Times New Roman"/>
-        </w:rPr>
-      </w:pPr>
-      <w:r>
-        <w:rPr>
-          <w:rFonts w:ascii="Times New Roman" w:eastAsia="Times New Roman" w:hAnsi="Times New Roman" w:cs="Times New Roman"/>
-        </w:rPr>
-        <w:t xml:space="preserve">  col = "</w:t>
-      </w:r>
-      <w:proofErr w:type="spellStart"/>
-      <w:r>
-        <w:rPr>
-          <w:rFonts w:ascii="Times New Roman" w:eastAsia="Times New Roman" w:hAnsi="Times New Roman" w:cs="Times New Roman"/>
-        </w:rPr>
-        <w:t>lightgreen</w:t>
-      </w:r>
-      <w:proofErr w:type="spellEnd"/>
-      <w:r>
-        <w:rPr>
-          <w:rFonts w:ascii="Times New Roman" w:eastAsia="Times New Roman" w:hAnsi="Times New Roman" w:cs="Times New Roman"/>
-        </w:rPr>
-        <w:t>",</w:t>
-      </w:r>
-    </w:p>
-    <w:p>
-      <w:pPr>
-        <w:pStyle w:val="ListParagraph"/>
-        <w:ind w:left="2250" w:hanging="810"/>
-        <w:rPr>
-          <w:rFonts w:ascii="Times New Roman" w:eastAsia="Times New Roman" w:hAnsi="Times New Roman" w:cs="Times New Roman"/>
-        </w:rPr>
-      </w:pPr>
-      <w:r>
-        <w:rPr>
-          <w:rFonts w:ascii="Times New Roman" w:eastAsia="Times New Roman" w:hAnsi="Times New Roman" w:cs="Times New Roman"/>
-        </w:rPr>
-        <w:t xml:space="preserve">  </w:t>
-      </w:r>
-      <w:proofErr w:type="spellStart"/>
-      <w:r>
-        <w:rPr>
-          <w:rFonts w:ascii="Times New Roman" w:eastAsia="Times New Roman" w:hAnsi="Times New Roman" w:cs="Times New Roman"/>
-        </w:rPr>
-        <w:t>xlim</w:t>
-      </w:r>
-      <w:proofErr w:type="spellEnd"/>
-      <w:r>
-        <w:rPr>
-          <w:rFonts w:ascii="Times New Roman" w:eastAsia="Times New Roman" w:hAnsi="Times New Roman" w:cs="Times New Roman"/>
-        </w:rPr>
-        <w:t xml:space="preserve"> = </w:t>
-      </w:r>
-      <w:proofErr w:type="gramStart"/>
-      <w:r>
-        <w:rPr>
-          <w:rFonts w:ascii="Times New Roman" w:eastAsia="Times New Roman" w:hAnsi="Times New Roman" w:cs="Times New Roman"/>
-        </w:rPr>
-        <w:t>c(</w:t>
-      </w:r>
-      <w:proofErr w:type="gramEnd"/>
-      <w:r>
-        <w:rPr>
-          <w:rFonts w:ascii="Times New Roman" w:eastAsia="Times New Roman" w:hAnsi="Times New Roman" w:cs="Times New Roman"/>
-        </w:rPr>
-        <w:t>1, 10),</w:t>
-      </w:r>
-    </w:p>
-    <w:p>
-      <w:pPr>
-        <w:pStyle w:val="ListParagraph"/>
-        <w:ind w:left="2250" w:hanging="810"/>
-        <w:rPr>
-          <w:rFonts w:ascii="Times New Roman" w:eastAsia="Times New Roman" w:hAnsi="Times New Roman" w:cs="Times New Roman"/>
-        </w:rPr>
-      </w:pPr>
-      <w:r>
-        <w:rPr>
-          <w:rFonts w:ascii="Times New Roman" w:eastAsia="Times New Roman" w:hAnsi="Times New Roman" w:cs="Times New Roman"/>
-        </w:rPr>
-        <w:t xml:space="preserve">  </w:t>
-      </w:r>
-      <w:proofErr w:type="spellStart"/>
-      <w:r>
-        <w:rPr>
-          <w:rFonts w:ascii="Times New Roman" w:eastAsia="Times New Roman" w:hAnsi="Times New Roman" w:cs="Times New Roman"/>
-        </w:rPr>
-        <w:t>xaxt</w:t>
-      </w:r>
-      <w:proofErr w:type="spellEnd"/>
-      <w:r>
-        <w:rPr>
-          <w:rFonts w:ascii="Times New Roman" w:eastAsia="Times New Roman" w:hAnsi="Times New Roman" w:cs="Times New Roman"/>
-        </w:rPr>
-        <w:t xml:space="preserve"> = "n",</w:t>
-      </w:r>
-    </w:p>
-    <w:p>
-      <w:pPr>
-        <w:pStyle w:val="ListParagraph"/>
-        <w:ind w:left="2250" w:hanging="810"/>
-        <w:rPr>
-          <w:rFonts w:ascii="Times New Roman" w:eastAsia="Times New Roman" w:hAnsi="Times New Roman" w:cs="Times New Roman"/>
-        </w:rPr>
-      </w:pPr>
-      <w:r>
-        <w:rPr>
-          <w:rFonts w:ascii="Times New Roman" w:eastAsia="Times New Roman" w:hAnsi="Times New Roman" w:cs="Times New Roman"/>
-        </w:rPr>
-        <w:t xml:space="preserve">  </w:t>
-      </w:r>
-      <w:proofErr w:type="spellStart"/>
-      <w:r>
-        <w:rPr>
-          <w:rFonts w:ascii="Times New Roman" w:eastAsia="Times New Roman" w:hAnsi="Times New Roman" w:cs="Times New Roman"/>
-        </w:rPr>
-        <w:t>yaxt</w:t>
-      </w:r>
-      <w:proofErr w:type="spellEnd"/>
-      <w:r>
-        <w:rPr>
-          <w:rFonts w:ascii="Times New Roman" w:eastAsia="Times New Roman" w:hAnsi="Times New Roman" w:cs="Times New Roman"/>
-        </w:rPr>
-        <w:t xml:space="preserve"> = "n"</w:t>
-      </w:r>
-    </w:p>
-    <w:p>
-      <w:pPr>
-        <w:pStyle w:val="ListParagraph"/>
-        <w:ind w:left="2250" w:hanging="810"/>
-        <w:rPr>
-          <w:rFonts w:ascii="Times New Roman" w:eastAsia="Times New Roman" w:hAnsi="Times New Roman" w:cs="Times New Roman"/>
-        </w:rPr>
-      </w:pPr>
-      <w:r>
-        <w:rPr>
-          <w:rFonts w:ascii="Times New Roman" w:eastAsia="Times New Roman" w:hAnsi="Times New Roman" w:cs="Times New Roman"/>
-        </w:rPr>
-        <w:t>)</w:t>
-      </w:r>
-    </w:p>
-    <w:p>
-      <w:pPr>
-        <w:pStyle w:val="ListParagraph"/>
-        <w:ind w:left="2250" w:hanging="810"/>
-        <w:rPr>
-          <w:rFonts w:ascii="Times New Roman" w:eastAsia="Times New Roman" w:hAnsi="Times New Roman" w:cs="Times New Roman"/>
-        </w:rPr>
-      </w:pPr>
-      <w:proofErr w:type="gramStart"/>
-      <w:r>
-        <w:rPr>
-          <w:rFonts w:ascii="Times New Roman" w:eastAsia="Times New Roman" w:hAnsi="Times New Roman" w:cs="Times New Roman"/>
-        </w:rPr>
-        <w:t>axis(</w:t>
-      </w:r>
-      <w:proofErr w:type="gramEnd"/>
-    </w:p>
-    <w:p>
-      <w:pPr>
-        <w:pStyle w:val="ListParagraph"/>
-        <w:ind w:left="2250" w:hanging="810"/>
-        <w:rPr>
-          <w:rFonts w:ascii="Times New Roman" w:eastAsia="Times New Roman" w:hAnsi="Times New Roman" w:cs="Times New Roman"/>
-        </w:rPr>
-      </w:pPr>
-      <w:r>
-        <w:rPr>
-          <w:rFonts w:ascii="Times New Roman" w:eastAsia="Times New Roman" w:hAnsi="Times New Roman" w:cs="Times New Roman"/>
-        </w:rPr>
-        <w:t xml:space="preserve">  side = 1,</w:t>
-      </w:r>
-    </w:p>
-    <w:p>
-      <w:pPr>
-        <w:pStyle w:val="ListParagraph"/>
-        <w:ind w:left="2250" w:hanging="810"/>
-        <w:rPr>
-          <w:rFonts w:ascii="Times New Roman" w:eastAsia="Times New Roman" w:hAnsi="Times New Roman" w:cs="Times New Roman"/>
-        </w:rPr>
-      </w:pPr>
-      <w:r>
-        <w:rPr>
-          <w:rFonts w:ascii="Times New Roman" w:eastAsia="Times New Roman" w:hAnsi="Times New Roman" w:cs="Times New Roman"/>
-        </w:rPr>
-        <w:t xml:space="preserve">  at = 1:10</w:t>
-      </w:r>
-    </w:p>
-    <w:p>
-      <w:pPr>
-        <w:pStyle w:val="ListParagraph"/>
-        <w:ind w:left="2250" w:hanging="810"/>
-        <w:rPr>
-          <w:rFonts w:ascii="Times New Roman" w:eastAsia="Times New Roman" w:hAnsi="Times New Roman" w:cs="Times New Roman"/>
-        </w:rPr>
-      </w:pPr>
-      <w:r>
-        <w:rPr>
-          <w:rFonts w:ascii="Times New Roman" w:eastAsia="Times New Roman" w:hAnsi="Times New Roman" w:cs="Times New Roman"/>
-        </w:rPr>
-        <w:t>)</w:t>
-      </w:r>
-    </w:p>
-    <w:p>
-      <w:pPr>
-        <w:pStyle w:val="ListParagraph"/>
-        <w:ind w:left="2250" w:hanging="810"/>
-        <w:rPr>
-          <w:rFonts w:ascii="Times New Roman" w:eastAsia="Times New Roman" w:hAnsi="Times New Roman" w:cs="Times New Roman"/>
-        </w:rPr>
-      </w:pPr>
-      <w:proofErr w:type="gramStart"/>
-      <w:r>
-        <w:rPr>
-          <w:rFonts w:ascii="Times New Roman" w:eastAsia="Times New Roman" w:hAnsi="Times New Roman" w:cs="Times New Roman"/>
-        </w:rPr>
-        <w:t>axis(</w:t>
-      </w:r>
-      <w:proofErr w:type="gramEnd"/>
-    </w:p>
-    <w:p>
-      <w:pPr>
-        <w:pStyle w:val="ListParagraph"/>
-        <w:ind w:left="2250" w:hanging="810"/>
-        <w:rPr>
-          <w:rFonts w:ascii="Times New Roman" w:eastAsia="Times New Roman" w:hAnsi="Times New Roman" w:cs="Times New Roman"/>
-        </w:rPr>
-      </w:pPr>
-      <w:r>
-        <w:rPr>
-          <w:rFonts w:ascii="Times New Roman" w:eastAsia="Times New Roman" w:hAnsi="Times New Roman" w:cs="Times New Roman"/>
-        </w:rPr>
-        <w:t xml:space="preserve">  side = 2,</w:t>
-      </w:r>
-    </w:p>
-    <w:p>
-      <w:pPr>
-        <w:pStyle w:val="ListParagraph"/>
-        <w:ind w:left="2250" w:hanging="810"/>
-        <w:rPr>
-          <w:rFonts w:ascii="Times New Roman" w:eastAsia="Times New Roman" w:hAnsi="Times New Roman" w:cs="Times New Roman"/>
-        </w:rPr>
-      </w:pPr>
-      <w:r>
-        <w:rPr>
-          <w:rFonts w:ascii="Times New Roman" w:eastAsia="Times New Roman" w:hAnsi="Times New Roman" w:cs="Times New Roman"/>
-        </w:rPr>
-        <w:t xml:space="preserve">  at = </w:t>
-      </w:r>
-      <w:proofErr w:type="spellStart"/>
-      <w:proofErr w:type="gramStart"/>
-      <w:r>
-        <w:rPr>
-          <w:rFonts w:ascii="Times New Roman" w:eastAsia="Times New Roman" w:hAnsi="Times New Roman" w:cs="Times New Roman"/>
-        </w:rPr>
-        <w:t>seq</w:t>
-      </w:r>
-      <w:proofErr w:type="spellEnd"/>
-      <w:r>
-        <w:rPr>
-          <w:rFonts w:ascii="Times New Roman" w:eastAsia="Times New Roman" w:hAnsi="Times New Roman" w:cs="Times New Roman"/>
-        </w:rPr>
-        <w:t>(</w:t>
-      </w:r>
-      <w:proofErr w:type="gramEnd"/>
-      <w:r>
-        <w:rPr>
-          <w:rFonts w:ascii="Times New Roman" w:eastAsia="Times New Roman" w:hAnsi="Times New Roman" w:cs="Times New Roman"/>
-        </w:rPr>
-        <w:t>0, 50, by = 5)</w:t>
-      </w:r>
-    </w:p>
-    <w:p>
-      <w:pPr>
-        <w:pStyle w:val="ListParagraph"/>
-        <w:ind w:left="2250" w:hanging="810"/>
-        <w:rPr>
-          <w:rFonts w:ascii="Times New Roman" w:eastAsia="Times New Roman" w:hAnsi="Times New Roman" w:cs="Times New Roman"/>
-        </w:rPr>
-      </w:pPr>
-      <w:r>
-        <w:rPr>
-          <w:rFonts w:ascii="Times New Roman" w:eastAsia="Times New Roman" w:hAnsi="Times New Roman" w:cs="Times New Roman"/>
-        </w:rPr>
-        <w:t>)</w:t>
-      </w:r>
-    </w:p>
-    <w:p>
-      <w:pPr>
-        <w:rPr>
-          <w:rFonts w:ascii="Times New Roman" w:eastAsia="Times New Roman" w:hAnsi="Times New Roman" w:cs="Times New Roman"/>
-        </w:rPr>
-      </w:pPr>
-    </w:p>
-    <w:p>
-      <w:pPr>
-        <w:pStyle w:val="ListParagraph"/>
-        <w:ind w:left="2250" w:hanging="810"/>
-        <w:rPr>
-          <w:rFonts w:ascii="Times New Roman" w:eastAsia="Times New Roman" w:hAnsi="Times New Roman" w:cs="Times New Roman"/>
-        </w:rPr>
-      </w:pPr>
-    </w:p>
-    <w:p>
-      <w:pPr>
-        <w:pStyle w:val="ListParagraph"/>
-        <w:ind w:left="2250" w:hanging="810"/>
-        <w:rPr>
-          <w:rFonts w:ascii="Times New Roman" w:eastAsia="Times New Roman" w:hAnsi="Times New Roman" w:cs="Times New Roman"/>
-          <w:b/>
-          <w:bCs/>
-        </w:rPr>
-      </w:pPr>
-      <w:r>
-        <w:rPr>
-          <w:rFonts w:ascii="Times New Roman" w:eastAsia="Times New Roman" w:hAnsi="Times New Roman" w:cs="Times New Roman"/>
-          <w:b/>
-          <w:bCs/>
-        </w:rPr>
-        <w:t>A2. R code for Analysis</w:t>
-      </w:r>
-    </w:p>
-    <w:p>
-      <w:pPr>
-        <w:pStyle w:val="ListParagraph"/>
-        <w:ind w:left="2250" w:hanging="810"/>
-        <w:rPr>
-          <w:rFonts w:ascii="Times New Roman" w:eastAsia="Times New Roman" w:hAnsi="Times New Roman" w:cs="Times New Roman"/>
-          <w:b/>
-          <w:bCs/>
-        </w:rPr>
-      </w:pPr>
-    </w:p>
-    <w:p>
-      <w:pPr>
-        <w:pStyle w:val="ListParagraph"/>
-        <w:ind w:left="2250" w:hanging="810"/>
-        <w:rPr>
-          <w:rFonts w:ascii="Times New Roman" w:eastAsia="Times New Roman" w:hAnsi="Times New Roman" w:cs="Times New Roman"/>
-          <w:b/>
-          <w:bCs/>
-        </w:rPr>
-      </w:pPr>
-      <w:r>
-        <w:rPr>
-          <w:rFonts w:ascii="Times New Roman" w:eastAsia="Times New Roman" w:hAnsi="Times New Roman" w:cs="Times New Roman"/>
-        </w:rPr>
-        <w:t xml:space="preserve">#Reference dataset as </w:t>
-      </w:r>
-      <w:proofErr w:type="spellStart"/>
-      <w:r>
-        <w:rPr>
-          <w:rFonts w:ascii="Times New Roman" w:eastAsia="Times New Roman" w:hAnsi="Times New Roman" w:cs="Times New Roman"/>
-        </w:rPr>
-        <w:t>df</w:t>
-      </w:r>
-      <w:proofErr w:type="spellEnd"/>
-    </w:p>
-    <w:p>
-      <w:pPr>
-        <w:pStyle w:val="ListParagraph"/>
-        <w:ind w:left="2250" w:hanging="810"/>
-        <w:rPr>
-          <w:rFonts w:ascii="Times New Roman" w:eastAsia="Times New Roman" w:hAnsi="Times New Roman" w:cs="Times New Roman"/>
-        </w:rPr>
-      </w:pPr>
-      <w:proofErr w:type="spellStart"/>
-      <w:r>
-        <w:rPr>
-          <w:rFonts w:ascii="Times New Roman" w:eastAsia="Times New Roman" w:hAnsi="Times New Roman" w:cs="Times New Roman"/>
-        </w:rPr>
-        <w:t>df</w:t>
-      </w:r>
-      <w:proofErr w:type="spellEnd"/>
-      <w:r>
-        <w:rPr>
-          <w:rFonts w:ascii="Times New Roman" w:eastAsia="Times New Roman" w:hAnsi="Times New Roman" w:cs="Times New Roman"/>
-        </w:rPr>
-        <w:t xml:space="preserve"> &lt;- read.csv("dataset/Sleep_health_and_lifestyle_dataset.csv")</w:t>
-      </w:r>
-    </w:p>
-    <w:p>
-      <w:pPr>
-        <w:pStyle w:val="ListParagraph"/>
-        <w:ind w:left="2250" w:hanging="810"/>
-        <w:rPr>
-          <w:rFonts w:ascii="Times New Roman" w:eastAsia="Times New Roman" w:hAnsi="Times New Roman" w:cs="Times New Roman"/>
-        </w:rPr>
-      </w:pPr>
-    </w:p>
-    <w:p>
-      <w:pPr>
-        <w:pStyle w:val="ListParagraph"/>
-        <w:ind w:left="2250" w:hanging="810"/>
-        <w:rPr>
-          <w:rFonts w:ascii="Times New Roman" w:eastAsia="Times New Roman" w:hAnsi="Times New Roman" w:cs="Times New Roman"/>
-        </w:rPr>
-      </w:pPr>
-      <w:r>
-        <w:rPr>
-          <w:rFonts w:ascii="Times New Roman" w:eastAsia="Times New Roman" w:hAnsi="Times New Roman" w:cs="Times New Roman"/>
-        </w:rPr>
-        <w:t xml:space="preserve">#Creates a subset </w:t>
-      </w:r>
-      <w:r>
-        <w:rPr>
-          <w:rFonts w:ascii="Times New Roman" w:eastAsia="Times New Roman" w:hAnsi="Times New Roman" w:cs="Times New Roman"/>
-        </w:rPr>
-        <w:t>of rows with only</w:t>
-      </w:r>
-      <w:r>
-        <w:rPr>
-          <w:rFonts w:ascii="Times New Roman" w:eastAsia="Times New Roman" w:hAnsi="Times New Roman" w:cs="Times New Roman"/>
-        </w:rPr>
-        <w:t xml:space="preserve"> doctor or engineer as occupation</w:t>
-      </w:r>
-    </w:p>
-    <w:p>
-      <w:pPr>
-        <w:pStyle w:val="ListParagraph"/>
-        <w:ind w:left="2250" w:hanging="810"/>
-        <w:rPr>
-          <w:rFonts w:ascii="Times New Roman" w:eastAsia="Times New Roman" w:hAnsi="Times New Roman" w:cs="Times New Roman"/>
-        </w:rPr>
-      </w:pPr>
-      <w:proofErr w:type="spellStart"/>
-      <w:r>
-        <w:rPr>
-          <w:rFonts w:ascii="Times New Roman" w:eastAsia="Times New Roman" w:hAnsi="Times New Roman" w:cs="Times New Roman"/>
-        </w:rPr>
-        <w:t>subset_df</w:t>
-      </w:r>
-      <w:proofErr w:type="spellEnd"/>
-      <w:r>
-        <w:rPr>
-          <w:rFonts w:ascii="Times New Roman" w:eastAsia="Times New Roman" w:hAnsi="Times New Roman" w:cs="Times New Roman"/>
-        </w:rPr>
-        <w:t xml:space="preserve"> &lt;- </w:t>
-      </w:r>
-      <w:proofErr w:type="gramStart"/>
-      <w:r>
-        <w:rPr>
-          <w:rFonts w:ascii="Times New Roman" w:eastAsia="Times New Roman" w:hAnsi="Times New Roman" w:cs="Times New Roman"/>
-        </w:rPr>
-        <w:t>subset(</w:t>
-      </w:r>
-      <w:proofErr w:type="spellStart"/>
-      <w:proofErr w:type="gramEnd"/>
-      <w:r>
-        <w:rPr>
-          <w:rFonts w:ascii="Times New Roman" w:eastAsia="Times New Roman" w:hAnsi="Times New Roman" w:cs="Times New Roman"/>
-        </w:rPr>
-        <w:t>df</w:t>
-      </w:r>
-      <w:proofErr w:type="spellEnd"/>
-      <w:r>
-        <w:rPr>
-          <w:rFonts w:ascii="Times New Roman" w:eastAsia="Times New Roman" w:hAnsi="Times New Roman" w:cs="Times New Roman"/>
-        </w:rPr>
-        <w:t>, Occupation == "Doctor" | Occupation == "Engineer")</w:t>
-      </w:r>
-    </w:p>
-    <w:p>
-      <w:pPr>
-        <w:pStyle w:val="ListParagraph"/>
-        <w:ind w:left="2250" w:hanging="810"/>
-        <w:rPr>
-          <w:rFonts w:ascii="Times New Roman" w:eastAsia="Times New Roman" w:hAnsi="Times New Roman" w:cs="Times New Roman"/>
-        </w:rPr>
-      </w:pPr>
-    </w:p>
-    <w:p>
-      <w:pPr>
-        <w:pStyle w:val="ListParagraph"/>
-        <w:ind w:left="2250" w:hanging="810"/>
-        <w:rPr>
-          <w:rFonts w:ascii="Times New Roman" w:eastAsia="Times New Roman" w:hAnsi="Times New Roman" w:cs="Times New Roman"/>
-        </w:rPr>
-      </w:pPr>
-      <w:r>
-        <w:rPr>
-          <w:rFonts w:ascii="Times New Roman" w:eastAsia="Times New Roman" w:hAnsi="Times New Roman" w:cs="Times New Roman"/>
-        </w:rPr>
-        <w:t xml:space="preserve">#Renaming the 8th column to Stress for better interpretation of the </w:t>
-      </w:r>
-      <w:r>
-        <w:rPr>
-          <w:rFonts w:ascii="Times New Roman" w:eastAsia="Times New Roman" w:hAnsi="Times New Roman" w:cs="Times New Roman"/>
-        </w:rPr>
-        <w:t>t</w:t>
-      </w:r>
-      <w:r>
-        <w:rPr>
-          <w:rFonts w:ascii="Times New Roman" w:eastAsia="Times New Roman" w:hAnsi="Times New Roman" w:cs="Times New Roman"/>
-        </w:rPr>
-        <w:t>est</w:t>
-      </w:r>
-    </w:p>
-    <w:p>
-      <w:pPr>
-        <w:pStyle w:val="ListParagraph"/>
-        <w:ind w:left="2250" w:hanging="810"/>
-        <w:rPr>
-          <w:rFonts w:ascii="Times New Roman" w:eastAsia="Times New Roman" w:hAnsi="Times New Roman" w:cs="Times New Roman"/>
-        </w:rPr>
-      </w:pPr>
-      <w:proofErr w:type="spellStart"/>
-      <w:r>
-        <w:rPr>
-          <w:rFonts w:ascii="Times New Roman" w:eastAsia="Times New Roman" w:hAnsi="Times New Roman" w:cs="Times New Roman"/>
-        </w:rPr>
-        <w:t>colnames</w:t>
-      </w:r>
-      <w:proofErr w:type="spellEnd"/>
-      <w:r>
-        <w:rPr>
-          <w:rFonts w:ascii="Times New Roman" w:eastAsia="Times New Roman" w:hAnsi="Times New Roman" w:cs="Times New Roman"/>
-        </w:rPr>
-        <w:t>(</w:t>
-      </w:r>
-      <w:proofErr w:type="spellStart"/>
-      <w:r>
-        <w:rPr>
-          <w:rFonts w:ascii="Times New Roman" w:eastAsia="Times New Roman" w:hAnsi="Times New Roman" w:cs="Times New Roman"/>
-        </w:rPr>
-        <w:t>subset_</w:t>
-      </w:r>
-      <w:proofErr w:type="gramStart"/>
-      <w:r>
-        <w:rPr>
-          <w:rFonts w:ascii="Times New Roman" w:eastAsia="Times New Roman" w:hAnsi="Times New Roman" w:cs="Times New Roman"/>
-        </w:rPr>
-        <w:t>df</w:t>
-      </w:r>
-      <w:proofErr w:type="spellEnd"/>
-      <w:r>
-        <w:rPr>
-          <w:rFonts w:ascii="Times New Roman" w:eastAsia="Times New Roman" w:hAnsi="Times New Roman" w:cs="Times New Roman"/>
-        </w:rPr>
-        <w:t>)[8]&lt;</w:t>
-      </w:r>
-      <w:proofErr w:type="gramEnd"/>
-      <w:r>
-        <w:rPr>
-          <w:rFonts w:ascii="Times New Roman" w:eastAsia="Times New Roman" w:hAnsi="Times New Roman" w:cs="Times New Roman"/>
-        </w:rPr>
-        <w:t>- "Stress"</w:t>
-      </w:r>
-    </w:p>
-    <w:p>
-      <w:pPr>
-        <w:pStyle w:val="ListParagraph"/>
-        <w:ind w:left="2250" w:hanging="810"/>
-        <w:rPr>
-          <w:rFonts w:ascii="Times New Roman" w:eastAsia="Times New Roman" w:hAnsi="Times New Roman" w:cs="Times New Roman"/>
-        </w:rPr>
-      </w:pPr>
-    </w:p>
-    <w:p>
-      <w:pPr>
-        <w:pStyle w:val="ListParagraph"/>
-        <w:ind w:left="2250" w:hanging="810"/>
-        <w:rPr>
-          <w:rFonts w:ascii="Times New Roman" w:eastAsia="Times New Roman" w:hAnsi="Times New Roman" w:cs="Times New Roman"/>
-        </w:rPr>
-      </w:pPr>
-      <w:r>
-        <w:rPr>
-          <w:rFonts w:ascii="Times New Roman" w:eastAsia="Times New Roman" w:hAnsi="Times New Roman" w:cs="Times New Roman"/>
-        </w:rPr>
-        <w:t>#Runs the Wilcoxon Rank-Sum Test</w:t>
-      </w:r>
-    </w:p>
-    <w:p>
-      <w:pPr>
-        <w:pStyle w:val="ListParagraph"/>
-        <w:ind w:left="2250" w:hanging="810"/>
-        <w:rPr>
-          <w:rFonts w:ascii="Times New Roman" w:eastAsia="Times New Roman" w:hAnsi="Times New Roman" w:cs="Times New Roman"/>
-        </w:rPr>
-      </w:pPr>
-      <w:proofErr w:type="spellStart"/>
-      <w:r>
-        <w:rPr>
-          <w:rFonts w:ascii="Times New Roman" w:eastAsia="Times New Roman" w:hAnsi="Times New Roman" w:cs="Times New Roman"/>
-        </w:rPr>
-        <w:t>wilcox.</w:t>
-      </w:r>
-      <w:proofErr w:type="gramStart"/>
-      <w:r>
-        <w:rPr>
-          <w:rFonts w:ascii="Times New Roman" w:eastAsia="Times New Roman" w:hAnsi="Times New Roman" w:cs="Times New Roman"/>
-        </w:rPr>
-        <w:t>test</w:t>
-      </w:r>
-      <w:proofErr w:type="spellEnd"/>
-      <w:r>
-        <w:rPr>
-          <w:rFonts w:ascii="Times New Roman" w:eastAsia="Times New Roman" w:hAnsi="Times New Roman" w:cs="Times New Roman"/>
-        </w:rPr>
-        <w:t>(</w:t>
-      </w:r>
-      <w:proofErr w:type="gramEnd"/>
-      <w:r>
-        <w:rPr>
-          <w:rFonts w:ascii="Times New Roman" w:eastAsia="Times New Roman" w:hAnsi="Times New Roman" w:cs="Times New Roman"/>
-        </w:rPr>
-        <w:t>Stress ~ Occupation, data=</w:t>
-      </w:r>
-      <w:proofErr w:type="spellStart"/>
-      <w:r>
-        <w:rPr>
-          <w:rFonts w:ascii="Times New Roman" w:eastAsia="Times New Roman" w:hAnsi="Times New Roman" w:cs="Times New Roman"/>
-        </w:rPr>
-        <w:t>subset_df</w:t>
-      </w:r>
-      <w:proofErr w:type="spellEnd"/>
-      <w:r>
-        <w:rPr>
-          <w:rFonts w:ascii="Times New Roman" w:eastAsia="Times New Roman" w:hAnsi="Times New Roman" w:cs="Times New Roman"/>
-        </w:rPr>
-        <w:t>)</w:t>
-      </w:r>
-    </w:p>
-    <w:p>
-      <w:pPr>
-        <w:pStyle w:val="ListParagraph"/>
-        <w:ind w:left="1440"/>
-        <w:rPr>
-          <w:rFonts w:ascii="Times New Roman" w:eastAsia="Times New Roman" w:hAnsi="Times New Roman" w:cs="Times New Roman"/>
-          <w:highlight w:val="yellow"/>
-        </w:rPr>
-      </w:pPr>
-    </w:p>
-    <w:p>
-      <w:pPr>
-        <w:pStyle w:val="ListParagraph"/>
-        <w:ind w:left="1440"/>
-        <w:rPr>
-          <w:rFonts w:ascii="Times New Roman" w:eastAsia="Times New Roman" w:hAnsi="Times New Roman" w:cs="Times New Roman"/>
-          <w:highlight w:val="yellow"/>
-        </w:rPr>
-      </w:pPr>
+          <w:bCs/>
+        </w:rPr>
+        <w:br w:type="page"/>
+      </w:r>
     </w:p>
     <w:p>
       <w:pPr>
@@ -7603,23 +7581,32 @@
         </w:numPr>
         <w:rPr>
           <w:rFonts w:ascii="Times New Roman" w:eastAsia="Times New Roman" w:hAnsi="Times New Roman" w:cs="Times New Roman"/>
-        </w:rPr>
-      </w:pPr>
-      <w:r>
-        <w:rPr>
-          <w:rFonts w:ascii="Times New Roman" w:eastAsia="Times New Roman" w:hAnsi="Times New Roman" w:cs="Times New Roman"/>
-        </w:rPr>
+          <w:b/>
+          <w:bCs/>
+        </w:rPr>
+      </w:pPr>
+      <w:r>
+        <w:rPr>
+          <w:rFonts w:ascii="Times New Roman" w:eastAsia="Times New Roman" w:hAnsi="Times New Roman" w:cs="Times New Roman"/>
+          <w:b/>
+          <w:bCs/>
+        </w:rPr>
+        <w:lastRenderedPageBreak/>
         <w:t>Git</w:t>
       </w:r>
       <w:r>
         <w:rPr>
           <w:rFonts w:ascii="Times New Roman" w:eastAsia="Times New Roman" w:hAnsi="Times New Roman" w:cs="Times New Roman"/>
+          <w:b/>
+          <w:bCs/>
         </w:rPr>
         <w:t>Hub</w:t>
       </w:r>
       <w:r>
         <w:rPr>
           <w:rFonts w:ascii="Times New Roman" w:eastAsia="Times New Roman" w:hAnsi="Times New Roman" w:cs="Times New Roman"/>
+          <w:b/>
+          <w:bCs/>
         </w:rPr>
         <w:t xml:space="preserve"> log output. </w:t>
       </w:r>
@@ -11753,6 +11740,95 @@
     </w:lvl>
   </w:abstractNum>
   <w:abstractNum w:abstractNumId="38" w15:restartNumberingAfterBreak="0">
+    <w:nsid w:val="686D727E"/>
+    <w:multiLevelType w:val="hybridMultilevel"/>
+    <w:tmpl w:val="D8EC5830"/>
+    <w:lvl w:ilvl="0" w:tplc="07B06D20">
+      <w:start w:val="1"/>
+      <w:numFmt w:val="lowerLetter"/>
+      <w:lvlText w:val="%1)"/>
+      <w:lvlJc w:val="left"/>
+      <w:pPr>
+        <w:ind w:left="1800" w:hanging="360"/>
+      </w:pPr>
+      <w:rPr>
+        <w:rFonts w:hint="default"/>
+      </w:rPr>
+    </w:lvl>
+    <w:lvl w:ilvl="1" w:tplc="08090019" w:tentative="1">
+      <w:start w:val="1"/>
+      <w:numFmt w:val="lowerLetter"/>
+      <w:lvlText w:val="%2."/>
+      <w:lvlJc w:val="left"/>
+      <w:pPr>
+        <w:ind w:left="2520" w:hanging="360"/>
+      </w:pPr>
+    </w:lvl>
+    <w:lvl w:ilvl="2" w:tplc="0809001B" w:tentative="1">
+      <w:start w:val="1"/>
+      <w:numFmt w:val="lowerRoman"/>
+      <w:lvlText w:val="%3."/>
+      <w:lvlJc w:val="right"/>
+      <w:pPr>
+        <w:ind w:left="3240" w:hanging="180"/>
+      </w:pPr>
+    </w:lvl>
+    <w:lvl w:ilvl="3" w:tplc="0809000F" w:tentative="1">
+      <w:start w:val="1"/>
+      <w:numFmt w:val="decimal"/>
+      <w:lvlText w:val="%4."/>
+      <w:lvlJc w:val="left"/>
+      <w:pPr>
+        <w:ind w:left="3960" w:hanging="360"/>
+      </w:pPr>
+    </w:lvl>
+    <w:lvl w:ilvl="4" w:tplc="08090019" w:tentative="1">
+      <w:start w:val="1"/>
+      <w:numFmt w:val="lowerLetter"/>
+      <w:lvlText w:val="%5."/>
+      <w:lvlJc w:val="left"/>
+      <w:pPr>
+        <w:ind w:left="4680" w:hanging="360"/>
+      </w:pPr>
+    </w:lvl>
+    <w:lvl w:ilvl="5" w:tplc="0809001B" w:tentative="1">
+      <w:start w:val="1"/>
+      <w:numFmt w:val="lowerRoman"/>
+      <w:lvlText w:val="%6."/>
+      <w:lvlJc w:val="right"/>
+      <w:pPr>
+        <w:ind w:left="5400" w:hanging="180"/>
+      </w:pPr>
+    </w:lvl>
+    <w:lvl w:ilvl="6" w:tplc="0809000F" w:tentative="1">
+      <w:start w:val="1"/>
+      <w:numFmt w:val="decimal"/>
+      <w:lvlText w:val="%7."/>
+      <w:lvlJc w:val="left"/>
+      <w:pPr>
+        <w:ind w:left="6120" w:hanging="360"/>
+      </w:pPr>
+    </w:lvl>
+    <w:lvl w:ilvl="7" w:tplc="08090019" w:tentative="1">
+      <w:start w:val="1"/>
+      <w:numFmt w:val="lowerLetter"/>
+      <w:lvlText w:val="%8."/>
+      <w:lvlJc w:val="left"/>
+      <w:pPr>
+        <w:ind w:left="6840" w:hanging="360"/>
+      </w:pPr>
+    </w:lvl>
+    <w:lvl w:ilvl="8" w:tplc="0809001B" w:tentative="1">
+      <w:start w:val="1"/>
+      <w:numFmt w:val="lowerRoman"/>
+      <w:lvlText w:val="%9."/>
+      <w:lvlJc w:val="right"/>
+      <w:pPr>
+        <w:ind w:left="7560" w:hanging="180"/>
+      </w:pPr>
+    </w:lvl>
+  </w:abstractNum>
+  <w:abstractNum w:abstractNumId="39" w15:restartNumberingAfterBreak="0">
     <w:nsid w:val="6989EEEE"/>
     <w:multiLevelType w:val="multilevel"/>
     <w:tmpl w:val="BC488E9C"/>
@@ -11846,7 +11922,7 @@
       </w:pPr>
     </w:lvl>
   </w:abstractNum>
-  <w:abstractNum w:abstractNumId="39" w15:restartNumberingAfterBreak="0">
+  <w:abstractNum w:abstractNumId="40" w15:restartNumberingAfterBreak="0">
     <w:nsid w:val="717456F8"/>
     <w:multiLevelType w:val="hybridMultilevel"/>
     <w:tmpl w:val="FFFFFFFF"/>
@@ -12044,7 +12120,7 @@
     <w:abstractNumId w:val="33"/>
   </w:num>
   <w:num w:numId="29" w16cid:durableId="1449816150">
-    <w:abstractNumId w:val="39"/>
+    <w:abstractNumId w:val="40"/>
   </w:num>
   <w:num w:numId="30" w16cid:durableId="2095467163">
     <w:abstractNumId w:val="36"/>
@@ -12053,7 +12129,7 @@
     <w:abstractNumId w:val="26"/>
   </w:num>
   <w:num w:numId="32" w16cid:durableId="3174009">
-    <w:abstractNumId w:val="38"/>
+    <w:abstractNumId w:val="39"/>
   </w:num>
   <w:num w:numId="33" w16cid:durableId="37827279">
     <w:abstractNumId w:val="3"/>
@@ -12078,6 +12154,9 @@
   </w:num>
   <w:num w:numId="40" w16cid:durableId="1833907076">
     <w:abstractNumId w:val="18"/>
+  </w:num>
+  <w:num w:numId="41" w16cid:durableId="1721904617">
+    <w:abstractNumId w:val="38"/>
   </w:num>
 </w:numbering>
 </file>
@@ -12678,7 +12757,6 @@
   <w:style w:type="character" w:default="1" w:styleId="DefaultParagraphFont">
     <w:name w:val="Default Paragraph Font"/>
     <w:uiPriority w:val="1"/>
-    <w:semiHidden/>
     <w:unhideWhenUsed/>
   </w:style>
   <w:style w:type="table" w:default="1" w:styleId="TableNormal">
@@ -13195,6 +13273,18 @@
       <w:szCs w:val="16"/>
     </w:rPr>
   </w:style>
+  <w:style w:type="character" w:styleId="UnresolvedMention">
+    <w:name w:val="Unresolved Mention"/>
+    <w:basedOn w:val="DefaultParagraphFont"/>
+    <w:uiPriority w:val="99"/>
+    <w:semiHidden/>
+    <w:unhideWhenUsed/>
+    <w:rsid w:val="00537551"/>
+    <w:rPr>
+      <w:color w:val="605E5C"/>
+      <w:shd w:val="clear" w:color="auto" w:fill="E1DFDD"/>
+    </w:rPr>
+  </w:style>
 </w:styles>
 </file>
 
@@ -13328,6 +13418,7 @@
     <w:rsid w:val="00971FE2"/>
     <w:rsid w:val="009B610C"/>
     <w:rsid w:val="00A33D86"/>
+    <w:rsid w:val="00A64B4D"/>
     <w:rsid w:val="00B1466C"/>
     <w:rsid w:val="00C0617B"/>
     <w:rsid w:val="00D13753"/>
@@ -14139,6 +14230,6 @@
 <file path=docMetadata/LabelInfo.xml><?xml version="1.0" encoding="utf-8"?>
 <clbl:labelList xmlns:clbl="http://schemas.microsoft.com/office/2020/mipLabelMetadata">
   <clbl:label id="{93e6beba-c4aa-4731-af5d-d735b097eadb}" enabled="0" method="" siteId="{93e6beba-c4aa-4731-af5d-d735b097eadb}" removed="1"/>
-  <clbl:label id="{ad8d6ba8-e0c0-4c19-aa34-5c7c096590dc}" enabled="1" method="Standard" siteId="{880c3710-4573-4acc-b490-210857a8e142}" contentBits="0" removed="0"/>
+  <clbl:label id="{ad8d6ba8-e0c0-4c19-aa34-5c7c096590dc}" enabled="1" method="Standard" siteId="{880c3710-4573-4acc-b490-210857a8e142}" removed="0"/>
 </clbl:labelList>
 </file>
--- a/report/7COM1079_Group_A104_Report.docx
+++ b/report/7COM1079_Group_A104_Report.docx
@@ -4299,8 +4299,18 @@
           <w:i/>
           <w:iCs/>
         </w:rPr>
-        <w:t>Adding the proper boxplot rscript</w:t>
-      </w:r>
+        <w:t xml:space="preserve">Adding the proper boxplot </w:t>
+      </w:r>
+      <w:proofErr w:type="spellStart"/>
+      <w:r>
+        <w:rPr>
+          <w:rFonts w:ascii="Times New Roman" w:eastAsia="Times New Roman" w:hAnsi="Times New Roman" w:cs="Times New Roman"/>
+          <w:i/>
+          <w:iCs/>
+        </w:rPr>
+        <w:t>rscript</w:t>
+      </w:r>
+      <w:proofErr w:type="spellEnd"/>
       <w:r>
         <w:rPr>
           <w:rFonts w:ascii="Times New Roman" w:eastAsia="Times New Roman" w:hAnsi="Times New Roman" w:cs="Times New Roman"/>
@@ -4777,7 +4787,77 @@
         <w:rPr>
           <w:rFonts w:ascii="Times New Roman" w:eastAsia="Times New Roman" w:hAnsi="Times New Roman" w:cs="Times New Roman"/>
         </w:rPr>
-        <w:t>LIU, Y., YANG, F., JIN, Y., WU, H., CAO, X. and YIN, Y. (2024) ‘Associations of well-being and sleep quality with occupational stress among locomotive engineers in the Yangtze River Delta region’, Huan jing yu zhi ye yi xue = Journal of environmental &amp; occupational medicine, 41(5), pp. 526–532.</w:t>
+        <w:t xml:space="preserve">LIU, Y., YANG, F., JIN, Y., WU, H., CAO, X. and YIN, Y. (2024) ‘Associations of well-being and sleep quality with occupational stress among locomotive engineers in the Yangtze River Delta region’, Huan </w:t>
+      </w:r>
+      <w:proofErr w:type="spellStart"/>
+      <w:r>
+        <w:rPr>
+          <w:rFonts w:ascii="Times New Roman" w:eastAsia="Times New Roman" w:hAnsi="Times New Roman" w:cs="Times New Roman"/>
+        </w:rPr>
+        <w:t>jing</w:t>
+      </w:r>
+      <w:proofErr w:type="spellEnd"/>
+      <w:r>
+        <w:rPr>
+          <w:rFonts w:ascii="Times New Roman" w:eastAsia="Times New Roman" w:hAnsi="Times New Roman" w:cs="Times New Roman"/>
+        </w:rPr>
+        <w:t xml:space="preserve"> </w:t>
+      </w:r>
+      <w:proofErr w:type="spellStart"/>
+      <w:r>
+        <w:rPr>
+          <w:rFonts w:ascii="Times New Roman" w:eastAsia="Times New Roman" w:hAnsi="Times New Roman" w:cs="Times New Roman"/>
+        </w:rPr>
+        <w:t>yu</w:t>
+      </w:r>
+      <w:proofErr w:type="spellEnd"/>
+      <w:r>
+        <w:rPr>
+          <w:rFonts w:ascii="Times New Roman" w:eastAsia="Times New Roman" w:hAnsi="Times New Roman" w:cs="Times New Roman"/>
+        </w:rPr>
+        <w:t xml:space="preserve"> </w:t>
+      </w:r>
+      <w:proofErr w:type="spellStart"/>
+      <w:r>
+        <w:rPr>
+          <w:rFonts w:ascii="Times New Roman" w:eastAsia="Times New Roman" w:hAnsi="Times New Roman" w:cs="Times New Roman"/>
+        </w:rPr>
+        <w:t>zhi</w:t>
+      </w:r>
+      <w:proofErr w:type="spellEnd"/>
+      <w:r>
+        <w:rPr>
+          <w:rFonts w:ascii="Times New Roman" w:eastAsia="Times New Roman" w:hAnsi="Times New Roman" w:cs="Times New Roman"/>
+        </w:rPr>
+        <w:t xml:space="preserve"> ye </w:t>
+      </w:r>
+      <w:proofErr w:type="spellStart"/>
+      <w:r>
+        <w:rPr>
+          <w:rFonts w:ascii="Times New Roman" w:eastAsia="Times New Roman" w:hAnsi="Times New Roman" w:cs="Times New Roman"/>
+        </w:rPr>
+        <w:t>yi</w:t>
+      </w:r>
+      <w:proofErr w:type="spellEnd"/>
+      <w:r>
+        <w:rPr>
+          <w:rFonts w:ascii="Times New Roman" w:eastAsia="Times New Roman" w:hAnsi="Times New Roman" w:cs="Times New Roman"/>
+        </w:rPr>
+        <w:t xml:space="preserve"> </w:t>
+      </w:r>
+      <w:proofErr w:type="spellStart"/>
+      <w:r>
+        <w:rPr>
+          <w:rFonts w:ascii="Times New Roman" w:eastAsia="Times New Roman" w:hAnsi="Times New Roman" w:cs="Times New Roman"/>
+        </w:rPr>
+        <w:t>xue</w:t>
+      </w:r>
+      <w:proofErr w:type="spellEnd"/>
+      <w:r>
+        <w:rPr>
+          <w:rFonts w:ascii="Times New Roman" w:eastAsia="Times New Roman" w:hAnsi="Times New Roman" w:cs="Times New Roman"/>
+        </w:rPr>
+        <w:t xml:space="preserve"> = Journal of environmental &amp; occupational medicine, 41(5), pp. 526–532.</w:t>
       </w:r>
     </w:p>
     <w:p>
@@ -5029,7 +5109,21 @@
         <w:rPr>
           <w:rFonts w:ascii="Times New Roman" w:eastAsia="Times New Roman" w:hAnsi="Times New Roman" w:cs="Times New Roman"/>
         </w:rPr>
-        <w:t>library(readr)</w:t>
+        <w:t>library(</w:t>
+      </w:r>
+      <w:proofErr w:type="spellStart"/>
+      <w:r>
+        <w:rPr>
+          <w:rFonts w:ascii="Times New Roman" w:eastAsia="Times New Roman" w:hAnsi="Times New Roman" w:cs="Times New Roman"/>
+        </w:rPr>
+        <w:t>readr</w:t>
+      </w:r>
+      <w:proofErr w:type="spellEnd"/>
+      <w:r>
+        <w:rPr>
+          <w:rFonts w:ascii="Times New Roman" w:eastAsia="Times New Roman" w:hAnsi="Times New Roman" w:cs="Times New Roman"/>
+        </w:rPr>
+        <w:t>)</w:t>
       </w:r>
     </w:p>
     <w:p>
@@ -5040,11 +5134,19 @@
           <w:rFonts w:ascii="Times New Roman" w:eastAsia="Times New Roman" w:hAnsi="Times New Roman" w:cs="Times New Roman"/>
         </w:rPr>
       </w:pPr>
-      <w:r>
-        <w:rPr>
-          <w:rFonts w:ascii="Times New Roman" w:eastAsia="Times New Roman" w:hAnsi="Times New Roman" w:cs="Times New Roman"/>
-        </w:rPr>
-        <w:t>Sleep_health_and_lifestyle_dataset &lt;- read.csv("dataset/Sleep_health_and_lifestyle_dataset.csv")</w:t>
+      <w:proofErr w:type="spellStart"/>
+      <w:r>
+        <w:rPr>
+          <w:rFonts w:ascii="Times New Roman" w:eastAsia="Times New Roman" w:hAnsi="Times New Roman" w:cs="Times New Roman"/>
+        </w:rPr>
+        <w:t>Sleep_health_and_lifestyle_dataset</w:t>
+      </w:r>
+      <w:proofErr w:type="spellEnd"/>
+      <w:r>
+        <w:rPr>
+          <w:rFonts w:ascii="Times New Roman" w:eastAsia="Times New Roman" w:hAnsi="Times New Roman" w:cs="Times New Roman"/>
+        </w:rPr>
+        <w:t xml:space="preserve"> &lt;- read.csv("dataset/Sleep_health_and_lifestyle_dataset.csv")</w:t>
       </w:r>
     </w:p>
     <w:p>
@@ -5059,7 +5161,21 @@
         <w:rPr>
           <w:rFonts w:ascii="Times New Roman" w:eastAsia="Times New Roman" w:hAnsi="Times New Roman" w:cs="Times New Roman"/>
         </w:rPr>
-        <w:t>View(Sleep_health_and_lifestyle_dataset)</w:t>
+        <w:t>View(</w:t>
+      </w:r>
+      <w:proofErr w:type="spellStart"/>
+      <w:r>
+        <w:rPr>
+          <w:rFonts w:ascii="Times New Roman" w:eastAsia="Times New Roman" w:hAnsi="Times New Roman" w:cs="Times New Roman"/>
+        </w:rPr>
+        <w:t>Sleep_health_and_lifestyle_dataset</w:t>
+      </w:r>
+      <w:proofErr w:type="spellEnd"/>
+      <w:r>
+        <w:rPr>
+          <w:rFonts w:ascii="Times New Roman" w:eastAsia="Times New Roman" w:hAnsi="Times New Roman" w:cs="Times New Roman"/>
+        </w:rPr>
+        <w:t>)</w:t>
       </w:r>
     </w:p>
     <w:p>
@@ -5085,11 +5201,47 @@
           <w:rFonts w:ascii="Times New Roman" w:eastAsia="Times New Roman" w:hAnsi="Times New Roman" w:cs="Times New Roman"/>
         </w:rPr>
       </w:pPr>
-      <w:r>
-        <w:rPr>
-          <w:rFonts w:ascii="Times New Roman" w:eastAsia="Times New Roman" w:hAnsi="Times New Roman" w:cs="Times New Roman"/>
-        </w:rPr>
-        <w:t>colnames(Sleep_health_and_lifestyle_dataset)[8] &lt;- "stress_level"</w:t>
+      <w:proofErr w:type="spellStart"/>
+      <w:r>
+        <w:rPr>
+          <w:rFonts w:ascii="Times New Roman" w:eastAsia="Times New Roman" w:hAnsi="Times New Roman" w:cs="Times New Roman"/>
+        </w:rPr>
+        <w:t>colnames</w:t>
+      </w:r>
+      <w:proofErr w:type="spellEnd"/>
+      <w:r>
+        <w:rPr>
+          <w:rFonts w:ascii="Times New Roman" w:eastAsia="Times New Roman" w:hAnsi="Times New Roman" w:cs="Times New Roman"/>
+        </w:rPr>
+        <w:t>(</w:t>
+      </w:r>
+      <w:proofErr w:type="spellStart"/>
+      <w:r>
+        <w:rPr>
+          <w:rFonts w:ascii="Times New Roman" w:eastAsia="Times New Roman" w:hAnsi="Times New Roman" w:cs="Times New Roman"/>
+        </w:rPr>
+        <w:t>Sleep_health_and_lifestyle_dataset</w:t>
+      </w:r>
+      <w:proofErr w:type="spellEnd"/>
+      <w:r>
+        <w:rPr>
+          <w:rFonts w:ascii="Times New Roman" w:eastAsia="Times New Roman" w:hAnsi="Times New Roman" w:cs="Times New Roman"/>
+        </w:rPr>
+        <w:t>)[8] &lt;- "</w:t>
+      </w:r>
+      <w:proofErr w:type="spellStart"/>
+      <w:r>
+        <w:rPr>
+          <w:rFonts w:ascii="Times New Roman" w:eastAsia="Times New Roman" w:hAnsi="Times New Roman" w:cs="Times New Roman"/>
+        </w:rPr>
+        <w:t>stress_level</w:t>
+      </w:r>
+      <w:proofErr w:type="spellEnd"/>
+      <w:r>
+        <w:rPr>
+          <w:rFonts w:ascii="Times New Roman" w:eastAsia="Times New Roman" w:hAnsi="Times New Roman" w:cs="Times New Roman"/>
+        </w:rPr>
+        <w:t>"</w:t>
       </w:r>
     </w:p>
     <w:p>
@@ -5115,11 +5267,19 @@
           <w:rFonts w:ascii="Times New Roman" w:eastAsia="Times New Roman" w:hAnsi="Times New Roman" w:cs="Times New Roman"/>
         </w:rPr>
       </w:pPr>
-      <w:r>
-        <w:rPr>
-          <w:rFonts w:ascii="Times New Roman" w:eastAsia="Times New Roman" w:hAnsi="Times New Roman" w:cs="Times New Roman"/>
-        </w:rPr>
-        <w:t>new_df &lt;- subset(</w:t>
+      <w:proofErr w:type="spellStart"/>
+      <w:r>
+        <w:rPr>
+          <w:rFonts w:ascii="Times New Roman" w:eastAsia="Times New Roman" w:hAnsi="Times New Roman" w:cs="Times New Roman"/>
+        </w:rPr>
+        <w:t>new_df</w:t>
+      </w:r>
+      <w:proofErr w:type="spellEnd"/>
+      <w:r>
+        <w:rPr>
+          <w:rFonts w:ascii="Times New Roman" w:eastAsia="Times New Roman" w:hAnsi="Times New Roman" w:cs="Times New Roman"/>
+        </w:rPr>
+        <w:t xml:space="preserve"> &lt;- subset(</w:t>
       </w:r>
     </w:p>
     <w:p>
@@ -5134,7 +5294,21 @@
         <w:rPr>
           <w:rFonts w:ascii="Times New Roman" w:eastAsia="Times New Roman" w:hAnsi="Times New Roman" w:cs="Times New Roman"/>
         </w:rPr>
-        <w:t xml:space="preserve">  Sleep_health_and_lifestyle_dataset, </w:t>
+        <w:t xml:space="preserve">  </w:t>
+      </w:r>
+      <w:proofErr w:type="spellStart"/>
+      <w:r>
+        <w:rPr>
+          <w:rFonts w:ascii="Times New Roman" w:eastAsia="Times New Roman" w:hAnsi="Times New Roman" w:cs="Times New Roman"/>
+        </w:rPr>
+        <w:t>Sleep_health_and_lifestyle_dataset</w:t>
+      </w:r>
+      <w:proofErr w:type="spellEnd"/>
+      <w:r>
+        <w:rPr>
+          <w:rFonts w:ascii="Times New Roman" w:eastAsia="Times New Roman" w:hAnsi="Times New Roman" w:cs="Times New Roman"/>
+        </w:rPr>
+        <w:t xml:space="preserve">, </w:t>
       </w:r>
     </w:p>
     <w:p>
@@ -5209,7 +5383,21 @@
         <w:rPr>
           <w:rFonts w:ascii="Times New Roman" w:eastAsia="Times New Roman" w:hAnsi="Times New Roman" w:cs="Times New Roman"/>
         </w:rPr>
-        <w:t xml:space="preserve">  stress_level~Occupation, </w:t>
+        <w:t xml:space="preserve">  </w:t>
+      </w:r>
+      <w:proofErr w:type="spellStart"/>
+      <w:r>
+        <w:rPr>
+          <w:rFonts w:ascii="Times New Roman" w:eastAsia="Times New Roman" w:hAnsi="Times New Roman" w:cs="Times New Roman"/>
+        </w:rPr>
+        <w:t>stress_level~Occupation</w:t>
+      </w:r>
+      <w:proofErr w:type="spellEnd"/>
+      <w:r>
+        <w:rPr>
+          <w:rFonts w:ascii="Times New Roman" w:eastAsia="Times New Roman" w:hAnsi="Times New Roman" w:cs="Times New Roman"/>
+        </w:rPr>
+        <w:t xml:space="preserve">, </w:t>
       </w:r>
     </w:p>
     <w:p>
@@ -5224,7 +5412,21 @@
         <w:rPr>
           <w:rFonts w:ascii="Times New Roman" w:eastAsia="Times New Roman" w:hAnsi="Times New Roman" w:cs="Times New Roman"/>
         </w:rPr>
-        <w:t xml:space="preserve">  data = new_df, </w:t>
+        <w:t xml:space="preserve">  data = </w:t>
+      </w:r>
+      <w:proofErr w:type="spellStart"/>
+      <w:r>
+        <w:rPr>
+          <w:rFonts w:ascii="Times New Roman" w:eastAsia="Times New Roman" w:hAnsi="Times New Roman" w:cs="Times New Roman"/>
+        </w:rPr>
+        <w:t>new_df</w:t>
+      </w:r>
+      <w:proofErr w:type="spellEnd"/>
+      <w:r>
+        <w:rPr>
+          <w:rFonts w:ascii="Times New Roman" w:eastAsia="Times New Roman" w:hAnsi="Times New Roman" w:cs="Times New Roman"/>
+        </w:rPr>
+        <w:t xml:space="preserve">, </w:t>
       </w:r>
     </w:p>
     <w:p>
@@ -5254,7 +5456,21 @@
         <w:rPr>
           <w:rFonts w:ascii="Times New Roman" w:eastAsia="Times New Roman" w:hAnsi="Times New Roman" w:cs="Times New Roman"/>
         </w:rPr>
-        <w:t xml:space="preserve">  xlab = "Occupation", </w:t>
+        <w:t xml:space="preserve">  </w:t>
+      </w:r>
+      <w:proofErr w:type="spellStart"/>
+      <w:r>
+        <w:rPr>
+          <w:rFonts w:ascii="Times New Roman" w:eastAsia="Times New Roman" w:hAnsi="Times New Roman" w:cs="Times New Roman"/>
+        </w:rPr>
+        <w:t>xlab</w:t>
+      </w:r>
+      <w:proofErr w:type="spellEnd"/>
+      <w:r>
+        <w:rPr>
+          <w:rFonts w:ascii="Times New Roman" w:eastAsia="Times New Roman" w:hAnsi="Times New Roman" w:cs="Times New Roman"/>
+        </w:rPr>
+        <w:t xml:space="preserve"> = "Occupation", </w:t>
       </w:r>
     </w:p>
     <w:p>
@@ -5269,7 +5485,21 @@
         <w:rPr>
           <w:rFonts w:ascii="Times New Roman" w:eastAsia="Times New Roman" w:hAnsi="Times New Roman" w:cs="Times New Roman"/>
         </w:rPr>
-        <w:t xml:space="preserve">  ylab = "Stress Levels",</w:t>
+        <w:t xml:space="preserve">  </w:t>
+      </w:r>
+      <w:proofErr w:type="spellStart"/>
+      <w:r>
+        <w:rPr>
+          <w:rFonts w:ascii="Times New Roman" w:eastAsia="Times New Roman" w:hAnsi="Times New Roman" w:cs="Times New Roman"/>
+        </w:rPr>
+        <w:t>ylab</w:t>
+      </w:r>
+      <w:proofErr w:type="spellEnd"/>
+      <w:r>
+        <w:rPr>
+          <w:rFonts w:ascii="Times New Roman" w:eastAsia="Times New Roman" w:hAnsi="Times New Roman" w:cs="Times New Roman"/>
+        </w:rPr>
+        <w:t xml:space="preserve"> = "Stress Levels",</w:t>
       </w:r>
     </w:p>
     <w:p>
@@ -5284,7 +5514,35 @@
         <w:rPr>
           <w:rFonts w:ascii="Times New Roman" w:eastAsia="Times New Roman" w:hAnsi="Times New Roman" w:cs="Times New Roman"/>
         </w:rPr>
-        <w:t xml:space="preserve">  col = c("lightblue", "lightgreen")</w:t>
+        <w:t xml:space="preserve">  col = c("</w:t>
+      </w:r>
+      <w:proofErr w:type="spellStart"/>
+      <w:r>
+        <w:rPr>
+          <w:rFonts w:ascii="Times New Roman" w:eastAsia="Times New Roman" w:hAnsi="Times New Roman" w:cs="Times New Roman"/>
+        </w:rPr>
+        <w:t>lightblue</w:t>
+      </w:r>
+      <w:proofErr w:type="spellEnd"/>
+      <w:r>
+        <w:rPr>
+          <w:rFonts w:ascii="Times New Roman" w:eastAsia="Times New Roman" w:hAnsi="Times New Roman" w:cs="Times New Roman"/>
+        </w:rPr>
+        <w:t>", "</w:t>
+      </w:r>
+      <w:proofErr w:type="spellStart"/>
+      <w:r>
+        <w:rPr>
+          <w:rFonts w:ascii="Times New Roman" w:eastAsia="Times New Roman" w:hAnsi="Times New Roman" w:cs="Times New Roman"/>
+        </w:rPr>
+        <w:t>lightgreen</w:t>
+      </w:r>
+      <w:proofErr w:type="spellEnd"/>
+      <w:r>
+        <w:rPr>
+          <w:rFonts w:ascii="Times New Roman" w:eastAsia="Times New Roman" w:hAnsi="Times New Roman" w:cs="Times New Roman"/>
+        </w:rPr>
+        <w:t>")</w:t>
       </w:r>
     </w:p>
     <w:p>
@@ -5329,7 +5587,21 @@
         <w:rPr>
           <w:rFonts w:ascii="Times New Roman" w:eastAsia="Times New Roman" w:hAnsi="Times New Roman" w:cs="Times New Roman"/>
         </w:rPr>
-        <w:t>legend("topright",</w:t>
+        <w:t>legend("</w:t>
+      </w:r>
+      <w:proofErr w:type="spellStart"/>
+      <w:r>
+        <w:rPr>
+          <w:rFonts w:ascii="Times New Roman" w:eastAsia="Times New Roman" w:hAnsi="Times New Roman" w:cs="Times New Roman"/>
+        </w:rPr>
+        <w:t>topright</w:t>
+      </w:r>
+      <w:proofErr w:type="spellEnd"/>
+      <w:r>
+        <w:rPr>
+          <w:rFonts w:ascii="Times New Roman" w:eastAsia="Times New Roman" w:hAnsi="Times New Roman" w:cs="Times New Roman"/>
+        </w:rPr>
+        <w:t>",</w:t>
       </w:r>
     </w:p>
     <w:p>
@@ -5359,7 +5631,35 @@
         <w:rPr>
           <w:rFonts w:ascii="Times New Roman" w:eastAsia="Times New Roman" w:hAnsi="Times New Roman" w:cs="Times New Roman"/>
         </w:rPr>
-        <w:t xml:space="preserve">       fill = c("lightblue", "lightgreen"),</w:t>
+        <w:t xml:space="preserve">       fill = c("</w:t>
+      </w:r>
+      <w:proofErr w:type="spellStart"/>
+      <w:r>
+        <w:rPr>
+          <w:rFonts w:ascii="Times New Roman" w:eastAsia="Times New Roman" w:hAnsi="Times New Roman" w:cs="Times New Roman"/>
+        </w:rPr>
+        <w:t>lightblue</w:t>
+      </w:r>
+      <w:proofErr w:type="spellEnd"/>
+      <w:r>
+        <w:rPr>
+          <w:rFonts w:ascii="Times New Roman" w:eastAsia="Times New Roman" w:hAnsi="Times New Roman" w:cs="Times New Roman"/>
+        </w:rPr>
+        <w:t>", "</w:t>
+      </w:r>
+      <w:proofErr w:type="spellStart"/>
+      <w:r>
+        <w:rPr>
+          <w:rFonts w:ascii="Times New Roman" w:eastAsia="Times New Roman" w:hAnsi="Times New Roman" w:cs="Times New Roman"/>
+        </w:rPr>
+        <w:t>lightgreen</w:t>
+      </w:r>
+      <w:proofErr w:type="spellEnd"/>
+      <w:r>
+        <w:rPr>
+          <w:rFonts w:ascii="Times New Roman" w:eastAsia="Times New Roman" w:hAnsi="Times New Roman" w:cs="Times New Roman"/>
+        </w:rPr>
+        <w:t>"),</w:t>
       </w:r>
     </w:p>
     <w:p>
@@ -5374,7 +5674,21 @@
         <w:rPr>
           <w:rFonts w:ascii="Times New Roman" w:eastAsia="Times New Roman" w:hAnsi="Times New Roman" w:cs="Times New Roman"/>
         </w:rPr>
-        <w:t xml:space="preserve">       bty = "o",</w:t>
+        <w:t xml:space="preserve">       </w:t>
+      </w:r>
+      <w:proofErr w:type="spellStart"/>
+      <w:r>
+        <w:rPr>
+          <w:rFonts w:ascii="Times New Roman" w:eastAsia="Times New Roman" w:hAnsi="Times New Roman" w:cs="Times New Roman"/>
+        </w:rPr>
+        <w:t>bty</w:t>
+      </w:r>
+      <w:proofErr w:type="spellEnd"/>
+      <w:r>
+        <w:rPr>
+          <w:rFonts w:ascii="Times New Roman" w:eastAsia="Times New Roman" w:hAnsi="Times New Roman" w:cs="Times New Roman"/>
+        </w:rPr>
+        <w:t xml:space="preserve"> = "o",</w:t>
       </w:r>
     </w:p>
     <w:p>
@@ -5389,7 +5703,21 @@
         <w:rPr>
           <w:rFonts w:ascii="Times New Roman" w:eastAsia="Times New Roman" w:hAnsi="Times New Roman" w:cs="Times New Roman"/>
         </w:rPr>
-        <w:t xml:space="preserve">       bg = "white",</w:t>
+        <w:t xml:space="preserve">       </w:t>
+      </w:r>
+      <w:proofErr w:type="spellStart"/>
+      <w:r>
+        <w:rPr>
+          <w:rFonts w:ascii="Times New Roman" w:eastAsia="Times New Roman" w:hAnsi="Times New Roman" w:cs="Times New Roman"/>
+        </w:rPr>
+        <w:t>bg</w:t>
+      </w:r>
+      <w:proofErr w:type="spellEnd"/>
+      <w:r>
+        <w:rPr>
+          <w:rFonts w:ascii="Times New Roman" w:eastAsia="Times New Roman" w:hAnsi="Times New Roman" w:cs="Times New Roman"/>
+        </w:rPr>
+        <w:t xml:space="preserve"> = "white",</w:t>
       </w:r>
     </w:p>
     <w:p>
@@ -5404,7 +5732,21 @@
         <w:rPr>
           <w:rFonts w:ascii="Times New Roman" w:eastAsia="Times New Roman" w:hAnsi="Times New Roman" w:cs="Times New Roman"/>
         </w:rPr>
-        <w:t xml:space="preserve">       box.col = "black",</w:t>
+        <w:t xml:space="preserve">       </w:t>
+      </w:r>
+      <w:proofErr w:type="spellStart"/>
+      <w:r>
+        <w:rPr>
+          <w:rFonts w:ascii="Times New Roman" w:eastAsia="Times New Roman" w:hAnsi="Times New Roman" w:cs="Times New Roman"/>
+        </w:rPr>
+        <w:t>box.col</w:t>
+      </w:r>
+      <w:proofErr w:type="spellEnd"/>
+      <w:r>
+        <w:rPr>
+          <w:rFonts w:ascii="Times New Roman" w:eastAsia="Times New Roman" w:hAnsi="Times New Roman" w:cs="Times New Roman"/>
+        </w:rPr>
+        <w:t xml:space="preserve"> = "black",</w:t>
       </w:r>
     </w:p>
     <w:p>
@@ -5419,7 +5761,21 @@
         <w:rPr>
           <w:rFonts w:ascii="Times New Roman" w:eastAsia="Times New Roman" w:hAnsi="Times New Roman" w:cs="Times New Roman"/>
         </w:rPr>
-        <w:t xml:space="preserve">       cex = 0.8</w:t>
+        <w:t xml:space="preserve">       </w:t>
+      </w:r>
+      <w:proofErr w:type="spellStart"/>
+      <w:r>
+        <w:rPr>
+          <w:rFonts w:ascii="Times New Roman" w:eastAsia="Times New Roman" w:hAnsi="Times New Roman" w:cs="Times New Roman"/>
+        </w:rPr>
+        <w:t>cex</w:t>
+      </w:r>
+      <w:proofErr w:type="spellEnd"/>
+      <w:r>
+        <w:rPr>
+          <w:rFonts w:ascii="Times New Roman" w:eastAsia="Times New Roman" w:hAnsi="Times New Roman" w:cs="Times New Roman"/>
+        </w:rPr>
+        <w:t xml:space="preserve"> = 0.8</w:t>
       </w:r>
     </w:p>
     <w:p>
@@ -5501,7 +5857,23 @@
           <w:rFonts w:ascii="Times New Roman" w:eastAsia="Times New Roman" w:hAnsi="Times New Roman" w:cs="Times New Roman"/>
           <w:bCs/>
         </w:rPr>
-        <w:t>library(readr)</w:t>
+        <w:t>library(</w:t>
+      </w:r>
+      <w:proofErr w:type="spellStart"/>
+      <w:r>
+        <w:rPr>
+          <w:rFonts w:ascii="Times New Roman" w:eastAsia="Times New Roman" w:hAnsi="Times New Roman" w:cs="Times New Roman"/>
+          <w:bCs/>
+        </w:rPr>
+        <w:t>readr</w:t>
+      </w:r>
+      <w:proofErr w:type="spellEnd"/>
+      <w:r>
+        <w:rPr>
+          <w:rFonts w:ascii="Times New Roman" w:eastAsia="Times New Roman" w:hAnsi="Times New Roman" w:cs="Times New Roman"/>
+          <w:bCs/>
+        </w:rPr>
+        <w:t>)</w:t>
       </w:r>
     </w:p>
     <w:p>
@@ -5513,12 +5885,21 @@
           <w:bCs/>
         </w:rPr>
       </w:pPr>
+      <w:proofErr w:type="spellStart"/>
       <w:r>
         <w:rPr>
           <w:rFonts w:ascii="Times New Roman" w:eastAsia="Times New Roman" w:hAnsi="Times New Roman" w:cs="Times New Roman"/>
           <w:bCs/>
         </w:rPr>
-        <w:t>Sleep_health_and_lifestyle_dataset &lt;- read.csv("dataset/Sleep_health_and_lifestyle_dataset.csv")</w:t>
+        <w:t>Sleep_health_and_lifestyle_dataset</w:t>
+      </w:r>
+      <w:proofErr w:type="spellEnd"/>
+      <w:r>
+        <w:rPr>
+          <w:rFonts w:ascii="Times New Roman" w:eastAsia="Times New Roman" w:hAnsi="Times New Roman" w:cs="Times New Roman"/>
+          <w:bCs/>
+        </w:rPr>
+        <w:t xml:space="preserve"> &lt;- read.csv("dataset/Sleep_health_and_lifestyle_dataset.csv")</w:t>
       </w:r>
     </w:p>
     <w:p>
@@ -5535,7 +5916,23 @@
           <w:rFonts w:ascii="Times New Roman" w:eastAsia="Times New Roman" w:hAnsi="Times New Roman" w:cs="Times New Roman"/>
           <w:bCs/>
         </w:rPr>
-        <w:t>View(Sleep_health_and_lifestyle_dataset)</w:t>
+        <w:t>View(</w:t>
+      </w:r>
+      <w:proofErr w:type="spellStart"/>
+      <w:r>
+        <w:rPr>
+          <w:rFonts w:ascii="Times New Roman" w:eastAsia="Times New Roman" w:hAnsi="Times New Roman" w:cs="Times New Roman"/>
+          <w:bCs/>
+        </w:rPr>
+        <w:t>Sleep_health_and_lifestyle_dataset</w:t>
+      </w:r>
+      <w:proofErr w:type="spellEnd"/>
+      <w:r>
+        <w:rPr>
+          <w:rFonts w:ascii="Times New Roman" w:eastAsia="Times New Roman" w:hAnsi="Times New Roman" w:cs="Times New Roman"/>
+          <w:bCs/>
+        </w:rPr>
+        <w:t>)</w:t>
       </w:r>
     </w:p>
     <w:p>
@@ -5569,8 +5966,17 @@
           <w:rFonts w:ascii="Times New Roman" w:eastAsia="Times New Roman" w:hAnsi="Times New Roman" w:cs="Times New Roman"/>
           <w:bCs/>
         </w:rPr>
-        <w:t>cw2 &lt;- Sleep_health_and_lifestyle_dataset</w:t>
-      </w:r>
+        <w:t xml:space="preserve">cw2 &lt;- </w:t>
+      </w:r>
+      <w:proofErr w:type="spellStart"/>
+      <w:r>
+        <w:rPr>
+          <w:rFonts w:ascii="Times New Roman" w:eastAsia="Times New Roman" w:hAnsi="Times New Roman" w:cs="Times New Roman"/>
+          <w:bCs/>
+        </w:rPr>
+        <w:t>Sleep_health_and_lifestyle_dataset</w:t>
+      </w:r>
+      <w:proofErr w:type="spellEnd"/>
     </w:p>
     <w:p>
       <w:pPr>
@@ -5598,12 +6004,37 @@
           <w:bCs/>
         </w:rPr>
       </w:pPr>
+      <w:proofErr w:type="spellStart"/>
       <w:r>
         <w:rPr>
           <w:rFonts w:ascii="Times New Roman" w:eastAsia="Times New Roman" w:hAnsi="Times New Roman" w:cs="Times New Roman"/>
           <w:bCs/>
         </w:rPr>
-        <w:t>colnames(cw2)[8] &lt;- "stress_level"</w:t>
+        <w:t>colnames</w:t>
+      </w:r>
+      <w:proofErr w:type="spellEnd"/>
+      <w:r>
+        <w:rPr>
+          <w:rFonts w:ascii="Times New Roman" w:eastAsia="Times New Roman" w:hAnsi="Times New Roman" w:cs="Times New Roman"/>
+          <w:bCs/>
+        </w:rPr>
+        <w:t>(cw2)[8] &lt;- "</w:t>
+      </w:r>
+      <w:proofErr w:type="spellStart"/>
+      <w:r>
+        <w:rPr>
+          <w:rFonts w:ascii="Times New Roman" w:eastAsia="Times New Roman" w:hAnsi="Times New Roman" w:cs="Times New Roman"/>
+          <w:bCs/>
+        </w:rPr>
+        <w:t>stress_level</w:t>
+      </w:r>
+      <w:proofErr w:type="spellEnd"/>
+      <w:r>
+        <w:rPr>
+          <w:rFonts w:ascii="Times New Roman" w:eastAsia="Times New Roman" w:hAnsi="Times New Roman" w:cs="Times New Roman"/>
+          <w:bCs/>
+        </w:rPr>
+        <w:t>"</w:t>
       </w:r>
     </w:p>
     <w:p>
@@ -5632,12 +6063,21 @@
           <w:bCs/>
         </w:rPr>
       </w:pPr>
+      <w:proofErr w:type="spellStart"/>
       <w:r>
         <w:rPr>
           <w:rFonts w:ascii="Times New Roman" w:eastAsia="Times New Roman" w:hAnsi="Times New Roman" w:cs="Times New Roman"/>
           <w:bCs/>
         </w:rPr>
-        <w:t>data_hist &lt;- subset(</w:t>
+        <w:t>data_hist</w:t>
+      </w:r>
+      <w:proofErr w:type="spellEnd"/>
+      <w:r>
+        <w:rPr>
+          <w:rFonts w:ascii="Times New Roman" w:eastAsia="Times New Roman" w:hAnsi="Times New Roman" w:cs="Times New Roman"/>
+          <w:bCs/>
+        </w:rPr>
+        <w:t xml:space="preserve"> &lt;- subset(</w:t>
       </w:r>
     </w:p>
     <w:p>
@@ -5701,12 +6141,37 @@
           <w:bCs/>
         </w:rPr>
       </w:pPr>
+      <w:proofErr w:type="spellStart"/>
       <w:r>
         <w:rPr>
           <w:rFonts w:ascii="Times New Roman" w:eastAsia="Times New Roman" w:hAnsi="Times New Roman" w:cs="Times New Roman"/>
           <w:bCs/>
         </w:rPr>
-        <w:t>breaks_seq &lt;- seq(1, 10, by = 1)</w:t>
+        <w:t>breaks_seq</w:t>
+      </w:r>
+      <w:proofErr w:type="spellEnd"/>
+      <w:r>
+        <w:rPr>
+          <w:rFonts w:ascii="Times New Roman" w:eastAsia="Times New Roman" w:hAnsi="Times New Roman" w:cs="Times New Roman"/>
+          <w:bCs/>
+        </w:rPr>
+        <w:t xml:space="preserve"> &lt;- </w:t>
+      </w:r>
+      <w:proofErr w:type="spellStart"/>
+      <w:r>
+        <w:rPr>
+          <w:rFonts w:ascii="Times New Roman" w:eastAsia="Times New Roman" w:hAnsi="Times New Roman" w:cs="Times New Roman"/>
+          <w:bCs/>
+        </w:rPr>
+        <w:t>seq</w:t>
+      </w:r>
+      <w:proofErr w:type="spellEnd"/>
+      <w:r>
+        <w:rPr>
+          <w:rFonts w:ascii="Times New Roman" w:eastAsia="Times New Roman" w:hAnsi="Times New Roman" w:cs="Times New Roman"/>
+          <w:bCs/>
+        </w:rPr>
+        <w:t>(1, 10, by = 1)</w:t>
       </w:r>
     </w:p>
     <w:p>
@@ -5757,7 +6222,23 @@
           <w:rFonts w:ascii="Times New Roman" w:eastAsia="Times New Roman" w:hAnsi="Times New Roman" w:cs="Times New Roman"/>
           <w:bCs/>
         </w:rPr>
-        <w:t xml:space="preserve">  data_hist$stress_level,</w:t>
+        <w:t xml:space="preserve">  </w:t>
+      </w:r>
+      <w:proofErr w:type="spellStart"/>
+      <w:r>
+        <w:rPr>
+          <w:rFonts w:ascii="Times New Roman" w:eastAsia="Times New Roman" w:hAnsi="Times New Roman" w:cs="Times New Roman"/>
+          <w:bCs/>
+        </w:rPr>
+        <w:t>data_hist$stress_level</w:t>
+      </w:r>
+      <w:proofErr w:type="spellEnd"/>
+      <w:r>
+        <w:rPr>
+          <w:rFonts w:ascii="Times New Roman" w:eastAsia="Times New Roman" w:hAnsi="Times New Roman" w:cs="Times New Roman"/>
+          <w:bCs/>
+        </w:rPr>
+        <w:t>,</w:t>
       </w:r>
     </w:p>
     <w:p>
@@ -5774,7 +6255,23 @@
           <w:rFonts w:ascii="Times New Roman" w:eastAsia="Times New Roman" w:hAnsi="Times New Roman" w:cs="Times New Roman"/>
           <w:bCs/>
         </w:rPr>
-        <w:t xml:space="preserve">  breaks = breaks_seq,</w:t>
+        <w:t xml:space="preserve">  breaks = </w:t>
+      </w:r>
+      <w:proofErr w:type="spellStart"/>
+      <w:r>
+        <w:rPr>
+          <w:rFonts w:ascii="Times New Roman" w:eastAsia="Times New Roman" w:hAnsi="Times New Roman" w:cs="Times New Roman"/>
+          <w:bCs/>
+        </w:rPr>
+        <w:t>breaks_seq</w:t>
+      </w:r>
+      <w:proofErr w:type="spellEnd"/>
+      <w:r>
+        <w:rPr>
+          <w:rFonts w:ascii="Times New Roman" w:eastAsia="Times New Roman" w:hAnsi="Times New Roman" w:cs="Times New Roman"/>
+          <w:bCs/>
+        </w:rPr>
+        <w:t>,</w:t>
       </w:r>
     </w:p>
     <w:p>
@@ -5808,7 +6305,23 @@
           <w:rFonts w:ascii="Times New Roman" w:eastAsia="Times New Roman" w:hAnsi="Times New Roman" w:cs="Times New Roman"/>
           <w:bCs/>
         </w:rPr>
-        <w:t xml:space="preserve">  xlab = "Stress Level",</w:t>
+        <w:t xml:space="preserve">  </w:t>
+      </w:r>
+      <w:proofErr w:type="spellStart"/>
+      <w:r>
+        <w:rPr>
+          <w:rFonts w:ascii="Times New Roman" w:eastAsia="Times New Roman" w:hAnsi="Times New Roman" w:cs="Times New Roman"/>
+          <w:bCs/>
+        </w:rPr>
+        <w:t>xlab</w:t>
+      </w:r>
+      <w:proofErr w:type="spellEnd"/>
+      <w:r>
+        <w:rPr>
+          <w:rFonts w:ascii="Times New Roman" w:eastAsia="Times New Roman" w:hAnsi="Times New Roman" w:cs="Times New Roman"/>
+          <w:bCs/>
+        </w:rPr>
+        <w:t xml:space="preserve"> = "Stress Level",</w:t>
       </w:r>
     </w:p>
     <w:p>
@@ -5825,7 +6338,23 @@
           <w:rFonts w:ascii="Times New Roman" w:eastAsia="Times New Roman" w:hAnsi="Times New Roman" w:cs="Times New Roman"/>
           <w:bCs/>
         </w:rPr>
-        <w:t xml:space="preserve">  ylab = "Frequency",</w:t>
+        <w:t xml:space="preserve">  </w:t>
+      </w:r>
+      <w:proofErr w:type="spellStart"/>
+      <w:r>
+        <w:rPr>
+          <w:rFonts w:ascii="Times New Roman" w:eastAsia="Times New Roman" w:hAnsi="Times New Roman" w:cs="Times New Roman"/>
+          <w:bCs/>
+        </w:rPr>
+        <w:t>ylab</w:t>
+      </w:r>
+      <w:proofErr w:type="spellEnd"/>
+      <w:r>
+        <w:rPr>
+          <w:rFonts w:ascii="Times New Roman" w:eastAsia="Times New Roman" w:hAnsi="Times New Roman" w:cs="Times New Roman"/>
+          <w:bCs/>
+        </w:rPr>
+        <w:t xml:space="preserve"> = "Frequency",</w:t>
       </w:r>
     </w:p>
     <w:p>
@@ -5842,7 +6371,23 @@
           <w:rFonts w:ascii="Times New Roman" w:eastAsia="Times New Roman" w:hAnsi="Times New Roman" w:cs="Times New Roman"/>
           <w:bCs/>
         </w:rPr>
-        <w:t xml:space="preserve">  col = "lightgreen",</w:t>
+        <w:t xml:space="preserve">  col = "</w:t>
+      </w:r>
+      <w:proofErr w:type="spellStart"/>
+      <w:r>
+        <w:rPr>
+          <w:rFonts w:ascii="Times New Roman" w:eastAsia="Times New Roman" w:hAnsi="Times New Roman" w:cs="Times New Roman"/>
+          <w:bCs/>
+        </w:rPr>
+        <w:t>lightgreen</w:t>
+      </w:r>
+      <w:proofErr w:type="spellEnd"/>
+      <w:r>
+        <w:rPr>
+          <w:rFonts w:ascii="Times New Roman" w:eastAsia="Times New Roman" w:hAnsi="Times New Roman" w:cs="Times New Roman"/>
+          <w:bCs/>
+        </w:rPr>
+        <w:t>",</w:t>
       </w:r>
     </w:p>
     <w:p>
@@ -5859,7 +6404,23 @@
           <w:rFonts w:ascii="Times New Roman" w:eastAsia="Times New Roman" w:hAnsi="Times New Roman" w:cs="Times New Roman"/>
           <w:bCs/>
         </w:rPr>
-        <w:t xml:space="preserve">  xlim = c(1, 10),</w:t>
+        <w:t xml:space="preserve">  </w:t>
+      </w:r>
+      <w:proofErr w:type="spellStart"/>
+      <w:r>
+        <w:rPr>
+          <w:rFonts w:ascii="Times New Roman" w:eastAsia="Times New Roman" w:hAnsi="Times New Roman" w:cs="Times New Roman"/>
+          <w:bCs/>
+        </w:rPr>
+        <w:t>xlim</w:t>
+      </w:r>
+      <w:proofErr w:type="spellEnd"/>
+      <w:r>
+        <w:rPr>
+          <w:rFonts w:ascii="Times New Roman" w:eastAsia="Times New Roman" w:hAnsi="Times New Roman" w:cs="Times New Roman"/>
+          <w:bCs/>
+        </w:rPr>
+        <w:t xml:space="preserve"> = c(1, 10),</w:t>
       </w:r>
     </w:p>
     <w:p>
@@ -5876,7 +6437,23 @@
           <w:rFonts w:ascii="Times New Roman" w:eastAsia="Times New Roman" w:hAnsi="Times New Roman" w:cs="Times New Roman"/>
           <w:bCs/>
         </w:rPr>
-        <w:t xml:space="preserve">  xaxt = "n",</w:t>
+        <w:t xml:space="preserve">  </w:t>
+      </w:r>
+      <w:proofErr w:type="spellStart"/>
+      <w:r>
+        <w:rPr>
+          <w:rFonts w:ascii="Times New Roman" w:eastAsia="Times New Roman" w:hAnsi="Times New Roman" w:cs="Times New Roman"/>
+          <w:bCs/>
+        </w:rPr>
+        <w:t>xaxt</w:t>
+      </w:r>
+      <w:proofErr w:type="spellEnd"/>
+      <w:r>
+        <w:rPr>
+          <w:rFonts w:ascii="Times New Roman" w:eastAsia="Times New Roman" w:hAnsi="Times New Roman" w:cs="Times New Roman"/>
+          <w:bCs/>
+        </w:rPr>
+        <w:t xml:space="preserve"> = "n",</w:t>
       </w:r>
     </w:p>
     <w:p>
@@ -5893,7 +6470,23 @@
           <w:rFonts w:ascii="Times New Roman" w:eastAsia="Times New Roman" w:hAnsi="Times New Roman" w:cs="Times New Roman"/>
           <w:bCs/>
         </w:rPr>
-        <w:t xml:space="preserve">  yaxt = "n"</w:t>
+        <w:t xml:space="preserve">  </w:t>
+      </w:r>
+      <w:proofErr w:type="spellStart"/>
+      <w:r>
+        <w:rPr>
+          <w:rFonts w:ascii="Times New Roman" w:eastAsia="Times New Roman" w:hAnsi="Times New Roman" w:cs="Times New Roman"/>
+          <w:bCs/>
+        </w:rPr>
+        <w:t>yaxt</w:t>
+      </w:r>
+      <w:proofErr w:type="spellEnd"/>
+      <w:r>
+        <w:rPr>
+          <w:rFonts w:ascii="Times New Roman" w:eastAsia="Times New Roman" w:hAnsi="Times New Roman" w:cs="Times New Roman"/>
+          <w:bCs/>
+        </w:rPr>
+        <w:t xml:space="preserve"> = "n"</w:t>
       </w:r>
     </w:p>
     <w:p>
@@ -6029,7 +6622,23 @@
           <w:rFonts w:ascii="Times New Roman" w:eastAsia="Times New Roman" w:hAnsi="Times New Roman" w:cs="Times New Roman"/>
           <w:bCs/>
         </w:rPr>
-        <w:t xml:space="preserve">  at = seq(0, 50, by = 5)</w:t>
+        <w:t xml:space="preserve">  at = </w:t>
+      </w:r>
+      <w:proofErr w:type="spellStart"/>
+      <w:r>
+        <w:rPr>
+          <w:rFonts w:ascii="Times New Roman" w:eastAsia="Times New Roman" w:hAnsi="Times New Roman" w:cs="Times New Roman"/>
+          <w:bCs/>
+        </w:rPr>
+        <w:t>seq</w:t>
+      </w:r>
+      <w:proofErr w:type="spellEnd"/>
+      <w:r>
+        <w:rPr>
+          <w:rFonts w:ascii="Times New Roman" w:eastAsia="Times New Roman" w:hAnsi="Times New Roman" w:cs="Times New Roman"/>
+          <w:bCs/>
+        </w:rPr>
+        <w:t>(0, 50, by = 5)</w:t>
       </w:r>
     </w:p>
     <w:p>
@@ -6139,8 +6748,16 @@
         <w:rPr>
           <w:rFonts w:ascii="Times New Roman" w:eastAsia="Times New Roman" w:hAnsi="Times New Roman" w:cs="Times New Roman"/>
         </w:rPr>
-        <w:t>#Reference dataset as df</w:t>
-      </w:r>
+        <w:t xml:space="preserve">#Reference dataset as </w:t>
+      </w:r>
+      <w:proofErr w:type="spellStart"/>
+      <w:r>
+        <w:rPr>
+          <w:rFonts w:ascii="Times New Roman" w:eastAsia="Times New Roman" w:hAnsi="Times New Roman" w:cs="Times New Roman"/>
+        </w:rPr>
+        <w:t>df</w:t>
+      </w:r>
+      <w:proofErr w:type="spellEnd"/>
     </w:p>
     <w:p>
       <w:pPr>
@@ -6150,11 +6767,19 @@
           <w:rFonts w:ascii="Times New Roman" w:eastAsia="Times New Roman" w:hAnsi="Times New Roman" w:cs="Times New Roman"/>
         </w:rPr>
       </w:pPr>
-      <w:r>
-        <w:rPr>
-          <w:rFonts w:ascii="Times New Roman" w:eastAsia="Times New Roman" w:hAnsi="Times New Roman" w:cs="Times New Roman"/>
-        </w:rPr>
-        <w:t>df &lt;- read.csv("dataset/Sleep_health_and_lifestyle_dataset.csv")</w:t>
+      <w:proofErr w:type="spellStart"/>
+      <w:r>
+        <w:rPr>
+          <w:rFonts w:ascii="Times New Roman" w:eastAsia="Times New Roman" w:hAnsi="Times New Roman" w:cs="Times New Roman"/>
+        </w:rPr>
+        <w:t>df</w:t>
+      </w:r>
+      <w:proofErr w:type="spellEnd"/>
+      <w:r>
+        <w:rPr>
+          <w:rFonts w:ascii="Times New Roman" w:eastAsia="Times New Roman" w:hAnsi="Times New Roman" w:cs="Times New Roman"/>
+        </w:rPr>
+        <w:t xml:space="preserve"> &lt;- read.csv("dataset/Sleep_health_and_lifestyle_dataset.csv")</w:t>
       </w:r>
     </w:p>
     <w:p>
@@ -6201,11 +6826,33 @@
           <w:rFonts w:ascii="Times New Roman" w:eastAsia="Times New Roman" w:hAnsi="Times New Roman" w:cs="Times New Roman"/>
         </w:rPr>
       </w:pPr>
-      <w:r>
-        <w:rPr>
-          <w:rFonts w:ascii="Times New Roman" w:eastAsia="Times New Roman" w:hAnsi="Times New Roman" w:cs="Times New Roman"/>
-        </w:rPr>
-        <w:t>subset_df &lt;- subset(df, Occupation == "Doctor" | Occupation == "Engineer")</w:t>
+      <w:proofErr w:type="spellStart"/>
+      <w:r>
+        <w:rPr>
+          <w:rFonts w:ascii="Times New Roman" w:eastAsia="Times New Roman" w:hAnsi="Times New Roman" w:cs="Times New Roman"/>
+        </w:rPr>
+        <w:t>subset_df</w:t>
+      </w:r>
+      <w:proofErr w:type="spellEnd"/>
+      <w:r>
+        <w:rPr>
+          <w:rFonts w:ascii="Times New Roman" w:eastAsia="Times New Roman" w:hAnsi="Times New Roman" w:cs="Times New Roman"/>
+        </w:rPr>
+        <w:t xml:space="preserve"> &lt;- subset(</w:t>
+      </w:r>
+      <w:proofErr w:type="spellStart"/>
+      <w:r>
+        <w:rPr>
+          <w:rFonts w:ascii="Times New Roman" w:eastAsia="Times New Roman" w:hAnsi="Times New Roman" w:cs="Times New Roman"/>
+        </w:rPr>
+        <w:t>df</w:t>
+      </w:r>
+      <w:proofErr w:type="spellEnd"/>
+      <w:r>
+        <w:rPr>
+          <w:rFonts w:ascii="Times New Roman" w:eastAsia="Times New Roman" w:hAnsi="Times New Roman" w:cs="Times New Roman"/>
+        </w:rPr>
+        <w:t>, Occupation == "Doctor" | Occupation == "Engineer")</w:t>
       </w:r>
     </w:p>
     <w:p>
@@ -6252,11 +6899,33 @@
           <w:rFonts w:ascii="Times New Roman" w:eastAsia="Times New Roman" w:hAnsi="Times New Roman" w:cs="Times New Roman"/>
         </w:rPr>
       </w:pPr>
-      <w:r>
-        <w:rPr>
-          <w:rFonts w:ascii="Times New Roman" w:eastAsia="Times New Roman" w:hAnsi="Times New Roman" w:cs="Times New Roman"/>
-        </w:rPr>
-        <w:t>colnames(subset_df)[8]&lt;- "Stress"</w:t>
+      <w:proofErr w:type="spellStart"/>
+      <w:r>
+        <w:rPr>
+          <w:rFonts w:ascii="Times New Roman" w:eastAsia="Times New Roman" w:hAnsi="Times New Roman" w:cs="Times New Roman"/>
+        </w:rPr>
+        <w:t>colnames</w:t>
+      </w:r>
+      <w:proofErr w:type="spellEnd"/>
+      <w:r>
+        <w:rPr>
+          <w:rFonts w:ascii="Times New Roman" w:eastAsia="Times New Roman" w:hAnsi="Times New Roman" w:cs="Times New Roman"/>
+        </w:rPr>
+        <w:t>(</w:t>
+      </w:r>
+      <w:proofErr w:type="spellStart"/>
+      <w:r>
+        <w:rPr>
+          <w:rFonts w:ascii="Times New Roman" w:eastAsia="Times New Roman" w:hAnsi="Times New Roman" w:cs="Times New Roman"/>
+        </w:rPr>
+        <w:t>subset_df</w:t>
+      </w:r>
+      <w:proofErr w:type="spellEnd"/>
+      <w:r>
+        <w:rPr>
+          <w:rFonts w:ascii="Times New Roman" w:eastAsia="Times New Roman" w:hAnsi="Times New Roman" w:cs="Times New Roman"/>
+        </w:rPr>
+        <w:t>)[8]&lt;- "Stress"</w:t>
       </w:r>
     </w:p>
     <w:p>
@@ -6291,11 +6960,33 @@
           <w:rFonts w:ascii="Times New Roman" w:eastAsia="Times New Roman" w:hAnsi="Times New Roman" w:cs="Times New Roman"/>
         </w:rPr>
       </w:pPr>
-      <w:r>
-        <w:rPr>
-          <w:rFonts w:ascii="Times New Roman" w:eastAsia="Times New Roman" w:hAnsi="Times New Roman" w:cs="Times New Roman"/>
-        </w:rPr>
-        <w:t>wilcox.test(Stress ~ Occupation, data=subset_df)</w:t>
+      <w:proofErr w:type="spellStart"/>
+      <w:r>
+        <w:rPr>
+          <w:rFonts w:ascii="Times New Roman" w:eastAsia="Times New Roman" w:hAnsi="Times New Roman" w:cs="Times New Roman"/>
+        </w:rPr>
+        <w:t>wilcox.test</w:t>
+      </w:r>
+      <w:proofErr w:type="spellEnd"/>
+      <w:r>
+        <w:rPr>
+          <w:rFonts w:ascii="Times New Roman" w:eastAsia="Times New Roman" w:hAnsi="Times New Roman" w:cs="Times New Roman"/>
+        </w:rPr>
+        <w:t>(Stress ~ Occupation, data=</w:t>
+      </w:r>
+      <w:proofErr w:type="spellStart"/>
+      <w:r>
+        <w:rPr>
+          <w:rFonts w:ascii="Times New Roman" w:eastAsia="Times New Roman" w:hAnsi="Times New Roman" w:cs="Times New Roman"/>
+        </w:rPr>
+        <w:t>subset_df</w:t>
+      </w:r>
+      <w:proofErr w:type="spellEnd"/>
+      <w:r>
+        <w:rPr>
+          <w:rFonts w:ascii="Times New Roman" w:eastAsia="Times New Roman" w:hAnsi="Times New Roman" w:cs="Times New Roman"/>
+        </w:rPr>
+        <w:t>)</w:t>
       </w:r>
     </w:p>
     <w:p>
@@ -6496,7 +7187,21 @@
         <w:rPr>
           <w:rFonts w:ascii="Times New Roman" w:eastAsia="Times New Roman" w:hAnsi="Times New Roman" w:cs="Times New Roman"/>
         </w:rPr>
-        <w:t>library(readr)</w:t>
+        <w:t>library(</w:t>
+      </w:r>
+      <w:proofErr w:type="spellStart"/>
+      <w:r>
+        <w:rPr>
+          <w:rFonts w:ascii="Times New Roman" w:eastAsia="Times New Roman" w:hAnsi="Times New Roman" w:cs="Times New Roman"/>
+        </w:rPr>
+        <w:t>readr</w:t>
+      </w:r>
+      <w:proofErr w:type="spellEnd"/>
+      <w:r>
+        <w:rPr>
+          <w:rFonts w:ascii="Times New Roman" w:eastAsia="Times New Roman" w:hAnsi="Times New Roman" w:cs="Times New Roman"/>
+        </w:rPr>
+        <w:t>)</w:t>
       </w:r>
     </w:p>
     <w:p>
@@ -6531,11 +7236,33 @@
           <w:rFonts w:ascii="Times New Roman" w:eastAsia="Times New Roman" w:hAnsi="Times New Roman" w:cs="Times New Roman"/>
         </w:rPr>
       </w:pPr>
-      <w:r>
-        <w:rPr>
-          <w:rFonts w:ascii="Times New Roman" w:eastAsia="Times New Roman" w:hAnsi="Times New Roman" w:cs="Times New Roman"/>
-        </w:rPr>
-        <w:t>Sleep_health_and_lifestyle_dataset &lt;- read_csv(</w:t>
+      <w:proofErr w:type="spellStart"/>
+      <w:r>
+        <w:rPr>
+          <w:rFonts w:ascii="Times New Roman" w:eastAsia="Times New Roman" w:hAnsi="Times New Roman" w:cs="Times New Roman"/>
+        </w:rPr>
+        <w:t>Sleep_health_and_lifestyle_dataset</w:t>
+      </w:r>
+      <w:proofErr w:type="spellEnd"/>
+      <w:r>
+        <w:rPr>
+          <w:rFonts w:ascii="Times New Roman" w:eastAsia="Times New Roman" w:hAnsi="Times New Roman" w:cs="Times New Roman"/>
+        </w:rPr>
+        <w:t xml:space="preserve"> &lt;- </w:t>
+      </w:r>
+      <w:proofErr w:type="spellStart"/>
+      <w:r>
+        <w:rPr>
+          <w:rFonts w:ascii="Times New Roman" w:eastAsia="Times New Roman" w:hAnsi="Times New Roman" w:cs="Times New Roman"/>
+        </w:rPr>
+        <w:t>read_csv</w:t>
+      </w:r>
+      <w:proofErr w:type="spellEnd"/>
+      <w:r>
+        <w:rPr>
+          <w:rFonts w:ascii="Times New Roman" w:eastAsia="Times New Roman" w:hAnsi="Times New Roman" w:cs="Times New Roman"/>
+        </w:rPr>
+        <w:t>(</w:t>
       </w:r>
     </w:p>
     <w:p>
@@ -6604,7 +7331,21 @@
         <w:rPr>
           <w:rFonts w:ascii="Times New Roman" w:eastAsia="Times New Roman" w:hAnsi="Times New Roman" w:cs="Times New Roman"/>
         </w:rPr>
-        <w:t>View(Sleep_health_and_lifestyle_dataset)</w:t>
+        <w:t>View(</w:t>
+      </w:r>
+      <w:proofErr w:type="spellStart"/>
+      <w:r>
+        <w:rPr>
+          <w:rFonts w:ascii="Times New Roman" w:eastAsia="Times New Roman" w:hAnsi="Times New Roman" w:cs="Times New Roman"/>
+        </w:rPr>
+        <w:t>Sleep_health_and_lifestyle_dataset</w:t>
+      </w:r>
+      <w:proofErr w:type="spellEnd"/>
+      <w:r>
+        <w:rPr>
+          <w:rFonts w:ascii="Times New Roman" w:eastAsia="Times New Roman" w:hAnsi="Times New Roman" w:cs="Times New Roman"/>
+        </w:rPr>
+        <w:t>)</w:t>
       </w:r>
     </w:p>
     <w:p>
@@ -6643,8 +7384,16 @@
         <w:rPr>
           <w:rFonts w:ascii="Times New Roman" w:eastAsia="Times New Roman" w:hAnsi="Times New Roman" w:cs="Times New Roman"/>
         </w:rPr>
-        <w:t>cw2 &lt;- Sleep_health_and_lifestyle_dataset</w:t>
-      </w:r>
+        <w:t xml:space="preserve">cw2 &lt;- </w:t>
+      </w:r>
+      <w:proofErr w:type="spellStart"/>
+      <w:r>
+        <w:rPr>
+          <w:rFonts w:ascii="Times New Roman" w:eastAsia="Times New Roman" w:hAnsi="Times New Roman" w:cs="Times New Roman"/>
+        </w:rPr>
+        <w:t>Sleep_health_and_lifestyle_dataset</w:t>
+      </w:r>
+      <w:proofErr w:type="spellEnd"/>
     </w:p>
     <w:p>
       <w:pPr>
@@ -6687,11 +7436,19 @@
           <w:rFonts w:ascii="Times New Roman" w:eastAsia="Times New Roman" w:hAnsi="Times New Roman" w:cs="Times New Roman"/>
         </w:rPr>
       </w:pPr>
-      <w:r>
-        <w:rPr>
-          <w:rFonts w:ascii="Times New Roman" w:eastAsia="Times New Roman" w:hAnsi="Times New Roman" w:cs="Times New Roman"/>
-        </w:rPr>
-        <w:t>data_hist &lt;- cw2[cw2$Occupation %in% c("Engineer", "Doctor"), ]</w:t>
+      <w:proofErr w:type="spellStart"/>
+      <w:r>
+        <w:rPr>
+          <w:rFonts w:ascii="Times New Roman" w:eastAsia="Times New Roman" w:hAnsi="Times New Roman" w:cs="Times New Roman"/>
+        </w:rPr>
+        <w:t>data_hist</w:t>
+      </w:r>
+      <w:proofErr w:type="spellEnd"/>
+      <w:r>
+        <w:rPr>
+          <w:rFonts w:ascii="Times New Roman" w:eastAsia="Times New Roman" w:hAnsi="Times New Roman" w:cs="Times New Roman"/>
+        </w:rPr>
+        <w:t xml:space="preserve"> &lt;- cw2[cw2$Occupation %in% c("Engineer", "Doctor"), ]</w:t>
       </w:r>
     </w:p>
     <w:p>
@@ -6726,11 +7483,33 @@
           <w:rFonts w:ascii="Times New Roman" w:eastAsia="Times New Roman" w:hAnsi="Times New Roman" w:cs="Times New Roman"/>
         </w:rPr>
       </w:pPr>
-      <w:r>
-        <w:rPr>
-          <w:rFonts w:ascii="Times New Roman" w:eastAsia="Times New Roman" w:hAnsi="Times New Roman" w:cs="Times New Roman"/>
-        </w:rPr>
-        <w:t>breaks_seq &lt;- seq(1, 10, by = 1)</w:t>
+      <w:proofErr w:type="spellStart"/>
+      <w:r>
+        <w:rPr>
+          <w:rFonts w:ascii="Times New Roman" w:eastAsia="Times New Roman" w:hAnsi="Times New Roman" w:cs="Times New Roman"/>
+        </w:rPr>
+        <w:t>breaks_seq</w:t>
+      </w:r>
+      <w:proofErr w:type="spellEnd"/>
+      <w:r>
+        <w:rPr>
+          <w:rFonts w:ascii="Times New Roman" w:eastAsia="Times New Roman" w:hAnsi="Times New Roman" w:cs="Times New Roman"/>
+        </w:rPr>
+        <w:t xml:space="preserve"> &lt;- </w:t>
+      </w:r>
+      <w:proofErr w:type="spellStart"/>
+      <w:r>
+        <w:rPr>
+          <w:rFonts w:ascii="Times New Roman" w:eastAsia="Times New Roman" w:hAnsi="Times New Roman" w:cs="Times New Roman"/>
+        </w:rPr>
+        <w:t>seq</w:t>
+      </w:r>
+      <w:proofErr w:type="spellEnd"/>
+      <w:r>
+        <w:rPr>
+          <w:rFonts w:ascii="Times New Roman" w:eastAsia="Times New Roman" w:hAnsi="Times New Roman" w:cs="Times New Roman"/>
+        </w:rPr>
+        <w:t>(1, 10, by = 1)</w:t>
       </w:r>
     </w:p>
     <w:p>
@@ -6808,7 +7587,21 @@
         <w:rPr>
           <w:rFonts w:ascii="Times New Roman" w:eastAsia="Times New Roman" w:hAnsi="Times New Roman" w:cs="Times New Roman"/>
         </w:rPr>
-        <w:t xml:space="preserve">  breaks = breaks_seq,</w:t>
+        <w:t xml:space="preserve">  breaks = </w:t>
+      </w:r>
+      <w:proofErr w:type="spellStart"/>
+      <w:r>
+        <w:rPr>
+          <w:rFonts w:ascii="Times New Roman" w:eastAsia="Times New Roman" w:hAnsi="Times New Roman" w:cs="Times New Roman"/>
+        </w:rPr>
+        <w:t>breaks_seq</w:t>
+      </w:r>
+      <w:proofErr w:type="spellEnd"/>
+      <w:r>
+        <w:rPr>
+          <w:rFonts w:ascii="Times New Roman" w:eastAsia="Times New Roman" w:hAnsi="Times New Roman" w:cs="Times New Roman"/>
+        </w:rPr>
+        <w:t>,</w:t>
       </w:r>
     </w:p>
     <w:p>
@@ -6838,7 +7631,21 @@
         <w:rPr>
           <w:rFonts w:ascii="Times New Roman" w:eastAsia="Times New Roman" w:hAnsi="Times New Roman" w:cs="Times New Roman"/>
         </w:rPr>
-        <w:t xml:space="preserve">  xlab = "Stress Level",</w:t>
+        <w:t xml:space="preserve">  </w:t>
+      </w:r>
+      <w:proofErr w:type="spellStart"/>
+      <w:r>
+        <w:rPr>
+          <w:rFonts w:ascii="Times New Roman" w:eastAsia="Times New Roman" w:hAnsi="Times New Roman" w:cs="Times New Roman"/>
+        </w:rPr>
+        <w:t>xlab</w:t>
+      </w:r>
+      <w:proofErr w:type="spellEnd"/>
+      <w:r>
+        <w:rPr>
+          <w:rFonts w:ascii="Times New Roman" w:eastAsia="Times New Roman" w:hAnsi="Times New Roman" w:cs="Times New Roman"/>
+        </w:rPr>
+        <w:t xml:space="preserve"> = "Stress Level",</w:t>
       </w:r>
     </w:p>
     <w:p>
@@ -6853,7 +7660,21 @@
         <w:rPr>
           <w:rFonts w:ascii="Times New Roman" w:eastAsia="Times New Roman" w:hAnsi="Times New Roman" w:cs="Times New Roman"/>
         </w:rPr>
-        <w:t xml:space="preserve">  ylab = "Frequency",</w:t>
+        <w:t xml:space="preserve">  </w:t>
+      </w:r>
+      <w:proofErr w:type="spellStart"/>
+      <w:r>
+        <w:rPr>
+          <w:rFonts w:ascii="Times New Roman" w:eastAsia="Times New Roman" w:hAnsi="Times New Roman" w:cs="Times New Roman"/>
+        </w:rPr>
+        <w:t>ylab</w:t>
+      </w:r>
+      <w:proofErr w:type="spellEnd"/>
+      <w:r>
+        <w:rPr>
+          <w:rFonts w:ascii="Times New Roman" w:eastAsia="Times New Roman" w:hAnsi="Times New Roman" w:cs="Times New Roman"/>
+        </w:rPr>
+        <w:t xml:space="preserve"> = "Frequency",</w:t>
       </w:r>
     </w:p>
     <w:p>
@@ -6868,7 +7689,21 @@
         <w:rPr>
           <w:rFonts w:ascii="Times New Roman" w:eastAsia="Times New Roman" w:hAnsi="Times New Roman" w:cs="Times New Roman"/>
         </w:rPr>
-        <w:t xml:space="preserve">  col = "lightgreen",</w:t>
+        <w:t xml:space="preserve">  col = "</w:t>
+      </w:r>
+      <w:proofErr w:type="spellStart"/>
+      <w:r>
+        <w:rPr>
+          <w:rFonts w:ascii="Times New Roman" w:eastAsia="Times New Roman" w:hAnsi="Times New Roman" w:cs="Times New Roman"/>
+        </w:rPr>
+        <w:t>lightgreen</w:t>
+      </w:r>
+      <w:proofErr w:type="spellEnd"/>
+      <w:r>
+        <w:rPr>
+          <w:rFonts w:ascii="Times New Roman" w:eastAsia="Times New Roman" w:hAnsi="Times New Roman" w:cs="Times New Roman"/>
+        </w:rPr>
+        <w:t>",</w:t>
       </w:r>
     </w:p>
     <w:p>
@@ -6883,7 +7718,21 @@
         <w:rPr>
           <w:rFonts w:ascii="Times New Roman" w:eastAsia="Times New Roman" w:hAnsi="Times New Roman" w:cs="Times New Roman"/>
         </w:rPr>
-        <w:t xml:space="preserve">  xlim = c(1, 10),</w:t>
+        <w:t xml:space="preserve">  </w:t>
+      </w:r>
+      <w:proofErr w:type="spellStart"/>
+      <w:r>
+        <w:rPr>
+          <w:rFonts w:ascii="Times New Roman" w:eastAsia="Times New Roman" w:hAnsi="Times New Roman" w:cs="Times New Roman"/>
+        </w:rPr>
+        <w:t>xlim</w:t>
+      </w:r>
+      <w:proofErr w:type="spellEnd"/>
+      <w:r>
+        <w:rPr>
+          <w:rFonts w:ascii="Times New Roman" w:eastAsia="Times New Roman" w:hAnsi="Times New Roman" w:cs="Times New Roman"/>
+        </w:rPr>
+        <w:t xml:space="preserve"> = c(1, 10),</w:t>
       </w:r>
     </w:p>
     <w:p>
@@ -6898,7 +7747,21 @@
         <w:rPr>
           <w:rFonts w:ascii="Times New Roman" w:eastAsia="Times New Roman" w:hAnsi="Times New Roman" w:cs="Times New Roman"/>
         </w:rPr>
-        <w:t xml:space="preserve">  xaxt = "n",   # Suppress default x-axis</w:t>
+        <w:t xml:space="preserve">  </w:t>
+      </w:r>
+      <w:proofErr w:type="spellStart"/>
+      <w:r>
+        <w:rPr>
+          <w:rFonts w:ascii="Times New Roman" w:eastAsia="Times New Roman" w:hAnsi="Times New Roman" w:cs="Times New Roman"/>
+        </w:rPr>
+        <w:t>xaxt</w:t>
+      </w:r>
+      <w:proofErr w:type="spellEnd"/>
+      <w:r>
+        <w:rPr>
+          <w:rFonts w:ascii="Times New Roman" w:eastAsia="Times New Roman" w:hAnsi="Times New Roman" w:cs="Times New Roman"/>
+        </w:rPr>
+        <w:t xml:space="preserve"> = "n",   # Suppress default x-axis</w:t>
       </w:r>
     </w:p>
     <w:p>
@@ -6913,7 +7776,21 @@
         <w:rPr>
           <w:rFonts w:ascii="Times New Roman" w:eastAsia="Times New Roman" w:hAnsi="Times New Roman" w:cs="Times New Roman"/>
         </w:rPr>
-        <w:t xml:space="preserve">  yaxt = "n"    # Suppress default y-axis</w:t>
+        <w:t xml:space="preserve">  </w:t>
+      </w:r>
+      <w:proofErr w:type="spellStart"/>
+      <w:r>
+        <w:rPr>
+          <w:rFonts w:ascii="Times New Roman" w:eastAsia="Times New Roman" w:hAnsi="Times New Roman" w:cs="Times New Roman"/>
+        </w:rPr>
+        <w:t>yaxt</w:t>
+      </w:r>
+      <w:proofErr w:type="spellEnd"/>
+      <w:r>
+        <w:rPr>
+          <w:rFonts w:ascii="Times New Roman" w:eastAsia="Times New Roman" w:hAnsi="Times New Roman" w:cs="Times New Roman"/>
+        </w:rPr>
+        <w:t xml:space="preserve"> = "n"    # Suppress default y-axis</w:t>
       </w:r>
     </w:p>
     <w:p>
@@ -7081,7 +7958,21 @@
         <w:rPr>
           <w:rFonts w:ascii="Times New Roman" w:eastAsia="Times New Roman" w:hAnsi="Times New Roman" w:cs="Times New Roman"/>
         </w:rPr>
-        <w:t xml:space="preserve">  at = seq(0, 50, by = 5)</w:t>
+        <w:t xml:space="preserve">  at = </w:t>
+      </w:r>
+      <w:proofErr w:type="spellStart"/>
+      <w:r>
+        <w:rPr>
+          <w:rFonts w:ascii="Times New Roman" w:eastAsia="Times New Roman" w:hAnsi="Times New Roman" w:cs="Times New Roman"/>
+        </w:rPr>
+        <w:t>seq</w:t>
+      </w:r>
+      <w:proofErr w:type="spellEnd"/>
+      <w:r>
+        <w:rPr>
+          <w:rFonts w:ascii="Times New Roman" w:eastAsia="Times New Roman" w:hAnsi="Times New Roman" w:cs="Times New Roman"/>
+        </w:rPr>
+        <w:t>(0, 50, by = 5)</w:t>
       </w:r>
     </w:p>
     <w:p>
@@ -7340,7 +8231,21 @@
         <w:rPr>
           <w:rFonts w:ascii="Times New Roman" w:eastAsia="Times New Roman" w:hAnsi="Times New Roman" w:cs="Times New Roman"/>
         </w:rPr>
-        <w:t>sig &lt;- sd(stress_vals)</w:t>
+        <w:t xml:space="preserve">sig &lt;- </w:t>
+      </w:r>
+      <w:proofErr w:type="spellStart"/>
+      <w:r>
+        <w:rPr>
+          <w:rFonts w:ascii="Times New Roman" w:eastAsia="Times New Roman" w:hAnsi="Times New Roman" w:cs="Times New Roman"/>
+        </w:rPr>
+        <w:t>sd</w:t>
+      </w:r>
+      <w:proofErr w:type="spellEnd"/>
+      <w:r>
+        <w:rPr>
+          <w:rFonts w:ascii="Times New Roman" w:eastAsia="Times New Roman" w:hAnsi="Times New Roman" w:cs="Times New Roman"/>
+        </w:rPr>
+        <w:t>(stress_vals)</w:t>
       </w:r>
     </w:p>
     <w:p>
@@ -7453,11 +8358,47 @@
           <w:rFonts w:ascii="Times New Roman" w:eastAsia="Times New Roman" w:hAnsi="Times New Roman" w:cs="Times New Roman"/>
         </w:rPr>
       </w:pPr>
-      <w:r>
-        <w:rPr>
-          <w:rFonts w:ascii="Times New Roman" w:eastAsia="Times New Roman" w:hAnsi="Times New Roman" w:cs="Times New Roman"/>
-        </w:rPr>
-        <w:t>x_seq &lt;- seq(1, 10, length.out = 200)</w:t>
+      <w:proofErr w:type="spellStart"/>
+      <w:r>
+        <w:rPr>
+          <w:rFonts w:ascii="Times New Roman" w:eastAsia="Times New Roman" w:hAnsi="Times New Roman" w:cs="Times New Roman"/>
+        </w:rPr>
+        <w:t>x_seq</w:t>
+      </w:r>
+      <w:proofErr w:type="spellEnd"/>
+      <w:r>
+        <w:rPr>
+          <w:rFonts w:ascii="Times New Roman" w:eastAsia="Times New Roman" w:hAnsi="Times New Roman" w:cs="Times New Roman"/>
+        </w:rPr>
+        <w:t xml:space="preserve"> &lt;- </w:t>
+      </w:r>
+      <w:proofErr w:type="spellStart"/>
+      <w:r>
+        <w:rPr>
+          <w:rFonts w:ascii="Times New Roman" w:eastAsia="Times New Roman" w:hAnsi="Times New Roman" w:cs="Times New Roman"/>
+        </w:rPr>
+        <w:t>seq</w:t>
+      </w:r>
+      <w:proofErr w:type="spellEnd"/>
+      <w:r>
+        <w:rPr>
+          <w:rFonts w:ascii="Times New Roman" w:eastAsia="Times New Roman" w:hAnsi="Times New Roman" w:cs="Times New Roman"/>
+        </w:rPr>
+        <w:t xml:space="preserve">(1, 10, </w:t>
+      </w:r>
+      <w:proofErr w:type="spellStart"/>
+      <w:r>
+        <w:rPr>
+          <w:rFonts w:ascii="Times New Roman" w:eastAsia="Times New Roman" w:hAnsi="Times New Roman" w:cs="Times New Roman"/>
+        </w:rPr>
+        <w:t>length.out</w:t>
+      </w:r>
+      <w:proofErr w:type="spellEnd"/>
+      <w:r>
+        <w:rPr>
+          <w:rFonts w:ascii="Times New Roman" w:eastAsia="Times New Roman" w:hAnsi="Times New Roman" w:cs="Times New Roman"/>
+        </w:rPr>
+        <w:t xml:space="preserve"> = 200)</w:t>
       </w:r>
     </w:p>
     <w:p>
@@ -7496,7 +8437,35 @@
         <w:rPr>
           <w:rFonts w:ascii="Times New Roman" w:eastAsia="Times New Roman" w:hAnsi="Times New Roman" w:cs="Times New Roman"/>
         </w:rPr>
-        <w:t>y_norm &lt;- dnorm(x_seq, mean = mu, sd = sig) * n * bin_width</w:t>
+        <w:t>y_norm &lt;- dnorm(</w:t>
+      </w:r>
+      <w:proofErr w:type="spellStart"/>
+      <w:r>
+        <w:rPr>
+          <w:rFonts w:ascii="Times New Roman" w:eastAsia="Times New Roman" w:hAnsi="Times New Roman" w:cs="Times New Roman"/>
+        </w:rPr>
+        <w:t>x_seq</w:t>
+      </w:r>
+      <w:proofErr w:type="spellEnd"/>
+      <w:r>
+        <w:rPr>
+          <w:rFonts w:ascii="Times New Roman" w:eastAsia="Times New Roman" w:hAnsi="Times New Roman" w:cs="Times New Roman"/>
+        </w:rPr>
+        <w:t xml:space="preserve">, mean = mu, </w:t>
+      </w:r>
+      <w:proofErr w:type="spellStart"/>
+      <w:r>
+        <w:rPr>
+          <w:rFonts w:ascii="Times New Roman" w:eastAsia="Times New Roman" w:hAnsi="Times New Roman" w:cs="Times New Roman"/>
+        </w:rPr>
+        <w:t>sd</w:t>
+      </w:r>
+      <w:proofErr w:type="spellEnd"/>
+      <w:r>
+        <w:rPr>
+          <w:rFonts w:ascii="Times New Roman" w:eastAsia="Times New Roman" w:hAnsi="Times New Roman" w:cs="Times New Roman"/>
+        </w:rPr>
+        <w:t xml:space="preserve"> = sig) * n * bin_width</w:t>
       </w:r>
     </w:p>
     <w:p>
@@ -7535,7 +8504,35 @@
         <w:rPr>
           <w:rFonts w:ascii="Times New Roman" w:eastAsia="Times New Roman" w:hAnsi="Times New Roman" w:cs="Times New Roman"/>
         </w:rPr>
-        <w:t>lines(x_seq, y_norm, col = "red", lwd = 2)</w:t>
+        <w:t>lines(</w:t>
+      </w:r>
+      <w:proofErr w:type="spellStart"/>
+      <w:r>
+        <w:rPr>
+          <w:rFonts w:ascii="Times New Roman" w:eastAsia="Times New Roman" w:hAnsi="Times New Roman" w:cs="Times New Roman"/>
+        </w:rPr>
+        <w:t>x_seq</w:t>
+      </w:r>
+      <w:proofErr w:type="spellEnd"/>
+      <w:r>
+        <w:rPr>
+          <w:rFonts w:ascii="Times New Roman" w:eastAsia="Times New Roman" w:hAnsi="Times New Roman" w:cs="Times New Roman"/>
+        </w:rPr>
+        <w:t xml:space="preserve">, y_norm, col = "red", </w:t>
+      </w:r>
+      <w:proofErr w:type="spellStart"/>
+      <w:r>
+        <w:rPr>
+          <w:rFonts w:ascii="Times New Roman" w:eastAsia="Times New Roman" w:hAnsi="Times New Roman" w:cs="Times New Roman"/>
+        </w:rPr>
+        <w:t>lwd</w:t>
+      </w:r>
+      <w:proofErr w:type="spellEnd"/>
+      <w:r>
+        <w:rPr>
+          <w:rFonts w:ascii="Times New Roman" w:eastAsia="Times New Roman" w:hAnsi="Times New Roman" w:cs="Times New Roman"/>
+        </w:rPr>
+        <w:t xml:space="preserve"> = 2)</w:t>
       </w:r>
     </w:p>
     <w:p>
@@ -7608,7 +8605,7121 @@
           <w:b/>
           <w:bCs/>
         </w:rPr>
-        <w:t xml:space="preserve"> log output. </w:t>
+        <w:t xml:space="preserve"> log output </w:t>
+      </w:r>
+    </w:p>
+    <w:p>
+      <w:pPr>
+        <w:ind w:left="1080"/>
+        <w:rPr>
+          <w:rFonts w:ascii="Times New Roman" w:eastAsia="Times New Roman" w:hAnsi="Times New Roman" w:cs="Times New Roman"/>
+          <w:b/>
+          <w:bCs/>
+        </w:rPr>
+      </w:pPr>
+    </w:p>
+    <w:p>
+      <w:pPr>
+        <w:ind w:left="1080"/>
+        <w:rPr>
+          <w:rFonts w:ascii="Times New Roman" w:eastAsia="Times New Roman" w:hAnsi="Times New Roman" w:cs="Times New Roman"/>
+        </w:rPr>
+      </w:pPr>
+      <w:r>
+        <w:rPr>
+          <w:rFonts w:ascii="Times New Roman" w:eastAsia="Times New Roman" w:hAnsi="Times New Roman" w:cs="Times New Roman"/>
+        </w:rPr>
+        <w:t>commit 583ab4744947bb12612043a215d9f54a097170a6</w:t>
+      </w:r>
+    </w:p>
+    <w:p>
+      <w:pPr>
+        <w:ind w:left="1080"/>
+        <w:rPr>
+          <w:rFonts w:ascii="Times New Roman" w:eastAsia="Times New Roman" w:hAnsi="Times New Roman" w:cs="Times New Roman"/>
+        </w:rPr>
+      </w:pPr>
+      <w:r>
+        <w:rPr>
+          <w:rFonts w:ascii="Times New Roman" w:eastAsia="Times New Roman" w:hAnsi="Times New Roman" w:cs="Times New Roman"/>
+        </w:rPr>
+        <w:t>Author: dm19adj &lt;dm19adj@herts.ac.uk&gt;</w:t>
+      </w:r>
+    </w:p>
+    <w:p>
+      <w:pPr>
+        <w:ind w:left="1080"/>
+        <w:rPr>
+          <w:rFonts w:ascii="Times New Roman" w:eastAsia="Times New Roman" w:hAnsi="Times New Roman" w:cs="Times New Roman"/>
+        </w:rPr>
+      </w:pPr>
+      <w:r>
+        <w:rPr>
+          <w:rFonts w:ascii="Times New Roman" w:eastAsia="Times New Roman" w:hAnsi="Times New Roman" w:cs="Times New Roman"/>
+        </w:rPr>
+        <w:t>Date:   Fri Dec 12 16:23:43 2025 +0000</w:t>
+      </w:r>
+    </w:p>
+    <w:p>
+      <w:pPr>
+        <w:ind w:left="1080"/>
+        <w:rPr>
+          <w:rFonts w:ascii="Times New Roman" w:eastAsia="Times New Roman" w:hAnsi="Times New Roman" w:cs="Times New Roman"/>
+        </w:rPr>
+      </w:pPr>
+    </w:p>
+    <w:p>
+      <w:pPr>
+        <w:ind w:left="1080"/>
+        <w:rPr>
+          <w:rFonts w:ascii="Times New Roman" w:eastAsia="Times New Roman" w:hAnsi="Times New Roman" w:cs="Times New Roman"/>
+        </w:rPr>
+      </w:pPr>
+      <w:r>
+        <w:rPr>
+          <w:rFonts w:ascii="Times New Roman" w:eastAsia="Times New Roman" w:hAnsi="Times New Roman" w:cs="Times New Roman"/>
+        </w:rPr>
+        <w:t xml:space="preserve">    Updated report formatting</w:t>
+      </w:r>
+    </w:p>
+    <w:p>
+      <w:pPr>
+        <w:ind w:left="1080"/>
+        <w:rPr>
+          <w:rFonts w:ascii="Times New Roman" w:eastAsia="Times New Roman" w:hAnsi="Times New Roman" w:cs="Times New Roman"/>
+        </w:rPr>
+      </w:pPr>
+    </w:p>
+    <w:p>
+      <w:pPr>
+        <w:ind w:left="1080"/>
+        <w:rPr>
+          <w:rFonts w:ascii="Times New Roman" w:eastAsia="Times New Roman" w:hAnsi="Times New Roman" w:cs="Times New Roman"/>
+        </w:rPr>
+      </w:pPr>
+      <w:r>
+        <w:rPr>
+          <w:rFonts w:ascii="Times New Roman" w:eastAsia="Times New Roman" w:hAnsi="Times New Roman" w:cs="Times New Roman"/>
+        </w:rPr>
+        <w:t>commit 547e0a95b02bff0ca2f9d2ed3ee017232a1a0f45</w:t>
+      </w:r>
+    </w:p>
+    <w:p>
+      <w:pPr>
+        <w:ind w:left="1080"/>
+        <w:rPr>
+          <w:rFonts w:ascii="Times New Roman" w:eastAsia="Times New Roman" w:hAnsi="Times New Roman" w:cs="Times New Roman"/>
+        </w:rPr>
+      </w:pPr>
+      <w:r>
+        <w:rPr>
+          <w:rFonts w:ascii="Times New Roman" w:eastAsia="Times New Roman" w:hAnsi="Times New Roman" w:cs="Times New Roman"/>
+        </w:rPr>
+        <w:t>Author: dm19adj &lt;dm19adj@herts.ac.uk&gt;</w:t>
+      </w:r>
+    </w:p>
+    <w:p>
+      <w:pPr>
+        <w:ind w:left="1080"/>
+        <w:rPr>
+          <w:rFonts w:ascii="Times New Roman" w:eastAsia="Times New Roman" w:hAnsi="Times New Roman" w:cs="Times New Roman"/>
+        </w:rPr>
+      </w:pPr>
+      <w:r>
+        <w:rPr>
+          <w:rFonts w:ascii="Times New Roman" w:eastAsia="Times New Roman" w:hAnsi="Times New Roman" w:cs="Times New Roman"/>
+        </w:rPr>
+        <w:t>Date:   Fri Dec 12 16:12:00 2025 +0000</w:t>
+      </w:r>
+    </w:p>
+    <w:p>
+      <w:pPr>
+        <w:ind w:left="1080"/>
+        <w:rPr>
+          <w:rFonts w:ascii="Times New Roman" w:eastAsia="Times New Roman" w:hAnsi="Times New Roman" w:cs="Times New Roman"/>
+        </w:rPr>
+      </w:pPr>
+    </w:p>
+    <w:p>
+      <w:pPr>
+        <w:ind w:left="1080"/>
+        <w:rPr>
+          <w:rFonts w:ascii="Times New Roman" w:eastAsia="Times New Roman" w:hAnsi="Times New Roman" w:cs="Times New Roman"/>
+        </w:rPr>
+      </w:pPr>
+      <w:r>
+        <w:rPr>
+          <w:rFonts w:ascii="Times New Roman" w:eastAsia="Times New Roman" w:hAnsi="Times New Roman" w:cs="Times New Roman"/>
+        </w:rPr>
+        <w:t xml:space="preserve">    Curve deleted and replaced</w:t>
+      </w:r>
+    </w:p>
+    <w:p>
+      <w:pPr>
+        <w:ind w:left="1080"/>
+        <w:rPr>
+          <w:rFonts w:ascii="Times New Roman" w:eastAsia="Times New Roman" w:hAnsi="Times New Roman" w:cs="Times New Roman"/>
+        </w:rPr>
+      </w:pPr>
+    </w:p>
+    <w:p>
+      <w:pPr>
+        <w:ind w:left="1080"/>
+        <w:rPr>
+          <w:rFonts w:ascii="Times New Roman" w:eastAsia="Times New Roman" w:hAnsi="Times New Roman" w:cs="Times New Roman"/>
+        </w:rPr>
+      </w:pPr>
+      <w:r>
+        <w:rPr>
+          <w:rFonts w:ascii="Times New Roman" w:eastAsia="Times New Roman" w:hAnsi="Times New Roman" w:cs="Times New Roman"/>
+        </w:rPr>
+        <w:t>commit 5e536a3d237a578f61f5315d5ae28241c3a0ea9e</w:t>
+      </w:r>
+    </w:p>
+    <w:p>
+      <w:pPr>
+        <w:ind w:left="1080"/>
+        <w:rPr>
+          <w:rFonts w:ascii="Times New Roman" w:eastAsia="Times New Roman" w:hAnsi="Times New Roman" w:cs="Times New Roman"/>
+        </w:rPr>
+      </w:pPr>
+      <w:r>
+        <w:rPr>
+          <w:rFonts w:ascii="Times New Roman" w:eastAsia="Times New Roman" w:hAnsi="Times New Roman" w:cs="Times New Roman"/>
+        </w:rPr>
+        <w:t>Author: dm19adj &lt;dm19adj@herts.ac.uk&gt;</w:t>
+      </w:r>
+    </w:p>
+    <w:p>
+      <w:pPr>
+        <w:ind w:left="1080"/>
+        <w:rPr>
+          <w:rFonts w:ascii="Times New Roman" w:eastAsia="Times New Roman" w:hAnsi="Times New Roman" w:cs="Times New Roman"/>
+        </w:rPr>
+      </w:pPr>
+      <w:r>
+        <w:rPr>
+          <w:rFonts w:ascii="Times New Roman" w:eastAsia="Times New Roman" w:hAnsi="Times New Roman" w:cs="Times New Roman"/>
+        </w:rPr>
+        <w:t>Date:   Fri Dec 12 16:10:50 2025 +0000</w:t>
+      </w:r>
+    </w:p>
+    <w:p>
+      <w:pPr>
+        <w:ind w:left="1080"/>
+        <w:rPr>
+          <w:rFonts w:ascii="Times New Roman" w:eastAsia="Times New Roman" w:hAnsi="Times New Roman" w:cs="Times New Roman"/>
+        </w:rPr>
+      </w:pPr>
+    </w:p>
+    <w:p>
+      <w:pPr>
+        <w:ind w:left="1080"/>
+        <w:rPr>
+          <w:rFonts w:ascii="Times New Roman" w:eastAsia="Times New Roman" w:hAnsi="Times New Roman" w:cs="Times New Roman"/>
+        </w:rPr>
+      </w:pPr>
+      <w:r>
+        <w:rPr>
+          <w:rFonts w:ascii="Times New Roman" w:eastAsia="Times New Roman" w:hAnsi="Times New Roman" w:cs="Times New Roman"/>
+        </w:rPr>
+        <w:t xml:space="preserve">    Added comments to the script</w:t>
+      </w:r>
+    </w:p>
+    <w:p>
+      <w:pPr>
+        <w:ind w:left="1080"/>
+        <w:rPr>
+          <w:rFonts w:ascii="Times New Roman" w:eastAsia="Times New Roman" w:hAnsi="Times New Roman" w:cs="Times New Roman"/>
+        </w:rPr>
+      </w:pPr>
+    </w:p>
+    <w:p>
+      <w:pPr>
+        <w:ind w:left="1080"/>
+        <w:rPr>
+          <w:rFonts w:ascii="Times New Roman" w:eastAsia="Times New Roman" w:hAnsi="Times New Roman" w:cs="Times New Roman"/>
+        </w:rPr>
+      </w:pPr>
+      <w:r>
+        <w:rPr>
+          <w:rFonts w:ascii="Times New Roman" w:eastAsia="Times New Roman" w:hAnsi="Times New Roman" w:cs="Times New Roman"/>
+        </w:rPr>
+        <w:t>commit f96cf7f898ad390669aa7b797b7b6183b7a1c0b0</w:t>
+      </w:r>
+    </w:p>
+    <w:p>
+      <w:pPr>
+        <w:ind w:left="1080"/>
+        <w:rPr>
+          <w:rFonts w:ascii="Times New Roman" w:eastAsia="Times New Roman" w:hAnsi="Times New Roman" w:cs="Times New Roman"/>
+        </w:rPr>
+      </w:pPr>
+      <w:r>
+        <w:rPr>
+          <w:rFonts w:ascii="Times New Roman" w:eastAsia="Times New Roman" w:hAnsi="Times New Roman" w:cs="Times New Roman"/>
+        </w:rPr>
+        <w:t>Author: dm19adj &lt;dm19adj@herts.ac.uk&gt;</w:t>
+      </w:r>
+    </w:p>
+    <w:p>
+      <w:pPr>
+        <w:ind w:left="1080"/>
+        <w:rPr>
+          <w:rFonts w:ascii="Times New Roman" w:eastAsia="Times New Roman" w:hAnsi="Times New Roman" w:cs="Times New Roman"/>
+        </w:rPr>
+      </w:pPr>
+      <w:r>
+        <w:rPr>
+          <w:rFonts w:ascii="Times New Roman" w:eastAsia="Times New Roman" w:hAnsi="Times New Roman" w:cs="Times New Roman"/>
+        </w:rPr>
+        <w:t>Date:   Fri Dec 12 15:15:21 2025 +0000</w:t>
+      </w:r>
+    </w:p>
+    <w:p>
+      <w:pPr>
+        <w:ind w:left="1080"/>
+        <w:rPr>
+          <w:rFonts w:ascii="Times New Roman" w:eastAsia="Times New Roman" w:hAnsi="Times New Roman" w:cs="Times New Roman"/>
+        </w:rPr>
+      </w:pPr>
+    </w:p>
+    <w:p>
+      <w:pPr>
+        <w:ind w:left="1080"/>
+        <w:rPr>
+          <w:rFonts w:ascii="Times New Roman" w:eastAsia="Times New Roman" w:hAnsi="Times New Roman" w:cs="Times New Roman"/>
+        </w:rPr>
+      </w:pPr>
+      <w:r>
+        <w:rPr>
+          <w:rFonts w:ascii="Times New Roman" w:eastAsia="Times New Roman" w:hAnsi="Times New Roman" w:cs="Times New Roman"/>
+        </w:rPr>
+        <w:t xml:space="preserve">    Graph title updated</w:t>
+      </w:r>
+    </w:p>
+    <w:p>
+      <w:pPr>
+        <w:ind w:left="1080"/>
+        <w:rPr>
+          <w:rFonts w:ascii="Times New Roman" w:eastAsia="Times New Roman" w:hAnsi="Times New Roman" w:cs="Times New Roman"/>
+        </w:rPr>
+      </w:pPr>
+    </w:p>
+    <w:p>
+      <w:pPr>
+        <w:ind w:left="1080"/>
+        <w:rPr>
+          <w:rFonts w:ascii="Times New Roman" w:eastAsia="Times New Roman" w:hAnsi="Times New Roman" w:cs="Times New Roman"/>
+        </w:rPr>
+      </w:pPr>
+      <w:r>
+        <w:rPr>
+          <w:rFonts w:ascii="Times New Roman" w:eastAsia="Times New Roman" w:hAnsi="Times New Roman" w:cs="Times New Roman"/>
+        </w:rPr>
+        <w:t>commit 063921f767a8b1ba5073eba71043ed06bd6b2e3c</w:t>
+      </w:r>
+    </w:p>
+    <w:p>
+      <w:pPr>
+        <w:ind w:left="1080"/>
+        <w:rPr>
+          <w:rFonts w:ascii="Times New Roman" w:eastAsia="Times New Roman" w:hAnsi="Times New Roman" w:cs="Times New Roman"/>
+        </w:rPr>
+      </w:pPr>
+      <w:r>
+        <w:rPr>
+          <w:rFonts w:ascii="Times New Roman" w:eastAsia="Times New Roman" w:hAnsi="Times New Roman" w:cs="Times New Roman"/>
+        </w:rPr>
+        <w:t>Merge: 1a6b133 2a1d244</w:t>
+      </w:r>
+    </w:p>
+    <w:p>
+      <w:pPr>
+        <w:ind w:left="1080"/>
+        <w:rPr>
+          <w:rFonts w:ascii="Times New Roman" w:eastAsia="Times New Roman" w:hAnsi="Times New Roman" w:cs="Times New Roman"/>
+        </w:rPr>
+      </w:pPr>
+      <w:r>
+        <w:rPr>
+          <w:rFonts w:ascii="Times New Roman" w:eastAsia="Times New Roman" w:hAnsi="Times New Roman" w:cs="Times New Roman"/>
+        </w:rPr>
+        <w:t>Author: dm19adj &lt;dm19adj@herts.ac.uk&gt;</w:t>
+      </w:r>
+    </w:p>
+    <w:p>
+      <w:pPr>
+        <w:ind w:left="1080"/>
+        <w:rPr>
+          <w:rFonts w:ascii="Times New Roman" w:eastAsia="Times New Roman" w:hAnsi="Times New Roman" w:cs="Times New Roman"/>
+        </w:rPr>
+      </w:pPr>
+      <w:r>
+        <w:rPr>
+          <w:rFonts w:ascii="Times New Roman" w:eastAsia="Times New Roman" w:hAnsi="Times New Roman" w:cs="Times New Roman"/>
+        </w:rPr>
+        <w:t>Date:   Fri Dec 12 15:10:53 2025 +0000</w:t>
+      </w:r>
+    </w:p>
+    <w:p>
+      <w:pPr>
+        <w:ind w:left="1080"/>
+        <w:rPr>
+          <w:rFonts w:ascii="Times New Roman" w:eastAsia="Times New Roman" w:hAnsi="Times New Roman" w:cs="Times New Roman"/>
+        </w:rPr>
+      </w:pPr>
+    </w:p>
+    <w:p>
+      <w:pPr>
+        <w:ind w:left="1080"/>
+        <w:rPr>
+          <w:rFonts w:ascii="Times New Roman" w:eastAsia="Times New Roman" w:hAnsi="Times New Roman" w:cs="Times New Roman"/>
+        </w:rPr>
+      </w:pPr>
+      <w:r>
+        <w:rPr>
+          <w:rFonts w:ascii="Times New Roman" w:eastAsia="Times New Roman" w:hAnsi="Times New Roman" w:cs="Times New Roman"/>
+        </w:rPr>
+        <w:t xml:space="preserve">    Merge branch 'main' of https://github.com/fm25abm/trdcw2</w:t>
+      </w:r>
+    </w:p>
+    <w:p>
+      <w:pPr>
+        <w:ind w:left="1080"/>
+        <w:rPr>
+          <w:rFonts w:ascii="Times New Roman" w:eastAsia="Times New Roman" w:hAnsi="Times New Roman" w:cs="Times New Roman"/>
+        </w:rPr>
+      </w:pPr>
+    </w:p>
+    <w:p>
+      <w:pPr>
+        <w:ind w:left="1080"/>
+        <w:rPr>
+          <w:rFonts w:ascii="Times New Roman" w:eastAsia="Times New Roman" w:hAnsi="Times New Roman" w:cs="Times New Roman"/>
+        </w:rPr>
+      </w:pPr>
+      <w:r>
+        <w:rPr>
+          <w:rFonts w:ascii="Times New Roman" w:eastAsia="Times New Roman" w:hAnsi="Times New Roman" w:cs="Times New Roman"/>
+        </w:rPr>
+        <w:t>commit 1a6b13307a4eb76e02e1779fa56b87e57a56be6e</w:t>
+      </w:r>
+    </w:p>
+    <w:p>
+      <w:pPr>
+        <w:ind w:left="1080"/>
+        <w:rPr>
+          <w:rFonts w:ascii="Times New Roman" w:eastAsia="Times New Roman" w:hAnsi="Times New Roman" w:cs="Times New Roman"/>
+        </w:rPr>
+      </w:pPr>
+      <w:r>
+        <w:rPr>
+          <w:rFonts w:ascii="Times New Roman" w:eastAsia="Times New Roman" w:hAnsi="Times New Roman" w:cs="Times New Roman"/>
+        </w:rPr>
+        <w:t>Author: dm19adj &lt;dm19adj@herts.ac.uk&gt;</w:t>
+      </w:r>
+    </w:p>
+    <w:p>
+      <w:pPr>
+        <w:ind w:left="1080"/>
+        <w:rPr>
+          <w:rFonts w:ascii="Times New Roman" w:eastAsia="Times New Roman" w:hAnsi="Times New Roman" w:cs="Times New Roman"/>
+        </w:rPr>
+      </w:pPr>
+      <w:r>
+        <w:rPr>
+          <w:rFonts w:ascii="Times New Roman" w:eastAsia="Times New Roman" w:hAnsi="Times New Roman" w:cs="Times New Roman"/>
+        </w:rPr>
+        <w:t>Date:   Fri Dec 12 15:10:25 2025 +0000</w:t>
+      </w:r>
+    </w:p>
+    <w:p>
+      <w:pPr>
+        <w:ind w:left="1080"/>
+        <w:rPr>
+          <w:rFonts w:ascii="Times New Roman" w:eastAsia="Times New Roman" w:hAnsi="Times New Roman" w:cs="Times New Roman"/>
+        </w:rPr>
+      </w:pPr>
+    </w:p>
+    <w:p>
+      <w:pPr>
+        <w:ind w:left="1080"/>
+        <w:rPr>
+          <w:rFonts w:ascii="Times New Roman" w:eastAsia="Times New Roman" w:hAnsi="Times New Roman" w:cs="Times New Roman"/>
+        </w:rPr>
+      </w:pPr>
+      <w:r>
+        <w:rPr>
+          <w:rFonts w:ascii="Times New Roman" w:eastAsia="Times New Roman" w:hAnsi="Times New Roman" w:cs="Times New Roman"/>
+        </w:rPr>
+        <w:t xml:space="preserve">    Script updated with title</w:t>
+      </w:r>
+    </w:p>
+    <w:p>
+      <w:pPr>
+        <w:ind w:left="1080"/>
+        <w:rPr>
+          <w:rFonts w:ascii="Times New Roman" w:eastAsia="Times New Roman" w:hAnsi="Times New Roman" w:cs="Times New Roman"/>
+        </w:rPr>
+      </w:pPr>
+    </w:p>
+    <w:p>
+      <w:pPr>
+        <w:ind w:left="1080"/>
+        <w:rPr>
+          <w:rFonts w:ascii="Times New Roman" w:eastAsia="Times New Roman" w:hAnsi="Times New Roman" w:cs="Times New Roman"/>
+        </w:rPr>
+      </w:pPr>
+      <w:r>
+        <w:rPr>
+          <w:rFonts w:ascii="Times New Roman" w:eastAsia="Times New Roman" w:hAnsi="Times New Roman" w:cs="Times New Roman"/>
+        </w:rPr>
+        <w:t>commit 2a1d2448b3665cbc8de746950d4d9645bc13a591</w:t>
+      </w:r>
+    </w:p>
+    <w:p>
+      <w:pPr>
+        <w:ind w:left="1080"/>
+        <w:rPr>
+          <w:rFonts w:ascii="Times New Roman" w:eastAsia="Times New Roman" w:hAnsi="Times New Roman" w:cs="Times New Roman"/>
+        </w:rPr>
+      </w:pPr>
+      <w:r>
+        <w:rPr>
+          <w:rFonts w:ascii="Times New Roman" w:eastAsia="Times New Roman" w:hAnsi="Times New Roman" w:cs="Times New Roman"/>
+        </w:rPr>
+        <w:t>Author: fm25abm &lt;fm25abm@herts.ac.uk&gt;</w:t>
+      </w:r>
+    </w:p>
+    <w:p>
+      <w:pPr>
+        <w:ind w:left="1080"/>
+        <w:rPr>
+          <w:rFonts w:ascii="Times New Roman" w:eastAsia="Times New Roman" w:hAnsi="Times New Roman" w:cs="Times New Roman"/>
+        </w:rPr>
+      </w:pPr>
+      <w:r>
+        <w:rPr>
+          <w:rFonts w:ascii="Times New Roman" w:eastAsia="Times New Roman" w:hAnsi="Times New Roman" w:cs="Times New Roman"/>
+        </w:rPr>
+        <w:t>Date:   Fri Dec 12 14:47:09 2025 +0000</w:t>
+      </w:r>
+    </w:p>
+    <w:p>
+      <w:pPr>
+        <w:ind w:left="1080"/>
+        <w:rPr>
+          <w:rFonts w:ascii="Times New Roman" w:eastAsia="Times New Roman" w:hAnsi="Times New Roman" w:cs="Times New Roman"/>
+        </w:rPr>
+      </w:pPr>
+    </w:p>
+    <w:p>
+      <w:pPr>
+        <w:ind w:left="1080"/>
+        <w:rPr>
+          <w:rFonts w:ascii="Times New Roman" w:eastAsia="Times New Roman" w:hAnsi="Times New Roman" w:cs="Times New Roman"/>
+        </w:rPr>
+      </w:pPr>
+      <w:r>
+        <w:rPr>
+          <w:rFonts w:ascii="Times New Roman" w:eastAsia="Times New Roman" w:hAnsi="Times New Roman" w:cs="Times New Roman"/>
+        </w:rPr>
+        <w:t xml:space="preserve">    Removed redundant graph script</w:t>
+      </w:r>
+    </w:p>
+    <w:p>
+      <w:pPr>
+        <w:ind w:left="1080"/>
+        <w:rPr>
+          <w:rFonts w:ascii="Times New Roman" w:eastAsia="Times New Roman" w:hAnsi="Times New Roman" w:cs="Times New Roman"/>
+        </w:rPr>
+      </w:pPr>
+    </w:p>
+    <w:p>
+      <w:pPr>
+        <w:ind w:left="1080"/>
+        <w:rPr>
+          <w:rFonts w:ascii="Times New Roman" w:eastAsia="Times New Roman" w:hAnsi="Times New Roman" w:cs="Times New Roman"/>
+        </w:rPr>
+      </w:pPr>
+      <w:r>
+        <w:rPr>
+          <w:rFonts w:ascii="Times New Roman" w:eastAsia="Times New Roman" w:hAnsi="Times New Roman" w:cs="Times New Roman"/>
+        </w:rPr>
+        <w:t>commit 83c70472cbc6e1f62e37cb8ebf27a350b82b471a</w:t>
+      </w:r>
+    </w:p>
+    <w:p>
+      <w:pPr>
+        <w:ind w:left="1080"/>
+        <w:rPr>
+          <w:rFonts w:ascii="Times New Roman" w:eastAsia="Times New Roman" w:hAnsi="Times New Roman" w:cs="Times New Roman"/>
+        </w:rPr>
+      </w:pPr>
+      <w:r>
+        <w:rPr>
+          <w:rFonts w:ascii="Times New Roman" w:eastAsia="Times New Roman" w:hAnsi="Times New Roman" w:cs="Times New Roman"/>
+        </w:rPr>
+        <w:t>Author: dm19adj &lt;dm19adj@herts.ac.uk&gt;</w:t>
+      </w:r>
+    </w:p>
+    <w:p>
+      <w:pPr>
+        <w:ind w:left="1080"/>
+        <w:rPr>
+          <w:rFonts w:ascii="Times New Roman" w:eastAsia="Times New Roman" w:hAnsi="Times New Roman" w:cs="Times New Roman"/>
+        </w:rPr>
+      </w:pPr>
+      <w:r>
+        <w:rPr>
+          <w:rFonts w:ascii="Times New Roman" w:eastAsia="Times New Roman" w:hAnsi="Times New Roman" w:cs="Times New Roman"/>
+        </w:rPr>
+        <w:t>Date:   Fri Dec 12 14:44:45 2025 +0000</w:t>
+      </w:r>
+    </w:p>
+    <w:p>
+      <w:pPr>
+        <w:ind w:left="1080"/>
+        <w:rPr>
+          <w:rFonts w:ascii="Times New Roman" w:eastAsia="Times New Roman" w:hAnsi="Times New Roman" w:cs="Times New Roman"/>
+        </w:rPr>
+      </w:pPr>
+    </w:p>
+    <w:p>
+      <w:pPr>
+        <w:ind w:left="1080"/>
+        <w:rPr>
+          <w:rFonts w:ascii="Times New Roman" w:eastAsia="Times New Roman" w:hAnsi="Times New Roman" w:cs="Times New Roman"/>
+        </w:rPr>
+      </w:pPr>
+      <w:r>
+        <w:rPr>
+          <w:rFonts w:ascii="Times New Roman" w:eastAsia="Times New Roman" w:hAnsi="Times New Roman" w:cs="Times New Roman"/>
+        </w:rPr>
+        <w:t xml:space="preserve">    Deleted false graph</w:t>
+      </w:r>
+    </w:p>
+    <w:p>
+      <w:pPr>
+        <w:ind w:left="1080"/>
+        <w:rPr>
+          <w:rFonts w:ascii="Times New Roman" w:eastAsia="Times New Roman" w:hAnsi="Times New Roman" w:cs="Times New Roman"/>
+        </w:rPr>
+      </w:pPr>
+    </w:p>
+    <w:p>
+      <w:pPr>
+        <w:ind w:left="1080"/>
+        <w:rPr>
+          <w:rFonts w:ascii="Times New Roman" w:eastAsia="Times New Roman" w:hAnsi="Times New Roman" w:cs="Times New Roman"/>
+        </w:rPr>
+      </w:pPr>
+      <w:r>
+        <w:rPr>
+          <w:rFonts w:ascii="Times New Roman" w:eastAsia="Times New Roman" w:hAnsi="Times New Roman" w:cs="Times New Roman"/>
+        </w:rPr>
+        <w:t>commit 34eadcb3b14790f8afb130da1df8e50edf2a0664</w:t>
+      </w:r>
+    </w:p>
+    <w:p>
+      <w:pPr>
+        <w:ind w:left="1080"/>
+        <w:rPr>
+          <w:rFonts w:ascii="Times New Roman" w:eastAsia="Times New Roman" w:hAnsi="Times New Roman" w:cs="Times New Roman"/>
+        </w:rPr>
+      </w:pPr>
+      <w:r>
+        <w:rPr>
+          <w:rFonts w:ascii="Times New Roman" w:eastAsia="Times New Roman" w:hAnsi="Times New Roman" w:cs="Times New Roman"/>
+        </w:rPr>
+        <w:t>Merge: 25b92f4 465d283</w:t>
+      </w:r>
+    </w:p>
+    <w:p>
+      <w:pPr>
+        <w:ind w:left="1080"/>
+        <w:rPr>
+          <w:rFonts w:ascii="Times New Roman" w:eastAsia="Times New Roman" w:hAnsi="Times New Roman" w:cs="Times New Roman"/>
+        </w:rPr>
+      </w:pPr>
+      <w:r>
+        <w:rPr>
+          <w:rFonts w:ascii="Times New Roman" w:eastAsia="Times New Roman" w:hAnsi="Times New Roman" w:cs="Times New Roman"/>
+        </w:rPr>
+        <w:t>Author: dm19adj &lt;dm19adj@herts.ac.uk&gt;</w:t>
+      </w:r>
+    </w:p>
+    <w:p>
+      <w:pPr>
+        <w:ind w:left="1080"/>
+        <w:rPr>
+          <w:rFonts w:ascii="Times New Roman" w:eastAsia="Times New Roman" w:hAnsi="Times New Roman" w:cs="Times New Roman"/>
+        </w:rPr>
+      </w:pPr>
+      <w:r>
+        <w:rPr>
+          <w:rFonts w:ascii="Times New Roman" w:eastAsia="Times New Roman" w:hAnsi="Times New Roman" w:cs="Times New Roman"/>
+        </w:rPr>
+        <w:t>Date:   Fri Dec 12 14:42:49 2025 +0000</w:t>
+      </w:r>
+    </w:p>
+    <w:p>
+      <w:pPr>
+        <w:ind w:left="1080"/>
+        <w:rPr>
+          <w:rFonts w:ascii="Times New Roman" w:eastAsia="Times New Roman" w:hAnsi="Times New Roman" w:cs="Times New Roman"/>
+        </w:rPr>
+      </w:pPr>
+    </w:p>
+    <w:p>
+      <w:pPr>
+        <w:ind w:left="1080"/>
+        <w:rPr>
+          <w:rFonts w:ascii="Times New Roman" w:eastAsia="Times New Roman" w:hAnsi="Times New Roman" w:cs="Times New Roman"/>
+        </w:rPr>
+      </w:pPr>
+      <w:r>
+        <w:rPr>
+          <w:rFonts w:ascii="Times New Roman" w:eastAsia="Times New Roman" w:hAnsi="Times New Roman" w:cs="Times New Roman"/>
+        </w:rPr>
+        <w:t xml:space="preserve">    Merge branch 'main' of https://github.com/fm25abm/trdcw2</w:t>
+      </w:r>
+    </w:p>
+    <w:p>
+      <w:pPr>
+        <w:ind w:left="1080"/>
+        <w:rPr>
+          <w:rFonts w:ascii="Times New Roman" w:eastAsia="Times New Roman" w:hAnsi="Times New Roman" w:cs="Times New Roman"/>
+        </w:rPr>
+      </w:pPr>
+    </w:p>
+    <w:p>
+      <w:pPr>
+        <w:ind w:left="1080"/>
+        <w:rPr>
+          <w:rFonts w:ascii="Times New Roman" w:eastAsia="Times New Roman" w:hAnsi="Times New Roman" w:cs="Times New Roman"/>
+        </w:rPr>
+      </w:pPr>
+      <w:r>
+        <w:rPr>
+          <w:rFonts w:ascii="Times New Roman" w:eastAsia="Times New Roman" w:hAnsi="Times New Roman" w:cs="Times New Roman"/>
+        </w:rPr>
+        <w:t>commit 25b92f4d888d80dffcb1b41ffba01a917b62eee2</w:t>
+      </w:r>
+    </w:p>
+    <w:p>
+      <w:pPr>
+        <w:ind w:left="1080"/>
+        <w:rPr>
+          <w:rFonts w:ascii="Times New Roman" w:eastAsia="Times New Roman" w:hAnsi="Times New Roman" w:cs="Times New Roman"/>
+        </w:rPr>
+      </w:pPr>
+      <w:r>
+        <w:rPr>
+          <w:rFonts w:ascii="Times New Roman" w:eastAsia="Times New Roman" w:hAnsi="Times New Roman" w:cs="Times New Roman"/>
+        </w:rPr>
+        <w:t>Author: dm19adj &lt;dm19adj@herts.ac.uk&gt;</w:t>
+      </w:r>
+    </w:p>
+    <w:p>
+      <w:pPr>
+        <w:ind w:left="1080"/>
+        <w:rPr>
+          <w:rFonts w:ascii="Times New Roman" w:eastAsia="Times New Roman" w:hAnsi="Times New Roman" w:cs="Times New Roman"/>
+        </w:rPr>
+      </w:pPr>
+      <w:r>
+        <w:rPr>
+          <w:rFonts w:ascii="Times New Roman" w:eastAsia="Times New Roman" w:hAnsi="Times New Roman" w:cs="Times New Roman"/>
+        </w:rPr>
+        <w:t>Date:   Fri Dec 12 14:42:44 2025 +0000</w:t>
+      </w:r>
+    </w:p>
+    <w:p>
+      <w:pPr>
+        <w:ind w:left="1080"/>
+        <w:rPr>
+          <w:rFonts w:ascii="Times New Roman" w:eastAsia="Times New Roman" w:hAnsi="Times New Roman" w:cs="Times New Roman"/>
+        </w:rPr>
+      </w:pPr>
+    </w:p>
+    <w:p>
+      <w:pPr>
+        <w:ind w:left="1080"/>
+        <w:rPr>
+          <w:rFonts w:ascii="Times New Roman" w:eastAsia="Times New Roman" w:hAnsi="Times New Roman" w:cs="Times New Roman"/>
+        </w:rPr>
+      </w:pPr>
+      <w:r>
+        <w:rPr>
+          <w:rFonts w:ascii="Times New Roman" w:eastAsia="Times New Roman" w:hAnsi="Times New Roman" w:cs="Times New Roman"/>
+        </w:rPr>
+        <w:t xml:space="preserve">    updated histogram with y axis</w:t>
+      </w:r>
+    </w:p>
+    <w:p>
+      <w:pPr>
+        <w:ind w:left="1080"/>
+        <w:rPr>
+          <w:rFonts w:ascii="Times New Roman" w:eastAsia="Times New Roman" w:hAnsi="Times New Roman" w:cs="Times New Roman"/>
+        </w:rPr>
+      </w:pPr>
+    </w:p>
+    <w:p>
+      <w:pPr>
+        <w:ind w:left="1080"/>
+        <w:rPr>
+          <w:rFonts w:ascii="Times New Roman" w:eastAsia="Times New Roman" w:hAnsi="Times New Roman" w:cs="Times New Roman"/>
+        </w:rPr>
+      </w:pPr>
+      <w:r>
+        <w:rPr>
+          <w:rFonts w:ascii="Times New Roman" w:eastAsia="Times New Roman" w:hAnsi="Times New Roman" w:cs="Times New Roman"/>
+        </w:rPr>
+        <w:t>commit 465d28385df27e84f7a10dc2d247656ae36c15b4</w:t>
+      </w:r>
+    </w:p>
+    <w:p>
+      <w:pPr>
+        <w:ind w:left="1080"/>
+        <w:rPr>
+          <w:rFonts w:ascii="Times New Roman" w:eastAsia="Times New Roman" w:hAnsi="Times New Roman" w:cs="Times New Roman"/>
+        </w:rPr>
+      </w:pPr>
+      <w:r>
+        <w:rPr>
+          <w:rFonts w:ascii="Times New Roman" w:eastAsia="Times New Roman" w:hAnsi="Times New Roman" w:cs="Times New Roman"/>
+        </w:rPr>
+        <w:t>Author: Malik &lt;fm25abm@herts.ac.uk&gt;</w:t>
+      </w:r>
+    </w:p>
+    <w:p>
+      <w:pPr>
+        <w:ind w:left="1080"/>
+        <w:rPr>
+          <w:rFonts w:ascii="Times New Roman" w:eastAsia="Times New Roman" w:hAnsi="Times New Roman" w:cs="Times New Roman"/>
+        </w:rPr>
+      </w:pPr>
+      <w:r>
+        <w:rPr>
+          <w:rFonts w:ascii="Times New Roman" w:eastAsia="Times New Roman" w:hAnsi="Times New Roman" w:cs="Times New Roman"/>
+        </w:rPr>
+        <w:t>Date:   Fri Dec 12 14:31:45 2025 +0000</w:t>
+      </w:r>
+    </w:p>
+    <w:p>
+      <w:pPr>
+        <w:ind w:left="1080"/>
+        <w:rPr>
+          <w:rFonts w:ascii="Times New Roman" w:eastAsia="Times New Roman" w:hAnsi="Times New Roman" w:cs="Times New Roman"/>
+        </w:rPr>
+      </w:pPr>
+    </w:p>
+    <w:p>
+      <w:pPr>
+        <w:ind w:left="1080"/>
+        <w:rPr>
+          <w:rFonts w:ascii="Times New Roman" w:eastAsia="Times New Roman" w:hAnsi="Times New Roman" w:cs="Times New Roman"/>
+        </w:rPr>
+      </w:pPr>
+      <w:r>
+        <w:rPr>
+          <w:rFonts w:ascii="Times New Roman" w:eastAsia="Times New Roman" w:hAnsi="Times New Roman" w:cs="Times New Roman"/>
+        </w:rPr>
+        <w:t xml:space="preserve">    Updated report formatting for clarity</w:t>
+      </w:r>
+    </w:p>
+    <w:p>
+      <w:pPr>
+        <w:ind w:left="1080"/>
+        <w:rPr>
+          <w:rFonts w:ascii="Times New Roman" w:eastAsia="Times New Roman" w:hAnsi="Times New Roman" w:cs="Times New Roman"/>
+        </w:rPr>
+      </w:pPr>
+    </w:p>
+    <w:p>
+      <w:pPr>
+        <w:ind w:left="1080"/>
+        <w:rPr>
+          <w:rFonts w:ascii="Times New Roman" w:eastAsia="Times New Roman" w:hAnsi="Times New Roman" w:cs="Times New Roman"/>
+        </w:rPr>
+      </w:pPr>
+      <w:r>
+        <w:rPr>
+          <w:rFonts w:ascii="Times New Roman" w:eastAsia="Times New Roman" w:hAnsi="Times New Roman" w:cs="Times New Roman"/>
+        </w:rPr>
+        <w:t>commit 2dc01007aab4328fb5f758737678f481427782e0</w:t>
+      </w:r>
+    </w:p>
+    <w:p>
+      <w:pPr>
+        <w:ind w:left="1080"/>
+        <w:rPr>
+          <w:rFonts w:ascii="Times New Roman" w:eastAsia="Times New Roman" w:hAnsi="Times New Roman" w:cs="Times New Roman"/>
+        </w:rPr>
+      </w:pPr>
+      <w:r>
+        <w:rPr>
+          <w:rFonts w:ascii="Times New Roman" w:eastAsia="Times New Roman" w:hAnsi="Times New Roman" w:cs="Times New Roman"/>
+        </w:rPr>
+        <w:t>Author: ra24afs &lt;ranausman@Ranas-MacBook-Pro-6.local&gt;</w:t>
+      </w:r>
+    </w:p>
+    <w:p>
+      <w:pPr>
+        <w:ind w:left="1080"/>
+        <w:rPr>
+          <w:rFonts w:ascii="Times New Roman" w:eastAsia="Times New Roman" w:hAnsi="Times New Roman" w:cs="Times New Roman"/>
+        </w:rPr>
+      </w:pPr>
+      <w:r>
+        <w:rPr>
+          <w:rFonts w:ascii="Times New Roman" w:eastAsia="Times New Roman" w:hAnsi="Times New Roman" w:cs="Times New Roman"/>
+        </w:rPr>
+        <w:t>Date:   Fri Dec 12 05:21:19 2025 +0000</w:t>
+      </w:r>
+    </w:p>
+    <w:p>
+      <w:pPr>
+        <w:ind w:left="1080"/>
+        <w:rPr>
+          <w:rFonts w:ascii="Times New Roman" w:eastAsia="Times New Roman" w:hAnsi="Times New Roman" w:cs="Times New Roman"/>
+        </w:rPr>
+      </w:pPr>
+    </w:p>
+    <w:p>
+      <w:pPr>
+        <w:ind w:left="1080"/>
+        <w:rPr>
+          <w:rFonts w:ascii="Times New Roman" w:eastAsia="Times New Roman" w:hAnsi="Times New Roman" w:cs="Times New Roman"/>
+        </w:rPr>
+      </w:pPr>
+      <w:r>
+        <w:rPr>
+          <w:rFonts w:ascii="Times New Roman" w:eastAsia="Times New Roman" w:hAnsi="Times New Roman" w:cs="Times New Roman"/>
+        </w:rPr>
+        <w:t xml:space="preserve">    Added conclusion section and updated report content</w:t>
+      </w:r>
+    </w:p>
+    <w:p>
+      <w:pPr>
+        <w:ind w:left="1080"/>
+        <w:rPr>
+          <w:rFonts w:ascii="Times New Roman" w:eastAsia="Times New Roman" w:hAnsi="Times New Roman" w:cs="Times New Roman"/>
+        </w:rPr>
+      </w:pPr>
+    </w:p>
+    <w:p>
+      <w:pPr>
+        <w:ind w:left="1080"/>
+        <w:rPr>
+          <w:rFonts w:ascii="Times New Roman" w:eastAsia="Times New Roman" w:hAnsi="Times New Roman" w:cs="Times New Roman"/>
+        </w:rPr>
+      </w:pPr>
+      <w:r>
+        <w:rPr>
+          <w:rFonts w:ascii="Times New Roman" w:eastAsia="Times New Roman" w:hAnsi="Times New Roman" w:cs="Times New Roman"/>
+        </w:rPr>
+        <w:t>commit 5a41df4ca7974131de538745358d8b86590a2dff</w:t>
+      </w:r>
+    </w:p>
+    <w:p>
+      <w:pPr>
+        <w:ind w:left="1080"/>
+        <w:rPr>
+          <w:rFonts w:ascii="Times New Roman" w:eastAsia="Times New Roman" w:hAnsi="Times New Roman" w:cs="Times New Roman"/>
+        </w:rPr>
+      </w:pPr>
+      <w:r>
+        <w:rPr>
+          <w:rFonts w:ascii="Times New Roman" w:eastAsia="Times New Roman" w:hAnsi="Times New Roman" w:cs="Times New Roman"/>
+        </w:rPr>
+        <w:t>Author: Halimat Aminu &lt;ha25adh@herts.ac.uk&gt;</w:t>
+      </w:r>
+    </w:p>
+    <w:p>
+      <w:pPr>
+        <w:ind w:left="1080"/>
+        <w:rPr>
+          <w:rFonts w:ascii="Times New Roman" w:eastAsia="Times New Roman" w:hAnsi="Times New Roman" w:cs="Times New Roman"/>
+        </w:rPr>
+      </w:pPr>
+      <w:r>
+        <w:rPr>
+          <w:rFonts w:ascii="Times New Roman" w:eastAsia="Times New Roman" w:hAnsi="Times New Roman" w:cs="Times New Roman"/>
+        </w:rPr>
+        <w:t>Date:   Thu Dec 11 20:15:01 2025 +0100</w:t>
+      </w:r>
+    </w:p>
+    <w:p>
+      <w:pPr>
+        <w:ind w:left="1080"/>
+        <w:rPr>
+          <w:rFonts w:ascii="Times New Roman" w:eastAsia="Times New Roman" w:hAnsi="Times New Roman" w:cs="Times New Roman"/>
+        </w:rPr>
+      </w:pPr>
+    </w:p>
+    <w:p>
+      <w:pPr>
+        <w:ind w:left="1080"/>
+        <w:rPr>
+          <w:rFonts w:ascii="Times New Roman" w:eastAsia="Times New Roman" w:hAnsi="Times New Roman" w:cs="Times New Roman"/>
+        </w:rPr>
+      </w:pPr>
+      <w:r>
+        <w:rPr>
+          <w:rFonts w:ascii="Times New Roman" w:eastAsia="Times New Roman" w:hAnsi="Times New Roman" w:cs="Times New Roman"/>
+        </w:rPr>
+        <w:t xml:space="preserve">    Changed Histogram file name</w:t>
+      </w:r>
+    </w:p>
+    <w:p>
+      <w:pPr>
+        <w:ind w:left="1080"/>
+        <w:rPr>
+          <w:rFonts w:ascii="Times New Roman" w:eastAsia="Times New Roman" w:hAnsi="Times New Roman" w:cs="Times New Roman"/>
+        </w:rPr>
+      </w:pPr>
+    </w:p>
+    <w:p>
+      <w:pPr>
+        <w:ind w:left="1080"/>
+        <w:rPr>
+          <w:rFonts w:ascii="Times New Roman" w:eastAsia="Times New Roman" w:hAnsi="Times New Roman" w:cs="Times New Roman"/>
+        </w:rPr>
+      </w:pPr>
+      <w:r>
+        <w:rPr>
+          <w:rFonts w:ascii="Times New Roman" w:eastAsia="Times New Roman" w:hAnsi="Times New Roman" w:cs="Times New Roman"/>
+        </w:rPr>
+        <w:t>commit 69b3232f58b7dbf158288bf77df381fed2043e2f</w:t>
+      </w:r>
+    </w:p>
+    <w:p>
+      <w:pPr>
+        <w:ind w:left="1080"/>
+        <w:rPr>
+          <w:rFonts w:ascii="Times New Roman" w:eastAsia="Times New Roman" w:hAnsi="Times New Roman" w:cs="Times New Roman"/>
+        </w:rPr>
+      </w:pPr>
+      <w:r>
+        <w:rPr>
+          <w:rFonts w:ascii="Times New Roman" w:eastAsia="Times New Roman" w:hAnsi="Times New Roman" w:cs="Times New Roman"/>
+        </w:rPr>
+        <w:t>Author: Halimat Aminu &lt;ha25adh@herts.ac.uk&gt;</w:t>
+      </w:r>
+    </w:p>
+    <w:p>
+      <w:pPr>
+        <w:ind w:left="1080"/>
+        <w:rPr>
+          <w:rFonts w:ascii="Times New Roman" w:eastAsia="Times New Roman" w:hAnsi="Times New Roman" w:cs="Times New Roman"/>
+        </w:rPr>
+      </w:pPr>
+      <w:r>
+        <w:rPr>
+          <w:rFonts w:ascii="Times New Roman" w:eastAsia="Times New Roman" w:hAnsi="Times New Roman" w:cs="Times New Roman"/>
+        </w:rPr>
+        <w:t>Date:   Thu Dec 11 20:10:04 2025 +0100</w:t>
+      </w:r>
+    </w:p>
+    <w:p>
+      <w:pPr>
+        <w:ind w:left="1080"/>
+        <w:rPr>
+          <w:rFonts w:ascii="Times New Roman" w:eastAsia="Times New Roman" w:hAnsi="Times New Roman" w:cs="Times New Roman"/>
+        </w:rPr>
+      </w:pPr>
+    </w:p>
+    <w:p>
+      <w:pPr>
+        <w:ind w:left="1080"/>
+        <w:rPr>
+          <w:rFonts w:ascii="Times New Roman" w:eastAsia="Times New Roman" w:hAnsi="Times New Roman" w:cs="Times New Roman"/>
+        </w:rPr>
+      </w:pPr>
+      <w:r>
+        <w:rPr>
+          <w:rFonts w:ascii="Times New Roman" w:eastAsia="Times New Roman" w:hAnsi="Times New Roman" w:cs="Times New Roman"/>
+        </w:rPr>
+        <w:t xml:space="preserve">    Addition of section 3, my name, and </w:t>
+      </w:r>
+      <w:proofErr w:type="spellStart"/>
+      <w:r>
+        <w:rPr>
+          <w:rFonts w:ascii="Times New Roman" w:eastAsia="Times New Roman" w:hAnsi="Times New Roman" w:cs="Times New Roman"/>
+        </w:rPr>
+        <w:t>Appedixes</w:t>
+      </w:r>
+      <w:proofErr w:type="spellEnd"/>
+      <w:r>
+        <w:rPr>
+          <w:rFonts w:ascii="Times New Roman" w:eastAsia="Times New Roman" w:hAnsi="Times New Roman" w:cs="Times New Roman"/>
+        </w:rPr>
+        <w:t xml:space="preserve"> for the Boxplot and Histogram </w:t>
+      </w:r>
+      <w:proofErr w:type="spellStart"/>
+      <w:r>
+        <w:rPr>
+          <w:rFonts w:ascii="Times New Roman" w:eastAsia="Times New Roman" w:hAnsi="Times New Roman" w:cs="Times New Roman"/>
+        </w:rPr>
+        <w:t>Rcode</w:t>
+      </w:r>
+      <w:proofErr w:type="spellEnd"/>
+    </w:p>
+    <w:p>
+      <w:pPr>
+        <w:ind w:left="1080"/>
+        <w:rPr>
+          <w:rFonts w:ascii="Times New Roman" w:eastAsia="Times New Roman" w:hAnsi="Times New Roman" w:cs="Times New Roman"/>
+        </w:rPr>
+      </w:pPr>
+    </w:p>
+    <w:p>
+      <w:pPr>
+        <w:ind w:left="1080"/>
+        <w:rPr>
+          <w:rFonts w:ascii="Times New Roman" w:eastAsia="Times New Roman" w:hAnsi="Times New Roman" w:cs="Times New Roman"/>
+        </w:rPr>
+      </w:pPr>
+      <w:r>
+        <w:rPr>
+          <w:rFonts w:ascii="Times New Roman" w:eastAsia="Times New Roman" w:hAnsi="Times New Roman" w:cs="Times New Roman"/>
+        </w:rPr>
+        <w:t>commit 0dfda69c7ad67da91afb87435049c85e5ff28b9f</w:t>
+      </w:r>
+    </w:p>
+    <w:p>
+      <w:pPr>
+        <w:ind w:left="1080"/>
+        <w:rPr>
+          <w:rFonts w:ascii="Times New Roman" w:eastAsia="Times New Roman" w:hAnsi="Times New Roman" w:cs="Times New Roman"/>
+        </w:rPr>
+      </w:pPr>
+      <w:r>
+        <w:rPr>
+          <w:rFonts w:ascii="Times New Roman" w:eastAsia="Times New Roman" w:hAnsi="Times New Roman" w:cs="Times New Roman"/>
+        </w:rPr>
+        <w:t>Author: dm19adj &lt;dm19adj@herts.ac.uk&gt;</w:t>
+      </w:r>
+    </w:p>
+    <w:p>
+      <w:pPr>
+        <w:ind w:left="1080"/>
+        <w:rPr>
+          <w:rFonts w:ascii="Times New Roman" w:eastAsia="Times New Roman" w:hAnsi="Times New Roman" w:cs="Times New Roman"/>
+        </w:rPr>
+      </w:pPr>
+      <w:r>
+        <w:rPr>
+          <w:rFonts w:ascii="Times New Roman" w:eastAsia="Times New Roman" w:hAnsi="Times New Roman" w:cs="Times New Roman"/>
+        </w:rPr>
+        <w:t>Date:   Thu Dec 11 15:27:22 2025 +0000</w:t>
+      </w:r>
+    </w:p>
+    <w:p>
+      <w:pPr>
+        <w:ind w:left="1080"/>
+        <w:rPr>
+          <w:rFonts w:ascii="Times New Roman" w:eastAsia="Times New Roman" w:hAnsi="Times New Roman" w:cs="Times New Roman"/>
+        </w:rPr>
+      </w:pPr>
+    </w:p>
+    <w:p>
+      <w:pPr>
+        <w:ind w:left="1080"/>
+        <w:rPr>
+          <w:rFonts w:ascii="Times New Roman" w:eastAsia="Times New Roman" w:hAnsi="Times New Roman" w:cs="Times New Roman"/>
+        </w:rPr>
+      </w:pPr>
+      <w:r>
+        <w:rPr>
+          <w:rFonts w:ascii="Times New Roman" w:eastAsia="Times New Roman" w:hAnsi="Times New Roman" w:cs="Times New Roman"/>
+        </w:rPr>
+        <w:t xml:space="preserve">    updated Student name and ID</w:t>
+      </w:r>
+    </w:p>
+    <w:p>
+      <w:pPr>
+        <w:ind w:left="1080"/>
+        <w:rPr>
+          <w:rFonts w:ascii="Times New Roman" w:eastAsia="Times New Roman" w:hAnsi="Times New Roman" w:cs="Times New Roman"/>
+        </w:rPr>
+      </w:pPr>
+    </w:p>
+    <w:p>
+      <w:pPr>
+        <w:ind w:left="1080"/>
+        <w:rPr>
+          <w:rFonts w:ascii="Times New Roman" w:eastAsia="Times New Roman" w:hAnsi="Times New Roman" w:cs="Times New Roman"/>
+        </w:rPr>
+      </w:pPr>
+      <w:r>
+        <w:rPr>
+          <w:rFonts w:ascii="Times New Roman" w:eastAsia="Times New Roman" w:hAnsi="Times New Roman" w:cs="Times New Roman"/>
+        </w:rPr>
+        <w:t>commit 1749307ad6ec88706785bc1606d1f64c9d0d122e</w:t>
+      </w:r>
+    </w:p>
+    <w:p>
+      <w:pPr>
+        <w:ind w:left="1080"/>
+        <w:rPr>
+          <w:rFonts w:ascii="Times New Roman" w:eastAsia="Times New Roman" w:hAnsi="Times New Roman" w:cs="Times New Roman"/>
+        </w:rPr>
+      </w:pPr>
+      <w:r>
+        <w:rPr>
+          <w:rFonts w:ascii="Times New Roman" w:eastAsia="Times New Roman" w:hAnsi="Times New Roman" w:cs="Times New Roman"/>
+        </w:rPr>
+        <w:t>Author: dm19adj &lt;dm19adj@herts.ac.uk&gt;</w:t>
+      </w:r>
+    </w:p>
+    <w:p>
+      <w:pPr>
+        <w:ind w:left="1080"/>
+        <w:rPr>
+          <w:rFonts w:ascii="Times New Roman" w:eastAsia="Times New Roman" w:hAnsi="Times New Roman" w:cs="Times New Roman"/>
+        </w:rPr>
+      </w:pPr>
+      <w:r>
+        <w:rPr>
+          <w:rFonts w:ascii="Times New Roman" w:eastAsia="Times New Roman" w:hAnsi="Times New Roman" w:cs="Times New Roman"/>
+        </w:rPr>
+        <w:t>Date:   Thu Dec 11 15:22:53 2025 +0000</w:t>
+      </w:r>
+    </w:p>
+    <w:p>
+      <w:pPr>
+        <w:ind w:left="1080"/>
+        <w:rPr>
+          <w:rFonts w:ascii="Times New Roman" w:eastAsia="Times New Roman" w:hAnsi="Times New Roman" w:cs="Times New Roman"/>
+        </w:rPr>
+      </w:pPr>
+    </w:p>
+    <w:p>
+      <w:pPr>
+        <w:ind w:left="1080"/>
+        <w:rPr>
+          <w:rFonts w:ascii="Times New Roman" w:eastAsia="Times New Roman" w:hAnsi="Times New Roman" w:cs="Times New Roman"/>
+        </w:rPr>
+      </w:pPr>
+      <w:r>
+        <w:rPr>
+          <w:rFonts w:ascii="Times New Roman" w:eastAsia="Times New Roman" w:hAnsi="Times New Roman" w:cs="Times New Roman"/>
+        </w:rPr>
+        <w:t xml:space="preserve">    Added 2.1 research gap and future directions</w:t>
+      </w:r>
+    </w:p>
+    <w:p>
+      <w:pPr>
+        <w:ind w:left="1080"/>
+        <w:rPr>
+          <w:rFonts w:ascii="Times New Roman" w:eastAsia="Times New Roman" w:hAnsi="Times New Roman" w:cs="Times New Roman"/>
+        </w:rPr>
+      </w:pPr>
+    </w:p>
+    <w:p>
+      <w:pPr>
+        <w:ind w:left="1080"/>
+        <w:rPr>
+          <w:rFonts w:ascii="Times New Roman" w:eastAsia="Times New Roman" w:hAnsi="Times New Roman" w:cs="Times New Roman"/>
+        </w:rPr>
+      </w:pPr>
+      <w:r>
+        <w:rPr>
+          <w:rFonts w:ascii="Times New Roman" w:eastAsia="Times New Roman" w:hAnsi="Times New Roman" w:cs="Times New Roman"/>
+        </w:rPr>
+        <w:t>commit 278f0e9536f1e096419892697eb106baea2c69ee</w:t>
+      </w:r>
+    </w:p>
+    <w:p>
+      <w:pPr>
+        <w:ind w:left="1080"/>
+        <w:rPr>
+          <w:rFonts w:ascii="Times New Roman" w:eastAsia="Times New Roman" w:hAnsi="Times New Roman" w:cs="Times New Roman"/>
+        </w:rPr>
+      </w:pPr>
+      <w:r>
+        <w:rPr>
+          <w:rFonts w:ascii="Times New Roman" w:eastAsia="Times New Roman" w:hAnsi="Times New Roman" w:cs="Times New Roman"/>
+        </w:rPr>
+        <w:t xml:space="preserve">Author: </w:t>
+      </w:r>
+      <w:proofErr w:type="spellStart"/>
+      <w:r>
+        <w:rPr>
+          <w:rFonts w:ascii="Times New Roman" w:eastAsia="Times New Roman" w:hAnsi="Times New Roman" w:cs="Times New Roman"/>
+        </w:rPr>
+        <w:t>kelechi</w:t>
+      </w:r>
+      <w:proofErr w:type="spellEnd"/>
+      <w:r>
+        <w:rPr>
+          <w:rFonts w:ascii="Times New Roman" w:eastAsia="Times New Roman" w:hAnsi="Times New Roman" w:cs="Times New Roman"/>
+        </w:rPr>
+        <w:t xml:space="preserve"> </w:t>
+      </w:r>
+      <w:proofErr w:type="spellStart"/>
+      <w:r>
+        <w:rPr>
+          <w:rFonts w:ascii="Times New Roman" w:eastAsia="Times New Roman" w:hAnsi="Times New Roman" w:cs="Times New Roman"/>
+        </w:rPr>
+        <w:t>orji</w:t>
+      </w:r>
+      <w:proofErr w:type="spellEnd"/>
+      <w:r>
+        <w:rPr>
+          <w:rFonts w:ascii="Times New Roman" w:eastAsia="Times New Roman" w:hAnsi="Times New Roman" w:cs="Times New Roman"/>
+        </w:rPr>
+        <w:t xml:space="preserve"> &lt;ko24abj@herts.ac.uk&gt;</w:t>
+      </w:r>
+    </w:p>
+    <w:p>
+      <w:pPr>
+        <w:ind w:left="1080"/>
+        <w:rPr>
+          <w:rFonts w:ascii="Times New Roman" w:eastAsia="Times New Roman" w:hAnsi="Times New Roman" w:cs="Times New Roman"/>
+        </w:rPr>
+      </w:pPr>
+      <w:r>
+        <w:rPr>
+          <w:rFonts w:ascii="Times New Roman" w:eastAsia="Times New Roman" w:hAnsi="Times New Roman" w:cs="Times New Roman"/>
+        </w:rPr>
+        <w:t>Date:   Thu Dec 11 14:37:47 2025 +0000</w:t>
+      </w:r>
+    </w:p>
+    <w:p>
+      <w:pPr>
+        <w:ind w:left="1080"/>
+        <w:rPr>
+          <w:rFonts w:ascii="Times New Roman" w:eastAsia="Times New Roman" w:hAnsi="Times New Roman" w:cs="Times New Roman"/>
+        </w:rPr>
+      </w:pPr>
+    </w:p>
+    <w:p>
+      <w:pPr>
+        <w:ind w:left="1080"/>
+        <w:rPr>
+          <w:rFonts w:ascii="Times New Roman" w:eastAsia="Times New Roman" w:hAnsi="Times New Roman" w:cs="Times New Roman"/>
+        </w:rPr>
+      </w:pPr>
+      <w:r>
+        <w:rPr>
+          <w:rFonts w:ascii="Times New Roman" w:eastAsia="Times New Roman" w:hAnsi="Times New Roman" w:cs="Times New Roman"/>
+        </w:rPr>
+        <w:t xml:space="preserve">    Word comment on the </w:t>
+      </w:r>
+      <w:proofErr w:type="spellStart"/>
+      <w:r>
+        <w:rPr>
+          <w:rFonts w:ascii="Times New Roman" w:eastAsia="Times New Roman" w:hAnsi="Times New Roman" w:cs="Times New Roman"/>
+        </w:rPr>
+        <w:t>GIthub</w:t>
+      </w:r>
+      <w:proofErr w:type="spellEnd"/>
+      <w:r>
+        <w:rPr>
+          <w:rFonts w:ascii="Times New Roman" w:eastAsia="Times New Roman" w:hAnsi="Times New Roman" w:cs="Times New Roman"/>
+        </w:rPr>
+        <w:t xml:space="preserve"> log output</w:t>
+      </w:r>
+    </w:p>
+    <w:p>
+      <w:pPr>
+        <w:ind w:left="1080"/>
+        <w:rPr>
+          <w:rFonts w:ascii="Times New Roman" w:eastAsia="Times New Roman" w:hAnsi="Times New Roman" w:cs="Times New Roman"/>
+        </w:rPr>
+      </w:pPr>
+    </w:p>
+    <w:p>
+      <w:pPr>
+        <w:ind w:left="1080"/>
+        <w:rPr>
+          <w:rFonts w:ascii="Times New Roman" w:eastAsia="Times New Roman" w:hAnsi="Times New Roman" w:cs="Times New Roman"/>
+        </w:rPr>
+      </w:pPr>
+      <w:r>
+        <w:rPr>
+          <w:rFonts w:ascii="Times New Roman" w:eastAsia="Times New Roman" w:hAnsi="Times New Roman" w:cs="Times New Roman"/>
+        </w:rPr>
+        <w:t>commit 84c41095b4b5fa9b810848088acbdaefae0aefc6</w:t>
+      </w:r>
+    </w:p>
+    <w:p>
+      <w:pPr>
+        <w:ind w:left="1080"/>
+        <w:rPr>
+          <w:rFonts w:ascii="Times New Roman" w:eastAsia="Times New Roman" w:hAnsi="Times New Roman" w:cs="Times New Roman"/>
+        </w:rPr>
+      </w:pPr>
+      <w:r>
+        <w:rPr>
+          <w:rFonts w:ascii="Times New Roman" w:eastAsia="Times New Roman" w:hAnsi="Times New Roman" w:cs="Times New Roman"/>
+        </w:rPr>
+        <w:t xml:space="preserve">Author: </w:t>
+      </w:r>
+      <w:proofErr w:type="spellStart"/>
+      <w:r>
+        <w:rPr>
+          <w:rFonts w:ascii="Times New Roman" w:eastAsia="Times New Roman" w:hAnsi="Times New Roman" w:cs="Times New Roman"/>
+        </w:rPr>
+        <w:t>kelechi</w:t>
+      </w:r>
+      <w:proofErr w:type="spellEnd"/>
+      <w:r>
+        <w:rPr>
+          <w:rFonts w:ascii="Times New Roman" w:eastAsia="Times New Roman" w:hAnsi="Times New Roman" w:cs="Times New Roman"/>
+        </w:rPr>
+        <w:t xml:space="preserve"> </w:t>
+      </w:r>
+      <w:proofErr w:type="spellStart"/>
+      <w:r>
+        <w:rPr>
+          <w:rFonts w:ascii="Times New Roman" w:eastAsia="Times New Roman" w:hAnsi="Times New Roman" w:cs="Times New Roman"/>
+        </w:rPr>
+        <w:t>orji</w:t>
+      </w:r>
+      <w:proofErr w:type="spellEnd"/>
+      <w:r>
+        <w:rPr>
+          <w:rFonts w:ascii="Times New Roman" w:eastAsia="Times New Roman" w:hAnsi="Times New Roman" w:cs="Times New Roman"/>
+        </w:rPr>
+        <w:t xml:space="preserve"> &lt;ko24abj@herts.ac.uk&gt;</w:t>
+      </w:r>
+    </w:p>
+    <w:p>
+      <w:pPr>
+        <w:ind w:left="1080"/>
+        <w:rPr>
+          <w:rFonts w:ascii="Times New Roman" w:eastAsia="Times New Roman" w:hAnsi="Times New Roman" w:cs="Times New Roman"/>
+        </w:rPr>
+      </w:pPr>
+      <w:r>
+        <w:rPr>
+          <w:rFonts w:ascii="Times New Roman" w:eastAsia="Times New Roman" w:hAnsi="Times New Roman" w:cs="Times New Roman"/>
+        </w:rPr>
+        <w:t>Date:   Thu Dec 11 14:23:45 2025 +0000</w:t>
+      </w:r>
+    </w:p>
+    <w:p>
+      <w:pPr>
+        <w:ind w:left="1080"/>
+        <w:rPr>
+          <w:rFonts w:ascii="Times New Roman" w:eastAsia="Times New Roman" w:hAnsi="Times New Roman" w:cs="Times New Roman"/>
+        </w:rPr>
+      </w:pPr>
+    </w:p>
+    <w:p>
+      <w:pPr>
+        <w:ind w:left="1080"/>
+        <w:rPr>
+          <w:rFonts w:ascii="Times New Roman" w:eastAsia="Times New Roman" w:hAnsi="Times New Roman" w:cs="Times New Roman"/>
+        </w:rPr>
+      </w:pPr>
+      <w:r>
+        <w:rPr>
+          <w:rFonts w:ascii="Times New Roman" w:eastAsia="Times New Roman" w:hAnsi="Times New Roman" w:cs="Times New Roman"/>
+        </w:rPr>
+        <w:t xml:space="preserve">    comment on </w:t>
+      </w:r>
+      <w:proofErr w:type="spellStart"/>
+      <w:r>
+        <w:rPr>
+          <w:rFonts w:ascii="Times New Roman" w:eastAsia="Times New Roman" w:hAnsi="Times New Roman" w:cs="Times New Roman"/>
+        </w:rPr>
+        <w:t>github</w:t>
+      </w:r>
+      <w:proofErr w:type="spellEnd"/>
+      <w:r>
+        <w:rPr>
+          <w:rFonts w:ascii="Times New Roman" w:eastAsia="Times New Roman" w:hAnsi="Times New Roman" w:cs="Times New Roman"/>
+        </w:rPr>
+        <w:t xml:space="preserve"> log output</w:t>
+      </w:r>
+    </w:p>
+    <w:p>
+      <w:pPr>
+        <w:ind w:left="1080"/>
+        <w:rPr>
+          <w:rFonts w:ascii="Times New Roman" w:eastAsia="Times New Roman" w:hAnsi="Times New Roman" w:cs="Times New Roman"/>
+        </w:rPr>
+      </w:pPr>
+    </w:p>
+    <w:p>
+      <w:pPr>
+        <w:ind w:left="1080"/>
+        <w:rPr>
+          <w:rFonts w:ascii="Times New Roman" w:eastAsia="Times New Roman" w:hAnsi="Times New Roman" w:cs="Times New Roman"/>
+        </w:rPr>
+      </w:pPr>
+      <w:r>
+        <w:rPr>
+          <w:rFonts w:ascii="Times New Roman" w:eastAsia="Times New Roman" w:hAnsi="Times New Roman" w:cs="Times New Roman"/>
+        </w:rPr>
+        <w:t>commit afe1b280843e69f5dfab1f013813999bbbbf58fb</w:t>
+      </w:r>
+    </w:p>
+    <w:p>
+      <w:pPr>
+        <w:ind w:left="1080"/>
+        <w:rPr>
+          <w:rFonts w:ascii="Times New Roman" w:eastAsia="Times New Roman" w:hAnsi="Times New Roman" w:cs="Times New Roman"/>
+        </w:rPr>
+      </w:pPr>
+      <w:r>
+        <w:rPr>
+          <w:rFonts w:ascii="Times New Roman" w:eastAsia="Times New Roman" w:hAnsi="Times New Roman" w:cs="Times New Roman"/>
+        </w:rPr>
+        <w:t xml:space="preserve">Author: </w:t>
+      </w:r>
+      <w:proofErr w:type="spellStart"/>
+      <w:r>
+        <w:rPr>
+          <w:rFonts w:ascii="Times New Roman" w:eastAsia="Times New Roman" w:hAnsi="Times New Roman" w:cs="Times New Roman"/>
+        </w:rPr>
+        <w:t>kelechi</w:t>
+      </w:r>
+      <w:proofErr w:type="spellEnd"/>
+      <w:r>
+        <w:rPr>
+          <w:rFonts w:ascii="Times New Roman" w:eastAsia="Times New Roman" w:hAnsi="Times New Roman" w:cs="Times New Roman"/>
+        </w:rPr>
+        <w:t xml:space="preserve"> </w:t>
+      </w:r>
+      <w:proofErr w:type="spellStart"/>
+      <w:r>
+        <w:rPr>
+          <w:rFonts w:ascii="Times New Roman" w:eastAsia="Times New Roman" w:hAnsi="Times New Roman" w:cs="Times New Roman"/>
+        </w:rPr>
+        <w:t>orji</w:t>
+      </w:r>
+      <w:proofErr w:type="spellEnd"/>
+      <w:r>
+        <w:rPr>
+          <w:rFonts w:ascii="Times New Roman" w:eastAsia="Times New Roman" w:hAnsi="Times New Roman" w:cs="Times New Roman"/>
+        </w:rPr>
+        <w:t xml:space="preserve"> &lt;ko24abj@herts.ac.uk&gt;</w:t>
+      </w:r>
+    </w:p>
+    <w:p>
+      <w:pPr>
+        <w:ind w:left="1080"/>
+        <w:rPr>
+          <w:rFonts w:ascii="Times New Roman" w:eastAsia="Times New Roman" w:hAnsi="Times New Roman" w:cs="Times New Roman"/>
+        </w:rPr>
+      </w:pPr>
+      <w:r>
+        <w:rPr>
+          <w:rFonts w:ascii="Times New Roman" w:eastAsia="Times New Roman" w:hAnsi="Times New Roman" w:cs="Times New Roman"/>
+        </w:rPr>
+        <w:t>Date:   Thu Dec 11 14:08:15 2025 +0000</w:t>
+      </w:r>
+    </w:p>
+    <w:p>
+      <w:pPr>
+        <w:ind w:left="1080"/>
+        <w:rPr>
+          <w:rFonts w:ascii="Times New Roman" w:eastAsia="Times New Roman" w:hAnsi="Times New Roman" w:cs="Times New Roman"/>
+        </w:rPr>
+      </w:pPr>
+    </w:p>
+    <w:p>
+      <w:pPr>
+        <w:ind w:left="1080"/>
+        <w:rPr>
+          <w:rFonts w:ascii="Times New Roman" w:eastAsia="Times New Roman" w:hAnsi="Times New Roman" w:cs="Times New Roman"/>
+        </w:rPr>
+      </w:pPr>
+      <w:r>
+        <w:rPr>
+          <w:rFonts w:ascii="Times New Roman" w:eastAsia="Times New Roman" w:hAnsi="Times New Roman" w:cs="Times New Roman"/>
+        </w:rPr>
+        <w:t xml:space="preserve">    project's overall </w:t>
+      </w:r>
+      <w:proofErr w:type="spellStart"/>
+      <w:r>
+        <w:rPr>
+          <w:rFonts w:ascii="Times New Roman" w:eastAsia="Times New Roman" w:hAnsi="Times New Roman" w:cs="Times New Roman"/>
+        </w:rPr>
+        <w:t>jugement</w:t>
+      </w:r>
+      <w:proofErr w:type="spellEnd"/>
+    </w:p>
+    <w:p>
+      <w:pPr>
+        <w:ind w:left="1080"/>
+        <w:rPr>
+          <w:rFonts w:ascii="Times New Roman" w:eastAsia="Times New Roman" w:hAnsi="Times New Roman" w:cs="Times New Roman"/>
+        </w:rPr>
+      </w:pPr>
+    </w:p>
+    <w:p>
+      <w:pPr>
+        <w:ind w:left="1080"/>
+        <w:rPr>
+          <w:rFonts w:ascii="Times New Roman" w:eastAsia="Times New Roman" w:hAnsi="Times New Roman" w:cs="Times New Roman"/>
+        </w:rPr>
+      </w:pPr>
+      <w:r>
+        <w:rPr>
+          <w:rFonts w:ascii="Times New Roman" w:eastAsia="Times New Roman" w:hAnsi="Times New Roman" w:cs="Times New Roman"/>
+        </w:rPr>
+        <w:t>commit 0c7fd605727233870a3291eff62fc33d12ad75e8</w:t>
+      </w:r>
+    </w:p>
+    <w:p>
+      <w:pPr>
+        <w:ind w:left="1080"/>
+        <w:rPr>
+          <w:rFonts w:ascii="Times New Roman" w:eastAsia="Times New Roman" w:hAnsi="Times New Roman" w:cs="Times New Roman"/>
+        </w:rPr>
+      </w:pPr>
+      <w:r>
+        <w:rPr>
+          <w:rFonts w:ascii="Times New Roman" w:eastAsia="Times New Roman" w:hAnsi="Times New Roman" w:cs="Times New Roman"/>
+        </w:rPr>
+        <w:t xml:space="preserve">Author: </w:t>
+      </w:r>
+      <w:proofErr w:type="spellStart"/>
+      <w:r>
+        <w:rPr>
+          <w:rFonts w:ascii="Times New Roman" w:eastAsia="Times New Roman" w:hAnsi="Times New Roman" w:cs="Times New Roman"/>
+        </w:rPr>
+        <w:t>kelechi</w:t>
+      </w:r>
+      <w:proofErr w:type="spellEnd"/>
+      <w:r>
+        <w:rPr>
+          <w:rFonts w:ascii="Times New Roman" w:eastAsia="Times New Roman" w:hAnsi="Times New Roman" w:cs="Times New Roman"/>
+        </w:rPr>
+        <w:t xml:space="preserve"> </w:t>
+      </w:r>
+      <w:proofErr w:type="spellStart"/>
+      <w:r>
+        <w:rPr>
+          <w:rFonts w:ascii="Times New Roman" w:eastAsia="Times New Roman" w:hAnsi="Times New Roman" w:cs="Times New Roman"/>
+        </w:rPr>
+        <w:t>orji</w:t>
+      </w:r>
+      <w:proofErr w:type="spellEnd"/>
+      <w:r>
+        <w:rPr>
+          <w:rFonts w:ascii="Times New Roman" w:eastAsia="Times New Roman" w:hAnsi="Times New Roman" w:cs="Times New Roman"/>
+        </w:rPr>
+        <w:t xml:space="preserve"> &lt;ko24abj@herts.ac.uk&gt;</w:t>
+      </w:r>
+    </w:p>
+    <w:p>
+      <w:pPr>
+        <w:ind w:left="1080"/>
+        <w:rPr>
+          <w:rFonts w:ascii="Times New Roman" w:eastAsia="Times New Roman" w:hAnsi="Times New Roman" w:cs="Times New Roman"/>
+        </w:rPr>
+      </w:pPr>
+      <w:r>
+        <w:rPr>
+          <w:rFonts w:ascii="Times New Roman" w:eastAsia="Times New Roman" w:hAnsi="Times New Roman" w:cs="Times New Roman"/>
+        </w:rPr>
+        <w:t>Date:   Thu Dec 11 14:01:39 2025 +0000</w:t>
+      </w:r>
+    </w:p>
+    <w:p>
+      <w:pPr>
+        <w:ind w:left="1080"/>
+        <w:rPr>
+          <w:rFonts w:ascii="Times New Roman" w:eastAsia="Times New Roman" w:hAnsi="Times New Roman" w:cs="Times New Roman"/>
+        </w:rPr>
+      </w:pPr>
+    </w:p>
+    <w:p>
+      <w:pPr>
+        <w:ind w:left="1080"/>
+        <w:rPr>
+          <w:rFonts w:ascii="Times New Roman" w:eastAsia="Times New Roman" w:hAnsi="Times New Roman" w:cs="Times New Roman"/>
+        </w:rPr>
+      </w:pPr>
+      <w:r>
+        <w:rPr>
+          <w:rFonts w:ascii="Times New Roman" w:eastAsia="Times New Roman" w:hAnsi="Times New Roman" w:cs="Times New Roman"/>
+        </w:rPr>
+        <w:t xml:space="preserve">    Groups Time management</w:t>
+      </w:r>
+    </w:p>
+    <w:p>
+      <w:pPr>
+        <w:ind w:left="1080"/>
+        <w:rPr>
+          <w:rFonts w:ascii="Times New Roman" w:eastAsia="Times New Roman" w:hAnsi="Times New Roman" w:cs="Times New Roman"/>
+        </w:rPr>
+      </w:pPr>
+    </w:p>
+    <w:p>
+      <w:pPr>
+        <w:ind w:left="1080"/>
+        <w:rPr>
+          <w:rFonts w:ascii="Times New Roman" w:eastAsia="Times New Roman" w:hAnsi="Times New Roman" w:cs="Times New Roman"/>
+        </w:rPr>
+      </w:pPr>
+      <w:r>
+        <w:rPr>
+          <w:rFonts w:ascii="Times New Roman" w:eastAsia="Times New Roman" w:hAnsi="Times New Roman" w:cs="Times New Roman"/>
+        </w:rPr>
+        <w:t>commit 3da5db68b7d753771e9fd74c0ffa7561affed44f</w:t>
+      </w:r>
+    </w:p>
+    <w:p>
+      <w:pPr>
+        <w:ind w:left="1080"/>
+        <w:rPr>
+          <w:rFonts w:ascii="Times New Roman" w:eastAsia="Times New Roman" w:hAnsi="Times New Roman" w:cs="Times New Roman"/>
+        </w:rPr>
+      </w:pPr>
+      <w:r>
+        <w:rPr>
+          <w:rFonts w:ascii="Times New Roman" w:eastAsia="Times New Roman" w:hAnsi="Times New Roman" w:cs="Times New Roman"/>
+        </w:rPr>
+        <w:t xml:space="preserve">Author: </w:t>
+      </w:r>
+      <w:proofErr w:type="spellStart"/>
+      <w:r>
+        <w:rPr>
+          <w:rFonts w:ascii="Times New Roman" w:eastAsia="Times New Roman" w:hAnsi="Times New Roman" w:cs="Times New Roman"/>
+        </w:rPr>
+        <w:t>kelechi</w:t>
+      </w:r>
+      <w:proofErr w:type="spellEnd"/>
+      <w:r>
+        <w:rPr>
+          <w:rFonts w:ascii="Times New Roman" w:eastAsia="Times New Roman" w:hAnsi="Times New Roman" w:cs="Times New Roman"/>
+        </w:rPr>
+        <w:t xml:space="preserve"> </w:t>
+      </w:r>
+      <w:proofErr w:type="spellStart"/>
+      <w:r>
+        <w:rPr>
+          <w:rFonts w:ascii="Times New Roman" w:eastAsia="Times New Roman" w:hAnsi="Times New Roman" w:cs="Times New Roman"/>
+        </w:rPr>
+        <w:t>orji</w:t>
+      </w:r>
+      <w:proofErr w:type="spellEnd"/>
+      <w:r>
+        <w:rPr>
+          <w:rFonts w:ascii="Times New Roman" w:eastAsia="Times New Roman" w:hAnsi="Times New Roman" w:cs="Times New Roman"/>
+        </w:rPr>
+        <w:t xml:space="preserve"> &lt;ko24abj@herts.ac.uk&gt;</w:t>
+      </w:r>
+    </w:p>
+    <w:p>
+      <w:pPr>
+        <w:ind w:left="1080"/>
+        <w:rPr>
+          <w:rFonts w:ascii="Times New Roman" w:eastAsia="Times New Roman" w:hAnsi="Times New Roman" w:cs="Times New Roman"/>
+        </w:rPr>
+      </w:pPr>
+      <w:r>
+        <w:rPr>
+          <w:rFonts w:ascii="Times New Roman" w:eastAsia="Times New Roman" w:hAnsi="Times New Roman" w:cs="Times New Roman"/>
+        </w:rPr>
+        <w:t>Date:   Thu Dec 11 13:53:52 2025 +0000</w:t>
+      </w:r>
+    </w:p>
+    <w:p>
+      <w:pPr>
+        <w:ind w:left="1080"/>
+        <w:rPr>
+          <w:rFonts w:ascii="Times New Roman" w:eastAsia="Times New Roman" w:hAnsi="Times New Roman" w:cs="Times New Roman"/>
+        </w:rPr>
+      </w:pPr>
+    </w:p>
+    <w:p>
+      <w:pPr>
+        <w:ind w:left="1080"/>
+        <w:rPr>
+          <w:rFonts w:ascii="Times New Roman" w:eastAsia="Times New Roman" w:hAnsi="Times New Roman" w:cs="Times New Roman"/>
+        </w:rPr>
+      </w:pPr>
+      <w:r>
+        <w:rPr>
+          <w:rFonts w:ascii="Times New Roman" w:eastAsia="Times New Roman" w:hAnsi="Times New Roman" w:cs="Times New Roman"/>
+        </w:rPr>
+        <w:t xml:space="preserve">    points for improvement</w:t>
+      </w:r>
+    </w:p>
+    <w:p>
+      <w:pPr>
+        <w:ind w:left="1080"/>
+        <w:rPr>
+          <w:rFonts w:ascii="Times New Roman" w:eastAsia="Times New Roman" w:hAnsi="Times New Roman" w:cs="Times New Roman"/>
+        </w:rPr>
+      </w:pPr>
+    </w:p>
+    <w:p>
+      <w:pPr>
+        <w:ind w:left="1080"/>
+        <w:rPr>
+          <w:rFonts w:ascii="Times New Roman" w:eastAsia="Times New Roman" w:hAnsi="Times New Roman" w:cs="Times New Roman"/>
+        </w:rPr>
+      </w:pPr>
+      <w:r>
+        <w:rPr>
+          <w:rFonts w:ascii="Times New Roman" w:eastAsia="Times New Roman" w:hAnsi="Times New Roman" w:cs="Times New Roman"/>
+        </w:rPr>
+        <w:t>commit 40be73624d63e6287d5a6131ee72f5e06f525ba7</w:t>
+      </w:r>
+    </w:p>
+    <w:p>
+      <w:pPr>
+        <w:ind w:left="1080"/>
+        <w:rPr>
+          <w:rFonts w:ascii="Times New Roman" w:eastAsia="Times New Roman" w:hAnsi="Times New Roman" w:cs="Times New Roman"/>
+        </w:rPr>
+      </w:pPr>
+      <w:r>
+        <w:rPr>
+          <w:rFonts w:ascii="Times New Roman" w:eastAsia="Times New Roman" w:hAnsi="Times New Roman" w:cs="Times New Roman"/>
+        </w:rPr>
+        <w:t xml:space="preserve">Author: </w:t>
+      </w:r>
+      <w:proofErr w:type="spellStart"/>
+      <w:r>
+        <w:rPr>
+          <w:rFonts w:ascii="Times New Roman" w:eastAsia="Times New Roman" w:hAnsi="Times New Roman" w:cs="Times New Roman"/>
+        </w:rPr>
+        <w:t>kelechi</w:t>
+      </w:r>
+      <w:proofErr w:type="spellEnd"/>
+      <w:r>
+        <w:rPr>
+          <w:rFonts w:ascii="Times New Roman" w:eastAsia="Times New Roman" w:hAnsi="Times New Roman" w:cs="Times New Roman"/>
+        </w:rPr>
+        <w:t xml:space="preserve"> </w:t>
+      </w:r>
+      <w:proofErr w:type="spellStart"/>
+      <w:r>
+        <w:rPr>
+          <w:rFonts w:ascii="Times New Roman" w:eastAsia="Times New Roman" w:hAnsi="Times New Roman" w:cs="Times New Roman"/>
+        </w:rPr>
+        <w:t>orji</w:t>
+      </w:r>
+      <w:proofErr w:type="spellEnd"/>
+      <w:r>
+        <w:rPr>
+          <w:rFonts w:ascii="Times New Roman" w:eastAsia="Times New Roman" w:hAnsi="Times New Roman" w:cs="Times New Roman"/>
+        </w:rPr>
+        <w:t xml:space="preserve"> &lt;ko24abj@herts.ac.uk&gt;</w:t>
+      </w:r>
+    </w:p>
+    <w:p>
+      <w:pPr>
+        <w:ind w:left="1080"/>
+        <w:rPr>
+          <w:rFonts w:ascii="Times New Roman" w:eastAsia="Times New Roman" w:hAnsi="Times New Roman" w:cs="Times New Roman"/>
+        </w:rPr>
+      </w:pPr>
+      <w:r>
+        <w:rPr>
+          <w:rFonts w:ascii="Times New Roman" w:eastAsia="Times New Roman" w:hAnsi="Times New Roman" w:cs="Times New Roman"/>
+        </w:rPr>
+        <w:t>Date:   Thu Dec 11 13:44:34 2025 +0000</w:t>
+      </w:r>
+    </w:p>
+    <w:p>
+      <w:pPr>
+        <w:ind w:left="1080"/>
+        <w:rPr>
+          <w:rFonts w:ascii="Times New Roman" w:eastAsia="Times New Roman" w:hAnsi="Times New Roman" w:cs="Times New Roman"/>
+        </w:rPr>
+      </w:pPr>
+    </w:p>
+    <w:p>
+      <w:pPr>
+        <w:ind w:left="1080"/>
+        <w:rPr>
+          <w:rFonts w:ascii="Times New Roman" w:eastAsia="Times New Roman" w:hAnsi="Times New Roman" w:cs="Times New Roman"/>
+        </w:rPr>
+      </w:pPr>
+      <w:r>
+        <w:rPr>
+          <w:rFonts w:ascii="Times New Roman" w:eastAsia="Times New Roman" w:hAnsi="Times New Roman" w:cs="Times New Roman"/>
+        </w:rPr>
+        <w:t xml:space="preserve">    what went well</w:t>
+      </w:r>
+    </w:p>
+    <w:p>
+      <w:pPr>
+        <w:ind w:left="1080"/>
+        <w:rPr>
+          <w:rFonts w:ascii="Times New Roman" w:eastAsia="Times New Roman" w:hAnsi="Times New Roman" w:cs="Times New Roman"/>
+        </w:rPr>
+      </w:pPr>
+    </w:p>
+    <w:p>
+      <w:pPr>
+        <w:ind w:left="1080"/>
+        <w:rPr>
+          <w:rFonts w:ascii="Times New Roman" w:eastAsia="Times New Roman" w:hAnsi="Times New Roman" w:cs="Times New Roman"/>
+        </w:rPr>
+      </w:pPr>
+      <w:r>
+        <w:rPr>
+          <w:rFonts w:ascii="Times New Roman" w:eastAsia="Times New Roman" w:hAnsi="Times New Roman" w:cs="Times New Roman"/>
+        </w:rPr>
+        <w:t>commit 71398ee27dc5415c261d55cf6fea8e884127d6bc</w:t>
+      </w:r>
+    </w:p>
+    <w:p>
+      <w:pPr>
+        <w:ind w:left="1080"/>
+        <w:rPr>
+          <w:rFonts w:ascii="Times New Roman" w:eastAsia="Times New Roman" w:hAnsi="Times New Roman" w:cs="Times New Roman"/>
+        </w:rPr>
+      </w:pPr>
+      <w:r>
+        <w:rPr>
+          <w:rFonts w:ascii="Times New Roman" w:eastAsia="Times New Roman" w:hAnsi="Times New Roman" w:cs="Times New Roman"/>
+        </w:rPr>
+        <w:t>Author: Halimat Aminu &lt;ha25adh@herts.ac.uk&gt;</w:t>
+      </w:r>
+    </w:p>
+    <w:p>
+      <w:pPr>
+        <w:ind w:left="1080"/>
+        <w:rPr>
+          <w:rFonts w:ascii="Times New Roman" w:eastAsia="Times New Roman" w:hAnsi="Times New Roman" w:cs="Times New Roman"/>
+        </w:rPr>
+      </w:pPr>
+      <w:r>
+        <w:rPr>
+          <w:rFonts w:ascii="Times New Roman" w:eastAsia="Times New Roman" w:hAnsi="Times New Roman" w:cs="Times New Roman"/>
+        </w:rPr>
+        <w:t>Date:   Thu Dec 11 01:33:45 2025 +0100</w:t>
+      </w:r>
+    </w:p>
+    <w:p>
+      <w:pPr>
+        <w:ind w:left="1080"/>
+        <w:rPr>
+          <w:rFonts w:ascii="Times New Roman" w:eastAsia="Times New Roman" w:hAnsi="Times New Roman" w:cs="Times New Roman"/>
+        </w:rPr>
+      </w:pPr>
+    </w:p>
+    <w:p>
+      <w:pPr>
+        <w:ind w:left="1080"/>
+        <w:rPr>
+          <w:rFonts w:ascii="Times New Roman" w:eastAsia="Times New Roman" w:hAnsi="Times New Roman" w:cs="Times New Roman"/>
+        </w:rPr>
+      </w:pPr>
+      <w:r>
+        <w:rPr>
+          <w:rFonts w:ascii="Times New Roman" w:eastAsia="Times New Roman" w:hAnsi="Times New Roman" w:cs="Times New Roman"/>
+        </w:rPr>
+        <w:t xml:space="preserve">    Addition of comments</w:t>
+      </w:r>
+    </w:p>
+    <w:p>
+      <w:pPr>
+        <w:ind w:left="1080"/>
+        <w:rPr>
+          <w:rFonts w:ascii="Times New Roman" w:eastAsia="Times New Roman" w:hAnsi="Times New Roman" w:cs="Times New Roman"/>
+        </w:rPr>
+      </w:pPr>
+    </w:p>
+    <w:p>
+      <w:pPr>
+        <w:ind w:left="1080"/>
+        <w:rPr>
+          <w:rFonts w:ascii="Times New Roman" w:eastAsia="Times New Roman" w:hAnsi="Times New Roman" w:cs="Times New Roman"/>
+        </w:rPr>
+      </w:pPr>
+      <w:r>
+        <w:rPr>
+          <w:rFonts w:ascii="Times New Roman" w:eastAsia="Times New Roman" w:hAnsi="Times New Roman" w:cs="Times New Roman"/>
+        </w:rPr>
+        <w:t>commit 0a6a3321b8356840d7272ed4df5e26d4c1599381</w:t>
+      </w:r>
+    </w:p>
+    <w:p>
+      <w:pPr>
+        <w:ind w:left="1080"/>
+        <w:rPr>
+          <w:rFonts w:ascii="Times New Roman" w:eastAsia="Times New Roman" w:hAnsi="Times New Roman" w:cs="Times New Roman"/>
+        </w:rPr>
+      </w:pPr>
+      <w:r>
+        <w:rPr>
+          <w:rFonts w:ascii="Times New Roman" w:eastAsia="Times New Roman" w:hAnsi="Times New Roman" w:cs="Times New Roman"/>
+        </w:rPr>
+        <w:t>Author: Halimat Aminu &lt;ha25adh@herts.ac.uk&gt;</w:t>
+      </w:r>
+    </w:p>
+    <w:p>
+      <w:pPr>
+        <w:ind w:left="1080"/>
+        <w:rPr>
+          <w:rFonts w:ascii="Times New Roman" w:eastAsia="Times New Roman" w:hAnsi="Times New Roman" w:cs="Times New Roman"/>
+        </w:rPr>
+      </w:pPr>
+      <w:r>
+        <w:rPr>
+          <w:rFonts w:ascii="Times New Roman" w:eastAsia="Times New Roman" w:hAnsi="Times New Roman" w:cs="Times New Roman"/>
+        </w:rPr>
+        <w:t>Date:   Thu Dec 11 01:27:11 2025 +0100</w:t>
+      </w:r>
+    </w:p>
+    <w:p>
+      <w:pPr>
+        <w:ind w:left="1080"/>
+        <w:rPr>
+          <w:rFonts w:ascii="Times New Roman" w:eastAsia="Times New Roman" w:hAnsi="Times New Roman" w:cs="Times New Roman"/>
+        </w:rPr>
+      </w:pPr>
+    </w:p>
+    <w:p>
+      <w:pPr>
+        <w:ind w:left="1080"/>
+        <w:rPr>
+          <w:rFonts w:ascii="Times New Roman" w:eastAsia="Times New Roman" w:hAnsi="Times New Roman" w:cs="Times New Roman"/>
+        </w:rPr>
+      </w:pPr>
+      <w:r>
+        <w:rPr>
+          <w:rFonts w:ascii="Times New Roman" w:eastAsia="Times New Roman" w:hAnsi="Times New Roman" w:cs="Times New Roman"/>
+        </w:rPr>
+        <w:t xml:space="preserve">    Histogram image with new title</w:t>
+      </w:r>
+    </w:p>
+    <w:p>
+      <w:pPr>
+        <w:ind w:left="1080"/>
+        <w:rPr>
+          <w:rFonts w:ascii="Times New Roman" w:eastAsia="Times New Roman" w:hAnsi="Times New Roman" w:cs="Times New Roman"/>
+        </w:rPr>
+      </w:pPr>
+    </w:p>
+    <w:p>
+      <w:pPr>
+        <w:ind w:left="1080"/>
+        <w:rPr>
+          <w:rFonts w:ascii="Times New Roman" w:eastAsia="Times New Roman" w:hAnsi="Times New Roman" w:cs="Times New Roman"/>
+        </w:rPr>
+      </w:pPr>
+      <w:r>
+        <w:rPr>
+          <w:rFonts w:ascii="Times New Roman" w:eastAsia="Times New Roman" w:hAnsi="Times New Roman" w:cs="Times New Roman"/>
+        </w:rPr>
+        <w:t>commit 227971239cfc523d397dce13485bea20ccfdd1ad</w:t>
+      </w:r>
+    </w:p>
+    <w:p>
+      <w:pPr>
+        <w:ind w:left="1080"/>
+        <w:rPr>
+          <w:rFonts w:ascii="Times New Roman" w:eastAsia="Times New Roman" w:hAnsi="Times New Roman" w:cs="Times New Roman"/>
+        </w:rPr>
+      </w:pPr>
+      <w:r>
+        <w:rPr>
+          <w:rFonts w:ascii="Times New Roman" w:eastAsia="Times New Roman" w:hAnsi="Times New Roman" w:cs="Times New Roman"/>
+        </w:rPr>
+        <w:lastRenderedPageBreak/>
+        <w:t>Author: Halimat Aminu &lt;ha25adh@herts.ac.uk&gt;</w:t>
+      </w:r>
+    </w:p>
+    <w:p>
+      <w:pPr>
+        <w:ind w:left="1080"/>
+        <w:rPr>
+          <w:rFonts w:ascii="Times New Roman" w:eastAsia="Times New Roman" w:hAnsi="Times New Roman" w:cs="Times New Roman"/>
+        </w:rPr>
+      </w:pPr>
+      <w:r>
+        <w:rPr>
+          <w:rFonts w:ascii="Times New Roman" w:eastAsia="Times New Roman" w:hAnsi="Times New Roman" w:cs="Times New Roman"/>
+        </w:rPr>
+        <w:t>Date:   Thu Dec 11 01:26:13 2025 +0100</w:t>
+      </w:r>
+    </w:p>
+    <w:p>
+      <w:pPr>
+        <w:ind w:left="1080"/>
+        <w:rPr>
+          <w:rFonts w:ascii="Times New Roman" w:eastAsia="Times New Roman" w:hAnsi="Times New Roman" w:cs="Times New Roman"/>
+        </w:rPr>
+      </w:pPr>
+    </w:p>
+    <w:p>
+      <w:pPr>
+        <w:ind w:left="1080"/>
+        <w:rPr>
+          <w:rFonts w:ascii="Times New Roman" w:eastAsia="Times New Roman" w:hAnsi="Times New Roman" w:cs="Times New Roman"/>
+        </w:rPr>
+      </w:pPr>
+      <w:r>
+        <w:rPr>
+          <w:rFonts w:ascii="Times New Roman" w:eastAsia="Times New Roman" w:hAnsi="Times New Roman" w:cs="Times New Roman"/>
+        </w:rPr>
+        <w:t xml:space="preserve">    Title change + comments</w:t>
+      </w:r>
+    </w:p>
+    <w:p>
+      <w:pPr>
+        <w:ind w:left="1080"/>
+        <w:rPr>
+          <w:rFonts w:ascii="Times New Roman" w:eastAsia="Times New Roman" w:hAnsi="Times New Roman" w:cs="Times New Roman"/>
+        </w:rPr>
+      </w:pPr>
+    </w:p>
+    <w:p>
+      <w:pPr>
+        <w:ind w:left="1080"/>
+        <w:rPr>
+          <w:rFonts w:ascii="Times New Roman" w:eastAsia="Times New Roman" w:hAnsi="Times New Roman" w:cs="Times New Roman"/>
+        </w:rPr>
+      </w:pPr>
+      <w:r>
+        <w:rPr>
+          <w:rFonts w:ascii="Times New Roman" w:eastAsia="Times New Roman" w:hAnsi="Times New Roman" w:cs="Times New Roman"/>
+        </w:rPr>
+        <w:t>commit 026e32e86e95b799abb8cad4d535a76705f3c499</w:t>
+      </w:r>
+    </w:p>
+    <w:p>
+      <w:pPr>
+        <w:ind w:left="1080"/>
+        <w:rPr>
+          <w:rFonts w:ascii="Times New Roman" w:eastAsia="Times New Roman" w:hAnsi="Times New Roman" w:cs="Times New Roman"/>
+        </w:rPr>
+      </w:pPr>
+      <w:r>
+        <w:rPr>
+          <w:rFonts w:ascii="Times New Roman" w:eastAsia="Times New Roman" w:hAnsi="Times New Roman" w:cs="Times New Roman"/>
+        </w:rPr>
+        <w:t>Author: fm25abm &lt;fm25abm@herts.ac.uk&gt;</w:t>
+      </w:r>
+    </w:p>
+    <w:p>
+      <w:pPr>
+        <w:ind w:left="1080"/>
+        <w:rPr>
+          <w:rFonts w:ascii="Times New Roman" w:eastAsia="Times New Roman" w:hAnsi="Times New Roman" w:cs="Times New Roman"/>
+        </w:rPr>
+      </w:pPr>
+      <w:r>
+        <w:rPr>
+          <w:rFonts w:ascii="Times New Roman" w:eastAsia="Times New Roman" w:hAnsi="Times New Roman" w:cs="Times New Roman"/>
+        </w:rPr>
+        <w:t>Date:   Wed Dec 10 16:37:58 2025 +0000</w:t>
+      </w:r>
+    </w:p>
+    <w:p>
+      <w:pPr>
+        <w:ind w:left="1080"/>
+        <w:rPr>
+          <w:rFonts w:ascii="Times New Roman" w:eastAsia="Times New Roman" w:hAnsi="Times New Roman" w:cs="Times New Roman"/>
+        </w:rPr>
+      </w:pPr>
+    </w:p>
+    <w:p>
+      <w:pPr>
+        <w:ind w:left="1080"/>
+        <w:rPr>
+          <w:rFonts w:ascii="Times New Roman" w:eastAsia="Times New Roman" w:hAnsi="Times New Roman" w:cs="Times New Roman"/>
+        </w:rPr>
+      </w:pPr>
+      <w:r>
+        <w:rPr>
+          <w:rFonts w:ascii="Times New Roman" w:eastAsia="Times New Roman" w:hAnsi="Times New Roman" w:cs="Times New Roman"/>
+        </w:rPr>
+        <w:t xml:space="preserve">    Updated section 4.2, added R code for analysis in section 8</w:t>
+      </w:r>
+    </w:p>
+    <w:p>
+      <w:pPr>
+        <w:ind w:left="1080"/>
+        <w:rPr>
+          <w:rFonts w:ascii="Times New Roman" w:eastAsia="Times New Roman" w:hAnsi="Times New Roman" w:cs="Times New Roman"/>
+        </w:rPr>
+      </w:pPr>
+    </w:p>
+    <w:p>
+      <w:pPr>
+        <w:ind w:left="1080"/>
+        <w:rPr>
+          <w:rFonts w:ascii="Times New Roman" w:eastAsia="Times New Roman" w:hAnsi="Times New Roman" w:cs="Times New Roman"/>
+        </w:rPr>
+      </w:pPr>
+      <w:r>
+        <w:rPr>
+          <w:rFonts w:ascii="Times New Roman" w:eastAsia="Times New Roman" w:hAnsi="Times New Roman" w:cs="Times New Roman"/>
+        </w:rPr>
+        <w:t>commit 55443615fa288638be7c466b4a18223f02958540</w:t>
+      </w:r>
+    </w:p>
+    <w:p>
+      <w:pPr>
+        <w:ind w:left="1080"/>
+        <w:rPr>
+          <w:rFonts w:ascii="Times New Roman" w:eastAsia="Times New Roman" w:hAnsi="Times New Roman" w:cs="Times New Roman"/>
+        </w:rPr>
+      </w:pPr>
+      <w:r>
+        <w:rPr>
+          <w:rFonts w:ascii="Times New Roman" w:eastAsia="Times New Roman" w:hAnsi="Times New Roman" w:cs="Times New Roman"/>
+        </w:rPr>
+        <w:t>Author: fm25abm &lt;fm25abm@herts.ac.uk&gt;</w:t>
+      </w:r>
+    </w:p>
+    <w:p>
+      <w:pPr>
+        <w:ind w:left="1080"/>
+        <w:rPr>
+          <w:rFonts w:ascii="Times New Roman" w:eastAsia="Times New Roman" w:hAnsi="Times New Roman" w:cs="Times New Roman"/>
+        </w:rPr>
+      </w:pPr>
+      <w:r>
+        <w:rPr>
+          <w:rFonts w:ascii="Times New Roman" w:eastAsia="Times New Roman" w:hAnsi="Times New Roman" w:cs="Times New Roman"/>
+        </w:rPr>
+        <w:t>Date:   Wed Dec 10 16:35:22 2025 +0000</w:t>
+      </w:r>
+    </w:p>
+    <w:p>
+      <w:pPr>
+        <w:ind w:left="1080"/>
+        <w:rPr>
+          <w:rFonts w:ascii="Times New Roman" w:eastAsia="Times New Roman" w:hAnsi="Times New Roman" w:cs="Times New Roman"/>
+        </w:rPr>
+      </w:pPr>
+    </w:p>
+    <w:p>
+      <w:pPr>
+        <w:ind w:left="1080"/>
+        <w:rPr>
+          <w:rFonts w:ascii="Times New Roman" w:eastAsia="Times New Roman" w:hAnsi="Times New Roman" w:cs="Times New Roman"/>
+        </w:rPr>
+      </w:pPr>
+      <w:r>
+        <w:rPr>
+          <w:rFonts w:ascii="Times New Roman" w:eastAsia="Times New Roman" w:hAnsi="Times New Roman" w:cs="Times New Roman"/>
+        </w:rPr>
+        <w:t xml:space="preserve">    Added comments for better clarity</w:t>
+      </w:r>
+    </w:p>
+    <w:p>
+      <w:pPr>
+        <w:ind w:left="1080"/>
+        <w:rPr>
+          <w:rFonts w:ascii="Times New Roman" w:eastAsia="Times New Roman" w:hAnsi="Times New Roman" w:cs="Times New Roman"/>
+        </w:rPr>
+      </w:pPr>
+    </w:p>
+    <w:p>
+      <w:pPr>
+        <w:ind w:left="1080"/>
+        <w:rPr>
+          <w:rFonts w:ascii="Times New Roman" w:eastAsia="Times New Roman" w:hAnsi="Times New Roman" w:cs="Times New Roman"/>
+        </w:rPr>
+      </w:pPr>
+      <w:r>
+        <w:rPr>
+          <w:rFonts w:ascii="Times New Roman" w:eastAsia="Times New Roman" w:hAnsi="Times New Roman" w:cs="Times New Roman"/>
+        </w:rPr>
+        <w:t>commit c44a4ac0b45e9ea3a151ee06b227462faf0e6406</w:t>
+      </w:r>
+    </w:p>
+    <w:p>
+      <w:pPr>
+        <w:ind w:left="1080"/>
+        <w:rPr>
+          <w:rFonts w:ascii="Times New Roman" w:eastAsia="Times New Roman" w:hAnsi="Times New Roman" w:cs="Times New Roman"/>
+        </w:rPr>
+      </w:pPr>
+      <w:r>
+        <w:rPr>
+          <w:rFonts w:ascii="Times New Roman" w:eastAsia="Times New Roman" w:hAnsi="Times New Roman" w:cs="Times New Roman"/>
+        </w:rPr>
+        <w:t>Author: dm19adj &lt;dm19adj@herts.ac.uk&gt;</w:t>
+      </w:r>
+    </w:p>
+    <w:p>
+      <w:pPr>
+        <w:ind w:left="1080"/>
+        <w:rPr>
+          <w:rFonts w:ascii="Times New Roman" w:eastAsia="Times New Roman" w:hAnsi="Times New Roman" w:cs="Times New Roman"/>
+        </w:rPr>
+      </w:pPr>
+      <w:r>
+        <w:rPr>
+          <w:rFonts w:ascii="Times New Roman" w:eastAsia="Times New Roman" w:hAnsi="Times New Roman" w:cs="Times New Roman"/>
+        </w:rPr>
+        <w:t>Date:   Wed Dec 10 14:35:06 2025 +0000</w:t>
+      </w:r>
+    </w:p>
+    <w:p>
+      <w:pPr>
+        <w:ind w:left="1080"/>
+        <w:rPr>
+          <w:rFonts w:ascii="Times New Roman" w:eastAsia="Times New Roman" w:hAnsi="Times New Roman" w:cs="Times New Roman"/>
+        </w:rPr>
+      </w:pPr>
+    </w:p>
+    <w:p>
+      <w:pPr>
+        <w:ind w:left="1080"/>
+        <w:rPr>
+          <w:rFonts w:ascii="Times New Roman" w:eastAsia="Times New Roman" w:hAnsi="Times New Roman" w:cs="Times New Roman"/>
+        </w:rPr>
+      </w:pPr>
+      <w:r>
+        <w:rPr>
+          <w:rFonts w:ascii="Times New Roman" w:eastAsia="Times New Roman" w:hAnsi="Times New Roman" w:cs="Times New Roman"/>
+        </w:rPr>
+        <w:t xml:space="preserve">    Added references for the all research papers in reference list</w:t>
+      </w:r>
+    </w:p>
+    <w:p>
+      <w:pPr>
+        <w:ind w:left="1080"/>
+        <w:rPr>
+          <w:rFonts w:ascii="Times New Roman" w:eastAsia="Times New Roman" w:hAnsi="Times New Roman" w:cs="Times New Roman"/>
+        </w:rPr>
+      </w:pPr>
+    </w:p>
+    <w:p>
+      <w:pPr>
+        <w:ind w:left="1080"/>
+        <w:rPr>
+          <w:rFonts w:ascii="Times New Roman" w:eastAsia="Times New Roman" w:hAnsi="Times New Roman" w:cs="Times New Roman"/>
+        </w:rPr>
+      </w:pPr>
+      <w:r>
+        <w:rPr>
+          <w:rFonts w:ascii="Times New Roman" w:eastAsia="Times New Roman" w:hAnsi="Times New Roman" w:cs="Times New Roman"/>
+        </w:rPr>
+        <w:t>commit e94d02a39923ddbc7ab67493e5c2838994c47a42</w:t>
+      </w:r>
+    </w:p>
+    <w:p>
+      <w:pPr>
+        <w:ind w:left="1080"/>
+        <w:rPr>
+          <w:rFonts w:ascii="Times New Roman" w:eastAsia="Times New Roman" w:hAnsi="Times New Roman" w:cs="Times New Roman"/>
+        </w:rPr>
+      </w:pPr>
+      <w:r>
+        <w:rPr>
+          <w:rFonts w:ascii="Times New Roman" w:eastAsia="Times New Roman" w:hAnsi="Times New Roman" w:cs="Times New Roman"/>
+        </w:rPr>
+        <w:t>Author: Halimat Aminu &lt;ha25adh@herts.ac.uk&gt;</w:t>
+      </w:r>
+    </w:p>
+    <w:p>
+      <w:pPr>
+        <w:ind w:left="1080"/>
+        <w:rPr>
+          <w:rFonts w:ascii="Times New Roman" w:eastAsia="Times New Roman" w:hAnsi="Times New Roman" w:cs="Times New Roman"/>
+        </w:rPr>
+      </w:pPr>
+      <w:r>
+        <w:rPr>
+          <w:rFonts w:ascii="Times New Roman" w:eastAsia="Times New Roman" w:hAnsi="Times New Roman" w:cs="Times New Roman"/>
+        </w:rPr>
+        <w:t>Date:   Wed Dec 10 11:00:44 2025 +0100</w:t>
+      </w:r>
+    </w:p>
+    <w:p>
+      <w:pPr>
+        <w:ind w:left="1080"/>
+        <w:rPr>
+          <w:rFonts w:ascii="Times New Roman" w:eastAsia="Times New Roman" w:hAnsi="Times New Roman" w:cs="Times New Roman"/>
+        </w:rPr>
+      </w:pPr>
+    </w:p>
+    <w:p>
+      <w:pPr>
+        <w:ind w:left="1080"/>
+        <w:rPr>
+          <w:rFonts w:ascii="Times New Roman" w:eastAsia="Times New Roman" w:hAnsi="Times New Roman" w:cs="Times New Roman"/>
+        </w:rPr>
+      </w:pPr>
+      <w:r>
+        <w:rPr>
+          <w:rFonts w:ascii="Times New Roman" w:eastAsia="Times New Roman" w:hAnsi="Times New Roman" w:cs="Times New Roman"/>
+        </w:rPr>
+        <w:t xml:space="preserve">    Updated Histogram: Added data, updated data subset</w:t>
+      </w:r>
+    </w:p>
+    <w:p>
+      <w:pPr>
+        <w:ind w:left="1080"/>
+        <w:rPr>
+          <w:rFonts w:ascii="Times New Roman" w:eastAsia="Times New Roman" w:hAnsi="Times New Roman" w:cs="Times New Roman"/>
+        </w:rPr>
+      </w:pPr>
+    </w:p>
+    <w:p>
+      <w:pPr>
+        <w:ind w:left="1080"/>
+        <w:rPr>
+          <w:rFonts w:ascii="Times New Roman" w:eastAsia="Times New Roman" w:hAnsi="Times New Roman" w:cs="Times New Roman"/>
+        </w:rPr>
+      </w:pPr>
+      <w:r>
+        <w:rPr>
+          <w:rFonts w:ascii="Times New Roman" w:eastAsia="Times New Roman" w:hAnsi="Times New Roman" w:cs="Times New Roman"/>
+        </w:rPr>
+        <w:t>commit f992171667b7c76d7e861b30f70a008834dd7597</w:t>
+      </w:r>
+    </w:p>
+    <w:p>
+      <w:pPr>
+        <w:ind w:left="1080"/>
+        <w:rPr>
+          <w:rFonts w:ascii="Times New Roman" w:eastAsia="Times New Roman" w:hAnsi="Times New Roman" w:cs="Times New Roman"/>
+        </w:rPr>
+      </w:pPr>
+      <w:r>
+        <w:rPr>
+          <w:rFonts w:ascii="Times New Roman" w:eastAsia="Times New Roman" w:hAnsi="Times New Roman" w:cs="Times New Roman"/>
+        </w:rPr>
+        <w:t>Author: dm19adj &lt;dm19adj@herts.ac.uk&gt;</w:t>
+      </w:r>
+    </w:p>
+    <w:p>
+      <w:pPr>
+        <w:ind w:left="1080"/>
+        <w:rPr>
+          <w:rFonts w:ascii="Times New Roman" w:eastAsia="Times New Roman" w:hAnsi="Times New Roman" w:cs="Times New Roman"/>
+        </w:rPr>
+      </w:pPr>
+      <w:r>
+        <w:rPr>
+          <w:rFonts w:ascii="Times New Roman" w:eastAsia="Times New Roman" w:hAnsi="Times New Roman" w:cs="Times New Roman"/>
+        </w:rPr>
+        <w:t>Date:   Wed Dec 10 02:34:15 2025 +0000</w:t>
+      </w:r>
+    </w:p>
+    <w:p>
+      <w:pPr>
+        <w:ind w:left="1080"/>
+        <w:rPr>
+          <w:rFonts w:ascii="Times New Roman" w:eastAsia="Times New Roman" w:hAnsi="Times New Roman" w:cs="Times New Roman"/>
+        </w:rPr>
+      </w:pPr>
+    </w:p>
+    <w:p>
+      <w:pPr>
+        <w:ind w:left="1080"/>
+        <w:rPr>
+          <w:rFonts w:ascii="Times New Roman" w:eastAsia="Times New Roman" w:hAnsi="Times New Roman" w:cs="Times New Roman"/>
+        </w:rPr>
+      </w:pPr>
+      <w:r>
+        <w:rPr>
+          <w:rFonts w:ascii="Times New Roman" w:eastAsia="Times New Roman" w:hAnsi="Times New Roman" w:cs="Times New Roman"/>
+        </w:rPr>
+        <w:t xml:space="preserve">    Updated all three research papers for BG research</w:t>
+      </w:r>
+    </w:p>
+    <w:p>
+      <w:pPr>
+        <w:ind w:left="1080"/>
+        <w:rPr>
+          <w:rFonts w:ascii="Times New Roman" w:eastAsia="Times New Roman" w:hAnsi="Times New Roman" w:cs="Times New Roman"/>
+        </w:rPr>
+      </w:pPr>
+    </w:p>
+    <w:p>
+      <w:pPr>
+        <w:ind w:left="1080"/>
+        <w:rPr>
+          <w:rFonts w:ascii="Times New Roman" w:eastAsia="Times New Roman" w:hAnsi="Times New Roman" w:cs="Times New Roman"/>
+        </w:rPr>
+      </w:pPr>
+      <w:r>
+        <w:rPr>
+          <w:rFonts w:ascii="Times New Roman" w:eastAsia="Times New Roman" w:hAnsi="Times New Roman" w:cs="Times New Roman"/>
+        </w:rPr>
+        <w:t>commit 329e6f28c4685ad1f986f6fb1ee0a304ced4c22a</w:t>
+      </w:r>
+    </w:p>
+    <w:p>
+      <w:pPr>
+        <w:ind w:left="1080"/>
+        <w:rPr>
+          <w:rFonts w:ascii="Times New Roman" w:eastAsia="Times New Roman" w:hAnsi="Times New Roman" w:cs="Times New Roman"/>
+        </w:rPr>
+      </w:pPr>
+      <w:r>
+        <w:rPr>
+          <w:rFonts w:ascii="Times New Roman" w:eastAsia="Times New Roman" w:hAnsi="Times New Roman" w:cs="Times New Roman"/>
+        </w:rPr>
+        <w:t>Merge: 832283f 29cfb45</w:t>
+      </w:r>
+    </w:p>
+    <w:p>
+      <w:pPr>
+        <w:ind w:left="1080"/>
+        <w:rPr>
+          <w:rFonts w:ascii="Times New Roman" w:eastAsia="Times New Roman" w:hAnsi="Times New Roman" w:cs="Times New Roman"/>
+        </w:rPr>
+      </w:pPr>
+      <w:r>
+        <w:rPr>
+          <w:rFonts w:ascii="Times New Roman" w:eastAsia="Times New Roman" w:hAnsi="Times New Roman" w:cs="Times New Roman"/>
+        </w:rPr>
+        <w:t>Author: dm19adj &lt;dm19adj@herts.ac.uk&gt;</w:t>
+      </w:r>
+    </w:p>
+    <w:p>
+      <w:pPr>
+        <w:ind w:left="1080"/>
+        <w:rPr>
+          <w:rFonts w:ascii="Times New Roman" w:eastAsia="Times New Roman" w:hAnsi="Times New Roman" w:cs="Times New Roman"/>
+        </w:rPr>
+      </w:pPr>
+      <w:r>
+        <w:rPr>
+          <w:rFonts w:ascii="Times New Roman" w:eastAsia="Times New Roman" w:hAnsi="Times New Roman" w:cs="Times New Roman"/>
+        </w:rPr>
+        <w:t>Date:   Tue Dec 9 22:46:32 2025 +0000</w:t>
+      </w:r>
+    </w:p>
+    <w:p>
+      <w:pPr>
+        <w:ind w:left="1080"/>
+        <w:rPr>
+          <w:rFonts w:ascii="Times New Roman" w:eastAsia="Times New Roman" w:hAnsi="Times New Roman" w:cs="Times New Roman"/>
+        </w:rPr>
+      </w:pPr>
+    </w:p>
+    <w:p>
+      <w:pPr>
+        <w:ind w:left="1080"/>
+        <w:rPr>
+          <w:rFonts w:ascii="Times New Roman" w:eastAsia="Times New Roman" w:hAnsi="Times New Roman" w:cs="Times New Roman"/>
+        </w:rPr>
+      </w:pPr>
+      <w:r>
+        <w:rPr>
+          <w:rFonts w:ascii="Times New Roman" w:eastAsia="Times New Roman" w:hAnsi="Times New Roman" w:cs="Times New Roman"/>
+        </w:rPr>
+        <w:t xml:space="preserve">    Merge branch 'main' of https://github.com/fm25abm/trdcw2</w:t>
+      </w:r>
+    </w:p>
+    <w:p>
+      <w:pPr>
+        <w:ind w:left="1080"/>
+        <w:rPr>
+          <w:rFonts w:ascii="Times New Roman" w:eastAsia="Times New Roman" w:hAnsi="Times New Roman" w:cs="Times New Roman"/>
+        </w:rPr>
+      </w:pPr>
+    </w:p>
+    <w:p>
+      <w:pPr>
+        <w:ind w:left="1080"/>
+        <w:rPr>
+          <w:rFonts w:ascii="Times New Roman" w:eastAsia="Times New Roman" w:hAnsi="Times New Roman" w:cs="Times New Roman"/>
+        </w:rPr>
+      </w:pPr>
+      <w:r>
+        <w:rPr>
+          <w:rFonts w:ascii="Times New Roman" w:eastAsia="Times New Roman" w:hAnsi="Times New Roman" w:cs="Times New Roman"/>
+        </w:rPr>
+        <w:t>commit 832283f6603878560ca701819c4740e751746cab</w:t>
+      </w:r>
+    </w:p>
+    <w:p>
+      <w:pPr>
+        <w:ind w:left="1080"/>
+        <w:rPr>
+          <w:rFonts w:ascii="Times New Roman" w:eastAsia="Times New Roman" w:hAnsi="Times New Roman" w:cs="Times New Roman"/>
+        </w:rPr>
+      </w:pPr>
+      <w:r>
+        <w:rPr>
+          <w:rFonts w:ascii="Times New Roman" w:eastAsia="Times New Roman" w:hAnsi="Times New Roman" w:cs="Times New Roman"/>
+        </w:rPr>
+        <w:t>Author: dm19adj &lt;dm19adj@herts.ac.uk&gt;</w:t>
+      </w:r>
+    </w:p>
+    <w:p>
+      <w:pPr>
+        <w:ind w:left="1080"/>
+        <w:rPr>
+          <w:rFonts w:ascii="Times New Roman" w:eastAsia="Times New Roman" w:hAnsi="Times New Roman" w:cs="Times New Roman"/>
+        </w:rPr>
+      </w:pPr>
+      <w:r>
+        <w:rPr>
+          <w:rFonts w:ascii="Times New Roman" w:eastAsia="Times New Roman" w:hAnsi="Times New Roman" w:cs="Times New Roman"/>
+        </w:rPr>
+        <w:t>Date:   Tue Dec 9 22:46:17 2025 +0000</w:t>
+      </w:r>
+    </w:p>
+    <w:p>
+      <w:pPr>
+        <w:ind w:left="1080"/>
+        <w:rPr>
+          <w:rFonts w:ascii="Times New Roman" w:eastAsia="Times New Roman" w:hAnsi="Times New Roman" w:cs="Times New Roman"/>
+        </w:rPr>
+      </w:pPr>
+    </w:p>
+    <w:p>
+      <w:pPr>
+        <w:ind w:left="1080"/>
+        <w:rPr>
+          <w:rFonts w:ascii="Times New Roman" w:eastAsia="Times New Roman" w:hAnsi="Times New Roman" w:cs="Times New Roman"/>
+        </w:rPr>
+      </w:pPr>
+      <w:r>
+        <w:rPr>
+          <w:rFonts w:ascii="Times New Roman" w:eastAsia="Times New Roman" w:hAnsi="Times New Roman" w:cs="Times New Roman"/>
+        </w:rPr>
+        <w:t xml:space="preserve">    Added second research paper for BG research</w:t>
+      </w:r>
+    </w:p>
+    <w:p>
+      <w:pPr>
+        <w:ind w:left="1080"/>
+        <w:rPr>
+          <w:rFonts w:ascii="Times New Roman" w:eastAsia="Times New Roman" w:hAnsi="Times New Roman" w:cs="Times New Roman"/>
+        </w:rPr>
+      </w:pPr>
+    </w:p>
+    <w:p>
+      <w:pPr>
+        <w:ind w:left="1080"/>
+        <w:rPr>
+          <w:rFonts w:ascii="Times New Roman" w:eastAsia="Times New Roman" w:hAnsi="Times New Roman" w:cs="Times New Roman"/>
+        </w:rPr>
+      </w:pPr>
+      <w:r>
+        <w:rPr>
+          <w:rFonts w:ascii="Times New Roman" w:eastAsia="Times New Roman" w:hAnsi="Times New Roman" w:cs="Times New Roman"/>
+        </w:rPr>
+        <w:t>commit 29cfb45a1368edb43f6d460d7cf6ed15245b0c1e</w:t>
+      </w:r>
+    </w:p>
+    <w:p>
+      <w:pPr>
+        <w:ind w:left="1080"/>
+        <w:rPr>
+          <w:rFonts w:ascii="Times New Roman" w:eastAsia="Times New Roman" w:hAnsi="Times New Roman" w:cs="Times New Roman"/>
+        </w:rPr>
+      </w:pPr>
+      <w:r>
+        <w:rPr>
+          <w:rFonts w:ascii="Times New Roman" w:eastAsia="Times New Roman" w:hAnsi="Times New Roman" w:cs="Times New Roman"/>
+        </w:rPr>
+        <w:t>Author: Halimat Aminu &lt;ha25adh@herts.ac.uk&gt;</w:t>
+      </w:r>
+    </w:p>
+    <w:p>
+      <w:pPr>
+        <w:ind w:left="1080"/>
+        <w:rPr>
+          <w:rFonts w:ascii="Times New Roman" w:eastAsia="Times New Roman" w:hAnsi="Times New Roman" w:cs="Times New Roman"/>
+        </w:rPr>
+      </w:pPr>
+      <w:r>
+        <w:rPr>
+          <w:rFonts w:ascii="Times New Roman" w:eastAsia="Times New Roman" w:hAnsi="Times New Roman" w:cs="Times New Roman"/>
+        </w:rPr>
+        <w:lastRenderedPageBreak/>
+        <w:t>Date:   Tue Dec 9 23:03:18 2025 +0100</w:t>
+      </w:r>
+    </w:p>
+    <w:p>
+      <w:pPr>
+        <w:ind w:left="1080"/>
+        <w:rPr>
+          <w:rFonts w:ascii="Times New Roman" w:eastAsia="Times New Roman" w:hAnsi="Times New Roman" w:cs="Times New Roman"/>
+        </w:rPr>
+      </w:pPr>
+    </w:p>
+    <w:p>
+      <w:pPr>
+        <w:ind w:left="1080"/>
+        <w:rPr>
+          <w:rFonts w:ascii="Times New Roman" w:eastAsia="Times New Roman" w:hAnsi="Times New Roman" w:cs="Times New Roman"/>
+        </w:rPr>
+      </w:pPr>
+      <w:r>
+        <w:rPr>
+          <w:rFonts w:ascii="Times New Roman" w:eastAsia="Times New Roman" w:hAnsi="Times New Roman" w:cs="Times New Roman"/>
+        </w:rPr>
+        <w:t xml:space="preserve">    Updated boxplot</w:t>
+      </w:r>
+    </w:p>
+    <w:p>
+      <w:pPr>
+        <w:ind w:left="1080"/>
+        <w:rPr>
+          <w:rFonts w:ascii="Times New Roman" w:eastAsia="Times New Roman" w:hAnsi="Times New Roman" w:cs="Times New Roman"/>
+        </w:rPr>
+      </w:pPr>
+    </w:p>
+    <w:p>
+      <w:pPr>
+        <w:ind w:left="1080"/>
+        <w:rPr>
+          <w:rFonts w:ascii="Times New Roman" w:eastAsia="Times New Roman" w:hAnsi="Times New Roman" w:cs="Times New Roman"/>
+        </w:rPr>
+      </w:pPr>
+      <w:r>
+        <w:rPr>
+          <w:rFonts w:ascii="Times New Roman" w:eastAsia="Times New Roman" w:hAnsi="Times New Roman" w:cs="Times New Roman"/>
+        </w:rPr>
+        <w:t>commit 1d9fa215a20982c210bdc69ee62c9fca79d2d871</w:t>
+      </w:r>
+    </w:p>
+    <w:p>
+      <w:pPr>
+        <w:ind w:left="1080"/>
+        <w:rPr>
+          <w:rFonts w:ascii="Times New Roman" w:eastAsia="Times New Roman" w:hAnsi="Times New Roman" w:cs="Times New Roman"/>
+        </w:rPr>
+      </w:pPr>
+      <w:r>
+        <w:rPr>
+          <w:rFonts w:ascii="Times New Roman" w:eastAsia="Times New Roman" w:hAnsi="Times New Roman" w:cs="Times New Roman"/>
+        </w:rPr>
+        <w:t>Author: Halimat Aminu &lt;ha25adh@herts.ac.uk&gt;</w:t>
+      </w:r>
+    </w:p>
+    <w:p>
+      <w:pPr>
+        <w:ind w:left="1080"/>
+        <w:rPr>
+          <w:rFonts w:ascii="Times New Roman" w:eastAsia="Times New Roman" w:hAnsi="Times New Roman" w:cs="Times New Roman"/>
+        </w:rPr>
+      </w:pPr>
+      <w:r>
+        <w:rPr>
+          <w:rFonts w:ascii="Times New Roman" w:eastAsia="Times New Roman" w:hAnsi="Times New Roman" w:cs="Times New Roman"/>
+        </w:rPr>
+        <w:t>Date:   Tue Dec 9 23:01:03 2025 +0100</w:t>
+      </w:r>
+    </w:p>
+    <w:p>
+      <w:pPr>
+        <w:ind w:left="1080"/>
+        <w:rPr>
+          <w:rFonts w:ascii="Times New Roman" w:eastAsia="Times New Roman" w:hAnsi="Times New Roman" w:cs="Times New Roman"/>
+        </w:rPr>
+      </w:pPr>
+    </w:p>
+    <w:p>
+      <w:pPr>
+        <w:ind w:left="1080"/>
+        <w:rPr>
+          <w:rFonts w:ascii="Times New Roman" w:eastAsia="Times New Roman" w:hAnsi="Times New Roman" w:cs="Times New Roman"/>
+        </w:rPr>
+      </w:pPr>
+      <w:r>
+        <w:rPr>
+          <w:rFonts w:ascii="Times New Roman" w:eastAsia="Times New Roman" w:hAnsi="Times New Roman" w:cs="Times New Roman"/>
+        </w:rPr>
+        <w:t xml:space="preserve">    Addition of Legends</w:t>
+      </w:r>
+    </w:p>
+    <w:p>
+      <w:pPr>
+        <w:ind w:left="1080"/>
+        <w:rPr>
+          <w:rFonts w:ascii="Times New Roman" w:eastAsia="Times New Roman" w:hAnsi="Times New Roman" w:cs="Times New Roman"/>
+        </w:rPr>
+      </w:pPr>
+    </w:p>
+    <w:p>
+      <w:pPr>
+        <w:ind w:left="1080"/>
+        <w:rPr>
+          <w:rFonts w:ascii="Times New Roman" w:eastAsia="Times New Roman" w:hAnsi="Times New Roman" w:cs="Times New Roman"/>
+        </w:rPr>
+      </w:pPr>
+      <w:r>
+        <w:rPr>
+          <w:rFonts w:ascii="Times New Roman" w:eastAsia="Times New Roman" w:hAnsi="Times New Roman" w:cs="Times New Roman"/>
+        </w:rPr>
+        <w:t>commit 827553c5411980c0c04ef7f92f804e314493f1a7</w:t>
+      </w:r>
+    </w:p>
+    <w:p>
+      <w:pPr>
+        <w:ind w:left="1080"/>
+        <w:rPr>
+          <w:rFonts w:ascii="Times New Roman" w:eastAsia="Times New Roman" w:hAnsi="Times New Roman" w:cs="Times New Roman"/>
+        </w:rPr>
+      </w:pPr>
+      <w:r>
+        <w:rPr>
+          <w:rFonts w:ascii="Times New Roman" w:eastAsia="Times New Roman" w:hAnsi="Times New Roman" w:cs="Times New Roman"/>
+        </w:rPr>
+        <w:t>Merge: f047498 b3bea52</w:t>
+      </w:r>
+    </w:p>
+    <w:p>
+      <w:pPr>
+        <w:ind w:left="1080"/>
+        <w:rPr>
+          <w:rFonts w:ascii="Times New Roman" w:eastAsia="Times New Roman" w:hAnsi="Times New Roman" w:cs="Times New Roman"/>
+        </w:rPr>
+      </w:pPr>
+      <w:r>
+        <w:rPr>
+          <w:rFonts w:ascii="Times New Roman" w:eastAsia="Times New Roman" w:hAnsi="Times New Roman" w:cs="Times New Roman"/>
+        </w:rPr>
+        <w:t>Author: dm19adj &lt;dm19adj@herts.ac.uk&gt;</w:t>
+      </w:r>
+    </w:p>
+    <w:p>
+      <w:pPr>
+        <w:ind w:left="1080"/>
+        <w:rPr>
+          <w:rFonts w:ascii="Times New Roman" w:eastAsia="Times New Roman" w:hAnsi="Times New Roman" w:cs="Times New Roman"/>
+        </w:rPr>
+      </w:pPr>
+      <w:r>
+        <w:rPr>
+          <w:rFonts w:ascii="Times New Roman" w:eastAsia="Times New Roman" w:hAnsi="Times New Roman" w:cs="Times New Roman"/>
+        </w:rPr>
+        <w:t>Date:   Tue Dec 9 21:19:03 2025 +0000</w:t>
+      </w:r>
+    </w:p>
+    <w:p>
+      <w:pPr>
+        <w:ind w:left="1080"/>
+        <w:rPr>
+          <w:rFonts w:ascii="Times New Roman" w:eastAsia="Times New Roman" w:hAnsi="Times New Roman" w:cs="Times New Roman"/>
+        </w:rPr>
+      </w:pPr>
+    </w:p>
+    <w:p>
+      <w:pPr>
+        <w:ind w:left="1080"/>
+        <w:rPr>
+          <w:rFonts w:ascii="Times New Roman" w:eastAsia="Times New Roman" w:hAnsi="Times New Roman" w:cs="Times New Roman"/>
+        </w:rPr>
+      </w:pPr>
+      <w:r>
+        <w:rPr>
+          <w:rFonts w:ascii="Times New Roman" w:eastAsia="Times New Roman" w:hAnsi="Times New Roman" w:cs="Times New Roman"/>
+        </w:rPr>
+        <w:t xml:space="preserve">    Merge branch 'main' of https://github.com/fm25abm/trdcw2</w:t>
+      </w:r>
+    </w:p>
+    <w:p>
+      <w:pPr>
+        <w:ind w:left="1080"/>
+        <w:rPr>
+          <w:rFonts w:ascii="Times New Roman" w:eastAsia="Times New Roman" w:hAnsi="Times New Roman" w:cs="Times New Roman"/>
+        </w:rPr>
+      </w:pPr>
+    </w:p>
+    <w:p>
+      <w:pPr>
+        <w:ind w:left="1080"/>
+        <w:rPr>
+          <w:rFonts w:ascii="Times New Roman" w:eastAsia="Times New Roman" w:hAnsi="Times New Roman" w:cs="Times New Roman"/>
+        </w:rPr>
+      </w:pPr>
+      <w:r>
+        <w:rPr>
+          <w:rFonts w:ascii="Times New Roman" w:eastAsia="Times New Roman" w:hAnsi="Times New Roman" w:cs="Times New Roman"/>
+        </w:rPr>
+        <w:t>commit b3bea5255730438b212466a3e8ea678bb1f121c3</w:t>
+      </w:r>
+    </w:p>
+    <w:p>
+      <w:pPr>
+        <w:ind w:left="1080"/>
+        <w:rPr>
+          <w:rFonts w:ascii="Times New Roman" w:eastAsia="Times New Roman" w:hAnsi="Times New Roman" w:cs="Times New Roman"/>
+        </w:rPr>
+      </w:pPr>
+      <w:r>
+        <w:rPr>
+          <w:rFonts w:ascii="Times New Roman" w:eastAsia="Times New Roman" w:hAnsi="Times New Roman" w:cs="Times New Roman"/>
+        </w:rPr>
+        <w:t>Author: Dhairya Mistry &lt;dm19adj@herts.ac.uk&gt;</w:t>
+      </w:r>
+    </w:p>
+    <w:p>
+      <w:pPr>
+        <w:ind w:left="1080"/>
+        <w:rPr>
+          <w:rFonts w:ascii="Times New Roman" w:eastAsia="Times New Roman" w:hAnsi="Times New Roman" w:cs="Times New Roman"/>
+        </w:rPr>
+      </w:pPr>
+      <w:r>
+        <w:rPr>
+          <w:rFonts w:ascii="Times New Roman" w:eastAsia="Times New Roman" w:hAnsi="Times New Roman" w:cs="Times New Roman"/>
+        </w:rPr>
+        <w:t>Date:   Tue Dec 9 21:17:12 2025 +0000</w:t>
+      </w:r>
+    </w:p>
+    <w:p>
+      <w:pPr>
+        <w:ind w:left="1080"/>
+        <w:rPr>
+          <w:rFonts w:ascii="Times New Roman" w:eastAsia="Times New Roman" w:hAnsi="Times New Roman" w:cs="Times New Roman"/>
+        </w:rPr>
+      </w:pPr>
+    </w:p>
+    <w:p>
+      <w:pPr>
+        <w:ind w:left="1080"/>
+        <w:rPr>
+          <w:rFonts w:ascii="Times New Roman" w:eastAsia="Times New Roman" w:hAnsi="Times New Roman" w:cs="Times New Roman"/>
+        </w:rPr>
+      </w:pPr>
+      <w:r>
+        <w:rPr>
+          <w:rFonts w:ascii="Times New Roman" w:eastAsia="Times New Roman" w:hAnsi="Times New Roman" w:cs="Times New Roman"/>
+        </w:rPr>
+        <w:t xml:space="preserve">    Update the report contents here</w:t>
+      </w:r>
+    </w:p>
+    <w:p>
+      <w:pPr>
+        <w:ind w:left="1080"/>
+        <w:rPr>
+          <w:rFonts w:ascii="Times New Roman" w:eastAsia="Times New Roman" w:hAnsi="Times New Roman" w:cs="Times New Roman"/>
+        </w:rPr>
+      </w:pPr>
+    </w:p>
+    <w:p>
+      <w:pPr>
+        <w:ind w:left="1080"/>
+        <w:rPr>
+          <w:rFonts w:ascii="Times New Roman" w:eastAsia="Times New Roman" w:hAnsi="Times New Roman" w:cs="Times New Roman"/>
+        </w:rPr>
+      </w:pPr>
+      <w:r>
+        <w:rPr>
+          <w:rFonts w:ascii="Times New Roman" w:eastAsia="Times New Roman" w:hAnsi="Times New Roman" w:cs="Times New Roman"/>
+        </w:rPr>
+        <w:t>commit f047498266ace0087f14e2e30cbcb75080b1d696</w:t>
+      </w:r>
+    </w:p>
+    <w:p>
+      <w:pPr>
+        <w:ind w:left="1080"/>
+        <w:rPr>
+          <w:rFonts w:ascii="Times New Roman" w:eastAsia="Times New Roman" w:hAnsi="Times New Roman" w:cs="Times New Roman"/>
+        </w:rPr>
+      </w:pPr>
+      <w:r>
+        <w:rPr>
+          <w:rFonts w:ascii="Times New Roman" w:eastAsia="Times New Roman" w:hAnsi="Times New Roman" w:cs="Times New Roman"/>
+        </w:rPr>
+        <w:t>Author: dm19adj &lt;dm19adj@herts.ac.uk&gt;</w:t>
+      </w:r>
+    </w:p>
+    <w:p>
+      <w:pPr>
+        <w:ind w:left="1080"/>
+        <w:rPr>
+          <w:rFonts w:ascii="Times New Roman" w:eastAsia="Times New Roman" w:hAnsi="Times New Roman" w:cs="Times New Roman"/>
+        </w:rPr>
+      </w:pPr>
+      <w:r>
+        <w:rPr>
+          <w:rFonts w:ascii="Times New Roman" w:eastAsia="Times New Roman" w:hAnsi="Times New Roman" w:cs="Times New Roman"/>
+        </w:rPr>
+        <w:t>Date:   Tue Dec 9 21:11:44 2025 +0000</w:t>
+      </w:r>
+    </w:p>
+    <w:p>
+      <w:pPr>
+        <w:ind w:left="1080"/>
+        <w:rPr>
+          <w:rFonts w:ascii="Times New Roman" w:eastAsia="Times New Roman" w:hAnsi="Times New Roman" w:cs="Times New Roman"/>
+        </w:rPr>
+      </w:pPr>
+    </w:p>
+    <w:p>
+      <w:pPr>
+        <w:ind w:left="1080"/>
+        <w:rPr>
+          <w:rFonts w:ascii="Times New Roman" w:eastAsia="Times New Roman" w:hAnsi="Times New Roman" w:cs="Times New Roman"/>
+        </w:rPr>
+      </w:pPr>
+      <w:r>
+        <w:rPr>
+          <w:rFonts w:ascii="Times New Roman" w:eastAsia="Times New Roman" w:hAnsi="Times New Roman" w:cs="Times New Roman"/>
+        </w:rPr>
+        <w:t xml:space="preserve">    Added one research paper for </w:t>
+      </w:r>
+      <w:proofErr w:type="spellStart"/>
+      <w:r>
+        <w:rPr>
+          <w:rFonts w:ascii="Times New Roman" w:eastAsia="Times New Roman" w:hAnsi="Times New Roman" w:cs="Times New Roman"/>
+        </w:rPr>
+        <w:t>Backgroung</w:t>
+      </w:r>
+      <w:proofErr w:type="spellEnd"/>
+      <w:r>
+        <w:rPr>
+          <w:rFonts w:ascii="Times New Roman" w:eastAsia="Times New Roman" w:hAnsi="Times New Roman" w:cs="Times New Roman"/>
+        </w:rPr>
+        <w:t xml:space="preserve"> Research</w:t>
+      </w:r>
+    </w:p>
+    <w:p>
+      <w:pPr>
+        <w:ind w:left="1080"/>
+        <w:rPr>
+          <w:rFonts w:ascii="Times New Roman" w:eastAsia="Times New Roman" w:hAnsi="Times New Roman" w:cs="Times New Roman"/>
+        </w:rPr>
+      </w:pPr>
+    </w:p>
+    <w:p>
+      <w:pPr>
+        <w:ind w:left="1080"/>
+        <w:rPr>
+          <w:rFonts w:ascii="Times New Roman" w:eastAsia="Times New Roman" w:hAnsi="Times New Roman" w:cs="Times New Roman"/>
+        </w:rPr>
+      </w:pPr>
+      <w:r>
+        <w:rPr>
+          <w:rFonts w:ascii="Times New Roman" w:eastAsia="Times New Roman" w:hAnsi="Times New Roman" w:cs="Times New Roman"/>
+        </w:rPr>
+        <w:t>commit 544781a10b801e7e2fd0a603b37aff1a09c08921</w:t>
+      </w:r>
+    </w:p>
+    <w:p>
+      <w:pPr>
+        <w:ind w:left="1080"/>
+        <w:rPr>
+          <w:rFonts w:ascii="Times New Roman" w:eastAsia="Times New Roman" w:hAnsi="Times New Roman" w:cs="Times New Roman"/>
+        </w:rPr>
+      </w:pPr>
+      <w:r>
+        <w:rPr>
+          <w:rFonts w:ascii="Times New Roman" w:eastAsia="Times New Roman" w:hAnsi="Times New Roman" w:cs="Times New Roman"/>
+        </w:rPr>
+        <w:t>Merge: 30ec111 c85ad35</w:t>
+      </w:r>
+    </w:p>
+    <w:p>
+      <w:pPr>
+        <w:ind w:left="1080"/>
+        <w:rPr>
+          <w:rFonts w:ascii="Times New Roman" w:eastAsia="Times New Roman" w:hAnsi="Times New Roman" w:cs="Times New Roman"/>
+        </w:rPr>
+      </w:pPr>
+      <w:r>
+        <w:rPr>
+          <w:rFonts w:ascii="Times New Roman" w:eastAsia="Times New Roman" w:hAnsi="Times New Roman" w:cs="Times New Roman"/>
+        </w:rPr>
+        <w:t>Author: dm19adj &lt;dm19adj@herts.ac.uk&gt;</w:t>
+      </w:r>
+    </w:p>
+    <w:p>
+      <w:pPr>
+        <w:ind w:left="1080"/>
+        <w:rPr>
+          <w:rFonts w:ascii="Times New Roman" w:eastAsia="Times New Roman" w:hAnsi="Times New Roman" w:cs="Times New Roman"/>
+        </w:rPr>
+      </w:pPr>
+      <w:r>
+        <w:rPr>
+          <w:rFonts w:ascii="Times New Roman" w:eastAsia="Times New Roman" w:hAnsi="Times New Roman" w:cs="Times New Roman"/>
+        </w:rPr>
+        <w:t>Date:   Tue Dec 9 21:08:57 2025 +0000</w:t>
+      </w:r>
+    </w:p>
+    <w:p>
+      <w:pPr>
+        <w:ind w:left="1080"/>
+        <w:rPr>
+          <w:rFonts w:ascii="Times New Roman" w:eastAsia="Times New Roman" w:hAnsi="Times New Roman" w:cs="Times New Roman"/>
+        </w:rPr>
+      </w:pPr>
+    </w:p>
+    <w:p>
+      <w:pPr>
+        <w:ind w:left="1080"/>
+        <w:rPr>
+          <w:rFonts w:ascii="Times New Roman" w:eastAsia="Times New Roman" w:hAnsi="Times New Roman" w:cs="Times New Roman"/>
+        </w:rPr>
+      </w:pPr>
+      <w:r>
+        <w:rPr>
+          <w:rFonts w:ascii="Times New Roman" w:eastAsia="Times New Roman" w:hAnsi="Times New Roman" w:cs="Times New Roman"/>
+        </w:rPr>
+        <w:t xml:space="preserve">    deleted, unable to merge</w:t>
+      </w:r>
+    </w:p>
+    <w:p>
+      <w:pPr>
+        <w:ind w:left="1080"/>
+        <w:rPr>
+          <w:rFonts w:ascii="Times New Roman" w:eastAsia="Times New Roman" w:hAnsi="Times New Roman" w:cs="Times New Roman"/>
+        </w:rPr>
+      </w:pPr>
+    </w:p>
+    <w:p>
+      <w:pPr>
+        <w:ind w:left="1080"/>
+        <w:rPr>
+          <w:rFonts w:ascii="Times New Roman" w:eastAsia="Times New Roman" w:hAnsi="Times New Roman" w:cs="Times New Roman"/>
+        </w:rPr>
+      </w:pPr>
+      <w:r>
+        <w:rPr>
+          <w:rFonts w:ascii="Times New Roman" w:eastAsia="Times New Roman" w:hAnsi="Times New Roman" w:cs="Times New Roman"/>
+        </w:rPr>
+        <w:t>commit 30ec111512988bab25accfe37dc7a31e8b280393</w:t>
+      </w:r>
+    </w:p>
+    <w:p>
+      <w:pPr>
+        <w:ind w:left="1080"/>
+        <w:rPr>
+          <w:rFonts w:ascii="Times New Roman" w:eastAsia="Times New Roman" w:hAnsi="Times New Roman" w:cs="Times New Roman"/>
+        </w:rPr>
+      </w:pPr>
+      <w:r>
+        <w:rPr>
+          <w:rFonts w:ascii="Times New Roman" w:eastAsia="Times New Roman" w:hAnsi="Times New Roman" w:cs="Times New Roman"/>
+        </w:rPr>
+        <w:t>Author: dm19adj &lt;dm19adj@herts.ac.uk&gt;</w:t>
+      </w:r>
+    </w:p>
+    <w:p>
+      <w:pPr>
+        <w:ind w:left="1080"/>
+        <w:rPr>
+          <w:rFonts w:ascii="Times New Roman" w:eastAsia="Times New Roman" w:hAnsi="Times New Roman" w:cs="Times New Roman"/>
+        </w:rPr>
+      </w:pPr>
+      <w:r>
+        <w:rPr>
+          <w:rFonts w:ascii="Times New Roman" w:eastAsia="Times New Roman" w:hAnsi="Times New Roman" w:cs="Times New Roman"/>
+        </w:rPr>
+        <w:t>Date:   Tue Dec 9 20:59:15 2025 +0000</w:t>
+      </w:r>
+    </w:p>
+    <w:p>
+      <w:pPr>
+        <w:ind w:left="1080"/>
+        <w:rPr>
+          <w:rFonts w:ascii="Times New Roman" w:eastAsia="Times New Roman" w:hAnsi="Times New Roman" w:cs="Times New Roman"/>
+        </w:rPr>
+      </w:pPr>
+    </w:p>
+    <w:p>
+      <w:pPr>
+        <w:ind w:left="1080"/>
+        <w:rPr>
+          <w:rFonts w:ascii="Times New Roman" w:eastAsia="Times New Roman" w:hAnsi="Times New Roman" w:cs="Times New Roman"/>
+        </w:rPr>
+      </w:pPr>
+      <w:r>
+        <w:rPr>
+          <w:rFonts w:ascii="Times New Roman" w:eastAsia="Times New Roman" w:hAnsi="Times New Roman" w:cs="Times New Roman"/>
+        </w:rPr>
+        <w:t xml:space="preserve">    added one research paper for </w:t>
+      </w:r>
+      <w:proofErr w:type="spellStart"/>
+      <w:r>
+        <w:rPr>
+          <w:rFonts w:ascii="Times New Roman" w:eastAsia="Times New Roman" w:hAnsi="Times New Roman" w:cs="Times New Roman"/>
+        </w:rPr>
+        <w:t>Backgroung</w:t>
+      </w:r>
+      <w:proofErr w:type="spellEnd"/>
+      <w:r>
+        <w:rPr>
+          <w:rFonts w:ascii="Times New Roman" w:eastAsia="Times New Roman" w:hAnsi="Times New Roman" w:cs="Times New Roman"/>
+        </w:rPr>
+        <w:t xml:space="preserve"> </w:t>
+      </w:r>
+      <w:proofErr w:type="spellStart"/>
+      <w:r>
+        <w:rPr>
+          <w:rFonts w:ascii="Times New Roman" w:eastAsia="Times New Roman" w:hAnsi="Times New Roman" w:cs="Times New Roman"/>
+        </w:rPr>
+        <w:t>Reasearch</w:t>
+      </w:r>
+      <w:proofErr w:type="spellEnd"/>
+    </w:p>
+    <w:p>
+      <w:pPr>
+        <w:ind w:left="1080"/>
+        <w:rPr>
+          <w:rFonts w:ascii="Times New Roman" w:eastAsia="Times New Roman" w:hAnsi="Times New Roman" w:cs="Times New Roman"/>
+        </w:rPr>
+      </w:pPr>
+    </w:p>
+    <w:p>
+      <w:pPr>
+        <w:ind w:left="1080"/>
+        <w:rPr>
+          <w:rFonts w:ascii="Times New Roman" w:eastAsia="Times New Roman" w:hAnsi="Times New Roman" w:cs="Times New Roman"/>
+        </w:rPr>
+      </w:pPr>
+      <w:r>
+        <w:rPr>
+          <w:rFonts w:ascii="Times New Roman" w:eastAsia="Times New Roman" w:hAnsi="Times New Roman" w:cs="Times New Roman"/>
+        </w:rPr>
+        <w:t>commit c85ad35508fb2cce554aeee9f1cbec07cd329b6d</w:t>
+      </w:r>
+    </w:p>
+    <w:p>
+      <w:pPr>
+        <w:ind w:left="1080"/>
+        <w:rPr>
+          <w:rFonts w:ascii="Times New Roman" w:eastAsia="Times New Roman" w:hAnsi="Times New Roman" w:cs="Times New Roman"/>
+        </w:rPr>
+      </w:pPr>
+      <w:r>
+        <w:rPr>
+          <w:rFonts w:ascii="Times New Roman" w:eastAsia="Times New Roman" w:hAnsi="Times New Roman" w:cs="Times New Roman"/>
+        </w:rPr>
+        <w:t>Author: fm25abm &lt;fm25abm@herts.ac.uk&gt;</w:t>
+      </w:r>
+    </w:p>
+    <w:p>
+      <w:pPr>
+        <w:ind w:left="1080"/>
+        <w:rPr>
+          <w:rFonts w:ascii="Times New Roman" w:eastAsia="Times New Roman" w:hAnsi="Times New Roman" w:cs="Times New Roman"/>
+        </w:rPr>
+      </w:pPr>
+      <w:r>
+        <w:rPr>
+          <w:rFonts w:ascii="Times New Roman" w:eastAsia="Times New Roman" w:hAnsi="Times New Roman" w:cs="Times New Roman"/>
+        </w:rPr>
+        <w:t>Date:   Mon Dec 8 15:01:08 2025 +0000</w:t>
+      </w:r>
+    </w:p>
+    <w:p>
+      <w:pPr>
+        <w:ind w:left="1080"/>
+        <w:rPr>
+          <w:rFonts w:ascii="Times New Roman" w:eastAsia="Times New Roman" w:hAnsi="Times New Roman" w:cs="Times New Roman"/>
+        </w:rPr>
+      </w:pPr>
+    </w:p>
+    <w:p>
+      <w:pPr>
+        <w:ind w:left="1080"/>
+        <w:rPr>
+          <w:rFonts w:ascii="Times New Roman" w:eastAsia="Times New Roman" w:hAnsi="Times New Roman" w:cs="Times New Roman"/>
+        </w:rPr>
+      </w:pPr>
+      <w:r>
+        <w:rPr>
+          <w:rFonts w:ascii="Times New Roman" w:eastAsia="Times New Roman" w:hAnsi="Times New Roman" w:cs="Times New Roman"/>
+        </w:rPr>
+        <w:t xml:space="preserve">    Added analysis</w:t>
+      </w:r>
+    </w:p>
+    <w:p>
+      <w:pPr>
+        <w:ind w:left="1080"/>
+        <w:rPr>
+          <w:rFonts w:ascii="Times New Roman" w:eastAsia="Times New Roman" w:hAnsi="Times New Roman" w:cs="Times New Roman"/>
+        </w:rPr>
+      </w:pPr>
+    </w:p>
+    <w:p>
+      <w:pPr>
+        <w:ind w:left="1080"/>
+        <w:rPr>
+          <w:rFonts w:ascii="Times New Roman" w:eastAsia="Times New Roman" w:hAnsi="Times New Roman" w:cs="Times New Roman"/>
+        </w:rPr>
+      </w:pPr>
+      <w:r>
+        <w:rPr>
+          <w:rFonts w:ascii="Times New Roman" w:eastAsia="Times New Roman" w:hAnsi="Times New Roman" w:cs="Times New Roman"/>
+        </w:rPr>
+        <w:t>commit 7e86b928add2cfe47d6f410b123ad8b51e61330f</w:t>
+      </w:r>
+    </w:p>
+    <w:p>
+      <w:pPr>
+        <w:ind w:left="1080"/>
+        <w:rPr>
+          <w:rFonts w:ascii="Times New Roman" w:eastAsia="Times New Roman" w:hAnsi="Times New Roman" w:cs="Times New Roman"/>
+        </w:rPr>
+      </w:pPr>
+      <w:r>
+        <w:rPr>
+          <w:rFonts w:ascii="Times New Roman" w:eastAsia="Times New Roman" w:hAnsi="Times New Roman" w:cs="Times New Roman"/>
+        </w:rPr>
+        <w:t>Author: fm25abm &lt;fm25abm@herts.ac.uk&gt;</w:t>
+      </w:r>
+    </w:p>
+    <w:p>
+      <w:pPr>
+        <w:ind w:left="1080"/>
+        <w:rPr>
+          <w:rFonts w:ascii="Times New Roman" w:eastAsia="Times New Roman" w:hAnsi="Times New Roman" w:cs="Times New Roman"/>
+        </w:rPr>
+      </w:pPr>
+      <w:r>
+        <w:rPr>
+          <w:rFonts w:ascii="Times New Roman" w:eastAsia="Times New Roman" w:hAnsi="Times New Roman" w:cs="Times New Roman"/>
+        </w:rPr>
+        <w:lastRenderedPageBreak/>
+        <w:t>Date:   Mon Dec 8 14:04:14 2025 +0000</w:t>
+      </w:r>
+    </w:p>
+    <w:p>
+      <w:pPr>
+        <w:ind w:left="1080"/>
+        <w:rPr>
+          <w:rFonts w:ascii="Times New Roman" w:eastAsia="Times New Roman" w:hAnsi="Times New Roman" w:cs="Times New Roman"/>
+        </w:rPr>
+      </w:pPr>
+    </w:p>
+    <w:p>
+      <w:pPr>
+        <w:ind w:left="1080"/>
+        <w:rPr>
+          <w:rFonts w:ascii="Times New Roman" w:eastAsia="Times New Roman" w:hAnsi="Times New Roman" w:cs="Times New Roman"/>
+        </w:rPr>
+      </w:pPr>
+      <w:r>
+        <w:rPr>
+          <w:rFonts w:ascii="Times New Roman" w:eastAsia="Times New Roman" w:hAnsi="Times New Roman" w:cs="Times New Roman"/>
+        </w:rPr>
+        <w:t xml:space="preserve">    Wilcoxon test script added</w:t>
+      </w:r>
+    </w:p>
+    <w:p>
+      <w:pPr>
+        <w:ind w:left="1080"/>
+        <w:rPr>
+          <w:rFonts w:ascii="Times New Roman" w:eastAsia="Times New Roman" w:hAnsi="Times New Roman" w:cs="Times New Roman"/>
+        </w:rPr>
+      </w:pPr>
+    </w:p>
+    <w:p>
+      <w:pPr>
+        <w:ind w:left="1080"/>
+        <w:rPr>
+          <w:rFonts w:ascii="Times New Roman" w:eastAsia="Times New Roman" w:hAnsi="Times New Roman" w:cs="Times New Roman"/>
+        </w:rPr>
+      </w:pPr>
+      <w:r>
+        <w:rPr>
+          <w:rFonts w:ascii="Times New Roman" w:eastAsia="Times New Roman" w:hAnsi="Times New Roman" w:cs="Times New Roman"/>
+        </w:rPr>
+        <w:t>commit 4da78fcd4871047344fc0ac8a58d9cc6b967edf8</w:t>
+      </w:r>
+    </w:p>
+    <w:p>
+      <w:pPr>
+        <w:ind w:left="1080"/>
+        <w:rPr>
+          <w:rFonts w:ascii="Times New Roman" w:eastAsia="Times New Roman" w:hAnsi="Times New Roman" w:cs="Times New Roman"/>
+        </w:rPr>
+      </w:pPr>
+      <w:r>
+        <w:rPr>
+          <w:rFonts w:ascii="Times New Roman" w:eastAsia="Times New Roman" w:hAnsi="Times New Roman" w:cs="Times New Roman"/>
+        </w:rPr>
+        <w:t>Author: fm25abm &lt;fm25abm@herts.ac.uk&gt;</w:t>
+      </w:r>
+    </w:p>
+    <w:p>
+      <w:pPr>
+        <w:ind w:left="1080"/>
+        <w:rPr>
+          <w:rFonts w:ascii="Times New Roman" w:eastAsia="Times New Roman" w:hAnsi="Times New Roman" w:cs="Times New Roman"/>
+        </w:rPr>
+      </w:pPr>
+      <w:r>
+        <w:rPr>
+          <w:rFonts w:ascii="Times New Roman" w:eastAsia="Times New Roman" w:hAnsi="Times New Roman" w:cs="Times New Roman"/>
+        </w:rPr>
+        <w:t>Date:   Mon Dec 8 14:01:14 2025 +0000</w:t>
+      </w:r>
+    </w:p>
+    <w:p>
+      <w:pPr>
+        <w:ind w:left="1080"/>
+        <w:rPr>
+          <w:rFonts w:ascii="Times New Roman" w:eastAsia="Times New Roman" w:hAnsi="Times New Roman" w:cs="Times New Roman"/>
+        </w:rPr>
+      </w:pPr>
+    </w:p>
+    <w:p>
+      <w:pPr>
+        <w:ind w:left="1080"/>
+        <w:rPr>
+          <w:rFonts w:ascii="Times New Roman" w:eastAsia="Times New Roman" w:hAnsi="Times New Roman" w:cs="Times New Roman"/>
+        </w:rPr>
+      </w:pPr>
+      <w:r>
+        <w:rPr>
+          <w:rFonts w:ascii="Times New Roman" w:eastAsia="Times New Roman" w:hAnsi="Times New Roman" w:cs="Times New Roman"/>
+        </w:rPr>
+        <w:t xml:space="preserve">    Fixed y axis scale on curve</w:t>
+      </w:r>
+    </w:p>
+    <w:p>
+      <w:pPr>
+        <w:ind w:left="1080"/>
+        <w:rPr>
+          <w:rFonts w:ascii="Times New Roman" w:eastAsia="Times New Roman" w:hAnsi="Times New Roman" w:cs="Times New Roman"/>
+        </w:rPr>
+      </w:pPr>
+    </w:p>
+    <w:p>
+      <w:pPr>
+        <w:ind w:left="1080"/>
+        <w:rPr>
+          <w:rFonts w:ascii="Times New Roman" w:eastAsia="Times New Roman" w:hAnsi="Times New Roman" w:cs="Times New Roman"/>
+        </w:rPr>
+      </w:pPr>
+      <w:r>
+        <w:rPr>
+          <w:rFonts w:ascii="Times New Roman" w:eastAsia="Times New Roman" w:hAnsi="Times New Roman" w:cs="Times New Roman"/>
+        </w:rPr>
+        <w:t>commit 95905d72d057e8fc1a90ddb531edc2d6e5c769e1</w:t>
+      </w:r>
+    </w:p>
+    <w:p>
+      <w:pPr>
+        <w:ind w:left="1080"/>
+        <w:rPr>
+          <w:rFonts w:ascii="Times New Roman" w:eastAsia="Times New Roman" w:hAnsi="Times New Roman" w:cs="Times New Roman"/>
+        </w:rPr>
+      </w:pPr>
+      <w:r>
+        <w:rPr>
+          <w:rFonts w:ascii="Times New Roman" w:eastAsia="Times New Roman" w:hAnsi="Times New Roman" w:cs="Times New Roman"/>
+        </w:rPr>
+        <w:t>Author: fm25abm &lt;fm25abm@herts.ac.uk&gt;</w:t>
+      </w:r>
+    </w:p>
+    <w:p>
+      <w:pPr>
+        <w:ind w:left="1080"/>
+        <w:rPr>
+          <w:rFonts w:ascii="Times New Roman" w:eastAsia="Times New Roman" w:hAnsi="Times New Roman" w:cs="Times New Roman"/>
+        </w:rPr>
+      </w:pPr>
+      <w:r>
+        <w:rPr>
+          <w:rFonts w:ascii="Times New Roman" w:eastAsia="Times New Roman" w:hAnsi="Times New Roman" w:cs="Times New Roman"/>
+        </w:rPr>
+        <w:t>Date:   Mon Dec 8 13:57:18 2025 +0000</w:t>
+      </w:r>
+    </w:p>
+    <w:p>
+      <w:pPr>
+        <w:ind w:left="1080"/>
+        <w:rPr>
+          <w:rFonts w:ascii="Times New Roman" w:eastAsia="Times New Roman" w:hAnsi="Times New Roman" w:cs="Times New Roman"/>
+        </w:rPr>
+      </w:pPr>
+    </w:p>
+    <w:p>
+      <w:pPr>
+        <w:ind w:left="1080"/>
+        <w:rPr>
+          <w:rFonts w:ascii="Times New Roman" w:eastAsia="Times New Roman" w:hAnsi="Times New Roman" w:cs="Times New Roman"/>
+        </w:rPr>
+      </w:pPr>
+      <w:r>
+        <w:rPr>
+          <w:rFonts w:ascii="Times New Roman" w:eastAsia="Times New Roman" w:hAnsi="Times New Roman" w:cs="Times New Roman"/>
+        </w:rPr>
+        <w:t xml:space="preserve">    Updated aspect ratio of curve graph</w:t>
+      </w:r>
+    </w:p>
+    <w:p>
+      <w:pPr>
+        <w:ind w:left="1080"/>
+        <w:rPr>
+          <w:rFonts w:ascii="Times New Roman" w:eastAsia="Times New Roman" w:hAnsi="Times New Roman" w:cs="Times New Roman"/>
+        </w:rPr>
+      </w:pPr>
+    </w:p>
+    <w:p>
+      <w:pPr>
+        <w:ind w:left="1080"/>
+        <w:rPr>
+          <w:rFonts w:ascii="Times New Roman" w:eastAsia="Times New Roman" w:hAnsi="Times New Roman" w:cs="Times New Roman"/>
+        </w:rPr>
+      </w:pPr>
+      <w:r>
+        <w:rPr>
+          <w:rFonts w:ascii="Times New Roman" w:eastAsia="Times New Roman" w:hAnsi="Times New Roman" w:cs="Times New Roman"/>
+        </w:rPr>
+        <w:t>commit 744d9604abcda50b2ab4d9e6a54b634bfad09c8a</w:t>
+      </w:r>
+    </w:p>
+    <w:p>
+      <w:pPr>
+        <w:ind w:left="1080"/>
+        <w:rPr>
+          <w:rFonts w:ascii="Times New Roman" w:eastAsia="Times New Roman" w:hAnsi="Times New Roman" w:cs="Times New Roman"/>
+        </w:rPr>
+      </w:pPr>
+      <w:r>
+        <w:rPr>
+          <w:rFonts w:ascii="Times New Roman" w:eastAsia="Times New Roman" w:hAnsi="Times New Roman" w:cs="Times New Roman"/>
+        </w:rPr>
+        <w:t>Author: fm25abm &lt;fm25abm@herts.ac.uk&gt;</w:t>
+      </w:r>
+    </w:p>
+    <w:p>
+      <w:pPr>
+        <w:ind w:left="1080"/>
+        <w:rPr>
+          <w:rFonts w:ascii="Times New Roman" w:eastAsia="Times New Roman" w:hAnsi="Times New Roman" w:cs="Times New Roman"/>
+        </w:rPr>
+      </w:pPr>
+      <w:r>
+        <w:rPr>
+          <w:rFonts w:ascii="Times New Roman" w:eastAsia="Times New Roman" w:hAnsi="Times New Roman" w:cs="Times New Roman"/>
+        </w:rPr>
+        <w:t>Date:   Mon Dec 8 13:44:32 2025 +0000</w:t>
+      </w:r>
+    </w:p>
+    <w:p>
+      <w:pPr>
+        <w:ind w:left="1080"/>
+        <w:rPr>
+          <w:rFonts w:ascii="Times New Roman" w:eastAsia="Times New Roman" w:hAnsi="Times New Roman" w:cs="Times New Roman"/>
+        </w:rPr>
+      </w:pPr>
+    </w:p>
+    <w:p>
+      <w:pPr>
+        <w:ind w:left="1080"/>
+        <w:rPr>
+          <w:rFonts w:ascii="Times New Roman" w:eastAsia="Times New Roman" w:hAnsi="Times New Roman" w:cs="Times New Roman"/>
+        </w:rPr>
+      </w:pPr>
+      <w:r>
+        <w:rPr>
+          <w:rFonts w:ascii="Times New Roman" w:eastAsia="Times New Roman" w:hAnsi="Times New Roman" w:cs="Times New Roman"/>
+        </w:rPr>
+        <w:t xml:space="preserve">    Updated file for demo on December 8</w:t>
+      </w:r>
+    </w:p>
+    <w:p>
+      <w:pPr>
+        <w:ind w:left="1080"/>
+        <w:rPr>
+          <w:rFonts w:ascii="Times New Roman" w:eastAsia="Times New Roman" w:hAnsi="Times New Roman" w:cs="Times New Roman"/>
+        </w:rPr>
+      </w:pPr>
+    </w:p>
+    <w:p>
+      <w:pPr>
+        <w:ind w:left="1080"/>
+        <w:rPr>
+          <w:rFonts w:ascii="Times New Roman" w:eastAsia="Times New Roman" w:hAnsi="Times New Roman" w:cs="Times New Roman"/>
+        </w:rPr>
+      </w:pPr>
+      <w:r>
+        <w:rPr>
+          <w:rFonts w:ascii="Times New Roman" w:eastAsia="Times New Roman" w:hAnsi="Times New Roman" w:cs="Times New Roman"/>
+        </w:rPr>
+        <w:t>commit e3a2951458a43eac309ae579881a5d4ffb721832</w:t>
+      </w:r>
+    </w:p>
+    <w:p>
+      <w:pPr>
+        <w:ind w:left="1080"/>
+        <w:rPr>
+          <w:rFonts w:ascii="Times New Roman" w:eastAsia="Times New Roman" w:hAnsi="Times New Roman" w:cs="Times New Roman"/>
+        </w:rPr>
+      </w:pPr>
+      <w:r>
+        <w:rPr>
+          <w:rFonts w:ascii="Times New Roman" w:eastAsia="Times New Roman" w:hAnsi="Times New Roman" w:cs="Times New Roman"/>
+        </w:rPr>
+        <w:t>Author: dm19adj &lt;dm19adj@herts.ac.uk&gt;</w:t>
+      </w:r>
+    </w:p>
+    <w:p>
+      <w:pPr>
+        <w:ind w:left="1080"/>
+        <w:rPr>
+          <w:rFonts w:ascii="Times New Roman" w:eastAsia="Times New Roman" w:hAnsi="Times New Roman" w:cs="Times New Roman"/>
+        </w:rPr>
+      </w:pPr>
+      <w:r>
+        <w:rPr>
+          <w:rFonts w:ascii="Times New Roman" w:eastAsia="Times New Roman" w:hAnsi="Times New Roman" w:cs="Times New Roman"/>
+        </w:rPr>
+        <w:t>Date:   Mon Dec 8 13:06:14 2025 +0000</w:t>
+      </w:r>
+    </w:p>
+    <w:p>
+      <w:pPr>
+        <w:ind w:left="1080"/>
+        <w:rPr>
+          <w:rFonts w:ascii="Times New Roman" w:eastAsia="Times New Roman" w:hAnsi="Times New Roman" w:cs="Times New Roman"/>
+        </w:rPr>
+      </w:pPr>
+    </w:p>
+    <w:p>
+      <w:pPr>
+        <w:ind w:left="1080"/>
+        <w:rPr>
+          <w:rFonts w:ascii="Times New Roman" w:eastAsia="Times New Roman" w:hAnsi="Times New Roman" w:cs="Times New Roman"/>
+        </w:rPr>
+      </w:pPr>
+      <w:r>
+        <w:rPr>
+          <w:rFonts w:ascii="Times New Roman" w:eastAsia="Times New Roman" w:hAnsi="Times New Roman" w:cs="Times New Roman"/>
+        </w:rPr>
+        <w:t xml:space="preserve">    deleted</w:t>
+      </w:r>
+    </w:p>
+    <w:p>
+      <w:pPr>
+        <w:ind w:left="1080"/>
+        <w:rPr>
+          <w:rFonts w:ascii="Times New Roman" w:eastAsia="Times New Roman" w:hAnsi="Times New Roman" w:cs="Times New Roman"/>
+        </w:rPr>
+      </w:pPr>
+    </w:p>
+    <w:p>
+      <w:pPr>
+        <w:ind w:left="1080"/>
+        <w:rPr>
+          <w:rFonts w:ascii="Times New Roman" w:eastAsia="Times New Roman" w:hAnsi="Times New Roman" w:cs="Times New Roman"/>
+        </w:rPr>
+      </w:pPr>
+      <w:r>
+        <w:rPr>
+          <w:rFonts w:ascii="Times New Roman" w:eastAsia="Times New Roman" w:hAnsi="Times New Roman" w:cs="Times New Roman"/>
+        </w:rPr>
+        <w:t>commit 4af2a7e5ff9e11dc00e73179d46e65e02d83353f</w:t>
+      </w:r>
+    </w:p>
+    <w:p>
+      <w:pPr>
+        <w:ind w:left="1080"/>
+        <w:rPr>
+          <w:rFonts w:ascii="Times New Roman" w:eastAsia="Times New Roman" w:hAnsi="Times New Roman" w:cs="Times New Roman"/>
+        </w:rPr>
+      </w:pPr>
+      <w:r>
+        <w:rPr>
+          <w:rFonts w:ascii="Times New Roman" w:eastAsia="Times New Roman" w:hAnsi="Times New Roman" w:cs="Times New Roman"/>
+        </w:rPr>
+        <w:t>Author: dm19adj &lt;dm19adj@herts.ac.uk&gt;</w:t>
+      </w:r>
+    </w:p>
+    <w:p>
+      <w:pPr>
+        <w:ind w:left="1080"/>
+        <w:rPr>
+          <w:rFonts w:ascii="Times New Roman" w:eastAsia="Times New Roman" w:hAnsi="Times New Roman" w:cs="Times New Roman"/>
+        </w:rPr>
+      </w:pPr>
+      <w:r>
+        <w:rPr>
+          <w:rFonts w:ascii="Times New Roman" w:eastAsia="Times New Roman" w:hAnsi="Times New Roman" w:cs="Times New Roman"/>
+        </w:rPr>
+        <w:t>Date:   Mon Dec 8 12:58:56 2025 +0000</w:t>
+      </w:r>
+    </w:p>
+    <w:p>
+      <w:pPr>
+        <w:ind w:left="1080"/>
+        <w:rPr>
+          <w:rFonts w:ascii="Times New Roman" w:eastAsia="Times New Roman" w:hAnsi="Times New Roman" w:cs="Times New Roman"/>
+        </w:rPr>
+      </w:pPr>
+    </w:p>
+    <w:p>
+      <w:pPr>
+        <w:ind w:left="1080"/>
+        <w:rPr>
+          <w:rFonts w:ascii="Times New Roman" w:eastAsia="Times New Roman" w:hAnsi="Times New Roman" w:cs="Times New Roman"/>
+        </w:rPr>
+      </w:pPr>
+      <w:r>
+        <w:rPr>
+          <w:rFonts w:ascii="Times New Roman" w:eastAsia="Times New Roman" w:hAnsi="Times New Roman" w:cs="Times New Roman"/>
+        </w:rPr>
+        <w:t xml:space="preserve">    add final combined stress-level R script with normal curve</w:t>
+      </w:r>
+    </w:p>
+    <w:p>
+      <w:pPr>
+        <w:ind w:left="1080"/>
+        <w:rPr>
+          <w:rFonts w:ascii="Times New Roman" w:eastAsia="Times New Roman" w:hAnsi="Times New Roman" w:cs="Times New Roman"/>
+        </w:rPr>
+      </w:pPr>
+    </w:p>
+    <w:p>
+      <w:pPr>
+        <w:ind w:left="1080"/>
+        <w:rPr>
+          <w:rFonts w:ascii="Times New Roman" w:eastAsia="Times New Roman" w:hAnsi="Times New Roman" w:cs="Times New Roman"/>
+        </w:rPr>
+      </w:pPr>
+      <w:r>
+        <w:rPr>
+          <w:rFonts w:ascii="Times New Roman" w:eastAsia="Times New Roman" w:hAnsi="Times New Roman" w:cs="Times New Roman"/>
+        </w:rPr>
+        <w:t>commit c7942ccea1817066b75c0c6f999573f7b3f31bab</w:t>
+      </w:r>
+    </w:p>
+    <w:p>
+      <w:pPr>
+        <w:ind w:left="1080"/>
+        <w:rPr>
+          <w:rFonts w:ascii="Times New Roman" w:eastAsia="Times New Roman" w:hAnsi="Times New Roman" w:cs="Times New Roman"/>
+        </w:rPr>
+      </w:pPr>
+      <w:r>
+        <w:rPr>
+          <w:rFonts w:ascii="Times New Roman" w:eastAsia="Times New Roman" w:hAnsi="Times New Roman" w:cs="Times New Roman"/>
+        </w:rPr>
+        <w:t>Author: dm19adj &lt;dm19adj@herts.ac.uk&gt;</w:t>
+      </w:r>
+    </w:p>
+    <w:p>
+      <w:pPr>
+        <w:ind w:left="1080"/>
+        <w:rPr>
+          <w:rFonts w:ascii="Times New Roman" w:eastAsia="Times New Roman" w:hAnsi="Times New Roman" w:cs="Times New Roman"/>
+        </w:rPr>
+      </w:pPr>
+      <w:r>
+        <w:rPr>
+          <w:rFonts w:ascii="Times New Roman" w:eastAsia="Times New Roman" w:hAnsi="Times New Roman" w:cs="Times New Roman"/>
+        </w:rPr>
+        <w:t>Date:   Mon Dec 8 12:57:11 2025 +0000</w:t>
+      </w:r>
+    </w:p>
+    <w:p>
+      <w:pPr>
+        <w:ind w:left="1080"/>
+        <w:rPr>
+          <w:rFonts w:ascii="Times New Roman" w:eastAsia="Times New Roman" w:hAnsi="Times New Roman" w:cs="Times New Roman"/>
+        </w:rPr>
+      </w:pPr>
+    </w:p>
+    <w:p>
+      <w:pPr>
+        <w:ind w:left="1080"/>
+        <w:rPr>
+          <w:rFonts w:ascii="Times New Roman" w:eastAsia="Times New Roman" w:hAnsi="Times New Roman" w:cs="Times New Roman"/>
+        </w:rPr>
+      </w:pPr>
+      <w:r>
+        <w:rPr>
+          <w:rFonts w:ascii="Times New Roman" w:eastAsia="Times New Roman" w:hAnsi="Times New Roman" w:cs="Times New Roman"/>
+        </w:rPr>
+        <w:t xml:space="preserve">    add normal curve overlay to combined histogram R script</w:t>
+      </w:r>
+    </w:p>
+    <w:p>
+      <w:pPr>
+        <w:ind w:left="1080"/>
+        <w:rPr>
+          <w:rFonts w:ascii="Times New Roman" w:eastAsia="Times New Roman" w:hAnsi="Times New Roman" w:cs="Times New Roman"/>
+        </w:rPr>
+      </w:pPr>
+    </w:p>
+    <w:p>
+      <w:pPr>
+        <w:ind w:left="1080"/>
+        <w:rPr>
+          <w:rFonts w:ascii="Times New Roman" w:eastAsia="Times New Roman" w:hAnsi="Times New Roman" w:cs="Times New Roman"/>
+        </w:rPr>
+      </w:pPr>
+      <w:r>
+        <w:rPr>
+          <w:rFonts w:ascii="Times New Roman" w:eastAsia="Times New Roman" w:hAnsi="Times New Roman" w:cs="Times New Roman"/>
+        </w:rPr>
+        <w:t>commit 669933f504658e3725e81e6ad620fc6e3f99ba96</w:t>
+      </w:r>
+    </w:p>
+    <w:p>
+      <w:pPr>
+        <w:ind w:left="1080"/>
+        <w:rPr>
+          <w:rFonts w:ascii="Times New Roman" w:eastAsia="Times New Roman" w:hAnsi="Times New Roman" w:cs="Times New Roman"/>
+        </w:rPr>
+      </w:pPr>
+      <w:r>
+        <w:rPr>
+          <w:rFonts w:ascii="Times New Roman" w:eastAsia="Times New Roman" w:hAnsi="Times New Roman" w:cs="Times New Roman"/>
+        </w:rPr>
+        <w:t>Author: dm19adj &lt;dm19adj@herts.ac.uk&gt;</w:t>
+      </w:r>
+    </w:p>
+    <w:p>
+      <w:pPr>
+        <w:ind w:left="1080"/>
+        <w:rPr>
+          <w:rFonts w:ascii="Times New Roman" w:eastAsia="Times New Roman" w:hAnsi="Times New Roman" w:cs="Times New Roman"/>
+        </w:rPr>
+      </w:pPr>
+      <w:r>
+        <w:rPr>
+          <w:rFonts w:ascii="Times New Roman" w:eastAsia="Times New Roman" w:hAnsi="Times New Roman" w:cs="Times New Roman"/>
+        </w:rPr>
+        <w:t>Date:   Mon Dec 8 04:59:59 2025 +0000</w:t>
+      </w:r>
+    </w:p>
+    <w:p>
+      <w:pPr>
+        <w:ind w:left="1080"/>
+        <w:rPr>
+          <w:rFonts w:ascii="Times New Roman" w:eastAsia="Times New Roman" w:hAnsi="Times New Roman" w:cs="Times New Roman"/>
+        </w:rPr>
+      </w:pPr>
+    </w:p>
+    <w:p>
+      <w:pPr>
+        <w:ind w:left="1080"/>
+        <w:rPr>
+          <w:rFonts w:ascii="Times New Roman" w:eastAsia="Times New Roman" w:hAnsi="Times New Roman" w:cs="Times New Roman"/>
+        </w:rPr>
+      </w:pPr>
+      <w:r>
+        <w:rPr>
+          <w:rFonts w:ascii="Times New Roman" w:eastAsia="Times New Roman" w:hAnsi="Times New Roman" w:cs="Times New Roman"/>
+        </w:rPr>
+        <w:t xml:space="preserve">    Delete Basic </w:t>
+      </w:r>
+      <w:proofErr w:type="spellStart"/>
+      <w:r>
+        <w:rPr>
+          <w:rFonts w:ascii="Times New Roman" w:eastAsia="Times New Roman" w:hAnsi="Times New Roman" w:cs="Times New Roman"/>
+        </w:rPr>
+        <w:t>historgram</w:t>
+      </w:r>
+      <w:proofErr w:type="spellEnd"/>
+    </w:p>
+    <w:p>
+      <w:pPr>
+        <w:ind w:left="1080"/>
+        <w:rPr>
+          <w:rFonts w:ascii="Times New Roman" w:eastAsia="Times New Roman" w:hAnsi="Times New Roman" w:cs="Times New Roman"/>
+        </w:rPr>
+      </w:pPr>
+    </w:p>
+    <w:p>
+      <w:pPr>
+        <w:ind w:left="1080"/>
+        <w:rPr>
+          <w:rFonts w:ascii="Times New Roman" w:eastAsia="Times New Roman" w:hAnsi="Times New Roman" w:cs="Times New Roman"/>
+        </w:rPr>
+      </w:pPr>
+      <w:r>
+        <w:rPr>
+          <w:rFonts w:ascii="Times New Roman" w:eastAsia="Times New Roman" w:hAnsi="Times New Roman" w:cs="Times New Roman"/>
+        </w:rPr>
+        <w:t>commit 01fc08a451fd84c58e6b08afc8a899feabc71f89</w:t>
+      </w:r>
+    </w:p>
+    <w:p>
+      <w:pPr>
+        <w:ind w:left="1080"/>
+        <w:rPr>
+          <w:rFonts w:ascii="Times New Roman" w:eastAsia="Times New Roman" w:hAnsi="Times New Roman" w:cs="Times New Roman"/>
+        </w:rPr>
+      </w:pPr>
+      <w:r>
+        <w:rPr>
+          <w:rFonts w:ascii="Times New Roman" w:eastAsia="Times New Roman" w:hAnsi="Times New Roman" w:cs="Times New Roman"/>
+        </w:rPr>
+        <w:t>Author: dm19adj &lt;dm19adj@herts.ac.uk&gt;</w:t>
+      </w:r>
+    </w:p>
+    <w:p>
+      <w:pPr>
+        <w:ind w:left="1080"/>
+        <w:rPr>
+          <w:rFonts w:ascii="Times New Roman" w:eastAsia="Times New Roman" w:hAnsi="Times New Roman" w:cs="Times New Roman"/>
+        </w:rPr>
+      </w:pPr>
+      <w:r>
+        <w:rPr>
+          <w:rFonts w:ascii="Times New Roman" w:eastAsia="Times New Roman" w:hAnsi="Times New Roman" w:cs="Times New Roman"/>
+        </w:rPr>
+        <w:t>Date:   Mon Dec 8 04:48:46 2025 +0000</w:t>
+      </w:r>
+    </w:p>
+    <w:p>
+      <w:pPr>
+        <w:ind w:left="1080"/>
+        <w:rPr>
+          <w:rFonts w:ascii="Times New Roman" w:eastAsia="Times New Roman" w:hAnsi="Times New Roman" w:cs="Times New Roman"/>
+        </w:rPr>
+      </w:pPr>
+    </w:p>
+    <w:p>
+      <w:pPr>
+        <w:ind w:left="1080"/>
+        <w:rPr>
+          <w:rFonts w:ascii="Times New Roman" w:eastAsia="Times New Roman" w:hAnsi="Times New Roman" w:cs="Times New Roman"/>
+        </w:rPr>
+      </w:pPr>
+      <w:r>
+        <w:rPr>
+          <w:rFonts w:ascii="Times New Roman" w:eastAsia="Times New Roman" w:hAnsi="Times New Roman" w:cs="Times New Roman"/>
+        </w:rPr>
+        <w:lastRenderedPageBreak/>
+        <w:t xml:space="preserve">    Delete basic/initial histogram R-file</w:t>
+      </w:r>
+    </w:p>
+    <w:p>
+      <w:pPr>
+        <w:ind w:left="1080"/>
+        <w:rPr>
+          <w:rFonts w:ascii="Times New Roman" w:eastAsia="Times New Roman" w:hAnsi="Times New Roman" w:cs="Times New Roman"/>
+        </w:rPr>
+      </w:pPr>
+    </w:p>
+    <w:p>
+      <w:pPr>
+        <w:ind w:left="1080"/>
+        <w:rPr>
+          <w:rFonts w:ascii="Times New Roman" w:eastAsia="Times New Roman" w:hAnsi="Times New Roman" w:cs="Times New Roman"/>
+        </w:rPr>
+      </w:pPr>
+      <w:r>
+        <w:rPr>
+          <w:rFonts w:ascii="Times New Roman" w:eastAsia="Times New Roman" w:hAnsi="Times New Roman" w:cs="Times New Roman"/>
+        </w:rPr>
+        <w:t>commit 238645f5d3d722da03d7602dfec506002ebdef7c</w:t>
+      </w:r>
+    </w:p>
+    <w:p>
+      <w:pPr>
+        <w:ind w:left="1080"/>
+        <w:rPr>
+          <w:rFonts w:ascii="Times New Roman" w:eastAsia="Times New Roman" w:hAnsi="Times New Roman" w:cs="Times New Roman"/>
+        </w:rPr>
+      </w:pPr>
+      <w:r>
+        <w:rPr>
+          <w:rFonts w:ascii="Times New Roman" w:eastAsia="Times New Roman" w:hAnsi="Times New Roman" w:cs="Times New Roman"/>
+        </w:rPr>
+        <w:t>Author: dm19adj &lt;dm19adj@herts.ac.uk&gt;</w:t>
+      </w:r>
+    </w:p>
+    <w:p>
+      <w:pPr>
+        <w:ind w:left="1080"/>
+        <w:rPr>
+          <w:rFonts w:ascii="Times New Roman" w:eastAsia="Times New Roman" w:hAnsi="Times New Roman" w:cs="Times New Roman"/>
+        </w:rPr>
+      </w:pPr>
+      <w:r>
+        <w:rPr>
+          <w:rFonts w:ascii="Times New Roman" w:eastAsia="Times New Roman" w:hAnsi="Times New Roman" w:cs="Times New Roman"/>
+        </w:rPr>
+        <w:t>Date:   Mon Dec 8 04:28:33 2025 +0000</w:t>
+      </w:r>
+    </w:p>
+    <w:p>
+      <w:pPr>
+        <w:ind w:left="1080"/>
+        <w:rPr>
+          <w:rFonts w:ascii="Times New Roman" w:eastAsia="Times New Roman" w:hAnsi="Times New Roman" w:cs="Times New Roman"/>
+        </w:rPr>
+      </w:pPr>
+    </w:p>
+    <w:p>
+      <w:pPr>
+        <w:ind w:left="1080"/>
+        <w:rPr>
+          <w:rFonts w:ascii="Times New Roman" w:eastAsia="Times New Roman" w:hAnsi="Times New Roman" w:cs="Times New Roman"/>
+        </w:rPr>
+      </w:pPr>
+      <w:r>
+        <w:rPr>
+          <w:rFonts w:ascii="Times New Roman" w:eastAsia="Times New Roman" w:hAnsi="Times New Roman" w:cs="Times New Roman"/>
+        </w:rPr>
+        <w:t xml:space="preserve">    Output results in PNG format for combined stress level</w:t>
+      </w:r>
+    </w:p>
+    <w:p>
+      <w:pPr>
+        <w:ind w:left="1080"/>
+        <w:rPr>
+          <w:rFonts w:ascii="Times New Roman" w:eastAsia="Times New Roman" w:hAnsi="Times New Roman" w:cs="Times New Roman"/>
+        </w:rPr>
+      </w:pPr>
+    </w:p>
+    <w:p>
+      <w:pPr>
+        <w:ind w:left="1080"/>
+        <w:rPr>
+          <w:rFonts w:ascii="Times New Roman" w:eastAsia="Times New Roman" w:hAnsi="Times New Roman" w:cs="Times New Roman"/>
+        </w:rPr>
+      </w:pPr>
+      <w:r>
+        <w:rPr>
+          <w:rFonts w:ascii="Times New Roman" w:eastAsia="Times New Roman" w:hAnsi="Times New Roman" w:cs="Times New Roman"/>
+        </w:rPr>
+        <w:t>commit 9609d39aa556045487a5b94ce946d0269849d8e0</w:t>
+      </w:r>
+    </w:p>
+    <w:p>
+      <w:pPr>
+        <w:ind w:left="1080"/>
+        <w:rPr>
+          <w:rFonts w:ascii="Times New Roman" w:eastAsia="Times New Roman" w:hAnsi="Times New Roman" w:cs="Times New Roman"/>
+        </w:rPr>
+      </w:pPr>
+      <w:r>
+        <w:rPr>
+          <w:rFonts w:ascii="Times New Roman" w:eastAsia="Times New Roman" w:hAnsi="Times New Roman" w:cs="Times New Roman"/>
+        </w:rPr>
+        <w:t>Author: dm19adj &lt;dm19adj@herts.ac.uk&gt;</w:t>
+      </w:r>
+    </w:p>
+    <w:p>
+      <w:pPr>
+        <w:ind w:left="1080"/>
+        <w:rPr>
+          <w:rFonts w:ascii="Times New Roman" w:eastAsia="Times New Roman" w:hAnsi="Times New Roman" w:cs="Times New Roman"/>
+        </w:rPr>
+      </w:pPr>
+      <w:r>
+        <w:rPr>
+          <w:rFonts w:ascii="Times New Roman" w:eastAsia="Times New Roman" w:hAnsi="Times New Roman" w:cs="Times New Roman"/>
+        </w:rPr>
+        <w:t>Date:   Mon Dec 8 04:24:02 2025 +0000</w:t>
+      </w:r>
+    </w:p>
+    <w:p>
+      <w:pPr>
+        <w:ind w:left="1080"/>
+        <w:rPr>
+          <w:rFonts w:ascii="Times New Roman" w:eastAsia="Times New Roman" w:hAnsi="Times New Roman" w:cs="Times New Roman"/>
+        </w:rPr>
+      </w:pPr>
+    </w:p>
+    <w:p>
+      <w:pPr>
+        <w:ind w:left="1080"/>
+        <w:rPr>
+          <w:rFonts w:ascii="Times New Roman" w:eastAsia="Times New Roman" w:hAnsi="Times New Roman" w:cs="Times New Roman"/>
+        </w:rPr>
+      </w:pPr>
+      <w:r>
+        <w:rPr>
+          <w:rFonts w:ascii="Times New Roman" w:eastAsia="Times New Roman" w:hAnsi="Times New Roman" w:cs="Times New Roman"/>
+        </w:rPr>
+        <w:t xml:space="preserve">    Refine combined histogram with custom breaks and axis ticks</w:t>
+      </w:r>
+    </w:p>
+    <w:p>
+      <w:pPr>
+        <w:ind w:left="1080"/>
+        <w:rPr>
+          <w:rFonts w:ascii="Times New Roman" w:eastAsia="Times New Roman" w:hAnsi="Times New Roman" w:cs="Times New Roman"/>
+        </w:rPr>
+      </w:pPr>
+    </w:p>
+    <w:p>
+      <w:pPr>
+        <w:ind w:left="1080"/>
+        <w:rPr>
+          <w:rFonts w:ascii="Times New Roman" w:eastAsia="Times New Roman" w:hAnsi="Times New Roman" w:cs="Times New Roman"/>
+        </w:rPr>
+      </w:pPr>
+      <w:r>
+        <w:rPr>
+          <w:rFonts w:ascii="Times New Roman" w:eastAsia="Times New Roman" w:hAnsi="Times New Roman" w:cs="Times New Roman"/>
+        </w:rPr>
+        <w:t>commit add63b585886d95d813b07af9162447b36d87189</w:t>
+      </w:r>
+    </w:p>
+    <w:p>
+      <w:pPr>
+        <w:ind w:left="1080"/>
+        <w:rPr>
+          <w:rFonts w:ascii="Times New Roman" w:eastAsia="Times New Roman" w:hAnsi="Times New Roman" w:cs="Times New Roman"/>
+        </w:rPr>
+      </w:pPr>
+      <w:r>
+        <w:rPr>
+          <w:rFonts w:ascii="Times New Roman" w:eastAsia="Times New Roman" w:hAnsi="Times New Roman" w:cs="Times New Roman"/>
+        </w:rPr>
+        <w:t>Author: dm19adj &lt;dm19adj@herts.ac.uk&gt;</w:t>
+      </w:r>
+    </w:p>
+    <w:p>
+      <w:pPr>
+        <w:ind w:left="1080"/>
+        <w:rPr>
+          <w:rFonts w:ascii="Times New Roman" w:eastAsia="Times New Roman" w:hAnsi="Times New Roman" w:cs="Times New Roman"/>
+        </w:rPr>
+      </w:pPr>
+      <w:r>
+        <w:rPr>
+          <w:rFonts w:ascii="Times New Roman" w:eastAsia="Times New Roman" w:hAnsi="Times New Roman" w:cs="Times New Roman"/>
+        </w:rPr>
+        <w:t>Date:   Mon Dec 8 01:59:42 2025 +0000</w:t>
+      </w:r>
+    </w:p>
+    <w:p>
+      <w:pPr>
+        <w:ind w:left="1080"/>
+        <w:rPr>
+          <w:rFonts w:ascii="Times New Roman" w:eastAsia="Times New Roman" w:hAnsi="Times New Roman" w:cs="Times New Roman"/>
+        </w:rPr>
+      </w:pPr>
+    </w:p>
+    <w:p>
+      <w:pPr>
+        <w:ind w:left="1080"/>
+        <w:rPr>
+          <w:rFonts w:ascii="Times New Roman" w:eastAsia="Times New Roman" w:hAnsi="Times New Roman" w:cs="Times New Roman"/>
+        </w:rPr>
+      </w:pPr>
+      <w:r>
+        <w:rPr>
+          <w:rFonts w:ascii="Times New Roman" w:eastAsia="Times New Roman" w:hAnsi="Times New Roman" w:cs="Times New Roman"/>
+        </w:rPr>
+        <w:t xml:space="preserve">    Added basic graph with combined occupations</w:t>
+      </w:r>
+    </w:p>
+    <w:p>
+      <w:pPr>
+        <w:ind w:left="1080"/>
+        <w:rPr>
+          <w:rFonts w:ascii="Times New Roman" w:eastAsia="Times New Roman" w:hAnsi="Times New Roman" w:cs="Times New Roman"/>
+        </w:rPr>
+      </w:pPr>
+    </w:p>
+    <w:p>
+      <w:pPr>
+        <w:ind w:left="1080"/>
+        <w:rPr>
+          <w:rFonts w:ascii="Times New Roman" w:eastAsia="Times New Roman" w:hAnsi="Times New Roman" w:cs="Times New Roman"/>
+        </w:rPr>
+      </w:pPr>
+      <w:r>
+        <w:rPr>
+          <w:rFonts w:ascii="Times New Roman" w:eastAsia="Times New Roman" w:hAnsi="Times New Roman" w:cs="Times New Roman"/>
+        </w:rPr>
+        <w:t>commit ca60176d44ca7f1b642f8e3d6d181bf626c6e04e</w:t>
+      </w:r>
+    </w:p>
+    <w:p>
+      <w:pPr>
+        <w:ind w:left="1080"/>
+        <w:rPr>
+          <w:rFonts w:ascii="Times New Roman" w:eastAsia="Times New Roman" w:hAnsi="Times New Roman" w:cs="Times New Roman"/>
+        </w:rPr>
+      </w:pPr>
+      <w:r>
+        <w:rPr>
+          <w:rFonts w:ascii="Times New Roman" w:eastAsia="Times New Roman" w:hAnsi="Times New Roman" w:cs="Times New Roman"/>
+        </w:rPr>
+        <w:t>Author: dm19adj &lt;dm19adj@herts.ac.uk&gt;</w:t>
+      </w:r>
+    </w:p>
+    <w:p>
+      <w:pPr>
+        <w:ind w:left="1080"/>
+        <w:rPr>
+          <w:rFonts w:ascii="Times New Roman" w:eastAsia="Times New Roman" w:hAnsi="Times New Roman" w:cs="Times New Roman"/>
+        </w:rPr>
+      </w:pPr>
+      <w:r>
+        <w:rPr>
+          <w:rFonts w:ascii="Times New Roman" w:eastAsia="Times New Roman" w:hAnsi="Times New Roman" w:cs="Times New Roman"/>
+        </w:rPr>
+        <w:t>Date:   Mon Dec 8 01:50:35 2025 +0000</w:t>
+      </w:r>
+    </w:p>
+    <w:p>
+      <w:pPr>
+        <w:ind w:left="1080"/>
+        <w:rPr>
+          <w:rFonts w:ascii="Times New Roman" w:eastAsia="Times New Roman" w:hAnsi="Times New Roman" w:cs="Times New Roman"/>
+        </w:rPr>
+      </w:pPr>
+    </w:p>
+    <w:p>
+      <w:pPr>
+        <w:ind w:left="1080"/>
+        <w:rPr>
+          <w:rFonts w:ascii="Times New Roman" w:eastAsia="Times New Roman" w:hAnsi="Times New Roman" w:cs="Times New Roman"/>
+        </w:rPr>
+      </w:pPr>
+      <w:r>
+        <w:rPr>
+          <w:rFonts w:ascii="Times New Roman" w:eastAsia="Times New Roman" w:hAnsi="Times New Roman" w:cs="Times New Roman"/>
+        </w:rPr>
+        <w:t xml:space="preserve">    Create filtered dataset for engineers and doctors</w:t>
+      </w:r>
+    </w:p>
+    <w:p>
+      <w:pPr>
+        <w:ind w:left="1080"/>
+        <w:rPr>
+          <w:rFonts w:ascii="Times New Roman" w:eastAsia="Times New Roman" w:hAnsi="Times New Roman" w:cs="Times New Roman"/>
+        </w:rPr>
+      </w:pPr>
+    </w:p>
+    <w:p>
+      <w:pPr>
+        <w:ind w:left="1080"/>
+        <w:rPr>
+          <w:rFonts w:ascii="Times New Roman" w:eastAsia="Times New Roman" w:hAnsi="Times New Roman" w:cs="Times New Roman"/>
+        </w:rPr>
+      </w:pPr>
+      <w:r>
+        <w:rPr>
+          <w:rFonts w:ascii="Times New Roman" w:eastAsia="Times New Roman" w:hAnsi="Times New Roman" w:cs="Times New Roman"/>
+        </w:rPr>
+        <w:t>commit 297ace9f9e73c8750a0cc1a7e6e2e299b34e5506</w:t>
+      </w:r>
+    </w:p>
+    <w:p>
+      <w:pPr>
+        <w:ind w:left="1080"/>
+        <w:rPr>
+          <w:rFonts w:ascii="Times New Roman" w:eastAsia="Times New Roman" w:hAnsi="Times New Roman" w:cs="Times New Roman"/>
+        </w:rPr>
+      </w:pPr>
+      <w:r>
+        <w:rPr>
+          <w:rFonts w:ascii="Times New Roman" w:eastAsia="Times New Roman" w:hAnsi="Times New Roman" w:cs="Times New Roman"/>
+        </w:rPr>
+        <w:t>Author: fm25abm &lt;fm25abm@herts.ac.uk&gt;</w:t>
+      </w:r>
+    </w:p>
+    <w:p>
+      <w:pPr>
+        <w:ind w:left="1080"/>
+        <w:rPr>
+          <w:rFonts w:ascii="Times New Roman" w:eastAsia="Times New Roman" w:hAnsi="Times New Roman" w:cs="Times New Roman"/>
+        </w:rPr>
+      </w:pPr>
+      <w:r>
+        <w:rPr>
+          <w:rFonts w:ascii="Times New Roman" w:eastAsia="Times New Roman" w:hAnsi="Times New Roman" w:cs="Times New Roman"/>
+        </w:rPr>
+        <w:t>Date:   Sat Dec 6 17:58:14 2025 +0000</w:t>
+      </w:r>
+    </w:p>
+    <w:p>
+      <w:pPr>
+        <w:ind w:left="1080"/>
+        <w:rPr>
+          <w:rFonts w:ascii="Times New Roman" w:eastAsia="Times New Roman" w:hAnsi="Times New Roman" w:cs="Times New Roman"/>
+        </w:rPr>
+      </w:pPr>
+    </w:p>
+    <w:p>
+      <w:pPr>
+        <w:ind w:left="1080"/>
+        <w:rPr>
+          <w:rFonts w:ascii="Times New Roman" w:eastAsia="Times New Roman" w:hAnsi="Times New Roman" w:cs="Times New Roman"/>
+        </w:rPr>
+      </w:pPr>
+      <w:r>
+        <w:rPr>
+          <w:rFonts w:ascii="Times New Roman" w:eastAsia="Times New Roman" w:hAnsi="Times New Roman" w:cs="Times New Roman"/>
+        </w:rPr>
+        <w:t xml:space="preserve">    Added introduction</w:t>
+      </w:r>
+    </w:p>
+    <w:p>
+      <w:pPr>
+        <w:ind w:left="1080"/>
+        <w:rPr>
+          <w:rFonts w:ascii="Times New Roman" w:eastAsia="Times New Roman" w:hAnsi="Times New Roman" w:cs="Times New Roman"/>
+        </w:rPr>
+      </w:pPr>
+    </w:p>
+    <w:p>
+      <w:pPr>
+        <w:ind w:left="1080"/>
+        <w:rPr>
+          <w:rFonts w:ascii="Times New Roman" w:eastAsia="Times New Roman" w:hAnsi="Times New Roman" w:cs="Times New Roman"/>
+        </w:rPr>
+      </w:pPr>
+      <w:r>
+        <w:rPr>
+          <w:rFonts w:ascii="Times New Roman" w:eastAsia="Times New Roman" w:hAnsi="Times New Roman" w:cs="Times New Roman"/>
+        </w:rPr>
+        <w:t>commit 962a00d7979debf38a089d207589f41f6f51cac0</w:t>
+      </w:r>
+    </w:p>
+    <w:p>
+      <w:pPr>
+        <w:ind w:left="1080"/>
+        <w:rPr>
+          <w:rFonts w:ascii="Times New Roman" w:eastAsia="Times New Roman" w:hAnsi="Times New Roman" w:cs="Times New Roman"/>
+        </w:rPr>
+      </w:pPr>
+      <w:r>
+        <w:rPr>
+          <w:rFonts w:ascii="Times New Roman" w:eastAsia="Times New Roman" w:hAnsi="Times New Roman" w:cs="Times New Roman"/>
+        </w:rPr>
+        <w:t>Author: fm25abm &lt;fm25abm@herts.ac.uk&gt;</w:t>
+      </w:r>
+    </w:p>
+    <w:p>
+      <w:pPr>
+        <w:ind w:left="1080"/>
+        <w:rPr>
+          <w:rFonts w:ascii="Times New Roman" w:eastAsia="Times New Roman" w:hAnsi="Times New Roman" w:cs="Times New Roman"/>
+        </w:rPr>
+      </w:pPr>
+      <w:r>
+        <w:rPr>
+          <w:rFonts w:ascii="Times New Roman" w:eastAsia="Times New Roman" w:hAnsi="Times New Roman" w:cs="Times New Roman"/>
+        </w:rPr>
+        <w:t>Date:   Sat Dec 6 16:21:19 2025 +0000</w:t>
+      </w:r>
+    </w:p>
+    <w:p>
+      <w:pPr>
+        <w:ind w:left="1080"/>
+        <w:rPr>
+          <w:rFonts w:ascii="Times New Roman" w:eastAsia="Times New Roman" w:hAnsi="Times New Roman" w:cs="Times New Roman"/>
+        </w:rPr>
+      </w:pPr>
+    </w:p>
+    <w:p>
+      <w:pPr>
+        <w:ind w:left="1080"/>
+        <w:rPr>
+          <w:rFonts w:ascii="Times New Roman" w:eastAsia="Times New Roman" w:hAnsi="Times New Roman" w:cs="Times New Roman"/>
+        </w:rPr>
+      </w:pPr>
+      <w:r>
+        <w:rPr>
+          <w:rFonts w:ascii="Times New Roman" w:eastAsia="Times New Roman" w:hAnsi="Times New Roman" w:cs="Times New Roman"/>
+        </w:rPr>
+        <w:t xml:space="preserve">    Updated histogram context</w:t>
+      </w:r>
+    </w:p>
+    <w:p>
+      <w:pPr>
+        <w:ind w:left="1080"/>
+        <w:rPr>
+          <w:rFonts w:ascii="Times New Roman" w:eastAsia="Times New Roman" w:hAnsi="Times New Roman" w:cs="Times New Roman"/>
+        </w:rPr>
+      </w:pPr>
+    </w:p>
+    <w:p>
+      <w:pPr>
+        <w:ind w:left="1080"/>
+        <w:rPr>
+          <w:rFonts w:ascii="Times New Roman" w:eastAsia="Times New Roman" w:hAnsi="Times New Roman" w:cs="Times New Roman"/>
+        </w:rPr>
+      </w:pPr>
+      <w:r>
+        <w:rPr>
+          <w:rFonts w:ascii="Times New Roman" w:eastAsia="Times New Roman" w:hAnsi="Times New Roman" w:cs="Times New Roman"/>
+        </w:rPr>
+        <w:t>commit 5063d94be34ce01f2f467800345e747b6255b1ef</w:t>
+      </w:r>
+    </w:p>
+    <w:p>
+      <w:pPr>
+        <w:ind w:left="1080"/>
+        <w:rPr>
+          <w:rFonts w:ascii="Times New Roman" w:eastAsia="Times New Roman" w:hAnsi="Times New Roman" w:cs="Times New Roman"/>
+        </w:rPr>
+      </w:pPr>
+      <w:r>
+        <w:rPr>
+          <w:rFonts w:ascii="Times New Roman" w:eastAsia="Times New Roman" w:hAnsi="Times New Roman" w:cs="Times New Roman"/>
+        </w:rPr>
+        <w:t>Author: fm25abm &lt;fm25abm@herts.ac.uk&gt;</w:t>
+      </w:r>
+    </w:p>
+    <w:p>
+      <w:pPr>
+        <w:ind w:left="1080"/>
+        <w:rPr>
+          <w:rFonts w:ascii="Times New Roman" w:eastAsia="Times New Roman" w:hAnsi="Times New Roman" w:cs="Times New Roman"/>
+        </w:rPr>
+      </w:pPr>
+      <w:r>
+        <w:rPr>
+          <w:rFonts w:ascii="Times New Roman" w:eastAsia="Times New Roman" w:hAnsi="Times New Roman" w:cs="Times New Roman"/>
+        </w:rPr>
+        <w:t>Date:   Sat Dec 6 16:10:19 2025 +0000</w:t>
+      </w:r>
+    </w:p>
+    <w:p>
+      <w:pPr>
+        <w:ind w:left="1080"/>
+        <w:rPr>
+          <w:rFonts w:ascii="Times New Roman" w:eastAsia="Times New Roman" w:hAnsi="Times New Roman" w:cs="Times New Roman"/>
+        </w:rPr>
+      </w:pPr>
+    </w:p>
+    <w:p>
+      <w:pPr>
+        <w:ind w:left="1080"/>
+        <w:rPr>
+          <w:rFonts w:ascii="Times New Roman" w:eastAsia="Times New Roman" w:hAnsi="Times New Roman" w:cs="Times New Roman"/>
+        </w:rPr>
+      </w:pPr>
+      <w:r>
+        <w:rPr>
+          <w:rFonts w:ascii="Times New Roman" w:eastAsia="Times New Roman" w:hAnsi="Times New Roman" w:cs="Times New Roman"/>
+        </w:rPr>
+        <w:t xml:space="preserve">    Histogram file renamed</w:t>
+      </w:r>
+    </w:p>
+    <w:p>
+      <w:pPr>
+        <w:ind w:left="1080"/>
+        <w:rPr>
+          <w:rFonts w:ascii="Times New Roman" w:eastAsia="Times New Roman" w:hAnsi="Times New Roman" w:cs="Times New Roman"/>
+        </w:rPr>
+      </w:pPr>
+    </w:p>
+    <w:p>
+      <w:pPr>
+        <w:ind w:left="1080"/>
+        <w:rPr>
+          <w:rFonts w:ascii="Times New Roman" w:eastAsia="Times New Roman" w:hAnsi="Times New Roman" w:cs="Times New Roman"/>
+        </w:rPr>
+      </w:pPr>
+      <w:r>
+        <w:rPr>
+          <w:rFonts w:ascii="Times New Roman" w:eastAsia="Times New Roman" w:hAnsi="Times New Roman" w:cs="Times New Roman"/>
+        </w:rPr>
+        <w:t>commit 6f3d6df7e690533c62be00dcf7b2458cd1012307</w:t>
+      </w:r>
+    </w:p>
+    <w:p>
+      <w:pPr>
+        <w:ind w:left="1080"/>
+        <w:rPr>
+          <w:rFonts w:ascii="Times New Roman" w:eastAsia="Times New Roman" w:hAnsi="Times New Roman" w:cs="Times New Roman"/>
+        </w:rPr>
+      </w:pPr>
+      <w:r>
+        <w:rPr>
+          <w:rFonts w:ascii="Times New Roman" w:eastAsia="Times New Roman" w:hAnsi="Times New Roman" w:cs="Times New Roman"/>
+        </w:rPr>
+        <w:t>Author: fm25abm &lt;fm25abm@herts.ac.uk&gt;</w:t>
+      </w:r>
+    </w:p>
+    <w:p>
+      <w:pPr>
+        <w:ind w:left="1080"/>
+        <w:rPr>
+          <w:rFonts w:ascii="Times New Roman" w:eastAsia="Times New Roman" w:hAnsi="Times New Roman" w:cs="Times New Roman"/>
+        </w:rPr>
+      </w:pPr>
+      <w:r>
+        <w:rPr>
+          <w:rFonts w:ascii="Times New Roman" w:eastAsia="Times New Roman" w:hAnsi="Times New Roman" w:cs="Times New Roman"/>
+        </w:rPr>
+        <w:t>Date:   Sat Dec 6 15:58:42 2025 +0000</w:t>
+      </w:r>
+    </w:p>
+    <w:p>
+      <w:pPr>
+        <w:ind w:left="1080"/>
+        <w:rPr>
+          <w:rFonts w:ascii="Times New Roman" w:eastAsia="Times New Roman" w:hAnsi="Times New Roman" w:cs="Times New Roman"/>
+        </w:rPr>
+      </w:pPr>
+    </w:p>
+    <w:p>
+      <w:pPr>
+        <w:ind w:left="1080"/>
+        <w:rPr>
+          <w:rFonts w:ascii="Times New Roman" w:eastAsia="Times New Roman" w:hAnsi="Times New Roman" w:cs="Times New Roman"/>
+        </w:rPr>
+      </w:pPr>
+      <w:r>
+        <w:rPr>
+          <w:rFonts w:ascii="Times New Roman" w:eastAsia="Times New Roman" w:hAnsi="Times New Roman" w:cs="Times New Roman"/>
+        </w:rPr>
+        <w:t xml:space="preserve">    Incorrect graph images removed</w:t>
+      </w:r>
+    </w:p>
+    <w:p>
+      <w:pPr>
+        <w:ind w:left="1080"/>
+        <w:rPr>
+          <w:rFonts w:ascii="Times New Roman" w:eastAsia="Times New Roman" w:hAnsi="Times New Roman" w:cs="Times New Roman"/>
+        </w:rPr>
+      </w:pPr>
+    </w:p>
+    <w:p>
+      <w:pPr>
+        <w:ind w:left="1080"/>
+        <w:rPr>
+          <w:rFonts w:ascii="Times New Roman" w:eastAsia="Times New Roman" w:hAnsi="Times New Roman" w:cs="Times New Roman"/>
+        </w:rPr>
+      </w:pPr>
+      <w:r>
+        <w:rPr>
+          <w:rFonts w:ascii="Times New Roman" w:eastAsia="Times New Roman" w:hAnsi="Times New Roman" w:cs="Times New Roman"/>
+        </w:rPr>
+        <w:lastRenderedPageBreak/>
+        <w:t>commit 9af28d38418f4ec595286b5e279286d3dce5c58c</w:t>
+      </w:r>
+    </w:p>
+    <w:p>
+      <w:pPr>
+        <w:ind w:left="1080"/>
+        <w:rPr>
+          <w:rFonts w:ascii="Times New Roman" w:eastAsia="Times New Roman" w:hAnsi="Times New Roman" w:cs="Times New Roman"/>
+        </w:rPr>
+      </w:pPr>
+      <w:r>
+        <w:rPr>
+          <w:rFonts w:ascii="Times New Roman" w:eastAsia="Times New Roman" w:hAnsi="Times New Roman" w:cs="Times New Roman"/>
+        </w:rPr>
+        <w:t>Author: fm25abm &lt;fm25abm@herts.ac.uk&gt;</w:t>
+      </w:r>
+    </w:p>
+    <w:p>
+      <w:pPr>
+        <w:ind w:left="1080"/>
+        <w:rPr>
+          <w:rFonts w:ascii="Times New Roman" w:eastAsia="Times New Roman" w:hAnsi="Times New Roman" w:cs="Times New Roman"/>
+        </w:rPr>
+      </w:pPr>
+      <w:r>
+        <w:rPr>
+          <w:rFonts w:ascii="Times New Roman" w:eastAsia="Times New Roman" w:hAnsi="Times New Roman" w:cs="Times New Roman"/>
+        </w:rPr>
+        <w:t>Date:   Sat Dec 6 15:53:50 2025 +0000</w:t>
+      </w:r>
+    </w:p>
+    <w:p>
+      <w:pPr>
+        <w:ind w:left="1080"/>
+        <w:rPr>
+          <w:rFonts w:ascii="Times New Roman" w:eastAsia="Times New Roman" w:hAnsi="Times New Roman" w:cs="Times New Roman"/>
+        </w:rPr>
+      </w:pPr>
+    </w:p>
+    <w:p>
+      <w:pPr>
+        <w:ind w:left="1080"/>
+        <w:rPr>
+          <w:rFonts w:ascii="Times New Roman" w:eastAsia="Times New Roman" w:hAnsi="Times New Roman" w:cs="Times New Roman"/>
+        </w:rPr>
+      </w:pPr>
+      <w:r>
+        <w:rPr>
+          <w:rFonts w:ascii="Times New Roman" w:eastAsia="Times New Roman" w:hAnsi="Times New Roman" w:cs="Times New Roman"/>
+        </w:rPr>
+        <w:t xml:space="preserve">    Fixed x axis scale</w:t>
+      </w:r>
+    </w:p>
+    <w:p>
+      <w:pPr>
+        <w:ind w:left="1080"/>
+        <w:rPr>
+          <w:rFonts w:ascii="Times New Roman" w:eastAsia="Times New Roman" w:hAnsi="Times New Roman" w:cs="Times New Roman"/>
+        </w:rPr>
+      </w:pPr>
+    </w:p>
+    <w:p>
+      <w:pPr>
+        <w:ind w:left="1080"/>
+        <w:rPr>
+          <w:rFonts w:ascii="Times New Roman" w:eastAsia="Times New Roman" w:hAnsi="Times New Roman" w:cs="Times New Roman"/>
+        </w:rPr>
+      </w:pPr>
+      <w:r>
+        <w:rPr>
+          <w:rFonts w:ascii="Times New Roman" w:eastAsia="Times New Roman" w:hAnsi="Times New Roman" w:cs="Times New Roman"/>
+        </w:rPr>
+        <w:t>commit 83b37672ef10bfc3d7b59e517dbfd8f1033cba88</w:t>
+      </w:r>
+    </w:p>
+    <w:p>
+      <w:pPr>
+        <w:ind w:left="1080"/>
+        <w:rPr>
+          <w:rFonts w:ascii="Times New Roman" w:eastAsia="Times New Roman" w:hAnsi="Times New Roman" w:cs="Times New Roman"/>
+        </w:rPr>
+      </w:pPr>
+      <w:r>
+        <w:rPr>
+          <w:rFonts w:ascii="Times New Roman" w:eastAsia="Times New Roman" w:hAnsi="Times New Roman" w:cs="Times New Roman"/>
+        </w:rPr>
+        <w:t>Author: fm25abm &lt;fm25abm@herts.ac.uk&gt;</w:t>
+      </w:r>
+    </w:p>
+    <w:p>
+      <w:pPr>
+        <w:ind w:left="1080"/>
+        <w:rPr>
+          <w:rFonts w:ascii="Times New Roman" w:eastAsia="Times New Roman" w:hAnsi="Times New Roman" w:cs="Times New Roman"/>
+        </w:rPr>
+      </w:pPr>
+      <w:r>
+        <w:rPr>
+          <w:rFonts w:ascii="Times New Roman" w:eastAsia="Times New Roman" w:hAnsi="Times New Roman" w:cs="Times New Roman"/>
+        </w:rPr>
+        <w:t>Date:   Sat Dec 6 15:52:15 2025 +0000</w:t>
+      </w:r>
+    </w:p>
+    <w:p>
+      <w:pPr>
+        <w:ind w:left="1080"/>
+        <w:rPr>
+          <w:rFonts w:ascii="Times New Roman" w:eastAsia="Times New Roman" w:hAnsi="Times New Roman" w:cs="Times New Roman"/>
+        </w:rPr>
+      </w:pPr>
+    </w:p>
+    <w:p>
+      <w:pPr>
+        <w:ind w:left="1080"/>
+        <w:rPr>
+          <w:rFonts w:ascii="Times New Roman" w:eastAsia="Times New Roman" w:hAnsi="Times New Roman" w:cs="Times New Roman"/>
+        </w:rPr>
+      </w:pPr>
+      <w:r>
+        <w:rPr>
+          <w:rFonts w:ascii="Times New Roman" w:eastAsia="Times New Roman" w:hAnsi="Times New Roman" w:cs="Times New Roman"/>
+        </w:rPr>
+        <w:t xml:space="preserve">    Histogram script updated</w:t>
+      </w:r>
+    </w:p>
+    <w:p>
+      <w:pPr>
+        <w:ind w:left="1080"/>
+        <w:rPr>
+          <w:rFonts w:ascii="Times New Roman" w:eastAsia="Times New Roman" w:hAnsi="Times New Roman" w:cs="Times New Roman"/>
+        </w:rPr>
+      </w:pPr>
+    </w:p>
+    <w:p>
+      <w:pPr>
+        <w:ind w:left="1080"/>
+        <w:rPr>
+          <w:rFonts w:ascii="Times New Roman" w:eastAsia="Times New Roman" w:hAnsi="Times New Roman" w:cs="Times New Roman"/>
+        </w:rPr>
+      </w:pPr>
+      <w:r>
+        <w:rPr>
+          <w:rFonts w:ascii="Times New Roman" w:eastAsia="Times New Roman" w:hAnsi="Times New Roman" w:cs="Times New Roman"/>
+        </w:rPr>
+        <w:t>commit 74ac26bf88be7213961d45fa8435348c31d2c193</w:t>
+      </w:r>
+    </w:p>
+    <w:p>
+      <w:pPr>
+        <w:ind w:left="1080"/>
+        <w:rPr>
+          <w:rFonts w:ascii="Times New Roman" w:eastAsia="Times New Roman" w:hAnsi="Times New Roman" w:cs="Times New Roman"/>
+        </w:rPr>
+      </w:pPr>
+      <w:r>
+        <w:rPr>
+          <w:rFonts w:ascii="Times New Roman" w:eastAsia="Times New Roman" w:hAnsi="Times New Roman" w:cs="Times New Roman"/>
+        </w:rPr>
+        <w:t>Author: fm25abm &lt;fm25abm@herts.ac.uk&gt;</w:t>
+      </w:r>
+    </w:p>
+    <w:p>
+      <w:pPr>
+        <w:ind w:left="1080"/>
+        <w:rPr>
+          <w:rFonts w:ascii="Times New Roman" w:eastAsia="Times New Roman" w:hAnsi="Times New Roman" w:cs="Times New Roman"/>
+        </w:rPr>
+      </w:pPr>
+      <w:r>
+        <w:rPr>
+          <w:rFonts w:ascii="Times New Roman" w:eastAsia="Times New Roman" w:hAnsi="Times New Roman" w:cs="Times New Roman"/>
+        </w:rPr>
+        <w:t>Date:   Sat Dec 6 15:50:48 2025 +0000</w:t>
+      </w:r>
+    </w:p>
+    <w:p>
+      <w:pPr>
+        <w:ind w:left="1080"/>
+        <w:rPr>
+          <w:rFonts w:ascii="Times New Roman" w:eastAsia="Times New Roman" w:hAnsi="Times New Roman" w:cs="Times New Roman"/>
+        </w:rPr>
+      </w:pPr>
+    </w:p>
+    <w:p>
+      <w:pPr>
+        <w:ind w:left="1080"/>
+        <w:rPr>
+          <w:rFonts w:ascii="Times New Roman" w:eastAsia="Times New Roman" w:hAnsi="Times New Roman" w:cs="Times New Roman"/>
+        </w:rPr>
+      </w:pPr>
+      <w:r>
+        <w:rPr>
+          <w:rFonts w:ascii="Times New Roman" w:eastAsia="Times New Roman" w:hAnsi="Times New Roman" w:cs="Times New Roman"/>
+        </w:rPr>
+        <w:t xml:space="preserve">    Incorrect graphs removed</w:t>
+      </w:r>
+    </w:p>
+    <w:p>
+      <w:pPr>
+        <w:ind w:left="1080"/>
+        <w:rPr>
+          <w:rFonts w:ascii="Times New Roman" w:eastAsia="Times New Roman" w:hAnsi="Times New Roman" w:cs="Times New Roman"/>
+        </w:rPr>
+      </w:pPr>
+    </w:p>
+    <w:p>
+      <w:pPr>
+        <w:ind w:left="1080"/>
+        <w:rPr>
+          <w:rFonts w:ascii="Times New Roman" w:eastAsia="Times New Roman" w:hAnsi="Times New Roman" w:cs="Times New Roman"/>
+        </w:rPr>
+      </w:pPr>
+      <w:r>
+        <w:rPr>
+          <w:rFonts w:ascii="Times New Roman" w:eastAsia="Times New Roman" w:hAnsi="Times New Roman" w:cs="Times New Roman"/>
+        </w:rPr>
+        <w:t>commit 0b9b0e797e36d3380253069d785536d29f562895</w:t>
+      </w:r>
+    </w:p>
+    <w:p>
+      <w:pPr>
+        <w:ind w:left="1080"/>
+        <w:rPr>
+          <w:rFonts w:ascii="Times New Roman" w:eastAsia="Times New Roman" w:hAnsi="Times New Roman" w:cs="Times New Roman"/>
+        </w:rPr>
+      </w:pPr>
+      <w:r>
+        <w:rPr>
+          <w:rFonts w:ascii="Times New Roman" w:eastAsia="Times New Roman" w:hAnsi="Times New Roman" w:cs="Times New Roman"/>
+        </w:rPr>
+        <w:t>Author: fm25abm &lt;fm25abm@herts.ac.uk&gt;</w:t>
+      </w:r>
+    </w:p>
+    <w:p>
+      <w:pPr>
+        <w:ind w:left="1080"/>
+        <w:rPr>
+          <w:rFonts w:ascii="Times New Roman" w:eastAsia="Times New Roman" w:hAnsi="Times New Roman" w:cs="Times New Roman"/>
+        </w:rPr>
+      </w:pPr>
+      <w:r>
+        <w:rPr>
+          <w:rFonts w:ascii="Times New Roman" w:eastAsia="Times New Roman" w:hAnsi="Times New Roman" w:cs="Times New Roman"/>
+        </w:rPr>
+        <w:t>Date:   Sat Dec 6 15:46:26 2025 +0000</w:t>
+      </w:r>
+    </w:p>
+    <w:p>
+      <w:pPr>
+        <w:ind w:left="1080"/>
+        <w:rPr>
+          <w:rFonts w:ascii="Times New Roman" w:eastAsia="Times New Roman" w:hAnsi="Times New Roman" w:cs="Times New Roman"/>
+        </w:rPr>
+      </w:pPr>
+    </w:p>
+    <w:p>
+      <w:pPr>
+        <w:ind w:left="1080"/>
+        <w:rPr>
+          <w:rFonts w:ascii="Times New Roman" w:eastAsia="Times New Roman" w:hAnsi="Times New Roman" w:cs="Times New Roman"/>
+        </w:rPr>
+      </w:pPr>
+      <w:r>
+        <w:rPr>
+          <w:rFonts w:ascii="Times New Roman" w:eastAsia="Times New Roman" w:hAnsi="Times New Roman" w:cs="Times New Roman"/>
+        </w:rPr>
+        <w:t xml:space="preserve">    Folder names updated</w:t>
+      </w:r>
+    </w:p>
+    <w:p>
+      <w:pPr>
+        <w:ind w:left="1080"/>
+        <w:rPr>
+          <w:rFonts w:ascii="Times New Roman" w:eastAsia="Times New Roman" w:hAnsi="Times New Roman" w:cs="Times New Roman"/>
+        </w:rPr>
+      </w:pPr>
+    </w:p>
+    <w:p>
+      <w:pPr>
+        <w:ind w:left="1080"/>
+        <w:rPr>
+          <w:rFonts w:ascii="Times New Roman" w:eastAsia="Times New Roman" w:hAnsi="Times New Roman" w:cs="Times New Roman"/>
+        </w:rPr>
+      </w:pPr>
+      <w:r>
+        <w:rPr>
+          <w:rFonts w:ascii="Times New Roman" w:eastAsia="Times New Roman" w:hAnsi="Times New Roman" w:cs="Times New Roman"/>
+        </w:rPr>
+        <w:t>commit 9b5f2f569cd61370a3a5ef4ee9dcc0dc45c28713</w:t>
+      </w:r>
+    </w:p>
+    <w:p>
+      <w:pPr>
+        <w:ind w:left="1080"/>
+        <w:rPr>
+          <w:rFonts w:ascii="Times New Roman" w:eastAsia="Times New Roman" w:hAnsi="Times New Roman" w:cs="Times New Roman"/>
+        </w:rPr>
+      </w:pPr>
+      <w:r>
+        <w:rPr>
+          <w:rFonts w:ascii="Times New Roman" w:eastAsia="Times New Roman" w:hAnsi="Times New Roman" w:cs="Times New Roman"/>
+        </w:rPr>
+        <w:t>Author: fm25abm &lt;fm25abm@herts.ac.uk&gt;</w:t>
+      </w:r>
+    </w:p>
+    <w:p>
+      <w:pPr>
+        <w:ind w:left="1080"/>
+        <w:rPr>
+          <w:rFonts w:ascii="Times New Roman" w:eastAsia="Times New Roman" w:hAnsi="Times New Roman" w:cs="Times New Roman"/>
+        </w:rPr>
+      </w:pPr>
+      <w:r>
+        <w:rPr>
+          <w:rFonts w:ascii="Times New Roman" w:eastAsia="Times New Roman" w:hAnsi="Times New Roman" w:cs="Times New Roman"/>
+        </w:rPr>
+        <w:t>Date:   Sat Dec 6 15:25:17 2025 +0000</w:t>
+      </w:r>
+    </w:p>
+    <w:p>
+      <w:pPr>
+        <w:ind w:left="1080"/>
+        <w:rPr>
+          <w:rFonts w:ascii="Times New Roman" w:eastAsia="Times New Roman" w:hAnsi="Times New Roman" w:cs="Times New Roman"/>
+        </w:rPr>
+      </w:pPr>
+    </w:p>
+    <w:p>
+      <w:pPr>
+        <w:ind w:left="1080"/>
+        <w:rPr>
+          <w:rFonts w:ascii="Times New Roman" w:eastAsia="Times New Roman" w:hAnsi="Times New Roman" w:cs="Times New Roman"/>
+        </w:rPr>
+      </w:pPr>
+      <w:r>
+        <w:rPr>
+          <w:rFonts w:ascii="Times New Roman" w:eastAsia="Times New Roman" w:hAnsi="Times New Roman" w:cs="Times New Roman"/>
+        </w:rPr>
+        <w:t xml:space="preserve">    Updated for demo on 1st December</w:t>
+      </w:r>
+    </w:p>
+    <w:p>
+      <w:pPr>
+        <w:ind w:left="1080"/>
+        <w:rPr>
+          <w:rFonts w:ascii="Times New Roman" w:eastAsia="Times New Roman" w:hAnsi="Times New Roman" w:cs="Times New Roman"/>
+        </w:rPr>
+      </w:pPr>
+    </w:p>
+    <w:p>
+      <w:pPr>
+        <w:ind w:left="1080"/>
+        <w:rPr>
+          <w:rFonts w:ascii="Times New Roman" w:eastAsia="Times New Roman" w:hAnsi="Times New Roman" w:cs="Times New Roman"/>
+        </w:rPr>
+      </w:pPr>
+      <w:r>
+        <w:rPr>
+          <w:rFonts w:ascii="Times New Roman" w:eastAsia="Times New Roman" w:hAnsi="Times New Roman" w:cs="Times New Roman"/>
+        </w:rPr>
+        <w:t>commit b6e977367fc43dd9139a1b319eb6008ee8b9fb71</w:t>
+      </w:r>
+    </w:p>
+    <w:p>
+      <w:pPr>
+        <w:ind w:left="1080"/>
+        <w:rPr>
+          <w:rFonts w:ascii="Times New Roman" w:eastAsia="Times New Roman" w:hAnsi="Times New Roman" w:cs="Times New Roman"/>
+        </w:rPr>
+      </w:pPr>
+      <w:r>
+        <w:rPr>
+          <w:rFonts w:ascii="Times New Roman" w:eastAsia="Times New Roman" w:hAnsi="Times New Roman" w:cs="Times New Roman"/>
+        </w:rPr>
+        <w:t>Author: fm25abm &lt;fm25abm@herts.ac.uk&gt;</w:t>
+      </w:r>
+    </w:p>
+    <w:p>
+      <w:pPr>
+        <w:ind w:left="1080"/>
+        <w:rPr>
+          <w:rFonts w:ascii="Times New Roman" w:eastAsia="Times New Roman" w:hAnsi="Times New Roman" w:cs="Times New Roman"/>
+        </w:rPr>
+      </w:pPr>
+      <w:r>
+        <w:rPr>
+          <w:rFonts w:ascii="Times New Roman" w:eastAsia="Times New Roman" w:hAnsi="Times New Roman" w:cs="Times New Roman"/>
+        </w:rPr>
+        <w:t>Date:   Sat Dec 6 15:18:43 2025 +0000</w:t>
+      </w:r>
+    </w:p>
+    <w:p>
+      <w:pPr>
+        <w:ind w:left="1080"/>
+        <w:rPr>
+          <w:rFonts w:ascii="Times New Roman" w:eastAsia="Times New Roman" w:hAnsi="Times New Roman" w:cs="Times New Roman"/>
+        </w:rPr>
+      </w:pPr>
+    </w:p>
+    <w:p>
+      <w:pPr>
+        <w:ind w:left="1080"/>
+        <w:rPr>
+          <w:rFonts w:ascii="Times New Roman" w:eastAsia="Times New Roman" w:hAnsi="Times New Roman" w:cs="Times New Roman"/>
+        </w:rPr>
+      </w:pPr>
+      <w:r>
+        <w:rPr>
+          <w:rFonts w:ascii="Times New Roman" w:eastAsia="Times New Roman" w:hAnsi="Times New Roman" w:cs="Times New Roman"/>
+        </w:rPr>
+        <w:t xml:space="preserve">    Presentation file renamed</w:t>
+      </w:r>
+    </w:p>
+    <w:p>
+      <w:pPr>
+        <w:ind w:left="1080"/>
+        <w:rPr>
+          <w:rFonts w:ascii="Times New Roman" w:eastAsia="Times New Roman" w:hAnsi="Times New Roman" w:cs="Times New Roman"/>
+        </w:rPr>
+      </w:pPr>
+    </w:p>
+    <w:p>
+      <w:pPr>
+        <w:ind w:left="1080"/>
+        <w:rPr>
+          <w:rFonts w:ascii="Times New Roman" w:eastAsia="Times New Roman" w:hAnsi="Times New Roman" w:cs="Times New Roman"/>
+        </w:rPr>
+      </w:pPr>
+      <w:r>
+        <w:rPr>
+          <w:rFonts w:ascii="Times New Roman" w:eastAsia="Times New Roman" w:hAnsi="Times New Roman" w:cs="Times New Roman"/>
+        </w:rPr>
+        <w:t>commit f8f1a4df408871d4f3cff5b680cd60a18e3fff3f</w:t>
+      </w:r>
+    </w:p>
+    <w:p>
+      <w:pPr>
+        <w:ind w:left="1080"/>
+        <w:rPr>
+          <w:rFonts w:ascii="Times New Roman" w:eastAsia="Times New Roman" w:hAnsi="Times New Roman" w:cs="Times New Roman"/>
+        </w:rPr>
+      </w:pPr>
+      <w:r>
+        <w:rPr>
+          <w:rFonts w:ascii="Times New Roman" w:eastAsia="Times New Roman" w:hAnsi="Times New Roman" w:cs="Times New Roman"/>
+        </w:rPr>
+        <w:t>Merge: eeab496 49c6981</w:t>
+      </w:r>
+    </w:p>
+    <w:p>
+      <w:pPr>
+        <w:ind w:left="1080"/>
+        <w:rPr>
+          <w:rFonts w:ascii="Times New Roman" w:eastAsia="Times New Roman" w:hAnsi="Times New Roman" w:cs="Times New Roman"/>
+        </w:rPr>
+      </w:pPr>
+      <w:r>
+        <w:rPr>
+          <w:rFonts w:ascii="Times New Roman" w:eastAsia="Times New Roman" w:hAnsi="Times New Roman" w:cs="Times New Roman"/>
+        </w:rPr>
+        <w:t>Author: fm25abm &lt;fm25abm@herts.ac.uk&gt;</w:t>
+      </w:r>
+    </w:p>
+    <w:p>
+      <w:pPr>
+        <w:ind w:left="1080"/>
+        <w:rPr>
+          <w:rFonts w:ascii="Times New Roman" w:eastAsia="Times New Roman" w:hAnsi="Times New Roman" w:cs="Times New Roman"/>
+        </w:rPr>
+      </w:pPr>
+      <w:r>
+        <w:rPr>
+          <w:rFonts w:ascii="Times New Roman" w:eastAsia="Times New Roman" w:hAnsi="Times New Roman" w:cs="Times New Roman"/>
+        </w:rPr>
+        <w:t>Date:   Sat Dec 6 15:14:59 2025 +0000</w:t>
+      </w:r>
+    </w:p>
+    <w:p>
+      <w:pPr>
+        <w:ind w:left="1080"/>
+        <w:rPr>
+          <w:rFonts w:ascii="Times New Roman" w:eastAsia="Times New Roman" w:hAnsi="Times New Roman" w:cs="Times New Roman"/>
+        </w:rPr>
+      </w:pPr>
+    </w:p>
+    <w:p>
+      <w:pPr>
+        <w:ind w:left="1080"/>
+        <w:rPr>
+          <w:rFonts w:ascii="Times New Roman" w:eastAsia="Times New Roman" w:hAnsi="Times New Roman" w:cs="Times New Roman"/>
+        </w:rPr>
+      </w:pPr>
+      <w:r>
+        <w:rPr>
+          <w:rFonts w:ascii="Times New Roman" w:eastAsia="Times New Roman" w:hAnsi="Times New Roman" w:cs="Times New Roman"/>
+        </w:rPr>
+        <w:t xml:space="preserve">    Merge branch 'main' of https://github.com/fm25abm/trdcw2</w:t>
+      </w:r>
+    </w:p>
+    <w:p>
+      <w:pPr>
+        <w:ind w:left="1080"/>
+        <w:rPr>
+          <w:rFonts w:ascii="Times New Roman" w:eastAsia="Times New Roman" w:hAnsi="Times New Roman" w:cs="Times New Roman"/>
+        </w:rPr>
+      </w:pPr>
+    </w:p>
+    <w:p>
+      <w:pPr>
+        <w:ind w:left="1080"/>
+        <w:rPr>
+          <w:rFonts w:ascii="Times New Roman" w:eastAsia="Times New Roman" w:hAnsi="Times New Roman" w:cs="Times New Roman"/>
+        </w:rPr>
+      </w:pPr>
+      <w:r>
+        <w:rPr>
+          <w:rFonts w:ascii="Times New Roman" w:eastAsia="Times New Roman" w:hAnsi="Times New Roman" w:cs="Times New Roman"/>
+        </w:rPr>
+        <w:t>commit eeab496752611df42db937aa2e9bcb9f905851f9</w:t>
+      </w:r>
+    </w:p>
+    <w:p>
+      <w:pPr>
+        <w:ind w:left="1080"/>
+        <w:rPr>
+          <w:rFonts w:ascii="Times New Roman" w:eastAsia="Times New Roman" w:hAnsi="Times New Roman" w:cs="Times New Roman"/>
+        </w:rPr>
+      </w:pPr>
+      <w:r>
+        <w:rPr>
+          <w:rFonts w:ascii="Times New Roman" w:eastAsia="Times New Roman" w:hAnsi="Times New Roman" w:cs="Times New Roman"/>
+        </w:rPr>
+        <w:t>Author: fm25abm &lt;fm25abm@herts.ac.uk&gt;</w:t>
+      </w:r>
+    </w:p>
+    <w:p>
+      <w:pPr>
+        <w:ind w:left="1080"/>
+        <w:rPr>
+          <w:rFonts w:ascii="Times New Roman" w:eastAsia="Times New Roman" w:hAnsi="Times New Roman" w:cs="Times New Roman"/>
+        </w:rPr>
+      </w:pPr>
+      <w:r>
+        <w:rPr>
+          <w:rFonts w:ascii="Times New Roman" w:eastAsia="Times New Roman" w:hAnsi="Times New Roman" w:cs="Times New Roman"/>
+        </w:rPr>
+        <w:t>Date:   Sat Dec 6 15:14:35 2025 +0000</w:t>
+      </w:r>
+    </w:p>
+    <w:p>
+      <w:pPr>
+        <w:ind w:left="1080"/>
+        <w:rPr>
+          <w:rFonts w:ascii="Times New Roman" w:eastAsia="Times New Roman" w:hAnsi="Times New Roman" w:cs="Times New Roman"/>
+        </w:rPr>
+      </w:pPr>
+    </w:p>
+    <w:p>
+      <w:pPr>
+        <w:ind w:left="1080"/>
+        <w:rPr>
+          <w:rFonts w:ascii="Times New Roman" w:eastAsia="Times New Roman" w:hAnsi="Times New Roman" w:cs="Times New Roman"/>
+        </w:rPr>
+      </w:pPr>
+      <w:r>
+        <w:rPr>
+          <w:rFonts w:ascii="Times New Roman" w:eastAsia="Times New Roman" w:hAnsi="Times New Roman" w:cs="Times New Roman"/>
+        </w:rPr>
+        <w:t xml:space="preserve">    Presentation File Renamed</w:t>
+      </w:r>
+    </w:p>
+    <w:p>
+      <w:pPr>
+        <w:ind w:left="1080"/>
+        <w:rPr>
+          <w:rFonts w:ascii="Times New Roman" w:eastAsia="Times New Roman" w:hAnsi="Times New Roman" w:cs="Times New Roman"/>
+        </w:rPr>
+      </w:pPr>
+    </w:p>
+    <w:p>
+      <w:pPr>
+        <w:ind w:left="1080"/>
+        <w:rPr>
+          <w:rFonts w:ascii="Times New Roman" w:eastAsia="Times New Roman" w:hAnsi="Times New Roman" w:cs="Times New Roman"/>
+        </w:rPr>
+      </w:pPr>
+      <w:r>
+        <w:rPr>
+          <w:rFonts w:ascii="Times New Roman" w:eastAsia="Times New Roman" w:hAnsi="Times New Roman" w:cs="Times New Roman"/>
+        </w:rPr>
+        <w:t>commit 49c6981b1d849a65a7f9f7cbdc98e1859d22f322</w:t>
+      </w:r>
+    </w:p>
+    <w:p>
+      <w:pPr>
+        <w:ind w:left="1080"/>
+        <w:rPr>
+          <w:rFonts w:ascii="Times New Roman" w:eastAsia="Times New Roman" w:hAnsi="Times New Roman" w:cs="Times New Roman"/>
+        </w:rPr>
+      </w:pPr>
+      <w:r>
+        <w:rPr>
+          <w:rFonts w:ascii="Times New Roman" w:eastAsia="Times New Roman" w:hAnsi="Times New Roman" w:cs="Times New Roman"/>
+        </w:rPr>
+        <w:lastRenderedPageBreak/>
+        <w:t>Author: Halimat Aminu &lt;ha25adh@herts.ac.uk&gt;</w:t>
+      </w:r>
+    </w:p>
+    <w:p>
+      <w:pPr>
+        <w:ind w:left="1080"/>
+        <w:rPr>
+          <w:rFonts w:ascii="Times New Roman" w:eastAsia="Times New Roman" w:hAnsi="Times New Roman" w:cs="Times New Roman"/>
+        </w:rPr>
+      </w:pPr>
+      <w:r>
+        <w:rPr>
+          <w:rFonts w:ascii="Times New Roman" w:eastAsia="Times New Roman" w:hAnsi="Times New Roman" w:cs="Times New Roman"/>
+        </w:rPr>
+        <w:t>Date:   Sat Dec 6 16:00:12 2025 +0100</w:t>
+      </w:r>
+    </w:p>
+    <w:p>
+      <w:pPr>
+        <w:ind w:left="1080"/>
+        <w:rPr>
+          <w:rFonts w:ascii="Times New Roman" w:eastAsia="Times New Roman" w:hAnsi="Times New Roman" w:cs="Times New Roman"/>
+        </w:rPr>
+      </w:pPr>
+    </w:p>
+    <w:p>
+      <w:pPr>
+        <w:ind w:left="1080"/>
+        <w:rPr>
+          <w:rFonts w:ascii="Times New Roman" w:eastAsia="Times New Roman" w:hAnsi="Times New Roman" w:cs="Times New Roman"/>
+        </w:rPr>
+      </w:pPr>
+      <w:r>
+        <w:rPr>
+          <w:rFonts w:ascii="Times New Roman" w:eastAsia="Times New Roman" w:hAnsi="Times New Roman" w:cs="Times New Roman"/>
+        </w:rPr>
+        <w:t xml:space="preserve">    New histogram with 0-10 x-axis values</w:t>
+      </w:r>
+    </w:p>
+    <w:p>
+      <w:pPr>
+        <w:ind w:left="1080"/>
+        <w:rPr>
+          <w:rFonts w:ascii="Times New Roman" w:eastAsia="Times New Roman" w:hAnsi="Times New Roman" w:cs="Times New Roman"/>
+        </w:rPr>
+      </w:pPr>
+    </w:p>
+    <w:p>
+      <w:pPr>
+        <w:ind w:left="1080"/>
+        <w:rPr>
+          <w:rFonts w:ascii="Times New Roman" w:eastAsia="Times New Roman" w:hAnsi="Times New Roman" w:cs="Times New Roman"/>
+        </w:rPr>
+      </w:pPr>
+      <w:r>
+        <w:rPr>
+          <w:rFonts w:ascii="Times New Roman" w:eastAsia="Times New Roman" w:hAnsi="Times New Roman" w:cs="Times New Roman"/>
+        </w:rPr>
+        <w:t>commit 2615eba7f00a217b9db80480ee02992ccf1ac901</w:t>
+      </w:r>
+    </w:p>
+    <w:p>
+      <w:pPr>
+        <w:ind w:left="1080"/>
+        <w:rPr>
+          <w:rFonts w:ascii="Times New Roman" w:eastAsia="Times New Roman" w:hAnsi="Times New Roman" w:cs="Times New Roman"/>
+        </w:rPr>
+      </w:pPr>
+      <w:r>
+        <w:rPr>
+          <w:rFonts w:ascii="Times New Roman" w:eastAsia="Times New Roman" w:hAnsi="Times New Roman" w:cs="Times New Roman"/>
+        </w:rPr>
+        <w:t>Author: Halimat Aminu &lt;ha25adh@herts.ac.uk&gt;</w:t>
+      </w:r>
+    </w:p>
+    <w:p>
+      <w:pPr>
+        <w:ind w:left="1080"/>
+        <w:rPr>
+          <w:rFonts w:ascii="Times New Roman" w:eastAsia="Times New Roman" w:hAnsi="Times New Roman" w:cs="Times New Roman"/>
+        </w:rPr>
+      </w:pPr>
+      <w:r>
+        <w:rPr>
+          <w:rFonts w:ascii="Times New Roman" w:eastAsia="Times New Roman" w:hAnsi="Times New Roman" w:cs="Times New Roman"/>
+        </w:rPr>
+        <w:t>Date:   Sat Dec 6 15:12:43 2025 +0100</w:t>
+      </w:r>
+    </w:p>
+    <w:p>
+      <w:pPr>
+        <w:ind w:left="1080"/>
+        <w:rPr>
+          <w:rFonts w:ascii="Times New Roman" w:eastAsia="Times New Roman" w:hAnsi="Times New Roman" w:cs="Times New Roman"/>
+        </w:rPr>
+      </w:pPr>
+    </w:p>
+    <w:p>
+      <w:pPr>
+        <w:ind w:left="1080"/>
+        <w:rPr>
+          <w:rFonts w:ascii="Times New Roman" w:eastAsia="Times New Roman" w:hAnsi="Times New Roman" w:cs="Times New Roman"/>
+        </w:rPr>
+      </w:pPr>
+      <w:r>
+        <w:rPr>
+          <w:rFonts w:ascii="Times New Roman" w:eastAsia="Times New Roman" w:hAnsi="Times New Roman" w:cs="Times New Roman"/>
+        </w:rPr>
+        <w:t xml:space="preserve">    updated histogram image</w:t>
+      </w:r>
+    </w:p>
+    <w:p>
+      <w:pPr>
+        <w:ind w:left="1080"/>
+        <w:rPr>
+          <w:rFonts w:ascii="Times New Roman" w:eastAsia="Times New Roman" w:hAnsi="Times New Roman" w:cs="Times New Roman"/>
+        </w:rPr>
+      </w:pPr>
+    </w:p>
+    <w:p>
+      <w:pPr>
+        <w:ind w:left="1080"/>
+        <w:rPr>
+          <w:rFonts w:ascii="Times New Roman" w:eastAsia="Times New Roman" w:hAnsi="Times New Roman" w:cs="Times New Roman"/>
+        </w:rPr>
+      </w:pPr>
+      <w:r>
+        <w:rPr>
+          <w:rFonts w:ascii="Times New Roman" w:eastAsia="Times New Roman" w:hAnsi="Times New Roman" w:cs="Times New Roman"/>
+        </w:rPr>
+        <w:t>commit 1a7425c23d0597be199eb24645c7069ca3285da6</w:t>
+      </w:r>
+    </w:p>
+    <w:p>
+      <w:pPr>
+        <w:ind w:left="1080"/>
+        <w:rPr>
+          <w:rFonts w:ascii="Times New Roman" w:eastAsia="Times New Roman" w:hAnsi="Times New Roman" w:cs="Times New Roman"/>
+        </w:rPr>
+      </w:pPr>
+      <w:r>
+        <w:rPr>
+          <w:rFonts w:ascii="Times New Roman" w:eastAsia="Times New Roman" w:hAnsi="Times New Roman" w:cs="Times New Roman"/>
+        </w:rPr>
+        <w:t>Author: Halimat Aminu &lt;ha25adh@herts.ac.uk&gt;</w:t>
+      </w:r>
+    </w:p>
+    <w:p>
+      <w:pPr>
+        <w:ind w:left="1080"/>
+        <w:rPr>
+          <w:rFonts w:ascii="Times New Roman" w:eastAsia="Times New Roman" w:hAnsi="Times New Roman" w:cs="Times New Roman"/>
+        </w:rPr>
+      </w:pPr>
+      <w:r>
+        <w:rPr>
+          <w:rFonts w:ascii="Times New Roman" w:eastAsia="Times New Roman" w:hAnsi="Times New Roman" w:cs="Times New Roman"/>
+        </w:rPr>
+        <w:t>Date:   Sat Dec 6 15:11:18 2025 +0100</w:t>
+      </w:r>
+    </w:p>
+    <w:p>
+      <w:pPr>
+        <w:ind w:left="1080"/>
+        <w:rPr>
+          <w:rFonts w:ascii="Times New Roman" w:eastAsia="Times New Roman" w:hAnsi="Times New Roman" w:cs="Times New Roman"/>
+        </w:rPr>
+      </w:pPr>
+    </w:p>
+    <w:p>
+      <w:pPr>
+        <w:ind w:left="1080"/>
+        <w:rPr>
+          <w:rFonts w:ascii="Times New Roman" w:eastAsia="Times New Roman" w:hAnsi="Times New Roman" w:cs="Times New Roman"/>
+        </w:rPr>
+      </w:pPr>
+      <w:r>
+        <w:rPr>
+          <w:rFonts w:ascii="Times New Roman" w:eastAsia="Times New Roman" w:hAnsi="Times New Roman" w:cs="Times New Roman"/>
+        </w:rPr>
+        <w:t xml:space="preserve">    updating the </w:t>
+      </w:r>
+      <w:proofErr w:type="spellStart"/>
+      <w:r>
+        <w:rPr>
+          <w:rFonts w:ascii="Times New Roman" w:eastAsia="Times New Roman" w:hAnsi="Times New Roman" w:cs="Times New Roman"/>
+        </w:rPr>
+        <w:t>xlim</w:t>
+      </w:r>
+      <w:proofErr w:type="spellEnd"/>
+      <w:r>
+        <w:rPr>
+          <w:rFonts w:ascii="Times New Roman" w:eastAsia="Times New Roman" w:hAnsi="Times New Roman" w:cs="Times New Roman"/>
+        </w:rPr>
+        <w:t xml:space="preserve"> values</w:t>
+      </w:r>
+    </w:p>
+    <w:p>
+      <w:pPr>
+        <w:ind w:left="1080"/>
+        <w:rPr>
+          <w:rFonts w:ascii="Times New Roman" w:eastAsia="Times New Roman" w:hAnsi="Times New Roman" w:cs="Times New Roman"/>
+        </w:rPr>
+      </w:pPr>
+    </w:p>
+    <w:p>
+      <w:pPr>
+        <w:ind w:left="1080"/>
+        <w:rPr>
+          <w:rFonts w:ascii="Times New Roman" w:eastAsia="Times New Roman" w:hAnsi="Times New Roman" w:cs="Times New Roman"/>
+        </w:rPr>
+      </w:pPr>
+      <w:r>
+        <w:rPr>
+          <w:rFonts w:ascii="Times New Roman" w:eastAsia="Times New Roman" w:hAnsi="Times New Roman" w:cs="Times New Roman"/>
+        </w:rPr>
+        <w:t>commit 7d0e1a12ebd445449529f4a6c99c611c70789a35</w:t>
+      </w:r>
+    </w:p>
+    <w:p>
+      <w:pPr>
+        <w:ind w:left="1080"/>
+        <w:rPr>
+          <w:rFonts w:ascii="Times New Roman" w:eastAsia="Times New Roman" w:hAnsi="Times New Roman" w:cs="Times New Roman"/>
+        </w:rPr>
+      </w:pPr>
+      <w:r>
+        <w:rPr>
+          <w:rFonts w:ascii="Times New Roman" w:eastAsia="Times New Roman" w:hAnsi="Times New Roman" w:cs="Times New Roman"/>
+        </w:rPr>
+        <w:t>Author: Halimat Aminu &lt;ha25adh@herts.ac.uk&gt;</w:t>
+      </w:r>
+    </w:p>
+    <w:p>
+      <w:pPr>
+        <w:ind w:left="1080"/>
+        <w:rPr>
+          <w:rFonts w:ascii="Times New Roman" w:eastAsia="Times New Roman" w:hAnsi="Times New Roman" w:cs="Times New Roman"/>
+        </w:rPr>
+      </w:pPr>
+      <w:r>
+        <w:rPr>
+          <w:rFonts w:ascii="Times New Roman" w:eastAsia="Times New Roman" w:hAnsi="Times New Roman" w:cs="Times New Roman"/>
+        </w:rPr>
+        <w:t>Date:   Sat Dec 6 12:29:17 2025 +0100</w:t>
+      </w:r>
+    </w:p>
+    <w:p>
+      <w:pPr>
+        <w:ind w:left="1080"/>
+        <w:rPr>
+          <w:rFonts w:ascii="Times New Roman" w:eastAsia="Times New Roman" w:hAnsi="Times New Roman" w:cs="Times New Roman"/>
+        </w:rPr>
+      </w:pPr>
+    </w:p>
+    <w:p>
+      <w:pPr>
+        <w:ind w:left="1080"/>
+        <w:rPr>
+          <w:rFonts w:ascii="Times New Roman" w:eastAsia="Times New Roman" w:hAnsi="Times New Roman" w:cs="Times New Roman"/>
+        </w:rPr>
+      </w:pPr>
+      <w:r>
+        <w:rPr>
+          <w:rFonts w:ascii="Times New Roman" w:eastAsia="Times New Roman" w:hAnsi="Times New Roman" w:cs="Times New Roman"/>
+        </w:rPr>
+        <w:t xml:space="preserve">    Histogram Image</w:t>
+      </w:r>
+    </w:p>
+    <w:p>
+      <w:pPr>
+        <w:ind w:left="1080"/>
+        <w:rPr>
+          <w:rFonts w:ascii="Times New Roman" w:eastAsia="Times New Roman" w:hAnsi="Times New Roman" w:cs="Times New Roman"/>
+        </w:rPr>
+      </w:pPr>
+    </w:p>
+    <w:p>
+      <w:pPr>
+        <w:ind w:left="1080"/>
+        <w:rPr>
+          <w:rFonts w:ascii="Times New Roman" w:eastAsia="Times New Roman" w:hAnsi="Times New Roman" w:cs="Times New Roman"/>
+        </w:rPr>
+      </w:pPr>
+      <w:r>
+        <w:rPr>
+          <w:rFonts w:ascii="Times New Roman" w:eastAsia="Times New Roman" w:hAnsi="Times New Roman" w:cs="Times New Roman"/>
+        </w:rPr>
+        <w:t>commit 45fa3ae36f297ab6c411b2b3c2615892ce481d40</w:t>
+      </w:r>
+    </w:p>
+    <w:p>
+      <w:pPr>
+        <w:ind w:left="1080"/>
+        <w:rPr>
+          <w:rFonts w:ascii="Times New Roman" w:eastAsia="Times New Roman" w:hAnsi="Times New Roman" w:cs="Times New Roman"/>
+        </w:rPr>
+      </w:pPr>
+      <w:r>
+        <w:rPr>
+          <w:rFonts w:ascii="Times New Roman" w:eastAsia="Times New Roman" w:hAnsi="Times New Roman" w:cs="Times New Roman"/>
+        </w:rPr>
+        <w:t>Author: Halimat Aminu &lt;ha25adh@herts.ac.uk&gt;</w:t>
+      </w:r>
+    </w:p>
+    <w:p>
+      <w:pPr>
+        <w:ind w:left="1080"/>
+        <w:rPr>
+          <w:rFonts w:ascii="Times New Roman" w:eastAsia="Times New Roman" w:hAnsi="Times New Roman" w:cs="Times New Roman"/>
+        </w:rPr>
+      </w:pPr>
+      <w:r>
+        <w:rPr>
+          <w:rFonts w:ascii="Times New Roman" w:eastAsia="Times New Roman" w:hAnsi="Times New Roman" w:cs="Times New Roman"/>
+        </w:rPr>
+        <w:t>Date:   Sat Dec 6 12:23:49 2025 +0100</w:t>
+      </w:r>
+    </w:p>
+    <w:p>
+      <w:pPr>
+        <w:ind w:left="1080"/>
+        <w:rPr>
+          <w:rFonts w:ascii="Times New Roman" w:eastAsia="Times New Roman" w:hAnsi="Times New Roman" w:cs="Times New Roman"/>
+        </w:rPr>
+      </w:pPr>
+    </w:p>
+    <w:p>
+      <w:pPr>
+        <w:ind w:left="1080"/>
+        <w:rPr>
+          <w:rFonts w:ascii="Times New Roman" w:eastAsia="Times New Roman" w:hAnsi="Times New Roman" w:cs="Times New Roman"/>
+        </w:rPr>
+      </w:pPr>
+      <w:r>
+        <w:rPr>
+          <w:rFonts w:ascii="Times New Roman" w:eastAsia="Times New Roman" w:hAnsi="Times New Roman" w:cs="Times New Roman"/>
+        </w:rPr>
+        <w:t xml:space="preserve">    Updated Histogram </w:t>
+      </w:r>
+      <w:proofErr w:type="spellStart"/>
+      <w:r>
+        <w:rPr>
+          <w:rFonts w:ascii="Times New Roman" w:eastAsia="Times New Roman" w:hAnsi="Times New Roman" w:cs="Times New Roman"/>
+        </w:rPr>
+        <w:t>rscript</w:t>
+      </w:r>
+      <w:proofErr w:type="spellEnd"/>
+    </w:p>
+    <w:p>
+      <w:pPr>
+        <w:ind w:left="1080"/>
+        <w:rPr>
+          <w:rFonts w:ascii="Times New Roman" w:eastAsia="Times New Roman" w:hAnsi="Times New Roman" w:cs="Times New Roman"/>
+        </w:rPr>
+      </w:pPr>
+    </w:p>
+    <w:p>
+      <w:pPr>
+        <w:ind w:left="1080"/>
+        <w:rPr>
+          <w:rFonts w:ascii="Times New Roman" w:eastAsia="Times New Roman" w:hAnsi="Times New Roman" w:cs="Times New Roman"/>
+        </w:rPr>
+      </w:pPr>
+      <w:r>
+        <w:rPr>
+          <w:rFonts w:ascii="Times New Roman" w:eastAsia="Times New Roman" w:hAnsi="Times New Roman" w:cs="Times New Roman"/>
+        </w:rPr>
+        <w:t>commit f26d60606813b4c6cf28e722fdc32b0d6a26694f</w:t>
+      </w:r>
+    </w:p>
+    <w:p>
+      <w:pPr>
+        <w:ind w:left="1080"/>
+        <w:rPr>
+          <w:rFonts w:ascii="Times New Roman" w:eastAsia="Times New Roman" w:hAnsi="Times New Roman" w:cs="Times New Roman"/>
+        </w:rPr>
+      </w:pPr>
+      <w:r>
+        <w:rPr>
+          <w:rFonts w:ascii="Times New Roman" w:eastAsia="Times New Roman" w:hAnsi="Times New Roman" w:cs="Times New Roman"/>
+        </w:rPr>
+        <w:t>Author: Halimat Aminu &lt;ha25adh@herts.ac.uk&gt;</w:t>
+      </w:r>
+    </w:p>
+    <w:p>
+      <w:pPr>
+        <w:ind w:left="1080"/>
+        <w:rPr>
+          <w:rFonts w:ascii="Times New Roman" w:eastAsia="Times New Roman" w:hAnsi="Times New Roman" w:cs="Times New Roman"/>
+        </w:rPr>
+      </w:pPr>
+      <w:r>
+        <w:rPr>
+          <w:rFonts w:ascii="Times New Roman" w:eastAsia="Times New Roman" w:hAnsi="Times New Roman" w:cs="Times New Roman"/>
+        </w:rPr>
+        <w:t>Date:   Sat Dec 6 12:13:12 2025 +0100</w:t>
+      </w:r>
+    </w:p>
+    <w:p>
+      <w:pPr>
+        <w:ind w:left="1080"/>
+        <w:rPr>
+          <w:rFonts w:ascii="Times New Roman" w:eastAsia="Times New Roman" w:hAnsi="Times New Roman" w:cs="Times New Roman"/>
+        </w:rPr>
+      </w:pPr>
+    </w:p>
+    <w:p>
+      <w:pPr>
+        <w:ind w:left="1080"/>
+        <w:rPr>
+          <w:rFonts w:ascii="Times New Roman" w:eastAsia="Times New Roman" w:hAnsi="Times New Roman" w:cs="Times New Roman"/>
+        </w:rPr>
+      </w:pPr>
+      <w:r>
+        <w:rPr>
+          <w:rFonts w:ascii="Times New Roman" w:eastAsia="Times New Roman" w:hAnsi="Times New Roman" w:cs="Times New Roman"/>
+        </w:rPr>
+        <w:t xml:space="preserve">    Adding the proper boxplot </w:t>
+      </w:r>
+      <w:proofErr w:type="spellStart"/>
+      <w:r>
+        <w:rPr>
+          <w:rFonts w:ascii="Times New Roman" w:eastAsia="Times New Roman" w:hAnsi="Times New Roman" w:cs="Times New Roman"/>
+        </w:rPr>
+        <w:t>rscript</w:t>
+      </w:r>
+      <w:proofErr w:type="spellEnd"/>
+    </w:p>
+    <w:p>
+      <w:pPr>
+        <w:ind w:left="1080"/>
+        <w:rPr>
+          <w:rFonts w:ascii="Times New Roman" w:eastAsia="Times New Roman" w:hAnsi="Times New Roman" w:cs="Times New Roman"/>
+        </w:rPr>
+      </w:pPr>
+    </w:p>
+    <w:p>
+      <w:pPr>
+        <w:ind w:left="1080"/>
+        <w:rPr>
+          <w:rFonts w:ascii="Times New Roman" w:eastAsia="Times New Roman" w:hAnsi="Times New Roman" w:cs="Times New Roman"/>
+        </w:rPr>
+      </w:pPr>
+      <w:r>
+        <w:rPr>
+          <w:rFonts w:ascii="Times New Roman" w:eastAsia="Times New Roman" w:hAnsi="Times New Roman" w:cs="Times New Roman"/>
+        </w:rPr>
+        <w:t>commit b671e19c6d1ee336189598920807e715e8d3a2c1</w:t>
+      </w:r>
+    </w:p>
+    <w:p>
+      <w:pPr>
+        <w:ind w:left="1080"/>
+        <w:rPr>
+          <w:rFonts w:ascii="Times New Roman" w:eastAsia="Times New Roman" w:hAnsi="Times New Roman" w:cs="Times New Roman"/>
+        </w:rPr>
+      </w:pPr>
+      <w:r>
+        <w:rPr>
+          <w:rFonts w:ascii="Times New Roman" w:eastAsia="Times New Roman" w:hAnsi="Times New Roman" w:cs="Times New Roman"/>
+        </w:rPr>
+        <w:t>Author: Halimat Aminu &lt;ha25adh@herts.ac.uk&gt;</w:t>
+      </w:r>
+    </w:p>
+    <w:p>
+      <w:pPr>
+        <w:ind w:left="1080"/>
+        <w:rPr>
+          <w:rFonts w:ascii="Times New Roman" w:eastAsia="Times New Roman" w:hAnsi="Times New Roman" w:cs="Times New Roman"/>
+        </w:rPr>
+      </w:pPr>
+      <w:r>
+        <w:rPr>
+          <w:rFonts w:ascii="Times New Roman" w:eastAsia="Times New Roman" w:hAnsi="Times New Roman" w:cs="Times New Roman"/>
+        </w:rPr>
+        <w:t>Date:   Sat Dec 6 10:43:12 2025 +0100</w:t>
+      </w:r>
+    </w:p>
+    <w:p>
+      <w:pPr>
+        <w:ind w:left="1080"/>
+        <w:rPr>
+          <w:rFonts w:ascii="Times New Roman" w:eastAsia="Times New Roman" w:hAnsi="Times New Roman" w:cs="Times New Roman"/>
+        </w:rPr>
+      </w:pPr>
+    </w:p>
+    <w:p>
+      <w:pPr>
+        <w:ind w:left="1080"/>
+        <w:rPr>
+          <w:rFonts w:ascii="Times New Roman" w:eastAsia="Times New Roman" w:hAnsi="Times New Roman" w:cs="Times New Roman"/>
+        </w:rPr>
+      </w:pPr>
+      <w:r>
+        <w:rPr>
+          <w:rFonts w:ascii="Times New Roman" w:eastAsia="Times New Roman" w:hAnsi="Times New Roman" w:cs="Times New Roman"/>
+        </w:rPr>
+        <w:t xml:space="preserve">    Adding the boxplot </w:t>
+      </w:r>
+      <w:proofErr w:type="spellStart"/>
+      <w:r>
+        <w:rPr>
+          <w:rFonts w:ascii="Times New Roman" w:eastAsia="Times New Roman" w:hAnsi="Times New Roman" w:cs="Times New Roman"/>
+        </w:rPr>
+        <w:t>rsript</w:t>
+      </w:r>
+      <w:proofErr w:type="spellEnd"/>
+      <w:r>
+        <w:rPr>
+          <w:rFonts w:ascii="Times New Roman" w:eastAsia="Times New Roman" w:hAnsi="Times New Roman" w:cs="Times New Roman"/>
+        </w:rPr>
+        <w:t xml:space="preserve"> for stress levels by occupation</w:t>
+      </w:r>
+    </w:p>
+    <w:p>
+      <w:pPr>
+        <w:ind w:left="1080"/>
+        <w:rPr>
+          <w:rFonts w:ascii="Times New Roman" w:eastAsia="Times New Roman" w:hAnsi="Times New Roman" w:cs="Times New Roman"/>
+        </w:rPr>
+      </w:pPr>
+    </w:p>
+    <w:p>
+      <w:pPr>
+        <w:ind w:left="1080"/>
+        <w:rPr>
+          <w:rFonts w:ascii="Times New Roman" w:eastAsia="Times New Roman" w:hAnsi="Times New Roman" w:cs="Times New Roman"/>
+        </w:rPr>
+      </w:pPr>
+      <w:r>
+        <w:rPr>
+          <w:rFonts w:ascii="Times New Roman" w:eastAsia="Times New Roman" w:hAnsi="Times New Roman" w:cs="Times New Roman"/>
+        </w:rPr>
+        <w:t>commit d8d657df6351625d4f889b5edc8ca33608f1c18c</w:t>
+      </w:r>
+    </w:p>
+    <w:p>
+      <w:pPr>
+        <w:ind w:left="1080"/>
+        <w:rPr>
+          <w:rFonts w:ascii="Times New Roman" w:eastAsia="Times New Roman" w:hAnsi="Times New Roman" w:cs="Times New Roman"/>
+        </w:rPr>
+      </w:pPr>
+      <w:r>
+        <w:rPr>
+          <w:rFonts w:ascii="Times New Roman" w:eastAsia="Times New Roman" w:hAnsi="Times New Roman" w:cs="Times New Roman"/>
+        </w:rPr>
+        <w:t>Merge: 53294ae 8790203</w:t>
+      </w:r>
+    </w:p>
+    <w:p>
+      <w:pPr>
+        <w:ind w:left="1080"/>
+        <w:rPr>
+          <w:rFonts w:ascii="Times New Roman" w:eastAsia="Times New Roman" w:hAnsi="Times New Roman" w:cs="Times New Roman"/>
+        </w:rPr>
+      </w:pPr>
+      <w:r>
+        <w:rPr>
+          <w:rFonts w:ascii="Times New Roman" w:eastAsia="Times New Roman" w:hAnsi="Times New Roman" w:cs="Times New Roman"/>
+        </w:rPr>
+        <w:t>Author: dm19adj &lt;dm19adj@herts.ac.uk&gt;</w:t>
+      </w:r>
+    </w:p>
+    <w:p>
+      <w:pPr>
+        <w:ind w:left="1080"/>
+        <w:rPr>
+          <w:rFonts w:ascii="Times New Roman" w:eastAsia="Times New Roman" w:hAnsi="Times New Roman" w:cs="Times New Roman"/>
+        </w:rPr>
+      </w:pPr>
+      <w:r>
+        <w:rPr>
+          <w:rFonts w:ascii="Times New Roman" w:eastAsia="Times New Roman" w:hAnsi="Times New Roman" w:cs="Times New Roman"/>
+        </w:rPr>
+        <w:t>Date:   Thu Dec 4 14:03:13 2025 +0000</w:t>
+      </w:r>
+    </w:p>
+    <w:p>
+      <w:pPr>
+        <w:ind w:left="1080"/>
+        <w:rPr>
+          <w:rFonts w:ascii="Times New Roman" w:eastAsia="Times New Roman" w:hAnsi="Times New Roman" w:cs="Times New Roman"/>
+        </w:rPr>
+      </w:pPr>
+    </w:p>
+    <w:p>
+      <w:pPr>
+        <w:ind w:left="1080"/>
+        <w:rPr>
+          <w:rFonts w:ascii="Times New Roman" w:eastAsia="Times New Roman" w:hAnsi="Times New Roman" w:cs="Times New Roman"/>
+        </w:rPr>
+      </w:pPr>
+      <w:r>
+        <w:rPr>
+          <w:rFonts w:ascii="Times New Roman" w:eastAsia="Times New Roman" w:hAnsi="Times New Roman" w:cs="Times New Roman"/>
+        </w:rPr>
+        <w:t xml:space="preserve">    Merge branch 'main' of https://github.com/fm25abm/trdcw2</w:t>
+      </w:r>
+    </w:p>
+    <w:p>
+      <w:pPr>
+        <w:ind w:left="1080"/>
+        <w:rPr>
+          <w:rFonts w:ascii="Times New Roman" w:eastAsia="Times New Roman" w:hAnsi="Times New Roman" w:cs="Times New Roman"/>
+        </w:rPr>
+      </w:pPr>
+    </w:p>
+    <w:p>
+      <w:pPr>
+        <w:ind w:left="1080"/>
+        <w:rPr>
+          <w:rFonts w:ascii="Times New Roman" w:eastAsia="Times New Roman" w:hAnsi="Times New Roman" w:cs="Times New Roman"/>
+        </w:rPr>
+      </w:pPr>
+      <w:r>
+        <w:rPr>
+          <w:rFonts w:ascii="Times New Roman" w:eastAsia="Times New Roman" w:hAnsi="Times New Roman" w:cs="Times New Roman"/>
+        </w:rPr>
+        <w:t>commit 53294ae65f743a0c65c0578b1a874a2123126d5c</w:t>
+      </w:r>
+    </w:p>
+    <w:p>
+      <w:pPr>
+        <w:ind w:left="1080"/>
+        <w:rPr>
+          <w:rFonts w:ascii="Times New Roman" w:eastAsia="Times New Roman" w:hAnsi="Times New Roman" w:cs="Times New Roman"/>
+        </w:rPr>
+      </w:pPr>
+      <w:r>
+        <w:rPr>
+          <w:rFonts w:ascii="Times New Roman" w:eastAsia="Times New Roman" w:hAnsi="Times New Roman" w:cs="Times New Roman"/>
+        </w:rPr>
+        <w:t>Merge: d005b9f 6d22ab2</w:t>
+      </w:r>
+    </w:p>
+    <w:p>
+      <w:pPr>
+        <w:ind w:left="1080"/>
+        <w:rPr>
+          <w:rFonts w:ascii="Times New Roman" w:eastAsia="Times New Roman" w:hAnsi="Times New Roman" w:cs="Times New Roman"/>
+        </w:rPr>
+      </w:pPr>
+      <w:r>
+        <w:rPr>
+          <w:rFonts w:ascii="Times New Roman" w:eastAsia="Times New Roman" w:hAnsi="Times New Roman" w:cs="Times New Roman"/>
+        </w:rPr>
+        <w:lastRenderedPageBreak/>
+        <w:t>Author: dm19adj &lt;dm19adj@herts.ac.uk&gt;</w:t>
+      </w:r>
+    </w:p>
+    <w:p>
+      <w:pPr>
+        <w:ind w:left="1080"/>
+        <w:rPr>
+          <w:rFonts w:ascii="Times New Roman" w:eastAsia="Times New Roman" w:hAnsi="Times New Roman" w:cs="Times New Roman"/>
+        </w:rPr>
+      </w:pPr>
+      <w:r>
+        <w:rPr>
+          <w:rFonts w:ascii="Times New Roman" w:eastAsia="Times New Roman" w:hAnsi="Times New Roman" w:cs="Times New Roman"/>
+        </w:rPr>
+        <w:t>Date:   Thu Dec 4 14:00:12 2025 +0000</w:t>
+      </w:r>
+    </w:p>
+    <w:p>
+      <w:pPr>
+        <w:ind w:left="1080"/>
+        <w:rPr>
+          <w:rFonts w:ascii="Times New Roman" w:eastAsia="Times New Roman" w:hAnsi="Times New Roman" w:cs="Times New Roman"/>
+        </w:rPr>
+      </w:pPr>
+    </w:p>
+    <w:p>
+      <w:pPr>
+        <w:ind w:left="1080"/>
+        <w:rPr>
+          <w:rFonts w:ascii="Times New Roman" w:eastAsia="Times New Roman" w:hAnsi="Times New Roman" w:cs="Times New Roman"/>
+        </w:rPr>
+      </w:pPr>
+      <w:r>
+        <w:rPr>
+          <w:rFonts w:ascii="Times New Roman" w:eastAsia="Times New Roman" w:hAnsi="Times New Roman" w:cs="Times New Roman"/>
+        </w:rPr>
+        <w:t xml:space="preserve">    Add script for updated combined stress histogram</w:t>
+      </w:r>
+    </w:p>
+    <w:p>
+      <w:pPr>
+        <w:ind w:left="1080"/>
+        <w:rPr>
+          <w:rFonts w:ascii="Times New Roman" w:eastAsia="Times New Roman" w:hAnsi="Times New Roman" w:cs="Times New Roman"/>
+        </w:rPr>
+      </w:pPr>
+    </w:p>
+    <w:p>
+      <w:pPr>
+        <w:ind w:left="1080"/>
+        <w:rPr>
+          <w:rFonts w:ascii="Times New Roman" w:eastAsia="Times New Roman" w:hAnsi="Times New Roman" w:cs="Times New Roman"/>
+        </w:rPr>
+      </w:pPr>
+      <w:r>
+        <w:rPr>
+          <w:rFonts w:ascii="Times New Roman" w:eastAsia="Times New Roman" w:hAnsi="Times New Roman" w:cs="Times New Roman"/>
+        </w:rPr>
+        <w:t>commit 8790203d29b8726b894398715201f419208f6ed5</w:t>
+      </w:r>
+    </w:p>
+    <w:p>
+      <w:pPr>
+        <w:ind w:left="1080"/>
+        <w:rPr>
+          <w:rFonts w:ascii="Times New Roman" w:eastAsia="Times New Roman" w:hAnsi="Times New Roman" w:cs="Times New Roman"/>
+        </w:rPr>
+      </w:pPr>
+      <w:r>
+        <w:rPr>
+          <w:rFonts w:ascii="Times New Roman" w:eastAsia="Times New Roman" w:hAnsi="Times New Roman" w:cs="Times New Roman"/>
+        </w:rPr>
+        <w:t>Merge: d005b9f 6d22ab2</w:t>
+      </w:r>
+    </w:p>
+    <w:p>
+      <w:pPr>
+        <w:ind w:left="1080"/>
+        <w:rPr>
+          <w:rFonts w:ascii="Times New Roman" w:eastAsia="Times New Roman" w:hAnsi="Times New Roman" w:cs="Times New Roman"/>
+        </w:rPr>
+      </w:pPr>
+      <w:r>
+        <w:rPr>
+          <w:rFonts w:ascii="Times New Roman" w:eastAsia="Times New Roman" w:hAnsi="Times New Roman" w:cs="Times New Roman"/>
+        </w:rPr>
+        <w:t>Author: dm19adj &lt;dm19adj@herts.ac.uk&gt;</w:t>
+      </w:r>
+    </w:p>
+    <w:p>
+      <w:pPr>
+        <w:ind w:left="1080"/>
+        <w:rPr>
+          <w:rFonts w:ascii="Times New Roman" w:eastAsia="Times New Roman" w:hAnsi="Times New Roman" w:cs="Times New Roman"/>
+        </w:rPr>
+      </w:pPr>
+      <w:r>
+        <w:rPr>
+          <w:rFonts w:ascii="Times New Roman" w:eastAsia="Times New Roman" w:hAnsi="Times New Roman" w:cs="Times New Roman"/>
+        </w:rPr>
+        <w:t>Date:   Thu Dec 4 14:00:12 2025 +0000</w:t>
+      </w:r>
+    </w:p>
+    <w:p>
+      <w:pPr>
+        <w:ind w:left="1080"/>
+        <w:rPr>
+          <w:rFonts w:ascii="Times New Roman" w:eastAsia="Times New Roman" w:hAnsi="Times New Roman" w:cs="Times New Roman"/>
+        </w:rPr>
+      </w:pPr>
+    </w:p>
+    <w:p>
+      <w:pPr>
+        <w:ind w:left="1080"/>
+        <w:rPr>
+          <w:rFonts w:ascii="Times New Roman" w:eastAsia="Times New Roman" w:hAnsi="Times New Roman" w:cs="Times New Roman"/>
+        </w:rPr>
+      </w:pPr>
+      <w:r>
+        <w:rPr>
+          <w:rFonts w:ascii="Times New Roman" w:eastAsia="Times New Roman" w:hAnsi="Times New Roman" w:cs="Times New Roman"/>
+        </w:rPr>
+        <w:t xml:space="preserve">    Merge branch 'main' of https://github.com/fm25abm/trdcw2</w:t>
+      </w:r>
+    </w:p>
+    <w:p>
+      <w:pPr>
+        <w:ind w:left="1080"/>
+        <w:rPr>
+          <w:rFonts w:ascii="Times New Roman" w:eastAsia="Times New Roman" w:hAnsi="Times New Roman" w:cs="Times New Roman"/>
+        </w:rPr>
+      </w:pPr>
+    </w:p>
+    <w:p>
+      <w:pPr>
+        <w:ind w:left="1080"/>
+        <w:rPr>
+          <w:rFonts w:ascii="Times New Roman" w:eastAsia="Times New Roman" w:hAnsi="Times New Roman" w:cs="Times New Roman"/>
+        </w:rPr>
+      </w:pPr>
+      <w:r>
+        <w:rPr>
+          <w:rFonts w:ascii="Times New Roman" w:eastAsia="Times New Roman" w:hAnsi="Times New Roman" w:cs="Times New Roman"/>
+        </w:rPr>
+        <w:t>commit d005b9fdb8b80bc075526505c33f5c36630c06ac</w:t>
+      </w:r>
+    </w:p>
+    <w:p>
+      <w:pPr>
+        <w:ind w:left="1080"/>
+        <w:rPr>
+          <w:rFonts w:ascii="Times New Roman" w:eastAsia="Times New Roman" w:hAnsi="Times New Roman" w:cs="Times New Roman"/>
+        </w:rPr>
+      </w:pPr>
+      <w:r>
+        <w:rPr>
+          <w:rFonts w:ascii="Times New Roman" w:eastAsia="Times New Roman" w:hAnsi="Times New Roman" w:cs="Times New Roman"/>
+        </w:rPr>
+        <w:t>Author: dm19adj &lt;dm19adj@herts.ac.uk&gt;</w:t>
+      </w:r>
+    </w:p>
+    <w:p>
+      <w:pPr>
+        <w:ind w:left="1080"/>
+        <w:rPr>
+          <w:rFonts w:ascii="Times New Roman" w:eastAsia="Times New Roman" w:hAnsi="Times New Roman" w:cs="Times New Roman"/>
+        </w:rPr>
+      </w:pPr>
+      <w:r>
+        <w:rPr>
+          <w:rFonts w:ascii="Times New Roman" w:eastAsia="Times New Roman" w:hAnsi="Times New Roman" w:cs="Times New Roman"/>
+        </w:rPr>
+        <w:t>Date:   Mon Dec 1 21:22:35 2025 +0000</w:t>
+      </w:r>
+    </w:p>
+    <w:p>
+      <w:pPr>
+        <w:ind w:left="1080"/>
+        <w:rPr>
+          <w:rFonts w:ascii="Times New Roman" w:eastAsia="Times New Roman" w:hAnsi="Times New Roman" w:cs="Times New Roman"/>
+        </w:rPr>
+      </w:pPr>
+    </w:p>
+    <w:p>
+      <w:pPr>
+        <w:ind w:left="1080"/>
+        <w:rPr>
+          <w:rFonts w:ascii="Times New Roman" w:eastAsia="Times New Roman" w:hAnsi="Times New Roman" w:cs="Times New Roman"/>
+        </w:rPr>
+      </w:pPr>
+      <w:r>
+        <w:rPr>
+          <w:rFonts w:ascii="Times New Roman" w:eastAsia="Times New Roman" w:hAnsi="Times New Roman" w:cs="Times New Roman"/>
+        </w:rPr>
+        <w:t xml:space="preserve">    Add outputs with plots and histogram</w:t>
+      </w:r>
+    </w:p>
+    <w:p>
+      <w:pPr>
+        <w:ind w:left="1080"/>
+        <w:rPr>
+          <w:rFonts w:ascii="Times New Roman" w:eastAsia="Times New Roman" w:hAnsi="Times New Roman" w:cs="Times New Roman"/>
+        </w:rPr>
+      </w:pPr>
+    </w:p>
+    <w:p>
+      <w:pPr>
+        <w:ind w:left="1080"/>
+        <w:rPr>
+          <w:rFonts w:ascii="Times New Roman" w:eastAsia="Times New Roman" w:hAnsi="Times New Roman" w:cs="Times New Roman"/>
+        </w:rPr>
+      </w:pPr>
+      <w:r>
+        <w:rPr>
+          <w:rFonts w:ascii="Times New Roman" w:eastAsia="Times New Roman" w:hAnsi="Times New Roman" w:cs="Times New Roman"/>
+        </w:rPr>
+        <w:t>commit 6d22ab2f8891d87c626a82d1b773883519d87790</w:t>
+      </w:r>
+    </w:p>
+    <w:p>
+      <w:pPr>
+        <w:ind w:left="1080"/>
+        <w:rPr>
+          <w:rFonts w:ascii="Times New Roman" w:eastAsia="Times New Roman" w:hAnsi="Times New Roman" w:cs="Times New Roman"/>
+        </w:rPr>
+      </w:pPr>
+      <w:r>
+        <w:rPr>
+          <w:rFonts w:ascii="Times New Roman" w:eastAsia="Times New Roman" w:hAnsi="Times New Roman" w:cs="Times New Roman"/>
+        </w:rPr>
+        <w:t>Author: dm19adj &lt;dm19adj@herts.ac.uk&gt;</w:t>
+      </w:r>
+    </w:p>
+    <w:p>
+      <w:pPr>
+        <w:ind w:left="1080"/>
+        <w:rPr>
+          <w:rFonts w:ascii="Times New Roman" w:eastAsia="Times New Roman" w:hAnsi="Times New Roman" w:cs="Times New Roman"/>
+        </w:rPr>
+      </w:pPr>
+      <w:r>
+        <w:rPr>
+          <w:rFonts w:ascii="Times New Roman" w:eastAsia="Times New Roman" w:hAnsi="Times New Roman" w:cs="Times New Roman"/>
+        </w:rPr>
+        <w:t>Date:   Mon Dec 1 21:22:35 2025 +0000</w:t>
+      </w:r>
+    </w:p>
+    <w:p>
+      <w:pPr>
+        <w:ind w:left="1080"/>
+        <w:rPr>
+          <w:rFonts w:ascii="Times New Roman" w:eastAsia="Times New Roman" w:hAnsi="Times New Roman" w:cs="Times New Roman"/>
+        </w:rPr>
+      </w:pPr>
+    </w:p>
+    <w:p>
+      <w:pPr>
+        <w:ind w:left="1080"/>
+        <w:rPr>
+          <w:rFonts w:ascii="Times New Roman" w:eastAsia="Times New Roman" w:hAnsi="Times New Roman" w:cs="Times New Roman"/>
+        </w:rPr>
+      </w:pPr>
+      <w:r>
+        <w:rPr>
+          <w:rFonts w:ascii="Times New Roman" w:eastAsia="Times New Roman" w:hAnsi="Times New Roman" w:cs="Times New Roman"/>
+        </w:rPr>
+        <w:t xml:space="preserve">    Add outputs with plots and histogram</w:t>
+      </w:r>
+    </w:p>
+    <w:p>
+      <w:pPr>
+        <w:ind w:left="1080"/>
+        <w:rPr>
+          <w:rFonts w:ascii="Times New Roman" w:eastAsia="Times New Roman" w:hAnsi="Times New Roman" w:cs="Times New Roman"/>
+        </w:rPr>
+      </w:pPr>
+    </w:p>
+    <w:p>
+      <w:pPr>
+        <w:ind w:left="1080"/>
+        <w:rPr>
+          <w:rFonts w:ascii="Times New Roman" w:eastAsia="Times New Roman" w:hAnsi="Times New Roman" w:cs="Times New Roman"/>
+        </w:rPr>
+      </w:pPr>
+      <w:r>
+        <w:rPr>
+          <w:rFonts w:ascii="Times New Roman" w:eastAsia="Times New Roman" w:hAnsi="Times New Roman" w:cs="Times New Roman"/>
+        </w:rPr>
+        <w:t>commit a21e7b6b145c607271b55fd9dc1f035841b0e13b</w:t>
+      </w:r>
+    </w:p>
+    <w:p>
+      <w:pPr>
+        <w:ind w:left="1080"/>
+        <w:rPr>
+          <w:rFonts w:ascii="Times New Roman" w:eastAsia="Times New Roman" w:hAnsi="Times New Roman" w:cs="Times New Roman"/>
+        </w:rPr>
+      </w:pPr>
+      <w:r>
+        <w:rPr>
+          <w:rFonts w:ascii="Times New Roman" w:eastAsia="Times New Roman" w:hAnsi="Times New Roman" w:cs="Times New Roman"/>
+        </w:rPr>
+        <w:t>Merge: 1e4cca2 9962fa2</w:t>
+      </w:r>
+    </w:p>
+    <w:p>
+      <w:pPr>
+        <w:ind w:left="1080"/>
+        <w:rPr>
+          <w:rFonts w:ascii="Times New Roman" w:eastAsia="Times New Roman" w:hAnsi="Times New Roman" w:cs="Times New Roman"/>
+        </w:rPr>
+      </w:pPr>
+      <w:r>
+        <w:rPr>
+          <w:rFonts w:ascii="Times New Roman" w:eastAsia="Times New Roman" w:hAnsi="Times New Roman" w:cs="Times New Roman"/>
+        </w:rPr>
+        <w:t>Author: dm19adj &lt;dm19adj@herts.ac.uk&gt;</w:t>
+      </w:r>
+    </w:p>
+    <w:p>
+      <w:pPr>
+        <w:ind w:left="1080"/>
+        <w:rPr>
+          <w:rFonts w:ascii="Times New Roman" w:eastAsia="Times New Roman" w:hAnsi="Times New Roman" w:cs="Times New Roman"/>
+        </w:rPr>
+      </w:pPr>
+      <w:r>
+        <w:rPr>
+          <w:rFonts w:ascii="Times New Roman" w:eastAsia="Times New Roman" w:hAnsi="Times New Roman" w:cs="Times New Roman"/>
+        </w:rPr>
+        <w:t>Date:   Mon Dec 1 21:11:38 2025 +0000</w:t>
+      </w:r>
+    </w:p>
+    <w:p>
+      <w:pPr>
+        <w:ind w:left="1080"/>
+        <w:rPr>
+          <w:rFonts w:ascii="Times New Roman" w:eastAsia="Times New Roman" w:hAnsi="Times New Roman" w:cs="Times New Roman"/>
+        </w:rPr>
+      </w:pPr>
+    </w:p>
+    <w:p>
+      <w:pPr>
+        <w:ind w:left="1080"/>
+        <w:rPr>
+          <w:rFonts w:ascii="Times New Roman" w:eastAsia="Times New Roman" w:hAnsi="Times New Roman" w:cs="Times New Roman"/>
+        </w:rPr>
+      </w:pPr>
+      <w:r>
+        <w:rPr>
+          <w:rFonts w:ascii="Times New Roman" w:eastAsia="Times New Roman" w:hAnsi="Times New Roman" w:cs="Times New Roman"/>
+        </w:rPr>
+        <w:t xml:space="preserve">    Merge branch 'main' of https://github.com/fm25abm/trdcw2</w:t>
+      </w:r>
+    </w:p>
+    <w:p>
+      <w:pPr>
+        <w:ind w:left="1080"/>
+        <w:rPr>
+          <w:rFonts w:ascii="Times New Roman" w:eastAsia="Times New Roman" w:hAnsi="Times New Roman" w:cs="Times New Roman"/>
+        </w:rPr>
+      </w:pPr>
+    </w:p>
+    <w:p>
+      <w:pPr>
+        <w:ind w:left="1080"/>
+        <w:rPr>
+          <w:rFonts w:ascii="Times New Roman" w:eastAsia="Times New Roman" w:hAnsi="Times New Roman" w:cs="Times New Roman"/>
+        </w:rPr>
+      </w:pPr>
+      <w:r>
+        <w:rPr>
+          <w:rFonts w:ascii="Times New Roman" w:eastAsia="Times New Roman" w:hAnsi="Times New Roman" w:cs="Times New Roman"/>
+        </w:rPr>
+        <w:t>commit 1e4cca2292990f972edfd82be3cbd646a2052662</w:t>
+      </w:r>
+    </w:p>
+    <w:p>
+      <w:pPr>
+        <w:ind w:left="1080"/>
+        <w:rPr>
+          <w:rFonts w:ascii="Times New Roman" w:eastAsia="Times New Roman" w:hAnsi="Times New Roman" w:cs="Times New Roman"/>
+        </w:rPr>
+      </w:pPr>
+      <w:r>
+        <w:rPr>
+          <w:rFonts w:ascii="Times New Roman" w:eastAsia="Times New Roman" w:hAnsi="Times New Roman" w:cs="Times New Roman"/>
+        </w:rPr>
+        <w:t>Merge: cad3b40 009efeb</w:t>
+      </w:r>
+    </w:p>
+    <w:p>
+      <w:pPr>
+        <w:ind w:left="1080"/>
+        <w:rPr>
+          <w:rFonts w:ascii="Times New Roman" w:eastAsia="Times New Roman" w:hAnsi="Times New Roman" w:cs="Times New Roman"/>
+        </w:rPr>
+      </w:pPr>
+      <w:r>
+        <w:rPr>
+          <w:rFonts w:ascii="Times New Roman" w:eastAsia="Times New Roman" w:hAnsi="Times New Roman" w:cs="Times New Roman"/>
+        </w:rPr>
+        <w:t>Author: dm19adj &lt;dm19adj@herts.ac.uk&gt;</w:t>
+      </w:r>
+    </w:p>
+    <w:p>
+      <w:pPr>
+        <w:ind w:left="1080"/>
+        <w:rPr>
+          <w:rFonts w:ascii="Times New Roman" w:eastAsia="Times New Roman" w:hAnsi="Times New Roman" w:cs="Times New Roman"/>
+        </w:rPr>
+      </w:pPr>
+      <w:r>
+        <w:rPr>
+          <w:rFonts w:ascii="Times New Roman" w:eastAsia="Times New Roman" w:hAnsi="Times New Roman" w:cs="Times New Roman"/>
+        </w:rPr>
+        <w:t>Date:   Mon Dec 1 14:21:47 2025 +0000</w:t>
+      </w:r>
+    </w:p>
+    <w:p>
+      <w:pPr>
+        <w:ind w:left="1080"/>
+        <w:rPr>
+          <w:rFonts w:ascii="Times New Roman" w:eastAsia="Times New Roman" w:hAnsi="Times New Roman" w:cs="Times New Roman"/>
+        </w:rPr>
+      </w:pPr>
+    </w:p>
+    <w:p>
+      <w:pPr>
+        <w:ind w:left="1080"/>
+        <w:rPr>
+          <w:rFonts w:ascii="Times New Roman" w:eastAsia="Times New Roman" w:hAnsi="Times New Roman" w:cs="Times New Roman"/>
+        </w:rPr>
+      </w:pPr>
+      <w:r>
+        <w:rPr>
+          <w:rFonts w:ascii="Times New Roman" w:eastAsia="Times New Roman" w:hAnsi="Times New Roman" w:cs="Times New Roman"/>
+        </w:rPr>
+        <w:t xml:space="preserve">    Merge branch 'main' of https://github.com/fm25abm/trdcw2</w:t>
+      </w:r>
+    </w:p>
+    <w:p>
+      <w:pPr>
+        <w:ind w:left="1080"/>
+        <w:rPr>
+          <w:rFonts w:ascii="Times New Roman" w:eastAsia="Times New Roman" w:hAnsi="Times New Roman" w:cs="Times New Roman"/>
+        </w:rPr>
+      </w:pPr>
+    </w:p>
+    <w:p>
+      <w:pPr>
+        <w:ind w:left="1080"/>
+        <w:rPr>
+          <w:rFonts w:ascii="Times New Roman" w:eastAsia="Times New Roman" w:hAnsi="Times New Roman" w:cs="Times New Roman"/>
+        </w:rPr>
+      </w:pPr>
+      <w:r>
+        <w:rPr>
+          <w:rFonts w:ascii="Times New Roman" w:eastAsia="Times New Roman" w:hAnsi="Times New Roman" w:cs="Times New Roman"/>
+        </w:rPr>
+        <w:t>commit 9962fa2252788707ff73c75764aa924ee12bc9e1</w:t>
+      </w:r>
+    </w:p>
+    <w:p>
+      <w:pPr>
+        <w:ind w:left="1080"/>
+        <w:rPr>
+          <w:rFonts w:ascii="Times New Roman" w:eastAsia="Times New Roman" w:hAnsi="Times New Roman" w:cs="Times New Roman"/>
+        </w:rPr>
+      </w:pPr>
+      <w:r>
+        <w:rPr>
+          <w:rFonts w:ascii="Times New Roman" w:eastAsia="Times New Roman" w:hAnsi="Times New Roman" w:cs="Times New Roman"/>
+        </w:rPr>
+        <w:t>Merge: cad3b40 009efeb</w:t>
+      </w:r>
+    </w:p>
+    <w:p>
+      <w:pPr>
+        <w:ind w:left="1080"/>
+        <w:rPr>
+          <w:rFonts w:ascii="Times New Roman" w:eastAsia="Times New Roman" w:hAnsi="Times New Roman" w:cs="Times New Roman"/>
+        </w:rPr>
+      </w:pPr>
+      <w:r>
+        <w:rPr>
+          <w:rFonts w:ascii="Times New Roman" w:eastAsia="Times New Roman" w:hAnsi="Times New Roman" w:cs="Times New Roman"/>
+        </w:rPr>
+        <w:t>Author: dm19adj &lt;dm19adj@herts.ac.uk&gt;</w:t>
+      </w:r>
+    </w:p>
+    <w:p>
+      <w:pPr>
+        <w:ind w:left="1080"/>
+        <w:rPr>
+          <w:rFonts w:ascii="Times New Roman" w:eastAsia="Times New Roman" w:hAnsi="Times New Roman" w:cs="Times New Roman"/>
+        </w:rPr>
+      </w:pPr>
+      <w:r>
+        <w:rPr>
+          <w:rFonts w:ascii="Times New Roman" w:eastAsia="Times New Roman" w:hAnsi="Times New Roman" w:cs="Times New Roman"/>
+        </w:rPr>
+        <w:t>Date:   Mon Dec 1 14:21:47 2025 +0000</w:t>
+      </w:r>
+    </w:p>
+    <w:p>
+      <w:pPr>
+        <w:ind w:left="1080"/>
+        <w:rPr>
+          <w:rFonts w:ascii="Times New Roman" w:eastAsia="Times New Roman" w:hAnsi="Times New Roman" w:cs="Times New Roman"/>
+        </w:rPr>
+      </w:pPr>
+    </w:p>
+    <w:p>
+      <w:pPr>
+        <w:ind w:left="1080"/>
+        <w:rPr>
+          <w:rFonts w:ascii="Times New Roman" w:eastAsia="Times New Roman" w:hAnsi="Times New Roman" w:cs="Times New Roman"/>
+        </w:rPr>
+      </w:pPr>
+      <w:r>
+        <w:rPr>
+          <w:rFonts w:ascii="Times New Roman" w:eastAsia="Times New Roman" w:hAnsi="Times New Roman" w:cs="Times New Roman"/>
+        </w:rPr>
+        <w:t xml:space="preserve">    Merge branch 'main' of https://github.com/fm25abm/trdcw2</w:t>
+      </w:r>
+    </w:p>
+    <w:p>
+      <w:pPr>
+        <w:ind w:left="1080"/>
+        <w:rPr>
+          <w:rFonts w:ascii="Times New Roman" w:eastAsia="Times New Roman" w:hAnsi="Times New Roman" w:cs="Times New Roman"/>
+        </w:rPr>
+      </w:pPr>
+    </w:p>
+    <w:p>
+      <w:pPr>
+        <w:ind w:left="1080"/>
+        <w:rPr>
+          <w:rFonts w:ascii="Times New Roman" w:eastAsia="Times New Roman" w:hAnsi="Times New Roman" w:cs="Times New Roman"/>
+        </w:rPr>
+      </w:pPr>
+      <w:r>
+        <w:rPr>
+          <w:rFonts w:ascii="Times New Roman" w:eastAsia="Times New Roman" w:hAnsi="Times New Roman" w:cs="Times New Roman"/>
+        </w:rPr>
+        <w:t>commit cad3b4038f59a1ee4fa734c679c78257e3e7946b</w:t>
+      </w:r>
+    </w:p>
+    <w:p>
+      <w:pPr>
+        <w:ind w:left="1080"/>
+        <w:rPr>
+          <w:rFonts w:ascii="Times New Roman" w:eastAsia="Times New Roman" w:hAnsi="Times New Roman" w:cs="Times New Roman"/>
+        </w:rPr>
+      </w:pPr>
+      <w:r>
+        <w:rPr>
+          <w:rFonts w:ascii="Times New Roman" w:eastAsia="Times New Roman" w:hAnsi="Times New Roman" w:cs="Times New Roman"/>
+        </w:rPr>
+        <w:t>Author: dm19adj &lt;dm19adj@herts.ac.uk&gt;</w:t>
+      </w:r>
+    </w:p>
+    <w:p>
+      <w:pPr>
+        <w:ind w:left="1080"/>
+        <w:rPr>
+          <w:rFonts w:ascii="Times New Roman" w:eastAsia="Times New Roman" w:hAnsi="Times New Roman" w:cs="Times New Roman"/>
+        </w:rPr>
+      </w:pPr>
+      <w:r>
+        <w:rPr>
+          <w:rFonts w:ascii="Times New Roman" w:eastAsia="Times New Roman" w:hAnsi="Times New Roman" w:cs="Times New Roman"/>
+        </w:rPr>
+        <w:t>Date:   Mon Dec 1 14:15:15 2025 +0000</w:t>
+      </w:r>
+    </w:p>
+    <w:p>
+      <w:pPr>
+        <w:ind w:left="1080"/>
+        <w:rPr>
+          <w:rFonts w:ascii="Times New Roman" w:eastAsia="Times New Roman" w:hAnsi="Times New Roman" w:cs="Times New Roman"/>
+        </w:rPr>
+      </w:pPr>
+    </w:p>
+    <w:p>
+      <w:pPr>
+        <w:ind w:left="1080"/>
+        <w:rPr>
+          <w:rFonts w:ascii="Times New Roman" w:eastAsia="Times New Roman" w:hAnsi="Times New Roman" w:cs="Times New Roman"/>
+        </w:rPr>
+      </w:pPr>
+      <w:r>
+        <w:rPr>
+          <w:rFonts w:ascii="Times New Roman" w:eastAsia="Times New Roman" w:hAnsi="Times New Roman" w:cs="Times New Roman"/>
+        </w:rPr>
+        <w:t xml:space="preserve">    Add </w:t>
+      </w:r>
+      <w:proofErr w:type="spellStart"/>
+      <w:r>
+        <w:rPr>
+          <w:rFonts w:ascii="Times New Roman" w:eastAsia="Times New Roman" w:hAnsi="Times New Roman" w:cs="Times New Roman"/>
+        </w:rPr>
+        <w:t>R_files</w:t>
+      </w:r>
+      <w:proofErr w:type="spellEnd"/>
+      <w:r>
+        <w:rPr>
+          <w:rFonts w:ascii="Times New Roman" w:eastAsia="Times New Roman" w:hAnsi="Times New Roman" w:cs="Times New Roman"/>
+        </w:rPr>
+        <w:t xml:space="preserve"> (scripts) in this folder</w:t>
+      </w:r>
+    </w:p>
+    <w:p>
+      <w:pPr>
+        <w:ind w:left="1080"/>
+        <w:rPr>
+          <w:rFonts w:ascii="Times New Roman" w:eastAsia="Times New Roman" w:hAnsi="Times New Roman" w:cs="Times New Roman"/>
+        </w:rPr>
+      </w:pPr>
+    </w:p>
+    <w:p>
+      <w:pPr>
+        <w:ind w:left="1080"/>
+        <w:rPr>
+          <w:rFonts w:ascii="Times New Roman" w:eastAsia="Times New Roman" w:hAnsi="Times New Roman" w:cs="Times New Roman"/>
+        </w:rPr>
+      </w:pPr>
+      <w:r>
+        <w:rPr>
+          <w:rFonts w:ascii="Times New Roman" w:eastAsia="Times New Roman" w:hAnsi="Times New Roman" w:cs="Times New Roman"/>
+        </w:rPr>
+        <w:t>commit 009efebb6a28ba67801650c55534143b90de7b62</w:t>
+      </w:r>
+    </w:p>
+    <w:p>
+      <w:pPr>
+        <w:ind w:left="1080"/>
+        <w:rPr>
+          <w:rFonts w:ascii="Times New Roman" w:eastAsia="Times New Roman" w:hAnsi="Times New Roman" w:cs="Times New Roman"/>
+        </w:rPr>
+      </w:pPr>
+      <w:r>
+        <w:rPr>
+          <w:rFonts w:ascii="Times New Roman" w:eastAsia="Times New Roman" w:hAnsi="Times New Roman" w:cs="Times New Roman"/>
+        </w:rPr>
+        <w:t>Author: fm25abm &lt;fm25abm@herts.ac.uk&gt;</w:t>
+      </w:r>
+    </w:p>
+    <w:p>
+      <w:pPr>
+        <w:ind w:left="1080"/>
+        <w:rPr>
+          <w:rFonts w:ascii="Times New Roman" w:eastAsia="Times New Roman" w:hAnsi="Times New Roman" w:cs="Times New Roman"/>
+        </w:rPr>
+      </w:pPr>
+      <w:r>
+        <w:rPr>
+          <w:rFonts w:ascii="Times New Roman" w:eastAsia="Times New Roman" w:hAnsi="Times New Roman" w:cs="Times New Roman"/>
+        </w:rPr>
+        <w:t>Date:   Mon Dec 1 14:12:31 2025 +0000</w:t>
+      </w:r>
+    </w:p>
+    <w:p>
+      <w:pPr>
+        <w:ind w:left="1080"/>
+        <w:rPr>
+          <w:rFonts w:ascii="Times New Roman" w:eastAsia="Times New Roman" w:hAnsi="Times New Roman" w:cs="Times New Roman"/>
+        </w:rPr>
+      </w:pPr>
+    </w:p>
+    <w:p>
+      <w:pPr>
+        <w:ind w:left="1080"/>
+        <w:rPr>
+          <w:rFonts w:ascii="Times New Roman" w:eastAsia="Times New Roman" w:hAnsi="Times New Roman" w:cs="Times New Roman"/>
+        </w:rPr>
+      </w:pPr>
+      <w:r>
+        <w:rPr>
+          <w:rFonts w:ascii="Times New Roman" w:eastAsia="Times New Roman" w:hAnsi="Times New Roman" w:cs="Times New Roman"/>
+        </w:rPr>
+        <w:t xml:space="preserve">    Added separate folders</w:t>
+      </w:r>
+    </w:p>
+    <w:p>
+      <w:pPr>
+        <w:ind w:left="1080"/>
+        <w:rPr>
+          <w:rFonts w:ascii="Times New Roman" w:eastAsia="Times New Roman" w:hAnsi="Times New Roman" w:cs="Times New Roman"/>
+        </w:rPr>
+      </w:pPr>
+    </w:p>
+    <w:p>
+      <w:pPr>
+        <w:ind w:left="1080"/>
+        <w:rPr>
+          <w:rFonts w:ascii="Times New Roman" w:eastAsia="Times New Roman" w:hAnsi="Times New Roman" w:cs="Times New Roman"/>
+        </w:rPr>
+      </w:pPr>
+      <w:r>
+        <w:rPr>
+          <w:rFonts w:ascii="Times New Roman" w:eastAsia="Times New Roman" w:hAnsi="Times New Roman" w:cs="Times New Roman"/>
+        </w:rPr>
+        <w:t>commit dafb1499f143c97c9e97f4756e2f2a786412f537</w:t>
+      </w:r>
+    </w:p>
+    <w:p>
+      <w:pPr>
+        <w:ind w:left="1080"/>
+        <w:rPr>
+          <w:rFonts w:ascii="Times New Roman" w:eastAsia="Times New Roman" w:hAnsi="Times New Roman" w:cs="Times New Roman"/>
+        </w:rPr>
+      </w:pPr>
+      <w:r>
+        <w:rPr>
+          <w:rFonts w:ascii="Times New Roman" w:eastAsia="Times New Roman" w:hAnsi="Times New Roman" w:cs="Times New Roman"/>
+        </w:rPr>
+        <w:t>Author: fm25abm &lt;fm25abm@herts.ac.uk&gt;</w:t>
+      </w:r>
+    </w:p>
+    <w:p>
+      <w:pPr>
+        <w:ind w:left="1080"/>
+        <w:rPr>
+          <w:rFonts w:ascii="Times New Roman" w:eastAsia="Times New Roman" w:hAnsi="Times New Roman" w:cs="Times New Roman"/>
+        </w:rPr>
+      </w:pPr>
+      <w:r>
+        <w:rPr>
+          <w:rFonts w:ascii="Times New Roman" w:eastAsia="Times New Roman" w:hAnsi="Times New Roman" w:cs="Times New Roman"/>
+        </w:rPr>
+        <w:t>Date:   Mon Dec 1 14:04:19 2025 +0000</w:t>
+      </w:r>
+    </w:p>
+    <w:p>
+      <w:pPr>
+        <w:ind w:left="1080"/>
+        <w:rPr>
+          <w:rFonts w:ascii="Times New Roman" w:eastAsia="Times New Roman" w:hAnsi="Times New Roman" w:cs="Times New Roman"/>
+        </w:rPr>
+      </w:pPr>
+    </w:p>
+    <w:p>
+      <w:pPr>
+        <w:ind w:left="1080"/>
+        <w:rPr>
+          <w:rFonts w:ascii="Times New Roman" w:eastAsia="Times New Roman" w:hAnsi="Times New Roman" w:cs="Times New Roman"/>
+        </w:rPr>
+      </w:pPr>
+      <w:r>
+        <w:rPr>
+          <w:rFonts w:ascii="Times New Roman" w:eastAsia="Times New Roman" w:hAnsi="Times New Roman" w:cs="Times New Roman"/>
+        </w:rPr>
+        <w:t xml:space="preserve">    Changed file name</w:t>
+      </w:r>
+    </w:p>
+    <w:p>
+      <w:pPr>
+        <w:ind w:left="1080"/>
+        <w:rPr>
+          <w:rFonts w:ascii="Times New Roman" w:eastAsia="Times New Roman" w:hAnsi="Times New Roman" w:cs="Times New Roman"/>
+        </w:rPr>
+      </w:pPr>
+    </w:p>
+    <w:p>
+      <w:pPr>
+        <w:ind w:left="1080"/>
+        <w:rPr>
+          <w:rFonts w:ascii="Times New Roman" w:eastAsia="Times New Roman" w:hAnsi="Times New Roman" w:cs="Times New Roman"/>
+        </w:rPr>
+      </w:pPr>
+      <w:r>
+        <w:rPr>
+          <w:rFonts w:ascii="Times New Roman" w:eastAsia="Times New Roman" w:hAnsi="Times New Roman" w:cs="Times New Roman"/>
+        </w:rPr>
+        <w:t>commit fd1c5c9c2d349d2a473074c1d40d7b339762d016</w:t>
+      </w:r>
+    </w:p>
+    <w:p>
+      <w:pPr>
+        <w:ind w:left="1080"/>
+        <w:rPr>
+          <w:rFonts w:ascii="Times New Roman" w:eastAsia="Times New Roman" w:hAnsi="Times New Roman" w:cs="Times New Roman"/>
+        </w:rPr>
+      </w:pPr>
+      <w:r>
+        <w:rPr>
+          <w:rFonts w:ascii="Times New Roman" w:eastAsia="Times New Roman" w:hAnsi="Times New Roman" w:cs="Times New Roman"/>
+        </w:rPr>
+        <w:t>Author: fm25abm &lt;fm25abm@herts.ac.uk&gt;</w:t>
+      </w:r>
+    </w:p>
+    <w:p>
+      <w:pPr>
+        <w:ind w:left="1080"/>
+        <w:rPr>
+          <w:rFonts w:ascii="Times New Roman" w:eastAsia="Times New Roman" w:hAnsi="Times New Roman" w:cs="Times New Roman"/>
+        </w:rPr>
+      </w:pPr>
+      <w:r>
+        <w:rPr>
+          <w:rFonts w:ascii="Times New Roman" w:eastAsia="Times New Roman" w:hAnsi="Times New Roman" w:cs="Times New Roman"/>
+        </w:rPr>
+        <w:t>Date:   Mon Dec 1 13:59:34 2025 +0000</w:t>
+      </w:r>
+    </w:p>
+    <w:p>
+      <w:pPr>
+        <w:ind w:left="1080"/>
+        <w:rPr>
+          <w:rFonts w:ascii="Times New Roman" w:eastAsia="Times New Roman" w:hAnsi="Times New Roman" w:cs="Times New Roman"/>
+        </w:rPr>
+      </w:pPr>
+    </w:p>
+    <w:p>
+      <w:pPr>
+        <w:ind w:left="1080"/>
+        <w:rPr>
+          <w:rFonts w:ascii="Times New Roman" w:eastAsia="Times New Roman" w:hAnsi="Times New Roman" w:cs="Times New Roman"/>
+        </w:rPr>
+      </w:pPr>
+      <w:r>
+        <w:rPr>
+          <w:rFonts w:ascii="Times New Roman" w:eastAsia="Times New Roman" w:hAnsi="Times New Roman" w:cs="Times New Roman"/>
+        </w:rPr>
+        <w:t xml:space="preserve">    Updated introductory info</w:t>
+      </w:r>
+    </w:p>
+    <w:p>
+      <w:pPr>
+        <w:ind w:left="1080"/>
+        <w:rPr>
+          <w:rFonts w:ascii="Times New Roman" w:eastAsia="Times New Roman" w:hAnsi="Times New Roman" w:cs="Times New Roman"/>
+        </w:rPr>
+      </w:pPr>
+    </w:p>
+    <w:p>
+      <w:pPr>
+        <w:ind w:left="1080"/>
+        <w:rPr>
+          <w:rFonts w:ascii="Times New Roman" w:eastAsia="Times New Roman" w:hAnsi="Times New Roman" w:cs="Times New Roman"/>
+        </w:rPr>
+      </w:pPr>
+      <w:r>
+        <w:rPr>
+          <w:rFonts w:ascii="Times New Roman" w:eastAsia="Times New Roman" w:hAnsi="Times New Roman" w:cs="Times New Roman"/>
+        </w:rPr>
+        <w:t>commit a89bf2bb196007ace990aad1a76c49f569c7dff0</w:t>
+      </w:r>
+    </w:p>
+    <w:p>
+      <w:pPr>
+        <w:ind w:left="1080"/>
+        <w:rPr>
+          <w:rFonts w:ascii="Times New Roman" w:eastAsia="Times New Roman" w:hAnsi="Times New Roman" w:cs="Times New Roman"/>
+        </w:rPr>
+      </w:pPr>
+      <w:r>
+        <w:rPr>
+          <w:rFonts w:ascii="Times New Roman" w:eastAsia="Times New Roman" w:hAnsi="Times New Roman" w:cs="Times New Roman"/>
+        </w:rPr>
+        <w:t>Author: ha25adh &lt;ha25adh@herts.ac.uk&gt;</w:t>
+      </w:r>
+    </w:p>
+    <w:p>
+      <w:pPr>
+        <w:ind w:left="1080"/>
+        <w:rPr>
+          <w:rFonts w:ascii="Times New Roman" w:eastAsia="Times New Roman" w:hAnsi="Times New Roman" w:cs="Times New Roman"/>
+        </w:rPr>
+      </w:pPr>
+      <w:r>
+        <w:rPr>
+          <w:rFonts w:ascii="Times New Roman" w:eastAsia="Times New Roman" w:hAnsi="Times New Roman" w:cs="Times New Roman"/>
+        </w:rPr>
+        <w:t>Date:   Sun Nov 30 21:04:01 2025 +0100</w:t>
+      </w:r>
+    </w:p>
+    <w:p>
+      <w:pPr>
+        <w:ind w:left="1080"/>
+        <w:rPr>
+          <w:rFonts w:ascii="Times New Roman" w:eastAsia="Times New Roman" w:hAnsi="Times New Roman" w:cs="Times New Roman"/>
+        </w:rPr>
+      </w:pPr>
+    </w:p>
+    <w:p>
+      <w:pPr>
+        <w:ind w:left="1080"/>
+        <w:rPr>
+          <w:rFonts w:ascii="Times New Roman" w:eastAsia="Times New Roman" w:hAnsi="Times New Roman" w:cs="Times New Roman"/>
+        </w:rPr>
+      </w:pPr>
+      <w:r>
+        <w:rPr>
+          <w:rFonts w:ascii="Times New Roman" w:eastAsia="Times New Roman" w:hAnsi="Times New Roman" w:cs="Times New Roman"/>
+        </w:rPr>
+        <w:t xml:space="preserve">    Add files via upload</w:t>
+      </w:r>
+    </w:p>
+    <w:p>
+      <w:pPr>
+        <w:ind w:left="1080"/>
+        <w:rPr>
+          <w:rFonts w:ascii="Times New Roman" w:eastAsia="Times New Roman" w:hAnsi="Times New Roman" w:cs="Times New Roman"/>
+        </w:rPr>
+      </w:pPr>
+      <w:r>
+        <w:rPr>
+          <w:rFonts w:ascii="Times New Roman" w:eastAsia="Times New Roman" w:hAnsi="Times New Roman" w:cs="Times New Roman"/>
+        </w:rPr>
+        <w:t xml:space="preserve">    </w:t>
+      </w:r>
+    </w:p>
+    <w:p>
+      <w:pPr>
+        <w:ind w:left="1080"/>
+        <w:rPr>
+          <w:rFonts w:ascii="Times New Roman" w:eastAsia="Times New Roman" w:hAnsi="Times New Roman" w:cs="Times New Roman"/>
+        </w:rPr>
+      </w:pPr>
+      <w:r>
+        <w:rPr>
+          <w:rFonts w:ascii="Times New Roman" w:eastAsia="Times New Roman" w:hAnsi="Times New Roman" w:cs="Times New Roman"/>
+        </w:rPr>
+        <w:t xml:space="preserve">    Addition of boxplot and histogram to the demo presentation for dataset visualization</w:t>
+      </w:r>
+    </w:p>
+    <w:p>
+      <w:pPr>
+        <w:ind w:left="1080"/>
+        <w:rPr>
+          <w:rFonts w:ascii="Times New Roman" w:eastAsia="Times New Roman" w:hAnsi="Times New Roman" w:cs="Times New Roman"/>
+        </w:rPr>
+      </w:pPr>
+    </w:p>
+    <w:p>
+      <w:pPr>
+        <w:ind w:left="1080"/>
+        <w:rPr>
+          <w:rFonts w:ascii="Times New Roman" w:eastAsia="Times New Roman" w:hAnsi="Times New Roman" w:cs="Times New Roman"/>
+        </w:rPr>
+      </w:pPr>
+      <w:r>
+        <w:rPr>
+          <w:rFonts w:ascii="Times New Roman" w:eastAsia="Times New Roman" w:hAnsi="Times New Roman" w:cs="Times New Roman"/>
+        </w:rPr>
+        <w:t>commit 243860f86cd68b3d4f547e45d9a4cf8452fd1a24</w:t>
+      </w:r>
+    </w:p>
+    <w:p>
+      <w:pPr>
+        <w:ind w:left="1080"/>
+        <w:rPr>
+          <w:rFonts w:ascii="Times New Roman" w:eastAsia="Times New Roman" w:hAnsi="Times New Roman" w:cs="Times New Roman"/>
+        </w:rPr>
+      </w:pPr>
+      <w:r>
+        <w:rPr>
+          <w:rFonts w:ascii="Times New Roman" w:eastAsia="Times New Roman" w:hAnsi="Times New Roman" w:cs="Times New Roman"/>
+        </w:rPr>
+        <w:t>Author: ha25adh &lt;ha25adh@herts.ac.uk&gt;</w:t>
+      </w:r>
+    </w:p>
+    <w:p>
+      <w:pPr>
+        <w:ind w:left="1080"/>
+        <w:rPr>
+          <w:rFonts w:ascii="Times New Roman" w:eastAsia="Times New Roman" w:hAnsi="Times New Roman" w:cs="Times New Roman"/>
+        </w:rPr>
+      </w:pPr>
+      <w:r>
+        <w:rPr>
+          <w:rFonts w:ascii="Times New Roman" w:eastAsia="Times New Roman" w:hAnsi="Times New Roman" w:cs="Times New Roman"/>
+        </w:rPr>
+        <w:t>Date:   Sun Nov 30 09:45:02 2025 +0000</w:t>
+      </w:r>
+    </w:p>
+    <w:p>
+      <w:pPr>
+        <w:ind w:left="1080"/>
+        <w:rPr>
+          <w:rFonts w:ascii="Times New Roman" w:eastAsia="Times New Roman" w:hAnsi="Times New Roman" w:cs="Times New Roman"/>
+        </w:rPr>
+      </w:pPr>
+    </w:p>
+    <w:p>
+      <w:pPr>
+        <w:ind w:left="1080"/>
+        <w:rPr>
+          <w:rFonts w:ascii="Times New Roman" w:eastAsia="Times New Roman" w:hAnsi="Times New Roman" w:cs="Times New Roman"/>
+        </w:rPr>
+      </w:pPr>
+      <w:r>
+        <w:rPr>
+          <w:rFonts w:ascii="Times New Roman" w:eastAsia="Times New Roman" w:hAnsi="Times New Roman" w:cs="Times New Roman"/>
+        </w:rPr>
+        <w:t xml:space="preserve">    Moving the csv file to a dataset folder</w:t>
+      </w:r>
+    </w:p>
+    <w:p>
+      <w:pPr>
+        <w:ind w:left="1080"/>
+        <w:rPr>
+          <w:rFonts w:ascii="Times New Roman" w:eastAsia="Times New Roman" w:hAnsi="Times New Roman" w:cs="Times New Roman"/>
+        </w:rPr>
+      </w:pPr>
+    </w:p>
+    <w:p>
+      <w:pPr>
+        <w:ind w:left="1080"/>
+        <w:rPr>
+          <w:rFonts w:ascii="Times New Roman" w:eastAsia="Times New Roman" w:hAnsi="Times New Roman" w:cs="Times New Roman"/>
+        </w:rPr>
+      </w:pPr>
+      <w:r>
+        <w:rPr>
+          <w:rFonts w:ascii="Times New Roman" w:eastAsia="Times New Roman" w:hAnsi="Times New Roman" w:cs="Times New Roman"/>
+        </w:rPr>
+        <w:t>commit bf738d4c06bd6063c483feb9414aa024ae3bca6d</w:t>
+      </w:r>
+    </w:p>
+    <w:p>
+      <w:pPr>
+        <w:ind w:left="1080"/>
+        <w:rPr>
+          <w:rFonts w:ascii="Times New Roman" w:eastAsia="Times New Roman" w:hAnsi="Times New Roman" w:cs="Times New Roman"/>
+        </w:rPr>
+      </w:pPr>
+      <w:r>
+        <w:rPr>
+          <w:rFonts w:ascii="Times New Roman" w:eastAsia="Times New Roman" w:hAnsi="Times New Roman" w:cs="Times New Roman"/>
+        </w:rPr>
+        <w:t>Author: ha25adh &lt;ha25adh@herts.ac.uk&gt;</w:t>
+      </w:r>
+    </w:p>
+    <w:p>
+      <w:pPr>
+        <w:ind w:left="1080"/>
+        <w:rPr>
+          <w:rFonts w:ascii="Times New Roman" w:eastAsia="Times New Roman" w:hAnsi="Times New Roman" w:cs="Times New Roman"/>
+        </w:rPr>
+      </w:pPr>
+      <w:r>
+        <w:rPr>
+          <w:rFonts w:ascii="Times New Roman" w:eastAsia="Times New Roman" w:hAnsi="Times New Roman" w:cs="Times New Roman"/>
+        </w:rPr>
+        <w:t>Date:   Sun Nov 30 09:39:57 2025 +0000</w:t>
+      </w:r>
+    </w:p>
+    <w:p>
+      <w:pPr>
+        <w:ind w:left="1080"/>
+        <w:rPr>
+          <w:rFonts w:ascii="Times New Roman" w:eastAsia="Times New Roman" w:hAnsi="Times New Roman" w:cs="Times New Roman"/>
+        </w:rPr>
+      </w:pPr>
+    </w:p>
+    <w:p>
+      <w:pPr>
+        <w:ind w:left="1080"/>
+        <w:rPr>
+          <w:rFonts w:ascii="Times New Roman" w:eastAsia="Times New Roman" w:hAnsi="Times New Roman" w:cs="Times New Roman"/>
+        </w:rPr>
+      </w:pPr>
+      <w:r>
+        <w:rPr>
+          <w:rFonts w:ascii="Times New Roman" w:eastAsia="Times New Roman" w:hAnsi="Times New Roman" w:cs="Times New Roman"/>
+        </w:rPr>
+        <w:t xml:space="preserve">    Add files via upload</w:t>
+      </w:r>
+    </w:p>
+    <w:p>
+      <w:pPr>
+        <w:ind w:left="1080"/>
+        <w:rPr>
+          <w:rFonts w:ascii="Times New Roman" w:eastAsia="Times New Roman" w:hAnsi="Times New Roman" w:cs="Times New Roman"/>
+        </w:rPr>
+      </w:pPr>
+      <w:r>
+        <w:rPr>
+          <w:rFonts w:ascii="Times New Roman" w:eastAsia="Times New Roman" w:hAnsi="Times New Roman" w:cs="Times New Roman"/>
+        </w:rPr>
+        <w:t xml:space="preserve">    </w:t>
+      </w:r>
+    </w:p>
+    <w:p>
+      <w:pPr>
+        <w:ind w:left="1080"/>
+        <w:rPr>
+          <w:rFonts w:ascii="Times New Roman" w:eastAsia="Times New Roman" w:hAnsi="Times New Roman" w:cs="Times New Roman"/>
+        </w:rPr>
+      </w:pPr>
+      <w:r>
+        <w:rPr>
+          <w:rFonts w:ascii="Times New Roman" w:eastAsia="Times New Roman" w:hAnsi="Times New Roman" w:cs="Times New Roman"/>
+        </w:rPr>
+        <w:t xml:space="preserve">    The group's dataset: Lifestyle and sleep patterns</w:t>
+      </w:r>
+    </w:p>
+    <w:p>
+      <w:pPr>
+        <w:ind w:left="1080"/>
+        <w:rPr>
+          <w:rFonts w:ascii="Times New Roman" w:eastAsia="Times New Roman" w:hAnsi="Times New Roman" w:cs="Times New Roman"/>
+        </w:rPr>
+      </w:pPr>
+    </w:p>
+    <w:p>
+      <w:pPr>
+        <w:ind w:left="1080"/>
+        <w:rPr>
+          <w:rFonts w:ascii="Times New Roman" w:eastAsia="Times New Roman" w:hAnsi="Times New Roman" w:cs="Times New Roman"/>
+        </w:rPr>
+      </w:pPr>
+      <w:r>
+        <w:rPr>
+          <w:rFonts w:ascii="Times New Roman" w:eastAsia="Times New Roman" w:hAnsi="Times New Roman" w:cs="Times New Roman"/>
+        </w:rPr>
+        <w:t>commit 7d4971e400bf0a004f50b9bd4f057a11f7f01666</w:t>
+      </w:r>
+    </w:p>
+    <w:p>
+      <w:pPr>
+        <w:ind w:left="1080"/>
+        <w:rPr>
+          <w:rFonts w:ascii="Times New Roman" w:eastAsia="Times New Roman" w:hAnsi="Times New Roman" w:cs="Times New Roman"/>
+        </w:rPr>
+      </w:pPr>
+      <w:r>
+        <w:rPr>
+          <w:rFonts w:ascii="Times New Roman" w:eastAsia="Times New Roman" w:hAnsi="Times New Roman" w:cs="Times New Roman"/>
+        </w:rPr>
+        <w:t>Author: fm25abm &lt;fm25abm@herts.ac.uk&gt;</w:t>
+      </w:r>
+    </w:p>
+    <w:p>
+      <w:pPr>
+        <w:ind w:left="1080"/>
+        <w:rPr>
+          <w:rFonts w:ascii="Times New Roman" w:eastAsia="Times New Roman" w:hAnsi="Times New Roman" w:cs="Times New Roman"/>
+        </w:rPr>
+      </w:pPr>
+      <w:r>
+        <w:rPr>
+          <w:rFonts w:ascii="Times New Roman" w:eastAsia="Times New Roman" w:hAnsi="Times New Roman" w:cs="Times New Roman"/>
+        </w:rPr>
+        <w:t>Date:   Mon Nov 24 15:06:29 2025 +0000</w:t>
+      </w:r>
+    </w:p>
+    <w:p>
+      <w:pPr>
+        <w:ind w:left="1080"/>
+        <w:rPr>
+          <w:rFonts w:ascii="Times New Roman" w:eastAsia="Times New Roman" w:hAnsi="Times New Roman" w:cs="Times New Roman"/>
+        </w:rPr>
+      </w:pPr>
+    </w:p>
+    <w:p>
+      <w:pPr>
+        <w:ind w:left="1080"/>
+        <w:rPr>
+          <w:rFonts w:ascii="Times New Roman" w:eastAsia="Times New Roman" w:hAnsi="Times New Roman" w:cs="Times New Roman"/>
+        </w:rPr>
+      </w:pPr>
+      <w:r>
+        <w:rPr>
+          <w:rFonts w:ascii="Times New Roman" w:eastAsia="Times New Roman" w:hAnsi="Times New Roman" w:cs="Times New Roman"/>
+        </w:rPr>
+        <w:t xml:space="preserve">    Created README.md file</w:t>
+      </w:r>
+    </w:p>
+    <w:p>
+      <w:pPr>
+        <w:ind w:left="1080"/>
+        <w:rPr>
+          <w:rFonts w:ascii="Times New Roman" w:eastAsia="Times New Roman" w:hAnsi="Times New Roman" w:cs="Times New Roman"/>
+        </w:rPr>
+      </w:pPr>
+    </w:p>
+    <w:p>
+      <w:pPr>
+        <w:ind w:left="1080"/>
+        <w:rPr>
+          <w:rFonts w:ascii="Times New Roman" w:eastAsia="Times New Roman" w:hAnsi="Times New Roman" w:cs="Times New Roman"/>
+        </w:rPr>
+      </w:pPr>
+      <w:r>
+        <w:rPr>
+          <w:rFonts w:ascii="Times New Roman" w:eastAsia="Times New Roman" w:hAnsi="Times New Roman" w:cs="Times New Roman"/>
+        </w:rPr>
+        <w:t>commit cf11ff82371e1d71b3da4063b6332653982002ad</w:t>
+      </w:r>
+    </w:p>
+    <w:p>
+      <w:pPr>
+        <w:ind w:left="1080"/>
+        <w:rPr>
+          <w:rFonts w:ascii="Times New Roman" w:eastAsia="Times New Roman" w:hAnsi="Times New Roman" w:cs="Times New Roman"/>
+        </w:rPr>
+      </w:pPr>
+      <w:r>
+        <w:rPr>
+          <w:rFonts w:ascii="Times New Roman" w:eastAsia="Times New Roman" w:hAnsi="Times New Roman" w:cs="Times New Roman"/>
+        </w:rPr>
+        <w:t>Author: fm25abm &lt;fm25abm@herts.ac.uk&gt;</w:t>
+      </w:r>
+    </w:p>
+    <w:p>
+      <w:pPr>
+        <w:ind w:left="1080"/>
+        <w:rPr>
+          <w:rFonts w:ascii="Times New Roman" w:eastAsia="Times New Roman" w:hAnsi="Times New Roman" w:cs="Times New Roman"/>
+        </w:rPr>
+      </w:pPr>
+      <w:r>
+        <w:rPr>
+          <w:rFonts w:ascii="Times New Roman" w:eastAsia="Times New Roman" w:hAnsi="Times New Roman" w:cs="Times New Roman"/>
+        </w:rPr>
+        <w:lastRenderedPageBreak/>
+        <w:t>Date:   Mon Nov 24 14:57:39 2025 +0000</w:t>
+      </w:r>
+    </w:p>
+    <w:p>
+      <w:pPr>
+        <w:ind w:left="1080"/>
+        <w:rPr>
+          <w:rFonts w:ascii="Times New Roman" w:eastAsia="Times New Roman" w:hAnsi="Times New Roman" w:cs="Times New Roman"/>
+        </w:rPr>
+      </w:pPr>
+    </w:p>
+    <w:p>
+      <w:pPr>
+        <w:ind w:left="1080"/>
+        <w:rPr>
+          <w:rFonts w:ascii="Times New Roman" w:eastAsia="Times New Roman" w:hAnsi="Times New Roman" w:cs="Times New Roman"/>
+        </w:rPr>
+      </w:pPr>
+      <w:r>
+        <w:rPr>
+          <w:rFonts w:ascii="Times New Roman" w:eastAsia="Times New Roman" w:hAnsi="Times New Roman" w:cs="Times New Roman"/>
+        </w:rPr>
+        <w:t xml:space="preserve">    Demo template removed</w:t>
+      </w:r>
+    </w:p>
+    <w:p>
+      <w:pPr>
+        <w:ind w:left="1080"/>
+        <w:rPr>
+          <w:rFonts w:ascii="Times New Roman" w:eastAsia="Times New Roman" w:hAnsi="Times New Roman" w:cs="Times New Roman"/>
+        </w:rPr>
+      </w:pPr>
+    </w:p>
+    <w:p>
+      <w:pPr>
+        <w:ind w:left="1080"/>
+        <w:rPr>
+          <w:rFonts w:ascii="Times New Roman" w:eastAsia="Times New Roman" w:hAnsi="Times New Roman" w:cs="Times New Roman"/>
+        </w:rPr>
+      </w:pPr>
+      <w:r>
+        <w:rPr>
+          <w:rFonts w:ascii="Times New Roman" w:eastAsia="Times New Roman" w:hAnsi="Times New Roman" w:cs="Times New Roman"/>
+        </w:rPr>
+        <w:t>commit 4022108ff13fe168f6432cfda74886ed27293856</w:t>
+      </w:r>
+    </w:p>
+    <w:p>
+      <w:pPr>
+        <w:ind w:left="1080"/>
+        <w:rPr>
+          <w:rFonts w:ascii="Times New Roman" w:eastAsia="Times New Roman" w:hAnsi="Times New Roman" w:cs="Times New Roman"/>
+        </w:rPr>
+      </w:pPr>
+      <w:r>
+        <w:rPr>
+          <w:rFonts w:ascii="Times New Roman" w:eastAsia="Times New Roman" w:hAnsi="Times New Roman" w:cs="Times New Roman"/>
+        </w:rPr>
+        <w:t>Author: fm25abm &lt;fm25abm@herts.ac.uk&gt;</w:t>
+      </w:r>
+    </w:p>
+    <w:p>
+      <w:pPr>
+        <w:ind w:left="1080"/>
+        <w:rPr>
+          <w:rFonts w:ascii="Times New Roman" w:eastAsia="Times New Roman" w:hAnsi="Times New Roman" w:cs="Times New Roman"/>
+        </w:rPr>
+      </w:pPr>
+      <w:r>
+        <w:rPr>
+          <w:rFonts w:ascii="Times New Roman" w:eastAsia="Times New Roman" w:hAnsi="Times New Roman" w:cs="Times New Roman"/>
+        </w:rPr>
+        <w:t>Date:   Mon Nov 24 14:45:40 2025 +0000</w:t>
+      </w:r>
+    </w:p>
+    <w:p>
+      <w:pPr>
+        <w:ind w:left="1080"/>
+        <w:rPr>
+          <w:rFonts w:ascii="Times New Roman" w:eastAsia="Times New Roman" w:hAnsi="Times New Roman" w:cs="Times New Roman"/>
+        </w:rPr>
+      </w:pPr>
+    </w:p>
+    <w:p>
+      <w:pPr>
+        <w:ind w:left="1080"/>
+        <w:rPr>
+          <w:rFonts w:ascii="Times New Roman" w:eastAsia="Times New Roman" w:hAnsi="Times New Roman" w:cs="Times New Roman"/>
+        </w:rPr>
+      </w:pPr>
+      <w:r>
+        <w:rPr>
+          <w:rFonts w:ascii="Times New Roman" w:eastAsia="Times New Roman" w:hAnsi="Times New Roman" w:cs="Times New Roman"/>
+        </w:rPr>
+        <w:t xml:space="preserve">    Demo Presentation for 24 Nov 2025</w:t>
+      </w:r>
+    </w:p>
+    <w:p>
+      <w:pPr>
+        <w:ind w:left="1080"/>
+        <w:rPr>
+          <w:rFonts w:ascii="Times New Roman" w:eastAsia="Times New Roman" w:hAnsi="Times New Roman" w:cs="Times New Roman"/>
+        </w:rPr>
+      </w:pPr>
+    </w:p>
+    <w:p>
+      <w:pPr>
+        <w:ind w:left="1080"/>
+        <w:rPr>
+          <w:rFonts w:ascii="Times New Roman" w:eastAsia="Times New Roman" w:hAnsi="Times New Roman" w:cs="Times New Roman"/>
+        </w:rPr>
+      </w:pPr>
+      <w:r>
+        <w:rPr>
+          <w:rFonts w:ascii="Times New Roman" w:eastAsia="Times New Roman" w:hAnsi="Times New Roman" w:cs="Times New Roman"/>
+        </w:rPr>
+        <w:t>commit f3b41a75a9e70bbfd8cd71f3a62d6e61f3e84c32</w:t>
+      </w:r>
+    </w:p>
+    <w:p>
+      <w:pPr>
+        <w:ind w:left="1080"/>
+        <w:rPr>
+          <w:rFonts w:ascii="Times New Roman" w:eastAsia="Times New Roman" w:hAnsi="Times New Roman" w:cs="Times New Roman"/>
+        </w:rPr>
+      </w:pPr>
+      <w:r>
+        <w:rPr>
+          <w:rFonts w:ascii="Times New Roman" w:eastAsia="Times New Roman" w:hAnsi="Times New Roman" w:cs="Times New Roman"/>
+        </w:rPr>
+        <w:t>Author: fm25abm &lt;fm25abm@herts.ac.uk&gt;</w:t>
+      </w:r>
+    </w:p>
+    <w:p>
+      <w:pPr>
+        <w:ind w:left="1080"/>
+        <w:rPr>
+          <w:rFonts w:ascii="Times New Roman" w:eastAsia="Times New Roman" w:hAnsi="Times New Roman" w:cs="Times New Roman"/>
+        </w:rPr>
+      </w:pPr>
+      <w:r>
+        <w:rPr>
+          <w:rFonts w:ascii="Times New Roman" w:eastAsia="Times New Roman" w:hAnsi="Times New Roman" w:cs="Times New Roman"/>
+        </w:rPr>
+        <w:t>Date:   Mon Nov 24 14:40:34 2025 +0000</w:t>
+      </w:r>
+    </w:p>
+    <w:p>
+      <w:pPr>
+        <w:ind w:left="1080"/>
+        <w:rPr>
+          <w:rFonts w:ascii="Times New Roman" w:eastAsia="Times New Roman" w:hAnsi="Times New Roman" w:cs="Times New Roman"/>
+        </w:rPr>
+      </w:pPr>
+    </w:p>
+    <w:p>
+      <w:pPr>
+        <w:ind w:left="1080"/>
+        <w:rPr>
+          <w:rFonts w:ascii="Times New Roman" w:eastAsia="Times New Roman" w:hAnsi="Times New Roman" w:cs="Times New Roman"/>
+        </w:rPr>
+      </w:pPr>
+      <w:r>
+        <w:rPr>
+          <w:rFonts w:ascii="Times New Roman" w:eastAsia="Times New Roman" w:hAnsi="Times New Roman" w:cs="Times New Roman"/>
+        </w:rPr>
+        <w:t xml:space="preserve">    Demo Presentation and Report Templates from Canvas</w:t>
       </w:r>
     </w:p>
     <w:p>
@@ -12757,6 +20868,7 @@
   <w:style w:type="character" w:default="1" w:styleId="DefaultParagraphFont">
     <w:name w:val="Default Paragraph Font"/>
     <w:uiPriority w:val="1"/>
+    <w:semiHidden/>
     <w:unhideWhenUsed/>
   </w:style>
   <w:style w:type="table" w:default="1" w:styleId="TableNormal">
@@ -13420,6 +21532,7 @@
     <w:rsid w:val="00A33D86"/>
     <w:rsid w:val="00A64B4D"/>
     <w:rsid w:val="00B1466C"/>
+    <w:rsid w:val="00B609B2"/>
     <w:rsid w:val="00C0617B"/>
     <w:rsid w:val="00D13753"/>
     <w:rsid w:val="00D63E2A"/>
